--- a/GDD.docx
+++ b/GDD.docx
@@ -1126,8 +1126,6 @@
             <w:jc w:val="center"/>
             <w:textAlignment w:val="auto"/>
           </w:pPr>
-          <w:bookmarkStart w:id="40" w:name="_GoBack"/>
-          <w:bookmarkEnd w:id="40"/>
           <w:r>
             <w:rPr>
               <w:rFonts w:ascii="宋体" w:hAnsi="宋体" w:eastAsia="宋体"/>
@@ -4544,7 +4542,6 @@
             <w:insideH w:val="single" w:color="000000" w:sz="4" w:space="0"/>
             <w:insideV w:val="single" w:color="000000" w:sz="4" w:space="0"/>
           </w:tblBorders>
-          <w:shd w:val="clear" w:color="auto" w:fill="FFFFFF"/>
           <w:tblCellMar>
             <w:top w:w="15" w:type="dxa"/>
             <w:left w:w="15" w:type="dxa"/>
@@ -4758,7 +4755,6 @@
             <w:insideH w:val="single" w:color="000000" w:sz="4" w:space="0"/>
             <w:insideV w:val="single" w:color="000000" w:sz="4" w:space="0"/>
           </w:tblBorders>
-          <w:shd w:val="clear" w:color="auto" w:fill="FFFFFF"/>
           <w:tblCellMar>
             <w:top w:w="15" w:type="dxa"/>
             <w:left w:w="15" w:type="dxa"/>
@@ -4972,7 +4968,6 @@
             <w:insideH w:val="single" w:color="000000" w:sz="4" w:space="0"/>
             <w:insideV w:val="single" w:color="000000" w:sz="4" w:space="0"/>
           </w:tblBorders>
-          <w:shd w:val="clear" w:color="auto" w:fill="FFFFFF"/>
           <w:tblCellMar>
             <w:top w:w="15" w:type="dxa"/>
             <w:left w:w="15" w:type="dxa"/>
@@ -7859,7 +7854,6 @@
             <w:insideH w:val="none" w:color="auto" w:sz="0" w:space="0"/>
             <w:insideV w:val="none" w:color="auto" w:sz="0" w:space="0"/>
           </w:tblBorders>
-          <w:shd w:val="clear" w:color="auto" w:fill="FFFFFF"/>
           <w:tblCellMar>
             <w:top w:w="15" w:type="dxa"/>
             <w:left w:w="15" w:type="dxa"/>
@@ -8289,6 +8283,7 @@
             <w:insideH w:val="none" w:color="auto" w:sz="0" w:space="0"/>
             <w:insideV w:val="none" w:color="auto" w:sz="0" w:space="0"/>
           </w:tblBorders>
+          <w:shd w:val="clear" w:color="auto" w:fill="FFFFFF"/>
           <w:tblCellMar>
             <w:top w:w="15" w:type="dxa"/>
             <w:left w:w="15" w:type="dxa"/>
@@ -8715,6 +8710,7 @@
             <w:insideH w:val="none" w:color="auto" w:sz="0" w:space="0"/>
             <w:insideV w:val="none" w:color="auto" w:sz="0" w:space="0"/>
           </w:tblBorders>
+          <w:shd w:val="clear" w:color="auto" w:fill="FFFFFF"/>
           <w:tblCellMar>
             <w:top w:w="15" w:type="dxa"/>
             <w:left w:w="15" w:type="dxa"/>
@@ -9660,6 +9656,7 @@
             <w:insideH w:val="none" w:color="auto" w:sz="0" w:space="0"/>
             <w:insideV w:val="none" w:color="auto" w:sz="0" w:space="0"/>
           </w:tblBorders>
+          <w:shd w:val="clear" w:color="auto" w:fill="FFFFFF"/>
           <w:tblCellMar>
             <w:top w:w="15" w:type="dxa"/>
             <w:left w:w="15" w:type="dxa"/>
@@ -9876,6 +9873,7 @@
             <w:insideH w:val="none" w:color="auto" w:sz="0" w:space="0"/>
             <w:insideV w:val="none" w:color="auto" w:sz="0" w:space="0"/>
           </w:tblBorders>
+          <w:shd w:val="clear" w:color="auto" w:fill="FFFFFF"/>
           <w:tblCellMar>
             <w:top w:w="15" w:type="dxa"/>
             <w:left w:w="15" w:type="dxa"/>
@@ -10089,6 +10087,7 @@
             <w:insideH w:val="none" w:color="auto" w:sz="0" w:space="0"/>
             <w:insideV w:val="none" w:color="auto" w:sz="0" w:space="0"/>
           </w:tblBorders>
+          <w:shd w:val="clear" w:color="auto" w:fill="FFFFFF"/>
           <w:tblCellMar>
             <w:top w:w="15" w:type="dxa"/>
             <w:left w:w="15" w:type="dxa"/>
@@ -11670,7 +11669,7 @@
           <w:sz w:val="18"/>
           <w:szCs w:val="18"/>
         </w:rPr>
-        <w:t>StampCorridor/</w:t>
+        <w:t>Glyph/</w:t>
       </w:r>
     </w:p>
     <w:p>
@@ -11746,6 +11745,8 @@
         </w:rPr>
         <w:t>│   ├── Core/</w:t>
       </w:r>
+      <w:bookmarkStart w:id="40" w:name="_GoBack"/>
+      <w:bookmarkEnd w:id="40"/>
     </w:p>
     <w:p>
       <w:pPr>
@@ -13298,6 +13299,7 @@
             <w:insideH w:val="none" w:color="auto" w:sz="0" w:space="0"/>
             <w:insideV w:val="none" w:color="auto" w:sz="0" w:space="0"/>
           </w:tblBorders>
+          <w:shd w:val="clear" w:color="auto" w:fill="FFFFFF"/>
           <w:tblCellMar>
             <w:top w:w="15" w:type="dxa"/>
             <w:left w:w="15" w:type="dxa"/>
@@ -13467,6 +13469,186 @@
                 <w:lang w:val="en-US" w:eastAsia="zh-CN" w:bidi="ar"/>
               </w:rPr>
               <w:t>蓝图实现</w:t>
+            </w:r>
+          </w:p>
+        </w:tc>
+      </w:tr>
+      <w:tr>
+        <w:tblPrEx>
+          <w:tblBorders>
+            <w:top w:val="none" w:color="auto" w:sz="0" w:space="0"/>
+            <w:left w:val="none" w:color="auto" w:sz="0" w:space="0"/>
+            <w:bottom w:val="none" w:color="auto" w:sz="0" w:space="0"/>
+            <w:right w:val="none" w:color="auto" w:sz="0" w:space="0"/>
+            <w:insideH w:val="none" w:color="auto" w:sz="0" w:space="0"/>
+            <w:insideV w:val="none" w:color="auto" w:sz="0" w:space="0"/>
+          </w:tblBorders>
+          <w:tblCellMar>
+            <w:top w:w="15" w:type="dxa"/>
+            <w:left w:w="15" w:type="dxa"/>
+            <w:bottom w:w="15" w:type="dxa"/>
+            <w:right w:w="15" w:type="dxa"/>
+          </w:tblCellMar>
+        </w:tblPrEx>
+        <w:tc>
+          <w:tcPr>
+            <w:tcW w:w="657" w:type="pct"/>
+            <w:tcBorders>
+              <w:top w:val="single" w:color="auto" w:sz="4" w:space="0"/>
+              <w:left w:val="single" w:color="auto" w:sz="4" w:space="0"/>
+              <w:bottom w:val="single" w:color="auto" w:sz="4" w:space="0"/>
+              <w:right w:val="single" w:color="auto" w:sz="4" w:space="0"/>
+            </w:tcBorders>
+            <w:shd w:val="clear" w:color="auto" w:fill="auto"/>
+            <w:tcMar>
+              <w:top w:w="100" w:type="dxa"/>
+              <w:left w:w="0" w:type="dxa"/>
+              <w:bottom w:w="100" w:type="dxa"/>
+              <w:right w:w="160" w:type="dxa"/>
+            </w:tcMar>
+            <w:vAlign w:val="center"/>
+          </w:tcPr>
+          <w:p>
+            <w:pPr>
+              <w:keepNext w:val="0"/>
+              <w:keepLines w:val="0"/>
+              <w:widowControl/>
+              <w:suppressLineNumbers w:val="0"/>
+              <w:spacing w:line="250" w:lineRule="atLeast"/>
+              <w:jc w:val="center"/>
+              <w:rPr>
+                <w:rFonts w:hint="default" w:ascii="Times New Roman" w:hAnsi="Times New Roman" w:eastAsia="宋体" w:cs="Times New Roman"/>
+                <w:i w:val="0"/>
+                <w:iCs w:val="0"/>
+                <w:caps w:val="0"/>
+                <w:color w:val="0F1115"/>
+                <w:spacing w:val="0"/>
+                <w:sz w:val="18"/>
+                <w:szCs w:val="18"/>
+              </w:rPr>
+            </w:pPr>
+            <w:r>
+              <w:rPr>
+                <w:rFonts w:hint="default" w:ascii="Times New Roman" w:hAnsi="Times New Roman" w:eastAsia="宋体" w:cs="Times New Roman"/>
+                <w:i w:val="0"/>
+                <w:iCs w:val="0"/>
+                <w:caps w:val="0"/>
+                <w:color w:val="0F1115"/>
+                <w:spacing w:val="0"/>
+                <w:kern w:val="0"/>
+                <w:sz w:val="18"/>
+                <w:szCs w:val="18"/>
+                <w:lang w:val="en-US" w:eastAsia="zh-CN" w:bidi="ar"/>
+              </w:rPr>
+              <w:t>刻印基类</w:t>
+            </w:r>
+          </w:p>
+        </w:tc>
+        <w:tc>
+          <w:tcPr>
+            <w:tcW w:w="2151" w:type="pct"/>
+            <w:tcBorders>
+              <w:top w:val="single" w:color="auto" w:sz="4" w:space="0"/>
+              <w:left w:val="single" w:color="auto" w:sz="4" w:space="0"/>
+              <w:bottom w:val="single" w:color="auto" w:sz="4" w:space="0"/>
+              <w:right w:val="single" w:color="auto" w:sz="4" w:space="0"/>
+            </w:tcBorders>
+            <w:shd w:val="clear" w:color="auto" w:fill="auto"/>
+            <w:tcMar>
+              <w:top w:w="100" w:type="dxa"/>
+              <w:left w:w="160" w:type="dxa"/>
+              <w:bottom w:w="100" w:type="dxa"/>
+              <w:right w:w="160" w:type="dxa"/>
+            </w:tcMar>
+            <w:vAlign w:val="center"/>
+          </w:tcPr>
+          <w:p>
+            <w:pPr>
+              <w:keepNext w:val="0"/>
+              <w:keepLines w:val="0"/>
+              <w:widowControl/>
+              <w:suppressLineNumbers w:val="0"/>
+              <w:spacing w:line="250" w:lineRule="atLeast"/>
+              <w:jc w:val="center"/>
+              <w:rPr>
+                <w:rFonts w:hint="default" w:ascii="Times New Roman" w:hAnsi="Times New Roman" w:eastAsia="宋体" w:cs="Times New Roman"/>
+                <w:i w:val="0"/>
+                <w:iCs w:val="0"/>
+                <w:caps w:val="0"/>
+                <w:color w:val="0F1115"/>
+                <w:spacing w:val="0"/>
+                <w:sz w:val="18"/>
+                <w:szCs w:val="18"/>
+              </w:rPr>
+            </w:pPr>
+            <w:r>
+              <w:rPr>
+                <w:rFonts w:hint="default" w:ascii="Times New Roman" w:hAnsi="Times New Roman" w:eastAsia="宋体" w:cs="Times New Roman"/>
+                <w:i w:val="0"/>
+                <w:iCs w:val="0"/>
+                <w:caps w:val="0"/>
+                <w:color w:val="0F1115"/>
+                <w:spacing w:val="0"/>
+                <w:kern w:val="0"/>
+                <w:sz w:val="18"/>
+                <w:szCs w:val="18"/>
+                <w:lang w:val="en-US" w:eastAsia="zh-CN" w:bidi="ar"/>
+              </w:rPr>
+              <w:t>事件系统（BroadcastEvent）、生命周期函数定义</w:t>
+            </w:r>
+          </w:p>
+        </w:tc>
+        <w:tc>
+          <w:tcPr>
+            <w:tcW w:w="2191" w:type="pct"/>
+            <w:tcBorders>
+              <w:top w:val="single" w:color="auto" w:sz="4" w:space="0"/>
+              <w:left w:val="single" w:color="auto" w:sz="4" w:space="0"/>
+              <w:bottom w:val="single" w:color="auto" w:sz="4" w:space="0"/>
+              <w:right w:val="single" w:color="auto" w:sz="4" w:space="0"/>
+            </w:tcBorders>
+            <w:shd w:val="clear" w:color="auto" w:fill="auto"/>
+            <w:tcMar>
+              <w:top w:w="100" w:type="dxa"/>
+              <w:left w:w="160" w:type="dxa"/>
+              <w:bottom w:w="100" w:type="dxa"/>
+              <w:right w:w="0" w:type="dxa"/>
+            </w:tcMar>
+            <w:vAlign w:val="center"/>
+          </w:tcPr>
+          <w:p>
+            <w:pPr>
+              <w:keepNext w:val="0"/>
+              <w:keepLines w:val="0"/>
+              <w:widowControl/>
+              <w:suppressLineNumbers w:val="0"/>
+              <w:spacing w:line="250" w:lineRule="atLeast"/>
+              <w:jc w:val="center"/>
+              <w:rPr>
+                <w:rFonts w:hint="default" w:ascii="Times New Roman" w:hAnsi="Times New Roman" w:eastAsia="宋体" w:cs="Times New Roman"/>
+                <w:i w:val="0"/>
+                <w:iCs w:val="0"/>
+                <w:caps w:val="0"/>
+                <w:color w:val="0F1115"/>
+                <w:spacing w:val="0"/>
+                <w:sz w:val="18"/>
+                <w:szCs w:val="18"/>
+              </w:rPr>
+            </w:pPr>
+            <w:r>
+              <w:rPr>
+                <w:rFonts w:hint="default" w:ascii="Times New Roman" w:hAnsi="Times New Roman" w:eastAsia="宋体" w:cs="Times New Roman"/>
+                <w:i w:val="0"/>
+                <w:iCs w:val="0"/>
+                <w:caps w:val="0"/>
+                <w:color w:val="0F1115"/>
+                <w:spacing w:val="0"/>
+                <w:kern w:val="0"/>
+                <w:sz w:val="18"/>
+                <w:szCs w:val="18"/>
+                <w:lang w:val="en-US" w:eastAsia="zh-CN" w:bidi="ar"/>
+              </w:rPr>
+              <w:t>具体刻印的 OnCast、OnHit、OnEventReceived 逻辑</w:t>
             </w:r>
           </w:p>
         </w:tc>
@@ -13539,7 +13721,7 @@
                 <w:szCs w:val="18"/>
                 <w:lang w:val="en-US" w:eastAsia="zh-CN" w:bidi="ar"/>
               </w:rPr>
-              <w:t>刻印基类</w:t>
+              <w:t>工具组件</w:t>
             </w:r>
           </w:p>
         </w:tc>
@@ -13593,7 +13775,7 @@
                 <w:szCs w:val="18"/>
                 <w:lang w:val="en-US" w:eastAsia="zh-CN" w:bidi="ar"/>
               </w:rPr>
-              <w:t>事件系统（BroadcastEvent）、生命周期函数定义</w:t>
+              <w:t>四个组件的工具函数</w:t>
             </w:r>
           </w:p>
         </w:tc>
@@ -13647,7 +13829,7 @@
                 <w:szCs w:val="18"/>
                 <w:lang w:val="en-US" w:eastAsia="zh-CN" w:bidi="ar"/>
               </w:rPr>
-              <w:t>具体刻印的 OnCast、OnHit、OnEventReceived 逻辑</w:t>
+              <w:t>组件挂载配置</w:t>
             </w:r>
           </w:p>
         </w:tc>
@@ -13719,7 +13901,7 @@
                 <w:szCs w:val="18"/>
                 <w:lang w:val="en-US" w:eastAsia="zh-CN" w:bidi="ar"/>
               </w:rPr>
-              <w:t>工具组件</w:t>
+              <w:t>GAS框架</w:t>
             </w:r>
           </w:p>
         </w:tc>
@@ -13773,7 +13955,7 @@
                 <w:szCs w:val="18"/>
                 <w:lang w:val="en-US" w:eastAsia="zh-CN" w:bidi="ar"/>
               </w:rPr>
-              <w:t>四个组件的工具函数</w:t>
+              <w:t>UStampAbilityBase、AttributeSet</w:t>
             </w:r>
           </w:p>
         </w:tc>
@@ -13827,7 +14009,7 @@
                 <w:szCs w:val="18"/>
                 <w:lang w:val="en-US" w:eastAsia="zh-CN" w:bidi="ar"/>
               </w:rPr>
-              <w:t>组件挂载配置</w:t>
+              <w:t>Ability 参数配置、GameplayEffect 配置</w:t>
             </w:r>
           </w:p>
         </w:tc>
@@ -13842,7 +14024,6 @@
             <w:insideH w:val="none" w:color="auto" w:sz="0" w:space="0"/>
             <w:insideV w:val="none" w:color="auto" w:sz="0" w:space="0"/>
           </w:tblBorders>
-          <w:shd w:val="clear" w:color="auto" w:fill="FFFFFF"/>
           <w:tblCellMar>
             <w:top w:w="15" w:type="dxa"/>
             <w:left w:w="15" w:type="dxa"/>
@@ -13900,187 +14081,6 @@
                 <w:szCs w:val="18"/>
                 <w:lang w:val="en-US" w:eastAsia="zh-CN" w:bidi="ar"/>
               </w:rPr>
-              <w:t>GAS框架</w:t>
-            </w:r>
-          </w:p>
-        </w:tc>
-        <w:tc>
-          <w:tcPr>
-            <w:tcW w:w="2151" w:type="pct"/>
-            <w:tcBorders>
-              <w:top w:val="single" w:color="auto" w:sz="4" w:space="0"/>
-              <w:left w:val="single" w:color="auto" w:sz="4" w:space="0"/>
-              <w:bottom w:val="single" w:color="auto" w:sz="4" w:space="0"/>
-              <w:right w:val="single" w:color="auto" w:sz="4" w:space="0"/>
-            </w:tcBorders>
-            <w:shd w:val="clear" w:color="auto" w:fill="auto"/>
-            <w:tcMar>
-              <w:top w:w="100" w:type="dxa"/>
-              <w:left w:w="160" w:type="dxa"/>
-              <w:bottom w:w="100" w:type="dxa"/>
-              <w:right w:w="160" w:type="dxa"/>
-            </w:tcMar>
-            <w:vAlign w:val="center"/>
-          </w:tcPr>
-          <w:p>
-            <w:pPr>
-              <w:keepNext w:val="0"/>
-              <w:keepLines w:val="0"/>
-              <w:widowControl/>
-              <w:suppressLineNumbers w:val="0"/>
-              <w:spacing w:line="250" w:lineRule="atLeast"/>
-              <w:jc w:val="center"/>
-              <w:rPr>
-                <w:rFonts w:hint="default" w:ascii="Times New Roman" w:hAnsi="Times New Roman" w:eastAsia="宋体" w:cs="Times New Roman"/>
-                <w:i w:val="0"/>
-                <w:iCs w:val="0"/>
-                <w:caps w:val="0"/>
-                <w:color w:val="0F1115"/>
-                <w:spacing w:val="0"/>
-                <w:sz w:val="18"/>
-                <w:szCs w:val="18"/>
-              </w:rPr>
-            </w:pPr>
-            <w:r>
-              <w:rPr>
-                <w:rFonts w:hint="default" w:ascii="Times New Roman" w:hAnsi="Times New Roman" w:eastAsia="宋体" w:cs="Times New Roman"/>
-                <w:i w:val="0"/>
-                <w:iCs w:val="0"/>
-                <w:caps w:val="0"/>
-                <w:color w:val="0F1115"/>
-                <w:spacing w:val="0"/>
-                <w:kern w:val="0"/>
-                <w:sz w:val="18"/>
-                <w:szCs w:val="18"/>
-                <w:lang w:val="en-US" w:eastAsia="zh-CN" w:bidi="ar"/>
-              </w:rPr>
-              <w:t>UStampAbilityBase、AttributeSet</w:t>
-            </w:r>
-          </w:p>
-        </w:tc>
-        <w:tc>
-          <w:tcPr>
-            <w:tcW w:w="2191" w:type="pct"/>
-            <w:tcBorders>
-              <w:top w:val="single" w:color="auto" w:sz="4" w:space="0"/>
-              <w:left w:val="single" w:color="auto" w:sz="4" w:space="0"/>
-              <w:bottom w:val="single" w:color="auto" w:sz="4" w:space="0"/>
-              <w:right w:val="single" w:color="auto" w:sz="4" w:space="0"/>
-            </w:tcBorders>
-            <w:shd w:val="clear" w:color="auto" w:fill="auto"/>
-            <w:tcMar>
-              <w:top w:w="100" w:type="dxa"/>
-              <w:left w:w="160" w:type="dxa"/>
-              <w:bottom w:w="100" w:type="dxa"/>
-              <w:right w:w="0" w:type="dxa"/>
-            </w:tcMar>
-            <w:vAlign w:val="center"/>
-          </w:tcPr>
-          <w:p>
-            <w:pPr>
-              <w:keepNext w:val="0"/>
-              <w:keepLines w:val="0"/>
-              <w:widowControl/>
-              <w:suppressLineNumbers w:val="0"/>
-              <w:spacing w:line="250" w:lineRule="atLeast"/>
-              <w:jc w:val="center"/>
-              <w:rPr>
-                <w:rFonts w:hint="default" w:ascii="Times New Roman" w:hAnsi="Times New Roman" w:eastAsia="宋体" w:cs="Times New Roman"/>
-                <w:i w:val="0"/>
-                <w:iCs w:val="0"/>
-                <w:caps w:val="0"/>
-                <w:color w:val="0F1115"/>
-                <w:spacing w:val="0"/>
-                <w:sz w:val="18"/>
-                <w:szCs w:val="18"/>
-              </w:rPr>
-            </w:pPr>
-            <w:r>
-              <w:rPr>
-                <w:rFonts w:hint="default" w:ascii="Times New Roman" w:hAnsi="Times New Roman" w:eastAsia="宋体" w:cs="Times New Roman"/>
-                <w:i w:val="0"/>
-                <w:iCs w:val="0"/>
-                <w:caps w:val="0"/>
-                <w:color w:val="0F1115"/>
-                <w:spacing w:val="0"/>
-                <w:kern w:val="0"/>
-                <w:sz w:val="18"/>
-                <w:szCs w:val="18"/>
-                <w:lang w:val="en-US" w:eastAsia="zh-CN" w:bidi="ar"/>
-              </w:rPr>
-              <w:t>Ability 参数配置、GameplayEffect 配置</w:t>
-            </w:r>
-          </w:p>
-        </w:tc>
-      </w:tr>
-      <w:tr>
-        <w:tblPrEx>
-          <w:tblBorders>
-            <w:top w:val="none" w:color="auto" w:sz="0" w:space="0"/>
-            <w:left w:val="none" w:color="auto" w:sz="0" w:space="0"/>
-            <w:bottom w:val="none" w:color="auto" w:sz="0" w:space="0"/>
-            <w:right w:val="none" w:color="auto" w:sz="0" w:space="0"/>
-            <w:insideH w:val="none" w:color="auto" w:sz="0" w:space="0"/>
-            <w:insideV w:val="none" w:color="auto" w:sz="0" w:space="0"/>
-          </w:tblBorders>
-          <w:shd w:val="clear" w:color="auto" w:fill="FFFFFF"/>
-          <w:tblCellMar>
-            <w:top w:w="15" w:type="dxa"/>
-            <w:left w:w="15" w:type="dxa"/>
-            <w:bottom w:w="15" w:type="dxa"/>
-            <w:right w:w="15" w:type="dxa"/>
-          </w:tblCellMar>
-        </w:tblPrEx>
-        <w:tc>
-          <w:tcPr>
-            <w:tcW w:w="657" w:type="pct"/>
-            <w:tcBorders>
-              <w:top w:val="single" w:color="auto" w:sz="4" w:space="0"/>
-              <w:left w:val="single" w:color="auto" w:sz="4" w:space="0"/>
-              <w:bottom w:val="single" w:color="auto" w:sz="4" w:space="0"/>
-              <w:right w:val="single" w:color="auto" w:sz="4" w:space="0"/>
-            </w:tcBorders>
-            <w:shd w:val="clear" w:color="auto" w:fill="auto"/>
-            <w:tcMar>
-              <w:top w:w="100" w:type="dxa"/>
-              <w:left w:w="0" w:type="dxa"/>
-              <w:bottom w:w="100" w:type="dxa"/>
-              <w:right w:w="160" w:type="dxa"/>
-            </w:tcMar>
-            <w:vAlign w:val="center"/>
-          </w:tcPr>
-          <w:p>
-            <w:pPr>
-              <w:keepNext w:val="0"/>
-              <w:keepLines w:val="0"/>
-              <w:widowControl/>
-              <w:suppressLineNumbers w:val="0"/>
-              <w:spacing w:line="250" w:lineRule="atLeast"/>
-              <w:jc w:val="center"/>
-              <w:rPr>
-                <w:rFonts w:hint="default" w:ascii="Times New Roman" w:hAnsi="Times New Roman" w:eastAsia="宋体" w:cs="Times New Roman"/>
-                <w:i w:val="0"/>
-                <w:iCs w:val="0"/>
-                <w:caps w:val="0"/>
-                <w:color w:val="0F1115"/>
-                <w:spacing w:val="0"/>
-                <w:sz w:val="18"/>
-                <w:szCs w:val="18"/>
-              </w:rPr>
-            </w:pPr>
-            <w:r>
-              <w:rPr>
-                <w:rFonts w:hint="default" w:ascii="Times New Roman" w:hAnsi="Times New Roman" w:eastAsia="宋体" w:cs="Times New Roman"/>
-                <w:i w:val="0"/>
-                <w:iCs w:val="0"/>
-                <w:caps w:val="0"/>
-                <w:color w:val="0F1115"/>
-                <w:spacing w:val="0"/>
-                <w:kern w:val="0"/>
-                <w:sz w:val="18"/>
-                <w:szCs w:val="18"/>
-                <w:lang w:val="en-US" w:eastAsia="zh-CN" w:bidi="ar"/>
-              </w:rPr>
               <w:t>角色逻辑</w:t>
             </w:r>
           </w:p>
@@ -14204,7 +14204,6 @@
             <w:insideH w:val="none" w:color="auto" w:sz="0" w:space="0"/>
             <w:insideV w:val="none" w:color="auto" w:sz="0" w:space="0"/>
           </w:tblBorders>
-          <w:shd w:val="clear" w:color="auto" w:fill="FFFFFF"/>
           <w:tblCellMar>
             <w:top w:w="15" w:type="dxa"/>
             <w:left w:w="15" w:type="dxa"/>
@@ -14565,7 +14564,6 @@
             <w:insideH w:val="none" w:color="auto" w:sz="0" w:space="0"/>
             <w:insideV w:val="none" w:color="auto" w:sz="0" w:space="0"/>
           </w:tblBorders>
-          <w:shd w:val="clear" w:color="auto" w:fill="FFFFFF"/>
           <w:tblCellMar>
             <w:top w:w="15" w:type="dxa"/>
             <w:left w:w="15" w:type="dxa"/>
@@ -16185,6 +16183,7 @@
             <w:insideH w:val="none" w:color="auto" w:sz="0" w:space="0"/>
             <w:insideV w:val="none" w:color="auto" w:sz="0" w:space="0"/>
           </w:tblBorders>
+          <w:shd w:val="clear" w:color="auto" w:fill="FFFFFF"/>
           <w:tblCellMar>
             <w:top w:w="15" w:type="dxa"/>
             <w:left w:w="15" w:type="dxa"/>
@@ -16435,6 +16434,7 @@
             <w:insideH w:val="none" w:color="auto" w:sz="0" w:space="0"/>
             <w:insideV w:val="none" w:color="auto" w:sz="0" w:space="0"/>
           </w:tblBorders>
+          <w:shd w:val="clear" w:color="auto" w:fill="FFFFFF"/>
           <w:tblCellMar>
             <w:top w:w="15" w:type="dxa"/>
             <w:left w:w="15" w:type="dxa"/>
@@ -16685,6 +16685,7 @@
             <w:insideH w:val="none" w:color="auto" w:sz="0" w:space="0"/>
             <w:insideV w:val="none" w:color="auto" w:sz="0" w:space="0"/>
           </w:tblBorders>
+          <w:shd w:val="clear" w:color="auto" w:fill="FFFFFF"/>
           <w:tblCellMar>
             <w:top w:w="15" w:type="dxa"/>
             <w:left w:w="15" w:type="dxa"/>
@@ -16935,6 +16936,7 @@
             <w:insideH w:val="none" w:color="auto" w:sz="0" w:space="0"/>
             <w:insideV w:val="none" w:color="auto" w:sz="0" w:space="0"/>
           </w:tblBorders>
+          <w:shd w:val="clear" w:color="auto" w:fill="FFFFFF"/>
           <w:tblCellMar>
             <w:top w:w="15" w:type="dxa"/>
             <w:left w:w="15" w:type="dxa"/>
@@ -17185,6 +17187,7 @@
             <w:insideH w:val="none" w:color="auto" w:sz="0" w:space="0"/>
             <w:insideV w:val="none" w:color="auto" w:sz="0" w:space="0"/>
           </w:tblBorders>
+          <w:shd w:val="clear" w:color="auto" w:fill="FFFFFF"/>
           <w:tblCellMar>
             <w:top w:w="15" w:type="dxa"/>
             <w:left w:w="15" w:type="dxa"/>
@@ -18333,6 +18336,7 @@
             <w:insideH w:val="none" w:color="auto" w:sz="0" w:space="0"/>
             <w:insideV w:val="none" w:color="auto" w:sz="0" w:space="0"/>
           </w:tblBorders>
+          <w:shd w:val="clear" w:color="auto" w:fill="FFFFFF"/>
           <w:tblCellMar>
             <w:top w:w="15" w:type="dxa"/>
             <w:left w:w="15" w:type="dxa"/>
@@ -18513,6 +18517,7 @@
             <w:insideH w:val="none" w:color="auto" w:sz="0" w:space="0"/>
             <w:insideV w:val="none" w:color="auto" w:sz="0" w:space="0"/>
           </w:tblBorders>
+          <w:shd w:val="clear" w:color="auto" w:fill="FFFFFF"/>
           <w:tblCellMar>
             <w:top w:w="15" w:type="dxa"/>
             <w:left w:w="15" w:type="dxa"/>
@@ -18873,7 +18878,6 @@
             <w:insideH w:val="none" w:color="auto" w:sz="0" w:space="0"/>
             <w:insideV w:val="none" w:color="auto" w:sz="0" w:space="0"/>
           </w:tblBorders>
-          <w:shd w:val="clear" w:color="auto" w:fill="FFFFFF"/>
           <w:tblCellMar>
             <w:top w:w="15" w:type="dxa"/>
             <w:left w:w="15" w:type="dxa"/>
@@ -19234,6 +19238,7 @@
             <w:insideH w:val="none" w:color="auto" w:sz="0" w:space="0"/>
             <w:insideV w:val="none" w:color="auto" w:sz="0" w:space="0"/>
           </w:tblBorders>
+          <w:shd w:val="clear" w:color="auto" w:fill="FFFFFF"/>
           <w:tblCellMar>
             <w:top w:w="15" w:type="dxa"/>
             <w:left w:w="15" w:type="dxa"/>
@@ -19414,6 +19419,7 @@
             <w:insideH w:val="none" w:color="auto" w:sz="0" w:space="0"/>
             <w:insideV w:val="none" w:color="auto" w:sz="0" w:space="0"/>
           </w:tblBorders>
+          <w:shd w:val="clear" w:color="auto" w:fill="FFFFFF"/>
           <w:tblCellMar>
             <w:top w:w="15" w:type="dxa"/>
             <w:left w:w="15" w:type="dxa"/>
@@ -19774,6 +19780,7 @@
             <w:insideH w:val="none" w:color="auto" w:sz="0" w:space="0"/>
             <w:insideV w:val="none" w:color="auto" w:sz="0" w:space="0"/>
           </w:tblBorders>
+          <w:shd w:val="clear" w:color="auto" w:fill="FFFFFF"/>
           <w:tblCellMar>
             <w:top w:w="15" w:type="dxa"/>
             <w:left w:w="15" w:type="dxa"/>
@@ -20494,6 +20501,7 @@
             <w:insideH w:val="none" w:color="auto" w:sz="0" w:space="0"/>
             <w:insideV w:val="none" w:color="auto" w:sz="0" w:space="0"/>
           </w:tblBorders>
+          <w:shd w:val="clear" w:color="auto" w:fill="FFFFFF"/>
           <w:tblCellMar>
             <w:top w:w="15" w:type="dxa"/>
             <w:left w:w="15" w:type="dxa"/>
@@ -20999,7 +21007,6 @@
             <w:insideH w:val="none" w:color="auto" w:sz="0" w:space="0"/>
             <w:insideV w:val="none" w:color="auto" w:sz="0" w:space="0"/>
           </w:tblBorders>
-          <w:shd w:val="clear" w:color="auto" w:fill="FFFFFF"/>
           <w:tblCellMar>
             <w:top w:w="15" w:type="dxa"/>
             <w:left w:w="15" w:type="dxa"/>
@@ -21723,6 +21730,7 @@
             <w:insideH w:val="none" w:color="auto" w:sz="0" w:space="0"/>
             <w:insideV w:val="none" w:color="auto" w:sz="0" w:space="0"/>
           </w:tblBorders>
+          <w:shd w:val="clear" w:color="auto" w:fill="FFFFFF"/>
           <w:tblCellMar>
             <w:top w:w="15" w:type="dxa"/>
             <w:left w:w="15" w:type="dxa"/>
@@ -21903,7 +21911,6 @@
             <w:insideH w:val="none" w:color="auto" w:sz="0" w:space="0"/>
             <w:insideV w:val="none" w:color="auto" w:sz="0" w:space="0"/>
           </w:tblBorders>
-          <w:shd w:val="clear" w:color="auto" w:fill="FFFFFF"/>
           <w:tblCellMar>
             <w:top w:w="15" w:type="dxa"/>
             <w:left w:w="15" w:type="dxa"/>
@@ -22425,6 +22432,7 @@
             <w:insideH w:val="none" w:color="auto" w:sz="0" w:space="0"/>
             <w:insideV w:val="none" w:color="auto" w:sz="0" w:space="0"/>
           </w:tblBorders>
+          <w:shd w:val="clear" w:color="auto" w:fill="FFFFFF"/>
           <w:tblCellMar>
             <w:top w:w="15" w:type="dxa"/>
             <w:left w:w="15" w:type="dxa"/>
@@ -22693,6 +22701,7 @@
             <w:insideH w:val="none" w:color="auto" w:sz="0" w:space="0"/>
             <w:insideV w:val="none" w:color="auto" w:sz="0" w:space="0"/>
           </w:tblBorders>
+          <w:shd w:val="clear" w:color="auto" w:fill="FFFFFF"/>
           <w:tblCellMar>
             <w:top w:w="15" w:type="dxa"/>
             <w:left w:w="15" w:type="dxa"/>
@@ -22827,6 +22836,7 @@
             <w:insideH w:val="none" w:color="auto" w:sz="0" w:space="0"/>
             <w:insideV w:val="none" w:color="auto" w:sz="0" w:space="0"/>
           </w:tblBorders>
+          <w:shd w:val="clear" w:color="auto" w:fill="FFFFFF"/>
           <w:tblCellMar>
             <w:top w:w="15" w:type="dxa"/>
             <w:left w:w="15" w:type="dxa"/>
@@ -22961,6 +22971,7 @@
             <w:insideH w:val="none" w:color="auto" w:sz="0" w:space="0"/>
             <w:insideV w:val="none" w:color="auto" w:sz="0" w:space="0"/>
           </w:tblBorders>
+          <w:shd w:val="clear" w:color="auto" w:fill="FFFFFF"/>
           <w:tblCellMar>
             <w:top w:w="15" w:type="dxa"/>
             <w:left w:w="15" w:type="dxa"/>
@@ -23498,6 +23509,7 @@
             <w:insideH w:val="none" w:color="auto" w:sz="0" w:space="0"/>
             <w:insideV w:val="none" w:color="auto" w:sz="0" w:space="0"/>
           </w:tblBorders>
+          <w:shd w:val="clear" w:color="auto" w:fill="FFFFFF"/>
           <w:tblCellMar>
             <w:top w:w="15" w:type="dxa"/>
             <w:left w:w="15" w:type="dxa"/>
@@ -23632,6 +23644,7 @@
             <w:insideH w:val="none" w:color="auto" w:sz="0" w:space="0"/>
             <w:insideV w:val="none" w:color="auto" w:sz="0" w:space="0"/>
           </w:tblBorders>
+          <w:shd w:val="clear" w:color="auto" w:fill="FFFFFF"/>
           <w:tblCellMar>
             <w:top w:w="15" w:type="dxa"/>
             <w:left w:w="15" w:type="dxa"/>
@@ -23900,6 +23913,7 @@
             <w:insideH w:val="none" w:color="auto" w:sz="0" w:space="0"/>
             <w:insideV w:val="none" w:color="auto" w:sz="0" w:space="0"/>
           </w:tblBorders>
+          <w:shd w:val="clear" w:color="auto" w:fill="FFFFFF"/>
           <w:tblCellMar>
             <w:top w:w="15" w:type="dxa"/>
             <w:left w:w="15" w:type="dxa"/>

--- a/GDD.docx
+++ b/GDD.docx
@@ -1154,7 +1154,7 @@
             <w:fldChar w:fldCharType="begin"/>
           </w:r>
           <w:r>
-            <w:instrText xml:space="preserve"> HYPERLINK \l _Toc28836 </w:instrText>
+            <w:instrText xml:space="preserve"> HYPERLINK \l _Toc574 </w:instrText>
           </w:r>
           <w:r>
             <w:fldChar w:fldCharType="separate"/>
@@ -1174,7 +1174,7 @@
             <w:fldChar w:fldCharType="begin"/>
           </w:r>
           <w:r>
-            <w:instrText xml:space="preserve"> PAGEREF _Toc28836 \h </w:instrText>
+            <w:instrText xml:space="preserve"> PAGEREF _Toc574 \h </w:instrText>
           </w:r>
           <w:r>
             <w:fldChar w:fldCharType="separate"/>
@@ -1200,7 +1200,7 @@
             <w:fldChar w:fldCharType="begin"/>
           </w:r>
           <w:r>
-            <w:instrText xml:space="preserve"> HYPERLINK \l _Toc13484 </w:instrText>
+            <w:instrText xml:space="preserve"> HYPERLINK \l _Toc19725 </w:instrText>
           </w:r>
           <w:r>
             <w:fldChar w:fldCharType="separate"/>
@@ -1237,7 +1237,7 @@
             <w:fldChar w:fldCharType="begin"/>
           </w:r>
           <w:r>
-            <w:instrText xml:space="preserve"> PAGEREF _Toc13484 \h </w:instrText>
+            <w:instrText xml:space="preserve"> PAGEREF _Toc19725 \h </w:instrText>
           </w:r>
           <w:r>
             <w:fldChar w:fldCharType="separate"/>
@@ -1263,7 +1263,7 @@
             <w:fldChar w:fldCharType="begin"/>
           </w:r>
           <w:r>
-            <w:instrText xml:space="preserve"> HYPERLINK \l _Toc31708 </w:instrText>
+            <w:instrText xml:space="preserve"> HYPERLINK \l _Toc4846 </w:instrText>
           </w:r>
           <w:r>
             <w:fldChar w:fldCharType="separate"/>
@@ -1300,7 +1300,7 @@
             <w:fldChar w:fldCharType="begin"/>
           </w:r>
           <w:r>
-            <w:instrText xml:space="preserve"> PAGEREF _Toc31708 \h </w:instrText>
+            <w:instrText xml:space="preserve"> PAGEREF _Toc4846 \h </w:instrText>
           </w:r>
           <w:r>
             <w:fldChar w:fldCharType="separate"/>
@@ -1326,7 +1326,7 @@
             <w:fldChar w:fldCharType="begin"/>
           </w:r>
           <w:r>
-            <w:instrText xml:space="preserve"> HYPERLINK \l _Toc7203 </w:instrText>
+            <w:instrText xml:space="preserve"> HYPERLINK \l _Toc24341 </w:instrText>
           </w:r>
           <w:r>
             <w:fldChar w:fldCharType="separate"/>
@@ -1363,7 +1363,7 @@
             <w:fldChar w:fldCharType="begin"/>
           </w:r>
           <w:r>
-            <w:instrText xml:space="preserve"> PAGEREF _Toc7203 \h </w:instrText>
+            <w:instrText xml:space="preserve"> PAGEREF _Toc24341 \h </w:instrText>
           </w:r>
           <w:r>
             <w:fldChar w:fldCharType="separate"/>
@@ -1389,7 +1389,7 @@
             <w:fldChar w:fldCharType="begin"/>
           </w:r>
           <w:r>
-            <w:instrText xml:space="preserve"> HYPERLINK \l _Toc2744 </w:instrText>
+            <w:instrText xml:space="preserve"> HYPERLINK \l _Toc12079 </w:instrText>
           </w:r>
           <w:r>
             <w:fldChar w:fldCharType="separate"/>
@@ -1418,7 +1418,7 @@
             <w:fldChar w:fldCharType="begin"/>
           </w:r>
           <w:r>
-            <w:instrText xml:space="preserve"> PAGEREF _Toc2744 \h </w:instrText>
+            <w:instrText xml:space="preserve"> PAGEREF _Toc12079 \h </w:instrText>
           </w:r>
           <w:r>
             <w:fldChar w:fldCharType="separate"/>
@@ -1444,7 +1444,7 @@
             <w:fldChar w:fldCharType="begin"/>
           </w:r>
           <w:r>
-            <w:instrText xml:space="preserve"> HYPERLINK \l _Toc32236 </w:instrText>
+            <w:instrText xml:space="preserve"> HYPERLINK \l _Toc14179 </w:instrText>
           </w:r>
           <w:r>
             <w:fldChar w:fldCharType="separate"/>
@@ -1473,7 +1473,7 @@
             <w:fldChar w:fldCharType="begin"/>
           </w:r>
           <w:r>
-            <w:instrText xml:space="preserve"> PAGEREF _Toc32236 \h </w:instrText>
+            <w:instrText xml:space="preserve"> PAGEREF _Toc14179 \h </w:instrText>
           </w:r>
           <w:r>
             <w:fldChar w:fldCharType="separate"/>
@@ -1499,7 +1499,7 @@
             <w:fldChar w:fldCharType="begin"/>
           </w:r>
           <w:r>
-            <w:instrText xml:space="preserve"> HYPERLINK \l _Toc8166 </w:instrText>
+            <w:instrText xml:space="preserve"> HYPERLINK \l _Toc12981 </w:instrText>
           </w:r>
           <w:r>
             <w:fldChar w:fldCharType="separate"/>
@@ -1520,7 +1520,7 @@
             <w:fldChar w:fldCharType="begin"/>
           </w:r>
           <w:r>
-            <w:instrText xml:space="preserve"> PAGEREF _Toc8166 \h </w:instrText>
+            <w:instrText xml:space="preserve"> PAGEREF _Toc12981 \h </w:instrText>
           </w:r>
           <w:r>
             <w:fldChar w:fldCharType="separate"/>
@@ -1546,7 +1546,7 @@
             <w:fldChar w:fldCharType="begin"/>
           </w:r>
           <w:r>
-            <w:instrText xml:space="preserve"> HYPERLINK \l _Toc24040 </w:instrText>
+            <w:instrText xml:space="preserve"> HYPERLINK \l _Toc19619 </w:instrText>
           </w:r>
           <w:r>
             <w:fldChar w:fldCharType="separate"/>
@@ -1592,7 +1592,7 @@
             <w:fldChar w:fldCharType="begin"/>
           </w:r>
           <w:r>
-            <w:instrText xml:space="preserve"> PAGEREF _Toc24040 \h </w:instrText>
+            <w:instrText xml:space="preserve"> PAGEREF _Toc19619 \h </w:instrText>
           </w:r>
           <w:r>
             <w:fldChar w:fldCharType="separate"/>
@@ -1618,7 +1618,7 @@
             <w:fldChar w:fldCharType="begin"/>
           </w:r>
           <w:r>
-            <w:instrText xml:space="preserve"> HYPERLINK \l _Toc13318 </w:instrText>
+            <w:instrText xml:space="preserve"> HYPERLINK \l _Toc17432 </w:instrText>
           </w:r>
           <w:r>
             <w:fldChar w:fldCharType="separate"/>
@@ -1664,7 +1664,7 @@
             <w:fldChar w:fldCharType="begin"/>
           </w:r>
           <w:r>
-            <w:instrText xml:space="preserve"> PAGEREF _Toc13318 \h </w:instrText>
+            <w:instrText xml:space="preserve"> PAGEREF _Toc17432 \h </w:instrText>
           </w:r>
           <w:r>
             <w:fldChar w:fldCharType="separate"/>
@@ -1690,7 +1690,7 @@
             <w:fldChar w:fldCharType="begin"/>
           </w:r>
           <w:r>
-            <w:instrText xml:space="preserve"> HYPERLINK \l _Toc19819 </w:instrText>
+            <w:instrText xml:space="preserve"> HYPERLINK \l _Toc4907 </w:instrText>
           </w:r>
           <w:r>
             <w:fldChar w:fldCharType="separate"/>
@@ -1736,7 +1736,7 @@
             <w:fldChar w:fldCharType="begin"/>
           </w:r>
           <w:r>
-            <w:instrText xml:space="preserve"> PAGEREF _Toc19819 \h </w:instrText>
+            <w:instrText xml:space="preserve"> PAGEREF _Toc4907 \h </w:instrText>
           </w:r>
           <w:r>
             <w:fldChar w:fldCharType="separate"/>
@@ -1762,7 +1762,7 @@
             <w:fldChar w:fldCharType="begin"/>
           </w:r>
           <w:r>
-            <w:instrText xml:space="preserve"> HYPERLINK \l _Toc2412 </w:instrText>
+            <w:instrText xml:space="preserve"> HYPERLINK \l _Toc13836 </w:instrText>
           </w:r>
           <w:r>
             <w:fldChar w:fldCharType="separate"/>
@@ -1808,7 +1808,7 @@
             <w:fldChar w:fldCharType="begin"/>
           </w:r>
           <w:r>
-            <w:instrText xml:space="preserve"> PAGEREF _Toc2412 \h </w:instrText>
+            <w:instrText xml:space="preserve"> PAGEREF _Toc13836 \h </w:instrText>
           </w:r>
           <w:r>
             <w:fldChar w:fldCharType="separate"/>
@@ -1834,7 +1834,7 @@
             <w:fldChar w:fldCharType="begin"/>
           </w:r>
           <w:r>
-            <w:instrText xml:space="preserve"> HYPERLINK \l _Toc27275 </w:instrText>
+            <w:instrText xml:space="preserve"> HYPERLINK \l _Toc19398 </w:instrText>
           </w:r>
           <w:r>
             <w:fldChar w:fldCharType="separate"/>
@@ -1880,7 +1880,7 @@
             <w:fldChar w:fldCharType="begin"/>
           </w:r>
           <w:r>
-            <w:instrText xml:space="preserve"> PAGEREF _Toc27275 \h </w:instrText>
+            <w:instrText xml:space="preserve"> PAGEREF _Toc19398 \h </w:instrText>
           </w:r>
           <w:r>
             <w:fldChar w:fldCharType="separate"/>
@@ -1906,7 +1906,7 @@
             <w:fldChar w:fldCharType="begin"/>
           </w:r>
           <w:r>
-            <w:instrText xml:space="preserve"> HYPERLINK \l _Toc16058 </w:instrText>
+            <w:instrText xml:space="preserve"> HYPERLINK \l _Toc17270 </w:instrText>
           </w:r>
           <w:r>
             <w:fldChar w:fldCharType="separate"/>
@@ -1952,7 +1952,7 @@
             <w:fldChar w:fldCharType="begin"/>
           </w:r>
           <w:r>
-            <w:instrText xml:space="preserve"> PAGEREF _Toc16058 \h </w:instrText>
+            <w:instrText xml:space="preserve"> PAGEREF _Toc17270 \h </w:instrText>
           </w:r>
           <w:r>
             <w:fldChar w:fldCharType="separate"/>
@@ -1978,7 +1978,7 @@
             <w:fldChar w:fldCharType="begin"/>
           </w:r>
           <w:r>
-            <w:instrText xml:space="preserve"> HYPERLINK \l _Toc30391 </w:instrText>
+            <w:instrText xml:space="preserve"> HYPERLINK \l _Toc22019 </w:instrText>
           </w:r>
           <w:r>
             <w:fldChar w:fldCharType="separate"/>
@@ -2001,7 +2001,7 @@
             <w:fldChar w:fldCharType="begin"/>
           </w:r>
           <w:r>
-            <w:instrText xml:space="preserve"> PAGEREF _Toc30391 \h </w:instrText>
+            <w:instrText xml:space="preserve"> PAGEREF _Toc22019 \h </w:instrText>
           </w:r>
           <w:r>
             <w:fldChar w:fldCharType="separate"/>
@@ -2027,7 +2027,7 @@
             <w:fldChar w:fldCharType="begin"/>
           </w:r>
           <w:r>
-            <w:instrText xml:space="preserve"> HYPERLINK \l _Toc8084 </w:instrText>
+            <w:instrText xml:space="preserve"> HYPERLINK \l _Toc1265 </w:instrText>
           </w:r>
           <w:r>
             <w:fldChar w:fldCharType="separate"/>
@@ -2073,7 +2073,7 @@
             <w:fldChar w:fldCharType="begin"/>
           </w:r>
           <w:r>
-            <w:instrText xml:space="preserve"> PAGEREF _Toc8084 \h </w:instrText>
+            <w:instrText xml:space="preserve"> PAGEREF _Toc1265 \h </w:instrText>
           </w:r>
           <w:r>
             <w:fldChar w:fldCharType="separate"/>
@@ -2099,7 +2099,7 @@
             <w:fldChar w:fldCharType="begin"/>
           </w:r>
           <w:r>
-            <w:instrText xml:space="preserve"> HYPERLINK \l _Toc10029 </w:instrText>
+            <w:instrText xml:space="preserve"> HYPERLINK \l _Toc2583 </w:instrText>
           </w:r>
           <w:r>
             <w:fldChar w:fldCharType="separate"/>
@@ -2145,7 +2145,7 @@
             <w:fldChar w:fldCharType="begin"/>
           </w:r>
           <w:r>
-            <w:instrText xml:space="preserve"> PAGEREF _Toc10029 \h </w:instrText>
+            <w:instrText xml:space="preserve"> PAGEREF _Toc2583 \h </w:instrText>
           </w:r>
           <w:r>
             <w:fldChar w:fldCharType="separate"/>
@@ -2171,7 +2171,7 @@
             <w:fldChar w:fldCharType="begin"/>
           </w:r>
           <w:r>
-            <w:instrText xml:space="preserve"> HYPERLINK \l _Toc27587 </w:instrText>
+            <w:instrText xml:space="preserve"> HYPERLINK \l _Toc13254 </w:instrText>
           </w:r>
           <w:r>
             <w:fldChar w:fldCharType="separate"/>
@@ -2217,7 +2217,7 @@
             <w:fldChar w:fldCharType="begin"/>
           </w:r>
           <w:r>
-            <w:instrText xml:space="preserve"> PAGEREF _Toc27587 \h </w:instrText>
+            <w:instrText xml:space="preserve"> PAGEREF _Toc13254 \h </w:instrText>
           </w:r>
           <w:r>
             <w:fldChar w:fldCharType="separate"/>
@@ -2243,7 +2243,7 @@
             <w:fldChar w:fldCharType="begin"/>
           </w:r>
           <w:r>
-            <w:instrText xml:space="preserve"> HYPERLINK \l _Toc9743 </w:instrText>
+            <w:instrText xml:space="preserve"> HYPERLINK \l _Toc32386 </w:instrText>
           </w:r>
           <w:r>
             <w:fldChar w:fldCharType="separate"/>
@@ -2289,7 +2289,7 @@
             <w:fldChar w:fldCharType="begin"/>
           </w:r>
           <w:r>
-            <w:instrText xml:space="preserve"> PAGEREF _Toc9743 \h </w:instrText>
+            <w:instrText xml:space="preserve"> PAGEREF _Toc32386 \h </w:instrText>
           </w:r>
           <w:r>
             <w:fldChar w:fldCharType="separate"/>
@@ -2315,7 +2315,7 @@
             <w:fldChar w:fldCharType="begin"/>
           </w:r>
           <w:r>
-            <w:instrText xml:space="preserve"> HYPERLINK \l _Toc20595 </w:instrText>
+            <w:instrText xml:space="preserve"> HYPERLINK \l _Toc11624 </w:instrText>
           </w:r>
           <w:r>
             <w:fldChar w:fldCharType="separate"/>
@@ -2338,7 +2338,7 @@
             <w:fldChar w:fldCharType="begin"/>
           </w:r>
           <w:r>
-            <w:instrText xml:space="preserve"> PAGEREF _Toc20595 \h </w:instrText>
+            <w:instrText xml:space="preserve"> PAGEREF _Toc11624 \h </w:instrText>
           </w:r>
           <w:r>
             <w:fldChar w:fldCharType="separate"/>
@@ -2364,7 +2364,7 @@
             <w:fldChar w:fldCharType="begin"/>
           </w:r>
           <w:r>
-            <w:instrText xml:space="preserve"> HYPERLINK \l _Toc12575 </w:instrText>
+            <w:instrText xml:space="preserve"> HYPERLINK \l _Toc19 </w:instrText>
           </w:r>
           <w:r>
             <w:fldChar w:fldCharType="separate"/>
@@ -2410,7 +2410,7 @@
             <w:fldChar w:fldCharType="begin"/>
           </w:r>
           <w:r>
-            <w:instrText xml:space="preserve"> PAGEREF _Toc12575 \h </w:instrText>
+            <w:instrText xml:space="preserve"> PAGEREF _Toc19 \h </w:instrText>
           </w:r>
           <w:r>
             <w:fldChar w:fldCharType="separate"/>
@@ -2436,7 +2436,7 @@
             <w:fldChar w:fldCharType="begin"/>
           </w:r>
           <w:r>
-            <w:instrText xml:space="preserve"> HYPERLINK \l _Toc27772 </w:instrText>
+            <w:instrText xml:space="preserve"> HYPERLINK \l _Toc1002 </w:instrText>
           </w:r>
           <w:r>
             <w:fldChar w:fldCharType="separate"/>
@@ -2482,13 +2482,13 @@
             <w:fldChar w:fldCharType="begin"/>
           </w:r>
           <w:r>
-            <w:instrText xml:space="preserve"> PAGEREF _Toc27772 \h </w:instrText>
+            <w:instrText xml:space="preserve"> PAGEREF _Toc1002 \h </w:instrText>
           </w:r>
           <w:r>
             <w:fldChar w:fldCharType="separate"/>
           </w:r>
           <w:r>
-            <w:t>4</w:t>
+            <w:t>5</w:t>
           </w:r>
           <w:r>
             <w:fldChar w:fldCharType="end"/>
@@ -2508,7 +2508,7 @@
             <w:fldChar w:fldCharType="begin"/>
           </w:r>
           <w:r>
-            <w:instrText xml:space="preserve"> HYPERLINK \l _Toc27508 </w:instrText>
+            <w:instrText xml:space="preserve"> HYPERLINK \l _Toc30480 </w:instrText>
           </w:r>
           <w:r>
             <w:fldChar w:fldCharType="separate"/>
@@ -2554,7 +2554,7 @@
             <w:fldChar w:fldCharType="begin"/>
           </w:r>
           <w:r>
-            <w:instrText xml:space="preserve"> PAGEREF _Toc27508 \h </w:instrText>
+            <w:instrText xml:space="preserve"> PAGEREF _Toc30480 \h </w:instrText>
           </w:r>
           <w:r>
             <w:fldChar w:fldCharType="separate"/>
@@ -2580,7 +2580,7 @@
             <w:fldChar w:fldCharType="begin"/>
           </w:r>
           <w:r>
-            <w:instrText xml:space="preserve"> HYPERLINK \l _Toc16337 </w:instrText>
+            <w:instrText xml:space="preserve"> HYPERLINK \l _Toc2827 </w:instrText>
           </w:r>
           <w:r>
             <w:fldChar w:fldCharType="separate"/>
@@ -2603,7 +2603,7 @@
             <w:fldChar w:fldCharType="begin"/>
           </w:r>
           <w:r>
-            <w:instrText xml:space="preserve"> PAGEREF _Toc16337 \h </w:instrText>
+            <w:instrText xml:space="preserve"> PAGEREF _Toc2827 \h </w:instrText>
           </w:r>
           <w:r>
             <w:fldChar w:fldCharType="separate"/>
@@ -2629,7 +2629,7 @@
             <w:fldChar w:fldCharType="begin"/>
           </w:r>
           <w:r>
-            <w:instrText xml:space="preserve"> HYPERLINK \l _Toc24986 </w:instrText>
+            <w:instrText xml:space="preserve"> HYPERLINK \l _Toc2692 </w:instrText>
           </w:r>
           <w:r>
             <w:fldChar w:fldCharType="separate"/>
@@ -2675,7 +2675,7 @@
             <w:fldChar w:fldCharType="begin"/>
           </w:r>
           <w:r>
-            <w:instrText xml:space="preserve"> PAGEREF _Toc24986 \h </w:instrText>
+            <w:instrText xml:space="preserve"> PAGEREF _Toc2692 \h </w:instrText>
           </w:r>
           <w:r>
             <w:fldChar w:fldCharType="separate"/>
@@ -2701,7 +2701,7 @@
             <w:fldChar w:fldCharType="begin"/>
           </w:r>
           <w:r>
-            <w:instrText xml:space="preserve"> HYPERLINK \l _Toc10124 </w:instrText>
+            <w:instrText xml:space="preserve"> HYPERLINK \l _Toc3791 </w:instrText>
           </w:r>
           <w:r>
             <w:fldChar w:fldCharType="separate"/>
@@ -2747,7 +2747,7 @@
             <w:fldChar w:fldCharType="begin"/>
           </w:r>
           <w:r>
-            <w:instrText xml:space="preserve"> PAGEREF _Toc10124 \h </w:instrText>
+            <w:instrText xml:space="preserve"> PAGEREF _Toc3791 \h </w:instrText>
           </w:r>
           <w:r>
             <w:fldChar w:fldCharType="separate"/>
@@ -2773,7 +2773,7 @@
             <w:fldChar w:fldCharType="begin"/>
           </w:r>
           <w:r>
-            <w:instrText xml:space="preserve"> HYPERLINK \l _Toc31746 </w:instrText>
+            <w:instrText xml:space="preserve"> HYPERLINK \l _Toc6907 </w:instrText>
           </w:r>
           <w:r>
             <w:fldChar w:fldCharType="separate"/>
@@ -2819,7 +2819,7 @@
             <w:fldChar w:fldCharType="begin"/>
           </w:r>
           <w:r>
-            <w:instrText xml:space="preserve"> PAGEREF _Toc31746 \h </w:instrText>
+            <w:instrText xml:space="preserve"> PAGEREF _Toc6907 \h </w:instrText>
           </w:r>
           <w:r>
             <w:fldChar w:fldCharType="separate"/>
@@ -2845,7 +2845,7 @@
             <w:fldChar w:fldCharType="begin"/>
           </w:r>
           <w:r>
-            <w:instrText xml:space="preserve"> HYPERLINK \l _Toc21293 </w:instrText>
+            <w:instrText xml:space="preserve"> HYPERLINK \l _Toc1985 </w:instrText>
           </w:r>
           <w:r>
             <w:fldChar w:fldCharType="separate"/>
@@ -2882,7 +2882,30 @@
               <w:szCs w:val="24"/>
               <w:shd w:val="clear" w:fill="FFFFFF"/>
             </w:rPr>
-            <w:t>UStampInventoryComponent（库容管理）</w:t>
+            <w:t>U</w:t>
+          </w:r>
+          <w:r>
+            <w:rPr>
+              <w:rFonts w:hint="eastAsia" w:ascii="Times New Roman" w:hAnsi="Times New Roman" w:cs="Times New Roman"/>
+              <w:bCs/>
+              <w:caps w:val="0"/>
+              <w:spacing w:val="0"/>
+              <w:szCs w:val="24"/>
+              <w:shd w:val="clear" w:fill="FFFFFF"/>
+              <w:lang w:eastAsia="zh-CN"/>
+            </w:rPr>
+            <w:t>Glyph</w:t>
+          </w:r>
+          <w:r>
+            <w:rPr>
+              <w:rFonts w:hint="default" w:ascii="Times New Roman" w:hAnsi="Times New Roman" w:eastAsia="宋体" w:cs="Times New Roman"/>
+              <w:bCs/>
+              <w:caps w:val="0"/>
+              <w:spacing w:val="0"/>
+              <w:szCs w:val="24"/>
+              <w:shd w:val="clear" w:fill="FFFFFF"/>
+            </w:rPr>
+            <w:t>InventoryComponent（库容管理）</w:t>
           </w:r>
           <w:r>
             <w:tab/>
@@ -2891,7 +2914,7 @@
             <w:fldChar w:fldCharType="begin"/>
           </w:r>
           <w:r>
-            <w:instrText xml:space="preserve"> PAGEREF _Toc21293 \h </w:instrText>
+            <w:instrText xml:space="preserve"> PAGEREF _Toc1985 \h </w:instrText>
           </w:r>
           <w:r>
             <w:fldChar w:fldCharType="separate"/>
@@ -2917,7 +2940,7 @@
             <w:fldChar w:fldCharType="begin"/>
           </w:r>
           <w:r>
-            <w:instrText xml:space="preserve"> HYPERLINK \l _Toc14769 </w:instrText>
+            <w:instrText xml:space="preserve"> HYPERLINK \l _Toc14397 </w:instrText>
           </w:r>
           <w:r>
             <w:fldChar w:fldCharType="separate"/>
@@ -2932,6 +2955,90 @@
               <w:shd w:val="clear" w:fill="FFFFFF"/>
             </w:rPr>
             <w:t>5.3.2</w:t>
+          </w:r>
+          <w:r>
+            <w:rPr>
+              <w:rFonts w:hint="default" w:ascii="Times New Roman" w:hAnsi="Times New Roman" w:eastAsia="宋体" w:cs="Times New Roman"/>
+              <w:bCs/>
+              <w:caps w:val="0"/>
+              <w:spacing w:val="0"/>
+              <w:szCs w:val="24"/>
+              <w:shd w:val="clear" w:fill="FFFFFF"/>
+              <w:lang w:val="en-US" w:eastAsia="zh-CN"/>
+            </w:rPr>
+            <w:t>. U</w:t>
+          </w:r>
+          <w:r>
+            <w:rPr>
+              <w:rFonts w:hint="eastAsia" w:ascii="Times New Roman" w:hAnsi="Times New Roman" w:cs="Times New Roman"/>
+              <w:bCs/>
+              <w:caps w:val="0"/>
+              <w:spacing w:val="0"/>
+              <w:szCs w:val="24"/>
+              <w:shd w:val="clear" w:fill="FFFFFF"/>
+              <w:lang w:eastAsia="zh-CN"/>
+            </w:rPr>
+            <w:t>Glyph</w:t>
+          </w:r>
+          <w:r>
+            <w:rPr>
+              <w:rFonts w:hint="default" w:ascii="Times New Roman" w:hAnsi="Times New Roman" w:eastAsia="宋体" w:cs="Times New Roman"/>
+              <w:bCs/>
+              <w:caps w:val="0"/>
+              <w:spacing w:val="0"/>
+              <w:szCs w:val="24"/>
+              <w:shd w:val="clear" w:fill="FFFFFF"/>
+            </w:rPr>
+            <w:t>Base（刻印基类）</w:t>
+          </w:r>
+          <w:r>
+            <w:tab/>
+          </w:r>
+          <w:r>
+            <w:fldChar w:fldCharType="begin"/>
+          </w:r>
+          <w:r>
+            <w:instrText xml:space="preserve"> PAGEREF _Toc14397 \h </w:instrText>
+          </w:r>
+          <w:r>
+            <w:fldChar w:fldCharType="separate"/>
+          </w:r>
+          <w:r>
+            <w:t>7</w:t>
+          </w:r>
+          <w:r>
+            <w:fldChar w:fldCharType="end"/>
+          </w:r>
+          <w:r>
+            <w:fldChar w:fldCharType="end"/>
+          </w:r>
+        </w:p>
+        <w:p>
+          <w:pPr>
+            <w:pStyle w:val="6"/>
+            <w:tabs>
+              <w:tab w:val="right" w:leader="dot" w:pos="8306"/>
+            </w:tabs>
+          </w:pPr>
+          <w:r>
+            <w:fldChar w:fldCharType="begin"/>
+          </w:r>
+          <w:r>
+            <w:instrText xml:space="preserve"> HYPERLINK \l _Toc589 </w:instrText>
+          </w:r>
+          <w:r>
+            <w:fldChar w:fldCharType="separate"/>
+          </w:r>
+          <w:r>
+            <w:rPr>
+              <w:rFonts w:hint="default" w:ascii="Times New Roman" w:hAnsi="Times New Roman" w:eastAsia="宋体" w:cs="Times New Roman"/>
+              <w:bCs/>
+              <w:caps w:val="0"/>
+              <w:spacing w:val="0"/>
+              <w:szCs w:val="24"/>
+              <w:shd w:val="clear" w:fill="FFFFFF"/>
+            </w:rPr>
+            <w:t>5.3.3</w:t>
           </w:r>
           <w:r>
             <w:rPr>
@@ -2954,7 +3061,7 @@
               <w:szCs w:val="24"/>
               <w:shd w:val="clear" w:fill="FFFFFF"/>
             </w:rPr>
-            <w:t>AStampBase（刻印基类）</w:t>
+            <w:t>CPheromonePoint（信息素点）</w:t>
           </w:r>
           <w:r>
             <w:tab/>
@@ -2963,79 +3070,7 @@
             <w:fldChar w:fldCharType="begin"/>
           </w:r>
           <w:r>
-            <w:instrText xml:space="preserve"> PAGEREF _Toc14769 \h </w:instrText>
-          </w:r>
-          <w:r>
-            <w:fldChar w:fldCharType="separate"/>
-          </w:r>
-          <w:r>
-            <w:t>6</w:t>
-          </w:r>
-          <w:r>
-            <w:fldChar w:fldCharType="end"/>
-          </w:r>
-          <w:r>
-            <w:fldChar w:fldCharType="end"/>
-          </w:r>
-        </w:p>
-        <w:p>
-          <w:pPr>
-            <w:pStyle w:val="6"/>
-            <w:tabs>
-              <w:tab w:val="right" w:leader="dot" w:pos="8306"/>
-            </w:tabs>
-          </w:pPr>
-          <w:r>
-            <w:fldChar w:fldCharType="begin"/>
-          </w:r>
-          <w:r>
-            <w:instrText xml:space="preserve"> HYPERLINK \l _Toc17675 </w:instrText>
-          </w:r>
-          <w:r>
-            <w:fldChar w:fldCharType="separate"/>
-          </w:r>
-          <w:r>
-            <w:rPr>
-              <w:rFonts w:hint="default" w:ascii="Times New Roman" w:hAnsi="Times New Roman" w:eastAsia="宋体" w:cs="Times New Roman"/>
-              <w:bCs/>
-              <w:caps w:val="0"/>
-              <w:spacing w:val="0"/>
-              <w:szCs w:val="24"/>
-              <w:shd w:val="clear" w:fill="FFFFFF"/>
-            </w:rPr>
-            <w:t>5.3.3</w:t>
-          </w:r>
-          <w:r>
-            <w:rPr>
-              <w:rFonts w:hint="default" w:ascii="Times New Roman" w:hAnsi="Times New Roman" w:eastAsia="宋体" w:cs="Times New Roman"/>
-              <w:bCs/>
-              <w:caps w:val="0"/>
-              <w:spacing w:val="0"/>
-              <w:szCs w:val="24"/>
-              <w:shd w:val="clear" w:fill="FFFFFF"/>
-              <w:lang w:val="en-US" w:eastAsia="zh-CN"/>
-            </w:rPr>
-            <w:t>.</w:t>
-          </w:r>
-          <w:r>
-            <w:rPr>
-              <w:rFonts w:hint="default" w:ascii="Times New Roman" w:hAnsi="Times New Roman" w:eastAsia="宋体" w:cs="Times New Roman"/>
-              <w:bCs/>
-              <w:caps w:val="0"/>
-              <w:spacing w:val="0"/>
-              <w:szCs w:val="24"/>
-              <w:shd w:val="clear" w:fill="FFFFFF"/>
-            </w:rPr>
-            <w:t>CPheromonePoint（信息素点）</w:t>
-          </w:r>
-          <w:r>
-            <w:tab/>
-          </w:r>
-          <w:r>
-            <w:fldChar w:fldCharType="begin"/>
-          </w:r>
-          <w:r>
-            <w:instrText xml:space="preserve"> PAGEREF _Toc17675 \h </w:instrText>
+            <w:instrText xml:space="preserve"> PAGEREF _Toc589 \h </w:instrText>
           </w:r>
           <w:r>
             <w:fldChar w:fldCharType="separate"/>
@@ -3061,7 +3096,7 @@
             <w:fldChar w:fldCharType="begin"/>
           </w:r>
           <w:r>
-            <w:instrText xml:space="preserve"> HYPERLINK \l _Toc7553 </w:instrText>
+            <w:instrText xml:space="preserve"> HYPERLINK \l _Toc4551 </w:instrText>
           </w:r>
           <w:r>
             <w:fldChar w:fldCharType="separate"/>
@@ -3112,7 +3147,7 @@
             <w:fldChar w:fldCharType="begin"/>
           </w:r>
           <w:r>
-            <w:instrText xml:space="preserve"> PAGEREF _Toc7553 \h </w:instrText>
+            <w:instrText xml:space="preserve"> PAGEREF _Toc4551 \h </w:instrText>
           </w:r>
           <w:r>
             <w:fldChar w:fldCharType="separate"/>
@@ -3138,7 +3173,7 @@
             <w:fldChar w:fldCharType="begin"/>
           </w:r>
           <w:r>
-            <w:instrText xml:space="preserve"> HYPERLINK \l _Toc16129 </w:instrText>
+            <w:instrText xml:space="preserve"> HYPERLINK \l _Toc22990 </w:instrText>
           </w:r>
           <w:r>
             <w:fldChar w:fldCharType="separate"/>
@@ -3196,7 +3231,7 @@
             <w:fldChar w:fldCharType="begin"/>
           </w:r>
           <w:r>
-            <w:instrText xml:space="preserve"> PAGEREF _Toc16129 \h </w:instrText>
+            <w:instrText xml:space="preserve"> PAGEREF _Toc22990 \h </w:instrText>
           </w:r>
           <w:r>
             <w:fldChar w:fldCharType="separate"/>
@@ -3222,7 +3257,7 @@
             <w:fldChar w:fldCharType="begin"/>
           </w:r>
           <w:r>
-            <w:instrText xml:space="preserve"> HYPERLINK \l _Toc19075 </w:instrText>
+            <w:instrText xml:space="preserve"> HYPERLINK \l _Toc8202 </w:instrText>
           </w:r>
           <w:r>
             <w:fldChar w:fldCharType="separate"/>
@@ -3245,7 +3280,7 @@
             <w:fldChar w:fldCharType="begin"/>
           </w:r>
           <w:r>
-            <w:instrText xml:space="preserve"> PAGEREF _Toc19075 \h </w:instrText>
+            <w:instrText xml:space="preserve"> PAGEREF _Toc8202 \h </w:instrText>
           </w:r>
           <w:r>
             <w:fldChar w:fldCharType="separate"/>
@@ -3271,7 +3306,7 @@
             <w:fldChar w:fldCharType="begin"/>
           </w:r>
           <w:r>
-            <w:instrText xml:space="preserve"> HYPERLINK \l _Toc17894 </w:instrText>
+            <w:instrText xml:space="preserve"> HYPERLINK \l _Toc11598 </w:instrText>
           </w:r>
           <w:r>
             <w:fldChar w:fldCharType="separate"/>
@@ -3317,7 +3352,7 @@
             <w:fldChar w:fldCharType="begin"/>
           </w:r>
           <w:r>
-            <w:instrText xml:space="preserve"> PAGEREF _Toc17894 \h </w:instrText>
+            <w:instrText xml:space="preserve"> PAGEREF _Toc11598 \h </w:instrText>
           </w:r>
           <w:r>
             <w:fldChar w:fldCharType="separate"/>
@@ -3343,7 +3378,7 @@
             <w:fldChar w:fldCharType="begin"/>
           </w:r>
           <w:r>
-            <w:instrText xml:space="preserve"> HYPERLINK \l _Toc28728 </w:instrText>
+            <w:instrText xml:space="preserve"> HYPERLINK \l _Toc29893 </w:instrText>
           </w:r>
           <w:r>
             <w:fldChar w:fldCharType="separate"/>
@@ -3389,7 +3424,7 @@
             <w:fldChar w:fldCharType="begin"/>
           </w:r>
           <w:r>
-            <w:instrText xml:space="preserve"> PAGEREF _Toc28728 \h </w:instrText>
+            <w:instrText xml:space="preserve"> PAGEREF _Toc29893 \h </w:instrText>
           </w:r>
           <w:r>
             <w:fldChar w:fldCharType="separate"/>
@@ -3415,7 +3450,7 @@
             <w:fldChar w:fldCharType="begin"/>
           </w:r>
           <w:r>
-            <w:instrText xml:space="preserve"> HYPERLINK \l _Toc31048 </w:instrText>
+            <w:instrText xml:space="preserve"> HYPERLINK \l _Toc25356 </w:instrText>
           </w:r>
           <w:r>
             <w:fldChar w:fldCharType="separate"/>
@@ -3438,7 +3473,7 @@
             <w:fldChar w:fldCharType="begin"/>
           </w:r>
           <w:r>
-            <w:instrText xml:space="preserve"> PAGEREF _Toc31048 \h </w:instrText>
+            <w:instrText xml:space="preserve"> PAGEREF _Toc25356 \h </w:instrText>
           </w:r>
           <w:r>
             <w:fldChar w:fldCharType="separate"/>
@@ -3464,7 +3499,7 @@
             <w:fldChar w:fldCharType="begin"/>
           </w:r>
           <w:r>
-            <w:instrText xml:space="preserve"> HYPERLINK \l _Toc28085 </w:instrText>
+            <w:instrText xml:space="preserve"> HYPERLINK \l _Toc21223 </w:instrText>
           </w:r>
           <w:r>
             <w:fldChar w:fldCharType="separate"/>
@@ -3510,7 +3545,7 @@
             <w:fldChar w:fldCharType="begin"/>
           </w:r>
           <w:r>
-            <w:instrText xml:space="preserve"> PAGEREF _Toc28085 \h </w:instrText>
+            <w:instrText xml:space="preserve"> PAGEREF _Toc21223 \h </w:instrText>
           </w:r>
           <w:r>
             <w:fldChar w:fldCharType="separate"/>
@@ -3536,7 +3571,7 @@
             <w:fldChar w:fldCharType="begin"/>
           </w:r>
           <w:r>
-            <w:instrText xml:space="preserve"> HYPERLINK \l _Toc10884 </w:instrText>
+            <w:instrText xml:space="preserve"> HYPERLINK \l _Toc31027 </w:instrText>
           </w:r>
           <w:r>
             <w:fldChar w:fldCharType="separate"/>
@@ -3582,7 +3617,7 @@
             <w:fldChar w:fldCharType="begin"/>
           </w:r>
           <w:r>
-            <w:instrText xml:space="preserve"> PAGEREF _Toc10884 \h </w:instrText>
+            <w:instrText xml:space="preserve"> PAGEREF _Toc31027 \h </w:instrText>
           </w:r>
           <w:r>
             <w:fldChar w:fldCharType="separate"/>
@@ -3608,7 +3643,7 @@
             <w:fldChar w:fldCharType="begin"/>
           </w:r>
           <w:r>
-            <w:instrText xml:space="preserve"> HYPERLINK \l _Toc2817 </w:instrText>
+            <w:instrText xml:space="preserve"> HYPERLINK \l _Toc29415 </w:instrText>
           </w:r>
           <w:r>
             <w:fldChar w:fldCharType="separate"/>
@@ -3631,7 +3666,7 @@
             <w:fldChar w:fldCharType="begin"/>
           </w:r>
           <w:r>
-            <w:instrText xml:space="preserve"> PAGEREF _Toc2817 \h </w:instrText>
+            <w:instrText xml:space="preserve"> PAGEREF _Toc29415 \h </w:instrText>
           </w:r>
           <w:r>
             <w:fldChar w:fldCharType="separate"/>
@@ -3657,7 +3692,7 @@
             <w:fldChar w:fldCharType="begin"/>
           </w:r>
           <w:r>
-            <w:instrText xml:space="preserve"> HYPERLINK \l _Toc13628 </w:instrText>
+            <w:instrText xml:space="preserve"> HYPERLINK \l _Toc5495 </w:instrText>
           </w:r>
           <w:r>
             <w:fldChar w:fldCharType="separate"/>
@@ -3703,7 +3738,7 @@
             <w:fldChar w:fldCharType="begin"/>
           </w:r>
           <w:r>
-            <w:instrText xml:space="preserve"> PAGEREF _Toc13628 \h </w:instrText>
+            <w:instrText xml:space="preserve"> PAGEREF _Toc5495 \h </w:instrText>
           </w:r>
           <w:r>
             <w:fldChar w:fldCharType="separate"/>
@@ -3729,7 +3764,7 @@
             <w:fldChar w:fldCharType="begin"/>
           </w:r>
           <w:r>
-            <w:instrText xml:space="preserve"> HYPERLINK \l _Toc25120 </w:instrText>
+            <w:instrText xml:space="preserve"> HYPERLINK \l _Toc15984 </w:instrText>
           </w:r>
           <w:r>
             <w:fldChar w:fldCharType="separate"/>
@@ -3787,7 +3822,343 @@
             <w:fldChar w:fldCharType="begin"/>
           </w:r>
           <w:r>
-            <w:instrText xml:space="preserve"> PAGEREF _Toc25120 \h </w:instrText>
+            <w:instrText xml:space="preserve"> PAGEREF _Toc15984 \h </w:instrText>
+          </w:r>
+          <w:r>
+            <w:fldChar w:fldCharType="separate"/>
+          </w:r>
+          <w:r>
+            <w:t>10</w:t>
+          </w:r>
+          <w:r>
+            <w:fldChar w:fldCharType="end"/>
+          </w:r>
+          <w:r>
+            <w:fldChar w:fldCharType="end"/>
+          </w:r>
+        </w:p>
+        <w:p>
+          <w:pPr>
+            <w:pStyle w:val="6"/>
+            <w:tabs>
+              <w:tab w:val="right" w:leader="dot" w:pos="8306"/>
+            </w:tabs>
+          </w:pPr>
+          <w:r>
+            <w:fldChar w:fldCharType="begin"/>
+          </w:r>
+          <w:r>
+            <w:instrText xml:space="preserve"> HYPERLINK \l _Toc4723 </w:instrText>
+          </w:r>
+          <w:r>
+            <w:fldChar w:fldCharType="separate"/>
+          </w:r>
+          <w:r>
+            <w:rPr>
+              <w:rFonts w:hint="eastAsia" w:ascii="Times New Roman" w:hAnsi="Times New Roman" w:cs="Times New Roman"/>
+              <w:bCs/>
+              <w:caps w:val="0"/>
+              <w:spacing w:val="0"/>
+              <w:szCs w:val="24"/>
+              <w:shd w:val="clear" w:fill="FFFFFF"/>
+              <w:lang w:val="en-US" w:eastAsia="zh-CN"/>
+            </w:rPr>
+            <w:t>8</w:t>
+          </w:r>
+          <w:r>
+            <w:rPr>
+              <w:rFonts w:hint="default" w:ascii="Times New Roman" w:hAnsi="Times New Roman" w:eastAsia="宋体" w:cs="Times New Roman"/>
+              <w:bCs/>
+              <w:caps w:val="0"/>
+              <w:spacing w:val="0"/>
+              <w:szCs w:val="24"/>
+              <w:shd w:val="clear" w:fill="FFFFFF"/>
+            </w:rPr>
+            <w:t>.</w:t>
+          </w:r>
+          <w:r>
+            <w:rPr>
+              <w:rFonts w:hint="eastAsia" w:ascii="Times New Roman" w:hAnsi="Times New Roman" w:cs="Times New Roman"/>
+              <w:bCs/>
+              <w:caps w:val="0"/>
+              <w:spacing w:val="0"/>
+              <w:szCs w:val="24"/>
+              <w:shd w:val="clear" w:fill="FFFFFF"/>
+              <w:lang w:val="en-US" w:eastAsia="zh-CN"/>
+            </w:rPr>
+            <w:t>2</w:t>
+          </w:r>
+          <w:r>
+            <w:rPr>
+              <w:rFonts w:hint="default" w:ascii="Times New Roman" w:hAnsi="Times New Roman" w:eastAsia="宋体" w:cs="Times New Roman"/>
+              <w:bCs/>
+              <w:caps w:val="0"/>
+              <w:spacing w:val="0"/>
+              <w:szCs w:val="24"/>
+              <w:shd w:val="clear" w:fill="FFFFFF"/>
+            </w:rPr>
+            <w:t>.</w:t>
+          </w:r>
+          <w:r>
+            <w:rPr>
+              <w:rFonts w:hint="eastAsia" w:ascii="Times New Roman" w:hAnsi="Times New Roman" w:cs="Times New Roman"/>
+              <w:bCs/>
+              <w:caps w:val="0"/>
+              <w:spacing w:val="0"/>
+              <w:szCs w:val="24"/>
+              <w:shd w:val="clear" w:fill="FFFFFF"/>
+              <w:lang w:val="en-US" w:eastAsia="zh-CN"/>
+            </w:rPr>
+            <w:t>1</w:t>
+          </w:r>
+          <w:r>
+            <w:rPr>
+              <w:rFonts w:hint="default" w:ascii="Times New Roman" w:hAnsi="Times New Roman" w:eastAsia="宋体" w:cs="Times New Roman"/>
+              <w:bCs/>
+              <w:caps w:val="0"/>
+              <w:spacing w:val="0"/>
+              <w:szCs w:val="24"/>
+              <w:shd w:val="clear" w:fill="FFFFFF"/>
+              <w:lang w:val="en-US" w:eastAsia="zh-CN"/>
+            </w:rPr>
+            <w:t xml:space="preserve">. </w:t>
+          </w:r>
+          <w:r>
+            <w:rPr>
+              <w:rFonts w:hint="eastAsia" w:ascii="Times New Roman" w:hAnsi="Times New Roman" w:cs="Times New Roman"/>
+              <w:bCs/>
+              <w:caps w:val="0"/>
+              <w:spacing w:val="0"/>
+              <w:szCs w:val="24"/>
+              <w:shd w:val="clear" w:fill="FFFFFF"/>
+              <w:lang w:val="en-US" w:eastAsia="zh-CN"/>
+            </w:rPr>
+            <w:t>刻印设计</w:t>
+          </w:r>
+          <w:r>
+            <w:tab/>
+          </w:r>
+          <w:r>
+            <w:fldChar w:fldCharType="begin"/>
+          </w:r>
+          <w:r>
+            <w:instrText xml:space="preserve"> PAGEREF _Toc4723 \h </w:instrText>
+          </w:r>
+          <w:r>
+            <w:fldChar w:fldCharType="separate"/>
+          </w:r>
+          <w:r>
+            <w:t>10</w:t>
+          </w:r>
+          <w:r>
+            <w:fldChar w:fldCharType="end"/>
+          </w:r>
+          <w:r>
+            <w:fldChar w:fldCharType="end"/>
+          </w:r>
+        </w:p>
+        <w:p>
+          <w:pPr>
+            <w:pStyle w:val="6"/>
+            <w:tabs>
+              <w:tab w:val="right" w:leader="dot" w:pos="8306"/>
+            </w:tabs>
+          </w:pPr>
+          <w:r>
+            <w:fldChar w:fldCharType="begin"/>
+          </w:r>
+          <w:r>
+            <w:instrText xml:space="preserve"> HYPERLINK \l _Toc26322 </w:instrText>
+          </w:r>
+          <w:r>
+            <w:fldChar w:fldCharType="separate"/>
+          </w:r>
+          <w:r>
+            <w:rPr>
+              <w:rFonts w:hint="eastAsia" w:ascii="Times New Roman" w:hAnsi="Times New Roman" w:cs="Times New Roman"/>
+              <w:bCs/>
+              <w:caps w:val="0"/>
+              <w:spacing w:val="0"/>
+              <w:szCs w:val="24"/>
+              <w:shd w:val="clear" w:fill="FFFFFF"/>
+              <w:lang w:val="en-US" w:eastAsia="zh-CN"/>
+            </w:rPr>
+            <w:t>8</w:t>
+          </w:r>
+          <w:r>
+            <w:rPr>
+              <w:rFonts w:hint="default" w:ascii="Times New Roman" w:hAnsi="Times New Roman" w:eastAsia="宋体" w:cs="Times New Roman"/>
+              <w:bCs/>
+              <w:caps w:val="0"/>
+              <w:spacing w:val="0"/>
+              <w:szCs w:val="24"/>
+              <w:shd w:val="clear" w:fill="FFFFFF"/>
+            </w:rPr>
+            <w:t>.</w:t>
+          </w:r>
+          <w:r>
+            <w:rPr>
+              <w:rFonts w:hint="eastAsia" w:ascii="Times New Roman" w:hAnsi="Times New Roman" w:cs="Times New Roman"/>
+              <w:bCs/>
+              <w:caps w:val="0"/>
+              <w:spacing w:val="0"/>
+              <w:szCs w:val="24"/>
+              <w:shd w:val="clear" w:fill="FFFFFF"/>
+              <w:lang w:val="en-US" w:eastAsia="zh-CN"/>
+            </w:rPr>
+            <w:t>2</w:t>
+          </w:r>
+          <w:r>
+            <w:rPr>
+              <w:rFonts w:hint="default" w:ascii="Times New Roman" w:hAnsi="Times New Roman" w:eastAsia="宋体" w:cs="Times New Roman"/>
+              <w:bCs/>
+              <w:caps w:val="0"/>
+              <w:spacing w:val="0"/>
+              <w:szCs w:val="24"/>
+              <w:shd w:val="clear" w:fill="FFFFFF"/>
+            </w:rPr>
+            <w:t>.</w:t>
+          </w:r>
+          <w:r>
+            <w:rPr>
+              <w:rFonts w:hint="eastAsia" w:ascii="Times New Roman" w:hAnsi="Times New Roman" w:cs="Times New Roman"/>
+              <w:bCs/>
+              <w:caps w:val="0"/>
+              <w:spacing w:val="0"/>
+              <w:szCs w:val="24"/>
+              <w:shd w:val="clear" w:fill="FFFFFF"/>
+              <w:lang w:val="en-US" w:eastAsia="zh-CN"/>
+            </w:rPr>
+            <w:t>2</w:t>
+          </w:r>
+          <w:r>
+            <w:rPr>
+              <w:rFonts w:hint="default" w:ascii="Times New Roman" w:hAnsi="Times New Roman" w:eastAsia="宋体" w:cs="Times New Roman"/>
+              <w:bCs/>
+              <w:caps w:val="0"/>
+              <w:spacing w:val="0"/>
+              <w:szCs w:val="24"/>
+              <w:shd w:val="clear" w:fill="FFFFFF"/>
+              <w:lang w:val="en-US" w:eastAsia="zh-CN"/>
+            </w:rPr>
+            <w:t>. 刻印基类使用UObject而非AActor</w:t>
+          </w:r>
+          <w:r>
+            <w:tab/>
+          </w:r>
+          <w:r>
+            <w:fldChar w:fldCharType="begin"/>
+          </w:r>
+          <w:r>
+            <w:instrText xml:space="preserve"> PAGEREF _Toc26322 \h </w:instrText>
+          </w:r>
+          <w:r>
+            <w:fldChar w:fldCharType="separate"/>
+          </w:r>
+          <w:r>
+            <w:t>10</w:t>
+          </w:r>
+          <w:r>
+            <w:fldChar w:fldCharType="end"/>
+          </w:r>
+          <w:r>
+            <w:fldChar w:fldCharType="end"/>
+          </w:r>
+        </w:p>
+        <w:p>
+          <w:pPr>
+            <w:pStyle w:val="6"/>
+            <w:tabs>
+              <w:tab w:val="right" w:leader="dot" w:pos="8306"/>
+            </w:tabs>
+          </w:pPr>
+          <w:r>
+            <w:fldChar w:fldCharType="begin"/>
+          </w:r>
+          <w:r>
+            <w:instrText xml:space="preserve"> HYPERLINK \l _Toc239 </w:instrText>
+          </w:r>
+          <w:r>
+            <w:fldChar w:fldCharType="separate"/>
+          </w:r>
+          <w:r>
+            <w:rPr>
+              <w:rFonts w:hint="eastAsia" w:ascii="Times New Roman" w:hAnsi="Times New Roman" w:cs="Times New Roman"/>
+              <w:bCs/>
+              <w:caps w:val="0"/>
+              <w:spacing w:val="0"/>
+              <w:szCs w:val="24"/>
+              <w:shd w:val="clear" w:fill="FFFFFF"/>
+              <w:lang w:val="en-US" w:eastAsia="zh-CN"/>
+            </w:rPr>
+            <w:t>8</w:t>
+          </w:r>
+          <w:r>
+            <w:rPr>
+              <w:rFonts w:hint="default" w:ascii="Times New Roman" w:hAnsi="Times New Roman" w:eastAsia="宋体" w:cs="Times New Roman"/>
+              <w:bCs/>
+              <w:caps w:val="0"/>
+              <w:spacing w:val="0"/>
+              <w:szCs w:val="24"/>
+              <w:shd w:val="clear" w:fill="FFFFFF"/>
+            </w:rPr>
+            <w:t>.</w:t>
+          </w:r>
+          <w:r>
+            <w:rPr>
+              <w:rFonts w:hint="eastAsia" w:ascii="Times New Roman" w:hAnsi="Times New Roman" w:cs="Times New Roman"/>
+              <w:bCs/>
+              <w:caps w:val="0"/>
+              <w:spacing w:val="0"/>
+              <w:szCs w:val="24"/>
+              <w:shd w:val="clear" w:fill="FFFFFF"/>
+              <w:lang w:val="en-US" w:eastAsia="zh-CN"/>
+            </w:rPr>
+            <w:t>2</w:t>
+          </w:r>
+          <w:r>
+            <w:rPr>
+              <w:rFonts w:hint="default" w:ascii="Times New Roman" w:hAnsi="Times New Roman" w:eastAsia="宋体" w:cs="Times New Roman"/>
+              <w:bCs/>
+              <w:caps w:val="0"/>
+              <w:spacing w:val="0"/>
+              <w:szCs w:val="24"/>
+              <w:shd w:val="clear" w:fill="FFFFFF"/>
+            </w:rPr>
+            <w:t>.</w:t>
+          </w:r>
+          <w:r>
+            <w:rPr>
+              <w:rFonts w:hint="eastAsia" w:ascii="Times New Roman" w:hAnsi="Times New Roman" w:cs="Times New Roman"/>
+              <w:bCs/>
+              <w:caps w:val="0"/>
+              <w:spacing w:val="0"/>
+              <w:szCs w:val="24"/>
+              <w:shd w:val="clear" w:fill="FFFFFF"/>
+              <w:lang w:val="en-US" w:eastAsia="zh-CN"/>
+            </w:rPr>
+            <w:t>3</w:t>
+          </w:r>
+          <w:r>
+            <w:rPr>
+              <w:rFonts w:hint="default" w:ascii="Times New Roman" w:hAnsi="Times New Roman" w:eastAsia="宋体" w:cs="Times New Roman"/>
+              <w:bCs/>
+              <w:caps w:val="0"/>
+              <w:spacing w:val="0"/>
+              <w:szCs w:val="24"/>
+              <w:shd w:val="clear" w:fill="FFFFFF"/>
+              <w:lang w:val="en-US" w:eastAsia="zh-CN"/>
+            </w:rPr>
+            <w:t>. 工具组件改为UObject组件</w:t>
+          </w:r>
+          <w:r>
+            <w:tab/>
+          </w:r>
+          <w:r>
+            <w:fldChar w:fldCharType="begin"/>
+          </w:r>
+          <w:r>
+            <w:instrText xml:space="preserve"> PAGEREF _Toc239 \h </w:instrText>
           </w:r>
           <w:r>
             <w:fldChar w:fldCharType="separate"/>
@@ -3838,23 +4209,6 @@
         <w:bidi w:val="0"/>
         <w:adjustRightInd/>
         <w:snapToGrid/>
-        <w:textAlignment w:val="auto"/>
-      </w:pPr>
-    </w:p>
-    <w:p>
-      <w:pPr>
-        <w:keepNext w:val="0"/>
-        <w:keepLines w:val="0"/>
-        <w:pageBreakBefore w:val="0"/>
-        <w:kinsoku/>
-        <w:wordWrap w:val="0"/>
-        <w:overflowPunct/>
-        <w:topLinePunct w:val="0"/>
-        <w:autoSpaceDE/>
-        <w:autoSpaceDN/>
-        <w:bidi w:val="0"/>
-        <w:adjustRightInd/>
-        <w:snapToGrid/>
         <w:spacing w:line="240" w:lineRule="auto"/>
         <w:textAlignment w:val="auto"/>
         <w:rPr>
@@ -3863,14 +4217,6 @@
           <w:szCs w:val="24"/>
         </w:rPr>
       </w:pPr>
-      <w:r>
-        <w:rPr>
-          <w:rFonts w:hint="default" w:ascii="Times New Roman" w:hAnsi="Times New Roman" w:eastAsia="宋体" w:cs="Times New Roman"/>
-          <w:sz w:val="24"/>
-          <w:szCs w:val="24"/>
-        </w:rPr>
-        <w:br w:type="page"/>
-      </w:r>
     </w:p>
     <w:p>
       <w:pPr>
@@ -4000,7 +4346,7 @@
           <w:szCs w:val="30"/>
         </w:rPr>
       </w:pPr>
-      <w:bookmarkStart w:id="0" w:name="_Toc28836"/>
+      <w:bookmarkStart w:id="0" w:name="_Toc574"/>
       <w:r>
         <w:rPr>
           <w:rFonts w:hint="default" w:ascii="Times New Roman" w:hAnsi="Times New Roman" w:eastAsia="宋体" w:cs="Times New Roman"/>
@@ -4039,7 +4385,7 @@
           <w:szCs w:val="28"/>
         </w:rPr>
       </w:pPr>
-      <w:bookmarkStart w:id="1" w:name="_Toc13484"/>
+      <w:bookmarkStart w:id="1" w:name="_Toc19725"/>
       <w:r>
         <w:rPr>
           <w:rFonts w:hint="default" w:ascii="Times New Roman" w:hAnsi="Times New Roman" w:eastAsia="宋体" w:cs="Times New Roman"/>
@@ -4157,7 +4503,7 @@
           <w:szCs w:val="28"/>
         </w:rPr>
       </w:pPr>
-      <w:bookmarkStart w:id="2" w:name="_Toc31708"/>
+      <w:bookmarkStart w:id="2" w:name="_Toc4846"/>
       <w:r>
         <w:rPr>
           <w:rFonts w:hint="default" w:ascii="Times New Roman" w:hAnsi="Times New Roman" w:eastAsia="宋体" w:cs="Times New Roman"/>
@@ -4244,6 +4590,33 @@
         <w:adjustRightInd/>
         <w:snapToGrid/>
         <w:spacing w:line="240" w:lineRule="auto"/>
+        <w:ind w:firstLine="420" w:firstLineChars="0"/>
+        <w:textAlignment w:val="auto"/>
+        <w:rPr>
+          <w:rFonts w:hint="default" w:ascii="Times New Roman" w:hAnsi="Times New Roman" w:eastAsia="宋体" w:cs="Times New Roman"/>
+          <w:b w:val="0"/>
+          <w:bCs w:val="0"/>
+          <w:sz w:val="24"/>
+          <w:szCs w:val="24"/>
+        </w:rPr>
+      </w:pPr>
+    </w:p>
+    <w:p>
+      <w:pPr>
+        <w:keepNext w:val="0"/>
+        <w:keepLines w:val="0"/>
+        <w:pageBreakBefore w:val="0"/>
+        <w:widowControl w:val="0"/>
+        <w:kinsoku/>
+        <w:wordWrap w:val="0"/>
+        <w:overflowPunct/>
+        <w:topLinePunct w:val="0"/>
+        <w:autoSpaceDE/>
+        <w:autoSpaceDN/>
+        <w:bidi w:val="0"/>
+        <w:adjustRightInd/>
+        <w:snapToGrid/>
+        <w:spacing w:line="240" w:lineRule="auto"/>
         <w:textAlignment w:val="auto"/>
         <w:outlineLvl w:val="1"/>
         <w:rPr>
@@ -4254,7 +4627,7 @@
           <w:szCs w:val="28"/>
         </w:rPr>
       </w:pPr>
-      <w:bookmarkStart w:id="3" w:name="_Toc7203"/>
+      <w:bookmarkStart w:id="3" w:name="_Toc24341"/>
       <w:r>
         <w:rPr>
           <w:rFonts w:hint="default" w:ascii="Times New Roman" w:hAnsi="Times New Roman" w:eastAsia="宋体" w:cs="Times New Roman"/>
@@ -4755,6 +5128,7 @@
             <w:insideH w:val="single" w:color="000000" w:sz="4" w:space="0"/>
             <w:insideV w:val="single" w:color="000000" w:sz="4" w:space="0"/>
           </w:tblBorders>
+          <w:shd w:val="clear" w:color="auto" w:fill="FFFFFF"/>
           <w:tblCellMar>
             <w:top w:w="15" w:type="dxa"/>
             <w:left w:w="15" w:type="dxa"/>
@@ -5101,41 +5475,7 @@
                 <w:szCs w:val="18"/>
                 <w:lang w:val="en-US" w:eastAsia="zh-CN" w:bidi="ar"/>
               </w:rPr>
-              <w:t>蓝图类</w:t>
-            </w:r>
-            <w:r>
-              <w:rPr>
-                <w:rFonts w:hint="eastAsia" w:ascii="Times New Roman" w:hAnsi="Times New Roman" w:eastAsia="宋体" w:cs="Times New Roman"/>
-                <w:b w:val="0"/>
-                <w:bCs w:val="0"/>
-                <w:i w:val="0"/>
-                <w:iCs w:val="0"/>
-                <w:caps w:val="0"/>
-                <w:color w:val="0F1115"/>
-                <w:spacing w:val="0"/>
-                <w:kern w:val="0"/>
-                <w:sz w:val="18"/>
-                <w:szCs w:val="18"/>
-                <w:lang w:val="en-US" w:eastAsia="zh-CN" w:bidi="ar"/>
-              </w:rPr>
-              <w:t xml:space="preserve"> + </w:t>
-            </w:r>
-            <w:r>
-              <w:rPr>
-                <w:rFonts w:hint="default" w:ascii="Times New Roman" w:hAnsi="Times New Roman" w:eastAsia="宋体" w:cs="Times New Roman"/>
-                <w:b w:val="0"/>
-                <w:bCs w:val="0"/>
-                <w:i w:val="0"/>
-                <w:iCs w:val="0"/>
-                <w:caps w:val="0"/>
-                <w:color w:val="0F1115"/>
-                <w:spacing w:val="0"/>
-                <w:kern w:val="0"/>
-                <w:sz w:val="18"/>
-                <w:szCs w:val="18"/>
-                <w:lang w:val="en-US" w:eastAsia="zh-CN" w:bidi="ar"/>
-              </w:rPr>
-              <w:t>工具组件</w:t>
+              <w:t>UObject基类 + UObject工具组件</w:t>
             </w:r>
           </w:p>
         </w:tc>
@@ -5200,38 +5540,7 @@
                 <w:szCs w:val="18"/>
                 <w:lang w:val="en-US" w:eastAsia="zh-CN" w:bidi="ar"/>
               </w:rPr>
-              <w:t>C++</w:t>
-            </w:r>
-            <w:r>
-              <w:rPr>
-                <w:rFonts w:ascii="Segoe UI" w:hAnsi="Segoe UI" w:eastAsia="Segoe UI" w:cs="Segoe UI"/>
-                <w:i w:val="0"/>
-                <w:iCs w:val="0"/>
-                <w:caps w:val="0"/>
-                <w:color w:val="0F1115"/>
-                <w:spacing w:val="0"/>
-                <w:sz w:val="18"/>
-                <w:szCs w:val="18"/>
-                <w:shd w:val="clear" w:fill="FFFFFF"/>
-              </w:rPr>
-              <w:t>基类和组件</w:t>
-            </w:r>
-            <w:r>
-              <w:rPr>
-                <w:rFonts w:hint="default" w:ascii="Times New Roman" w:hAnsi="Times New Roman" w:eastAsia="宋体" w:cs="Times New Roman"/>
-                <w:b w:val="0"/>
-                <w:bCs w:val="0"/>
-                <w:i w:val="0"/>
-                <w:iCs w:val="0"/>
-                <w:caps w:val="0"/>
-                <w:color w:val="0F1115"/>
-                <w:spacing w:val="0"/>
-                <w:kern w:val="0"/>
-                <w:sz w:val="18"/>
-                <w:szCs w:val="18"/>
-                <w:lang w:val="en-US" w:eastAsia="zh-CN" w:bidi="ar"/>
-              </w:rPr>
-              <w:t xml:space="preserve"> + 蓝图配置</w:t>
+              <w:t>C++基类 + 工具组件 + 蓝图配置</w:t>
             </w:r>
           </w:p>
         </w:tc>
@@ -5246,7 +5555,6 @@
             <w:insideH w:val="single" w:color="000000" w:sz="4" w:space="0"/>
             <w:insideV w:val="single" w:color="000000" w:sz="4" w:space="0"/>
           </w:tblBorders>
-          <w:shd w:val="clear" w:color="auto" w:fill="FFFFFF"/>
           <w:tblCellMar>
             <w:top w:w="15" w:type="dxa"/>
             <w:left w:w="15" w:type="dxa"/>
@@ -5460,7 +5768,6 @@
             <w:insideH w:val="single" w:color="000000" w:sz="4" w:space="0"/>
             <w:insideV w:val="single" w:color="000000" w:sz="4" w:space="0"/>
           </w:tblBorders>
-          <w:shd w:val="clear" w:color="auto" w:fill="FFFFFF"/>
           <w:tblCellMar>
             <w:top w:w="15" w:type="dxa"/>
             <w:left w:w="15" w:type="dxa"/>
@@ -6171,7 +6478,7 @@
           <w:szCs w:val="30"/>
         </w:rPr>
       </w:pPr>
-      <w:bookmarkStart w:id="4" w:name="_Toc2744"/>
+      <w:bookmarkStart w:id="4" w:name="_Toc12079"/>
       <w:r>
         <w:rPr>
           <w:rFonts w:hint="default" w:ascii="Times New Roman" w:hAnsi="Times New Roman" w:eastAsia="宋体" w:cs="Times New Roman"/>
@@ -6226,7 +6533,7 @@
           <w:szCs w:val="28"/>
         </w:rPr>
       </w:pPr>
-      <w:bookmarkStart w:id="5" w:name="_Toc32236"/>
+      <w:bookmarkStart w:id="5" w:name="_Toc14179"/>
       <w:r>
         <w:rPr>
           <w:rFonts w:hint="default" w:ascii="Times New Roman" w:hAnsi="Times New Roman" w:eastAsia="宋体" w:cs="Times New Roman"/>
@@ -6321,7 +6628,7 @@
           <w:lang w:val="en-US" w:eastAsia="zh-CN"/>
         </w:rPr>
       </w:pPr>
-      <w:bookmarkStart w:id="6" w:name="_Toc8166"/>
+      <w:bookmarkStart w:id="6" w:name="_Toc12981"/>
       <w:r>
         <w:rPr>
           <w:rFonts w:hint="default" w:ascii="Times New Roman" w:hAnsi="Times New Roman" w:eastAsia="宋体" w:cs="Times New Roman"/>
@@ -6368,7 +6675,7 @@
           <w:szCs w:val="24"/>
         </w:rPr>
       </w:pPr>
-      <w:bookmarkStart w:id="7" w:name="_Toc24040"/>
+      <w:bookmarkStart w:id="7" w:name="_Toc19619"/>
       <w:r>
         <w:rPr>
           <w:rFonts w:hint="default" w:ascii="Times New Roman" w:hAnsi="Times New Roman" w:eastAsia="宋体" w:cs="Times New Roman"/>
@@ -6626,7 +6933,7 @@
           <w:shd w:val="clear" w:fill="FFFFFF"/>
         </w:rPr>
       </w:pPr>
-      <w:bookmarkStart w:id="8" w:name="_Toc13318"/>
+      <w:bookmarkStart w:id="8" w:name="_Toc17432"/>
       <w:r>
         <w:rPr>
           <w:rFonts w:hint="default" w:ascii="Times New Roman" w:hAnsi="Times New Roman" w:eastAsia="宋体" w:cs="Times New Roman"/>
@@ -6826,7 +7133,7 @@
           <w:shd w:val="clear" w:fill="FFFFFF"/>
         </w:rPr>
       </w:pPr>
-      <w:bookmarkStart w:id="9" w:name="_Toc19819"/>
+      <w:bookmarkStart w:id="9" w:name="_Toc4907"/>
       <w:r>
         <w:rPr>
           <w:rFonts w:hint="default" w:ascii="Times New Roman" w:hAnsi="Times New Roman" w:eastAsia="宋体" w:cs="Times New Roman"/>
@@ -6987,7 +7294,7 @@
           <w:szCs w:val="24"/>
         </w:rPr>
       </w:pPr>
-      <w:bookmarkStart w:id="10" w:name="_Toc2412"/>
+      <w:bookmarkStart w:id="10" w:name="_Toc13836"/>
       <w:r>
         <w:rPr>
           <w:rFonts w:hint="default" w:ascii="Times New Roman" w:hAnsi="Times New Roman" w:eastAsia="宋体" w:cs="Times New Roman"/>
@@ -7321,7 +7628,7 @@
           <w:szCs w:val="28"/>
         </w:rPr>
       </w:pPr>
-      <w:bookmarkStart w:id="11" w:name="_Toc27275"/>
+      <w:bookmarkStart w:id="11" w:name="_Toc19398"/>
       <w:r>
         <w:rPr>
           <w:rFonts w:hint="default" w:ascii="Times New Roman" w:hAnsi="Times New Roman" w:eastAsia="宋体" w:cs="Times New Roman"/>
@@ -7478,7 +7785,7 @@
           <w:szCs w:val="28"/>
         </w:rPr>
       </w:pPr>
-      <w:bookmarkStart w:id="12" w:name="_Toc16058"/>
+      <w:bookmarkStart w:id="12" w:name="_Toc17270"/>
       <w:r>
         <w:rPr>
           <w:rFonts w:hint="default" w:ascii="Times New Roman" w:hAnsi="Times New Roman" w:eastAsia="宋体" w:cs="Times New Roman"/>
@@ -7625,7 +7932,7 @@
           <w:szCs w:val="30"/>
         </w:rPr>
       </w:pPr>
-      <w:bookmarkStart w:id="13" w:name="_Toc30391"/>
+      <w:bookmarkStart w:id="13" w:name="_Toc22019"/>
       <w:r>
         <w:rPr>
           <w:rFonts w:hint="default" w:ascii="Times New Roman" w:hAnsi="Times New Roman" w:eastAsia="宋体" w:cs="Times New Roman"/>
@@ -7675,7 +7982,7 @@
           <w:szCs w:val="28"/>
         </w:rPr>
       </w:pPr>
-      <w:bookmarkStart w:id="14" w:name="_Toc8084"/>
+      <w:bookmarkStart w:id="14" w:name="_Toc1265"/>
       <w:r>
         <w:rPr>
           <w:rFonts w:hint="default" w:ascii="Times New Roman" w:hAnsi="Times New Roman" w:eastAsia="宋体" w:cs="Times New Roman"/>
@@ -7766,7 +8073,36 @@
           <w:szCs w:val="24"/>
           <w:shd w:val="clear" w:fill="FFFFFF"/>
         </w:rPr>
-        <w:t>每枚刻印是一个独立的蓝图类，继承自刻印基类 AStampBase。基础信息包括唯一标识符、显示名称、描述文本、图标资源、最大等级和当前等级。</w:t>
+        <w:t>每枚刻印是一个独立的蓝图类，继承自刻印基类 U</w:t>
+      </w:r>
+      <w:r>
+        <w:rPr>
+          <w:rFonts w:hint="eastAsia" w:ascii="Times New Roman" w:hAnsi="Times New Roman" w:eastAsia="宋体" w:cs="Times New Roman"/>
+          <w:i w:val="0"/>
+          <w:iCs w:val="0"/>
+          <w:caps w:val="0"/>
+          <w:color w:val="0F1115"/>
+          <w:spacing w:val="0"/>
+          <w:sz w:val="24"/>
+          <w:szCs w:val="24"/>
+          <w:shd w:val="clear" w:fill="FFFFFF"/>
+          <w:lang w:eastAsia="zh-CN"/>
+        </w:rPr>
+        <w:t>Glyph</w:t>
+      </w:r>
+      <w:r>
+        <w:rPr>
+          <w:rFonts w:hint="default" w:ascii="Times New Roman" w:hAnsi="Times New Roman" w:eastAsia="宋体" w:cs="Times New Roman"/>
+          <w:i w:val="0"/>
+          <w:iCs w:val="0"/>
+          <w:caps w:val="0"/>
+          <w:color w:val="0F1115"/>
+          <w:spacing w:val="0"/>
+          <w:sz w:val="24"/>
+          <w:szCs w:val="24"/>
+          <w:shd w:val="clear" w:fill="FFFFFF"/>
+        </w:rPr>
+        <w:t>Base（UObject 子类）。基础信息包括唯一标识符、显示名称、描述文本、图标资源、最大等级和当前等级。</w:t>
       </w:r>
     </w:p>
     <w:p>
@@ -7814,7 +8150,55 @@
           <w:szCs w:val="24"/>
           <w:shd w:val="clear" w:fill="FFFFFF"/>
         </w:rPr>
-        <w:t>本位事件（蓝图可重写）如下表所示：</w:t>
+        <w:t>刻印本身无物理实体，不继承 AActor。所有刻印实例由 UStampInventoryComponent 持有和管理，通过 NewObject&lt;UStampBase&gt;() 创建。</w:t>
+      </w:r>
+    </w:p>
+    <w:p>
+      <w:pPr>
+        <w:pStyle w:val="11"/>
+        <w:keepNext w:val="0"/>
+        <w:keepLines w:val="0"/>
+        <w:pageBreakBefore w:val="0"/>
+        <w:widowControl/>
+        <w:suppressLineNumbers w:val="0"/>
+        <w:shd w:val="clear" w:fill="FFFFFF"/>
+        <w:kinsoku/>
+        <w:wordWrap w:val="0"/>
+        <w:overflowPunct/>
+        <w:topLinePunct w:val="0"/>
+        <w:autoSpaceDE/>
+        <w:autoSpaceDN/>
+        <w:bidi w:val="0"/>
+        <w:adjustRightInd/>
+        <w:snapToGrid/>
+        <w:spacing w:beforeAutospacing="0" w:afterAutospacing="0" w:line="240" w:lineRule="auto"/>
+        <w:ind w:left="0" w:right="0" w:firstLine="420" w:firstLineChars="0"/>
+        <w:textAlignment w:val="auto"/>
+        <w:rPr>
+          <w:rFonts w:hint="default" w:ascii="Times New Roman" w:hAnsi="Times New Roman" w:eastAsia="宋体" w:cs="Times New Roman"/>
+          <w:i w:val="0"/>
+          <w:iCs w:val="0"/>
+          <w:caps w:val="0"/>
+          <w:color w:val="0F1115"/>
+          <w:spacing w:val="0"/>
+          <w:sz w:val="24"/>
+          <w:szCs w:val="24"/>
+          <w:shd w:val="clear" w:fill="FFFFFF"/>
+        </w:rPr>
+      </w:pPr>
+      <w:r>
+        <w:rPr>
+          <w:rFonts w:hint="default" w:ascii="Times New Roman" w:hAnsi="Times New Roman" w:eastAsia="宋体" w:cs="Times New Roman"/>
+          <w:i w:val="0"/>
+          <w:iCs w:val="0"/>
+          <w:caps w:val="0"/>
+          <w:color w:val="0F1115"/>
+          <w:spacing w:val="0"/>
+          <w:sz w:val="24"/>
+          <w:szCs w:val="24"/>
+          <w:shd w:val="clear" w:fill="FFFFFF"/>
+        </w:rPr>
+        <w:t>本位事件（蓝图可重写/实现）如下表所示。所有事件均为 BlueprintNativeEvent，允许蓝图重写 C++ 默认实现。</w:t>
       </w:r>
     </w:p>
     <w:tbl>
@@ -7854,12 +8238,7 @@
             <w:insideH w:val="none" w:color="auto" w:sz="0" w:space="0"/>
             <w:insideV w:val="none" w:color="auto" w:sz="0" w:space="0"/>
           </w:tblBorders>
-          <w:tblCellMar>
-            <w:top w:w="15" w:type="dxa"/>
-            <w:left w:w="15" w:type="dxa"/>
-            <w:bottom w:w="15" w:type="dxa"/>
-            <w:right w:w="15" w:type="dxa"/>
-          </w:tblCellMar>
+          <w:shd w:val="clear" w:color="auto" w:fill="FFFFFF"/>
         </w:tblPrEx>
         <w:trPr>
           <w:tblHeader/>
@@ -8056,219 +8435,6 @@
                 <w:lang w:val="en-US" w:eastAsia="zh-CN" w:bidi="ar"/>
               </w:rPr>
               <w:t>主要职责</w:t>
-            </w:r>
-          </w:p>
-        </w:tc>
-      </w:tr>
-      <w:tr>
-        <w:tblPrEx>
-          <w:tblBorders>
-            <w:top w:val="none" w:color="auto" w:sz="0" w:space="0"/>
-            <w:left w:val="none" w:color="auto" w:sz="0" w:space="0"/>
-            <w:bottom w:val="none" w:color="auto" w:sz="0" w:space="0"/>
-            <w:right w:val="none" w:color="auto" w:sz="0" w:space="0"/>
-            <w:insideH w:val="none" w:color="auto" w:sz="0" w:space="0"/>
-            <w:insideV w:val="none" w:color="auto" w:sz="0" w:space="0"/>
-          </w:tblBorders>
-          <w:tblCellMar>
-            <w:top w:w="15" w:type="dxa"/>
-            <w:left w:w="15" w:type="dxa"/>
-            <w:bottom w:w="15" w:type="dxa"/>
-            <w:right w:w="15" w:type="dxa"/>
-          </w:tblCellMar>
-        </w:tblPrEx>
-        <w:tc>
-          <w:tcPr>
-            <w:tcW w:w="1337" w:type="pct"/>
-            <w:tcBorders>
-              <w:top w:val="single" w:color="auto" w:sz="4" w:space="0"/>
-              <w:left w:val="single" w:color="auto" w:sz="4" w:space="0"/>
-              <w:bottom w:val="single" w:color="auto" w:sz="4" w:space="0"/>
-              <w:right w:val="single" w:color="auto" w:sz="4" w:space="0"/>
-            </w:tcBorders>
-            <w:shd w:val="clear" w:color="auto" w:fill="auto"/>
-            <w:tcMar>
-              <w:top w:w="100" w:type="dxa"/>
-              <w:left w:w="0" w:type="dxa"/>
-              <w:bottom w:w="100" w:type="dxa"/>
-              <w:right w:w="160" w:type="dxa"/>
-            </w:tcMar>
-            <w:vAlign w:val="center"/>
-          </w:tcPr>
-          <w:p>
-            <w:pPr>
-              <w:keepNext w:val="0"/>
-              <w:keepLines w:val="0"/>
-              <w:pageBreakBefore w:val="0"/>
-              <w:widowControl/>
-              <w:suppressLineNumbers w:val="0"/>
-              <w:kinsoku/>
-              <w:wordWrap w:val="0"/>
-              <w:overflowPunct/>
-              <w:topLinePunct w:val="0"/>
-              <w:autoSpaceDE/>
-              <w:autoSpaceDN/>
-              <w:bidi w:val="0"/>
-              <w:adjustRightInd/>
-              <w:snapToGrid/>
-              <w:spacing w:line="250" w:lineRule="atLeast"/>
-              <w:jc w:val="center"/>
-              <w:textAlignment w:val="auto"/>
-              <w:rPr>
-                <w:rFonts w:hint="default" w:ascii="Times New Roman" w:hAnsi="Times New Roman" w:eastAsia="宋体" w:cs="Times New Roman"/>
-                <w:i w:val="0"/>
-                <w:iCs w:val="0"/>
-                <w:caps w:val="0"/>
-                <w:color w:val="0F1115"/>
-                <w:spacing w:val="0"/>
-                <w:sz w:val="18"/>
-                <w:szCs w:val="18"/>
-              </w:rPr>
-            </w:pPr>
-            <w:r>
-              <w:rPr>
-                <w:rFonts w:hint="default" w:ascii="Times New Roman" w:hAnsi="Times New Roman" w:eastAsia="宋体" w:cs="Times New Roman"/>
-                <w:i w:val="0"/>
-                <w:iCs w:val="0"/>
-                <w:caps w:val="0"/>
-                <w:color w:val="0F1115"/>
-                <w:spacing w:val="0"/>
-                <w:kern w:val="0"/>
-                <w:sz w:val="18"/>
-                <w:szCs w:val="18"/>
-                <w:lang w:val="en-US" w:eastAsia="zh-CN" w:bidi="ar"/>
-              </w:rPr>
-              <w:t>OnCast()</w:t>
-            </w:r>
-          </w:p>
-        </w:tc>
-        <w:tc>
-          <w:tcPr>
-            <w:tcW w:w="2060" w:type="pct"/>
-            <w:tcBorders>
-              <w:top w:val="single" w:color="auto" w:sz="4" w:space="0"/>
-              <w:left w:val="single" w:color="auto" w:sz="4" w:space="0"/>
-              <w:bottom w:val="single" w:color="auto" w:sz="4" w:space="0"/>
-              <w:right w:val="single" w:color="auto" w:sz="4" w:space="0"/>
-            </w:tcBorders>
-            <w:shd w:val="clear" w:color="auto" w:fill="auto"/>
-            <w:tcMar>
-              <w:top w:w="100" w:type="dxa"/>
-              <w:left w:w="160" w:type="dxa"/>
-              <w:bottom w:w="100" w:type="dxa"/>
-              <w:right w:w="160" w:type="dxa"/>
-            </w:tcMar>
-            <w:vAlign w:val="center"/>
-          </w:tcPr>
-          <w:p>
-            <w:pPr>
-              <w:keepNext w:val="0"/>
-              <w:keepLines w:val="0"/>
-              <w:pageBreakBefore w:val="0"/>
-              <w:widowControl/>
-              <w:suppressLineNumbers w:val="0"/>
-              <w:kinsoku/>
-              <w:wordWrap w:val="0"/>
-              <w:overflowPunct/>
-              <w:topLinePunct w:val="0"/>
-              <w:autoSpaceDE/>
-              <w:autoSpaceDN/>
-              <w:bidi w:val="0"/>
-              <w:adjustRightInd/>
-              <w:snapToGrid/>
-              <w:spacing w:line="250" w:lineRule="atLeast"/>
-              <w:jc w:val="center"/>
-              <w:textAlignment w:val="auto"/>
-              <w:rPr>
-                <w:rFonts w:hint="default" w:ascii="Times New Roman" w:hAnsi="Times New Roman" w:eastAsia="宋体" w:cs="Times New Roman"/>
-                <w:i w:val="0"/>
-                <w:iCs w:val="0"/>
-                <w:caps w:val="0"/>
-                <w:color w:val="0F1115"/>
-                <w:spacing w:val="0"/>
-                <w:sz w:val="18"/>
-                <w:szCs w:val="18"/>
-              </w:rPr>
-            </w:pPr>
-            <w:r>
-              <w:rPr>
-                <w:rFonts w:hint="default" w:ascii="Times New Roman" w:hAnsi="Times New Roman" w:eastAsia="宋体" w:cs="Times New Roman"/>
-                <w:i w:val="0"/>
-                <w:iCs w:val="0"/>
-                <w:caps w:val="0"/>
-                <w:color w:val="0F1115"/>
-                <w:spacing w:val="0"/>
-                <w:kern w:val="0"/>
-                <w:sz w:val="18"/>
-                <w:szCs w:val="18"/>
-                <w:lang w:val="en-US" w:eastAsia="zh-CN" w:bidi="ar"/>
-              </w:rPr>
-              <w:t>技能释放时</w:t>
-            </w:r>
-          </w:p>
-        </w:tc>
-        <w:tc>
-          <w:tcPr>
-            <w:tcW w:w="1601" w:type="pct"/>
-            <w:tcBorders>
-              <w:top w:val="single" w:color="auto" w:sz="4" w:space="0"/>
-              <w:left w:val="single" w:color="auto" w:sz="4" w:space="0"/>
-              <w:bottom w:val="single" w:color="auto" w:sz="4" w:space="0"/>
-              <w:right w:val="single" w:color="auto" w:sz="4" w:space="0"/>
-            </w:tcBorders>
-            <w:shd w:val="clear" w:color="auto" w:fill="auto"/>
-            <w:tcMar>
-              <w:top w:w="100" w:type="dxa"/>
-              <w:left w:w="160" w:type="dxa"/>
-              <w:bottom w:w="100" w:type="dxa"/>
-              <w:right w:w="0" w:type="dxa"/>
-            </w:tcMar>
-            <w:vAlign w:val="center"/>
-          </w:tcPr>
-          <w:p>
-            <w:pPr>
-              <w:keepNext w:val="0"/>
-              <w:keepLines w:val="0"/>
-              <w:pageBreakBefore w:val="0"/>
-              <w:widowControl/>
-              <w:suppressLineNumbers w:val="0"/>
-              <w:kinsoku/>
-              <w:wordWrap w:val="0"/>
-              <w:overflowPunct/>
-              <w:topLinePunct w:val="0"/>
-              <w:autoSpaceDE/>
-              <w:autoSpaceDN/>
-              <w:bidi w:val="0"/>
-              <w:adjustRightInd/>
-              <w:snapToGrid/>
-              <w:spacing w:line="250" w:lineRule="atLeast"/>
-              <w:jc w:val="center"/>
-              <w:textAlignment w:val="auto"/>
-              <w:rPr>
-                <w:rFonts w:hint="default" w:ascii="Times New Roman" w:hAnsi="Times New Roman" w:eastAsia="宋体" w:cs="Times New Roman"/>
-                <w:i w:val="0"/>
-                <w:iCs w:val="0"/>
-                <w:caps w:val="0"/>
-                <w:color w:val="0F1115"/>
-                <w:spacing w:val="0"/>
-                <w:sz w:val="18"/>
-                <w:szCs w:val="18"/>
-              </w:rPr>
-            </w:pPr>
-            <w:r>
-              <w:rPr>
-                <w:rFonts w:hint="default" w:ascii="Times New Roman" w:hAnsi="Times New Roman" w:eastAsia="宋体" w:cs="Times New Roman"/>
-                <w:i w:val="0"/>
-                <w:iCs w:val="0"/>
-                <w:caps w:val="0"/>
-                <w:color w:val="0F1115"/>
-                <w:spacing w:val="0"/>
-                <w:kern w:val="0"/>
-                <w:sz w:val="18"/>
-                <w:szCs w:val="18"/>
-                <w:lang w:val="en-US" w:eastAsia="zh-CN" w:bidi="ar"/>
-              </w:rPr>
-              <w:t>处理释放逻辑、消耗资源</w:t>
             </w:r>
           </w:p>
         </w:tc>
@@ -8352,6 +8518,219 @@
                 <w:szCs w:val="18"/>
                 <w:lang w:val="en-US" w:eastAsia="zh-CN" w:bidi="ar"/>
               </w:rPr>
+              <w:t>OnCast()</w:t>
+            </w:r>
+          </w:p>
+        </w:tc>
+        <w:tc>
+          <w:tcPr>
+            <w:tcW w:w="2060" w:type="pct"/>
+            <w:tcBorders>
+              <w:top w:val="single" w:color="auto" w:sz="4" w:space="0"/>
+              <w:left w:val="single" w:color="auto" w:sz="4" w:space="0"/>
+              <w:bottom w:val="single" w:color="auto" w:sz="4" w:space="0"/>
+              <w:right w:val="single" w:color="auto" w:sz="4" w:space="0"/>
+            </w:tcBorders>
+            <w:shd w:val="clear" w:color="auto" w:fill="auto"/>
+            <w:tcMar>
+              <w:top w:w="100" w:type="dxa"/>
+              <w:left w:w="160" w:type="dxa"/>
+              <w:bottom w:w="100" w:type="dxa"/>
+              <w:right w:w="160" w:type="dxa"/>
+            </w:tcMar>
+            <w:vAlign w:val="center"/>
+          </w:tcPr>
+          <w:p>
+            <w:pPr>
+              <w:keepNext w:val="0"/>
+              <w:keepLines w:val="0"/>
+              <w:pageBreakBefore w:val="0"/>
+              <w:widowControl/>
+              <w:suppressLineNumbers w:val="0"/>
+              <w:kinsoku/>
+              <w:wordWrap w:val="0"/>
+              <w:overflowPunct/>
+              <w:topLinePunct w:val="0"/>
+              <w:autoSpaceDE/>
+              <w:autoSpaceDN/>
+              <w:bidi w:val="0"/>
+              <w:adjustRightInd/>
+              <w:snapToGrid/>
+              <w:spacing w:line="250" w:lineRule="atLeast"/>
+              <w:jc w:val="center"/>
+              <w:textAlignment w:val="auto"/>
+              <w:rPr>
+                <w:rFonts w:hint="default" w:ascii="Times New Roman" w:hAnsi="Times New Roman" w:eastAsia="宋体" w:cs="Times New Roman"/>
+                <w:i w:val="0"/>
+                <w:iCs w:val="0"/>
+                <w:caps w:val="0"/>
+                <w:color w:val="0F1115"/>
+                <w:spacing w:val="0"/>
+                <w:sz w:val="18"/>
+                <w:szCs w:val="18"/>
+              </w:rPr>
+            </w:pPr>
+            <w:r>
+              <w:rPr>
+                <w:rFonts w:hint="default" w:ascii="Times New Roman" w:hAnsi="Times New Roman" w:eastAsia="宋体" w:cs="Times New Roman"/>
+                <w:i w:val="0"/>
+                <w:iCs w:val="0"/>
+                <w:caps w:val="0"/>
+                <w:color w:val="0F1115"/>
+                <w:spacing w:val="0"/>
+                <w:kern w:val="0"/>
+                <w:sz w:val="18"/>
+                <w:szCs w:val="18"/>
+                <w:lang w:val="en-US" w:eastAsia="zh-CN" w:bidi="ar"/>
+              </w:rPr>
+              <w:t>技能释放时</w:t>
+            </w:r>
+          </w:p>
+        </w:tc>
+        <w:tc>
+          <w:tcPr>
+            <w:tcW w:w="1601" w:type="pct"/>
+            <w:tcBorders>
+              <w:top w:val="single" w:color="auto" w:sz="4" w:space="0"/>
+              <w:left w:val="single" w:color="auto" w:sz="4" w:space="0"/>
+              <w:bottom w:val="single" w:color="auto" w:sz="4" w:space="0"/>
+              <w:right w:val="single" w:color="auto" w:sz="4" w:space="0"/>
+            </w:tcBorders>
+            <w:shd w:val="clear" w:color="auto" w:fill="auto"/>
+            <w:tcMar>
+              <w:top w:w="100" w:type="dxa"/>
+              <w:left w:w="160" w:type="dxa"/>
+              <w:bottom w:w="100" w:type="dxa"/>
+              <w:right w:w="0" w:type="dxa"/>
+            </w:tcMar>
+            <w:vAlign w:val="center"/>
+          </w:tcPr>
+          <w:p>
+            <w:pPr>
+              <w:keepNext w:val="0"/>
+              <w:keepLines w:val="0"/>
+              <w:pageBreakBefore w:val="0"/>
+              <w:widowControl/>
+              <w:suppressLineNumbers w:val="0"/>
+              <w:kinsoku/>
+              <w:wordWrap w:val="0"/>
+              <w:overflowPunct/>
+              <w:topLinePunct w:val="0"/>
+              <w:autoSpaceDE/>
+              <w:autoSpaceDN/>
+              <w:bidi w:val="0"/>
+              <w:adjustRightInd/>
+              <w:snapToGrid/>
+              <w:spacing w:line="250" w:lineRule="atLeast"/>
+              <w:jc w:val="center"/>
+              <w:textAlignment w:val="auto"/>
+              <w:rPr>
+                <w:rFonts w:hint="default" w:ascii="Times New Roman" w:hAnsi="Times New Roman" w:eastAsia="宋体" w:cs="Times New Roman"/>
+                <w:i w:val="0"/>
+                <w:iCs w:val="0"/>
+                <w:caps w:val="0"/>
+                <w:color w:val="0F1115"/>
+                <w:spacing w:val="0"/>
+                <w:sz w:val="18"/>
+                <w:szCs w:val="18"/>
+              </w:rPr>
+            </w:pPr>
+            <w:r>
+              <w:rPr>
+                <w:rFonts w:hint="default" w:ascii="Times New Roman" w:hAnsi="Times New Roman" w:eastAsia="宋体" w:cs="Times New Roman"/>
+                <w:i w:val="0"/>
+                <w:iCs w:val="0"/>
+                <w:caps w:val="0"/>
+                <w:color w:val="0F1115"/>
+                <w:spacing w:val="0"/>
+                <w:kern w:val="0"/>
+                <w:sz w:val="18"/>
+                <w:szCs w:val="18"/>
+                <w:lang w:val="en-US" w:eastAsia="zh-CN" w:bidi="ar"/>
+              </w:rPr>
+              <w:t>处理释放逻辑、消耗资源</w:t>
+            </w:r>
+          </w:p>
+        </w:tc>
+      </w:tr>
+      <w:tr>
+        <w:tblPrEx>
+          <w:tblBorders>
+            <w:top w:val="none" w:color="auto" w:sz="0" w:space="0"/>
+            <w:left w:val="none" w:color="auto" w:sz="0" w:space="0"/>
+            <w:bottom w:val="none" w:color="auto" w:sz="0" w:space="0"/>
+            <w:right w:val="none" w:color="auto" w:sz="0" w:space="0"/>
+            <w:insideH w:val="none" w:color="auto" w:sz="0" w:space="0"/>
+            <w:insideV w:val="none" w:color="auto" w:sz="0" w:space="0"/>
+          </w:tblBorders>
+          <w:tblCellMar>
+            <w:top w:w="15" w:type="dxa"/>
+            <w:left w:w="15" w:type="dxa"/>
+            <w:bottom w:w="15" w:type="dxa"/>
+            <w:right w:w="15" w:type="dxa"/>
+          </w:tblCellMar>
+        </w:tblPrEx>
+        <w:tc>
+          <w:tcPr>
+            <w:tcW w:w="1337" w:type="pct"/>
+            <w:tcBorders>
+              <w:top w:val="single" w:color="auto" w:sz="4" w:space="0"/>
+              <w:left w:val="single" w:color="auto" w:sz="4" w:space="0"/>
+              <w:bottom w:val="single" w:color="auto" w:sz="4" w:space="0"/>
+              <w:right w:val="single" w:color="auto" w:sz="4" w:space="0"/>
+            </w:tcBorders>
+            <w:shd w:val="clear" w:color="auto" w:fill="auto"/>
+            <w:tcMar>
+              <w:top w:w="100" w:type="dxa"/>
+              <w:left w:w="0" w:type="dxa"/>
+              <w:bottom w:w="100" w:type="dxa"/>
+              <w:right w:w="160" w:type="dxa"/>
+            </w:tcMar>
+            <w:vAlign w:val="center"/>
+          </w:tcPr>
+          <w:p>
+            <w:pPr>
+              <w:keepNext w:val="0"/>
+              <w:keepLines w:val="0"/>
+              <w:pageBreakBefore w:val="0"/>
+              <w:widowControl/>
+              <w:suppressLineNumbers w:val="0"/>
+              <w:kinsoku/>
+              <w:wordWrap w:val="0"/>
+              <w:overflowPunct/>
+              <w:topLinePunct w:val="0"/>
+              <w:autoSpaceDE/>
+              <w:autoSpaceDN/>
+              <w:bidi w:val="0"/>
+              <w:adjustRightInd/>
+              <w:snapToGrid/>
+              <w:spacing w:line="250" w:lineRule="atLeast"/>
+              <w:jc w:val="center"/>
+              <w:textAlignment w:val="auto"/>
+              <w:rPr>
+                <w:rFonts w:hint="default" w:ascii="Times New Roman" w:hAnsi="Times New Roman" w:eastAsia="宋体" w:cs="Times New Roman"/>
+                <w:i w:val="0"/>
+                <w:iCs w:val="0"/>
+                <w:caps w:val="0"/>
+                <w:color w:val="0F1115"/>
+                <w:spacing w:val="0"/>
+                <w:sz w:val="18"/>
+                <w:szCs w:val="18"/>
+              </w:rPr>
+            </w:pPr>
+            <w:r>
+              <w:rPr>
+                <w:rFonts w:hint="default" w:ascii="Times New Roman" w:hAnsi="Times New Roman" w:eastAsia="宋体" w:cs="Times New Roman"/>
+                <w:i w:val="0"/>
+                <w:iCs w:val="0"/>
+                <w:caps w:val="0"/>
+                <w:color w:val="0F1115"/>
+                <w:spacing w:val="0"/>
+                <w:kern w:val="0"/>
+                <w:sz w:val="18"/>
+                <w:szCs w:val="18"/>
+                <w:lang w:val="en-US" w:eastAsia="zh-CN" w:bidi="ar"/>
+              </w:rPr>
               <w:t>OnSpawn(Actor)</w:t>
             </w:r>
           </w:p>
@@ -8497,6 +8876,7 @@
             <w:insideH w:val="none" w:color="auto" w:sz="0" w:space="0"/>
             <w:insideV w:val="none" w:color="auto" w:sz="0" w:space="0"/>
           </w:tblBorders>
+          <w:shd w:val="clear" w:color="auto" w:fill="FFFFFF"/>
           <w:tblCellMar>
             <w:top w:w="15" w:type="dxa"/>
             <w:left w:w="15" w:type="dxa"/>
@@ -9354,7 +9734,7 @@
           <w:szCs w:val="28"/>
         </w:rPr>
       </w:pPr>
-      <w:bookmarkStart w:id="15" w:name="_Toc10029"/>
+      <w:bookmarkStart w:id="15" w:name="_Toc2583"/>
       <w:r>
         <w:rPr>
           <w:rFonts w:hint="default" w:ascii="Times New Roman" w:hAnsi="Times New Roman" w:eastAsia="宋体" w:cs="Times New Roman"/>
@@ -9506,6 +9886,42 @@
     </w:p>
     <w:p>
       <w:pPr>
+        <w:pStyle w:val="11"/>
+        <w:keepNext w:val="0"/>
+        <w:keepLines w:val="0"/>
+        <w:pageBreakBefore w:val="0"/>
+        <w:widowControl/>
+        <w:suppressLineNumbers w:val="0"/>
+        <w:shd w:val="clear" w:fill="FFFFFF"/>
+        <w:kinsoku/>
+        <w:wordWrap w:val="0"/>
+        <w:overflowPunct/>
+        <w:topLinePunct w:val="0"/>
+        <w:autoSpaceDE/>
+        <w:autoSpaceDN/>
+        <w:bidi w:val="0"/>
+        <w:adjustRightInd/>
+        <w:snapToGrid/>
+        <w:spacing w:beforeAutospacing="0" w:afterAutospacing="0" w:line="240" w:lineRule="auto"/>
+        <w:ind w:left="0" w:right="0" w:firstLine="420" w:firstLineChars="0"/>
+        <w:textAlignment w:val="auto"/>
+        <w:rPr>
+          <w:rFonts w:hint="default" w:ascii="Times New Roman" w:hAnsi="Times New Roman" w:eastAsia="宋体" w:cs="Times New Roman"/>
+          <w:b w:val="0"/>
+          <w:bCs w:val="0"/>
+          <w:i w:val="0"/>
+          <w:iCs w:val="0"/>
+          <w:caps w:val="0"/>
+          <w:color w:val="0F1115"/>
+          <w:spacing w:val="0"/>
+          <w:sz w:val="24"/>
+          <w:szCs w:val="24"/>
+          <w:shd w:val="clear" w:fill="FFFFFF"/>
+        </w:rPr>
+      </w:pPr>
+    </w:p>
+    <w:p>
+      <w:pPr>
         <w:pStyle w:val="3"/>
         <w:keepNext w:val="0"/>
         <w:keepLines w:val="0"/>
@@ -9538,7 +9954,7 @@
           <w:shd w:val="clear" w:fill="FFFFFF"/>
         </w:rPr>
       </w:pPr>
-      <w:bookmarkStart w:id="16" w:name="_Toc27587"/>
+      <w:bookmarkStart w:id="16" w:name="_Toc13254"/>
       <w:r>
         <w:rPr>
           <w:rFonts w:hint="default" w:ascii="Times New Roman" w:hAnsi="Times New Roman" w:eastAsia="宋体" w:cs="Times New Roman"/>
@@ -9601,7 +10017,7 @@
         <w:ind w:firstLine="420" w:firstLineChars="0"/>
         <w:textAlignment w:val="auto"/>
         <w:rPr>
-          <w:rFonts w:hint="default"/>
+          <w:rFonts w:hint="default" w:ascii="Times New Roman" w:hAnsi="Times New Roman" w:eastAsia="宋体" w:cs="Times New Roman"/>
           <w:b w:val="0"/>
           <w:bCs w:val="0"/>
           <w:sz w:val="24"/>
@@ -9610,13 +10026,13 @@
       </w:pPr>
       <w:r>
         <w:rPr>
-          <w:rFonts w:hint="default"/>
+          <w:rFonts w:hint="default" w:ascii="Times New Roman" w:hAnsi="Times New Roman" w:eastAsia="宋体" w:cs="Times New Roman"/>
           <w:b w:val="0"/>
           <w:bCs w:val="0"/>
           <w:sz w:val="24"/>
           <w:szCs w:val="24"/>
         </w:rPr>
-        <w:t>组件作为通用工具库挂载在刻印上，提供可复用的工具函数。组件不包含刻印的核心逻辑，核心逻辑由每枚刻印在自身蓝图中独立实现。</w:t>
+        <w:t>工具组件作为 UObject 子类挂载在刻印上，提供可复用的工具函数。组件由刻印通过 NewObject 在构造时创建并持有。组件不包含刻印的核心逻辑，核心逻辑由每枚刻印在自身蓝图中独立实现。</w:t>
       </w:r>
     </w:p>
     <w:tbl>
@@ -9656,7 +10072,6 @@
             <w:insideH w:val="none" w:color="auto" w:sz="0" w:space="0"/>
             <w:insideV w:val="none" w:color="auto" w:sz="0" w:space="0"/>
           </w:tblBorders>
-          <w:shd w:val="clear" w:color="auto" w:fill="FFFFFF"/>
           <w:tblCellMar>
             <w:top w:w="15" w:type="dxa"/>
             <w:left w:w="15" w:type="dxa"/>
@@ -10301,6 +10716,7 @@
             <w:insideH w:val="none" w:color="auto" w:sz="0" w:space="0"/>
             <w:insideV w:val="none" w:color="auto" w:sz="0" w:space="0"/>
           </w:tblBorders>
+          <w:shd w:val="clear" w:color="auto" w:fill="FFFFFF"/>
           <w:tblCellMar>
             <w:top w:w="15" w:type="dxa"/>
             <w:left w:w="15" w:type="dxa"/>
@@ -10514,6 +10930,7 @@
             <w:insideH w:val="none" w:color="auto" w:sz="0" w:space="0"/>
             <w:insideV w:val="none" w:color="auto" w:sz="0" w:space="0"/>
           </w:tblBorders>
+          <w:shd w:val="clear" w:color="auto" w:fill="FFFFFF"/>
           <w:tblCellMar>
             <w:top w:w="15" w:type="dxa"/>
             <w:left w:w="15" w:type="dxa"/>
@@ -10811,7 +11228,7 @@
           <w:shd w:val="clear" w:fill="FFFFFF"/>
         </w:rPr>
       </w:pPr>
-      <w:bookmarkStart w:id="17" w:name="_Toc9743"/>
+      <w:bookmarkStart w:id="17" w:name="_Toc32386"/>
       <w:r>
         <w:rPr>
           <w:rFonts w:hint="default" w:ascii="Times New Roman" w:hAnsi="Times New Roman" w:eastAsia="宋体" w:cs="Times New Roman"/>
@@ -10902,7 +11319,80 @@
           <w:szCs w:val="24"/>
           <w:shd w:val="clear" w:fill="FFFFFF"/>
         </w:rPr>
-        <w:t>做一枚新刻印的操作：在 Content Browser 中右键新建蓝图类，继承自 AStampBase，命名为 BP_Stamp_刻印名称。打开蓝图，在 Components 面板中按需挂载工具组件。在 Event Graph 中重写本位事件，实现本位行为逻辑，调用组件工具函数，在关键节点调用 BroadcastEvent 广播事件。重写 OnEventReceived，实现变位逻辑：判断事件类型和当前功能槽类型，执行对应响应逻辑。在 Details 面板中暴露和调整参数（速度、伤害、冷却等）。编译保存，拖入槽位测试。</w:t>
+        <w:t xml:space="preserve">做一枚新刻印的操作：在 Content Browser 中右键新建蓝图类，继承自 </w:t>
+      </w:r>
+      <w:r>
+        <w:rPr>
+          <w:rFonts w:hint="eastAsia" w:ascii="Times New Roman" w:hAnsi="Times New Roman" w:eastAsia="宋体" w:cs="Times New Roman"/>
+          <w:b w:val="0"/>
+          <w:bCs w:val="0"/>
+          <w:caps w:val="0"/>
+          <w:color w:val="0F1115"/>
+          <w:spacing w:val="0"/>
+          <w:sz w:val="24"/>
+          <w:szCs w:val="24"/>
+          <w:shd w:val="clear" w:fill="FFFFFF"/>
+          <w:lang w:val="en-US" w:eastAsia="zh-CN"/>
+        </w:rPr>
+        <w:t>U</w:t>
+      </w:r>
+      <w:r>
+        <w:rPr>
+          <w:rFonts w:hint="eastAsia" w:ascii="Times New Roman" w:hAnsi="Times New Roman" w:eastAsia="宋体" w:cs="Times New Roman"/>
+          <w:b w:val="0"/>
+          <w:bCs w:val="0"/>
+          <w:caps w:val="0"/>
+          <w:color w:val="0F1115"/>
+          <w:spacing w:val="0"/>
+          <w:sz w:val="24"/>
+          <w:szCs w:val="24"/>
+          <w:shd w:val="clear" w:fill="FFFFFF"/>
+          <w:lang w:eastAsia="zh-CN"/>
+        </w:rPr>
+        <w:t>Glyph</w:t>
+      </w:r>
+      <w:r>
+        <w:rPr>
+          <w:rFonts w:hint="default" w:ascii="Times New Roman" w:hAnsi="Times New Roman" w:eastAsia="宋体" w:cs="Times New Roman"/>
+          <w:b w:val="0"/>
+          <w:bCs w:val="0"/>
+          <w:caps w:val="0"/>
+          <w:color w:val="0F1115"/>
+          <w:spacing w:val="0"/>
+          <w:sz w:val="24"/>
+          <w:szCs w:val="24"/>
+          <w:shd w:val="clear" w:fill="FFFFFF"/>
+        </w:rPr>
+        <w:t>Base，命名为 BP_</w:t>
+      </w:r>
+      <w:r>
+        <w:rPr>
+          <w:rFonts w:hint="eastAsia" w:ascii="Times New Roman" w:hAnsi="Times New Roman" w:eastAsia="宋体" w:cs="Times New Roman"/>
+          <w:b w:val="0"/>
+          <w:bCs w:val="0"/>
+          <w:caps w:val="0"/>
+          <w:color w:val="0F1115"/>
+          <w:spacing w:val="0"/>
+          <w:sz w:val="24"/>
+          <w:szCs w:val="24"/>
+          <w:shd w:val="clear" w:fill="FFFFFF"/>
+          <w:lang w:eastAsia="zh-CN"/>
+        </w:rPr>
+        <w:t>Glyph</w:t>
+      </w:r>
+      <w:r>
+        <w:rPr>
+          <w:rFonts w:hint="default" w:ascii="Times New Roman" w:hAnsi="Times New Roman" w:eastAsia="宋体" w:cs="Times New Roman"/>
+          <w:b w:val="0"/>
+          <w:bCs w:val="0"/>
+          <w:caps w:val="0"/>
+          <w:color w:val="0F1115"/>
+          <w:spacing w:val="0"/>
+          <w:sz w:val="24"/>
+          <w:szCs w:val="24"/>
+          <w:shd w:val="clear" w:fill="FFFFFF"/>
+        </w:rPr>
+        <w:t>_刻印名称。使用 NewObject 创建工具组件并赋值给对应成员变量。工具组件作为 UObject 引用成员持有。在 Event Graph 中重写本位事件，实现本位行为逻辑，调用组件工具函数，在关键节点调用 BroadcastEvent 广播事件。重写 OnEventReceived，实现变位逻辑：判断事件类型和当前功能槽类型，执行对应响应逻辑。在 Details 面板中暴露和调整参数（速度、伤害、冷却等）。编译保存，拖入槽位测试。</w:t>
       </w:r>
     </w:p>
     <w:p>
@@ -10958,7 +11448,7 @@
           <w:szCs w:val="30"/>
         </w:rPr>
       </w:pPr>
-      <w:bookmarkStart w:id="18" w:name="_Toc20595"/>
+      <w:bookmarkStart w:id="18" w:name="_Toc11624"/>
       <w:r>
         <w:rPr>
           <w:rFonts w:hint="default" w:ascii="Times New Roman" w:hAnsi="Times New Roman" w:eastAsia="宋体" w:cs="Times New Roman"/>
@@ -11008,7 +11498,7 @@
           <w:szCs w:val="28"/>
         </w:rPr>
       </w:pPr>
-      <w:bookmarkStart w:id="19" w:name="_Toc12575"/>
+      <w:bookmarkStart w:id="19" w:name="_Toc19"/>
       <w:r>
         <w:rPr>
           <w:rFonts w:hint="default" w:ascii="Times New Roman" w:hAnsi="Times New Roman" w:eastAsia="宋体" w:cs="Times New Roman"/>
@@ -11169,7 +11659,7 @@
           <w:szCs w:val="28"/>
         </w:rPr>
       </w:pPr>
-      <w:bookmarkStart w:id="20" w:name="_Toc27772"/>
+      <w:bookmarkStart w:id="20" w:name="_Toc1002"/>
       <w:r>
         <w:rPr>
           <w:rFonts w:hint="default" w:ascii="Times New Roman" w:hAnsi="Times New Roman" w:eastAsia="宋体" w:cs="Times New Roman"/>
@@ -11378,7 +11868,7 @@
           <w:szCs w:val="28"/>
         </w:rPr>
       </w:pPr>
-      <w:bookmarkStart w:id="21" w:name="_Toc27508"/>
+      <w:bookmarkStart w:id="21" w:name="_Toc30480"/>
       <w:r>
         <w:rPr>
           <w:rFonts w:hint="default" w:ascii="Times New Roman" w:hAnsi="Times New Roman" w:eastAsia="宋体" w:cs="Times New Roman"/>
@@ -11539,7 +12029,7 @@
           <w:szCs w:val="24"/>
         </w:rPr>
       </w:pPr>
-      <w:bookmarkStart w:id="22" w:name="_Toc16337"/>
+      <w:bookmarkStart w:id="22" w:name="_Toc2827"/>
       <w:r>
         <w:rPr>
           <w:rFonts w:hint="default" w:ascii="Times New Roman" w:hAnsi="Times New Roman" w:eastAsia="宋体" w:cs="Times New Roman"/>
@@ -11589,7 +12079,7 @@
           <w:szCs w:val="28"/>
         </w:rPr>
       </w:pPr>
-      <w:bookmarkStart w:id="23" w:name="_Toc24986"/>
+      <w:bookmarkStart w:id="23" w:name="_Toc2692"/>
       <w:r>
         <w:rPr>
           <w:rFonts w:hint="default" w:ascii="Times New Roman" w:hAnsi="Times New Roman" w:eastAsia="宋体" w:cs="Times New Roman"/>
@@ -11706,7 +12196,24 @@
           <w:sz w:val="18"/>
           <w:szCs w:val="18"/>
         </w:rPr>
-        <w:t>├── Source/StampCorridor/</w:t>
+        <w:t>├── Source/</w:t>
+      </w:r>
+      <w:r>
+        <w:rPr>
+          <w:rFonts w:hint="eastAsia" w:ascii="Times New Roman" w:hAnsi="Times New Roman" w:eastAsia="宋体" w:cs="Times New Roman"/>
+          <w:sz w:val="18"/>
+          <w:szCs w:val="18"/>
+          <w:lang w:eastAsia="zh-CN"/>
+        </w:rPr>
+        <w:t>Glyph</w:t>
+      </w:r>
+      <w:r>
+        <w:rPr>
+          <w:rFonts w:hint="default" w:ascii="Times New Roman" w:hAnsi="Times New Roman" w:eastAsia="宋体" w:cs="Times New Roman"/>
+          <w:sz w:val="18"/>
+          <w:szCs w:val="18"/>
+        </w:rPr>
+        <w:t>Corridor/</w:t>
       </w:r>
     </w:p>
     <w:p>
@@ -11745,8 +12252,6 @@
         </w:rPr>
         <w:t>│   ├── Core/</w:t>
       </w:r>
-      <w:bookmarkStart w:id="40" w:name="_GoBack"/>
-      <w:bookmarkEnd w:id="40"/>
     </w:p>
     <w:p>
       <w:pPr>
@@ -11782,7 +12287,24 @@
           <w:sz w:val="18"/>
           <w:szCs w:val="18"/>
         </w:rPr>
-        <w:t>│   │   ├── C_StampGameMode.h/cpp</w:t>
+        <w:t>│   │   ├── C_</w:t>
+      </w:r>
+      <w:r>
+        <w:rPr>
+          <w:rFonts w:hint="eastAsia" w:ascii="Times New Roman" w:hAnsi="Times New Roman" w:eastAsia="宋体" w:cs="Times New Roman"/>
+          <w:sz w:val="18"/>
+          <w:szCs w:val="18"/>
+          <w:lang w:eastAsia="zh-CN"/>
+        </w:rPr>
+        <w:t>Glyph</w:t>
+      </w:r>
+      <w:r>
+        <w:rPr>
+          <w:rFonts w:hint="default" w:ascii="Times New Roman" w:hAnsi="Times New Roman" w:eastAsia="宋体" w:cs="Times New Roman"/>
+          <w:sz w:val="18"/>
+          <w:szCs w:val="18"/>
+        </w:rPr>
+        <w:t>GameMode.h/cpp</w:t>
       </w:r>
     </w:p>
     <w:p>
@@ -11819,7 +12341,24 @@
           <w:sz w:val="18"/>
           <w:szCs w:val="18"/>
         </w:rPr>
-        <w:t>│   │   ├── C_StampGameState.h/cpp</w:t>
+        <w:t>│   │   ├── C_</w:t>
+      </w:r>
+      <w:r>
+        <w:rPr>
+          <w:rFonts w:hint="eastAsia" w:ascii="Times New Roman" w:hAnsi="Times New Roman" w:eastAsia="宋体" w:cs="Times New Roman"/>
+          <w:sz w:val="18"/>
+          <w:szCs w:val="18"/>
+          <w:lang w:eastAsia="zh-CN"/>
+        </w:rPr>
+        <w:t>Glyph</w:t>
+      </w:r>
+      <w:r>
+        <w:rPr>
+          <w:rFonts w:hint="default" w:ascii="Times New Roman" w:hAnsi="Times New Roman" w:eastAsia="宋体" w:cs="Times New Roman"/>
+          <w:sz w:val="18"/>
+          <w:szCs w:val="18"/>
+        </w:rPr>
+        <w:t>GameState.h/cpp</w:t>
       </w:r>
     </w:p>
     <w:p>
@@ -11856,7 +12395,24 @@
           <w:sz w:val="18"/>
           <w:szCs w:val="18"/>
         </w:rPr>
-        <w:t>│   │   ├── C_StampPlayerController.h/cpp</w:t>
+        <w:t>│   │   ├── C_</w:t>
+      </w:r>
+      <w:r>
+        <w:rPr>
+          <w:rFonts w:hint="eastAsia" w:ascii="Times New Roman" w:hAnsi="Times New Roman" w:eastAsia="宋体" w:cs="Times New Roman"/>
+          <w:sz w:val="18"/>
+          <w:szCs w:val="18"/>
+          <w:lang w:eastAsia="zh-CN"/>
+        </w:rPr>
+        <w:t>Glyph</w:t>
+      </w:r>
+      <w:r>
+        <w:rPr>
+          <w:rFonts w:hint="default" w:ascii="Times New Roman" w:hAnsi="Times New Roman" w:eastAsia="宋体" w:cs="Times New Roman"/>
+          <w:sz w:val="18"/>
+          <w:szCs w:val="18"/>
+        </w:rPr>
+        <w:t>PlayerController.h/cpp</w:t>
       </w:r>
     </w:p>
     <w:p>
@@ -11893,7 +12449,24 @@
           <w:sz w:val="18"/>
           <w:szCs w:val="18"/>
         </w:rPr>
-        <w:t>│   │   └── C_StampPlayerState.h/cpp</w:t>
+        <w:t>│   │   └── C_</w:t>
+      </w:r>
+      <w:r>
+        <w:rPr>
+          <w:rFonts w:hint="eastAsia" w:ascii="Times New Roman" w:hAnsi="Times New Roman" w:eastAsia="宋体" w:cs="Times New Roman"/>
+          <w:sz w:val="18"/>
+          <w:szCs w:val="18"/>
+          <w:lang w:eastAsia="zh-CN"/>
+        </w:rPr>
+        <w:t>Glyph</w:t>
+      </w:r>
+      <w:r>
+        <w:rPr>
+          <w:rFonts w:hint="default" w:ascii="Times New Roman" w:hAnsi="Times New Roman" w:eastAsia="宋体" w:cs="Times New Roman"/>
+          <w:sz w:val="18"/>
+          <w:szCs w:val="18"/>
+        </w:rPr>
+        <w:t>PlayerState.h/cpp</w:t>
       </w:r>
     </w:p>
     <w:p>
@@ -11967,7 +12540,24 @@
           <w:sz w:val="18"/>
           <w:szCs w:val="18"/>
         </w:rPr>
-        <w:t>│   │   ├── C_StampCharacter.h/cpp</w:t>
+        <w:t>│   │   ├── C_</w:t>
+      </w:r>
+      <w:r>
+        <w:rPr>
+          <w:rFonts w:hint="eastAsia" w:ascii="Times New Roman" w:hAnsi="Times New Roman" w:eastAsia="宋体" w:cs="Times New Roman"/>
+          <w:sz w:val="18"/>
+          <w:szCs w:val="18"/>
+          <w:lang w:eastAsia="zh-CN"/>
+        </w:rPr>
+        <w:t>Glyph</w:t>
+      </w:r>
+      <w:r>
+        <w:rPr>
+          <w:rFonts w:hint="default" w:ascii="Times New Roman" w:hAnsi="Times New Roman" w:eastAsia="宋体" w:cs="Times New Roman"/>
+          <w:sz w:val="18"/>
+          <w:szCs w:val="18"/>
+        </w:rPr>
+        <w:t>Character.h/cpp</w:t>
       </w:r>
     </w:p>
     <w:p>
@@ -12004,7 +12594,24 @@
           <w:sz w:val="18"/>
           <w:szCs w:val="18"/>
         </w:rPr>
-        <w:t>│   │   └── C_StampAbilityComponent.h/cpp</w:t>
+        <w:t>│   │   └── C_</w:t>
+      </w:r>
+      <w:r>
+        <w:rPr>
+          <w:rFonts w:hint="eastAsia" w:ascii="Times New Roman" w:hAnsi="Times New Roman" w:eastAsia="宋体" w:cs="Times New Roman"/>
+          <w:sz w:val="18"/>
+          <w:szCs w:val="18"/>
+          <w:lang w:eastAsia="zh-CN"/>
+        </w:rPr>
+        <w:t>Glyph</w:t>
+      </w:r>
+      <w:r>
+        <w:rPr>
+          <w:rFonts w:hint="default" w:ascii="Times New Roman" w:hAnsi="Times New Roman" w:eastAsia="宋体" w:cs="Times New Roman"/>
+          <w:sz w:val="18"/>
+          <w:szCs w:val="18"/>
+        </w:rPr>
+        <w:t>AbilityComponent.h/cpp</w:t>
       </w:r>
     </w:p>
     <w:p>
@@ -12041,7 +12648,24 @@
           <w:sz w:val="18"/>
           <w:szCs w:val="18"/>
         </w:rPr>
-        <w:t>│   ├── Stamp/</w:t>
+        <w:t xml:space="preserve">│   ├── </w:t>
+      </w:r>
+      <w:r>
+        <w:rPr>
+          <w:rFonts w:hint="eastAsia" w:ascii="Times New Roman" w:hAnsi="Times New Roman" w:eastAsia="宋体" w:cs="Times New Roman"/>
+          <w:sz w:val="18"/>
+          <w:szCs w:val="18"/>
+          <w:lang w:eastAsia="zh-CN"/>
+        </w:rPr>
+        <w:t>Glyph</w:t>
+      </w:r>
+      <w:r>
+        <w:rPr>
+          <w:rFonts w:hint="default" w:ascii="Times New Roman" w:hAnsi="Times New Roman" w:eastAsia="宋体" w:cs="Times New Roman"/>
+          <w:sz w:val="18"/>
+          <w:szCs w:val="18"/>
+        </w:rPr>
+        <w:t>/</w:t>
       </w:r>
     </w:p>
     <w:p>
@@ -12078,7 +12702,24 @@
           <w:sz w:val="18"/>
           <w:szCs w:val="18"/>
         </w:rPr>
-        <w:t>│   │   ├── C_StampBase.h/cpp</w:t>
+        <w:t>│   │   ├── C_</w:t>
+      </w:r>
+      <w:r>
+        <w:rPr>
+          <w:rFonts w:hint="eastAsia" w:ascii="Times New Roman" w:hAnsi="Times New Roman" w:eastAsia="宋体" w:cs="Times New Roman"/>
+          <w:sz w:val="18"/>
+          <w:szCs w:val="18"/>
+          <w:lang w:eastAsia="zh-CN"/>
+        </w:rPr>
+        <w:t>Glyph</w:t>
+      </w:r>
+      <w:r>
+        <w:rPr>
+          <w:rFonts w:hint="default" w:ascii="Times New Roman" w:hAnsi="Times New Roman" w:eastAsia="宋体" w:cs="Times New Roman"/>
+          <w:sz w:val="18"/>
+          <w:szCs w:val="18"/>
+        </w:rPr>
+        <w:t>Base.h/cpp</w:t>
       </w:r>
     </w:p>
     <w:p>
@@ -12115,7 +12756,24 @@
           <w:sz w:val="18"/>
           <w:szCs w:val="18"/>
         </w:rPr>
-        <w:t>│   │   ├── C_StampInventoryComponent.h/cpp</w:t>
+        <w:t>│   │   ├── C_</w:t>
+      </w:r>
+      <w:r>
+        <w:rPr>
+          <w:rFonts w:hint="eastAsia" w:ascii="Times New Roman" w:hAnsi="Times New Roman" w:eastAsia="宋体" w:cs="Times New Roman"/>
+          <w:sz w:val="18"/>
+          <w:szCs w:val="18"/>
+          <w:lang w:eastAsia="zh-CN"/>
+        </w:rPr>
+        <w:t>Glyph</w:t>
+      </w:r>
+      <w:r>
+        <w:rPr>
+          <w:rFonts w:hint="default" w:ascii="Times New Roman" w:hAnsi="Times New Roman" w:eastAsia="宋体" w:cs="Times New Roman"/>
+          <w:sz w:val="18"/>
+          <w:szCs w:val="18"/>
+        </w:rPr>
+        <w:t>InventoryComponent.h/cpp</w:t>
       </w:r>
     </w:p>
     <w:p>
@@ -12152,7 +12810,24 @@
           <w:sz w:val="18"/>
           <w:szCs w:val="18"/>
         </w:rPr>
-        <w:t>│   │   └── C_StampSlotManager.h/cpp</w:t>
+        <w:t>│   │   └── C_</w:t>
+      </w:r>
+      <w:r>
+        <w:rPr>
+          <w:rFonts w:hint="eastAsia" w:ascii="Times New Roman" w:hAnsi="Times New Roman" w:eastAsia="宋体" w:cs="Times New Roman"/>
+          <w:sz w:val="18"/>
+          <w:szCs w:val="18"/>
+          <w:lang w:eastAsia="zh-CN"/>
+        </w:rPr>
+        <w:t>Glyph</w:t>
+      </w:r>
+      <w:r>
+        <w:rPr>
+          <w:rFonts w:hint="default" w:ascii="Times New Roman" w:hAnsi="Times New Roman" w:eastAsia="宋体" w:cs="Times New Roman"/>
+          <w:sz w:val="18"/>
+          <w:szCs w:val="18"/>
+        </w:rPr>
+        <w:t>SlotManager.h/cpp</w:t>
       </w:r>
     </w:p>
     <w:p>
@@ -12411,7 +13086,24 @@
           <w:sz w:val="18"/>
           <w:szCs w:val="18"/>
         </w:rPr>
-        <w:t>│   │   ├── C_StampAbilityBase.h/cpp</w:t>
+        <w:t>│   │   ├── C_</w:t>
+      </w:r>
+      <w:r>
+        <w:rPr>
+          <w:rFonts w:hint="eastAsia" w:ascii="Times New Roman" w:hAnsi="Times New Roman" w:eastAsia="宋体" w:cs="Times New Roman"/>
+          <w:sz w:val="18"/>
+          <w:szCs w:val="18"/>
+          <w:lang w:eastAsia="zh-CN"/>
+        </w:rPr>
+        <w:t>Glyph</w:t>
+      </w:r>
+      <w:r>
+        <w:rPr>
+          <w:rFonts w:hint="default" w:ascii="Times New Roman" w:hAnsi="Times New Roman" w:eastAsia="宋体" w:cs="Times New Roman"/>
+          <w:sz w:val="18"/>
+          <w:szCs w:val="18"/>
+        </w:rPr>
+        <w:t>AbilityBase.h/cpp</w:t>
       </w:r>
     </w:p>
     <w:p>
@@ -12448,7 +13140,24 @@
           <w:sz w:val="18"/>
           <w:szCs w:val="18"/>
         </w:rPr>
-        <w:t>│   │   └── C_StampEffectBase.h/cpp</w:t>
+        <w:t>│   │   └── C_</w:t>
+      </w:r>
+      <w:r>
+        <w:rPr>
+          <w:rFonts w:hint="eastAsia" w:ascii="Times New Roman" w:hAnsi="Times New Roman" w:eastAsia="宋体" w:cs="Times New Roman"/>
+          <w:sz w:val="18"/>
+          <w:szCs w:val="18"/>
+          <w:lang w:eastAsia="zh-CN"/>
+        </w:rPr>
+        <w:t>Glyph</w:t>
+      </w:r>
+      <w:r>
+        <w:rPr>
+          <w:rFonts w:hint="default" w:ascii="Times New Roman" w:hAnsi="Times New Roman" w:eastAsia="宋体" w:cs="Times New Roman"/>
+          <w:sz w:val="18"/>
+          <w:szCs w:val="18"/>
+        </w:rPr>
+        <w:t>EffectBase.h/cpp</w:t>
       </w:r>
     </w:p>
     <w:p>
@@ -12670,43 +13379,6 @@
           <w:sz w:val="18"/>
           <w:szCs w:val="18"/>
         </w:rPr>
-        <w:t>│</w:t>
-      </w:r>
-    </w:p>
-    <w:p>
-      <w:pPr>
-        <w:keepNext w:val="0"/>
-        <w:keepLines w:val="0"/>
-        <w:pageBreakBefore w:val="0"/>
-        <w:widowControl w:val="0"/>
-        <w:numPr>
-          <w:ilvl w:val="0"/>
-          <w:numId w:val="0"/>
-        </w:numPr>
-        <w:kinsoku/>
-        <w:wordWrap w:val="0"/>
-        <w:overflowPunct/>
-        <w:topLinePunct w:val="0"/>
-        <w:autoSpaceDE/>
-        <w:autoSpaceDN/>
-        <w:bidi w:val="0"/>
-        <w:adjustRightInd/>
-        <w:snapToGrid/>
-        <w:spacing w:line="240" w:lineRule="auto"/>
-        <w:ind w:leftChars="0" w:firstLine="420" w:firstLineChars="0"/>
-        <w:textAlignment w:val="auto"/>
-        <w:rPr>
-          <w:rFonts w:hint="default" w:ascii="Times New Roman" w:hAnsi="Times New Roman" w:eastAsia="宋体" w:cs="Times New Roman"/>
-          <w:sz w:val="18"/>
-          <w:szCs w:val="18"/>
-        </w:rPr>
-      </w:pPr>
-      <w:r>
-        <w:rPr>
-          <w:rFonts w:hint="default" w:ascii="Times New Roman" w:hAnsi="Times New Roman" w:eastAsia="宋体" w:cs="Times New Roman"/>
-          <w:sz w:val="18"/>
-          <w:szCs w:val="18"/>
-        </w:rPr>
         <w:t>└── Content/Game/</w:t>
       </w:r>
     </w:p>
@@ -12818,7 +13490,24 @@
           <w:sz w:val="18"/>
           <w:szCs w:val="18"/>
         </w:rPr>
-        <w:t xml:space="preserve">    │   ├── Stamp/</w:t>
+        <w:t xml:space="preserve">    │   ├── </w:t>
+      </w:r>
+      <w:r>
+        <w:rPr>
+          <w:rFonts w:hint="eastAsia" w:ascii="Times New Roman" w:hAnsi="Times New Roman" w:eastAsia="宋体" w:cs="Times New Roman"/>
+          <w:sz w:val="18"/>
+          <w:szCs w:val="18"/>
+          <w:lang w:eastAsia="zh-CN"/>
+        </w:rPr>
+        <w:t>Glyph</w:t>
+      </w:r>
+      <w:r>
+        <w:rPr>
+          <w:rFonts w:hint="default" w:ascii="Times New Roman" w:hAnsi="Times New Roman" w:eastAsia="宋体" w:cs="Times New Roman"/>
+          <w:sz w:val="18"/>
+          <w:szCs w:val="18"/>
+        </w:rPr>
+        <w:t>/</w:t>
       </w:r>
     </w:p>
     <w:p>
@@ -13003,7 +13692,24 @@
           <w:sz w:val="18"/>
           <w:szCs w:val="18"/>
         </w:rPr>
-        <w:t xml:space="preserve">    │   ├── StampTable/</w:t>
+        <w:t xml:space="preserve">    │   ├── </w:t>
+      </w:r>
+      <w:r>
+        <w:rPr>
+          <w:rFonts w:hint="eastAsia" w:ascii="Times New Roman" w:hAnsi="Times New Roman" w:eastAsia="宋体" w:cs="Times New Roman"/>
+          <w:sz w:val="18"/>
+          <w:szCs w:val="18"/>
+          <w:lang w:eastAsia="zh-CN"/>
+        </w:rPr>
+        <w:t>Glyph</w:t>
+      </w:r>
+      <w:r>
+        <w:rPr>
+          <w:rFonts w:hint="default" w:ascii="Times New Roman" w:hAnsi="Times New Roman" w:eastAsia="宋体" w:cs="Times New Roman"/>
+          <w:sz w:val="18"/>
+          <w:szCs w:val="18"/>
+        </w:rPr>
+        <w:t>Table/</w:t>
       </w:r>
     </w:p>
     <w:p>
@@ -13216,7 +13922,7 @@
           <w:szCs w:val="28"/>
         </w:rPr>
       </w:pPr>
-      <w:bookmarkStart w:id="24" w:name="_Toc10124"/>
+      <w:bookmarkStart w:id="24" w:name="_Toc3791"/>
       <w:r>
         <w:rPr>
           <w:rFonts w:hint="default" w:ascii="Times New Roman" w:hAnsi="Times New Roman" w:eastAsia="宋体" w:cs="Times New Roman"/>
@@ -13265,7 +13971,7 @@
     <w:tbl>
       <w:tblPr>
         <w:tblStyle w:val="12"/>
-        <w:tblW w:w="5001" w:type="pct"/>
+        <w:tblW w:w="5014" w:type="pct"/>
         <w:tblInd w:w="0" w:type="dxa"/>
         <w:tblBorders>
           <w:top w:val="none" w:color="auto" w:sz="0" w:space="0"/>
@@ -13286,8 +13992,8 @@
       </w:tblPr>
       <w:tblGrid>
         <w:gridCol w:w="1113"/>
-        <w:gridCol w:w="3646"/>
-        <w:gridCol w:w="3714"/>
+        <w:gridCol w:w="3574"/>
+        <w:gridCol w:w="3808"/>
       </w:tblGrid>
       <w:tr>
         <w:tblPrEx>
@@ -13312,7 +14018,7 @@
         </w:trPr>
         <w:tc>
           <w:tcPr>
-            <w:tcW w:w="657" w:type="pct"/>
+            <w:tcW w:w="655" w:type="pct"/>
             <w:tcBorders>
               <w:top w:val="single" w:color="auto" w:sz="4" w:space="0"/>
               <w:left w:val="single" w:color="auto" w:sz="4" w:space="0"/>
@@ -13366,7 +14072,7 @@
         </w:tc>
         <w:tc>
           <w:tcPr>
-            <w:tcW w:w="2151" w:type="pct"/>
+            <w:tcW w:w="2103" w:type="pct"/>
             <w:tcBorders>
               <w:top w:val="single" w:color="auto" w:sz="4" w:space="0"/>
               <w:left w:val="single" w:color="auto" w:sz="4" w:space="0"/>
@@ -13420,7 +14126,7 @@
         </w:tc>
         <w:tc>
           <w:tcPr>
-            <w:tcW w:w="2191" w:type="pct"/>
+            <w:tcW w:w="2240" w:type="pct"/>
             <w:tcBorders>
               <w:top w:val="single" w:color="auto" w:sz="4" w:space="0"/>
               <w:left w:val="single" w:color="auto" w:sz="4" w:space="0"/>
@@ -13483,6 +14189,7 @@
             <w:insideH w:val="none" w:color="auto" w:sz="0" w:space="0"/>
             <w:insideV w:val="none" w:color="auto" w:sz="0" w:space="0"/>
           </w:tblBorders>
+          <w:shd w:val="clear" w:color="auto" w:fill="FFFFFF"/>
           <w:tblCellMar>
             <w:top w:w="15" w:type="dxa"/>
             <w:left w:w="15" w:type="dxa"/>
@@ -13492,7 +14199,7 @@
         </w:tblPrEx>
         <w:tc>
           <w:tcPr>
-            <w:tcW w:w="657" w:type="pct"/>
+            <w:tcW w:w="655" w:type="pct"/>
             <w:tcBorders>
               <w:top w:val="single" w:color="auto" w:sz="4" w:space="0"/>
               <w:left w:val="single" w:color="auto" w:sz="4" w:space="0"/>
@@ -13546,7 +14253,7 @@
         </w:tc>
         <w:tc>
           <w:tcPr>
-            <w:tcW w:w="2151" w:type="pct"/>
+            <w:tcW w:w="2103" w:type="pct"/>
             <w:tcBorders>
               <w:top w:val="single" w:color="auto" w:sz="4" w:space="0"/>
               <w:left w:val="single" w:color="auto" w:sz="4" w:space="0"/>
@@ -13594,13 +14301,13 @@
                 <w:szCs w:val="18"/>
                 <w:lang w:val="en-US" w:eastAsia="zh-CN" w:bidi="ar"/>
               </w:rPr>
-              <w:t>事件系统（BroadcastEvent）、生命周期函数定义</w:t>
+              <w:t>事件系统、生命周期函数定义、NewObject 创建组件</w:t>
             </w:r>
           </w:p>
         </w:tc>
         <w:tc>
           <w:tcPr>
-            <w:tcW w:w="2191" w:type="pct"/>
+            <w:tcW w:w="2240" w:type="pct"/>
             <w:tcBorders>
               <w:top w:val="single" w:color="auto" w:sz="4" w:space="0"/>
               <w:left w:val="single" w:color="auto" w:sz="4" w:space="0"/>
@@ -13673,7 +14380,7 @@
         </w:tblPrEx>
         <w:tc>
           <w:tcPr>
-            <w:tcW w:w="657" w:type="pct"/>
+            <w:tcW w:w="655" w:type="pct"/>
             <w:tcBorders>
               <w:top w:val="single" w:color="auto" w:sz="4" w:space="0"/>
               <w:left w:val="single" w:color="auto" w:sz="4" w:space="0"/>
@@ -13727,7 +14434,7 @@
         </w:tc>
         <w:tc>
           <w:tcPr>
-            <w:tcW w:w="2151" w:type="pct"/>
+            <w:tcW w:w="2103" w:type="pct"/>
             <w:tcBorders>
               <w:top w:val="single" w:color="auto" w:sz="4" w:space="0"/>
               <w:left w:val="single" w:color="auto" w:sz="4" w:space="0"/>
@@ -13775,13 +14482,43 @@
                 <w:szCs w:val="18"/>
                 <w:lang w:val="en-US" w:eastAsia="zh-CN" w:bidi="ar"/>
               </w:rPr>
-              <w:t>四个组件的工具函数</w:t>
+              <w:t>四个组件的</w:t>
+            </w:r>
+            <w:r>
+              <w:rPr>
+                <w:rFonts w:hint="eastAsia" w:ascii="Times New Roman" w:hAnsi="Times New Roman" w:eastAsia="宋体" w:cs="Times New Roman"/>
+                <w:i w:val="0"/>
+                <w:iCs w:val="0"/>
+                <w:caps w:val="0"/>
+                <w:color w:val="0F1115"/>
+                <w:spacing w:val="0"/>
+                <w:kern w:val="0"/>
+                <w:sz w:val="18"/>
+                <w:szCs w:val="18"/>
+                <w:lang w:val="en-US" w:eastAsia="zh-CN" w:bidi="ar"/>
+              </w:rPr>
+              <w:t>纯</w:t>
+            </w:r>
+            <w:r>
+              <w:rPr>
+                <w:rFonts w:hint="default" w:ascii="Times New Roman" w:hAnsi="Times New Roman" w:eastAsia="宋体" w:cs="Times New Roman"/>
+                <w:i w:val="0"/>
+                <w:iCs w:val="0"/>
+                <w:caps w:val="0"/>
+                <w:color w:val="0F1115"/>
+                <w:spacing w:val="0"/>
+                <w:kern w:val="0"/>
+                <w:sz w:val="18"/>
+                <w:szCs w:val="18"/>
+                <w:lang w:val="en-US" w:eastAsia="zh-CN" w:bidi="ar"/>
+              </w:rPr>
+              <w:t>工具函数</w:t>
             </w:r>
           </w:p>
         </w:tc>
         <w:tc>
           <w:tcPr>
-            <w:tcW w:w="2191" w:type="pct"/>
+            <w:tcW w:w="2240" w:type="pct"/>
             <w:tcBorders>
               <w:top w:val="single" w:color="auto" w:sz="4" w:space="0"/>
               <w:left w:val="single" w:color="auto" w:sz="4" w:space="0"/>
@@ -13824,12 +14561,10 @@
                 <w:caps w:val="0"/>
                 <w:color w:val="0F1115"/>
                 <w:spacing w:val="0"/>
-                <w:kern w:val="0"/>
-                <w:sz w:val="18"/>
-                <w:szCs w:val="18"/>
-                <w:lang w:val="en-US" w:eastAsia="zh-CN" w:bidi="ar"/>
-              </w:rPr>
-              <w:t>组件挂载配置</w:t>
+                <w:sz w:val="18"/>
+                <w:szCs w:val="18"/>
+              </w:rPr>
+              <w:t>无</w:t>
             </w:r>
           </w:p>
         </w:tc>
@@ -13844,6 +14579,7 @@
             <w:insideH w:val="none" w:color="auto" w:sz="0" w:space="0"/>
             <w:insideV w:val="none" w:color="auto" w:sz="0" w:space="0"/>
           </w:tblBorders>
+          <w:shd w:val="clear" w:color="auto" w:fill="FFFFFF"/>
           <w:tblCellMar>
             <w:top w:w="15" w:type="dxa"/>
             <w:left w:w="15" w:type="dxa"/>
@@ -13853,7 +14589,7 @@
         </w:tblPrEx>
         <w:tc>
           <w:tcPr>
-            <w:tcW w:w="657" w:type="pct"/>
+            <w:tcW w:w="655" w:type="pct"/>
             <w:tcBorders>
               <w:top w:val="single" w:color="auto" w:sz="4" w:space="0"/>
               <w:left w:val="single" w:color="auto" w:sz="4" w:space="0"/>
@@ -13907,7 +14643,7 @@
         </w:tc>
         <w:tc>
           <w:tcPr>
-            <w:tcW w:w="2151" w:type="pct"/>
+            <w:tcW w:w="2103" w:type="pct"/>
             <w:tcBorders>
               <w:top w:val="single" w:color="auto" w:sz="4" w:space="0"/>
               <w:left w:val="single" w:color="auto" w:sz="4" w:space="0"/>
@@ -13955,13 +14691,43 @@
                 <w:szCs w:val="18"/>
                 <w:lang w:val="en-US" w:eastAsia="zh-CN" w:bidi="ar"/>
               </w:rPr>
-              <w:t>UStampAbilityBase、AttributeSet</w:t>
+              <w:t>U</w:t>
+            </w:r>
+            <w:r>
+              <w:rPr>
+                <w:rFonts w:hint="eastAsia" w:ascii="Times New Roman" w:hAnsi="Times New Roman" w:eastAsia="宋体" w:cs="Times New Roman"/>
+                <w:i w:val="0"/>
+                <w:iCs w:val="0"/>
+                <w:caps w:val="0"/>
+                <w:color w:val="0F1115"/>
+                <w:spacing w:val="0"/>
+                <w:kern w:val="0"/>
+                <w:sz w:val="18"/>
+                <w:szCs w:val="18"/>
+                <w:lang w:val="en-US" w:eastAsia="zh-CN" w:bidi="ar"/>
+              </w:rPr>
+              <w:t>Glyph</w:t>
+            </w:r>
+            <w:r>
+              <w:rPr>
+                <w:rFonts w:hint="default" w:ascii="Times New Roman" w:hAnsi="Times New Roman" w:eastAsia="宋体" w:cs="Times New Roman"/>
+                <w:i w:val="0"/>
+                <w:iCs w:val="0"/>
+                <w:caps w:val="0"/>
+                <w:color w:val="0F1115"/>
+                <w:spacing w:val="0"/>
+                <w:kern w:val="0"/>
+                <w:sz w:val="18"/>
+                <w:szCs w:val="18"/>
+                <w:lang w:val="en-US" w:eastAsia="zh-CN" w:bidi="ar"/>
+              </w:rPr>
+              <w:t>AbilityBase、AttributeSet</w:t>
             </w:r>
           </w:p>
         </w:tc>
         <w:tc>
           <w:tcPr>
-            <w:tcW w:w="2191" w:type="pct"/>
+            <w:tcW w:w="2240" w:type="pct"/>
             <w:tcBorders>
               <w:top w:val="single" w:color="auto" w:sz="4" w:space="0"/>
               <w:left w:val="single" w:color="auto" w:sz="4" w:space="0"/>
@@ -14024,6 +14790,7 @@
             <w:insideH w:val="none" w:color="auto" w:sz="0" w:space="0"/>
             <w:insideV w:val="none" w:color="auto" w:sz="0" w:space="0"/>
           </w:tblBorders>
+          <w:shd w:val="clear" w:color="auto" w:fill="FFFFFF"/>
           <w:tblCellMar>
             <w:top w:w="15" w:type="dxa"/>
             <w:left w:w="15" w:type="dxa"/>
@@ -14033,7 +14800,7 @@
         </w:tblPrEx>
         <w:tc>
           <w:tcPr>
-            <w:tcW w:w="657" w:type="pct"/>
+            <w:tcW w:w="655" w:type="pct"/>
             <w:tcBorders>
               <w:top w:val="single" w:color="auto" w:sz="4" w:space="0"/>
               <w:left w:val="single" w:color="auto" w:sz="4" w:space="0"/>
@@ -14087,7 +14854,7 @@
         </w:tc>
         <w:tc>
           <w:tcPr>
-            <w:tcW w:w="2151" w:type="pct"/>
+            <w:tcW w:w="2103" w:type="pct"/>
             <w:tcBorders>
               <w:top w:val="single" w:color="auto" w:sz="4" w:space="0"/>
               <w:left w:val="single" w:color="auto" w:sz="4" w:space="0"/>
@@ -14141,7 +14908,7 @@
         </w:tc>
         <w:tc>
           <w:tcPr>
-            <w:tcW w:w="2191" w:type="pct"/>
+            <w:tcW w:w="2240" w:type="pct"/>
             <w:tcBorders>
               <w:top w:val="single" w:color="auto" w:sz="4" w:space="0"/>
               <w:left w:val="single" w:color="auto" w:sz="4" w:space="0"/>
@@ -14204,6 +14971,7 @@
             <w:insideH w:val="none" w:color="auto" w:sz="0" w:space="0"/>
             <w:insideV w:val="none" w:color="auto" w:sz="0" w:space="0"/>
           </w:tblBorders>
+          <w:shd w:val="clear" w:color="auto" w:fill="FFFFFF"/>
           <w:tblCellMar>
             <w:top w:w="15" w:type="dxa"/>
             <w:left w:w="15" w:type="dxa"/>
@@ -14213,7 +14981,7 @@
         </w:tblPrEx>
         <w:tc>
           <w:tcPr>
-            <w:tcW w:w="657" w:type="pct"/>
+            <w:tcW w:w="655" w:type="pct"/>
             <w:tcBorders>
               <w:top w:val="single" w:color="auto" w:sz="4" w:space="0"/>
               <w:left w:val="single" w:color="auto" w:sz="4" w:space="0"/>
@@ -14267,7 +15035,7 @@
         </w:tc>
         <w:tc>
           <w:tcPr>
-            <w:tcW w:w="2151" w:type="pct"/>
+            <w:tcW w:w="2103" w:type="pct"/>
             <w:tcBorders>
               <w:top w:val="single" w:color="auto" w:sz="4" w:space="0"/>
               <w:left w:val="single" w:color="auto" w:sz="4" w:space="0"/>
@@ -14321,7 +15089,7 @@
         </w:tc>
         <w:tc>
           <w:tcPr>
-            <w:tcW w:w="2191" w:type="pct"/>
+            <w:tcW w:w="2240" w:type="pct"/>
             <w:tcBorders>
               <w:top w:val="single" w:color="auto" w:sz="4" w:space="0"/>
               <w:left w:val="single" w:color="auto" w:sz="4" w:space="0"/>
@@ -14384,6 +15152,7 @@
             <w:insideH w:val="none" w:color="auto" w:sz="0" w:space="0"/>
             <w:insideV w:val="none" w:color="auto" w:sz="0" w:space="0"/>
           </w:tblBorders>
+          <w:shd w:val="clear" w:color="auto" w:fill="FFFFFF"/>
           <w:tblCellMar>
             <w:top w:w="15" w:type="dxa"/>
             <w:left w:w="15" w:type="dxa"/>
@@ -14393,7 +15162,7 @@
         </w:tblPrEx>
         <w:tc>
           <w:tcPr>
-            <w:tcW w:w="657" w:type="pct"/>
+            <w:tcW w:w="655" w:type="pct"/>
             <w:tcBorders>
               <w:top w:val="single" w:color="auto" w:sz="4" w:space="0"/>
               <w:left w:val="single" w:color="auto" w:sz="4" w:space="0"/>
@@ -14447,7 +15216,7 @@
         </w:tc>
         <w:tc>
           <w:tcPr>
-            <w:tcW w:w="2151" w:type="pct"/>
+            <w:tcW w:w="2103" w:type="pct"/>
             <w:tcBorders>
               <w:top w:val="single" w:color="auto" w:sz="4" w:space="0"/>
               <w:left w:val="single" w:color="auto" w:sz="4" w:space="0"/>
@@ -14501,7 +15270,7 @@
         </w:tc>
         <w:tc>
           <w:tcPr>
-            <w:tcW w:w="2191" w:type="pct"/>
+            <w:tcW w:w="2240" w:type="pct"/>
             <w:tcBorders>
               <w:top w:val="single" w:color="auto" w:sz="4" w:space="0"/>
               <w:left w:val="single" w:color="auto" w:sz="4" w:space="0"/>
@@ -14564,6 +15333,7 @@
             <w:insideH w:val="none" w:color="auto" w:sz="0" w:space="0"/>
             <w:insideV w:val="none" w:color="auto" w:sz="0" w:space="0"/>
           </w:tblBorders>
+          <w:shd w:val="clear" w:color="auto" w:fill="FFFFFF"/>
           <w:tblCellMar>
             <w:top w:w="15" w:type="dxa"/>
             <w:left w:w="15" w:type="dxa"/>
@@ -14573,7 +15343,7 @@
         </w:tblPrEx>
         <w:tc>
           <w:tcPr>
-            <w:tcW w:w="657" w:type="pct"/>
+            <w:tcW w:w="655" w:type="pct"/>
             <w:tcBorders>
               <w:top w:val="single" w:color="auto" w:sz="4" w:space="0"/>
               <w:left w:val="single" w:color="auto" w:sz="4" w:space="0"/>
@@ -14627,7 +15397,7 @@
         </w:tc>
         <w:tc>
           <w:tcPr>
-            <w:tcW w:w="2151" w:type="pct"/>
+            <w:tcW w:w="2103" w:type="pct"/>
             <w:tcBorders>
               <w:top w:val="single" w:color="auto" w:sz="4" w:space="0"/>
               <w:left w:val="single" w:color="auto" w:sz="4" w:space="0"/>
@@ -14681,7 +15451,7 @@
         </w:tc>
         <w:tc>
           <w:tcPr>
-            <w:tcW w:w="2191" w:type="pct"/>
+            <w:tcW w:w="2240" w:type="pct"/>
             <w:tcBorders>
               <w:top w:val="single" w:color="auto" w:sz="4" w:space="0"/>
               <w:left w:val="single" w:color="auto" w:sz="4" w:space="0"/>
@@ -14754,7 +15524,7 @@
         </w:tblPrEx>
         <w:tc>
           <w:tcPr>
-            <w:tcW w:w="657" w:type="pct"/>
+            <w:tcW w:w="655" w:type="pct"/>
             <w:tcBorders>
               <w:top w:val="single" w:color="auto" w:sz="4" w:space="0"/>
               <w:left w:val="single" w:color="auto" w:sz="4" w:space="0"/>
@@ -14808,7 +15578,7 @@
         </w:tc>
         <w:tc>
           <w:tcPr>
-            <w:tcW w:w="2151" w:type="pct"/>
+            <w:tcW w:w="2103" w:type="pct"/>
             <w:tcBorders>
               <w:top w:val="single" w:color="auto" w:sz="4" w:space="0"/>
               <w:left w:val="single" w:color="auto" w:sz="4" w:space="0"/>
@@ -14862,7 +15632,7 @@
         </w:tc>
         <w:tc>
           <w:tcPr>
-            <w:tcW w:w="2191" w:type="pct"/>
+            <w:tcW w:w="2240" w:type="pct"/>
             <w:tcBorders>
               <w:top w:val="single" w:color="auto" w:sz="4" w:space="0"/>
               <w:left w:val="single" w:color="auto" w:sz="4" w:space="0"/>
@@ -14983,7 +15753,7 @@
           <w:szCs w:val="28"/>
         </w:rPr>
       </w:pPr>
-      <w:bookmarkStart w:id="25" w:name="_Toc31746"/>
+      <w:bookmarkStart w:id="25" w:name="_Toc6907"/>
       <w:r>
         <w:rPr>
           <w:rFonts w:hint="default" w:ascii="Times New Roman" w:hAnsi="Times New Roman" w:eastAsia="宋体" w:cs="Times New Roman"/>
@@ -15063,7 +15833,7 @@
           <w:shd w:val="clear" w:fill="FFFFFF"/>
         </w:rPr>
       </w:pPr>
-      <w:bookmarkStart w:id="26" w:name="_Toc21293"/>
+      <w:bookmarkStart w:id="26" w:name="_Toc1985"/>
       <w:r>
         <w:rPr>
           <w:rFonts w:hint="default" w:ascii="Times New Roman" w:hAnsi="Times New Roman" w:eastAsia="宋体" w:cs="Times New Roman"/>
@@ -15105,7 +15875,36 @@
           <w:szCs w:val="24"/>
           <w:shd w:val="clear" w:fill="FFFFFF"/>
         </w:rPr>
-        <w:t>UStampInventoryComponent（库容管理）</w:t>
+        <w:t>U</w:t>
+      </w:r>
+      <w:r>
+        <w:rPr>
+          <w:rFonts w:hint="eastAsia" w:ascii="Times New Roman" w:hAnsi="Times New Roman" w:cs="Times New Roman"/>
+          <w:b/>
+          <w:bCs/>
+          <w:caps w:val="0"/>
+          <w:color w:val="0F1115"/>
+          <w:spacing w:val="0"/>
+          <w:sz w:val="24"/>
+          <w:szCs w:val="24"/>
+          <w:shd w:val="clear" w:fill="FFFFFF"/>
+          <w:lang w:eastAsia="zh-CN"/>
+        </w:rPr>
+        <w:t>Glyph</w:t>
+      </w:r>
+      <w:r>
+        <w:rPr>
+          <w:rFonts w:hint="default" w:ascii="Times New Roman" w:hAnsi="Times New Roman" w:eastAsia="宋体" w:cs="Times New Roman"/>
+          <w:b/>
+          <w:bCs/>
+          <w:caps w:val="0"/>
+          <w:color w:val="0F1115"/>
+          <w:spacing w:val="0"/>
+          <w:sz w:val="24"/>
+          <w:szCs w:val="24"/>
+          <w:shd w:val="clear" w:fill="FFFFFF"/>
+        </w:rPr>
+        <w:t>InventoryComponent（库容管理）</w:t>
       </w:r>
       <w:bookmarkEnd w:id="26"/>
     </w:p>
@@ -15138,8 +15937,10 @@
           <w:sz w:val="24"/>
           <w:szCs w:val="24"/>
         </w:rPr>
-        <w:t>管理八格库容数组、三槽两位格的槽位映射、残响图鉴字典。提供添加、舍弃、融合、升级刻印及刷新槽位技能等函数。</w:t>
+        <w:t>管理八格库容数组、三槽两位格的槽位映射、残响图鉴字典。提供添加、舍弃、融合、升级刻印及刷新槽位技能等函数。UGlyphInventoryComponent 负责刻印的完整生命周期：通过 NewObject 创建，通过 MarkAsGarbage 销毁。销毁时机包括：刻印被舍弃、刻印被融合消耗、角色死亡时清空所有刻印。UGlyphInventoryComponent 的 BeginDestroy 中需遍历数组并销毁所有持有的刻印，防止内存泄漏。UGlyphInventoryComponent 挂载在 AGlyphCharacter 上，作为角色的子组件。角色和敌人复用同一套 InventoryComponent 逻辑，通过配置不同的初始刻印池来区分。</w:t>
       </w:r>
+      <w:bookmarkStart w:id="43" w:name="_GoBack"/>
+      <w:bookmarkEnd w:id="43"/>
     </w:p>
     <w:p>
       <w:pPr>
@@ -15198,7 +15999,7 @@
           <w:szCs w:val="24"/>
         </w:rPr>
       </w:pPr>
-      <w:bookmarkStart w:id="27" w:name="_Toc14769"/>
+      <w:bookmarkStart w:id="27" w:name="_Toc14397"/>
       <w:r>
         <w:rPr>
           <w:rFonts w:hint="default" w:ascii="Times New Roman" w:hAnsi="Times New Roman" w:eastAsia="宋体" w:cs="Times New Roman"/>
@@ -15226,11 +16027,11 @@
           <w:shd w:val="clear" w:fill="FFFFFF"/>
           <w:lang w:val="en-US" w:eastAsia="zh-CN"/>
         </w:rPr>
-        <w:t>.</w:t>
+        <w:t>. U</w:t>
       </w:r>
       <w:r>
         <w:rPr>
-          <w:rFonts w:hint="default" w:ascii="Times New Roman" w:hAnsi="Times New Roman" w:eastAsia="宋体" w:cs="Times New Roman"/>
+          <w:rFonts w:hint="eastAsia" w:ascii="Times New Roman" w:hAnsi="Times New Roman" w:cs="Times New Roman"/>
           <w:b/>
           <w:bCs/>
           <w:caps w:val="0"/>
@@ -15239,8 +16040,23 @@
           <w:sz w:val="24"/>
           <w:szCs w:val="24"/>
           <w:shd w:val="clear" w:fill="FFFFFF"/>
-        </w:rPr>
-        <w:t>AStampBase（刻印基类）</w:t>
+          <w:lang w:eastAsia="zh-CN"/>
+        </w:rPr>
+        <w:t>Glyph</w:t>
+      </w:r>
+      <w:r>
+        <w:rPr>
+          <w:rFonts w:hint="default" w:ascii="Times New Roman" w:hAnsi="Times New Roman" w:eastAsia="宋体" w:cs="Times New Roman"/>
+          <w:b/>
+          <w:bCs/>
+          <w:caps w:val="0"/>
+          <w:color w:val="0F1115"/>
+          <w:spacing w:val="0"/>
+          <w:sz w:val="24"/>
+          <w:szCs w:val="24"/>
+          <w:shd w:val="clear" w:fill="FFFFFF"/>
+        </w:rPr>
+        <w:t>Base（刻印基类）</w:t>
       </w:r>
       <w:bookmarkEnd w:id="27"/>
     </w:p>
@@ -15273,7 +16089,24 @@
           <w:sz w:val="24"/>
           <w:szCs w:val="24"/>
         </w:rPr>
-        <w:t>包含基础信息（StampID、DisplayName、MaxLevel、CurrentLevel）。本位事件 OnCast、OnSpawn、OnTravel、OnHit、OnFinish 为 BlueprintNativeEvent。变位事件接收 OnEventReceived 为 BlueprintNativeEvent。事件广播系统提供 BroadcastEvent 函数。基类持有 DamageComp、StatusComp、VFXComp、AudioComp 四个工具组件的引用指针，由蓝图在挂载时赋值。CurrentSlotType 字段记录当前所在功能槽类型（普攻/技能/位移），供变位逻辑判断分支。</w:t>
+        <w:t>包含基础信息（</w:t>
+      </w:r>
+      <w:r>
+        <w:rPr>
+          <w:rFonts w:hint="eastAsia" w:ascii="Times New Roman" w:hAnsi="Times New Roman" w:eastAsia="宋体" w:cs="Times New Roman"/>
+          <w:sz w:val="24"/>
+          <w:szCs w:val="24"/>
+          <w:lang w:eastAsia="zh-CN"/>
+        </w:rPr>
+        <w:t>Glyph</w:t>
+      </w:r>
+      <w:r>
+        <w:rPr>
+          <w:rFonts w:hint="default" w:ascii="Times New Roman" w:hAnsi="Times New Roman" w:eastAsia="宋体" w:cs="Times New Roman"/>
+          <w:sz w:val="24"/>
+          <w:szCs w:val="24"/>
+        </w:rPr>
+        <w:t>ID、DisplayName、MaxLevel、CurrentLevel）。本位事件 OnCast、OnSpawn、OnTravel、OnHit、OnFinish 为 BlueprintNativeEvent。变位事件接收 OnEventReceived 为 BlueprintNativeEvent。事件广播系统提供 BroadcastEvent 函数。基类持有 DamageComp、StatusComp、VFXComp、AudioComp 四个工具组件的引用指针，由构造函数使用 NewObject 创建并赋值。</w:t>
       </w:r>
     </w:p>
     <w:p>
@@ -15333,7 +16166,7 @@
           <w:szCs w:val="24"/>
         </w:rPr>
       </w:pPr>
-      <w:bookmarkStart w:id="28" w:name="_Toc17675"/>
+      <w:bookmarkStart w:id="28" w:name="_Toc589"/>
       <w:r>
         <w:rPr>
           <w:rFonts w:hint="default" w:ascii="Times New Roman" w:hAnsi="Times New Roman" w:eastAsia="宋体" w:cs="Times New Roman"/>
@@ -15466,7 +16299,7 @@
           <w:lang w:val="en-US" w:eastAsia="zh-CN" w:bidi="ar"/>
         </w:rPr>
       </w:pPr>
-      <w:bookmarkStart w:id="29" w:name="_Toc7553"/>
+      <w:bookmarkStart w:id="29" w:name="_Toc4551"/>
       <w:r>
         <w:rPr>
           <w:rFonts w:hint="default" w:ascii="Times New Roman" w:hAnsi="Times New Roman" w:eastAsia="宋体" w:cs="Times New Roman"/>
@@ -15627,7 +16460,7 @@
           <w:szCs w:val="28"/>
         </w:rPr>
       </w:pPr>
-      <w:bookmarkStart w:id="30" w:name="_Toc16129"/>
+      <w:bookmarkStart w:id="30" w:name="_Toc22990"/>
       <w:r>
         <w:rPr>
           <w:rFonts w:hint="default" w:ascii="Times New Roman" w:hAnsi="Times New Roman" w:eastAsia="宋体" w:cs="Times New Roman"/>
@@ -15794,7 +16627,7 @@
           <w:szCs w:val="30"/>
         </w:rPr>
       </w:pPr>
-      <w:bookmarkStart w:id="31" w:name="_Toc19075"/>
+      <w:bookmarkStart w:id="31" w:name="_Toc8202"/>
       <w:r>
         <w:rPr>
           <w:rFonts w:hint="default" w:ascii="Times New Roman" w:hAnsi="Times New Roman" w:eastAsia="宋体" w:cs="Times New Roman"/>
@@ -15845,7 +16678,7 @@
           <w:shd w:val="clear" w:fill="FFFFFF"/>
         </w:rPr>
       </w:pPr>
-      <w:bookmarkStart w:id="32" w:name="_Toc17894"/>
+      <w:bookmarkStart w:id="32" w:name="_Toc11598"/>
       <w:r>
         <w:rPr>
           <w:rFonts w:hint="default" w:ascii="Times New Roman" w:hAnsi="Times New Roman" w:eastAsia="宋体" w:cs="Times New Roman"/>
@@ -17496,7 +18329,7 @@
           <w:szCs w:val="28"/>
         </w:rPr>
       </w:pPr>
-      <w:bookmarkStart w:id="33" w:name="_Toc28728"/>
+      <w:bookmarkStart w:id="33" w:name="_Toc29893"/>
       <w:r>
         <w:rPr>
           <w:rFonts w:hint="default" w:ascii="Times New Roman" w:hAnsi="Times New Roman" w:eastAsia="宋体" w:cs="Times New Roman"/>
@@ -18018,7 +18851,7 @@
           <w:shd w:val="clear" w:fill="FFFFFF"/>
         </w:rPr>
       </w:pPr>
-      <w:bookmarkStart w:id="34" w:name="_Toc31048"/>
+      <w:bookmarkStart w:id="34" w:name="_Toc25356"/>
       <w:r>
         <w:rPr>
           <w:rFonts w:hint="default" w:ascii="Times New Roman" w:hAnsi="Times New Roman" w:eastAsia="宋体" w:cs="Times New Roman"/>
@@ -18069,7 +18902,7 @@
           <w:shd w:val="clear" w:fill="FFFFFF"/>
         </w:rPr>
       </w:pPr>
-      <w:bookmarkStart w:id="35" w:name="_Toc28085"/>
+      <w:bookmarkStart w:id="35" w:name="_Toc21223"/>
       <w:r>
         <w:rPr>
           <w:rFonts w:hint="default" w:ascii="Times New Roman" w:hAnsi="Times New Roman" w:eastAsia="宋体" w:cs="Times New Roman"/>
@@ -18698,6 +19531,7 @@
             <w:insideH w:val="none" w:color="auto" w:sz="0" w:space="0"/>
             <w:insideV w:val="none" w:color="auto" w:sz="0" w:space="0"/>
           </w:tblBorders>
+          <w:shd w:val="clear" w:color="auto" w:fill="FFFFFF"/>
           <w:tblCellMar>
             <w:top w:w="15" w:type="dxa"/>
             <w:left w:w="15" w:type="dxa"/>
@@ -18878,6 +19712,7 @@
             <w:insideH w:val="none" w:color="auto" w:sz="0" w:space="0"/>
             <w:insideV w:val="none" w:color="auto" w:sz="0" w:space="0"/>
           </w:tblBorders>
+          <w:shd w:val="clear" w:color="auto" w:fill="FFFFFF"/>
           <w:tblCellMar>
             <w:top w:w="15" w:type="dxa"/>
             <w:left w:w="15" w:type="dxa"/>
@@ -19058,6 +19893,7 @@
             <w:insideH w:val="none" w:color="auto" w:sz="0" w:space="0"/>
             <w:insideV w:val="none" w:color="auto" w:sz="0" w:space="0"/>
           </w:tblBorders>
+          <w:shd w:val="clear" w:color="auto" w:fill="FFFFFF"/>
           <w:tblCellMar>
             <w:top w:w="15" w:type="dxa"/>
             <w:left w:w="15" w:type="dxa"/>
@@ -19600,6 +20436,7 @@
             <w:insideH w:val="none" w:color="auto" w:sz="0" w:space="0"/>
             <w:insideV w:val="none" w:color="auto" w:sz="0" w:space="0"/>
           </w:tblBorders>
+          <w:shd w:val="clear" w:color="auto" w:fill="FFFFFF"/>
           <w:tblCellMar>
             <w:top w:w="15" w:type="dxa"/>
             <w:left w:w="15" w:type="dxa"/>
@@ -19961,6 +20798,7 @@
             <w:insideH w:val="none" w:color="auto" w:sz="0" w:space="0"/>
             <w:insideV w:val="none" w:color="auto" w:sz="0" w:space="0"/>
           </w:tblBorders>
+          <w:shd w:val="clear" w:color="auto" w:fill="FFFFFF"/>
           <w:tblCellMar>
             <w:top w:w="15" w:type="dxa"/>
             <w:left w:w="15" w:type="dxa"/>
@@ -20141,6 +20979,7 @@
             <w:insideH w:val="none" w:color="auto" w:sz="0" w:space="0"/>
             <w:insideV w:val="none" w:color="auto" w:sz="0" w:space="0"/>
           </w:tblBorders>
+          <w:shd w:val="clear" w:color="auto" w:fill="FFFFFF"/>
           <w:tblCellMar>
             <w:top w:w="15" w:type="dxa"/>
             <w:left w:w="15" w:type="dxa"/>
@@ -20321,6 +21160,7 @@
             <w:insideH w:val="none" w:color="auto" w:sz="0" w:space="0"/>
             <w:insideV w:val="none" w:color="auto" w:sz="0" w:space="0"/>
           </w:tblBorders>
+          <w:shd w:val="clear" w:color="auto" w:fill="FFFFFF"/>
           <w:tblCellMar>
             <w:top w:w="15" w:type="dxa"/>
             <w:left w:w="15" w:type="dxa"/>
@@ -20740,7 +21580,7 @@
           <w:szCs w:val="28"/>
         </w:rPr>
       </w:pPr>
-      <w:bookmarkStart w:id="36" w:name="_Toc10884"/>
+      <w:bookmarkStart w:id="36" w:name="_Toc31027"/>
       <w:r>
         <w:rPr>
           <w:rFonts w:hint="default" w:ascii="Times New Roman" w:hAnsi="Times New Roman" w:eastAsia="宋体" w:cs="Times New Roman"/>
@@ -21007,6 +21847,7 @@
             <w:insideH w:val="none" w:color="auto" w:sz="0" w:space="0"/>
             <w:insideV w:val="none" w:color="auto" w:sz="0" w:space="0"/>
           </w:tblBorders>
+          <w:shd w:val="clear" w:color="auto" w:fill="FFFFFF"/>
           <w:tblCellMar>
             <w:top w:w="15" w:type="dxa"/>
             <w:left w:w="15" w:type="dxa"/>
@@ -21911,6 +22752,7 @@
             <w:insideH w:val="none" w:color="auto" w:sz="0" w:space="0"/>
             <w:insideV w:val="none" w:color="auto" w:sz="0" w:space="0"/>
           </w:tblBorders>
+          <w:shd w:val="clear" w:color="auto" w:fill="FFFFFF"/>
           <w:tblCellMar>
             <w:top w:w="15" w:type="dxa"/>
             <w:left w:w="15" w:type="dxa"/>
@@ -22162,7 +23004,7 @@
           <w:shd w:val="clear" w:fill="FFFFFF"/>
         </w:rPr>
       </w:pPr>
-      <w:bookmarkStart w:id="37" w:name="_Toc2817"/>
+      <w:bookmarkStart w:id="37" w:name="_Toc29415"/>
       <w:r>
         <w:rPr>
           <w:rFonts w:hint="default" w:ascii="Times New Roman" w:hAnsi="Times New Roman" w:eastAsia="宋体" w:cs="Times New Roman"/>
@@ -22212,7 +23054,7 @@
           <w:szCs w:val="28"/>
         </w:rPr>
       </w:pPr>
-      <w:bookmarkStart w:id="38" w:name="_Toc13628"/>
+      <w:bookmarkStart w:id="38" w:name="_Toc5495"/>
       <w:r>
         <w:rPr>
           <w:rFonts w:hint="default" w:ascii="Times New Roman" w:hAnsi="Times New Roman" w:eastAsia="宋体" w:cs="Times New Roman"/>
@@ -22294,13 +23136,6 @@
             <w:insideH w:val="none" w:color="auto" w:sz="0" w:space="0"/>
             <w:insideV w:val="none" w:color="auto" w:sz="0" w:space="0"/>
           </w:tblBorders>
-          <w:shd w:val="clear" w:color="auto" w:fill="FFFFFF"/>
-          <w:tblCellMar>
-            <w:top w:w="15" w:type="dxa"/>
-            <w:left w:w="15" w:type="dxa"/>
-            <w:bottom w:w="15" w:type="dxa"/>
-            <w:right w:w="15" w:type="dxa"/>
-          </w:tblCellMar>
         </w:tblPrEx>
         <w:trPr>
           <w:tblHeader/>
@@ -22567,6 +23402,7 @@
             <w:insideH w:val="none" w:color="auto" w:sz="0" w:space="0"/>
             <w:insideV w:val="none" w:color="auto" w:sz="0" w:space="0"/>
           </w:tblBorders>
+          <w:shd w:val="clear" w:color="auto" w:fill="FFFFFF"/>
           <w:tblCellMar>
             <w:top w:w="15" w:type="dxa"/>
             <w:left w:w="15" w:type="dxa"/>
@@ -22701,7 +23537,6 @@
             <w:insideH w:val="none" w:color="auto" w:sz="0" w:space="0"/>
             <w:insideV w:val="none" w:color="auto" w:sz="0" w:space="0"/>
           </w:tblBorders>
-          <w:shd w:val="clear" w:color="auto" w:fill="FFFFFF"/>
           <w:tblCellMar>
             <w:top w:w="15" w:type="dxa"/>
             <w:left w:w="15" w:type="dxa"/>
@@ -23106,6 +23941,7 @@
             <w:insideH w:val="none" w:color="auto" w:sz="0" w:space="0"/>
             <w:insideV w:val="none" w:color="auto" w:sz="0" w:space="0"/>
           </w:tblBorders>
+          <w:shd w:val="clear" w:color="auto" w:fill="FFFFFF"/>
           <w:tblCellMar>
             <w:top w:w="15" w:type="dxa"/>
             <w:left w:w="15" w:type="dxa"/>
@@ -23240,6 +24076,7 @@
             <w:insideH w:val="none" w:color="auto" w:sz="0" w:space="0"/>
             <w:insideV w:val="none" w:color="auto" w:sz="0" w:space="0"/>
           </w:tblBorders>
+          <w:shd w:val="clear" w:color="auto" w:fill="FFFFFF"/>
           <w:tblCellMar>
             <w:top w:w="15" w:type="dxa"/>
             <w:left w:w="15" w:type="dxa"/>
@@ -23374,7 +24211,6 @@
             <w:insideH w:val="none" w:color="auto" w:sz="0" w:space="0"/>
             <w:insideV w:val="none" w:color="auto" w:sz="0" w:space="0"/>
           </w:tblBorders>
-          <w:shd w:val="clear" w:color="auto" w:fill="FFFFFF"/>
           <w:tblCellMar>
             <w:top w:w="15" w:type="dxa"/>
             <w:left w:w="15" w:type="dxa"/>
@@ -23644,7 +24480,6 @@
             <w:insideH w:val="none" w:color="auto" w:sz="0" w:space="0"/>
             <w:insideV w:val="none" w:color="auto" w:sz="0" w:space="0"/>
           </w:tblBorders>
-          <w:shd w:val="clear" w:color="auto" w:fill="FFFFFF"/>
           <w:tblCellMar>
             <w:top w:w="15" w:type="dxa"/>
             <w:left w:w="15" w:type="dxa"/>
@@ -23913,7 +24748,6 @@
             <w:insideH w:val="none" w:color="auto" w:sz="0" w:space="0"/>
             <w:insideV w:val="none" w:color="auto" w:sz="0" w:space="0"/>
           </w:tblBorders>
-          <w:shd w:val="clear" w:color="auto" w:fill="FFFFFF"/>
           <w:tblCellMar>
             <w:top w:w="15" w:type="dxa"/>
             <w:left w:w="15" w:type="dxa"/>
@@ -24101,7 +24935,7 @@
           <w:szCs w:val="28"/>
         </w:rPr>
       </w:pPr>
-      <w:bookmarkStart w:id="39" w:name="_Toc25120"/>
+      <w:bookmarkStart w:id="39" w:name="_Toc15984"/>
       <w:r>
         <w:rPr>
           <w:rFonts w:hint="default" w:ascii="Times New Roman" w:hAnsi="Times New Roman" w:eastAsia="宋体" w:cs="Times New Roman"/>
@@ -24161,6 +24995,146 @@
         <w:t>设计决策记录</w:t>
       </w:r>
       <w:bookmarkEnd w:id="39"/>
+    </w:p>
+    <w:p>
+      <w:pPr>
+        <w:pStyle w:val="4"/>
+        <w:keepNext w:val="0"/>
+        <w:keepLines w:val="0"/>
+        <w:pageBreakBefore w:val="0"/>
+        <w:widowControl/>
+        <w:suppressLineNumbers w:val="0"/>
+        <w:shd w:val="clear" w:fill="FFFFFF"/>
+        <w:kinsoku/>
+        <w:wordWrap w:val="0"/>
+        <w:overflowPunct/>
+        <w:topLinePunct w:val="0"/>
+        <w:autoSpaceDE/>
+        <w:autoSpaceDN/>
+        <w:bidi w:val="0"/>
+        <w:adjustRightInd/>
+        <w:snapToGrid/>
+        <w:spacing w:before="0" w:beforeAutospacing="0" w:after="0" w:afterAutospacing="0" w:line="240" w:lineRule="auto"/>
+        <w:ind w:left="0" w:right="0" w:firstLine="0"/>
+        <w:textAlignment w:val="auto"/>
+        <w:outlineLvl w:val="2"/>
+        <w:rPr>
+          <w:rFonts w:hint="default" w:ascii="Times New Roman" w:hAnsi="Times New Roman" w:eastAsia="宋体" w:cs="Times New Roman"/>
+          <w:b w:val="0"/>
+          <w:bCs w:val="0"/>
+          <w:caps w:val="0"/>
+          <w:color w:val="0F1115"/>
+          <w:spacing w:val="0"/>
+          <w:sz w:val="24"/>
+          <w:szCs w:val="24"/>
+          <w:lang w:val="en-US"/>
+        </w:rPr>
+      </w:pPr>
+      <w:bookmarkStart w:id="40" w:name="_Toc4723"/>
+      <w:r>
+        <w:rPr>
+          <w:rFonts w:hint="eastAsia" w:ascii="Times New Roman" w:hAnsi="Times New Roman" w:cs="Times New Roman"/>
+          <w:b/>
+          <w:bCs/>
+          <w:caps w:val="0"/>
+          <w:color w:val="0F1115"/>
+          <w:spacing w:val="0"/>
+          <w:sz w:val="24"/>
+          <w:szCs w:val="24"/>
+          <w:shd w:val="clear" w:fill="FFFFFF"/>
+          <w:lang w:val="en-US" w:eastAsia="zh-CN"/>
+        </w:rPr>
+        <w:t>8</w:t>
+      </w:r>
+      <w:r>
+        <w:rPr>
+          <w:rFonts w:hint="default" w:ascii="Times New Roman" w:hAnsi="Times New Roman" w:eastAsia="宋体" w:cs="Times New Roman"/>
+          <w:b/>
+          <w:bCs/>
+          <w:caps w:val="0"/>
+          <w:color w:val="0F1115"/>
+          <w:spacing w:val="0"/>
+          <w:sz w:val="24"/>
+          <w:szCs w:val="24"/>
+          <w:shd w:val="clear" w:fill="FFFFFF"/>
+        </w:rPr>
+        <w:t>.</w:t>
+      </w:r>
+      <w:r>
+        <w:rPr>
+          <w:rFonts w:hint="eastAsia" w:ascii="Times New Roman" w:hAnsi="Times New Roman" w:cs="Times New Roman"/>
+          <w:b/>
+          <w:bCs/>
+          <w:caps w:val="0"/>
+          <w:color w:val="0F1115"/>
+          <w:spacing w:val="0"/>
+          <w:sz w:val="24"/>
+          <w:szCs w:val="24"/>
+          <w:shd w:val="clear" w:fill="FFFFFF"/>
+          <w:lang w:val="en-US" w:eastAsia="zh-CN"/>
+        </w:rPr>
+        <w:t>2</w:t>
+      </w:r>
+      <w:r>
+        <w:rPr>
+          <w:rFonts w:hint="default" w:ascii="Times New Roman" w:hAnsi="Times New Roman" w:eastAsia="宋体" w:cs="Times New Roman"/>
+          <w:b/>
+          <w:bCs/>
+          <w:caps w:val="0"/>
+          <w:color w:val="0F1115"/>
+          <w:spacing w:val="0"/>
+          <w:sz w:val="24"/>
+          <w:szCs w:val="24"/>
+          <w:shd w:val="clear" w:fill="FFFFFF"/>
+        </w:rPr>
+        <w:t>.</w:t>
+      </w:r>
+      <w:r>
+        <w:rPr>
+          <w:rFonts w:hint="eastAsia" w:ascii="Times New Roman" w:hAnsi="Times New Roman" w:cs="Times New Roman"/>
+          <w:b/>
+          <w:bCs/>
+          <w:caps w:val="0"/>
+          <w:color w:val="0F1115"/>
+          <w:spacing w:val="0"/>
+          <w:sz w:val="24"/>
+          <w:szCs w:val="24"/>
+          <w:shd w:val="clear" w:fill="FFFFFF"/>
+          <w:lang w:val="en-US" w:eastAsia="zh-CN"/>
+        </w:rPr>
+        <w:t>1</w:t>
+      </w:r>
+      <w:r>
+        <w:rPr>
+          <w:rFonts w:hint="default" w:ascii="Times New Roman" w:hAnsi="Times New Roman" w:eastAsia="宋体" w:cs="Times New Roman"/>
+          <w:b/>
+          <w:bCs/>
+          <w:caps w:val="0"/>
+          <w:color w:val="0F1115"/>
+          <w:spacing w:val="0"/>
+          <w:sz w:val="24"/>
+          <w:szCs w:val="24"/>
+          <w:shd w:val="clear" w:fill="FFFFFF"/>
+          <w:lang w:val="en-US" w:eastAsia="zh-CN"/>
+        </w:rPr>
+        <w:t xml:space="preserve">. </w:t>
+      </w:r>
+      <w:r>
+        <w:rPr>
+          <w:rFonts w:hint="eastAsia" w:ascii="Times New Roman" w:hAnsi="Times New Roman" w:cs="Times New Roman"/>
+          <w:b/>
+          <w:bCs/>
+          <w:caps w:val="0"/>
+          <w:color w:val="0F1115"/>
+          <w:spacing w:val="0"/>
+          <w:sz w:val="24"/>
+          <w:szCs w:val="24"/>
+          <w:shd w:val="clear" w:fill="FFFFFF"/>
+          <w:lang w:val="en-US" w:eastAsia="zh-CN"/>
+        </w:rPr>
+        <w:t>刻印设计</w:t>
+      </w:r>
+      <w:bookmarkEnd w:id="40"/>
     </w:p>
     <w:p>
       <w:pPr>
@@ -24207,6 +25181,488 @@
         </w:rPr>
         <w:t>每枚刻印为一个独立的蓝图类，本位和变位逻辑写在同一个文件中。不复用整枚刻印的逻辑，只复用工具函数。本位广播事件，变位监听响应，两者完全解耦。三个功能槽各有一套本位逻辑，变位只做一套通用于所有槽位。组件提供通用工具函数供刻印调用，不包含核心逻辑，四个粗粒度组件覆盖绝大多数需求。</w:t>
       </w:r>
+    </w:p>
+    <w:p>
+      <w:pPr>
+        <w:keepNext w:val="0"/>
+        <w:keepLines w:val="0"/>
+        <w:pageBreakBefore w:val="0"/>
+        <w:widowControl/>
+        <w:suppressLineNumbers w:val="0"/>
+        <w:shd w:val="clear" w:fill="FFFFFF"/>
+        <w:kinsoku/>
+        <w:wordWrap w:val="0"/>
+        <w:overflowPunct/>
+        <w:topLinePunct w:val="0"/>
+        <w:autoSpaceDE/>
+        <w:autoSpaceDN/>
+        <w:bidi w:val="0"/>
+        <w:adjustRightInd/>
+        <w:snapToGrid/>
+        <w:spacing w:before="0" w:beforeAutospacing="0" w:after="0" w:afterAutospacing="0" w:line="240" w:lineRule="auto"/>
+        <w:ind w:left="0" w:right="0" w:firstLine="420" w:firstLineChars="0"/>
+        <w:textAlignment w:val="auto"/>
+        <w:outlineLvl w:val="9"/>
+        <w:rPr>
+          <w:rFonts w:hint="default" w:ascii="Times New Roman" w:hAnsi="Times New Roman" w:eastAsia="宋体" w:cs="Times New Roman"/>
+          <w:b w:val="0"/>
+          <w:bCs w:val="0"/>
+          <w:caps w:val="0"/>
+          <w:color w:val="0F1115"/>
+          <w:spacing w:val="0"/>
+          <w:sz w:val="24"/>
+          <w:szCs w:val="24"/>
+        </w:rPr>
+      </w:pPr>
+    </w:p>
+    <w:p>
+      <w:pPr>
+        <w:pStyle w:val="4"/>
+        <w:keepNext w:val="0"/>
+        <w:keepLines w:val="0"/>
+        <w:pageBreakBefore w:val="0"/>
+        <w:widowControl/>
+        <w:suppressLineNumbers w:val="0"/>
+        <w:shd w:val="clear" w:fill="FFFFFF"/>
+        <w:kinsoku/>
+        <w:wordWrap w:val="0"/>
+        <w:overflowPunct/>
+        <w:topLinePunct w:val="0"/>
+        <w:autoSpaceDE/>
+        <w:autoSpaceDN/>
+        <w:bidi w:val="0"/>
+        <w:adjustRightInd/>
+        <w:snapToGrid/>
+        <w:spacing w:before="0" w:beforeAutospacing="0" w:after="0" w:afterAutospacing="0" w:line="240" w:lineRule="auto"/>
+        <w:ind w:left="0" w:right="0" w:firstLine="0"/>
+        <w:textAlignment w:val="auto"/>
+        <w:outlineLvl w:val="2"/>
+        <w:rPr>
+          <w:rFonts w:hint="default" w:ascii="Times New Roman" w:hAnsi="Times New Roman" w:eastAsia="宋体" w:cs="Times New Roman"/>
+          <w:b/>
+          <w:bCs/>
+          <w:caps w:val="0"/>
+          <w:color w:val="0F1115"/>
+          <w:spacing w:val="0"/>
+          <w:sz w:val="24"/>
+          <w:szCs w:val="24"/>
+          <w:shd w:val="clear" w:fill="FFFFFF"/>
+          <w:lang w:val="en-US" w:eastAsia="zh-CN"/>
+        </w:rPr>
+      </w:pPr>
+      <w:bookmarkStart w:id="41" w:name="_Toc26322"/>
+      <w:r>
+        <w:rPr>
+          <w:rFonts w:hint="eastAsia" w:ascii="Times New Roman" w:hAnsi="Times New Roman" w:cs="Times New Roman"/>
+          <w:b/>
+          <w:bCs/>
+          <w:caps w:val="0"/>
+          <w:color w:val="0F1115"/>
+          <w:spacing w:val="0"/>
+          <w:sz w:val="24"/>
+          <w:szCs w:val="24"/>
+          <w:shd w:val="clear" w:fill="FFFFFF"/>
+          <w:lang w:val="en-US" w:eastAsia="zh-CN"/>
+        </w:rPr>
+        <w:t>8</w:t>
+      </w:r>
+      <w:r>
+        <w:rPr>
+          <w:rFonts w:hint="default" w:ascii="Times New Roman" w:hAnsi="Times New Roman" w:eastAsia="宋体" w:cs="Times New Roman"/>
+          <w:b/>
+          <w:bCs/>
+          <w:caps w:val="0"/>
+          <w:color w:val="0F1115"/>
+          <w:spacing w:val="0"/>
+          <w:sz w:val="24"/>
+          <w:szCs w:val="24"/>
+          <w:shd w:val="clear" w:fill="FFFFFF"/>
+        </w:rPr>
+        <w:t>.</w:t>
+      </w:r>
+      <w:r>
+        <w:rPr>
+          <w:rFonts w:hint="eastAsia" w:ascii="Times New Roman" w:hAnsi="Times New Roman" w:cs="Times New Roman"/>
+          <w:b/>
+          <w:bCs/>
+          <w:caps w:val="0"/>
+          <w:color w:val="0F1115"/>
+          <w:spacing w:val="0"/>
+          <w:sz w:val="24"/>
+          <w:szCs w:val="24"/>
+          <w:shd w:val="clear" w:fill="FFFFFF"/>
+          <w:lang w:val="en-US" w:eastAsia="zh-CN"/>
+        </w:rPr>
+        <w:t>2</w:t>
+      </w:r>
+      <w:r>
+        <w:rPr>
+          <w:rFonts w:hint="default" w:ascii="Times New Roman" w:hAnsi="Times New Roman" w:eastAsia="宋体" w:cs="Times New Roman"/>
+          <w:b/>
+          <w:bCs/>
+          <w:caps w:val="0"/>
+          <w:color w:val="0F1115"/>
+          <w:spacing w:val="0"/>
+          <w:sz w:val="24"/>
+          <w:szCs w:val="24"/>
+          <w:shd w:val="clear" w:fill="FFFFFF"/>
+        </w:rPr>
+        <w:t>.</w:t>
+      </w:r>
+      <w:r>
+        <w:rPr>
+          <w:rFonts w:hint="eastAsia" w:ascii="Times New Roman" w:hAnsi="Times New Roman" w:cs="Times New Roman"/>
+          <w:b/>
+          <w:bCs/>
+          <w:caps w:val="0"/>
+          <w:color w:val="0F1115"/>
+          <w:spacing w:val="0"/>
+          <w:sz w:val="24"/>
+          <w:szCs w:val="24"/>
+          <w:shd w:val="clear" w:fill="FFFFFF"/>
+          <w:lang w:val="en-US" w:eastAsia="zh-CN"/>
+        </w:rPr>
+        <w:t>2</w:t>
+      </w:r>
+      <w:r>
+        <w:rPr>
+          <w:rFonts w:hint="default" w:ascii="Times New Roman" w:hAnsi="Times New Roman" w:eastAsia="宋体" w:cs="Times New Roman"/>
+          <w:b/>
+          <w:bCs/>
+          <w:caps w:val="0"/>
+          <w:color w:val="0F1115"/>
+          <w:spacing w:val="0"/>
+          <w:sz w:val="24"/>
+          <w:szCs w:val="24"/>
+          <w:shd w:val="clear" w:fill="FFFFFF"/>
+          <w:lang w:val="en-US" w:eastAsia="zh-CN"/>
+        </w:rPr>
+        <w:t>. 刻印基类使用UObject而非AActor</w:t>
+      </w:r>
+      <w:bookmarkEnd w:id="41"/>
+    </w:p>
+    <w:p>
+      <w:pPr>
+        <w:keepNext w:val="0"/>
+        <w:keepLines w:val="0"/>
+        <w:pageBreakBefore w:val="0"/>
+        <w:widowControl/>
+        <w:suppressLineNumbers w:val="0"/>
+        <w:shd w:val="clear" w:fill="FFFFFF"/>
+        <w:kinsoku/>
+        <w:wordWrap w:val="0"/>
+        <w:overflowPunct/>
+        <w:topLinePunct w:val="0"/>
+        <w:autoSpaceDE/>
+        <w:autoSpaceDN/>
+        <w:bidi w:val="0"/>
+        <w:adjustRightInd/>
+        <w:snapToGrid/>
+        <w:spacing w:before="0" w:beforeAutospacing="0" w:after="0" w:afterAutospacing="0" w:line="240" w:lineRule="auto"/>
+        <w:ind w:left="0" w:right="0" w:firstLine="420" w:firstLineChars="0"/>
+        <w:textAlignment w:val="auto"/>
+        <w:outlineLvl w:val="9"/>
+        <w:rPr>
+          <w:rFonts w:hint="default" w:ascii="Times New Roman" w:hAnsi="Times New Roman" w:eastAsia="宋体" w:cs="Times New Roman"/>
+          <w:b w:val="0"/>
+          <w:bCs w:val="0"/>
+          <w:caps w:val="0"/>
+          <w:color w:val="0F1115"/>
+          <w:spacing w:val="0"/>
+          <w:sz w:val="24"/>
+          <w:szCs w:val="24"/>
+          <w:lang w:val="en-US"/>
+        </w:rPr>
+      </w:pPr>
+      <w:r>
+        <w:rPr>
+          <w:rFonts w:hint="default" w:ascii="Times New Roman" w:hAnsi="Times New Roman" w:eastAsia="宋体" w:cs="Times New Roman"/>
+          <w:b w:val="0"/>
+          <w:bCs w:val="0"/>
+          <w:caps w:val="0"/>
+          <w:color w:val="0F1115"/>
+          <w:spacing w:val="0"/>
+          <w:sz w:val="24"/>
+          <w:szCs w:val="24"/>
+          <w:lang w:val="en-US"/>
+        </w:rPr>
+        <w:t>刻印在游戏中无物理实体（无 Transform、无碰撞、无模型），仅作为逻辑和数据的容器，因此 UStampBase 继承自 UObject 而非 AActor。此举大幅降低内存开销（UObject 实例约 1.6KB，而 AActor 包含 Transform、Component 等数倍开销），无需 World 管理生命周期，由 UStampInventoryComponent 直接持有，符合"纯逻辑对象"的设计语义，同时避免不必要的 Tick、Replication、Component 等 Actor 特性。</w:t>
+      </w:r>
+    </w:p>
+    <w:p>
+      <w:pPr>
+        <w:keepNext w:val="0"/>
+        <w:keepLines w:val="0"/>
+        <w:pageBreakBefore w:val="0"/>
+        <w:widowControl/>
+        <w:suppressLineNumbers w:val="0"/>
+        <w:shd w:val="clear" w:fill="FFFFFF"/>
+        <w:kinsoku/>
+        <w:wordWrap w:val="0"/>
+        <w:overflowPunct/>
+        <w:topLinePunct w:val="0"/>
+        <w:autoSpaceDE/>
+        <w:autoSpaceDN/>
+        <w:bidi w:val="0"/>
+        <w:adjustRightInd/>
+        <w:snapToGrid/>
+        <w:spacing w:before="0" w:beforeAutospacing="0" w:after="0" w:afterAutospacing="0" w:line="240" w:lineRule="auto"/>
+        <w:ind w:left="0" w:right="0" w:firstLine="420" w:firstLineChars="0"/>
+        <w:textAlignment w:val="auto"/>
+        <w:outlineLvl w:val="9"/>
+        <w:rPr>
+          <w:rFonts w:hint="default" w:ascii="Times New Roman" w:hAnsi="Times New Roman" w:eastAsia="宋体" w:cs="Times New Roman"/>
+          <w:b w:val="0"/>
+          <w:bCs w:val="0"/>
+          <w:caps w:val="0"/>
+          <w:color w:val="0F1115"/>
+          <w:spacing w:val="0"/>
+          <w:sz w:val="24"/>
+          <w:szCs w:val="24"/>
+          <w:lang w:val="en-US"/>
+        </w:rPr>
+      </w:pPr>
+    </w:p>
+    <w:p>
+      <w:pPr>
+        <w:pStyle w:val="4"/>
+        <w:keepNext w:val="0"/>
+        <w:keepLines w:val="0"/>
+        <w:pageBreakBefore w:val="0"/>
+        <w:widowControl/>
+        <w:suppressLineNumbers w:val="0"/>
+        <w:shd w:val="clear" w:fill="FFFFFF"/>
+        <w:kinsoku/>
+        <w:wordWrap w:val="0"/>
+        <w:overflowPunct/>
+        <w:topLinePunct w:val="0"/>
+        <w:autoSpaceDE/>
+        <w:autoSpaceDN/>
+        <w:bidi w:val="0"/>
+        <w:adjustRightInd/>
+        <w:snapToGrid/>
+        <w:spacing w:before="0" w:beforeAutospacing="0" w:after="0" w:afterAutospacing="0" w:line="240" w:lineRule="auto"/>
+        <w:ind w:left="0" w:right="0" w:firstLine="0"/>
+        <w:textAlignment w:val="auto"/>
+        <w:outlineLvl w:val="2"/>
+        <w:rPr>
+          <w:rFonts w:hint="default" w:ascii="Times New Roman" w:hAnsi="Times New Roman" w:eastAsia="宋体" w:cs="Times New Roman"/>
+          <w:b/>
+          <w:bCs/>
+          <w:caps w:val="0"/>
+          <w:color w:val="0F1115"/>
+          <w:spacing w:val="0"/>
+          <w:sz w:val="24"/>
+          <w:szCs w:val="24"/>
+          <w:shd w:val="clear" w:fill="FFFFFF"/>
+          <w:lang w:val="en-US" w:eastAsia="zh-CN"/>
+        </w:rPr>
+      </w:pPr>
+      <w:bookmarkStart w:id="42" w:name="_Toc239"/>
+      <w:r>
+        <w:rPr>
+          <w:rFonts w:hint="eastAsia" w:ascii="Times New Roman" w:hAnsi="Times New Roman" w:cs="Times New Roman"/>
+          <w:b/>
+          <w:bCs/>
+          <w:caps w:val="0"/>
+          <w:color w:val="0F1115"/>
+          <w:spacing w:val="0"/>
+          <w:sz w:val="24"/>
+          <w:szCs w:val="24"/>
+          <w:shd w:val="clear" w:fill="FFFFFF"/>
+          <w:lang w:val="en-US" w:eastAsia="zh-CN"/>
+        </w:rPr>
+        <w:t>8</w:t>
+      </w:r>
+      <w:r>
+        <w:rPr>
+          <w:rFonts w:hint="default" w:ascii="Times New Roman" w:hAnsi="Times New Roman" w:eastAsia="宋体" w:cs="Times New Roman"/>
+          <w:b/>
+          <w:bCs/>
+          <w:caps w:val="0"/>
+          <w:color w:val="0F1115"/>
+          <w:spacing w:val="0"/>
+          <w:sz w:val="24"/>
+          <w:szCs w:val="24"/>
+          <w:shd w:val="clear" w:fill="FFFFFF"/>
+        </w:rPr>
+        <w:t>.</w:t>
+      </w:r>
+      <w:r>
+        <w:rPr>
+          <w:rFonts w:hint="eastAsia" w:ascii="Times New Roman" w:hAnsi="Times New Roman" w:cs="Times New Roman"/>
+          <w:b/>
+          <w:bCs/>
+          <w:caps w:val="0"/>
+          <w:color w:val="0F1115"/>
+          <w:spacing w:val="0"/>
+          <w:sz w:val="24"/>
+          <w:szCs w:val="24"/>
+          <w:shd w:val="clear" w:fill="FFFFFF"/>
+          <w:lang w:val="en-US" w:eastAsia="zh-CN"/>
+        </w:rPr>
+        <w:t>2</w:t>
+      </w:r>
+      <w:r>
+        <w:rPr>
+          <w:rFonts w:hint="default" w:ascii="Times New Roman" w:hAnsi="Times New Roman" w:eastAsia="宋体" w:cs="Times New Roman"/>
+          <w:b/>
+          <w:bCs/>
+          <w:caps w:val="0"/>
+          <w:color w:val="0F1115"/>
+          <w:spacing w:val="0"/>
+          <w:sz w:val="24"/>
+          <w:szCs w:val="24"/>
+          <w:shd w:val="clear" w:fill="FFFFFF"/>
+        </w:rPr>
+        <w:t>.</w:t>
+      </w:r>
+      <w:r>
+        <w:rPr>
+          <w:rFonts w:hint="eastAsia" w:ascii="Times New Roman" w:hAnsi="Times New Roman" w:cs="Times New Roman"/>
+          <w:b/>
+          <w:bCs/>
+          <w:caps w:val="0"/>
+          <w:color w:val="0F1115"/>
+          <w:spacing w:val="0"/>
+          <w:sz w:val="24"/>
+          <w:szCs w:val="24"/>
+          <w:shd w:val="clear" w:fill="FFFFFF"/>
+          <w:lang w:val="en-US" w:eastAsia="zh-CN"/>
+        </w:rPr>
+        <w:t>3</w:t>
+      </w:r>
+      <w:r>
+        <w:rPr>
+          <w:rFonts w:hint="default" w:ascii="Times New Roman" w:hAnsi="Times New Roman" w:eastAsia="宋体" w:cs="Times New Roman"/>
+          <w:b/>
+          <w:bCs/>
+          <w:caps w:val="0"/>
+          <w:color w:val="0F1115"/>
+          <w:spacing w:val="0"/>
+          <w:sz w:val="24"/>
+          <w:szCs w:val="24"/>
+          <w:shd w:val="clear" w:fill="FFFFFF"/>
+          <w:lang w:val="en-US" w:eastAsia="zh-CN"/>
+        </w:rPr>
+        <w:t>. 工具组件改为UObject组件</w:t>
+      </w:r>
+      <w:bookmarkEnd w:id="42"/>
+    </w:p>
+    <w:p>
+      <w:pPr>
+        <w:keepNext w:val="0"/>
+        <w:keepLines w:val="0"/>
+        <w:pageBreakBefore w:val="0"/>
+        <w:widowControl/>
+        <w:suppressLineNumbers w:val="0"/>
+        <w:shd w:val="clear" w:fill="FFFFFF"/>
+        <w:kinsoku/>
+        <w:wordWrap w:val="0"/>
+        <w:overflowPunct/>
+        <w:topLinePunct w:val="0"/>
+        <w:autoSpaceDE/>
+        <w:autoSpaceDN/>
+        <w:bidi w:val="0"/>
+        <w:adjustRightInd/>
+        <w:snapToGrid/>
+        <w:spacing w:before="0" w:beforeAutospacing="0" w:after="0" w:afterAutospacing="0" w:line="240" w:lineRule="auto"/>
+        <w:ind w:left="0" w:right="0" w:firstLine="420" w:firstLineChars="0"/>
+        <w:textAlignment w:val="auto"/>
+        <w:outlineLvl w:val="9"/>
+        <w:rPr>
+          <w:rFonts w:hint="default" w:ascii="Times New Roman" w:hAnsi="Times New Roman" w:eastAsia="宋体" w:cs="Times New Roman"/>
+          <w:b w:val="0"/>
+          <w:bCs w:val="0"/>
+          <w:caps w:val="0"/>
+          <w:color w:val="0F1115"/>
+          <w:spacing w:val="0"/>
+          <w:sz w:val="24"/>
+          <w:szCs w:val="24"/>
+          <w:lang w:val="en-US"/>
+        </w:rPr>
+      </w:pPr>
+      <w:r>
+        <w:rPr>
+          <w:rFonts w:hint="default" w:ascii="Times New Roman" w:hAnsi="Times New Roman" w:eastAsia="宋体" w:cs="Times New Roman"/>
+          <w:b w:val="0"/>
+          <w:bCs w:val="0"/>
+          <w:caps w:val="0"/>
+          <w:color w:val="0F1115"/>
+          <w:spacing w:val="0"/>
+          <w:sz w:val="24"/>
+          <w:szCs w:val="24"/>
+          <w:lang w:val="en-US"/>
+        </w:rPr>
+        <w:t>原设计工具组件为 ActorComponent，依赖挂载到 Actor 上工作，与刻印基类改为 UObject 后不一致，因此工具组件同步改为 UObject 子类，由刻印构造函数通过 NewObject 创建并持有。此举与刻印基类保持一致性，无需依赖 Actor 生命周期，避免蓝图函数库的隐式拷贝开销（函数库传递结构体时可能产生拷贝），同时每个刻印实例可独立持有组件状态。</w:t>
+      </w:r>
+    </w:p>
+    <w:p>
+      <w:pPr>
+        <w:keepNext w:val="0"/>
+        <w:keepLines w:val="0"/>
+        <w:pageBreakBefore w:val="0"/>
+        <w:widowControl/>
+        <w:suppressLineNumbers w:val="0"/>
+        <w:shd w:val="clear" w:fill="FFFFFF"/>
+        <w:kinsoku/>
+        <w:wordWrap w:val="0"/>
+        <w:overflowPunct/>
+        <w:topLinePunct w:val="0"/>
+        <w:autoSpaceDE/>
+        <w:autoSpaceDN/>
+        <w:bidi w:val="0"/>
+        <w:adjustRightInd/>
+        <w:snapToGrid/>
+        <w:spacing w:before="0" w:beforeAutospacing="0" w:after="0" w:afterAutospacing="0" w:line="240" w:lineRule="auto"/>
+        <w:ind w:right="0"/>
+        <w:textAlignment w:val="auto"/>
+        <w:outlineLvl w:val="9"/>
+        <w:rPr>
+          <w:rFonts w:hint="default" w:ascii="Times New Roman" w:hAnsi="Times New Roman" w:eastAsia="宋体" w:cs="Times New Roman"/>
+          <w:b w:val="0"/>
+          <w:bCs w:val="0"/>
+          <w:caps w:val="0"/>
+          <w:color w:val="0F1115"/>
+          <w:spacing w:val="0"/>
+          <w:sz w:val="24"/>
+          <w:szCs w:val="24"/>
+          <w:lang w:val="en-US"/>
+        </w:rPr>
+      </w:pPr>
+    </w:p>
+    <w:p>
+      <w:pPr>
+        <w:keepNext w:val="0"/>
+        <w:keepLines w:val="0"/>
+        <w:pageBreakBefore w:val="0"/>
+        <w:widowControl/>
+        <w:suppressLineNumbers w:val="0"/>
+        <w:shd w:val="clear" w:fill="FFFFFF"/>
+        <w:kinsoku/>
+        <w:wordWrap w:val="0"/>
+        <w:overflowPunct/>
+        <w:topLinePunct w:val="0"/>
+        <w:autoSpaceDE/>
+        <w:autoSpaceDN/>
+        <w:bidi w:val="0"/>
+        <w:adjustRightInd/>
+        <w:snapToGrid/>
+        <w:spacing w:before="0" w:beforeAutospacing="0" w:after="0" w:afterAutospacing="0" w:line="240" w:lineRule="auto"/>
+        <w:ind w:left="0" w:right="0" w:firstLine="420" w:firstLineChars="0"/>
+        <w:textAlignment w:val="auto"/>
+        <w:outlineLvl w:val="9"/>
+        <w:rPr>
+          <w:rFonts w:hint="default" w:ascii="Times New Roman" w:hAnsi="Times New Roman" w:eastAsia="宋体" w:cs="Times New Roman"/>
+          <w:b w:val="0"/>
+          <w:bCs w:val="0"/>
+          <w:caps w:val="0"/>
+          <w:color w:val="0F1115"/>
+          <w:spacing w:val="0"/>
+          <w:sz w:val="24"/>
+          <w:szCs w:val="24"/>
+        </w:rPr>
+      </w:pPr>
     </w:p>
     <w:p>
       <w:pPr>

--- a/GDD.docx
+++ b/GDD.docx
@@ -395,7 +395,7 @@
     </w:p>
     <w:tbl>
       <w:tblPr>
-        <w:tblStyle w:val="13"/>
+        <w:tblStyle w:val="14"/>
         <w:tblW w:w="0" w:type="auto"/>
         <w:jc w:val="center"/>
         <w:tblBorders>
@@ -1126,6 +1126,8 @@
             <w:jc w:val="center"/>
             <w:textAlignment w:val="auto"/>
           </w:pPr>
+          <w:bookmarkStart w:id="44" w:name="_GoBack"/>
+          <w:bookmarkEnd w:id="44"/>
           <w:r>
             <w:rPr>
               <w:rFonts w:ascii="宋体" w:hAnsi="宋体" w:eastAsia="宋体"/>
@@ -1154,7 +1156,7 @@
             <w:fldChar w:fldCharType="begin"/>
           </w:r>
           <w:r>
-            <w:instrText xml:space="preserve"> HYPERLINK \l _Toc574 </w:instrText>
+            <w:instrText xml:space="preserve"> HYPERLINK \l _Toc14288 </w:instrText>
           </w:r>
           <w:r>
             <w:fldChar w:fldCharType="separate"/>
@@ -1174,7 +1176,7 @@
             <w:fldChar w:fldCharType="begin"/>
           </w:r>
           <w:r>
-            <w:instrText xml:space="preserve"> PAGEREF _Toc574 \h </w:instrText>
+            <w:instrText xml:space="preserve"> PAGEREF _Toc14288 \h </w:instrText>
           </w:r>
           <w:r>
             <w:fldChar w:fldCharType="separate"/>
@@ -1200,7 +1202,7 @@
             <w:fldChar w:fldCharType="begin"/>
           </w:r>
           <w:r>
-            <w:instrText xml:space="preserve"> HYPERLINK \l _Toc19725 </w:instrText>
+            <w:instrText xml:space="preserve"> HYPERLINK \l _Toc32481 </w:instrText>
           </w:r>
           <w:r>
             <w:fldChar w:fldCharType="separate"/>
@@ -1237,7 +1239,7 @@
             <w:fldChar w:fldCharType="begin"/>
           </w:r>
           <w:r>
-            <w:instrText xml:space="preserve"> PAGEREF _Toc19725 \h </w:instrText>
+            <w:instrText xml:space="preserve"> PAGEREF _Toc32481 \h </w:instrText>
           </w:r>
           <w:r>
             <w:fldChar w:fldCharType="separate"/>
@@ -1263,7 +1265,7 @@
             <w:fldChar w:fldCharType="begin"/>
           </w:r>
           <w:r>
-            <w:instrText xml:space="preserve"> HYPERLINK \l _Toc4846 </w:instrText>
+            <w:instrText xml:space="preserve"> HYPERLINK \l _Toc5714 </w:instrText>
           </w:r>
           <w:r>
             <w:fldChar w:fldCharType="separate"/>
@@ -1300,7 +1302,7 @@
             <w:fldChar w:fldCharType="begin"/>
           </w:r>
           <w:r>
-            <w:instrText xml:space="preserve"> PAGEREF _Toc4846 \h </w:instrText>
+            <w:instrText xml:space="preserve"> PAGEREF _Toc5714 \h </w:instrText>
           </w:r>
           <w:r>
             <w:fldChar w:fldCharType="separate"/>
@@ -1326,7 +1328,7 @@
             <w:fldChar w:fldCharType="begin"/>
           </w:r>
           <w:r>
-            <w:instrText xml:space="preserve"> HYPERLINK \l _Toc24341 </w:instrText>
+            <w:instrText xml:space="preserve"> HYPERLINK \l _Toc22724 </w:instrText>
           </w:r>
           <w:r>
             <w:fldChar w:fldCharType="separate"/>
@@ -1363,7 +1365,7 @@
             <w:fldChar w:fldCharType="begin"/>
           </w:r>
           <w:r>
-            <w:instrText xml:space="preserve"> PAGEREF _Toc24341 \h </w:instrText>
+            <w:instrText xml:space="preserve"> PAGEREF _Toc22724 \h </w:instrText>
           </w:r>
           <w:r>
             <w:fldChar w:fldCharType="separate"/>
@@ -1389,7 +1391,7 @@
             <w:fldChar w:fldCharType="begin"/>
           </w:r>
           <w:r>
-            <w:instrText xml:space="preserve"> HYPERLINK \l _Toc12079 </w:instrText>
+            <w:instrText xml:space="preserve"> HYPERLINK \l _Toc19216 </w:instrText>
           </w:r>
           <w:r>
             <w:fldChar w:fldCharType="separate"/>
@@ -1418,7 +1420,7 @@
             <w:fldChar w:fldCharType="begin"/>
           </w:r>
           <w:r>
-            <w:instrText xml:space="preserve"> PAGEREF _Toc12079 \h </w:instrText>
+            <w:instrText xml:space="preserve"> PAGEREF _Toc19216 \h </w:instrText>
           </w:r>
           <w:r>
             <w:fldChar w:fldCharType="separate"/>
@@ -1444,7 +1446,7 @@
             <w:fldChar w:fldCharType="begin"/>
           </w:r>
           <w:r>
-            <w:instrText xml:space="preserve"> HYPERLINK \l _Toc14179 </w:instrText>
+            <w:instrText xml:space="preserve"> HYPERLINK \l _Toc2931 </w:instrText>
           </w:r>
           <w:r>
             <w:fldChar w:fldCharType="separate"/>
@@ -1473,7 +1475,7 @@
             <w:fldChar w:fldCharType="begin"/>
           </w:r>
           <w:r>
-            <w:instrText xml:space="preserve"> PAGEREF _Toc14179 \h </w:instrText>
+            <w:instrText xml:space="preserve"> PAGEREF _Toc2931 \h </w:instrText>
           </w:r>
           <w:r>
             <w:fldChar w:fldCharType="separate"/>
@@ -1499,7 +1501,7 @@
             <w:fldChar w:fldCharType="begin"/>
           </w:r>
           <w:r>
-            <w:instrText xml:space="preserve"> HYPERLINK \l _Toc12981 </w:instrText>
+            <w:instrText xml:space="preserve"> HYPERLINK \l _Toc30694 </w:instrText>
           </w:r>
           <w:r>
             <w:fldChar w:fldCharType="separate"/>
@@ -1520,7 +1522,7 @@
             <w:fldChar w:fldCharType="begin"/>
           </w:r>
           <w:r>
-            <w:instrText xml:space="preserve"> PAGEREF _Toc12981 \h </w:instrText>
+            <w:instrText xml:space="preserve"> PAGEREF _Toc30694 \h </w:instrText>
           </w:r>
           <w:r>
             <w:fldChar w:fldCharType="separate"/>
@@ -1546,7 +1548,7 @@
             <w:fldChar w:fldCharType="begin"/>
           </w:r>
           <w:r>
-            <w:instrText xml:space="preserve"> HYPERLINK \l _Toc19619 </w:instrText>
+            <w:instrText xml:space="preserve"> HYPERLINK \l _Toc3940 </w:instrText>
           </w:r>
           <w:r>
             <w:fldChar w:fldCharType="separate"/>
@@ -1592,7 +1594,7 @@
             <w:fldChar w:fldCharType="begin"/>
           </w:r>
           <w:r>
-            <w:instrText xml:space="preserve"> PAGEREF _Toc19619 \h </w:instrText>
+            <w:instrText xml:space="preserve"> PAGEREF _Toc3940 \h </w:instrText>
           </w:r>
           <w:r>
             <w:fldChar w:fldCharType="separate"/>
@@ -1618,7 +1620,7 @@
             <w:fldChar w:fldCharType="begin"/>
           </w:r>
           <w:r>
-            <w:instrText xml:space="preserve"> HYPERLINK \l _Toc17432 </w:instrText>
+            <w:instrText xml:space="preserve"> HYPERLINK \l _Toc16725 </w:instrText>
           </w:r>
           <w:r>
             <w:fldChar w:fldCharType="separate"/>
@@ -1664,7 +1666,7 @@
             <w:fldChar w:fldCharType="begin"/>
           </w:r>
           <w:r>
-            <w:instrText xml:space="preserve"> PAGEREF _Toc17432 \h </w:instrText>
+            <w:instrText xml:space="preserve"> PAGEREF _Toc16725 \h </w:instrText>
           </w:r>
           <w:r>
             <w:fldChar w:fldCharType="separate"/>
@@ -1690,7 +1692,7 @@
             <w:fldChar w:fldCharType="begin"/>
           </w:r>
           <w:r>
-            <w:instrText xml:space="preserve"> HYPERLINK \l _Toc4907 </w:instrText>
+            <w:instrText xml:space="preserve"> HYPERLINK \l _Toc21874 </w:instrText>
           </w:r>
           <w:r>
             <w:fldChar w:fldCharType="separate"/>
@@ -1736,7 +1738,7 @@
             <w:fldChar w:fldCharType="begin"/>
           </w:r>
           <w:r>
-            <w:instrText xml:space="preserve"> PAGEREF _Toc4907 \h </w:instrText>
+            <w:instrText xml:space="preserve"> PAGEREF _Toc21874 \h </w:instrText>
           </w:r>
           <w:r>
             <w:fldChar w:fldCharType="separate"/>
@@ -1762,7 +1764,7 @@
             <w:fldChar w:fldCharType="begin"/>
           </w:r>
           <w:r>
-            <w:instrText xml:space="preserve"> HYPERLINK \l _Toc13836 </w:instrText>
+            <w:instrText xml:space="preserve"> HYPERLINK \l _Toc8638 </w:instrText>
           </w:r>
           <w:r>
             <w:fldChar w:fldCharType="separate"/>
@@ -1808,7 +1810,7 @@
             <w:fldChar w:fldCharType="begin"/>
           </w:r>
           <w:r>
-            <w:instrText xml:space="preserve"> PAGEREF _Toc13836 \h </w:instrText>
+            <w:instrText xml:space="preserve"> PAGEREF _Toc8638 \h </w:instrText>
           </w:r>
           <w:r>
             <w:fldChar w:fldCharType="separate"/>
@@ -1834,7 +1836,7 @@
             <w:fldChar w:fldCharType="begin"/>
           </w:r>
           <w:r>
-            <w:instrText xml:space="preserve"> HYPERLINK \l _Toc19398 </w:instrText>
+            <w:instrText xml:space="preserve"> HYPERLINK \l _Toc20384 </w:instrText>
           </w:r>
           <w:r>
             <w:fldChar w:fldCharType="separate"/>
@@ -1880,7 +1882,7 @@
             <w:fldChar w:fldCharType="begin"/>
           </w:r>
           <w:r>
-            <w:instrText xml:space="preserve"> PAGEREF _Toc19398 \h </w:instrText>
+            <w:instrText xml:space="preserve"> PAGEREF _Toc20384 \h </w:instrText>
           </w:r>
           <w:r>
             <w:fldChar w:fldCharType="separate"/>
@@ -1906,7 +1908,7 @@
             <w:fldChar w:fldCharType="begin"/>
           </w:r>
           <w:r>
-            <w:instrText xml:space="preserve"> HYPERLINK \l _Toc17270 </w:instrText>
+            <w:instrText xml:space="preserve"> HYPERLINK \l _Toc18330 </w:instrText>
           </w:r>
           <w:r>
             <w:fldChar w:fldCharType="separate"/>
@@ -1952,7 +1954,7 @@
             <w:fldChar w:fldCharType="begin"/>
           </w:r>
           <w:r>
-            <w:instrText xml:space="preserve"> PAGEREF _Toc17270 \h </w:instrText>
+            <w:instrText xml:space="preserve"> PAGEREF _Toc18330 \h </w:instrText>
           </w:r>
           <w:r>
             <w:fldChar w:fldCharType="separate"/>
@@ -1978,7 +1980,7 @@
             <w:fldChar w:fldCharType="begin"/>
           </w:r>
           <w:r>
-            <w:instrText xml:space="preserve"> HYPERLINK \l _Toc22019 </w:instrText>
+            <w:instrText xml:space="preserve"> HYPERLINK \l _Toc27902 </w:instrText>
           </w:r>
           <w:r>
             <w:fldChar w:fldCharType="separate"/>
@@ -2001,7 +2003,7 @@
             <w:fldChar w:fldCharType="begin"/>
           </w:r>
           <w:r>
-            <w:instrText xml:space="preserve"> PAGEREF _Toc22019 \h </w:instrText>
+            <w:instrText xml:space="preserve"> PAGEREF _Toc27902 \h </w:instrText>
           </w:r>
           <w:r>
             <w:fldChar w:fldCharType="separate"/>
@@ -2027,7 +2029,7 @@
             <w:fldChar w:fldCharType="begin"/>
           </w:r>
           <w:r>
-            <w:instrText xml:space="preserve"> HYPERLINK \l _Toc1265 </w:instrText>
+            <w:instrText xml:space="preserve"> HYPERLINK \l _Toc24136 </w:instrText>
           </w:r>
           <w:r>
             <w:fldChar w:fldCharType="separate"/>
@@ -2073,7 +2075,7 @@
             <w:fldChar w:fldCharType="begin"/>
           </w:r>
           <w:r>
-            <w:instrText xml:space="preserve"> PAGEREF _Toc1265 \h </w:instrText>
+            <w:instrText xml:space="preserve"> PAGEREF _Toc24136 \h </w:instrText>
           </w:r>
           <w:r>
             <w:fldChar w:fldCharType="separate"/>
@@ -2099,7 +2101,7 @@
             <w:fldChar w:fldCharType="begin"/>
           </w:r>
           <w:r>
-            <w:instrText xml:space="preserve"> HYPERLINK \l _Toc2583 </w:instrText>
+            <w:instrText xml:space="preserve"> HYPERLINK \l _Toc2490 </w:instrText>
           </w:r>
           <w:r>
             <w:fldChar w:fldCharType="separate"/>
@@ -2145,7 +2147,7 @@
             <w:fldChar w:fldCharType="begin"/>
           </w:r>
           <w:r>
-            <w:instrText xml:space="preserve"> PAGEREF _Toc2583 \h </w:instrText>
+            <w:instrText xml:space="preserve"> PAGEREF _Toc2490 \h </w:instrText>
           </w:r>
           <w:r>
             <w:fldChar w:fldCharType="separate"/>
@@ -2171,7 +2173,7 @@
             <w:fldChar w:fldCharType="begin"/>
           </w:r>
           <w:r>
-            <w:instrText xml:space="preserve"> HYPERLINK \l _Toc13254 </w:instrText>
+            <w:instrText xml:space="preserve"> HYPERLINK \l _Toc24163 </w:instrText>
           </w:r>
           <w:r>
             <w:fldChar w:fldCharType="separate"/>
@@ -2217,7 +2219,7 @@
             <w:fldChar w:fldCharType="begin"/>
           </w:r>
           <w:r>
-            <w:instrText xml:space="preserve"> PAGEREF _Toc13254 \h </w:instrText>
+            <w:instrText xml:space="preserve"> PAGEREF _Toc24163 \h </w:instrText>
           </w:r>
           <w:r>
             <w:fldChar w:fldCharType="separate"/>
@@ -2243,7 +2245,7 @@
             <w:fldChar w:fldCharType="begin"/>
           </w:r>
           <w:r>
-            <w:instrText xml:space="preserve"> HYPERLINK \l _Toc32386 </w:instrText>
+            <w:instrText xml:space="preserve"> HYPERLINK \l _Toc7323 </w:instrText>
           </w:r>
           <w:r>
             <w:fldChar w:fldCharType="separate"/>
@@ -2289,7 +2291,7 @@
             <w:fldChar w:fldCharType="begin"/>
           </w:r>
           <w:r>
-            <w:instrText xml:space="preserve"> PAGEREF _Toc32386 \h </w:instrText>
+            <w:instrText xml:space="preserve"> PAGEREF _Toc7323 \h </w:instrText>
           </w:r>
           <w:r>
             <w:fldChar w:fldCharType="separate"/>
@@ -2315,7 +2317,7 @@
             <w:fldChar w:fldCharType="begin"/>
           </w:r>
           <w:r>
-            <w:instrText xml:space="preserve"> HYPERLINK \l _Toc11624 </w:instrText>
+            <w:instrText xml:space="preserve"> HYPERLINK \l _Toc10694 </w:instrText>
           </w:r>
           <w:r>
             <w:fldChar w:fldCharType="separate"/>
@@ -2338,7 +2340,7 @@
             <w:fldChar w:fldCharType="begin"/>
           </w:r>
           <w:r>
-            <w:instrText xml:space="preserve"> PAGEREF _Toc11624 \h </w:instrText>
+            <w:instrText xml:space="preserve"> PAGEREF _Toc10694 \h </w:instrText>
           </w:r>
           <w:r>
             <w:fldChar w:fldCharType="separate"/>
@@ -2364,7 +2366,7 @@
             <w:fldChar w:fldCharType="begin"/>
           </w:r>
           <w:r>
-            <w:instrText xml:space="preserve"> HYPERLINK \l _Toc19 </w:instrText>
+            <w:instrText xml:space="preserve"> HYPERLINK \l _Toc30078 </w:instrText>
           </w:r>
           <w:r>
             <w:fldChar w:fldCharType="separate"/>
@@ -2410,7 +2412,7 @@
             <w:fldChar w:fldCharType="begin"/>
           </w:r>
           <w:r>
-            <w:instrText xml:space="preserve"> PAGEREF _Toc19 \h </w:instrText>
+            <w:instrText xml:space="preserve"> PAGEREF _Toc30078 \h </w:instrText>
           </w:r>
           <w:r>
             <w:fldChar w:fldCharType="separate"/>
@@ -2436,7 +2438,7 @@
             <w:fldChar w:fldCharType="begin"/>
           </w:r>
           <w:r>
-            <w:instrText xml:space="preserve"> HYPERLINK \l _Toc1002 </w:instrText>
+            <w:instrText xml:space="preserve"> HYPERLINK \l _Toc6305 </w:instrText>
           </w:r>
           <w:r>
             <w:fldChar w:fldCharType="separate"/>
@@ -2482,7 +2484,7 @@
             <w:fldChar w:fldCharType="begin"/>
           </w:r>
           <w:r>
-            <w:instrText xml:space="preserve"> PAGEREF _Toc1002 \h </w:instrText>
+            <w:instrText xml:space="preserve"> PAGEREF _Toc6305 \h </w:instrText>
           </w:r>
           <w:r>
             <w:fldChar w:fldCharType="separate"/>
@@ -2508,7 +2510,7 @@
             <w:fldChar w:fldCharType="begin"/>
           </w:r>
           <w:r>
-            <w:instrText xml:space="preserve"> HYPERLINK \l _Toc30480 </w:instrText>
+            <w:instrText xml:space="preserve"> HYPERLINK \l _Toc15496 </w:instrText>
           </w:r>
           <w:r>
             <w:fldChar w:fldCharType="separate"/>
@@ -2554,7 +2556,7 @@
             <w:fldChar w:fldCharType="begin"/>
           </w:r>
           <w:r>
-            <w:instrText xml:space="preserve"> PAGEREF _Toc30480 \h </w:instrText>
+            <w:instrText xml:space="preserve"> PAGEREF _Toc15496 \h </w:instrText>
           </w:r>
           <w:r>
             <w:fldChar w:fldCharType="separate"/>
@@ -2580,7 +2582,7 @@
             <w:fldChar w:fldCharType="begin"/>
           </w:r>
           <w:r>
-            <w:instrText xml:space="preserve"> HYPERLINK \l _Toc2827 </w:instrText>
+            <w:instrText xml:space="preserve"> HYPERLINK \l _Toc2129 </w:instrText>
           </w:r>
           <w:r>
             <w:fldChar w:fldCharType="separate"/>
@@ -2603,7 +2605,7 @@
             <w:fldChar w:fldCharType="begin"/>
           </w:r>
           <w:r>
-            <w:instrText xml:space="preserve"> PAGEREF _Toc2827 \h </w:instrText>
+            <w:instrText xml:space="preserve"> PAGEREF _Toc2129 \h </w:instrText>
           </w:r>
           <w:r>
             <w:fldChar w:fldCharType="separate"/>
@@ -2629,7 +2631,7 @@
             <w:fldChar w:fldCharType="begin"/>
           </w:r>
           <w:r>
-            <w:instrText xml:space="preserve"> HYPERLINK \l _Toc2692 </w:instrText>
+            <w:instrText xml:space="preserve"> HYPERLINK \l _Toc8239 </w:instrText>
           </w:r>
           <w:r>
             <w:fldChar w:fldCharType="separate"/>
@@ -2675,7 +2677,7 @@
             <w:fldChar w:fldCharType="begin"/>
           </w:r>
           <w:r>
-            <w:instrText xml:space="preserve"> PAGEREF _Toc2692 \h </w:instrText>
+            <w:instrText xml:space="preserve"> PAGEREF _Toc8239 \h </w:instrText>
           </w:r>
           <w:r>
             <w:fldChar w:fldCharType="separate"/>
@@ -2701,7 +2703,7 @@
             <w:fldChar w:fldCharType="begin"/>
           </w:r>
           <w:r>
-            <w:instrText xml:space="preserve"> HYPERLINK \l _Toc3791 </w:instrText>
+            <w:instrText xml:space="preserve"> HYPERLINK \l _Toc16854 </w:instrText>
           </w:r>
           <w:r>
             <w:fldChar w:fldCharType="separate"/>
@@ -2747,7 +2749,7 @@
             <w:fldChar w:fldCharType="begin"/>
           </w:r>
           <w:r>
-            <w:instrText xml:space="preserve"> PAGEREF _Toc3791 \h </w:instrText>
+            <w:instrText xml:space="preserve"> PAGEREF _Toc16854 \h </w:instrText>
           </w:r>
           <w:r>
             <w:fldChar w:fldCharType="separate"/>
@@ -2773,7 +2775,7 @@
             <w:fldChar w:fldCharType="begin"/>
           </w:r>
           <w:r>
-            <w:instrText xml:space="preserve"> HYPERLINK \l _Toc6907 </w:instrText>
+            <w:instrText xml:space="preserve"> HYPERLINK \l _Toc20556 </w:instrText>
           </w:r>
           <w:r>
             <w:fldChar w:fldCharType="separate"/>
@@ -2819,13 +2821,13 @@
             <w:fldChar w:fldCharType="begin"/>
           </w:r>
           <w:r>
-            <w:instrText xml:space="preserve"> PAGEREF _Toc6907 \h </w:instrText>
+            <w:instrText xml:space="preserve"> PAGEREF _Toc20556 \h </w:instrText>
           </w:r>
           <w:r>
             <w:fldChar w:fldCharType="separate"/>
           </w:r>
           <w:r>
-            <w:t>6</w:t>
+            <w:t>7</w:t>
           </w:r>
           <w:r>
             <w:fldChar w:fldCharType="end"/>
@@ -2845,7 +2847,7 @@
             <w:fldChar w:fldCharType="begin"/>
           </w:r>
           <w:r>
-            <w:instrText xml:space="preserve"> HYPERLINK \l _Toc1985 </w:instrText>
+            <w:instrText xml:space="preserve"> HYPERLINK \l _Toc32029 </w:instrText>
           </w:r>
           <w:r>
             <w:fldChar w:fldCharType="separate"/>
@@ -2914,13 +2916,13 @@
             <w:fldChar w:fldCharType="begin"/>
           </w:r>
           <w:r>
-            <w:instrText xml:space="preserve"> PAGEREF _Toc1985 \h </w:instrText>
+            <w:instrText xml:space="preserve"> PAGEREF _Toc32029 \h </w:instrText>
           </w:r>
           <w:r>
             <w:fldChar w:fldCharType="separate"/>
           </w:r>
           <w:r>
-            <w:t>6</w:t>
+            <w:t>7</w:t>
           </w:r>
           <w:r>
             <w:fldChar w:fldCharType="end"/>
@@ -2940,7 +2942,7 @@
             <w:fldChar w:fldCharType="begin"/>
           </w:r>
           <w:r>
-            <w:instrText xml:space="preserve"> HYPERLINK \l _Toc14397 </w:instrText>
+            <w:instrText xml:space="preserve"> HYPERLINK \l _Toc5826 </w:instrText>
           </w:r>
           <w:r>
             <w:fldChar w:fldCharType="separate"/>
@@ -2998,7 +3000,7 @@
             <w:fldChar w:fldCharType="begin"/>
           </w:r>
           <w:r>
-            <w:instrText xml:space="preserve"> PAGEREF _Toc14397 \h </w:instrText>
+            <w:instrText xml:space="preserve"> PAGEREF _Toc5826 \h </w:instrText>
           </w:r>
           <w:r>
             <w:fldChar w:fldCharType="separate"/>
@@ -3024,7 +3026,7 @@
             <w:fldChar w:fldCharType="begin"/>
           </w:r>
           <w:r>
-            <w:instrText xml:space="preserve"> HYPERLINK \l _Toc589 </w:instrText>
+            <w:instrText xml:space="preserve"> HYPERLINK \l _Toc12153 </w:instrText>
           </w:r>
           <w:r>
             <w:fldChar w:fldCharType="separate"/>
@@ -3070,7 +3072,7 @@
             <w:fldChar w:fldCharType="begin"/>
           </w:r>
           <w:r>
-            <w:instrText xml:space="preserve"> PAGEREF _Toc589 \h </w:instrText>
+            <w:instrText xml:space="preserve"> PAGEREF _Toc12153 \h </w:instrText>
           </w:r>
           <w:r>
             <w:fldChar w:fldCharType="separate"/>
@@ -3096,7 +3098,7 @@
             <w:fldChar w:fldCharType="begin"/>
           </w:r>
           <w:r>
-            <w:instrText xml:space="preserve"> HYPERLINK \l _Toc4551 </w:instrText>
+            <w:instrText xml:space="preserve"> HYPERLINK \l _Toc8849 </w:instrText>
           </w:r>
           <w:r>
             <w:fldChar w:fldCharType="separate"/>
@@ -3147,7 +3149,7 @@
             <w:fldChar w:fldCharType="begin"/>
           </w:r>
           <w:r>
-            <w:instrText xml:space="preserve"> PAGEREF _Toc4551 \h </w:instrText>
+            <w:instrText xml:space="preserve"> PAGEREF _Toc8849 \h </w:instrText>
           </w:r>
           <w:r>
             <w:fldChar w:fldCharType="separate"/>
@@ -3173,7 +3175,7 @@
             <w:fldChar w:fldCharType="begin"/>
           </w:r>
           <w:r>
-            <w:instrText xml:space="preserve"> HYPERLINK \l _Toc22990 </w:instrText>
+            <w:instrText xml:space="preserve"> HYPERLINK \l _Toc1790 </w:instrText>
           </w:r>
           <w:r>
             <w:fldChar w:fldCharType="separate"/>
@@ -3231,56 +3233,7 @@
             <w:fldChar w:fldCharType="begin"/>
           </w:r>
           <w:r>
-            <w:instrText xml:space="preserve"> PAGEREF _Toc22990 \h </w:instrText>
-          </w:r>
-          <w:r>
-            <w:fldChar w:fldCharType="separate"/>
-          </w:r>
-          <w:r>
-            <w:t>7</w:t>
-          </w:r>
-          <w:r>
-            <w:fldChar w:fldCharType="end"/>
-          </w:r>
-          <w:r>
-            <w:fldChar w:fldCharType="end"/>
-          </w:r>
-        </w:p>
-        <w:p>
-          <w:pPr>
-            <w:pStyle w:val="9"/>
-            <w:tabs>
-              <w:tab w:val="right" w:leader="dot" w:pos="8306"/>
-            </w:tabs>
-          </w:pPr>
-          <w:r>
-            <w:fldChar w:fldCharType="begin"/>
-          </w:r>
-          <w:r>
-            <w:instrText xml:space="preserve"> HYPERLINK \l _Toc8202 </w:instrText>
-          </w:r>
-          <w:r>
-            <w:fldChar w:fldCharType="separate"/>
-          </w:r>
-          <w:r>
-            <w:rPr>
-              <w:rFonts w:hint="default" w:ascii="Times New Roman" w:hAnsi="Times New Roman" w:eastAsia="宋体" w:cs="Times New Roman"/>
-              <w:bCs/>
-              <w:caps w:val="0"/>
-              <w:spacing w:val="0"/>
-              <w:szCs w:val="30"/>
-              <w:shd w:val="clear" w:fill="FFFFFF"/>
-            </w:rPr>
-            <w:t>6.开发计划</w:t>
-          </w:r>
-          <w:r>
-            <w:tab/>
-          </w:r>
-          <w:r>
-            <w:fldChar w:fldCharType="begin"/>
-          </w:r>
-          <w:r>
-            <w:instrText xml:space="preserve"> PAGEREF _Toc8202 \h </w:instrText>
+            <w:instrText xml:space="preserve"> PAGEREF _Toc1790 \h </w:instrText>
           </w:r>
           <w:r>
             <w:fldChar w:fldCharType="separate"/>
@@ -3306,7 +3259,7 @@
             <w:fldChar w:fldCharType="begin"/>
           </w:r>
           <w:r>
-            <w:instrText xml:space="preserve"> HYPERLINK \l _Toc11598 </w:instrText>
+            <w:instrText xml:space="preserve"> HYPERLINK \l _Toc74 </w:instrText>
           </w:r>
           <w:r>
             <w:fldChar w:fldCharType="separate"/>
@@ -3320,7 +3273,19 @@
               <w:szCs w:val="28"/>
               <w:shd w:val="clear" w:fill="FFFFFF"/>
             </w:rPr>
-            <w:t>6.1</w:t>
+            <w:t>5.</w:t>
+          </w:r>
+          <w:r>
+            <w:rPr>
+              <w:rFonts w:hint="eastAsia" w:ascii="Times New Roman" w:hAnsi="Times New Roman" w:eastAsia="宋体" w:cs="Times New Roman"/>
+              <w:bCs/>
+              <w:caps w:val="0"/>
+              <w:spacing w:val="0"/>
+              <w:szCs w:val="28"/>
+              <w:shd w:val="clear" w:fill="FFFFFF"/>
+              <w:lang w:val="en-US" w:eastAsia="zh-CN"/>
+            </w:rPr>
+            <w:t>6</w:t>
           </w:r>
           <w:r>
             <w:rPr>
@@ -3343,7 +3308,7 @@
               <w:szCs w:val="28"/>
               <w:shd w:val="clear" w:fill="FFFFFF"/>
             </w:rPr>
-            <w:t>开发阶段划分</w:t>
+            <w:t>UI架构</w:t>
           </w:r>
           <w:r>
             <w:tab/>
@@ -3352,13 +3317,62 @@
             <w:fldChar w:fldCharType="begin"/>
           </w:r>
           <w:r>
-            <w:instrText xml:space="preserve"> PAGEREF _Toc11598 \h </w:instrText>
+            <w:instrText xml:space="preserve"> PAGEREF _Toc74 \h </w:instrText>
           </w:r>
           <w:r>
             <w:fldChar w:fldCharType="separate"/>
           </w:r>
           <w:r>
             <w:t>7</w:t>
+          </w:r>
+          <w:r>
+            <w:fldChar w:fldCharType="end"/>
+          </w:r>
+          <w:r>
+            <w:fldChar w:fldCharType="end"/>
+          </w:r>
+        </w:p>
+        <w:p>
+          <w:pPr>
+            <w:pStyle w:val="9"/>
+            <w:tabs>
+              <w:tab w:val="right" w:leader="dot" w:pos="8306"/>
+            </w:tabs>
+          </w:pPr>
+          <w:r>
+            <w:fldChar w:fldCharType="begin"/>
+          </w:r>
+          <w:r>
+            <w:instrText xml:space="preserve"> HYPERLINK \l _Toc16796 </w:instrText>
+          </w:r>
+          <w:r>
+            <w:fldChar w:fldCharType="separate"/>
+          </w:r>
+          <w:r>
+            <w:rPr>
+              <w:rFonts w:hint="default" w:ascii="Times New Roman" w:hAnsi="Times New Roman" w:eastAsia="宋体" w:cs="Times New Roman"/>
+              <w:bCs/>
+              <w:caps w:val="0"/>
+              <w:spacing w:val="0"/>
+              <w:szCs w:val="30"/>
+              <w:shd w:val="clear" w:fill="FFFFFF"/>
+            </w:rPr>
+            <w:t>6.开发计划</w:t>
+          </w:r>
+          <w:r>
+            <w:tab/>
+          </w:r>
+          <w:r>
+            <w:fldChar w:fldCharType="begin"/>
+          </w:r>
+          <w:r>
+            <w:instrText xml:space="preserve"> PAGEREF _Toc16796 \h </w:instrText>
+          </w:r>
+          <w:r>
+            <w:fldChar w:fldCharType="separate"/>
+          </w:r>
+          <w:r>
+            <w:t>8</w:t>
           </w:r>
           <w:r>
             <w:fldChar w:fldCharType="end"/>
@@ -3378,7 +3392,7 @@
             <w:fldChar w:fldCharType="begin"/>
           </w:r>
           <w:r>
-            <w:instrText xml:space="preserve"> HYPERLINK \l _Toc29893 </w:instrText>
+            <w:instrText xml:space="preserve"> HYPERLINK \l _Toc21301 </w:instrText>
           </w:r>
           <w:r>
             <w:fldChar w:fldCharType="separate"/>
@@ -3392,7 +3406,7 @@
               <w:szCs w:val="28"/>
               <w:shd w:val="clear" w:fill="FFFFFF"/>
             </w:rPr>
-            <w:t>6.2</w:t>
+            <w:t>6.1</w:t>
           </w:r>
           <w:r>
             <w:rPr>
@@ -3415,7 +3429,7 @@
               <w:szCs w:val="28"/>
               <w:shd w:val="clear" w:fill="FFFFFF"/>
             </w:rPr>
-            <w:t>MVP刻印清单（阶段一）</w:t>
+            <w:t>开发阶段划分</w:t>
           </w:r>
           <w:r>
             <w:tab/>
@@ -3424,56 +3438,7 @@
             <w:fldChar w:fldCharType="begin"/>
           </w:r>
           <w:r>
-            <w:instrText xml:space="preserve"> PAGEREF _Toc29893 \h </w:instrText>
-          </w:r>
-          <w:r>
-            <w:fldChar w:fldCharType="separate"/>
-          </w:r>
-          <w:r>
-            <w:t>7</w:t>
-          </w:r>
-          <w:r>
-            <w:fldChar w:fldCharType="end"/>
-          </w:r>
-          <w:r>
-            <w:fldChar w:fldCharType="end"/>
-          </w:r>
-        </w:p>
-        <w:p>
-          <w:pPr>
-            <w:pStyle w:val="9"/>
-            <w:tabs>
-              <w:tab w:val="right" w:leader="dot" w:pos="8306"/>
-            </w:tabs>
-          </w:pPr>
-          <w:r>
-            <w:fldChar w:fldCharType="begin"/>
-          </w:r>
-          <w:r>
-            <w:instrText xml:space="preserve"> HYPERLINK \l _Toc25356 </w:instrText>
-          </w:r>
-          <w:r>
-            <w:fldChar w:fldCharType="separate"/>
-          </w:r>
-          <w:r>
-            <w:rPr>
-              <w:rFonts w:hint="default" w:ascii="Times New Roman" w:hAnsi="Times New Roman" w:eastAsia="宋体" w:cs="Times New Roman"/>
-              <w:bCs/>
-              <w:caps w:val="0"/>
-              <w:spacing w:val="0"/>
-              <w:szCs w:val="30"/>
-              <w:shd w:val="clear" w:fill="FFFFFF"/>
-            </w:rPr>
-            <w:t>7.验收清单</w:t>
-          </w:r>
-          <w:r>
-            <w:tab/>
-          </w:r>
-          <w:r>
-            <w:fldChar w:fldCharType="begin"/>
-          </w:r>
-          <w:r>
-            <w:instrText xml:space="preserve"> PAGEREF _Toc25356 \h </w:instrText>
+            <w:instrText xml:space="preserve"> PAGEREF _Toc21301 \h </w:instrText>
           </w:r>
           <w:r>
             <w:fldChar w:fldCharType="separate"/>
@@ -3499,7 +3464,7 @@
             <w:fldChar w:fldCharType="begin"/>
           </w:r>
           <w:r>
-            <w:instrText xml:space="preserve"> HYPERLINK \l _Toc21223 </w:instrText>
+            <w:instrText xml:space="preserve"> HYPERLINK \l _Toc17963 </w:instrText>
           </w:r>
           <w:r>
             <w:fldChar w:fldCharType="separate"/>
@@ -3513,7 +3478,7 @@
               <w:szCs w:val="28"/>
               <w:shd w:val="clear" w:fill="FFFFFF"/>
             </w:rPr>
-            <w:t>7.1</w:t>
+            <w:t>6.2</w:t>
           </w:r>
           <w:r>
             <w:rPr>
@@ -3536,7 +3501,7 @@
               <w:szCs w:val="28"/>
               <w:shd w:val="clear" w:fill="FFFFFF"/>
             </w:rPr>
-            <w:t>功能验证</w:t>
+            <w:t>MVP刻印清单（阶段一）</w:t>
           </w:r>
           <w:r>
             <w:tab/>
@@ -3545,7 +3510,56 @@
             <w:fldChar w:fldCharType="begin"/>
           </w:r>
           <w:r>
-            <w:instrText xml:space="preserve"> PAGEREF _Toc21223 \h </w:instrText>
+            <w:instrText xml:space="preserve"> PAGEREF _Toc17963 \h </w:instrText>
+          </w:r>
+          <w:r>
+            <w:fldChar w:fldCharType="separate"/>
+          </w:r>
+          <w:r>
+            <w:t>8</w:t>
+          </w:r>
+          <w:r>
+            <w:fldChar w:fldCharType="end"/>
+          </w:r>
+          <w:r>
+            <w:fldChar w:fldCharType="end"/>
+          </w:r>
+        </w:p>
+        <w:p>
+          <w:pPr>
+            <w:pStyle w:val="9"/>
+            <w:tabs>
+              <w:tab w:val="right" w:leader="dot" w:pos="8306"/>
+            </w:tabs>
+          </w:pPr>
+          <w:r>
+            <w:fldChar w:fldCharType="begin"/>
+          </w:r>
+          <w:r>
+            <w:instrText xml:space="preserve"> HYPERLINK \l _Toc15540 </w:instrText>
+          </w:r>
+          <w:r>
+            <w:fldChar w:fldCharType="separate"/>
+          </w:r>
+          <w:r>
+            <w:rPr>
+              <w:rFonts w:hint="default" w:ascii="Times New Roman" w:hAnsi="Times New Roman" w:eastAsia="宋体" w:cs="Times New Roman"/>
+              <w:bCs/>
+              <w:caps w:val="0"/>
+              <w:spacing w:val="0"/>
+              <w:szCs w:val="30"/>
+              <w:shd w:val="clear" w:fill="FFFFFF"/>
+            </w:rPr>
+            <w:t>7.验收清单</w:t>
+          </w:r>
+          <w:r>
+            <w:tab/>
+          </w:r>
+          <w:r>
+            <w:fldChar w:fldCharType="begin"/>
+          </w:r>
+          <w:r>
+            <w:instrText xml:space="preserve"> PAGEREF _Toc15540 \h </w:instrText>
           </w:r>
           <w:r>
             <w:fldChar w:fldCharType="separate"/>
@@ -3571,7 +3585,7 @@
             <w:fldChar w:fldCharType="begin"/>
           </w:r>
           <w:r>
-            <w:instrText xml:space="preserve"> HYPERLINK \l _Toc31027 </w:instrText>
+            <w:instrText xml:space="preserve"> HYPERLINK \l _Toc22220 </w:instrText>
           </w:r>
           <w:r>
             <w:fldChar w:fldCharType="separate"/>
@@ -3585,7 +3599,7 @@
               <w:szCs w:val="28"/>
               <w:shd w:val="clear" w:fill="FFFFFF"/>
             </w:rPr>
-            <w:t>7.2</w:t>
+            <w:t>7.1</w:t>
           </w:r>
           <w:r>
             <w:rPr>
@@ -3608,7 +3622,7 @@
               <w:szCs w:val="28"/>
               <w:shd w:val="clear" w:fill="FFFFFF"/>
             </w:rPr>
-            <w:t>技术验证点</w:t>
+            <w:t>功能验证</w:t>
           </w:r>
           <w:r>
             <w:tab/>
@@ -3617,62 +3631,13 @@
             <w:fldChar w:fldCharType="begin"/>
           </w:r>
           <w:r>
-            <w:instrText xml:space="preserve"> PAGEREF _Toc31027 \h </w:instrText>
+            <w:instrText xml:space="preserve"> PAGEREF _Toc22220 \h </w:instrText>
           </w:r>
           <w:r>
             <w:fldChar w:fldCharType="separate"/>
           </w:r>
           <w:r>
-            <w:t>9</w:t>
-          </w:r>
-          <w:r>
-            <w:fldChar w:fldCharType="end"/>
-          </w:r>
-          <w:r>
-            <w:fldChar w:fldCharType="end"/>
-          </w:r>
-        </w:p>
-        <w:p>
-          <w:pPr>
-            <w:pStyle w:val="9"/>
-            <w:tabs>
-              <w:tab w:val="right" w:leader="dot" w:pos="8306"/>
-            </w:tabs>
-          </w:pPr>
-          <w:r>
-            <w:fldChar w:fldCharType="begin"/>
-          </w:r>
-          <w:r>
-            <w:instrText xml:space="preserve"> HYPERLINK \l _Toc29415 </w:instrText>
-          </w:r>
-          <w:r>
-            <w:fldChar w:fldCharType="separate"/>
-          </w:r>
-          <w:r>
-            <w:rPr>
-              <w:rFonts w:hint="default" w:ascii="Times New Roman" w:hAnsi="Times New Roman" w:eastAsia="宋体" w:cs="Times New Roman"/>
-              <w:bCs/>
-              <w:caps w:val="0"/>
-              <w:spacing w:val="0"/>
-              <w:szCs w:val="30"/>
-              <w:shd w:val="clear" w:fill="FFFFFF"/>
-            </w:rPr>
-            <w:t>8.附录</w:t>
-          </w:r>
-          <w:r>
-            <w:tab/>
-          </w:r>
-          <w:r>
-            <w:fldChar w:fldCharType="begin"/>
-          </w:r>
-          <w:r>
-            <w:instrText xml:space="preserve"> PAGEREF _Toc29415 \h </w:instrText>
-          </w:r>
-          <w:r>
-            <w:fldChar w:fldCharType="separate"/>
-          </w:r>
-          <w:r>
-            <w:t>9</w:t>
+            <w:t>8</w:t>
           </w:r>
           <w:r>
             <w:fldChar w:fldCharType="end"/>
@@ -3692,7 +3657,7 @@
             <w:fldChar w:fldCharType="begin"/>
           </w:r>
           <w:r>
-            <w:instrText xml:space="preserve"> HYPERLINK \l _Toc5495 </w:instrText>
+            <w:instrText xml:space="preserve"> HYPERLINK \l _Toc2975 </w:instrText>
           </w:r>
           <w:r>
             <w:fldChar w:fldCharType="separate"/>
@@ -3706,7 +3671,7 @@
               <w:szCs w:val="28"/>
               <w:shd w:val="clear" w:fill="FFFFFF"/>
             </w:rPr>
-            <w:t>8.1</w:t>
+            <w:t>7.2</w:t>
           </w:r>
           <w:r>
             <w:rPr>
@@ -3729,7 +3694,7 @@
               <w:szCs w:val="28"/>
               <w:shd w:val="clear" w:fill="FFFFFF"/>
             </w:rPr>
-            <w:t>术语表</w:t>
+            <w:t>技术验证点</w:t>
           </w:r>
           <w:r>
             <w:tab/>
@@ -3738,7 +3703,56 @@
             <w:fldChar w:fldCharType="begin"/>
           </w:r>
           <w:r>
-            <w:instrText xml:space="preserve"> PAGEREF _Toc5495 \h </w:instrText>
+            <w:instrText xml:space="preserve"> PAGEREF _Toc2975 \h </w:instrText>
+          </w:r>
+          <w:r>
+            <w:fldChar w:fldCharType="separate"/>
+          </w:r>
+          <w:r>
+            <w:t>9</w:t>
+          </w:r>
+          <w:r>
+            <w:fldChar w:fldCharType="end"/>
+          </w:r>
+          <w:r>
+            <w:fldChar w:fldCharType="end"/>
+          </w:r>
+        </w:p>
+        <w:p>
+          <w:pPr>
+            <w:pStyle w:val="9"/>
+            <w:tabs>
+              <w:tab w:val="right" w:leader="dot" w:pos="8306"/>
+            </w:tabs>
+          </w:pPr>
+          <w:r>
+            <w:fldChar w:fldCharType="begin"/>
+          </w:r>
+          <w:r>
+            <w:instrText xml:space="preserve"> HYPERLINK \l _Toc12099 </w:instrText>
+          </w:r>
+          <w:r>
+            <w:fldChar w:fldCharType="separate"/>
+          </w:r>
+          <w:r>
+            <w:rPr>
+              <w:rFonts w:hint="default" w:ascii="Times New Roman" w:hAnsi="Times New Roman" w:eastAsia="宋体" w:cs="Times New Roman"/>
+              <w:bCs/>
+              <w:caps w:val="0"/>
+              <w:spacing w:val="0"/>
+              <w:szCs w:val="30"/>
+              <w:shd w:val="clear" w:fill="FFFFFF"/>
+            </w:rPr>
+            <w:t>8.附录</w:t>
+          </w:r>
+          <w:r>
+            <w:tab/>
+          </w:r>
+          <w:r>
+            <w:fldChar w:fldCharType="begin"/>
+          </w:r>
+          <w:r>
+            <w:instrText xml:space="preserve"> PAGEREF _Toc12099 \h </w:instrText>
           </w:r>
           <w:r>
             <w:fldChar w:fldCharType="separate"/>
@@ -3764,7 +3778,79 @@
             <w:fldChar w:fldCharType="begin"/>
           </w:r>
           <w:r>
-            <w:instrText xml:space="preserve"> HYPERLINK \l _Toc15984 </w:instrText>
+            <w:instrText xml:space="preserve"> HYPERLINK \l _Toc23476 </w:instrText>
+          </w:r>
+          <w:r>
+            <w:fldChar w:fldCharType="separate"/>
+          </w:r>
+          <w:r>
+            <w:rPr>
+              <w:rFonts w:hint="default" w:ascii="Times New Roman" w:hAnsi="Times New Roman" w:eastAsia="宋体" w:cs="Times New Roman"/>
+              <w:bCs/>
+              <w:caps w:val="0"/>
+              <w:spacing w:val="0"/>
+              <w:szCs w:val="28"/>
+              <w:shd w:val="clear" w:fill="FFFFFF"/>
+            </w:rPr>
+            <w:t>8.1</w:t>
+          </w:r>
+          <w:r>
+            <w:rPr>
+              <w:rFonts w:hint="default" w:ascii="Times New Roman" w:hAnsi="Times New Roman" w:eastAsia="宋体" w:cs="Times New Roman"/>
+              <w:bCs/>
+              <w:caps w:val="0"/>
+              <w:spacing w:val="0"/>
+              <w:szCs w:val="28"/>
+              <w:shd w:val="clear" w:fill="FFFFFF"/>
+              <w:lang w:val="en-US" w:eastAsia="zh-CN"/>
+            </w:rPr>
+            <w:t>.</w:t>
+          </w:r>
+          <w:r>
+            <w:rPr>
+              <w:rFonts w:hint="default" w:ascii="Times New Roman" w:hAnsi="Times New Roman" w:eastAsia="宋体" w:cs="Times New Roman"/>
+              <w:bCs/>
+              <w:caps w:val="0"/>
+              <w:spacing w:val="0"/>
+              <w:szCs w:val="28"/>
+              <w:shd w:val="clear" w:fill="FFFFFF"/>
+            </w:rPr>
+            <w:t>术语表</w:t>
+          </w:r>
+          <w:r>
+            <w:tab/>
+          </w:r>
+          <w:r>
+            <w:fldChar w:fldCharType="begin"/>
+          </w:r>
+          <w:r>
+            <w:instrText xml:space="preserve"> PAGEREF _Toc23476 \h </w:instrText>
+          </w:r>
+          <w:r>
+            <w:fldChar w:fldCharType="separate"/>
+          </w:r>
+          <w:r>
+            <w:t>9</w:t>
+          </w:r>
+          <w:r>
+            <w:fldChar w:fldCharType="end"/>
+          </w:r>
+          <w:r>
+            <w:fldChar w:fldCharType="end"/>
+          </w:r>
+        </w:p>
+        <w:p>
+          <w:pPr>
+            <w:pStyle w:val="10"/>
+            <w:tabs>
+              <w:tab w:val="right" w:leader="dot" w:pos="8306"/>
+            </w:tabs>
+          </w:pPr>
+          <w:r>
+            <w:fldChar w:fldCharType="begin"/>
+          </w:r>
+          <w:r>
+            <w:instrText xml:space="preserve"> HYPERLINK \l _Toc14137 </w:instrText>
           </w:r>
           <w:r>
             <w:fldChar w:fldCharType="separate"/>
@@ -3822,7 +3908,7 @@
             <w:fldChar w:fldCharType="begin"/>
           </w:r>
           <w:r>
-            <w:instrText xml:space="preserve"> PAGEREF _Toc15984 \h </w:instrText>
+            <w:instrText xml:space="preserve"> PAGEREF _Toc14137 \h </w:instrText>
           </w:r>
           <w:r>
             <w:fldChar w:fldCharType="separate"/>
@@ -3848,7 +3934,7 @@
             <w:fldChar w:fldCharType="begin"/>
           </w:r>
           <w:r>
-            <w:instrText xml:space="preserve"> HYPERLINK \l _Toc4723 </w:instrText>
+            <w:instrText xml:space="preserve"> HYPERLINK \l _Toc19791 </w:instrText>
           </w:r>
           <w:r>
             <w:fldChar w:fldCharType="separate"/>
@@ -3942,7 +4028,7 @@
             <w:fldChar w:fldCharType="begin"/>
           </w:r>
           <w:r>
-            <w:instrText xml:space="preserve"> PAGEREF _Toc4723 \h </w:instrText>
+            <w:instrText xml:space="preserve"> PAGEREF _Toc19791 \h </w:instrText>
           </w:r>
           <w:r>
             <w:fldChar w:fldCharType="separate"/>
@@ -3968,7 +4054,7 @@
             <w:fldChar w:fldCharType="begin"/>
           </w:r>
           <w:r>
-            <w:instrText xml:space="preserve"> HYPERLINK \l _Toc26322 </w:instrText>
+            <w:instrText xml:space="preserve"> HYPERLINK \l _Toc28557 </w:instrText>
           </w:r>
           <w:r>
             <w:fldChar w:fldCharType="separate"/>
@@ -4050,7 +4136,7 @@
             <w:fldChar w:fldCharType="begin"/>
           </w:r>
           <w:r>
-            <w:instrText xml:space="preserve"> PAGEREF _Toc26322 \h </w:instrText>
+            <w:instrText xml:space="preserve"> PAGEREF _Toc28557 \h </w:instrText>
           </w:r>
           <w:r>
             <w:fldChar w:fldCharType="separate"/>
@@ -4076,7 +4162,7 @@
             <w:fldChar w:fldCharType="begin"/>
           </w:r>
           <w:r>
-            <w:instrText xml:space="preserve"> HYPERLINK \l _Toc239 </w:instrText>
+            <w:instrText xml:space="preserve"> HYPERLINK \l _Toc32767 </w:instrText>
           </w:r>
           <w:r>
             <w:fldChar w:fldCharType="separate"/>
@@ -4158,7 +4244,7 @@
             <w:fldChar w:fldCharType="begin"/>
           </w:r>
           <w:r>
-            <w:instrText xml:space="preserve"> PAGEREF _Toc239 \h </w:instrText>
+            <w:instrText xml:space="preserve"> PAGEREF _Toc32767 \h </w:instrText>
           </w:r>
           <w:r>
             <w:fldChar w:fldCharType="separate"/>
@@ -4346,7 +4432,7 @@
           <w:szCs w:val="30"/>
         </w:rPr>
       </w:pPr>
-      <w:bookmarkStart w:id="0" w:name="_Toc574"/>
+      <w:bookmarkStart w:id="0" w:name="_Toc14288"/>
       <w:r>
         <w:rPr>
           <w:rFonts w:hint="default" w:ascii="Times New Roman" w:hAnsi="Times New Roman" w:eastAsia="宋体" w:cs="Times New Roman"/>
@@ -4385,7 +4471,7 @@
           <w:szCs w:val="28"/>
         </w:rPr>
       </w:pPr>
-      <w:bookmarkStart w:id="1" w:name="_Toc19725"/>
+      <w:bookmarkStart w:id="1" w:name="_Toc32481"/>
       <w:r>
         <w:rPr>
           <w:rFonts w:hint="default" w:ascii="Times New Roman" w:hAnsi="Times New Roman" w:eastAsia="宋体" w:cs="Times New Roman"/>
@@ -4503,7 +4589,7 @@
           <w:szCs w:val="28"/>
         </w:rPr>
       </w:pPr>
-      <w:bookmarkStart w:id="2" w:name="_Toc4846"/>
+      <w:bookmarkStart w:id="2" w:name="_Toc5714"/>
       <w:r>
         <w:rPr>
           <w:rFonts w:hint="default" w:ascii="Times New Roman" w:hAnsi="Times New Roman" w:eastAsia="宋体" w:cs="Times New Roman"/>
@@ -4627,7 +4713,7 @@
           <w:szCs w:val="28"/>
         </w:rPr>
       </w:pPr>
-      <w:bookmarkStart w:id="3" w:name="_Toc24341"/>
+      <w:bookmarkStart w:id="3" w:name="_Toc22724"/>
       <w:r>
         <w:rPr>
           <w:rFonts w:hint="default" w:ascii="Times New Roman" w:hAnsi="Times New Roman" w:eastAsia="宋体" w:cs="Times New Roman"/>
@@ -4663,7 +4749,7 @@
     </w:p>
     <w:tbl>
       <w:tblPr>
-        <w:tblStyle w:val="12"/>
+        <w:tblStyle w:val="13"/>
         <w:tblW w:w="4999" w:type="pct"/>
         <w:tblInd w:w="0" w:type="dxa"/>
         <w:tblBorders>
@@ -4915,6 +5001,7 @@
             <w:insideH w:val="single" w:color="000000" w:sz="4" w:space="0"/>
             <w:insideV w:val="single" w:color="000000" w:sz="4" w:space="0"/>
           </w:tblBorders>
+          <w:shd w:val="clear" w:color="auto" w:fill="FFFFFF"/>
           <w:tblCellMar>
             <w:top w:w="15" w:type="dxa"/>
             <w:left w:w="15" w:type="dxa"/>
@@ -5342,6 +5429,7 @@
             <w:insideH w:val="single" w:color="000000" w:sz="4" w:space="0"/>
             <w:insideV w:val="single" w:color="000000" w:sz="4" w:space="0"/>
           </w:tblBorders>
+          <w:shd w:val="clear" w:color="auto" w:fill="FFFFFF"/>
           <w:tblCellMar>
             <w:top w:w="15" w:type="dxa"/>
             <w:left w:w="15" w:type="dxa"/>
@@ -5555,6 +5643,7 @@
             <w:insideH w:val="single" w:color="000000" w:sz="4" w:space="0"/>
             <w:insideV w:val="single" w:color="000000" w:sz="4" w:space="0"/>
           </w:tblBorders>
+          <w:shd w:val="clear" w:color="auto" w:fill="FFFFFF"/>
           <w:tblCellMar>
             <w:top w:w="15" w:type="dxa"/>
             <w:left w:w="15" w:type="dxa"/>
@@ -5768,6 +5857,7 @@
             <w:insideH w:val="single" w:color="000000" w:sz="4" w:space="0"/>
             <w:insideV w:val="single" w:color="000000" w:sz="4" w:space="0"/>
           </w:tblBorders>
+          <w:shd w:val="clear" w:color="auto" w:fill="FFFFFF"/>
           <w:tblCellMar>
             <w:top w:w="15" w:type="dxa"/>
             <w:left w:w="15" w:type="dxa"/>
@@ -6478,7 +6568,7 @@
           <w:szCs w:val="30"/>
         </w:rPr>
       </w:pPr>
-      <w:bookmarkStart w:id="4" w:name="_Toc12079"/>
+      <w:bookmarkStart w:id="4" w:name="_Toc19216"/>
       <w:r>
         <w:rPr>
           <w:rFonts w:hint="default" w:ascii="Times New Roman" w:hAnsi="Times New Roman" w:eastAsia="宋体" w:cs="Times New Roman"/>
@@ -6533,7 +6623,7 @@
           <w:szCs w:val="28"/>
         </w:rPr>
       </w:pPr>
-      <w:bookmarkStart w:id="5" w:name="_Toc14179"/>
+      <w:bookmarkStart w:id="5" w:name="_Toc2931"/>
       <w:r>
         <w:rPr>
           <w:rFonts w:hint="default" w:ascii="Times New Roman" w:hAnsi="Times New Roman" w:eastAsia="宋体" w:cs="Times New Roman"/>
@@ -6628,7 +6718,7 @@
           <w:lang w:val="en-US" w:eastAsia="zh-CN"/>
         </w:rPr>
       </w:pPr>
-      <w:bookmarkStart w:id="6" w:name="_Toc12981"/>
+      <w:bookmarkStart w:id="6" w:name="_Toc30694"/>
       <w:r>
         <w:rPr>
           <w:rFonts w:hint="default" w:ascii="Times New Roman" w:hAnsi="Times New Roman" w:eastAsia="宋体" w:cs="Times New Roman"/>
@@ -6675,7 +6765,7 @@
           <w:szCs w:val="24"/>
         </w:rPr>
       </w:pPr>
-      <w:bookmarkStart w:id="7" w:name="_Toc19619"/>
+      <w:bookmarkStart w:id="7" w:name="_Toc3940"/>
       <w:r>
         <w:rPr>
           <w:rFonts w:hint="default" w:ascii="Times New Roman" w:hAnsi="Times New Roman" w:eastAsia="宋体" w:cs="Times New Roman"/>
@@ -6723,7 +6813,7 @@
     </w:p>
     <w:p>
       <w:pPr>
-        <w:pStyle w:val="11"/>
+        <w:pStyle w:val="12"/>
         <w:keepNext w:val="0"/>
         <w:keepLines w:val="0"/>
         <w:pageBreakBefore w:val="0"/>
@@ -6771,7 +6861,7 @@
     </w:p>
     <w:p>
       <w:pPr>
-        <w:pStyle w:val="11"/>
+        <w:pStyle w:val="12"/>
         <w:keepNext w:val="0"/>
         <w:keepLines w:val="0"/>
         <w:pageBreakBefore w:val="0"/>
@@ -6819,7 +6909,7 @@
     </w:p>
     <w:p>
       <w:pPr>
-        <w:pStyle w:val="11"/>
+        <w:pStyle w:val="12"/>
         <w:keepNext w:val="0"/>
         <w:keepLines w:val="0"/>
         <w:pageBreakBefore w:val="0"/>
@@ -6867,7 +6957,7 @@
     </w:p>
     <w:p>
       <w:pPr>
-        <w:pStyle w:val="11"/>
+        <w:pStyle w:val="12"/>
         <w:keepNext w:val="0"/>
         <w:keepLines w:val="0"/>
         <w:pageBreakBefore w:val="0"/>
@@ -6933,7 +7023,7 @@
           <w:shd w:val="clear" w:fill="FFFFFF"/>
         </w:rPr>
       </w:pPr>
-      <w:bookmarkStart w:id="8" w:name="_Toc17432"/>
+      <w:bookmarkStart w:id="8" w:name="_Toc16725"/>
       <w:r>
         <w:rPr>
           <w:rFonts w:hint="default" w:ascii="Times New Roman" w:hAnsi="Times New Roman" w:eastAsia="宋体" w:cs="Times New Roman"/>
@@ -7133,7 +7223,7 @@
           <w:shd w:val="clear" w:fill="FFFFFF"/>
         </w:rPr>
       </w:pPr>
-      <w:bookmarkStart w:id="9" w:name="_Toc4907"/>
+      <w:bookmarkStart w:id="9" w:name="_Toc21874"/>
       <w:r>
         <w:rPr>
           <w:rFonts w:hint="default" w:ascii="Times New Roman" w:hAnsi="Times New Roman" w:eastAsia="宋体" w:cs="Times New Roman"/>
@@ -7294,7 +7384,7 @@
           <w:szCs w:val="24"/>
         </w:rPr>
       </w:pPr>
-      <w:bookmarkStart w:id="10" w:name="_Toc13836"/>
+      <w:bookmarkStart w:id="10" w:name="_Toc8638"/>
       <w:r>
         <w:rPr>
           <w:rFonts w:hint="default" w:ascii="Times New Roman" w:hAnsi="Times New Roman" w:eastAsia="宋体" w:cs="Times New Roman"/>
@@ -7628,7 +7718,7 @@
           <w:szCs w:val="28"/>
         </w:rPr>
       </w:pPr>
-      <w:bookmarkStart w:id="11" w:name="_Toc19398"/>
+      <w:bookmarkStart w:id="11" w:name="_Toc20384"/>
       <w:r>
         <w:rPr>
           <w:rFonts w:hint="default" w:ascii="Times New Roman" w:hAnsi="Times New Roman" w:eastAsia="宋体" w:cs="Times New Roman"/>
@@ -7785,7 +7875,7 @@
           <w:szCs w:val="28"/>
         </w:rPr>
       </w:pPr>
-      <w:bookmarkStart w:id="12" w:name="_Toc17270"/>
+      <w:bookmarkStart w:id="12" w:name="_Toc18330"/>
       <w:r>
         <w:rPr>
           <w:rFonts w:hint="default" w:ascii="Times New Roman" w:hAnsi="Times New Roman" w:eastAsia="宋体" w:cs="Times New Roman"/>
@@ -7932,7 +8022,7 @@
           <w:szCs w:val="30"/>
         </w:rPr>
       </w:pPr>
-      <w:bookmarkStart w:id="13" w:name="_Toc22019"/>
+      <w:bookmarkStart w:id="13" w:name="_Toc27902"/>
       <w:r>
         <w:rPr>
           <w:rFonts w:hint="default" w:ascii="Times New Roman" w:hAnsi="Times New Roman" w:eastAsia="宋体" w:cs="Times New Roman"/>
@@ -7982,7 +8072,7 @@
           <w:szCs w:val="28"/>
         </w:rPr>
       </w:pPr>
-      <w:bookmarkStart w:id="14" w:name="_Toc1265"/>
+      <w:bookmarkStart w:id="14" w:name="_Toc24136"/>
       <w:r>
         <w:rPr>
           <w:rFonts w:hint="default" w:ascii="Times New Roman" w:hAnsi="Times New Roman" w:eastAsia="宋体" w:cs="Times New Roman"/>
@@ -8030,7 +8120,7 @@
     </w:p>
     <w:p>
       <w:pPr>
-        <w:pStyle w:val="11"/>
+        <w:pStyle w:val="12"/>
         <w:keepNext w:val="0"/>
         <w:keepLines w:val="0"/>
         <w:pageBreakBefore w:val="0"/>
@@ -8107,7 +8197,7 @@
     </w:p>
     <w:p>
       <w:pPr>
-        <w:pStyle w:val="11"/>
+        <w:pStyle w:val="12"/>
         <w:keepNext w:val="0"/>
         <w:keepLines w:val="0"/>
         <w:pageBreakBefore w:val="0"/>
@@ -8155,7 +8245,7 @@
     </w:p>
     <w:p>
       <w:pPr>
-        <w:pStyle w:val="11"/>
+        <w:pStyle w:val="12"/>
         <w:keepNext w:val="0"/>
         <w:keepLines w:val="0"/>
         <w:pageBreakBefore w:val="0"/>
@@ -8203,7 +8293,7 @@
     </w:p>
     <w:tbl>
       <w:tblPr>
-        <w:tblStyle w:val="12"/>
+        <w:tblStyle w:val="13"/>
         <w:tblW w:w="4999" w:type="pct"/>
         <w:tblInd w:w="0" w:type="dxa"/>
         <w:tblBorders>
@@ -8239,6 +8329,12 @@
             <w:insideV w:val="none" w:color="auto" w:sz="0" w:space="0"/>
           </w:tblBorders>
           <w:shd w:val="clear" w:color="auto" w:fill="FFFFFF"/>
+          <w:tblCellMar>
+            <w:top w:w="15" w:type="dxa"/>
+            <w:left w:w="15" w:type="dxa"/>
+            <w:bottom w:w="15" w:type="dxa"/>
+            <w:right w:w="15" w:type="dxa"/>
+          </w:tblCellMar>
         </w:tblPrEx>
         <w:trPr>
           <w:tblHeader/>
@@ -9090,7 +9186,6 @@
             <w:insideH w:val="none" w:color="auto" w:sz="0" w:space="0"/>
             <w:insideV w:val="none" w:color="auto" w:sz="0" w:space="0"/>
           </w:tblBorders>
-          <w:shd w:val="clear" w:color="auto" w:fill="FFFFFF"/>
           <w:tblCellMar>
             <w:top w:w="15" w:type="dxa"/>
             <w:left w:w="15" w:type="dxa"/>
@@ -9511,7 +9606,7 @@
     </w:tbl>
     <w:p>
       <w:pPr>
-        <w:pStyle w:val="11"/>
+        <w:pStyle w:val="12"/>
         <w:keepNext w:val="0"/>
         <w:keepLines w:val="0"/>
         <w:pageBreakBefore w:val="0"/>
@@ -9563,7 +9658,7 @@
     </w:p>
     <w:p>
       <w:pPr>
-        <w:pStyle w:val="11"/>
+        <w:pStyle w:val="12"/>
         <w:keepNext w:val="0"/>
         <w:keepLines w:val="0"/>
         <w:pageBreakBefore w:val="0"/>
@@ -9615,7 +9710,7 @@
     </w:p>
     <w:p>
       <w:pPr>
-        <w:pStyle w:val="11"/>
+        <w:pStyle w:val="12"/>
         <w:keepNext w:val="0"/>
         <w:keepLines w:val="0"/>
         <w:pageBreakBefore w:val="0"/>
@@ -9667,7 +9762,7 @@
     </w:p>
     <w:p>
       <w:pPr>
-        <w:pStyle w:val="11"/>
+        <w:pStyle w:val="12"/>
         <w:keepNext w:val="0"/>
         <w:keepLines w:val="0"/>
         <w:pageBreakBefore w:val="0"/>
@@ -9734,7 +9829,7 @@
           <w:szCs w:val="28"/>
         </w:rPr>
       </w:pPr>
-      <w:bookmarkStart w:id="15" w:name="_Toc2583"/>
+      <w:bookmarkStart w:id="15" w:name="_Toc2490"/>
       <w:r>
         <w:rPr>
           <w:rFonts w:hint="default" w:ascii="Times New Roman" w:hAnsi="Times New Roman" w:eastAsia="宋体" w:cs="Times New Roman"/>
@@ -9782,7 +9877,7 @@
     </w:p>
     <w:p>
       <w:pPr>
-        <w:pStyle w:val="11"/>
+        <w:pStyle w:val="12"/>
         <w:keepNext w:val="0"/>
         <w:keepLines w:val="0"/>
         <w:pageBreakBefore w:val="0"/>
@@ -9834,7 +9929,7 @@
     </w:p>
     <w:p>
       <w:pPr>
-        <w:pStyle w:val="11"/>
+        <w:pStyle w:val="12"/>
         <w:keepNext w:val="0"/>
         <w:keepLines w:val="0"/>
         <w:pageBreakBefore w:val="0"/>
@@ -9886,7 +9981,7 @@
     </w:p>
     <w:p>
       <w:pPr>
-        <w:pStyle w:val="11"/>
+        <w:pStyle w:val="12"/>
         <w:keepNext w:val="0"/>
         <w:keepLines w:val="0"/>
         <w:pageBreakBefore w:val="0"/>
@@ -9954,7 +10049,7 @@
           <w:shd w:val="clear" w:fill="FFFFFF"/>
         </w:rPr>
       </w:pPr>
-      <w:bookmarkStart w:id="16" w:name="_Toc13254"/>
+      <w:bookmarkStart w:id="16" w:name="_Toc24163"/>
       <w:r>
         <w:rPr>
           <w:rFonts w:hint="default" w:ascii="Times New Roman" w:hAnsi="Times New Roman" w:eastAsia="宋体" w:cs="Times New Roman"/>
@@ -10037,7 +10132,7 @@
     </w:p>
     <w:tbl>
       <w:tblPr>
-        <w:tblStyle w:val="12"/>
+        <w:tblStyle w:val="13"/>
         <w:tblW w:w="4999" w:type="pct"/>
         <w:tblInd w:w="0" w:type="dxa"/>
         <w:tblBorders>
@@ -10072,6 +10167,7 @@
             <w:insideH w:val="none" w:color="auto" w:sz="0" w:space="0"/>
             <w:insideV w:val="none" w:color="auto" w:sz="0" w:space="0"/>
           </w:tblBorders>
+          <w:shd w:val="clear" w:color="auto" w:fill="FFFFFF"/>
           <w:tblCellMar>
             <w:top w:w="15" w:type="dxa"/>
             <w:left w:w="15" w:type="dxa"/>
@@ -11228,7 +11324,7 @@
           <w:shd w:val="clear" w:fill="FFFFFF"/>
         </w:rPr>
       </w:pPr>
-      <w:bookmarkStart w:id="17" w:name="_Toc32386"/>
+      <w:bookmarkStart w:id="17" w:name="_Toc7323"/>
       <w:r>
         <w:rPr>
           <w:rFonts w:hint="default" w:ascii="Times New Roman" w:hAnsi="Times New Roman" w:eastAsia="宋体" w:cs="Times New Roman"/>
@@ -11448,7 +11544,7 @@
           <w:szCs w:val="30"/>
         </w:rPr>
       </w:pPr>
-      <w:bookmarkStart w:id="18" w:name="_Toc11624"/>
+      <w:bookmarkStart w:id="18" w:name="_Toc10694"/>
       <w:r>
         <w:rPr>
           <w:rFonts w:hint="default" w:ascii="Times New Roman" w:hAnsi="Times New Roman" w:eastAsia="宋体" w:cs="Times New Roman"/>
@@ -11498,7 +11594,7 @@
           <w:szCs w:val="28"/>
         </w:rPr>
       </w:pPr>
-      <w:bookmarkStart w:id="19" w:name="_Toc19"/>
+      <w:bookmarkStart w:id="19" w:name="_Toc30078"/>
       <w:r>
         <w:rPr>
           <w:rFonts w:hint="default" w:ascii="Times New Roman" w:hAnsi="Times New Roman" w:eastAsia="宋体" w:cs="Times New Roman"/>
@@ -11659,7 +11755,7 @@
           <w:szCs w:val="28"/>
         </w:rPr>
       </w:pPr>
-      <w:bookmarkStart w:id="20" w:name="_Toc1002"/>
+      <w:bookmarkStart w:id="20" w:name="_Toc6305"/>
       <w:r>
         <w:rPr>
           <w:rFonts w:hint="default" w:ascii="Times New Roman" w:hAnsi="Times New Roman" w:eastAsia="宋体" w:cs="Times New Roman"/>
@@ -11868,7 +11964,7 @@
           <w:szCs w:val="28"/>
         </w:rPr>
       </w:pPr>
-      <w:bookmarkStart w:id="21" w:name="_Toc30480"/>
+      <w:bookmarkStart w:id="21" w:name="_Toc15496"/>
       <w:r>
         <w:rPr>
           <w:rFonts w:hint="default" w:ascii="Times New Roman" w:hAnsi="Times New Roman" w:eastAsia="宋体" w:cs="Times New Roman"/>
@@ -11916,7 +12012,7 @@
     </w:p>
     <w:p>
       <w:pPr>
-        <w:pStyle w:val="11"/>
+        <w:pStyle w:val="12"/>
         <w:keepNext w:val="0"/>
         <w:keepLines w:val="0"/>
         <w:pageBreakBefore w:val="0"/>
@@ -11964,7 +12060,7 @@
     </w:p>
     <w:p>
       <w:pPr>
-        <w:pStyle w:val="11"/>
+        <w:pStyle w:val="12"/>
         <w:keepNext w:val="0"/>
         <w:keepLines w:val="0"/>
         <w:pageBreakBefore w:val="0"/>
@@ -12029,7 +12125,7 @@
           <w:szCs w:val="24"/>
         </w:rPr>
       </w:pPr>
-      <w:bookmarkStart w:id="22" w:name="_Toc2827"/>
+      <w:bookmarkStart w:id="22" w:name="_Toc2129"/>
       <w:r>
         <w:rPr>
           <w:rFonts w:hint="default" w:ascii="Times New Roman" w:hAnsi="Times New Roman" w:eastAsia="宋体" w:cs="Times New Roman"/>
@@ -12079,7 +12175,7 @@
           <w:szCs w:val="28"/>
         </w:rPr>
       </w:pPr>
-      <w:bookmarkStart w:id="23" w:name="_Toc2692"/>
+      <w:bookmarkStart w:id="23" w:name="_Toc8239"/>
       <w:r>
         <w:rPr>
           <w:rFonts w:hint="default" w:ascii="Times New Roman" w:hAnsi="Times New Roman" w:eastAsia="宋体" w:cs="Times New Roman"/>
@@ -12655,6 +12751,160 @@
           <w:rFonts w:hint="eastAsia" w:ascii="Times New Roman" w:hAnsi="Times New Roman" w:eastAsia="宋体" w:cs="Times New Roman"/>
           <w:sz w:val="18"/>
           <w:szCs w:val="18"/>
+          <w:lang w:val="en-US" w:eastAsia="zh-CN"/>
+        </w:rPr>
+        <w:t>UI</w:t>
+      </w:r>
+      <w:r>
+        <w:rPr>
+          <w:rFonts w:hint="default" w:ascii="Times New Roman" w:hAnsi="Times New Roman" w:eastAsia="宋体" w:cs="Times New Roman"/>
+          <w:sz w:val="18"/>
+          <w:szCs w:val="18"/>
+        </w:rPr>
+        <w:t>/</w:t>
+      </w:r>
+    </w:p>
+    <w:p>
+      <w:pPr>
+        <w:keepNext w:val="0"/>
+        <w:keepLines w:val="0"/>
+        <w:pageBreakBefore w:val="0"/>
+        <w:widowControl w:val="0"/>
+        <w:numPr>
+          <w:ilvl w:val="0"/>
+          <w:numId w:val="0"/>
+        </w:numPr>
+        <w:kinsoku/>
+        <w:wordWrap w:val="0"/>
+        <w:overflowPunct/>
+        <w:topLinePunct w:val="0"/>
+        <w:autoSpaceDE/>
+        <w:autoSpaceDN/>
+        <w:bidi w:val="0"/>
+        <w:adjustRightInd/>
+        <w:snapToGrid/>
+        <w:spacing w:line="240" w:lineRule="auto"/>
+        <w:ind w:leftChars="0" w:firstLine="420" w:firstLineChars="0"/>
+        <w:textAlignment w:val="auto"/>
+        <w:rPr>
+          <w:rFonts w:hint="default" w:ascii="Times New Roman" w:hAnsi="Times New Roman" w:eastAsia="宋体" w:cs="Times New Roman"/>
+          <w:sz w:val="18"/>
+          <w:szCs w:val="18"/>
+        </w:rPr>
+      </w:pPr>
+      <w:r>
+        <w:rPr>
+          <w:rFonts w:hint="default" w:ascii="Times New Roman" w:hAnsi="Times New Roman" w:eastAsia="宋体" w:cs="Times New Roman"/>
+          <w:sz w:val="18"/>
+          <w:szCs w:val="18"/>
+        </w:rPr>
+        <w:t>│   │   ├── C_</w:t>
+      </w:r>
+      <w:r>
+        <w:rPr>
+          <w:rFonts w:hint="eastAsia" w:ascii="Times New Roman" w:hAnsi="Times New Roman" w:eastAsia="宋体" w:cs="Times New Roman"/>
+          <w:sz w:val="18"/>
+          <w:szCs w:val="18"/>
+          <w:lang w:eastAsia="zh-CN"/>
+        </w:rPr>
+        <w:t>Glyph</w:t>
+      </w:r>
+      <w:r>
+        <w:rPr>
+          <w:rFonts w:hint="eastAsia" w:ascii="Times New Roman" w:hAnsi="Times New Roman" w:eastAsia="宋体" w:cs="Times New Roman"/>
+          <w:sz w:val="18"/>
+          <w:szCs w:val="18"/>
+          <w:lang w:val="en-US" w:eastAsia="zh-CN"/>
+        </w:rPr>
+        <w:t>Widget</w:t>
+      </w:r>
+      <w:r>
+        <w:rPr>
+          <w:rFonts w:hint="default" w:ascii="Times New Roman" w:hAnsi="Times New Roman" w:eastAsia="宋体" w:cs="Times New Roman"/>
+          <w:sz w:val="18"/>
+          <w:szCs w:val="18"/>
+        </w:rPr>
+        <w:t>.h/cpp</w:t>
+      </w:r>
+    </w:p>
+    <w:p>
+      <w:pPr>
+        <w:keepNext w:val="0"/>
+        <w:keepLines w:val="0"/>
+        <w:pageBreakBefore w:val="0"/>
+        <w:widowControl w:val="0"/>
+        <w:numPr>
+          <w:ilvl w:val="0"/>
+          <w:numId w:val="0"/>
+        </w:numPr>
+        <w:kinsoku/>
+        <w:wordWrap w:val="0"/>
+        <w:overflowPunct/>
+        <w:topLinePunct w:val="0"/>
+        <w:autoSpaceDE/>
+        <w:autoSpaceDN/>
+        <w:bidi w:val="0"/>
+        <w:adjustRightInd/>
+        <w:snapToGrid/>
+        <w:spacing w:line="240" w:lineRule="auto"/>
+        <w:ind w:leftChars="0" w:firstLine="420" w:firstLineChars="0"/>
+        <w:textAlignment w:val="auto"/>
+        <w:rPr>
+          <w:rFonts w:hint="default" w:ascii="Times New Roman" w:hAnsi="Times New Roman" w:eastAsia="宋体" w:cs="Times New Roman"/>
+          <w:sz w:val="18"/>
+          <w:szCs w:val="18"/>
+        </w:rPr>
+      </w:pPr>
+      <w:r>
+        <w:rPr>
+          <w:rFonts w:hint="default" w:ascii="Times New Roman" w:hAnsi="Times New Roman" w:eastAsia="宋体" w:cs="Times New Roman"/>
+          <w:sz w:val="18"/>
+          <w:szCs w:val="18"/>
+        </w:rPr>
+        <w:t>│   │   └── C_UIComponent.h/cpp</w:t>
+      </w:r>
+    </w:p>
+    <w:p>
+      <w:pPr>
+        <w:keepNext w:val="0"/>
+        <w:keepLines w:val="0"/>
+        <w:pageBreakBefore w:val="0"/>
+        <w:widowControl w:val="0"/>
+        <w:numPr>
+          <w:ilvl w:val="0"/>
+          <w:numId w:val="0"/>
+        </w:numPr>
+        <w:kinsoku/>
+        <w:wordWrap w:val="0"/>
+        <w:overflowPunct/>
+        <w:topLinePunct w:val="0"/>
+        <w:autoSpaceDE/>
+        <w:autoSpaceDN/>
+        <w:bidi w:val="0"/>
+        <w:adjustRightInd/>
+        <w:snapToGrid/>
+        <w:spacing w:line="240" w:lineRule="auto"/>
+        <w:ind w:leftChars="0" w:firstLine="420" w:firstLineChars="0"/>
+        <w:textAlignment w:val="auto"/>
+        <w:rPr>
+          <w:rFonts w:hint="default" w:ascii="Times New Roman" w:hAnsi="Times New Roman" w:eastAsia="宋体" w:cs="Times New Roman"/>
+          <w:sz w:val="18"/>
+          <w:szCs w:val="18"/>
+        </w:rPr>
+      </w:pPr>
+      <w:r>
+        <w:rPr>
+          <w:rFonts w:hint="default" w:ascii="Times New Roman" w:hAnsi="Times New Roman" w:eastAsia="宋体" w:cs="Times New Roman"/>
+          <w:sz w:val="18"/>
+          <w:szCs w:val="18"/>
+        </w:rPr>
+        <w:t xml:space="preserve">│   ├── </w:t>
+      </w:r>
+      <w:r>
+        <w:rPr>
+          <w:rFonts w:hint="eastAsia" w:ascii="Times New Roman" w:hAnsi="Times New Roman" w:eastAsia="宋体" w:cs="Times New Roman"/>
+          <w:sz w:val="18"/>
+          <w:szCs w:val="18"/>
           <w:lang w:eastAsia="zh-CN"/>
         </w:rPr>
         <w:t>Glyph</w:t>
@@ -13922,7 +14172,7 @@
           <w:szCs w:val="28"/>
         </w:rPr>
       </w:pPr>
-      <w:bookmarkStart w:id="24" w:name="_Toc3791"/>
+      <w:bookmarkStart w:id="24" w:name="_Toc16854"/>
       <w:r>
         <w:rPr>
           <w:rFonts w:hint="default" w:ascii="Times New Roman" w:hAnsi="Times New Roman" w:eastAsia="宋体" w:cs="Times New Roman"/>
@@ -13970,7 +14220,7 @@
     </w:p>
     <w:tbl>
       <w:tblPr>
-        <w:tblStyle w:val="12"/>
+        <w:tblStyle w:val="13"/>
         <w:tblW w:w="5014" w:type="pct"/>
         <w:tblInd w:w="0" w:type="dxa"/>
         <w:tblBorders>
@@ -14370,7 +14620,6 @@
             <w:insideH w:val="none" w:color="auto" w:sz="0" w:space="0"/>
             <w:insideV w:val="none" w:color="auto" w:sz="0" w:space="0"/>
           </w:tblBorders>
-          <w:shd w:val="clear" w:color="auto" w:fill="FFFFFF"/>
           <w:tblCellMar>
             <w:top w:w="15" w:type="dxa"/>
             <w:left w:w="15" w:type="dxa"/>
@@ -14579,7 +14828,6 @@
             <w:insideH w:val="none" w:color="auto" w:sz="0" w:space="0"/>
             <w:insideV w:val="none" w:color="auto" w:sz="0" w:space="0"/>
           </w:tblBorders>
-          <w:shd w:val="clear" w:color="auto" w:fill="FFFFFF"/>
           <w:tblCellMar>
             <w:top w:w="15" w:type="dxa"/>
             <w:left w:w="15" w:type="dxa"/>
@@ -15152,7 +15400,6 @@
             <w:insideH w:val="none" w:color="auto" w:sz="0" w:space="0"/>
             <w:insideV w:val="none" w:color="auto" w:sz="0" w:space="0"/>
           </w:tblBorders>
-          <w:shd w:val="clear" w:color="auto" w:fill="FFFFFF"/>
           <w:tblCellMar>
             <w:top w:w="15" w:type="dxa"/>
             <w:left w:w="15" w:type="dxa"/>
@@ -15333,7 +15580,6 @@
             <w:insideH w:val="none" w:color="auto" w:sz="0" w:space="0"/>
             <w:insideV w:val="none" w:color="auto" w:sz="0" w:space="0"/>
           </w:tblBorders>
-          <w:shd w:val="clear" w:color="auto" w:fill="FFFFFF"/>
           <w:tblCellMar>
             <w:top w:w="15" w:type="dxa"/>
             <w:left w:w="15" w:type="dxa"/>
@@ -15753,7 +15999,7 @@
           <w:szCs w:val="28"/>
         </w:rPr>
       </w:pPr>
-      <w:bookmarkStart w:id="25" w:name="_Toc6907"/>
+      <w:bookmarkStart w:id="25" w:name="_Toc20556"/>
       <w:r>
         <w:rPr>
           <w:rFonts w:hint="default" w:ascii="Times New Roman" w:hAnsi="Times New Roman" w:eastAsia="宋体" w:cs="Times New Roman"/>
@@ -15833,7 +16079,7 @@
           <w:shd w:val="clear" w:fill="FFFFFF"/>
         </w:rPr>
       </w:pPr>
-      <w:bookmarkStart w:id="26" w:name="_Toc1985"/>
+      <w:bookmarkStart w:id="26" w:name="_Toc32029"/>
       <w:r>
         <w:rPr>
           <w:rFonts w:hint="default" w:ascii="Times New Roman" w:hAnsi="Times New Roman" w:eastAsia="宋体" w:cs="Times New Roman"/>
@@ -15939,8 +16185,6 @@
         </w:rPr>
         <w:t>管理八格库容数组、三槽两位格的槽位映射、残响图鉴字典。提供添加、舍弃、融合、升级刻印及刷新槽位技能等函数。UGlyphInventoryComponent 负责刻印的完整生命周期：通过 NewObject 创建，通过 MarkAsGarbage 销毁。销毁时机包括：刻印被舍弃、刻印被融合消耗、角色死亡时清空所有刻印。UGlyphInventoryComponent 的 BeginDestroy 中需遍历数组并销毁所有持有的刻印，防止内存泄漏。UGlyphInventoryComponent 挂载在 AGlyphCharacter 上，作为角色的子组件。角色和敌人复用同一套 InventoryComponent 逻辑，通过配置不同的初始刻印池来区分。</w:t>
       </w:r>
-      <w:bookmarkStart w:id="43" w:name="_GoBack"/>
-      <w:bookmarkEnd w:id="43"/>
     </w:p>
     <w:p>
       <w:pPr>
@@ -15999,7 +16243,7 @@
           <w:szCs w:val="24"/>
         </w:rPr>
       </w:pPr>
-      <w:bookmarkStart w:id="27" w:name="_Toc14397"/>
+      <w:bookmarkStart w:id="27" w:name="_Toc5826"/>
       <w:r>
         <w:rPr>
           <w:rFonts w:hint="default" w:ascii="Times New Roman" w:hAnsi="Times New Roman" w:eastAsia="宋体" w:cs="Times New Roman"/>
@@ -16166,7 +16410,7 @@
           <w:szCs w:val="24"/>
         </w:rPr>
       </w:pPr>
-      <w:bookmarkStart w:id="28" w:name="_Toc589"/>
+      <w:bookmarkStart w:id="28" w:name="_Toc12153"/>
       <w:r>
         <w:rPr>
           <w:rFonts w:hint="default" w:ascii="Times New Roman" w:hAnsi="Times New Roman" w:eastAsia="宋体" w:cs="Times New Roman"/>
@@ -16233,6 +16477,7 @@
           <w:rFonts w:hint="default" w:ascii="Times New Roman" w:hAnsi="Times New Roman" w:eastAsia="宋体" w:cs="Times New Roman"/>
           <w:sz w:val="24"/>
           <w:szCs w:val="24"/>
+          <w:lang w:val="en-US" w:eastAsia="zh-CN"/>
         </w:rPr>
       </w:pPr>
       <w:r>
@@ -16242,6 +16487,15 @@
           <w:szCs w:val="24"/>
         </w:rPr>
         <w:t>记录击杀技能的标签权重，提供获取加权刻印池、衰减、重置功能。</w:t>
+      </w:r>
+      <w:r>
+        <w:rPr>
+          <w:rFonts w:hint="eastAsia" w:ascii="Times New Roman" w:hAnsi="Times New Roman" w:eastAsia="宋体" w:cs="Times New Roman"/>
+          <w:sz w:val="24"/>
+          <w:szCs w:val="24"/>
+          <w:lang w:val="en-US" w:eastAsia="zh-CN"/>
+        </w:rPr>
+        <w:t>存在生命周期、覆盖范围等信息。</w:t>
       </w:r>
     </w:p>
     <w:p>
@@ -16299,7 +16553,7 @@
           <w:lang w:val="en-US" w:eastAsia="zh-CN" w:bidi="ar"/>
         </w:rPr>
       </w:pPr>
-      <w:bookmarkStart w:id="29" w:name="_Toc4551"/>
+      <w:bookmarkStart w:id="29" w:name="_Toc8849"/>
       <w:r>
         <w:rPr>
           <w:rFonts w:hint="default" w:ascii="Times New Roman" w:hAnsi="Times New Roman" w:eastAsia="宋体" w:cs="Times New Roman"/>
@@ -16460,7 +16714,7 @@
           <w:szCs w:val="28"/>
         </w:rPr>
       </w:pPr>
-      <w:bookmarkStart w:id="30" w:name="_Toc22990"/>
+      <w:bookmarkStart w:id="30" w:name="_Toc1790"/>
       <w:r>
         <w:rPr>
           <w:rFonts w:hint="default" w:ascii="Times New Roman" w:hAnsi="Times New Roman" w:eastAsia="宋体" w:cs="Times New Roman"/>
@@ -16563,6 +16817,170 @@
           <w:shd w:val="clear" w:fill="FFFFFF"/>
         </w:rPr>
         <w:t>刻印表使用 DataTable 管理所有刻印的引用和基础配置。敌人配置表配置敌人属性与初始刻印池权重。环境异象表配置异象类型、触发条件和参数。残响解锁图谱使用 DataAsset 配置特定组合解锁初始刻印池选项。</w:t>
+      </w:r>
+    </w:p>
+    <w:p>
+      <w:pPr>
+        <w:keepNext w:val="0"/>
+        <w:keepLines w:val="0"/>
+        <w:pageBreakBefore w:val="0"/>
+        <w:kinsoku/>
+        <w:wordWrap w:val="0"/>
+        <w:overflowPunct/>
+        <w:topLinePunct w:val="0"/>
+        <w:autoSpaceDE/>
+        <w:autoSpaceDN/>
+        <w:bidi w:val="0"/>
+        <w:adjustRightInd/>
+        <w:snapToGrid/>
+        <w:spacing w:line="240" w:lineRule="auto"/>
+        <w:ind w:firstLine="420" w:firstLineChars="0"/>
+        <w:textAlignment w:val="auto"/>
+        <w:rPr>
+          <w:rFonts w:hint="default" w:ascii="Times New Roman" w:hAnsi="Times New Roman" w:eastAsia="宋体" w:cs="Times New Roman"/>
+          <w:i w:val="0"/>
+          <w:iCs w:val="0"/>
+          <w:caps w:val="0"/>
+          <w:color w:val="0F1115"/>
+          <w:spacing w:val="0"/>
+          <w:sz w:val="24"/>
+          <w:szCs w:val="24"/>
+          <w:shd w:val="clear" w:fill="FFFFFF"/>
+        </w:rPr>
+      </w:pPr>
+    </w:p>
+    <w:p>
+      <w:pPr>
+        <w:keepNext w:val="0"/>
+        <w:keepLines w:val="0"/>
+        <w:pageBreakBefore w:val="0"/>
+        <w:kinsoku/>
+        <w:wordWrap w:val="0"/>
+        <w:overflowPunct/>
+        <w:topLinePunct w:val="0"/>
+        <w:autoSpaceDE/>
+        <w:autoSpaceDN/>
+        <w:bidi w:val="0"/>
+        <w:adjustRightInd/>
+        <w:snapToGrid/>
+        <w:spacing w:line="240" w:lineRule="auto"/>
+        <w:textAlignment w:val="auto"/>
+        <w:outlineLvl w:val="1"/>
+        <w:rPr>
+          <w:rFonts w:hint="default" w:ascii="Times New Roman" w:hAnsi="Times New Roman" w:eastAsia="宋体" w:cs="Times New Roman"/>
+          <w:b/>
+          <w:bCs/>
+          <w:caps w:val="0"/>
+          <w:color w:val="0F1115"/>
+          <w:spacing w:val="0"/>
+          <w:sz w:val="28"/>
+          <w:szCs w:val="28"/>
+          <w:shd w:val="clear" w:fill="FFFFFF"/>
+        </w:rPr>
+      </w:pPr>
+      <w:bookmarkStart w:id="31" w:name="_Toc74"/>
+      <w:r>
+        <w:rPr>
+          <w:rFonts w:hint="default" w:ascii="Times New Roman" w:hAnsi="Times New Roman" w:eastAsia="宋体" w:cs="Times New Roman"/>
+          <w:b/>
+          <w:bCs/>
+          <w:caps w:val="0"/>
+          <w:color w:val="0F1115"/>
+          <w:spacing w:val="0"/>
+          <w:sz w:val="28"/>
+          <w:szCs w:val="28"/>
+          <w:shd w:val="clear" w:fill="FFFFFF"/>
+        </w:rPr>
+        <w:t>5.</w:t>
+      </w:r>
+      <w:r>
+        <w:rPr>
+          <w:rFonts w:hint="eastAsia" w:ascii="Times New Roman" w:hAnsi="Times New Roman" w:eastAsia="宋体" w:cs="Times New Roman"/>
+          <w:b/>
+          <w:bCs/>
+          <w:caps w:val="0"/>
+          <w:color w:val="0F1115"/>
+          <w:spacing w:val="0"/>
+          <w:sz w:val="28"/>
+          <w:szCs w:val="28"/>
+          <w:shd w:val="clear" w:fill="FFFFFF"/>
+          <w:lang w:val="en-US" w:eastAsia="zh-CN"/>
+        </w:rPr>
+        <w:t>6</w:t>
+      </w:r>
+      <w:r>
+        <w:rPr>
+          <w:rFonts w:hint="default" w:ascii="Times New Roman" w:hAnsi="Times New Roman" w:eastAsia="宋体" w:cs="Times New Roman"/>
+          <w:b/>
+          <w:bCs/>
+          <w:caps w:val="0"/>
+          <w:color w:val="0F1115"/>
+          <w:spacing w:val="0"/>
+          <w:sz w:val="28"/>
+          <w:szCs w:val="28"/>
+          <w:shd w:val="clear" w:fill="FFFFFF"/>
+          <w:lang w:val="en-US" w:eastAsia="zh-CN"/>
+        </w:rPr>
+        <w:t>.</w:t>
+      </w:r>
+      <w:r>
+        <w:rPr>
+          <w:rFonts w:hint="default" w:ascii="Times New Roman" w:hAnsi="Times New Roman" w:eastAsia="宋体" w:cs="Times New Roman"/>
+          <w:b/>
+          <w:bCs/>
+          <w:caps w:val="0"/>
+          <w:color w:val="0F1115"/>
+          <w:spacing w:val="0"/>
+          <w:sz w:val="28"/>
+          <w:szCs w:val="28"/>
+          <w:shd w:val="clear" w:fill="FFFFFF"/>
+        </w:rPr>
+        <w:t>UI架构</w:t>
+      </w:r>
+      <w:bookmarkEnd w:id="31"/>
+    </w:p>
+    <w:p>
+      <w:pPr>
+        <w:keepNext w:val="0"/>
+        <w:keepLines w:val="0"/>
+        <w:pageBreakBefore w:val="0"/>
+        <w:kinsoku/>
+        <w:wordWrap w:val="0"/>
+        <w:overflowPunct/>
+        <w:topLinePunct w:val="0"/>
+        <w:autoSpaceDE/>
+        <w:autoSpaceDN/>
+        <w:bidi w:val="0"/>
+        <w:adjustRightInd/>
+        <w:snapToGrid/>
+        <w:spacing w:line="240" w:lineRule="auto"/>
+        <w:ind w:firstLine="420" w:firstLineChars="0"/>
+        <w:textAlignment w:val="auto"/>
+        <w:rPr>
+          <w:rFonts w:hint="default" w:ascii="Times New Roman" w:hAnsi="Times New Roman" w:eastAsia="宋体" w:cs="Times New Roman"/>
+          <w:i w:val="0"/>
+          <w:iCs w:val="0"/>
+          <w:caps w:val="0"/>
+          <w:color w:val="0F1115"/>
+          <w:spacing w:val="0"/>
+          <w:sz w:val="24"/>
+          <w:szCs w:val="24"/>
+          <w:shd w:val="clear" w:fill="FFFFFF"/>
+        </w:rPr>
+      </w:pPr>
+      <w:r>
+        <w:rPr>
+          <w:rFonts w:hint="default" w:ascii="Times New Roman" w:hAnsi="Times New Roman" w:eastAsia="宋体" w:cs="Times New Roman"/>
+          <w:i w:val="0"/>
+          <w:iCs w:val="0"/>
+          <w:caps w:val="0"/>
+          <w:color w:val="0F1115"/>
+          <w:spacing w:val="0"/>
+          <w:sz w:val="24"/>
+          <w:szCs w:val="24"/>
+          <w:shd w:val="clear" w:fill="FFFFFF"/>
+        </w:rPr>
+        <w:t>UI采用独立组件方案，与库存逻辑解耦。库存组件（UGlyphInventoryComponent）仅负责数据管理并广播事件，UI组件（UGlyphUIComponent）监听事件驱动UMG刷新，用户操作经由UI组件中转至库存组件。</w:t>
       </w:r>
     </w:p>
     <w:p>
@@ -16627,7 +17045,7 @@
           <w:szCs w:val="30"/>
         </w:rPr>
       </w:pPr>
-      <w:bookmarkStart w:id="31" w:name="_Toc8202"/>
+      <w:bookmarkStart w:id="32" w:name="_Toc16796"/>
       <w:r>
         <w:rPr>
           <w:rFonts w:hint="default" w:ascii="Times New Roman" w:hAnsi="Times New Roman" w:eastAsia="宋体" w:cs="Times New Roman"/>
@@ -16642,7 +17060,7 @@
         </w:rPr>
         <w:t>6.开发计划</w:t>
       </w:r>
-      <w:bookmarkEnd w:id="31"/>
+      <w:bookmarkEnd w:id="32"/>
     </w:p>
     <w:p>
       <w:pPr>
@@ -16678,7 +17096,7 @@
           <w:shd w:val="clear" w:fill="FFFFFF"/>
         </w:rPr>
       </w:pPr>
-      <w:bookmarkStart w:id="32" w:name="_Toc11598"/>
+      <w:bookmarkStart w:id="33" w:name="_Toc21301"/>
       <w:r>
         <w:rPr>
           <w:rFonts w:hint="default" w:ascii="Times New Roman" w:hAnsi="Times New Roman" w:eastAsia="宋体" w:cs="Times New Roman"/>
@@ -16722,11 +17140,11 @@
         </w:rPr>
         <w:t>开发阶段划分</w:t>
       </w:r>
-      <w:bookmarkEnd w:id="32"/>
+      <w:bookmarkEnd w:id="33"/>
     </w:p>
     <w:tbl>
       <w:tblPr>
-        <w:tblStyle w:val="12"/>
+        <w:tblStyle w:val="13"/>
         <w:tblW w:w="5033" w:type="pct"/>
         <w:tblInd w:w="0" w:type="dxa"/>
         <w:tblBorders>
@@ -18329,7 +18747,7 @@
           <w:szCs w:val="28"/>
         </w:rPr>
       </w:pPr>
-      <w:bookmarkStart w:id="33" w:name="_Toc29893"/>
+      <w:bookmarkStart w:id="34" w:name="_Toc17963"/>
       <w:r>
         <w:rPr>
           <w:rFonts w:hint="default" w:ascii="Times New Roman" w:hAnsi="Times New Roman" w:eastAsia="宋体" w:cs="Times New Roman"/>
@@ -18373,7 +18791,7 @@
         </w:rPr>
         <w:t>MVP刻印清单（阶段一）</w:t>
       </w:r>
-      <w:bookmarkEnd w:id="33"/>
+      <w:bookmarkEnd w:id="34"/>
     </w:p>
     <w:p>
       <w:pPr>
@@ -18851,7 +19269,7 @@
           <w:shd w:val="clear" w:fill="FFFFFF"/>
         </w:rPr>
       </w:pPr>
-      <w:bookmarkStart w:id="34" w:name="_Toc25356"/>
+      <w:bookmarkStart w:id="35" w:name="_Toc15540"/>
       <w:r>
         <w:rPr>
           <w:rFonts w:hint="default" w:ascii="Times New Roman" w:hAnsi="Times New Roman" w:eastAsia="宋体" w:cs="Times New Roman"/>
@@ -18866,7 +19284,7 @@
         </w:rPr>
         <w:t>7.验收清单</w:t>
       </w:r>
-      <w:bookmarkEnd w:id="34"/>
+      <w:bookmarkEnd w:id="35"/>
     </w:p>
     <w:p>
       <w:pPr>
@@ -18902,7 +19320,7 @@
           <w:shd w:val="clear" w:fill="FFFFFF"/>
         </w:rPr>
       </w:pPr>
-      <w:bookmarkStart w:id="35" w:name="_Toc21223"/>
+      <w:bookmarkStart w:id="36" w:name="_Toc22220"/>
       <w:r>
         <w:rPr>
           <w:rFonts w:hint="default" w:ascii="Times New Roman" w:hAnsi="Times New Roman" w:eastAsia="宋体" w:cs="Times New Roman"/>
@@ -18946,11 +19364,11 @@
         </w:rPr>
         <w:t>功能验证</w:t>
       </w:r>
-      <w:bookmarkEnd w:id="35"/>
+      <w:bookmarkEnd w:id="36"/>
     </w:p>
     <w:tbl>
       <w:tblPr>
-        <w:tblStyle w:val="12"/>
+        <w:tblStyle w:val="13"/>
         <w:tblW w:w="4999" w:type="pct"/>
         <w:tblInd w:w="0" w:type="dxa"/>
         <w:tblBorders>
@@ -19531,7 +19949,6 @@
             <w:insideH w:val="none" w:color="auto" w:sz="0" w:space="0"/>
             <w:insideV w:val="none" w:color="auto" w:sz="0" w:space="0"/>
           </w:tblBorders>
-          <w:shd w:val="clear" w:color="auto" w:fill="FFFFFF"/>
           <w:tblCellMar>
             <w:top w:w="15" w:type="dxa"/>
             <w:left w:w="15" w:type="dxa"/>
@@ -19893,7 +20310,6 @@
             <w:insideH w:val="none" w:color="auto" w:sz="0" w:space="0"/>
             <w:insideV w:val="none" w:color="auto" w:sz="0" w:space="0"/>
           </w:tblBorders>
-          <w:shd w:val="clear" w:color="auto" w:fill="FFFFFF"/>
           <w:tblCellMar>
             <w:top w:w="15" w:type="dxa"/>
             <w:left w:w="15" w:type="dxa"/>
@@ -20074,7 +20490,6 @@
             <w:insideH w:val="none" w:color="auto" w:sz="0" w:space="0"/>
             <w:insideV w:val="none" w:color="auto" w:sz="0" w:space="0"/>
           </w:tblBorders>
-          <w:shd w:val="clear" w:color="auto" w:fill="FFFFFF"/>
           <w:tblCellMar>
             <w:top w:w="15" w:type="dxa"/>
             <w:left w:w="15" w:type="dxa"/>
@@ -20436,7 +20851,6 @@
             <w:insideH w:val="none" w:color="auto" w:sz="0" w:space="0"/>
             <w:insideV w:val="none" w:color="auto" w:sz="0" w:space="0"/>
           </w:tblBorders>
-          <w:shd w:val="clear" w:color="auto" w:fill="FFFFFF"/>
           <w:tblCellMar>
             <w:top w:w="15" w:type="dxa"/>
             <w:left w:w="15" w:type="dxa"/>
@@ -20617,7 +21031,6 @@
             <w:insideH w:val="none" w:color="auto" w:sz="0" w:space="0"/>
             <w:insideV w:val="none" w:color="auto" w:sz="0" w:space="0"/>
           </w:tblBorders>
-          <w:shd w:val="clear" w:color="auto" w:fill="FFFFFF"/>
           <w:tblCellMar>
             <w:top w:w="15" w:type="dxa"/>
             <w:left w:w="15" w:type="dxa"/>
@@ -21341,7 +21754,6 @@
             <w:insideH w:val="none" w:color="auto" w:sz="0" w:space="0"/>
             <w:insideV w:val="none" w:color="auto" w:sz="0" w:space="0"/>
           </w:tblBorders>
-          <w:shd w:val="clear" w:color="auto" w:fill="FFFFFF"/>
           <w:tblCellMar>
             <w:top w:w="15" w:type="dxa"/>
             <w:left w:w="15" w:type="dxa"/>
@@ -21580,7 +21992,7 @@
           <w:szCs w:val="28"/>
         </w:rPr>
       </w:pPr>
-      <w:bookmarkStart w:id="36" w:name="_Toc31027"/>
+      <w:bookmarkStart w:id="37" w:name="_Toc2975"/>
       <w:r>
         <w:rPr>
           <w:rFonts w:hint="default" w:ascii="Times New Roman" w:hAnsi="Times New Roman" w:eastAsia="宋体" w:cs="Times New Roman"/>
@@ -21624,11 +22036,11 @@
         </w:rPr>
         <w:t>技术验证点</w:t>
       </w:r>
-      <w:bookmarkEnd w:id="36"/>
+      <w:bookmarkEnd w:id="37"/>
     </w:p>
     <w:tbl>
       <w:tblPr>
-        <w:tblStyle w:val="12"/>
+        <w:tblStyle w:val="13"/>
         <w:tblW w:w="4999" w:type="pct"/>
         <w:tblInd w:w="0" w:type="dxa"/>
         <w:tblBorders>
@@ -22209,7 +22621,6 @@
             <w:insideH w:val="none" w:color="auto" w:sz="0" w:space="0"/>
             <w:insideV w:val="none" w:color="auto" w:sz="0" w:space="0"/>
           </w:tblBorders>
-          <w:shd w:val="clear" w:color="auto" w:fill="FFFFFF"/>
           <w:tblCellMar>
             <w:top w:w="15" w:type="dxa"/>
             <w:left w:w="15" w:type="dxa"/>
@@ -23004,7 +23415,7 @@
           <w:shd w:val="clear" w:fill="FFFFFF"/>
         </w:rPr>
       </w:pPr>
-      <w:bookmarkStart w:id="37" w:name="_Toc29415"/>
+      <w:bookmarkStart w:id="38" w:name="_Toc12099"/>
       <w:r>
         <w:rPr>
           <w:rFonts w:hint="default" w:ascii="Times New Roman" w:hAnsi="Times New Roman" w:eastAsia="宋体" w:cs="Times New Roman"/>
@@ -23019,7 +23430,7 @@
         </w:rPr>
         <w:t>8.附录</w:t>
       </w:r>
-      <w:bookmarkEnd w:id="37"/>
+      <w:bookmarkEnd w:id="38"/>
     </w:p>
     <w:p>
       <w:pPr>
@@ -23054,7 +23465,7 @@
           <w:szCs w:val="28"/>
         </w:rPr>
       </w:pPr>
-      <w:bookmarkStart w:id="38" w:name="_Toc5495"/>
+      <w:bookmarkStart w:id="39" w:name="_Toc23476"/>
       <w:r>
         <w:rPr>
           <w:rFonts w:hint="default" w:ascii="Times New Roman" w:hAnsi="Times New Roman" w:eastAsia="宋体" w:cs="Times New Roman"/>
@@ -23098,11 +23509,11 @@
         </w:rPr>
         <w:t>术语表</w:t>
       </w:r>
-      <w:bookmarkEnd w:id="38"/>
+      <w:bookmarkEnd w:id="39"/>
     </w:p>
     <w:tbl>
       <w:tblPr>
-        <w:tblStyle w:val="12"/>
+        <w:tblStyle w:val="13"/>
         <w:tblW w:w="5004" w:type="pct"/>
         <w:tblInd w:w="0" w:type="dxa"/>
         <w:tblBorders>
@@ -23136,6 +23547,13 @@
             <w:insideH w:val="none" w:color="auto" w:sz="0" w:space="0"/>
             <w:insideV w:val="none" w:color="auto" w:sz="0" w:space="0"/>
           </w:tblBorders>
+          <w:shd w:val="clear" w:color="auto" w:fill="FFFFFF"/>
+          <w:tblCellMar>
+            <w:top w:w="15" w:type="dxa"/>
+            <w:left w:w="15" w:type="dxa"/>
+            <w:bottom w:w="15" w:type="dxa"/>
+            <w:right w:w="15" w:type="dxa"/>
+          </w:tblCellMar>
         </w:tblPrEx>
         <w:trPr>
           <w:tblHeader/>
@@ -23537,6 +23955,7 @@
             <w:insideH w:val="none" w:color="auto" w:sz="0" w:space="0"/>
             <w:insideV w:val="none" w:color="auto" w:sz="0" w:space="0"/>
           </w:tblBorders>
+          <w:shd w:val="clear" w:color="auto" w:fill="FFFFFF"/>
           <w:tblCellMar>
             <w:top w:w="15" w:type="dxa"/>
             <w:left w:w="15" w:type="dxa"/>
@@ -24211,6 +24630,7 @@
             <w:insideH w:val="none" w:color="auto" w:sz="0" w:space="0"/>
             <w:insideV w:val="none" w:color="auto" w:sz="0" w:space="0"/>
           </w:tblBorders>
+          <w:shd w:val="clear" w:color="auto" w:fill="FFFFFF"/>
           <w:tblCellMar>
             <w:top w:w="15" w:type="dxa"/>
             <w:left w:w="15" w:type="dxa"/>
@@ -24480,6 +24900,7 @@
             <w:insideH w:val="none" w:color="auto" w:sz="0" w:space="0"/>
             <w:insideV w:val="none" w:color="auto" w:sz="0" w:space="0"/>
           </w:tblBorders>
+          <w:shd w:val="clear" w:color="auto" w:fill="FFFFFF"/>
           <w:tblCellMar>
             <w:top w:w="15" w:type="dxa"/>
             <w:left w:w="15" w:type="dxa"/>
@@ -24614,6 +25035,7 @@
             <w:insideH w:val="none" w:color="auto" w:sz="0" w:space="0"/>
             <w:insideV w:val="none" w:color="auto" w:sz="0" w:space="0"/>
           </w:tblBorders>
+          <w:shd w:val="clear" w:color="auto" w:fill="FFFFFF"/>
           <w:tblCellMar>
             <w:top w:w="15" w:type="dxa"/>
             <w:left w:w="15" w:type="dxa"/>
@@ -24748,6 +25170,7 @@
             <w:insideH w:val="none" w:color="auto" w:sz="0" w:space="0"/>
             <w:insideV w:val="none" w:color="auto" w:sz="0" w:space="0"/>
           </w:tblBorders>
+          <w:shd w:val="clear" w:color="auto" w:fill="FFFFFF"/>
           <w:tblCellMar>
             <w:top w:w="15" w:type="dxa"/>
             <w:left w:w="15" w:type="dxa"/>
@@ -24935,7 +25358,7 @@
           <w:szCs w:val="28"/>
         </w:rPr>
       </w:pPr>
-      <w:bookmarkStart w:id="39" w:name="_Toc15984"/>
+      <w:bookmarkStart w:id="40" w:name="_Toc14137"/>
       <w:r>
         <w:rPr>
           <w:rFonts w:hint="default" w:ascii="Times New Roman" w:hAnsi="Times New Roman" w:eastAsia="宋体" w:cs="Times New Roman"/>
@@ -24994,7 +25417,7 @@
         </w:rPr>
         <w:t>设计决策记录</w:t>
       </w:r>
-      <w:bookmarkEnd w:id="39"/>
+      <w:bookmarkEnd w:id="40"/>
     </w:p>
     <w:p>
       <w:pPr>
@@ -25030,7 +25453,7 @@
           <w:lang w:val="en-US"/>
         </w:rPr>
       </w:pPr>
-      <w:bookmarkStart w:id="40" w:name="_Toc4723"/>
+      <w:bookmarkStart w:id="41" w:name="_Toc19791"/>
       <w:r>
         <w:rPr>
           <w:rFonts w:hint="eastAsia" w:ascii="Times New Roman" w:hAnsi="Times New Roman" w:cs="Times New Roman"/>
@@ -25134,7 +25557,7 @@
         </w:rPr>
         <w:t>刻印设计</w:t>
       </w:r>
-      <w:bookmarkEnd w:id="40"/>
+      <w:bookmarkEnd w:id="41"/>
     </w:p>
     <w:p>
       <w:pPr>
@@ -25250,7 +25673,7 @@
           <w:lang w:val="en-US" w:eastAsia="zh-CN"/>
         </w:rPr>
       </w:pPr>
-      <w:bookmarkStart w:id="41" w:name="_Toc26322"/>
+      <w:bookmarkStart w:id="42" w:name="_Toc28557"/>
       <w:r>
         <w:rPr>
           <w:rFonts w:hint="eastAsia" w:ascii="Times New Roman" w:hAnsi="Times New Roman" w:cs="Times New Roman"/>
@@ -25339,7 +25762,7 @@
         </w:rPr>
         <w:t>. 刻印基类使用UObject而非AActor</w:t>
       </w:r>
-      <w:bookmarkEnd w:id="41"/>
+      <w:bookmarkEnd w:id="42"/>
     </w:p>
     <w:p>
       <w:pPr>
@@ -25458,7 +25881,7 @@
           <w:lang w:val="en-US" w:eastAsia="zh-CN"/>
         </w:rPr>
       </w:pPr>
-      <w:bookmarkStart w:id="42" w:name="_Toc239"/>
+      <w:bookmarkStart w:id="43" w:name="_Toc32767"/>
       <w:r>
         <w:rPr>
           <w:rFonts w:hint="eastAsia" w:ascii="Times New Roman" w:hAnsi="Times New Roman" w:cs="Times New Roman"/>
@@ -25547,7 +25970,7 @@
         </w:rPr>
         <w:t>. 工具组件改为UObject组件</w:t>
       </w:r>
-      <w:bookmarkEnd w:id="42"/>
+      <w:bookmarkEnd w:id="43"/>
     </w:p>
     <w:p>
       <w:pPr>
@@ -26201,13 +26624,13 @@
       <w:lang w:val="en-US" w:eastAsia="zh-CN" w:bidi="ar"/>
     </w:rPr>
   </w:style>
-  <w:style w:type="character" w:default="1" w:styleId="14">
+  <w:style w:type="character" w:default="1" w:styleId="15">
     <w:name w:val="Default Paragraph Font"/>
     <w:semiHidden/>
     <w:qFormat/>
     <w:uiPriority w:val="0"/>
   </w:style>
-  <w:style w:type="table" w:default="1" w:styleId="12">
+  <w:style w:type="table" w:default="1" w:styleId="13">
     <w:name w:val="Normal Table"/>
     <w:semiHidden/>
     <w:qFormat/>
@@ -26291,6 +26714,39 @@
     </w:pPr>
   </w:style>
   <w:style w:type="paragraph" w:styleId="11">
+    <w:name w:val="HTML Preformatted"/>
+    <w:basedOn w:val="1"/>
+    <w:uiPriority w:val="0"/>
+    <w:pPr>
+      <w:tabs>
+        <w:tab w:val="left" w:pos="916"/>
+        <w:tab w:val="left" w:pos="1832"/>
+        <w:tab w:val="left" w:pos="2748"/>
+        <w:tab w:val="left" w:pos="3664"/>
+        <w:tab w:val="left" w:pos="4580"/>
+        <w:tab w:val="left" w:pos="5496"/>
+        <w:tab w:val="left" w:pos="6412"/>
+        <w:tab w:val="left" w:pos="7328"/>
+        <w:tab w:val="left" w:pos="8244"/>
+        <w:tab w:val="left" w:pos="9160"/>
+        <w:tab w:val="left" w:pos="10076"/>
+        <w:tab w:val="left" w:pos="10992"/>
+        <w:tab w:val="left" w:pos="11908"/>
+        <w:tab w:val="left" w:pos="12824"/>
+        <w:tab w:val="left" w:pos="13740"/>
+        <w:tab w:val="left" w:pos="14656"/>
+      </w:tabs>
+      <w:jc w:val="left"/>
+    </w:pPr>
+    <w:rPr>
+      <w:rFonts w:hint="eastAsia" w:ascii="宋体" w:hAnsi="宋体" w:eastAsia="宋体" w:cs="宋体"/>
+      <w:kern w:val="0"/>
+      <w:sz w:val="24"/>
+      <w:szCs w:val="24"/>
+      <w:lang w:val="en-US" w:eastAsia="zh-CN" w:bidi="ar"/>
+    </w:rPr>
+  </w:style>
+  <w:style w:type="paragraph" w:styleId="12">
     <w:name w:val="Normal (Web)"/>
     <w:basedOn w:val="1"/>
     <w:qFormat/>
@@ -26299,9 +26755,9 @@
       <w:sz w:val="24"/>
     </w:rPr>
   </w:style>
-  <w:style w:type="table" w:styleId="13">
+  <w:style w:type="table" w:styleId="14">
     <w:name w:val="Table Grid"/>
-    <w:basedOn w:val="12"/>
+    <w:basedOn w:val="13"/>
     <w:qFormat/>
     <w:uiPriority w:val="0"/>
     <w:pPr>
@@ -26319,9 +26775,9 @@
       </w:tblBorders>
     </w:tblPr>
   </w:style>
-  <w:style w:type="character" w:styleId="15">
+  <w:style w:type="character" w:styleId="16">
     <w:name w:val="HTML Code"/>
-    <w:basedOn w:val="14"/>
+    <w:basedOn w:val="15"/>
     <w:qFormat/>
     <w:uiPriority w:val="0"/>
     <w:rPr>

--- a/GDD.docx
+++ b/GDD.docx
@@ -1126,8 +1126,6 @@
             <w:jc w:val="center"/>
             <w:textAlignment w:val="auto"/>
           </w:pPr>
-          <w:bookmarkStart w:id="44" w:name="_GoBack"/>
-          <w:bookmarkEnd w:id="44"/>
           <w:r>
             <w:rPr>
               <w:rFonts w:ascii="宋体" w:hAnsi="宋体" w:eastAsia="宋体"/>
@@ -8328,7 +8326,6 @@
             <w:insideH w:val="none" w:color="auto" w:sz="0" w:space="0"/>
             <w:insideV w:val="none" w:color="auto" w:sz="0" w:space="0"/>
           </w:tblBorders>
-          <w:shd w:val="clear" w:color="auto" w:fill="FFFFFF"/>
           <w:tblCellMar>
             <w:top w:w="15" w:type="dxa"/>
             <w:left w:w="15" w:type="dxa"/>
@@ -8545,7 +8542,6 @@
             <w:insideH w:val="none" w:color="auto" w:sz="0" w:space="0"/>
             <w:insideV w:val="none" w:color="auto" w:sz="0" w:space="0"/>
           </w:tblBorders>
-          <w:shd w:val="clear" w:color="auto" w:fill="FFFFFF"/>
           <w:tblCellMar>
             <w:top w:w="15" w:type="dxa"/>
             <w:left w:w="15" w:type="dxa"/>
@@ -8972,7 +8968,6 @@
             <w:insideH w:val="none" w:color="auto" w:sz="0" w:space="0"/>
             <w:insideV w:val="none" w:color="auto" w:sz="0" w:space="0"/>
           </w:tblBorders>
-          <w:shd w:val="clear" w:color="auto" w:fill="FFFFFF"/>
           <w:tblCellMar>
             <w:top w:w="15" w:type="dxa"/>
             <w:left w:w="15" w:type="dxa"/>
@@ -9399,7 +9394,6 @@
             <w:insideH w:val="none" w:color="auto" w:sz="0" w:space="0"/>
             <w:insideV w:val="none" w:color="auto" w:sz="0" w:space="0"/>
           </w:tblBorders>
-          <w:shd w:val="clear" w:color="auto" w:fill="FFFFFF"/>
           <w:tblCellMar>
             <w:top w:w="15" w:type="dxa"/>
             <w:left w:w="15" w:type="dxa"/>
@@ -10167,7 +10161,6 @@
             <w:insideH w:val="none" w:color="auto" w:sz="0" w:space="0"/>
             <w:insideV w:val="none" w:color="auto" w:sz="0" w:space="0"/>
           </w:tblBorders>
-          <w:shd w:val="clear" w:color="auto" w:fill="FFFFFF"/>
           <w:tblCellMar>
             <w:top w:w="15" w:type="dxa"/>
             <w:left w:w="15" w:type="dxa"/>
@@ -10384,7 +10377,6 @@
             <w:insideH w:val="none" w:color="auto" w:sz="0" w:space="0"/>
             <w:insideV w:val="none" w:color="auto" w:sz="0" w:space="0"/>
           </w:tblBorders>
-          <w:shd w:val="clear" w:color="auto" w:fill="FFFFFF"/>
           <w:tblCellMar>
             <w:top w:w="15" w:type="dxa"/>
             <w:left w:w="15" w:type="dxa"/>
@@ -10598,7 +10590,6 @@
             <w:insideH w:val="none" w:color="auto" w:sz="0" w:space="0"/>
             <w:insideV w:val="none" w:color="auto" w:sz="0" w:space="0"/>
           </w:tblBorders>
-          <w:shd w:val="clear" w:color="auto" w:fill="FFFFFF"/>
           <w:tblCellMar>
             <w:top w:w="15" w:type="dxa"/>
             <w:left w:w="15" w:type="dxa"/>
@@ -10812,7 +10803,6 @@
             <w:insideH w:val="none" w:color="auto" w:sz="0" w:space="0"/>
             <w:insideV w:val="none" w:color="auto" w:sz="0" w:space="0"/>
           </w:tblBorders>
-          <w:shd w:val="clear" w:color="auto" w:fill="FFFFFF"/>
           <w:tblCellMar>
             <w:top w:w="15" w:type="dxa"/>
             <w:left w:w="15" w:type="dxa"/>
@@ -11026,7 +11016,6 @@
             <w:insideH w:val="none" w:color="auto" w:sz="0" w:space="0"/>
             <w:insideV w:val="none" w:color="auto" w:sz="0" w:space="0"/>
           </w:tblBorders>
-          <w:shd w:val="clear" w:color="auto" w:fill="FFFFFF"/>
           <w:tblCellMar>
             <w:top w:w="15" w:type="dxa"/>
             <w:left w:w="15" w:type="dxa"/>
@@ -14620,6 +14609,7 @@
             <w:insideH w:val="none" w:color="auto" w:sz="0" w:space="0"/>
             <w:insideV w:val="none" w:color="auto" w:sz="0" w:space="0"/>
           </w:tblBorders>
+          <w:shd w:val="clear" w:color="auto" w:fill="FFFFFF"/>
           <w:tblCellMar>
             <w:top w:w="15" w:type="dxa"/>
             <w:left w:w="15" w:type="dxa"/>
@@ -14828,6 +14818,7 @@
             <w:insideH w:val="none" w:color="auto" w:sz="0" w:space="0"/>
             <w:insideV w:val="none" w:color="auto" w:sz="0" w:space="0"/>
           </w:tblBorders>
+          <w:shd w:val="clear" w:color="auto" w:fill="FFFFFF"/>
           <w:tblCellMar>
             <w:top w:w="15" w:type="dxa"/>
             <w:left w:w="15" w:type="dxa"/>
@@ -15400,6 +15391,7 @@
             <w:insideH w:val="none" w:color="auto" w:sz="0" w:space="0"/>
             <w:insideV w:val="none" w:color="auto" w:sz="0" w:space="0"/>
           </w:tblBorders>
+          <w:shd w:val="clear" w:color="auto" w:fill="FFFFFF"/>
           <w:tblCellMar>
             <w:top w:w="15" w:type="dxa"/>
             <w:left w:w="15" w:type="dxa"/>
@@ -16183,7 +16175,34 @@
           <w:sz w:val="24"/>
           <w:szCs w:val="24"/>
         </w:rPr>
-        <w:t>管理八格库容数组、三槽两位格的槽位映射、残响图鉴字典。提供添加、舍弃、融合、升级刻印及刷新槽位技能等函数。UGlyphInventoryComponent 负责刻印的完整生命周期：通过 NewObject 创建，通过 MarkAsGarbage 销毁。销毁时机包括：刻印被舍弃、刻印被融合消耗、角色死亡时清空所有刻印。UGlyphInventoryComponent 的 BeginDestroy 中需遍历数组并销毁所有持有的刻印，防止内存泄漏。UGlyphInventoryComponent 挂载在 AGlyphCharacter 上，作为角色的子组件。角色和敌人复用同一套 InventoryComponent 逻辑，通过配置不同的初始刻印池来区分。</w:t>
+        <w:t>管理八格库容数组、三槽两位格的槽位映射、残响图鉴字典。提供添加、舍弃、融合、升级刻印及刷新槽位技能等函数。UGlyphInventoryComponent负责刻印的完整生命周期：通过NewObject创建，通过</w:t>
+      </w:r>
+      <w:r>
+        <w:rPr>
+          <w:rFonts w:hint="eastAsia" w:ascii="Times New Roman" w:hAnsi="Times New Roman" w:eastAsia="宋体" w:cs="Times New Roman"/>
+          <w:sz w:val="24"/>
+          <w:szCs w:val="24"/>
+          <w:lang w:val="en-US" w:eastAsia="zh-CN"/>
+        </w:rPr>
+        <w:t>GC</w:t>
+      </w:r>
+      <w:r>
+        <w:rPr>
+          <w:rFonts w:hint="default" w:ascii="Times New Roman" w:hAnsi="Times New Roman" w:eastAsia="宋体" w:cs="Times New Roman"/>
+          <w:sz w:val="24"/>
+          <w:szCs w:val="24"/>
+        </w:rPr>
+        <w:t>销毁。销毁时机包括：刻印被舍弃、刻印被融合消耗、角色死亡时清空所有刻印UGlyphInventoryComponent的BeginDestroy</w:t>
+      </w:r>
+      <w:bookmarkStart w:id="44" w:name="_GoBack"/>
+      <w:bookmarkEnd w:id="44"/>
+      <w:r>
+        <w:rPr>
+          <w:rFonts w:hint="default" w:ascii="Times New Roman" w:hAnsi="Times New Roman" w:eastAsia="宋体" w:cs="Times New Roman"/>
+          <w:sz w:val="24"/>
+          <w:szCs w:val="24"/>
+        </w:rPr>
+        <w:t>中需遍历数组并销毁所有持有的刻印，防止内存泄漏。UGlyphInventoryComponent 挂载在 AGlyphCharacter 上，作为角色的子组件。角色和敌人复用同一套 InventoryComponent 逻辑，通过配置不同的初始刻印池来区分。</w:t>
       </w:r>
     </w:p>
     <w:p>
@@ -17180,7 +17199,6 @@
             <w:insideH w:val="none" w:color="auto" w:sz="0" w:space="0"/>
             <w:insideV w:val="none" w:color="auto" w:sz="0" w:space="0"/>
           </w:tblBorders>
-          <w:shd w:val="clear" w:color="auto" w:fill="FFFFFF"/>
           <w:tblCellMar>
             <w:top w:w="15" w:type="dxa"/>
             <w:left w:w="15" w:type="dxa"/>
@@ -17434,7 +17452,6 @@
             <w:insideH w:val="none" w:color="auto" w:sz="0" w:space="0"/>
             <w:insideV w:val="none" w:color="auto" w:sz="0" w:space="0"/>
           </w:tblBorders>
-          <w:shd w:val="clear" w:color="auto" w:fill="FFFFFF"/>
           <w:tblCellMar>
             <w:top w:w="15" w:type="dxa"/>
             <w:left w:w="15" w:type="dxa"/>
@@ -17685,7 +17702,6 @@
             <w:insideH w:val="none" w:color="auto" w:sz="0" w:space="0"/>
             <w:insideV w:val="none" w:color="auto" w:sz="0" w:space="0"/>
           </w:tblBorders>
-          <w:shd w:val="clear" w:color="auto" w:fill="FFFFFF"/>
           <w:tblCellMar>
             <w:top w:w="15" w:type="dxa"/>
             <w:left w:w="15" w:type="dxa"/>
@@ -17936,7 +17952,6 @@
             <w:insideH w:val="none" w:color="auto" w:sz="0" w:space="0"/>
             <w:insideV w:val="none" w:color="auto" w:sz="0" w:space="0"/>
           </w:tblBorders>
-          <w:shd w:val="clear" w:color="auto" w:fill="FFFFFF"/>
           <w:tblCellMar>
             <w:top w:w="15" w:type="dxa"/>
             <w:left w:w="15" w:type="dxa"/>
@@ -18187,7 +18202,6 @@
             <w:insideH w:val="none" w:color="auto" w:sz="0" w:space="0"/>
             <w:insideV w:val="none" w:color="auto" w:sz="0" w:space="0"/>
           </w:tblBorders>
-          <w:shd w:val="clear" w:color="auto" w:fill="FFFFFF"/>
           <w:tblCellMar>
             <w:top w:w="15" w:type="dxa"/>
             <w:left w:w="15" w:type="dxa"/>
@@ -18438,7 +18452,6 @@
             <w:insideH w:val="none" w:color="auto" w:sz="0" w:space="0"/>
             <w:insideV w:val="none" w:color="auto" w:sz="0" w:space="0"/>
           </w:tblBorders>
-          <w:shd w:val="clear" w:color="auto" w:fill="FFFFFF"/>
           <w:tblCellMar>
             <w:top w:w="15" w:type="dxa"/>
             <w:left w:w="15" w:type="dxa"/>
@@ -19587,7 +19600,6 @@
             <w:insideH w:val="none" w:color="auto" w:sz="0" w:space="0"/>
             <w:insideV w:val="none" w:color="auto" w:sz="0" w:space="0"/>
           </w:tblBorders>
-          <w:shd w:val="clear" w:color="auto" w:fill="FFFFFF"/>
           <w:tblCellMar>
             <w:top w:w="15" w:type="dxa"/>
             <w:left w:w="15" w:type="dxa"/>
@@ -19768,7 +19780,6 @@
             <w:insideH w:val="none" w:color="auto" w:sz="0" w:space="0"/>
             <w:insideV w:val="none" w:color="auto" w:sz="0" w:space="0"/>
           </w:tblBorders>
-          <w:shd w:val="clear" w:color="auto" w:fill="FFFFFF"/>
           <w:tblCellMar>
             <w:top w:w="15" w:type="dxa"/>
             <w:left w:w="15" w:type="dxa"/>
@@ -20129,7 +20140,6 @@
             <w:insideH w:val="none" w:color="auto" w:sz="0" w:space="0"/>
             <w:insideV w:val="none" w:color="auto" w:sz="0" w:space="0"/>
           </w:tblBorders>
-          <w:shd w:val="clear" w:color="auto" w:fill="FFFFFF"/>
           <w:tblCellMar>
             <w:top w:w="15" w:type="dxa"/>
             <w:left w:w="15" w:type="dxa"/>
@@ -20670,7 +20680,6 @@
             <w:insideH w:val="none" w:color="auto" w:sz="0" w:space="0"/>
             <w:insideV w:val="none" w:color="auto" w:sz="0" w:space="0"/>
           </w:tblBorders>
-          <w:shd w:val="clear" w:color="auto" w:fill="FFFFFF"/>
           <w:tblCellMar>
             <w:top w:w="15" w:type="dxa"/>
             <w:left w:w="15" w:type="dxa"/>
@@ -21211,7 +21220,6 @@
             <w:insideH w:val="none" w:color="auto" w:sz="0" w:space="0"/>
             <w:insideV w:val="none" w:color="auto" w:sz="0" w:space="0"/>
           </w:tblBorders>
-          <w:shd w:val="clear" w:color="auto" w:fill="FFFFFF"/>
           <w:tblCellMar>
             <w:top w:w="15" w:type="dxa"/>
             <w:left w:w="15" w:type="dxa"/>
@@ -21392,7 +21400,6 @@
             <w:insideH w:val="none" w:color="auto" w:sz="0" w:space="0"/>
             <w:insideV w:val="none" w:color="auto" w:sz="0" w:space="0"/>
           </w:tblBorders>
-          <w:shd w:val="clear" w:color="auto" w:fill="FFFFFF"/>
           <w:tblCellMar>
             <w:top w:w="15" w:type="dxa"/>
             <w:left w:w="15" w:type="dxa"/>
@@ -21573,7 +21580,6 @@
             <w:insideH w:val="none" w:color="auto" w:sz="0" w:space="0"/>
             <w:insideV w:val="none" w:color="auto" w:sz="0" w:space="0"/>
           </w:tblBorders>
-          <w:shd w:val="clear" w:color="auto" w:fill="FFFFFF"/>
           <w:tblCellMar>
             <w:top w:w="15" w:type="dxa"/>
             <w:left w:w="15" w:type="dxa"/>
@@ -22621,6 +22627,7 @@
             <w:insideH w:val="none" w:color="auto" w:sz="0" w:space="0"/>
             <w:insideV w:val="none" w:color="auto" w:sz="0" w:space="0"/>
           </w:tblBorders>
+          <w:shd w:val="clear" w:color="auto" w:fill="FFFFFF"/>
           <w:tblCellMar>
             <w:top w:w="15" w:type="dxa"/>
             <w:left w:w="15" w:type="dxa"/>
@@ -22801,7 +22808,6 @@
             <w:insideH w:val="none" w:color="auto" w:sz="0" w:space="0"/>
             <w:insideV w:val="none" w:color="auto" w:sz="0" w:space="0"/>
           </w:tblBorders>
-          <w:shd w:val="clear" w:color="auto" w:fill="FFFFFF"/>
           <w:tblCellMar>
             <w:top w:w="15" w:type="dxa"/>
             <w:left w:w="15" w:type="dxa"/>
@@ -23685,7 +23691,6 @@
             <w:insideH w:val="none" w:color="auto" w:sz="0" w:space="0"/>
             <w:insideV w:val="none" w:color="auto" w:sz="0" w:space="0"/>
           </w:tblBorders>
-          <w:shd w:val="clear" w:color="auto" w:fill="FFFFFF"/>
           <w:tblCellMar>
             <w:top w:w="15" w:type="dxa"/>
             <w:left w:w="15" w:type="dxa"/>
@@ -23820,7 +23825,6 @@
             <w:insideH w:val="none" w:color="auto" w:sz="0" w:space="0"/>
             <w:insideV w:val="none" w:color="auto" w:sz="0" w:space="0"/>
           </w:tblBorders>
-          <w:shd w:val="clear" w:color="auto" w:fill="FFFFFF"/>
           <w:tblCellMar>
             <w:top w:w="15" w:type="dxa"/>
             <w:left w:w="15" w:type="dxa"/>
@@ -23955,7 +23959,6 @@
             <w:insideH w:val="none" w:color="auto" w:sz="0" w:space="0"/>
             <w:insideV w:val="none" w:color="auto" w:sz="0" w:space="0"/>
           </w:tblBorders>
-          <w:shd w:val="clear" w:color="auto" w:fill="FFFFFF"/>
           <w:tblCellMar>
             <w:top w:w="15" w:type="dxa"/>
             <w:left w:w="15" w:type="dxa"/>
@@ -24090,7 +24093,6 @@
             <w:insideH w:val="none" w:color="auto" w:sz="0" w:space="0"/>
             <w:insideV w:val="none" w:color="auto" w:sz="0" w:space="0"/>
           </w:tblBorders>
-          <w:shd w:val="clear" w:color="auto" w:fill="FFFFFF"/>
           <w:tblCellMar>
             <w:top w:w="15" w:type="dxa"/>
             <w:left w:w="15" w:type="dxa"/>
@@ -24225,7 +24227,6 @@
             <w:insideH w:val="none" w:color="auto" w:sz="0" w:space="0"/>
             <w:insideV w:val="none" w:color="auto" w:sz="0" w:space="0"/>
           </w:tblBorders>
-          <w:shd w:val="clear" w:color="auto" w:fill="FFFFFF"/>
           <w:tblCellMar>
             <w:top w:w="15" w:type="dxa"/>
             <w:left w:w="15" w:type="dxa"/>
@@ -24360,7 +24361,6 @@
             <w:insideH w:val="none" w:color="auto" w:sz="0" w:space="0"/>
             <w:insideV w:val="none" w:color="auto" w:sz="0" w:space="0"/>
           </w:tblBorders>
-          <w:shd w:val="clear" w:color="auto" w:fill="FFFFFF"/>
           <w:tblCellMar>
             <w:top w:w="15" w:type="dxa"/>
             <w:left w:w="15" w:type="dxa"/>
@@ -24495,7 +24495,6 @@
             <w:insideH w:val="none" w:color="auto" w:sz="0" w:space="0"/>
             <w:insideV w:val="none" w:color="auto" w:sz="0" w:space="0"/>
           </w:tblBorders>
-          <w:shd w:val="clear" w:color="auto" w:fill="FFFFFF"/>
           <w:tblCellMar>
             <w:top w:w="15" w:type="dxa"/>
             <w:left w:w="15" w:type="dxa"/>
@@ -24630,7 +24629,6 @@
             <w:insideH w:val="none" w:color="auto" w:sz="0" w:space="0"/>
             <w:insideV w:val="none" w:color="auto" w:sz="0" w:space="0"/>
           </w:tblBorders>
-          <w:shd w:val="clear" w:color="auto" w:fill="FFFFFF"/>
           <w:tblCellMar>
             <w:top w:w="15" w:type="dxa"/>
             <w:left w:w="15" w:type="dxa"/>
@@ -24765,7 +24763,6 @@
             <w:insideH w:val="none" w:color="auto" w:sz="0" w:space="0"/>
             <w:insideV w:val="none" w:color="auto" w:sz="0" w:space="0"/>
           </w:tblBorders>
-          <w:shd w:val="clear" w:color="auto" w:fill="FFFFFF"/>
           <w:tblCellMar>
             <w:top w:w="15" w:type="dxa"/>
             <w:left w:w="15" w:type="dxa"/>
@@ -24900,7 +24897,6 @@
             <w:insideH w:val="none" w:color="auto" w:sz="0" w:space="0"/>
             <w:insideV w:val="none" w:color="auto" w:sz="0" w:space="0"/>
           </w:tblBorders>
-          <w:shd w:val="clear" w:color="auto" w:fill="FFFFFF"/>
           <w:tblCellMar>
             <w:top w:w="15" w:type="dxa"/>
             <w:left w:w="15" w:type="dxa"/>
@@ -25035,7 +25031,6 @@
             <w:insideH w:val="none" w:color="auto" w:sz="0" w:space="0"/>
             <w:insideV w:val="none" w:color="auto" w:sz="0" w:space="0"/>
           </w:tblBorders>
-          <w:shd w:val="clear" w:color="auto" w:fill="FFFFFF"/>
           <w:tblCellMar>
             <w:top w:w="15" w:type="dxa"/>
             <w:left w:w="15" w:type="dxa"/>
@@ -25170,7 +25165,6 @@
             <w:insideH w:val="none" w:color="auto" w:sz="0" w:space="0"/>
             <w:insideV w:val="none" w:color="auto" w:sz="0" w:space="0"/>
           </w:tblBorders>
-          <w:shd w:val="clear" w:color="auto" w:fill="FFFFFF"/>
           <w:tblCellMar>
             <w:top w:w="15" w:type="dxa"/>
             <w:left w:w="15" w:type="dxa"/>

--- a/GDD.docx
+++ b/GDD.docx
@@ -428,12 +428,6 @@
             <w:insideH w:val="single" w:color="auto" w:sz="4" w:space="0"/>
             <w:insideV w:val="single" w:color="auto" w:sz="4" w:space="0"/>
           </w:tblBorders>
-          <w:tblCellMar>
-            <w:top w:w="0" w:type="dxa"/>
-            <w:left w:w="108" w:type="dxa"/>
-            <w:bottom w:w="0" w:type="dxa"/>
-            <w:right w:w="108" w:type="dxa"/>
-          </w:tblCellMar>
         </w:tblPrEx>
         <w:trPr>
           <w:jc w:val="center"/>
@@ -1154,7 +1148,7 @@
             <w:fldChar w:fldCharType="begin"/>
           </w:r>
           <w:r>
-            <w:instrText xml:space="preserve"> HYPERLINK \l _Toc14288 </w:instrText>
+            <w:instrText xml:space="preserve"> HYPERLINK \l _Toc16566 </w:instrText>
           </w:r>
           <w:r>
             <w:fldChar w:fldCharType="separate"/>
@@ -1174,7 +1168,7 @@
             <w:fldChar w:fldCharType="begin"/>
           </w:r>
           <w:r>
-            <w:instrText xml:space="preserve"> PAGEREF _Toc14288 \h </w:instrText>
+            <w:instrText xml:space="preserve"> PAGEREF _Toc16566 \h </w:instrText>
           </w:r>
           <w:r>
             <w:fldChar w:fldCharType="separate"/>
@@ -1200,7 +1194,7 @@
             <w:fldChar w:fldCharType="begin"/>
           </w:r>
           <w:r>
-            <w:instrText xml:space="preserve"> HYPERLINK \l _Toc32481 </w:instrText>
+            <w:instrText xml:space="preserve"> HYPERLINK \l _Toc25946 </w:instrText>
           </w:r>
           <w:r>
             <w:fldChar w:fldCharType="separate"/>
@@ -1237,7 +1231,7 @@
             <w:fldChar w:fldCharType="begin"/>
           </w:r>
           <w:r>
-            <w:instrText xml:space="preserve"> PAGEREF _Toc32481 \h </w:instrText>
+            <w:instrText xml:space="preserve"> PAGEREF _Toc25946 \h </w:instrText>
           </w:r>
           <w:r>
             <w:fldChar w:fldCharType="separate"/>
@@ -1263,7 +1257,7 @@
             <w:fldChar w:fldCharType="begin"/>
           </w:r>
           <w:r>
-            <w:instrText xml:space="preserve"> HYPERLINK \l _Toc5714 </w:instrText>
+            <w:instrText xml:space="preserve"> HYPERLINK \l _Toc17288 </w:instrText>
           </w:r>
           <w:r>
             <w:fldChar w:fldCharType="separate"/>
@@ -1300,7 +1294,7 @@
             <w:fldChar w:fldCharType="begin"/>
           </w:r>
           <w:r>
-            <w:instrText xml:space="preserve"> PAGEREF _Toc5714 \h </w:instrText>
+            <w:instrText xml:space="preserve"> PAGEREF _Toc17288 \h </w:instrText>
           </w:r>
           <w:r>
             <w:fldChar w:fldCharType="separate"/>
@@ -1326,7 +1320,7 @@
             <w:fldChar w:fldCharType="begin"/>
           </w:r>
           <w:r>
-            <w:instrText xml:space="preserve"> HYPERLINK \l _Toc22724 </w:instrText>
+            <w:instrText xml:space="preserve"> HYPERLINK \l _Toc735 </w:instrText>
           </w:r>
           <w:r>
             <w:fldChar w:fldCharType="separate"/>
@@ -1363,7 +1357,7 @@
             <w:fldChar w:fldCharType="begin"/>
           </w:r>
           <w:r>
-            <w:instrText xml:space="preserve"> PAGEREF _Toc22724 \h </w:instrText>
+            <w:instrText xml:space="preserve"> PAGEREF _Toc735 \h </w:instrText>
           </w:r>
           <w:r>
             <w:fldChar w:fldCharType="separate"/>
@@ -1389,7 +1383,7 @@
             <w:fldChar w:fldCharType="begin"/>
           </w:r>
           <w:r>
-            <w:instrText xml:space="preserve"> HYPERLINK \l _Toc19216 </w:instrText>
+            <w:instrText xml:space="preserve"> HYPERLINK \l _Toc15522 </w:instrText>
           </w:r>
           <w:r>
             <w:fldChar w:fldCharType="separate"/>
@@ -1418,7 +1412,7 @@
             <w:fldChar w:fldCharType="begin"/>
           </w:r>
           <w:r>
-            <w:instrText xml:space="preserve"> PAGEREF _Toc19216 \h </w:instrText>
+            <w:instrText xml:space="preserve"> PAGEREF _Toc15522 \h </w:instrText>
           </w:r>
           <w:r>
             <w:fldChar w:fldCharType="separate"/>
@@ -1444,7 +1438,7 @@
             <w:fldChar w:fldCharType="begin"/>
           </w:r>
           <w:r>
-            <w:instrText xml:space="preserve"> HYPERLINK \l _Toc2931 </w:instrText>
+            <w:instrText xml:space="preserve"> HYPERLINK \l _Toc22449 </w:instrText>
           </w:r>
           <w:r>
             <w:fldChar w:fldCharType="separate"/>
@@ -1473,7 +1467,7 @@
             <w:fldChar w:fldCharType="begin"/>
           </w:r>
           <w:r>
-            <w:instrText xml:space="preserve"> PAGEREF _Toc2931 \h </w:instrText>
+            <w:instrText xml:space="preserve"> PAGEREF _Toc22449 \h </w:instrText>
           </w:r>
           <w:r>
             <w:fldChar w:fldCharType="separate"/>
@@ -1499,7 +1493,7 @@
             <w:fldChar w:fldCharType="begin"/>
           </w:r>
           <w:r>
-            <w:instrText xml:space="preserve"> HYPERLINK \l _Toc30694 </w:instrText>
+            <w:instrText xml:space="preserve"> HYPERLINK \l _Toc24174 </w:instrText>
           </w:r>
           <w:r>
             <w:fldChar w:fldCharType="separate"/>
@@ -1520,7 +1514,7 @@
             <w:fldChar w:fldCharType="begin"/>
           </w:r>
           <w:r>
-            <w:instrText xml:space="preserve"> PAGEREF _Toc30694 \h </w:instrText>
+            <w:instrText xml:space="preserve"> PAGEREF _Toc24174 \h </w:instrText>
           </w:r>
           <w:r>
             <w:fldChar w:fldCharType="separate"/>
@@ -1546,7 +1540,7 @@
             <w:fldChar w:fldCharType="begin"/>
           </w:r>
           <w:r>
-            <w:instrText xml:space="preserve"> HYPERLINK \l _Toc3940 </w:instrText>
+            <w:instrText xml:space="preserve"> HYPERLINK \l _Toc28587 </w:instrText>
           </w:r>
           <w:r>
             <w:fldChar w:fldCharType="separate"/>
@@ -1592,7 +1586,7 @@
             <w:fldChar w:fldCharType="begin"/>
           </w:r>
           <w:r>
-            <w:instrText xml:space="preserve"> PAGEREF _Toc3940 \h </w:instrText>
+            <w:instrText xml:space="preserve"> PAGEREF _Toc28587 \h </w:instrText>
           </w:r>
           <w:r>
             <w:fldChar w:fldCharType="separate"/>
@@ -1618,7 +1612,7 @@
             <w:fldChar w:fldCharType="begin"/>
           </w:r>
           <w:r>
-            <w:instrText xml:space="preserve"> HYPERLINK \l _Toc16725 </w:instrText>
+            <w:instrText xml:space="preserve"> HYPERLINK \l _Toc1033 </w:instrText>
           </w:r>
           <w:r>
             <w:fldChar w:fldCharType="separate"/>
@@ -1664,7 +1658,7 @@
             <w:fldChar w:fldCharType="begin"/>
           </w:r>
           <w:r>
-            <w:instrText xml:space="preserve"> PAGEREF _Toc16725 \h </w:instrText>
+            <w:instrText xml:space="preserve"> PAGEREF _Toc1033 \h </w:instrText>
           </w:r>
           <w:r>
             <w:fldChar w:fldCharType="separate"/>
@@ -1690,7 +1684,7 @@
             <w:fldChar w:fldCharType="begin"/>
           </w:r>
           <w:r>
-            <w:instrText xml:space="preserve"> HYPERLINK \l _Toc21874 </w:instrText>
+            <w:instrText xml:space="preserve"> HYPERLINK \l _Toc1373 </w:instrText>
           </w:r>
           <w:r>
             <w:fldChar w:fldCharType="separate"/>
@@ -1736,7 +1730,7 @@
             <w:fldChar w:fldCharType="begin"/>
           </w:r>
           <w:r>
-            <w:instrText xml:space="preserve"> PAGEREF _Toc21874 \h </w:instrText>
+            <w:instrText xml:space="preserve"> PAGEREF _Toc1373 \h </w:instrText>
           </w:r>
           <w:r>
             <w:fldChar w:fldCharType="separate"/>
@@ -1762,7 +1756,7 @@
             <w:fldChar w:fldCharType="begin"/>
           </w:r>
           <w:r>
-            <w:instrText xml:space="preserve"> HYPERLINK \l _Toc8638 </w:instrText>
+            <w:instrText xml:space="preserve"> HYPERLINK \l _Toc16901 </w:instrText>
           </w:r>
           <w:r>
             <w:fldChar w:fldCharType="separate"/>
@@ -1808,13 +1802,13 @@
             <w:fldChar w:fldCharType="begin"/>
           </w:r>
           <w:r>
-            <w:instrText xml:space="preserve"> PAGEREF _Toc8638 \h </w:instrText>
+            <w:instrText xml:space="preserve"> PAGEREF _Toc16901 \h </w:instrText>
           </w:r>
           <w:r>
             <w:fldChar w:fldCharType="separate"/>
           </w:r>
           <w:r>
-            <w:t>2</w:t>
+            <w:t>3</w:t>
           </w:r>
           <w:r>
             <w:fldChar w:fldCharType="end"/>
@@ -1834,7 +1828,7 @@
             <w:fldChar w:fldCharType="begin"/>
           </w:r>
           <w:r>
-            <w:instrText xml:space="preserve"> HYPERLINK \l _Toc20384 </w:instrText>
+            <w:instrText xml:space="preserve"> HYPERLINK \l _Toc5710 </w:instrText>
           </w:r>
           <w:r>
             <w:fldChar w:fldCharType="separate"/>
@@ -1880,13 +1874,13 @@
             <w:fldChar w:fldCharType="begin"/>
           </w:r>
           <w:r>
-            <w:instrText xml:space="preserve"> PAGEREF _Toc20384 \h </w:instrText>
+            <w:instrText xml:space="preserve"> PAGEREF _Toc5710 \h </w:instrText>
           </w:r>
           <w:r>
             <w:fldChar w:fldCharType="separate"/>
           </w:r>
           <w:r>
-            <w:t>2</w:t>
+            <w:t>3</w:t>
           </w:r>
           <w:r>
             <w:fldChar w:fldCharType="end"/>
@@ -1906,7 +1900,7 @@
             <w:fldChar w:fldCharType="begin"/>
           </w:r>
           <w:r>
-            <w:instrText xml:space="preserve"> HYPERLINK \l _Toc18330 </w:instrText>
+            <w:instrText xml:space="preserve"> HYPERLINK \l _Toc22053 </w:instrText>
           </w:r>
           <w:r>
             <w:fldChar w:fldCharType="separate"/>
@@ -1952,7 +1946,7 @@
             <w:fldChar w:fldCharType="begin"/>
           </w:r>
           <w:r>
-            <w:instrText xml:space="preserve"> PAGEREF _Toc18330 \h </w:instrText>
+            <w:instrText xml:space="preserve"> PAGEREF _Toc22053 \h </w:instrText>
           </w:r>
           <w:r>
             <w:fldChar w:fldCharType="separate"/>
@@ -1978,7 +1972,7 @@
             <w:fldChar w:fldCharType="begin"/>
           </w:r>
           <w:r>
-            <w:instrText xml:space="preserve"> HYPERLINK \l _Toc27902 </w:instrText>
+            <w:instrText xml:space="preserve"> HYPERLINK \l _Toc3648 </w:instrText>
           </w:r>
           <w:r>
             <w:fldChar w:fldCharType="separate"/>
@@ -2001,7 +1995,7 @@
             <w:fldChar w:fldCharType="begin"/>
           </w:r>
           <w:r>
-            <w:instrText xml:space="preserve"> PAGEREF _Toc27902 \h </w:instrText>
+            <w:instrText xml:space="preserve"> PAGEREF _Toc3648 \h </w:instrText>
           </w:r>
           <w:r>
             <w:fldChar w:fldCharType="separate"/>
@@ -2027,7 +2021,7 @@
             <w:fldChar w:fldCharType="begin"/>
           </w:r>
           <w:r>
-            <w:instrText xml:space="preserve"> HYPERLINK \l _Toc24136 </w:instrText>
+            <w:instrText xml:space="preserve"> HYPERLINK \l _Toc13818 </w:instrText>
           </w:r>
           <w:r>
             <w:fldChar w:fldCharType="separate"/>
@@ -2073,7 +2067,7 @@
             <w:fldChar w:fldCharType="begin"/>
           </w:r>
           <w:r>
-            <w:instrText xml:space="preserve"> PAGEREF _Toc24136 \h </w:instrText>
+            <w:instrText xml:space="preserve"> PAGEREF _Toc13818 \h </w:instrText>
           </w:r>
           <w:r>
             <w:fldChar w:fldCharType="separate"/>
@@ -2099,7 +2093,7 @@
             <w:fldChar w:fldCharType="begin"/>
           </w:r>
           <w:r>
-            <w:instrText xml:space="preserve"> HYPERLINK \l _Toc2490 </w:instrText>
+            <w:instrText xml:space="preserve"> HYPERLINK \l _Toc27093 </w:instrText>
           </w:r>
           <w:r>
             <w:fldChar w:fldCharType="separate"/>
@@ -2145,13 +2139,13 @@
             <w:fldChar w:fldCharType="begin"/>
           </w:r>
           <w:r>
-            <w:instrText xml:space="preserve"> PAGEREF _Toc2490 \h </w:instrText>
+            <w:instrText xml:space="preserve"> PAGEREF _Toc27093 \h </w:instrText>
           </w:r>
           <w:r>
             <w:fldChar w:fldCharType="separate"/>
           </w:r>
           <w:r>
-            <w:t>3</w:t>
+            <w:t>4</w:t>
           </w:r>
           <w:r>
             <w:fldChar w:fldCharType="end"/>
@@ -2171,7 +2165,7 @@
             <w:fldChar w:fldCharType="begin"/>
           </w:r>
           <w:r>
-            <w:instrText xml:space="preserve"> HYPERLINK \l _Toc24163 </w:instrText>
+            <w:instrText xml:space="preserve"> HYPERLINK \l _Toc15259 </w:instrText>
           </w:r>
           <w:r>
             <w:fldChar w:fldCharType="separate"/>
@@ -2217,7 +2211,7 @@
             <w:fldChar w:fldCharType="begin"/>
           </w:r>
           <w:r>
-            <w:instrText xml:space="preserve"> PAGEREF _Toc24163 \h </w:instrText>
+            <w:instrText xml:space="preserve"> PAGEREF _Toc15259 \h </w:instrText>
           </w:r>
           <w:r>
             <w:fldChar w:fldCharType="separate"/>
@@ -2243,7 +2237,7 @@
             <w:fldChar w:fldCharType="begin"/>
           </w:r>
           <w:r>
-            <w:instrText xml:space="preserve"> HYPERLINK \l _Toc7323 </w:instrText>
+            <w:instrText xml:space="preserve"> HYPERLINK \l _Toc29434 </w:instrText>
           </w:r>
           <w:r>
             <w:fldChar w:fldCharType="separate"/>
@@ -2289,13 +2283,13 @@
             <w:fldChar w:fldCharType="begin"/>
           </w:r>
           <w:r>
-            <w:instrText xml:space="preserve"> PAGEREF _Toc7323 \h </w:instrText>
+            <w:instrText xml:space="preserve"> PAGEREF _Toc29434 \h </w:instrText>
           </w:r>
           <w:r>
             <w:fldChar w:fldCharType="separate"/>
           </w:r>
           <w:r>
-            <w:t>4</w:t>
+            <w:t>5</w:t>
           </w:r>
           <w:r>
             <w:fldChar w:fldCharType="end"/>
@@ -2315,7 +2309,7 @@
             <w:fldChar w:fldCharType="begin"/>
           </w:r>
           <w:r>
-            <w:instrText xml:space="preserve"> HYPERLINK \l _Toc10694 </w:instrText>
+            <w:instrText xml:space="preserve"> HYPERLINK \l _Toc10429 </w:instrText>
           </w:r>
           <w:r>
             <w:fldChar w:fldCharType="separate"/>
@@ -2338,13 +2332,13 @@
             <w:fldChar w:fldCharType="begin"/>
           </w:r>
           <w:r>
-            <w:instrText xml:space="preserve"> PAGEREF _Toc10694 \h </w:instrText>
+            <w:instrText xml:space="preserve"> PAGEREF _Toc10429 \h </w:instrText>
           </w:r>
           <w:r>
             <w:fldChar w:fldCharType="separate"/>
           </w:r>
           <w:r>
-            <w:t>4</w:t>
+            <w:t>5</w:t>
           </w:r>
           <w:r>
             <w:fldChar w:fldCharType="end"/>
@@ -2364,7 +2358,7 @@
             <w:fldChar w:fldCharType="begin"/>
           </w:r>
           <w:r>
-            <w:instrText xml:space="preserve"> HYPERLINK \l _Toc30078 </w:instrText>
+            <w:instrText xml:space="preserve"> HYPERLINK \l _Toc3584 </w:instrText>
           </w:r>
           <w:r>
             <w:fldChar w:fldCharType="separate"/>
@@ -2410,13 +2404,13 @@
             <w:fldChar w:fldCharType="begin"/>
           </w:r>
           <w:r>
-            <w:instrText xml:space="preserve"> PAGEREF _Toc30078 \h </w:instrText>
+            <w:instrText xml:space="preserve"> PAGEREF _Toc3584 \h </w:instrText>
           </w:r>
           <w:r>
             <w:fldChar w:fldCharType="separate"/>
           </w:r>
           <w:r>
-            <w:t>4</w:t>
+            <w:t>5</w:t>
           </w:r>
           <w:r>
             <w:fldChar w:fldCharType="end"/>
@@ -2436,7 +2430,7 @@
             <w:fldChar w:fldCharType="begin"/>
           </w:r>
           <w:r>
-            <w:instrText xml:space="preserve"> HYPERLINK \l _Toc6305 </w:instrText>
+            <w:instrText xml:space="preserve"> HYPERLINK \l _Toc15359 </w:instrText>
           </w:r>
           <w:r>
             <w:fldChar w:fldCharType="separate"/>
@@ -2482,7 +2476,7 @@
             <w:fldChar w:fldCharType="begin"/>
           </w:r>
           <w:r>
-            <w:instrText xml:space="preserve"> PAGEREF _Toc6305 \h </w:instrText>
+            <w:instrText xml:space="preserve"> PAGEREF _Toc15359 \h </w:instrText>
           </w:r>
           <w:r>
             <w:fldChar w:fldCharType="separate"/>
@@ -2508,7 +2502,7 @@
             <w:fldChar w:fldCharType="begin"/>
           </w:r>
           <w:r>
-            <w:instrText xml:space="preserve"> HYPERLINK \l _Toc15496 </w:instrText>
+            <w:instrText xml:space="preserve"> HYPERLINK \l _Toc1115 </w:instrText>
           </w:r>
           <w:r>
             <w:fldChar w:fldCharType="separate"/>
@@ -2554,7 +2548,7 @@
             <w:fldChar w:fldCharType="begin"/>
           </w:r>
           <w:r>
-            <w:instrText xml:space="preserve"> PAGEREF _Toc15496 \h </w:instrText>
+            <w:instrText xml:space="preserve"> PAGEREF _Toc1115 \h </w:instrText>
           </w:r>
           <w:r>
             <w:fldChar w:fldCharType="separate"/>
@@ -2580,7 +2574,7 @@
             <w:fldChar w:fldCharType="begin"/>
           </w:r>
           <w:r>
-            <w:instrText xml:space="preserve"> HYPERLINK \l _Toc2129 </w:instrText>
+            <w:instrText xml:space="preserve"> HYPERLINK \l _Toc12584 </w:instrText>
           </w:r>
           <w:r>
             <w:fldChar w:fldCharType="separate"/>
@@ -2603,13 +2597,13 @@
             <w:fldChar w:fldCharType="begin"/>
           </w:r>
           <w:r>
-            <w:instrText xml:space="preserve"> PAGEREF _Toc2129 \h </w:instrText>
+            <w:instrText xml:space="preserve"> PAGEREF _Toc12584 \h </w:instrText>
           </w:r>
           <w:r>
             <w:fldChar w:fldCharType="separate"/>
           </w:r>
           <w:r>
-            <w:t>5</w:t>
+            <w:t>6</w:t>
           </w:r>
           <w:r>
             <w:fldChar w:fldCharType="end"/>
@@ -2629,7 +2623,7 @@
             <w:fldChar w:fldCharType="begin"/>
           </w:r>
           <w:r>
-            <w:instrText xml:space="preserve"> HYPERLINK \l _Toc8239 </w:instrText>
+            <w:instrText xml:space="preserve"> HYPERLINK \l _Toc25169 </w:instrText>
           </w:r>
           <w:r>
             <w:fldChar w:fldCharType="separate"/>
@@ -2675,13 +2669,13 @@
             <w:fldChar w:fldCharType="begin"/>
           </w:r>
           <w:r>
-            <w:instrText xml:space="preserve"> PAGEREF _Toc8239 \h </w:instrText>
+            <w:instrText xml:space="preserve"> PAGEREF _Toc25169 \h </w:instrText>
           </w:r>
           <w:r>
             <w:fldChar w:fldCharType="separate"/>
           </w:r>
           <w:r>
-            <w:t>5</w:t>
+            <w:t>6</w:t>
           </w:r>
           <w:r>
             <w:fldChar w:fldCharType="end"/>
@@ -2701,7 +2695,7 @@
             <w:fldChar w:fldCharType="begin"/>
           </w:r>
           <w:r>
-            <w:instrText xml:space="preserve"> HYPERLINK \l _Toc16854 </w:instrText>
+            <w:instrText xml:space="preserve"> HYPERLINK \l _Toc3227 </w:instrText>
           </w:r>
           <w:r>
             <w:fldChar w:fldCharType="separate"/>
@@ -2747,13 +2741,13 @@
             <w:fldChar w:fldCharType="begin"/>
           </w:r>
           <w:r>
-            <w:instrText xml:space="preserve"> PAGEREF _Toc16854 \h </w:instrText>
+            <w:instrText xml:space="preserve"> PAGEREF _Toc3227 \h </w:instrText>
           </w:r>
           <w:r>
             <w:fldChar w:fldCharType="separate"/>
           </w:r>
           <w:r>
-            <w:t>6</w:t>
+            <w:t>7</w:t>
           </w:r>
           <w:r>
             <w:fldChar w:fldCharType="end"/>
@@ -2773,7 +2767,7 @@
             <w:fldChar w:fldCharType="begin"/>
           </w:r>
           <w:r>
-            <w:instrText xml:space="preserve"> HYPERLINK \l _Toc20556 </w:instrText>
+            <w:instrText xml:space="preserve"> HYPERLINK \l _Toc26398 </w:instrText>
           </w:r>
           <w:r>
             <w:fldChar w:fldCharType="separate"/>
@@ -2819,7 +2813,7 @@
             <w:fldChar w:fldCharType="begin"/>
           </w:r>
           <w:r>
-            <w:instrText xml:space="preserve"> PAGEREF _Toc20556 \h </w:instrText>
+            <w:instrText xml:space="preserve"> PAGEREF _Toc26398 \h </w:instrText>
           </w:r>
           <w:r>
             <w:fldChar w:fldCharType="separate"/>
@@ -2845,7 +2839,7 @@
             <w:fldChar w:fldCharType="begin"/>
           </w:r>
           <w:r>
-            <w:instrText xml:space="preserve"> HYPERLINK \l _Toc32029 </w:instrText>
+            <w:instrText xml:space="preserve"> HYPERLINK \l _Toc21345 </w:instrText>
           </w:r>
           <w:r>
             <w:fldChar w:fldCharType="separate"/>
@@ -2914,7 +2908,7 @@
             <w:fldChar w:fldCharType="begin"/>
           </w:r>
           <w:r>
-            <w:instrText xml:space="preserve"> PAGEREF _Toc32029 \h </w:instrText>
+            <w:instrText xml:space="preserve"> PAGEREF _Toc21345 \h </w:instrText>
           </w:r>
           <w:r>
             <w:fldChar w:fldCharType="separate"/>
@@ -2940,7 +2934,7 @@
             <w:fldChar w:fldCharType="begin"/>
           </w:r>
           <w:r>
-            <w:instrText xml:space="preserve"> HYPERLINK \l _Toc5826 </w:instrText>
+            <w:instrText xml:space="preserve"> HYPERLINK \l _Toc17251 </w:instrText>
           </w:r>
           <w:r>
             <w:fldChar w:fldCharType="separate"/>
@@ -2998,7 +2992,7 @@
             <w:fldChar w:fldCharType="begin"/>
           </w:r>
           <w:r>
-            <w:instrText xml:space="preserve"> PAGEREF _Toc5826 \h </w:instrText>
+            <w:instrText xml:space="preserve"> PAGEREF _Toc17251 \h </w:instrText>
           </w:r>
           <w:r>
             <w:fldChar w:fldCharType="separate"/>
@@ -3024,7 +3018,7 @@
             <w:fldChar w:fldCharType="begin"/>
           </w:r>
           <w:r>
-            <w:instrText xml:space="preserve"> HYPERLINK \l _Toc12153 </w:instrText>
+            <w:instrText xml:space="preserve"> HYPERLINK \l _Toc7276 </w:instrText>
           </w:r>
           <w:r>
             <w:fldChar w:fldCharType="separate"/>
@@ -3070,7 +3064,7 @@
             <w:fldChar w:fldCharType="begin"/>
           </w:r>
           <w:r>
-            <w:instrText xml:space="preserve"> PAGEREF _Toc12153 \h </w:instrText>
+            <w:instrText xml:space="preserve"> PAGEREF _Toc7276 \h </w:instrText>
           </w:r>
           <w:r>
             <w:fldChar w:fldCharType="separate"/>
@@ -3096,7 +3090,7 @@
             <w:fldChar w:fldCharType="begin"/>
           </w:r>
           <w:r>
-            <w:instrText xml:space="preserve"> HYPERLINK \l _Toc8849 </w:instrText>
+            <w:instrText xml:space="preserve"> HYPERLINK \l _Toc32724 </w:instrText>
           </w:r>
           <w:r>
             <w:fldChar w:fldCharType="separate"/>
@@ -3147,13 +3141,13 @@
             <w:fldChar w:fldCharType="begin"/>
           </w:r>
           <w:r>
-            <w:instrText xml:space="preserve"> PAGEREF _Toc8849 \h </w:instrText>
+            <w:instrText xml:space="preserve"> PAGEREF _Toc32724 \h </w:instrText>
           </w:r>
           <w:r>
             <w:fldChar w:fldCharType="separate"/>
           </w:r>
           <w:r>
-            <w:t>7</w:t>
+            <w:t>8</w:t>
           </w:r>
           <w:r>
             <w:fldChar w:fldCharType="end"/>
@@ -3173,7 +3167,7 @@
             <w:fldChar w:fldCharType="begin"/>
           </w:r>
           <w:r>
-            <w:instrText xml:space="preserve"> HYPERLINK \l _Toc1790 </w:instrText>
+            <w:instrText xml:space="preserve"> HYPERLINK \l _Toc3329 </w:instrText>
           </w:r>
           <w:r>
             <w:fldChar w:fldCharType="separate"/>
@@ -3231,13 +3225,13 @@
             <w:fldChar w:fldCharType="begin"/>
           </w:r>
           <w:r>
-            <w:instrText xml:space="preserve"> PAGEREF _Toc1790 \h </w:instrText>
+            <w:instrText xml:space="preserve"> PAGEREF _Toc3329 \h </w:instrText>
           </w:r>
           <w:r>
             <w:fldChar w:fldCharType="separate"/>
           </w:r>
           <w:r>
-            <w:t>7</w:t>
+            <w:t>8</w:t>
           </w:r>
           <w:r>
             <w:fldChar w:fldCharType="end"/>
@@ -3257,7 +3251,7 @@
             <w:fldChar w:fldCharType="begin"/>
           </w:r>
           <w:r>
-            <w:instrText xml:space="preserve"> HYPERLINK \l _Toc74 </w:instrText>
+            <w:instrText xml:space="preserve"> HYPERLINK \l _Toc30333 </w:instrText>
           </w:r>
           <w:r>
             <w:fldChar w:fldCharType="separate"/>
@@ -3315,13 +3309,13 @@
             <w:fldChar w:fldCharType="begin"/>
           </w:r>
           <w:r>
-            <w:instrText xml:space="preserve"> PAGEREF _Toc74 \h </w:instrText>
+            <w:instrText xml:space="preserve"> PAGEREF _Toc30333 \h </w:instrText>
           </w:r>
           <w:r>
             <w:fldChar w:fldCharType="separate"/>
           </w:r>
           <w:r>
-            <w:t>7</w:t>
+            <w:t>8</w:t>
           </w:r>
           <w:r>
             <w:fldChar w:fldCharType="end"/>
@@ -3341,7 +3335,7 @@
             <w:fldChar w:fldCharType="begin"/>
           </w:r>
           <w:r>
-            <w:instrText xml:space="preserve"> HYPERLINK \l _Toc16796 </w:instrText>
+            <w:instrText xml:space="preserve"> HYPERLINK \l _Toc8558 </w:instrText>
           </w:r>
           <w:r>
             <w:fldChar w:fldCharType="separate"/>
@@ -3364,7 +3358,7 @@
             <w:fldChar w:fldCharType="begin"/>
           </w:r>
           <w:r>
-            <w:instrText xml:space="preserve"> PAGEREF _Toc16796 \h </w:instrText>
+            <w:instrText xml:space="preserve"> PAGEREF _Toc8558 \h </w:instrText>
           </w:r>
           <w:r>
             <w:fldChar w:fldCharType="separate"/>
@@ -3390,7 +3384,7 @@
             <w:fldChar w:fldCharType="begin"/>
           </w:r>
           <w:r>
-            <w:instrText xml:space="preserve"> HYPERLINK \l _Toc21301 </w:instrText>
+            <w:instrText xml:space="preserve"> HYPERLINK \l _Toc23326 </w:instrText>
           </w:r>
           <w:r>
             <w:fldChar w:fldCharType="separate"/>
@@ -3436,7 +3430,7 @@
             <w:fldChar w:fldCharType="begin"/>
           </w:r>
           <w:r>
-            <w:instrText xml:space="preserve"> PAGEREF _Toc21301 \h </w:instrText>
+            <w:instrText xml:space="preserve"> PAGEREF _Toc23326 \h </w:instrText>
           </w:r>
           <w:r>
             <w:fldChar w:fldCharType="separate"/>
@@ -3462,7 +3456,7 @@
             <w:fldChar w:fldCharType="begin"/>
           </w:r>
           <w:r>
-            <w:instrText xml:space="preserve"> HYPERLINK \l _Toc17963 </w:instrText>
+            <w:instrText xml:space="preserve"> HYPERLINK \l _Toc27766 </w:instrText>
           </w:r>
           <w:r>
             <w:fldChar w:fldCharType="separate"/>
@@ -3508,7 +3502,7 @@
             <w:fldChar w:fldCharType="begin"/>
           </w:r>
           <w:r>
-            <w:instrText xml:space="preserve"> PAGEREF _Toc17963 \h </w:instrText>
+            <w:instrText xml:space="preserve"> PAGEREF _Toc27766 \h </w:instrText>
           </w:r>
           <w:r>
             <w:fldChar w:fldCharType="separate"/>
@@ -3534,7 +3528,7 @@
             <w:fldChar w:fldCharType="begin"/>
           </w:r>
           <w:r>
-            <w:instrText xml:space="preserve"> HYPERLINK \l _Toc15540 </w:instrText>
+            <w:instrText xml:space="preserve"> HYPERLINK \l _Toc29543 </w:instrText>
           </w:r>
           <w:r>
             <w:fldChar w:fldCharType="separate"/>
@@ -3557,13 +3551,13 @@
             <w:fldChar w:fldCharType="begin"/>
           </w:r>
           <w:r>
-            <w:instrText xml:space="preserve"> PAGEREF _Toc15540 \h </w:instrText>
+            <w:instrText xml:space="preserve"> PAGEREF _Toc29543 \h </w:instrText>
           </w:r>
           <w:r>
             <w:fldChar w:fldCharType="separate"/>
           </w:r>
           <w:r>
-            <w:t>8</w:t>
+            <w:t>9</w:t>
           </w:r>
           <w:r>
             <w:fldChar w:fldCharType="end"/>
@@ -3583,7 +3577,7 @@
             <w:fldChar w:fldCharType="begin"/>
           </w:r>
           <w:r>
-            <w:instrText xml:space="preserve"> HYPERLINK \l _Toc22220 </w:instrText>
+            <w:instrText xml:space="preserve"> HYPERLINK \l _Toc2842 </w:instrText>
           </w:r>
           <w:r>
             <w:fldChar w:fldCharType="separate"/>
@@ -3629,13 +3623,13 @@
             <w:fldChar w:fldCharType="begin"/>
           </w:r>
           <w:r>
-            <w:instrText xml:space="preserve"> PAGEREF _Toc22220 \h </w:instrText>
+            <w:instrText xml:space="preserve"> PAGEREF _Toc2842 \h </w:instrText>
           </w:r>
           <w:r>
             <w:fldChar w:fldCharType="separate"/>
           </w:r>
           <w:r>
-            <w:t>8</w:t>
+            <w:t>9</w:t>
           </w:r>
           <w:r>
             <w:fldChar w:fldCharType="end"/>
@@ -3655,7 +3649,7 @@
             <w:fldChar w:fldCharType="begin"/>
           </w:r>
           <w:r>
-            <w:instrText xml:space="preserve"> HYPERLINK \l _Toc2975 </w:instrText>
+            <w:instrText xml:space="preserve"> HYPERLINK \l _Toc26143 </w:instrText>
           </w:r>
           <w:r>
             <w:fldChar w:fldCharType="separate"/>
@@ -3701,13 +3695,13 @@
             <w:fldChar w:fldCharType="begin"/>
           </w:r>
           <w:r>
-            <w:instrText xml:space="preserve"> PAGEREF _Toc2975 \h </w:instrText>
+            <w:instrText xml:space="preserve"> PAGEREF _Toc26143 \h </w:instrText>
           </w:r>
           <w:r>
             <w:fldChar w:fldCharType="separate"/>
           </w:r>
           <w:r>
-            <w:t>9</w:t>
+            <w:t>10</w:t>
           </w:r>
           <w:r>
             <w:fldChar w:fldCharType="end"/>
@@ -3727,7 +3721,7 @@
             <w:fldChar w:fldCharType="begin"/>
           </w:r>
           <w:r>
-            <w:instrText xml:space="preserve"> HYPERLINK \l _Toc12099 </w:instrText>
+            <w:instrText xml:space="preserve"> HYPERLINK \l _Toc14246 </w:instrText>
           </w:r>
           <w:r>
             <w:fldChar w:fldCharType="separate"/>
@@ -3750,13 +3744,13 @@
             <w:fldChar w:fldCharType="begin"/>
           </w:r>
           <w:r>
-            <w:instrText xml:space="preserve"> PAGEREF _Toc12099 \h </w:instrText>
+            <w:instrText xml:space="preserve"> PAGEREF _Toc14246 \h </w:instrText>
           </w:r>
           <w:r>
             <w:fldChar w:fldCharType="separate"/>
           </w:r>
           <w:r>
-            <w:t>9</w:t>
+            <w:t>10</w:t>
           </w:r>
           <w:r>
             <w:fldChar w:fldCharType="end"/>
@@ -3776,7 +3770,7 @@
             <w:fldChar w:fldCharType="begin"/>
           </w:r>
           <w:r>
-            <w:instrText xml:space="preserve"> HYPERLINK \l _Toc23476 </w:instrText>
+            <w:instrText xml:space="preserve"> HYPERLINK \l _Toc124 </w:instrText>
           </w:r>
           <w:r>
             <w:fldChar w:fldCharType="separate"/>
@@ -3822,13 +3816,13 @@
             <w:fldChar w:fldCharType="begin"/>
           </w:r>
           <w:r>
-            <w:instrText xml:space="preserve"> PAGEREF _Toc23476 \h </w:instrText>
+            <w:instrText xml:space="preserve"> PAGEREF _Toc124 \h </w:instrText>
           </w:r>
           <w:r>
             <w:fldChar w:fldCharType="separate"/>
           </w:r>
           <w:r>
-            <w:t>9</w:t>
+            <w:t>10</w:t>
           </w:r>
           <w:r>
             <w:fldChar w:fldCharType="end"/>
@@ -3848,7 +3842,7 @@
             <w:fldChar w:fldCharType="begin"/>
           </w:r>
           <w:r>
-            <w:instrText xml:space="preserve"> HYPERLINK \l _Toc14137 </w:instrText>
+            <w:instrText xml:space="preserve"> HYPERLINK \l _Toc32300 </w:instrText>
           </w:r>
           <w:r>
             <w:fldChar w:fldCharType="separate"/>
@@ -3906,13 +3900,13 @@
             <w:fldChar w:fldCharType="begin"/>
           </w:r>
           <w:r>
-            <w:instrText xml:space="preserve"> PAGEREF _Toc14137 \h </w:instrText>
+            <w:instrText xml:space="preserve"> PAGEREF _Toc32300 \h </w:instrText>
           </w:r>
           <w:r>
             <w:fldChar w:fldCharType="separate"/>
           </w:r>
           <w:r>
-            <w:t>10</w:t>
+            <w:t>11</w:t>
           </w:r>
           <w:r>
             <w:fldChar w:fldCharType="end"/>
@@ -3932,7 +3926,7 @@
             <w:fldChar w:fldCharType="begin"/>
           </w:r>
           <w:r>
-            <w:instrText xml:space="preserve"> HYPERLINK \l _Toc19791 </w:instrText>
+            <w:instrText xml:space="preserve"> HYPERLINK \l _Toc2865 </w:instrText>
           </w:r>
           <w:r>
             <w:fldChar w:fldCharType="separate"/>
@@ -4026,13 +4020,13 @@
             <w:fldChar w:fldCharType="begin"/>
           </w:r>
           <w:r>
-            <w:instrText xml:space="preserve"> PAGEREF _Toc19791 \h </w:instrText>
+            <w:instrText xml:space="preserve"> PAGEREF _Toc2865 \h </w:instrText>
           </w:r>
           <w:r>
             <w:fldChar w:fldCharType="separate"/>
           </w:r>
           <w:r>
-            <w:t>10</w:t>
+            <w:t>11</w:t>
           </w:r>
           <w:r>
             <w:fldChar w:fldCharType="end"/>
@@ -4052,7 +4046,7 @@
             <w:fldChar w:fldCharType="begin"/>
           </w:r>
           <w:r>
-            <w:instrText xml:space="preserve"> HYPERLINK \l _Toc28557 </w:instrText>
+            <w:instrText xml:space="preserve"> HYPERLINK \l _Toc26068 </w:instrText>
           </w:r>
           <w:r>
             <w:fldChar w:fldCharType="separate"/>
@@ -4134,13 +4128,13 @@
             <w:fldChar w:fldCharType="begin"/>
           </w:r>
           <w:r>
-            <w:instrText xml:space="preserve"> PAGEREF _Toc28557 \h </w:instrText>
+            <w:instrText xml:space="preserve"> PAGEREF _Toc26068 \h </w:instrText>
           </w:r>
           <w:r>
             <w:fldChar w:fldCharType="separate"/>
           </w:r>
           <w:r>
-            <w:t>10</w:t>
+            <w:t>11</w:t>
           </w:r>
           <w:r>
             <w:fldChar w:fldCharType="end"/>
@@ -4160,7 +4154,7 @@
             <w:fldChar w:fldCharType="begin"/>
           </w:r>
           <w:r>
-            <w:instrText xml:space="preserve"> HYPERLINK \l _Toc32767 </w:instrText>
+            <w:instrText xml:space="preserve"> HYPERLINK \l _Toc21761 </w:instrText>
           </w:r>
           <w:r>
             <w:fldChar w:fldCharType="separate"/>
@@ -4242,13 +4236,62 @@
             <w:fldChar w:fldCharType="begin"/>
           </w:r>
           <w:r>
-            <w:instrText xml:space="preserve"> PAGEREF _Toc32767 \h </w:instrText>
+            <w:instrText xml:space="preserve"> PAGEREF _Toc21761 \h </w:instrText>
           </w:r>
           <w:r>
             <w:fldChar w:fldCharType="separate"/>
           </w:r>
           <w:r>
-            <w:t>10</w:t>
+            <w:t>11</w:t>
+          </w:r>
+          <w:r>
+            <w:fldChar w:fldCharType="end"/>
+          </w:r>
+          <w:r>
+            <w:fldChar w:fldCharType="end"/>
+          </w:r>
+        </w:p>
+        <w:p>
+          <w:pPr>
+            <w:pStyle w:val="6"/>
+            <w:tabs>
+              <w:tab w:val="right" w:leader="dot" w:pos="8306"/>
+            </w:tabs>
+          </w:pPr>
+          <w:r>
+            <w:fldChar w:fldCharType="begin"/>
+          </w:r>
+          <w:r>
+            <w:instrText xml:space="preserve"> HYPERLINK \l _Toc15785 </w:instrText>
+          </w:r>
+          <w:r>
+            <w:fldChar w:fldCharType="separate"/>
+          </w:r>
+          <w:r>
+            <w:rPr>
+              <w:rFonts w:hint="default" w:ascii="Times New Roman" w:hAnsi="Times New Roman" w:eastAsia="宋体" w:cs="Times New Roman"/>
+              <w:bCs/>
+              <w:caps w:val="0"/>
+              <w:spacing w:val="0"/>
+              <w:szCs w:val="24"/>
+              <w:lang w:val="en-US"/>
+            </w:rPr>
+            <w:t>8.2.4. 功能槽Ability作为执行壳</w:t>
+          </w:r>
+          <w:r>
+            <w:tab/>
+          </w:r>
+          <w:r>
+            <w:fldChar w:fldCharType="begin"/>
+          </w:r>
+          <w:r>
+            <w:instrText xml:space="preserve"> PAGEREF _Toc15785 \h </w:instrText>
+          </w:r>
+          <w:r>
+            <w:fldChar w:fldCharType="separate"/>
+          </w:r>
+          <w:r>
+            <w:t>11</w:t>
           </w:r>
           <w:r>
             <w:fldChar w:fldCharType="end"/>
@@ -4430,7 +4473,7 @@
           <w:szCs w:val="30"/>
         </w:rPr>
       </w:pPr>
-      <w:bookmarkStart w:id="0" w:name="_Toc14288"/>
+      <w:bookmarkStart w:id="0" w:name="_Toc16566"/>
       <w:r>
         <w:rPr>
           <w:rFonts w:hint="default" w:ascii="Times New Roman" w:hAnsi="Times New Roman" w:eastAsia="宋体" w:cs="Times New Roman"/>
@@ -4469,7 +4512,7 @@
           <w:szCs w:val="28"/>
         </w:rPr>
       </w:pPr>
-      <w:bookmarkStart w:id="1" w:name="_Toc32481"/>
+      <w:bookmarkStart w:id="1" w:name="_Toc25946"/>
       <w:r>
         <w:rPr>
           <w:rFonts w:hint="default" w:ascii="Times New Roman" w:hAnsi="Times New Roman" w:eastAsia="宋体" w:cs="Times New Roman"/>
@@ -4587,7 +4630,7 @@
           <w:szCs w:val="28"/>
         </w:rPr>
       </w:pPr>
-      <w:bookmarkStart w:id="2" w:name="_Toc5714"/>
+      <w:bookmarkStart w:id="2" w:name="_Toc17288"/>
       <w:r>
         <w:rPr>
           <w:rFonts w:hint="default" w:ascii="Times New Roman" w:hAnsi="Times New Roman" w:eastAsia="宋体" w:cs="Times New Roman"/>
@@ -4711,7 +4754,7 @@
           <w:szCs w:val="28"/>
         </w:rPr>
       </w:pPr>
-      <w:bookmarkStart w:id="3" w:name="_Toc22724"/>
+      <w:bookmarkStart w:id="3" w:name="_Toc735"/>
       <w:r>
         <w:rPr>
           <w:rFonts w:hint="default" w:ascii="Times New Roman" w:hAnsi="Times New Roman" w:eastAsia="宋体" w:cs="Times New Roman"/>
@@ -4748,7 +4791,7 @@
     <w:tbl>
       <w:tblPr>
         <w:tblStyle w:val="13"/>
-        <w:tblW w:w="4999" w:type="pct"/>
+        <w:tblW w:w="5001" w:type="pct"/>
         <w:tblInd w:w="0" w:type="dxa"/>
         <w:tblBorders>
           <w:top w:val="single" w:color="000000" w:sz="4" w:space="0"/>
@@ -4768,9 +4811,9 @@
         </w:tblCellMar>
       </w:tblPr>
       <w:tblGrid>
-        <w:gridCol w:w="1242"/>
-        <w:gridCol w:w="4125"/>
-        <w:gridCol w:w="3102"/>
+        <w:gridCol w:w="1243"/>
+        <w:gridCol w:w="3757"/>
+        <w:gridCol w:w="3473"/>
       </w:tblGrid>
       <w:tr>
         <w:tblPrEx>
@@ -4860,7 +4903,7 @@
         </w:tc>
         <w:tc>
           <w:tcPr>
-            <w:tcW w:w="2435" w:type="pct"/>
+            <w:tcW w:w="2216" w:type="pct"/>
             <w:shd w:val="clear" w:color="auto" w:fill="auto"/>
             <w:tcMar>
               <w:top w:w="100" w:type="dxa"/>
@@ -4925,7 +4968,7 @@
         </w:tc>
         <w:tc>
           <w:tcPr>
-            <w:tcW w:w="1831" w:type="pct"/>
+            <w:tcW w:w="2049" w:type="pct"/>
             <w:shd w:val="clear" w:color="auto" w:fill="auto"/>
             <w:tcMar>
               <w:top w:w="100" w:type="dxa"/>
@@ -5074,7 +5117,7 @@
         </w:tc>
         <w:tc>
           <w:tcPr>
-            <w:tcW w:w="2435" w:type="pct"/>
+            <w:tcW w:w="2216" w:type="pct"/>
             <w:shd w:val="clear" w:color="auto" w:fill="auto"/>
             <w:tcMar>
               <w:top w:w="100" w:type="dxa"/>
@@ -5139,7 +5182,7 @@
         </w:tc>
         <w:tc>
           <w:tcPr>
-            <w:tcW w:w="1831" w:type="pct"/>
+            <w:tcW w:w="2049" w:type="pct"/>
             <w:shd w:val="clear" w:color="auto" w:fill="auto"/>
             <w:tcMar>
               <w:top w:w="100" w:type="dxa"/>
@@ -5288,7 +5331,7 @@
         </w:tc>
         <w:tc>
           <w:tcPr>
-            <w:tcW w:w="2435" w:type="pct"/>
+            <w:tcW w:w="2216" w:type="pct"/>
             <w:shd w:val="clear" w:color="auto" w:fill="auto"/>
             <w:tcMar>
               <w:top w:w="100" w:type="dxa"/>
@@ -5353,7 +5396,7 @@
         </w:tc>
         <w:tc>
           <w:tcPr>
-            <w:tcW w:w="1831" w:type="pct"/>
+            <w:tcW w:w="2049" w:type="pct"/>
             <w:shd w:val="clear" w:color="auto" w:fill="auto"/>
             <w:tcMar>
               <w:top w:w="100" w:type="dxa"/>
@@ -5502,7 +5545,7 @@
         </w:tc>
         <w:tc>
           <w:tcPr>
-            <w:tcW w:w="2435" w:type="pct"/>
+            <w:tcW w:w="2216" w:type="pct"/>
             <w:shd w:val="clear" w:color="auto" w:fill="auto"/>
             <w:tcMar>
               <w:top w:w="100" w:type="dxa"/>
@@ -5561,13 +5604,13 @@
                 <w:szCs w:val="18"/>
                 <w:lang w:val="en-US" w:eastAsia="zh-CN" w:bidi="ar"/>
               </w:rPr>
-              <w:t>UObject基类 + UObject工具组件</w:t>
+              <w:t>UObject基类 + UObject工具组件 + 3个功能槽Ability</w:t>
             </w:r>
           </w:p>
         </w:tc>
         <w:tc>
           <w:tcPr>
-            <w:tcW w:w="1831" w:type="pct"/>
+            <w:tcW w:w="2049" w:type="pct"/>
             <w:shd w:val="clear" w:color="auto" w:fill="auto"/>
             <w:tcMar>
               <w:top w:w="100" w:type="dxa"/>
@@ -5626,7 +5669,7 @@
                 <w:szCs w:val="18"/>
                 <w:lang w:val="en-US" w:eastAsia="zh-CN" w:bidi="ar"/>
               </w:rPr>
-              <w:t>C++基类 + 工具组件 + 蓝图配置</w:t>
+              <w:t>C++基类 + 工具组件 + 3个Ability入口 + 蓝图配置</w:t>
             </w:r>
           </w:p>
         </w:tc>
@@ -5716,7 +5759,7 @@
         </w:tc>
         <w:tc>
           <w:tcPr>
-            <w:tcW w:w="2435" w:type="pct"/>
+            <w:tcW w:w="2216" w:type="pct"/>
             <w:shd w:val="clear" w:color="auto" w:fill="auto"/>
             <w:tcMar>
               <w:top w:w="100" w:type="dxa"/>
@@ -5781,7 +5824,7 @@
         </w:tc>
         <w:tc>
           <w:tcPr>
-            <w:tcW w:w="1831" w:type="pct"/>
+            <w:tcW w:w="2049" w:type="pct"/>
             <w:shd w:val="clear" w:color="auto" w:fill="auto"/>
             <w:tcMar>
               <w:top w:w="100" w:type="dxa"/>
@@ -5930,7 +5973,7 @@
         </w:tc>
         <w:tc>
           <w:tcPr>
-            <w:tcW w:w="2435" w:type="pct"/>
+            <w:tcW w:w="2216" w:type="pct"/>
             <w:shd w:val="clear" w:color="auto" w:fill="auto"/>
             <w:tcMar>
               <w:top w:w="100" w:type="dxa"/>
@@ -5995,7 +6038,7 @@
         </w:tc>
         <w:tc>
           <w:tcPr>
-            <w:tcW w:w="1831" w:type="pct"/>
+            <w:tcW w:w="2049" w:type="pct"/>
             <w:shd w:val="clear" w:color="auto" w:fill="auto"/>
             <w:tcMar>
               <w:top w:w="100" w:type="dxa"/>
@@ -6069,7 +6112,6 @@
             <w:insideH w:val="single" w:color="000000" w:sz="4" w:space="0"/>
             <w:insideV w:val="single" w:color="000000" w:sz="4" w:space="0"/>
           </w:tblBorders>
-          <w:shd w:val="clear" w:color="auto" w:fill="FFFFFF"/>
           <w:tblCellMar>
             <w:top w:w="15" w:type="dxa"/>
             <w:left w:w="15" w:type="dxa"/>
@@ -6144,7 +6186,7 @@
         </w:tc>
         <w:tc>
           <w:tcPr>
-            <w:tcW w:w="2435" w:type="pct"/>
+            <w:tcW w:w="2216" w:type="pct"/>
             <w:shd w:val="clear" w:color="auto" w:fill="auto"/>
             <w:tcMar>
               <w:top w:w="100" w:type="dxa"/>
@@ -6209,7 +6251,7 @@
         </w:tc>
         <w:tc>
           <w:tcPr>
-            <w:tcW w:w="1831" w:type="pct"/>
+            <w:tcW w:w="2049" w:type="pct"/>
             <w:shd w:val="clear" w:color="auto" w:fill="auto"/>
             <w:tcMar>
               <w:top w:w="100" w:type="dxa"/>
@@ -6358,7 +6400,7 @@
         </w:tc>
         <w:tc>
           <w:tcPr>
-            <w:tcW w:w="2435" w:type="pct"/>
+            <w:tcW w:w="2216" w:type="pct"/>
             <w:shd w:val="clear" w:color="auto" w:fill="auto"/>
             <w:tcMar>
               <w:top w:w="100" w:type="dxa"/>
@@ -6423,7 +6465,7 @@
         </w:tc>
         <w:tc>
           <w:tcPr>
-            <w:tcW w:w="1831" w:type="pct"/>
+            <w:tcW w:w="2049" w:type="pct"/>
             <w:shd w:val="clear" w:color="auto" w:fill="auto"/>
             <w:tcMar>
               <w:top w:w="100" w:type="dxa"/>
@@ -6542,6 +6584,30 @@
         <w:keepLines w:val="0"/>
         <w:pageBreakBefore w:val="0"/>
         <w:widowControl w:val="0"/>
+        <w:kinsoku/>
+        <w:wordWrap w:val="0"/>
+        <w:overflowPunct/>
+        <w:topLinePunct w:val="0"/>
+        <w:autoSpaceDE/>
+        <w:autoSpaceDN/>
+        <w:bidi w:val="0"/>
+        <w:adjustRightInd/>
+        <w:snapToGrid/>
+        <w:spacing w:line="240" w:lineRule="auto"/>
+        <w:textAlignment w:val="auto"/>
+        <w:rPr>
+          <w:rFonts w:hint="default" w:ascii="Times New Roman" w:hAnsi="Times New Roman" w:eastAsia="宋体" w:cs="Times New Roman"/>
+          <w:sz w:val="24"/>
+          <w:szCs w:val="24"/>
+        </w:rPr>
+      </w:pPr>
+    </w:p>
+    <w:p>
+      <w:pPr>
+        <w:keepNext w:val="0"/>
+        <w:keepLines w:val="0"/>
+        <w:pageBreakBefore w:val="0"/>
+        <w:widowControl w:val="0"/>
         <w:numPr>
           <w:ilvl w:val="0"/>
           <w:numId w:val="0"/>
@@ -6566,7 +6632,7 @@
           <w:szCs w:val="30"/>
         </w:rPr>
       </w:pPr>
-      <w:bookmarkStart w:id="4" w:name="_Toc19216"/>
+      <w:bookmarkStart w:id="4" w:name="_Toc15522"/>
       <w:r>
         <w:rPr>
           <w:rFonts w:hint="default" w:ascii="Times New Roman" w:hAnsi="Times New Roman" w:eastAsia="宋体" w:cs="Times New Roman"/>
@@ -6621,7 +6687,7 @@
           <w:szCs w:val="28"/>
         </w:rPr>
       </w:pPr>
-      <w:bookmarkStart w:id="5" w:name="_Toc2931"/>
+      <w:bookmarkStart w:id="5" w:name="_Toc22449"/>
       <w:r>
         <w:rPr>
           <w:rFonts w:hint="default" w:ascii="Times New Roman" w:hAnsi="Times New Roman" w:eastAsia="宋体" w:cs="Times New Roman"/>
@@ -6716,7 +6782,7 @@
           <w:lang w:val="en-US" w:eastAsia="zh-CN"/>
         </w:rPr>
       </w:pPr>
-      <w:bookmarkStart w:id="6" w:name="_Toc30694"/>
+      <w:bookmarkStart w:id="6" w:name="_Toc24174"/>
       <w:r>
         <w:rPr>
           <w:rFonts w:hint="default" w:ascii="Times New Roman" w:hAnsi="Times New Roman" w:eastAsia="宋体" w:cs="Times New Roman"/>
@@ -6763,7 +6829,7 @@
           <w:szCs w:val="24"/>
         </w:rPr>
       </w:pPr>
-      <w:bookmarkStart w:id="7" w:name="_Toc3940"/>
+      <w:bookmarkStart w:id="7" w:name="_Toc28587"/>
       <w:r>
         <w:rPr>
           <w:rFonts w:hint="default" w:ascii="Times New Roman" w:hAnsi="Times New Roman" w:eastAsia="宋体" w:cs="Times New Roman"/>
@@ -6952,6 +7018,8 @@
         </w:rPr>
         <w:t>设计原则：每枚刻印的本位逻辑和变位逻辑写在同一个蓝图中；每枚刻印独立设计，不复用整枚刻印的逻辑，只复用工具函数；通用能力通过挂载工具组件获得，而非通过继承。</w:t>
       </w:r>
+      <w:bookmarkStart w:id="45" w:name="_GoBack"/>
+      <w:bookmarkEnd w:id="45"/>
     </w:p>
     <w:p>
       <w:pPr>
@@ -7021,7 +7089,7 @@
           <w:shd w:val="clear" w:fill="FFFFFF"/>
         </w:rPr>
       </w:pPr>
-      <w:bookmarkStart w:id="8" w:name="_Toc16725"/>
+      <w:bookmarkStart w:id="8" w:name="_Toc1033"/>
       <w:r>
         <w:rPr>
           <w:rFonts w:hint="default" w:ascii="Times New Roman" w:hAnsi="Times New Roman" w:eastAsia="宋体" w:cs="Times New Roman"/>
@@ -7161,6 +7229,38 @@
           <w:szCs w:val="24"/>
         </w:rPr>
         <w:t>同一枚刻印放入不同功能槽时执行不同的本位逻辑。变位逻辑不区分功能槽，统一修饰当前槽位的本位效果。例如炎弹的变位效果为“命中后生成燃烧区域”，无论刻印放在普攻槽、技能槽还是位移槽，都会在命中或位移结束时生成燃烧区域。</w:t>
+      </w:r>
+    </w:p>
+    <w:p>
+      <w:pPr>
+        <w:keepNext w:val="0"/>
+        <w:keepLines w:val="0"/>
+        <w:pageBreakBefore w:val="0"/>
+        <w:kinsoku/>
+        <w:wordWrap w:val="0"/>
+        <w:overflowPunct/>
+        <w:topLinePunct w:val="0"/>
+        <w:autoSpaceDE/>
+        <w:autoSpaceDN/>
+        <w:bidi w:val="0"/>
+        <w:adjustRightInd/>
+        <w:snapToGrid/>
+        <w:spacing w:line="240" w:lineRule="auto"/>
+        <w:ind w:firstLine="420" w:firstLineChars="0"/>
+        <w:textAlignment w:val="auto"/>
+        <w:rPr>
+          <w:rFonts w:hint="default" w:ascii="Times New Roman" w:hAnsi="Times New Roman" w:eastAsia="宋体" w:cs="Times New Roman"/>
+          <w:sz w:val="24"/>
+          <w:szCs w:val="24"/>
+        </w:rPr>
+      </w:pPr>
+      <w:r>
+        <w:rPr>
+          <w:rFonts w:hint="default" w:ascii="Times New Roman" w:hAnsi="Times New Roman" w:eastAsia="宋体" w:cs="Times New Roman"/>
+          <w:sz w:val="24"/>
+          <w:szCs w:val="24"/>
+        </w:rPr>
+        <w:t>实现说明：三个功能槽 Ability（Attack/Skill/Move）是游戏仅有的 GameplayAbility 类。它们不包含业务逻辑，仅作为 GAS 的激活入口，将执行权转交给 InventoryComponent 和刻印。所有刻印的差异化逻辑在 UObject 蓝图中独立实现，通过 AbilityRef 调用 GAS 功能。</w:t>
       </w:r>
     </w:p>
     <w:p>
@@ -7221,7 +7321,7 @@
           <w:shd w:val="clear" w:fill="FFFFFF"/>
         </w:rPr>
       </w:pPr>
-      <w:bookmarkStart w:id="9" w:name="_Toc21874"/>
+      <w:bookmarkStart w:id="9" w:name="_Toc1373"/>
       <w:r>
         <w:rPr>
           <w:rFonts w:hint="default" w:ascii="Times New Roman" w:hAnsi="Times New Roman" w:eastAsia="宋体" w:cs="Times New Roman"/>
@@ -7382,7 +7482,7 @@
           <w:szCs w:val="24"/>
         </w:rPr>
       </w:pPr>
-      <w:bookmarkStart w:id="10" w:name="_Toc8638"/>
+      <w:bookmarkStart w:id="10" w:name="_Toc16901"/>
       <w:r>
         <w:rPr>
           <w:rFonts w:hint="default" w:ascii="Times New Roman" w:hAnsi="Times New Roman" w:eastAsia="宋体" w:cs="Times New Roman"/>
@@ -7716,7 +7816,7 @@
           <w:szCs w:val="28"/>
         </w:rPr>
       </w:pPr>
-      <w:bookmarkStart w:id="11" w:name="_Toc20384"/>
+      <w:bookmarkStart w:id="11" w:name="_Toc5710"/>
       <w:r>
         <w:rPr>
           <w:rFonts w:hint="default" w:ascii="Times New Roman" w:hAnsi="Times New Roman" w:eastAsia="宋体" w:cs="Times New Roman"/>
@@ -7873,7 +7973,7 @@
           <w:szCs w:val="28"/>
         </w:rPr>
       </w:pPr>
-      <w:bookmarkStart w:id="12" w:name="_Toc18330"/>
+      <w:bookmarkStart w:id="12" w:name="_Toc22053"/>
       <w:r>
         <w:rPr>
           <w:rFonts w:hint="default" w:ascii="Times New Roman" w:hAnsi="Times New Roman" w:eastAsia="宋体" w:cs="Times New Roman"/>
@@ -7989,6 +8089,26 @@
     </w:p>
     <w:p>
       <w:pPr>
+        <w:keepNext w:val="0"/>
+        <w:keepLines w:val="0"/>
+        <w:pageBreakBefore w:val="0"/>
+        <w:kinsoku/>
+        <w:wordWrap w:val="0"/>
+        <w:overflowPunct/>
+        <w:topLinePunct w:val="0"/>
+        <w:autoSpaceDE/>
+        <w:autoSpaceDN/>
+        <w:bidi w:val="0"/>
+        <w:adjustRightInd/>
+        <w:snapToGrid/>
+        <w:textAlignment w:val="auto"/>
+        <w:rPr>
+          <w:rFonts w:hint="default"/>
+        </w:rPr>
+      </w:pPr>
+    </w:p>
+    <w:p>
+      <w:pPr>
         <w:pStyle w:val="2"/>
         <w:keepNext w:val="0"/>
         <w:keepLines w:val="0"/>
@@ -8020,7 +8140,7 @@
           <w:szCs w:val="30"/>
         </w:rPr>
       </w:pPr>
-      <w:bookmarkStart w:id="13" w:name="_Toc27902"/>
+      <w:bookmarkStart w:id="13" w:name="_Toc3648"/>
       <w:r>
         <w:rPr>
           <w:rFonts w:hint="default" w:ascii="Times New Roman" w:hAnsi="Times New Roman" w:eastAsia="宋体" w:cs="Times New Roman"/>
@@ -8070,7 +8190,7 @@
           <w:szCs w:val="28"/>
         </w:rPr>
       </w:pPr>
-      <w:bookmarkStart w:id="14" w:name="_Toc24136"/>
+      <w:bookmarkStart w:id="14" w:name="_Toc13818"/>
       <w:r>
         <w:rPr>
           <w:rFonts w:hint="default" w:ascii="Times New Roman" w:hAnsi="Times New Roman" w:eastAsia="宋体" w:cs="Times New Roman"/>
@@ -8326,6 +8446,7 @@
             <w:insideH w:val="none" w:color="auto" w:sz="0" w:space="0"/>
             <w:insideV w:val="none" w:color="auto" w:sz="0" w:space="0"/>
           </w:tblBorders>
+          <w:shd w:val="clear" w:color="auto" w:fill="FFFFFF"/>
           <w:tblCellMar>
             <w:top w:w="15" w:type="dxa"/>
             <w:left w:w="15" w:type="dxa"/>
@@ -8542,6 +8663,7 @@
             <w:insideH w:val="none" w:color="auto" w:sz="0" w:space="0"/>
             <w:insideV w:val="none" w:color="auto" w:sz="0" w:space="0"/>
           </w:tblBorders>
+          <w:shd w:val="clear" w:color="auto" w:fill="FFFFFF"/>
           <w:tblCellMar>
             <w:top w:w="15" w:type="dxa"/>
             <w:left w:w="15" w:type="dxa"/>
@@ -8755,6 +8877,7 @@
             <w:insideH w:val="none" w:color="auto" w:sz="0" w:space="0"/>
             <w:insideV w:val="none" w:color="auto" w:sz="0" w:space="0"/>
           </w:tblBorders>
+          <w:shd w:val="clear" w:color="auto" w:fill="FFFFFF"/>
           <w:tblCellMar>
             <w:top w:w="15" w:type="dxa"/>
             <w:left w:w="15" w:type="dxa"/>
@@ -8968,6 +9091,7 @@
             <w:insideH w:val="none" w:color="auto" w:sz="0" w:space="0"/>
             <w:insideV w:val="none" w:color="auto" w:sz="0" w:space="0"/>
           </w:tblBorders>
+          <w:shd w:val="clear" w:color="auto" w:fill="FFFFFF"/>
           <w:tblCellMar>
             <w:top w:w="15" w:type="dxa"/>
             <w:left w:w="15" w:type="dxa"/>
@@ -9181,6 +9305,7 @@
             <w:insideH w:val="none" w:color="auto" w:sz="0" w:space="0"/>
             <w:insideV w:val="none" w:color="auto" w:sz="0" w:space="0"/>
           </w:tblBorders>
+          <w:shd w:val="clear" w:color="auto" w:fill="FFFFFF"/>
           <w:tblCellMar>
             <w:top w:w="15" w:type="dxa"/>
             <w:left w:w="15" w:type="dxa"/>
@@ -9394,6 +9519,7 @@
             <w:insideH w:val="none" w:color="auto" w:sz="0" w:space="0"/>
             <w:insideV w:val="none" w:color="auto" w:sz="0" w:space="0"/>
           </w:tblBorders>
+          <w:shd w:val="clear" w:color="auto" w:fill="FFFFFF"/>
           <w:tblCellMar>
             <w:top w:w="15" w:type="dxa"/>
             <w:left w:w="15" w:type="dxa"/>
@@ -9789,6 +9915,58 @@
           <w:shd w:val="clear" w:fill="FFFFFF"/>
         </w:rPr>
       </w:pPr>
+      <w:r>
+        <w:rPr>
+          <w:rFonts w:hint="default" w:ascii="Times New Roman" w:hAnsi="Times New Roman" w:eastAsia="宋体" w:cs="Times New Roman"/>
+          <w:b w:val="0"/>
+          <w:bCs w:val="0"/>
+          <w:i w:val="0"/>
+          <w:iCs w:val="0"/>
+          <w:caps w:val="0"/>
+          <w:color w:val="0F1115"/>
+          <w:spacing w:val="0"/>
+          <w:sz w:val="24"/>
+          <w:szCs w:val="24"/>
+          <w:shd w:val="clear" w:fill="FFFFFF"/>
+        </w:rPr>
+        <w:t>AbilityRef 传递机制：功能槽 Ability 激活时，将自身引用（AbilityRef）传递给 InventoryComponent，后者将其转发给刻印的执行函数。刻印通过 AbilityRef 调用 GAS 原生功能。通过 IsValid() 检测 Ability 生命周期。</w:t>
+      </w:r>
+    </w:p>
+    <w:p>
+      <w:pPr>
+        <w:pStyle w:val="12"/>
+        <w:keepNext w:val="0"/>
+        <w:keepLines w:val="0"/>
+        <w:pageBreakBefore w:val="0"/>
+        <w:widowControl/>
+        <w:suppressLineNumbers w:val="0"/>
+        <w:shd w:val="clear" w:fill="FFFFFF"/>
+        <w:kinsoku/>
+        <w:wordWrap w:val="0"/>
+        <w:overflowPunct/>
+        <w:topLinePunct w:val="0"/>
+        <w:autoSpaceDE/>
+        <w:autoSpaceDN/>
+        <w:bidi w:val="0"/>
+        <w:adjustRightInd/>
+        <w:snapToGrid/>
+        <w:spacing w:beforeAutospacing="0" w:afterAutospacing="0" w:line="240" w:lineRule="auto"/>
+        <w:ind w:left="0" w:right="0" w:firstLine="420" w:firstLineChars="0"/>
+        <w:textAlignment w:val="auto"/>
+        <w:rPr>
+          <w:rFonts w:hint="default" w:ascii="Times New Roman" w:hAnsi="Times New Roman" w:eastAsia="宋体" w:cs="Times New Roman"/>
+          <w:b w:val="0"/>
+          <w:bCs w:val="0"/>
+          <w:i w:val="0"/>
+          <w:iCs w:val="0"/>
+          <w:caps w:val="0"/>
+          <w:color w:val="0F1115"/>
+          <w:spacing w:val="0"/>
+          <w:sz w:val="24"/>
+          <w:szCs w:val="24"/>
+          <w:shd w:val="clear" w:fill="FFFFFF"/>
+        </w:rPr>
+      </w:pPr>
     </w:p>
     <w:p>
       <w:pPr>
@@ -9823,7 +10001,7 @@
           <w:szCs w:val="28"/>
         </w:rPr>
       </w:pPr>
-      <w:bookmarkStart w:id="15" w:name="_Toc2490"/>
+      <w:bookmarkStart w:id="15" w:name="_Toc27093"/>
       <w:r>
         <w:rPr>
           <w:rFonts w:hint="default" w:ascii="Times New Roman" w:hAnsi="Times New Roman" w:eastAsia="宋体" w:cs="Times New Roman"/>
@@ -9970,7 +10148,7 @@
           <w:szCs w:val="24"/>
           <w:shd w:val="clear" w:fill="FFFFFF"/>
         </w:rPr>
-        <w:t>事件流：刻印放入槽位一时执行本位逻辑，本位在生命周期节点中调用工具组件函数完成核心行为，然后调用 BroadcastEvent 广播事件。刻印放入槽位二时执行变位逻辑，变位在 OnEventReceived 中接收事件，根据事件类型和当前功能槽类型执行对应的响应逻辑。功能槽类型通过 CurrentSlotType 字段传递给变位。</w:t>
+        <w:t>事件流：功能槽 Ability 被激活后调用 InventoryComponent 的 ExecuteSlot(SlotType, AbilityRef)，InventoryComponent 获取对应槽位的本位刻印并调用其执行函数，传入 AbilityRef。本位刻印通过 AbilityRef 调用 GAS 功能完成核心行为，然后调用 Broadcast 广播事件。变位刻印在 OnEventReceived 中接收事件，通过 InventoryComponent 获取本位刻印引用进行交互（修改本位状态、获取数据等），执行响应逻辑。功能槽类型通过 CurrentSlotType 字段传递给变位。</w:t>
       </w:r>
     </w:p>
     <w:p>
@@ -10043,7 +10221,7 @@
           <w:shd w:val="clear" w:fill="FFFFFF"/>
         </w:rPr>
       </w:pPr>
-      <w:bookmarkStart w:id="16" w:name="_Toc24163"/>
+      <w:bookmarkStart w:id="16" w:name="_Toc15259"/>
       <w:r>
         <w:rPr>
           <w:rFonts w:hint="default" w:ascii="Times New Roman" w:hAnsi="Times New Roman" w:eastAsia="宋体" w:cs="Times New Roman"/>
@@ -10122,6 +10300,41 @@
           <w:szCs w:val="24"/>
         </w:rPr>
         <w:t>工具组件作为 UObject 子类挂载在刻印上，提供可复用的工具函数。组件由刻印通过 NewObject 在构造时创建并持有。组件不包含刻印的核心逻辑，核心逻辑由每枚刻印在自身蓝图中独立实现。</w:t>
+      </w:r>
+    </w:p>
+    <w:p>
+      <w:pPr>
+        <w:keepNext w:val="0"/>
+        <w:keepLines w:val="0"/>
+        <w:pageBreakBefore w:val="0"/>
+        <w:kinsoku/>
+        <w:wordWrap w:val="0"/>
+        <w:overflowPunct/>
+        <w:topLinePunct w:val="0"/>
+        <w:autoSpaceDE/>
+        <w:autoSpaceDN/>
+        <w:bidi w:val="0"/>
+        <w:adjustRightInd/>
+        <w:snapToGrid/>
+        <w:ind w:firstLine="420" w:firstLineChars="0"/>
+        <w:textAlignment w:val="auto"/>
+        <w:rPr>
+          <w:rFonts w:hint="default" w:ascii="Times New Roman" w:hAnsi="Times New Roman" w:eastAsia="宋体" w:cs="Times New Roman"/>
+          <w:b w:val="0"/>
+          <w:bCs w:val="0"/>
+          <w:sz w:val="24"/>
+          <w:szCs w:val="24"/>
+        </w:rPr>
+      </w:pPr>
+      <w:r>
+        <w:rPr>
+          <w:rFonts w:hint="default" w:ascii="Times New Roman" w:hAnsi="Times New Roman" w:eastAsia="宋体" w:cs="Times New Roman"/>
+          <w:b w:val="0"/>
+          <w:bCs w:val="0"/>
+          <w:sz w:val="24"/>
+          <w:szCs w:val="24"/>
+        </w:rPr>
+        <w:t>工具组件的所有函数均接收 UGameplayAbility* AbilityRef 作为参数，通过该引用获取 World、ASC 等上下文，调用 GAS 原生功能。</w:t>
       </w:r>
     </w:p>
     <w:tbl>
@@ -10161,6 +10374,7 @@
             <w:insideH w:val="none" w:color="auto" w:sz="0" w:space="0"/>
             <w:insideV w:val="none" w:color="auto" w:sz="0" w:space="0"/>
           </w:tblBorders>
+          <w:shd w:val="clear" w:color="auto" w:fill="FFFFFF"/>
           <w:tblCellMar>
             <w:top w:w="15" w:type="dxa"/>
             <w:left w:w="15" w:type="dxa"/>
@@ -10377,6 +10591,7 @@
             <w:insideH w:val="none" w:color="auto" w:sz="0" w:space="0"/>
             <w:insideV w:val="none" w:color="auto" w:sz="0" w:space="0"/>
           </w:tblBorders>
+          <w:shd w:val="clear" w:color="auto" w:fill="FFFFFF"/>
           <w:tblCellMar>
             <w:top w:w="15" w:type="dxa"/>
             <w:left w:w="15" w:type="dxa"/>
@@ -10590,6 +10805,7 @@
             <w:insideH w:val="none" w:color="auto" w:sz="0" w:space="0"/>
             <w:insideV w:val="none" w:color="auto" w:sz="0" w:space="0"/>
           </w:tblBorders>
+          <w:shd w:val="clear" w:color="auto" w:fill="FFFFFF"/>
           <w:tblCellMar>
             <w:top w:w="15" w:type="dxa"/>
             <w:left w:w="15" w:type="dxa"/>
@@ -10803,6 +11019,7 @@
             <w:insideH w:val="none" w:color="auto" w:sz="0" w:space="0"/>
             <w:insideV w:val="none" w:color="auto" w:sz="0" w:space="0"/>
           </w:tblBorders>
+          <w:shd w:val="clear" w:color="auto" w:fill="FFFFFF"/>
           <w:tblCellMar>
             <w:top w:w="15" w:type="dxa"/>
             <w:left w:w="15" w:type="dxa"/>
@@ -11016,6 +11233,7 @@
             <w:insideH w:val="none" w:color="auto" w:sz="0" w:space="0"/>
             <w:insideV w:val="none" w:color="auto" w:sz="0" w:space="0"/>
           </w:tblBorders>
+          <w:shd w:val="clear" w:color="auto" w:fill="FFFFFF"/>
           <w:tblCellMar>
             <w:top w:w="15" w:type="dxa"/>
             <w:left w:w="15" w:type="dxa"/>
@@ -11237,7 +11455,7 @@
         <w:ind w:firstLine="420" w:firstLineChars="0"/>
         <w:textAlignment w:val="auto"/>
         <w:rPr>
-          <w:rFonts w:hint="default"/>
+          <w:rFonts w:hint="default" w:ascii="Times New Roman" w:hAnsi="Times New Roman" w:eastAsia="宋体" w:cs="Times New Roman"/>
           <w:b w:val="0"/>
           <w:bCs w:val="0"/>
           <w:sz w:val="24"/>
@@ -11246,7 +11464,7 @@
       </w:pPr>
       <w:r>
         <w:rPr>
-          <w:rFonts w:hint="default"/>
+          <w:rFonts w:hint="default" w:ascii="Times New Roman" w:hAnsi="Times New Roman" w:eastAsia="宋体" w:cs="Times New Roman"/>
           <w:b w:val="0"/>
           <w:bCs w:val="0"/>
           <w:sz w:val="24"/>
@@ -11313,7 +11531,7 @@
           <w:shd w:val="clear" w:fill="FFFFFF"/>
         </w:rPr>
       </w:pPr>
-      <w:bookmarkStart w:id="17" w:name="_Toc7323"/>
+      <w:bookmarkStart w:id="17" w:name="_Toc29434"/>
       <w:r>
         <w:rPr>
           <w:rFonts w:hint="default" w:ascii="Times New Roman" w:hAnsi="Times New Roman" w:eastAsia="宋体" w:cs="Times New Roman"/>
@@ -11404,81 +11622,28 @@
           <w:szCs w:val="24"/>
           <w:shd w:val="clear" w:fill="FFFFFF"/>
         </w:rPr>
-        <w:t xml:space="preserve">做一枚新刻印的操作：在 Content Browser 中右键新建蓝图类，继承自 </w:t>
+        <w:t>做一枚新刻印的操作：在 Content Browser 中右键新建蓝图类，继承自 UGlyphBase，命名为 BP_Glyph_刻印名称。使用 NewObject 创建工具组件并赋值给对应成员变量。工具组件作为 UObject 引用成员持有。在 Event Graph 中重写本位事件，实现本位行为逻辑：通过 AbilityRef 参数调用 GAS 功能（播放蒙太奇、生成投射物等），调用工具组件函数（传入 AbilityRef），在关键节点调用 BroadcastEvent 广播事件。重写 OnEventReceived，实现变位逻辑：判断事件类型和当前功能槽类型，通过 InventoryComponent 获取本位刻印引用进行交互，执行对应响应逻辑。在 Details 面板中暴露和调整参数（速度、伤害等）。编译保存，拖入槽位测试。</w:t>
       </w:r>
-      <w:r>
-        <w:rPr>
-          <w:rFonts w:hint="eastAsia" w:ascii="Times New Roman" w:hAnsi="Times New Roman" w:eastAsia="宋体" w:cs="Times New Roman"/>
-          <w:b w:val="0"/>
-          <w:bCs w:val="0"/>
-          <w:caps w:val="0"/>
-          <w:color w:val="0F1115"/>
-          <w:spacing w:val="0"/>
-          <w:sz w:val="24"/>
-          <w:szCs w:val="24"/>
-          <w:shd w:val="clear" w:fill="FFFFFF"/>
-          <w:lang w:val="en-US" w:eastAsia="zh-CN"/>
-        </w:rPr>
-        <w:t>U</w:t>
-      </w:r>
-      <w:r>
-        <w:rPr>
-          <w:rFonts w:hint="eastAsia" w:ascii="Times New Roman" w:hAnsi="Times New Roman" w:eastAsia="宋体" w:cs="Times New Roman"/>
-          <w:b w:val="0"/>
-          <w:bCs w:val="0"/>
-          <w:caps w:val="0"/>
-          <w:color w:val="0F1115"/>
-          <w:spacing w:val="0"/>
-          <w:sz w:val="24"/>
-          <w:szCs w:val="24"/>
-          <w:shd w:val="clear" w:fill="FFFFFF"/>
-          <w:lang w:eastAsia="zh-CN"/>
-        </w:rPr>
-        <w:t>Glyph</w:t>
-      </w:r>
-      <w:r>
-        <w:rPr>
-          <w:rFonts w:hint="default" w:ascii="Times New Roman" w:hAnsi="Times New Roman" w:eastAsia="宋体" w:cs="Times New Roman"/>
-          <w:b w:val="0"/>
-          <w:bCs w:val="0"/>
-          <w:caps w:val="0"/>
-          <w:color w:val="0F1115"/>
-          <w:spacing w:val="0"/>
-          <w:sz w:val="24"/>
-          <w:szCs w:val="24"/>
-          <w:shd w:val="clear" w:fill="FFFFFF"/>
-        </w:rPr>
-        <w:t>Base，命名为 BP_</w:t>
-      </w:r>
-      <w:r>
-        <w:rPr>
-          <w:rFonts w:hint="eastAsia" w:ascii="Times New Roman" w:hAnsi="Times New Roman" w:eastAsia="宋体" w:cs="Times New Roman"/>
-          <w:b w:val="0"/>
-          <w:bCs w:val="0"/>
-          <w:caps w:val="0"/>
-          <w:color w:val="0F1115"/>
-          <w:spacing w:val="0"/>
-          <w:sz w:val="24"/>
-          <w:szCs w:val="24"/>
-          <w:shd w:val="clear" w:fill="FFFFFF"/>
-          <w:lang w:eastAsia="zh-CN"/>
-        </w:rPr>
-        <w:t>Glyph</w:t>
-      </w:r>
-      <w:r>
-        <w:rPr>
-          <w:rFonts w:hint="default" w:ascii="Times New Roman" w:hAnsi="Times New Roman" w:eastAsia="宋体" w:cs="Times New Roman"/>
-          <w:b w:val="0"/>
-          <w:bCs w:val="0"/>
-          <w:caps w:val="0"/>
-          <w:color w:val="0F1115"/>
-          <w:spacing w:val="0"/>
-          <w:sz w:val="24"/>
-          <w:szCs w:val="24"/>
-          <w:shd w:val="clear" w:fill="FFFFFF"/>
-        </w:rPr>
-        <w:t>_刻印名称。使用 NewObject 创建工具组件并赋值给对应成员变量。工具组件作为 UObject 引用成员持有。在 Event Graph 中重写本位事件，实现本位行为逻辑，调用组件工具函数，在关键节点调用 BroadcastEvent 广播事件。重写 OnEventReceived，实现变位逻辑：判断事件类型和当前功能槽类型，执行对应响应逻辑。在 Details 面板中暴露和调整参数（速度、伤害、冷却等）。编译保存，拖入槽位测试。</w:t>
-      </w:r>
+    </w:p>
+    <w:p>
+      <w:pPr>
+        <w:keepNext w:val="0"/>
+        <w:keepLines w:val="0"/>
+        <w:pageBreakBefore w:val="0"/>
+        <w:kinsoku/>
+        <w:wordWrap w:val="0"/>
+        <w:overflowPunct/>
+        <w:topLinePunct w:val="0"/>
+        <w:autoSpaceDE/>
+        <w:autoSpaceDN/>
+        <w:bidi w:val="0"/>
+        <w:adjustRightInd/>
+        <w:snapToGrid/>
+        <w:textAlignment w:val="auto"/>
+        <w:rPr>
+          <w:rFonts w:hint="default"/>
+        </w:rPr>
+      </w:pPr>
     </w:p>
     <w:p>
       <w:pPr>
@@ -11533,7 +11698,7 @@
           <w:szCs w:val="30"/>
         </w:rPr>
       </w:pPr>
-      <w:bookmarkStart w:id="18" w:name="_Toc10694"/>
+      <w:bookmarkStart w:id="18" w:name="_Toc10429"/>
       <w:r>
         <w:rPr>
           <w:rFonts w:hint="default" w:ascii="Times New Roman" w:hAnsi="Times New Roman" w:eastAsia="宋体" w:cs="Times New Roman"/>
@@ -11583,7 +11748,7 @@
           <w:szCs w:val="28"/>
         </w:rPr>
       </w:pPr>
-      <w:bookmarkStart w:id="19" w:name="_Toc30078"/>
+      <w:bookmarkStart w:id="19" w:name="_Toc3584"/>
       <w:r>
         <w:rPr>
           <w:rFonts w:hint="default" w:ascii="Times New Roman" w:hAnsi="Times New Roman" w:eastAsia="宋体" w:cs="Times New Roman"/>
@@ -11744,7 +11909,7 @@
           <w:szCs w:val="28"/>
         </w:rPr>
       </w:pPr>
-      <w:bookmarkStart w:id="20" w:name="_Toc6305"/>
+      <w:bookmarkStart w:id="20" w:name="_Toc15359"/>
       <w:r>
         <w:rPr>
           <w:rFonts w:hint="default" w:ascii="Times New Roman" w:hAnsi="Times New Roman" w:eastAsia="宋体" w:cs="Times New Roman"/>
@@ -11953,7 +12118,7 @@
           <w:szCs w:val="28"/>
         </w:rPr>
       </w:pPr>
-      <w:bookmarkStart w:id="21" w:name="_Toc15496"/>
+      <w:bookmarkStart w:id="21" w:name="_Toc1115"/>
       <w:r>
         <w:rPr>
           <w:rFonts w:hint="default" w:ascii="Times New Roman" w:hAnsi="Times New Roman" w:eastAsia="宋体" w:cs="Times New Roman"/>
@@ -12083,6 +12248,40 @@
     </w:p>
     <w:p>
       <w:pPr>
+        <w:pStyle w:val="12"/>
+        <w:keepNext w:val="0"/>
+        <w:keepLines w:val="0"/>
+        <w:pageBreakBefore w:val="0"/>
+        <w:widowControl/>
+        <w:suppressLineNumbers w:val="0"/>
+        <w:shd w:val="clear" w:fill="FFFFFF"/>
+        <w:kinsoku/>
+        <w:wordWrap w:val="0"/>
+        <w:overflowPunct/>
+        <w:topLinePunct w:val="0"/>
+        <w:autoSpaceDE/>
+        <w:autoSpaceDN/>
+        <w:bidi w:val="0"/>
+        <w:adjustRightInd/>
+        <w:snapToGrid/>
+        <w:spacing w:beforeAutospacing="0" w:afterAutospacing="0" w:line="240" w:lineRule="auto"/>
+        <w:ind w:left="0" w:right="0" w:firstLine="0"/>
+        <w:textAlignment w:val="auto"/>
+        <w:rPr>
+          <w:rFonts w:hint="default" w:ascii="Times New Roman" w:hAnsi="Times New Roman" w:eastAsia="宋体" w:cs="Times New Roman"/>
+          <w:i w:val="0"/>
+          <w:iCs w:val="0"/>
+          <w:caps w:val="0"/>
+          <w:color w:val="0F1115"/>
+          <w:spacing w:val="0"/>
+          <w:sz w:val="24"/>
+          <w:szCs w:val="24"/>
+          <w:shd w:val="clear" w:fill="FFFFFF"/>
+        </w:rPr>
+      </w:pPr>
+    </w:p>
+    <w:p>
+      <w:pPr>
         <w:pStyle w:val="2"/>
         <w:keepNext w:val="0"/>
         <w:keepLines w:val="0"/>
@@ -12114,7 +12313,7 @@
           <w:szCs w:val="24"/>
         </w:rPr>
       </w:pPr>
-      <w:bookmarkStart w:id="22" w:name="_Toc2129"/>
+      <w:bookmarkStart w:id="22" w:name="_Toc12584"/>
       <w:r>
         <w:rPr>
           <w:rFonts w:hint="default" w:ascii="Times New Roman" w:hAnsi="Times New Roman" w:eastAsia="宋体" w:cs="Times New Roman"/>
@@ -12164,7 +12363,7 @@
           <w:szCs w:val="28"/>
         </w:rPr>
       </w:pPr>
-      <w:bookmarkStart w:id="23" w:name="_Toc8239"/>
+      <w:bookmarkStart w:id="23" w:name="_Toc25169"/>
       <w:r>
         <w:rPr>
           <w:rFonts w:hint="default" w:ascii="Times New Roman" w:hAnsi="Times New Roman" w:eastAsia="宋体" w:cs="Times New Roman"/>
@@ -13288,151 +13487,6 @@
           <w:sz w:val="18"/>
           <w:szCs w:val="18"/>
         </w:rPr>
-        <w:t>│   ├── Ability/</w:t>
-      </w:r>
-    </w:p>
-    <w:p>
-      <w:pPr>
-        <w:keepNext w:val="0"/>
-        <w:keepLines w:val="0"/>
-        <w:pageBreakBefore w:val="0"/>
-        <w:widowControl w:val="0"/>
-        <w:numPr>
-          <w:ilvl w:val="0"/>
-          <w:numId w:val="0"/>
-        </w:numPr>
-        <w:kinsoku/>
-        <w:wordWrap w:val="0"/>
-        <w:overflowPunct/>
-        <w:topLinePunct w:val="0"/>
-        <w:autoSpaceDE/>
-        <w:autoSpaceDN/>
-        <w:bidi w:val="0"/>
-        <w:adjustRightInd/>
-        <w:snapToGrid/>
-        <w:spacing w:line="240" w:lineRule="auto"/>
-        <w:ind w:leftChars="0" w:firstLine="420" w:firstLineChars="0"/>
-        <w:textAlignment w:val="auto"/>
-        <w:rPr>
-          <w:rFonts w:hint="default" w:ascii="Times New Roman" w:hAnsi="Times New Roman" w:eastAsia="宋体" w:cs="Times New Roman"/>
-          <w:sz w:val="18"/>
-          <w:szCs w:val="18"/>
-        </w:rPr>
-      </w:pPr>
-      <w:r>
-        <w:rPr>
-          <w:rFonts w:hint="default" w:ascii="Times New Roman" w:hAnsi="Times New Roman" w:eastAsia="宋体" w:cs="Times New Roman"/>
-          <w:sz w:val="18"/>
-          <w:szCs w:val="18"/>
-        </w:rPr>
-        <w:t>│   │   ├── C_</w:t>
-      </w:r>
-      <w:r>
-        <w:rPr>
-          <w:rFonts w:hint="eastAsia" w:ascii="Times New Roman" w:hAnsi="Times New Roman" w:eastAsia="宋体" w:cs="Times New Roman"/>
-          <w:sz w:val="18"/>
-          <w:szCs w:val="18"/>
-          <w:lang w:eastAsia="zh-CN"/>
-        </w:rPr>
-        <w:t>Glyph</w:t>
-      </w:r>
-      <w:r>
-        <w:rPr>
-          <w:rFonts w:hint="default" w:ascii="Times New Roman" w:hAnsi="Times New Roman" w:eastAsia="宋体" w:cs="Times New Roman"/>
-          <w:sz w:val="18"/>
-          <w:szCs w:val="18"/>
-        </w:rPr>
-        <w:t>AbilityBase.h/cpp</w:t>
-      </w:r>
-    </w:p>
-    <w:p>
-      <w:pPr>
-        <w:keepNext w:val="0"/>
-        <w:keepLines w:val="0"/>
-        <w:pageBreakBefore w:val="0"/>
-        <w:widowControl w:val="0"/>
-        <w:numPr>
-          <w:ilvl w:val="0"/>
-          <w:numId w:val="0"/>
-        </w:numPr>
-        <w:kinsoku/>
-        <w:wordWrap w:val="0"/>
-        <w:overflowPunct/>
-        <w:topLinePunct w:val="0"/>
-        <w:autoSpaceDE/>
-        <w:autoSpaceDN/>
-        <w:bidi w:val="0"/>
-        <w:adjustRightInd/>
-        <w:snapToGrid/>
-        <w:spacing w:line="240" w:lineRule="auto"/>
-        <w:ind w:leftChars="0" w:firstLine="420" w:firstLineChars="0"/>
-        <w:textAlignment w:val="auto"/>
-        <w:rPr>
-          <w:rFonts w:hint="default" w:ascii="Times New Roman" w:hAnsi="Times New Roman" w:eastAsia="宋体" w:cs="Times New Roman"/>
-          <w:sz w:val="18"/>
-          <w:szCs w:val="18"/>
-        </w:rPr>
-      </w:pPr>
-      <w:r>
-        <w:rPr>
-          <w:rFonts w:hint="default" w:ascii="Times New Roman" w:hAnsi="Times New Roman" w:eastAsia="宋体" w:cs="Times New Roman"/>
-          <w:sz w:val="18"/>
-          <w:szCs w:val="18"/>
-        </w:rPr>
-        <w:t>│   │   └── C_</w:t>
-      </w:r>
-      <w:r>
-        <w:rPr>
-          <w:rFonts w:hint="eastAsia" w:ascii="Times New Roman" w:hAnsi="Times New Roman" w:eastAsia="宋体" w:cs="Times New Roman"/>
-          <w:sz w:val="18"/>
-          <w:szCs w:val="18"/>
-          <w:lang w:eastAsia="zh-CN"/>
-        </w:rPr>
-        <w:t>Glyph</w:t>
-      </w:r>
-      <w:r>
-        <w:rPr>
-          <w:rFonts w:hint="default" w:ascii="Times New Roman" w:hAnsi="Times New Roman" w:eastAsia="宋体" w:cs="Times New Roman"/>
-          <w:sz w:val="18"/>
-          <w:szCs w:val="18"/>
-        </w:rPr>
-        <w:t>EffectBase.h/cpp</w:t>
-      </w:r>
-    </w:p>
-    <w:p>
-      <w:pPr>
-        <w:keepNext w:val="0"/>
-        <w:keepLines w:val="0"/>
-        <w:pageBreakBefore w:val="0"/>
-        <w:widowControl w:val="0"/>
-        <w:numPr>
-          <w:ilvl w:val="0"/>
-          <w:numId w:val="0"/>
-        </w:numPr>
-        <w:kinsoku/>
-        <w:wordWrap w:val="0"/>
-        <w:overflowPunct/>
-        <w:topLinePunct w:val="0"/>
-        <w:autoSpaceDE/>
-        <w:autoSpaceDN/>
-        <w:bidi w:val="0"/>
-        <w:adjustRightInd/>
-        <w:snapToGrid/>
-        <w:spacing w:line="240" w:lineRule="auto"/>
-        <w:ind w:leftChars="0" w:firstLine="420" w:firstLineChars="0"/>
-        <w:textAlignment w:val="auto"/>
-        <w:rPr>
-          <w:rFonts w:hint="default" w:ascii="Times New Roman" w:hAnsi="Times New Roman" w:eastAsia="宋体" w:cs="Times New Roman"/>
-          <w:sz w:val="18"/>
-          <w:szCs w:val="18"/>
-        </w:rPr>
-      </w:pPr>
-      <w:r>
-        <w:rPr>
-          <w:rFonts w:hint="default" w:ascii="Times New Roman" w:hAnsi="Times New Roman" w:eastAsia="宋体" w:cs="Times New Roman"/>
-          <w:sz w:val="18"/>
-          <w:szCs w:val="18"/>
-        </w:rPr>
         <w:t>│   ├── Enemy/</w:t>
       </w:r>
     </w:p>
@@ -14161,7 +14215,7 @@
           <w:szCs w:val="28"/>
         </w:rPr>
       </w:pPr>
-      <w:bookmarkStart w:id="24" w:name="_Toc16854"/>
+      <w:bookmarkStart w:id="24" w:name="_Toc3227"/>
       <w:r>
         <w:rPr>
           <w:rFonts w:hint="default" w:ascii="Times New Roman" w:hAnsi="Times New Roman" w:eastAsia="宋体" w:cs="Times New Roman"/>
@@ -14210,7 +14264,7 @@
     <w:tbl>
       <w:tblPr>
         <w:tblStyle w:val="13"/>
-        <w:tblW w:w="5014" w:type="pct"/>
+        <w:tblW w:w="5017" w:type="pct"/>
         <w:tblInd w:w="0" w:type="dxa"/>
         <w:tblBorders>
           <w:top w:val="none" w:color="auto" w:sz="0" w:space="0"/>
@@ -14231,8 +14285,8 @@
       </w:tblPr>
       <w:tblGrid>
         <w:gridCol w:w="1113"/>
-        <w:gridCol w:w="3574"/>
-        <w:gridCol w:w="3808"/>
+        <w:gridCol w:w="3462"/>
+        <w:gridCol w:w="3925"/>
       </w:tblGrid>
       <w:tr>
         <w:tblPrEx>
@@ -14311,7 +14365,7 @@
         </w:tc>
         <w:tc>
           <w:tcPr>
-            <w:tcW w:w="2103" w:type="pct"/>
+            <w:tcW w:w="2036" w:type="pct"/>
             <w:tcBorders>
               <w:top w:val="single" w:color="auto" w:sz="4" w:space="0"/>
               <w:left w:val="single" w:color="auto" w:sz="4" w:space="0"/>
@@ -14365,7 +14419,7 @@
         </w:tc>
         <w:tc>
           <w:tcPr>
-            <w:tcW w:w="2240" w:type="pct"/>
+            <w:tcW w:w="2308" w:type="pct"/>
             <w:tcBorders>
               <w:top w:val="single" w:color="auto" w:sz="4" w:space="0"/>
               <w:left w:val="single" w:color="auto" w:sz="4" w:space="0"/>
@@ -14492,7 +14546,7 @@
         </w:tc>
         <w:tc>
           <w:tcPr>
-            <w:tcW w:w="2103" w:type="pct"/>
+            <w:tcW w:w="2036" w:type="pct"/>
             <w:tcBorders>
               <w:top w:val="single" w:color="auto" w:sz="4" w:space="0"/>
               <w:left w:val="single" w:color="auto" w:sz="4" w:space="0"/>
@@ -14546,7 +14600,7 @@
         </w:tc>
         <w:tc>
           <w:tcPr>
-            <w:tcW w:w="2240" w:type="pct"/>
+            <w:tcW w:w="2308" w:type="pct"/>
             <w:tcBorders>
               <w:top w:val="single" w:color="auto" w:sz="4" w:space="0"/>
               <w:left w:val="single" w:color="auto" w:sz="4" w:space="0"/>
@@ -14579,6 +14633,7 @@
                 <w:spacing w:val="0"/>
                 <w:sz w:val="18"/>
                 <w:szCs w:val="18"/>
+                <w:lang w:val="en-US"/>
               </w:rPr>
             </w:pPr>
             <w:r>
@@ -14595,6 +14650,21 @@
                 <w:lang w:val="en-US" w:eastAsia="zh-CN" w:bidi="ar"/>
               </w:rPr>
               <w:t>具体刻印的 OnCast、OnHit、OnEventReceived 逻辑</w:t>
+            </w:r>
+            <w:r>
+              <w:rPr>
+                <w:rFonts w:hint="eastAsia" w:ascii="Times New Roman" w:hAnsi="Times New Roman" w:eastAsia="宋体" w:cs="Times New Roman"/>
+                <w:i w:val="0"/>
+                <w:iCs w:val="0"/>
+                <w:caps w:val="0"/>
+                <w:color w:val="0F1115"/>
+                <w:spacing w:val="0"/>
+                <w:kern w:val="0"/>
+                <w:sz w:val="18"/>
+                <w:szCs w:val="18"/>
+                <w:lang w:val="en-US" w:eastAsia="zh-CN" w:bidi="ar"/>
+              </w:rPr>
+              <w:t>，通过 AbilityRef 调用 GAS 功能</w:t>
             </w:r>
           </w:p>
         </w:tc>
@@ -14673,7 +14743,7 @@
         </w:tc>
         <w:tc>
           <w:tcPr>
-            <w:tcW w:w="2103" w:type="pct"/>
+            <w:tcW w:w="2036" w:type="pct"/>
             <w:tcBorders>
               <w:top w:val="single" w:color="auto" w:sz="4" w:space="0"/>
               <w:left w:val="single" w:color="auto" w:sz="4" w:space="0"/>
@@ -14757,7 +14827,7 @@
         </w:tc>
         <w:tc>
           <w:tcPr>
-            <w:tcW w:w="2240" w:type="pct"/>
+            <w:tcW w:w="2308" w:type="pct"/>
             <w:tcBorders>
               <w:top w:val="single" w:color="auto" w:sz="4" w:space="0"/>
               <w:left w:val="single" w:color="auto" w:sz="4" w:space="0"/>
@@ -14882,7 +14952,7 @@
         </w:tc>
         <w:tc>
           <w:tcPr>
-            <w:tcW w:w="2103" w:type="pct"/>
+            <w:tcW w:w="2036" w:type="pct"/>
             <w:tcBorders>
               <w:top w:val="single" w:color="auto" w:sz="4" w:space="0"/>
               <w:left w:val="single" w:color="auto" w:sz="4" w:space="0"/>
@@ -14966,7 +15036,7 @@
         </w:tc>
         <w:tc>
           <w:tcPr>
-            <w:tcW w:w="2240" w:type="pct"/>
+            <w:tcW w:w="2308" w:type="pct"/>
             <w:tcBorders>
               <w:top w:val="single" w:color="auto" w:sz="4" w:space="0"/>
               <w:left w:val="single" w:color="auto" w:sz="4" w:space="0"/>
@@ -15093,7 +15163,7 @@
         </w:tc>
         <w:tc>
           <w:tcPr>
-            <w:tcW w:w="2103" w:type="pct"/>
+            <w:tcW w:w="2036" w:type="pct"/>
             <w:tcBorders>
               <w:top w:val="single" w:color="auto" w:sz="4" w:space="0"/>
               <w:left w:val="single" w:color="auto" w:sz="4" w:space="0"/>
@@ -15147,7 +15217,7 @@
         </w:tc>
         <w:tc>
           <w:tcPr>
-            <w:tcW w:w="2240" w:type="pct"/>
+            <w:tcW w:w="2308" w:type="pct"/>
             <w:tcBorders>
               <w:top w:val="single" w:color="auto" w:sz="4" w:space="0"/>
               <w:left w:val="single" w:color="auto" w:sz="4" w:space="0"/>
@@ -15210,7 +15280,6 @@
             <w:insideH w:val="none" w:color="auto" w:sz="0" w:space="0"/>
             <w:insideV w:val="none" w:color="auto" w:sz="0" w:space="0"/>
           </w:tblBorders>
-          <w:shd w:val="clear" w:color="auto" w:fill="FFFFFF"/>
           <w:tblCellMar>
             <w:top w:w="15" w:type="dxa"/>
             <w:left w:w="15" w:type="dxa"/>
@@ -15274,7 +15343,7 @@
         </w:tc>
         <w:tc>
           <w:tcPr>
-            <w:tcW w:w="2103" w:type="pct"/>
+            <w:tcW w:w="2036" w:type="pct"/>
             <w:tcBorders>
               <w:top w:val="single" w:color="auto" w:sz="4" w:space="0"/>
               <w:left w:val="single" w:color="auto" w:sz="4" w:space="0"/>
@@ -15328,7 +15397,7 @@
         </w:tc>
         <w:tc>
           <w:tcPr>
-            <w:tcW w:w="2240" w:type="pct"/>
+            <w:tcW w:w="2308" w:type="pct"/>
             <w:tcBorders>
               <w:top w:val="single" w:color="auto" w:sz="4" w:space="0"/>
               <w:left w:val="single" w:color="auto" w:sz="4" w:space="0"/>
@@ -15391,7 +15460,6 @@
             <w:insideH w:val="none" w:color="auto" w:sz="0" w:space="0"/>
             <w:insideV w:val="none" w:color="auto" w:sz="0" w:space="0"/>
           </w:tblBorders>
-          <w:shd w:val="clear" w:color="auto" w:fill="FFFFFF"/>
           <w:tblCellMar>
             <w:top w:w="15" w:type="dxa"/>
             <w:left w:w="15" w:type="dxa"/>
@@ -15455,7 +15523,7 @@
         </w:tc>
         <w:tc>
           <w:tcPr>
-            <w:tcW w:w="2103" w:type="pct"/>
+            <w:tcW w:w="2036" w:type="pct"/>
             <w:tcBorders>
               <w:top w:val="single" w:color="auto" w:sz="4" w:space="0"/>
               <w:left w:val="single" w:color="auto" w:sz="4" w:space="0"/>
@@ -15509,7 +15577,7 @@
         </w:tc>
         <w:tc>
           <w:tcPr>
-            <w:tcW w:w="2240" w:type="pct"/>
+            <w:tcW w:w="2308" w:type="pct"/>
             <w:tcBorders>
               <w:top w:val="single" w:color="auto" w:sz="4" w:space="0"/>
               <w:left w:val="single" w:color="auto" w:sz="4" w:space="0"/>
@@ -15635,7 +15703,7 @@
         </w:tc>
         <w:tc>
           <w:tcPr>
-            <w:tcW w:w="2103" w:type="pct"/>
+            <w:tcW w:w="2036" w:type="pct"/>
             <w:tcBorders>
               <w:top w:val="single" w:color="auto" w:sz="4" w:space="0"/>
               <w:left w:val="single" w:color="auto" w:sz="4" w:space="0"/>
@@ -15689,7 +15757,7 @@
         </w:tc>
         <w:tc>
           <w:tcPr>
-            <w:tcW w:w="2240" w:type="pct"/>
+            <w:tcW w:w="2308" w:type="pct"/>
             <w:tcBorders>
               <w:top w:val="single" w:color="auto" w:sz="4" w:space="0"/>
               <w:left w:val="single" w:color="auto" w:sz="4" w:space="0"/>
@@ -15752,7 +15820,6 @@
             <w:insideH w:val="none" w:color="auto" w:sz="0" w:space="0"/>
             <w:insideV w:val="none" w:color="auto" w:sz="0" w:space="0"/>
           </w:tblBorders>
-          <w:shd w:val="clear" w:color="auto" w:fill="FFFFFF"/>
           <w:tblCellMar>
             <w:top w:w="15" w:type="dxa"/>
             <w:left w:w="15" w:type="dxa"/>
@@ -15816,7 +15883,7 @@
         </w:tc>
         <w:tc>
           <w:tcPr>
-            <w:tcW w:w="2103" w:type="pct"/>
+            <w:tcW w:w="2036" w:type="pct"/>
             <w:tcBorders>
               <w:top w:val="single" w:color="auto" w:sz="4" w:space="0"/>
               <w:left w:val="single" w:color="auto" w:sz="4" w:space="0"/>
@@ -15870,7 +15937,7 @@
         </w:tc>
         <w:tc>
           <w:tcPr>
-            <w:tcW w:w="2240" w:type="pct"/>
+            <w:tcW w:w="2308" w:type="pct"/>
             <w:tcBorders>
               <w:top w:val="single" w:color="auto" w:sz="4" w:space="0"/>
               <w:left w:val="single" w:color="auto" w:sz="4" w:space="0"/>
@@ -15991,7 +16058,7 @@
           <w:szCs w:val="28"/>
         </w:rPr>
       </w:pPr>
-      <w:bookmarkStart w:id="25" w:name="_Toc20556"/>
+      <w:bookmarkStart w:id="25" w:name="_Toc26398"/>
       <w:r>
         <w:rPr>
           <w:rFonts w:hint="default" w:ascii="Times New Roman" w:hAnsi="Times New Roman" w:eastAsia="宋体" w:cs="Times New Roman"/>
@@ -16071,7 +16138,7 @@
           <w:shd w:val="clear" w:fill="FFFFFF"/>
         </w:rPr>
       </w:pPr>
-      <w:bookmarkStart w:id="26" w:name="_Toc32029"/>
+      <w:bookmarkStart w:id="26" w:name="_Toc21345"/>
       <w:r>
         <w:rPr>
           <w:rFonts w:hint="default" w:ascii="Times New Roman" w:hAnsi="Times New Roman" w:eastAsia="宋体" w:cs="Times New Roman"/>
@@ -16192,17 +16259,7 @@
           <w:sz w:val="24"/>
           <w:szCs w:val="24"/>
         </w:rPr>
-        <w:t>销毁。销毁时机包括：刻印被舍弃、刻印被融合消耗、角色死亡时清空所有刻印UGlyphInventoryComponent的BeginDestroy</w:t>
-      </w:r>
-      <w:bookmarkStart w:id="44" w:name="_GoBack"/>
-      <w:bookmarkEnd w:id="44"/>
-      <w:r>
-        <w:rPr>
-          <w:rFonts w:hint="default" w:ascii="Times New Roman" w:hAnsi="Times New Roman" w:eastAsia="宋体" w:cs="Times New Roman"/>
-          <w:sz w:val="24"/>
-          <w:szCs w:val="24"/>
-        </w:rPr>
-        <w:t>中需遍历数组并销毁所有持有的刻印，防止内存泄漏。UGlyphInventoryComponent 挂载在 AGlyphCharacter 上，作为角色的子组件。角色和敌人复用同一套 InventoryComponent 逻辑，通过配置不同的初始刻印池来区分。</w:t>
+        <w:t>销毁。销毁时机包括：刻印被舍弃、刻印被融合消耗、角色死亡时清空所有刻印UGlyphInventoryComponent的BeginDestroy中需遍历数组并销毁所有持有的刻印，防止内存泄漏。UGlyphInventoryComponent 挂载在 AGlyphCharacter 上，作为角色的子组件。角色和敌人复用同一套 InventoryComponent 逻辑，通过配置不同的初始刻印池来区分。提供 ExecuteSlot(EGlyphSlotType SlotType, UGameplayAbility* AbilityRef) 函数，供功能槽 Ability 调用，执行对应槽位的刻印逻辑。该函数获取刻印，将 AbilityRef 传递给它执行，并触发变位刻印的响应。</w:t>
       </w:r>
     </w:p>
     <w:p>
@@ -16262,7 +16319,7 @@
           <w:szCs w:val="24"/>
         </w:rPr>
       </w:pPr>
-      <w:bookmarkStart w:id="27" w:name="_Toc5826"/>
+      <w:bookmarkStart w:id="27" w:name="_Toc17251"/>
       <w:r>
         <w:rPr>
           <w:rFonts w:hint="default" w:ascii="Times New Roman" w:hAnsi="Times New Roman" w:eastAsia="宋体" w:cs="Times New Roman"/>
@@ -16429,7 +16486,7 @@
           <w:szCs w:val="24"/>
         </w:rPr>
       </w:pPr>
-      <w:bookmarkStart w:id="28" w:name="_Toc12153"/>
+      <w:bookmarkStart w:id="28" w:name="_Toc7276"/>
       <w:r>
         <w:rPr>
           <w:rFonts w:hint="default" w:ascii="Times New Roman" w:hAnsi="Times New Roman" w:eastAsia="宋体" w:cs="Times New Roman"/>
@@ -16572,7 +16629,7 @@
           <w:lang w:val="en-US" w:eastAsia="zh-CN" w:bidi="ar"/>
         </w:rPr>
       </w:pPr>
-      <w:bookmarkStart w:id="29" w:name="_Toc8849"/>
+      <w:bookmarkStart w:id="29" w:name="_Toc32724"/>
       <w:r>
         <w:rPr>
           <w:rFonts w:hint="default" w:ascii="Times New Roman" w:hAnsi="Times New Roman" w:eastAsia="宋体" w:cs="Times New Roman"/>
@@ -16733,7 +16790,7 @@
           <w:szCs w:val="28"/>
         </w:rPr>
       </w:pPr>
-      <w:bookmarkStart w:id="30" w:name="_Toc1790"/>
+      <w:bookmarkStart w:id="30" w:name="_Toc3329"/>
       <w:r>
         <w:rPr>
           <w:rFonts w:hint="default" w:ascii="Times New Roman" w:hAnsi="Times New Roman" w:eastAsia="宋体" w:cs="Times New Roman"/>
@@ -16897,7 +16954,7 @@
           <w:shd w:val="clear" w:fill="FFFFFF"/>
         </w:rPr>
       </w:pPr>
-      <w:bookmarkStart w:id="31" w:name="_Toc74"/>
+      <w:bookmarkStart w:id="31" w:name="_Toc30333"/>
       <w:r>
         <w:rPr>
           <w:rFonts w:hint="default" w:ascii="Times New Roman" w:hAnsi="Times New Roman" w:eastAsia="宋体" w:cs="Times New Roman"/>
@@ -17001,6 +17058,35 @@
         </w:rPr>
         <w:t>UI采用独立组件方案，与库存逻辑解耦。库存组件（UGlyphInventoryComponent）仅负责数据管理并广播事件，UI组件（UGlyphUIComponent）监听事件驱动UMG刷新，用户操作经由UI组件中转至库存组件。</w:t>
       </w:r>
+    </w:p>
+    <w:p>
+      <w:pPr>
+        <w:keepNext w:val="0"/>
+        <w:keepLines w:val="0"/>
+        <w:pageBreakBefore w:val="0"/>
+        <w:kinsoku/>
+        <w:wordWrap w:val="0"/>
+        <w:overflowPunct/>
+        <w:topLinePunct w:val="0"/>
+        <w:autoSpaceDE/>
+        <w:autoSpaceDN/>
+        <w:bidi w:val="0"/>
+        <w:adjustRightInd/>
+        <w:snapToGrid/>
+        <w:spacing w:line="240" w:lineRule="auto"/>
+        <w:textAlignment w:val="auto"/>
+        <w:rPr>
+          <w:rFonts w:hint="default" w:ascii="Times New Roman" w:hAnsi="Times New Roman" w:eastAsia="宋体" w:cs="Times New Roman"/>
+          <w:i w:val="0"/>
+          <w:iCs w:val="0"/>
+          <w:caps w:val="0"/>
+          <w:color w:val="0F1115"/>
+          <w:spacing w:val="0"/>
+          <w:sz w:val="24"/>
+          <w:szCs w:val="24"/>
+          <w:shd w:val="clear" w:fill="FFFFFF"/>
+        </w:rPr>
+      </w:pPr>
     </w:p>
     <w:p>
       <w:pPr>
@@ -17064,7 +17150,7 @@
           <w:szCs w:val="30"/>
         </w:rPr>
       </w:pPr>
-      <w:bookmarkStart w:id="32" w:name="_Toc16796"/>
+      <w:bookmarkStart w:id="32" w:name="_Toc8558"/>
       <w:r>
         <w:rPr>
           <w:rFonts w:hint="default" w:ascii="Times New Roman" w:hAnsi="Times New Roman" w:eastAsia="宋体" w:cs="Times New Roman"/>
@@ -17115,7 +17201,7 @@
           <w:shd w:val="clear" w:fill="FFFFFF"/>
         </w:rPr>
       </w:pPr>
-      <w:bookmarkStart w:id="33" w:name="_Toc21301"/>
+      <w:bookmarkStart w:id="33" w:name="_Toc23326"/>
       <w:r>
         <w:rPr>
           <w:rFonts w:hint="default" w:ascii="Times New Roman" w:hAnsi="Times New Roman" w:eastAsia="宋体" w:cs="Times New Roman"/>
@@ -17199,6 +17285,7 @@
             <w:insideH w:val="none" w:color="auto" w:sz="0" w:space="0"/>
             <w:insideV w:val="none" w:color="auto" w:sz="0" w:space="0"/>
           </w:tblBorders>
+          <w:shd w:val="clear" w:color="auto" w:fill="FFFFFF"/>
           <w:tblCellMar>
             <w:top w:w="15" w:type="dxa"/>
             <w:left w:w="15" w:type="dxa"/>
@@ -17452,6 +17539,7 @@
             <w:insideH w:val="none" w:color="auto" w:sz="0" w:space="0"/>
             <w:insideV w:val="none" w:color="auto" w:sz="0" w:space="0"/>
           </w:tblBorders>
+          <w:shd w:val="clear" w:color="auto" w:fill="FFFFFF"/>
           <w:tblCellMar>
             <w:top w:w="15" w:type="dxa"/>
             <w:left w:w="15" w:type="dxa"/>
@@ -17702,6 +17790,7 @@
             <w:insideH w:val="none" w:color="auto" w:sz="0" w:space="0"/>
             <w:insideV w:val="none" w:color="auto" w:sz="0" w:space="0"/>
           </w:tblBorders>
+          <w:shd w:val="clear" w:color="auto" w:fill="FFFFFF"/>
           <w:tblCellMar>
             <w:top w:w="15" w:type="dxa"/>
             <w:left w:w="15" w:type="dxa"/>
@@ -18202,6 +18291,7 @@
             <w:insideH w:val="none" w:color="auto" w:sz="0" w:space="0"/>
             <w:insideV w:val="none" w:color="auto" w:sz="0" w:space="0"/>
           </w:tblBorders>
+          <w:shd w:val="clear" w:color="auto" w:fill="FFFFFF"/>
           <w:tblCellMar>
             <w:top w:w="15" w:type="dxa"/>
             <w:left w:w="15" w:type="dxa"/>
@@ -18452,6 +18542,7 @@
             <w:insideH w:val="none" w:color="auto" w:sz="0" w:space="0"/>
             <w:insideV w:val="none" w:color="auto" w:sz="0" w:space="0"/>
           </w:tblBorders>
+          <w:shd w:val="clear" w:color="auto" w:fill="FFFFFF"/>
           <w:tblCellMar>
             <w:top w:w="15" w:type="dxa"/>
             <w:left w:w="15" w:type="dxa"/>
@@ -18760,7 +18851,7 @@
           <w:szCs w:val="28"/>
         </w:rPr>
       </w:pPr>
-      <w:bookmarkStart w:id="34" w:name="_Toc17963"/>
+      <w:bookmarkStart w:id="34" w:name="_Toc27766"/>
       <w:r>
         <w:rPr>
           <w:rFonts w:hint="default" w:ascii="Times New Roman" w:hAnsi="Times New Roman" w:eastAsia="宋体" w:cs="Times New Roman"/>
@@ -19282,7 +19373,7 @@
           <w:shd w:val="clear" w:fill="FFFFFF"/>
         </w:rPr>
       </w:pPr>
-      <w:bookmarkStart w:id="35" w:name="_Toc15540"/>
+      <w:bookmarkStart w:id="35" w:name="_Toc29543"/>
       <w:r>
         <w:rPr>
           <w:rFonts w:hint="default" w:ascii="Times New Roman" w:hAnsi="Times New Roman" w:eastAsia="宋体" w:cs="Times New Roman"/>
@@ -19333,7 +19424,7 @@
           <w:shd w:val="clear" w:fill="FFFFFF"/>
         </w:rPr>
       </w:pPr>
-      <w:bookmarkStart w:id="36" w:name="_Toc22220"/>
+      <w:bookmarkStart w:id="36" w:name="_Toc2842"/>
       <w:r>
         <w:rPr>
           <w:rFonts w:hint="default" w:ascii="Times New Roman" w:hAnsi="Times New Roman" w:eastAsia="宋体" w:cs="Times New Roman"/>
@@ -19600,6 +19691,7 @@
             <w:insideH w:val="none" w:color="auto" w:sz="0" w:space="0"/>
             <w:insideV w:val="none" w:color="auto" w:sz="0" w:space="0"/>
           </w:tblBorders>
+          <w:shd w:val="clear" w:color="auto" w:fill="FFFFFF"/>
           <w:tblCellMar>
             <w:top w:w="15" w:type="dxa"/>
             <w:left w:w="15" w:type="dxa"/>
@@ -19780,6 +19872,7 @@
             <w:insideH w:val="none" w:color="auto" w:sz="0" w:space="0"/>
             <w:insideV w:val="none" w:color="auto" w:sz="0" w:space="0"/>
           </w:tblBorders>
+          <w:shd w:val="clear" w:color="auto" w:fill="FFFFFF"/>
           <w:tblCellMar>
             <w:top w:w="15" w:type="dxa"/>
             <w:left w:w="15" w:type="dxa"/>
@@ -19960,6 +20053,7 @@
             <w:insideH w:val="none" w:color="auto" w:sz="0" w:space="0"/>
             <w:insideV w:val="none" w:color="auto" w:sz="0" w:space="0"/>
           </w:tblBorders>
+          <w:shd w:val="clear" w:color="auto" w:fill="FFFFFF"/>
           <w:tblCellMar>
             <w:top w:w="15" w:type="dxa"/>
             <w:left w:w="15" w:type="dxa"/>
@@ -20140,6 +20234,7 @@
             <w:insideH w:val="none" w:color="auto" w:sz="0" w:space="0"/>
             <w:insideV w:val="none" w:color="auto" w:sz="0" w:space="0"/>
           </w:tblBorders>
+          <w:shd w:val="clear" w:color="auto" w:fill="FFFFFF"/>
           <w:tblCellMar>
             <w:top w:w="15" w:type="dxa"/>
             <w:left w:w="15" w:type="dxa"/>
@@ -20320,6 +20415,7 @@
             <w:insideH w:val="none" w:color="auto" w:sz="0" w:space="0"/>
             <w:insideV w:val="none" w:color="auto" w:sz="0" w:space="0"/>
           </w:tblBorders>
+          <w:shd w:val="clear" w:color="auto" w:fill="FFFFFF"/>
           <w:tblCellMar>
             <w:top w:w="15" w:type="dxa"/>
             <w:left w:w="15" w:type="dxa"/>
@@ -20500,6 +20596,7 @@
             <w:insideH w:val="none" w:color="auto" w:sz="0" w:space="0"/>
             <w:insideV w:val="none" w:color="auto" w:sz="0" w:space="0"/>
           </w:tblBorders>
+          <w:shd w:val="clear" w:color="auto" w:fill="FFFFFF"/>
           <w:tblCellMar>
             <w:top w:w="15" w:type="dxa"/>
             <w:left w:w="15" w:type="dxa"/>
@@ -20680,6 +20777,7 @@
             <w:insideH w:val="none" w:color="auto" w:sz="0" w:space="0"/>
             <w:insideV w:val="none" w:color="auto" w:sz="0" w:space="0"/>
           </w:tblBorders>
+          <w:shd w:val="clear" w:color="auto" w:fill="FFFFFF"/>
           <w:tblCellMar>
             <w:top w:w="15" w:type="dxa"/>
             <w:left w:w="15" w:type="dxa"/>
@@ -20860,6 +20958,7 @@
             <w:insideH w:val="none" w:color="auto" w:sz="0" w:space="0"/>
             <w:insideV w:val="none" w:color="auto" w:sz="0" w:space="0"/>
           </w:tblBorders>
+          <w:shd w:val="clear" w:color="auto" w:fill="FFFFFF"/>
           <w:tblCellMar>
             <w:top w:w="15" w:type="dxa"/>
             <w:left w:w="15" w:type="dxa"/>
@@ -21040,6 +21139,7 @@
             <w:insideH w:val="none" w:color="auto" w:sz="0" w:space="0"/>
             <w:insideV w:val="none" w:color="auto" w:sz="0" w:space="0"/>
           </w:tblBorders>
+          <w:shd w:val="clear" w:color="auto" w:fill="FFFFFF"/>
           <w:tblCellMar>
             <w:top w:w="15" w:type="dxa"/>
             <w:left w:w="15" w:type="dxa"/>
@@ -21220,6 +21320,7 @@
             <w:insideH w:val="none" w:color="auto" w:sz="0" w:space="0"/>
             <w:insideV w:val="none" w:color="auto" w:sz="0" w:space="0"/>
           </w:tblBorders>
+          <w:shd w:val="clear" w:color="auto" w:fill="FFFFFF"/>
           <w:tblCellMar>
             <w:top w:w="15" w:type="dxa"/>
             <w:left w:w="15" w:type="dxa"/>
@@ -21400,6 +21501,7 @@
             <w:insideH w:val="none" w:color="auto" w:sz="0" w:space="0"/>
             <w:insideV w:val="none" w:color="auto" w:sz="0" w:space="0"/>
           </w:tblBorders>
+          <w:shd w:val="clear" w:color="auto" w:fill="FFFFFF"/>
           <w:tblCellMar>
             <w:top w:w="15" w:type="dxa"/>
             <w:left w:w="15" w:type="dxa"/>
@@ -21580,6 +21682,7 @@
             <w:insideH w:val="none" w:color="auto" w:sz="0" w:space="0"/>
             <w:insideV w:val="none" w:color="auto" w:sz="0" w:space="0"/>
           </w:tblBorders>
+          <w:shd w:val="clear" w:color="auto" w:fill="FFFFFF"/>
           <w:tblCellMar>
             <w:top w:w="15" w:type="dxa"/>
             <w:left w:w="15" w:type="dxa"/>
@@ -21760,6 +21863,7 @@
             <w:insideH w:val="none" w:color="auto" w:sz="0" w:space="0"/>
             <w:insideV w:val="none" w:color="auto" w:sz="0" w:space="0"/>
           </w:tblBorders>
+          <w:shd w:val="clear" w:color="auto" w:fill="FFFFFF"/>
           <w:tblCellMar>
             <w:top w:w="15" w:type="dxa"/>
             <w:left w:w="15" w:type="dxa"/>
@@ -21998,7 +22102,7 @@
           <w:szCs w:val="28"/>
         </w:rPr>
       </w:pPr>
-      <w:bookmarkStart w:id="37" w:name="_Toc2975"/>
+      <w:bookmarkStart w:id="37" w:name="_Toc26143"/>
       <w:r>
         <w:rPr>
           <w:rFonts w:hint="default" w:ascii="Times New Roman" w:hAnsi="Times New Roman" w:eastAsia="宋体" w:cs="Times New Roman"/>
@@ -22081,7 +22185,6 @@
             <w:insideH w:val="none" w:color="auto" w:sz="0" w:space="0"/>
             <w:insideV w:val="none" w:color="auto" w:sz="0" w:space="0"/>
           </w:tblBorders>
-          <w:shd w:val="clear" w:color="auto" w:fill="FFFFFF"/>
           <w:tblCellMar>
             <w:top w:w="15" w:type="dxa"/>
             <w:left w:w="15" w:type="dxa"/>
@@ -22446,7 +22549,6 @@
             <w:insideH w:val="none" w:color="auto" w:sz="0" w:space="0"/>
             <w:insideV w:val="none" w:color="auto" w:sz="0" w:space="0"/>
           </w:tblBorders>
-          <w:shd w:val="clear" w:color="auto" w:fill="FFFFFF"/>
           <w:tblCellMar>
             <w:top w:w="15" w:type="dxa"/>
             <w:left w:w="15" w:type="dxa"/>
@@ -22627,7 +22729,6 @@
             <w:insideH w:val="none" w:color="auto" w:sz="0" w:space="0"/>
             <w:insideV w:val="none" w:color="auto" w:sz="0" w:space="0"/>
           </w:tblBorders>
-          <w:shd w:val="clear" w:color="auto" w:fill="FFFFFF"/>
           <w:tblCellMar>
             <w:top w:w="15" w:type="dxa"/>
             <w:left w:w="15" w:type="dxa"/>
@@ -22988,7 +23089,6 @@
             <w:insideH w:val="none" w:color="auto" w:sz="0" w:space="0"/>
             <w:insideV w:val="none" w:color="auto" w:sz="0" w:space="0"/>
           </w:tblBorders>
-          <w:shd w:val="clear" w:color="auto" w:fill="FFFFFF"/>
           <w:tblCellMar>
             <w:top w:w="15" w:type="dxa"/>
             <w:left w:w="15" w:type="dxa"/>
@@ -23169,7 +23269,6 @@
             <w:insideH w:val="none" w:color="auto" w:sz="0" w:space="0"/>
             <w:insideV w:val="none" w:color="auto" w:sz="0" w:space="0"/>
           </w:tblBorders>
-          <w:shd w:val="clear" w:color="auto" w:fill="FFFFFF"/>
           <w:tblCellMar>
             <w:top w:w="15" w:type="dxa"/>
             <w:left w:w="15" w:type="dxa"/>
@@ -23421,7 +23520,7 @@
           <w:shd w:val="clear" w:fill="FFFFFF"/>
         </w:rPr>
       </w:pPr>
-      <w:bookmarkStart w:id="38" w:name="_Toc12099"/>
+      <w:bookmarkStart w:id="38" w:name="_Toc14246"/>
       <w:r>
         <w:rPr>
           <w:rFonts w:hint="default" w:ascii="Times New Roman" w:hAnsi="Times New Roman" w:eastAsia="宋体" w:cs="Times New Roman"/>
@@ -23471,7 +23570,7 @@
           <w:szCs w:val="28"/>
         </w:rPr>
       </w:pPr>
-      <w:bookmarkStart w:id="39" w:name="_Toc23476"/>
+      <w:bookmarkStart w:id="39" w:name="_Toc124"/>
       <w:r>
         <w:rPr>
           <w:rFonts w:hint="default" w:ascii="Times New Roman" w:hAnsi="Times New Roman" w:eastAsia="宋体" w:cs="Times New Roman"/>
@@ -23553,13 +23652,6 @@
             <w:insideH w:val="none" w:color="auto" w:sz="0" w:space="0"/>
             <w:insideV w:val="none" w:color="auto" w:sz="0" w:space="0"/>
           </w:tblBorders>
-          <w:shd w:val="clear" w:color="auto" w:fill="FFFFFF"/>
-          <w:tblCellMar>
-            <w:top w:w="15" w:type="dxa"/>
-            <w:left w:w="15" w:type="dxa"/>
-            <w:bottom w:w="15" w:type="dxa"/>
-            <w:right w:w="15" w:type="dxa"/>
-          </w:tblCellMar>
         </w:tblPrEx>
         <w:trPr>
           <w:tblHeader/>
@@ -23959,6 +24051,7 @@
             <w:insideH w:val="none" w:color="auto" w:sz="0" w:space="0"/>
             <w:insideV w:val="none" w:color="auto" w:sz="0" w:space="0"/>
           </w:tblBorders>
+          <w:shd w:val="clear" w:color="auto" w:fill="FFFFFF"/>
           <w:tblCellMar>
             <w:top w:w="15" w:type="dxa"/>
             <w:left w:w="15" w:type="dxa"/>
@@ -24227,6 +24320,7 @@
             <w:insideH w:val="none" w:color="auto" w:sz="0" w:space="0"/>
             <w:insideV w:val="none" w:color="auto" w:sz="0" w:space="0"/>
           </w:tblBorders>
+          <w:shd w:val="clear" w:color="auto" w:fill="FFFFFF"/>
           <w:tblCellMar>
             <w:top w:w="15" w:type="dxa"/>
             <w:left w:w="15" w:type="dxa"/>
@@ -24495,6 +24589,7 @@
             <w:insideH w:val="none" w:color="auto" w:sz="0" w:space="0"/>
             <w:insideV w:val="none" w:color="auto" w:sz="0" w:space="0"/>
           </w:tblBorders>
+          <w:shd w:val="clear" w:color="auto" w:fill="FFFFFF"/>
           <w:tblCellMar>
             <w:top w:w="15" w:type="dxa"/>
             <w:left w:w="15" w:type="dxa"/>
@@ -24897,6 +24992,7 @@
             <w:insideH w:val="none" w:color="auto" w:sz="0" w:space="0"/>
             <w:insideV w:val="none" w:color="auto" w:sz="0" w:space="0"/>
           </w:tblBorders>
+          <w:shd w:val="clear" w:color="auto" w:fill="FFFFFF"/>
           <w:tblCellMar>
             <w:top w:w="15" w:type="dxa"/>
             <w:left w:w="15" w:type="dxa"/>
@@ -25031,6 +25127,7 @@
             <w:insideH w:val="none" w:color="auto" w:sz="0" w:space="0"/>
             <w:insideV w:val="none" w:color="auto" w:sz="0" w:space="0"/>
           </w:tblBorders>
+          <w:shd w:val="clear" w:color="auto" w:fill="FFFFFF"/>
           <w:tblCellMar>
             <w:top w:w="15" w:type="dxa"/>
             <w:left w:w="15" w:type="dxa"/>
@@ -25165,6 +25262,7 @@
             <w:insideH w:val="none" w:color="auto" w:sz="0" w:space="0"/>
             <w:insideV w:val="none" w:color="auto" w:sz="0" w:space="0"/>
           </w:tblBorders>
+          <w:shd w:val="clear" w:color="auto" w:fill="FFFFFF"/>
           <w:tblCellMar>
             <w:top w:w="15" w:type="dxa"/>
             <w:left w:w="15" w:type="dxa"/>
@@ -25352,7 +25450,7 @@
           <w:szCs w:val="28"/>
         </w:rPr>
       </w:pPr>
-      <w:bookmarkStart w:id="40" w:name="_Toc14137"/>
+      <w:bookmarkStart w:id="40" w:name="_Toc32300"/>
       <w:r>
         <w:rPr>
           <w:rFonts w:hint="default" w:ascii="Times New Roman" w:hAnsi="Times New Roman" w:eastAsia="宋体" w:cs="Times New Roman"/>
@@ -25447,7 +25545,7 @@
           <w:lang w:val="en-US"/>
         </w:rPr>
       </w:pPr>
-      <w:bookmarkStart w:id="41" w:name="_Toc19791"/>
+      <w:bookmarkStart w:id="41" w:name="_Toc2865"/>
       <w:r>
         <w:rPr>
           <w:rFonts w:hint="eastAsia" w:ascii="Times New Roman" w:hAnsi="Times New Roman" w:cs="Times New Roman"/>
@@ -25667,7 +25765,7 @@
           <w:lang w:val="en-US" w:eastAsia="zh-CN"/>
         </w:rPr>
       </w:pPr>
-      <w:bookmarkStart w:id="42" w:name="_Toc28557"/>
+      <w:bookmarkStart w:id="42" w:name="_Toc26068"/>
       <w:r>
         <w:rPr>
           <w:rFonts w:hint="eastAsia" w:ascii="Times New Roman" w:hAnsi="Times New Roman" w:cs="Times New Roman"/>
@@ -25875,7 +25973,7 @@
           <w:lang w:val="en-US" w:eastAsia="zh-CN"/>
         </w:rPr>
       </w:pPr>
-      <w:bookmarkStart w:id="43" w:name="_Toc32767"/>
+      <w:bookmarkStart w:id="43" w:name="_Toc21761"/>
       <w:r>
         <w:rPr>
           <w:rFonts w:hint="eastAsia" w:ascii="Times New Roman" w:hAnsi="Times New Roman" w:cs="Times New Roman"/>
@@ -26032,7 +26130,7 @@
         <w:adjustRightInd/>
         <w:snapToGrid/>
         <w:spacing w:before="0" w:beforeAutospacing="0" w:after="0" w:afterAutospacing="0" w:line="240" w:lineRule="auto"/>
-        <w:ind w:right="0"/>
+        <w:ind w:left="0" w:right="0" w:firstLine="420" w:firstLineChars="0"/>
         <w:textAlignment w:val="auto"/>
         <w:outlineLvl w:val="9"/>
         <w:rPr>
@@ -26047,6 +26145,56 @@
           <w:lang w:val="en-US"/>
         </w:rPr>
       </w:pPr>
+    </w:p>
+    <w:p>
+      <w:pPr>
+        <w:keepNext w:val="0"/>
+        <w:keepLines w:val="0"/>
+        <w:pageBreakBefore w:val="0"/>
+        <w:widowControl/>
+        <w:suppressLineNumbers w:val="0"/>
+        <w:shd w:val="clear" w:fill="FFFFFF"/>
+        <w:kinsoku/>
+        <w:wordWrap w:val="0"/>
+        <w:overflowPunct/>
+        <w:topLinePunct w:val="0"/>
+        <w:autoSpaceDE/>
+        <w:autoSpaceDN/>
+        <w:bidi w:val="0"/>
+        <w:adjustRightInd/>
+        <w:snapToGrid/>
+        <w:spacing w:before="0" w:beforeAutospacing="0" w:after="0" w:afterAutospacing="0" w:line="240" w:lineRule="auto"/>
+        <w:ind w:right="0"/>
+        <w:textAlignment w:val="auto"/>
+        <w:outlineLvl w:val="2"/>
+        <w:rPr>
+          <w:rFonts w:hint="default" w:ascii="Times New Roman" w:hAnsi="Times New Roman" w:eastAsia="宋体" w:cs="Times New Roman"/>
+          <w:b/>
+          <w:bCs/>
+          <w:caps w:val="0"/>
+          <w:color w:val="0F1115"/>
+          <w:spacing w:val="0"/>
+          <w:sz w:val="24"/>
+          <w:szCs w:val="24"/>
+          <w:lang w:val="en-US"/>
+        </w:rPr>
+      </w:pPr>
+      <w:bookmarkStart w:id="44" w:name="_Toc15785"/>
+      <w:r>
+        <w:rPr>
+          <w:rFonts w:hint="default" w:ascii="Times New Roman" w:hAnsi="Times New Roman" w:eastAsia="宋体" w:cs="Times New Roman"/>
+          <w:b/>
+          <w:bCs/>
+          <w:caps w:val="0"/>
+          <w:color w:val="0F1115"/>
+          <w:spacing w:val="0"/>
+          <w:sz w:val="24"/>
+          <w:szCs w:val="24"/>
+          <w:lang w:val="en-US"/>
+        </w:rPr>
+        <w:t>8.2.4. 功能槽Ability作为执行壳</w:t>
+      </w:r>
+      <w:bookmarkEnd w:id="44"/>
     </w:p>
     <w:p>
       <w:pPr>
@@ -26080,6 +26228,19 @@
           <w:szCs w:val="24"/>
         </w:rPr>
       </w:pPr>
+      <w:r>
+        <w:rPr>
+          <w:rFonts w:hint="default" w:ascii="Times New Roman" w:hAnsi="Times New Roman" w:eastAsia="宋体" w:cs="Times New Roman"/>
+          <w:b w:val="0"/>
+          <w:bCs w:val="0"/>
+          <w:caps w:val="0"/>
+          <w:color w:val="0F1115"/>
+          <w:spacing w:val="0"/>
+          <w:sz w:val="24"/>
+          <w:szCs w:val="24"/>
+        </w:rPr>
+        <w:t>刻印继承UObject而非GameplayAbility，游戏仅提供Attack、Skill、Move三个功能槽Ability作为GAS激活入口。刻印本质是"物品"（可拾取、拖拽、融合、升级、存档），UObject比Ability更适合作为物品载体，且50+刻印若每个都创建一个Ability类将产生大量冗余资产。功能槽Ability为薄壳，激活时调用InventoryComponent-&gt;ExecuteSlot(SlotType, this)将自身引用传递给本位刻印，本位刻印通过AbilityRef调用GAS原生函数，能力与Ability方案完全一致。刻印不持有AbilityRef，仅作为函数参数传递，通过IsValid()检测生命周期，无需手动绑定解绑。本位刻印广播事件时不携带AbilityRef，变位通过InventoryComponent获取本位刻印引用进行交互，保持事件系统的纯净性。工具组件封装通用功能，由本位刻印调用（传入AbilityRef），变位通过修改本位状态间接影响执行。</w:t>
+      </w:r>
     </w:p>
     <w:p>
       <w:pPr>
@@ -26368,7 +26529,7 @@
     <w:lsdException w:qFormat="1" w:unhideWhenUsed="0" w:uiPriority="0" w:semiHidden="0" w:name="HTML Code"/>
     <w:lsdException w:unhideWhenUsed="0" w:uiPriority="0" w:semiHidden="0" w:name="HTML Definition"/>
     <w:lsdException w:unhideWhenUsed="0" w:uiPriority="0" w:semiHidden="0" w:name="HTML Keyboard"/>
-    <w:lsdException w:unhideWhenUsed="0" w:uiPriority="0" w:semiHidden="0" w:name="HTML Preformatted"/>
+    <w:lsdException w:qFormat="1" w:unhideWhenUsed="0" w:uiPriority="0" w:semiHidden="0" w:name="HTML Preformatted"/>
     <w:lsdException w:unhideWhenUsed="0" w:uiPriority="0" w:semiHidden="0" w:name="HTML Sample"/>
     <w:lsdException w:unhideWhenUsed="0" w:uiPriority="0" w:semiHidden="0" w:name="HTML Typewriter"/>
     <w:lsdException w:unhideWhenUsed="0" w:uiPriority="0" w:semiHidden="0" w:name="HTML Variable"/>
@@ -26710,6 +26871,7 @@
   <w:style w:type="paragraph" w:styleId="11">
     <w:name w:val="HTML Preformatted"/>
     <w:basedOn w:val="1"/>
+    <w:qFormat/>
     <w:uiPriority w:val="0"/>
     <w:pPr>
       <w:tabs>

--- a/GDD.docx
+++ b/GDD.docx
@@ -428,6 +428,12 @@
             <w:insideH w:val="single" w:color="auto" w:sz="4" w:space="0"/>
             <w:insideV w:val="single" w:color="auto" w:sz="4" w:space="0"/>
           </w:tblBorders>
+          <w:tblCellMar>
+            <w:top w:w="0" w:type="dxa"/>
+            <w:left w:w="108" w:type="dxa"/>
+            <w:bottom w:w="0" w:type="dxa"/>
+            <w:right w:w="108" w:type="dxa"/>
+          </w:tblCellMar>
         </w:tblPrEx>
         <w:trPr>
           <w:jc w:val="center"/>
@@ -5256,7 +5262,6 @@
             <w:insideH w:val="single" w:color="000000" w:sz="4" w:space="0"/>
             <w:insideV w:val="single" w:color="000000" w:sz="4" w:space="0"/>
           </w:tblBorders>
-          <w:shd w:val="clear" w:color="auto" w:fill="FFFFFF"/>
           <w:tblCellMar>
             <w:top w:w="15" w:type="dxa"/>
             <w:left w:w="15" w:type="dxa"/>
@@ -5898,7 +5903,6 @@
             <w:insideH w:val="single" w:color="000000" w:sz="4" w:space="0"/>
             <w:insideV w:val="single" w:color="000000" w:sz="4" w:space="0"/>
           </w:tblBorders>
-          <w:shd w:val="clear" w:color="auto" w:fill="FFFFFF"/>
           <w:tblCellMar>
             <w:top w:w="15" w:type="dxa"/>
             <w:left w:w="15" w:type="dxa"/>
@@ -6112,6 +6116,7 @@
             <w:insideH w:val="single" w:color="000000" w:sz="4" w:space="0"/>
             <w:insideV w:val="single" w:color="000000" w:sz="4" w:space="0"/>
           </w:tblBorders>
+          <w:shd w:val="clear" w:color="auto" w:fill="FFFFFF"/>
           <w:tblCellMar>
             <w:top w:w="15" w:type="dxa"/>
             <w:left w:w="15" w:type="dxa"/>
@@ -7018,8 +7023,6 @@
         </w:rPr>
         <w:t>设计原则：每枚刻印的本位逻辑和变位逻辑写在同一个蓝图中；每枚刻印独立设计，不复用整枚刻印的逻辑，只复用工具函数；通用能力通过挂载工具组件获得，而非通过继承。</w:t>
       </w:r>
-      <w:bookmarkStart w:id="45" w:name="_GoBack"/>
-      <w:bookmarkEnd w:id="45"/>
     </w:p>
     <w:p>
       <w:pPr>
@@ -11233,7 +11236,6 @@
             <w:insideH w:val="none" w:color="auto" w:sz="0" w:space="0"/>
             <w:insideV w:val="none" w:color="auto" w:sz="0" w:space="0"/>
           </w:tblBorders>
-          <w:shd w:val="clear" w:color="auto" w:fill="FFFFFF"/>
           <w:tblCellMar>
             <w:top w:w="15" w:type="dxa"/>
             <w:left w:w="15" w:type="dxa"/>
@@ -15280,6 +15282,7 @@
             <w:insideH w:val="none" w:color="auto" w:sz="0" w:space="0"/>
             <w:insideV w:val="none" w:color="auto" w:sz="0" w:space="0"/>
           </w:tblBorders>
+          <w:shd w:val="clear" w:color="auto" w:fill="FFFFFF"/>
           <w:tblCellMar>
             <w:top w:w="15" w:type="dxa"/>
             <w:left w:w="15" w:type="dxa"/>
@@ -15460,6 +15463,7 @@
             <w:insideH w:val="none" w:color="auto" w:sz="0" w:space="0"/>
             <w:insideV w:val="none" w:color="auto" w:sz="0" w:space="0"/>
           </w:tblBorders>
+          <w:shd w:val="clear" w:color="auto" w:fill="FFFFFF"/>
           <w:tblCellMar>
             <w:top w:w="15" w:type="dxa"/>
             <w:left w:w="15" w:type="dxa"/>
@@ -15640,6 +15644,7 @@
             <w:insideH w:val="none" w:color="auto" w:sz="0" w:space="0"/>
             <w:insideV w:val="none" w:color="auto" w:sz="0" w:space="0"/>
           </w:tblBorders>
+          <w:shd w:val="clear" w:color="auto" w:fill="FFFFFF"/>
           <w:tblCellMar>
             <w:top w:w="15" w:type="dxa"/>
             <w:left w:w="15" w:type="dxa"/>
@@ -15820,6 +15825,7 @@
             <w:insideH w:val="none" w:color="auto" w:sz="0" w:space="0"/>
             <w:insideV w:val="none" w:color="auto" w:sz="0" w:space="0"/>
           </w:tblBorders>
+          <w:shd w:val="clear" w:color="auto" w:fill="FFFFFF"/>
           <w:tblCellMar>
             <w:top w:w="15" w:type="dxa"/>
             <w:left w:w="15" w:type="dxa"/>
@@ -18542,7 +18548,6 @@
             <w:insideH w:val="none" w:color="auto" w:sz="0" w:space="0"/>
             <w:insideV w:val="none" w:color="auto" w:sz="0" w:space="0"/>
           </w:tblBorders>
-          <w:shd w:val="clear" w:color="auto" w:fill="FFFFFF"/>
           <w:tblCellMar>
             <w:top w:w="15" w:type="dxa"/>
             <w:left w:w="15" w:type="dxa"/>
@@ -18930,7 +18935,7 @@
       </w:pPr>
       <w:r>
         <w:rPr>
-          <w:rFonts w:hint="default" w:ascii="Times New Roman" w:hAnsi="Times New Roman" w:eastAsia="宋体" w:cs="Times New Roman"/>
+          <w:rFonts w:hint="eastAsia" w:ascii="Times New Roman" w:hAnsi="Times New Roman" w:eastAsia="宋体" w:cs="Times New Roman"/>
           <w:b w:val="0"/>
           <w:bCs w:val="0"/>
           <w:i w:val="0"/>
@@ -18941,10 +18946,3146 @@
           <w:sz w:val="24"/>
           <w:szCs w:val="24"/>
           <w:shd w:val="clear" w:fill="FFFFFF"/>
-        </w:rPr>
-        <w:t>六枚 MVP 刻印如下：</w:t>
+          <w:lang w:val="en-US" w:eastAsia="zh-CN"/>
+        </w:rPr>
+        <w:t>八</w:t>
+      </w:r>
+      <w:r>
+        <w:rPr>
+          <w:rFonts w:hint="default" w:ascii="Times New Roman" w:hAnsi="Times New Roman" w:eastAsia="宋体" w:cs="Times New Roman"/>
+          <w:b w:val="0"/>
+          <w:bCs w:val="0"/>
+          <w:i w:val="0"/>
+          <w:iCs w:val="0"/>
+          <w:caps w:val="0"/>
+          <w:color w:val="0F1115"/>
+          <w:spacing w:val="0"/>
+          <w:sz w:val="24"/>
+          <w:szCs w:val="24"/>
+          <w:shd w:val="clear" w:fill="FFFFFF"/>
+        </w:rPr>
+        <w:t>枚 MVP 刻印如下：</w:t>
       </w:r>
     </w:p>
+    <w:tbl>
+      <w:tblPr>
+        <w:tblStyle w:val="13"/>
+        <w:tblW w:w="4727" w:type="pct"/>
+        <w:tblInd w:w="0" w:type="dxa"/>
+        <w:tblBorders>
+          <w:top w:val="none" w:color="auto" w:sz="0" w:space="0"/>
+          <w:left w:val="none" w:color="auto" w:sz="0" w:space="0"/>
+          <w:bottom w:val="none" w:color="auto" w:sz="0" w:space="0"/>
+          <w:right w:val="none" w:color="auto" w:sz="0" w:space="0"/>
+          <w:insideH w:val="none" w:color="auto" w:sz="0" w:space="0"/>
+          <w:insideV w:val="none" w:color="auto" w:sz="0" w:space="0"/>
+        </w:tblBorders>
+        <w:shd w:val="clear" w:color="auto" w:fill="FFFFFF"/>
+        <w:tblLayout w:type="autofit"/>
+        <w:tblCellMar>
+          <w:top w:w="15" w:type="dxa"/>
+          <w:left w:w="15" w:type="dxa"/>
+          <w:bottom w:w="15" w:type="dxa"/>
+          <w:right w:w="15" w:type="dxa"/>
+        </w:tblCellMar>
+      </w:tblPr>
+      <w:tblGrid>
+        <w:gridCol w:w="567"/>
+        <w:gridCol w:w="885"/>
+        <w:gridCol w:w="1046"/>
+        <w:gridCol w:w="1715"/>
+        <w:gridCol w:w="1063"/>
+        <w:gridCol w:w="2732"/>
+      </w:tblGrid>
+      <w:tr>
+        <w:tblPrEx>
+          <w:tblBorders>
+            <w:top w:val="none" w:color="auto" w:sz="0" w:space="0"/>
+            <w:left w:val="none" w:color="auto" w:sz="0" w:space="0"/>
+            <w:bottom w:val="none" w:color="auto" w:sz="0" w:space="0"/>
+            <w:right w:val="none" w:color="auto" w:sz="0" w:space="0"/>
+            <w:insideH w:val="none" w:color="auto" w:sz="0" w:space="0"/>
+            <w:insideV w:val="none" w:color="auto" w:sz="0" w:space="0"/>
+          </w:tblBorders>
+          <w:shd w:val="clear" w:color="auto" w:fill="FFFFFF"/>
+          <w:tblCellMar>
+            <w:top w:w="15" w:type="dxa"/>
+            <w:left w:w="15" w:type="dxa"/>
+            <w:bottom w:w="15" w:type="dxa"/>
+            <w:right w:w="15" w:type="dxa"/>
+          </w:tblCellMar>
+        </w:tblPrEx>
+        <w:trPr>
+          <w:tblHeader/>
+        </w:trPr>
+        <w:tc>
+          <w:tcPr>
+            <w:tcW w:w="354" w:type="pct"/>
+            <w:tcBorders>
+              <w:top w:val="single" w:color="auto" w:sz="4" w:space="0"/>
+              <w:left w:val="single" w:color="auto" w:sz="4" w:space="0"/>
+              <w:bottom w:val="single" w:color="auto" w:sz="4" w:space="0"/>
+              <w:right w:val="single" w:color="auto" w:sz="4" w:space="0"/>
+            </w:tcBorders>
+            <w:shd w:val="clear" w:color="auto" w:fill="auto"/>
+            <w:tcMar>
+              <w:top w:w="100" w:type="dxa"/>
+              <w:left w:w="0" w:type="dxa"/>
+              <w:bottom w:w="100" w:type="dxa"/>
+              <w:right w:w="160" w:type="dxa"/>
+            </w:tcMar>
+            <w:vAlign w:val="center"/>
+          </w:tcPr>
+          <w:p>
+            <w:pPr>
+              <w:keepNext w:val="0"/>
+              <w:keepLines w:val="0"/>
+              <w:widowControl/>
+              <w:suppressLineNumbers w:val="0"/>
+              <w:spacing w:line="250" w:lineRule="atLeast"/>
+              <w:jc w:val="left"/>
+              <w:rPr>
+                <w:rFonts w:hint="default" w:ascii="Times New Roman" w:hAnsi="Times New Roman" w:eastAsia="宋体" w:cs="Times New Roman"/>
+                <w:i w:val="0"/>
+                <w:iCs w:val="0"/>
+                <w:caps w:val="0"/>
+                <w:color w:val="0F1115"/>
+                <w:spacing w:val="0"/>
+                <w:sz w:val="18"/>
+                <w:szCs w:val="18"/>
+              </w:rPr>
+            </w:pPr>
+            <w:r>
+              <w:rPr>
+                <w:rFonts w:hint="default" w:ascii="Times New Roman" w:hAnsi="Times New Roman" w:eastAsia="宋体" w:cs="Times New Roman"/>
+                <w:i w:val="0"/>
+                <w:iCs w:val="0"/>
+                <w:caps w:val="0"/>
+                <w:color w:val="0F1115"/>
+                <w:spacing w:val="0"/>
+                <w:kern w:val="0"/>
+                <w:sz w:val="18"/>
+                <w:szCs w:val="18"/>
+                <w:lang w:val="en-US" w:eastAsia="zh-CN" w:bidi="ar"/>
+              </w:rPr>
+              <w:t>属性</w:t>
+            </w:r>
+          </w:p>
+        </w:tc>
+        <w:tc>
+          <w:tcPr>
+            <w:tcW w:w="552" w:type="pct"/>
+            <w:tcBorders>
+              <w:top w:val="single" w:color="auto" w:sz="4" w:space="0"/>
+              <w:left w:val="single" w:color="auto" w:sz="4" w:space="0"/>
+              <w:bottom w:val="single" w:color="auto" w:sz="4" w:space="0"/>
+              <w:right w:val="single" w:color="auto" w:sz="4" w:space="0"/>
+            </w:tcBorders>
+            <w:shd w:val="clear" w:color="auto" w:fill="auto"/>
+            <w:tcMar>
+              <w:top w:w="100" w:type="dxa"/>
+              <w:left w:w="160" w:type="dxa"/>
+              <w:bottom w:w="100" w:type="dxa"/>
+              <w:right w:w="160" w:type="dxa"/>
+            </w:tcMar>
+            <w:vAlign w:val="center"/>
+          </w:tcPr>
+          <w:p>
+            <w:pPr>
+              <w:keepNext w:val="0"/>
+              <w:keepLines w:val="0"/>
+              <w:widowControl/>
+              <w:suppressLineNumbers w:val="0"/>
+              <w:spacing w:line="250" w:lineRule="atLeast"/>
+              <w:jc w:val="left"/>
+              <w:rPr>
+                <w:rFonts w:hint="default" w:ascii="Times New Roman" w:hAnsi="Times New Roman" w:eastAsia="宋体" w:cs="Times New Roman"/>
+                <w:i w:val="0"/>
+                <w:iCs w:val="0"/>
+                <w:caps w:val="0"/>
+                <w:color w:val="0F1115"/>
+                <w:spacing w:val="0"/>
+                <w:sz w:val="18"/>
+                <w:szCs w:val="18"/>
+              </w:rPr>
+            </w:pPr>
+            <w:r>
+              <w:rPr>
+                <w:rFonts w:hint="default" w:ascii="Times New Roman" w:hAnsi="Times New Roman" w:eastAsia="宋体" w:cs="Times New Roman"/>
+                <w:i w:val="0"/>
+                <w:iCs w:val="0"/>
+                <w:caps w:val="0"/>
+                <w:color w:val="0F1115"/>
+                <w:spacing w:val="0"/>
+                <w:kern w:val="0"/>
+                <w:sz w:val="18"/>
+                <w:szCs w:val="18"/>
+                <w:lang w:val="en-US" w:eastAsia="zh-CN" w:bidi="ar"/>
+              </w:rPr>
+              <w:t>刻印名</w:t>
+            </w:r>
+          </w:p>
+        </w:tc>
+        <w:tc>
+          <w:tcPr>
+            <w:tcW w:w="653" w:type="pct"/>
+            <w:tcBorders>
+              <w:top w:val="single" w:color="auto" w:sz="4" w:space="0"/>
+              <w:left w:val="single" w:color="auto" w:sz="4" w:space="0"/>
+              <w:bottom w:val="single" w:color="auto" w:sz="4" w:space="0"/>
+              <w:right w:val="single" w:color="auto" w:sz="4" w:space="0"/>
+            </w:tcBorders>
+            <w:shd w:val="clear" w:color="auto" w:fill="auto"/>
+            <w:tcMar>
+              <w:top w:w="100" w:type="dxa"/>
+              <w:left w:w="160" w:type="dxa"/>
+              <w:bottom w:w="100" w:type="dxa"/>
+              <w:right w:w="160" w:type="dxa"/>
+            </w:tcMar>
+            <w:vAlign w:val="center"/>
+          </w:tcPr>
+          <w:p>
+            <w:pPr>
+              <w:keepNext w:val="0"/>
+              <w:keepLines w:val="0"/>
+              <w:widowControl/>
+              <w:suppressLineNumbers w:val="0"/>
+              <w:spacing w:line="250" w:lineRule="atLeast"/>
+              <w:jc w:val="left"/>
+              <w:rPr>
+                <w:rFonts w:hint="default" w:ascii="Times New Roman" w:hAnsi="Times New Roman" w:eastAsia="宋体" w:cs="Times New Roman"/>
+                <w:i w:val="0"/>
+                <w:iCs w:val="0"/>
+                <w:caps w:val="0"/>
+                <w:color w:val="0F1115"/>
+                <w:spacing w:val="0"/>
+                <w:sz w:val="18"/>
+                <w:szCs w:val="18"/>
+                <w:lang w:val="en-US" w:eastAsia="zh-CN"/>
+              </w:rPr>
+            </w:pPr>
+            <w:r>
+              <w:rPr>
+                <w:rFonts w:hint="eastAsia" w:ascii="Times New Roman" w:hAnsi="Times New Roman" w:eastAsia="宋体" w:cs="Times New Roman"/>
+                <w:i w:val="0"/>
+                <w:iCs w:val="0"/>
+                <w:caps w:val="0"/>
+                <w:color w:val="0F1115"/>
+                <w:spacing w:val="0"/>
+                <w:sz w:val="18"/>
+                <w:szCs w:val="18"/>
+                <w:lang w:val="en-US" w:eastAsia="zh-CN"/>
+              </w:rPr>
+              <w:t>普攻本位</w:t>
+            </w:r>
+          </w:p>
+        </w:tc>
+        <w:tc>
+          <w:tcPr>
+            <w:tcW w:w="1070" w:type="pct"/>
+            <w:tcBorders>
+              <w:top w:val="single" w:color="auto" w:sz="4" w:space="0"/>
+              <w:left w:val="single" w:color="auto" w:sz="4" w:space="0"/>
+              <w:bottom w:val="single" w:color="auto" w:sz="4" w:space="0"/>
+              <w:right w:val="single" w:color="auto" w:sz="4" w:space="0"/>
+            </w:tcBorders>
+            <w:shd w:val="clear" w:color="auto" w:fill="auto"/>
+            <w:tcMar>
+              <w:top w:w="100" w:type="dxa"/>
+              <w:left w:w="160" w:type="dxa"/>
+              <w:bottom w:w="100" w:type="dxa"/>
+              <w:right w:w="160" w:type="dxa"/>
+            </w:tcMar>
+            <w:vAlign w:val="center"/>
+          </w:tcPr>
+          <w:p>
+            <w:pPr>
+              <w:keepNext w:val="0"/>
+              <w:keepLines w:val="0"/>
+              <w:widowControl/>
+              <w:suppressLineNumbers w:val="0"/>
+              <w:spacing w:line="250" w:lineRule="atLeast"/>
+              <w:jc w:val="left"/>
+              <w:rPr>
+                <w:rFonts w:hint="default" w:ascii="Times New Roman" w:hAnsi="Times New Roman" w:eastAsia="宋体" w:cs="Times New Roman"/>
+                <w:i w:val="0"/>
+                <w:iCs w:val="0"/>
+                <w:caps w:val="0"/>
+                <w:color w:val="0F1115"/>
+                <w:spacing w:val="0"/>
+                <w:sz w:val="18"/>
+                <w:szCs w:val="18"/>
+                <w:lang w:val="en-US" w:eastAsia="zh-CN"/>
+              </w:rPr>
+            </w:pPr>
+            <w:r>
+              <w:rPr>
+                <w:rFonts w:hint="eastAsia" w:ascii="Times New Roman" w:hAnsi="Times New Roman" w:eastAsia="宋体" w:cs="Times New Roman"/>
+                <w:i w:val="0"/>
+                <w:iCs w:val="0"/>
+                <w:caps w:val="0"/>
+                <w:color w:val="0F1115"/>
+                <w:spacing w:val="0"/>
+                <w:sz w:val="18"/>
+                <w:szCs w:val="18"/>
+                <w:lang w:val="en-US" w:eastAsia="zh-CN"/>
+              </w:rPr>
+              <w:t>技能本位</w:t>
+            </w:r>
+          </w:p>
+        </w:tc>
+        <w:tc>
+          <w:tcPr>
+            <w:tcW w:w="663" w:type="pct"/>
+            <w:tcBorders>
+              <w:top w:val="single" w:color="auto" w:sz="4" w:space="0"/>
+              <w:left w:val="single" w:color="auto" w:sz="4" w:space="0"/>
+              <w:bottom w:val="single" w:color="auto" w:sz="4" w:space="0"/>
+              <w:right w:val="single" w:color="auto" w:sz="4" w:space="0"/>
+            </w:tcBorders>
+            <w:shd w:val="clear" w:color="auto" w:fill="auto"/>
+            <w:tcMar>
+              <w:top w:w="100" w:type="dxa"/>
+              <w:left w:w="160" w:type="dxa"/>
+              <w:bottom w:w="100" w:type="dxa"/>
+              <w:right w:w="160" w:type="dxa"/>
+            </w:tcMar>
+            <w:vAlign w:val="center"/>
+          </w:tcPr>
+          <w:p>
+            <w:pPr>
+              <w:keepNext w:val="0"/>
+              <w:keepLines w:val="0"/>
+              <w:widowControl/>
+              <w:suppressLineNumbers w:val="0"/>
+              <w:spacing w:line="250" w:lineRule="atLeast"/>
+              <w:jc w:val="left"/>
+              <w:rPr>
+                <w:rFonts w:hint="default" w:ascii="Times New Roman" w:hAnsi="Times New Roman" w:eastAsia="宋体" w:cs="Times New Roman"/>
+                <w:i w:val="0"/>
+                <w:iCs w:val="0"/>
+                <w:caps w:val="0"/>
+                <w:color w:val="0F1115"/>
+                <w:spacing w:val="0"/>
+                <w:sz w:val="18"/>
+                <w:szCs w:val="18"/>
+                <w:lang w:val="en-US" w:eastAsia="zh-CN"/>
+              </w:rPr>
+            </w:pPr>
+            <w:r>
+              <w:rPr>
+                <w:rFonts w:hint="eastAsia" w:ascii="Times New Roman" w:hAnsi="Times New Roman" w:eastAsia="宋体" w:cs="Times New Roman"/>
+                <w:i w:val="0"/>
+                <w:iCs w:val="0"/>
+                <w:caps w:val="0"/>
+                <w:color w:val="0F1115"/>
+                <w:spacing w:val="0"/>
+                <w:sz w:val="18"/>
+                <w:szCs w:val="18"/>
+                <w:lang w:val="en-US" w:eastAsia="zh-CN"/>
+              </w:rPr>
+              <w:t>位移本位</w:t>
+            </w:r>
+          </w:p>
+        </w:tc>
+        <w:tc>
+          <w:tcPr>
+            <w:tcW w:w="1705" w:type="pct"/>
+            <w:tcBorders>
+              <w:top w:val="single" w:color="auto" w:sz="4" w:space="0"/>
+              <w:left w:val="single" w:color="auto" w:sz="4" w:space="0"/>
+              <w:bottom w:val="single" w:color="auto" w:sz="4" w:space="0"/>
+              <w:right w:val="single" w:color="auto" w:sz="4" w:space="0"/>
+            </w:tcBorders>
+            <w:shd w:val="clear" w:color="auto" w:fill="auto"/>
+            <w:tcMar>
+              <w:top w:w="100" w:type="dxa"/>
+              <w:left w:w="160" w:type="dxa"/>
+              <w:bottom w:w="100" w:type="dxa"/>
+              <w:right w:w="160" w:type="dxa"/>
+            </w:tcMar>
+            <w:vAlign w:val="center"/>
+          </w:tcPr>
+          <w:p>
+            <w:pPr>
+              <w:keepNext w:val="0"/>
+              <w:keepLines w:val="0"/>
+              <w:widowControl/>
+              <w:suppressLineNumbers w:val="0"/>
+              <w:spacing w:line="250" w:lineRule="atLeast"/>
+              <w:jc w:val="left"/>
+              <w:rPr>
+                <w:rFonts w:hint="default" w:ascii="Times New Roman" w:hAnsi="Times New Roman" w:eastAsia="宋体" w:cs="Times New Roman"/>
+                <w:i w:val="0"/>
+                <w:iCs w:val="0"/>
+                <w:caps w:val="0"/>
+                <w:color w:val="0F1115"/>
+                <w:spacing w:val="0"/>
+                <w:sz w:val="18"/>
+                <w:szCs w:val="18"/>
+                <w:lang w:val="en-US" w:eastAsia="zh-CN"/>
+              </w:rPr>
+            </w:pPr>
+            <w:r>
+              <w:rPr>
+                <w:rFonts w:hint="eastAsia" w:ascii="Times New Roman" w:hAnsi="Times New Roman" w:eastAsia="宋体" w:cs="Times New Roman"/>
+                <w:i w:val="0"/>
+                <w:iCs w:val="0"/>
+                <w:caps w:val="0"/>
+                <w:color w:val="0F1115"/>
+                <w:spacing w:val="0"/>
+                <w:sz w:val="18"/>
+                <w:szCs w:val="18"/>
+                <w:lang w:val="en-US" w:eastAsia="zh-CN"/>
+              </w:rPr>
+              <w:t>变位</w:t>
+            </w:r>
+          </w:p>
+        </w:tc>
+      </w:tr>
+      <w:tr>
+        <w:tblPrEx>
+          <w:tblBorders>
+            <w:top w:val="none" w:color="auto" w:sz="0" w:space="0"/>
+            <w:left w:val="none" w:color="auto" w:sz="0" w:space="0"/>
+            <w:bottom w:val="none" w:color="auto" w:sz="0" w:space="0"/>
+            <w:right w:val="none" w:color="auto" w:sz="0" w:space="0"/>
+            <w:insideH w:val="none" w:color="auto" w:sz="0" w:space="0"/>
+            <w:insideV w:val="none" w:color="auto" w:sz="0" w:space="0"/>
+          </w:tblBorders>
+          <w:shd w:val="clear" w:color="auto" w:fill="FFFFFF"/>
+          <w:tblCellMar>
+            <w:top w:w="15" w:type="dxa"/>
+            <w:left w:w="15" w:type="dxa"/>
+            <w:bottom w:w="15" w:type="dxa"/>
+            <w:right w:w="15" w:type="dxa"/>
+          </w:tblCellMar>
+        </w:tblPrEx>
+        <w:tc>
+          <w:tcPr>
+            <w:tcW w:w="354" w:type="pct"/>
+            <w:tcBorders>
+              <w:top w:val="single" w:color="auto" w:sz="4" w:space="0"/>
+              <w:left w:val="single" w:color="auto" w:sz="4" w:space="0"/>
+              <w:bottom w:val="single" w:color="auto" w:sz="4" w:space="0"/>
+              <w:right w:val="single" w:color="auto" w:sz="4" w:space="0"/>
+            </w:tcBorders>
+            <w:shd w:val="clear" w:color="auto" w:fill="auto"/>
+            <w:tcMar>
+              <w:top w:w="100" w:type="dxa"/>
+              <w:left w:w="0" w:type="dxa"/>
+              <w:bottom w:w="100" w:type="dxa"/>
+              <w:right w:w="160" w:type="dxa"/>
+            </w:tcMar>
+            <w:vAlign w:val="center"/>
+          </w:tcPr>
+          <w:p>
+            <w:pPr>
+              <w:keepNext w:val="0"/>
+              <w:keepLines w:val="0"/>
+              <w:widowControl/>
+              <w:suppressLineNumbers w:val="0"/>
+              <w:spacing w:line="250" w:lineRule="atLeast"/>
+              <w:jc w:val="left"/>
+              <w:rPr>
+                <w:rFonts w:hint="default" w:ascii="Times New Roman" w:hAnsi="Times New Roman" w:eastAsia="宋体" w:cs="Times New Roman"/>
+                <w:i w:val="0"/>
+                <w:iCs w:val="0"/>
+                <w:caps w:val="0"/>
+                <w:color w:val="0F1115"/>
+                <w:spacing w:val="0"/>
+                <w:sz w:val="18"/>
+                <w:szCs w:val="18"/>
+              </w:rPr>
+            </w:pPr>
+            <w:r>
+              <w:rPr>
+                <w:rFonts w:hint="default" w:ascii="Times New Roman" w:hAnsi="Times New Roman" w:eastAsia="宋体" w:cs="Times New Roman"/>
+                <w:i w:val="0"/>
+                <w:iCs w:val="0"/>
+                <w:caps w:val="0"/>
+                <w:color w:val="0F1115"/>
+                <w:spacing w:val="0"/>
+                <w:kern w:val="0"/>
+                <w:sz w:val="18"/>
+                <w:szCs w:val="18"/>
+                <w:lang w:val="en-US" w:eastAsia="zh-CN" w:bidi="ar"/>
+              </w:rPr>
+              <w:t>火</w:t>
+            </w:r>
+          </w:p>
+        </w:tc>
+        <w:tc>
+          <w:tcPr>
+            <w:tcW w:w="552" w:type="pct"/>
+            <w:tcBorders>
+              <w:top w:val="single" w:color="auto" w:sz="4" w:space="0"/>
+              <w:left w:val="single" w:color="auto" w:sz="4" w:space="0"/>
+              <w:bottom w:val="single" w:color="auto" w:sz="4" w:space="0"/>
+              <w:right w:val="single" w:color="auto" w:sz="4" w:space="0"/>
+            </w:tcBorders>
+            <w:shd w:val="clear" w:color="auto" w:fill="auto"/>
+            <w:tcMar>
+              <w:top w:w="100" w:type="dxa"/>
+              <w:left w:w="160" w:type="dxa"/>
+              <w:bottom w:w="100" w:type="dxa"/>
+              <w:right w:w="160" w:type="dxa"/>
+            </w:tcMar>
+            <w:vAlign w:val="center"/>
+          </w:tcPr>
+          <w:p>
+            <w:pPr>
+              <w:keepNext w:val="0"/>
+              <w:keepLines w:val="0"/>
+              <w:widowControl/>
+              <w:suppressLineNumbers w:val="0"/>
+              <w:spacing w:line="250" w:lineRule="atLeast"/>
+              <w:jc w:val="left"/>
+              <w:rPr>
+                <w:rFonts w:hint="default" w:ascii="Times New Roman" w:hAnsi="Times New Roman" w:eastAsia="宋体" w:cs="Times New Roman"/>
+                <w:i w:val="0"/>
+                <w:iCs w:val="0"/>
+                <w:caps w:val="0"/>
+                <w:color w:val="0F1115"/>
+                <w:spacing w:val="0"/>
+                <w:sz w:val="18"/>
+                <w:szCs w:val="18"/>
+              </w:rPr>
+            </w:pPr>
+            <w:r>
+              <w:rPr>
+                <w:rFonts w:hint="default" w:ascii="Times New Roman" w:hAnsi="Times New Roman" w:eastAsia="宋体" w:cs="Times New Roman"/>
+                <w:i w:val="0"/>
+                <w:iCs w:val="0"/>
+                <w:caps w:val="0"/>
+                <w:color w:val="0F1115"/>
+                <w:spacing w:val="0"/>
+                <w:kern w:val="0"/>
+                <w:sz w:val="18"/>
+                <w:szCs w:val="18"/>
+                <w:lang w:val="en-US" w:eastAsia="zh-CN" w:bidi="ar"/>
+              </w:rPr>
+              <w:t>火痕</w:t>
+            </w:r>
+          </w:p>
+        </w:tc>
+        <w:tc>
+          <w:tcPr>
+            <w:tcW w:w="653" w:type="pct"/>
+            <w:tcBorders>
+              <w:top w:val="single" w:color="auto" w:sz="4" w:space="0"/>
+              <w:left w:val="single" w:color="auto" w:sz="4" w:space="0"/>
+              <w:bottom w:val="single" w:color="auto" w:sz="4" w:space="0"/>
+              <w:right w:val="single" w:color="auto" w:sz="4" w:space="0"/>
+            </w:tcBorders>
+            <w:shd w:val="clear" w:color="auto" w:fill="auto"/>
+            <w:tcMar>
+              <w:top w:w="100" w:type="dxa"/>
+              <w:left w:w="160" w:type="dxa"/>
+              <w:bottom w:w="100" w:type="dxa"/>
+              <w:right w:w="0" w:type="dxa"/>
+            </w:tcMar>
+            <w:vAlign w:val="center"/>
+          </w:tcPr>
+          <w:p>
+            <w:pPr>
+              <w:keepNext w:val="0"/>
+              <w:keepLines w:val="0"/>
+              <w:widowControl/>
+              <w:suppressLineNumbers w:val="0"/>
+              <w:spacing w:line="250" w:lineRule="atLeast"/>
+              <w:jc w:val="left"/>
+              <w:rPr>
+                <w:rFonts w:hint="eastAsia" w:ascii="Times New Roman" w:hAnsi="Times New Roman" w:eastAsia="宋体" w:cs="Times New Roman"/>
+                <w:i w:val="0"/>
+                <w:iCs w:val="0"/>
+                <w:caps w:val="0"/>
+                <w:color w:val="0F1115"/>
+                <w:spacing w:val="0"/>
+                <w:sz w:val="18"/>
+                <w:szCs w:val="18"/>
+                <w:lang w:val="en-US" w:eastAsia="zh-CN"/>
+              </w:rPr>
+            </w:pPr>
+            <w:r>
+              <w:rPr>
+                <w:rFonts w:hint="eastAsia" w:ascii="Times New Roman" w:hAnsi="Times New Roman" w:eastAsia="宋体" w:cs="Times New Roman"/>
+                <w:i w:val="0"/>
+                <w:iCs w:val="0"/>
+                <w:caps w:val="0"/>
+                <w:color w:val="0F1115"/>
+                <w:spacing w:val="0"/>
+                <w:sz w:val="18"/>
+                <w:szCs w:val="18"/>
+                <w:lang w:val="en-US" w:eastAsia="zh-CN"/>
+              </w:rPr>
+              <w:t>斩击</w:t>
+            </w:r>
+          </w:p>
+        </w:tc>
+        <w:tc>
+          <w:tcPr>
+            <w:tcW w:w="1070" w:type="pct"/>
+            <w:tcBorders>
+              <w:top w:val="single" w:color="auto" w:sz="4" w:space="0"/>
+              <w:left w:val="single" w:color="auto" w:sz="4" w:space="0"/>
+              <w:bottom w:val="single" w:color="auto" w:sz="4" w:space="0"/>
+              <w:right w:val="single" w:color="auto" w:sz="4" w:space="0"/>
+            </w:tcBorders>
+            <w:shd w:val="clear" w:color="auto" w:fill="auto"/>
+            <w:tcMar>
+              <w:top w:w="100" w:type="dxa"/>
+              <w:left w:w="160" w:type="dxa"/>
+              <w:bottom w:w="100" w:type="dxa"/>
+              <w:right w:w="0" w:type="dxa"/>
+            </w:tcMar>
+            <w:vAlign w:val="center"/>
+          </w:tcPr>
+          <w:p>
+            <w:pPr>
+              <w:keepNext w:val="0"/>
+              <w:keepLines w:val="0"/>
+              <w:widowControl/>
+              <w:suppressLineNumbers w:val="0"/>
+              <w:spacing w:line="250" w:lineRule="atLeast"/>
+              <w:jc w:val="left"/>
+              <w:rPr>
+                <w:rFonts w:hint="eastAsia" w:ascii="Times New Roman" w:hAnsi="Times New Roman" w:eastAsia="宋体" w:cs="Times New Roman"/>
+                <w:i w:val="0"/>
+                <w:iCs w:val="0"/>
+                <w:caps w:val="0"/>
+                <w:color w:val="0F1115"/>
+                <w:spacing w:val="0"/>
+                <w:sz w:val="18"/>
+                <w:szCs w:val="18"/>
+                <w:lang w:val="en-US" w:eastAsia="zh-CN"/>
+              </w:rPr>
+            </w:pPr>
+            <w:r>
+              <w:rPr>
+                <w:rFonts w:hint="eastAsia" w:ascii="Times New Roman" w:hAnsi="Times New Roman" w:eastAsia="宋体" w:cs="Times New Roman"/>
+                <w:i w:val="0"/>
+                <w:iCs w:val="0"/>
+                <w:caps w:val="0"/>
+                <w:color w:val="0F1115"/>
+                <w:spacing w:val="0"/>
+                <w:sz w:val="18"/>
+                <w:szCs w:val="18"/>
+                <w:lang w:val="en-US" w:eastAsia="zh-CN"/>
+              </w:rPr>
+              <w:t>剑气</w:t>
+            </w:r>
+          </w:p>
+        </w:tc>
+        <w:tc>
+          <w:tcPr>
+            <w:tcW w:w="663" w:type="pct"/>
+            <w:tcBorders>
+              <w:top w:val="single" w:color="auto" w:sz="4" w:space="0"/>
+              <w:left w:val="single" w:color="auto" w:sz="4" w:space="0"/>
+              <w:bottom w:val="single" w:color="auto" w:sz="4" w:space="0"/>
+              <w:right w:val="single" w:color="auto" w:sz="4" w:space="0"/>
+            </w:tcBorders>
+            <w:shd w:val="clear" w:color="auto" w:fill="auto"/>
+            <w:tcMar>
+              <w:top w:w="100" w:type="dxa"/>
+              <w:left w:w="160" w:type="dxa"/>
+              <w:bottom w:w="100" w:type="dxa"/>
+              <w:right w:w="0" w:type="dxa"/>
+            </w:tcMar>
+            <w:vAlign w:val="center"/>
+          </w:tcPr>
+          <w:p>
+            <w:pPr>
+              <w:keepNext w:val="0"/>
+              <w:keepLines w:val="0"/>
+              <w:widowControl/>
+              <w:suppressLineNumbers w:val="0"/>
+              <w:spacing w:line="250" w:lineRule="atLeast"/>
+              <w:jc w:val="left"/>
+              <w:rPr>
+                <w:rFonts w:hint="eastAsia" w:ascii="Times New Roman" w:hAnsi="Times New Roman" w:eastAsia="宋体" w:cs="Times New Roman"/>
+                <w:i w:val="0"/>
+                <w:iCs w:val="0"/>
+                <w:caps w:val="0"/>
+                <w:color w:val="0F1115"/>
+                <w:spacing w:val="0"/>
+                <w:sz w:val="18"/>
+                <w:szCs w:val="18"/>
+                <w:lang w:val="en-US" w:eastAsia="zh-CN"/>
+              </w:rPr>
+            </w:pPr>
+            <w:r>
+              <w:rPr>
+                <w:rFonts w:hint="eastAsia" w:ascii="Times New Roman" w:hAnsi="Times New Roman" w:eastAsia="宋体" w:cs="Times New Roman"/>
+                <w:i w:val="0"/>
+                <w:iCs w:val="0"/>
+                <w:caps w:val="0"/>
+                <w:color w:val="0F1115"/>
+                <w:spacing w:val="0"/>
+                <w:sz w:val="18"/>
+                <w:szCs w:val="18"/>
+                <w:lang w:val="en-US" w:eastAsia="zh-CN"/>
+              </w:rPr>
+              <w:t>突刺</w:t>
+            </w:r>
+          </w:p>
+        </w:tc>
+        <w:tc>
+          <w:tcPr>
+            <w:tcW w:w="1705" w:type="pct"/>
+            <w:tcBorders>
+              <w:top w:val="single" w:color="auto" w:sz="4" w:space="0"/>
+              <w:left w:val="single" w:color="auto" w:sz="4" w:space="0"/>
+              <w:bottom w:val="single" w:color="auto" w:sz="4" w:space="0"/>
+              <w:right w:val="single" w:color="auto" w:sz="4" w:space="0"/>
+            </w:tcBorders>
+            <w:shd w:val="clear" w:color="auto" w:fill="auto"/>
+            <w:tcMar>
+              <w:top w:w="100" w:type="dxa"/>
+              <w:left w:w="160" w:type="dxa"/>
+              <w:bottom w:w="100" w:type="dxa"/>
+              <w:right w:w="0" w:type="dxa"/>
+            </w:tcMar>
+            <w:vAlign w:val="center"/>
+          </w:tcPr>
+          <w:p>
+            <w:pPr>
+              <w:keepNext w:val="0"/>
+              <w:keepLines w:val="0"/>
+              <w:widowControl/>
+              <w:suppressLineNumbers w:val="0"/>
+              <w:spacing w:line="250" w:lineRule="atLeast"/>
+              <w:jc w:val="left"/>
+              <w:rPr>
+                <w:rFonts w:hint="default" w:ascii="Times New Roman" w:hAnsi="Times New Roman" w:eastAsia="宋体" w:cs="Times New Roman"/>
+                <w:i w:val="0"/>
+                <w:iCs w:val="0"/>
+                <w:caps w:val="0"/>
+                <w:color w:val="0F1115"/>
+                <w:spacing w:val="0"/>
+                <w:sz w:val="18"/>
+                <w:szCs w:val="18"/>
+                <w:lang w:val="en-US" w:eastAsia="zh-CN"/>
+              </w:rPr>
+            </w:pPr>
+            <w:r>
+              <w:rPr>
+                <w:rFonts w:hint="eastAsia" w:ascii="Times New Roman" w:hAnsi="Times New Roman" w:eastAsia="宋体" w:cs="Times New Roman"/>
+                <w:i w:val="0"/>
+                <w:iCs w:val="0"/>
+                <w:caps w:val="0"/>
+                <w:color w:val="0F1115"/>
+                <w:spacing w:val="0"/>
+                <w:sz w:val="18"/>
+                <w:szCs w:val="18"/>
+                <w:lang w:val="en-US" w:eastAsia="zh-CN"/>
+              </w:rPr>
+              <w:t>命中目标挂上对应属性持续伤害</w:t>
+            </w:r>
+          </w:p>
+        </w:tc>
+      </w:tr>
+      <w:tr>
+        <w:tblPrEx>
+          <w:tblBorders>
+            <w:top w:val="none" w:color="auto" w:sz="0" w:space="0"/>
+            <w:left w:val="none" w:color="auto" w:sz="0" w:space="0"/>
+            <w:bottom w:val="none" w:color="auto" w:sz="0" w:space="0"/>
+            <w:right w:val="none" w:color="auto" w:sz="0" w:space="0"/>
+            <w:insideH w:val="none" w:color="auto" w:sz="0" w:space="0"/>
+            <w:insideV w:val="none" w:color="auto" w:sz="0" w:space="0"/>
+          </w:tblBorders>
+          <w:shd w:val="clear" w:color="auto" w:fill="FFFFFF"/>
+          <w:tblCellMar>
+            <w:top w:w="15" w:type="dxa"/>
+            <w:left w:w="15" w:type="dxa"/>
+            <w:bottom w:w="15" w:type="dxa"/>
+            <w:right w:w="15" w:type="dxa"/>
+          </w:tblCellMar>
+        </w:tblPrEx>
+        <w:tc>
+          <w:tcPr>
+            <w:tcW w:w="354" w:type="pct"/>
+            <w:tcBorders>
+              <w:top w:val="single" w:color="auto" w:sz="4" w:space="0"/>
+              <w:left w:val="single" w:color="auto" w:sz="4" w:space="0"/>
+              <w:bottom w:val="single" w:color="auto" w:sz="4" w:space="0"/>
+              <w:right w:val="single" w:color="auto" w:sz="4" w:space="0"/>
+            </w:tcBorders>
+            <w:shd w:val="clear" w:color="auto" w:fill="auto"/>
+            <w:tcMar>
+              <w:top w:w="100" w:type="dxa"/>
+              <w:left w:w="0" w:type="dxa"/>
+              <w:bottom w:w="100" w:type="dxa"/>
+              <w:right w:w="160" w:type="dxa"/>
+            </w:tcMar>
+            <w:vAlign w:val="center"/>
+          </w:tcPr>
+          <w:p>
+            <w:pPr>
+              <w:keepNext w:val="0"/>
+              <w:keepLines w:val="0"/>
+              <w:widowControl/>
+              <w:suppressLineNumbers w:val="0"/>
+              <w:spacing w:line="250" w:lineRule="atLeast"/>
+              <w:jc w:val="left"/>
+              <w:rPr>
+                <w:rFonts w:hint="default" w:ascii="Times New Roman" w:hAnsi="Times New Roman" w:eastAsia="宋体" w:cs="Times New Roman"/>
+                <w:i w:val="0"/>
+                <w:iCs w:val="0"/>
+                <w:caps w:val="0"/>
+                <w:color w:val="0F1115"/>
+                <w:spacing w:val="0"/>
+                <w:sz w:val="18"/>
+                <w:szCs w:val="18"/>
+              </w:rPr>
+            </w:pPr>
+            <w:r>
+              <w:rPr>
+                <w:rFonts w:hint="default" w:ascii="Times New Roman" w:hAnsi="Times New Roman" w:eastAsia="宋体" w:cs="Times New Roman"/>
+                <w:i w:val="0"/>
+                <w:iCs w:val="0"/>
+                <w:caps w:val="0"/>
+                <w:color w:val="0F1115"/>
+                <w:spacing w:val="0"/>
+                <w:kern w:val="0"/>
+                <w:sz w:val="18"/>
+                <w:szCs w:val="18"/>
+                <w:lang w:val="en-US" w:eastAsia="zh-CN" w:bidi="ar"/>
+              </w:rPr>
+              <w:t>火</w:t>
+            </w:r>
+          </w:p>
+        </w:tc>
+        <w:tc>
+          <w:tcPr>
+            <w:tcW w:w="552" w:type="pct"/>
+            <w:tcBorders>
+              <w:top w:val="single" w:color="auto" w:sz="4" w:space="0"/>
+              <w:left w:val="single" w:color="auto" w:sz="4" w:space="0"/>
+              <w:bottom w:val="single" w:color="auto" w:sz="4" w:space="0"/>
+              <w:right w:val="single" w:color="auto" w:sz="4" w:space="0"/>
+            </w:tcBorders>
+            <w:shd w:val="clear" w:color="auto" w:fill="auto"/>
+            <w:tcMar>
+              <w:top w:w="100" w:type="dxa"/>
+              <w:left w:w="160" w:type="dxa"/>
+              <w:bottom w:w="100" w:type="dxa"/>
+              <w:right w:w="160" w:type="dxa"/>
+            </w:tcMar>
+            <w:vAlign w:val="center"/>
+          </w:tcPr>
+          <w:p>
+            <w:pPr>
+              <w:keepNext w:val="0"/>
+              <w:keepLines w:val="0"/>
+              <w:widowControl/>
+              <w:suppressLineNumbers w:val="0"/>
+              <w:spacing w:line="250" w:lineRule="atLeast"/>
+              <w:jc w:val="left"/>
+              <w:rPr>
+                <w:rFonts w:hint="default" w:ascii="Times New Roman" w:hAnsi="Times New Roman" w:eastAsia="宋体" w:cs="Times New Roman"/>
+                <w:i w:val="0"/>
+                <w:iCs w:val="0"/>
+                <w:caps w:val="0"/>
+                <w:color w:val="0F1115"/>
+                <w:spacing w:val="0"/>
+                <w:sz w:val="18"/>
+                <w:szCs w:val="18"/>
+              </w:rPr>
+            </w:pPr>
+            <w:r>
+              <w:rPr>
+                <w:rFonts w:hint="default" w:ascii="Times New Roman" w:hAnsi="Times New Roman" w:eastAsia="宋体" w:cs="Times New Roman"/>
+                <w:i w:val="0"/>
+                <w:iCs w:val="0"/>
+                <w:caps w:val="0"/>
+                <w:color w:val="0F1115"/>
+                <w:spacing w:val="0"/>
+                <w:sz w:val="18"/>
+                <w:szCs w:val="18"/>
+              </w:rPr>
+              <w:t>燃屑</w:t>
+            </w:r>
+          </w:p>
+        </w:tc>
+        <w:tc>
+          <w:tcPr>
+            <w:tcW w:w="653" w:type="pct"/>
+            <w:tcBorders>
+              <w:top w:val="single" w:color="auto" w:sz="4" w:space="0"/>
+              <w:left w:val="single" w:color="auto" w:sz="4" w:space="0"/>
+              <w:bottom w:val="single" w:color="auto" w:sz="4" w:space="0"/>
+              <w:right w:val="single" w:color="auto" w:sz="4" w:space="0"/>
+            </w:tcBorders>
+            <w:shd w:val="clear" w:color="auto" w:fill="auto"/>
+            <w:tcMar>
+              <w:top w:w="100" w:type="dxa"/>
+              <w:left w:w="160" w:type="dxa"/>
+              <w:bottom w:w="100" w:type="dxa"/>
+              <w:right w:w="0" w:type="dxa"/>
+            </w:tcMar>
+            <w:vAlign w:val="center"/>
+          </w:tcPr>
+          <w:p>
+            <w:pPr>
+              <w:keepNext w:val="0"/>
+              <w:keepLines w:val="0"/>
+              <w:widowControl/>
+              <w:suppressLineNumbers w:val="0"/>
+              <w:spacing w:line="250" w:lineRule="atLeast"/>
+              <w:jc w:val="left"/>
+              <w:rPr>
+                <w:rFonts w:hint="eastAsia" w:ascii="Times New Roman" w:hAnsi="Times New Roman" w:eastAsia="宋体" w:cs="Times New Roman"/>
+                <w:i w:val="0"/>
+                <w:iCs w:val="0"/>
+                <w:caps w:val="0"/>
+                <w:color w:val="0F1115"/>
+                <w:spacing w:val="0"/>
+                <w:sz w:val="18"/>
+                <w:szCs w:val="18"/>
+                <w:lang w:val="en-US" w:eastAsia="zh-CN"/>
+              </w:rPr>
+            </w:pPr>
+            <w:r>
+              <w:rPr>
+                <w:rFonts w:hint="eastAsia" w:ascii="Times New Roman" w:hAnsi="Times New Roman" w:eastAsia="宋体" w:cs="Times New Roman"/>
+                <w:i w:val="0"/>
+                <w:iCs w:val="0"/>
+                <w:caps w:val="0"/>
+                <w:color w:val="0F1115"/>
+                <w:spacing w:val="0"/>
+                <w:sz w:val="18"/>
+                <w:szCs w:val="18"/>
+                <w:lang w:val="en-US" w:eastAsia="zh-CN"/>
+              </w:rPr>
+              <w:t>拳击</w:t>
+            </w:r>
+          </w:p>
+        </w:tc>
+        <w:tc>
+          <w:tcPr>
+            <w:tcW w:w="1070" w:type="pct"/>
+            <w:tcBorders>
+              <w:top w:val="single" w:color="auto" w:sz="4" w:space="0"/>
+              <w:left w:val="single" w:color="auto" w:sz="4" w:space="0"/>
+              <w:bottom w:val="single" w:color="auto" w:sz="4" w:space="0"/>
+              <w:right w:val="single" w:color="auto" w:sz="4" w:space="0"/>
+            </w:tcBorders>
+            <w:shd w:val="clear" w:color="auto" w:fill="auto"/>
+            <w:tcMar>
+              <w:top w:w="100" w:type="dxa"/>
+              <w:left w:w="160" w:type="dxa"/>
+              <w:bottom w:w="100" w:type="dxa"/>
+              <w:right w:w="0" w:type="dxa"/>
+            </w:tcMar>
+            <w:vAlign w:val="center"/>
+          </w:tcPr>
+          <w:p>
+            <w:pPr>
+              <w:keepNext w:val="0"/>
+              <w:keepLines w:val="0"/>
+              <w:widowControl/>
+              <w:suppressLineNumbers w:val="0"/>
+              <w:spacing w:line="250" w:lineRule="atLeast"/>
+              <w:jc w:val="left"/>
+              <w:rPr>
+                <w:rFonts w:hint="default" w:ascii="Times New Roman" w:hAnsi="Times New Roman" w:eastAsia="宋体" w:cs="Times New Roman"/>
+                <w:i w:val="0"/>
+                <w:iCs w:val="0"/>
+                <w:caps w:val="0"/>
+                <w:color w:val="0F1115"/>
+                <w:spacing w:val="0"/>
+                <w:sz w:val="18"/>
+                <w:szCs w:val="18"/>
+                <w:lang w:val="en-US" w:eastAsia="zh-CN"/>
+              </w:rPr>
+            </w:pPr>
+            <w:r>
+              <w:rPr>
+                <w:rFonts w:hint="eastAsia" w:ascii="Times New Roman" w:hAnsi="Times New Roman" w:eastAsia="宋体" w:cs="Times New Roman"/>
+                <w:i w:val="0"/>
+                <w:iCs w:val="0"/>
+                <w:caps w:val="0"/>
+                <w:color w:val="0F1115"/>
+                <w:spacing w:val="0"/>
+                <w:sz w:val="18"/>
+                <w:szCs w:val="18"/>
+                <w:lang w:val="en-US" w:eastAsia="zh-CN"/>
+              </w:rPr>
+              <w:t>周围生成爆炸粉尘</w:t>
+            </w:r>
+          </w:p>
+        </w:tc>
+        <w:tc>
+          <w:tcPr>
+            <w:tcW w:w="663" w:type="pct"/>
+            <w:tcBorders>
+              <w:top w:val="single" w:color="auto" w:sz="4" w:space="0"/>
+              <w:left w:val="single" w:color="auto" w:sz="4" w:space="0"/>
+              <w:bottom w:val="single" w:color="auto" w:sz="4" w:space="0"/>
+              <w:right w:val="single" w:color="auto" w:sz="4" w:space="0"/>
+            </w:tcBorders>
+            <w:shd w:val="clear" w:color="auto" w:fill="auto"/>
+            <w:tcMar>
+              <w:top w:w="100" w:type="dxa"/>
+              <w:left w:w="160" w:type="dxa"/>
+              <w:bottom w:w="100" w:type="dxa"/>
+              <w:right w:w="0" w:type="dxa"/>
+            </w:tcMar>
+            <w:vAlign w:val="center"/>
+          </w:tcPr>
+          <w:p>
+            <w:pPr>
+              <w:keepNext w:val="0"/>
+              <w:keepLines w:val="0"/>
+              <w:widowControl/>
+              <w:suppressLineNumbers w:val="0"/>
+              <w:spacing w:line="250" w:lineRule="atLeast"/>
+              <w:jc w:val="left"/>
+              <w:rPr>
+                <w:rFonts w:hint="eastAsia" w:ascii="Times New Roman" w:hAnsi="Times New Roman" w:eastAsia="宋体" w:cs="Times New Roman"/>
+                <w:i w:val="0"/>
+                <w:iCs w:val="0"/>
+                <w:caps w:val="0"/>
+                <w:color w:val="0F1115"/>
+                <w:spacing w:val="0"/>
+                <w:sz w:val="18"/>
+                <w:szCs w:val="18"/>
+                <w:lang w:val="en-US" w:eastAsia="zh-CN"/>
+              </w:rPr>
+            </w:pPr>
+            <w:r>
+              <w:rPr>
+                <w:rFonts w:hint="eastAsia" w:ascii="Times New Roman" w:hAnsi="Times New Roman" w:eastAsia="宋体" w:cs="Times New Roman"/>
+                <w:i w:val="0"/>
+                <w:iCs w:val="0"/>
+                <w:caps w:val="0"/>
+                <w:color w:val="0F1115"/>
+                <w:spacing w:val="0"/>
+                <w:sz w:val="18"/>
+                <w:szCs w:val="18"/>
+                <w:lang w:val="en-US" w:eastAsia="zh-CN"/>
+              </w:rPr>
+              <w:t>翻滚</w:t>
+            </w:r>
+          </w:p>
+        </w:tc>
+        <w:tc>
+          <w:tcPr>
+            <w:tcW w:w="1705" w:type="pct"/>
+            <w:tcBorders>
+              <w:top w:val="single" w:color="auto" w:sz="4" w:space="0"/>
+              <w:left w:val="single" w:color="auto" w:sz="4" w:space="0"/>
+              <w:bottom w:val="single" w:color="auto" w:sz="4" w:space="0"/>
+              <w:right w:val="single" w:color="auto" w:sz="4" w:space="0"/>
+            </w:tcBorders>
+            <w:shd w:val="clear" w:color="auto" w:fill="auto"/>
+            <w:tcMar>
+              <w:top w:w="100" w:type="dxa"/>
+              <w:left w:w="160" w:type="dxa"/>
+              <w:bottom w:w="100" w:type="dxa"/>
+              <w:right w:w="0" w:type="dxa"/>
+            </w:tcMar>
+            <w:vAlign w:val="center"/>
+          </w:tcPr>
+          <w:p>
+            <w:pPr>
+              <w:keepNext w:val="0"/>
+              <w:keepLines w:val="0"/>
+              <w:widowControl/>
+              <w:suppressLineNumbers w:val="0"/>
+              <w:spacing w:line="250" w:lineRule="atLeast"/>
+              <w:jc w:val="left"/>
+              <w:rPr>
+                <w:rFonts w:hint="default" w:ascii="Times New Roman" w:hAnsi="Times New Roman" w:eastAsia="宋体" w:cs="Times New Roman"/>
+                <w:i w:val="0"/>
+                <w:iCs w:val="0"/>
+                <w:caps w:val="0"/>
+                <w:color w:val="0F1115"/>
+                <w:spacing w:val="0"/>
+                <w:sz w:val="18"/>
+                <w:szCs w:val="18"/>
+                <w:lang w:val="en-US" w:eastAsia="zh-CN"/>
+              </w:rPr>
+            </w:pPr>
+            <w:r>
+              <w:rPr>
+                <w:rFonts w:hint="eastAsia" w:ascii="Times New Roman" w:hAnsi="Times New Roman" w:eastAsia="宋体" w:cs="Times New Roman"/>
+                <w:i w:val="0"/>
+                <w:iCs w:val="0"/>
+                <w:caps w:val="0"/>
+                <w:color w:val="0F1115"/>
+                <w:spacing w:val="0"/>
+                <w:sz w:val="18"/>
+                <w:szCs w:val="18"/>
+                <w:lang w:val="en-US" w:eastAsia="zh-CN"/>
+              </w:rPr>
+              <w:t>攻击或位移的轨迹生成爆炸粉尘</w:t>
+            </w:r>
+          </w:p>
+        </w:tc>
+      </w:tr>
+      <w:tr>
+        <w:tblPrEx>
+          <w:tblBorders>
+            <w:top w:val="none" w:color="auto" w:sz="0" w:space="0"/>
+            <w:left w:val="none" w:color="auto" w:sz="0" w:space="0"/>
+            <w:bottom w:val="none" w:color="auto" w:sz="0" w:space="0"/>
+            <w:right w:val="none" w:color="auto" w:sz="0" w:space="0"/>
+            <w:insideH w:val="none" w:color="auto" w:sz="0" w:space="0"/>
+            <w:insideV w:val="none" w:color="auto" w:sz="0" w:space="0"/>
+          </w:tblBorders>
+          <w:shd w:val="clear" w:color="auto" w:fill="FFFFFF"/>
+          <w:tblCellMar>
+            <w:top w:w="15" w:type="dxa"/>
+            <w:left w:w="15" w:type="dxa"/>
+            <w:bottom w:w="15" w:type="dxa"/>
+            <w:right w:w="15" w:type="dxa"/>
+          </w:tblCellMar>
+        </w:tblPrEx>
+        <w:tc>
+          <w:tcPr>
+            <w:tcW w:w="354" w:type="pct"/>
+            <w:tcBorders>
+              <w:top w:val="single" w:color="auto" w:sz="4" w:space="0"/>
+              <w:left w:val="single" w:color="auto" w:sz="4" w:space="0"/>
+              <w:bottom w:val="single" w:color="auto" w:sz="4" w:space="0"/>
+              <w:right w:val="single" w:color="auto" w:sz="4" w:space="0"/>
+            </w:tcBorders>
+            <w:shd w:val="clear" w:color="auto" w:fill="auto"/>
+            <w:tcMar>
+              <w:top w:w="100" w:type="dxa"/>
+              <w:left w:w="0" w:type="dxa"/>
+              <w:bottom w:w="100" w:type="dxa"/>
+              <w:right w:w="160" w:type="dxa"/>
+            </w:tcMar>
+            <w:vAlign w:val="center"/>
+          </w:tcPr>
+          <w:p>
+            <w:pPr>
+              <w:keepNext w:val="0"/>
+              <w:keepLines w:val="0"/>
+              <w:widowControl/>
+              <w:suppressLineNumbers w:val="0"/>
+              <w:spacing w:line="250" w:lineRule="atLeast"/>
+              <w:jc w:val="left"/>
+              <w:rPr>
+                <w:rFonts w:hint="default" w:ascii="Times New Roman" w:hAnsi="Times New Roman" w:eastAsia="宋体" w:cs="Times New Roman"/>
+                <w:i w:val="0"/>
+                <w:iCs w:val="0"/>
+                <w:caps w:val="0"/>
+                <w:color w:val="0F1115"/>
+                <w:spacing w:val="0"/>
+                <w:sz w:val="18"/>
+                <w:szCs w:val="18"/>
+              </w:rPr>
+            </w:pPr>
+            <w:r>
+              <w:rPr>
+                <w:rFonts w:hint="default" w:ascii="Times New Roman" w:hAnsi="Times New Roman" w:eastAsia="宋体" w:cs="Times New Roman"/>
+                <w:i w:val="0"/>
+                <w:iCs w:val="0"/>
+                <w:caps w:val="0"/>
+                <w:color w:val="0F1115"/>
+                <w:spacing w:val="0"/>
+                <w:kern w:val="0"/>
+                <w:sz w:val="18"/>
+                <w:szCs w:val="18"/>
+                <w:lang w:val="en-US" w:eastAsia="zh-CN" w:bidi="ar"/>
+              </w:rPr>
+              <w:t>水</w:t>
+            </w:r>
+          </w:p>
+        </w:tc>
+        <w:tc>
+          <w:tcPr>
+            <w:tcW w:w="552" w:type="pct"/>
+            <w:tcBorders>
+              <w:top w:val="single" w:color="auto" w:sz="4" w:space="0"/>
+              <w:left w:val="single" w:color="auto" w:sz="4" w:space="0"/>
+              <w:bottom w:val="single" w:color="auto" w:sz="4" w:space="0"/>
+              <w:right w:val="single" w:color="auto" w:sz="4" w:space="0"/>
+            </w:tcBorders>
+            <w:shd w:val="clear" w:color="auto" w:fill="auto"/>
+            <w:tcMar>
+              <w:top w:w="100" w:type="dxa"/>
+              <w:left w:w="160" w:type="dxa"/>
+              <w:bottom w:w="100" w:type="dxa"/>
+              <w:right w:w="160" w:type="dxa"/>
+            </w:tcMar>
+            <w:vAlign w:val="center"/>
+          </w:tcPr>
+          <w:p>
+            <w:pPr>
+              <w:keepNext w:val="0"/>
+              <w:keepLines w:val="0"/>
+              <w:widowControl/>
+              <w:suppressLineNumbers w:val="0"/>
+              <w:spacing w:line="250" w:lineRule="atLeast"/>
+              <w:jc w:val="left"/>
+              <w:rPr>
+                <w:rFonts w:hint="default" w:ascii="Times New Roman" w:hAnsi="Times New Roman" w:eastAsia="宋体" w:cs="Times New Roman"/>
+                <w:i w:val="0"/>
+                <w:iCs w:val="0"/>
+                <w:caps w:val="0"/>
+                <w:color w:val="0F1115"/>
+                <w:spacing w:val="0"/>
+                <w:sz w:val="18"/>
+                <w:szCs w:val="18"/>
+              </w:rPr>
+            </w:pPr>
+            <w:r>
+              <w:rPr>
+                <w:rFonts w:hint="default" w:ascii="Times New Roman" w:hAnsi="Times New Roman" w:eastAsia="宋体" w:cs="Times New Roman"/>
+                <w:i w:val="0"/>
+                <w:iCs w:val="0"/>
+                <w:caps w:val="0"/>
+                <w:color w:val="0F1115"/>
+                <w:spacing w:val="0"/>
+                <w:kern w:val="0"/>
+                <w:sz w:val="18"/>
+                <w:szCs w:val="18"/>
+                <w:lang w:val="en-US" w:eastAsia="zh-CN" w:bidi="ar"/>
+              </w:rPr>
+              <w:t>露珠</w:t>
+            </w:r>
+          </w:p>
+        </w:tc>
+        <w:tc>
+          <w:tcPr>
+            <w:tcW w:w="653" w:type="pct"/>
+            <w:tcBorders>
+              <w:top w:val="single" w:color="auto" w:sz="4" w:space="0"/>
+              <w:left w:val="single" w:color="auto" w:sz="4" w:space="0"/>
+              <w:bottom w:val="single" w:color="auto" w:sz="4" w:space="0"/>
+              <w:right w:val="single" w:color="auto" w:sz="4" w:space="0"/>
+            </w:tcBorders>
+            <w:shd w:val="clear" w:color="auto" w:fill="auto"/>
+            <w:tcMar>
+              <w:top w:w="100" w:type="dxa"/>
+              <w:left w:w="160" w:type="dxa"/>
+              <w:bottom w:w="100" w:type="dxa"/>
+              <w:right w:w="0" w:type="dxa"/>
+            </w:tcMar>
+            <w:vAlign w:val="center"/>
+          </w:tcPr>
+          <w:p>
+            <w:pPr>
+              <w:keepNext w:val="0"/>
+              <w:keepLines w:val="0"/>
+              <w:widowControl/>
+              <w:suppressLineNumbers w:val="0"/>
+              <w:spacing w:line="250" w:lineRule="atLeast"/>
+              <w:jc w:val="left"/>
+              <w:rPr>
+                <w:rFonts w:hint="eastAsia" w:ascii="Times New Roman" w:hAnsi="Times New Roman" w:eastAsia="宋体" w:cs="Times New Roman"/>
+                <w:i w:val="0"/>
+                <w:iCs w:val="0"/>
+                <w:caps w:val="0"/>
+                <w:color w:val="0F1115"/>
+                <w:spacing w:val="0"/>
+                <w:sz w:val="18"/>
+                <w:szCs w:val="18"/>
+                <w:lang w:val="en-US" w:eastAsia="zh-CN"/>
+              </w:rPr>
+            </w:pPr>
+            <w:r>
+              <w:rPr>
+                <w:rFonts w:hint="eastAsia" w:ascii="Times New Roman" w:hAnsi="Times New Roman" w:eastAsia="宋体" w:cs="Times New Roman"/>
+                <w:i w:val="0"/>
+                <w:iCs w:val="0"/>
+                <w:caps w:val="0"/>
+                <w:color w:val="0F1115"/>
+                <w:spacing w:val="0"/>
+                <w:sz w:val="18"/>
+                <w:szCs w:val="18"/>
+                <w:lang w:val="en-US" w:eastAsia="zh-CN"/>
+              </w:rPr>
+              <w:t>法球</w:t>
+            </w:r>
+          </w:p>
+        </w:tc>
+        <w:tc>
+          <w:tcPr>
+            <w:tcW w:w="1070" w:type="pct"/>
+            <w:tcBorders>
+              <w:top w:val="single" w:color="auto" w:sz="4" w:space="0"/>
+              <w:left w:val="single" w:color="auto" w:sz="4" w:space="0"/>
+              <w:bottom w:val="single" w:color="auto" w:sz="4" w:space="0"/>
+              <w:right w:val="single" w:color="auto" w:sz="4" w:space="0"/>
+            </w:tcBorders>
+            <w:shd w:val="clear" w:color="auto" w:fill="auto"/>
+            <w:tcMar>
+              <w:top w:w="100" w:type="dxa"/>
+              <w:left w:w="160" w:type="dxa"/>
+              <w:bottom w:w="100" w:type="dxa"/>
+              <w:right w:w="0" w:type="dxa"/>
+            </w:tcMar>
+            <w:vAlign w:val="center"/>
+          </w:tcPr>
+          <w:p>
+            <w:pPr>
+              <w:keepNext w:val="0"/>
+              <w:keepLines w:val="0"/>
+              <w:widowControl/>
+              <w:suppressLineNumbers w:val="0"/>
+              <w:spacing w:line="250" w:lineRule="atLeast"/>
+              <w:jc w:val="left"/>
+              <w:rPr>
+                <w:rFonts w:hint="default" w:ascii="Times New Roman" w:hAnsi="Times New Roman" w:eastAsia="宋体" w:cs="Times New Roman"/>
+                <w:i w:val="0"/>
+                <w:iCs w:val="0"/>
+                <w:caps w:val="0"/>
+                <w:color w:val="0F1115"/>
+                <w:spacing w:val="0"/>
+                <w:sz w:val="18"/>
+                <w:szCs w:val="18"/>
+                <w:lang w:val="en-US" w:eastAsia="zh-CN"/>
+              </w:rPr>
+            </w:pPr>
+            <w:r>
+              <w:rPr>
+                <w:rFonts w:hint="eastAsia" w:ascii="Times New Roman" w:hAnsi="Times New Roman" w:eastAsia="宋体" w:cs="Times New Roman"/>
+                <w:i w:val="0"/>
+                <w:iCs w:val="0"/>
+                <w:caps w:val="0"/>
+                <w:color w:val="0F1115"/>
+                <w:spacing w:val="0"/>
+                <w:sz w:val="18"/>
+                <w:szCs w:val="18"/>
+                <w:lang w:val="en-US" w:eastAsia="zh-CN"/>
+              </w:rPr>
+              <w:t>生成法球环绕</w:t>
+            </w:r>
+          </w:p>
+        </w:tc>
+        <w:tc>
+          <w:tcPr>
+            <w:tcW w:w="663" w:type="pct"/>
+            <w:tcBorders>
+              <w:top w:val="single" w:color="auto" w:sz="4" w:space="0"/>
+              <w:left w:val="single" w:color="auto" w:sz="4" w:space="0"/>
+              <w:bottom w:val="single" w:color="auto" w:sz="4" w:space="0"/>
+              <w:right w:val="single" w:color="auto" w:sz="4" w:space="0"/>
+            </w:tcBorders>
+            <w:shd w:val="clear" w:color="auto" w:fill="auto"/>
+            <w:tcMar>
+              <w:top w:w="100" w:type="dxa"/>
+              <w:left w:w="160" w:type="dxa"/>
+              <w:bottom w:w="100" w:type="dxa"/>
+              <w:right w:w="0" w:type="dxa"/>
+            </w:tcMar>
+            <w:vAlign w:val="center"/>
+          </w:tcPr>
+          <w:p>
+            <w:pPr>
+              <w:keepNext w:val="0"/>
+              <w:keepLines w:val="0"/>
+              <w:widowControl/>
+              <w:suppressLineNumbers w:val="0"/>
+              <w:spacing w:line="250" w:lineRule="atLeast"/>
+              <w:jc w:val="left"/>
+              <w:rPr>
+                <w:rFonts w:hint="default" w:ascii="Times New Roman" w:hAnsi="Times New Roman" w:eastAsia="宋体" w:cs="Times New Roman"/>
+                <w:i w:val="0"/>
+                <w:iCs w:val="0"/>
+                <w:caps w:val="0"/>
+                <w:color w:val="0F1115"/>
+                <w:spacing w:val="0"/>
+                <w:sz w:val="18"/>
+                <w:szCs w:val="18"/>
+                <w:lang w:val="en-US" w:eastAsia="zh-CN"/>
+              </w:rPr>
+            </w:pPr>
+            <w:r>
+              <w:rPr>
+                <w:rFonts w:hint="eastAsia" w:ascii="Times New Roman" w:hAnsi="Times New Roman" w:eastAsia="宋体" w:cs="Times New Roman"/>
+                <w:i w:val="0"/>
+                <w:iCs w:val="0"/>
+                <w:caps w:val="0"/>
+                <w:color w:val="0F1115"/>
+                <w:spacing w:val="0"/>
+                <w:sz w:val="18"/>
+                <w:szCs w:val="18"/>
+                <w:lang w:val="en-US" w:eastAsia="zh-CN"/>
+              </w:rPr>
+              <w:t>隐身</w:t>
+            </w:r>
+          </w:p>
+        </w:tc>
+        <w:tc>
+          <w:tcPr>
+            <w:tcW w:w="1705" w:type="pct"/>
+            <w:tcBorders>
+              <w:top w:val="single" w:color="auto" w:sz="4" w:space="0"/>
+              <w:left w:val="single" w:color="auto" w:sz="4" w:space="0"/>
+              <w:bottom w:val="single" w:color="auto" w:sz="4" w:space="0"/>
+              <w:right w:val="single" w:color="auto" w:sz="4" w:space="0"/>
+            </w:tcBorders>
+            <w:shd w:val="clear" w:color="auto" w:fill="auto"/>
+            <w:tcMar>
+              <w:top w:w="100" w:type="dxa"/>
+              <w:left w:w="160" w:type="dxa"/>
+              <w:bottom w:w="100" w:type="dxa"/>
+              <w:right w:w="0" w:type="dxa"/>
+            </w:tcMar>
+            <w:vAlign w:val="center"/>
+          </w:tcPr>
+          <w:p>
+            <w:pPr>
+              <w:keepNext w:val="0"/>
+              <w:keepLines w:val="0"/>
+              <w:widowControl/>
+              <w:suppressLineNumbers w:val="0"/>
+              <w:spacing w:line="250" w:lineRule="atLeast"/>
+              <w:jc w:val="left"/>
+              <w:rPr>
+                <w:rFonts w:hint="default" w:ascii="Times New Roman" w:hAnsi="Times New Roman" w:eastAsia="宋体" w:cs="Times New Roman"/>
+                <w:i w:val="0"/>
+                <w:iCs w:val="0"/>
+                <w:caps w:val="0"/>
+                <w:color w:val="0F1115"/>
+                <w:spacing w:val="0"/>
+                <w:sz w:val="18"/>
+                <w:szCs w:val="18"/>
+                <w:lang w:val="en-US" w:eastAsia="zh-CN"/>
+              </w:rPr>
+            </w:pPr>
+            <w:r>
+              <w:rPr>
+                <w:rFonts w:hint="eastAsia" w:ascii="Times New Roman" w:hAnsi="Times New Roman" w:eastAsia="宋体" w:cs="Times New Roman"/>
+                <w:i w:val="0"/>
+                <w:iCs w:val="0"/>
+                <w:caps w:val="0"/>
+                <w:color w:val="0F1115"/>
+                <w:spacing w:val="0"/>
+                <w:sz w:val="18"/>
+                <w:szCs w:val="18"/>
+                <w:lang w:val="en-US" w:eastAsia="zh-CN"/>
+              </w:rPr>
+              <w:t>生成前可以蓄力，释放强力版</w:t>
+            </w:r>
+          </w:p>
+        </w:tc>
+      </w:tr>
+      <w:tr>
+        <w:tblPrEx>
+          <w:tblBorders>
+            <w:top w:val="none" w:color="auto" w:sz="0" w:space="0"/>
+            <w:left w:val="none" w:color="auto" w:sz="0" w:space="0"/>
+            <w:bottom w:val="none" w:color="auto" w:sz="0" w:space="0"/>
+            <w:right w:val="none" w:color="auto" w:sz="0" w:space="0"/>
+            <w:insideH w:val="none" w:color="auto" w:sz="0" w:space="0"/>
+            <w:insideV w:val="none" w:color="auto" w:sz="0" w:space="0"/>
+          </w:tblBorders>
+          <w:shd w:val="clear" w:color="auto" w:fill="FFFFFF"/>
+          <w:tblCellMar>
+            <w:top w:w="15" w:type="dxa"/>
+            <w:left w:w="15" w:type="dxa"/>
+            <w:bottom w:w="15" w:type="dxa"/>
+            <w:right w:w="15" w:type="dxa"/>
+          </w:tblCellMar>
+        </w:tblPrEx>
+        <w:tc>
+          <w:tcPr>
+            <w:tcW w:w="354" w:type="pct"/>
+            <w:tcBorders>
+              <w:top w:val="single" w:color="auto" w:sz="4" w:space="0"/>
+              <w:left w:val="single" w:color="auto" w:sz="4" w:space="0"/>
+              <w:bottom w:val="single" w:color="auto" w:sz="4" w:space="0"/>
+              <w:right w:val="single" w:color="auto" w:sz="4" w:space="0"/>
+            </w:tcBorders>
+            <w:shd w:val="clear" w:color="auto" w:fill="auto"/>
+            <w:tcMar>
+              <w:top w:w="100" w:type="dxa"/>
+              <w:left w:w="0" w:type="dxa"/>
+              <w:bottom w:w="100" w:type="dxa"/>
+              <w:right w:w="160" w:type="dxa"/>
+            </w:tcMar>
+            <w:vAlign w:val="center"/>
+          </w:tcPr>
+          <w:p>
+            <w:pPr>
+              <w:keepNext w:val="0"/>
+              <w:keepLines w:val="0"/>
+              <w:widowControl/>
+              <w:suppressLineNumbers w:val="0"/>
+              <w:spacing w:line="250" w:lineRule="atLeast"/>
+              <w:jc w:val="left"/>
+              <w:rPr>
+                <w:rFonts w:hint="default" w:ascii="Times New Roman" w:hAnsi="Times New Roman" w:eastAsia="宋体" w:cs="Times New Roman"/>
+                <w:i w:val="0"/>
+                <w:iCs w:val="0"/>
+                <w:caps w:val="0"/>
+                <w:color w:val="0F1115"/>
+                <w:spacing w:val="0"/>
+                <w:sz w:val="18"/>
+                <w:szCs w:val="18"/>
+              </w:rPr>
+            </w:pPr>
+            <w:r>
+              <w:rPr>
+                <w:rFonts w:hint="default" w:ascii="Times New Roman" w:hAnsi="Times New Roman" w:eastAsia="宋体" w:cs="Times New Roman"/>
+                <w:i w:val="0"/>
+                <w:iCs w:val="0"/>
+                <w:caps w:val="0"/>
+                <w:color w:val="0F1115"/>
+                <w:spacing w:val="0"/>
+                <w:kern w:val="0"/>
+                <w:sz w:val="18"/>
+                <w:szCs w:val="18"/>
+                <w:lang w:val="en-US" w:eastAsia="zh-CN" w:bidi="ar"/>
+              </w:rPr>
+              <w:t>水</w:t>
+            </w:r>
+          </w:p>
+        </w:tc>
+        <w:tc>
+          <w:tcPr>
+            <w:tcW w:w="552" w:type="pct"/>
+            <w:tcBorders>
+              <w:top w:val="single" w:color="auto" w:sz="4" w:space="0"/>
+              <w:left w:val="single" w:color="auto" w:sz="4" w:space="0"/>
+              <w:bottom w:val="single" w:color="auto" w:sz="4" w:space="0"/>
+              <w:right w:val="single" w:color="auto" w:sz="4" w:space="0"/>
+            </w:tcBorders>
+            <w:shd w:val="clear" w:color="auto" w:fill="auto"/>
+            <w:tcMar>
+              <w:top w:w="100" w:type="dxa"/>
+              <w:left w:w="160" w:type="dxa"/>
+              <w:bottom w:w="100" w:type="dxa"/>
+              <w:right w:w="160" w:type="dxa"/>
+            </w:tcMar>
+            <w:vAlign w:val="center"/>
+          </w:tcPr>
+          <w:p>
+            <w:pPr>
+              <w:keepNext w:val="0"/>
+              <w:keepLines w:val="0"/>
+              <w:widowControl/>
+              <w:suppressLineNumbers w:val="0"/>
+              <w:spacing w:line="250" w:lineRule="atLeast"/>
+              <w:jc w:val="left"/>
+              <w:rPr>
+                <w:rFonts w:hint="default" w:ascii="Times New Roman" w:hAnsi="Times New Roman" w:eastAsia="宋体" w:cs="Times New Roman"/>
+                <w:i w:val="0"/>
+                <w:iCs w:val="0"/>
+                <w:caps w:val="0"/>
+                <w:color w:val="0F1115"/>
+                <w:spacing w:val="0"/>
+                <w:sz w:val="18"/>
+                <w:szCs w:val="18"/>
+              </w:rPr>
+            </w:pPr>
+            <w:r>
+              <w:rPr>
+                <w:rFonts w:hint="default" w:ascii="Times New Roman" w:hAnsi="Times New Roman" w:eastAsia="宋体" w:cs="Times New Roman"/>
+                <w:i w:val="0"/>
+                <w:iCs w:val="0"/>
+                <w:caps w:val="0"/>
+                <w:color w:val="0F1115"/>
+                <w:spacing w:val="0"/>
+                <w:kern w:val="0"/>
+                <w:sz w:val="18"/>
+                <w:szCs w:val="18"/>
+                <w:lang w:val="en-US" w:eastAsia="zh-CN" w:bidi="ar"/>
+              </w:rPr>
+              <w:t>浸润</w:t>
+            </w:r>
+          </w:p>
+        </w:tc>
+        <w:tc>
+          <w:tcPr>
+            <w:tcW w:w="653" w:type="pct"/>
+            <w:tcBorders>
+              <w:top w:val="single" w:color="auto" w:sz="4" w:space="0"/>
+              <w:left w:val="single" w:color="auto" w:sz="4" w:space="0"/>
+              <w:bottom w:val="single" w:color="auto" w:sz="4" w:space="0"/>
+              <w:right w:val="single" w:color="auto" w:sz="4" w:space="0"/>
+            </w:tcBorders>
+            <w:shd w:val="clear" w:color="auto" w:fill="auto"/>
+            <w:tcMar>
+              <w:top w:w="100" w:type="dxa"/>
+              <w:left w:w="160" w:type="dxa"/>
+              <w:bottom w:w="100" w:type="dxa"/>
+              <w:right w:w="0" w:type="dxa"/>
+            </w:tcMar>
+            <w:vAlign w:val="center"/>
+          </w:tcPr>
+          <w:p>
+            <w:pPr>
+              <w:keepNext w:val="0"/>
+              <w:keepLines w:val="0"/>
+              <w:widowControl/>
+              <w:suppressLineNumbers w:val="0"/>
+              <w:spacing w:line="250" w:lineRule="atLeast"/>
+              <w:jc w:val="left"/>
+              <w:rPr>
+                <w:rFonts w:hint="default" w:ascii="Times New Roman" w:hAnsi="Times New Roman" w:eastAsia="宋体" w:cs="Times New Roman"/>
+                <w:i w:val="0"/>
+                <w:iCs w:val="0"/>
+                <w:caps w:val="0"/>
+                <w:color w:val="0F1115"/>
+                <w:spacing w:val="0"/>
+                <w:sz w:val="18"/>
+                <w:szCs w:val="18"/>
+                <w:lang w:val="en-US" w:eastAsia="zh-CN"/>
+              </w:rPr>
+            </w:pPr>
+            <w:r>
+              <w:rPr>
+                <w:rFonts w:hint="eastAsia" w:ascii="Times New Roman" w:hAnsi="Times New Roman" w:eastAsia="宋体" w:cs="Times New Roman"/>
+                <w:i w:val="0"/>
+                <w:iCs w:val="0"/>
+                <w:caps w:val="0"/>
+                <w:color w:val="0F1115"/>
+                <w:spacing w:val="0"/>
+                <w:sz w:val="18"/>
+                <w:szCs w:val="18"/>
+                <w:lang w:val="en-US" w:eastAsia="zh-CN"/>
+              </w:rPr>
+              <w:t>激光</w:t>
+            </w:r>
+          </w:p>
+        </w:tc>
+        <w:tc>
+          <w:tcPr>
+            <w:tcW w:w="1070" w:type="pct"/>
+            <w:tcBorders>
+              <w:top w:val="single" w:color="auto" w:sz="4" w:space="0"/>
+              <w:left w:val="single" w:color="auto" w:sz="4" w:space="0"/>
+              <w:bottom w:val="single" w:color="auto" w:sz="4" w:space="0"/>
+              <w:right w:val="single" w:color="auto" w:sz="4" w:space="0"/>
+            </w:tcBorders>
+            <w:shd w:val="clear" w:color="auto" w:fill="auto"/>
+            <w:tcMar>
+              <w:top w:w="100" w:type="dxa"/>
+              <w:left w:w="160" w:type="dxa"/>
+              <w:bottom w:w="100" w:type="dxa"/>
+              <w:right w:w="0" w:type="dxa"/>
+            </w:tcMar>
+            <w:vAlign w:val="center"/>
+          </w:tcPr>
+          <w:p>
+            <w:pPr>
+              <w:keepNext w:val="0"/>
+              <w:keepLines w:val="0"/>
+              <w:widowControl/>
+              <w:suppressLineNumbers w:val="0"/>
+              <w:spacing w:line="250" w:lineRule="atLeast"/>
+              <w:jc w:val="left"/>
+              <w:rPr>
+                <w:rFonts w:hint="default" w:ascii="Times New Roman" w:hAnsi="Times New Roman" w:eastAsia="宋体" w:cs="Times New Roman"/>
+                <w:i w:val="0"/>
+                <w:iCs w:val="0"/>
+                <w:caps w:val="0"/>
+                <w:color w:val="0F1115"/>
+                <w:spacing w:val="0"/>
+                <w:sz w:val="18"/>
+                <w:szCs w:val="18"/>
+                <w:lang w:val="en-US" w:eastAsia="zh-CN"/>
+              </w:rPr>
+            </w:pPr>
+            <w:r>
+              <w:rPr>
+                <w:rFonts w:hint="eastAsia" w:ascii="Times New Roman" w:hAnsi="Times New Roman" w:eastAsia="宋体" w:cs="Times New Roman"/>
+                <w:i w:val="0"/>
+                <w:iCs w:val="0"/>
+                <w:caps w:val="0"/>
+                <w:color w:val="0F1115"/>
+                <w:spacing w:val="0"/>
+                <w:sz w:val="18"/>
+                <w:szCs w:val="18"/>
+                <w:lang w:val="en-US" w:eastAsia="zh-CN"/>
+              </w:rPr>
+              <w:t>持续回复生命</w:t>
+            </w:r>
+          </w:p>
+        </w:tc>
+        <w:tc>
+          <w:tcPr>
+            <w:tcW w:w="663" w:type="pct"/>
+            <w:tcBorders>
+              <w:top w:val="single" w:color="auto" w:sz="4" w:space="0"/>
+              <w:left w:val="single" w:color="auto" w:sz="4" w:space="0"/>
+              <w:bottom w:val="single" w:color="auto" w:sz="4" w:space="0"/>
+              <w:right w:val="single" w:color="auto" w:sz="4" w:space="0"/>
+            </w:tcBorders>
+            <w:shd w:val="clear" w:color="auto" w:fill="auto"/>
+            <w:tcMar>
+              <w:top w:w="100" w:type="dxa"/>
+              <w:left w:w="160" w:type="dxa"/>
+              <w:bottom w:w="100" w:type="dxa"/>
+              <w:right w:w="0" w:type="dxa"/>
+            </w:tcMar>
+            <w:vAlign w:val="center"/>
+          </w:tcPr>
+          <w:p>
+            <w:pPr>
+              <w:keepNext w:val="0"/>
+              <w:keepLines w:val="0"/>
+              <w:widowControl/>
+              <w:suppressLineNumbers w:val="0"/>
+              <w:spacing w:line="250" w:lineRule="atLeast"/>
+              <w:jc w:val="left"/>
+              <w:rPr>
+                <w:rFonts w:hint="default" w:ascii="Times New Roman" w:hAnsi="Times New Roman" w:eastAsia="宋体" w:cs="Times New Roman"/>
+                <w:i w:val="0"/>
+                <w:iCs w:val="0"/>
+                <w:caps w:val="0"/>
+                <w:color w:val="0F1115"/>
+                <w:spacing w:val="0"/>
+                <w:sz w:val="18"/>
+                <w:szCs w:val="18"/>
+                <w:lang w:val="en-US" w:eastAsia="zh-CN"/>
+              </w:rPr>
+            </w:pPr>
+            <w:r>
+              <w:rPr>
+                <w:rFonts w:hint="eastAsia" w:ascii="Times New Roman" w:hAnsi="Times New Roman" w:eastAsia="宋体" w:cs="Times New Roman"/>
+                <w:i w:val="0"/>
+                <w:iCs w:val="0"/>
+                <w:caps w:val="0"/>
+                <w:color w:val="0F1115"/>
+                <w:spacing w:val="0"/>
+                <w:sz w:val="18"/>
+                <w:szCs w:val="18"/>
+                <w:lang w:val="en-US" w:eastAsia="zh-CN"/>
+              </w:rPr>
+              <w:t>净化</w:t>
+            </w:r>
+          </w:p>
+        </w:tc>
+        <w:tc>
+          <w:tcPr>
+            <w:tcW w:w="1705" w:type="pct"/>
+            <w:tcBorders>
+              <w:top w:val="single" w:color="auto" w:sz="4" w:space="0"/>
+              <w:left w:val="single" w:color="auto" w:sz="4" w:space="0"/>
+              <w:bottom w:val="single" w:color="auto" w:sz="4" w:space="0"/>
+              <w:right w:val="single" w:color="auto" w:sz="4" w:space="0"/>
+            </w:tcBorders>
+            <w:shd w:val="clear" w:color="auto" w:fill="auto"/>
+            <w:tcMar>
+              <w:top w:w="100" w:type="dxa"/>
+              <w:left w:w="160" w:type="dxa"/>
+              <w:bottom w:w="100" w:type="dxa"/>
+              <w:right w:w="0" w:type="dxa"/>
+            </w:tcMar>
+            <w:vAlign w:val="center"/>
+          </w:tcPr>
+          <w:p>
+            <w:pPr>
+              <w:keepNext w:val="0"/>
+              <w:keepLines w:val="0"/>
+              <w:widowControl/>
+              <w:suppressLineNumbers w:val="0"/>
+              <w:spacing w:line="250" w:lineRule="atLeast"/>
+              <w:jc w:val="left"/>
+              <w:rPr>
+                <w:rFonts w:hint="default" w:ascii="Times New Roman" w:hAnsi="Times New Roman" w:eastAsia="宋体" w:cs="Times New Roman"/>
+                <w:i w:val="0"/>
+                <w:iCs w:val="0"/>
+                <w:caps w:val="0"/>
+                <w:color w:val="0F1115"/>
+                <w:spacing w:val="0"/>
+                <w:sz w:val="18"/>
+                <w:szCs w:val="18"/>
+                <w:lang w:val="en-US" w:eastAsia="zh-CN"/>
+              </w:rPr>
+            </w:pPr>
+            <w:r>
+              <w:rPr>
+                <w:rFonts w:hint="eastAsia" w:ascii="Times New Roman" w:hAnsi="Times New Roman" w:eastAsia="宋体" w:cs="Times New Roman"/>
+                <w:i w:val="0"/>
+                <w:iCs w:val="0"/>
+                <w:caps w:val="0"/>
+                <w:color w:val="0F1115"/>
+                <w:spacing w:val="0"/>
+                <w:sz w:val="18"/>
+                <w:szCs w:val="18"/>
+                <w:lang w:val="en-US" w:eastAsia="zh-CN"/>
+              </w:rPr>
+              <w:t>将伤害转化为水属性</w:t>
+            </w:r>
+          </w:p>
+        </w:tc>
+      </w:tr>
+      <w:tr>
+        <w:tblPrEx>
+          <w:tblBorders>
+            <w:top w:val="none" w:color="auto" w:sz="0" w:space="0"/>
+            <w:left w:val="none" w:color="auto" w:sz="0" w:space="0"/>
+            <w:bottom w:val="none" w:color="auto" w:sz="0" w:space="0"/>
+            <w:right w:val="none" w:color="auto" w:sz="0" w:space="0"/>
+            <w:insideH w:val="none" w:color="auto" w:sz="0" w:space="0"/>
+            <w:insideV w:val="none" w:color="auto" w:sz="0" w:space="0"/>
+          </w:tblBorders>
+          <w:shd w:val="clear" w:color="auto" w:fill="FFFFFF"/>
+          <w:tblCellMar>
+            <w:top w:w="15" w:type="dxa"/>
+            <w:left w:w="15" w:type="dxa"/>
+            <w:bottom w:w="15" w:type="dxa"/>
+            <w:right w:w="15" w:type="dxa"/>
+          </w:tblCellMar>
+        </w:tblPrEx>
+        <w:tc>
+          <w:tcPr>
+            <w:tcW w:w="354" w:type="pct"/>
+            <w:tcBorders>
+              <w:top w:val="single" w:color="auto" w:sz="4" w:space="0"/>
+              <w:left w:val="single" w:color="auto" w:sz="4" w:space="0"/>
+              <w:bottom w:val="single" w:color="auto" w:sz="4" w:space="0"/>
+              <w:right w:val="single" w:color="auto" w:sz="4" w:space="0"/>
+            </w:tcBorders>
+            <w:shd w:val="clear" w:color="auto" w:fill="auto"/>
+            <w:tcMar>
+              <w:top w:w="100" w:type="dxa"/>
+              <w:left w:w="0" w:type="dxa"/>
+              <w:bottom w:w="100" w:type="dxa"/>
+              <w:right w:w="160" w:type="dxa"/>
+            </w:tcMar>
+            <w:vAlign w:val="center"/>
+          </w:tcPr>
+          <w:p>
+            <w:pPr>
+              <w:keepNext w:val="0"/>
+              <w:keepLines w:val="0"/>
+              <w:widowControl/>
+              <w:suppressLineNumbers w:val="0"/>
+              <w:spacing w:line="250" w:lineRule="atLeast"/>
+              <w:jc w:val="left"/>
+              <w:rPr>
+                <w:rFonts w:hint="default" w:ascii="Times New Roman" w:hAnsi="Times New Roman" w:eastAsia="宋体" w:cs="Times New Roman"/>
+                <w:i w:val="0"/>
+                <w:iCs w:val="0"/>
+                <w:caps w:val="0"/>
+                <w:color w:val="0F1115"/>
+                <w:spacing w:val="0"/>
+                <w:sz w:val="18"/>
+                <w:szCs w:val="18"/>
+              </w:rPr>
+            </w:pPr>
+            <w:r>
+              <w:rPr>
+                <w:rFonts w:hint="default" w:ascii="Times New Roman" w:hAnsi="Times New Roman" w:eastAsia="宋体" w:cs="Times New Roman"/>
+                <w:i w:val="0"/>
+                <w:iCs w:val="0"/>
+                <w:caps w:val="0"/>
+                <w:color w:val="0F1115"/>
+                <w:spacing w:val="0"/>
+                <w:kern w:val="0"/>
+                <w:sz w:val="18"/>
+                <w:szCs w:val="18"/>
+                <w:lang w:val="en-US" w:eastAsia="zh-CN" w:bidi="ar"/>
+              </w:rPr>
+              <w:t>气</w:t>
+            </w:r>
+          </w:p>
+        </w:tc>
+        <w:tc>
+          <w:tcPr>
+            <w:tcW w:w="552" w:type="pct"/>
+            <w:tcBorders>
+              <w:top w:val="single" w:color="auto" w:sz="4" w:space="0"/>
+              <w:left w:val="single" w:color="auto" w:sz="4" w:space="0"/>
+              <w:bottom w:val="single" w:color="auto" w:sz="4" w:space="0"/>
+              <w:right w:val="single" w:color="auto" w:sz="4" w:space="0"/>
+            </w:tcBorders>
+            <w:shd w:val="clear" w:color="auto" w:fill="auto"/>
+            <w:tcMar>
+              <w:top w:w="100" w:type="dxa"/>
+              <w:left w:w="160" w:type="dxa"/>
+              <w:bottom w:w="100" w:type="dxa"/>
+              <w:right w:w="160" w:type="dxa"/>
+            </w:tcMar>
+            <w:vAlign w:val="center"/>
+          </w:tcPr>
+          <w:p>
+            <w:pPr>
+              <w:keepNext w:val="0"/>
+              <w:keepLines w:val="0"/>
+              <w:widowControl/>
+              <w:suppressLineNumbers w:val="0"/>
+              <w:spacing w:line="250" w:lineRule="atLeast"/>
+              <w:jc w:val="left"/>
+              <w:rPr>
+                <w:rFonts w:hint="default" w:ascii="Times New Roman" w:hAnsi="Times New Roman" w:eastAsia="宋体" w:cs="Times New Roman"/>
+                <w:i w:val="0"/>
+                <w:iCs w:val="0"/>
+                <w:caps w:val="0"/>
+                <w:color w:val="0F1115"/>
+                <w:spacing w:val="0"/>
+                <w:sz w:val="18"/>
+                <w:szCs w:val="18"/>
+              </w:rPr>
+            </w:pPr>
+            <w:r>
+              <w:rPr>
+                <w:rFonts w:hint="default" w:ascii="Times New Roman" w:hAnsi="Times New Roman" w:eastAsia="宋体" w:cs="Times New Roman"/>
+                <w:i w:val="0"/>
+                <w:iCs w:val="0"/>
+                <w:caps w:val="0"/>
+                <w:color w:val="0F1115"/>
+                <w:spacing w:val="0"/>
+                <w:kern w:val="0"/>
+                <w:sz w:val="18"/>
+                <w:szCs w:val="18"/>
+                <w:lang w:val="en-US" w:eastAsia="zh-CN" w:bidi="ar"/>
+              </w:rPr>
+              <w:t>轻风</w:t>
+            </w:r>
+          </w:p>
+        </w:tc>
+        <w:tc>
+          <w:tcPr>
+            <w:tcW w:w="653" w:type="pct"/>
+            <w:tcBorders>
+              <w:top w:val="single" w:color="auto" w:sz="4" w:space="0"/>
+              <w:left w:val="single" w:color="auto" w:sz="4" w:space="0"/>
+              <w:bottom w:val="single" w:color="auto" w:sz="4" w:space="0"/>
+              <w:right w:val="single" w:color="auto" w:sz="4" w:space="0"/>
+            </w:tcBorders>
+            <w:shd w:val="clear" w:color="auto" w:fill="auto"/>
+            <w:tcMar>
+              <w:top w:w="100" w:type="dxa"/>
+              <w:left w:w="160" w:type="dxa"/>
+              <w:bottom w:w="100" w:type="dxa"/>
+              <w:right w:w="0" w:type="dxa"/>
+            </w:tcMar>
+            <w:vAlign w:val="center"/>
+          </w:tcPr>
+          <w:p>
+            <w:pPr>
+              <w:keepNext w:val="0"/>
+              <w:keepLines w:val="0"/>
+              <w:widowControl/>
+              <w:suppressLineNumbers w:val="0"/>
+              <w:spacing w:line="250" w:lineRule="atLeast"/>
+              <w:jc w:val="left"/>
+              <w:rPr>
+                <w:rFonts w:hint="eastAsia" w:ascii="Times New Roman" w:hAnsi="Times New Roman" w:eastAsia="宋体" w:cs="Times New Roman"/>
+                <w:i w:val="0"/>
+                <w:iCs w:val="0"/>
+                <w:caps w:val="0"/>
+                <w:color w:val="0F1115"/>
+                <w:spacing w:val="0"/>
+                <w:sz w:val="18"/>
+                <w:szCs w:val="18"/>
+                <w:lang w:val="en-US" w:eastAsia="zh-CN"/>
+              </w:rPr>
+            </w:pPr>
+            <w:r>
+              <w:rPr>
+                <w:rFonts w:hint="eastAsia" w:ascii="Times New Roman" w:hAnsi="Times New Roman" w:eastAsia="宋体" w:cs="Times New Roman"/>
+                <w:i w:val="0"/>
+                <w:iCs w:val="0"/>
+                <w:caps w:val="0"/>
+                <w:color w:val="0F1115"/>
+                <w:spacing w:val="0"/>
+                <w:sz w:val="18"/>
+                <w:szCs w:val="18"/>
+                <w:lang w:val="en-US" w:eastAsia="zh-CN"/>
+              </w:rPr>
+              <w:t>飞镖</w:t>
+            </w:r>
+          </w:p>
+        </w:tc>
+        <w:tc>
+          <w:tcPr>
+            <w:tcW w:w="1070" w:type="pct"/>
+            <w:tcBorders>
+              <w:top w:val="single" w:color="auto" w:sz="4" w:space="0"/>
+              <w:left w:val="single" w:color="auto" w:sz="4" w:space="0"/>
+              <w:bottom w:val="single" w:color="auto" w:sz="4" w:space="0"/>
+              <w:right w:val="single" w:color="auto" w:sz="4" w:space="0"/>
+            </w:tcBorders>
+            <w:shd w:val="clear" w:color="auto" w:fill="auto"/>
+            <w:tcMar>
+              <w:top w:w="100" w:type="dxa"/>
+              <w:left w:w="160" w:type="dxa"/>
+              <w:bottom w:w="100" w:type="dxa"/>
+              <w:right w:w="0" w:type="dxa"/>
+            </w:tcMar>
+            <w:vAlign w:val="center"/>
+          </w:tcPr>
+          <w:p>
+            <w:pPr>
+              <w:keepNext w:val="0"/>
+              <w:keepLines w:val="0"/>
+              <w:widowControl/>
+              <w:suppressLineNumbers w:val="0"/>
+              <w:spacing w:line="250" w:lineRule="atLeast"/>
+              <w:jc w:val="left"/>
+              <w:rPr>
+                <w:rFonts w:hint="default" w:ascii="Times New Roman" w:hAnsi="Times New Roman" w:eastAsia="宋体" w:cs="Times New Roman"/>
+                <w:i w:val="0"/>
+                <w:iCs w:val="0"/>
+                <w:caps w:val="0"/>
+                <w:color w:val="0F1115"/>
+                <w:spacing w:val="0"/>
+                <w:sz w:val="18"/>
+                <w:szCs w:val="18"/>
+                <w:lang w:val="en-US" w:eastAsia="zh-CN"/>
+              </w:rPr>
+            </w:pPr>
+            <w:r>
+              <w:rPr>
+                <w:rFonts w:hint="eastAsia" w:ascii="Times New Roman" w:hAnsi="Times New Roman" w:eastAsia="宋体" w:cs="Times New Roman"/>
+                <w:i w:val="0"/>
+                <w:iCs w:val="0"/>
+                <w:caps w:val="0"/>
+                <w:color w:val="0F1115"/>
+                <w:spacing w:val="0"/>
+                <w:sz w:val="18"/>
+                <w:szCs w:val="18"/>
+                <w:lang w:val="en-US" w:eastAsia="zh-CN"/>
+              </w:rPr>
+              <w:t>前方生成吸引源</w:t>
+            </w:r>
+          </w:p>
+        </w:tc>
+        <w:tc>
+          <w:tcPr>
+            <w:tcW w:w="663" w:type="pct"/>
+            <w:tcBorders>
+              <w:top w:val="single" w:color="auto" w:sz="4" w:space="0"/>
+              <w:left w:val="single" w:color="auto" w:sz="4" w:space="0"/>
+              <w:bottom w:val="single" w:color="auto" w:sz="4" w:space="0"/>
+              <w:right w:val="single" w:color="auto" w:sz="4" w:space="0"/>
+            </w:tcBorders>
+            <w:shd w:val="clear" w:color="auto" w:fill="auto"/>
+            <w:tcMar>
+              <w:top w:w="100" w:type="dxa"/>
+              <w:left w:w="160" w:type="dxa"/>
+              <w:bottom w:w="100" w:type="dxa"/>
+              <w:right w:w="0" w:type="dxa"/>
+            </w:tcMar>
+            <w:vAlign w:val="center"/>
+          </w:tcPr>
+          <w:p>
+            <w:pPr>
+              <w:keepNext w:val="0"/>
+              <w:keepLines w:val="0"/>
+              <w:widowControl/>
+              <w:suppressLineNumbers w:val="0"/>
+              <w:spacing w:line="250" w:lineRule="atLeast"/>
+              <w:jc w:val="left"/>
+              <w:rPr>
+                <w:rFonts w:hint="eastAsia" w:ascii="Times New Roman" w:hAnsi="Times New Roman" w:eastAsia="宋体" w:cs="Times New Roman"/>
+                <w:i w:val="0"/>
+                <w:iCs w:val="0"/>
+                <w:caps w:val="0"/>
+                <w:color w:val="0F1115"/>
+                <w:spacing w:val="0"/>
+                <w:sz w:val="18"/>
+                <w:szCs w:val="18"/>
+                <w:lang w:val="en-US" w:eastAsia="zh-CN"/>
+              </w:rPr>
+            </w:pPr>
+            <w:r>
+              <w:rPr>
+                <w:rFonts w:hint="eastAsia" w:ascii="Times New Roman" w:hAnsi="Times New Roman" w:eastAsia="宋体" w:cs="Times New Roman"/>
+                <w:i w:val="0"/>
+                <w:iCs w:val="0"/>
+                <w:caps w:val="0"/>
+                <w:color w:val="0F1115"/>
+                <w:spacing w:val="0"/>
+                <w:sz w:val="18"/>
+                <w:szCs w:val="18"/>
+                <w:lang w:val="en-US" w:eastAsia="zh-CN"/>
+              </w:rPr>
+              <w:t>腾跃</w:t>
+            </w:r>
+          </w:p>
+        </w:tc>
+        <w:tc>
+          <w:tcPr>
+            <w:tcW w:w="1705" w:type="pct"/>
+            <w:tcBorders>
+              <w:top w:val="single" w:color="auto" w:sz="4" w:space="0"/>
+              <w:left w:val="single" w:color="auto" w:sz="4" w:space="0"/>
+              <w:bottom w:val="single" w:color="auto" w:sz="4" w:space="0"/>
+              <w:right w:val="single" w:color="auto" w:sz="4" w:space="0"/>
+            </w:tcBorders>
+            <w:shd w:val="clear" w:color="auto" w:fill="auto"/>
+            <w:tcMar>
+              <w:top w:w="100" w:type="dxa"/>
+              <w:left w:w="160" w:type="dxa"/>
+              <w:bottom w:w="100" w:type="dxa"/>
+              <w:right w:w="0" w:type="dxa"/>
+            </w:tcMar>
+            <w:vAlign w:val="center"/>
+          </w:tcPr>
+          <w:p>
+            <w:pPr>
+              <w:keepNext w:val="0"/>
+              <w:keepLines w:val="0"/>
+              <w:widowControl/>
+              <w:suppressLineNumbers w:val="0"/>
+              <w:spacing w:line="250" w:lineRule="atLeast"/>
+              <w:jc w:val="left"/>
+              <w:rPr>
+                <w:rFonts w:hint="default" w:ascii="Times New Roman" w:hAnsi="Times New Roman" w:eastAsia="宋体" w:cs="Times New Roman"/>
+                <w:i w:val="0"/>
+                <w:iCs w:val="0"/>
+                <w:caps w:val="0"/>
+                <w:color w:val="0F1115"/>
+                <w:spacing w:val="0"/>
+                <w:sz w:val="18"/>
+                <w:szCs w:val="18"/>
+                <w:lang w:val="en-US" w:eastAsia="zh-CN"/>
+              </w:rPr>
+            </w:pPr>
+            <w:r>
+              <w:rPr>
+                <w:rFonts w:hint="eastAsia" w:ascii="Times New Roman" w:hAnsi="Times New Roman" w:eastAsia="宋体" w:cs="Times New Roman"/>
+                <w:i w:val="0"/>
+                <w:iCs w:val="0"/>
+                <w:caps w:val="0"/>
+                <w:color w:val="0F1115"/>
+                <w:spacing w:val="0"/>
+                <w:sz w:val="18"/>
+                <w:szCs w:val="18"/>
+                <w:lang w:val="en-US" w:eastAsia="zh-CN"/>
+              </w:rPr>
+              <w:t>动作、移速变快</w:t>
+            </w:r>
+          </w:p>
+        </w:tc>
+      </w:tr>
+      <w:tr>
+        <w:tblPrEx>
+          <w:tblBorders>
+            <w:top w:val="none" w:color="auto" w:sz="0" w:space="0"/>
+            <w:left w:val="none" w:color="auto" w:sz="0" w:space="0"/>
+            <w:bottom w:val="none" w:color="auto" w:sz="0" w:space="0"/>
+            <w:right w:val="none" w:color="auto" w:sz="0" w:space="0"/>
+            <w:insideH w:val="none" w:color="auto" w:sz="0" w:space="0"/>
+            <w:insideV w:val="none" w:color="auto" w:sz="0" w:space="0"/>
+          </w:tblBorders>
+          <w:shd w:val="clear" w:color="auto" w:fill="FFFFFF"/>
+          <w:tblCellMar>
+            <w:top w:w="15" w:type="dxa"/>
+            <w:left w:w="15" w:type="dxa"/>
+            <w:bottom w:w="15" w:type="dxa"/>
+            <w:right w:w="15" w:type="dxa"/>
+          </w:tblCellMar>
+        </w:tblPrEx>
+        <w:tc>
+          <w:tcPr>
+            <w:tcW w:w="354" w:type="pct"/>
+            <w:tcBorders>
+              <w:top w:val="single" w:color="auto" w:sz="4" w:space="0"/>
+              <w:left w:val="single" w:color="auto" w:sz="4" w:space="0"/>
+              <w:bottom w:val="single" w:color="auto" w:sz="4" w:space="0"/>
+              <w:right w:val="single" w:color="auto" w:sz="4" w:space="0"/>
+            </w:tcBorders>
+            <w:shd w:val="clear" w:color="auto" w:fill="auto"/>
+            <w:tcMar>
+              <w:top w:w="100" w:type="dxa"/>
+              <w:left w:w="0" w:type="dxa"/>
+              <w:bottom w:w="100" w:type="dxa"/>
+              <w:right w:w="160" w:type="dxa"/>
+            </w:tcMar>
+            <w:vAlign w:val="center"/>
+          </w:tcPr>
+          <w:p>
+            <w:pPr>
+              <w:keepNext w:val="0"/>
+              <w:keepLines w:val="0"/>
+              <w:widowControl/>
+              <w:suppressLineNumbers w:val="0"/>
+              <w:spacing w:line="250" w:lineRule="atLeast"/>
+              <w:jc w:val="left"/>
+              <w:rPr>
+                <w:rFonts w:hint="default" w:ascii="Times New Roman" w:hAnsi="Times New Roman" w:eastAsia="宋体" w:cs="Times New Roman"/>
+                <w:i w:val="0"/>
+                <w:iCs w:val="0"/>
+                <w:caps w:val="0"/>
+                <w:color w:val="0F1115"/>
+                <w:spacing w:val="0"/>
+                <w:sz w:val="18"/>
+                <w:szCs w:val="18"/>
+              </w:rPr>
+            </w:pPr>
+            <w:r>
+              <w:rPr>
+                <w:rFonts w:hint="default" w:ascii="Times New Roman" w:hAnsi="Times New Roman" w:eastAsia="宋体" w:cs="Times New Roman"/>
+                <w:i w:val="0"/>
+                <w:iCs w:val="0"/>
+                <w:caps w:val="0"/>
+                <w:color w:val="0F1115"/>
+                <w:spacing w:val="0"/>
+                <w:kern w:val="0"/>
+                <w:sz w:val="18"/>
+                <w:szCs w:val="18"/>
+                <w:lang w:val="en-US" w:eastAsia="zh-CN" w:bidi="ar"/>
+              </w:rPr>
+              <w:t>气</w:t>
+            </w:r>
+          </w:p>
+        </w:tc>
+        <w:tc>
+          <w:tcPr>
+            <w:tcW w:w="552" w:type="pct"/>
+            <w:tcBorders>
+              <w:top w:val="single" w:color="auto" w:sz="4" w:space="0"/>
+              <w:left w:val="single" w:color="auto" w:sz="4" w:space="0"/>
+              <w:bottom w:val="single" w:color="auto" w:sz="4" w:space="0"/>
+              <w:right w:val="single" w:color="auto" w:sz="4" w:space="0"/>
+            </w:tcBorders>
+            <w:shd w:val="clear" w:color="auto" w:fill="auto"/>
+            <w:tcMar>
+              <w:top w:w="100" w:type="dxa"/>
+              <w:left w:w="160" w:type="dxa"/>
+              <w:bottom w:w="100" w:type="dxa"/>
+              <w:right w:w="160" w:type="dxa"/>
+            </w:tcMar>
+            <w:vAlign w:val="center"/>
+          </w:tcPr>
+          <w:p>
+            <w:pPr>
+              <w:keepNext w:val="0"/>
+              <w:keepLines w:val="0"/>
+              <w:widowControl/>
+              <w:suppressLineNumbers w:val="0"/>
+              <w:spacing w:line="250" w:lineRule="atLeast"/>
+              <w:jc w:val="left"/>
+              <w:rPr>
+                <w:rFonts w:hint="default" w:ascii="Times New Roman" w:hAnsi="Times New Roman" w:eastAsia="宋体" w:cs="Times New Roman"/>
+                <w:i w:val="0"/>
+                <w:iCs w:val="0"/>
+                <w:caps w:val="0"/>
+                <w:color w:val="0F1115"/>
+                <w:spacing w:val="0"/>
+                <w:sz w:val="18"/>
+                <w:szCs w:val="18"/>
+              </w:rPr>
+            </w:pPr>
+            <w:r>
+              <w:rPr>
+                <w:rFonts w:hint="default" w:ascii="Times New Roman" w:hAnsi="Times New Roman" w:eastAsia="宋体" w:cs="Times New Roman"/>
+                <w:i w:val="0"/>
+                <w:iCs w:val="0"/>
+                <w:caps w:val="0"/>
+                <w:color w:val="0F1115"/>
+                <w:spacing w:val="0"/>
+                <w:kern w:val="0"/>
+                <w:sz w:val="18"/>
+                <w:szCs w:val="18"/>
+                <w:lang w:val="en-US" w:eastAsia="zh-CN" w:bidi="ar"/>
+              </w:rPr>
+              <w:t>间隙</w:t>
+            </w:r>
+          </w:p>
+        </w:tc>
+        <w:tc>
+          <w:tcPr>
+            <w:tcW w:w="653" w:type="pct"/>
+            <w:tcBorders>
+              <w:top w:val="single" w:color="auto" w:sz="4" w:space="0"/>
+              <w:left w:val="single" w:color="auto" w:sz="4" w:space="0"/>
+              <w:bottom w:val="single" w:color="auto" w:sz="4" w:space="0"/>
+              <w:right w:val="single" w:color="auto" w:sz="4" w:space="0"/>
+            </w:tcBorders>
+            <w:shd w:val="clear" w:color="auto" w:fill="auto"/>
+            <w:tcMar>
+              <w:top w:w="100" w:type="dxa"/>
+              <w:left w:w="160" w:type="dxa"/>
+              <w:bottom w:w="100" w:type="dxa"/>
+              <w:right w:w="0" w:type="dxa"/>
+            </w:tcMar>
+            <w:vAlign w:val="center"/>
+          </w:tcPr>
+          <w:p>
+            <w:pPr>
+              <w:keepNext w:val="0"/>
+              <w:keepLines w:val="0"/>
+              <w:widowControl/>
+              <w:suppressLineNumbers w:val="0"/>
+              <w:spacing w:line="250" w:lineRule="atLeast"/>
+              <w:jc w:val="left"/>
+              <w:rPr>
+                <w:rFonts w:hint="default" w:ascii="Times New Roman" w:hAnsi="Times New Roman" w:eastAsia="宋体" w:cs="Times New Roman"/>
+                <w:i w:val="0"/>
+                <w:iCs w:val="0"/>
+                <w:caps w:val="0"/>
+                <w:color w:val="0F1115"/>
+                <w:spacing w:val="0"/>
+                <w:sz w:val="18"/>
+                <w:szCs w:val="18"/>
+                <w:lang w:val="en-US" w:eastAsia="zh-CN"/>
+              </w:rPr>
+            </w:pPr>
+            <w:r>
+              <w:rPr>
+                <w:rFonts w:hint="eastAsia" w:ascii="Times New Roman" w:hAnsi="Times New Roman" w:eastAsia="宋体" w:cs="Times New Roman"/>
+                <w:i w:val="0"/>
+                <w:iCs w:val="0"/>
+                <w:caps w:val="0"/>
+                <w:color w:val="0F1115"/>
+                <w:spacing w:val="0"/>
+                <w:sz w:val="18"/>
+                <w:szCs w:val="18"/>
+                <w:lang w:val="en-US" w:eastAsia="zh-CN"/>
+              </w:rPr>
+              <w:t>长枪</w:t>
+            </w:r>
+          </w:p>
+        </w:tc>
+        <w:tc>
+          <w:tcPr>
+            <w:tcW w:w="1070" w:type="pct"/>
+            <w:tcBorders>
+              <w:top w:val="single" w:color="auto" w:sz="4" w:space="0"/>
+              <w:left w:val="single" w:color="auto" w:sz="4" w:space="0"/>
+              <w:bottom w:val="single" w:color="auto" w:sz="4" w:space="0"/>
+              <w:right w:val="single" w:color="auto" w:sz="4" w:space="0"/>
+            </w:tcBorders>
+            <w:shd w:val="clear" w:color="auto" w:fill="auto"/>
+            <w:tcMar>
+              <w:top w:w="100" w:type="dxa"/>
+              <w:left w:w="160" w:type="dxa"/>
+              <w:bottom w:w="100" w:type="dxa"/>
+              <w:right w:w="0" w:type="dxa"/>
+            </w:tcMar>
+            <w:vAlign w:val="center"/>
+          </w:tcPr>
+          <w:p>
+            <w:pPr>
+              <w:keepNext w:val="0"/>
+              <w:keepLines w:val="0"/>
+              <w:widowControl/>
+              <w:suppressLineNumbers w:val="0"/>
+              <w:spacing w:line="250" w:lineRule="atLeast"/>
+              <w:jc w:val="left"/>
+              <w:rPr>
+                <w:rFonts w:hint="default" w:ascii="Times New Roman" w:hAnsi="Times New Roman" w:eastAsia="宋体" w:cs="Times New Roman"/>
+                <w:i w:val="0"/>
+                <w:iCs w:val="0"/>
+                <w:caps w:val="0"/>
+                <w:color w:val="0F1115"/>
+                <w:spacing w:val="0"/>
+                <w:sz w:val="18"/>
+                <w:szCs w:val="18"/>
+                <w:lang w:val="en-US" w:eastAsia="zh-CN"/>
+              </w:rPr>
+            </w:pPr>
+            <w:r>
+              <w:rPr>
+                <w:rFonts w:hint="eastAsia" w:ascii="Times New Roman" w:hAnsi="Times New Roman" w:eastAsia="宋体" w:cs="Times New Roman"/>
+                <w:i w:val="0"/>
+                <w:iCs w:val="0"/>
+                <w:caps w:val="0"/>
+                <w:color w:val="0F1115"/>
+                <w:spacing w:val="0"/>
+                <w:sz w:val="18"/>
+                <w:szCs w:val="18"/>
+                <w:lang w:val="en-US" w:eastAsia="zh-CN"/>
+              </w:rPr>
+              <w:t>连续三次时缓突刺</w:t>
+            </w:r>
+          </w:p>
+        </w:tc>
+        <w:tc>
+          <w:tcPr>
+            <w:tcW w:w="663" w:type="pct"/>
+            <w:tcBorders>
+              <w:top w:val="single" w:color="auto" w:sz="4" w:space="0"/>
+              <w:left w:val="single" w:color="auto" w:sz="4" w:space="0"/>
+              <w:bottom w:val="single" w:color="auto" w:sz="4" w:space="0"/>
+              <w:right w:val="single" w:color="auto" w:sz="4" w:space="0"/>
+            </w:tcBorders>
+            <w:shd w:val="clear" w:color="auto" w:fill="auto"/>
+            <w:tcMar>
+              <w:top w:w="100" w:type="dxa"/>
+              <w:left w:w="160" w:type="dxa"/>
+              <w:bottom w:w="100" w:type="dxa"/>
+              <w:right w:w="0" w:type="dxa"/>
+            </w:tcMar>
+            <w:vAlign w:val="center"/>
+          </w:tcPr>
+          <w:p>
+            <w:pPr>
+              <w:keepNext w:val="0"/>
+              <w:keepLines w:val="0"/>
+              <w:widowControl/>
+              <w:suppressLineNumbers w:val="0"/>
+              <w:spacing w:line="250" w:lineRule="atLeast"/>
+              <w:jc w:val="left"/>
+              <w:rPr>
+                <w:rFonts w:hint="eastAsia" w:ascii="Times New Roman" w:hAnsi="Times New Roman" w:eastAsia="宋体" w:cs="Times New Roman"/>
+                <w:i w:val="0"/>
+                <w:iCs w:val="0"/>
+                <w:caps w:val="0"/>
+                <w:color w:val="0F1115"/>
+                <w:spacing w:val="0"/>
+                <w:sz w:val="18"/>
+                <w:szCs w:val="18"/>
+                <w:lang w:val="en-US" w:eastAsia="zh-CN"/>
+              </w:rPr>
+            </w:pPr>
+            <w:r>
+              <w:rPr>
+                <w:rFonts w:hint="eastAsia" w:ascii="Times New Roman" w:hAnsi="Times New Roman" w:eastAsia="宋体" w:cs="Times New Roman"/>
+                <w:i w:val="0"/>
+                <w:iCs w:val="0"/>
+                <w:caps w:val="0"/>
+                <w:color w:val="0F1115"/>
+                <w:spacing w:val="0"/>
+                <w:sz w:val="18"/>
+                <w:szCs w:val="18"/>
+                <w:lang w:val="en-US" w:eastAsia="zh-CN"/>
+              </w:rPr>
+              <w:t>瞬身</w:t>
+            </w:r>
+          </w:p>
+        </w:tc>
+        <w:tc>
+          <w:tcPr>
+            <w:tcW w:w="1705" w:type="pct"/>
+            <w:tcBorders>
+              <w:top w:val="single" w:color="auto" w:sz="4" w:space="0"/>
+              <w:left w:val="single" w:color="auto" w:sz="4" w:space="0"/>
+              <w:bottom w:val="single" w:color="auto" w:sz="4" w:space="0"/>
+              <w:right w:val="single" w:color="auto" w:sz="4" w:space="0"/>
+            </w:tcBorders>
+            <w:shd w:val="clear" w:color="auto" w:fill="auto"/>
+            <w:tcMar>
+              <w:top w:w="100" w:type="dxa"/>
+              <w:left w:w="160" w:type="dxa"/>
+              <w:bottom w:w="100" w:type="dxa"/>
+              <w:right w:w="0" w:type="dxa"/>
+            </w:tcMar>
+            <w:vAlign w:val="center"/>
+          </w:tcPr>
+          <w:p>
+            <w:pPr>
+              <w:keepNext w:val="0"/>
+              <w:keepLines w:val="0"/>
+              <w:widowControl/>
+              <w:suppressLineNumbers w:val="0"/>
+              <w:spacing w:line="250" w:lineRule="atLeast"/>
+              <w:jc w:val="left"/>
+              <w:rPr>
+                <w:rFonts w:hint="default" w:ascii="Times New Roman" w:hAnsi="Times New Roman" w:eastAsia="宋体" w:cs="Times New Roman"/>
+                <w:i w:val="0"/>
+                <w:iCs w:val="0"/>
+                <w:caps w:val="0"/>
+                <w:color w:val="0F1115"/>
+                <w:spacing w:val="0"/>
+                <w:sz w:val="18"/>
+                <w:szCs w:val="18"/>
+                <w:lang w:val="en-US" w:eastAsia="zh-CN"/>
+              </w:rPr>
+            </w:pPr>
+            <w:r>
+              <w:rPr>
+                <w:rFonts w:hint="eastAsia" w:ascii="Times New Roman" w:hAnsi="Times New Roman" w:eastAsia="宋体" w:cs="Times New Roman"/>
+                <w:i w:val="0"/>
+                <w:iCs w:val="0"/>
+                <w:caps w:val="0"/>
+                <w:color w:val="0F1115"/>
+                <w:spacing w:val="0"/>
+                <w:sz w:val="18"/>
+                <w:szCs w:val="18"/>
+                <w:lang w:val="en-US" w:eastAsia="zh-CN"/>
+              </w:rPr>
+              <w:t>攻击可以穿透障碍</w:t>
+            </w:r>
+          </w:p>
+        </w:tc>
+      </w:tr>
+      <w:tr>
+        <w:tblPrEx>
+          <w:tblBorders>
+            <w:top w:val="none" w:color="auto" w:sz="0" w:space="0"/>
+            <w:left w:val="none" w:color="auto" w:sz="0" w:space="0"/>
+            <w:bottom w:val="none" w:color="auto" w:sz="0" w:space="0"/>
+            <w:right w:val="none" w:color="auto" w:sz="0" w:space="0"/>
+            <w:insideH w:val="none" w:color="auto" w:sz="0" w:space="0"/>
+            <w:insideV w:val="none" w:color="auto" w:sz="0" w:space="0"/>
+          </w:tblBorders>
+          <w:shd w:val="clear" w:color="auto" w:fill="FFFFFF"/>
+          <w:tblCellMar>
+            <w:top w:w="15" w:type="dxa"/>
+            <w:left w:w="15" w:type="dxa"/>
+            <w:bottom w:w="15" w:type="dxa"/>
+            <w:right w:w="15" w:type="dxa"/>
+          </w:tblCellMar>
+        </w:tblPrEx>
+        <w:tc>
+          <w:tcPr>
+            <w:tcW w:w="354" w:type="pct"/>
+            <w:tcBorders>
+              <w:top w:val="single" w:color="auto" w:sz="4" w:space="0"/>
+              <w:left w:val="single" w:color="auto" w:sz="4" w:space="0"/>
+              <w:bottom w:val="single" w:color="auto" w:sz="4" w:space="0"/>
+              <w:right w:val="single" w:color="auto" w:sz="4" w:space="0"/>
+            </w:tcBorders>
+            <w:shd w:val="clear" w:color="auto" w:fill="auto"/>
+            <w:tcMar>
+              <w:top w:w="100" w:type="dxa"/>
+              <w:left w:w="0" w:type="dxa"/>
+              <w:bottom w:w="100" w:type="dxa"/>
+              <w:right w:w="160" w:type="dxa"/>
+            </w:tcMar>
+            <w:vAlign w:val="center"/>
+          </w:tcPr>
+          <w:p>
+            <w:pPr>
+              <w:keepNext w:val="0"/>
+              <w:keepLines w:val="0"/>
+              <w:widowControl/>
+              <w:suppressLineNumbers w:val="0"/>
+              <w:spacing w:line="250" w:lineRule="atLeast"/>
+              <w:jc w:val="left"/>
+              <w:rPr>
+                <w:rFonts w:hint="default" w:ascii="Times New Roman" w:hAnsi="Times New Roman" w:eastAsia="宋体" w:cs="Times New Roman"/>
+                <w:i w:val="0"/>
+                <w:iCs w:val="0"/>
+                <w:caps w:val="0"/>
+                <w:color w:val="0F1115"/>
+                <w:spacing w:val="0"/>
+                <w:sz w:val="18"/>
+                <w:szCs w:val="18"/>
+              </w:rPr>
+            </w:pPr>
+            <w:r>
+              <w:rPr>
+                <w:rFonts w:hint="default" w:ascii="Times New Roman" w:hAnsi="Times New Roman" w:eastAsia="宋体" w:cs="Times New Roman"/>
+                <w:i w:val="0"/>
+                <w:iCs w:val="0"/>
+                <w:caps w:val="0"/>
+                <w:color w:val="0F1115"/>
+                <w:spacing w:val="0"/>
+                <w:kern w:val="0"/>
+                <w:sz w:val="18"/>
+                <w:szCs w:val="18"/>
+                <w:lang w:val="en-US" w:eastAsia="zh-CN" w:bidi="ar"/>
+              </w:rPr>
+              <w:t>土</w:t>
+            </w:r>
+          </w:p>
+        </w:tc>
+        <w:tc>
+          <w:tcPr>
+            <w:tcW w:w="552" w:type="pct"/>
+            <w:tcBorders>
+              <w:top w:val="single" w:color="auto" w:sz="4" w:space="0"/>
+              <w:left w:val="single" w:color="auto" w:sz="4" w:space="0"/>
+              <w:bottom w:val="single" w:color="auto" w:sz="4" w:space="0"/>
+              <w:right w:val="single" w:color="auto" w:sz="4" w:space="0"/>
+            </w:tcBorders>
+            <w:shd w:val="clear" w:color="auto" w:fill="auto"/>
+            <w:tcMar>
+              <w:top w:w="100" w:type="dxa"/>
+              <w:left w:w="160" w:type="dxa"/>
+              <w:bottom w:w="100" w:type="dxa"/>
+              <w:right w:w="160" w:type="dxa"/>
+            </w:tcMar>
+            <w:vAlign w:val="center"/>
+          </w:tcPr>
+          <w:p>
+            <w:pPr>
+              <w:keepNext w:val="0"/>
+              <w:keepLines w:val="0"/>
+              <w:widowControl/>
+              <w:suppressLineNumbers w:val="0"/>
+              <w:spacing w:line="250" w:lineRule="atLeast"/>
+              <w:jc w:val="left"/>
+              <w:rPr>
+                <w:rFonts w:hint="default" w:ascii="Times New Roman" w:hAnsi="Times New Roman" w:eastAsia="宋体" w:cs="Times New Roman"/>
+                <w:i w:val="0"/>
+                <w:iCs w:val="0"/>
+                <w:caps w:val="0"/>
+                <w:color w:val="0F1115"/>
+                <w:spacing w:val="0"/>
+                <w:sz w:val="18"/>
+                <w:szCs w:val="18"/>
+              </w:rPr>
+            </w:pPr>
+            <w:r>
+              <w:rPr>
+                <w:rFonts w:hint="default" w:ascii="Times New Roman" w:hAnsi="Times New Roman" w:eastAsia="宋体" w:cs="Times New Roman"/>
+                <w:i w:val="0"/>
+                <w:iCs w:val="0"/>
+                <w:caps w:val="0"/>
+                <w:color w:val="0F1115"/>
+                <w:spacing w:val="0"/>
+                <w:sz w:val="18"/>
+                <w:szCs w:val="18"/>
+              </w:rPr>
+              <w:t>沉砾</w:t>
+            </w:r>
+          </w:p>
+        </w:tc>
+        <w:tc>
+          <w:tcPr>
+            <w:tcW w:w="653" w:type="pct"/>
+            <w:tcBorders>
+              <w:top w:val="single" w:color="auto" w:sz="4" w:space="0"/>
+              <w:left w:val="single" w:color="auto" w:sz="4" w:space="0"/>
+              <w:bottom w:val="single" w:color="auto" w:sz="4" w:space="0"/>
+              <w:right w:val="single" w:color="auto" w:sz="4" w:space="0"/>
+            </w:tcBorders>
+            <w:shd w:val="clear" w:color="auto" w:fill="auto"/>
+            <w:tcMar>
+              <w:top w:w="100" w:type="dxa"/>
+              <w:left w:w="160" w:type="dxa"/>
+              <w:bottom w:w="100" w:type="dxa"/>
+              <w:right w:w="0" w:type="dxa"/>
+            </w:tcMar>
+            <w:vAlign w:val="center"/>
+          </w:tcPr>
+          <w:p>
+            <w:pPr>
+              <w:keepNext w:val="0"/>
+              <w:keepLines w:val="0"/>
+              <w:widowControl/>
+              <w:suppressLineNumbers w:val="0"/>
+              <w:spacing w:line="250" w:lineRule="atLeast"/>
+              <w:jc w:val="left"/>
+              <w:rPr>
+                <w:rFonts w:hint="eastAsia" w:ascii="Times New Roman" w:hAnsi="Times New Roman" w:eastAsia="宋体" w:cs="Times New Roman"/>
+                <w:i w:val="0"/>
+                <w:iCs w:val="0"/>
+                <w:caps w:val="0"/>
+                <w:color w:val="0F1115"/>
+                <w:spacing w:val="0"/>
+                <w:sz w:val="18"/>
+                <w:szCs w:val="18"/>
+                <w:lang w:val="en-US" w:eastAsia="zh-CN"/>
+              </w:rPr>
+            </w:pPr>
+            <w:r>
+              <w:rPr>
+                <w:rFonts w:hint="eastAsia" w:ascii="Times New Roman" w:hAnsi="Times New Roman" w:eastAsia="宋体" w:cs="Times New Roman"/>
+                <w:i w:val="0"/>
+                <w:iCs w:val="0"/>
+                <w:caps w:val="0"/>
+                <w:color w:val="0F1115"/>
+                <w:spacing w:val="0"/>
+                <w:sz w:val="18"/>
+                <w:szCs w:val="18"/>
+                <w:lang w:val="en-US" w:eastAsia="zh-CN"/>
+              </w:rPr>
+              <w:t>弓箭</w:t>
+            </w:r>
+          </w:p>
+        </w:tc>
+        <w:tc>
+          <w:tcPr>
+            <w:tcW w:w="1070" w:type="pct"/>
+            <w:tcBorders>
+              <w:top w:val="single" w:color="auto" w:sz="4" w:space="0"/>
+              <w:left w:val="single" w:color="auto" w:sz="4" w:space="0"/>
+              <w:bottom w:val="single" w:color="auto" w:sz="4" w:space="0"/>
+              <w:right w:val="single" w:color="auto" w:sz="4" w:space="0"/>
+            </w:tcBorders>
+            <w:shd w:val="clear" w:color="auto" w:fill="auto"/>
+            <w:tcMar>
+              <w:top w:w="100" w:type="dxa"/>
+              <w:left w:w="160" w:type="dxa"/>
+              <w:bottom w:w="100" w:type="dxa"/>
+              <w:right w:w="0" w:type="dxa"/>
+            </w:tcMar>
+            <w:vAlign w:val="center"/>
+          </w:tcPr>
+          <w:p>
+            <w:pPr>
+              <w:keepNext w:val="0"/>
+              <w:keepLines w:val="0"/>
+              <w:widowControl/>
+              <w:suppressLineNumbers w:val="0"/>
+              <w:spacing w:line="250" w:lineRule="atLeast"/>
+              <w:jc w:val="left"/>
+              <w:rPr>
+                <w:rFonts w:hint="default" w:ascii="Times New Roman" w:hAnsi="Times New Roman" w:eastAsia="宋体" w:cs="Times New Roman"/>
+                <w:i w:val="0"/>
+                <w:iCs w:val="0"/>
+                <w:caps w:val="0"/>
+                <w:color w:val="0F1115"/>
+                <w:spacing w:val="0"/>
+                <w:sz w:val="18"/>
+                <w:szCs w:val="18"/>
+                <w:lang w:val="en-US" w:eastAsia="zh-CN"/>
+              </w:rPr>
+            </w:pPr>
+            <w:r>
+              <w:rPr>
+                <w:rFonts w:hint="eastAsia" w:ascii="Times New Roman" w:hAnsi="Times New Roman" w:eastAsia="宋体" w:cs="Times New Roman"/>
+                <w:i w:val="0"/>
+                <w:iCs w:val="0"/>
+                <w:caps w:val="0"/>
+                <w:color w:val="0F1115"/>
+                <w:spacing w:val="0"/>
+                <w:sz w:val="18"/>
+                <w:szCs w:val="18"/>
+                <w:lang w:val="en-US" w:eastAsia="zh-CN"/>
+              </w:rPr>
+              <w:t>范围内敌人减速</w:t>
+            </w:r>
+          </w:p>
+        </w:tc>
+        <w:tc>
+          <w:tcPr>
+            <w:tcW w:w="663" w:type="pct"/>
+            <w:tcBorders>
+              <w:top w:val="single" w:color="auto" w:sz="4" w:space="0"/>
+              <w:left w:val="single" w:color="auto" w:sz="4" w:space="0"/>
+              <w:bottom w:val="single" w:color="auto" w:sz="4" w:space="0"/>
+              <w:right w:val="single" w:color="auto" w:sz="4" w:space="0"/>
+            </w:tcBorders>
+            <w:shd w:val="clear" w:color="auto" w:fill="auto"/>
+            <w:tcMar>
+              <w:top w:w="100" w:type="dxa"/>
+              <w:left w:w="160" w:type="dxa"/>
+              <w:bottom w:w="100" w:type="dxa"/>
+              <w:right w:w="0" w:type="dxa"/>
+            </w:tcMar>
+            <w:vAlign w:val="center"/>
+          </w:tcPr>
+          <w:p>
+            <w:pPr>
+              <w:keepNext w:val="0"/>
+              <w:keepLines w:val="0"/>
+              <w:widowControl/>
+              <w:suppressLineNumbers w:val="0"/>
+              <w:spacing w:line="250" w:lineRule="atLeast"/>
+              <w:jc w:val="left"/>
+              <w:rPr>
+                <w:rFonts w:hint="eastAsia" w:ascii="Times New Roman" w:hAnsi="Times New Roman" w:eastAsia="宋体" w:cs="Times New Roman"/>
+                <w:i w:val="0"/>
+                <w:iCs w:val="0"/>
+                <w:caps w:val="0"/>
+                <w:color w:val="0F1115"/>
+                <w:spacing w:val="0"/>
+                <w:sz w:val="18"/>
+                <w:szCs w:val="18"/>
+                <w:lang w:val="en-US" w:eastAsia="zh-CN"/>
+              </w:rPr>
+            </w:pPr>
+            <w:r>
+              <w:rPr>
+                <w:rFonts w:hint="eastAsia" w:ascii="Times New Roman" w:hAnsi="Times New Roman" w:eastAsia="宋体" w:cs="Times New Roman"/>
+                <w:i w:val="0"/>
+                <w:iCs w:val="0"/>
+                <w:caps w:val="0"/>
+                <w:color w:val="0F1115"/>
+                <w:spacing w:val="0"/>
+                <w:sz w:val="18"/>
+                <w:szCs w:val="18"/>
+                <w:lang w:val="en-US" w:eastAsia="zh-CN"/>
+              </w:rPr>
+              <w:t>遁地</w:t>
+            </w:r>
+          </w:p>
+        </w:tc>
+        <w:tc>
+          <w:tcPr>
+            <w:tcW w:w="1705" w:type="pct"/>
+            <w:tcBorders>
+              <w:top w:val="single" w:color="auto" w:sz="4" w:space="0"/>
+              <w:left w:val="single" w:color="auto" w:sz="4" w:space="0"/>
+              <w:bottom w:val="single" w:color="auto" w:sz="4" w:space="0"/>
+              <w:right w:val="single" w:color="auto" w:sz="4" w:space="0"/>
+            </w:tcBorders>
+            <w:shd w:val="clear" w:color="auto" w:fill="auto"/>
+            <w:tcMar>
+              <w:top w:w="100" w:type="dxa"/>
+              <w:left w:w="160" w:type="dxa"/>
+              <w:bottom w:w="100" w:type="dxa"/>
+              <w:right w:w="0" w:type="dxa"/>
+            </w:tcMar>
+            <w:vAlign w:val="center"/>
+          </w:tcPr>
+          <w:p>
+            <w:pPr>
+              <w:keepNext w:val="0"/>
+              <w:keepLines w:val="0"/>
+              <w:widowControl/>
+              <w:suppressLineNumbers w:val="0"/>
+              <w:spacing w:line="250" w:lineRule="atLeast"/>
+              <w:jc w:val="left"/>
+              <w:rPr>
+                <w:rFonts w:hint="default" w:ascii="Times New Roman" w:hAnsi="Times New Roman" w:eastAsia="宋体" w:cs="Times New Roman"/>
+                <w:i w:val="0"/>
+                <w:iCs w:val="0"/>
+                <w:caps w:val="0"/>
+                <w:color w:val="0F1115"/>
+                <w:spacing w:val="0"/>
+                <w:sz w:val="18"/>
+                <w:szCs w:val="18"/>
+                <w:lang w:val="en-US" w:eastAsia="zh-CN"/>
+              </w:rPr>
+            </w:pPr>
+            <w:r>
+              <w:rPr>
+                <w:rFonts w:hint="eastAsia" w:ascii="Times New Roman" w:hAnsi="Times New Roman" w:eastAsia="宋体" w:cs="Times New Roman"/>
+                <w:i w:val="0"/>
+                <w:iCs w:val="0"/>
+                <w:caps w:val="0"/>
+                <w:color w:val="0F1115"/>
+                <w:spacing w:val="0"/>
+                <w:sz w:val="18"/>
+                <w:szCs w:val="18"/>
+                <w:lang w:val="en-US" w:eastAsia="zh-CN"/>
+              </w:rPr>
+              <w:t>攻击位置生成减速区域</w:t>
+            </w:r>
+            <w:bookmarkStart w:id="45" w:name="_GoBack"/>
+            <w:bookmarkEnd w:id="45"/>
+          </w:p>
+        </w:tc>
+      </w:tr>
+      <w:tr>
+        <w:tblPrEx>
+          <w:tblBorders>
+            <w:top w:val="none" w:color="auto" w:sz="0" w:space="0"/>
+            <w:left w:val="none" w:color="auto" w:sz="0" w:space="0"/>
+            <w:bottom w:val="none" w:color="auto" w:sz="0" w:space="0"/>
+            <w:right w:val="none" w:color="auto" w:sz="0" w:space="0"/>
+            <w:insideH w:val="none" w:color="auto" w:sz="0" w:space="0"/>
+            <w:insideV w:val="none" w:color="auto" w:sz="0" w:space="0"/>
+          </w:tblBorders>
+          <w:shd w:val="clear" w:color="auto" w:fill="FFFFFF"/>
+          <w:tblCellMar>
+            <w:top w:w="15" w:type="dxa"/>
+            <w:left w:w="15" w:type="dxa"/>
+            <w:bottom w:w="15" w:type="dxa"/>
+            <w:right w:w="15" w:type="dxa"/>
+          </w:tblCellMar>
+        </w:tblPrEx>
+        <w:tc>
+          <w:tcPr>
+            <w:tcW w:w="354" w:type="pct"/>
+            <w:tcBorders>
+              <w:top w:val="single" w:color="auto" w:sz="4" w:space="0"/>
+              <w:left w:val="single" w:color="auto" w:sz="4" w:space="0"/>
+              <w:bottom w:val="single" w:color="auto" w:sz="4" w:space="0"/>
+              <w:right w:val="single" w:color="auto" w:sz="4" w:space="0"/>
+            </w:tcBorders>
+            <w:shd w:val="clear" w:color="auto" w:fill="auto"/>
+            <w:tcMar>
+              <w:top w:w="100" w:type="dxa"/>
+              <w:left w:w="0" w:type="dxa"/>
+              <w:bottom w:w="100" w:type="dxa"/>
+              <w:right w:w="160" w:type="dxa"/>
+            </w:tcMar>
+            <w:vAlign w:val="center"/>
+          </w:tcPr>
+          <w:p>
+            <w:pPr>
+              <w:keepNext w:val="0"/>
+              <w:keepLines w:val="0"/>
+              <w:widowControl/>
+              <w:suppressLineNumbers w:val="0"/>
+              <w:spacing w:line="250" w:lineRule="atLeast"/>
+              <w:jc w:val="left"/>
+              <w:rPr>
+                <w:rFonts w:hint="default" w:ascii="Times New Roman" w:hAnsi="Times New Roman" w:eastAsia="宋体" w:cs="Times New Roman"/>
+                <w:i w:val="0"/>
+                <w:iCs w:val="0"/>
+                <w:caps w:val="0"/>
+                <w:color w:val="0F1115"/>
+                <w:spacing w:val="0"/>
+                <w:sz w:val="18"/>
+                <w:szCs w:val="18"/>
+              </w:rPr>
+            </w:pPr>
+            <w:r>
+              <w:rPr>
+                <w:rFonts w:hint="default" w:ascii="Times New Roman" w:hAnsi="Times New Roman" w:eastAsia="宋体" w:cs="Times New Roman"/>
+                <w:i w:val="0"/>
+                <w:iCs w:val="0"/>
+                <w:caps w:val="0"/>
+                <w:color w:val="0F1115"/>
+                <w:spacing w:val="0"/>
+                <w:kern w:val="0"/>
+                <w:sz w:val="18"/>
+                <w:szCs w:val="18"/>
+                <w:lang w:val="en-US" w:eastAsia="zh-CN" w:bidi="ar"/>
+              </w:rPr>
+              <w:t>土</w:t>
+            </w:r>
+          </w:p>
+        </w:tc>
+        <w:tc>
+          <w:tcPr>
+            <w:tcW w:w="552" w:type="pct"/>
+            <w:tcBorders>
+              <w:top w:val="single" w:color="auto" w:sz="4" w:space="0"/>
+              <w:left w:val="single" w:color="auto" w:sz="4" w:space="0"/>
+              <w:bottom w:val="single" w:color="auto" w:sz="4" w:space="0"/>
+              <w:right w:val="single" w:color="auto" w:sz="4" w:space="0"/>
+            </w:tcBorders>
+            <w:shd w:val="clear" w:color="auto" w:fill="auto"/>
+            <w:tcMar>
+              <w:top w:w="100" w:type="dxa"/>
+              <w:left w:w="160" w:type="dxa"/>
+              <w:bottom w:w="100" w:type="dxa"/>
+              <w:right w:w="160" w:type="dxa"/>
+            </w:tcMar>
+            <w:vAlign w:val="center"/>
+          </w:tcPr>
+          <w:p>
+            <w:pPr>
+              <w:keepNext w:val="0"/>
+              <w:keepLines w:val="0"/>
+              <w:widowControl/>
+              <w:suppressLineNumbers w:val="0"/>
+              <w:spacing w:line="250" w:lineRule="atLeast"/>
+              <w:jc w:val="left"/>
+              <w:rPr>
+                <w:rFonts w:hint="default" w:ascii="Times New Roman" w:hAnsi="Times New Roman" w:eastAsia="宋体" w:cs="Times New Roman"/>
+                <w:i w:val="0"/>
+                <w:iCs w:val="0"/>
+                <w:caps w:val="0"/>
+                <w:color w:val="0F1115"/>
+                <w:spacing w:val="0"/>
+                <w:sz w:val="18"/>
+                <w:szCs w:val="18"/>
+              </w:rPr>
+            </w:pPr>
+            <w:r>
+              <w:rPr>
+                <w:rFonts w:hint="default" w:ascii="Times New Roman" w:hAnsi="Times New Roman" w:eastAsia="宋体" w:cs="Times New Roman"/>
+                <w:i w:val="0"/>
+                <w:iCs w:val="0"/>
+                <w:caps w:val="0"/>
+                <w:color w:val="0F1115"/>
+                <w:spacing w:val="0"/>
+                <w:kern w:val="0"/>
+                <w:sz w:val="18"/>
+                <w:szCs w:val="18"/>
+                <w:lang w:val="en-US" w:eastAsia="zh-CN" w:bidi="ar"/>
+              </w:rPr>
+              <w:t>岩片</w:t>
+            </w:r>
+          </w:p>
+        </w:tc>
+        <w:tc>
+          <w:tcPr>
+            <w:tcW w:w="653" w:type="pct"/>
+            <w:tcBorders>
+              <w:top w:val="single" w:color="auto" w:sz="4" w:space="0"/>
+              <w:left w:val="single" w:color="auto" w:sz="4" w:space="0"/>
+              <w:bottom w:val="single" w:color="auto" w:sz="4" w:space="0"/>
+              <w:right w:val="single" w:color="auto" w:sz="4" w:space="0"/>
+            </w:tcBorders>
+            <w:shd w:val="clear" w:color="auto" w:fill="auto"/>
+            <w:tcMar>
+              <w:top w:w="100" w:type="dxa"/>
+              <w:left w:w="160" w:type="dxa"/>
+              <w:bottom w:w="100" w:type="dxa"/>
+              <w:right w:w="0" w:type="dxa"/>
+            </w:tcMar>
+            <w:vAlign w:val="center"/>
+          </w:tcPr>
+          <w:p>
+            <w:pPr>
+              <w:keepNext w:val="0"/>
+              <w:keepLines w:val="0"/>
+              <w:widowControl/>
+              <w:suppressLineNumbers w:val="0"/>
+              <w:spacing w:line="250" w:lineRule="atLeast"/>
+              <w:jc w:val="left"/>
+              <w:rPr>
+                <w:rFonts w:hint="eastAsia" w:ascii="Times New Roman" w:hAnsi="Times New Roman" w:eastAsia="宋体" w:cs="Times New Roman"/>
+                <w:i w:val="0"/>
+                <w:iCs w:val="0"/>
+                <w:caps w:val="0"/>
+                <w:color w:val="0F1115"/>
+                <w:spacing w:val="0"/>
+                <w:sz w:val="18"/>
+                <w:szCs w:val="18"/>
+                <w:lang w:val="en-US" w:eastAsia="zh-CN"/>
+              </w:rPr>
+            </w:pPr>
+            <w:r>
+              <w:rPr>
+                <w:rFonts w:hint="eastAsia" w:ascii="Times New Roman" w:hAnsi="Times New Roman" w:eastAsia="宋体" w:cs="Times New Roman"/>
+                <w:i w:val="0"/>
+                <w:iCs w:val="0"/>
+                <w:caps w:val="0"/>
+                <w:color w:val="0F1115"/>
+                <w:spacing w:val="0"/>
+                <w:sz w:val="18"/>
+                <w:szCs w:val="18"/>
+                <w:lang w:val="en-US" w:eastAsia="zh-CN"/>
+              </w:rPr>
+              <w:t>盾牌</w:t>
+            </w:r>
+          </w:p>
+        </w:tc>
+        <w:tc>
+          <w:tcPr>
+            <w:tcW w:w="1070" w:type="pct"/>
+            <w:tcBorders>
+              <w:top w:val="single" w:color="auto" w:sz="4" w:space="0"/>
+              <w:left w:val="single" w:color="auto" w:sz="4" w:space="0"/>
+              <w:bottom w:val="single" w:color="auto" w:sz="4" w:space="0"/>
+              <w:right w:val="single" w:color="auto" w:sz="4" w:space="0"/>
+            </w:tcBorders>
+            <w:shd w:val="clear" w:color="auto" w:fill="auto"/>
+            <w:tcMar>
+              <w:top w:w="100" w:type="dxa"/>
+              <w:left w:w="160" w:type="dxa"/>
+              <w:bottom w:w="100" w:type="dxa"/>
+              <w:right w:w="0" w:type="dxa"/>
+            </w:tcMar>
+            <w:vAlign w:val="center"/>
+          </w:tcPr>
+          <w:p>
+            <w:pPr>
+              <w:keepNext w:val="0"/>
+              <w:keepLines w:val="0"/>
+              <w:widowControl/>
+              <w:suppressLineNumbers w:val="0"/>
+              <w:spacing w:line="250" w:lineRule="atLeast"/>
+              <w:jc w:val="left"/>
+              <w:rPr>
+                <w:rFonts w:hint="eastAsia" w:ascii="Times New Roman" w:hAnsi="Times New Roman" w:eastAsia="宋体" w:cs="Times New Roman"/>
+                <w:i w:val="0"/>
+                <w:iCs w:val="0"/>
+                <w:caps w:val="0"/>
+                <w:color w:val="0F1115"/>
+                <w:spacing w:val="0"/>
+                <w:sz w:val="18"/>
+                <w:szCs w:val="18"/>
+                <w:lang w:val="en-US" w:eastAsia="zh-CN"/>
+              </w:rPr>
+            </w:pPr>
+            <w:r>
+              <w:rPr>
+                <w:rFonts w:hint="eastAsia" w:ascii="Times New Roman" w:hAnsi="Times New Roman" w:eastAsia="宋体" w:cs="Times New Roman"/>
+                <w:i w:val="0"/>
+                <w:iCs w:val="0"/>
+                <w:caps w:val="0"/>
+                <w:color w:val="0F1115"/>
+                <w:spacing w:val="0"/>
+                <w:sz w:val="18"/>
+                <w:szCs w:val="18"/>
+                <w:lang w:val="en-US" w:eastAsia="zh-CN"/>
+              </w:rPr>
+              <w:t>盾反</w:t>
+            </w:r>
+          </w:p>
+        </w:tc>
+        <w:tc>
+          <w:tcPr>
+            <w:tcW w:w="663" w:type="pct"/>
+            <w:tcBorders>
+              <w:top w:val="single" w:color="auto" w:sz="4" w:space="0"/>
+              <w:left w:val="single" w:color="auto" w:sz="4" w:space="0"/>
+              <w:bottom w:val="single" w:color="auto" w:sz="4" w:space="0"/>
+              <w:right w:val="single" w:color="auto" w:sz="4" w:space="0"/>
+            </w:tcBorders>
+            <w:shd w:val="clear" w:color="auto" w:fill="auto"/>
+            <w:tcMar>
+              <w:top w:w="100" w:type="dxa"/>
+              <w:left w:w="160" w:type="dxa"/>
+              <w:bottom w:w="100" w:type="dxa"/>
+              <w:right w:w="0" w:type="dxa"/>
+            </w:tcMar>
+            <w:vAlign w:val="center"/>
+          </w:tcPr>
+          <w:p>
+            <w:pPr>
+              <w:keepNext w:val="0"/>
+              <w:keepLines w:val="0"/>
+              <w:widowControl/>
+              <w:suppressLineNumbers w:val="0"/>
+              <w:spacing w:line="250" w:lineRule="atLeast"/>
+              <w:jc w:val="left"/>
+              <w:rPr>
+                <w:rFonts w:hint="eastAsia" w:ascii="Times New Roman" w:hAnsi="Times New Roman" w:eastAsia="宋体" w:cs="Times New Roman"/>
+                <w:i w:val="0"/>
+                <w:iCs w:val="0"/>
+                <w:caps w:val="0"/>
+                <w:color w:val="0F1115"/>
+                <w:spacing w:val="0"/>
+                <w:sz w:val="18"/>
+                <w:szCs w:val="18"/>
+                <w:lang w:val="en-US" w:eastAsia="zh-CN"/>
+              </w:rPr>
+            </w:pPr>
+            <w:r>
+              <w:rPr>
+                <w:rFonts w:hint="eastAsia" w:ascii="Times New Roman" w:hAnsi="Times New Roman" w:eastAsia="宋体" w:cs="Times New Roman"/>
+                <w:i w:val="0"/>
+                <w:iCs w:val="0"/>
+                <w:caps w:val="0"/>
+                <w:color w:val="0F1115"/>
+                <w:spacing w:val="0"/>
+                <w:sz w:val="18"/>
+                <w:szCs w:val="18"/>
+                <w:lang w:val="en-US" w:eastAsia="zh-CN"/>
+              </w:rPr>
+              <w:t>格挡</w:t>
+            </w:r>
+          </w:p>
+        </w:tc>
+        <w:tc>
+          <w:tcPr>
+            <w:tcW w:w="1705" w:type="pct"/>
+            <w:tcBorders>
+              <w:top w:val="single" w:color="auto" w:sz="4" w:space="0"/>
+              <w:left w:val="single" w:color="auto" w:sz="4" w:space="0"/>
+              <w:bottom w:val="single" w:color="auto" w:sz="4" w:space="0"/>
+              <w:right w:val="single" w:color="auto" w:sz="4" w:space="0"/>
+            </w:tcBorders>
+            <w:shd w:val="clear" w:color="auto" w:fill="auto"/>
+            <w:tcMar>
+              <w:top w:w="100" w:type="dxa"/>
+              <w:left w:w="160" w:type="dxa"/>
+              <w:bottom w:w="100" w:type="dxa"/>
+              <w:right w:w="0" w:type="dxa"/>
+            </w:tcMar>
+            <w:vAlign w:val="center"/>
+          </w:tcPr>
+          <w:p>
+            <w:pPr>
+              <w:keepNext w:val="0"/>
+              <w:keepLines w:val="0"/>
+              <w:widowControl/>
+              <w:suppressLineNumbers w:val="0"/>
+              <w:spacing w:line="250" w:lineRule="atLeast"/>
+              <w:jc w:val="left"/>
+              <w:rPr>
+                <w:rFonts w:hint="default" w:ascii="Times New Roman" w:hAnsi="Times New Roman" w:eastAsia="宋体" w:cs="Times New Roman"/>
+                <w:i w:val="0"/>
+                <w:iCs w:val="0"/>
+                <w:caps w:val="0"/>
+                <w:color w:val="0F1115"/>
+                <w:spacing w:val="0"/>
+                <w:sz w:val="18"/>
+                <w:szCs w:val="18"/>
+                <w:lang w:val="en-US" w:eastAsia="zh-CN"/>
+              </w:rPr>
+            </w:pPr>
+            <w:r>
+              <w:rPr>
+                <w:rFonts w:hint="eastAsia" w:ascii="Times New Roman" w:hAnsi="Times New Roman" w:eastAsia="宋体" w:cs="Times New Roman"/>
+                <w:i w:val="0"/>
+                <w:iCs w:val="0"/>
+                <w:caps w:val="0"/>
+                <w:color w:val="0F1115"/>
+                <w:spacing w:val="0"/>
+                <w:sz w:val="18"/>
+                <w:szCs w:val="18"/>
+                <w:lang w:val="en-US" w:eastAsia="zh-CN"/>
+              </w:rPr>
+              <w:t>动作、移速减慢，范围增大</w:t>
+            </w:r>
+          </w:p>
+        </w:tc>
+      </w:tr>
+    </w:tbl>
     <w:p>
       <w:pPr>
         <w:keepNext w:val="0"/>
@@ -18978,7 +22119,7 @@
       </w:pPr>
       <w:r>
         <w:rPr>
-          <w:rFonts w:hint="default" w:ascii="Times New Roman" w:hAnsi="Times New Roman" w:eastAsia="宋体" w:cs="Times New Roman"/>
+          <w:rFonts w:hint="eastAsia" w:ascii="Times New Roman" w:hAnsi="Times New Roman" w:eastAsia="宋体" w:cs="Times New Roman"/>
           <w:b w:val="0"/>
           <w:bCs w:val="0"/>
           <w:i w:val="0"/>
@@ -18989,27 +22130,11 @@
           <w:sz w:val="24"/>
           <w:szCs w:val="24"/>
           <w:shd w:val="clear" w:fill="FFFFFF"/>
-        </w:rPr>
-        <w:t>火焰：普攻发射火球伤害20，技能发射大火球伤害50并爆炸，位移向后喷射火球自身位移。变位在命中或位移结束时生成燃烧区域持续灼烧敌人。</w:t>
+          <w:lang w:val="en-US" w:eastAsia="zh-CN"/>
+        </w:rPr>
+        <w:t>八枚</w:t>
       </w:r>
-    </w:p>
-    <w:p>
-      <w:pPr>
-        <w:keepNext w:val="0"/>
-        <w:keepLines w:val="0"/>
-        <w:pageBreakBefore w:val="0"/>
-        <w:kinsoku/>
-        <w:wordWrap w:val="0"/>
-        <w:overflowPunct/>
-        <w:topLinePunct w:val="0"/>
-        <w:autoSpaceDE/>
-        <w:autoSpaceDN/>
-        <w:bidi w:val="0"/>
-        <w:adjustRightInd/>
-        <w:snapToGrid/>
-        <w:spacing w:line="240" w:lineRule="auto"/>
-        <w:ind w:firstLine="420" w:firstLineChars="0"/>
-        <w:textAlignment w:val="auto"/>
+      <w:r>
         <w:rPr>
           <w:rFonts w:hint="default" w:ascii="Times New Roman" w:hAnsi="Times New Roman" w:eastAsia="宋体" w:cs="Times New Roman"/>
           <w:b w:val="0"/>
@@ -19023,10 +22148,11 @@
           <w:szCs w:val="24"/>
           <w:shd w:val="clear" w:fill="FFFFFF"/>
         </w:rPr>
-      </w:pPr>
+        <w:t>刻印覆盖</w:t>
+      </w:r>
       <w:r>
         <w:rPr>
-          <w:rFonts w:hint="default" w:ascii="Times New Roman" w:hAnsi="Times New Roman" w:eastAsia="宋体" w:cs="Times New Roman"/>
+          <w:rFonts w:hint="eastAsia" w:ascii="Times New Roman" w:hAnsi="Times New Roman" w:eastAsia="宋体" w:cs="Times New Roman"/>
           <w:b w:val="0"/>
           <w:bCs w:val="0"/>
           <w:i w:val="0"/>
@@ -19037,27 +22163,11 @@
           <w:sz w:val="24"/>
           <w:szCs w:val="24"/>
           <w:shd w:val="clear" w:fill="FFFFFF"/>
-        </w:rPr>
-        <w:t>冰霜：普攻发射冰锥伤害18并减速，技能发射大冰锥伤害45并范围冻结，位移向前突进并在终点释放冰环。变位在命中或位移结束时生成冰面区域减速敌人。</w:t>
+          <w:lang w:val="en-US" w:eastAsia="zh-CN"/>
+        </w:rPr>
+        <w:t>元素体系的四大元素</w:t>
       </w:r>
-    </w:p>
-    <w:p>
-      <w:pPr>
-        <w:keepNext w:val="0"/>
-        <w:keepLines w:val="0"/>
-        <w:pageBreakBefore w:val="0"/>
-        <w:kinsoku/>
-        <w:wordWrap w:val="0"/>
-        <w:overflowPunct/>
-        <w:topLinePunct w:val="0"/>
-        <w:autoSpaceDE/>
-        <w:autoSpaceDN/>
-        <w:bidi w:val="0"/>
-        <w:adjustRightInd/>
-        <w:snapToGrid/>
-        <w:spacing w:line="240" w:lineRule="auto"/>
-        <w:ind w:firstLine="420" w:firstLineChars="0"/>
-        <w:textAlignment w:val="auto"/>
+      <w:r>
         <w:rPr>
           <w:rFonts w:hint="default" w:ascii="Times New Roman" w:hAnsi="Times New Roman" w:eastAsia="宋体" w:cs="Times New Roman"/>
           <w:b w:val="0"/>
@@ -19071,214 +22181,7 @@
           <w:szCs w:val="24"/>
           <w:shd w:val="clear" w:fill="FFFFFF"/>
         </w:rPr>
-      </w:pPr>
-      <w:r>
-        <w:rPr>
-          <w:rFonts w:hint="default" w:ascii="Times New Roman" w:hAnsi="Times New Roman" w:eastAsia="宋体" w:cs="Times New Roman"/>
-          <w:b w:val="0"/>
-          <w:bCs w:val="0"/>
-          <w:i w:val="0"/>
-          <w:iCs w:val="0"/>
-          <w:caps w:val="0"/>
-          <w:color w:val="0F1115"/>
-          <w:spacing w:val="0"/>
-          <w:sz w:val="24"/>
-          <w:szCs w:val="24"/>
-          <w:shd w:val="clear" w:fill="FFFFFF"/>
-        </w:rPr>
-        <w:t>雷电：普攻发射闪电伤害15，技能发射强闪电伤害40并范围传导，位移化作闪电向前闪烁。变位在命中时连锁弹射至附近敌人。</w:t>
-      </w:r>
-    </w:p>
-    <w:p>
-      <w:pPr>
-        <w:keepNext w:val="0"/>
-        <w:keepLines w:val="0"/>
-        <w:pageBreakBefore w:val="0"/>
-        <w:kinsoku/>
-        <w:wordWrap w:val="0"/>
-        <w:overflowPunct/>
-        <w:topLinePunct w:val="0"/>
-        <w:autoSpaceDE/>
-        <w:autoSpaceDN/>
-        <w:bidi w:val="0"/>
-        <w:adjustRightInd/>
-        <w:snapToGrid/>
-        <w:spacing w:line="240" w:lineRule="auto"/>
-        <w:ind w:firstLine="420" w:firstLineChars="0"/>
-        <w:textAlignment w:val="auto"/>
-        <w:rPr>
-          <w:rFonts w:hint="default" w:ascii="Times New Roman" w:hAnsi="Times New Roman" w:eastAsia="宋体" w:cs="Times New Roman"/>
-          <w:b w:val="0"/>
-          <w:bCs w:val="0"/>
-          <w:i w:val="0"/>
-          <w:iCs w:val="0"/>
-          <w:caps w:val="0"/>
-          <w:color w:val="0F1115"/>
-          <w:spacing w:val="0"/>
-          <w:sz w:val="24"/>
-          <w:szCs w:val="24"/>
-          <w:shd w:val="clear" w:fill="FFFFFF"/>
-        </w:rPr>
-      </w:pPr>
-      <w:r>
-        <w:rPr>
-          <w:rFonts w:hint="default" w:ascii="Times New Roman" w:hAnsi="Times New Roman" w:eastAsia="宋体" w:cs="Times New Roman"/>
-          <w:b w:val="0"/>
-          <w:bCs w:val="0"/>
-          <w:i w:val="0"/>
-          <w:iCs w:val="0"/>
-          <w:caps w:val="0"/>
-          <w:color w:val="0F1115"/>
-          <w:spacing w:val="0"/>
-          <w:sz w:val="24"/>
-          <w:szCs w:val="24"/>
-          <w:shd w:val="clear" w:fill="FFFFFF"/>
-        </w:rPr>
-        <w:t>暗影：普攻短距离突进斩击伤害25，技能长距离突进斩击伤害60，位移长距离突进且全程无敌。变位在突进路径上造成伤害并回复生命。</w:t>
-      </w:r>
-    </w:p>
-    <w:p>
-      <w:pPr>
-        <w:keepNext w:val="0"/>
-        <w:keepLines w:val="0"/>
-        <w:pageBreakBefore w:val="0"/>
-        <w:kinsoku/>
-        <w:wordWrap w:val="0"/>
-        <w:overflowPunct/>
-        <w:topLinePunct w:val="0"/>
-        <w:autoSpaceDE/>
-        <w:autoSpaceDN/>
-        <w:bidi w:val="0"/>
-        <w:adjustRightInd/>
-        <w:snapToGrid/>
-        <w:spacing w:line="240" w:lineRule="auto"/>
-        <w:ind w:firstLine="420" w:firstLineChars="0"/>
-        <w:textAlignment w:val="auto"/>
-        <w:rPr>
-          <w:rFonts w:hint="default" w:ascii="Times New Roman" w:hAnsi="Times New Roman" w:eastAsia="宋体" w:cs="Times New Roman"/>
-          <w:b w:val="0"/>
-          <w:bCs w:val="0"/>
-          <w:i w:val="0"/>
-          <w:iCs w:val="0"/>
-          <w:caps w:val="0"/>
-          <w:color w:val="0F1115"/>
-          <w:spacing w:val="0"/>
-          <w:sz w:val="24"/>
-          <w:szCs w:val="24"/>
-          <w:shd w:val="clear" w:fill="FFFFFF"/>
-        </w:rPr>
-      </w:pPr>
-      <w:r>
-        <w:rPr>
-          <w:rFonts w:hint="default" w:ascii="Times New Roman" w:hAnsi="Times New Roman" w:eastAsia="宋体" w:cs="Times New Roman"/>
-          <w:b w:val="0"/>
-          <w:bCs w:val="0"/>
-          <w:i w:val="0"/>
-          <w:iCs w:val="0"/>
-          <w:caps w:val="0"/>
-          <w:color w:val="0F1115"/>
-          <w:spacing w:val="0"/>
-          <w:sz w:val="24"/>
-          <w:szCs w:val="24"/>
-          <w:shd w:val="clear" w:fill="FFFFFF"/>
-        </w:rPr>
-        <w:t>生命：普攻释放小治疗波恢复15生命，技能释放大治疗波恢复40生命并清除负面状态，位移向后闪烁并留下治疗区域。变位在命中友军时连锁弹射治疗。</w:t>
-      </w:r>
-    </w:p>
-    <w:p>
-      <w:pPr>
-        <w:keepNext w:val="0"/>
-        <w:keepLines w:val="0"/>
-        <w:pageBreakBefore w:val="0"/>
-        <w:kinsoku/>
-        <w:wordWrap w:val="0"/>
-        <w:overflowPunct/>
-        <w:topLinePunct w:val="0"/>
-        <w:autoSpaceDE/>
-        <w:autoSpaceDN/>
-        <w:bidi w:val="0"/>
-        <w:adjustRightInd/>
-        <w:snapToGrid/>
-        <w:spacing w:line="240" w:lineRule="auto"/>
-        <w:ind w:firstLine="420" w:firstLineChars="0"/>
-        <w:textAlignment w:val="auto"/>
-        <w:rPr>
-          <w:rFonts w:hint="default" w:ascii="Times New Roman" w:hAnsi="Times New Roman" w:eastAsia="宋体" w:cs="Times New Roman"/>
-          <w:b w:val="0"/>
-          <w:bCs w:val="0"/>
-          <w:i w:val="0"/>
-          <w:iCs w:val="0"/>
-          <w:caps w:val="0"/>
-          <w:color w:val="0F1115"/>
-          <w:spacing w:val="0"/>
-          <w:sz w:val="24"/>
-          <w:szCs w:val="24"/>
-          <w:shd w:val="clear" w:fill="FFFFFF"/>
-        </w:rPr>
-      </w:pPr>
-      <w:r>
-        <w:rPr>
-          <w:rFonts w:hint="default" w:ascii="Times New Roman" w:hAnsi="Times New Roman" w:eastAsia="宋体" w:cs="Times New Roman"/>
-          <w:b w:val="0"/>
-          <w:bCs w:val="0"/>
-          <w:i w:val="0"/>
-          <w:iCs w:val="0"/>
-          <w:caps w:val="0"/>
-          <w:color w:val="0F1115"/>
-          <w:spacing w:val="0"/>
-          <w:sz w:val="24"/>
-          <w:szCs w:val="24"/>
-          <w:shd w:val="clear" w:fill="FFFFFF"/>
-        </w:rPr>
-        <w:t>燃烧：普攻召唤小火元素攻击敌人，技能召唤大火元素攻击敌人并附带灼烧光环，位移召唤火元素后与其交换位置。变位在召唤物攻击时附带灼烧效果。</w:t>
-      </w:r>
-    </w:p>
-    <w:p>
-      <w:pPr>
-        <w:keepNext w:val="0"/>
-        <w:keepLines w:val="0"/>
-        <w:pageBreakBefore w:val="0"/>
-        <w:kinsoku/>
-        <w:wordWrap w:val="0"/>
-        <w:overflowPunct/>
-        <w:topLinePunct w:val="0"/>
-        <w:autoSpaceDE/>
-        <w:autoSpaceDN/>
-        <w:bidi w:val="0"/>
-        <w:adjustRightInd/>
-        <w:snapToGrid/>
-        <w:spacing w:line="240" w:lineRule="auto"/>
-        <w:ind w:firstLine="420" w:firstLineChars="0"/>
-        <w:textAlignment w:val="auto"/>
-        <w:rPr>
-          <w:rFonts w:hint="default" w:ascii="Times New Roman" w:hAnsi="Times New Roman" w:eastAsia="宋体" w:cs="Times New Roman"/>
-          <w:b w:val="0"/>
-          <w:bCs w:val="0"/>
-          <w:i w:val="0"/>
-          <w:iCs w:val="0"/>
-          <w:caps w:val="0"/>
-          <w:color w:val="0F1115"/>
-          <w:spacing w:val="0"/>
-          <w:sz w:val="24"/>
-          <w:szCs w:val="24"/>
-          <w:shd w:val="clear" w:fill="FFFFFF"/>
-        </w:rPr>
-      </w:pPr>
-      <w:r>
-        <w:rPr>
-          <w:rFonts w:hint="default" w:ascii="Times New Roman" w:hAnsi="Times New Roman" w:eastAsia="宋体" w:cs="Times New Roman"/>
-          <w:b w:val="0"/>
-          <w:bCs w:val="0"/>
-          <w:i w:val="0"/>
-          <w:iCs w:val="0"/>
-          <w:caps w:val="0"/>
-          <w:color w:val="0F1115"/>
-          <w:spacing w:val="0"/>
-          <w:sz w:val="24"/>
-          <w:szCs w:val="24"/>
-          <w:shd w:val="clear" w:fill="FFFFFF"/>
-        </w:rPr>
-        <w:t>六枚刻印覆盖三种本位类型（投射物、突进、召唤）和五种变位类型（灼烧、减速、连锁、吸血、治疗），通过事件驱动展示不同组合的质变效果。</w:t>
+        <w:t>，通过事件驱动展示不同组合的质变效果。</w:t>
       </w:r>
     </w:p>
     <w:p>
@@ -22185,6 +25088,7 @@
             <w:insideH w:val="none" w:color="auto" w:sz="0" w:space="0"/>
             <w:insideV w:val="none" w:color="auto" w:sz="0" w:space="0"/>
           </w:tblBorders>
+          <w:shd w:val="clear" w:color="auto" w:fill="FFFFFF"/>
           <w:tblCellMar>
             <w:top w:w="15" w:type="dxa"/>
             <w:left w:w="15" w:type="dxa"/>
@@ -22368,7 +25272,6 @@
             <w:insideH w:val="none" w:color="auto" w:sz="0" w:space="0"/>
             <w:insideV w:val="none" w:color="auto" w:sz="0" w:space="0"/>
           </w:tblBorders>
-          <w:shd w:val="clear" w:color="auto" w:fill="FFFFFF"/>
           <w:tblCellMar>
             <w:top w:w="15" w:type="dxa"/>
             <w:left w:w="15" w:type="dxa"/>
@@ -23652,6 +26555,13 @@
             <w:insideH w:val="none" w:color="auto" w:sz="0" w:space="0"/>
             <w:insideV w:val="none" w:color="auto" w:sz="0" w:space="0"/>
           </w:tblBorders>
+          <w:shd w:val="clear" w:color="auto" w:fill="FFFFFF"/>
+          <w:tblCellMar>
+            <w:top w:w="15" w:type="dxa"/>
+            <w:left w:w="15" w:type="dxa"/>
+            <w:bottom w:w="15" w:type="dxa"/>
+            <w:right w:w="15" w:type="dxa"/>
+          </w:tblCellMar>
         </w:tblPrEx>
         <w:trPr>
           <w:tblHeader/>
@@ -23783,6 +26693,7 @@
             <w:insideH w:val="none" w:color="auto" w:sz="0" w:space="0"/>
             <w:insideV w:val="none" w:color="auto" w:sz="0" w:space="0"/>
           </w:tblBorders>
+          <w:shd w:val="clear" w:color="auto" w:fill="FFFFFF"/>
           <w:tblCellMar>
             <w:top w:w="15" w:type="dxa"/>
             <w:left w:w="15" w:type="dxa"/>
@@ -24320,7 +27231,6 @@
             <w:insideH w:val="none" w:color="auto" w:sz="0" w:space="0"/>
             <w:insideV w:val="none" w:color="auto" w:sz="0" w:space="0"/>
           </w:tblBorders>
-          <w:shd w:val="clear" w:color="auto" w:fill="FFFFFF"/>
           <w:tblCellMar>
             <w:top w:w="15" w:type="dxa"/>
             <w:left w:w="15" w:type="dxa"/>
@@ -24724,6 +27634,7 @@
             <w:insideH w:val="none" w:color="auto" w:sz="0" w:space="0"/>
             <w:insideV w:val="none" w:color="auto" w:sz="0" w:space="0"/>
           </w:tblBorders>
+          <w:shd w:val="clear" w:color="auto" w:fill="FFFFFF"/>
           <w:tblCellMar>
             <w:top w:w="15" w:type="dxa"/>
             <w:left w:w="15" w:type="dxa"/>
@@ -25127,7 +28038,6 @@
             <w:insideH w:val="none" w:color="auto" w:sz="0" w:space="0"/>
             <w:insideV w:val="none" w:color="auto" w:sz="0" w:space="0"/>
           </w:tblBorders>
-          <w:shd w:val="clear" w:color="auto" w:fill="FFFFFF"/>
           <w:tblCellMar>
             <w:top w:w="15" w:type="dxa"/>
             <w:left w:w="15" w:type="dxa"/>

--- a/GDD.docx
+++ b/GDD.docx
@@ -1126,6 +1126,8 @@
             <w:jc w:val="center"/>
             <w:textAlignment w:val="auto"/>
           </w:pPr>
+          <w:bookmarkStart w:id="49" w:name="_GoBack"/>
+          <w:bookmarkEnd w:id="49"/>
           <w:r>
             <w:rPr>
               <w:rFonts w:ascii="宋体" w:hAnsi="宋体" w:eastAsia="宋体"/>
@@ -1154,7 +1156,7 @@
             <w:fldChar w:fldCharType="begin"/>
           </w:r>
           <w:r>
-            <w:instrText xml:space="preserve"> HYPERLINK \l _Toc16566 </w:instrText>
+            <w:instrText xml:space="preserve"> HYPERLINK \l _Toc28734 </w:instrText>
           </w:r>
           <w:r>
             <w:fldChar w:fldCharType="separate"/>
@@ -1174,7 +1176,7 @@
             <w:fldChar w:fldCharType="begin"/>
           </w:r>
           <w:r>
-            <w:instrText xml:space="preserve"> PAGEREF _Toc16566 \h </w:instrText>
+            <w:instrText xml:space="preserve"> PAGEREF _Toc28734 \h </w:instrText>
           </w:r>
           <w:r>
             <w:fldChar w:fldCharType="separate"/>
@@ -1200,7 +1202,7 @@
             <w:fldChar w:fldCharType="begin"/>
           </w:r>
           <w:r>
-            <w:instrText xml:space="preserve"> HYPERLINK \l _Toc25946 </w:instrText>
+            <w:instrText xml:space="preserve"> HYPERLINK \l _Toc32522 </w:instrText>
           </w:r>
           <w:r>
             <w:fldChar w:fldCharType="separate"/>
@@ -1237,7 +1239,7 @@
             <w:fldChar w:fldCharType="begin"/>
           </w:r>
           <w:r>
-            <w:instrText xml:space="preserve"> PAGEREF _Toc25946 \h </w:instrText>
+            <w:instrText xml:space="preserve"> PAGEREF _Toc32522 \h </w:instrText>
           </w:r>
           <w:r>
             <w:fldChar w:fldCharType="separate"/>
@@ -1263,7 +1265,7 @@
             <w:fldChar w:fldCharType="begin"/>
           </w:r>
           <w:r>
-            <w:instrText xml:space="preserve"> HYPERLINK \l _Toc17288 </w:instrText>
+            <w:instrText xml:space="preserve"> HYPERLINK \l _Toc30990 </w:instrText>
           </w:r>
           <w:r>
             <w:fldChar w:fldCharType="separate"/>
@@ -1300,7 +1302,7 @@
             <w:fldChar w:fldCharType="begin"/>
           </w:r>
           <w:r>
-            <w:instrText xml:space="preserve"> PAGEREF _Toc17288 \h </w:instrText>
+            <w:instrText xml:space="preserve"> PAGEREF _Toc30990 \h </w:instrText>
           </w:r>
           <w:r>
             <w:fldChar w:fldCharType="separate"/>
@@ -1326,7 +1328,7 @@
             <w:fldChar w:fldCharType="begin"/>
           </w:r>
           <w:r>
-            <w:instrText xml:space="preserve"> HYPERLINK \l _Toc735 </w:instrText>
+            <w:instrText xml:space="preserve"> HYPERLINK \l _Toc10294 </w:instrText>
           </w:r>
           <w:r>
             <w:fldChar w:fldCharType="separate"/>
@@ -1363,7 +1365,7 @@
             <w:fldChar w:fldCharType="begin"/>
           </w:r>
           <w:r>
-            <w:instrText xml:space="preserve"> PAGEREF _Toc735 \h </w:instrText>
+            <w:instrText xml:space="preserve"> PAGEREF _Toc10294 \h </w:instrText>
           </w:r>
           <w:r>
             <w:fldChar w:fldCharType="separate"/>
@@ -1389,7 +1391,7 @@
             <w:fldChar w:fldCharType="begin"/>
           </w:r>
           <w:r>
-            <w:instrText xml:space="preserve"> HYPERLINK \l _Toc15522 </w:instrText>
+            <w:instrText xml:space="preserve"> HYPERLINK \l _Toc20947 </w:instrText>
           </w:r>
           <w:r>
             <w:fldChar w:fldCharType="separate"/>
@@ -1418,7 +1420,7 @@
             <w:fldChar w:fldCharType="begin"/>
           </w:r>
           <w:r>
-            <w:instrText xml:space="preserve"> PAGEREF _Toc15522 \h </w:instrText>
+            <w:instrText xml:space="preserve"> PAGEREF _Toc20947 \h </w:instrText>
           </w:r>
           <w:r>
             <w:fldChar w:fldCharType="separate"/>
@@ -1444,7 +1446,7 @@
             <w:fldChar w:fldCharType="begin"/>
           </w:r>
           <w:r>
-            <w:instrText xml:space="preserve"> HYPERLINK \l _Toc22449 </w:instrText>
+            <w:instrText xml:space="preserve"> HYPERLINK \l _Toc17328 </w:instrText>
           </w:r>
           <w:r>
             <w:fldChar w:fldCharType="separate"/>
@@ -1473,7 +1475,7 @@
             <w:fldChar w:fldCharType="begin"/>
           </w:r>
           <w:r>
-            <w:instrText xml:space="preserve"> PAGEREF _Toc22449 \h </w:instrText>
+            <w:instrText xml:space="preserve"> PAGEREF _Toc17328 \h </w:instrText>
           </w:r>
           <w:r>
             <w:fldChar w:fldCharType="separate"/>
@@ -1499,7 +1501,7 @@
             <w:fldChar w:fldCharType="begin"/>
           </w:r>
           <w:r>
-            <w:instrText xml:space="preserve"> HYPERLINK \l _Toc24174 </w:instrText>
+            <w:instrText xml:space="preserve"> HYPERLINK \l _Toc9774 </w:instrText>
           </w:r>
           <w:r>
             <w:fldChar w:fldCharType="separate"/>
@@ -1520,7 +1522,7 @@
             <w:fldChar w:fldCharType="begin"/>
           </w:r>
           <w:r>
-            <w:instrText xml:space="preserve"> PAGEREF _Toc24174 \h </w:instrText>
+            <w:instrText xml:space="preserve"> PAGEREF _Toc9774 \h </w:instrText>
           </w:r>
           <w:r>
             <w:fldChar w:fldCharType="separate"/>
@@ -1546,7 +1548,7 @@
             <w:fldChar w:fldCharType="begin"/>
           </w:r>
           <w:r>
-            <w:instrText xml:space="preserve"> HYPERLINK \l _Toc28587 </w:instrText>
+            <w:instrText xml:space="preserve"> HYPERLINK \l _Toc2530 </w:instrText>
           </w:r>
           <w:r>
             <w:fldChar w:fldCharType="separate"/>
@@ -1592,7 +1594,7 @@
             <w:fldChar w:fldCharType="begin"/>
           </w:r>
           <w:r>
-            <w:instrText xml:space="preserve"> PAGEREF _Toc28587 \h </w:instrText>
+            <w:instrText xml:space="preserve"> PAGEREF _Toc2530 \h </w:instrText>
           </w:r>
           <w:r>
             <w:fldChar w:fldCharType="separate"/>
@@ -1618,7 +1620,7 @@
             <w:fldChar w:fldCharType="begin"/>
           </w:r>
           <w:r>
-            <w:instrText xml:space="preserve"> HYPERLINK \l _Toc1033 </w:instrText>
+            <w:instrText xml:space="preserve"> HYPERLINK \l _Toc25324 </w:instrText>
           </w:r>
           <w:r>
             <w:fldChar w:fldCharType="separate"/>
@@ -1664,7 +1666,7 @@
             <w:fldChar w:fldCharType="begin"/>
           </w:r>
           <w:r>
-            <w:instrText xml:space="preserve"> PAGEREF _Toc1033 \h </w:instrText>
+            <w:instrText xml:space="preserve"> PAGEREF _Toc25324 \h </w:instrText>
           </w:r>
           <w:r>
             <w:fldChar w:fldCharType="separate"/>
@@ -1690,7 +1692,7 @@
             <w:fldChar w:fldCharType="begin"/>
           </w:r>
           <w:r>
-            <w:instrText xml:space="preserve"> HYPERLINK \l _Toc1373 </w:instrText>
+            <w:instrText xml:space="preserve"> HYPERLINK \l _Toc6731 </w:instrText>
           </w:r>
           <w:r>
             <w:fldChar w:fldCharType="separate"/>
@@ -1736,7 +1738,7 @@
             <w:fldChar w:fldCharType="begin"/>
           </w:r>
           <w:r>
-            <w:instrText xml:space="preserve"> PAGEREF _Toc1373 \h </w:instrText>
+            <w:instrText xml:space="preserve"> PAGEREF _Toc6731 \h </w:instrText>
           </w:r>
           <w:r>
             <w:fldChar w:fldCharType="separate"/>
@@ -1762,7 +1764,7 @@
             <w:fldChar w:fldCharType="begin"/>
           </w:r>
           <w:r>
-            <w:instrText xml:space="preserve"> HYPERLINK \l _Toc16901 </w:instrText>
+            <w:instrText xml:space="preserve"> HYPERLINK \l _Toc32749 </w:instrText>
           </w:r>
           <w:r>
             <w:fldChar w:fldCharType="separate"/>
@@ -1808,13 +1810,13 @@
             <w:fldChar w:fldCharType="begin"/>
           </w:r>
           <w:r>
-            <w:instrText xml:space="preserve"> PAGEREF _Toc16901 \h </w:instrText>
+            <w:instrText xml:space="preserve"> PAGEREF _Toc32749 \h </w:instrText>
           </w:r>
           <w:r>
             <w:fldChar w:fldCharType="separate"/>
           </w:r>
           <w:r>
-            <w:t>3</w:t>
+            <w:t>2</w:t>
           </w:r>
           <w:r>
             <w:fldChar w:fldCharType="end"/>
@@ -1834,7 +1836,7 @@
             <w:fldChar w:fldCharType="begin"/>
           </w:r>
           <w:r>
-            <w:instrText xml:space="preserve"> HYPERLINK \l _Toc5710 </w:instrText>
+            <w:instrText xml:space="preserve"> HYPERLINK \l _Toc29241 </w:instrText>
           </w:r>
           <w:r>
             <w:fldChar w:fldCharType="separate"/>
@@ -1880,13 +1882,213 @@
             <w:fldChar w:fldCharType="begin"/>
           </w:r>
           <w:r>
-            <w:instrText xml:space="preserve"> PAGEREF _Toc5710 \h </w:instrText>
+            <w:instrText xml:space="preserve"> PAGEREF _Toc29241 \h </w:instrText>
           </w:r>
           <w:r>
             <w:fldChar w:fldCharType="separate"/>
           </w:r>
           <w:r>
             <w:t>3</w:t>
+          </w:r>
+          <w:r>
+            <w:fldChar w:fldCharType="end"/>
+          </w:r>
+          <w:r>
+            <w:fldChar w:fldCharType="end"/>
+          </w:r>
+        </w:p>
+        <w:p>
+          <w:pPr>
+            <w:pStyle w:val="6"/>
+            <w:tabs>
+              <w:tab w:val="right" w:leader="dot" w:pos="8306"/>
+            </w:tabs>
+          </w:pPr>
+          <w:r>
+            <w:fldChar w:fldCharType="begin"/>
+          </w:r>
+          <w:r>
+            <w:instrText xml:space="preserve"> HYPERLINK \l _Toc7787 </w:instrText>
+          </w:r>
+          <w:r>
+            <w:fldChar w:fldCharType="separate"/>
+          </w:r>
+          <w:r>
+            <w:rPr>
+              <w:rFonts w:hint="default" w:ascii="Times New Roman" w:hAnsi="Times New Roman" w:eastAsia="宋体" w:cs="Times New Roman"/>
+              <w:bCs/>
+              <w:caps w:val="0"/>
+              <w:spacing w:val="0"/>
+              <w:kern w:val="0"/>
+              <w:szCs w:val="24"/>
+              <w:lang w:val="en-US" w:eastAsia="zh-CN" w:bidi="ar"/>
+            </w:rPr>
+            <w:t>2.3.1.敌人体型与槽位规则</w:t>
+          </w:r>
+          <w:r>
+            <w:tab/>
+          </w:r>
+          <w:r>
+            <w:fldChar w:fldCharType="begin"/>
+          </w:r>
+          <w:r>
+            <w:instrText xml:space="preserve"> PAGEREF _Toc7787 \h </w:instrText>
+          </w:r>
+          <w:r>
+            <w:fldChar w:fldCharType="separate"/>
+          </w:r>
+          <w:r>
+            <w:t>3</w:t>
+          </w:r>
+          <w:r>
+            <w:fldChar w:fldCharType="end"/>
+          </w:r>
+          <w:r>
+            <w:fldChar w:fldCharType="end"/>
+          </w:r>
+        </w:p>
+        <w:p>
+          <w:pPr>
+            <w:pStyle w:val="6"/>
+            <w:tabs>
+              <w:tab w:val="right" w:leader="dot" w:pos="8306"/>
+            </w:tabs>
+          </w:pPr>
+          <w:r>
+            <w:fldChar w:fldCharType="begin"/>
+          </w:r>
+          <w:r>
+            <w:instrText xml:space="preserve"> HYPERLINK \l _Toc2692 </w:instrText>
+          </w:r>
+          <w:r>
+            <w:fldChar w:fldCharType="separate"/>
+          </w:r>
+          <w:r>
+            <w:rPr>
+              <w:rFonts w:hint="default" w:ascii="Times New Roman" w:hAnsi="Times New Roman" w:eastAsia="宋体" w:cs="Times New Roman"/>
+              <w:bCs/>
+              <w:caps w:val="0"/>
+              <w:spacing w:val="0"/>
+              <w:kern w:val="0"/>
+              <w:szCs w:val="24"/>
+              <w:lang w:val="en-US" w:eastAsia="zh-CN" w:bidi="ar"/>
+            </w:rPr>
+            <w:t>2.3.2.时机驱动的分层AI决策</w:t>
+          </w:r>
+          <w:r>
+            <w:tab/>
+          </w:r>
+          <w:r>
+            <w:fldChar w:fldCharType="begin"/>
+          </w:r>
+          <w:r>
+            <w:instrText xml:space="preserve"> PAGEREF _Toc2692 \h </w:instrText>
+          </w:r>
+          <w:r>
+            <w:fldChar w:fldCharType="separate"/>
+          </w:r>
+          <w:r>
+            <w:t>3</w:t>
+          </w:r>
+          <w:r>
+            <w:fldChar w:fldCharType="end"/>
+          </w:r>
+          <w:r>
+            <w:fldChar w:fldCharType="end"/>
+          </w:r>
+        </w:p>
+        <w:p>
+          <w:pPr>
+            <w:pStyle w:val="6"/>
+            <w:tabs>
+              <w:tab w:val="right" w:leader="dot" w:pos="8306"/>
+            </w:tabs>
+          </w:pPr>
+          <w:r>
+            <w:fldChar w:fldCharType="begin"/>
+          </w:r>
+          <w:r>
+            <w:instrText xml:space="preserve"> HYPERLINK \l _Toc18012 </w:instrText>
+          </w:r>
+          <w:r>
+            <w:fldChar w:fldCharType="separate"/>
+          </w:r>
+          <w:r>
+            <w:rPr>
+              <w:rFonts w:hint="default" w:ascii="Times New Roman" w:hAnsi="Times New Roman" w:eastAsia="宋体" w:cs="Times New Roman"/>
+              <w:bCs/>
+              <w:caps w:val="0"/>
+              <w:spacing w:val="0"/>
+              <w:kern w:val="0"/>
+              <w:szCs w:val="24"/>
+              <w:lang w:val="en-US" w:eastAsia="zh-CN" w:bidi="ar"/>
+            </w:rPr>
+            <w:t>2.3.3.信息素机制</w:t>
+          </w:r>
+          <w:r>
+            <w:tab/>
+          </w:r>
+          <w:r>
+            <w:fldChar w:fldCharType="begin"/>
+          </w:r>
+          <w:r>
+            <w:instrText xml:space="preserve"> PAGEREF _Toc18012 \h </w:instrText>
+          </w:r>
+          <w:r>
+            <w:fldChar w:fldCharType="separate"/>
+          </w:r>
+          <w:r>
+            <w:t>4</w:t>
+          </w:r>
+          <w:r>
+            <w:fldChar w:fldCharType="end"/>
+          </w:r>
+          <w:r>
+            <w:fldChar w:fldCharType="end"/>
+          </w:r>
+        </w:p>
+        <w:p>
+          <w:pPr>
+            <w:pStyle w:val="6"/>
+            <w:tabs>
+              <w:tab w:val="right" w:leader="dot" w:pos="8306"/>
+            </w:tabs>
+          </w:pPr>
+          <w:r>
+            <w:fldChar w:fldCharType="begin"/>
+          </w:r>
+          <w:r>
+            <w:instrText xml:space="preserve"> HYPERLINK \l _Toc23513 </w:instrText>
+          </w:r>
+          <w:r>
+            <w:fldChar w:fldCharType="separate"/>
+          </w:r>
+          <w:r>
+            <w:rPr>
+              <w:rFonts w:hint="default" w:ascii="Times New Roman" w:hAnsi="Times New Roman" w:eastAsia="宋体" w:cs="Times New Roman"/>
+              <w:bCs/>
+              <w:caps w:val="0"/>
+              <w:spacing w:val="0"/>
+              <w:kern w:val="0"/>
+              <w:szCs w:val="24"/>
+              <w:lang w:val="en-US" w:eastAsia="zh-CN" w:bidi="ar"/>
+            </w:rPr>
+            <w:t>2.3.4.抗性机制</w:t>
+          </w:r>
+          <w:r>
+            <w:tab/>
+          </w:r>
+          <w:r>
+            <w:fldChar w:fldCharType="begin"/>
+          </w:r>
+          <w:r>
+            <w:instrText xml:space="preserve"> PAGEREF _Toc23513 \h </w:instrText>
+          </w:r>
+          <w:r>
+            <w:fldChar w:fldCharType="separate"/>
+          </w:r>
+          <w:r>
+            <w:t>4</w:t>
           </w:r>
           <w:r>
             <w:fldChar w:fldCharType="end"/>
@@ -1906,7 +2108,7 @@
             <w:fldChar w:fldCharType="begin"/>
           </w:r>
           <w:r>
-            <w:instrText xml:space="preserve"> HYPERLINK \l _Toc22053 </w:instrText>
+            <w:instrText xml:space="preserve"> HYPERLINK \l _Toc9220 </w:instrText>
           </w:r>
           <w:r>
             <w:fldChar w:fldCharType="separate"/>
@@ -1952,13 +2154,13 @@
             <w:fldChar w:fldCharType="begin"/>
           </w:r>
           <w:r>
-            <w:instrText xml:space="preserve"> PAGEREF _Toc22053 \h </w:instrText>
+            <w:instrText xml:space="preserve"> PAGEREF _Toc9220 \h </w:instrText>
           </w:r>
           <w:r>
             <w:fldChar w:fldCharType="separate"/>
           </w:r>
           <w:r>
-            <w:t>3</w:t>
+            <w:t>4</w:t>
           </w:r>
           <w:r>
             <w:fldChar w:fldCharType="end"/>
@@ -1978,7 +2180,7 @@
             <w:fldChar w:fldCharType="begin"/>
           </w:r>
           <w:r>
-            <w:instrText xml:space="preserve"> HYPERLINK \l _Toc3648 </w:instrText>
+            <w:instrText xml:space="preserve"> HYPERLINK \l _Toc18064 </w:instrText>
           </w:r>
           <w:r>
             <w:fldChar w:fldCharType="separate"/>
@@ -2001,13 +2203,13 @@
             <w:fldChar w:fldCharType="begin"/>
           </w:r>
           <w:r>
-            <w:instrText xml:space="preserve"> PAGEREF _Toc3648 \h </w:instrText>
+            <w:instrText xml:space="preserve"> PAGEREF _Toc18064 \h </w:instrText>
           </w:r>
           <w:r>
             <w:fldChar w:fldCharType="separate"/>
           </w:r>
           <w:r>
-            <w:t>3</w:t>
+            <w:t>4</w:t>
           </w:r>
           <w:r>
             <w:fldChar w:fldCharType="end"/>
@@ -2027,7 +2229,7 @@
             <w:fldChar w:fldCharType="begin"/>
           </w:r>
           <w:r>
-            <w:instrText xml:space="preserve"> HYPERLINK \l _Toc13818 </w:instrText>
+            <w:instrText xml:space="preserve"> HYPERLINK \l _Toc28400 </w:instrText>
           </w:r>
           <w:r>
             <w:fldChar w:fldCharType="separate"/>
@@ -2073,13 +2275,13 @@
             <w:fldChar w:fldCharType="begin"/>
           </w:r>
           <w:r>
-            <w:instrText xml:space="preserve"> PAGEREF _Toc13818 \h </w:instrText>
+            <w:instrText xml:space="preserve"> PAGEREF _Toc28400 \h </w:instrText>
           </w:r>
           <w:r>
             <w:fldChar w:fldCharType="separate"/>
           </w:r>
           <w:r>
-            <w:t>3</w:t>
+            <w:t>4</w:t>
           </w:r>
           <w:r>
             <w:fldChar w:fldCharType="end"/>
@@ -2099,7 +2301,7 @@
             <w:fldChar w:fldCharType="begin"/>
           </w:r>
           <w:r>
-            <w:instrText xml:space="preserve"> HYPERLINK \l _Toc27093 </w:instrText>
+            <w:instrText xml:space="preserve"> HYPERLINK \l _Toc563 </w:instrText>
           </w:r>
           <w:r>
             <w:fldChar w:fldCharType="separate"/>
@@ -2145,13 +2347,13 @@
             <w:fldChar w:fldCharType="begin"/>
           </w:r>
           <w:r>
-            <w:instrText xml:space="preserve"> PAGEREF _Toc27093 \h </w:instrText>
+            <w:instrText xml:space="preserve"> PAGEREF _Toc563 \h </w:instrText>
           </w:r>
           <w:r>
             <w:fldChar w:fldCharType="separate"/>
           </w:r>
           <w:r>
-            <w:t>4</w:t>
+            <w:t>5</w:t>
           </w:r>
           <w:r>
             <w:fldChar w:fldCharType="end"/>
@@ -2171,7 +2373,7 @@
             <w:fldChar w:fldCharType="begin"/>
           </w:r>
           <w:r>
-            <w:instrText xml:space="preserve"> HYPERLINK \l _Toc15259 </w:instrText>
+            <w:instrText xml:space="preserve"> HYPERLINK \l _Toc11762 </w:instrText>
           </w:r>
           <w:r>
             <w:fldChar w:fldCharType="separate"/>
@@ -2217,13 +2419,13 @@
             <w:fldChar w:fldCharType="begin"/>
           </w:r>
           <w:r>
-            <w:instrText xml:space="preserve"> PAGEREF _Toc15259 \h </w:instrText>
+            <w:instrText xml:space="preserve"> PAGEREF _Toc11762 \h </w:instrText>
           </w:r>
           <w:r>
             <w:fldChar w:fldCharType="separate"/>
           </w:r>
           <w:r>
-            <w:t>4</w:t>
+            <w:t>5</w:t>
           </w:r>
           <w:r>
             <w:fldChar w:fldCharType="end"/>
@@ -2243,7 +2445,7 @@
             <w:fldChar w:fldCharType="begin"/>
           </w:r>
           <w:r>
-            <w:instrText xml:space="preserve"> HYPERLINK \l _Toc29434 </w:instrText>
+            <w:instrText xml:space="preserve"> HYPERLINK \l _Toc6672 </w:instrText>
           </w:r>
           <w:r>
             <w:fldChar w:fldCharType="separate"/>
@@ -2289,13 +2491,13 @@
             <w:fldChar w:fldCharType="begin"/>
           </w:r>
           <w:r>
-            <w:instrText xml:space="preserve"> PAGEREF _Toc29434 \h </w:instrText>
+            <w:instrText xml:space="preserve"> PAGEREF _Toc6672 \h </w:instrText>
           </w:r>
           <w:r>
             <w:fldChar w:fldCharType="separate"/>
           </w:r>
           <w:r>
-            <w:t>5</w:t>
+            <w:t>6</w:t>
           </w:r>
           <w:r>
             <w:fldChar w:fldCharType="end"/>
@@ -2315,7 +2517,7 @@
             <w:fldChar w:fldCharType="begin"/>
           </w:r>
           <w:r>
-            <w:instrText xml:space="preserve"> HYPERLINK \l _Toc10429 </w:instrText>
+            <w:instrText xml:space="preserve"> HYPERLINK \l _Toc26582 </w:instrText>
           </w:r>
           <w:r>
             <w:fldChar w:fldCharType="separate"/>
@@ -2338,13 +2540,13 @@
             <w:fldChar w:fldCharType="begin"/>
           </w:r>
           <w:r>
-            <w:instrText xml:space="preserve"> PAGEREF _Toc10429 \h </w:instrText>
+            <w:instrText xml:space="preserve"> PAGEREF _Toc26582 \h </w:instrText>
           </w:r>
           <w:r>
             <w:fldChar w:fldCharType="separate"/>
           </w:r>
           <w:r>
-            <w:t>5</w:t>
+            <w:t>6</w:t>
           </w:r>
           <w:r>
             <w:fldChar w:fldCharType="end"/>
@@ -2364,7 +2566,7 @@
             <w:fldChar w:fldCharType="begin"/>
           </w:r>
           <w:r>
-            <w:instrText xml:space="preserve"> HYPERLINK \l _Toc3584 </w:instrText>
+            <w:instrText xml:space="preserve"> HYPERLINK \l _Toc26514 </w:instrText>
           </w:r>
           <w:r>
             <w:fldChar w:fldCharType="separate"/>
@@ -2410,13 +2612,13 @@
             <w:fldChar w:fldCharType="begin"/>
           </w:r>
           <w:r>
-            <w:instrText xml:space="preserve"> PAGEREF _Toc3584 \h </w:instrText>
+            <w:instrText xml:space="preserve"> PAGEREF _Toc26514 \h </w:instrText>
           </w:r>
           <w:r>
             <w:fldChar w:fldCharType="separate"/>
           </w:r>
           <w:r>
-            <w:t>5</w:t>
+            <w:t>6</w:t>
           </w:r>
           <w:r>
             <w:fldChar w:fldCharType="end"/>
@@ -2436,7 +2638,7 @@
             <w:fldChar w:fldCharType="begin"/>
           </w:r>
           <w:r>
-            <w:instrText xml:space="preserve"> HYPERLINK \l _Toc15359 </w:instrText>
+            <w:instrText xml:space="preserve"> HYPERLINK \l _Toc3816 </w:instrText>
           </w:r>
           <w:r>
             <w:fldChar w:fldCharType="separate"/>
@@ -2482,13 +2684,13 @@
             <w:fldChar w:fldCharType="begin"/>
           </w:r>
           <w:r>
-            <w:instrText xml:space="preserve"> PAGEREF _Toc15359 \h </w:instrText>
+            <w:instrText xml:space="preserve"> PAGEREF _Toc3816 \h </w:instrText>
           </w:r>
           <w:r>
             <w:fldChar w:fldCharType="separate"/>
           </w:r>
           <w:r>
-            <w:t>5</w:t>
+            <w:t>6</w:t>
           </w:r>
           <w:r>
             <w:fldChar w:fldCharType="end"/>
@@ -2508,7 +2710,7 @@
             <w:fldChar w:fldCharType="begin"/>
           </w:r>
           <w:r>
-            <w:instrText xml:space="preserve"> HYPERLINK \l _Toc1115 </w:instrText>
+            <w:instrText xml:space="preserve"> HYPERLINK \l _Toc16438 </w:instrText>
           </w:r>
           <w:r>
             <w:fldChar w:fldCharType="separate"/>
@@ -2554,13 +2756,13 @@
             <w:fldChar w:fldCharType="begin"/>
           </w:r>
           <w:r>
-            <w:instrText xml:space="preserve"> PAGEREF _Toc1115 \h </w:instrText>
+            <w:instrText xml:space="preserve"> PAGEREF _Toc16438 \h </w:instrText>
           </w:r>
           <w:r>
             <w:fldChar w:fldCharType="separate"/>
           </w:r>
           <w:r>
-            <w:t>5</w:t>
+            <w:t>7</w:t>
           </w:r>
           <w:r>
             <w:fldChar w:fldCharType="end"/>
@@ -2580,7 +2782,7 @@
             <w:fldChar w:fldCharType="begin"/>
           </w:r>
           <w:r>
-            <w:instrText xml:space="preserve"> HYPERLINK \l _Toc12584 </w:instrText>
+            <w:instrText xml:space="preserve"> HYPERLINK \l _Toc9606 </w:instrText>
           </w:r>
           <w:r>
             <w:fldChar w:fldCharType="separate"/>
@@ -2603,13 +2805,13 @@
             <w:fldChar w:fldCharType="begin"/>
           </w:r>
           <w:r>
-            <w:instrText xml:space="preserve"> PAGEREF _Toc12584 \h </w:instrText>
+            <w:instrText xml:space="preserve"> PAGEREF _Toc9606 \h </w:instrText>
           </w:r>
           <w:r>
             <w:fldChar w:fldCharType="separate"/>
           </w:r>
           <w:r>
-            <w:t>6</w:t>
+            <w:t>7</w:t>
           </w:r>
           <w:r>
             <w:fldChar w:fldCharType="end"/>
@@ -2629,7 +2831,7 @@
             <w:fldChar w:fldCharType="begin"/>
           </w:r>
           <w:r>
-            <w:instrText xml:space="preserve"> HYPERLINK \l _Toc25169 </w:instrText>
+            <w:instrText xml:space="preserve"> HYPERLINK \l _Toc31833 </w:instrText>
           </w:r>
           <w:r>
             <w:fldChar w:fldCharType="separate"/>
@@ -2675,13 +2877,13 @@
             <w:fldChar w:fldCharType="begin"/>
           </w:r>
           <w:r>
-            <w:instrText xml:space="preserve"> PAGEREF _Toc25169 \h </w:instrText>
+            <w:instrText xml:space="preserve"> PAGEREF _Toc31833 \h </w:instrText>
           </w:r>
           <w:r>
             <w:fldChar w:fldCharType="separate"/>
           </w:r>
           <w:r>
-            <w:t>6</w:t>
+            <w:t>7</w:t>
           </w:r>
           <w:r>
             <w:fldChar w:fldCharType="end"/>
@@ -2701,7 +2903,7 @@
             <w:fldChar w:fldCharType="begin"/>
           </w:r>
           <w:r>
-            <w:instrText xml:space="preserve"> HYPERLINK \l _Toc3227 </w:instrText>
+            <w:instrText xml:space="preserve"> HYPERLINK \l _Toc19531 </w:instrText>
           </w:r>
           <w:r>
             <w:fldChar w:fldCharType="separate"/>
@@ -2747,13 +2949,13 @@
             <w:fldChar w:fldCharType="begin"/>
           </w:r>
           <w:r>
-            <w:instrText xml:space="preserve"> PAGEREF _Toc3227 \h </w:instrText>
+            <w:instrText xml:space="preserve"> PAGEREF _Toc19531 \h </w:instrText>
           </w:r>
           <w:r>
             <w:fldChar w:fldCharType="separate"/>
           </w:r>
           <w:r>
-            <w:t>7</w:t>
+            <w:t>8</w:t>
           </w:r>
           <w:r>
             <w:fldChar w:fldCharType="end"/>
@@ -2773,7 +2975,7 @@
             <w:fldChar w:fldCharType="begin"/>
           </w:r>
           <w:r>
-            <w:instrText xml:space="preserve"> HYPERLINK \l _Toc26398 </w:instrText>
+            <w:instrText xml:space="preserve"> HYPERLINK \l _Toc25898 </w:instrText>
           </w:r>
           <w:r>
             <w:fldChar w:fldCharType="separate"/>
@@ -2819,13 +3021,13 @@
             <w:fldChar w:fldCharType="begin"/>
           </w:r>
           <w:r>
-            <w:instrText xml:space="preserve"> PAGEREF _Toc26398 \h </w:instrText>
+            <w:instrText xml:space="preserve"> PAGEREF _Toc25898 \h </w:instrText>
           </w:r>
           <w:r>
             <w:fldChar w:fldCharType="separate"/>
           </w:r>
           <w:r>
-            <w:t>7</w:t>
+            <w:t>8</w:t>
           </w:r>
           <w:r>
             <w:fldChar w:fldCharType="end"/>
@@ -2845,7 +3047,7 @@
             <w:fldChar w:fldCharType="begin"/>
           </w:r>
           <w:r>
-            <w:instrText xml:space="preserve"> HYPERLINK \l _Toc21345 </w:instrText>
+            <w:instrText xml:space="preserve"> HYPERLINK \l _Toc11931 </w:instrText>
           </w:r>
           <w:r>
             <w:fldChar w:fldCharType="separate"/>
@@ -2914,13 +3116,13 @@
             <w:fldChar w:fldCharType="begin"/>
           </w:r>
           <w:r>
-            <w:instrText xml:space="preserve"> PAGEREF _Toc21345 \h </w:instrText>
+            <w:instrText xml:space="preserve"> PAGEREF _Toc11931 \h </w:instrText>
           </w:r>
           <w:r>
             <w:fldChar w:fldCharType="separate"/>
           </w:r>
           <w:r>
-            <w:t>7</w:t>
+            <w:t>8</w:t>
           </w:r>
           <w:r>
             <w:fldChar w:fldCharType="end"/>
@@ -2940,7 +3142,7 @@
             <w:fldChar w:fldCharType="begin"/>
           </w:r>
           <w:r>
-            <w:instrText xml:space="preserve"> HYPERLINK \l _Toc17251 </w:instrText>
+            <w:instrText xml:space="preserve"> HYPERLINK \l _Toc19339 </w:instrText>
           </w:r>
           <w:r>
             <w:fldChar w:fldCharType="separate"/>
@@ -2998,13 +3200,13 @@
             <w:fldChar w:fldCharType="begin"/>
           </w:r>
           <w:r>
-            <w:instrText xml:space="preserve"> PAGEREF _Toc17251 \h </w:instrText>
+            <w:instrText xml:space="preserve"> PAGEREF _Toc19339 \h </w:instrText>
           </w:r>
           <w:r>
             <w:fldChar w:fldCharType="separate"/>
           </w:r>
           <w:r>
-            <w:t>7</w:t>
+            <w:t>9</w:t>
           </w:r>
           <w:r>
             <w:fldChar w:fldCharType="end"/>
@@ -3024,7 +3226,7 @@
             <w:fldChar w:fldCharType="begin"/>
           </w:r>
           <w:r>
-            <w:instrText xml:space="preserve"> HYPERLINK \l _Toc7276 </w:instrText>
+            <w:instrText xml:space="preserve"> HYPERLINK \l _Toc10398 </w:instrText>
           </w:r>
           <w:r>
             <w:fldChar w:fldCharType="separate"/>
@@ -3070,13 +3272,13 @@
             <w:fldChar w:fldCharType="begin"/>
           </w:r>
           <w:r>
-            <w:instrText xml:space="preserve"> PAGEREF _Toc7276 \h </w:instrText>
+            <w:instrText xml:space="preserve"> PAGEREF _Toc10398 \h </w:instrText>
           </w:r>
           <w:r>
             <w:fldChar w:fldCharType="separate"/>
           </w:r>
           <w:r>
-            <w:t>7</w:t>
+            <w:t>9</w:t>
           </w:r>
           <w:r>
             <w:fldChar w:fldCharType="end"/>
@@ -3096,7 +3298,7 @@
             <w:fldChar w:fldCharType="begin"/>
           </w:r>
           <w:r>
-            <w:instrText xml:space="preserve"> HYPERLINK \l _Toc32724 </w:instrText>
+            <w:instrText xml:space="preserve"> HYPERLINK \l _Toc22188 </w:instrText>
           </w:r>
           <w:r>
             <w:fldChar w:fldCharType="separate"/>
@@ -3147,13 +3349,13 @@
             <w:fldChar w:fldCharType="begin"/>
           </w:r>
           <w:r>
-            <w:instrText xml:space="preserve"> PAGEREF _Toc32724 \h </w:instrText>
+            <w:instrText xml:space="preserve"> PAGEREF _Toc22188 \h </w:instrText>
           </w:r>
           <w:r>
             <w:fldChar w:fldCharType="separate"/>
           </w:r>
           <w:r>
-            <w:t>8</w:t>
+            <w:t>9</w:t>
           </w:r>
           <w:r>
             <w:fldChar w:fldCharType="end"/>
@@ -3173,7 +3375,7 @@
             <w:fldChar w:fldCharType="begin"/>
           </w:r>
           <w:r>
-            <w:instrText xml:space="preserve"> HYPERLINK \l _Toc3329 </w:instrText>
+            <w:instrText xml:space="preserve"> HYPERLINK \l _Toc6626 </w:instrText>
           </w:r>
           <w:r>
             <w:fldChar w:fldCharType="separate"/>
@@ -3231,13 +3433,13 @@
             <w:fldChar w:fldCharType="begin"/>
           </w:r>
           <w:r>
-            <w:instrText xml:space="preserve"> PAGEREF _Toc3329 \h </w:instrText>
+            <w:instrText xml:space="preserve"> PAGEREF _Toc6626 \h </w:instrText>
           </w:r>
           <w:r>
             <w:fldChar w:fldCharType="separate"/>
           </w:r>
           <w:r>
-            <w:t>8</w:t>
+            <w:t>9</w:t>
           </w:r>
           <w:r>
             <w:fldChar w:fldCharType="end"/>
@@ -3257,7 +3459,7 @@
             <w:fldChar w:fldCharType="begin"/>
           </w:r>
           <w:r>
-            <w:instrText xml:space="preserve"> HYPERLINK \l _Toc30333 </w:instrText>
+            <w:instrText xml:space="preserve"> HYPERLINK \l _Toc20625 </w:instrText>
           </w:r>
           <w:r>
             <w:fldChar w:fldCharType="separate"/>
@@ -3315,13 +3517,13 @@
             <w:fldChar w:fldCharType="begin"/>
           </w:r>
           <w:r>
-            <w:instrText xml:space="preserve"> PAGEREF _Toc30333 \h </w:instrText>
+            <w:instrText xml:space="preserve"> PAGEREF _Toc20625 \h </w:instrText>
           </w:r>
           <w:r>
             <w:fldChar w:fldCharType="separate"/>
           </w:r>
           <w:r>
-            <w:t>8</w:t>
+            <w:t>9</w:t>
           </w:r>
           <w:r>
             <w:fldChar w:fldCharType="end"/>
@@ -3341,7 +3543,7 @@
             <w:fldChar w:fldCharType="begin"/>
           </w:r>
           <w:r>
-            <w:instrText xml:space="preserve"> HYPERLINK \l _Toc8558 </w:instrText>
+            <w:instrText xml:space="preserve"> HYPERLINK \l _Toc12862 </w:instrText>
           </w:r>
           <w:r>
             <w:fldChar w:fldCharType="separate"/>
@@ -3364,13 +3566,13 @@
             <w:fldChar w:fldCharType="begin"/>
           </w:r>
           <w:r>
-            <w:instrText xml:space="preserve"> PAGEREF _Toc8558 \h </w:instrText>
+            <w:instrText xml:space="preserve"> PAGEREF _Toc12862 \h </w:instrText>
           </w:r>
           <w:r>
             <w:fldChar w:fldCharType="separate"/>
           </w:r>
           <w:r>
-            <w:t>8</w:t>
+            <w:t>9</w:t>
           </w:r>
           <w:r>
             <w:fldChar w:fldCharType="end"/>
@@ -3390,7 +3592,7 @@
             <w:fldChar w:fldCharType="begin"/>
           </w:r>
           <w:r>
-            <w:instrText xml:space="preserve"> HYPERLINK \l _Toc23326 </w:instrText>
+            <w:instrText xml:space="preserve"> HYPERLINK \l _Toc10234 </w:instrText>
           </w:r>
           <w:r>
             <w:fldChar w:fldCharType="separate"/>
@@ -3436,13 +3638,13 @@
             <w:fldChar w:fldCharType="begin"/>
           </w:r>
           <w:r>
-            <w:instrText xml:space="preserve"> PAGEREF _Toc23326 \h </w:instrText>
+            <w:instrText xml:space="preserve"> PAGEREF _Toc10234 \h </w:instrText>
           </w:r>
           <w:r>
             <w:fldChar w:fldCharType="separate"/>
           </w:r>
           <w:r>
-            <w:t>8</w:t>
+            <w:t>9</w:t>
           </w:r>
           <w:r>
             <w:fldChar w:fldCharType="end"/>
@@ -3462,7 +3664,7 @@
             <w:fldChar w:fldCharType="begin"/>
           </w:r>
           <w:r>
-            <w:instrText xml:space="preserve"> HYPERLINK \l _Toc27766 </w:instrText>
+            <w:instrText xml:space="preserve"> HYPERLINK \l _Toc12977 </w:instrText>
           </w:r>
           <w:r>
             <w:fldChar w:fldCharType="separate"/>
@@ -3508,13 +3710,13 @@
             <w:fldChar w:fldCharType="begin"/>
           </w:r>
           <w:r>
-            <w:instrText xml:space="preserve"> PAGEREF _Toc27766 \h </w:instrText>
+            <w:instrText xml:space="preserve"> PAGEREF _Toc12977 \h </w:instrText>
           </w:r>
           <w:r>
             <w:fldChar w:fldCharType="separate"/>
           </w:r>
           <w:r>
-            <w:t>8</w:t>
+            <w:t>10</w:t>
           </w:r>
           <w:r>
             <w:fldChar w:fldCharType="end"/>
@@ -3534,7 +3736,7 @@
             <w:fldChar w:fldCharType="begin"/>
           </w:r>
           <w:r>
-            <w:instrText xml:space="preserve"> HYPERLINK \l _Toc29543 </w:instrText>
+            <w:instrText xml:space="preserve"> HYPERLINK \l _Toc23096 </w:instrText>
           </w:r>
           <w:r>
             <w:fldChar w:fldCharType="separate"/>
@@ -3557,13 +3759,13 @@
             <w:fldChar w:fldCharType="begin"/>
           </w:r>
           <w:r>
-            <w:instrText xml:space="preserve"> PAGEREF _Toc29543 \h </w:instrText>
+            <w:instrText xml:space="preserve"> PAGEREF _Toc23096 \h </w:instrText>
           </w:r>
           <w:r>
             <w:fldChar w:fldCharType="separate"/>
           </w:r>
           <w:r>
-            <w:t>9</w:t>
+            <w:t>10</w:t>
           </w:r>
           <w:r>
             <w:fldChar w:fldCharType="end"/>
@@ -3583,7 +3785,7 @@
             <w:fldChar w:fldCharType="begin"/>
           </w:r>
           <w:r>
-            <w:instrText xml:space="preserve"> HYPERLINK \l _Toc2842 </w:instrText>
+            <w:instrText xml:space="preserve"> HYPERLINK \l _Toc10831 </w:instrText>
           </w:r>
           <w:r>
             <w:fldChar w:fldCharType="separate"/>
@@ -3629,13 +3831,13 @@
             <w:fldChar w:fldCharType="begin"/>
           </w:r>
           <w:r>
-            <w:instrText xml:space="preserve"> PAGEREF _Toc2842 \h </w:instrText>
+            <w:instrText xml:space="preserve"> PAGEREF _Toc10831 \h </w:instrText>
           </w:r>
           <w:r>
             <w:fldChar w:fldCharType="separate"/>
           </w:r>
           <w:r>
-            <w:t>9</w:t>
+            <w:t>10</w:t>
           </w:r>
           <w:r>
             <w:fldChar w:fldCharType="end"/>
@@ -3655,7 +3857,7 @@
             <w:fldChar w:fldCharType="begin"/>
           </w:r>
           <w:r>
-            <w:instrText xml:space="preserve"> HYPERLINK \l _Toc26143 </w:instrText>
+            <w:instrText xml:space="preserve"> HYPERLINK \l _Toc19700 </w:instrText>
           </w:r>
           <w:r>
             <w:fldChar w:fldCharType="separate"/>
@@ -3701,13 +3903,13 @@
             <w:fldChar w:fldCharType="begin"/>
           </w:r>
           <w:r>
-            <w:instrText xml:space="preserve"> PAGEREF _Toc26143 \h </w:instrText>
+            <w:instrText xml:space="preserve"> PAGEREF _Toc19700 \h </w:instrText>
           </w:r>
           <w:r>
             <w:fldChar w:fldCharType="separate"/>
           </w:r>
           <w:r>
-            <w:t>10</w:t>
+            <w:t>11</w:t>
           </w:r>
           <w:r>
             <w:fldChar w:fldCharType="end"/>
@@ -3727,7 +3929,7 @@
             <w:fldChar w:fldCharType="begin"/>
           </w:r>
           <w:r>
-            <w:instrText xml:space="preserve"> HYPERLINK \l _Toc14246 </w:instrText>
+            <w:instrText xml:space="preserve"> HYPERLINK \l _Toc14202 </w:instrText>
           </w:r>
           <w:r>
             <w:fldChar w:fldCharType="separate"/>
@@ -3750,13 +3952,13 @@
             <w:fldChar w:fldCharType="begin"/>
           </w:r>
           <w:r>
-            <w:instrText xml:space="preserve"> PAGEREF _Toc14246 \h </w:instrText>
+            <w:instrText xml:space="preserve"> PAGEREF _Toc14202 \h </w:instrText>
           </w:r>
           <w:r>
             <w:fldChar w:fldCharType="separate"/>
           </w:r>
           <w:r>
-            <w:t>10</w:t>
+            <w:t>11</w:t>
           </w:r>
           <w:r>
             <w:fldChar w:fldCharType="end"/>
@@ -3776,7 +3978,7 @@
             <w:fldChar w:fldCharType="begin"/>
           </w:r>
           <w:r>
-            <w:instrText xml:space="preserve"> HYPERLINK \l _Toc124 </w:instrText>
+            <w:instrText xml:space="preserve"> HYPERLINK \l _Toc7930 </w:instrText>
           </w:r>
           <w:r>
             <w:fldChar w:fldCharType="separate"/>
@@ -3822,13 +4024,13 @@
             <w:fldChar w:fldCharType="begin"/>
           </w:r>
           <w:r>
-            <w:instrText xml:space="preserve"> PAGEREF _Toc124 \h </w:instrText>
+            <w:instrText xml:space="preserve"> PAGEREF _Toc7930 \h </w:instrText>
           </w:r>
           <w:r>
             <w:fldChar w:fldCharType="separate"/>
           </w:r>
           <w:r>
-            <w:t>10</w:t>
+            <w:t>11</w:t>
           </w:r>
           <w:r>
             <w:fldChar w:fldCharType="end"/>
@@ -3848,7 +4050,7 @@
             <w:fldChar w:fldCharType="begin"/>
           </w:r>
           <w:r>
-            <w:instrText xml:space="preserve"> HYPERLINK \l _Toc32300 </w:instrText>
+            <w:instrText xml:space="preserve"> HYPERLINK \l _Toc22518 </w:instrText>
           </w:r>
           <w:r>
             <w:fldChar w:fldCharType="separate"/>
@@ -3906,13 +4108,13 @@
             <w:fldChar w:fldCharType="begin"/>
           </w:r>
           <w:r>
-            <w:instrText xml:space="preserve"> PAGEREF _Toc32300 \h </w:instrText>
+            <w:instrText xml:space="preserve"> PAGEREF _Toc22518 \h </w:instrText>
           </w:r>
           <w:r>
             <w:fldChar w:fldCharType="separate"/>
           </w:r>
           <w:r>
-            <w:t>11</w:t>
+            <w:t>12</w:t>
           </w:r>
           <w:r>
             <w:fldChar w:fldCharType="end"/>
@@ -3932,7 +4134,7 @@
             <w:fldChar w:fldCharType="begin"/>
           </w:r>
           <w:r>
-            <w:instrText xml:space="preserve"> HYPERLINK \l _Toc2865 </w:instrText>
+            <w:instrText xml:space="preserve"> HYPERLINK \l _Toc28798 </w:instrText>
           </w:r>
           <w:r>
             <w:fldChar w:fldCharType="separate"/>
@@ -4026,13 +4228,13 @@
             <w:fldChar w:fldCharType="begin"/>
           </w:r>
           <w:r>
-            <w:instrText xml:space="preserve"> PAGEREF _Toc2865 \h </w:instrText>
+            <w:instrText xml:space="preserve"> PAGEREF _Toc28798 \h </w:instrText>
           </w:r>
           <w:r>
             <w:fldChar w:fldCharType="separate"/>
           </w:r>
           <w:r>
-            <w:t>11</w:t>
+            <w:t>12</w:t>
           </w:r>
           <w:r>
             <w:fldChar w:fldCharType="end"/>
@@ -4052,7 +4254,7 @@
             <w:fldChar w:fldCharType="begin"/>
           </w:r>
           <w:r>
-            <w:instrText xml:space="preserve"> HYPERLINK \l _Toc26068 </w:instrText>
+            <w:instrText xml:space="preserve"> HYPERLINK \l _Toc26271 </w:instrText>
           </w:r>
           <w:r>
             <w:fldChar w:fldCharType="separate"/>
@@ -4134,13 +4336,13 @@
             <w:fldChar w:fldCharType="begin"/>
           </w:r>
           <w:r>
-            <w:instrText xml:space="preserve"> PAGEREF _Toc26068 \h </w:instrText>
+            <w:instrText xml:space="preserve"> PAGEREF _Toc26271 \h </w:instrText>
           </w:r>
           <w:r>
             <w:fldChar w:fldCharType="separate"/>
           </w:r>
           <w:r>
-            <w:t>11</w:t>
+            <w:t>12</w:t>
           </w:r>
           <w:r>
             <w:fldChar w:fldCharType="end"/>
@@ -4160,7 +4362,7 @@
             <w:fldChar w:fldCharType="begin"/>
           </w:r>
           <w:r>
-            <w:instrText xml:space="preserve"> HYPERLINK \l _Toc21761 </w:instrText>
+            <w:instrText xml:space="preserve"> HYPERLINK \l _Toc26238 </w:instrText>
           </w:r>
           <w:r>
             <w:fldChar w:fldCharType="separate"/>
@@ -4242,13 +4444,13 @@
             <w:fldChar w:fldCharType="begin"/>
           </w:r>
           <w:r>
-            <w:instrText xml:space="preserve"> PAGEREF _Toc21761 \h </w:instrText>
+            <w:instrText xml:space="preserve"> PAGEREF _Toc26238 \h </w:instrText>
           </w:r>
           <w:r>
             <w:fldChar w:fldCharType="separate"/>
           </w:r>
           <w:r>
-            <w:t>11</w:t>
+            <w:t>12</w:t>
           </w:r>
           <w:r>
             <w:fldChar w:fldCharType="end"/>
@@ -4268,7 +4470,7 @@
             <w:fldChar w:fldCharType="begin"/>
           </w:r>
           <w:r>
-            <w:instrText xml:space="preserve"> HYPERLINK \l _Toc15785 </w:instrText>
+            <w:instrText xml:space="preserve"> HYPERLINK \l _Toc7112 </w:instrText>
           </w:r>
           <w:r>
             <w:fldChar w:fldCharType="separate"/>
@@ -4291,13 +4493,13 @@
             <w:fldChar w:fldCharType="begin"/>
           </w:r>
           <w:r>
-            <w:instrText xml:space="preserve"> PAGEREF _Toc15785 \h </w:instrText>
+            <w:instrText xml:space="preserve"> PAGEREF _Toc7112 \h </w:instrText>
           </w:r>
           <w:r>
             <w:fldChar w:fldCharType="separate"/>
           </w:r>
           <w:r>
-            <w:t>11</w:t>
+            <w:t>12</w:t>
           </w:r>
           <w:r>
             <w:fldChar w:fldCharType="end"/>
@@ -4479,7 +4681,7 @@
           <w:szCs w:val="30"/>
         </w:rPr>
       </w:pPr>
-      <w:bookmarkStart w:id="0" w:name="_Toc16566"/>
+      <w:bookmarkStart w:id="0" w:name="_Toc28734"/>
       <w:r>
         <w:rPr>
           <w:rFonts w:hint="default" w:ascii="Times New Roman" w:hAnsi="Times New Roman" w:eastAsia="宋体" w:cs="Times New Roman"/>
@@ -4518,7 +4720,7 @@
           <w:szCs w:val="28"/>
         </w:rPr>
       </w:pPr>
-      <w:bookmarkStart w:id="1" w:name="_Toc25946"/>
+      <w:bookmarkStart w:id="1" w:name="_Toc32522"/>
       <w:r>
         <w:rPr>
           <w:rFonts w:hint="default" w:ascii="Times New Roman" w:hAnsi="Times New Roman" w:eastAsia="宋体" w:cs="Times New Roman"/>
@@ -4636,7 +4838,7 @@
           <w:szCs w:val="28"/>
         </w:rPr>
       </w:pPr>
-      <w:bookmarkStart w:id="2" w:name="_Toc17288"/>
+      <w:bookmarkStart w:id="2" w:name="_Toc30990"/>
       <w:r>
         <w:rPr>
           <w:rFonts w:hint="default" w:ascii="Times New Roman" w:hAnsi="Times New Roman" w:eastAsia="宋体" w:cs="Times New Roman"/>
@@ -4760,7 +4962,7 @@
           <w:szCs w:val="28"/>
         </w:rPr>
       </w:pPr>
-      <w:bookmarkStart w:id="3" w:name="_Toc735"/>
+      <w:bookmarkStart w:id="3" w:name="_Toc10294"/>
       <w:r>
         <w:rPr>
           <w:rFonts w:hint="default" w:ascii="Times New Roman" w:hAnsi="Times New Roman" w:eastAsia="宋体" w:cs="Times New Roman"/>
@@ -5048,7 +5250,6 @@
             <w:insideH w:val="single" w:color="000000" w:sz="4" w:space="0"/>
             <w:insideV w:val="single" w:color="000000" w:sz="4" w:space="0"/>
           </w:tblBorders>
-          <w:shd w:val="clear" w:color="auto" w:fill="FFFFFF"/>
           <w:tblCellMar>
             <w:top w:w="15" w:type="dxa"/>
             <w:left w:w="15" w:type="dxa"/>
@@ -5262,6 +5463,7 @@
             <w:insideH w:val="single" w:color="000000" w:sz="4" w:space="0"/>
             <w:insideV w:val="single" w:color="000000" w:sz="4" w:space="0"/>
           </w:tblBorders>
+          <w:shd w:val="clear" w:color="auto" w:fill="FFFFFF"/>
           <w:tblCellMar>
             <w:top w:w="15" w:type="dxa"/>
             <w:left w:w="15" w:type="dxa"/>
@@ -5689,7 +5891,6 @@
             <w:insideH w:val="single" w:color="000000" w:sz="4" w:space="0"/>
             <w:insideV w:val="single" w:color="000000" w:sz="4" w:space="0"/>
           </w:tblBorders>
-          <w:shd w:val="clear" w:color="auto" w:fill="FFFFFF"/>
           <w:tblCellMar>
             <w:top w:w="15" w:type="dxa"/>
             <w:left w:w="15" w:type="dxa"/>
@@ -6637,7 +6838,7 @@
           <w:szCs w:val="30"/>
         </w:rPr>
       </w:pPr>
-      <w:bookmarkStart w:id="4" w:name="_Toc15522"/>
+      <w:bookmarkStart w:id="4" w:name="_Toc20947"/>
       <w:r>
         <w:rPr>
           <w:rFonts w:hint="default" w:ascii="Times New Roman" w:hAnsi="Times New Roman" w:eastAsia="宋体" w:cs="Times New Roman"/>
@@ -6692,7 +6893,7 @@
           <w:szCs w:val="28"/>
         </w:rPr>
       </w:pPr>
-      <w:bookmarkStart w:id="5" w:name="_Toc22449"/>
+      <w:bookmarkStart w:id="5" w:name="_Toc17328"/>
       <w:r>
         <w:rPr>
           <w:rFonts w:hint="default" w:ascii="Times New Roman" w:hAnsi="Times New Roman" w:eastAsia="宋体" w:cs="Times New Roman"/>
@@ -6775,6 +6976,35 @@
         <w:adjustRightInd/>
         <w:snapToGrid/>
         <w:spacing w:line="240" w:lineRule="auto"/>
+        <w:textAlignment w:val="auto"/>
+        <w:rPr>
+          <w:rFonts w:hint="default" w:ascii="Times New Roman" w:hAnsi="Times New Roman" w:eastAsia="宋体" w:cs="Times New Roman"/>
+          <w:sz w:val="24"/>
+          <w:szCs w:val="24"/>
+          <w:lang w:val="en-US" w:eastAsia="zh-CN"/>
+        </w:rPr>
+      </w:pPr>
+    </w:p>
+    <w:p>
+      <w:pPr>
+        <w:keepNext w:val="0"/>
+        <w:keepLines w:val="0"/>
+        <w:pageBreakBefore w:val="0"/>
+        <w:widowControl w:val="0"/>
+        <w:numPr>
+          <w:ilvl w:val="0"/>
+          <w:numId w:val="0"/>
+        </w:numPr>
+        <w:kinsoku/>
+        <w:wordWrap w:val="0"/>
+        <w:overflowPunct/>
+        <w:topLinePunct w:val="0"/>
+        <w:autoSpaceDE/>
+        <w:autoSpaceDN/>
+        <w:bidi w:val="0"/>
+        <w:adjustRightInd/>
+        <w:snapToGrid/>
+        <w:spacing w:line="240" w:lineRule="auto"/>
         <w:ind w:leftChars="0"/>
         <w:textAlignment w:val="auto"/>
         <w:outlineLvl w:val="1"/>
@@ -6787,7 +7017,7 @@
           <w:lang w:val="en-US" w:eastAsia="zh-CN"/>
         </w:rPr>
       </w:pPr>
-      <w:bookmarkStart w:id="6" w:name="_Toc24174"/>
+      <w:bookmarkStart w:id="6" w:name="_Toc9774"/>
       <w:r>
         <w:rPr>
           <w:rFonts w:hint="default" w:ascii="Times New Roman" w:hAnsi="Times New Roman" w:eastAsia="宋体" w:cs="Times New Roman"/>
@@ -6834,7 +7064,7 @@
           <w:szCs w:val="24"/>
         </w:rPr>
       </w:pPr>
-      <w:bookmarkStart w:id="7" w:name="_Toc28587"/>
+      <w:bookmarkStart w:id="7" w:name="_Toc2530"/>
       <w:r>
         <w:rPr>
           <w:rFonts w:hint="default" w:ascii="Times New Roman" w:hAnsi="Times New Roman" w:eastAsia="宋体" w:cs="Times New Roman"/>
@@ -7092,7 +7322,7 @@
           <w:shd w:val="clear" w:fill="FFFFFF"/>
         </w:rPr>
       </w:pPr>
-      <w:bookmarkStart w:id="8" w:name="_Toc1033"/>
+      <w:bookmarkStart w:id="8" w:name="_Toc25324"/>
       <w:r>
         <w:rPr>
           <w:rFonts w:hint="default" w:ascii="Times New Roman" w:hAnsi="Times New Roman" w:eastAsia="宋体" w:cs="Times New Roman"/>
@@ -7324,7 +7554,7 @@
           <w:shd w:val="clear" w:fill="FFFFFF"/>
         </w:rPr>
       </w:pPr>
-      <w:bookmarkStart w:id="9" w:name="_Toc1373"/>
+      <w:bookmarkStart w:id="9" w:name="_Toc6731"/>
       <w:r>
         <w:rPr>
           <w:rFonts w:hint="default" w:ascii="Times New Roman" w:hAnsi="Times New Roman" w:eastAsia="宋体" w:cs="Times New Roman"/>
@@ -7485,7 +7715,7 @@
           <w:szCs w:val="24"/>
         </w:rPr>
       </w:pPr>
-      <w:bookmarkStart w:id="10" w:name="_Toc16901"/>
+      <w:bookmarkStart w:id="10" w:name="_Toc32749"/>
       <w:r>
         <w:rPr>
           <w:rFonts w:hint="default" w:ascii="Times New Roman" w:hAnsi="Times New Roman" w:eastAsia="宋体" w:cs="Times New Roman"/>
@@ -7819,7 +8049,7 @@
           <w:szCs w:val="28"/>
         </w:rPr>
       </w:pPr>
-      <w:bookmarkStart w:id="11" w:name="_Toc5710"/>
+      <w:bookmarkStart w:id="11" w:name="_Toc29241"/>
       <w:r>
         <w:rPr>
           <w:rFonts w:hint="default" w:ascii="Times New Roman" w:hAnsi="Times New Roman" w:eastAsia="宋体" w:cs="Times New Roman"/>
@@ -7870,6 +8100,7 @@
         <w:keepNext w:val="0"/>
         <w:keepLines w:val="0"/>
         <w:pageBreakBefore w:val="0"/>
+        <w:widowControl w:val="0"/>
         <w:kinsoku/>
         <w:wordWrap w:val="0"/>
         <w:overflowPunct/>
@@ -7880,33 +8111,5423 @@
         <w:adjustRightInd/>
         <w:snapToGrid/>
         <w:spacing w:line="240" w:lineRule="auto"/>
-        <w:ind w:firstLine="420" w:firstLineChars="0"/>
+        <w:ind w:leftChars="0" w:firstLine="420" w:firstLineChars="0"/>
+        <w:jc w:val="both"/>
         <w:textAlignment w:val="auto"/>
         <w:rPr>
           <w:rFonts w:hint="default" w:ascii="Times New Roman" w:hAnsi="Times New Roman" w:eastAsia="宋体" w:cs="Times New Roman"/>
+          <w:b w:val="0"/>
+          <w:bCs w:val="0"/>
           <w:i w:val="0"/>
           <w:iCs w:val="0"/>
           <w:caps w:val="0"/>
           <w:color w:val="0F1115"/>
           <w:spacing w:val="0"/>
+          <w:kern w:val="2"/>
           <w:sz w:val="24"/>
           <w:szCs w:val="24"/>
-          <w:shd w:val="clear" w:fill="FFFFFF"/>
+          <w:lang w:val="en-US" w:eastAsia="zh-CN" w:bidi="ar-SA"/>
         </w:rPr>
       </w:pPr>
       <w:r>
         <w:rPr>
           <w:rFonts w:hint="default" w:ascii="Times New Roman" w:hAnsi="Times New Roman" w:eastAsia="宋体" w:cs="Times New Roman"/>
+          <w:b w:val="0"/>
+          <w:bCs w:val="0"/>
           <w:i w:val="0"/>
           <w:iCs w:val="0"/>
           <w:caps w:val="0"/>
           <w:color w:val="0F1115"/>
           <w:spacing w:val="0"/>
+          <w:kern w:val="2"/>
           <w:sz w:val="24"/>
           <w:szCs w:val="24"/>
-          <w:shd w:val="clear" w:fill="FFFFFF"/>
-        </w:rPr>
-        <w:t>敌人复用玩家完整的三槽架构，配置由刻印池随机生成。信息素机制：敌人被击杀时在死亡位置留下信息素，记录击杀所用技能的属性标签。后续在该点刷新的敌人，信息素标签获得三倍抽取权重，使其配置向玩家偏好趋同。信息素三波刷新后衰减归零，每五层全局重置。抗性机制：同一刷新点被同一套路反复击杀时，该点敌人对该伤害类型产生可叠加的百分比抗性，外观以渐变色纹路警示，每五层全局重置。</w:t>
+          <w:lang w:val="en-US" w:eastAsia="zh-CN" w:bidi="ar-SA"/>
+        </w:rPr>
+        <w:t>敌人复用玩家完整的三槽架构（普攻/技能/位移），强度由体型和关卡进度共同决定。体型决定功能槽数量与生命值，关卡进度决定变位槽是否解锁及解锁数量。</w:t>
+      </w:r>
+    </w:p>
+    <w:p>
+      <w:pPr>
+        <w:keepNext w:val="0"/>
+        <w:keepLines w:val="0"/>
+        <w:pageBreakBefore w:val="0"/>
+        <w:widowControl w:val="0"/>
+        <w:kinsoku/>
+        <w:wordWrap w:val="0"/>
+        <w:overflowPunct/>
+        <w:topLinePunct w:val="0"/>
+        <w:autoSpaceDE/>
+        <w:autoSpaceDN/>
+        <w:bidi w:val="0"/>
+        <w:adjustRightInd/>
+        <w:snapToGrid/>
+        <w:spacing w:line="240" w:lineRule="auto"/>
+        <w:ind w:leftChars="0" w:firstLine="420" w:firstLineChars="0"/>
+        <w:jc w:val="both"/>
+        <w:textAlignment w:val="auto"/>
+        <w:rPr>
+          <w:rFonts w:hint="default" w:ascii="Times New Roman" w:hAnsi="Times New Roman" w:eastAsia="宋体" w:cs="Times New Roman"/>
+          <w:b w:val="0"/>
+          <w:bCs w:val="0"/>
+          <w:i w:val="0"/>
+          <w:iCs w:val="0"/>
+          <w:caps w:val="0"/>
+          <w:color w:val="0F1115"/>
+          <w:spacing w:val="0"/>
+          <w:kern w:val="2"/>
+          <w:sz w:val="24"/>
+          <w:szCs w:val="24"/>
+          <w:lang w:val="en-US" w:eastAsia="zh-CN" w:bidi="ar-SA"/>
+        </w:rPr>
+      </w:pPr>
+    </w:p>
+    <w:p>
+      <w:pPr>
+        <w:keepNext w:val="0"/>
+        <w:keepLines w:val="0"/>
+        <w:pageBreakBefore w:val="0"/>
+        <w:widowControl/>
+        <w:suppressLineNumbers w:val="0"/>
+        <w:kinsoku/>
+        <w:wordWrap w:val="0"/>
+        <w:overflowPunct/>
+        <w:topLinePunct w:val="0"/>
+        <w:autoSpaceDE/>
+        <w:autoSpaceDN/>
+        <w:bidi w:val="0"/>
+        <w:adjustRightInd/>
+        <w:snapToGrid/>
+        <w:spacing w:before="0" w:beforeAutospacing="0" w:after="0" w:afterAutospacing="0" w:line="240" w:lineRule="auto"/>
+        <w:ind w:left="0" w:leftChars="0" w:right="0" w:rightChars="0" w:firstLine="0" w:firstLineChars="0"/>
+        <w:jc w:val="left"/>
+        <w:textAlignment w:val="auto"/>
+        <w:outlineLvl w:val="2"/>
+        <w:rPr>
+          <w:rFonts w:hint="default" w:ascii="Times New Roman" w:hAnsi="Times New Roman" w:eastAsia="宋体" w:cs="Times New Roman"/>
+          <w:b/>
+          <w:bCs/>
+          <w:caps w:val="0"/>
+          <w:color w:val="0F1115"/>
+          <w:spacing w:val="0"/>
+          <w:kern w:val="0"/>
+          <w:sz w:val="24"/>
+          <w:szCs w:val="24"/>
+          <w:lang w:val="en-US" w:eastAsia="zh-CN" w:bidi="ar"/>
+        </w:rPr>
+      </w:pPr>
+      <w:bookmarkStart w:id="12" w:name="_Toc7787"/>
+      <w:r>
+        <w:rPr>
+          <w:rFonts w:hint="default" w:ascii="Times New Roman" w:hAnsi="Times New Roman" w:eastAsia="宋体" w:cs="Times New Roman"/>
+          <w:b/>
+          <w:bCs/>
+          <w:caps w:val="0"/>
+          <w:color w:val="0F1115"/>
+          <w:spacing w:val="0"/>
+          <w:kern w:val="0"/>
+          <w:sz w:val="24"/>
+          <w:szCs w:val="24"/>
+          <w:lang w:val="en-US" w:eastAsia="zh-CN" w:bidi="ar"/>
+        </w:rPr>
+        <w:t>2.3.1.敌人体型与槽位规则</w:t>
+      </w:r>
+      <w:bookmarkEnd w:id="12"/>
+    </w:p>
+    <w:p>
+      <w:pPr>
+        <w:keepNext w:val="0"/>
+        <w:keepLines w:val="0"/>
+        <w:pageBreakBefore w:val="0"/>
+        <w:widowControl w:val="0"/>
+        <w:kinsoku/>
+        <w:wordWrap w:val="0"/>
+        <w:overflowPunct/>
+        <w:topLinePunct w:val="0"/>
+        <w:autoSpaceDE/>
+        <w:autoSpaceDN/>
+        <w:bidi w:val="0"/>
+        <w:adjustRightInd/>
+        <w:snapToGrid/>
+        <w:spacing w:line="240" w:lineRule="auto"/>
+        <w:ind w:leftChars="0" w:firstLine="420" w:firstLineChars="0"/>
+        <w:jc w:val="both"/>
+        <w:textAlignment w:val="auto"/>
+        <w:rPr>
+          <w:rFonts w:hint="default" w:ascii="Times New Roman" w:hAnsi="Times New Roman" w:eastAsia="宋体" w:cs="Times New Roman"/>
+          <w:i w:val="0"/>
+          <w:iCs w:val="0"/>
+          <w:caps w:val="0"/>
+          <w:color w:val="0F1115"/>
+          <w:spacing w:val="0"/>
+          <w:kern w:val="2"/>
+          <w:sz w:val="24"/>
+          <w:szCs w:val="24"/>
+          <w:lang w:val="en-US" w:eastAsia="zh-CN" w:bidi="ar-SA"/>
+        </w:rPr>
+      </w:pPr>
+      <w:r>
+        <w:rPr>
+          <w:rFonts w:hint="default" w:ascii="Times New Roman" w:hAnsi="Times New Roman" w:eastAsia="宋体" w:cs="Times New Roman"/>
+          <w:i w:val="0"/>
+          <w:iCs w:val="0"/>
+          <w:caps w:val="0"/>
+          <w:color w:val="0F1115"/>
+          <w:spacing w:val="0"/>
+          <w:kern w:val="2"/>
+          <w:sz w:val="24"/>
+          <w:szCs w:val="24"/>
+          <w:lang w:val="en-US" w:eastAsia="zh-CN" w:bidi="ar-SA"/>
+        </w:rPr>
+        <w:t>功能槽（体型驱动）：</w:t>
+      </w:r>
+    </w:p>
+    <w:tbl>
+      <w:tblPr>
+        <w:tblStyle w:val="14"/>
+        <w:tblW w:w="0" w:type="auto"/>
+        <w:tblInd w:w="0" w:type="dxa"/>
+        <w:tblBorders>
+          <w:top w:val="single" w:color="auto" w:sz="4" w:space="0"/>
+          <w:left w:val="single" w:color="auto" w:sz="4" w:space="0"/>
+          <w:bottom w:val="single" w:color="auto" w:sz="4" w:space="0"/>
+          <w:right w:val="single" w:color="auto" w:sz="4" w:space="0"/>
+          <w:insideH w:val="single" w:color="auto" w:sz="4" w:space="0"/>
+          <w:insideV w:val="single" w:color="auto" w:sz="4" w:space="0"/>
+        </w:tblBorders>
+        <w:tblLayout w:type="autofit"/>
+        <w:tblCellMar>
+          <w:left w:w="108" w:type="dxa"/>
+          <w:right w:w="108" w:type="dxa"/>
+        </w:tblCellMar>
+      </w:tblPr>
+      <w:tblGrid>
+        <w:gridCol w:w="2130"/>
+        <w:gridCol w:w="1486"/>
+        <w:gridCol w:w="2775"/>
+        <w:gridCol w:w="2131"/>
+      </w:tblGrid>
+      <w:tr>
+        <w:tblPrEx>
+          <w:tblBorders>
+            <w:top w:val="single" w:color="auto" w:sz="4" w:space="0"/>
+            <w:left w:val="single" w:color="auto" w:sz="4" w:space="0"/>
+            <w:bottom w:val="single" w:color="auto" w:sz="4" w:space="0"/>
+            <w:right w:val="single" w:color="auto" w:sz="4" w:space="0"/>
+            <w:insideH w:val="single" w:color="auto" w:sz="4" w:space="0"/>
+            <w:insideV w:val="single" w:color="auto" w:sz="4" w:space="0"/>
+          </w:tblBorders>
+          <w:tblCellMar>
+            <w:left w:w="108" w:type="dxa"/>
+            <w:right w:w="108" w:type="dxa"/>
+          </w:tblCellMar>
+        </w:tblPrEx>
+        <w:tc>
+          <w:tcPr>
+            <w:tcW w:w="2130" w:type="dxa"/>
+          </w:tcPr>
+          <w:p>
+            <w:pPr>
+              <w:keepNext w:val="0"/>
+              <w:keepLines w:val="0"/>
+              <w:pageBreakBefore w:val="0"/>
+              <w:widowControl/>
+              <w:suppressLineNumbers w:val="0"/>
+              <w:kinsoku/>
+              <w:wordWrap w:val="0"/>
+              <w:overflowPunct/>
+              <w:topLinePunct w:val="0"/>
+              <w:autoSpaceDE/>
+              <w:autoSpaceDN/>
+              <w:bidi w:val="0"/>
+              <w:adjustRightInd/>
+              <w:snapToGrid/>
+              <w:spacing w:line="240" w:lineRule="auto"/>
+              <w:jc w:val="center"/>
+              <w:textAlignment w:val="auto"/>
+              <w:rPr>
+                <w:rFonts w:hint="default" w:ascii="Times New Roman" w:hAnsi="Times New Roman" w:eastAsia="宋体" w:cs="Times New Roman"/>
+                <w:b w:val="0"/>
+                <w:bCs w:val="0"/>
+                <w:i w:val="0"/>
+                <w:iCs w:val="0"/>
+                <w:caps w:val="0"/>
+                <w:color w:val="0F1115"/>
+                <w:spacing w:val="0"/>
+                <w:kern w:val="0"/>
+                <w:sz w:val="18"/>
+                <w:szCs w:val="18"/>
+                <w:lang w:val="en-US" w:eastAsia="zh-CN" w:bidi="ar"/>
+              </w:rPr>
+            </w:pPr>
+            <w:r>
+              <w:rPr>
+                <w:rFonts w:hint="default" w:ascii="Times New Roman" w:hAnsi="Times New Roman" w:eastAsia="宋体" w:cs="Times New Roman"/>
+                <w:b w:val="0"/>
+                <w:bCs w:val="0"/>
+                <w:i w:val="0"/>
+                <w:iCs w:val="0"/>
+                <w:caps w:val="0"/>
+                <w:color w:val="0F1115"/>
+                <w:spacing w:val="0"/>
+                <w:kern w:val="0"/>
+                <w:sz w:val="18"/>
+                <w:szCs w:val="18"/>
+                <w:lang w:val="en-US" w:eastAsia="zh-CN" w:bidi="ar"/>
+              </w:rPr>
+              <w:t>体型</w:t>
+            </w:r>
+          </w:p>
+        </w:tc>
+        <w:tc>
+          <w:tcPr>
+            <w:tcW w:w="1486" w:type="dxa"/>
+          </w:tcPr>
+          <w:p>
+            <w:pPr>
+              <w:keepNext w:val="0"/>
+              <w:keepLines w:val="0"/>
+              <w:pageBreakBefore w:val="0"/>
+              <w:widowControl/>
+              <w:suppressLineNumbers w:val="0"/>
+              <w:kinsoku/>
+              <w:wordWrap w:val="0"/>
+              <w:overflowPunct/>
+              <w:topLinePunct w:val="0"/>
+              <w:autoSpaceDE/>
+              <w:autoSpaceDN/>
+              <w:bidi w:val="0"/>
+              <w:adjustRightInd/>
+              <w:snapToGrid/>
+              <w:spacing w:line="240" w:lineRule="auto"/>
+              <w:jc w:val="center"/>
+              <w:textAlignment w:val="auto"/>
+              <w:rPr>
+                <w:rFonts w:hint="default" w:ascii="Times New Roman" w:hAnsi="Times New Roman" w:eastAsia="宋体" w:cs="Times New Roman"/>
+                <w:b w:val="0"/>
+                <w:bCs w:val="0"/>
+                <w:i w:val="0"/>
+                <w:iCs w:val="0"/>
+                <w:caps w:val="0"/>
+                <w:color w:val="0F1115"/>
+                <w:spacing w:val="0"/>
+                <w:kern w:val="0"/>
+                <w:sz w:val="18"/>
+                <w:szCs w:val="18"/>
+                <w:lang w:val="en-US" w:eastAsia="zh-CN" w:bidi="ar"/>
+              </w:rPr>
+            </w:pPr>
+            <w:r>
+              <w:rPr>
+                <w:rFonts w:hint="default" w:ascii="Times New Roman" w:hAnsi="Times New Roman" w:eastAsia="宋体" w:cs="Times New Roman"/>
+                <w:b w:val="0"/>
+                <w:bCs w:val="0"/>
+                <w:i w:val="0"/>
+                <w:iCs w:val="0"/>
+                <w:caps w:val="0"/>
+                <w:color w:val="0F1115"/>
+                <w:spacing w:val="0"/>
+                <w:kern w:val="0"/>
+                <w:sz w:val="18"/>
+                <w:szCs w:val="18"/>
+                <w:lang w:val="en-US" w:eastAsia="zh-CN" w:bidi="ar"/>
+              </w:rPr>
+              <w:t>功能槽位数</w:t>
+            </w:r>
+          </w:p>
+        </w:tc>
+        <w:tc>
+          <w:tcPr>
+            <w:tcW w:w="2775" w:type="dxa"/>
+          </w:tcPr>
+          <w:p>
+            <w:pPr>
+              <w:keepNext w:val="0"/>
+              <w:keepLines w:val="0"/>
+              <w:pageBreakBefore w:val="0"/>
+              <w:widowControl/>
+              <w:suppressLineNumbers w:val="0"/>
+              <w:kinsoku/>
+              <w:wordWrap w:val="0"/>
+              <w:overflowPunct/>
+              <w:topLinePunct w:val="0"/>
+              <w:autoSpaceDE/>
+              <w:autoSpaceDN/>
+              <w:bidi w:val="0"/>
+              <w:adjustRightInd/>
+              <w:snapToGrid/>
+              <w:spacing w:line="240" w:lineRule="auto"/>
+              <w:jc w:val="center"/>
+              <w:textAlignment w:val="auto"/>
+              <w:rPr>
+                <w:rFonts w:hint="default" w:ascii="Times New Roman" w:hAnsi="Times New Roman" w:eastAsia="宋体" w:cs="Times New Roman"/>
+                <w:b w:val="0"/>
+                <w:bCs w:val="0"/>
+                <w:i w:val="0"/>
+                <w:iCs w:val="0"/>
+                <w:caps w:val="0"/>
+                <w:color w:val="0F1115"/>
+                <w:spacing w:val="0"/>
+                <w:kern w:val="0"/>
+                <w:sz w:val="18"/>
+                <w:szCs w:val="18"/>
+                <w:lang w:val="en-US" w:eastAsia="zh-CN" w:bidi="ar"/>
+              </w:rPr>
+            </w:pPr>
+            <w:r>
+              <w:rPr>
+                <w:rFonts w:hint="default" w:ascii="Times New Roman" w:hAnsi="Times New Roman" w:eastAsia="宋体" w:cs="Times New Roman"/>
+                <w:b w:val="0"/>
+                <w:bCs w:val="0"/>
+                <w:i w:val="0"/>
+                <w:iCs w:val="0"/>
+                <w:caps w:val="0"/>
+                <w:color w:val="0F1115"/>
+                <w:spacing w:val="0"/>
+                <w:kern w:val="0"/>
+                <w:sz w:val="18"/>
+                <w:szCs w:val="18"/>
+                <w:lang w:val="en-US" w:eastAsia="zh-CN" w:bidi="ar"/>
+              </w:rPr>
+              <w:t>解锁规则</w:t>
+            </w:r>
+          </w:p>
+        </w:tc>
+        <w:tc>
+          <w:tcPr>
+            <w:tcW w:w="2131" w:type="dxa"/>
+          </w:tcPr>
+          <w:p>
+            <w:pPr>
+              <w:keepNext w:val="0"/>
+              <w:keepLines w:val="0"/>
+              <w:pageBreakBefore w:val="0"/>
+              <w:widowControl/>
+              <w:suppressLineNumbers w:val="0"/>
+              <w:kinsoku/>
+              <w:wordWrap w:val="0"/>
+              <w:overflowPunct/>
+              <w:topLinePunct w:val="0"/>
+              <w:autoSpaceDE/>
+              <w:autoSpaceDN/>
+              <w:bidi w:val="0"/>
+              <w:adjustRightInd/>
+              <w:snapToGrid/>
+              <w:spacing w:line="240" w:lineRule="auto"/>
+              <w:jc w:val="center"/>
+              <w:textAlignment w:val="auto"/>
+              <w:rPr>
+                <w:rFonts w:hint="default" w:ascii="Times New Roman" w:hAnsi="Times New Roman" w:eastAsia="宋体" w:cs="Times New Roman"/>
+                <w:b w:val="0"/>
+                <w:bCs w:val="0"/>
+                <w:i w:val="0"/>
+                <w:iCs w:val="0"/>
+                <w:caps w:val="0"/>
+                <w:color w:val="0F1115"/>
+                <w:spacing w:val="0"/>
+                <w:kern w:val="0"/>
+                <w:sz w:val="18"/>
+                <w:szCs w:val="18"/>
+                <w:lang w:val="en-US" w:eastAsia="zh-CN" w:bidi="ar"/>
+              </w:rPr>
+            </w:pPr>
+            <w:r>
+              <w:rPr>
+                <w:rFonts w:hint="default" w:ascii="Times New Roman" w:hAnsi="Times New Roman" w:eastAsia="宋体" w:cs="Times New Roman"/>
+                <w:b w:val="0"/>
+                <w:bCs w:val="0"/>
+                <w:i w:val="0"/>
+                <w:iCs w:val="0"/>
+                <w:caps w:val="0"/>
+                <w:color w:val="0F1115"/>
+                <w:spacing w:val="0"/>
+                <w:kern w:val="0"/>
+                <w:sz w:val="18"/>
+                <w:szCs w:val="18"/>
+                <w:lang w:val="en-US" w:eastAsia="zh-CN" w:bidi="ar"/>
+              </w:rPr>
+              <w:t xml:space="preserve">生命倍率 </w:t>
+            </w:r>
+          </w:p>
+        </w:tc>
+      </w:tr>
+      <w:tr>
+        <w:tblPrEx>
+          <w:tblBorders>
+            <w:top w:val="single" w:color="auto" w:sz="4" w:space="0"/>
+            <w:left w:val="single" w:color="auto" w:sz="4" w:space="0"/>
+            <w:bottom w:val="single" w:color="auto" w:sz="4" w:space="0"/>
+            <w:right w:val="single" w:color="auto" w:sz="4" w:space="0"/>
+            <w:insideH w:val="single" w:color="auto" w:sz="4" w:space="0"/>
+            <w:insideV w:val="single" w:color="auto" w:sz="4" w:space="0"/>
+          </w:tblBorders>
+          <w:tblCellMar>
+            <w:left w:w="108" w:type="dxa"/>
+            <w:right w:w="108" w:type="dxa"/>
+          </w:tblCellMar>
+        </w:tblPrEx>
+        <w:tc>
+          <w:tcPr>
+            <w:tcW w:w="2130" w:type="dxa"/>
+          </w:tcPr>
+          <w:p>
+            <w:pPr>
+              <w:keepNext w:val="0"/>
+              <w:keepLines w:val="0"/>
+              <w:pageBreakBefore w:val="0"/>
+              <w:widowControl/>
+              <w:suppressLineNumbers w:val="0"/>
+              <w:kinsoku/>
+              <w:wordWrap w:val="0"/>
+              <w:overflowPunct/>
+              <w:topLinePunct w:val="0"/>
+              <w:autoSpaceDE/>
+              <w:autoSpaceDN/>
+              <w:bidi w:val="0"/>
+              <w:adjustRightInd/>
+              <w:snapToGrid/>
+              <w:spacing w:line="240" w:lineRule="auto"/>
+              <w:jc w:val="center"/>
+              <w:textAlignment w:val="auto"/>
+              <w:rPr>
+                <w:rFonts w:hint="default" w:ascii="Times New Roman" w:hAnsi="Times New Roman" w:eastAsia="宋体" w:cs="Times New Roman"/>
+                <w:b w:val="0"/>
+                <w:bCs w:val="0"/>
+                <w:i w:val="0"/>
+                <w:iCs w:val="0"/>
+                <w:caps w:val="0"/>
+                <w:color w:val="0F1115"/>
+                <w:spacing w:val="0"/>
+                <w:kern w:val="0"/>
+                <w:sz w:val="18"/>
+                <w:szCs w:val="18"/>
+                <w:lang w:val="en-US" w:eastAsia="zh-CN" w:bidi="ar"/>
+              </w:rPr>
+            </w:pPr>
+            <w:r>
+              <w:rPr>
+                <w:rFonts w:hint="default" w:ascii="Times New Roman" w:hAnsi="Times New Roman" w:eastAsia="宋体" w:cs="Times New Roman"/>
+                <w:b w:val="0"/>
+                <w:bCs w:val="0"/>
+                <w:i w:val="0"/>
+                <w:iCs w:val="0"/>
+                <w:caps w:val="0"/>
+                <w:color w:val="0F1115"/>
+                <w:spacing w:val="0"/>
+                <w:kern w:val="0"/>
+                <w:sz w:val="18"/>
+                <w:szCs w:val="18"/>
+                <w:lang w:val="en-US" w:eastAsia="zh-CN" w:bidi="ar"/>
+              </w:rPr>
+              <w:t>小型</w:t>
+            </w:r>
+          </w:p>
+        </w:tc>
+        <w:tc>
+          <w:tcPr>
+            <w:tcW w:w="1486" w:type="dxa"/>
+          </w:tcPr>
+          <w:p>
+            <w:pPr>
+              <w:keepNext w:val="0"/>
+              <w:keepLines w:val="0"/>
+              <w:pageBreakBefore w:val="0"/>
+              <w:widowControl/>
+              <w:suppressLineNumbers w:val="0"/>
+              <w:kinsoku/>
+              <w:wordWrap w:val="0"/>
+              <w:overflowPunct/>
+              <w:topLinePunct w:val="0"/>
+              <w:autoSpaceDE/>
+              <w:autoSpaceDN/>
+              <w:bidi w:val="0"/>
+              <w:adjustRightInd/>
+              <w:snapToGrid/>
+              <w:spacing w:line="240" w:lineRule="auto"/>
+              <w:jc w:val="center"/>
+              <w:textAlignment w:val="auto"/>
+              <w:rPr>
+                <w:rFonts w:hint="default" w:ascii="Times New Roman" w:hAnsi="Times New Roman" w:eastAsia="宋体" w:cs="Times New Roman"/>
+                <w:b w:val="0"/>
+                <w:bCs w:val="0"/>
+                <w:i w:val="0"/>
+                <w:iCs w:val="0"/>
+                <w:caps w:val="0"/>
+                <w:color w:val="0F1115"/>
+                <w:spacing w:val="0"/>
+                <w:kern w:val="0"/>
+                <w:sz w:val="18"/>
+                <w:szCs w:val="18"/>
+                <w:lang w:val="en-US" w:eastAsia="zh-CN" w:bidi="ar"/>
+              </w:rPr>
+            </w:pPr>
+            <w:r>
+              <w:rPr>
+                <w:rFonts w:hint="eastAsia" w:ascii="Times New Roman" w:hAnsi="Times New Roman" w:eastAsia="宋体" w:cs="Times New Roman"/>
+                <w:b w:val="0"/>
+                <w:bCs w:val="0"/>
+                <w:i w:val="0"/>
+                <w:iCs w:val="0"/>
+                <w:caps w:val="0"/>
+                <w:color w:val="0F1115"/>
+                <w:spacing w:val="0"/>
+                <w:kern w:val="0"/>
+                <w:sz w:val="18"/>
+                <w:szCs w:val="18"/>
+                <w:lang w:val="en-US" w:eastAsia="zh-CN" w:bidi="ar"/>
+              </w:rPr>
+              <w:t>1~2</w:t>
+            </w:r>
+          </w:p>
+        </w:tc>
+        <w:tc>
+          <w:tcPr>
+            <w:tcW w:w="2775" w:type="dxa"/>
+          </w:tcPr>
+          <w:p>
+            <w:pPr>
+              <w:keepNext w:val="0"/>
+              <w:keepLines w:val="0"/>
+              <w:pageBreakBefore w:val="0"/>
+              <w:widowControl/>
+              <w:suppressLineNumbers w:val="0"/>
+              <w:kinsoku/>
+              <w:wordWrap w:val="0"/>
+              <w:overflowPunct/>
+              <w:topLinePunct w:val="0"/>
+              <w:autoSpaceDE/>
+              <w:autoSpaceDN/>
+              <w:bidi w:val="0"/>
+              <w:adjustRightInd/>
+              <w:snapToGrid/>
+              <w:spacing w:line="240" w:lineRule="auto"/>
+              <w:jc w:val="center"/>
+              <w:textAlignment w:val="auto"/>
+              <w:rPr>
+                <w:rFonts w:hint="default" w:ascii="Times New Roman" w:hAnsi="Times New Roman" w:eastAsia="宋体" w:cs="Times New Roman"/>
+                <w:b w:val="0"/>
+                <w:bCs w:val="0"/>
+                <w:i w:val="0"/>
+                <w:iCs w:val="0"/>
+                <w:caps w:val="0"/>
+                <w:color w:val="0F1115"/>
+                <w:spacing w:val="0"/>
+                <w:kern w:val="0"/>
+                <w:sz w:val="18"/>
+                <w:szCs w:val="18"/>
+                <w:lang w:val="en-US" w:eastAsia="zh-CN" w:bidi="ar"/>
+              </w:rPr>
+            </w:pPr>
+            <w:r>
+              <w:rPr>
+                <w:rFonts w:hint="default" w:ascii="Times New Roman" w:hAnsi="Times New Roman" w:eastAsia="宋体" w:cs="Times New Roman"/>
+                <w:b w:val="0"/>
+                <w:bCs w:val="0"/>
+                <w:i w:val="0"/>
+                <w:iCs w:val="0"/>
+                <w:caps w:val="0"/>
+                <w:color w:val="0F1115"/>
+                <w:spacing w:val="0"/>
+                <w:kern w:val="0"/>
+                <w:sz w:val="18"/>
+                <w:szCs w:val="18"/>
+                <w:lang w:val="en-US" w:eastAsia="zh-CN" w:bidi="ar"/>
+              </w:rPr>
+              <w:t>普攻必开，技能50%概率</w:t>
+            </w:r>
+          </w:p>
+        </w:tc>
+        <w:tc>
+          <w:tcPr>
+            <w:tcW w:w="2131" w:type="dxa"/>
+          </w:tcPr>
+          <w:p>
+            <w:pPr>
+              <w:keepNext w:val="0"/>
+              <w:keepLines w:val="0"/>
+              <w:pageBreakBefore w:val="0"/>
+              <w:widowControl/>
+              <w:suppressLineNumbers w:val="0"/>
+              <w:kinsoku/>
+              <w:wordWrap w:val="0"/>
+              <w:overflowPunct/>
+              <w:topLinePunct w:val="0"/>
+              <w:autoSpaceDE/>
+              <w:autoSpaceDN/>
+              <w:bidi w:val="0"/>
+              <w:adjustRightInd/>
+              <w:snapToGrid/>
+              <w:spacing w:line="240" w:lineRule="auto"/>
+              <w:jc w:val="center"/>
+              <w:textAlignment w:val="auto"/>
+              <w:rPr>
+                <w:rFonts w:hint="default" w:ascii="Times New Roman" w:hAnsi="Times New Roman" w:eastAsia="宋体" w:cs="Times New Roman"/>
+                <w:b w:val="0"/>
+                <w:bCs w:val="0"/>
+                <w:i w:val="0"/>
+                <w:iCs w:val="0"/>
+                <w:caps w:val="0"/>
+                <w:color w:val="0F1115"/>
+                <w:spacing w:val="0"/>
+                <w:kern w:val="0"/>
+                <w:sz w:val="18"/>
+                <w:szCs w:val="18"/>
+                <w:lang w:val="en-US" w:eastAsia="zh-CN" w:bidi="ar"/>
+              </w:rPr>
+            </w:pPr>
+            <w:r>
+              <w:rPr>
+                <w:rFonts w:hint="default" w:ascii="Times New Roman" w:hAnsi="Times New Roman" w:eastAsia="宋体" w:cs="Times New Roman"/>
+                <w:b w:val="0"/>
+                <w:bCs w:val="0"/>
+                <w:i w:val="0"/>
+                <w:iCs w:val="0"/>
+                <w:caps w:val="0"/>
+                <w:color w:val="0F1115"/>
+                <w:spacing w:val="0"/>
+                <w:kern w:val="0"/>
+                <w:sz w:val="18"/>
+                <w:szCs w:val="18"/>
+                <w:lang w:val="en-US" w:eastAsia="zh-CN" w:bidi="ar"/>
+              </w:rPr>
+              <w:t>×1.0</w:t>
+            </w:r>
+          </w:p>
+        </w:tc>
+      </w:tr>
+      <w:tr>
+        <w:tblPrEx>
+          <w:tblBorders>
+            <w:top w:val="single" w:color="auto" w:sz="4" w:space="0"/>
+            <w:left w:val="single" w:color="auto" w:sz="4" w:space="0"/>
+            <w:bottom w:val="single" w:color="auto" w:sz="4" w:space="0"/>
+            <w:right w:val="single" w:color="auto" w:sz="4" w:space="0"/>
+            <w:insideH w:val="single" w:color="auto" w:sz="4" w:space="0"/>
+            <w:insideV w:val="single" w:color="auto" w:sz="4" w:space="0"/>
+          </w:tblBorders>
+          <w:tblCellMar>
+            <w:left w:w="108" w:type="dxa"/>
+            <w:right w:w="108" w:type="dxa"/>
+          </w:tblCellMar>
+        </w:tblPrEx>
+        <w:tc>
+          <w:tcPr>
+            <w:tcW w:w="2130" w:type="dxa"/>
+          </w:tcPr>
+          <w:p>
+            <w:pPr>
+              <w:keepNext w:val="0"/>
+              <w:keepLines w:val="0"/>
+              <w:pageBreakBefore w:val="0"/>
+              <w:widowControl/>
+              <w:suppressLineNumbers w:val="0"/>
+              <w:kinsoku/>
+              <w:wordWrap w:val="0"/>
+              <w:overflowPunct/>
+              <w:topLinePunct w:val="0"/>
+              <w:autoSpaceDE/>
+              <w:autoSpaceDN/>
+              <w:bidi w:val="0"/>
+              <w:adjustRightInd/>
+              <w:snapToGrid/>
+              <w:spacing w:line="240" w:lineRule="auto"/>
+              <w:jc w:val="center"/>
+              <w:textAlignment w:val="auto"/>
+              <w:rPr>
+                <w:rFonts w:hint="default" w:ascii="Times New Roman" w:hAnsi="Times New Roman" w:eastAsia="宋体" w:cs="Times New Roman"/>
+                <w:b w:val="0"/>
+                <w:bCs w:val="0"/>
+                <w:i w:val="0"/>
+                <w:iCs w:val="0"/>
+                <w:caps w:val="0"/>
+                <w:color w:val="0F1115"/>
+                <w:spacing w:val="0"/>
+                <w:kern w:val="0"/>
+                <w:sz w:val="18"/>
+                <w:szCs w:val="18"/>
+                <w:lang w:val="en-US" w:eastAsia="zh-CN" w:bidi="ar"/>
+              </w:rPr>
+            </w:pPr>
+            <w:r>
+              <w:rPr>
+                <w:rFonts w:hint="default" w:ascii="Times New Roman" w:hAnsi="Times New Roman" w:eastAsia="宋体" w:cs="Times New Roman"/>
+                <w:b w:val="0"/>
+                <w:bCs w:val="0"/>
+                <w:i w:val="0"/>
+                <w:iCs w:val="0"/>
+                <w:caps w:val="0"/>
+                <w:color w:val="0F1115"/>
+                <w:spacing w:val="0"/>
+                <w:kern w:val="0"/>
+                <w:sz w:val="18"/>
+                <w:szCs w:val="18"/>
+                <w:lang w:val="en-US" w:eastAsia="zh-CN" w:bidi="ar"/>
+              </w:rPr>
+              <w:t>中型</w:t>
+            </w:r>
+          </w:p>
+        </w:tc>
+        <w:tc>
+          <w:tcPr>
+            <w:tcW w:w="1486" w:type="dxa"/>
+          </w:tcPr>
+          <w:p>
+            <w:pPr>
+              <w:keepNext w:val="0"/>
+              <w:keepLines w:val="0"/>
+              <w:pageBreakBefore w:val="0"/>
+              <w:widowControl/>
+              <w:suppressLineNumbers w:val="0"/>
+              <w:kinsoku/>
+              <w:wordWrap w:val="0"/>
+              <w:overflowPunct/>
+              <w:topLinePunct w:val="0"/>
+              <w:autoSpaceDE/>
+              <w:autoSpaceDN/>
+              <w:bidi w:val="0"/>
+              <w:adjustRightInd/>
+              <w:snapToGrid/>
+              <w:spacing w:line="240" w:lineRule="auto"/>
+              <w:jc w:val="center"/>
+              <w:textAlignment w:val="auto"/>
+              <w:rPr>
+                <w:rFonts w:hint="default" w:ascii="Times New Roman" w:hAnsi="Times New Roman" w:eastAsia="宋体" w:cs="Times New Roman"/>
+                <w:b w:val="0"/>
+                <w:bCs w:val="0"/>
+                <w:i w:val="0"/>
+                <w:iCs w:val="0"/>
+                <w:caps w:val="0"/>
+                <w:color w:val="0F1115"/>
+                <w:spacing w:val="0"/>
+                <w:kern w:val="0"/>
+                <w:sz w:val="18"/>
+                <w:szCs w:val="18"/>
+                <w:lang w:val="en-US" w:eastAsia="zh-CN" w:bidi="ar"/>
+              </w:rPr>
+            </w:pPr>
+            <w:r>
+              <w:rPr>
+                <w:rFonts w:hint="eastAsia" w:ascii="Times New Roman" w:hAnsi="Times New Roman" w:eastAsia="宋体" w:cs="Times New Roman"/>
+                <w:b w:val="0"/>
+                <w:bCs w:val="0"/>
+                <w:i w:val="0"/>
+                <w:iCs w:val="0"/>
+                <w:caps w:val="0"/>
+                <w:color w:val="0F1115"/>
+                <w:spacing w:val="0"/>
+                <w:kern w:val="0"/>
+                <w:sz w:val="18"/>
+                <w:szCs w:val="18"/>
+                <w:lang w:val="en-US" w:eastAsia="zh-CN" w:bidi="ar"/>
+              </w:rPr>
+              <w:t>2~3</w:t>
+            </w:r>
+          </w:p>
+        </w:tc>
+        <w:tc>
+          <w:tcPr>
+            <w:tcW w:w="2775" w:type="dxa"/>
+          </w:tcPr>
+          <w:p>
+            <w:pPr>
+              <w:keepNext w:val="0"/>
+              <w:keepLines w:val="0"/>
+              <w:pageBreakBefore w:val="0"/>
+              <w:widowControl/>
+              <w:suppressLineNumbers w:val="0"/>
+              <w:kinsoku/>
+              <w:wordWrap w:val="0"/>
+              <w:overflowPunct/>
+              <w:topLinePunct w:val="0"/>
+              <w:autoSpaceDE/>
+              <w:autoSpaceDN/>
+              <w:bidi w:val="0"/>
+              <w:adjustRightInd/>
+              <w:snapToGrid/>
+              <w:spacing w:line="240" w:lineRule="auto"/>
+              <w:jc w:val="center"/>
+              <w:textAlignment w:val="auto"/>
+              <w:rPr>
+                <w:rFonts w:hint="default" w:ascii="Times New Roman" w:hAnsi="Times New Roman" w:eastAsia="宋体" w:cs="Times New Roman"/>
+                <w:b w:val="0"/>
+                <w:bCs w:val="0"/>
+                <w:i w:val="0"/>
+                <w:iCs w:val="0"/>
+                <w:caps w:val="0"/>
+                <w:color w:val="0F1115"/>
+                <w:spacing w:val="0"/>
+                <w:kern w:val="0"/>
+                <w:sz w:val="18"/>
+                <w:szCs w:val="18"/>
+                <w:lang w:val="en-US" w:eastAsia="zh-CN" w:bidi="ar"/>
+              </w:rPr>
+            </w:pPr>
+            <w:r>
+              <w:rPr>
+                <w:rFonts w:hint="default" w:ascii="Times New Roman" w:hAnsi="Times New Roman" w:eastAsia="宋体" w:cs="Times New Roman"/>
+                <w:b w:val="0"/>
+                <w:bCs w:val="0"/>
+                <w:i w:val="0"/>
+                <w:iCs w:val="0"/>
+                <w:caps w:val="0"/>
+                <w:color w:val="0F1115"/>
+                <w:spacing w:val="0"/>
+                <w:kern w:val="0"/>
+                <w:sz w:val="18"/>
+                <w:szCs w:val="18"/>
+                <w:lang w:val="en-US" w:eastAsia="zh-CN" w:bidi="ar"/>
+              </w:rPr>
+              <w:t>普攻+技能必开，位移50%概率</w:t>
+            </w:r>
+          </w:p>
+        </w:tc>
+        <w:tc>
+          <w:tcPr>
+            <w:tcW w:w="2131" w:type="dxa"/>
+          </w:tcPr>
+          <w:p>
+            <w:pPr>
+              <w:keepNext w:val="0"/>
+              <w:keepLines w:val="0"/>
+              <w:pageBreakBefore w:val="0"/>
+              <w:widowControl/>
+              <w:suppressLineNumbers w:val="0"/>
+              <w:kinsoku/>
+              <w:wordWrap w:val="0"/>
+              <w:overflowPunct/>
+              <w:topLinePunct w:val="0"/>
+              <w:autoSpaceDE/>
+              <w:autoSpaceDN/>
+              <w:bidi w:val="0"/>
+              <w:adjustRightInd/>
+              <w:snapToGrid/>
+              <w:spacing w:line="240" w:lineRule="auto"/>
+              <w:jc w:val="center"/>
+              <w:textAlignment w:val="auto"/>
+              <w:rPr>
+                <w:rFonts w:hint="default" w:ascii="Times New Roman" w:hAnsi="Times New Roman" w:eastAsia="宋体" w:cs="Times New Roman"/>
+                <w:b w:val="0"/>
+                <w:bCs w:val="0"/>
+                <w:i w:val="0"/>
+                <w:iCs w:val="0"/>
+                <w:caps w:val="0"/>
+                <w:color w:val="0F1115"/>
+                <w:spacing w:val="0"/>
+                <w:kern w:val="0"/>
+                <w:sz w:val="18"/>
+                <w:szCs w:val="18"/>
+                <w:lang w:val="en-US" w:eastAsia="zh-CN" w:bidi="ar"/>
+              </w:rPr>
+            </w:pPr>
+            <w:r>
+              <w:rPr>
+                <w:rFonts w:hint="default" w:ascii="Times New Roman" w:hAnsi="Times New Roman" w:eastAsia="宋体" w:cs="Times New Roman"/>
+                <w:b w:val="0"/>
+                <w:bCs w:val="0"/>
+                <w:i w:val="0"/>
+                <w:iCs w:val="0"/>
+                <w:caps w:val="0"/>
+                <w:color w:val="0F1115"/>
+                <w:spacing w:val="0"/>
+                <w:kern w:val="0"/>
+                <w:sz w:val="18"/>
+                <w:szCs w:val="18"/>
+                <w:lang w:val="en-US" w:eastAsia="zh-CN" w:bidi="ar"/>
+              </w:rPr>
+              <w:t xml:space="preserve"> ×1.6</w:t>
+            </w:r>
+          </w:p>
+        </w:tc>
+      </w:tr>
+      <w:tr>
+        <w:tblPrEx>
+          <w:tblBorders>
+            <w:top w:val="single" w:color="auto" w:sz="4" w:space="0"/>
+            <w:left w:val="single" w:color="auto" w:sz="4" w:space="0"/>
+            <w:bottom w:val="single" w:color="auto" w:sz="4" w:space="0"/>
+            <w:right w:val="single" w:color="auto" w:sz="4" w:space="0"/>
+            <w:insideH w:val="single" w:color="auto" w:sz="4" w:space="0"/>
+            <w:insideV w:val="single" w:color="auto" w:sz="4" w:space="0"/>
+          </w:tblBorders>
+          <w:tblCellMar>
+            <w:left w:w="108" w:type="dxa"/>
+            <w:right w:w="108" w:type="dxa"/>
+          </w:tblCellMar>
+        </w:tblPrEx>
+        <w:tc>
+          <w:tcPr>
+            <w:tcW w:w="2130" w:type="dxa"/>
+          </w:tcPr>
+          <w:p>
+            <w:pPr>
+              <w:keepNext w:val="0"/>
+              <w:keepLines w:val="0"/>
+              <w:pageBreakBefore w:val="0"/>
+              <w:widowControl/>
+              <w:suppressLineNumbers w:val="0"/>
+              <w:kinsoku/>
+              <w:wordWrap w:val="0"/>
+              <w:overflowPunct/>
+              <w:topLinePunct w:val="0"/>
+              <w:autoSpaceDE/>
+              <w:autoSpaceDN/>
+              <w:bidi w:val="0"/>
+              <w:adjustRightInd/>
+              <w:snapToGrid/>
+              <w:spacing w:line="240" w:lineRule="auto"/>
+              <w:jc w:val="center"/>
+              <w:textAlignment w:val="auto"/>
+              <w:rPr>
+                <w:rFonts w:hint="default" w:ascii="Times New Roman" w:hAnsi="Times New Roman" w:eastAsia="宋体" w:cs="Times New Roman"/>
+                <w:b w:val="0"/>
+                <w:bCs w:val="0"/>
+                <w:i w:val="0"/>
+                <w:iCs w:val="0"/>
+                <w:caps w:val="0"/>
+                <w:color w:val="0F1115"/>
+                <w:spacing w:val="0"/>
+                <w:kern w:val="0"/>
+                <w:sz w:val="18"/>
+                <w:szCs w:val="18"/>
+                <w:lang w:val="en-US" w:eastAsia="zh-CN" w:bidi="ar"/>
+              </w:rPr>
+            </w:pPr>
+            <w:r>
+              <w:rPr>
+                <w:rFonts w:hint="default" w:ascii="Times New Roman" w:hAnsi="Times New Roman" w:eastAsia="宋体" w:cs="Times New Roman"/>
+                <w:b w:val="0"/>
+                <w:bCs w:val="0"/>
+                <w:i w:val="0"/>
+                <w:iCs w:val="0"/>
+                <w:caps w:val="0"/>
+                <w:color w:val="0F1115"/>
+                <w:spacing w:val="0"/>
+                <w:kern w:val="0"/>
+                <w:sz w:val="18"/>
+                <w:szCs w:val="18"/>
+                <w:lang w:val="en-US" w:eastAsia="zh-CN" w:bidi="ar"/>
+              </w:rPr>
+              <w:t>大型</w:t>
+            </w:r>
+          </w:p>
+        </w:tc>
+        <w:tc>
+          <w:tcPr>
+            <w:tcW w:w="1486" w:type="dxa"/>
+          </w:tcPr>
+          <w:p>
+            <w:pPr>
+              <w:keepNext w:val="0"/>
+              <w:keepLines w:val="0"/>
+              <w:pageBreakBefore w:val="0"/>
+              <w:widowControl/>
+              <w:suppressLineNumbers w:val="0"/>
+              <w:kinsoku/>
+              <w:wordWrap w:val="0"/>
+              <w:overflowPunct/>
+              <w:topLinePunct w:val="0"/>
+              <w:autoSpaceDE/>
+              <w:autoSpaceDN/>
+              <w:bidi w:val="0"/>
+              <w:adjustRightInd/>
+              <w:snapToGrid/>
+              <w:spacing w:line="240" w:lineRule="auto"/>
+              <w:jc w:val="center"/>
+              <w:textAlignment w:val="auto"/>
+              <w:rPr>
+                <w:rFonts w:hint="default" w:ascii="Times New Roman" w:hAnsi="Times New Roman" w:eastAsia="宋体" w:cs="Times New Roman"/>
+                <w:b w:val="0"/>
+                <w:bCs w:val="0"/>
+                <w:i w:val="0"/>
+                <w:iCs w:val="0"/>
+                <w:caps w:val="0"/>
+                <w:color w:val="0F1115"/>
+                <w:spacing w:val="0"/>
+                <w:kern w:val="0"/>
+                <w:sz w:val="18"/>
+                <w:szCs w:val="18"/>
+                <w:lang w:val="en-US" w:eastAsia="zh-CN" w:bidi="ar"/>
+              </w:rPr>
+            </w:pPr>
+            <w:r>
+              <w:rPr>
+                <w:rFonts w:hint="eastAsia" w:ascii="Times New Roman" w:hAnsi="Times New Roman" w:eastAsia="宋体" w:cs="Times New Roman"/>
+                <w:b w:val="0"/>
+                <w:bCs w:val="0"/>
+                <w:i w:val="0"/>
+                <w:iCs w:val="0"/>
+                <w:caps w:val="0"/>
+                <w:color w:val="0F1115"/>
+                <w:spacing w:val="0"/>
+                <w:kern w:val="0"/>
+                <w:sz w:val="18"/>
+                <w:szCs w:val="18"/>
+                <w:lang w:val="en-US" w:eastAsia="zh-CN" w:bidi="ar"/>
+              </w:rPr>
+              <w:t>2~3</w:t>
+            </w:r>
+          </w:p>
+        </w:tc>
+        <w:tc>
+          <w:tcPr>
+            <w:tcW w:w="2775" w:type="dxa"/>
+          </w:tcPr>
+          <w:p>
+            <w:pPr>
+              <w:keepNext w:val="0"/>
+              <w:keepLines w:val="0"/>
+              <w:pageBreakBefore w:val="0"/>
+              <w:widowControl/>
+              <w:suppressLineNumbers w:val="0"/>
+              <w:kinsoku/>
+              <w:wordWrap w:val="0"/>
+              <w:overflowPunct/>
+              <w:topLinePunct w:val="0"/>
+              <w:autoSpaceDE/>
+              <w:autoSpaceDN/>
+              <w:bidi w:val="0"/>
+              <w:adjustRightInd/>
+              <w:snapToGrid/>
+              <w:spacing w:line="240" w:lineRule="auto"/>
+              <w:jc w:val="center"/>
+              <w:textAlignment w:val="auto"/>
+              <w:rPr>
+                <w:rFonts w:hint="default" w:ascii="Times New Roman" w:hAnsi="Times New Roman" w:eastAsia="宋体" w:cs="Times New Roman"/>
+                <w:b w:val="0"/>
+                <w:bCs w:val="0"/>
+                <w:i w:val="0"/>
+                <w:iCs w:val="0"/>
+                <w:caps w:val="0"/>
+                <w:color w:val="0F1115"/>
+                <w:spacing w:val="0"/>
+                <w:kern w:val="0"/>
+                <w:sz w:val="18"/>
+                <w:szCs w:val="18"/>
+                <w:lang w:val="en-US" w:eastAsia="zh-CN" w:bidi="ar"/>
+              </w:rPr>
+            </w:pPr>
+            <w:r>
+              <w:rPr>
+                <w:rFonts w:hint="default" w:ascii="Times New Roman" w:hAnsi="Times New Roman" w:eastAsia="宋体" w:cs="Times New Roman"/>
+                <w:b w:val="0"/>
+                <w:bCs w:val="0"/>
+                <w:i w:val="0"/>
+                <w:iCs w:val="0"/>
+                <w:caps w:val="0"/>
+                <w:color w:val="0F1115"/>
+                <w:spacing w:val="0"/>
+                <w:kern w:val="0"/>
+                <w:sz w:val="18"/>
+                <w:szCs w:val="18"/>
+                <w:lang w:val="en-US" w:eastAsia="zh-CN" w:bidi="ar"/>
+              </w:rPr>
+              <w:t>普攻+技能必开，位移50%概率</w:t>
+            </w:r>
+          </w:p>
+        </w:tc>
+        <w:tc>
+          <w:tcPr>
+            <w:tcW w:w="2131" w:type="dxa"/>
+          </w:tcPr>
+          <w:p>
+            <w:pPr>
+              <w:keepNext w:val="0"/>
+              <w:keepLines w:val="0"/>
+              <w:pageBreakBefore w:val="0"/>
+              <w:widowControl/>
+              <w:suppressLineNumbers w:val="0"/>
+              <w:kinsoku/>
+              <w:wordWrap w:val="0"/>
+              <w:overflowPunct/>
+              <w:topLinePunct w:val="0"/>
+              <w:autoSpaceDE/>
+              <w:autoSpaceDN/>
+              <w:bidi w:val="0"/>
+              <w:adjustRightInd/>
+              <w:snapToGrid/>
+              <w:spacing w:line="240" w:lineRule="auto"/>
+              <w:jc w:val="center"/>
+              <w:textAlignment w:val="auto"/>
+              <w:rPr>
+                <w:rFonts w:hint="default" w:ascii="Times New Roman" w:hAnsi="Times New Roman" w:eastAsia="宋体" w:cs="Times New Roman"/>
+                <w:b w:val="0"/>
+                <w:bCs w:val="0"/>
+                <w:i w:val="0"/>
+                <w:iCs w:val="0"/>
+                <w:caps w:val="0"/>
+                <w:color w:val="0F1115"/>
+                <w:spacing w:val="0"/>
+                <w:kern w:val="0"/>
+                <w:sz w:val="18"/>
+                <w:szCs w:val="18"/>
+                <w:lang w:val="en-US" w:eastAsia="zh-CN" w:bidi="ar"/>
+              </w:rPr>
+            </w:pPr>
+            <w:r>
+              <w:rPr>
+                <w:rFonts w:hint="default" w:ascii="Times New Roman" w:hAnsi="Times New Roman" w:eastAsia="宋体" w:cs="Times New Roman"/>
+                <w:b w:val="0"/>
+                <w:bCs w:val="0"/>
+                <w:i w:val="0"/>
+                <w:iCs w:val="0"/>
+                <w:caps w:val="0"/>
+                <w:color w:val="0F1115"/>
+                <w:spacing w:val="0"/>
+                <w:kern w:val="0"/>
+                <w:sz w:val="18"/>
+                <w:szCs w:val="18"/>
+                <w:lang w:val="en-US" w:eastAsia="zh-CN" w:bidi="ar"/>
+              </w:rPr>
+              <w:t>×2.8</w:t>
+            </w:r>
+          </w:p>
+        </w:tc>
+      </w:tr>
+      <w:tr>
+        <w:tblPrEx>
+          <w:tblBorders>
+            <w:top w:val="single" w:color="auto" w:sz="4" w:space="0"/>
+            <w:left w:val="single" w:color="auto" w:sz="4" w:space="0"/>
+            <w:bottom w:val="single" w:color="auto" w:sz="4" w:space="0"/>
+            <w:right w:val="single" w:color="auto" w:sz="4" w:space="0"/>
+            <w:insideH w:val="single" w:color="auto" w:sz="4" w:space="0"/>
+            <w:insideV w:val="single" w:color="auto" w:sz="4" w:space="0"/>
+          </w:tblBorders>
+          <w:tblCellMar>
+            <w:left w:w="108" w:type="dxa"/>
+            <w:right w:w="108" w:type="dxa"/>
+          </w:tblCellMar>
+        </w:tblPrEx>
+        <w:tc>
+          <w:tcPr>
+            <w:tcW w:w="2130" w:type="dxa"/>
+          </w:tcPr>
+          <w:p>
+            <w:pPr>
+              <w:keepNext w:val="0"/>
+              <w:keepLines w:val="0"/>
+              <w:pageBreakBefore w:val="0"/>
+              <w:widowControl/>
+              <w:suppressLineNumbers w:val="0"/>
+              <w:kinsoku/>
+              <w:wordWrap w:val="0"/>
+              <w:overflowPunct/>
+              <w:topLinePunct w:val="0"/>
+              <w:autoSpaceDE/>
+              <w:autoSpaceDN/>
+              <w:bidi w:val="0"/>
+              <w:adjustRightInd/>
+              <w:snapToGrid/>
+              <w:spacing w:line="240" w:lineRule="auto"/>
+              <w:jc w:val="center"/>
+              <w:textAlignment w:val="auto"/>
+              <w:rPr>
+                <w:rFonts w:hint="default" w:ascii="Times New Roman" w:hAnsi="Times New Roman" w:eastAsia="宋体" w:cs="Times New Roman"/>
+                <w:b w:val="0"/>
+                <w:bCs w:val="0"/>
+                <w:i w:val="0"/>
+                <w:iCs w:val="0"/>
+                <w:caps w:val="0"/>
+                <w:color w:val="0F1115"/>
+                <w:spacing w:val="0"/>
+                <w:kern w:val="0"/>
+                <w:sz w:val="18"/>
+                <w:szCs w:val="18"/>
+                <w:lang w:val="en-US" w:eastAsia="zh-CN" w:bidi="ar"/>
+              </w:rPr>
+            </w:pPr>
+            <w:r>
+              <w:rPr>
+                <w:rFonts w:hint="default" w:ascii="Times New Roman" w:hAnsi="Times New Roman" w:eastAsia="宋体" w:cs="Times New Roman"/>
+                <w:b w:val="0"/>
+                <w:bCs w:val="0"/>
+                <w:i w:val="0"/>
+                <w:iCs w:val="0"/>
+                <w:caps w:val="0"/>
+                <w:color w:val="0F1115"/>
+                <w:spacing w:val="0"/>
+                <w:kern w:val="0"/>
+                <w:sz w:val="18"/>
+                <w:szCs w:val="18"/>
+                <w:lang w:val="en-US" w:eastAsia="zh-CN" w:bidi="ar"/>
+              </w:rPr>
+              <w:t>巨型</w:t>
+            </w:r>
+          </w:p>
+        </w:tc>
+        <w:tc>
+          <w:tcPr>
+            <w:tcW w:w="1486" w:type="dxa"/>
+          </w:tcPr>
+          <w:p>
+            <w:pPr>
+              <w:keepNext w:val="0"/>
+              <w:keepLines w:val="0"/>
+              <w:pageBreakBefore w:val="0"/>
+              <w:widowControl/>
+              <w:suppressLineNumbers w:val="0"/>
+              <w:kinsoku/>
+              <w:wordWrap w:val="0"/>
+              <w:overflowPunct/>
+              <w:topLinePunct w:val="0"/>
+              <w:autoSpaceDE/>
+              <w:autoSpaceDN/>
+              <w:bidi w:val="0"/>
+              <w:adjustRightInd/>
+              <w:snapToGrid/>
+              <w:spacing w:line="240" w:lineRule="auto"/>
+              <w:jc w:val="center"/>
+              <w:textAlignment w:val="auto"/>
+              <w:rPr>
+                <w:rFonts w:hint="default" w:ascii="Times New Roman" w:hAnsi="Times New Roman" w:eastAsia="宋体" w:cs="Times New Roman"/>
+                <w:b w:val="0"/>
+                <w:bCs w:val="0"/>
+                <w:i w:val="0"/>
+                <w:iCs w:val="0"/>
+                <w:caps w:val="0"/>
+                <w:color w:val="0F1115"/>
+                <w:spacing w:val="0"/>
+                <w:kern w:val="0"/>
+                <w:sz w:val="18"/>
+                <w:szCs w:val="18"/>
+                <w:lang w:val="en-US" w:eastAsia="zh-CN" w:bidi="ar"/>
+              </w:rPr>
+            </w:pPr>
+            <w:r>
+              <w:rPr>
+                <w:rFonts w:hint="eastAsia" w:ascii="Times New Roman" w:hAnsi="Times New Roman" w:eastAsia="宋体" w:cs="Times New Roman"/>
+                <w:b w:val="0"/>
+                <w:bCs w:val="0"/>
+                <w:i w:val="0"/>
+                <w:iCs w:val="0"/>
+                <w:caps w:val="0"/>
+                <w:color w:val="0F1115"/>
+                <w:spacing w:val="0"/>
+                <w:kern w:val="0"/>
+                <w:sz w:val="18"/>
+                <w:szCs w:val="18"/>
+                <w:lang w:val="en-US" w:eastAsia="zh-CN" w:bidi="ar"/>
+              </w:rPr>
+              <w:t>3</w:t>
+            </w:r>
+          </w:p>
+        </w:tc>
+        <w:tc>
+          <w:tcPr>
+            <w:tcW w:w="2775" w:type="dxa"/>
+          </w:tcPr>
+          <w:p>
+            <w:pPr>
+              <w:keepNext w:val="0"/>
+              <w:keepLines w:val="0"/>
+              <w:pageBreakBefore w:val="0"/>
+              <w:widowControl/>
+              <w:suppressLineNumbers w:val="0"/>
+              <w:kinsoku/>
+              <w:wordWrap w:val="0"/>
+              <w:overflowPunct/>
+              <w:topLinePunct w:val="0"/>
+              <w:autoSpaceDE/>
+              <w:autoSpaceDN/>
+              <w:bidi w:val="0"/>
+              <w:adjustRightInd/>
+              <w:snapToGrid/>
+              <w:spacing w:line="240" w:lineRule="auto"/>
+              <w:jc w:val="center"/>
+              <w:textAlignment w:val="auto"/>
+              <w:rPr>
+                <w:rFonts w:hint="default" w:ascii="Times New Roman" w:hAnsi="Times New Roman" w:eastAsia="宋体" w:cs="Times New Roman"/>
+                <w:b w:val="0"/>
+                <w:bCs w:val="0"/>
+                <w:i w:val="0"/>
+                <w:iCs w:val="0"/>
+                <w:caps w:val="0"/>
+                <w:color w:val="0F1115"/>
+                <w:spacing w:val="0"/>
+                <w:kern w:val="0"/>
+                <w:sz w:val="18"/>
+                <w:szCs w:val="18"/>
+                <w:lang w:val="en-US" w:eastAsia="zh-CN" w:bidi="ar"/>
+              </w:rPr>
+            </w:pPr>
+            <w:r>
+              <w:rPr>
+                <w:rFonts w:hint="default" w:ascii="Times New Roman" w:hAnsi="Times New Roman" w:eastAsia="宋体" w:cs="Times New Roman"/>
+                <w:b w:val="0"/>
+                <w:bCs w:val="0"/>
+                <w:i w:val="0"/>
+                <w:iCs w:val="0"/>
+                <w:caps w:val="0"/>
+                <w:color w:val="0F1115"/>
+                <w:spacing w:val="0"/>
+                <w:kern w:val="0"/>
+                <w:sz w:val="18"/>
+                <w:szCs w:val="18"/>
+                <w:lang w:val="en-US" w:eastAsia="zh-CN" w:bidi="ar"/>
+              </w:rPr>
+              <w:t>三槽全开</w:t>
+            </w:r>
+          </w:p>
+        </w:tc>
+        <w:tc>
+          <w:tcPr>
+            <w:tcW w:w="2131" w:type="dxa"/>
+          </w:tcPr>
+          <w:p>
+            <w:pPr>
+              <w:keepNext w:val="0"/>
+              <w:keepLines w:val="0"/>
+              <w:pageBreakBefore w:val="0"/>
+              <w:widowControl/>
+              <w:suppressLineNumbers w:val="0"/>
+              <w:kinsoku/>
+              <w:wordWrap w:val="0"/>
+              <w:overflowPunct/>
+              <w:topLinePunct w:val="0"/>
+              <w:autoSpaceDE/>
+              <w:autoSpaceDN/>
+              <w:bidi w:val="0"/>
+              <w:adjustRightInd/>
+              <w:snapToGrid/>
+              <w:spacing w:line="240" w:lineRule="auto"/>
+              <w:jc w:val="center"/>
+              <w:textAlignment w:val="auto"/>
+              <w:rPr>
+                <w:rFonts w:hint="default" w:ascii="Times New Roman" w:hAnsi="Times New Roman" w:eastAsia="宋体" w:cs="Times New Roman"/>
+                <w:b w:val="0"/>
+                <w:bCs w:val="0"/>
+                <w:i w:val="0"/>
+                <w:iCs w:val="0"/>
+                <w:caps w:val="0"/>
+                <w:color w:val="0F1115"/>
+                <w:spacing w:val="0"/>
+                <w:kern w:val="0"/>
+                <w:sz w:val="18"/>
+                <w:szCs w:val="18"/>
+                <w:lang w:val="en-US" w:eastAsia="zh-CN" w:bidi="ar"/>
+              </w:rPr>
+            </w:pPr>
+            <w:r>
+              <w:rPr>
+                <w:rFonts w:hint="default" w:ascii="Times New Roman" w:hAnsi="Times New Roman" w:eastAsia="宋体" w:cs="Times New Roman"/>
+                <w:b w:val="0"/>
+                <w:bCs w:val="0"/>
+                <w:i w:val="0"/>
+                <w:iCs w:val="0"/>
+                <w:caps w:val="0"/>
+                <w:color w:val="0F1115"/>
+                <w:spacing w:val="0"/>
+                <w:kern w:val="0"/>
+                <w:sz w:val="18"/>
+                <w:szCs w:val="18"/>
+                <w:lang w:val="en-US" w:eastAsia="zh-CN" w:bidi="ar"/>
+              </w:rPr>
+              <w:t xml:space="preserve">×4.5 </w:t>
+            </w:r>
+          </w:p>
+        </w:tc>
+      </w:tr>
+    </w:tbl>
+    <w:p>
+      <w:pPr>
+        <w:keepNext w:val="0"/>
+        <w:keepLines w:val="0"/>
+        <w:pageBreakBefore w:val="0"/>
+        <w:widowControl w:val="0"/>
+        <w:kinsoku/>
+        <w:wordWrap w:val="0"/>
+        <w:overflowPunct/>
+        <w:topLinePunct w:val="0"/>
+        <w:autoSpaceDE/>
+        <w:autoSpaceDN/>
+        <w:bidi w:val="0"/>
+        <w:adjustRightInd/>
+        <w:snapToGrid/>
+        <w:spacing w:line="240" w:lineRule="auto"/>
+        <w:ind w:leftChars="0" w:firstLine="420" w:firstLineChars="0"/>
+        <w:jc w:val="both"/>
+        <w:textAlignment w:val="auto"/>
+        <w:rPr>
+          <w:rFonts w:hint="default" w:ascii="Times New Roman" w:hAnsi="Times New Roman" w:eastAsia="宋体" w:cs="Times New Roman"/>
+          <w:i w:val="0"/>
+          <w:iCs w:val="0"/>
+          <w:caps w:val="0"/>
+          <w:color w:val="0F1115"/>
+          <w:spacing w:val="0"/>
+          <w:kern w:val="2"/>
+          <w:sz w:val="24"/>
+          <w:szCs w:val="24"/>
+          <w:lang w:val="en-US" w:eastAsia="zh-CN" w:bidi="ar-SA"/>
+        </w:rPr>
+      </w:pPr>
+      <w:r>
+        <w:rPr>
+          <w:rFonts w:hint="default" w:ascii="Times New Roman" w:hAnsi="Times New Roman" w:eastAsia="宋体" w:cs="Times New Roman"/>
+          <w:i w:val="0"/>
+          <w:iCs w:val="0"/>
+          <w:caps w:val="0"/>
+          <w:color w:val="0F1115"/>
+          <w:spacing w:val="0"/>
+          <w:kern w:val="2"/>
+          <w:sz w:val="24"/>
+          <w:szCs w:val="24"/>
+          <w:lang w:val="en-US" w:eastAsia="zh-CN" w:bidi="ar-SA"/>
+        </w:rPr>
+        <w:t>功能槽解锁优先级：普攻 &gt; 技能 &gt; 位移，保证任意敌人都能攻击。。</w:t>
+      </w:r>
+    </w:p>
+    <w:p>
+      <w:pPr>
+        <w:keepNext w:val="0"/>
+        <w:keepLines w:val="0"/>
+        <w:pageBreakBefore w:val="0"/>
+        <w:widowControl w:val="0"/>
+        <w:kinsoku/>
+        <w:wordWrap w:val="0"/>
+        <w:overflowPunct/>
+        <w:topLinePunct w:val="0"/>
+        <w:autoSpaceDE/>
+        <w:autoSpaceDN/>
+        <w:bidi w:val="0"/>
+        <w:adjustRightInd/>
+        <w:snapToGrid/>
+        <w:spacing w:line="240" w:lineRule="auto"/>
+        <w:ind w:leftChars="0" w:firstLine="420" w:firstLineChars="0"/>
+        <w:jc w:val="both"/>
+        <w:textAlignment w:val="auto"/>
+        <w:rPr>
+          <w:rFonts w:hint="default" w:ascii="Times New Roman" w:hAnsi="Times New Roman" w:eastAsia="宋体" w:cs="Times New Roman"/>
+          <w:i w:val="0"/>
+          <w:iCs w:val="0"/>
+          <w:caps w:val="0"/>
+          <w:color w:val="0F1115"/>
+          <w:spacing w:val="0"/>
+          <w:kern w:val="2"/>
+          <w:sz w:val="24"/>
+          <w:szCs w:val="24"/>
+          <w:lang w:val="en-US" w:eastAsia="zh-CN" w:bidi="ar-SA"/>
+        </w:rPr>
+      </w:pPr>
+      <w:r>
+        <w:rPr>
+          <w:rFonts w:hint="default" w:ascii="Times New Roman" w:hAnsi="Times New Roman" w:eastAsia="宋体" w:cs="Times New Roman"/>
+          <w:i w:val="0"/>
+          <w:iCs w:val="0"/>
+          <w:caps w:val="0"/>
+          <w:color w:val="0F1115"/>
+          <w:spacing w:val="0"/>
+          <w:kern w:val="2"/>
+          <w:sz w:val="24"/>
+          <w:szCs w:val="24"/>
+          <w:lang w:val="en-US" w:eastAsia="zh-CN" w:bidi="ar-SA"/>
+        </w:rPr>
+        <w:t>变位槽（进度驱动）：</w:t>
+      </w:r>
+    </w:p>
+    <w:tbl>
+      <w:tblPr>
+        <w:tblStyle w:val="14"/>
+        <w:tblW w:w="0" w:type="auto"/>
+        <w:tblInd w:w="0" w:type="dxa"/>
+        <w:tblBorders>
+          <w:top w:val="single" w:color="auto" w:sz="4" w:space="0"/>
+          <w:left w:val="single" w:color="auto" w:sz="4" w:space="0"/>
+          <w:bottom w:val="single" w:color="auto" w:sz="4" w:space="0"/>
+          <w:right w:val="single" w:color="auto" w:sz="4" w:space="0"/>
+          <w:insideH w:val="single" w:color="auto" w:sz="4" w:space="0"/>
+          <w:insideV w:val="single" w:color="auto" w:sz="4" w:space="0"/>
+        </w:tblBorders>
+        <w:tblLayout w:type="autofit"/>
+        <w:tblCellMar>
+          <w:left w:w="108" w:type="dxa"/>
+          <w:right w:w="108" w:type="dxa"/>
+        </w:tblCellMar>
+      </w:tblPr>
+      <w:tblGrid>
+        <w:gridCol w:w="4261"/>
+        <w:gridCol w:w="4261"/>
+      </w:tblGrid>
+      <w:tr>
+        <w:tblPrEx>
+          <w:tblBorders>
+            <w:top w:val="single" w:color="auto" w:sz="4" w:space="0"/>
+            <w:left w:val="single" w:color="auto" w:sz="4" w:space="0"/>
+            <w:bottom w:val="single" w:color="auto" w:sz="4" w:space="0"/>
+            <w:right w:val="single" w:color="auto" w:sz="4" w:space="0"/>
+            <w:insideH w:val="single" w:color="auto" w:sz="4" w:space="0"/>
+            <w:insideV w:val="single" w:color="auto" w:sz="4" w:space="0"/>
+          </w:tblBorders>
+        </w:tblPrEx>
+        <w:tc>
+          <w:tcPr>
+            <w:tcW w:w="4261" w:type="dxa"/>
+          </w:tcPr>
+          <w:p>
+            <w:pPr>
+              <w:keepNext w:val="0"/>
+              <w:keepLines w:val="0"/>
+              <w:pageBreakBefore w:val="0"/>
+              <w:widowControl/>
+              <w:suppressLineNumbers w:val="0"/>
+              <w:kinsoku/>
+              <w:wordWrap w:val="0"/>
+              <w:overflowPunct/>
+              <w:topLinePunct w:val="0"/>
+              <w:autoSpaceDE/>
+              <w:autoSpaceDN/>
+              <w:bidi w:val="0"/>
+              <w:adjustRightInd/>
+              <w:snapToGrid/>
+              <w:spacing w:line="240" w:lineRule="auto"/>
+              <w:jc w:val="center"/>
+              <w:textAlignment w:val="auto"/>
+              <w:rPr>
+                <w:rFonts w:hint="default" w:ascii="Times New Roman" w:hAnsi="Times New Roman" w:eastAsia="宋体" w:cs="Times New Roman"/>
+                <w:b w:val="0"/>
+                <w:bCs w:val="0"/>
+                <w:i w:val="0"/>
+                <w:iCs w:val="0"/>
+                <w:caps w:val="0"/>
+                <w:color w:val="0F1115"/>
+                <w:spacing w:val="0"/>
+                <w:kern w:val="0"/>
+                <w:sz w:val="18"/>
+                <w:szCs w:val="18"/>
+                <w:lang w:val="en-US" w:eastAsia="zh-CN" w:bidi="ar"/>
+              </w:rPr>
+            </w:pPr>
+            <w:r>
+              <w:rPr>
+                <w:rFonts w:hint="default" w:ascii="Times New Roman" w:hAnsi="Times New Roman" w:eastAsia="宋体" w:cs="Times New Roman"/>
+                <w:b w:val="0"/>
+                <w:bCs w:val="0"/>
+                <w:i w:val="0"/>
+                <w:iCs w:val="0"/>
+                <w:caps w:val="0"/>
+                <w:color w:val="0F1115"/>
+                <w:spacing w:val="0"/>
+                <w:kern w:val="0"/>
+                <w:sz w:val="18"/>
+                <w:szCs w:val="18"/>
+                <w:lang w:val="en-US" w:eastAsia="zh-CN" w:bidi="ar"/>
+              </w:rPr>
+              <w:t>层数区间</w:t>
+            </w:r>
+          </w:p>
+        </w:tc>
+        <w:tc>
+          <w:tcPr>
+            <w:tcW w:w="4261" w:type="dxa"/>
+          </w:tcPr>
+          <w:p>
+            <w:pPr>
+              <w:keepNext w:val="0"/>
+              <w:keepLines w:val="0"/>
+              <w:pageBreakBefore w:val="0"/>
+              <w:widowControl/>
+              <w:suppressLineNumbers w:val="0"/>
+              <w:kinsoku/>
+              <w:wordWrap w:val="0"/>
+              <w:overflowPunct/>
+              <w:topLinePunct w:val="0"/>
+              <w:autoSpaceDE/>
+              <w:autoSpaceDN/>
+              <w:bidi w:val="0"/>
+              <w:adjustRightInd/>
+              <w:snapToGrid/>
+              <w:spacing w:line="240" w:lineRule="auto"/>
+              <w:jc w:val="center"/>
+              <w:textAlignment w:val="auto"/>
+              <w:rPr>
+                <w:rFonts w:hint="default" w:ascii="Times New Roman" w:hAnsi="Times New Roman" w:eastAsia="宋体" w:cs="Times New Roman"/>
+                <w:b w:val="0"/>
+                <w:bCs w:val="0"/>
+                <w:i w:val="0"/>
+                <w:iCs w:val="0"/>
+                <w:caps w:val="0"/>
+                <w:color w:val="0F1115"/>
+                <w:spacing w:val="0"/>
+                <w:kern w:val="0"/>
+                <w:sz w:val="18"/>
+                <w:szCs w:val="18"/>
+                <w:lang w:val="en-US" w:eastAsia="zh-CN" w:bidi="ar"/>
+              </w:rPr>
+            </w:pPr>
+            <w:r>
+              <w:rPr>
+                <w:rFonts w:hint="default" w:ascii="Times New Roman" w:hAnsi="Times New Roman" w:eastAsia="宋体" w:cs="Times New Roman"/>
+                <w:b w:val="0"/>
+                <w:bCs w:val="0"/>
+                <w:i w:val="0"/>
+                <w:iCs w:val="0"/>
+                <w:caps w:val="0"/>
+                <w:color w:val="0F1115"/>
+                <w:spacing w:val="0"/>
+                <w:kern w:val="0"/>
+                <w:sz w:val="18"/>
+                <w:szCs w:val="18"/>
+                <w:lang w:val="en-US" w:eastAsia="zh-CN" w:bidi="ar"/>
+              </w:rPr>
+              <w:t>变位解锁状态</w:t>
+            </w:r>
+          </w:p>
+        </w:tc>
+      </w:tr>
+      <w:tr>
+        <w:tblPrEx>
+          <w:tblBorders>
+            <w:top w:val="single" w:color="auto" w:sz="4" w:space="0"/>
+            <w:left w:val="single" w:color="auto" w:sz="4" w:space="0"/>
+            <w:bottom w:val="single" w:color="auto" w:sz="4" w:space="0"/>
+            <w:right w:val="single" w:color="auto" w:sz="4" w:space="0"/>
+            <w:insideH w:val="single" w:color="auto" w:sz="4" w:space="0"/>
+            <w:insideV w:val="single" w:color="auto" w:sz="4" w:space="0"/>
+          </w:tblBorders>
+          <w:tblCellMar>
+            <w:left w:w="108" w:type="dxa"/>
+            <w:right w:w="108" w:type="dxa"/>
+          </w:tblCellMar>
+        </w:tblPrEx>
+        <w:tc>
+          <w:tcPr>
+            <w:tcW w:w="4261" w:type="dxa"/>
+          </w:tcPr>
+          <w:p>
+            <w:pPr>
+              <w:keepNext w:val="0"/>
+              <w:keepLines w:val="0"/>
+              <w:pageBreakBefore w:val="0"/>
+              <w:widowControl/>
+              <w:suppressLineNumbers w:val="0"/>
+              <w:kinsoku/>
+              <w:wordWrap w:val="0"/>
+              <w:overflowPunct/>
+              <w:topLinePunct w:val="0"/>
+              <w:autoSpaceDE/>
+              <w:autoSpaceDN/>
+              <w:bidi w:val="0"/>
+              <w:adjustRightInd/>
+              <w:snapToGrid/>
+              <w:spacing w:line="240" w:lineRule="auto"/>
+              <w:jc w:val="center"/>
+              <w:textAlignment w:val="auto"/>
+              <w:rPr>
+                <w:rFonts w:hint="default" w:ascii="Times New Roman" w:hAnsi="Times New Roman" w:eastAsia="宋体" w:cs="Times New Roman"/>
+                <w:b w:val="0"/>
+                <w:bCs w:val="0"/>
+                <w:i w:val="0"/>
+                <w:iCs w:val="0"/>
+                <w:caps w:val="0"/>
+                <w:color w:val="0F1115"/>
+                <w:spacing w:val="0"/>
+                <w:kern w:val="0"/>
+                <w:sz w:val="18"/>
+                <w:szCs w:val="18"/>
+                <w:lang w:val="en-US" w:eastAsia="zh-CN" w:bidi="ar"/>
+              </w:rPr>
+            </w:pPr>
+            <w:r>
+              <w:rPr>
+                <w:rFonts w:hint="default" w:ascii="Times New Roman" w:hAnsi="Times New Roman" w:eastAsia="宋体" w:cs="Times New Roman"/>
+                <w:b w:val="0"/>
+                <w:bCs w:val="0"/>
+                <w:i w:val="0"/>
+                <w:iCs w:val="0"/>
+                <w:caps w:val="0"/>
+                <w:color w:val="0F1115"/>
+                <w:spacing w:val="0"/>
+                <w:kern w:val="0"/>
+                <w:sz w:val="18"/>
+                <w:szCs w:val="18"/>
+                <w:lang w:val="en-US" w:eastAsia="zh-CN" w:bidi="ar"/>
+              </w:rPr>
+              <w:t>1~4层</w:t>
+            </w:r>
+          </w:p>
+        </w:tc>
+        <w:tc>
+          <w:tcPr>
+            <w:tcW w:w="4261" w:type="dxa"/>
+          </w:tcPr>
+          <w:p>
+            <w:pPr>
+              <w:keepNext w:val="0"/>
+              <w:keepLines w:val="0"/>
+              <w:pageBreakBefore w:val="0"/>
+              <w:widowControl/>
+              <w:suppressLineNumbers w:val="0"/>
+              <w:kinsoku/>
+              <w:wordWrap w:val="0"/>
+              <w:overflowPunct/>
+              <w:topLinePunct w:val="0"/>
+              <w:autoSpaceDE/>
+              <w:autoSpaceDN/>
+              <w:bidi w:val="0"/>
+              <w:adjustRightInd/>
+              <w:snapToGrid/>
+              <w:spacing w:line="240" w:lineRule="auto"/>
+              <w:jc w:val="center"/>
+              <w:textAlignment w:val="auto"/>
+              <w:rPr>
+                <w:rFonts w:hint="default" w:ascii="Times New Roman" w:hAnsi="Times New Roman" w:eastAsia="宋体" w:cs="Times New Roman"/>
+                <w:b w:val="0"/>
+                <w:bCs w:val="0"/>
+                <w:i w:val="0"/>
+                <w:iCs w:val="0"/>
+                <w:caps w:val="0"/>
+                <w:color w:val="0F1115"/>
+                <w:spacing w:val="0"/>
+                <w:kern w:val="0"/>
+                <w:sz w:val="18"/>
+                <w:szCs w:val="18"/>
+                <w:lang w:val="en-US" w:eastAsia="zh-CN" w:bidi="ar"/>
+              </w:rPr>
+            </w:pPr>
+            <w:r>
+              <w:rPr>
+                <w:rFonts w:hint="default" w:ascii="Times New Roman" w:hAnsi="Times New Roman" w:eastAsia="宋体" w:cs="Times New Roman"/>
+                <w:b w:val="0"/>
+                <w:bCs w:val="0"/>
+                <w:i w:val="0"/>
+                <w:iCs w:val="0"/>
+                <w:caps w:val="0"/>
+                <w:color w:val="0F1115"/>
+                <w:spacing w:val="0"/>
+                <w:kern w:val="0"/>
+                <w:sz w:val="18"/>
+                <w:szCs w:val="18"/>
+                <w:lang w:val="en-US" w:eastAsia="zh-CN" w:bidi="ar"/>
+              </w:rPr>
+              <w:t>全部敌人无变位</w:t>
+            </w:r>
+          </w:p>
+        </w:tc>
+      </w:tr>
+      <w:tr>
+        <w:tblPrEx>
+          <w:tblBorders>
+            <w:top w:val="single" w:color="auto" w:sz="4" w:space="0"/>
+            <w:left w:val="single" w:color="auto" w:sz="4" w:space="0"/>
+            <w:bottom w:val="single" w:color="auto" w:sz="4" w:space="0"/>
+            <w:right w:val="single" w:color="auto" w:sz="4" w:space="0"/>
+            <w:insideH w:val="single" w:color="auto" w:sz="4" w:space="0"/>
+            <w:insideV w:val="single" w:color="auto" w:sz="4" w:space="0"/>
+          </w:tblBorders>
+          <w:tblCellMar>
+            <w:left w:w="108" w:type="dxa"/>
+            <w:right w:w="108" w:type="dxa"/>
+          </w:tblCellMar>
+        </w:tblPrEx>
+        <w:tc>
+          <w:tcPr>
+            <w:tcW w:w="4261" w:type="dxa"/>
+          </w:tcPr>
+          <w:p>
+            <w:pPr>
+              <w:keepNext w:val="0"/>
+              <w:keepLines w:val="0"/>
+              <w:pageBreakBefore w:val="0"/>
+              <w:widowControl/>
+              <w:suppressLineNumbers w:val="0"/>
+              <w:kinsoku/>
+              <w:wordWrap w:val="0"/>
+              <w:overflowPunct/>
+              <w:topLinePunct w:val="0"/>
+              <w:autoSpaceDE/>
+              <w:autoSpaceDN/>
+              <w:bidi w:val="0"/>
+              <w:adjustRightInd/>
+              <w:snapToGrid/>
+              <w:spacing w:line="240" w:lineRule="auto"/>
+              <w:jc w:val="center"/>
+              <w:textAlignment w:val="auto"/>
+              <w:rPr>
+                <w:rFonts w:hint="default" w:ascii="Times New Roman" w:hAnsi="Times New Roman" w:eastAsia="宋体" w:cs="Times New Roman"/>
+                <w:b w:val="0"/>
+                <w:bCs w:val="0"/>
+                <w:i w:val="0"/>
+                <w:iCs w:val="0"/>
+                <w:caps w:val="0"/>
+                <w:color w:val="0F1115"/>
+                <w:spacing w:val="0"/>
+                <w:kern w:val="0"/>
+                <w:sz w:val="18"/>
+                <w:szCs w:val="18"/>
+                <w:lang w:val="en-US" w:eastAsia="zh-CN" w:bidi="ar"/>
+              </w:rPr>
+            </w:pPr>
+            <w:r>
+              <w:rPr>
+                <w:rFonts w:hint="default" w:ascii="Times New Roman" w:hAnsi="Times New Roman" w:eastAsia="宋体" w:cs="Times New Roman"/>
+                <w:b w:val="0"/>
+                <w:bCs w:val="0"/>
+                <w:i w:val="0"/>
+                <w:iCs w:val="0"/>
+                <w:caps w:val="0"/>
+                <w:color w:val="0F1115"/>
+                <w:spacing w:val="0"/>
+                <w:kern w:val="0"/>
+                <w:sz w:val="18"/>
+                <w:szCs w:val="18"/>
+                <w:lang w:val="en-US" w:eastAsia="zh-CN" w:bidi="ar"/>
+              </w:rPr>
+              <w:t>5~9层</w:t>
+            </w:r>
+          </w:p>
+        </w:tc>
+        <w:tc>
+          <w:tcPr>
+            <w:tcW w:w="4261" w:type="dxa"/>
+          </w:tcPr>
+          <w:p>
+            <w:pPr>
+              <w:keepNext w:val="0"/>
+              <w:keepLines w:val="0"/>
+              <w:pageBreakBefore w:val="0"/>
+              <w:widowControl/>
+              <w:suppressLineNumbers w:val="0"/>
+              <w:kinsoku/>
+              <w:wordWrap w:val="0"/>
+              <w:overflowPunct/>
+              <w:topLinePunct w:val="0"/>
+              <w:autoSpaceDE/>
+              <w:autoSpaceDN/>
+              <w:bidi w:val="0"/>
+              <w:adjustRightInd/>
+              <w:snapToGrid/>
+              <w:spacing w:line="240" w:lineRule="auto"/>
+              <w:jc w:val="center"/>
+              <w:textAlignment w:val="auto"/>
+              <w:rPr>
+                <w:rFonts w:hint="default" w:ascii="Times New Roman" w:hAnsi="Times New Roman" w:eastAsia="宋体" w:cs="Times New Roman"/>
+                <w:b w:val="0"/>
+                <w:bCs w:val="0"/>
+                <w:i w:val="0"/>
+                <w:iCs w:val="0"/>
+                <w:caps w:val="0"/>
+                <w:color w:val="0F1115"/>
+                <w:spacing w:val="0"/>
+                <w:kern w:val="0"/>
+                <w:sz w:val="18"/>
+                <w:szCs w:val="18"/>
+                <w:lang w:val="en-US" w:eastAsia="zh-CN" w:bidi="ar"/>
+              </w:rPr>
+            </w:pPr>
+            <w:r>
+              <w:rPr>
+                <w:rFonts w:hint="default" w:ascii="Times New Roman" w:hAnsi="Times New Roman" w:eastAsia="宋体" w:cs="Times New Roman"/>
+                <w:b w:val="0"/>
+                <w:bCs w:val="0"/>
+                <w:i w:val="0"/>
+                <w:iCs w:val="0"/>
+                <w:caps w:val="0"/>
+                <w:color w:val="0F1115"/>
+                <w:spacing w:val="0"/>
+                <w:kern w:val="0"/>
+                <w:sz w:val="18"/>
+                <w:szCs w:val="18"/>
+                <w:lang w:val="en-US" w:eastAsia="zh-CN" w:bidi="ar"/>
+              </w:rPr>
+              <w:t>大型/巨型敌人开启1个变位</w:t>
+            </w:r>
+          </w:p>
+        </w:tc>
+      </w:tr>
+      <w:tr>
+        <w:tblPrEx>
+          <w:tblBorders>
+            <w:top w:val="single" w:color="auto" w:sz="4" w:space="0"/>
+            <w:left w:val="single" w:color="auto" w:sz="4" w:space="0"/>
+            <w:bottom w:val="single" w:color="auto" w:sz="4" w:space="0"/>
+            <w:right w:val="single" w:color="auto" w:sz="4" w:space="0"/>
+            <w:insideH w:val="single" w:color="auto" w:sz="4" w:space="0"/>
+            <w:insideV w:val="single" w:color="auto" w:sz="4" w:space="0"/>
+          </w:tblBorders>
+          <w:tblCellMar>
+            <w:left w:w="108" w:type="dxa"/>
+            <w:right w:w="108" w:type="dxa"/>
+          </w:tblCellMar>
+        </w:tblPrEx>
+        <w:tc>
+          <w:tcPr>
+            <w:tcW w:w="4261" w:type="dxa"/>
+          </w:tcPr>
+          <w:p>
+            <w:pPr>
+              <w:keepNext w:val="0"/>
+              <w:keepLines w:val="0"/>
+              <w:pageBreakBefore w:val="0"/>
+              <w:widowControl/>
+              <w:suppressLineNumbers w:val="0"/>
+              <w:kinsoku/>
+              <w:wordWrap w:val="0"/>
+              <w:overflowPunct/>
+              <w:topLinePunct w:val="0"/>
+              <w:autoSpaceDE/>
+              <w:autoSpaceDN/>
+              <w:bidi w:val="0"/>
+              <w:adjustRightInd/>
+              <w:snapToGrid/>
+              <w:spacing w:line="240" w:lineRule="auto"/>
+              <w:jc w:val="center"/>
+              <w:textAlignment w:val="auto"/>
+              <w:rPr>
+                <w:rFonts w:hint="default" w:ascii="Times New Roman" w:hAnsi="Times New Roman" w:eastAsia="宋体" w:cs="Times New Roman"/>
+                <w:b w:val="0"/>
+                <w:bCs w:val="0"/>
+                <w:i w:val="0"/>
+                <w:iCs w:val="0"/>
+                <w:caps w:val="0"/>
+                <w:color w:val="0F1115"/>
+                <w:spacing w:val="0"/>
+                <w:kern w:val="0"/>
+                <w:sz w:val="18"/>
+                <w:szCs w:val="18"/>
+                <w:lang w:val="en-US" w:eastAsia="zh-CN" w:bidi="ar"/>
+              </w:rPr>
+            </w:pPr>
+            <w:r>
+              <w:rPr>
+                <w:rFonts w:hint="default" w:ascii="Times New Roman" w:hAnsi="Times New Roman" w:eastAsia="宋体" w:cs="Times New Roman"/>
+                <w:b w:val="0"/>
+                <w:bCs w:val="0"/>
+                <w:i w:val="0"/>
+                <w:iCs w:val="0"/>
+                <w:caps w:val="0"/>
+                <w:color w:val="0F1115"/>
+                <w:spacing w:val="0"/>
+                <w:kern w:val="0"/>
+                <w:sz w:val="18"/>
+                <w:szCs w:val="18"/>
+                <w:lang w:val="en-US" w:eastAsia="zh-CN" w:bidi="ar"/>
+              </w:rPr>
+              <w:t>10~14层</w:t>
+            </w:r>
+          </w:p>
+        </w:tc>
+        <w:tc>
+          <w:tcPr>
+            <w:tcW w:w="4261" w:type="dxa"/>
+          </w:tcPr>
+          <w:p>
+            <w:pPr>
+              <w:keepNext w:val="0"/>
+              <w:keepLines w:val="0"/>
+              <w:pageBreakBefore w:val="0"/>
+              <w:widowControl/>
+              <w:suppressLineNumbers w:val="0"/>
+              <w:kinsoku/>
+              <w:wordWrap w:val="0"/>
+              <w:overflowPunct/>
+              <w:topLinePunct w:val="0"/>
+              <w:autoSpaceDE/>
+              <w:autoSpaceDN/>
+              <w:bidi w:val="0"/>
+              <w:adjustRightInd/>
+              <w:snapToGrid/>
+              <w:spacing w:line="240" w:lineRule="auto"/>
+              <w:jc w:val="center"/>
+              <w:textAlignment w:val="auto"/>
+              <w:rPr>
+                <w:rFonts w:hint="default" w:ascii="Times New Roman" w:hAnsi="Times New Roman" w:eastAsia="宋体" w:cs="Times New Roman"/>
+                <w:b w:val="0"/>
+                <w:bCs w:val="0"/>
+                <w:i w:val="0"/>
+                <w:iCs w:val="0"/>
+                <w:caps w:val="0"/>
+                <w:color w:val="0F1115"/>
+                <w:spacing w:val="0"/>
+                <w:kern w:val="0"/>
+                <w:sz w:val="18"/>
+                <w:szCs w:val="18"/>
+                <w:lang w:val="en-US" w:eastAsia="zh-CN" w:bidi="ar"/>
+              </w:rPr>
+            </w:pPr>
+            <w:r>
+              <w:rPr>
+                <w:rFonts w:hint="default" w:ascii="Times New Roman" w:hAnsi="Times New Roman" w:eastAsia="宋体" w:cs="Times New Roman"/>
+                <w:b w:val="0"/>
+                <w:bCs w:val="0"/>
+                <w:i w:val="0"/>
+                <w:iCs w:val="0"/>
+                <w:caps w:val="0"/>
+                <w:color w:val="0F1115"/>
+                <w:spacing w:val="0"/>
+                <w:kern w:val="0"/>
+                <w:sz w:val="18"/>
+                <w:szCs w:val="18"/>
+                <w:lang w:val="en-US" w:eastAsia="zh-CN" w:bidi="ar"/>
+              </w:rPr>
+              <w:t>全部敌人开启1个变位</w:t>
+            </w:r>
+          </w:p>
+        </w:tc>
+      </w:tr>
+      <w:tr>
+        <w:tblPrEx>
+          <w:tblBorders>
+            <w:top w:val="single" w:color="auto" w:sz="4" w:space="0"/>
+            <w:left w:val="single" w:color="auto" w:sz="4" w:space="0"/>
+            <w:bottom w:val="single" w:color="auto" w:sz="4" w:space="0"/>
+            <w:right w:val="single" w:color="auto" w:sz="4" w:space="0"/>
+            <w:insideH w:val="single" w:color="auto" w:sz="4" w:space="0"/>
+            <w:insideV w:val="single" w:color="auto" w:sz="4" w:space="0"/>
+          </w:tblBorders>
+          <w:tblCellMar>
+            <w:left w:w="108" w:type="dxa"/>
+            <w:right w:w="108" w:type="dxa"/>
+          </w:tblCellMar>
+        </w:tblPrEx>
+        <w:tc>
+          <w:tcPr>
+            <w:tcW w:w="4261" w:type="dxa"/>
+          </w:tcPr>
+          <w:p>
+            <w:pPr>
+              <w:keepNext w:val="0"/>
+              <w:keepLines w:val="0"/>
+              <w:pageBreakBefore w:val="0"/>
+              <w:widowControl/>
+              <w:suppressLineNumbers w:val="0"/>
+              <w:kinsoku/>
+              <w:wordWrap w:val="0"/>
+              <w:overflowPunct/>
+              <w:topLinePunct w:val="0"/>
+              <w:autoSpaceDE/>
+              <w:autoSpaceDN/>
+              <w:bidi w:val="0"/>
+              <w:adjustRightInd/>
+              <w:snapToGrid/>
+              <w:spacing w:line="240" w:lineRule="auto"/>
+              <w:jc w:val="center"/>
+              <w:textAlignment w:val="auto"/>
+              <w:rPr>
+                <w:rFonts w:hint="default" w:ascii="Times New Roman" w:hAnsi="Times New Roman" w:eastAsia="宋体" w:cs="Times New Roman"/>
+                <w:b w:val="0"/>
+                <w:bCs w:val="0"/>
+                <w:i w:val="0"/>
+                <w:iCs w:val="0"/>
+                <w:caps w:val="0"/>
+                <w:color w:val="0F1115"/>
+                <w:spacing w:val="0"/>
+                <w:kern w:val="0"/>
+                <w:sz w:val="18"/>
+                <w:szCs w:val="18"/>
+                <w:lang w:val="en-US" w:eastAsia="zh-CN" w:bidi="ar"/>
+              </w:rPr>
+            </w:pPr>
+            <w:r>
+              <w:rPr>
+                <w:rFonts w:hint="default" w:ascii="Times New Roman" w:hAnsi="Times New Roman" w:eastAsia="宋体" w:cs="Times New Roman"/>
+                <w:b w:val="0"/>
+                <w:bCs w:val="0"/>
+                <w:i w:val="0"/>
+                <w:iCs w:val="0"/>
+                <w:caps w:val="0"/>
+                <w:color w:val="0F1115"/>
+                <w:spacing w:val="0"/>
+                <w:kern w:val="0"/>
+                <w:sz w:val="18"/>
+                <w:szCs w:val="18"/>
+                <w:lang w:val="en-US" w:eastAsia="zh-CN" w:bidi="ar"/>
+              </w:rPr>
+              <w:t>15~19层</w:t>
+            </w:r>
+          </w:p>
+        </w:tc>
+        <w:tc>
+          <w:tcPr>
+            <w:tcW w:w="4261" w:type="dxa"/>
+          </w:tcPr>
+          <w:p>
+            <w:pPr>
+              <w:keepNext w:val="0"/>
+              <w:keepLines w:val="0"/>
+              <w:pageBreakBefore w:val="0"/>
+              <w:widowControl/>
+              <w:suppressLineNumbers w:val="0"/>
+              <w:kinsoku/>
+              <w:wordWrap w:val="0"/>
+              <w:overflowPunct/>
+              <w:topLinePunct w:val="0"/>
+              <w:autoSpaceDE/>
+              <w:autoSpaceDN/>
+              <w:bidi w:val="0"/>
+              <w:adjustRightInd/>
+              <w:snapToGrid/>
+              <w:spacing w:line="240" w:lineRule="auto"/>
+              <w:jc w:val="center"/>
+              <w:textAlignment w:val="auto"/>
+              <w:rPr>
+                <w:rFonts w:hint="default" w:ascii="Times New Roman" w:hAnsi="Times New Roman" w:eastAsia="宋体" w:cs="Times New Roman"/>
+                <w:b w:val="0"/>
+                <w:bCs w:val="0"/>
+                <w:i w:val="0"/>
+                <w:iCs w:val="0"/>
+                <w:caps w:val="0"/>
+                <w:color w:val="0F1115"/>
+                <w:spacing w:val="0"/>
+                <w:kern w:val="0"/>
+                <w:sz w:val="18"/>
+                <w:szCs w:val="18"/>
+                <w:lang w:val="en-US" w:eastAsia="zh-CN" w:bidi="ar"/>
+              </w:rPr>
+            </w:pPr>
+            <w:r>
+              <w:rPr>
+                <w:rFonts w:hint="default" w:ascii="Times New Roman" w:hAnsi="Times New Roman" w:eastAsia="宋体" w:cs="Times New Roman"/>
+                <w:b w:val="0"/>
+                <w:bCs w:val="0"/>
+                <w:i w:val="0"/>
+                <w:iCs w:val="0"/>
+                <w:caps w:val="0"/>
+                <w:color w:val="0F1115"/>
+                <w:spacing w:val="0"/>
+                <w:kern w:val="0"/>
+                <w:sz w:val="18"/>
+                <w:szCs w:val="18"/>
+                <w:lang w:val="en-US" w:eastAsia="zh-CN" w:bidi="ar"/>
+              </w:rPr>
+              <w:t>大型/巨型敌人开启2个变位</w:t>
+            </w:r>
+          </w:p>
+        </w:tc>
+      </w:tr>
+      <w:tr>
+        <w:tblPrEx>
+          <w:tblBorders>
+            <w:top w:val="single" w:color="auto" w:sz="4" w:space="0"/>
+            <w:left w:val="single" w:color="auto" w:sz="4" w:space="0"/>
+            <w:bottom w:val="single" w:color="auto" w:sz="4" w:space="0"/>
+            <w:right w:val="single" w:color="auto" w:sz="4" w:space="0"/>
+            <w:insideH w:val="single" w:color="auto" w:sz="4" w:space="0"/>
+            <w:insideV w:val="single" w:color="auto" w:sz="4" w:space="0"/>
+          </w:tblBorders>
+          <w:tblCellMar>
+            <w:left w:w="108" w:type="dxa"/>
+            <w:right w:w="108" w:type="dxa"/>
+          </w:tblCellMar>
+        </w:tblPrEx>
+        <w:tc>
+          <w:tcPr>
+            <w:tcW w:w="4261" w:type="dxa"/>
+          </w:tcPr>
+          <w:p>
+            <w:pPr>
+              <w:keepNext w:val="0"/>
+              <w:keepLines w:val="0"/>
+              <w:pageBreakBefore w:val="0"/>
+              <w:widowControl/>
+              <w:suppressLineNumbers w:val="0"/>
+              <w:kinsoku/>
+              <w:wordWrap w:val="0"/>
+              <w:overflowPunct/>
+              <w:topLinePunct w:val="0"/>
+              <w:autoSpaceDE/>
+              <w:autoSpaceDN/>
+              <w:bidi w:val="0"/>
+              <w:adjustRightInd/>
+              <w:snapToGrid/>
+              <w:spacing w:line="240" w:lineRule="auto"/>
+              <w:jc w:val="center"/>
+              <w:textAlignment w:val="auto"/>
+              <w:rPr>
+                <w:rFonts w:hint="default" w:ascii="Times New Roman" w:hAnsi="Times New Roman" w:eastAsia="宋体" w:cs="Times New Roman"/>
+                <w:b w:val="0"/>
+                <w:bCs w:val="0"/>
+                <w:i w:val="0"/>
+                <w:iCs w:val="0"/>
+                <w:caps w:val="0"/>
+                <w:color w:val="0F1115"/>
+                <w:spacing w:val="0"/>
+                <w:kern w:val="0"/>
+                <w:sz w:val="18"/>
+                <w:szCs w:val="18"/>
+                <w:lang w:val="en-US" w:eastAsia="zh-CN" w:bidi="ar"/>
+              </w:rPr>
+            </w:pPr>
+            <w:r>
+              <w:rPr>
+                <w:rFonts w:hint="default" w:ascii="Times New Roman" w:hAnsi="Times New Roman" w:eastAsia="宋体" w:cs="Times New Roman"/>
+                <w:b w:val="0"/>
+                <w:bCs w:val="0"/>
+                <w:i w:val="0"/>
+                <w:iCs w:val="0"/>
+                <w:caps w:val="0"/>
+                <w:color w:val="0F1115"/>
+                <w:spacing w:val="0"/>
+                <w:kern w:val="0"/>
+                <w:sz w:val="18"/>
+                <w:szCs w:val="18"/>
+                <w:lang w:val="en-US" w:eastAsia="zh-CN" w:bidi="ar"/>
+              </w:rPr>
+              <w:t>20层+</w:t>
+            </w:r>
+          </w:p>
+        </w:tc>
+        <w:tc>
+          <w:tcPr>
+            <w:tcW w:w="4261" w:type="dxa"/>
+          </w:tcPr>
+          <w:p>
+            <w:pPr>
+              <w:keepNext w:val="0"/>
+              <w:keepLines w:val="0"/>
+              <w:pageBreakBefore w:val="0"/>
+              <w:widowControl/>
+              <w:suppressLineNumbers w:val="0"/>
+              <w:kinsoku/>
+              <w:wordWrap w:val="0"/>
+              <w:overflowPunct/>
+              <w:topLinePunct w:val="0"/>
+              <w:autoSpaceDE/>
+              <w:autoSpaceDN/>
+              <w:bidi w:val="0"/>
+              <w:adjustRightInd/>
+              <w:snapToGrid/>
+              <w:spacing w:line="240" w:lineRule="auto"/>
+              <w:jc w:val="center"/>
+              <w:textAlignment w:val="auto"/>
+              <w:rPr>
+                <w:rFonts w:hint="default" w:ascii="Times New Roman" w:hAnsi="Times New Roman" w:eastAsia="宋体" w:cs="Times New Roman"/>
+                <w:b w:val="0"/>
+                <w:bCs w:val="0"/>
+                <w:i w:val="0"/>
+                <w:iCs w:val="0"/>
+                <w:caps w:val="0"/>
+                <w:color w:val="0F1115"/>
+                <w:spacing w:val="0"/>
+                <w:kern w:val="0"/>
+                <w:sz w:val="18"/>
+                <w:szCs w:val="18"/>
+                <w:lang w:val="en-US" w:eastAsia="zh-CN" w:bidi="ar"/>
+              </w:rPr>
+            </w:pPr>
+            <w:r>
+              <w:rPr>
+                <w:rFonts w:hint="default" w:ascii="Times New Roman" w:hAnsi="Times New Roman" w:eastAsia="宋体" w:cs="Times New Roman"/>
+                <w:b w:val="0"/>
+                <w:bCs w:val="0"/>
+                <w:i w:val="0"/>
+                <w:iCs w:val="0"/>
+                <w:caps w:val="0"/>
+                <w:color w:val="0F1115"/>
+                <w:spacing w:val="0"/>
+                <w:kern w:val="0"/>
+                <w:sz w:val="18"/>
+                <w:szCs w:val="18"/>
+                <w:lang w:val="en-US" w:eastAsia="zh-CN" w:bidi="ar"/>
+              </w:rPr>
+              <w:t>全部敌人开启2个变位</w:t>
+            </w:r>
+          </w:p>
+        </w:tc>
+      </w:tr>
+    </w:tbl>
+    <w:p>
+      <w:pPr>
+        <w:keepNext w:val="0"/>
+        <w:keepLines w:val="0"/>
+        <w:pageBreakBefore w:val="0"/>
+        <w:widowControl w:val="0"/>
+        <w:kinsoku/>
+        <w:wordWrap w:val="0"/>
+        <w:overflowPunct/>
+        <w:topLinePunct w:val="0"/>
+        <w:autoSpaceDE/>
+        <w:autoSpaceDN/>
+        <w:bidi w:val="0"/>
+        <w:adjustRightInd/>
+        <w:snapToGrid/>
+        <w:spacing w:line="240" w:lineRule="auto"/>
+        <w:ind w:leftChars="0" w:firstLine="420" w:firstLineChars="0"/>
+        <w:jc w:val="both"/>
+        <w:textAlignment w:val="auto"/>
+        <w:rPr>
+          <w:rFonts w:hint="default" w:ascii="Times New Roman" w:hAnsi="Times New Roman" w:eastAsia="宋体" w:cs="Times New Roman"/>
+          <w:i w:val="0"/>
+          <w:iCs w:val="0"/>
+          <w:caps w:val="0"/>
+          <w:color w:val="0F1115"/>
+          <w:spacing w:val="0"/>
+          <w:kern w:val="2"/>
+          <w:sz w:val="24"/>
+          <w:szCs w:val="24"/>
+          <w:lang w:val="en-US" w:eastAsia="zh-CN" w:bidi="ar-SA"/>
+        </w:rPr>
+      </w:pPr>
+      <w:r>
+        <w:rPr>
+          <w:rFonts w:hint="default" w:ascii="Times New Roman" w:hAnsi="Times New Roman" w:eastAsia="宋体" w:cs="Times New Roman"/>
+          <w:i w:val="0"/>
+          <w:iCs w:val="0"/>
+          <w:caps w:val="0"/>
+          <w:color w:val="0F1115"/>
+          <w:spacing w:val="0"/>
+          <w:kern w:val="2"/>
+          <w:sz w:val="24"/>
+          <w:szCs w:val="24"/>
+          <w:lang w:val="en-US" w:eastAsia="zh-CN" w:bidi="ar-SA"/>
+        </w:rPr>
+        <w:t>变位槽作为功能槽的附加层，不单独占用槽位计数。具体敌人实际变位数 = min(体型允许上限, 当前进度允许上限)。空变位槽不产生修饰效果。变位刻印从当前层级的变位池中独立随机抽取，不受信息素影响。</w:t>
+      </w:r>
+    </w:p>
+    <w:p>
+      <w:pPr>
+        <w:keepNext w:val="0"/>
+        <w:keepLines w:val="0"/>
+        <w:pageBreakBefore w:val="0"/>
+        <w:widowControl w:val="0"/>
+        <w:kinsoku/>
+        <w:wordWrap w:val="0"/>
+        <w:overflowPunct/>
+        <w:topLinePunct w:val="0"/>
+        <w:autoSpaceDE/>
+        <w:autoSpaceDN/>
+        <w:bidi w:val="0"/>
+        <w:adjustRightInd/>
+        <w:snapToGrid/>
+        <w:spacing w:line="240" w:lineRule="auto"/>
+        <w:ind w:leftChars="0" w:firstLine="420" w:firstLineChars="0"/>
+        <w:jc w:val="both"/>
+        <w:textAlignment w:val="auto"/>
+        <w:rPr>
+          <w:rFonts w:hint="default" w:ascii="Times New Roman" w:hAnsi="Times New Roman" w:eastAsia="宋体" w:cs="Times New Roman"/>
+          <w:i w:val="0"/>
+          <w:iCs w:val="0"/>
+          <w:caps w:val="0"/>
+          <w:color w:val="0F1115"/>
+          <w:spacing w:val="0"/>
+          <w:kern w:val="2"/>
+          <w:sz w:val="24"/>
+          <w:szCs w:val="24"/>
+          <w:lang w:val="en-US" w:eastAsia="zh-CN" w:bidi="ar-SA"/>
+        </w:rPr>
+      </w:pPr>
+      <w:r>
+        <w:rPr>
+          <w:rFonts w:hint="default" w:ascii="Times New Roman" w:hAnsi="Times New Roman" w:eastAsia="宋体" w:cs="Times New Roman"/>
+          <w:i w:val="0"/>
+          <w:iCs w:val="0"/>
+          <w:caps w:val="0"/>
+          <w:color w:val="0F1115"/>
+          <w:spacing w:val="0"/>
+          <w:kern w:val="2"/>
+          <w:sz w:val="24"/>
+          <w:szCs w:val="24"/>
+          <w:lang w:val="en-US" w:eastAsia="zh-CN" w:bidi="ar-SA"/>
+        </w:rPr>
+        <w:t>设计意图：进度决定"世界允许几个变位"，体型决定"这个个体能挂载几个变位"，两者取最小。变位与进度挂钩，使"越深层敌人越复杂"的压迫感逐层递进，与每五层的环境异象形成双节奏压迫。</w:t>
+      </w:r>
+    </w:p>
+    <w:p>
+      <w:pPr>
+        <w:keepNext w:val="0"/>
+        <w:keepLines w:val="0"/>
+        <w:pageBreakBefore w:val="0"/>
+        <w:widowControl w:val="0"/>
+        <w:kinsoku/>
+        <w:wordWrap w:val="0"/>
+        <w:overflowPunct/>
+        <w:topLinePunct w:val="0"/>
+        <w:autoSpaceDE/>
+        <w:autoSpaceDN/>
+        <w:bidi w:val="0"/>
+        <w:adjustRightInd/>
+        <w:snapToGrid/>
+        <w:spacing w:line="240" w:lineRule="auto"/>
+        <w:ind w:leftChars="0" w:firstLine="420" w:firstLineChars="0"/>
+        <w:jc w:val="both"/>
+        <w:textAlignment w:val="auto"/>
+        <w:rPr>
+          <w:rFonts w:hint="default" w:ascii="Times New Roman" w:hAnsi="Times New Roman" w:eastAsia="宋体" w:cs="Times New Roman"/>
+          <w:i w:val="0"/>
+          <w:iCs w:val="0"/>
+          <w:caps w:val="0"/>
+          <w:color w:val="0F1115"/>
+          <w:spacing w:val="0"/>
+          <w:kern w:val="2"/>
+          <w:sz w:val="24"/>
+          <w:szCs w:val="24"/>
+          <w:lang w:val="en-US" w:eastAsia="zh-CN" w:bidi="ar-SA"/>
+        </w:rPr>
+      </w:pPr>
+    </w:p>
+    <w:p>
+      <w:pPr>
+        <w:keepNext w:val="0"/>
+        <w:keepLines w:val="0"/>
+        <w:pageBreakBefore w:val="0"/>
+        <w:widowControl/>
+        <w:suppressLineNumbers w:val="0"/>
+        <w:kinsoku/>
+        <w:wordWrap w:val="0"/>
+        <w:overflowPunct/>
+        <w:topLinePunct w:val="0"/>
+        <w:autoSpaceDE/>
+        <w:autoSpaceDN/>
+        <w:bidi w:val="0"/>
+        <w:adjustRightInd/>
+        <w:snapToGrid/>
+        <w:spacing w:before="0" w:beforeAutospacing="0" w:after="0" w:afterAutospacing="0" w:line="240" w:lineRule="auto"/>
+        <w:ind w:left="0" w:leftChars="0" w:right="0" w:rightChars="0" w:firstLine="0" w:firstLineChars="0"/>
+        <w:jc w:val="left"/>
+        <w:textAlignment w:val="auto"/>
+        <w:outlineLvl w:val="2"/>
+        <w:rPr>
+          <w:rFonts w:hint="default" w:ascii="Times New Roman" w:hAnsi="Times New Roman" w:eastAsia="宋体" w:cs="Times New Roman"/>
+          <w:b/>
+          <w:bCs/>
+          <w:caps w:val="0"/>
+          <w:color w:val="0F1115"/>
+          <w:spacing w:val="0"/>
+          <w:kern w:val="0"/>
+          <w:sz w:val="24"/>
+          <w:szCs w:val="24"/>
+          <w:lang w:val="en-US" w:eastAsia="zh-CN" w:bidi="ar"/>
+        </w:rPr>
+      </w:pPr>
+      <w:bookmarkStart w:id="13" w:name="_Toc2692"/>
+      <w:r>
+        <w:rPr>
+          <w:rFonts w:hint="default" w:ascii="Times New Roman" w:hAnsi="Times New Roman" w:eastAsia="宋体" w:cs="Times New Roman"/>
+          <w:b/>
+          <w:bCs/>
+          <w:caps w:val="0"/>
+          <w:color w:val="0F1115"/>
+          <w:spacing w:val="0"/>
+          <w:kern w:val="0"/>
+          <w:sz w:val="24"/>
+          <w:szCs w:val="24"/>
+          <w:lang w:val="en-US" w:eastAsia="zh-CN" w:bidi="ar"/>
+        </w:rPr>
+        <w:t>2.3.2.时机驱动的分层AI决策</w:t>
+      </w:r>
+      <w:bookmarkEnd w:id="13"/>
+    </w:p>
+    <w:p>
+      <w:pPr>
+        <w:keepNext w:val="0"/>
+        <w:keepLines w:val="0"/>
+        <w:pageBreakBefore w:val="0"/>
+        <w:widowControl w:val="0"/>
+        <w:kinsoku/>
+        <w:wordWrap w:val="0"/>
+        <w:overflowPunct/>
+        <w:topLinePunct w:val="0"/>
+        <w:autoSpaceDE/>
+        <w:autoSpaceDN/>
+        <w:bidi w:val="0"/>
+        <w:adjustRightInd/>
+        <w:snapToGrid/>
+        <w:spacing w:line="240" w:lineRule="auto"/>
+        <w:ind w:leftChars="0" w:firstLine="420" w:firstLineChars="0"/>
+        <w:jc w:val="both"/>
+        <w:textAlignment w:val="auto"/>
+        <w:rPr>
+          <w:rFonts w:hint="default" w:ascii="Times New Roman" w:hAnsi="Times New Roman" w:eastAsia="宋体" w:cs="Times New Roman"/>
+          <w:b w:val="0"/>
+          <w:bCs w:val="0"/>
+          <w:i w:val="0"/>
+          <w:iCs w:val="0"/>
+          <w:caps w:val="0"/>
+          <w:color w:val="0F1115"/>
+          <w:spacing w:val="0"/>
+          <w:kern w:val="2"/>
+          <w:sz w:val="24"/>
+          <w:szCs w:val="24"/>
+          <w:lang w:val="en-US" w:eastAsia="zh-CN" w:bidi="ar-SA"/>
+        </w:rPr>
+      </w:pPr>
+      <w:r>
+        <w:rPr>
+          <w:rFonts w:hint="default" w:ascii="Times New Roman" w:hAnsi="Times New Roman" w:eastAsia="宋体" w:cs="Times New Roman"/>
+          <w:b w:val="0"/>
+          <w:bCs w:val="0"/>
+          <w:i w:val="0"/>
+          <w:iCs w:val="0"/>
+          <w:caps w:val="0"/>
+          <w:color w:val="0F1115"/>
+          <w:spacing w:val="0"/>
+          <w:kern w:val="2"/>
+          <w:sz w:val="24"/>
+          <w:szCs w:val="24"/>
+          <w:lang w:val="en-US" w:eastAsia="zh-CN" w:bidi="ar-SA"/>
+        </w:rPr>
+        <w:t>敌人AI采用固定行为树骨架 + 时机驱动的标签查询，不采用权重混算。仅本位标签参与行为决策，变位标签被忽略（变位不改变技能的主要逻辑，仅修饰效果）。决策分为三层，按执行时机分层查询：</w:t>
+      </w:r>
+    </w:p>
+    <w:p>
+      <w:pPr>
+        <w:keepNext w:val="0"/>
+        <w:keepLines w:val="0"/>
+        <w:pageBreakBefore w:val="0"/>
+        <w:widowControl w:val="0"/>
+        <w:kinsoku/>
+        <w:wordWrap w:val="0"/>
+        <w:overflowPunct/>
+        <w:topLinePunct w:val="0"/>
+        <w:autoSpaceDE/>
+        <w:autoSpaceDN/>
+        <w:bidi w:val="0"/>
+        <w:adjustRightInd/>
+        <w:snapToGrid/>
+        <w:spacing w:line="240" w:lineRule="auto"/>
+        <w:ind w:leftChars="0" w:firstLine="420" w:firstLineChars="0"/>
+        <w:jc w:val="both"/>
+        <w:textAlignment w:val="auto"/>
+        <w:rPr>
+          <w:rFonts w:hint="default" w:ascii="Times New Roman" w:hAnsi="Times New Roman" w:eastAsia="宋体" w:cs="Times New Roman"/>
+          <w:i w:val="0"/>
+          <w:iCs w:val="0"/>
+          <w:caps w:val="0"/>
+          <w:color w:val="0F1115"/>
+          <w:spacing w:val="0"/>
+          <w:kern w:val="2"/>
+          <w:sz w:val="24"/>
+          <w:szCs w:val="24"/>
+          <w:lang w:val="en-US" w:eastAsia="zh-CN" w:bidi="ar-SA"/>
+        </w:rPr>
+      </w:pPr>
+      <w:r>
+        <w:rPr>
+          <w:rFonts w:hint="default" w:ascii="Times New Roman" w:hAnsi="Times New Roman" w:eastAsia="宋体" w:cs="Times New Roman"/>
+          <w:i w:val="0"/>
+          <w:iCs w:val="0"/>
+          <w:caps w:val="0"/>
+          <w:color w:val="0F1115"/>
+          <w:spacing w:val="0"/>
+          <w:kern w:val="2"/>
+          <w:sz w:val="24"/>
+          <w:szCs w:val="24"/>
+          <w:lang w:val="en-US" w:eastAsia="zh-CN" w:bidi="ar-SA"/>
+        </w:rPr>
+        <w:t>位移决策（刚被赋予 / 受到威胁时触发）：读取位移槽刻印的本位标签</w:t>
+      </w:r>
+      <w:r>
+        <w:rPr>
+          <w:rFonts w:hint="eastAsia" w:ascii="Times New Roman" w:hAnsi="Times New Roman" w:eastAsia="宋体" w:cs="Times New Roman"/>
+          <w:i w:val="0"/>
+          <w:iCs w:val="0"/>
+          <w:caps w:val="0"/>
+          <w:color w:val="0F1115"/>
+          <w:spacing w:val="0"/>
+          <w:kern w:val="2"/>
+          <w:sz w:val="24"/>
+          <w:szCs w:val="24"/>
+          <w:lang w:val="en-US" w:eastAsia="zh-CN" w:bidi="ar-SA"/>
+        </w:rPr>
+        <w:t>，</w:t>
+      </w:r>
+      <w:r>
+        <w:rPr>
+          <w:rFonts w:hint="default" w:ascii="Times New Roman" w:hAnsi="Times New Roman" w:eastAsia="宋体" w:cs="Times New Roman"/>
+          <w:i w:val="0"/>
+          <w:iCs w:val="0"/>
+          <w:caps w:val="0"/>
+          <w:color w:val="0F1115"/>
+          <w:spacing w:val="0"/>
+          <w:kern w:val="2"/>
+          <w:sz w:val="24"/>
+          <w:szCs w:val="24"/>
+          <w:lang w:val="en-US" w:eastAsia="zh-CN" w:bidi="ar-SA"/>
+        </w:rPr>
+        <w:t>Dash向玩家方向突进</w:t>
+      </w:r>
+      <w:r>
+        <w:rPr>
+          <w:rFonts w:hint="eastAsia" w:ascii="Times New Roman" w:hAnsi="Times New Roman" w:eastAsia="宋体" w:cs="Times New Roman"/>
+          <w:i w:val="0"/>
+          <w:iCs w:val="0"/>
+          <w:caps w:val="0"/>
+          <w:color w:val="0F1115"/>
+          <w:spacing w:val="0"/>
+          <w:kern w:val="2"/>
+          <w:sz w:val="24"/>
+          <w:szCs w:val="24"/>
+          <w:lang w:val="en-US" w:eastAsia="zh-CN" w:bidi="ar-SA"/>
+        </w:rPr>
+        <w:t>，</w:t>
+      </w:r>
+      <w:r>
+        <w:rPr>
+          <w:rFonts w:hint="default" w:ascii="Times New Roman" w:hAnsi="Times New Roman" w:eastAsia="宋体" w:cs="Times New Roman"/>
+          <w:i w:val="0"/>
+          <w:iCs w:val="0"/>
+          <w:caps w:val="0"/>
+          <w:color w:val="0F1115"/>
+          <w:spacing w:val="0"/>
+          <w:kern w:val="2"/>
+          <w:sz w:val="24"/>
+          <w:szCs w:val="24"/>
+          <w:lang w:val="en-US" w:eastAsia="zh-CN" w:bidi="ar-SA"/>
+        </w:rPr>
+        <w:t>Escape远离玩家（向后/侧向位移）</w:t>
+      </w:r>
+      <w:r>
+        <w:rPr>
+          <w:rFonts w:hint="eastAsia" w:ascii="Times New Roman" w:hAnsi="Times New Roman" w:eastAsia="宋体" w:cs="Times New Roman"/>
+          <w:i w:val="0"/>
+          <w:iCs w:val="0"/>
+          <w:caps w:val="0"/>
+          <w:color w:val="0F1115"/>
+          <w:spacing w:val="0"/>
+          <w:kern w:val="2"/>
+          <w:sz w:val="24"/>
+          <w:szCs w:val="24"/>
+          <w:lang w:val="en-US" w:eastAsia="zh-CN" w:bidi="ar-SA"/>
+        </w:rPr>
+        <w:t>，</w:t>
+      </w:r>
+      <w:r>
+        <w:rPr>
+          <w:rFonts w:hint="default" w:ascii="Times New Roman" w:hAnsi="Times New Roman" w:eastAsia="宋体" w:cs="Times New Roman"/>
+          <w:i w:val="0"/>
+          <w:iCs w:val="0"/>
+          <w:caps w:val="0"/>
+          <w:color w:val="0F1115"/>
+          <w:spacing w:val="0"/>
+          <w:kern w:val="2"/>
+          <w:sz w:val="24"/>
+          <w:szCs w:val="24"/>
+          <w:lang w:val="en-US" w:eastAsia="zh-CN" w:bidi="ar-SA"/>
+        </w:rPr>
+        <w:t>无标签 / 空槽 不主动使用位移</w:t>
+      </w:r>
+      <w:r>
+        <w:rPr>
+          <w:rFonts w:hint="eastAsia" w:ascii="Times New Roman" w:hAnsi="Times New Roman" w:eastAsia="宋体" w:cs="Times New Roman"/>
+          <w:i w:val="0"/>
+          <w:iCs w:val="0"/>
+          <w:caps w:val="0"/>
+          <w:color w:val="0F1115"/>
+          <w:spacing w:val="0"/>
+          <w:kern w:val="2"/>
+          <w:sz w:val="24"/>
+          <w:szCs w:val="24"/>
+          <w:lang w:val="en-US" w:eastAsia="zh-CN" w:bidi="ar-SA"/>
+        </w:rPr>
+        <w:t>。</w:t>
+      </w:r>
+    </w:p>
+    <w:p>
+      <w:pPr>
+        <w:keepNext w:val="0"/>
+        <w:keepLines w:val="0"/>
+        <w:pageBreakBefore w:val="0"/>
+        <w:widowControl w:val="0"/>
+        <w:kinsoku/>
+        <w:wordWrap w:val="0"/>
+        <w:overflowPunct/>
+        <w:topLinePunct w:val="0"/>
+        <w:autoSpaceDE/>
+        <w:autoSpaceDN/>
+        <w:bidi w:val="0"/>
+        <w:adjustRightInd/>
+        <w:snapToGrid/>
+        <w:spacing w:line="240" w:lineRule="auto"/>
+        <w:ind w:left="0" w:leftChars="0" w:firstLine="420" w:firstLineChars="0"/>
+        <w:jc w:val="both"/>
+        <w:textAlignment w:val="auto"/>
+        <w:rPr>
+          <w:rFonts w:hint="default" w:ascii="Times New Roman" w:hAnsi="Times New Roman" w:eastAsia="宋体" w:cs="Times New Roman"/>
+          <w:i w:val="0"/>
+          <w:iCs w:val="0"/>
+          <w:caps w:val="0"/>
+          <w:color w:val="0F1115"/>
+          <w:spacing w:val="0"/>
+          <w:kern w:val="2"/>
+          <w:sz w:val="24"/>
+          <w:szCs w:val="24"/>
+          <w:lang w:val="en-US" w:eastAsia="zh-CN" w:bidi="ar-SA"/>
+        </w:rPr>
+      </w:pPr>
+      <w:r>
+        <w:rPr>
+          <w:rFonts w:hint="default" w:ascii="Times New Roman" w:hAnsi="Times New Roman" w:eastAsia="宋体" w:cs="Times New Roman"/>
+          <w:i w:val="0"/>
+          <w:iCs w:val="0"/>
+          <w:caps w:val="0"/>
+          <w:color w:val="0F1115"/>
+          <w:spacing w:val="0"/>
+          <w:kern w:val="2"/>
+          <w:sz w:val="24"/>
+          <w:szCs w:val="24"/>
+          <w:lang w:val="en-US" w:eastAsia="zh-CN" w:bidi="ar-SA"/>
+        </w:rPr>
+        <w:t>技能决策（技能槽冷却完毕时触发）：读取技能槽刻印的本位标签</w:t>
+      </w:r>
+      <w:r>
+        <w:rPr>
+          <w:rFonts w:hint="eastAsia" w:ascii="Times New Roman" w:hAnsi="Times New Roman" w:eastAsia="宋体" w:cs="Times New Roman"/>
+          <w:i w:val="0"/>
+          <w:iCs w:val="0"/>
+          <w:caps w:val="0"/>
+          <w:color w:val="0F1115"/>
+          <w:spacing w:val="0"/>
+          <w:kern w:val="2"/>
+          <w:sz w:val="24"/>
+          <w:szCs w:val="24"/>
+          <w:lang w:val="en-US" w:eastAsia="zh-CN" w:bidi="ar-SA"/>
+        </w:rPr>
+        <w:t>，</w:t>
+      </w:r>
+      <w:r>
+        <w:rPr>
+          <w:rFonts w:hint="default" w:ascii="Times New Roman" w:hAnsi="Times New Roman" w:eastAsia="宋体" w:cs="Times New Roman"/>
+          <w:i w:val="0"/>
+          <w:iCs w:val="0"/>
+          <w:caps w:val="0"/>
+          <w:color w:val="0F1115"/>
+          <w:spacing w:val="0"/>
+          <w:kern w:val="2"/>
+          <w:sz w:val="24"/>
+          <w:szCs w:val="24"/>
+          <w:lang w:val="en-US" w:eastAsia="zh-CN" w:bidi="ar-SA"/>
+        </w:rPr>
+        <w:t>Ranged保持 600~1000 距离释放</w:t>
+      </w:r>
+      <w:r>
+        <w:rPr>
+          <w:rFonts w:hint="eastAsia" w:ascii="Times New Roman" w:hAnsi="Times New Roman" w:eastAsia="宋体" w:cs="Times New Roman"/>
+          <w:i w:val="0"/>
+          <w:iCs w:val="0"/>
+          <w:caps w:val="0"/>
+          <w:color w:val="0F1115"/>
+          <w:spacing w:val="0"/>
+          <w:kern w:val="2"/>
+          <w:sz w:val="24"/>
+          <w:szCs w:val="24"/>
+          <w:lang w:val="en-US" w:eastAsia="zh-CN" w:bidi="ar-SA"/>
+        </w:rPr>
+        <w:t>，</w:t>
+      </w:r>
+      <w:r>
+        <w:rPr>
+          <w:rFonts w:hint="default" w:ascii="Times New Roman" w:hAnsi="Times New Roman" w:eastAsia="宋体" w:cs="Times New Roman"/>
+          <w:i w:val="0"/>
+          <w:iCs w:val="0"/>
+          <w:caps w:val="0"/>
+          <w:color w:val="0F1115"/>
+          <w:spacing w:val="0"/>
+          <w:kern w:val="2"/>
+          <w:sz w:val="24"/>
+          <w:szCs w:val="24"/>
+          <w:lang w:val="en-US" w:eastAsia="zh-CN" w:bidi="ar-SA"/>
+        </w:rPr>
+        <w:t>Melee移动到近战范围（&lt; 200）释放</w:t>
+      </w:r>
+      <w:r>
+        <w:rPr>
+          <w:rFonts w:hint="eastAsia" w:ascii="Times New Roman" w:hAnsi="Times New Roman" w:eastAsia="宋体" w:cs="Times New Roman"/>
+          <w:i w:val="0"/>
+          <w:iCs w:val="0"/>
+          <w:caps w:val="0"/>
+          <w:color w:val="0F1115"/>
+          <w:spacing w:val="0"/>
+          <w:kern w:val="2"/>
+          <w:sz w:val="24"/>
+          <w:szCs w:val="24"/>
+          <w:lang w:val="en-US" w:eastAsia="zh-CN" w:bidi="ar-SA"/>
+        </w:rPr>
+        <w:t>，</w:t>
+      </w:r>
+      <w:r>
+        <w:rPr>
+          <w:rFonts w:hint="default" w:ascii="Times New Roman" w:hAnsi="Times New Roman" w:eastAsia="宋体" w:cs="Times New Roman"/>
+          <w:i w:val="0"/>
+          <w:iCs w:val="0"/>
+          <w:caps w:val="0"/>
+          <w:color w:val="0F1115"/>
+          <w:spacing w:val="0"/>
+          <w:kern w:val="2"/>
+          <w:sz w:val="24"/>
+          <w:szCs w:val="24"/>
+          <w:lang w:val="en-US" w:eastAsia="zh-CN" w:bidi="ar-SA"/>
+        </w:rPr>
+        <w:t>AOE移动到玩家当前位置释放</w:t>
+      </w:r>
+      <w:r>
+        <w:rPr>
+          <w:rFonts w:hint="eastAsia" w:ascii="Times New Roman" w:hAnsi="Times New Roman" w:eastAsia="宋体" w:cs="Times New Roman"/>
+          <w:i w:val="0"/>
+          <w:iCs w:val="0"/>
+          <w:caps w:val="0"/>
+          <w:color w:val="0F1115"/>
+          <w:spacing w:val="0"/>
+          <w:kern w:val="2"/>
+          <w:sz w:val="24"/>
+          <w:szCs w:val="24"/>
+          <w:lang w:val="en-US" w:eastAsia="zh-CN" w:bidi="ar-SA"/>
+        </w:rPr>
+        <w:t>，</w:t>
+      </w:r>
+      <w:r>
+        <w:rPr>
+          <w:rFonts w:hint="default" w:ascii="Times New Roman" w:hAnsi="Times New Roman" w:eastAsia="宋体" w:cs="Times New Roman"/>
+          <w:i w:val="0"/>
+          <w:iCs w:val="0"/>
+          <w:caps w:val="0"/>
+          <w:color w:val="0F1115"/>
+          <w:spacing w:val="0"/>
+          <w:kern w:val="2"/>
+          <w:sz w:val="24"/>
+          <w:szCs w:val="24"/>
+          <w:lang w:val="en-US" w:eastAsia="zh-CN" w:bidi="ar-SA"/>
+        </w:rPr>
+        <w:t>Heal生命 &lt; 50% 时释放</w:t>
+      </w:r>
+      <w:r>
+        <w:rPr>
+          <w:rFonts w:hint="eastAsia" w:ascii="Times New Roman" w:hAnsi="Times New Roman" w:eastAsia="宋体" w:cs="Times New Roman"/>
+          <w:i w:val="0"/>
+          <w:iCs w:val="0"/>
+          <w:caps w:val="0"/>
+          <w:color w:val="0F1115"/>
+          <w:spacing w:val="0"/>
+          <w:kern w:val="2"/>
+          <w:sz w:val="24"/>
+          <w:szCs w:val="24"/>
+          <w:lang w:val="en-US" w:eastAsia="zh-CN" w:bidi="ar-SA"/>
+        </w:rPr>
+        <w:t>，</w:t>
+      </w:r>
+      <w:r>
+        <w:rPr>
+          <w:rFonts w:hint="default" w:ascii="Times New Roman" w:hAnsi="Times New Roman" w:eastAsia="宋体" w:cs="Times New Roman"/>
+          <w:i w:val="0"/>
+          <w:iCs w:val="0"/>
+          <w:caps w:val="0"/>
+          <w:color w:val="0F1115"/>
+          <w:spacing w:val="0"/>
+          <w:kern w:val="2"/>
+          <w:sz w:val="24"/>
+          <w:szCs w:val="24"/>
+          <w:lang w:val="en-US" w:eastAsia="zh-CN" w:bidi="ar-SA"/>
+        </w:rPr>
+        <w:t>无标签默认近战范围释放</w:t>
+      </w:r>
+      <w:r>
+        <w:rPr>
+          <w:rFonts w:hint="eastAsia" w:ascii="Times New Roman" w:hAnsi="Times New Roman" w:eastAsia="宋体" w:cs="Times New Roman"/>
+          <w:i w:val="0"/>
+          <w:iCs w:val="0"/>
+          <w:caps w:val="0"/>
+          <w:color w:val="0F1115"/>
+          <w:spacing w:val="0"/>
+          <w:kern w:val="2"/>
+          <w:sz w:val="24"/>
+          <w:szCs w:val="24"/>
+          <w:lang w:val="en-US" w:eastAsia="zh-CN" w:bidi="ar-SA"/>
+        </w:rPr>
+        <w:t>。</w:t>
+      </w:r>
+    </w:p>
+    <w:p>
+      <w:pPr>
+        <w:keepNext w:val="0"/>
+        <w:keepLines w:val="0"/>
+        <w:pageBreakBefore w:val="0"/>
+        <w:widowControl w:val="0"/>
+        <w:kinsoku/>
+        <w:wordWrap w:val="0"/>
+        <w:overflowPunct/>
+        <w:topLinePunct w:val="0"/>
+        <w:autoSpaceDE/>
+        <w:autoSpaceDN/>
+        <w:bidi w:val="0"/>
+        <w:adjustRightInd/>
+        <w:snapToGrid/>
+        <w:spacing w:line="240" w:lineRule="auto"/>
+        <w:ind w:left="0" w:leftChars="0" w:firstLine="420" w:firstLineChars="0"/>
+        <w:jc w:val="both"/>
+        <w:textAlignment w:val="auto"/>
+        <w:rPr>
+          <w:rFonts w:hint="default" w:ascii="Times New Roman" w:hAnsi="Times New Roman" w:eastAsia="宋体" w:cs="Times New Roman"/>
+          <w:i w:val="0"/>
+          <w:iCs w:val="0"/>
+          <w:caps w:val="0"/>
+          <w:color w:val="0F1115"/>
+          <w:spacing w:val="0"/>
+          <w:kern w:val="2"/>
+          <w:sz w:val="24"/>
+          <w:szCs w:val="24"/>
+          <w:lang w:val="en-US" w:eastAsia="zh-CN" w:bidi="ar-SA"/>
+        </w:rPr>
+      </w:pPr>
+      <w:r>
+        <w:rPr>
+          <w:rFonts w:hint="default" w:ascii="Times New Roman" w:hAnsi="Times New Roman" w:eastAsia="宋体" w:cs="Times New Roman"/>
+          <w:i w:val="0"/>
+          <w:iCs w:val="0"/>
+          <w:caps w:val="0"/>
+          <w:color w:val="0F1115"/>
+          <w:spacing w:val="0"/>
+          <w:kern w:val="2"/>
+          <w:sz w:val="24"/>
+          <w:szCs w:val="24"/>
+          <w:lang w:val="en-US" w:eastAsia="zh-CN" w:bidi="ar-SA"/>
+        </w:rPr>
+        <w:t>普攻决策（技能槽冷却中时触发）：读取普攻槽刻印的本位标签</w:t>
+      </w:r>
+      <w:r>
+        <w:rPr>
+          <w:rFonts w:hint="eastAsia" w:ascii="Times New Roman" w:hAnsi="Times New Roman" w:eastAsia="宋体" w:cs="Times New Roman"/>
+          <w:i w:val="0"/>
+          <w:iCs w:val="0"/>
+          <w:caps w:val="0"/>
+          <w:color w:val="0F1115"/>
+          <w:spacing w:val="0"/>
+          <w:kern w:val="2"/>
+          <w:sz w:val="24"/>
+          <w:szCs w:val="24"/>
+          <w:lang w:val="en-US" w:eastAsia="zh-CN" w:bidi="ar-SA"/>
+        </w:rPr>
+        <w:t>，</w:t>
+      </w:r>
+      <w:r>
+        <w:rPr>
+          <w:rFonts w:hint="default" w:ascii="Times New Roman" w:hAnsi="Times New Roman" w:eastAsia="宋体" w:cs="Times New Roman"/>
+          <w:i w:val="0"/>
+          <w:iCs w:val="0"/>
+          <w:caps w:val="0"/>
+          <w:color w:val="0F1115"/>
+          <w:spacing w:val="0"/>
+          <w:kern w:val="2"/>
+          <w:sz w:val="24"/>
+          <w:szCs w:val="24"/>
+          <w:lang w:val="en-US" w:eastAsia="zh-CN" w:bidi="ar-SA"/>
+        </w:rPr>
+        <w:t>Ranged保持 600~1000 距离循环普攻</w:t>
+      </w:r>
+      <w:r>
+        <w:rPr>
+          <w:rFonts w:hint="eastAsia" w:ascii="Times New Roman" w:hAnsi="Times New Roman" w:eastAsia="宋体" w:cs="Times New Roman"/>
+          <w:i w:val="0"/>
+          <w:iCs w:val="0"/>
+          <w:caps w:val="0"/>
+          <w:color w:val="0F1115"/>
+          <w:spacing w:val="0"/>
+          <w:kern w:val="2"/>
+          <w:sz w:val="24"/>
+          <w:szCs w:val="24"/>
+          <w:lang w:val="en-US" w:eastAsia="zh-CN" w:bidi="ar-SA"/>
+        </w:rPr>
+        <w:t>，</w:t>
+      </w:r>
+      <w:r>
+        <w:rPr>
+          <w:rFonts w:hint="default" w:ascii="Times New Roman" w:hAnsi="Times New Roman" w:eastAsia="宋体" w:cs="Times New Roman"/>
+          <w:i w:val="0"/>
+          <w:iCs w:val="0"/>
+          <w:caps w:val="0"/>
+          <w:color w:val="0F1115"/>
+          <w:spacing w:val="0"/>
+          <w:kern w:val="2"/>
+          <w:sz w:val="24"/>
+          <w:szCs w:val="24"/>
+          <w:lang w:val="en-US" w:eastAsia="zh-CN" w:bidi="ar-SA"/>
+        </w:rPr>
+        <w:t>Melee近战范围循环普攻</w:t>
+      </w:r>
+      <w:r>
+        <w:rPr>
+          <w:rFonts w:hint="eastAsia" w:ascii="Times New Roman" w:hAnsi="Times New Roman" w:eastAsia="宋体" w:cs="Times New Roman"/>
+          <w:i w:val="0"/>
+          <w:iCs w:val="0"/>
+          <w:caps w:val="0"/>
+          <w:color w:val="0F1115"/>
+          <w:spacing w:val="0"/>
+          <w:kern w:val="2"/>
+          <w:sz w:val="24"/>
+          <w:szCs w:val="24"/>
+          <w:lang w:val="en-US" w:eastAsia="zh-CN" w:bidi="ar-SA"/>
+        </w:rPr>
+        <w:t>，</w:t>
+      </w:r>
+      <w:r>
+        <w:rPr>
+          <w:rFonts w:hint="default" w:ascii="Times New Roman" w:hAnsi="Times New Roman" w:eastAsia="宋体" w:cs="Times New Roman"/>
+          <w:i w:val="0"/>
+          <w:iCs w:val="0"/>
+          <w:caps w:val="0"/>
+          <w:color w:val="0F1115"/>
+          <w:spacing w:val="0"/>
+          <w:kern w:val="2"/>
+          <w:sz w:val="24"/>
+          <w:szCs w:val="24"/>
+          <w:lang w:val="en-US" w:eastAsia="zh-CN" w:bidi="ar-SA"/>
+        </w:rPr>
+        <w:t>无标签 / 空槽 → 默认近战挥击</w:t>
+      </w:r>
+      <w:r>
+        <w:rPr>
+          <w:rFonts w:hint="eastAsia" w:ascii="Times New Roman" w:hAnsi="Times New Roman" w:eastAsia="宋体" w:cs="Times New Roman"/>
+          <w:i w:val="0"/>
+          <w:iCs w:val="0"/>
+          <w:caps w:val="0"/>
+          <w:color w:val="0F1115"/>
+          <w:spacing w:val="0"/>
+          <w:kern w:val="2"/>
+          <w:sz w:val="24"/>
+          <w:szCs w:val="24"/>
+          <w:lang w:val="en-US" w:eastAsia="zh-CN" w:bidi="ar-SA"/>
+        </w:rPr>
+        <w:t>。</w:t>
+      </w:r>
+    </w:p>
+    <w:p>
+      <w:pPr>
+        <w:keepNext w:val="0"/>
+        <w:keepLines w:val="0"/>
+        <w:pageBreakBefore w:val="0"/>
+        <w:widowControl w:val="0"/>
+        <w:kinsoku/>
+        <w:wordWrap w:val="0"/>
+        <w:overflowPunct/>
+        <w:topLinePunct w:val="0"/>
+        <w:autoSpaceDE/>
+        <w:autoSpaceDN/>
+        <w:bidi w:val="0"/>
+        <w:adjustRightInd/>
+        <w:snapToGrid/>
+        <w:spacing w:line="240" w:lineRule="auto"/>
+        <w:ind w:leftChars="0" w:firstLine="420" w:firstLineChars="0"/>
+        <w:jc w:val="both"/>
+        <w:textAlignment w:val="auto"/>
+        <w:rPr>
+          <w:rFonts w:hint="default" w:ascii="Times New Roman" w:hAnsi="Times New Roman" w:eastAsia="宋体" w:cs="Times New Roman"/>
+          <w:i w:val="0"/>
+          <w:iCs w:val="0"/>
+          <w:caps w:val="0"/>
+          <w:color w:val="0F1115"/>
+          <w:spacing w:val="0"/>
+          <w:kern w:val="2"/>
+          <w:sz w:val="24"/>
+          <w:szCs w:val="24"/>
+          <w:lang w:val="en-US" w:eastAsia="zh-CN" w:bidi="ar-SA"/>
+        </w:rPr>
+      </w:pPr>
+      <w:r>
+        <w:rPr>
+          <w:rFonts w:hint="default" w:ascii="Times New Roman" w:hAnsi="Times New Roman" w:eastAsia="宋体" w:cs="Times New Roman"/>
+          <w:i w:val="0"/>
+          <w:iCs w:val="0"/>
+          <w:caps w:val="0"/>
+          <w:color w:val="0F1115"/>
+          <w:spacing w:val="0"/>
+          <w:kern w:val="2"/>
+          <w:sz w:val="24"/>
+          <w:szCs w:val="24"/>
+          <w:lang w:val="en-US" w:eastAsia="zh-CN" w:bidi="ar-SA"/>
+        </w:rPr>
+        <w:t>行为标签定义：</w:t>
+      </w:r>
+    </w:p>
+    <w:tbl>
+      <w:tblPr>
+        <w:tblStyle w:val="14"/>
+        <w:tblW w:w="0" w:type="auto"/>
+        <w:tblInd w:w="0" w:type="dxa"/>
+        <w:tblBorders>
+          <w:top w:val="single" w:color="auto" w:sz="4" w:space="0"/>
+          <w:left w:val="single" w:color="auto" w:sz="4" w:space="0"/>
+          <w:bottom w:val="single" w:color="auto" w:sz="4" w:space="0"/>
+          <w:right w:val="single" w:color="auto" w:sz="4" w:space="0"/>
+          <w:insideH w:val="single" w:color="auto" w:sz="4" w:space="0"/>
+          <w:insideV w:val="single" w:color="auto" w:sz="4" w:space="0"/>
+        </w:tblBorders>
+        <w:tblLayout w:type="autofit"/>
+        <w:tblCellMar>
+          <w:left w:w="108" w:type="dxa"/>
+          <w:right w:w="108" w:type="dxa"/>
+        </w:tblCellMar>
+      </w:tblPr>
+      <w:tblGrid>
+        <w:gridCol w:w="2130"/>
+        <w:gridCol w:w="1517"/>
+        <w:gridCol w:w="2744"/>
+        <w:gridCol w:w="2131"/>
+      </w:tblGrid>
+      <w:tr>
+        <w:tblPrEx>
+          <w:tblBorders>
+            <w:top w:val="single" w:color="auto" w:sz="4" w:space="0"/>
+            <w:left w:val="single" w:color="auto" w:sz="4" w:space="0"/>
+            <w:bottom w:val="single" w:color="auto" w:sz="4" w:space="0"/>
+            <w:right w:val="single" w:color="auto" w:sz="4" w:space="0"/>
+            <w:insideH w:val="single" w:color="auto" w:sz="4" w:space="0"/>
+            <w:insideV w:val="single" w:color="auto" w:sz="4" w:space="0"/>
+          </w:tblBorders>
+        </w:tblPrEx>
+        <w:tc>
+          <w:tcPr>
+            <w:tcW w:w="2130" w:type="dxa"/>
+          </w:tcPr>
+          <w:p>
+            <w:pPr>
+              <w:keepNext w:val="0"/>
+              <w:keepLines w:val="0"/>
+              <w:pageBreakBefore w:val="0"/>
+              <w:widowControl/>
+              <w:suppressLineNumbers w:val="0"/>
+              <w:kinsoku/>
+              <w:wordWrap w:val="0"/>
+              <w:overflowPunct/>
+              <w:topLinePunct w:val="0"/>
+              <w:autoSpaceDE/>
+              <w:autoSpaceDN/>
+              <w:bidi w:val="0"/>
+              <w:adjustRightInd/>
+              <w:snapToGrid/>
+              <w:spacing w:line="250" w:lineRule="atLeast"/>
+              <w:jc w:val="center"/>
+              <w:textAlignment w:val="auto"/>
+              <w:rPr>
+                <w:rFonts w:hint="default" w:ascii="Times New Roman" w:hAnsi="Times New Roman" w:eastAsia="宋体" w:cs="Times New Roman"/>
+                <w:i w:val="0"/>
+                <w:iCs w:val="0"/>
+                <w:caps w:val="0"/>
+                <w:color w:val="0F1115"/>
+                <w:spacing w:val="0"/>
+                <w:kern w:val="0"/>
+                <w:sz w:val="18"/>
+                <w:szCs w:val="18"/>
+                <w:lang w:val="en-US" w:eastAsia="zh-CN" w:bidi="ar"/>
+              </w:rPr>
+            </w:pPr>
+            <w:r>
+              <w:rPr>
+                <w:rFonts w:hint="default" w:ascii="Times New Roman" w:hAnsi="Times New Roman" w:eastAsia="宋体" w:cs="Times New Roman"/>
+                <w:i w:val="0"/>
+                <w:iCs w:val="0"/>
+                <w:caps w:val="0"/>
+                <w:color w:val="0F1115"/>
+                <w:spacing w:val="0"/>
+                <w:kern w:val="0"/>
+                <w:sz w:val="18"/>
+                <w:szCs w:val="18"/>
+                <w:lang w:val="en-US" w:eastAsia="zh-CN" w:bidi="ar"/>
+              </w:rPr>
+              <w:t>标签</w:t>
+            </w:r>
+          </w:p>
+        </w:tc>
+        <w:tc>
+          <w:tcPr>
+            <w:tcW w:w="1517" w:type="dxa"/>
+          </w:tcPr>
+          <w:p>
+            <w:pPr>
+              <w:keepNext w:val="0"/>
+              <w:keepLines w:val="0"/>
+              <w:pageBreakBefore w:val="0"/>
+              <w:widowControl/>
+              <w:suppressLineNumbers w:val="0"/>
+              <w:kinsoku/>
+              <w:wordWrap w:val="0"/>
+              <w:overflowPunct/>
+              <w:topLinePunct w:val="0"/>
+              <w:autoSpaceDE/>
+              <w:autoSpaceDN/>
+              <w:bidi w:val="0"/>
+              <w:adjustRightInd/>
+              <w:snapToGrid/>
+              <w:spacing w:line="250" w:lineRule="atLeast"/>
+              <w:jc w:val="center"/>
+              <w:textAlignment w:val="auto"/>
+              <w:rPr>
+                <w:rFonts w:hint="default" w:ascii="Times New Roman" w:hAnsi="Times New Roman" w:eastAsia="宋体" w:cs="Times New Roman"/>
+                <w:i w:val="0"/>
+                <w:iCs w:val="0"/>
+                <w:caps w:val="0"/>
+                <w:color w:val="0F1115"/>
+                <w:spacing w:val="0"/>
+                <w:kern w:val="0"/>
+                <w:sz w:val="18"/>
+                <w:szCs w:val="18"/>
+                <w:lang w:val="en-US" w:eastAsia="zh-CN" w:bidi="ar"/>
+              </w:rPr>
+            </w:pPr>
+            <w:r>
+              <w:rPr>
+                <w:rFonts w:hint="default" w:ascii="Times New Roman" w:hAnsi="Times New Roman" w:eastAsia="宋体" w:cs="Times New Roman"/>
+                <w:i w:val="0"/>
+                <w:iCs w:val="0"/>
+                <w:caps w:val="0"/>
+                <w:color w:val="0F1115"/>
+                <w:spacing w:val="0"/>
+                <w:kern w:val="0"/>
+                <w:sz w:val="18"/>
+                <w:szCs w:val="18"/>
+                <w:lang w:val="en-US" w:eastAsia="zh-CN" w:bidi="ar"/>
+              </w:rPr>
+              <w:t>含义</w:t>
+            </w:r>
+          </w:p>
+        </w:tc>
+        <w:tc>
+          <w:tcPr>
+            <w:tcW w:w="2744" w:type="dxa"/>
+          </w:tcPr>
+          <w:p>
+            <w:pPr>
+              <w:keepNext w:val="0"/>
+              <w:keepLines w:val="0"/>
+              <w:pageBreakBefore w:val="0"/>
+              <w:widowControl/>
+              <w:suppressLineNumbers w:val="0"/>
+              <w:kinsoku/>
+              <w:wordWrap w:val="0"/>
+              <w:overflowPunct/>
+              <w:topLinePunct w:val="0"/>
+              <w:autoSpaceDE/>
+              <w:autoSpaceDN/>
+              <w:bidi w:val="0"/>
+              <w:adjustRightInd/>
+              <w:snapToGrid/>
+              <w:spacing w:line="250" w:lineRule="atLeast"/>
+              <w:jc w:val="center"/>
+              <w:textAlignment w:val="auto"/>
+              <w:rPr>
+                <w:rFonts w:hint="default" w:ascii="Times New Roman" w:hAnsi="Times New Roman" w:eastAsia="宋体" w:cs="Times New Roman"/>
+                <w:i w:val="0"/>
+                <w:iCs w:val="0"/>
+                <w:caps w:val="0"/>
+                <w:color w:val="0F1115"/>
+                <w:spacing w:val="0"/>
+                <w:kern w:val="0"/>
+                <w:sz w:val="18"/>
+                <w:szCs w:val="18"/>
+                <w:lang w:val="en-US" w:eastAsia="zh-CN" w:bidi="ar"/>
+              </w:rPr>
+            </w:pPr>
+            <w:r>
+              <w:rPr>
+                <w:rFonts w:hint="default" w:ascii="Times New Roman" w:hAnsi="Times New Roman" w:eastAsia="宋体" w:cs="Times New Roman"/>
+                <w:i w:val="0"/>
+                <w:iCs w:val="0"/>
+                <w:caps w:val="0"/>
+                <w:color w:val="0F1115"/>
+                <w:spacing w:val="0"/>
+                <w:kern w:val="0"/>
+                <w:sz w:val="18"/>
+                <w:szCs w:val="18"/>
+                <w:lang w:val="en-US" w:eastAsia="zh-CN" w:bidi="ar"/>
+              </w:rPr>
+              <w:t>影响阈值</w:t>
+            </w:r>
+          </w:p>
+        </w:tc>
+        <w:tc>
+          <w:tcPr>
+            <w:tcW w:w="2131" w:type="dxa"/>
+          </w:tcPr>
+          <w:p>
+            <w:pPr>
+              <w:keepNext w:val="0"/>
+              <w:keepLines w:val="0"/>
+              <w:pageBreakBefore w:val="0"/>
+              <w:widowControl/>
+              <w:suppressLineNumbers w:val="0"/>
+              <w:kinsoku/>
+              <w:wordWrap w:val="0"/>
+              <w:overflowPunct/>
+              <w:topLinePunct w:val="0"/>
+              <w:autoSpaceDE/>
+              <w:autoSpaceDN/>
+              <w:bidi w:val="0"/>
+              <w:adjustRightInd/>
+              <w:snapToGrid/>
+              <w:spacing w:line="250" w:lineRule="atLeast"/>
+              <w:jc w:val="center"/>
+              <w:textAlignment w:val="auto"/>
+              <w:rPr>
+                <w:rFonts w:hint="default" w:ascii="Times New Roman" w:hAnsi="Times New Roman" w:eastAsia="宋体" w:cs="Times New Roman"/>
+                <w:i w:val="0"/>
+                <w:iCs w:val="0"/>
+                <w:caps w:val="0"/>
+                <w:color w:val="0F1115"/>
+                <w:spacing w:val="0"/>
+                <w:kern w:val="0"/>
+                <w:sz w:val="18"/>
+                <w:szCs w:val="18"/>
+                <w:lang w:val="en-US" w:eastAsia="zh-CN" w:bidi="ar"/>
+              </w:rPr>
+            </w:pPr>
+            <w:r>
+              <w:rPr>
+                <w:rFonts w:hint="default" w:ascii="Times New Roman" w:hAnsi="Times New Roman" w:eastAsia="宋体" w:cs="Times New Roman"/>
+                <w:i w:val="0"/>
+                <w:iCs w:val="0"/>
+                <w:caps w:val="0"/>
+                <w:color w:val="0F1115"/>
+                <w:spacing w:val="0"/>
+                <w:kern w:val="0"/>
+                <w:sz w:val="18"/>
+                <w:szCs w:val="18"/>
+                <w:lang w:val="en-US" w:eastAsia="zh-CN" w:bidi="ar"/>
+              </w:rPr>
+              <w:t>适用槽位</w:t>
+            </w:r>
+          </w:p>
+        </w:tc>
+      </w:tr>
+      <w:tr>
+        <w:tblPrEx>
+          <w:tblBorders>
+            <w:top w:val="single" w:color="auto" w:sz="4" w:space="0"/>
+            <w:left w:val="single" w:color="auto" w:sz="4" w:space="0"/>
+            <w:bottom w:val="single" w:color="auto" w:sz="4" w:space="0"/>
+            <w:right w:val="single" w:color="auto" w:sz="4" w:space="0"/>
+            <w:insideH w:val="single" w:color="auto" w:sz="4" w:space="0"/>
+            <w:insideV w:val="single" w:color="auto" w:sz="4" w:space="0"/>
+          </w:tblBorders>
+          <w:tblCellMar>
+            <w:left w:w="108" w:type="dxa"/>
+            <w:right w:w="108" w:type="dxa"/>
+          </w:tblCellMar>
+        </w:tblPrEx>
+        <w:tc>
+          <w:tcPr>
+            <w:tcW w:w="2130" w:type="dxa"/>
+          </w:tcPr>
+          <w:p>
+            <w:pPr>
+              <w:keepNext w:val="0"/>
+              <w:keepLines w:val="0"/>
+              <w:pageBreakBefore w:val="0"/>
+              <w:widowControl/>
+              <w:suppressLineNumbers w:val="0"/>
+              <w:kinsoku/>
+              <w:wordWrap w:val="0"/>
+              <w:overflowPunct/>
+              <w:topLinePunct w:val="0"/>
+              <w:autoSpaceDE/>
+              <w:autoSpaceDN/>
+              <w:bidi w:val="0"/>
+              <w:adjustRightInd/>
+              <w:snapToGrid/>
+              <w:spacing w:line="250" w:lineRule="atLeast"/>
+              <w:jc w:val="center"/>
+              <w:textAlignment w:val="auto"/>
+              <w:rPr>
+                <w:rFonts w:hint="default" w:ascii="Times New Roman" w:hAnsi="Times New Roman" w:eastAsia="宋体" w:cs="Times New Roman"/>
+                <w:i w:val="0"/>
+                <w:iCs w:val="0"/>
+                <w:caps w:val="0"/>
+                <w:color w:val="0F1115"/>
+                <w:spacing w:val="0"/>
+                <w:kern w:val="0"/>
+                <w:sz w:val="18"/>
+                <w:szCs w:val="18"/>
+                <w:lang w:val="en-US" w:eastAsia="zh-CN" w:bidi="ar"/>
+              </w:rPr>
+            </w:pPr>
+            <w:r>
+              <w:rPr>
+                <w:rFonts w:hint="default" w:ascii="Times New Roman" w:hAnsi="Times New Roman" w:eastAsia="宋体" w:cs="Times New Roman"/>
+                <w:i w:val="0"/>
+                <w:iCs w:val="0"/>
+                <w:caps w:val="0"/>
+                <w:color w:val="0F1115"/>
+                <w:spacing w:val="0"/>
+                <w:kern w:val="0"/>
+                <w:sz w:val="18"/>
+                <w:szCs w:val="18"/>
+                <w:lang w:val="en-US" w:eastAsia="zh-CN" w:bidi="ar"/>
+              </w:rPr>
+              <w:t>Melee</w:t>
+            </w:r>
+          </w:p>
+        </w:tc>
+        <w:tc>
+          <w:tcPr>
+            <w:tcW w:w="1517" w:type="dxa"/>
+          </w:tcPr>
+          <w:p>
+            <w:pPr>
+              <w:keepNext w:val="0"/>
+              <w:keepLines w:val="0"/>
+              <w:pageBreakBefore w:val="0"/>
+              <w:widowControl/>
+              <w:suppressLineNumbers w:val="0"/>
+              <w:kinsoku/>
+              <w:wordWrap w:val="0"/>
+              <w:overflowPunct/>
+              <w:topLinePunct w:val="0"/>
+              <w:autoSpaceDE/>
+              <w:autoSpaceDN/>
+              <w:bidi w:val="0"/>
+              <w:adjustRightInd/>
+              <w:snapToGrid/>
+              <w:spacing w:line="250" w:lineRule="atLeast"/>
+              <w:jc w:val="center"/>
+              <w:textAlignment w:val="auto"/>
+              <w:rPr>
+                <w:rFonts w:hint="default" w:ascii="Times New Roman" w:hAnsi="Times New Roman" w:eastAsia="宋体" w:cs="Times New Roman"/>
+                <w:i w:val="0"/>
+                <w:iCs w:val="0"/>
+                <w:caps w:val="0"/>
+                <w:color w:val="0F1115"/>
+                <w:spacing w:val="0"/>
+                <w:kern w:val="0"/>
+                <w:sz w:val="18"/>
+                <w:szCs w:val="18"/>
+                <w:lang w:val="en-US" w:eastAsia="zh-CN" w:bidi="ar"/>
+              </w:rPr>
+            </w:pPr>
+            <w:r>
+              <w:rPr>
+                <w:rFonts w:hint="default" w:ascii="Times New Roman" w:hAnsi="Times New Roman" w:eastAsia="宋体" w:cs="Times New Roman"/>
+                <w:i w:val="0"/>
+                <w:iCs w:val="0"/>
+                <w:caps w:val="0"/>
+                <w:color w:val="0F1115"/>
+                <w:spacing w:val="0"/>
+                <w:kern w:val="0"/>
+                <w:sz w:val="18"/>
+                <w:szCs w:val="18"/>
+                <w:lang w:val="en-US" w:eastAsia="zh-CN" w:bidi="ar"/>
+              </w:rPr>
+              <w:t>近战攻击</w:t>
+            </w:r>
+          </w:p>
+        </w:tc>
+        <w:tc>
+          <w:tcPr>
+            <w:tcW w:w="2744" w:type="dxa"/>
+          </w:tcPr>
+          <w:p>
+            <w:pPr>
+              <w:keepNext w:val="0"/>
+              <w:keepLines w:val="0"/>
+              <w:pageBreakBefore w:val="0"/>
+              <w:widowControl/>
+              <w:suppressLineNumbers w:val="0"/>
+              <w:kinsoku/>
+              <w:wordWrap w:val="0"/>
+              <w:overflowPunct/>
+              <w:topLinePunct w:val="0"/>
+              <w:autoSpaceDE/>
+              <w:autoSpaceDN/>
+              <w:bidi w:val="0"/>
+              <w:adjustRightInd/>
+              <w:snapToGrid/>
+              <w:spacing w:line="250" w:lineRule="atLeast"/>
+              <w:jc w:val="center"/>
+              <w:textAlignment w:val="auto"/>
+              <w:rPr>
+                <w:rFonts w:hint="default" w:ascii="Times New Roman" w:hAnsi="Times New Roman" w:eastAsia="宋体" w:cs="Times New Roman"/>
+                <w:i w:val="0"/>
+                <w:iCs w:val="0"/>
+                <w:caps w:val="0"/>
+                <w:color w:val="0F1115"/>
+                <w:spacing w:val="0"/>
+                <w:kern w:val="0"/>
+                <w:sz w:val="18"/>
+                <w:szCs w:val="18"/>
+                <w:lang w:val="en-US" w:eastAsia="zh-CN" w:bidi="ar"/>
+              </w:rPr>
+            </w:pPr>
+            <w:r>
+              <w:rPr>
+                <w:rFonts w:hint="default" w:ascii="Times New Roman" w:hAnsi="Times New Roman" w:eastAsia="宋体" w:cs="Times New Roman"/>
+                <w:i w:val="0"/>
+                <w:iCs w:val="0"/>
+                <w:caps w:val="0"/>
+                <w:color w:val="0F1115"/>
+                <w:spacing w:val="0"/>
+                <w:kern w:val="0"/>
+                <w:sz w:val="18"/>
+                <w:szCs w:val="18"/>
+                <w:lang w:val="en-US" w:eastAsia="zh-CN" w:bidi="ar"/>
+              </w:rPr>
+              <w:t>距离 &lt; 200</w:t>
+            </w:r>
+          </w:p>
+        </w:tc>
+        <w:tc>
+          <w:tcPr>
+            <w:tcW w:w="2131" w:type="dxa"/>
+          </w:tcPr>
+          <w:p>
+            <w:pPr>
+              <w:keepNext w:val="0"/>
+              <w:keepLines w:val="0"/>
+              <w:pageBreakBefore w:val="0"/>
+              <w:widowControl/>
+              <w:suppressLineNumbers w:val="0"/>
+              <w:kinsoku/>
+              <w:wordWrap w:val="0"/>
+              <w:overflowPunct/>
+              <w:topLinePunct w:val="0"/>
+              <w:autoSpaceDE/>
+              <w:autoSpaceDN/>
+              <w:bidi w:val="0"/>
+              <w:adjustRightInd/>
+              <w:snapToGrid/>
+              <w:spacing w:line="250" w:lineRule="atLeast"/>
+              <w:jc w:val="center"/>
+              <w:textAlignment w:val="auto"/>
+              <w:rPr>
+                <w:rFonts w:hint="default" w:ascii="Times New Roman" w:hAnsi="Times New Roman" w:eastAsia="宋体" w:cs="Times New Roman"/>
+                <w:i w:val="0"/>
+                <w:iCs w:val="0"/>
+                <w:caps w:val="0"/>
+                <w:color w:val="0F1115"/>
+                <w:spacing w:val="0"/>
+                <w:kern w:val="0"/>
+                <w:sz w:val="18"/>
+                <w:szCs w:val="18"/>
+                <w:lang w:val="en-US" w:eastAsia="zh-CN" w:bidi="ar"/>
+              </w:rPr>
+            </w:pPr>
+            <w:r>
+              <w:rPr>
+                <w:rFonts w:hint="default" w:ascii="Times New Roman" w:hAnsi="Times New Roman" w:eastAsia="宋体" w:cs="Times New Roman"/>
+                <w:i w:val="0"/>
+                <w:iCs w:val="0"/>
+                <w:caps w:val="0"/>
+                <w:color w:val="0F1115"/>
+                <w:spacing w:val="0"/>
+                <w:kern w:val="0"/>
+                <w:sz w:val="18"/>
+                <w:szCs w:val="18"/>
+                <w:lang w:val="en-US" w:eastAsia="zh-CN" w:bidi="ar"/>
+              </w:rPr>
+              <w:t>普攻/技能</w:t>
+            </w:r>
+          </w:p>
+        </w:tc>
+      </w:tr>
+      <w:tr>
+        <w:tblPrEx>
+          <w:tblBorders>
+            <w:top w:val="single" w:color="auto" w:sz="4" w:space="0"/>
+            <w:left w:val="single" w:color="auto" w:sz="4" w:space="0"/>
+            <w:bottom w:val="single" w:color="auto" w:sz="4" w:space="0"/>
+            <w:right w:val="single" w:color="auto" w:sz="4" w:space="0"/>
+            <w:insideH w:val="single" w:color="auto" w:sz="4" w:space="0"/>
+            <w:insideV w:val="single" w:color="auto" w:sz="4" w:space="0"/>
+          </w:tblBorders>
+          <w:tblCellMar>
+            <w:left w:w="108" w:type="dxa"/>
+            <w:right w:w="108" w:type="dxa"/>
+          </w:tblCellMar>
+        </w:tblPrEx>
+        <w:tc>
+          <w:tcPr>
+            <w:tcW w:w="2130" w:type="dxa"/>
+          </w:tcPr>
+          <w:p>
+            <w:pPr>
+              <w:keepNext w:val="0"/>
+              <w:keepLines w:val="0"/>
+              <w:pageBreakBefore w:val="0"/>
+              <w:widowControl/>
+              <w:suppressLineNumbers w:val="0"/>
+              <w:kinsoku/>
+              <w:wordWrap w:val="0"/>
+              <w:overflowPunct/>
+              <w:topLinePunct w:val="0"/>
+              <w:autoSpaceDE/>
+              <w:autoSpaceDN/>
+              <w:bidi w:val="0"/>
+              <w:adjustRightInd/>
+              <w:snapToGrid/>
+              <w:spacing w:line="250" w:lineRule="atLeast"/>
+              <w:jc w:val="center"/>
+              <w:textAlignment w:val="auto"/>
+              <w:rPr>
+                <w:rFonts w:hint="default" w:ascii="Times New Roman" w:hAnsi="Times New Roman" w:eastAsia="宋体" w:cs="Times New Roman"/>
+                <w:i w:val="0"/>
+                <w:iCs w:val="0"/>
+                <w:caps w:val="0"/>
+                <w:color w:val="0F1115"/>
+                <w:spacing w:val="0"/>
+                <w:kern w:val="0"/>
+                <w:sz w:val="18"/>
+                <w:szCs w:val="18"/>
+                <w:lang w:val="en-US" w:eastAsia="zh-CN" w:bidi="ar"/>
+              </w:rPr>
+            </w:pPr>
+            <w:r>
+              <w:rPr>
+                <w:rFonts w:hint="default" w:ascii="Times New Roman" w:hAnsi="Times New Roman" w:eastAsia="宋体" w:cs="Times New Roman"/>
+                <w:i w:val="0"/>
+                <w:iCs w:val="0"/>
+                <w:caps w:val="0"/>
+                <w:color w:val="0F1115"/>
+                <w:spacing w:val="0"/>
+                <w:kern w:val="0"/>
+                <w:sz w:val="18"/>
+                <w:szCs w:val="18"/>
+                <w:lang w:val="en-US" w:eastAsia="zh-CN" w:bidi="ar"/>
+              </w:rPr>
+              <w:t>Ranged</w:t>
+            </w:r>
+          </w:p>
+        </w:tc>
+        <w:tc>
+          <w:tcPr>
+            <w:tcW w:w="1517" w:type="dxa"/>
+          </w:tcPr>
+          <w:p>
+            <w:pPr>
+              <w:keepNext w:val="0"/>
+              <w:keepLines w:val="0"/>
+              <w:pageBreakBefore w:val="0"/>
+              <w:widowControl/>
+              <w:suppressLineNumbers w:val="0"/>
+              <w:kinsoku/>
+              <w:wordWrap w:val="0"/>
+              <w:overflowPunct/>
+              <w:topLinePunct w:val="0"/>
+              <w:autoSpaceDE/>
+              <w:autoSpaceDN/>
+              <w:bidi w:val="0"/>
+              <w:adjustRightInd/>
+              <w:snapToGrid/>
+              <w:spacing w:line="250" w:lineRule="atLeast"/>
+              <w:jc w:val="center"/>
+              <w:textAlignment w:val="auto"/>
+              <w:rPr>
+                <w:rFonts w:hint="default" w:ascii="Times New Roman" w:hAnsi="Times New Roman" w:eastAsia="宋体" w:cs="Times New Roman"/>
+                <w:i w:val="0"/>
+                <w:iCs w:val="0"/>
+                <w:caps w:val="0"/>
+                <w:color w:val="0F1115"/>
+                <w:spacing w:val="0"/>
+                <w:kern w:val="0"/>
+                <w:sz w:val="18"/>
+                <w:szCs w:val="18"/>
+                <w:lang w:val="en-US" w:eastAsia="zh-CN" w:bidi="ar"/>
+              </w:rPr>
+            </w:pPr>
+            <w:r>
+              <w:rPr>
+                <w:rFonts w:hint="default" w:ascii="Times New Roman" w:hAnsi="Times New Roman" w:eastAsia="宋体" w:cs="Times New Roman"/>
+                <w:i w:val="0"/>
+                <w:iCs w:val="0"/>
+                <w:caps w:val="0"/>
+                <w:color w:val="0F1115"/>
+                <w:spacing w:val="0"/>
+                <w:kern w:val="0"/>
+                <w:sz w:val="18"/>
+                <w:szCs w:val="18"/>
+                <w:lang w:val="en-US" w:eastAsia="zh-CN" w:bidi="ar"/>
+              </w:rPr>
+              <w:t>远程攻击</w:t>
+            </w:r>
+          </w:p>
+        </w:tc>
+        <w:tc>
+          <w:tcPr>
+            <w:tcW w:w="2744" w:type="dxa"/>
+          </w:tcPr>
+          <w:p>
+            <w:pPr>
+              <w:keepNext w:val="0"/>
+              <w:keepLines w:val="0"/>
+              <w:pageBreakBefore w:val="0"/>
+              <w:widowControl/>
+              <w:suppressLineNumbers w:val="0"/>
+              <w:kinsoku/>
+              <w:wordWrap w:val="0"/>
+              <w:overflowPunct/>
+              <w:topLinePunct w:val="0"/>
+              <w:autoSpaceDE/>
+              <w:autoSpaceDN/>
+              <w:bidi w:val="0"/>
+              <w:adjustRightInd/>
+              <w:snapToGrid/>
+              <w:spacing w:line="250" w:lineRule="atLeast"/>
+              <w:jc w:val="center"/>
+              <w:textAlignment w:val="auto"/>
+              <w:rPr>
+                <w:rFonts w:hint="default" w:ascii="Times New Roman" w:hAnsi="Times New Roman" w:eastAsia="宋体" w:cs="Times New Roman"/>
+                <w:i w:val="0"/>
+                <w:iCs w:val="0"/>
+                <w:caps w:val="0"/>
+                <w:color w:val="0F1115"/>
+                <w:spacing w:val="0"/>
+                <w:kern w:val="0"/>
+                <w:sz w:val="18"/>
+                <w:szCs w:val="18"/>
+                <w:lang w:val="en-US" w:eastAsia="zh-CN" w:bidi="ar"/>
+              </w:rPr>
+            </w:pPr>
+            <w:r>
+              <w:rPr>
+                <w:rFonts w:hint="default" w:ascii="Times New Roman" w:hAnsi="Times New Roman" w:eastAsia="宋体" w:cs="Times New Roman"/>
+                <w:i w:val="0"/>
+                <w:iCs w:val="0"/>
+                <w:caps w:val="0"/>
+                <w:color w:val="0F1115"/>
+                <w:spacing w:val="0"/>
+                <w:kern w:val="0"/>
+                <w:sz w:val="18"/>
+                <w:szCs w:val="18"/>
+                <w:lang w:val="en-US" w:eastAsia="zh-CN" w:bidi="ar"/>
+              </w:rPr>
+              <w:t>保持 600~1000</w:t>
+            </w:r>
+          </w:p>
+        </w:tc>
+        <w:tc>
+          <w:tcPr>
+            <w:tcW w:w="2131" w:type="dxa"/>
+          </w:tcPr>
+          <w:p>
+            <w:pPr>
+              <w:keepNext w:val="0"/>
+              <w:keepLines w:val="0"/>
+              <w:pageBreakBefore w:val="0"/>
+              <w:widowControl/>
+              <w:suppressLineNumbers w:val="0"/>
+              <w:kinsoku/>
+              <w:wordWrap w:val="0"/>
+              <w:overflowPunct/>
+              <w:topLinePunct w:val="0"/>
+              <w:autoSpaceDE/>
+              <w:autoSpaceDN/>
+              <w:bidi w:val="0"/>
+              <w:adjustRightInd/>
+              <w:snapToGrid/>
+              <w:spacing w:line="250" w:lineRule="atLeast"/>
+              <w:jc w:val="center"/>
+              <w:textAlignment w:val="auto"/>
+              <w:rPr>
+                <w:rFonts w:hint="default" w:ascii="Times New Roman" w:hAnsi="Times New Roman" w:eastAsia="宋体" w:cs="Times New Roman"/>
+                <w:i w:val="0"/>
+                <w:iCs w:val="0"/>
+                <w:caps w:val="0"/>
+                <w:color w:val="0F1115"/>
+                <w:spacing w:val="0"/>
+                <w:kern w:val="0"/>
+                <w:sz w:val="18"/>
+                <w:szCs w:val="18"/>
+                <w:lang w:val="en-US" w:eastAsia="zh-CN" w:bidi="ar"/>
+              </w:rPr>
+            </w:pPr>
+            <w:r>
+              <w:rPr>
+                <w:rFonts w:hint="default" w:ascii="Times New Roman" w:hAnsi="Times New Roman" w:eastAsia="宋体" w:cs="Times New Roman"/>
+                <w:i w:val="0"/>
+                <w:iCs w:val="0"/>
+                <w:caps w:val="0"/>
+                <w:color w:val="0F1115"/>
+                <w:spacing w:val="0"/>
+                <w:kern w:val="0"/>
+                <w:sz w:val="18"/>
+                <w:szCs w:val="18"/>
+                <w:lang w:val="en-US" w:eastAsia="zh-CN" w:bidi="ar"/>
+              </w:rPr>
+              <w:t>普攻/技能</w:t>
+            </w:r>
+          </w:p>
+        </w:tc>
+      </w:tr>
+      <w:tr>
+        <w:tblPrEx>
+          <w:tblBorders>
+            <w:top w:val="single" w:color="auto" w:sz="4" w:space="0"/>
+            <w:left w:val="single" w:color="auto" w:sz="4" w:space="0"/>
+            <w:bottom w:val="single" w:color="auto" w:sz="4" w:space="0"/>
+            <w:right w:val="single" w:color="auto" w:sz="4" w:space="0"/>
+            <w:insideH w:val="single" w:color="auto" w:sz="4" w:space="0"/>
+            <w:insideV w:val="single" w:color="auto" w:sz="4" w:space="0"/>
+          </w:tblBorders>
+          <w:tblCellMar>
+            <w:left w:w="108" w:type="dxa"/>
+            <w:right w:w="108" w:type="dxa"/>
+          </w:tblCellMar>
+        </w:tblPrEx>
+        <w:tc>
+          <w:tcPr>
+            <w:tcW w:w="2130" w:type="dxa"/>
+          </w:tcPr>
+          <w:p>
+            <w:pPr>
+              <w:keepNext w:val="0"/>
+              <w:keepLines w:val="0"/>
+              <w:pageBreakBefore w:val="0"/>
+              <w:widowControl/>
+              <w:suppressLineNumbers w:val="0"/>
+              <w:kinsoku/>
+              <w:wordWrap w:val="0"/>
+              <w:overflowPunct/>
+              <w:topLinePunct w:val="0"/>
+              <w:autoSpaceDE/>
+              <w:autoSpaceDN/>
+              <w:bidi w:val="0"/>
+              <w:adjustRightInd/>
+              <w:snapToGrid/>
+              <w:spacing w:line="250" w:lineRule="atLeast"/>
+              <w:jc w:val="center"/>
+              <w:textAlignment w:val="auto"/>
+              <w:rPr>
+                <w:rFonts w:hint="default" w:ascii="Times New Roman" w:hAnsi="Times New Roman" w:eastAsia="宋体" w:cs="Times New Roman"/>
+                <w:i w:val="0"/>
+                <w:iCs w:val="0"/>
+                <w:caps w:val="0"/>
+                <w:color w:val="0F1115"/>
+                <w:spacing w:val="0"/>
+                <w:kern w:val="0"/>
+                <w:sz w:val="18"/>
+                <w:szCs w:val="18"/>
+                <w:lang w:val="en-US" w:eastAsia="zh-CN" w:bidi="ar"/>
+              </w:rPr>
+            </w:pPr>
+            <w:r>
+              <w:rPr>
+                <w:rFonts w:hint="default" w:ascii="Times New Roman" w:hAnsi="Times New Roman" w:eastAsia="宋体" w:cs="Times New Roman"/>
+                <w:i w:val="0"/>
+                <w:iCs w:val="0"/>
+                <w:caps w:val="0"/>
+                <w:color w:val="0F1115"/>
+                <w:spacing w:val="0"/>
+                <w:kern w:val="0"/>
+                <w:sz w:val="18"/>
+                <w:szCs w:val="18"/>
+                <w:lang w:val="en-US" w:eastAsia="zh-CN" w:bidi="ar"/>
+              </w:rPr>
+              <w:t>AOE</w:t>
+            </w:r>
+          </w:p>
+        </w:tc>
+        <w:tc>
+          <w:tcPr>
+            <w:tcW w:w="1517" w:type="dxa"/>
+          </w:tcPr>
+          <w:p>
+            <w:pPr>
+              <w:keepNext w:val="0"/>
+              <w:keepLines w:val="0"/>
+              <w:pageBreakBefore w:val="0"/>
+              <w:widowControl/>
+              <w:suppressLineNumbers w:val="0"/>
+              <w:kinsoku/>
+              <w:wordWrap w:val="0"/>
+              <w:overflowPunct/>
+              <w:topLinePunct w:val="0"/>
+              <w:autoSpaceDE/>
+              <w:autoSpaceDN/>
+              <w:bidi w:val="0"/>
+              <w:adjustRightInd/>
+              <w:snapToGrid/>
+              <w:spacing w:line="250" w:lineRule="atLeast"/>
+              <w:jc w:val="center"/>
+              <w:textAlignment w:val="auto"/>
+              <w:rPr>
+                <w:rFonts w:hint="default" w:ascii="Times New Roman" w:hAnsi="Times New Roman" w:eastAsia="宋体" w:cs="Times New Roman"/>
+                <w:i w:val="0"/>
+                <w:iCs w:val="0"/>
+                <w:caps w:val="0"/>
+                <w:color w:val="0F1115"/>
+                <w:spacing w:val="0"/>
+                <w:kern w:val="0"/>
+                <w:sz w:val="18"/>
+                <w:szCs w:val="18"/>
+                <w:lang w:val="en-US" w:eastAsia="zh-CN" w:bidi="ar"/>
+              </w:rPr>
+            </w:pPr>
+            <w:r>
+              <w:rPr>
+                <w:rFonts w:hint="default" w:ascii="Times New Roman" w:hAnsi="Times New Roman" w:eastAsia="宋体" w:cs="Times New Roman"/>
+                <w:i w:val="0"/>
+                <w:iCs w:val="0"/>
+                <w:caps w:val="0"/>
+                <w:color w:val="0F1115"/>
+                <w:spacing w:val="0"/>
+                <w:kern w:val="0"/>
+                <w:sz w:val="18"/>
+                <w:szCs w:val="18"/>
+                <w:lang w:val="en-US" w:eastAsia="zh-CN" w:bidi="ar"/>
+              </w:rPr>
+              <w:t>范围技能</w:t>
+            </w:r>
+          </w:p>
+        </w:tc>
+        <w:tc>
+          <w:tcPr>
+            <w:tcW w:w="2744" w:type="dxa"/>
+          </w:tcPr>
+          <w:p>
+            <w:pPr>
+              <w:keepNext w:val="0"/>
+              <w:keepLines w:val="0"/>
+              <w:pageBreakBefore w:val="0"/>
+              <w:widowControl/>
+              <w:suppressLineNumbers w:val="0"/>
+              <w:kinsoku/>
+              <w:wordWrap w:val="0"/>
+              <w:overflowPunct/>
+              <w:topLinePunct w:val="0"/>
+              <w:autoSpaceDE/>
+              <w:autoSpaceDN/>
+              <w:bidi w:val="0"/>
+              <w:adjustRightInd/>
+              <w:snapToGrid/>
+              <w:spacing w:line="250" w:lineRule="atLeast"/>
+              <w:jc w:val="center"/>
+              <w:textAlignment w:val="auto"/>
+              <w:rPr>
+                <w:rFonts w:hint="default" w:ascii="Times New Roman" w:hAnsi="Times New Roman" w:eastAsia="宋体" w:cs="Times New Roman"/>
+                <w:i w:val="0"/>
+                <w:iCs w:val="0"/>
+                <w:caps w:val="0"/>
+                <w:color w:val="0F1115"/>
+                <w:spacing w:val="0"/>
+                <w:kern w:val="0"/>
+                <w:sz w:val="18"/>
+                <w:szCs w:val="18"/>
+                <w:lang w:val="en-US" w:eastAsia="zh-CN" w:bidi="ar"/>
+              </w:rPr>
+            </w:pPr>
+            <w:r>
+              <w:rPr>
+                <w:rFonts w:hint="default" w:ascii="Times New Roman" w:hAnsi="Times New Roman" w:eastAsia="宋体" w:cs="Times New Roman"/>
+                <w:i w:val="0"/>
+                <w:iCs w:val="0"/>
+                <w:caps w:val="0"/>
+                <w:color w:val="0F1115"/>
+                <w:spacing w:val="0"/>
+                <w:kern w:val="0"/>
+                <w:sz w:val="18"/>
+                <w:szCs w:val="18"/>
+                <w:lang w:val="en-US" w:eastAsia="zh-CN" w:bidi="ar"/>
+              </w:rPr>
+              <w:t>移动到玩家位置释放</w:t>
+            </w:r>
+          </w:p>
+        </w:tc>
+        <w:tc>
+          <w:tcPr>
+            <w:tcW w:w="2131" w:type="dxa"/>
+          </w:tcPr>
+          <w:p>
+            <w:pPr>
+              <w:keepNext w:val="0"/>
+              <w:keepLines w:val="0"/>
+              <w:pageBreakBefore w:val="0"/>
+              <w:widowControl/>
+              <w:suppressLineNumbers w:val="0"/>
+              <w:kinsoku/>
+              <w:wordWrap w:val="0"/>
+              <w:overflowPunct/>
+              <w:topLinePunct w:val="0"/>
+              <w:autoSpaceDE/>
+              <w:autoSpaceDN/>
+              <w:bidi w:val="0"/>
+              <w:adjustRightInd/>
+              <w:snapToGrid/>
+              <w:spacing w:line="250" w:lineRule="atLeast"/>
+              <w:jc w:val="center"/>
+              <w:textAlignment w:val="auto"/>
+              <w:rPr>
+                <w:rFonts w:hint="default" w:ascii="Times New Roman" w:hAnsi="Times New Roman" w:eastAsia="宋体" w:cs="Times New Roman"/>
+                <w:i w:val="0"/>
+                <w:iCs w:val="0"/>
+                <w:caps w:val="0"/>
+                <w:color w:val="0F1115"/>
+                <w:spacing w:val="0"/>
+                <w:kern w:val="0"/>
+                <w:sz w:val="18"/>
+                <w:szCs w:val="18"/>
+                <w:lang w:val="en-US" w:eastAsia="zh-CN" w:bidi="ar"/>
+              </w:rPr>
+            </w:pPr>
+            <w:r>
+              <w:rPr>
+                <w:rFonts w:hint="default" w:ascii="Times New Roman" w:hAnsi="Times New Roman" w:eastAsia="宋体" w:cs="Times New Roman"/>
+                <w:i w:val="0"/>
+                <w:iCs w:val="0"/>
+                <w:caps w:val="0"/>
+                <w:color w:val="0F1115"/>
+                <w:spacing w:val="0"/>
+                <w:kern w:val="0"/>
+                <w:sz w:val="18"/>
+                <w:szCs w:val="18"/>
+                <w:lang w:val="en-US" w:eastAsia="zh-CN" w:bidi="ar"/>
+              </w:rPr>
+              <w:t>技能</w:t>
+            </w:r>
+          </w:p>
+        </w:tc>
+      </w:tr>
+      <w:tr>
+        <w:tblPrEx>
+          <w:tblBorders>
+            <w:top w:val="single" w:color="auto" w:sz="4" w:space="0"/>
+            <w:left w:val="single" w:color="auto" w:sz="4" w:space="0"/>
+            <w:bottom w:val="single" w:color="auto" w:sz="4" w:space="0"/>
+            <w:right w:val="single" w:color="auto" w:sz="4" w:space="0"/>
+            <w:insideH w:val="single" w:color="auto" w:sz="4" w:space="0"/>
+            <w:insideV w:val="single" w:color="auto" w:sz="4" w:space="0"/>
+          </w:tblBorders>
+          <w:tblCellMar>
+            <w:left w:w="108" w:type="dxa"/>
+            <w:right w:w="108" w:type="dxa"/>
+          </w:tblCellMar>
+        </w:tblPrEx>
+        <w:tc>
+          <w:tcPr>
+            <w:tcW w:w="2130" w:type="dxa"/>
+          </w:tcPr>
+          <w:p>
+            <w:pPr>
+              <w:keepNext w:val="0"/>
+              <w:keepLines w:val="0"/>
+              <w:pageBreakBefore w:val="0"/>
+              <w:widowControl/>
+              <w:suppressLineNumbers w:val="0"/>
+              <w:kinsoku/>
+              <w:wordWrap w:val="0"/>
+              <w:overflowPunct/>
+              <w:topLinePunct w:val="0"/>
+              <w:autoSpaceDE/>
+              <w:autoSpaceDN/>
+              <w:bidi w:val="0"/>
+              <w:adjustRightInd/>
+              <w:snapToGrid/>
+              <w:spacing w:line="250" w:lineRule="atLeast"/>
+              <w:jc w:val="center"/>
+              <w:textAlignment w:val="auto"/>
+              <w:rPr>
+                <w:rFonts w:hint="default" w:ascii="Times New Roman" w:hAnsi="Times New Roman" w:eastAsia="宋体" w:cs="Times New Roman"/>
+                <w:i w:val="0"/>
+                <w:iCs w:val="0"/>
+                <w:caps w:val="0"/>
+                <w:color w:val="0F1115"/>
+                <w:spacing w:val="0"/>
+                <w:kern w:val="0"/>
+                <w:sz w:val="18"/>
+                <w:szCs w:val="18"/>
+                <w:lang w:val="en-US" w:eastAsia="zh-CN" w:bidi="ar"/>
+              </w:rPr>
+            </w:pPr>
+            <w:r>
+              <w:rPr>
+                <w:rFonts w:hint="default" w:ascii="Times New Roman" w:hAnsi="Times New Roman" w:eastAsia="宋体" w:cs="Times New Roman"/>
+                <w:i w:val="0"/>
+                <w:iCs w:val="0"/>
+                <w:caps w:val="0"/>
+                <w:color w:val="0F1115"/>
+                <w:spacing w:val="0"/>
+                <w:kern w:val="0"/>
+                <w:sz w:val="18"/>
+                <w:szCs w:val="18"/>
+                <w:lang w:val="en-US" w:eastAsia="zh-CN" w:bidi="ar"/>
+              </w:rPr>
+              <w:t>Dash</w:t>
+            </w:r>
+          </w:p>
+        </w:tc>
+        <w:tc>
+          <w:tcPr>
+            <w:tcW w:w="1517" w:type="dxa"/>
+          </w:tcPr>
+          <w:p>
+            <w:pPr>
+              <w:keepNext w:val="0"/>
+              <w:keepLines w:val="0"/>
+              <w:pageBreakBefore w:val="0"/>
+              <w:widowControl/>
+              <w:suppressLineNumbers w:val="0"/>
+              <w:kinsoku/>
+              <w:wordWrap w:val="0"/>
+              <w:overflowPunct/>
+              <w:topLinePunct w:val="0"/>
+              <w:autoSpaceDE/>
+              <w:autoSpaceDN/>
+              <w:bidi w:val="0"/>
+              <w:adjustRightInd/>
+              <w:snapToGrid/>
+              <w:spacing w:line="250" w:lineRule="atLeast"/>
+              <w:jc w:val="center"/>
+              <w:textAlignment w:val="auto"/>
+              <w:rPr>
+                <w:rFonts w:hint="default" w:ascii="Times New Roman" w:hAnsi="Times New Roman" w:eastAsia="宋体" w:cs="Times New Roman"/>
+                <w:i w:val="0"/>
+                <w:iCs w:val="0"/>
+                <w:caps w:val="0"/>
+                <w:color w:val="0F1115"/>
+                <w:spacing w:val="0"/>
+                <w:kern w:val="0"/>
+                <w:sz w:val="18"/>
+                <w:szCs w:val="18"/>
+                <w:lang w:val="en-US" w:eastAsia="zh-CN" w:bidi="ar"/>
+              </w:rPr>
+            </w:pPr>
+            <w:r>
+              <w:rPr>
+                <w:rFonts w:hint="default" w:ascii="Times New Roman" w:hAnsi="Times New Roman" w:eastAsia="宋体" w:cs="Times New Roman"/>
+                <w:i w:val="0"/>
+                <w:iCs w:val="0"/>
+                <w:caps w:val="0"/>
+                <w:color w:val="0F1115"/>
+                <w:spacing w:val="0"/>
+                <w:kern w:val="0"/>
+                <w:sz w:val="18"/>
+                <w:szCs w:val="18"/>
+                <w:lang w:val="en-US" w:eastAsia="zh-CN" w:bidi="ar"/>
+              </w:rPr>
+              <w:t>突进</w:t>
+            </w:r>
+          </w:p>
+        </w:tc>
+        <w:tc>
+          <w:tcPr>
+            <w:tcW w:w="2744" w:type="dxa"/>
+          </w:tcPr>
+          <w:p>
+            <w:pPr>
+              <w:keepNext w:val="0"/>
+              <w:keepLines w:val="0"/>
+              <w:pageBreakBefore w:val="0"/>
+              <w:widowControl/>
+              <w:suppressLineNumbers w:val="0"/>
+              <w:kinsoku/>
+              <w:wordWrap w:val="0"/>
+              <w:overflowPunct/>
+              <w:topLinePunct w:val="0"/>
+              <w:autoSpaceDE/>
+              <w:autoSpaceDN/>
+              <w:bidi w:val="0"/>
+              <w:adjustRightInd/>
+              <w:snapToGrid/>
+              <w:spacing w:line="250" w:lineRule="atLeast"/>
+              <w:jc w:val="center"/>
+              <w:textAlignment w:val="auto"/>
+              <w:rPr>
+                <w:rFonts w:hint="default" w:ascii="Times New Roman" w:hAnsi="Times New Roman" w:eastAsia="宋体" w:cs="Times New Roman"/>
+                <w:i w:val="0"/>
+                <w:iCs w:val="0"/>
+                <w:caps w:val="0"/>
+                <w:color w:val="0F1115"/>
+                <w:spacing w:val="0"/>
+                <w:kern w:val="0"/>
+                <w:sz w:val="18"/>
+                <w:szCs w:val="18"/>
+                <w:lang w:val="en-US" w:eastAsia="zh-CN" w:bidi="ar"/>
+              </w:rPr>
+            </w:pPr>
+            <w:r>
+              <w:rPr>
+                <w:rFonts w:hint="default" w:ascii="Times New Roman" w:hAnsi="Times New Roman" w:eastAsia="宋体" w:cs="Times New Roman"/>
+                <w:i w:val="0"/>
+                <w:iCs w:val="0"/>
+                <w:caps w:val="0"/>
+                <w:color w:val="0F1115"/>
+                <w:spacing w:val="0"/>
+                <w:kern w:val="0"/>
+                <w:sz w:val="18"/>
+                <w:szCs w:val="18"/>
+                <w:lang w:val="en-US" w:eastAsia="zh-CN" w:bidi="ar"/>
+              </w:rPr>
+              <w:t>向玩家突进 400~600</w:t>
+            </w:r>
+          </w:p>
+        </w:tc>
+        <w:tc>
+          <w:tcPr>
+            <w:tcW w:w="2131" w:type="dxa"/>
+          </w:tcPr>
+          <w:p>
+            <w:pPr>
+              <w:keepNext w:val="0"/>
+              <w:keepLines w:val="0"/>
+              <w:pageBreakBefore w:val="0"/>
+              <w:widowControl/>
+              <w:suppressLineNumbers w:val="0"/>
+              <w:kinsoku/>
+              <w:wordWrap w:val="0"/>
+              <w:overflowPunct/>
+              <w:topLinePunct w:val="0"/>
+              <w:autoSpaceDE/>
+              <w:autoSpaceDN/>
+              <w:bidi w:val="0"/>
+              <w:adjustRightInd/>
+              <w:snapToGrid/>
+              <w:spacing w:line="250" w:lineRule="atLeast"/>
+              <w:jc w:val="center"/>
+              <w:textAlignment w:val="auto"/>
+              <w:rPr>
+                <w:rFonts w:hint="default" w:ascii="Times New Roman" w:hAnsi="Times New Roman" w:eastAsia="宋体" w:cs="Times New Roman"/>
+                <w:i w:val="0"/>
+                <w:iCs w:val="0"/>
+                <w:caps w:val="0"/>
+                <w:color w:val="0F1115"/>
+                <w:spacing w:val="0"/>
+                <w:kern w:val="0"/>
+                <w:sz w:val="18"/>
+                <w:szCs w:val="18"/>
+                <w:lang w:val="en-US" w:eastAsia="zh-CN" w:bidi="ar"/>
+              </w:rPr>
+            </w:pPr>
+            <w:r>
+              <w:rPr>
+                <w:rFonts w:hint="default" w:ascii="Times New Roman" w:hAnsi="Times New Roman" w:eastAsia="宋体" w:cs="Times New Roman"/>
+                <w:i w:val="0"/>
+                <w:iCs w:val="0"/>
+                <w:caps w:val="0"/>
+                <w:color w:val="0F1115"/>
+                <w:spacing w:val="0"/>
+                <w:kern w:val="0"/>
+                <w:sz w:val="18"/>
+                <w:szCs w:val="18"/>
+                <w:lang w:val="en-US" w:eastAsia="zh-CN" w:bidi="ar"/>
+              </w:rPr>
+              <w:t>位移</w:t>
+            </w:r>
+          </w:p>
+        </w:tc>
+      </w:tr>
+      <w:tr>
+        <w:tblPrEx>
+          <w:tblBorders>
+            <w:top w:val="single" w:color="auto" w:sz="4" w:space="0"/>
+            <w:left w:val="single" w:color="auto" w:sz="4" w:space="0"/>
+            <w:bottom w:val="single" w:color="auto" w:sz="4" w:space="0"/>
+            <w:right w:val="single" w:color="auto" w:sz="4" w:space="0"/>
+            <w:insideH w:val="single" w:color="auto" w:sz="4" w:space="0"/>
+            <w:insideV w:val="single" w:color="auto" w:sz="4" w:space="0"/>
+          </w:tblBorders>
+          <w:tblCellMar>
+            <w:left w:w="108" w:type="dxa"/>
+            <w:right w:w="108" w:type="dxa"/>
+          </w:tblCellMar>
+        </w:tblPrEx>
+        <w:tc>
+          <w:tcPr>
+            <w:tcW w:w="2130" w:type="dxa"/>
+          </w:tcPr>
+          <w:p>
+            <w:pPr>
+              <w:keepNext w:val="0"/>
+              <w:keepLines w:val="0"/>
+              <w:pageBreakBefore w:val="0"/>
+              <w:widowControl/>
+              <w:suppressLineNumbers w:val="0"/>
+              <w:kinsoku/>
+              <w:wordWrap w:val="0"/>
+              <w:overflowPunct/>
+              <w:topLinePunct w:val="0"/>
+              <w:autoSpaceDE/>
+              <w:autoSpaceDN/>
+              <w:bidi w:val="0"/>
+              <w:adjustRightInd/>
+              <w:snapToGrid/>
+              <w:spacing w:line="250" w:lineRule="atLeast"/>
+              <w:jc w:val="center"/>
+              <w:textAlignment w:val="auto"/>
+              <w:rPr>
+                <w:rFonts w:hint="default" w:ascii="Times New Roman" w:hAnsi="Times New Roman" w:eastAsia="宋体" w:cs="Times New Roman"/>
+                <w:i w:val="0"/>
+                <w:iCs w:val="0"/>
+                <w:caps w:val="0"/>
+                <w:color w:val="0F1115"/>
+                <w:spacing w:val="0"/>
+                <w:kern w:val="0"/>
+                <w:sz w:val="18"/>
+                <w:szCs w:val="18"/>
+                <w:lang w:val="en-US" w:eastAsia="zh-CN" w:bidi="ar"/>
+              </w:rPr>
+            </w:pPr>
+            <w:r>
+              <w:rPr>
+                <w:rFonts w:hint="default" w:ascii="Times New Roman" w:hAnsi="Times New Roman" w:eastAsia="宋体" w:cs="Times New Roman"/>
+                <w:i w:val="0"/>
+                <w:iCs w:val="0"/>
+                <w:caps w:val="0"/>
+                <w:color w:val="0F1115"/>
+                <w:spacing w:val="0"/>
+                <w:kern w:val="0"/>
+                <w:sz w:val="18"/>
+                <w:szCs w:val="18"/>
+                <w:lang w:val="en-US" w:eastAsia="zh-CN" w:bidi="ar"/>
+              </w:rPr>
+              <w:t>Escape</w:t>
+            </w:r>
+          </w:p>
+        </w:tc>
+        <w:tc>
+          <w:tcPr>
+            <w:tcW w:w="1517" w:type="dxa"/>
+          </w:tcPr>
+          <w:p>
+            <w:pPr>
+              <w:keepNext w:val="0"/>
+              <w:keepLines w:val="0"/>
+              <w:pageBreakBefore w:val="0"/>
+              <w:widowControl/>
+              <w:suppressLineNumbers w:val="0"/>
+              <w:kinsoku/>
+              <w:wordWrap w:val="0"/>
+              <w:overflowPunct/>
+              <w:topLinePunct w:val="0"/>
+              <w:autoSpaceDE/>
+              <w:autoSpaceDN/>
+              <w:bidi w:val="0"/>
+              <w:adjustRightInd/>
+              <w:snapToGrid/>
+              <w:spacing w:line="250" w:lineRule="atLeast"/>
+              <w:jc w:val="center"/>
+              <w:textAlignment w:val="auto"/>
+              <w:rPr>
+                <w:rFonts w:hint="default" w:ascii="Times New Roman" w:hAnsi="Times New Roman" w:eastAsia="宋体" w:cs="Times New Roman"/>
+                <w:i w:val="0"/>
+                <w:iCs w:val="0"/>
+                <w:caps w:val="0"/>
+                <w:color w:val="0F1115"/>
+                <w:spacing w:val="0"/>
+                <w:kern w:val="0"/>
+                <w:sz w:val="18"/>
+                <w:szCs w:val="18"/>
+                <w:lang w:val="en-US" w:eastAsia="zh-CN" w:bidi="ar"/>
+              </w:rPr>
+            </w:pPr>
+            <w:r>
+              <w:rPr>
+                <w:rFonts w:hint="default" w:ascii="Times New Roman" w:hAnsi="Times New Roman" w:eastAsia="宋体" w:cs="Times New Roman"/>
+                <w:i w:val="0"/>
+                <w:iCs w:val="0"/>
+                <w:caps w:val="0"/>
+                <w:color w:val="0F1115"/>
+                <w:spacing w:val="0"/>
+                <w:kern w:val="0"/>
+                <w:sz w:val="18"/>
+                <w:szCs w:val="18"/>
+                <w:lang w:val="en-US" w:eastAsia="zh-CN" w:bidi="ar"/>
+              </w:rPr>
+              <w:t>躲避</w:t>
+            </w:r>
+          </w:p>
+        </w:tc>
+        <w:tc>
+          <w:tcPr>
+            <w:tcW w:w="2744" w:type="dxa"/>
+          </w:tcPr>
+          <w:p>
+            <w:pPr>
+              <w:keepNext w:val="0"/>
+              <w:keepLines w:val="0"/>
+              <w:pageBreakBefore w:val="0"/>
+              <w:widowControl/>
+              <w:suppressLineNumbers w:val="0"/>
+              <w:kinsoku/>
+              <w:wordWrap w:val="0"/>
+              <w:overflowPunct/>
+              <w:topLinePunct w:val="0"/>
+              <w:autoSpaceDE/>
+              <w:autoSpaceDN/>
+              <w:bidi w:val="0"/>
+              <w:adjustRightInd/>
+              <w:snapToGrid/>
+              <w:spacing w:line="250" w:lineRule="atLeast"/>
+              <w:jc w:val="center"/>
+              <w:textAlignment w:val="auto"/>
+              <w:rPr>
+                <w:rFonts w:hint="default" w:ascii="Times New Roman" w:hAnsi="Times New Roman" w:eastAsia="宋体" w:cs="Times New Roman"/>
+                <w:i w:val="0"/>
+                <w:iCs w:val="0"/>
+                <w:caps w:val="0"/>
+                <w:color w:val="0F1115"/>
+                <w:spacing w:val="0"/>
+                <w:kern w:val="0"/>
+                <w:sz w:val="18"/>
+                <w:szCs w:val="18"/>
+                <w:lang w:val="en-US" w:eastAsia="zh-CN" w:bidi="ar"/>
+              </w:rPr>
+            </w:pPr>
+            <w:r>
+              <w:rPr>
+                <w:rFonts w:hint="default" w:ascii="Times New Roman" w:hAnsi="Times New Roman" w:eastAsia="宋体" w:cs="Times New Roman"/>
+                <w:i w:val="0"/>
+                <w:iCs w:val="0"/>
+                <w:caps w:val="0"/>
+                <w:color w:val="0F1115"/>
+                <w:spacing w:val="0"/>
+                <w:kern w:val="0"/>
+                <w:sz w:val="18"/>
+                <w:szCs w:val="18"/>
+                <w:lang w:val="en-US" w:eastAsia="zh-CN" w:bidi="ar"/>
+              </w:rPr>
+              <w:t>远离玩家 500~800</w:t>
+            </w:r>
+          </w:p>
+        </w:tc>
+        <w:tc>
+          <w:tcPr>
+            <w:tcW w:w="2131" w:type="dxa"/>
+          </w:tcPr>
+          <w:p>
+            <w:pPr>
+              <w:keepNext w:val="0"/>
+              <w:keepLines w:val="0"/>
+              <w:pageBreakBefore w:val="0"/>
+              <w:widowControl/>
+              <w:suppressLineNumbers w:val="0"/>
+              <w:kinsoku/>
+              <w:wordWrap w:val="0"/>
+              <w:overflowPunct/>
+              <w:topLinePunct w:val="0"/>
+              <w:autoSpaceDE/>
+              <w:autoSpaceDN/>
+              <w:bidi w:val="0"/>
+              <w:adjustRightInd/>
+              <w:snapToGrid/>
+              <w:spacing w:line="250" w:lineRule="atLeast"/>
+              <w:jc w:val="center"/>
+              <w:textAlignment w:val="auto"/>
+              <w:rPr>
+                <w:rFonts w:hint="default" w:ascii="Times New Roman" w:hAnsi="Times New Roman" w:eastAsia="宋体" w:cs="Times New Roman"/>
+                <w:i w:val="0"/>
+                <w:iCs w:val="0"/>
+                <w:caps w:val="0"/>
+                <w:color w:val="0F1115"/>
+                <w:spacing w:val="0"/>
+                <w:kern w:val="0"/>
+                <w:sz w:val="18"/>
+                <w:szCs w:val="18"/>
+                <w:lang w:val="en-US" w:eastAsia="zh-CN" w:bidi="ar"/>
+              </w:rPr>
+            </w:pPr>
+            <w:r>
+              <w:rPr>
+                <w:rFonts w:hint="default" w:ascii="Times New Roman" w:hAnsi="Times New Roman" w:eastAsia="宋体" w:cs="Times New Roman"/>
+                <w:i w:val="0"/>
+                <w:iCs w:val="0"/>
+                <w:caps w:val="0"/>
+                <w:color w:val="0F1115"/>
+                <w:spacing w:val="0"/>
+                <w:kern w:val="0"/>
+                <w:sz w:val="18"/>
+                <w:szCs w:val="18"/>
+                <w:lang w:val="en-US" w:eastAsia="zh-CN" w:bidi="ar"/>
+              </w:rPr>
+              <w:t>位移</w:t>
+            </w:r>
+          </w:p>
+        </w:tc>
+      </w:tr>
+      <w:tr>
+        <w:tblPrEx>
+          <w:tblBorders>
+            <w:top w:val="single" w:color="auto" w:sz="4" w:space="0"/>
+            <w:left w:val="single" w:color="auto" w:sz="4" w:space="0"/>
+            <w:bottom w:val="single" w:color="auto" w:sz="4" w:space="0"/>
+            <w:right w:val="single" w:color="auto" w:sz="4" w:space="0"/>
+            <w:insideH w:val="single" w:color="auto" w:sz="4" w:space="0"/>
+            <w:insideV w:val="single" w:color="auto" w:sz="4" w:space="0"/>
+          </w:tblBorders>
+          <w:tblCellMar>
+            <w:left w:w="108" w:type="dxa"/>
+            <w:right w:w="108" w:type="dxa"/>
+          </w:tblCellMar>
+        </w:tblPrEx>
+        <w:tc>
+          <w:tcPr>
+            <w:tcW w:w="2130" w:type="dxa"/>
+          </w:tcPr>
+          <w:p>
+            <w:pPr>
+              <w:keepNext w:val="0"/>
+              <w:keepLines w:val="0"/>
+              <w:pageBreakBefore w:val="0"/>
+              <w:widowControl/>
+              <w:suppressLineNumbers w:val="0"/>
+              <w:kinsoku/>
+              <w:wordWrap w:val="0"/>
+              <w:overflowPunct/>
+              <w:topLinePunct w:val="0"/>
+              <w:autoSpaceDE/>
+              <w:autoSpaceDN/>
+              <w:bidi w:val="0"/>
+              <w:adjustRightInd/>
+              <w:snapToGrid/>
+              <w:spacing w:line="250" w:lineRule="atLeast"/>
+              <w:jc w:val="center"/>
+              <w:textAlignment w:val="auto"/>
+              <w:rPr>
+                <w:rFonts w:hint="default" w:ascii="Times New Roman" w:hAnsi="Times New Roman" w:eastAsia="宋体" w:cs="Times New Roman"/>
+                <w:i w:val="0"/>
+                <w:iCs w:val="0"/>
+                <w:caps w:val="0"/>
+                <w:color w:val="0F1115"/>
+                <w:spacing w:val="0"/>
+                <w:kern w:val="0"/>
+                <w:sz w:val="18"/>
+                <w:szCs w:val="18"/>
+                <w:lang w:val="en-US" w:eastAsia="zh-CN" w:bidi="ar"/>
+              </w:rPr>
+            </w:pPr>
+            <w:r>
+              <w:rPr>
+                <w:rFonts w:hint="default" w:ascii="Times New Roman" w:hAnsi="Times New Roman" w:eastAsia="宋体" w:cs="Times New Roman"/>
+                <w:i w:val="0"/>
+                <w:iCs w:val="0"/>
+                <w:caps w:val="0"/>
+                <w:color w:val="0F1115"/>
+                <w:spacing w:val="0"/>
+                <w:kern w:val="0"/>
+                <w:sz w:val="18"/>
+                <w:szCs w:val="18"/>
+                <w:lang w:val="en-US" w:eastAsia="zh-CN" w:bidi="ar"/>
+              </w:rPr>
+              <w:t>Heal</w:t>
+            </w:r>
+          </w:p>
+        </w:tc>
+        <w:tc>
+          <w:tcPr>
+            <w:tcW w:w="1517" w:type="dxa"/>
+          </w:tcPr>
+          <w:p>
+            <w:pPr>
+              <w:keepNext w:val="0"/>
+              <w:keepLines w:val="0"/>
+              <w:pageBreakBefore w:val="0"/>
+              <w:widowControl/>
+              <w:suppressLineNumbers w:val="0"/>
+              <w:kinsoku/>
+              <w:wordWrap w:val="0"/>
+              <w:overflowPunct/>
+              <w:topLinePunct w:val="0"/>
+              <w:autoSpaceDE/>
+              <w:autoSpaceDN/>
+              <w:bidi w:val="0"/>
+              <w:adjustRightInd/>
+              <w:snapToGrid/>
+              <w:spacing w:line="250" w:lineRule="atLeast"/>
+              <w:jc w:val="center"/>
+              <w:textAlignment w:val="auto"/>
+              <w:rPr>
+                <w:rFonts w:hint="default" w:ascii="Times New Roman" w:hAnsi="Times New Roman" w:eastAsia="宋体" w:cs="Times New Roman"/>
+                <w:i w:val="0"/>
+                <w:iCs w:val="0"/>
+                <w:caps w:val="0"/>
+                <w:color w:val="0F1115"/>
+                <w:spacing w:val="0"/>
+                <w:kern w:val="0"/>
+                <w:sz w:val="18"/>
+                <w:szCs w:val="18"/>
+                <w:lang w:val="en-US" w:eastAsia="zh-CN" w:bidi="ar"/>
+              </w:rPr>
+            </w:pPr>
+            <w:r>
+              <w:rPr>
+                <w:rFonts w:hint="default" w:ascii="Times New Roman" w:hAnsi="Times New Roman" w:eastAsia="宋体" w:cs="Times New Roman"/>
+                <w:i w:val="0"/>
+                <w:iCs w:val="0"/>
+                <w:caps w:val="0"/>
+                <w:color w:val="0F1115"/>
+                <w:spacing w:val="0"/>
+                <w:kern w:val="0"/>
+                <w:sz w:val="18"/>
+                <w:szCs w:val="18"/>
+                <w:lang w:val="en-US" w:eastAsia="zh-CN" w:bidi="ar"/>
+              </w:rPr>
+              <w:t>治疗</w:t>
+            </w:r>
+          </w:p>
+        </w:tc>
+        <w:tc>
+          <w:tcPr>
+            <w:tcW w:w="2744" w:type="dxa"/>
+          </w:tcPr>
+          <w:p>
+            <w:pPr>
+              <w:keepNext w:val="0"/>
+              <w:keepLines w:val="0"/>
+              <w:pageBreakBefore w:val="0"/>
+              <w:widowControl/>
+              <w:suppressLineNumbers w:val="0"/>
+              <w:kinsoku/>
+              <w:wordWrap w:val="0"/>
+              <w:overflowPunct/>
+              <w:topLinePunct w:val="0"/>
+              <w:autoSpaceDE/>
+              <w:autoSpaceDN/>
+              <w:bidi w:val="0"/>
+              <w:adjustRightInd/>
+              <w:snapToGrid/>
+              <w:spacing w:line="250" w:lineRule="atLeast"/>
+              <w:jc w:val="center"/>
+              <w:textAlignment w:val="auto"/>
+              <w:rPr>
+                <w:rFonts w:hint="default" w:ascii="Times New Roman" w:hAnsi="Times New Roman" w:eastAsia="宋体" w:cs="Times New Roman"/>
+                <w:i w:val="0"/>
+                <w:iCs w:val="0"/>
+                <w:caps w:val="0"/>
+                <w:color w:val="0F1115"/>
+                <w:spacing w:val="0"/>
+                <w:kern w:val="0"/>
+                <w:sz w:val="18"/>
+                <w:szCs w:val="18"/>
+                <w:lang w:val="en-US" w:eastAsia="zh-CN" w:bidi="ar"/>
+              </w:rPr>
+            </w:pPr>
+            <w:r>
+              <w:rPr>
+                <w:rFonts w:hint="default" w:ascii="Times New Roman" w:hAnsi="Times New Roman" w:eastAsia="宋体" w:cs="Times New Roman"/>
+                <w:i w:val="0"/>
+                <w:iCs w:val="0"/>
+                <w:caps w:val="0"/>
+                <w:color w:val="0F1115"/>
+                <w:spacing w:val="0"/>
+                <w:kern w:val="0"/>
+                <w:sz w:val="18"/>
+                <w:szCs w:val="18"/>
+                <w:lang w:val="en-US" w:eastAsia="zh-CN" w:bidi="ar"/>
+              </w:rPr>
+              <w:t>生命 &lt; 50% 时释放</w:t>
+            </w:r>
+          </w:p>
+        </w:tc>
+        <w:tc>
+          <w:tcPr>
+            <w:tcW w:w="2131" w:type="dxa"/>
+          </w:tcPr>
+          <w:p>
+            <w:pPr>
+              <w:keepNext w:val="0"/>
+              <w:keepLines w:val="0"/>
+              <w:pageBreakBefore w:val="0"/>
+              <w:widowControl/>
+              <w:suppressLineNumbers w:val="0"/>
+              <w:kinsoku/>
+              <w:wordWrap w:val="0"/>
+              <w:overflowPunct/>
+              <w:topLinePunct w:val="0"/>
+              <w:autoSpaceDE/>
+              <w:autoSpaceDN/>
+              <w:bidi w:val="0"/>
+              <w:adjustRightInd/>
+              <w:snapToGrid/>
+              <w:spacing w:line="250" w:lineRule="atLeast"/>
+              <w:jc w:val="center"/>
+              <w:textAlignment w:val="auto"/>
+              <w:rPr>
+                <w:rFonts w:hint="default" w:ascii="Times New Roman" w:hAnsi="Times New Roman" w:eastAsia="宋体" w:cs="Times New Roman"/>
+                <w:i w:val="0"/>
+                <w:iCs w:val="0"/>
+                <w:caps w:val="0"/>
+                <w:color w:val="0F1115"/>
+                <w:spacing w:val="0"/>
+                <w:kern w:val="0"/>
+                <w:sz w:val="18"/>
+                <w:szCs w:val="18"/>
+                <w:lang w:val="en-US" w:eastAsia="zh-CN" w:bidi="ar"/>
+              </w:rPr>
+            </w:pPr>
+            <w:r>
+              <w:rPr>
+                <w:rFonts w:hint="default" w:ascii="Times New Roman" w:hAnsi="Times New Roman" w:eastAsia="宋体" w:cs="Times New Roman"/>
+                <w:i w:val="0"/>
+                <w:iCs w:val="0"/>
+                <w:caps w:val="0"/>
+                <w:color w:val="0F1115"/>
+                <w:spacing w:val="0"/>
+                <w:kern w:val="0"/>
+                <w:sz w:val="18"/>
+                <w:szCs w:val="18"/>
+                <w:lang w:val="en-US" w:eastAsia="zh-CN" w:bidi="ar"/>
+              </w:rPr>
+              <w:t>技能</w:t>
+            </w:r>
+          </w:p>
+        </w:tc>
+      </w:tr>
+      <w:tr>
+        <w:tblPrEx>
+          <w:tblBorders>
+            <w:top w:val="single" w:color="auto" w:sz="4" w:space="0"/>
+            <w:left w:val="single" w:color="auto" w:sz="4" w:space="0"/>
+            <w:bottom w:val="single" w:color="auto" w:sz="4" w:space="0"/>
+            <w:right w:val="single" w:color="auto" w:sz="4" w:space="0"/>
+            <w:insideH w:val="single" w:color="auto" w:sz="4" w:space="0"/>
+            <w:insideV w:val="single" w:color="auto" w:sz="4" w:space="0"/>
+          </w:tblBorders>
+          <w:tblCellMar>
+            <w:left w:w="108" w:type="dxa"/>
+            <w:right w:w="108" w:type="dxa"/>
+          </w:tblCellMar>
+        </w:tblPrEx>
+        <w:tc>
+          <w:tcPr>
+            <w:tcW w:w="2130" w:type="dxa"/>
+          </w:tcPr>
+          <w:p>
+            <w:pPr>
+              <w:keepNext w:val="0"/>
+              <w:keepLines w:val="0"/>
+              <w:pageBreakBefore w:val="0"/>
+              <w:widowControl/>
+              <w:suppressLineNumbers w:val="0"/>
+              <w:kinsoku/>
+              <w:wordWrap w:val="0"/>
+              <w:overflowPunct/>
+              <w:topLinePunct w:val="0"/>
+              <w:autoSpaceDE/>
+              <w:autoSpaceDN/>
+              <w:bidi w:val="0"/>
+              <w:adjustRightInd/>
+              <w:snapToGrid/>
+              <w:spacing w:line="250" w:lineRule="atLeast"/>
+              <w:jc w:val="center"/>
+              <w:textAlignment w:val="auto"/>
+              <w:rPr>
+                <w:rFonts w:hint="default" w:ascii="Times New Roman" w:hAnsi="Times New Roman" w:eastAsia="宋体" w:cs="Times New Roman"/>
+                <w:i w:val="0"/>
+                <w:iCs w:val="0"/>
+                <w:caps w:val="0"/>
+                <w:color w:val="0F1115"/>
+                <w:spacing w:val="0"/>
+                <w:kern w:val="0"/>
+                <w:sz w:val="18"/>
+                <w:szCs w:val="18"/>
+                <w:lang w:val="en-US" w:eastAsia="zh-CN" w:bidi="ar"/>
+              </w:rPr>
+            </w:pPr>
+            <w:r>
+              <w:rPr>
+                <w:rFonts w:hint="default" w:ascii="Times New Roman" w:hAnsi="Times New Roman" w:eastAsia="宋体" w:cs="Times New Roman"/>
+                <w:i w:val="0"/>
+                <w:iCs w:val="0"/>
+                <w:caps w:val="0"/>
+                <w:color w:val="0F1115"/>
+                <w:spacing w:val="0"/>
+                <w:kern w:val="0"/>
+                <w:sz w:val="18"/>
+                <w:szCs w:val="18"/>
+                <w:lang w:val="en-US" w:eastAsia="zh-CN" w:bidi="ar"/>
+              </w:rPr>
+              <w:t>Summon</w:t>
+            </w:r>
+          </w:p>
+        </w:tc>
+        <w:tc>
+          <w:tcPr>
+            <w:tcW w:w="1517" w:type="dxa"/>
+          </w:tcPr>
+          <w:p>
+            <w:pPr>
+              <w:keepNext w:val="0"/>
+              <w:keepLines w:val="0"/>
+              <w:pageBreakBefore w:val="0"/>
+              <w:widowControl/>
+              <w:suppressLineNumbers w:val="0"/>
+              <w:kinsoku/>
+              <w:wordWrap w:val="0"/>
+              <w:overflowPunct/>
+              <w:topLinePunct w:val="0"/>
+              <w:autoSpaceDE/>
+              <w:autoSpaceDN/>
+              <w:bidi w:val="0"/>
+              <w:adjustRightInd/>
+              <w:snapToGrid/>
+              <w:spacing w:line="250" w:lineRule="atLeast"/>
+              <w:jc w:val="center"/>
+              <w:textAlignment w:val="auto"/>
+              <w:rPr>
+                <w:rFonts w:hint="default" w:ascii="Times New Roman" w:hAnsi="Times New Roman" w:eastAsia="宋体" w:cs="Times New Roman"/>
+                <w:i w:val="0"/>
+                <w:iCs w:val="0"/>
+                <w:caps w:val="0"/>
+                <w:color w:val="0F1115"/>
+                <w:spacing w:val="0"/>
+                <w:kern w:val="0"/>
+                <w:sz w:val="18"/>
+                <w:szCs w:val="18"/>
+                <w:lang w:val="en-US" w:eastAsia="zh-CN" w:bidi="ar"/>
+              </w:rPr>
+            </w:pPr>
+            <w:r>
+              <w:rPr>
+                <w:rFonts w:hint="default" w:ascii="Times New Roman" w:hAnsi="Times New Roman" w:eastAsia="宋体" w:cs="Times New Roman"/>
+                <w:i w:val="0"/>
+                <w:iCs w:val="0"/>
+                <w:caps w:val="0"/>
+                <w:color w:val="0F1115"/>
+                <w:spacing w:val="0"/>
+                <w:kern w:val="0"/>
+                <w:sz w:val="18"/>
+                <w:szCs w:val="18"/>
+                <w:lang w:val="en-US" w:eastAsia="zh-CN" w:bidi="ar"/>
+              </w:rPr>
+              <w:t>召唤</w:t>
+            </w:r>
+          </w:p>
+        </w:tc>
+        <w:tc>
+          <w:tcPr>
+            <w:tcW w:w="2744" w:type="dxa"/>
+          </w:tcPr>
+          <w:p>
+            <w:pPr>
+              <w:keepNext w:val="0"/>
+              <w:keepLines w:val="0"/>
+              <w:pageBreakBefore w:val="0"/>
+              <w:widowControl/>
+              <w:suppressLineNumbers w:val="0"/>
+              <w:kinsoku/>
+              <w:wordWrap w:val="0"/>
+              <w:overflowPunct/>
+              <w:topLinePunct w:val="0"/>
+              <w:autoSpaceDE/>
+              <w:autoSpaceDN/>
+              <w:bidi w:val="0"/>
+              <w:adjustRightInd/>
+              <w:snapToGrid/>
+              <w:spacing w:line="250" w:lineRule="atLeast"/>
+              <w:jc w:val="center"/>
+              <w:textAlignment w:val="auto"/>
+              <w:rPr>
+                <w:rFonts w:hint="default" w:ascii="Times New Roman" w:hAnsi="Times New Roman" w:eastAsia="宋体" w:cs="Times New Roman"/>
+                <w:i w:val="0"/>
+                <w:iCs w:val="0"/>
+                <w:caps w:val="0"/>
+                <w:color w:val="0F1115"/>
+                <w:spacing w:val="0"/>
+                <w:kern w:val="0"/>
+                <w:sz w:val="18"/>
+                <w:szCs w:val="18"/>
+                <w:lang w:val="en-US" w:eastAsia="zh-CN" w:bidi="ar"/>
+              </w:rPr>
+            </w:pPr>
+            <w:r>
+              <w:rPr>
+                <w:rFonts w:hint="default" w:ascii="Times New Roman" w:hAnsi="Times New Roman" w:eastAsia="宋体" w:cs="Times New Roman"/>
+                <w:i w:val="0"/>
+                <w:iCs w:val="0"/>
+                <w:caps w:val="0"/>
+                <w:color w:val="0F1115"/>
+                <w:spacing w:val="0"/>
+                <w:kern w:val="0"/>
+                <w:sz w:val="18"/>
+                <w:szCs w:val="18"/>
+                <w:lang w:val="en-US" w:eastAsia="zh-CN" w:bidi="ar"/>
+              </w:rPr>
+              <w:t>在玩家周围召唤</w:t>
+            </w:r>
+          </w:p>
+        </w:tc>
+        <w:tc>
+          <w:tcPr>
+            <w:tcW w:w="2131" w:type="dxa"/>
+          </w:tcPr>
+          <w:p>
+            <w:pPr>
+              <w:keepNext w:val="0"/>
+              <w:keepLines w:val="0"/>
+              <w:pageBreakBefore w:val="0"/>
+              <w:widowControl/>
+              <w:suppressLineNumbers w:val="0"/>
+              <w:kinsoku/>
+              <w:wordWrap w:val="0"/>
+              <w:overflowPunct/>
+              <w:topLinePunct w:val="0"/>
+              <w:autoSpaceDE/>
+              <w:autoSpaceDN/>
+              <w:bidi w:val="0"/>
+              <w:adjustRightInd/>
+              <w:snapToGrid/>
+              <w:spacing w:line="250" w:lineRule="atLeast"/>
+              <w:jc w:val="center"/>
+              <w:textAlignment w:val="auto"/>
+              <w:rPr>
+                <w:rFonts w:hint="default" w:ascii="Times New Roman" w:hAnsi="Times New Roman" w:eastAsia="宋体" w:cs="Times New Roman"/>
+                <w:i w:val="0"/>
+                <w:iCs w:val="0"/>
+                <w:caps w:val="0"/>
+                <w:color w:val="0F1115"/>
+                <w:spacing w:val="0"/>
+                <w:kern w:val="0"/>
+                <w:sz w:val="18"/>
+                <w:szCs w:val="18"/>
+                <w:lang w:val="en-US" w:eastAsia="zh-CN" w:bidi="ar"/>
+              </w:rPr>
+            </w:pPr>
+            <w:r>
+              <w:rPr>
+                <w:rFonts w:hint="default" w:ascii="Times New Roman" w:hAnsi="Times New Roman" w:eastAsia="宋体" w:cs="Times New Roman"/>
+                <w:i w:val="0"/>
+                <w:iCs w:val="0"/>
+                <w:caps w:val="0"/>
+                <w:color w:val="0F1115"/>
+                <w:spacing w:val="0"/>
+                <w:kern w:val="0"/>
+                <w:sz w:val="18"/>
+                <w:szCs w:val="18"/>
+                <w:lang w:val="en-US" w:eastAsia="zh-CN" w:bidi="ar"/>
+              </w:rPr>
+              <w:t>技能</w:t>
+            </w:r>
+          </w:p>
+        </w:tc>
+      </w:tr>
+    </w:tbl>
+    <w:p>
+      <w:pPr>
+        <w:keepNext w:val="0"/>
+        <w:keepLines w:val="0"/>
+        <w:pageBreakBefore w:val="0"/>
+        <w:widowControl w:val="0"/>
+        <w:kinsoku/>
+        <w:wordWrap w:val="0"/>
+        <w:overflowPunct/>
+        <w:topLinePunct w:val="0"/>
+        <w:autoSpaceDE/>
+        <w:autoSpaceDN/>
+        <w:bidi w:val="0"/>
+        <w:adjustRightInd/>
+        <w:snapToGrid/>
+        <w:spacing w:line="240" w:lineRule="auto"/>
+        <w:ind w:leftChars="0" w:firstLine="420" w:firstLineChars="0"/>
+        <w:jc w:val="both"/>
+        <w:textAlignment w:val="auto"/>
+        <w:rPr>
+          <w:rFonts w:hint="default" w:ascii="Times New Roman" w:hAnsi="Times New Roman" w:eastAsia="宋体" w:cs="Times New Roman"/>
+          <w:i w:val="0"/>
+          <w:iCs w:val="0"/>
+          <w:caps w:val="0"/>
+          <w:color w:val="0F1115"/>
+          <w:spacing w:val="0"/>
+          <w:kern w:val="2"/>
+          <w:sz w:val="24"/>
+          <w:szCs w:val="24"/>
+          <w:lang w:val="en-US" w:eastAsia="zh-CN" w:bidi="ar-SA"/>
+        </w:rPr>
+      </w:pPr>
+      <w:r>
+        <w:rPr>
+          <w:rFonts w:hint="default" w:ascii="Times New Roman" w:hAnsi="Times New Roman" w:eastAsia="宋体" w:cs="Times New Roman"/>
+          <w:i w:val="0"/>
+          <w:iCs w:val="0"/>
+          <w:caps w:val="0"/>
+          <w:color w:val="0F1115"/>
+          <w:spacing w:val="0"/>
+          <w:kern w:val="2"/>
+          <w:sz w:val="24"/>
+          <w:szCs w:val="24"/>
+          <w:lang w:val="en-US" w:eastAsia="zh-CN" w:bidi="ar-SA"/>
+        </w:rPr>
+        <w:t>设计原则：行为可预期</w:t>
+      </w:r>
+      <w:r>
+        <w:rPr>
+          <w:rFonts w:hint="eastAsia" w:ascii="Times New Roman" w:hAnsi="Times New Roman" w:eastAsia="宋体" w:cs="Times New Roman"/>
+          <w:i w:val="0"/>
+          <w:iCs w:val="0"/>
+          <w:caps w:val="0"/>
+          <w:color w:val="0F1115"/>
+          <w:spacing w:val="0"/>
+          <w:kern w:val="2"/>
+          <w:sz w:val="24"/>
+          <w:szCs w:val="24"/>
+          <w:lang w:val="en-US" w:eastAsia="zh-CN" w:bidi="ar-SA"/>
+        </w:rPr>
+        <w:t>。</w:t>
+      </w:r>
+      <w:r>
+        <w:rPr>
+          <w:rFonts w:hint="default" w:ascii="Times New Roman" w:hAnsi="Times New Roman" w:eastAsia="宋体" w:cs="Times New Roman"/>
+          <w:i w:val="0"/>
+          <w:iCs w:val="0"/>
+          <w:caps w:val="0"/>
+          <w:color w:val="0F1115"/>
+          <w:spacing w:val="0"/>
+          <w:kern w:val="2"/>
+          <w:sz w:val="24"/>
+          <w:szCs w:val="24"/>
+          <w:lang w:val="en-US" w:eastAsia="zh-CN" w:bidi="ar-SA"/>
+        </w:rPr>
+        <w:t>玩家通过UI看到敌人携带的刻印标签，即可预判其行动模式，形成"观察</w:t>
+      </w:r>
+      <w:r>
+        <w:rPr>
+          <w:rFonts w:hint="eastAsia" w:ascii="Times New Roman" w:hAnsi="Times New Roman" w:eastAsia="宋体" w:cs="Times New Roman"/>
+          <w:i w:val="0"/>
+          <w:iCs w:val="0"/>
+          <w:caps w:val="0"/>
+          <w:color w:val="0F1115"/>
+          <w:spacing w:val="0"/>
+          <w:kern w:val="2"/>
+          <w:sz w:val="24"/>
+          <w:szCs w:val="24"/>
+          <w:lang w:val="en-US" w:eastAsia="zh-CN" w:bidi="ar-SA"/>
+        </w:rPr>
+        <w:t>，</w:t>
+      </w:r>
+      <w:r>
+        <w:rPr>
+          <w:rFonts w:hint="default" w:ascii="Times New Roman" w:hAnsi="Times New Roman" w:eastAsia="宋体" w:cs="Times New Roman"/>
+          <w:i w:val="0"/>
+          <w:iCs w:val="0"/>
+          <w:caps w:val="0"/>
+          <w:color w:val="0F1115"/>
+          <w:spacing w:val="0"/>
+          <w:kern w:val="2"/>
+          <w:sz w:val="24"/>
+          <w:szCs w:val="24"/>
+          <w:lang w:val="en-US" w:eastAsia="zh-CN" w:bidi="ar-SA"/>
+        </w:rPr>
+        <w:t>对策</w:t>
+      </w:r>
+      <w:r>
+        <w:rPr>
+          <w:rFonts w:hint="eastAsia" w:ascii="Times New Roman" w:hAnsi="Times New Roman" w:eastAsia="宋体" w:cs="Times New Roman"/>
+          <w:i w:val="0"/>
+          <w:iCs w:val="0"/>
+          <w:caps w:val="0"/>
+          <w:color w:val="0F1115"/>
+          <w:spacing w:val="0"/>
+          <w:kern w:val="2"/>
+          <w:sz w:val="24"/>
+          <w:szCs w:val="24"/>
+          <w:lang w:val="en-US" w:eastAsia="zh-CN" w:bidi="ar-SA"/>
+        </w:rPr>
+        <w:t>，</w:t>
+      </w:r>
+      <w:r>
+        <w:rPr>
+          <w:rFonts w:hint="default" w:ascii="Times New Roman" w:hAnsi="Times New Roman" w:eastAsia="宋体" w:cs="Times New Roman"/>
+          <w:i w:val="0"/>
+          <w:iCs w:val="0"/>
+          <w:caps w:val="0"/>
+          <w:color w:val="0F1115"/>
+          <w:spacing w:val="0"/>
+          <w:kern w:val="2"/>
+          <w:sz w:val="24"/>
+          <w:szCs w:val="24"/>
+          <w:lang w:val="en-US" w:eastAsia="zh-CN" w:bidi="ar-SA"/>
+        </w:rPr>
+        <w:t>执行"的策略循环。变位标签不参与决策，保证行为逻辑纯净。</w:t>
+      </w:r>
+    </w:p>
+    <w:p>
+      <w:pPr>
+        <w:keepNext w:val="0"/>
+        <w:keepLines w:val="0"/>
+        <w:pageBreakBefore w:val="0"/>
+        <w:widowControl w:val="0"/>
+        <w:kinsoku/>
+        <w:wordWrap w:val="0"/>
+        <w:overflowPunct/>
+        <w:topLinePunct w:val="0"/>
+        <w:autoSpaceDE/>
+        <w:autoSpaceDN/>
+        <w:bidi w:val="0"/>
+        <w:adjustRightInd/>
+        <w:snapToGrid/>
+        <w:spacing w:line="240" w:lineRule="auto"/>
+        <w:ind w:leftChars="0" w:firstLine="420" w:firstLineChars="0"/>
+        <w:jc w:val="both"/>
+        <w:textAlignment w:val="auto"/>
+        <w:rPr>
+          <w:rFonts w:hint="default" w:ascii="Times New Roman" w:hAnsi="Times New Roman" w:eastAsia="宋体" w:cs="Times New Roman"/>
+          <w:i w:val="0"/>
+          <w:iCs w:val="0"/>
+          <w:caps w:val="0"/>
+          <w:color w:val="0F1115"/>
+          <w:spacing w:val="0"/>
+          <w:kern w:val="2"/>
+          <w:sz w:val="24"/>
+          <w:szCs w:val="24"/>
+          <w:lang w:val="en-US" w:eastAsia="zh-CN" w:bidi="ar-SA"/>
+        </w:rPr>
+      </w:pPr>
+    </w:p>
+    <w:p>
+      <w:pPr>
+        <w:keepNext w:val="0"/>
+        <w:keepLines w:val="0"/>
+        <w:pageBreakBefore w:val="0"/>
+        <w:widowControl/>
+        <w:suppressLineNumbers w:val="0"/>
+        <w:kinsoku/>
+        <w:wordWrap w:val="0"/>
+        <w:overflowPunct/>
+        <w:topLinePunct w:val="0"/>
+        <w:autoSpaceDE/>
+        <w:autoSpaceDN/>
+        <w:bidi w:val="0"/>
+        <w:adjustRightInd/>
+        <w:snapToGrid/>
+        <w:spacing w:before="0" w:beforeAutospacing="0" w:after="0" w:afterAutospacing="0" w:line="240" w:lineRule="auto"/>
+        <w:ind w:left="0" w:leftChars="0" w:right="0" w:rightChars="0" w:firstLine="0" w:firstLineChars="0"/>
+        <w:jc w:val="left"/>
+        <w:textAlignment w:val="auto"/>
+        <w:outlineLvl w:val="2"/>
+        <w:rPr>
+          <w:rFonts w:hint="default" w:ascii="Times New Roman" w:hAnsi="Times New Roman" w:eastAsia="宋体" w:cs="Times New Roman"/>
+          <w:b/>
+          <w:bCs/>
+          <w:caps w:val="0"/>
+          <w:color w:val="0F1115"/>
+          <w:spacing w:val="0"/>
+          <w:kern w:val="0"/>
+          <w:sz w:val="24"/>
+          <w:szCs w:val="24"/>
+          <w:lang w:val="en-US" w:eastAsia="zh-CN" w:bidi="ar"/>
+        </w:rPr>
+      </w:pPr>
+      <w:bookmarkStart w:id="14" w:name="_Toc18012"/>
+      <w:r>
+        <w:rPr>
+          <w:rFonts w:hint="default" w:ascii="Times New Roman" w:hAnsi="Times New Roman" w:eastAsia="宋体" w:cs="Times New Roman"/>
+          <w:b/>
+          <w:bCs/>
+          <w:caps w:val="0"/>
+          <w:color w:val="0F1115"/>
+          <w:spacing w:val="0"/>
+          <w:kern w:val="0"/>
+          <w:sz w:val="24"/>
+          <w:szCs w:val="24"/>
+          <w:lang w:val="en-US" w:eastAsia="zh-CN" w:bidi="ar"/>
+        </w:rPr>
+        <w:t>2.3.3.信息素机制</w:t>
+      </w:r>
+      <w:bookmarkEnd w:id="14"/>
+    </w:p>
+    <w:p>
+      <w:pPr>
+        <w:keepNext w:val="0"/>
+        <w:keepLines w:val="0"/>
+        <w:pageBreakBefore w:val="0"/>
+        <w:widowControl w:val="0"/>
+        <w:kinsoku/>
+        <w:wordWrap w:val="0"/>
+        <w:overflowPunct/>
+        <w:topLinePunct w:val="0"/>
+        <w:autoSpaceDE/>
+        <w:autoSpaceDN/>
+        <w:bidi w:val="0"/>
+        <w:adjustRightInd/>
+        <w:snapToGrid/>
+        <w:spacing w:line="240" w:lineRule="auto"/>
+        <w:ind w:leftChars="0" w:firstLine="420" w:firstLineChars="0"/>
+        <w:jc w:val="both"/>
+        <w:textAlignment w:val="auto"/>
+        <w:rPr>
+          <w:rFonts w:hint="default" w:ascii="Times New Roman" w:hAnsi="Times New Roman" w:eastAsia="宋体" w:cs="Times New Roman"/>
+          <w:b w:val="0"/>
+          <w:bCs w:val="0"/>
+          <w:i w:val="0"/>
+          <w:iCs w:val="0"/>
+          <w:caps w:val="0"/>
+          <w:color w:val="0F1115"/>
+          <w:spacing w:val="0"/>
+          <w:kern w:val="2"/>
+          <w:sz w:val="24"/>
+          <w:szCs w:val="24"/>
+          <w:lang w:val="en-US" w:eastAsia="zh-CN" w:bidi="ar-SA"/>
+        </w:rPr>
+      </w:pPr>
+      <w:r>
+        <w:rPr>
+          <w:rFonts w:hint="default" w:ascii="Times New Roman" w:hAnsi="Times New Roman" w:eastAsia="宋体" w:cs="Times New Roman"/>
+          <w:b w:val="0"/>
+          <w:bCs w:val="0"/>
+          <w:i w:val="0"/>
+          <w:iCs w:val="0"/>
+          <w:caps w:val="0"/>
+          <w:color w:val="0F1115"/>
+          <w:spacing w:val="0"/>
+          <w:kern w:val="2"/>
+          <w:sz w:val="24"/>
+          <w:szCs w:val="24"/>
+          <w:lang w:val="en-US" w:eastAsia="zh-CN" w:bidi="ar-SA"/>
+        </w:rPr>
+        <w:t>敌人被击杀时在死亡位置留下信息素点，记录击杀所用技能的本位标签（属性标签如Fire/Water与行为标签如Ranged/Melee均被记录）。后续在该点刷新的敌人，含相同标签的刻印获得三倍抽取权重，使其配置向玩家偏好趋同。</w:t>
+      </w:r>
+    </w:p>
+    <w:p>
+      <w:pPr>
+        <w:keepNext w:val="0"/>
+        <w:keepLines w:val="0"/>
+        <w:pageBreakBefore w:val="0"/>
+        <w:widowControl w:val="0"/>
+        <w:kinsoku/>
+        <w:wordWrap w:val="0"/>
+        <w:overflowPunct/>
+        <w:topLinePunct w:val="0"/>
+        <w:autoSpaceDE/>
+        <w:autoSpaceDN/>
+        <w:bidi w:val="0"/>
+        <w:adjustRightInd/>
+        <w:snapToGrid/>
+        <w:spacing w:line="240" w:lineRule="auto"/>
+        <w:ind w:leftChars="0" w:firstLine="420" w:firstLineChars="0"/>
+        <w:jc w:val="both"/>
+        <w:textAlignment w:val="auto"/>
+        <w:rPr>
+          <w:rFonts w:hint="default" w:ascii="Times New Roman" w:hAnsi="Times New Roman" w:eastAsia="宋体" w:cs="Times New Roman"/>
+          <w:i w:val="0"/>
+          <w:iCs w:val="0"/>
+          <w:caps w:val="0"/>
+          <w:color w:val="0F1115"/>
+          <w:spacing w:val="0"/>
+          <w:kern w:val="2"/>
+          <w:sz w:val="24"/>
+          <w:szCs w:val="24"/>
+          <w:lang w:val="en-US" w:eastAsia="zh-CN" w:bidi="ar-SA"/>
+        </w:rPr>
+      </w:pPr>
+      <w:r>
+        <w:rPr>
+          <w:rFonts w:hint="default" w:ascii="Times New Roman" w:hAnsi="Times New Roman" w:eastAsia="宋体" w:cs="Times New Roman"/>
+          <w:i w:val="0"/>
+          <w:iCs w:val="0"/>
+          <w:caps w:val="0"/>
+          <w:color w:val="0F1115"/>
+          <w:spacing w:val="0"/>
+          <w:kern w:val="2"/>
+          <w:sz w:val="24"/>
+          <w:szCs w:val="24"/>
+          <w:lang w:val="en-US" w:eastAsia="zh-CN" w:bidi="ar-SA"/>
+        </w:rPr>
+        <w:t>关键链路：信息素记录标签 → 抽取权重偏向同标签刻印 → 敌人携带同标签刻印 → 分层AI读取标签 → 行为自动适配标签语义。信息素点存在三波刷新的生命周期，三波后衰减归零。每五层全局重置。</w:t>
+      </w:r>
+    </w:p>
+    <w:p>
+      <w:pPr>
+        <w:keepNext w:val="0"/>
+        <w:keepLines w:val="0"/>
+        <w:pageBreakBefore w:val="0"/>
+        <w:widowControl w:val="0"/>
+        <w:kinsoku/>
+        <w:wordWrap w:val="0"/>
+        <w:overflowPunct/>
+        <w:topLinePunct w:val="0"/>
+        <w:autoSpaceDE/>
+        <w:autoSpaceDN/>
+        <w:bidi w:val="0"/>
+        <w:adjustRightInd/>
+        <w:snapToGrid/>
+        <w:spacing w:line="240" w:lineRule="auto"/>
+        <w:ind w:leftChars="0" w:firstLine="420" w:firstLineChars="0"/>
+        <w:jc w:val="both"/>
+        <w:textAlignment w:val="auto"/>
+        <w:rPr>
+          <w:rFonts w:hint="default" w:ascii="Times New Roman" w:hAnsi="Times New Roman" w:eastAsia="宋体" w:cs="Times New Roman"/>
+          <w:i w:val="0"/>
+          <w:iCs w:val="0"/>
+          <w:caps w:val="0"/>
+          <w:color w:val="0F1115"/>
+          <w:spacing w:val="0"/>
+          <w:kern w:val="2"/>
+          <w:sz w:val="24"/>
+          <w:szCs w:val="24"/>
+          <w:lang w:val="en-US" w:eastAsia="zh-CN" w:bidi="ar-SA"/>
+        </w:rPr>
+      </w:pPr>
+    </w:p>
+    <w:p>
+      <w:pPr>
+        <w:keepNext w:val="0"/>
+        <w:keepLines w:val="0"/>
+        <w:pageBreakBefore w:val="0"/>
+        <w:widowControl/>
+        <w:suppressLineNumbers w:val="0"/>
+        <w:kinsoku/>
+        <w:wordWrap w:val="0"/>
+        <w:overflowPunct/>
+        <w:topLinePunct w:val="0"/>
+        <w:autoSpaceDE/>
+        <w:autoSpaceDN/>
+        <w:bidi w:val="0"/>
+        <w:adjustRightInd/>
+        <w:snapToGrid/>
+        <w:spacing w:before="0" w:beforeAutospacing="0" w:after="0" w:afterAutospacing="0" w:line="240" w:lineRule="auto"/>
+        <w:ind w:left="0" w:leftChars="0" w:right="0" w:rightChars="0" w:firstLine="0" w:firstLineChars="0"/>
+        <w:jc w:val="left"/>
+        <w:textAlignment w:val="auto"/>
+        <w:outlineLvl w:val="2"/>
+        <w:rPr>
+          <w:rFonts w:hint="default" w:ascii="Times New Roman" w:hAnsi="Times New Roman" w:eastAsia="宋体" w:cs="Times New Roman"/>
+          <w:b/>
+          <w:bCs/>
+          <w:caps w:val="0"/>
+          <w:color w:val="0F1115"/>
+          <w:spacing w:val="0"/>
+          <w:kern w:val="0"/>
+          <w:sz w:val="24"/>
+          <w:szCs w:val="24"/>
+          <w:lang w:val="en-US" w:eastAsia="zh-CN" w:bidi="ar"/>
+        </w:rPr>
+      </w:pPr>
+      <w:bookmarkStart w:id="15" w:name="_Toc23513"/>
+      <w:r>
+        <w:rPr>
+          <w:rFonts w:hint="default" w:ascii="Times New Roman" w:hAnsi="Times New Roman" w:eastAsia="宋体" w:cs="Times New Roman"/>
+          <w:b/>
+          <w:bCs/>
+          <w:caps w:val="0"/>
+          <w:color w:val="0F1115"/>
+          <w:spacing w:val="0"/>
+          <w:kern w:val="0"/>
+          <w:sz w:val="24"/>
+          <w:szCs w:val="24"/>
+          <w:lang w:val="en-US" w:eastAsia="zh-CN" w:bidi="ar"/>
+        </w:rPr>
+        <w:t>2.3.4.抗性机制</w:t>
+      </w:r>
+      <w:bookmarkEnd w:id="15"/>
+    </w:p>
+    <w:p>
+      <w:pPr>
+        <w:keepNext w:val="0"/>
+        <w:keepLines w:val="0"/>
+        <w:pageBreakBefore w:val="0"/>
+        <w:widowControl w:val="0"/>
+        <w:kinsoku/>
+        <w:wordWrap w:val="0"/>
+        <w:overflowPunct/>
+        <w:topLinePunct w:val="0"/>
+        <w:autoSpaceDE/>
+        <w:autoSpaceDN/>
+        <w:bidi w:val="0"/>
+        <w:adjustRightInd/>
+        <w:snapToGrid/>
+        <w:spacing w:line="240" w:lineRule="auto"/>
+        <w:ind w:leftChars="0" w:firstLine="420" w:firstLineChars="0"/>
+        <w:jc w:val="both"/>
+        <w:textAlignment w:val="auto"/>
+        <w:rPr>
+          <w:rFonts w:hint="default" w:ascii="Times New Roman" w:hAnsi="Times New Roman" w:eastAsia="宋体" w:cs="Times New Roman"/>
+          <w:b w:val="0"/>
+          <w:bCs w:val="0"/>
+          <w:i w:val="0"/>
+          <w:iCs w:val="0"/>
+          <w:caps w:val="0"/>
+          <w:color w:val="0F1115"/>
+          <w:spacing w:val="0"/>
+          <w:kern w:val="2"/>
+          <w:sz w:val="24"/>
+          <w:szCs w:val="24"/>
+          <w:lang w:val="en-US" w:eastAsia="zh-CN" w:bidi="ar-SA"/>
+        </w:rPr>
+      </w:pPr>
+      <w:r>
+        <w:rPr>
+          <w:rFonts w:hint="default" w:ascii="Times New Roman" w:hAnsi="Times New Roman" w:eastAsia="宋体" w:cs="Times New Roman"/>
+          <w:b w:val="0"/>
+          <w:bCs w:val="0"/>
+          <w:i w:val="0"/>
+          <w:iCs w:val="0"/>
+          <w:caps w:val="0"/>
+          <w:color w:val="0F1115"/>
+          <w:spacing w:val="0"/>
+          <w:kern w:val="2"/>
+          <w:sz w:val="24"/>
+          <w:szCs w:val="24"/>
+          <w:lang w:val="en-US" w:eastAsia="zh-CN" w:bidi="ar-SA"/>
+        </w:rPr>
+        <w:t>同一刷新点被同一属性标签（Fire/Water/Air/Earth）反复击杀时，该点敌人对该属性产生可叠加的百分比抗性（每层 +10%，上限 60%）。外观以渐变色纹路警示（红→紫渐变）。每五层全局重置。</w:t>
       </w:r>
     </w:p>
     <w:p>
@@ -7976,7 +13597,7 @@
           <w:szCs w:val="28"/>
         </w:rPr>
       </w:pPr>
-      <w:bookmarkStart w:id="12" w:name="_Toc22053"/>
+      <w:bookmarkStart w:id="16" w:name="_Toc9220"/>
       <w:r>
         <w:rPr>
           <w:rFonts w:hint="default" w:ascii="Times New Roman" w:hAnsi="Times New Roman" w:eastAsia="宋体" w:cs="Times New Roman"/>
@@ -8020,7 +13641,7 @@
         </w:rPr>
         <w:t>基础战斗属性</w:t>
       </w:r>
-      <w:bookmarkEnd w:id="12"/>
+      <w:bookmarkEnd w:id="16"/>
     </w:p>
     <w:p>
       <w:pPr>
@@ -8143,7 +13764,7 @@
           <w:szCs w:val="30"/>
         </w:rPr>
       </w:pPr>
-      <w:bookmarkStart w:id="13" w:name="_Toc3648"/>
+      <w:bookmarkStart w:id="17" w:name="_Toc18064"/>
       <w:r>
         <w:rPr>
           <w:rFonts w:hint="default" w:ascii="Times New Roman" w:hAnsi="Times New Roman" w:eastAsia="宋体" w:cs="Times New Roman"/>
@@ -8158,7 +13779,7 @@
         </w:rPr>
         <w:t>3.刻印系统设计</w:t>
       </w:r>
-      <w:bookmarkEnd w:id="13"/>
+      <w:bookmarkEnd w:id="17"/>
     </w:p>
     <w:p>
       <w:pPr>
@@ -8193,7 +13814,7 @@
           <w:szCs w:val="28"/>
         </w:rPr>
       </w:pPr>
-      <w:bookmarkStart w:id="14" w:name="_Toc13818"/>
+      <w:bookmarkStart w:id="18" w:name="_Toc28400"/>
       <w:r>
         <w:rPr>
           <w:rFonts w:hint="default" w:ascii="Times New Roman" w:hAnsi="Times New Roman" w:eastAsia="宋体" w:cs="Times New Roman"/>
@@ -8237,7 +13858,7 @@
         </w:rPr>
         <w:t>刻印结构</w:t>
       </w:r>
-      <w:bookmarkEnd w:id="14"/>
+      <w:bookmarkEnd w:id="18"/>
     </w:p>
     <w:p>
       <w:pPr>
@@ -8666,7 +14287,6 @@
             <w:insideH w:val="none" w:color="auto" w:sz="0" w:space="0"/>
             <w:insideV w:val="none" w:color="auto" w:sz="0" w:space="0"/>
           </w:tblBorders>
-          <w:shd w:val="clear" w:color="auto" w:fill="FFFFFF"/>
           <w:tblCellMar>
             <w:top w:w="15" w:type="dxa"/>
             <w:left w:w="15" w:type="dxa"/>
@@ -9522,7 +15142,6 @@
             <w:insideH w:val="none" w:color="auto" w:sz="0" w:space="0"/>
             <w:insideV w:val="none" w:color="auto" w:sz="0" w:space="0"/>
           </w:tblBorders>
-          <w:shd w:val="clear" w:color="auto" w:fill="FFFFFF"/>
           <w:tblCellMar>
             <w:top w:w="15" w:type="dxa"/>
             <w:left w:w="15" w:type="dxa"/>
@@ -10004,7 +15623,7 @@
           <w:szCs w:val="28"/>
         </w:rPr>
       </w:pPr>
-      <w:bookmarkStart w:id="15" w:name="_Toc27093"/>
+      <w:bookmarkStart w:id="19" w:name="_Toc563"/>
       <w:r>
         <w:rPr>
           <w:rFonts w:hint="default" w:ascii="Times New Roman" w:hAnsi="Times New Roman" w:eastAsia="宋体" w:cs="Times New Roman"/>
@@ -10048,7 +15667,7 @@
         </w:rPr>
         <w:t>事件系统</w:t>
       </w:r>
-      <w:bookmarkEnd w:id="15"/>
+      <w:bookmarkEnd w:id="19"/>
     </w:p>
     <w:p>
       <w:pPr>
@@ -10224,7 +15843,7 @@
           <w:shd w:val="clear" w:fill="FFFFFF"/>
         </w:rPr>
       </w:pPr>
-      <w:bookmarkStart w:id="16" w:name="_Toc15259"/>
+      <w:bookmarkStart w:id="20" w:name="_Toc11762"/>
       <w:r>
         <w:rPr>
           <w:rFonts w:hint="default" w:ascii="Times New Roman" w:hAnsi="Times New Roman" w:eastAsia="宋体" w:cs="Times New Roman"/>
@@ -10268,7 +15887,7 @@
         </w:rPr>
         <w:t>工具组件</w:t>
       </w:r>
-      <w:bookmarkEnd w:id="16"/>
+      <w:bookmarkEnd w:id="20"/>
     </w:p>
     <w:p>
       <w:pPr>
@@ -11236,6 +16855,7 @@
             <w:insideH w:val="none" w:color="auto" w:sz="0" w:space="0"/>
             <w:insideV w:val="none" w:color="auto" w:sz="0" w:space="0"/>
           </w:tblBorders>
+          <w:shd w:val="clear" w:color="auto" w:fill="FFFFFF"/>
           <w:tblCellMar>
             <w:top w:w="15" w:type="dxa"/>
             <w:left w:w="15" w:type="dxa"/>
@@ -11533,7 +17153,7 @@
           <w:shd w:val="clear" w:fill="FFFFFF"/>
         </w:rPr>
       </w:pPr>
-      <w:bookmarkStart w:id="17" w:name="_Toc29434"/>
+      <w:bookmarkStart w:id="21" w:name="_Toc6672"/>
       <w:r>
         <w:rPr>
           <w:rFonts w:hint="default" w:ascii="Times New Roman" w:hAnsi="Times New Roman" w:eastAsia="宋体" w:cs="Times New Roman"/>
@@ -11577,7 +17197,7 @@
         </w:rPr>
         <w:t>刻印制作流程</w:t>
       </w:r>
-      <w:bookmarkEnd w:id="17"/>
+      <w:bookmarkEnd w:id="21"/>
     </w:p>
     <w:p>
       <w:pPr>
@@ -11700,7 +17320,7 @@
           <w:szCs w:val="30"/>
         </w:rPr>
       </w:pPr>
-      <w:bookmarkStart w:id="18" w:name="_Toc10429"/>
+      <w:bookmarkStart w:id="22" w:name="_Toc26582"/>
       <w:r>
         <w:rPr>
           <w:rFonts w:hint="default" w:ascii="Times New Roman" w:hAnsi="Times New Roman" w:eastAsia="宋体" w:cs="Times New Roman"/>
@@ -11714,621 +17334,6 @@
           <w:shd w:val="clear" w:fill="FFFFFF"/>
         </w:rPr>
         <w:t>4.环境与表现系统</w:t>
-      </w:r>
-      <w:bookmarkEnd w:id="18"/>
-    </w:p>
-    <w:p>
-      <w:pPr>
-        <w:pStyle w:val="3"/>
-        <w:keepNext w:val="0"/>
-        <w:keepLines w:val="0"/>
-        <w:pageBreakBefore w:val="0"/>
-        <w:widowControl/>
-        <w:suppressLineNumbers w:val="0"/>
-        <w:shd w:val="clear" w:fill="FFFFFF"/>
-        <w:kinsoku/>
-        <w:wordWrap w:val="0"/>
-        <w:overflowPunct/>
-        <w:topLinePunct w:val="0"/>
-        <w:autoSpaceDE/>
-        <w:autoSpaceDN/>
-        <w:bidi w:val="0"/>
-        <w:adjustRightInd/>
-        <w:snapToGrid/>
-        <w:spacing w:before="0" w:beforeAutospacing="0" w:after="0" w:afterAutospacing="0" w:line="240" w:lineRule="auto"/>
-        <w:ind w:left="0" w:right="0" w:firstLine="0"/>
-        <w:textAlignment w:val="auto"/>
-        <w:outlineLvl w:val="1"/>
-        <w:rPr>
-          <w:rFonts w:hint="default" w:ascii="Times New Roman" w:hAnsi="Times New Roman" w:eastAsia="宋体" w:cs="Times New Roman"/>
-          <w:b/>
-          <w:bCs/>
-          <w:caps w:val="0"/>
-          <w:color w:val="0F1115"/>
-          <w:spacing w:val="0"/>
-          <w:sz w:val="28"/>
-          <w:szCs w:val="28"/>
-        </w:rPr>
-      </w:pPr>
-      <w:bookmarkStart w:id="19" w:name="_Toc3584"/>
-      <w:r>
-        <w:rPr>
-          <w:rFonts w:hint="default" w:ascii="Times New Roman" w:hAnsi="Times New Roman" w:eastAsia="宋体" w:cs="Times New Roman"/>
-          <w:b/>
-          <w:bCs/>
-          <w:caps w:val="0"/>
-          <w:color w:val="0F1115"/>
-          <w:spacing w:val="0"/>
-          <w:sz w:val="28"/>
-          <w:szCs w:val="28"/>
-          <w:shd w:val="clear" w:fill="FFFFFF"/>
-        </w:rPr>
-        <w:t>4.1</w:t>
-      </w:r>
-      <w:r>
-        <w:rPr>
-          <w:rFonts w:hint="default" w:ascii="Times New Roman" w:hAnsi="Times New Roman" w:eastAsia="宋体" w:cs="Times New Roman"/>
-          <w:b/>
-          <w:bCs/>
-          <w:caps w:val="0"/>
-          <w:color w:val="0F1115"/>
-          <w:spacing w:val="0"/>
-          <w:sz w:val="28"/>
-          <w:szCs w:val="28"/>
-          <w:shd w:val="clear" w:fill="FFFFFF"/>
-          <w:lang w:val="en-US" w:eastAsia="zh-CN"/>
-        </w:rPr>
-        <w:t>.</w:t>
-      </w:r>
-      <w:r>
-        <w:rPr>
-          <w:rFonts w:hint="default" w:ascii="Times New Roman" w:hAnsi="Times New Roman" w:eastAsia="宋体" w:cs="Times New Roman"/>
-          <w:b/>
-          <w:bCs/>
-          <w:caps w:val="0"/>
-          <w:color w:val="0F1115"/>
-          <w:spacing w:val="0"/>
-          <w:sz w:val="28"/>
-          <w:szCs w:val="28"/>
-          <w:shd w:val="clear" w:fill="FFFFFF"/>
-        </w:rPr>
-        <w:t>场景结构</w:t>
-      </w:r>
-      <w:bookmarkEnd w:id="19"/>
-    </w:p>
-    <w:p>
-      <w:pPr>
-        <w:keepNext w:val="0"/>
-        <w:keepLines w:val="0"/>
-        <w:pageBreakBefore w:val="0"/>
-        <w:widowControl/>
-        <w:suppressLineNumbers w:val="0"/>
-        <w:shd w:val="clear" w:fill="FFFFFF"/>
-        <w:kinsoku/>
-        <w:wordWrap w:val="0"/>
-        <w:overflowPunct/>
-        <w:topLinePunct w:val="0"/>
-        <w:autoSpaceDE/>
-        <w:autoSpaceDN/>
-        <w:bidi w:val="0"/>
-        <w:adjustRightInd/>
-        <w:snapToGrid/>
-        <w:spacing w:before="0" w:beforeAutospacing="0" w:after="0" w:afterAutospacing="0" w:line="240" w:lineRule="auto"/>
-        <w:ind w:left="0" w:right="0" w:firstLine="420" w:firstLineChars="0"/>
-        <w:textAlignment w:val="auto"/>
-        <w:outlineLvl w:val="9"/>
-        <w:rPr>
-          <w:rFonts w:hint="default" w:ascii="Times New Roman" w:hAnsi="Times New Roman" w:eastAsia="宋体" w:cs="Times New Roman"/>
-          <w:b w:val="0"/>
-          <w:bCs w:val="0"/>
-          <w:caps w:val="0"/>
-          <w:color w:val="0F1115"/>
-          <w:spacing w:val="0"/>
-          <w:sz w:val="24"/>
-          <w:szCs w:val="24"/>
-          <w:shd w:val="clear" w:fill="FFFFFF"/>
-        </w:rPr>
-      </w:pPr>
-      <w:r>
-        <w:rPr>
-          <w:rFonts w:hint="default" w:ascii="Times New Roman" w:hAnsi="Times New Roman" w:eastAsia="宋体" w:cs="Times New Roman"/>
-          <w:b w:val="0"/>
-          <w:bCs w:val="0"/>
-          <w:caps w:val="0"/>
-          <w:color w:val="0F1115"/>
-          <w:spacing w:val="0"/>
-          <w:sz w:val="24"/>
-          <w:szCs w:val="24"/>
-          <w:shd w:val="clear" w:fill="FFFFFF"/>
-        </w:rPr>
-        <w:t>场景采用单一后室风格封闭空间。层数切换以坠落转场实现（Level Streaming 或 Open Level 配合 Camera Shake）。场景尺寸待定，建议约 4000×3000×500 的封闭空间。</w:t>
-      </w:r>
-    </w:p>
-    <w:p>
-      <w:pPr>
-        <w:keepNext w:val="0"/>
-        <w:keepLines w:val="0"/>
-        <w:pageBreakBefore w:val="0"/>
-        <w:widowControl/>
-        <w:suppressLineNumbers w:val="0"/>
-        <w:shd w:val="clear" w:fill="FFFFFF"/>
-        <w:kinsoku/>
-        <w:wordWrap w:val="0"/>
-        <w:overflowPunct/>
-        <w:topLinePunct w:val="0"/>
-        <w:autoSpaceDE/>
-        <w:autoSpaceDN/>
-        <w:bidi w:val="0"/>
-        <w:adjustRightInd/>
-        <w:snapToGrid/>
-        <w:spacing w:before="0" w:beforeAutospacing="0" w:after="0" w:afterAutospacing="0" w:line="240" w:lineRule="auto"/>
-        <w:ind w:left="0" w:right="0" w:firstLine="420" w:firstLineChars="0"/>
-        <w:textAlignment w:val="auto"/>
-        <w:outlineLvl w:val="9"/>
-        <w:rPr>
-          <w:rFonts w:hint="default" w:ascii="Times New Roman" w:hAnsi="Times New Roman" w:eastAsia="宋体" w:cs="Times New Roman"/>
-          <w:b w:val="0"/>
-          <w:bCs w:val="0"/>
-          <w:caps w:val="0"/>
-          <w:color w:val="0F1115"/>
-          <w:spacing w:val="0"/>
-          <w:sz w:val="24"/>
-          <w:szCs w:val="24"/>
-          <w:shd w:val="clear" w:fill="FFFFFF"/>
-        </w:rPr>
-      </w:pPr>
-    </w:p>
-    <w:p>
-      <w:pPr>
-        <w:pStyle w:val="3"/>
-        <w:keepNext w:val="0"/>
-        <w:keepLines w:val="0"/>
-        <w:pageBreakBefore w:val="0"/>
-        <w:widowControl/>
-        <w:suppressLineNumbers w:val="0"/>
-        <w:shd w:val="clear" w:fill="FFFFFF"/>
-        <w:kinsoku/>
-        <w:wordWrap w:val="0"/>
-        <w:overflowPunct/>
-        <w:topLinePunct w:val="0"/>
-        <w:autoSpaceDE/>
-        <w:autoSpaceDN/>
-        <w:bidi w:val="0"/>
-        <w:adjustRightInd/>
-        <w:snapToGrid/>
-        <w:spacing w:before="0" w:beforeAutospacing="0" w:after="0" w:afterAutospacing="0" w:line="240" w:lineRule="auto"/>
-        <w:ind w:left="0" w:right="0" w:firstLine="0"/>
-        <w:textAlignment w:val="auto"/>
-        <w:outlineLvl w:val="1"/>
-        <w:rPr>
-          <w:rFonts w:hint="default" w:ascii="Times New Roman" w:hAnsi="Times New Roman" w:eastAsia="宋体" w:cs="Times New Roman"/>
-          <w:b/>
-          <w:bCs/>
-          <w:caps w:val="0"/>
-          <w:color w:val="0F1115"/>
-          <w:spacing w:val="0"/>
-          <w:sz w:val="28"/>
-          <w:szCs w:val="28"/>
-        </w:rPr>
-      </w:pPr>
-      <w:bookmarkStart w:id="20" w:name="_Toc15359"/>
-      <w:r>
-        <w:rPr>
-          <w:rFonts w:hint="default" w:ascii="Times New Roman" w:hAnsi="Times New Roman" w:eastAsia="宋体" w:cs="Times New Roman"/>
-          <w:b/>
-          <w:bCs/>
-          <w:caps w:val="0"/>
-          <w:color w:val="0F1115"/>
-          <w:spacing w:val="0"/>
-          <w:sz w:val="28"/>
-          <w:szCs w:val="28"/>
-          <w:shd w:val="clear" w:fill="FFFFFF"/>
-        </w:rPr>
-        <w:t>4.2</w:t>
-      </w:r>
-      <w:r>
-        <w:rPr>
-          <w:rFonts w:hint="default" w:ascii="Times New Roman" w:hAnsi="Times New Roman" w:eastAsia="宋体" w:cs="Times New Roman"/>
-          <w:b/>
-          <w:bCs/>
-          <w:caps w:val="0"/>
-          <w:color w:val="0F1115"/>
-          <w:spacing w:val="0"/>
-          <w:sz w:val="28"/>
-          <w:szCs w:val="28"/>
-          <w:shd w:val="clear" w:fill="FFFFFF"/>
-          <w:lang w:val="en-US" w:eastAsia="zh-CN"/>
-        </w:rPr>
-        <w:t>.</w:t>
-      </w:r>
-      <w:r>
-        <w:rPr>
-          <w:rFonts w:hint="default" w:ascii="Times New Roman" w:hAnsi="Times New Roman" w:eastAsia="宋体" w:cs="Times New Roman"/>
-          <w:b/>
-          <w:bCs/>
-          <w:caps w:val="0"/>
-          <w:color w:val="0F1115"/>
-          <w:spacing w:val="0"/>
-          <w:sz w:val="28"/>
-          <w:szCs w:val="28"/>
-          <w:shd w:val="clear" w:fill="FFFFFF"/>
-        </w:rPr>
-        <w:t>环境异化系统</w:t>
-      </w:r>
-      <w:bookmarkEnd w:id="20"/>
-    </w:p>
-    <w:p>
-      <w:pPr>
-        <w:keepNext w:val="0"/>
-        <w:keepLines w:val="0"/>
-        <w:pageBreakBefore w:val="0"/>
-        <w:widowControl/>
-        <w:suppressLineNumbers w:val="0"/>
-        <w:shd w:val="clear" w:fill="FFFFFF"/>
-        <w:kinsoku/>
-        <w:wordWrap w:val="0"/>
-        <w:overflowPunct/>
-        <w:topLinePunct w:val="0"/>
-        <w:autoSpaceDE/>
-        <w:autoSpaceDN/>
-        <w:bidi w:val="0"/>
-        <w:adjustRightInd/>
-        <w:snapToGrid/>
-        <w:spacing w:before="0" w:beforeAutospacing="0" w:after="0" w:afterAutospacing="0" w:line="240" w:lineRule="auto"/>
-        <w:ind w:left="0" w:right="0" w:firstLine="420" w:firstLineChars="0"/>
-        <w:textAlignment w:val="auto"/>
-        <w:outlineLvl w:val="9"/>
-        <w:rPr>
-          <w:rFonts w:hint="default" w:ascii="Times New Roman" w:hAnsi="Times New Roman" w:eastAsia="宋体" w:cs="Times New Roman"/>
-          <w:b w:val="0"/>
-          <w:bCs w:val="0"/>
-          <w:caps w:val="0"/>
-          <w:color w:val="0F1115"/>
-          <w:spacing w:val="0"/>
-          <w:sz w:val="24"/>
-          <w:szCs w:val="24"/>
-          <w:shd w:val="clear" w:fill="FFFFFF"/>
-        </w:rPr>
-      </w:pPr>
-      <w:r>
-        <w:rPr>
-          <w:rFonts w:hint="default" w:ascii="Times New Roman" w:hAnsi="Times New Roman" w:eastAsia="宋体" w:cs="Times New Roman"/>
-          <w:b w:val="0"/>
-          <w:bCs w:val="0"/>
-          <w:caps w:val="0"/>
-          <w:color w:val="0F1115"/>
-          <w:spacing w:val="0"/>
-          <w:sz w:val="24"/>
-          <w:szCs w:val="24"/>
-          <w:shd w:val="clear" w:fill="FFFFFF"/>
-        </w:rPr>
-        <w:t>每层通过材质参数与后处理驱动环境变化，从轻微到严重逐层递进。初期（1-5层）表现为墙纸剥落和灯光频闪。中期（6-10层）表现为表面渗液和边界消融。后期（11层以上）表现为空间扭曲和结构错位。</w:t>
-      </w:r>
-    </w:p>
-    <w:p>
-      <w:pPr>
-        <w:keepNext w:val="0"/>
-        <w:keepLines w:val="0"/>
-        <w:pageBreakBefore w:val="0"/>
-        <w:widowControl/>
-        <w:suppressLineNumbers w:val="0"/>
-        <w:shd w:val="clear" w:fill="FFFFFF"/>
-        <w:kinsoku/>
-        <w:wordWrap w:val="0"/>
-        <w:overflowPunct/>
-        <w:topLinePunct w:val="0"/>
-        <w:autoSpaceDE/>
-        <w:autoSpaceDN/>
-        <w:bidi w:val="0"/>
-        <w:adjustRightInd/>
-        <w:snapToGrid/>
-        <w:spacing w:before="0" w:beforeAutospacing="0" w:after="0" w:afterAutospacing="0" w:line="240" w:lineRule="auto"/>
-        <w:ind w:left="0" w:right="0" w:firstLine="420" w:firstLineChars="0"/>
-        <w:textAlignment w:val="auto"/>
-        <w:outlineLvl w:val="9"/>
-        <w:rPr>
-          <w:rFonts w:hint="default" w:ascii="Times New Roman" w:hAnsi="Times New Roman" w:eastAsia="宋体" w:cs="Times New Roman"/>
-          <w:b w:val="0"/>
-          <w:bCs w:val="0"/>
-          <w:caps w:val="0"/>
-          <w:color w:val="0F1115"/>
-          <w:spacing w:val="0"/>
-          <w:sz w:val="24"/>
-          <w:szCs w:val="24"/>
-          <w:shd w:val="clear" w:fill="FFFFFF"/>
-        </w:rPr>
-      </w:pPr>
-      <w:r>
-        <w:rPr>
-          <w:rFonts w:hint="default" w:ascii="Times New Roman" w:hAnsi="Times New Roman" w:eastAsia="宋体" w:cs="Times New Roman"/>
-          <w:b w:val="0"/>
-          <w:bCs w:val="0"/>
-          <w:caps w:val="0"/>
-          <w:color w:val="0F1115"/>
-          <w:spacing w:val="0"/>
-          <w:sz w:val="24"/>
-          <w:szCs w:val="24"/>
-          <w:shd w:val="clear" w:fill="FFFFFF"/>
-        </w:rPr>
-        <w:t>每五层触发随机环境异象，持续整层。光源衰减导致视野缩小、光照降低，通过修改后处理体积的曝光和光照强度实现。重力偏移改变重力方向或大小，修改 WorldSettings 的 GravityZ。空间错位使角色位置随机偏移或传送，周期性触发 SetActorLocation。时间减速改变全局时间流速，调用 SetGlobalTimeDilation。镜像反转使左右或上下操作反转，修改 InputComponent 绑定映射。</w:t>
-      </w:r>
-    </w:p>
-    <w:p>
-      <w:pPr>
-        <w:keepNext w:val="0"/>
-        <w:keepLines w:val="0"/>
-        <w:pageBreakBefore w:val="0"/>
-        <w:widowControl/>
-        <w:suppressLineNumbers w:val="0"/>
-        <w:shd w:val="clear" w:fill="FFFFFF"/>
-        <w:kinsoku/>
-        <w:wordWrap w:val="0"/>
-        <w:overflowPunct/>
-        <w:topLinePunct w:val="0"/>
-        <w:autoSpaceDE/>
-        <w:autoSpaceDN/>
-        <w:bidi w:val="0"/>
-        <w:adjustRightInd/>
-        <w:snapToGrid/>
-        <w:spacing w:before="0" w:beforeAutospacing="0" w:after="0" w:afterAutospacing="0" w:line="240" w:lineRule="auto"/>
-        <w:ind w:left="0" w:right="0" w:firstLine="420" w:firstLineChars="0"/>
-        <w:textAlignment w:val="auto"/>
-        <w:outlineLvl w:val="9"/>
-        <w:rPr>
-          <w:rFonts w:hint="default" w:ascii="Times New Roman" w:hAnsi="Times New Roman" w:eastAsia="宋体" w:cs="Times New Roman"/>
-          <w:b w:val="0"/>
-          <w:bCs w:val="0"/>
-          <w:caps w:val="0"/>
-          <w:color w:val="0F1115"/>
-          <w:spacing w:val="0"/>
-          <w:sz w:val="24"/>
-          <w:szCs w:val="24"/>
-          <w:shd w:val="clear" w:fill="FFFFFF"/>
-        </w:rPr>
-      </w:pPr>
-    </w:p>
-    <w:p>
-      <w:pPr>
-        <w:pStyle w:val="3"/>
-        <w:keepNext w:val="0"/>
-        <w:keepLines w:val="0"/>
-        <w:pageBreakBefore w:val="0"/>
-        <w:widowControl/>
-        <w:suppressLineNumbers w:val="0"/>
-        <w:shd w:val="clear" w:fill="FFFFFF"/>
-        <w:kinsoku/>
-        <w:wordWrap w:val="0"/>
-        <w:overflowPunct/>
-        <w:topLinePunct w:val="0"/>
-        <w:autoSpaceDE/>
-        <w:autoSpaceDN/>
-        <w:bidi w:val="0"/>
-        <w:adjustRightInd/>
-        <w:snapToGrid/>
-        <w:spacing w:before="0" w:beforeAutospacing="0" w:after="0" w:afterAutospacing="0" w:line="240" w:lineRule="auto"/>
-        <w:ind w:left="0" w:right="0" w:firstLine="0"/>
-        <w:textAlignment w:val="auto"/>
-        <w:outlineLvl w:val="1"/>
-        <w:rPr>
-          <w:rFonts w:hint="default" w:ascii="Times New Roman" w:hAnsi="Times New Roman" w:eastAsia="宋体" w:cs="Times New Roman"/>
-          <w:b/>
-          <w:bCs/>
-          <w:caps w:val="0"/>
-          <w:color w:val="0F1115"/>
-          <w:spacing w:val="0"/>
-          <w:sz w:val="28"/>
-          <w:szCs w:val="28"/>
-        </w:rPr>
-      </w:pPr>
-      <w:bookmarkStart w:id="21" w:name="_Toc1115"/>
-      <w:r>
-        <w:rPr>
-          <w:rFonts w:hint="default" w:ascii="Times New Roman" w:hAnsi="Times New Roman" w:eastAsia="宋体" w:cs="Times New Roman"/>
-          <w:b/>
-          <w:bCs/>
-          <w:caps w:val="0"/>
-          <w:color w:val="0F1115"/>
-          <w:spacing w:val="0"/>
-          <w:sz w:val="28"/>
-          <w:szCs w:val="28"/>
-          <w:shd w:val="clear" w:fill="FFFFFF"/>
-        </w:rPr>
-        <w:t>4.3</w:t>
-      </w:r>
-      <w:r>
-        <w:rPr>
-          <w:rFonts w:hint="default" w:ascii="Times New Roman" w:hAnsi="Times New Roman" w:eastAsia="宋体" w:cs="Times New Roman"/>
-          <w:b/>
-          <w:bCs/>
-          <w:caps w:val="0"/>
-          <w:color w:val="0F1115"/>
-          <w:spacing w:val="0"/>
-          <w:sz w:val="28"/>
-          <w:szCs w:val="28"/>
-          <w:shd w:val="clear" w:fill="FFFFFF"/>
-          <w:lang w:val="en-US" w:eastAsia="zh-CN"/>
-        </w:rPr>
-        <w:t>.</w:t>
-      </w:r>
-      <w:r>
-        <w:rPr>
-          <w:rFonts w:hint="default" w:ascii="Times New Roman" w:hAnsi="Times New Roman" w:eastAsia="宋体" w:cs="Times New Roman"/>
-          <w:b/>
-          <w:bCs/>
-          <w:caps w:val="0"/>
-          <w:color w:val="0F1115"/>
-          <w:spacing w:val="0"/>
-          <w:sz w:val="28"/>
-          <w:szCs w:val="28"/>
-          <w:shd w:val="clear" w:fill="FFFFFF"/>
-        </w:rPr>
-        <w:t>视觉反馈规范</w:t>
-      </w:r>
-      <w:bookmarkEnd w:id="21"/>
-    </w:p>
-    <w:p>
-      <w:pPr>
-        <w:pStyle w:val="12"/>
-        <w:keepNext w:val="0"/>
-        <w:keepLines w:val="0"/>
-        <w:pageBreakBefore w:val="0"/>
-        <w:widowControl/>
-        <w:suppressLineNumbers w:val="0"/>
-        <w:shd w:val="clear" w:fill="FFFFFF"/>
-        <w:kinsoku/>
-        <w:wordWrap w:val="0"/>
-        <w:overflowPunct/>
-        <w:topLinePunct w:val="0"/>
-        <w:autoSpaceDE/>
-        <w:autoSpaceDN/>
-        <w:bidi w:val="0"/>
-        <w:adjustRightInd/>
-        <w:snapToGrid/>
-        <w:spacing w:beforeAutospacing="0" w:afterAutospacing="0" w:line="240" w:lineRule="auto"/>
-        <w:ind w:left="0" w:right="0" w:firstLine="420" w:firstLineChars="0"/>
-        <w:textAlignment w:val="auto"/>
-        <w:rPr>
-          <w:rFonts w:hint="default" w:ascii="Times New Roman" w:hAnsi="Times New Roman" w:eastAsia="宋体" w:cs="Times New Roman"/>
-          <w:i w:val="0"/>
-          <w:iCs w:val="0"/>
-          <w:caps w:val="0"/>
-          <w:color w:val="0F1115"/>
-          <w:spacing w:val="0"/>
-          <w:sz w:val="24"/>
-          <w:szCs w:val="24"/>
-          <w:shd w:val="clear" w:fill="FFFFFF"/>
-        </w:rPr>
-      </w:pPr>
-      <w:r>
-        <w:rPr>
-          <w:rFonts w:hint="default" w:ascii="Times New Roman" w:hAnsi="Times New Roman" w:eastAsia="宋体" w:cs="Times New Roman"/>
-          <w:i w:val="0"/>
-          <w:iCs w:val="0"/>
-          <w:caps w:val="0"/>
-          <w:color w:val="0F1115"/>
-          <w:spacing w:val="0"/>
-          <w:sz w:val="24"/>
-          <w:szCs w:val="24"/>
-          <w:shd w:val="clear" w:fill="FFFFFF"/>
-        </w:rPr>
-        <w:t>刻印组合预览在槽位拖拽时显示组合后技能的完整效果预览，包含演示动画或特效示意。伤害数字使用 WidgetComponent 显示浮动数字。敌人抗性警示使用动态材质渐变色纹路，红到紫渐变表示抗性累积。信息素痕迹在敌人死亡位置生成半透明光柱或粒子效果，颜色匹配伤害类型标签。顿悟状态表现为屏幕边缘发光配合音效提示，UI显示融合与升级选择面板。</w:t>
-      </w:r>
-    </w:p>
-    <w:p>
-      <w:pPr>
-        <w:pStyle w:val="12"/>
-        <w:keepNext w:val="0"/>
-        <w:keepLines w:val="0"/>
-        <w:pageBreakBefore w:val="0"/>
-        <w:widowControl/>
-        <w:suppressLineNumbers w:val="0"/>
-        <w:shd w:val="clear" w:fill="FFFFFF"/>
-        <w:kinsoku/>
-        <w:wordWrap w:val="0"/>
-        <w:overflowPunct/>
-        <w:topLinePunct w:val="0"/>
-        <w:autoSpaceDE/>
-        <w:autoSpaceDN/>
-        <w:bidi w:val="0"/>
-        <w:adjustRightInd/>
-        <w:snapToGrid/>
-        <w:spacing w:beforeAutospacing="0" w:afterAutospacing="0" w:line="240" w:lineRule="auto"/>
-        <w:ind w:left="0" w:right="0" w:firstLine="0"/>
-        <w:textAlignment w:val="auto"/>
-        <w:rPr>
-          <w:rFonts w:hint="default" w:ascii="Times New Roman" w:hAnsi="Times New Roman" w:eastAsia="宋体" w:cs="Times New Roman"/>
-          <w:i w:val="0"/>
-          <w:iCs w:val="0"/>
-          <w:caps w:val="0"/>
-          <w:color w:val="0F1115"/>
-          <w:spacing w:val="0"/>
-          <w:sz w:val="24"/>
-          <w:szCs w:val="24"/>
-          <w:shd w:val="clear" w:fill="FFFFFF"/>
-        </w:rPr>
-      </w:pPr>
-    </w:p>
-    <w:p>
-      <w:pPr>
-        <w:pStyle w:val="12"/>
-        <w:keepNext w:val="0"/>
-        <w:keepLines w:val="0"/>
-        <w:pageBreakBefore w:val="0"/>
-        <w:widowControl/>
-        <w:suppressLineNumbers w:val="0"/>
-        <w:shd w:val="clear" w:fill="FFFFFF"/>
-        <w:kinsoku/>
-        <w:wordWrap w:val="0"/>
-        <w:overflowPunct/>
-        <w:topLinePunct w:val="0"/>
-        <w:autoSpaceDE/>
-        <w:autoSpaceDN/>
-        <w:bidi w:val="0"/>
-        <w:adjustRightInd/>
-        <w:snapToGrid/>
-        <w:spacing w:beforeAutospacing="0" w:afterAutospacing="0" w:line="240" w:lineRule="auto"/>
-        <w:ind w:left="0" w:right="0" w:firstLine="0"/>
-        <w:textAlignment w:val="auto"/>
-        <w:rPr>
-          <w:rFonts w:hint="default" w:ascii="Times New Roman" w:hAnsi="Times New Roman" w:eastAsia="宋体" w:cs="Times New Roman"/>
-          <w:i w:val="0"/>
-          <w:iCs w:val="0"/>
-          <w:caps w:val="0"/>
-          <w:color w:val="0F1115"/>
-          <w:spacing w:val="0"/>
-          <w:sz w:val="24"/>
-          <w:szCs w:val="24"/>
-          <w:shd w:val="clear" w:fill="FFFFFF"/>
-        </w:rPr>
-      </w:pPr>
-    </w:p>
-    <w:p>
-      <w:pPr>
-        <w:pStyle w:val="2"/>
-        <w:keepNext w:val="0"/>
-        <w:keepLines w:val="0"/>
-        <w:pageBreakBefore w:val="0"/>
-        <w:widowControl/>
-        <w:suppressLineNumbers w:val="0"/>
-        <w:shd w:val="clear" w:fill="FFFFFF"/>
-        <w:kinsoku/>
-        <w:wordWrap w:val="0"/>
-        <w:overflowPunct/>
-        <w:topLinePunct w:val="0"/>
-        <w:autoSpaceDE/>
-        <w:autoSpaceDN/>
-        <w:bidi w:val="0"/>
-        <w:adjustRightInd/>
-        <w:snapToGrid/>
-        <w:spacing w:before="0" w:beforeAutospacing="0" w:after="0" w:afterAutospacing="0" w:line="240" w:lineRule="auto"/>
-        <w:ind w:left="0" w:right="0" w:firstLine="0"/>
-        <w:textAlignment w:val="auto"/>
-        <w:outlineLvl w:val="0"/>
-        <w:rPr>
-          <w:rFonts w:hint="default" w:ascii="Times New Roman" w:hAnsi="Times New Roman" w:eastAsia="宋体" w:cs="Times New Roman"/>
-          <w:b/>
-          <w:bCs/>
-          <w:caps w:val="0"/>
-          <w:color w:val="0F1115"/>
-          <w:spacing w:val="0"/>
-          <w:sz w:val="24"/>
-          <w:szCs w:val="24"/>
-        </w:rPr>
-      </w:pPr>
-      <w:bookmarkStart w:id="22" w:name="_Toc12584"/>
-      <w:r>
-        <w:rPr>
-          <w:rFonts w:hint="default" w:ascii="Times New Roman" w:hAnsi="Times New Roman" w:eastAsia="宋体" w:cs="Times New Roman"/>
-          <w:b/>
-          <w:bCs/>
-          <w:caps w:val="0"/>
-          <w:color w:val="0F1115"/>
-          <w:spacing w:val="0"/>
-          <w:sz w:val="30"/>
-          <w:szCs w:val="30"/>
-          <w:shd w:val="clear" w:fill="FFFFFF"/>
-        </w:rPr>
-        <w:t>5.技术架构</w:t>
       </w:r>
       <w:bookmarkEnd w:id="22"/>
     </w:p>
@@ -12365,7 +17370,7 @@
           <w:szCs w:val="28"/>
         </w:rPr>
       </w:pPr>
-      <w:bookmarkStart w:id="23" w:name="_Toc25169"/>
+      <w:bookmarkStart w:id="23" w:name="_Toc26514"/>
       <w:r>
         <w:rPr>
           <w:rFonts w:hint="default" w:ascii="Times New Roman" w:hAnsi="Times New Roman" w:eastAsia="宋体" w:cs="Times New Roman"/>
@@ -12378,7 +17383,7 @@
           <w:szCs w:val="28"/>
           <w:shd w:val="clear" w:fill="FFFFFF"/>
         </w:rPr>
-        <w:t>5.1</w:t>
+        <w:t>4.1</w:t>
       </w:r>
       <w:r>
         <w:rPr>
@@ -12407,9 +17412,624 @@
           <w:szCs w:val="28"/>
           <w:shd w:val="clear" w:fill="FFFFFF"/>
         </w:rPr>
+        <w:t>场景结构</w:t>
+      </w:r>
+      <w:bookmarkEnd w:id="23"/>
+    </w:p>
+    <w:p>
+      <w:pPr>
+        <w:keepNext w:val="0"/>
+        <w:keepLines w:val="0"/>
+        <w:pageBreakBefore w:val="0"/>
+        <w:widowControl/>
+        <w:suppressLineNumbers w:val="0"/>
+        <w:shd w:val="clear" w:fill="FFFFFF"/>
+        <w:kinsoku/>
+        <w:wordWrap w:val="0"/>
+        <w:overflowPunct/>
+        <w:topLinePunct w:val="0"/>
+        <w:autoSpaceDE/>
+        <w:autoSpaceDN/>
+        <w:bidi w:val="0"/>
+        <w:adjustRightInd/>
+        <w:snapToGrid/>
+        <w:spacing w:before="0" w:beforeAutospacing="0" w:after="0" w:afterAutospacing="0" w:line="240" w:lineRule="auto"/>
+        <w:ind w:left="0" w:right="0" w:firstLine="420" w:firstLineChars="0"/>
+        <w:textAlignment w:val="auto"/>
+        <w:outlineLvl w:val="9"/>
+        <w:rPr>
+          <w:rFonts w:hint="default" w:ascii="Times New Roman" w:hAnsi="Times New Roman" w:eastAsia="宋体" w:cs="Times New Roman"/>
+          <w:b w:val="0"/>
+          <w:bCs w:val="0"/>
+          <w:caps w:val="0"/>
+          <w:color w:val="0F1115"/>
+          <w:spacing w:val="0"/>
+          <w:sz w:val="24"/>
+          <w:szCs w:val="24"/>
+          <w:shd w:val="clear" w:fill="FFFFFF"/>
+        </w:rPr>
+      </w:pPr>
+      <w:r>
+        <w:rPr>
+          <w:rFonts w:hint="default" w:ascii="Times New Roman" w:hAnsi="Times New Roman" w:eastAsia="宋体" w:cs="Times New Roman"/>
+          <w:b w:val="0"/>
+          <w:bCs w:val="0"/>
+          <w:caps w:val="0"/>
+          <w:color w:val="0F1115"/>
+          <w:spacing w:val="0"/>
+          <w:sz w:val="24"/>
+          <w:szCs w:val="24"/>
+          <w:shd w:val="clear" w:fill="FFFFFF"/>
+        </w:rPr>
+        <w:t>场景采用单一后室风格封闭空间。层数切换以坠落转场实现（Level Streaming 或 Open Level 配合 Camera Shake）。场景尺寸待定，建议约 4000×3000×500 的封闭空间。</w:t>
+      </w:r>
+    </w:p>
+    <w:p>
+      <w:pPr>
+        <w:keepNext w:val="0"/>
+        <w:keepLines w:val="0"/>
+        <w:pageBreakBefore w:val="0"/>
+        <w:widowControl/>
+        <w:suppressLineNumbers w:val="0"/>
+        <w:shd w:val="clear" w:fill="FFFFFF"/>
+        <w:kinsoku/>
+        <w:wordWrap w:val="0"/>
+        <w:overflowPunct/>
+        <w:topLinePunct w:val="0"/>
+        <w:autoSpaceDE/>
+        <w:autoSpaceDN/>
+        <w:bidi w:val="0"/>
+        <w:adjustRightInd/>
+        <w:snapToGrid/>
+        <w:spacing w:before="0" w:beforeAutospacing="0" w:after="0" w:afterAutospacing="0" w:line="240" w:lineRule="auto"/>
+        <w:ind w:left="0" w:right="0" w:firstLine="420" w:firstLineChars="0"/>
+        <w:textAlignment w:val="auto"/>
+        <w:outlineLvl w:val="9"/>
+        <w:rPr>
+          <w:rFonts w:hint="default" w:ascii="Times New Roman" w:hAnsi="Times New Roman" w:eastAsia="宋体" w:cs="Times New Roman"/>
+          <w:b w:val="0"/>
+          <w:bCs w:val="0"/>
+          <w:caps w:val="0"/>
+          <w:color w:val="0F1115"/>
+          <w:spacing w:val="0"/>
+          <w:sz w:val="24"/>
+          <w:szCs w:val="24"/>
+          <w:shd w:val="clear" w:fill="FFFFFF"/>
+        </w:rPr>
+      </w:pPr>
+    </w:p>
+    <w:p>
+      <w:pPr>
+        <w:pStyle w:val="3"/>
+        <w:keepNext w:val="0"/>
+        <w:keepLines w:val="0"/>
+        <w:pageBreakBefore w:val="0"/>
+        <w:widowControl/>
+        <w:suppressLineNumbers w:val="0"/>
+        <w:shd w:val="clear" w:fill="FFFFFF"/>
+        <w:kinsoku/>
+        <w:wordWrap w:val="0"/>
+        <w:overflowPunct/>
+        <w:topLinePunct w:val="0"/>
+        <w:autoSpaceDE/>
+        <w:autoSpaceDN/>
+        <w:bidi w:val="0"/>
+        <w:adjustRightInd/>
+        <w:snapToGrid/>
+        <w:spacing w:before="0" w:beforeAutospacing="0" w:after="0" w:afterAutospacing="0" w:line="240" w:lineRule="auto"/>
+        <w:ind w:left="0" w:right="0" w:firstLine="0"/>
+        <w:textAlignment w:val="auto"/>
+        <w:outlineLvl w:val="1"/>
+        <w:rPr>
+          <w:rFonts w:hint="default" w:ascii="Times New Roman" w:hAnsi="Times New Roman" w:eastAsia="宋体" w:cs="Times New Roman"/>
+          <w:b/>
+          <w:bCs/>
+          <w:caps w:val="0"/>
+          <w:color w:val="0F1115"/>
+          <w:spacing w:val="0"/>
+          <w:sz w:val="28"/>
+          <w:szCs w:val="28"/>
+        </w:rPr>
+      </w:pPr>
+      <w:bookmarkStart w:id="24" w:name="_Toc3816"/>
+      <w:r>
+        <w:rPr>
+          <w:rFonts w:hint="default" w:ascii="Times New Roman" w:hAnsi="Times New Roman" w:eastAsia="宋体" w:cs="Times New Roman"/>
+          <w:b/>
+          <w:bCs/>
+          <w:caps w:val="0"/>
+          <w:color w:val="0F1115"/>
+          <w:spacing w:val="0"/>
+          <w:sz w:val="28"/>
+          <w:szCs w:val="28"/>
+          <w:shd w:val="clear" w:fill="FFFFFF"/>
+        </w:rPr>
+        <w:t>4.2</w:t>
+      </w:r>
+      <w:r>
+        <w:rPr>
+          <w:rFonts w:hint="default" w:ascii="Times New Roman" w:hAnsi="Times New Roman" w:eastAsia="宋体" w:cs="Times New Roman"/>
+          <w:b/>
+          <w:bCs/>
+          <w:caps w:val="0"/>
+          <w:color w:val="0F1115"/>
+          <w:spacing w:val="0"/>
+          <w:sz w:val="28"/>
+          <w:szCs w:val="28"/>
+          <w:shd w:val="clear" w:fill="FFFFFF"/>
+          <w:lang w:val="en-US" w:eastAsia="zh-CN"/>
+        </w:rPr>
+        <w:t>.</w:t>
+      </w:r>
+      <w:r>
+        <w:rPr>
+          <w:rFonts w:hint="default" w:ascii="Times New Roman" w:hAnsi="Times New Roman" w:eastAsia="宋体" w:cs="Times New Roman"/>
+          <w:b/>
+          <w:bCs/>
+          <w:caps w:val="0"/>
+          <w:color w:val="0F1115"/>
+          <w:spacing w:val="0"/>
+          <w:sz w:val="28"/>
+          <w:szCs w:val="28"/>
+          <w:shd w:val="clear" w:fill="FFFFFF"/>
+        </w:rPr>
+        <w:t>环境异化系统</w:t>
+      </w:r>
+      <w:bookmarkEnd w:id="24"/>
+    </w:p>
+    <w:p>
+      <w:pPr>
+        <w:keepNext w:val="0"/>
+        <w:keepLines w:val="0"/>
+        <w:pageBreakBefore w:val="0"/>
+        <w:widowControl/>
+        <w:suppressLineNumbers w:val="0"/>
+        <w:shd w:val="clear" w:fill="FFFFFF"/>
+        <w:kinsoku/>
+        <w:wordWrap w:val="0"/>
+        <w:overflowPunct/>
+        <w:topLinePunct w:val="0"/>
+        <w:autoSpaceDE/>
+        <w:autoSpaceDN/>
+        <w:bidi w:val="0"/>
+        <w:adjustRightInd/>
+        <w:snapToGrid/>
+        <w:spacing w:before="0" w:beforeAutospacing="0" w:after="0" w:afterAutospacing="0" w:line="240" w:lineRule="auto"/>
+        <w:ind w:left="0" w:right="0" w:firstLine="420" w:firstLineChars="0"/>
+        <w:textAlignment w:val="auto"/>
+        <w:outlineLvl w:val="9"/>
+        <w:rPr>
+          <w:rFonts w:hint="default" w:ascii="Times New Roman" w:hAnsi="Times New Roman" w:eastAsia="宋体" w:cs="Times New Roman"/>
+          <w:b w:val="0"/>
+          <w:bCs w:val="0"/>
+          <w:caps w:val="0"/>
+          <w:color w:val="0F1115"/>
+          <w:spacing w:val="0"/>
+          <w:sz w:val="24"/>
+          <w:szCs w:val="24"/>
+          <w:shd w:val="clear" w:fill="FFFFFF"/>
+        </w:rPr>
+      </w:pPr>
+      <w:r>
+        <w:rPr>
+          <w:rFonts w:hint="default" w:ascii="Times New Roman" w:hAnsi="Times New Roman" w:eastAsia="宋体" w:cs="Times New Roman"/>
+          <w:b w:val="0"/>
+          <w:bCs w:val="0"/>
+          <w:caps w:val="0"/>
+          <w:color w:val="0F1115"/>
+          <w:spacing w:val="0"/>
+          <w:sz w:val="24"/>
+          <w:szCs w:val="24"/>
+          <w:shd w:val="clear" w:fill="FFFFFF"/>
+        </w:rPr>
+        <w:t>每层通过材质参数与后处理驱动环境变化，从轻微到严重逐层递进。初期（1-5层）表现为墙纸剥落和灯光频闪。中期（6-10层）表现为表面渗液和边界消融。后期（11层以上）表现为空间扭曲和结构错位。</w:t>
+      </w:r>
+    </w:p>
+    <w:p>
+      <w:pPr>
+        <w:keepNext w:val="0"/>
+        <w:keepLines w:val="0"/>
+        <w:pageBreakBefore w:val="0"/>
+        <w:widowControl/>
+        <w:suppressLineNumbers w:val="0"/>
+        <w:shd w:val="clear" w:fill="FFFFFF"/>
+        <w:kinsoku/>
+        <w:wordWrap w:val="0"/>
+        <w:overflowPunct/>
+        <w:topLinePunct w:val="0"/>
+        <w:autoSpaceDE/>
+        <w:autoSpaceDN/>
+        <w:bidi w:val="0"/>
+        <w:adjustRightInd/>
+        <w:snapToGrid/>
+        <w:spacing w:before="0" w:beforeAutospacing="0" w:after="0" w:afterAutospacing="0" w:line="240" w:lineRule="auto"/>
+        <w:ind w:left="0" w:right="0" w:firstLine="420" w:firstLineChars="0"/>
+        <w:textAlignment w:val="auto"/>
+        <w:outlineLvl w:val="9"/>
+        <w:rPr>
+          <w:rFonts w:hint="default" w:ascii="Times New Roman" w:hAnsi="Times New Roman" w:eastAsia="宋体" w:cs="Times New Roman"/>
+          <w:b w:val="0"/>
+          <w:bCs w:val="0"/>
+          <w:caps w:val="0"/>
+          <w:color w:val="0F1115"/>
+          <w:spacing w:val="0"/>
+          <w:sz w:val="24"/>
+          <w:szCs w:val="24"/>
+          <w:shd w:val="clear" w:fill="FFFFFF"/>
+        </w:rPr>
+      </w:pPr>
+      <w:r>
+        <w:rPr>
+          <w:rFonts w:hint="default" w:ascii="Times New Roman" w:hAnsi="Times New Roman" w:eastAsia="宋体" w:cs="Times New Roman"/>
+          <w:b w:val="0"/>
+          <w:bCs w:val="0"/>
+          <w:caps w:val="0"/>
+          <w:color w:val="0F1115"/>
+          <w:spacing w:val="0"/>
+          <w:sz w:val="24"/>
+          <w:szCs w:val="24"/>
+          <w:shd w:val="clear" w:fill="FFFFFF"/>
+        </w:rPr>
+        <w:t>每五层触发随机环境异象，持续整层。光源衰减导致视野缩小、光照降低，通过修改后处理体积的曝光和光照强度实现。重力偏移改变重力方向或大小，修改 WorldSettings 的 GravityZ。空间错位使角色位置随机偏移或传送，周期性触发 SetActorLocation。时间减速改变全局时间流速，调用 SetGlobalTimeDilation。镜像反转使左右或上下操作反转，修改 InputComponent 绑定映射。</w:t>
+      </w:r>
+    </w:p>
+    <w:p>
+      <w:pPr>
+        <w:keepNext w:val="0"/>
+        <w:keepLines w:val="0"/>
+        <w:pageBreakBefore w:val="0"/>
+        <w:widowControl/>
+        <w:suppressLineNumbers w:val="0"/>
+        <w:shd w:val="clear" w:fill="FFFFFF"/>
+        <w:kinsoku/>
+        <w:wordWrap w:val="0"/>
+        <w:overflowPunct/>
+        <w:topLinePunct w:val="0"/>
+        <w:autoSpaceDE/>
+        <w:autoSpaceDN/>
+        <w:bidi w:val="0"/>
+        <w:adjustRightInd/>
+        <w:snapToGrid/>
+        <w:spacing w:before="0" w:beforeAutospacing="0" w:after="0" w:afterAutospacing="0" w:line="240" w:lineRule="auto"/>
+        <w:ind w:left="0" w:right="0" w:firstLine="420" w:firstLineChars="0"/>
+        <w:textAlignment w:val="auto"/>
+        <w:outlineLvl w:val="9"/>
+        <w:rPr>
+          <w:rFonts w:hint="default" w:ascii="Times New Roman" w:hAnsi="Times New Roman" w:eastAsia="宋体" w:cs="Times New Roman"/>
+          <w:b w:val="0"/>
+          <w:bCs w:val="0"/>
+          <w:caps w:val="0"/>
+          <w:color w:val="0F1115"/>
+          <w:spacing w:val="0"/>
+          <w:sz w:val="24"/>
+          <w:szCs w:val="24"/>
+          <w:shd w:val="clear" w:fill="FFFFFF"/>
+        </w:rPr>
+      </w:pPr>
+    </w:p>
+    <w:p>
+      <w:pPr>
+        <w:pStyle w:val="3"/>
+        <w:keepNext w:val="0"/>
+        <w:keepLines w:val="0"/>
+        <w:pageBreakBefore w:val="0"/>
+        <w:widowControl/>
+        <w:suppressLineNumbers w:val="0"/>
+        <w:shd w:val="clear" w:fill="FFFFFF"/>
+        <w:kinsoku/>
+        <w:wordWrap w:val="0"/>
+        <w:overflowPunct/>
+        <w:topLinePunct w:val="0"/>
+        <w:autoSpaceDE/>
+        <w:autoSpaceDN/>
+        <w:bidi w:val="0"/>
+        <w:adjustRightInd/>
+        <w:snapToGrid/>
+        <w:spacing w:before="0" w:beforeAutospacing="0" w:after="0" w:afterAutospacing="0" w:line="240" w:lineRule="auto"/>
+        <w:ind w:left="0" w:right="0" w:firstLine="0"/>
+        <w:textAlignment w:val="auto"/>
+        <w:outlineLvl w:val="1"/>
+        <w:rPr>
+          <w:rFonts w:hint="default" w:ascii="Times New Roman" w:hAnsi="Times New Roman" w:eastAsia="宋体" w:cs="Times New Roman"/>
+          <w:b/>
+          <w:bCs/>
+          <w:caps w:val="0"/>
+          <w:color w:val="0F1115"/>
+          <w:spacing w:val="0"/>
+          <w:sz w:val="28"/>
+          <w:szCs w:val="28"/>
+        </w:rPr>
+      </w:pPr>
+      <w:bookmarkStart w:id="25" w:name="_Toc16438"/>
+      <w:r>
+        <w:rPr>
+          <w:rFonts w:hint="default" w:ascii="Times New Roman" w:hAnsi="Times New Roman" w:eastAsia="宋体" w:cs="Times New Roman"/>
+          <w:b/>
+          <w:bCs/>
+          <w:caps w:val="0"/>
+          <w:color w:val="0F1115"/>
+          <w:spacing w:val="0"/>
+          <w:sz w:val="28"/>
+          <w:szCs w:val="28"/>
+          <w:shd w:val="clear" w:fill="FFFFFF"/>
+        </w:rPr>
+        <w:t>4.3</w:t>
+      </w:r>
+      <w:r>
+        <w:rPr>
+          <w:rFonts w:hint="default" w:ascii="Times New Roman" w:hAnsi="Times New Roman" w:eastAsia="宋体" w:cs="Times New Roman"/>
+          <w:b/>
+          <w:bCs/>
+          <w:caps w:val="0"/>
+          <w:color w:val="0F1115"/>
+          <w:spacing w:val="0"/>
+          <w:sz w:val="28"/>
+          <w:szCs w:val="28"/>
+          <w:shd w:val="clear" w:fill="FFFFFF"/>
+          <w:lang w:val="en-US" w:eastAsia="zh-CN"/>
+        </w:rPr>
+        <w:t>.</w:t>
+      </w:r>
+      <w:r>
+        <w:rPr>
+          <w:rFonts w:hint="default" w:ascii="Times New Roman" w:hAnsi="Times New Roman" w:eastAsia="宋体" w:cs="Times New Roman"/>
+          <w:b/>
+          <w:bCs/>
+          <w:caps w:val="0"/>
+          <w:color w:val="0F1115"/>
+          <w:spacing w:val="0"/>
+          <w:sz w:val="28"/>
+          <w:szCs w:val="28"/>
+          <w:shd w:val="clear" w:fill="FFFFFF"/>
+        </w:rPr>
+        <w:t>视觉反馈规范</w:t>
+      </w:r>
+      <w:bookmarkEnd w:id="25"/>
+    </w:p>
+    <w:p>
+      <w:pPr>
+        <w:pStyle w:val="12"/>
+        <w:keepNext w:val="0"/>
+        <w:keepLines w:val="0"/>
+        <w:pageBreakBefore w:val="0"/>
+        <w:widowControl/>
+        <w:suppressLineNumbers w:val="0"/>
+        <w:shd w:val="clear" w:fill="FFFFFF"/>
+        <w:kinsoku/>
+        <w:wordWrap w:val="0"/>
+        <w:overflowPunct/>
+        <w:topLinePunct w:val="0"/>
+        <w:autoSpaceDE/>
+        <w:autoSpaceDN/>
+        <w:bidi w:val="0"/>
+        <w:adjustRightInd/>
+        <w:snapToGrid/>
+        <w:spacing w:beforeAutospacing="0" w:afterAutospacing="0" w:line="240" w:lineRule="auto"/>
+        <w:ind w:left="0" w:right="0" w:firstLine="420" w:firstLineChars="0"/>
+        <w:textAlignment w:val="auto"/>
+        <w:rPr>
+          <w:rFonts w:hint="default" w:ascii="Times New Roman" w:hAnsi="Times New Roman" w:eastAsia="宋体" w:cs="Times New Roman"/>
+          <w:i w:val="0"/>
+          <w:iCs w:val="0"/>
+          <w:caps w:val="0"/>
+          <w:color w:val="0F1115"/>
+          <w:spacing w:val="0"/>
+          <w:sz w:val="24"/>
+          <w:szCs w:val="24"/>
+          <w:shd w:val="clear" w:fill="FFFFFF"/>
+        </w:rPr>
+      </w:pPr>
+      <w:r>
+        <w:rPr>
+          <w:rFonts w:hint="default" w:ascii="Times New Roman" w:hAnsi="Times New Roman" w:eastAsia="宋体" w:cs="Times New Roman"/>
+          <w:i w:val="0"/>
+          <w:iCs w:val="0"/>
+          <w:caps w:val="0"/>
+          <w:color w:val="0F1115"/>
+          <w:spacing w:val="0"/>
+          <w:sz w:val="24"/>
+          <w:szCs w:val="24"/>
+          <w:shd w:val="clear" w:fill="FFFFFF"/>
+        </w:rPr>
+        <w:t>刻印组合预览在槽位拖拽时显示组合后技能的完整效果预览，包含演示动画或特效示意。伤害数字使用 WidgetComponent 显示浮动数字。敌人抗性警示使用动态材质渐变色纹路，红到紫渐变表示抗性累积。信息素痕迹在敌人死亡位置生成半透明光柱或粒子效果，颜色匹配伤害类型标签。顿悟状态表现为屏幕边缘发光配合音效提示，UI显示融合与升级选择面板。</w:t>
+      </w:r>
+    </w:p>
+    <w:p>
+      <w:pPr>
+        <w:pStyle w:val="12"/>
+        <w:keepNext w:val="0"/>
+        <w:keepLines w:val="0"/>
+        <w:pageBreakBefore w:val="0"/>
+        <w:widowControl/>
+        <w:suppressLineNumbers w:val="0"/>
+        <w:shd w:val="clear" w:fill="FFFFFF"/>
+        <w:kinsoku/>
+        <w:wordWrap w:val="0"/>
+        <w:overflowPunct/>
+        <w:topLinePunct w:val="0"/>
+        <w:autoSpaceDE/>
+        <w:autoSpaceDN/>
+        <w:bidi w:val="0"/>
+        <w:adjustRightInd/>
+        <w:snapToGrid/>
+        <w:spacing w:beforeAutospacing="0" w:afterAutospacing="0" w:line="240" w:lineRule="auto"/>
+        <w:ind w:left="0" w:right="0" w:firstLine="0"/>
+        <w:textAlignment w:val="auto"/>
+        <w:rPr>
+          <w:rFonts w:hint="default" w:ascii="Times New Roman" w:hAnsi="Times New Roman" w:eastAsia="宋体" w:cs="Times New Roman"/>
+          <w:i w:val="0"/>
+          <w:iCs w:val="0"/>
+          <w:caps w:val="0"/>
+          <w:color w:val="0F1115"/>
+          <w:spacing w:val="0"/>
+          <w:sz w:val="24"/>
+          <w:szCs w:val="24"/>
+          <w:shd w:val="clear" w:fill="FFFFFF"/>
+        </w:rPr>
+      </w:pPr>
+    </w:p>
+    <w:p>
+      <w:pPr>
+        <w:pStyle w:val="12"/>
+        <w:keepNext w:val="0"/>
+        <w:keepLines w:val="0"/>
+        <w:pageBreakBefore w:val="0"/>
+        <w:widowControl/>
+        <w:suppressLineNumbers w:val="0"/>
+        <w:shd w:val="clear" w:fill="FFFFFF"/>
+        <w:kinsoku/>
+        <w:wordWrap w:val="0"/>
+        <w:overflowPunct/>
+        <w:topLinePunct w:val="0"/>
+        <w:autoSpaceDE/>
+        <w:autoSpaceDN/>
+        <w:bidi w:val="0"/>
+        <w:adjustRightInd/>
+        <w:snapToGrid/>
+        <w:spacing w:beforeAutospacing="0" w:afterAutospacing="0" w:line="240" w:lineRule="auto"/>
+        <w:ind w:left="0" w:right="0" w:firstLine="0"/>
+        <w:textAlignment w:val="auto"/>
+        <w:rPr>
+          <w:rFonts w:hint="default" w:ascii="Times New Roman" w:hAnsi="Times New Roman" w:eastAsia="宋体" w:cs="Times New Roman"/>
+          <w:i w:val="0"/>
+          <w:iCs w:val="0"/>
+          <w:caps w:val="0"/>
+          <w:color w:val="0F1115"/>
+          <w:spacing w:val="0"/>
+          <w:sz w:val="24"/>
+          <w:szCs w:val="24"/>
+          <w:shd w:val="clear" w:fill="FFFFFF"/>
+        </w:rPr>
+      </w:pPr>
+    </w:p>
+    <w:p>
+      <w:pPr>
+        <w:pStyle w:val="2"/>
+        <w:keepNext w:val="0"/>
+        <w:keepLines w:val="0"/>
+        <w:pageBreakBefore w:val="0"/>
+        <w:widowControl/>
+        <w:suppressLineNumbers w:val="0"/>
+        <w:shd w:val="clear" w:fill="FFFFFF"/>
+        <w:kinsoku/>
+        <w:wordWrap w:val="0"/>
+        <w:overflowPunct/>
+        <w:topLinePunct w:val="0"/>
+        <w:autoSpaceDE/>
+        <w:autoSpaceDN/>
+        <w:bidi w:val="0"/>
+        <w:adjustRightInd/>
+        <w:snapToGrid/>
+        <w:spacing w:before="0" w:beforeAutospacing="0" w:after="0" w:afterAutospacing="0" w:line="240" w:lineRule="auto"/>
+        <w:ind w:left="0" w:right="0" w:firstLine="0"/>
+        <w:textAlignment w:val="auto"/>
+        <w:outlineLvl w:val="0"/>
+        <w:rPr>
+          <w:rFonts w:hint="default" w:ascii="Times New Roman" w:hAnsi="Times New Roman" w:eastAsia="宋体" w:cs="Times New Roman"/>
+          <w:b/>
+          <w:bCs/>
+          <w:caps w:val="0"/>
+          <w:color w:val="0F1115"/>
+          <w:spacing w:val="0"/>
+          <w:sz w:val="24"/>
+          <w:szCs w:val="24"/>
+        </w:rPr>
+      </w:pPr>
+      <w:bookmarkStart w:id="26" w:name="_Toc9606"/>
+      <w:r>
+        <w:rPr>
+          <w:rFonts w:hint="default" w:ascii="Times New Roman" w:hAnsi="Times New Roman" w:eastAsia="宋体" w:cs="Times New Roman"/>
+          <w:b/>
+          <w:bCs/>
+          <w:caps w:val="0"/>
+          <w:color w:val="0F1115"/>
+          <w:spacing w:val="0"/>
+          <w:sz w:val="30"/>
+          <w:szCs w:val="30"/>
+          <w:shd w:val="clear" w:fill="FFFFFF"/>
+        </w:rPr>
+        <w:t>5.技术架构</w:t>
+      </w:r>
+      <w:bookmarkEnd w:id="26"/>
+    </w:p>
+    <w:p>
+      <w:pPr>
+        <w:pStyle w:val="3"/>
+        <w:keepNext w:val="0"/>
+        <w:keepLines w:val="0"/>
+        <w:pageBreakBefore w:val="0"/>
+        <w:widowControl/>
+        <w:suppressLineNumbers w:val="0"/>
+        <w:shd w:val="clear" w:fill="FFFFFF"/>
+        <w:kinsoku/>
+        <w:wordWrap w:val="0"/>
+        <w:overflowPunct/>
+        <w:topLinePunct w:val="0"/>
+        <w:autoSpaceDE/>
+        <w:autoSpaceDN/>
+        <w:bidi w:val="0"/>
+        <w:adjustRightInd/>
+        <w:snapToGrid/>
+        <w:spacing w:before="0" w:beforeAutospacing="0" w:after="0" w:afterAutospacing="0" w:line="240" w:lineRule="auto"/>
+        <w:ind w:left="0" w:right="0" w:firstLine="0"/>
+        <w:textAlignment w:val="auto"/>
+        <w:outlineLvl w:val="1"/>
+        <w:rPr>
+          <w:rFonts w:hint="default" w:ascii="Times New Roman" w:hAnsi="Times New Roman" w:eastAsia="宋体" w:cs="Times New Roman"/>
+          <w:b/>
+          <w:bCs/>
+          <w:caps w:val="0"/>
+          <w:color w:val="0F1115"/>
+          <w:spacing w:val="0"/>
+          <w:sz w:val="28"/>
+          <w:szCs w:val="28"/>
+        </w:rPr>
+      </w:pPr>
+      <w:bookmarkStart w:id="27" w:name="_Toc31833"/>
+      <w:r>
+        <w:rPr>
+          <w:rFonts w:hint="default" w:ascii="Times New Roman" w:hAnsi="Times New Roman" w:eastAsia="宋体" w:cs="Times New Roman"/>
+          <w:b/>
+          <w:bCs/>
+          <w:caps w:val="0"/>
+          <w:color w:val="0F1115"/>
+          <w:spacing w:val="0"/>
+          <w:sz w:val="28"/>
+          <w:szCs w:val="28"/>
+          <w:shd w:val="clear" w:fill="FFFFFF"/>
+        </w:rPr>
+        <w:t>5.1</w:t>
+      </w:r>
+      <w:r>
+        <w:rPr>
+          <w:rFonts w:hint="default" w:ascii="Times New Roman" w:hAnsi="Times New Roman" w:eastAsia="宋体" w:cs="Times New Roman"/>
+          <w:b/>
+          <w:bCs/>
+          <w:caps w:val="0"/>
+          <w:color w:val="0F1115"/>
+          <w:spacing w:val="0"/>
+          <w:sz w:val="28"/>
+          <w:szCs w:val="28"/>
+          <w:shd w:val="clear" w:fill="FFFFFF"/>
+          <w:lang w:val="en-US" w:eastAsia="zh-CN"/>
+        </w:rPr>
+        <w:t>.</w:t>
+      </w:r>
+      <w:r>
+        <w:rPr>
+          <w:rFonts w:hint="default" w:ascii="Times New Roman" w:hAnsi="Times New Roman" w:eastAsia="宋体" w:cs="Times New Roman"/>
+          <w:b/>
+          <w:bCs/>
+          <w:caps w:val="0"/>
+          <w:color w:val="0F1115"/>
+          <w:spacing w:val="0"/>
+          <w:sz w:val="28"/>
+          <w:szCs w:val="28"/>
+          <w:shd w:val="clear" w:fill="FFFFFF"/>
+        </w:rPr>
         <w:t>项目结构</w:t>
       </w:r>
-      <w:bookmarkEnd w:id="23"/>
+      <w:bookmarkEnd w:id="27"/>
     </w:p>
     <w:p>
       <w:pPr>
@@ -14217,7 +19837,7 @@
           <w:szCs w:val="28"/>
         </w:rPr>
       </w:pPr>
-      <w:bookmarkStart w:id="24" w:name="_Toc3227"/>
+      <w:bookmarkStart w:id="28" w:name="_Toc19531"/>
       <w:r>
         <w:rPr>
           <w:rFonts w:hint="default" w:ascii="Times New Roman" w:hAnsi="Times New Roman" w:eastAsia="宋体" w:cs="Times New Roman"/>
@@ -14261,7 +19881,7 @@
         </w:rPr>
         <w:t>C++/蓝图分工</w:t>
       </w:r>
-      <w:bookmarkEnd w:id="24"/>
+      <w:bookmarkEnd w:id="28"/>
     </w:p>
     <w:tbl>
       <w:tblPr>
@@ -14484,7 +20104,6 @@
             <w:insideH w:val="none" w:color="auto" w:sz="0" w:space="0"/>
             <w:insideV w:val="none" w:color="auto" w:sz="0" w:space="0"/>
           </w:tblBorders>
-          <w:shd w:val="clear" w:color="auto" w:fill="FFFFFF"/>
           <w:tblCellMar>
             <w:top w:w="15" w:type="dxa"/>
             <w:left w:w="15" w:type="dxa"/>
@@ -14890,7 +20509,6 @@
             <w:insideH w:val="none" w:color="auto" w:sz="0" w:space="0"/>
             <w:insideV w:val="none" w:color="auto" w:sz="0" w:space="0"/>
           </w:tblBorders>
-          <w:shd w:val="clear" w:color="auto" w:fill="FFFFFF"/>
           <w:tblCellMar>
             <w:top w:w="15" w:type="dxa"/>
             <w:left w:w="15" w:type="dxa"/>
@@ -15825,7 +21443,6 @@
             <w:insideH w:val="none" w:color="auto" w:sz="0" w:space="0"/>
             <w:insideV w:val="none" w:color="auto" w:sz="0" w:space="0"/>
           </w:tblBorders>
-          <w:shd w:val="clear" w:color="auto" w:fill="FFFFFF"/>
           <w:tblCellMar>
             <w:top w:w="15" w:type="dxa"/>
             <w:left w:w="15" w:type="dxa"/>
@@ -16064,7 +21681,7 @@
           <w:szCs w:val="28"/>
         </w:rPr>
       </w:pPr>
-      <w:bookmarkStart w:id="25" w:name="_Toc26398"/>
+      <w:bookmarkStart w:id="29" w:name="_Toc25898"/>
       <w:r>
         <w:rPr>
           <w:rFonts w:hint="default" w:ascii="Times New Roman" w:hAnsi="Times New Roman" w:eastAsia="宋体" w:cs="Times New Roman"/>
@@ -16108,7 +21725,7 @@
         </w:rPr>
         <w:t>核心类设计</w:t>
       </w:r>
-      <w:bookmarkEnd w:id="25"/>
+      <w:bookmarkEnd w:id="29"/>
     </w:p>
     <w:p>
       <w:pPr>
@@ -16144,7 +21761,7 @@
           <w:shd w:val="clear" w:fill="FFFFFF"/>
         </w:rPr>
       </w:pPr>
-      <w:bookmarkStart w:id="26" w:name="_Toc21345"/>
+      <w:bookmarkStart w:id="30" w:name="_Toc11931"/>
       <w:r>
         <w:rPr>
           <w:rFonts w:hint="default" w:ascii="Times New Roman" w:hAnsi="Times New Roman" w:eastAsia="宋体" w:cs="Times New Roman"/>
@@ -16217,7 +21834,7 @@
         </w:rPr>
         <w:t>InventoryComponent（库容管理）</w:t>
       </w:r>
-      <w:bookmarkEnd w:id="26"/>
+      <w:bookmarkEnd w:id="30"/>
     </w:p>
     <w:p>
       <w:pPr>
@@ -16325,7 +21942,7 @@
           <w:szCs w:val="24"/>
         </w:rPr>
       </w:pPr>
-      <w:bookmarkStart w:id="27" w:name="_Toc17251"/>
+      <w:bookmarkStart w:id="31" w:name="_Toc19339"/>
       <w:r>
         <w:rPr>
           <w:rFonts w:hint="default" w:ascii="Times New Roman" w:hAnsi="Times New Roman" w:eastAsia="宋体" w:cs="Times New Roman"/>
@@ -16384,7 +22001,7 @@
         </w:rPr>
         <w:t>Base（刻印基类）</w:t>
       </w:r>
-      <w:bookmarkEnd w:id="27"/>
+      <w:bookmarkEnd w:id="31"/>
     </w:p>
     <w:p>
       <w:pPr>
@@ -16492,7 +22109,7 @@
           <w:szCs w:val="24"/>
         </w:rPr>
       </w:pPr>
-      <w:bookmarkStart w:id="28" w:name="_Toc7276"/>
+      <w:bookmarkStart w:id="32" w:name="_Toc10398"/>
       <w:r>
         <w:rPr>
           <w:rFonts w:hint="default" w:ascii="Times New Roman" w:hAnsi="Times New Roman" w:eastAsia="宋体" w:cs="Times New Roman"/>
@@ -16536,7 +22153,7 @@
         </w:rPr>
         <w:t>CPheromonePoint（信息素点）</w:t>
       </w:r>
-      <w:bookmarkEnd w:id="28"/>
+      <w:bookmarkEnd w:id="32"/>
     </w:p>
     <w:p>
       <w:pPr>
@@ -16635,7 +22252,7 @@
           <w:lang w:val="en-US" w:eastAsia="zh-CN" w:bidi="ar"/>
         </w:rPr>
       </w:pPr>
-      <w:bookmarkStart w:id="29" w:name="_Toc32724"/>
+      <w:bookmarkStart w:id="33" w:name="_Toc22188"/>
       <w:r>
         <w:rPr>
           <w:rFonts w:hint="default" w:ascii="Times New Roman" w:hAnsi="Times New Roman" w:eastAsia="宋体" w:cs="Times New Roman"/>
@@ -16684,7 +22301,7 @@
         </w:rPr>
         <w:t>.工具组件接口</w:t>
       </w:r>
-      <w:bookmarkEnd w:id="29"/>
+      <w:bookmarkEnd w:id="33"/>
     </w:p>
     <w:p>
       <w:pPr>
@@ -16796,7 +22413,7 @@
           <w:szCs w:val="28"/>
         </w:rPr>
       </w:pPr>
-      <w:bookmarkStart w:id="30" w:name="_Toc3329"/>
+      <w:bookmarkStart w:id="34" w:name="_Toc6626"/>
       <w:r>
         <w:rPr>
           <w:rFonts w:hint="default" w:ascii="Times New Roman" w:hAnsi="Times New Roman" w:eastAsia="宋体" w:cs="Times New Roman"/>
@@ -16855,7 +22472,7 @@
         </w:rPr>
         <w:t>数据驱动配置</w:t>
       </w:r>
-      <w:bookmarkEnd w:id="30"/>
+      <w:bookmarkEnd w:id="34"/>
     </w:p>
     <w:p>
       <w:pPr>
@@ -16960,7 +22577,7 @@
           <w:shd w:val="clear" w:fill="FFFFFF"/>
         </w:rPr>
       </w:pPr>
-      <w:bookmarkStart w:id="31" w:name="_Toc30333"/>
+      <w:bookmarkStart w:id="35" w:name="_Toc20625"/>
       <w:r>
         <w:rPr>
           <w:rFonts w:hint="default" w:ascii="Times New Roman" w:hAnsi="Times New Roman" w:eastAsia="宋体" w:cs="Times New Roman"/>
@@ -17019,7 +22636,7 @@
         </w:rPr>
         <w:t>UI架构</w:t>
       </w:r>
-      <w:bookmarkEnd w:id="31"/>
+      <w:bookmarkEnd w:id="35"/>
     </w:p>
     <w:p>
       <w:pPr>
@@ -17156,7 +22773,7 @@
           <w:szCs w:val="30"/>
         </w:rPr>
       </w:pPr>
-      <w:bookmarkStart w:id="32" w:name="_Toc8558"/>
+      <w:bookmarkStart w:id="36" w:name="_Toc12862"/>
       <w:r>
         <w:rPr>
           <w:rFonts w:hint="default" w:ascii="Times New Roman" w:hAnsi="Times New Roman" w:eastAsia="宋体" w:cs="Times New Roman"/>
@@ -17171,7 +22788,7 @@
         </w:rPr>
         <w:t>6.开发计划</w:t>
       </w:r>
-      <w:bookmarkEnd w:id="32"/>
+      <w:bookmarkEnd w:id="36"/>
     </w:p>
     <w:p>
       <w:pPr>
@@ -17207,7 +22824,7 @@
           <w:shd w:val="clear" w:fill="FFFFFF"/>
         </w:rPr>
       </w:pPr>
-      <w:bookmarkStart w:id="33" w:name="_Toc23326"/>
+      <w:bookmarkStart w:id="37" w:name="_Toc10234"/>
       <w:r>
         <w:rPr>
           <w:rFonts w:hint="default" w:ascii="Times New Roman" w:hAnsi="Times New Roman" w:eastAsia="宋体" w:cs="Times New Roman"/>
@@ -17251,7 +22868,7 @@
         </w:rPr>
         <w:t>开发阶段划分</w:t>
       </w:r>
-      <w:bookmarkEnd w:id="33"/>
+      <w:bookmarkEnd w:id="37"/>
     </w:p>
     <w:tbl>
       <w:tblPr>
@@ -17796,7 +23413,6 @@
             <w:insideH w:val="none" w:color="auto" w:sz="0" w:space="0"/>
             <w:insideV w:val="none" w:color="auto" w:sz="0" w:space="0"/>
           </w:tblBorders>
-          <w:shd w:val="clear" w:color="auto" w:fill="FFFFFF"/>
           <w:tblCellMar>
             <w:top w:w="15" w:type="dxa"/>
             <w:left w:w="15" w:type="dxa"/>
@@ -18856,7 +24472,7 @@
           <w:szCs w:val="28"/>
         </w:rPr>
       </w:pPr>
-      <w:bookmarkStart w:id="34" w:name="_Toc27766"/>
+      <w:bookmarkStart w:id="38" w:name="_Toc12977"/>
       <w:r>
         <w:rPr>
           <w:rFonts w:hint="default" w:ascii="Times New Roman" w:hAnsi="Times New Roman" w:eastAsia="宋体" w:cs="Times New Roman"/>
@@ -18900,7 +24516,7 @@
         </w:rPr>
         <w:t>MVP刻印清单（阶段一）</w:t>
       </w:r>
-      <w:bookmarkEnd w:id="34"/>
+      <w:bookmarkEnd w:id="38"/>
     </w:p>
     <w:p>
       <w:pPr>
@@ -19353,7 +24969,6 @@
             <w:insideH w:val="none" w:color="auto" w:sz="0" w:space="0"/>
             <w:insideV w:val="none" w:color="auto" w:sz="0" w:space="0"/>
           </w:tblBorders>
-          <w:shd w:val="clear" w:color="auto" w:fill="FFFFFF"/>
           <w:tblCellMar>
             <w:top w:w="15" w:type="dxa"/>
             <w:left w:w="15" w:type="dxa"/>
@@ -20037,7 +25652,6 @@
             <w:insideH w:val="none" w:color="auto" w:sz="0" w:space="0"/>
             <w:insideV w:val="none" w:color="auto" w:sz="0" w:space="0"/>
           </w:tblBorders>
-          <w:shd w:val="clear" w:color="auto" w:fill="FFFFFF"/>
           <w:tblCellMar>
             <w:top w:w="15" w:type="dxa"/>
             <w:left w:w="15" w:type="dxa"/>
@@ -20380,7 +25994,6 @@
             <w:insideH w:val="none" w:color="auto" w:sz="0" w:space="0"/>
             <w:insideV w:val="none" w:color="auto" w:sz="0" w:space="0"/>
           </w:tblBorders>
-          <w:shd w:val="clear" w:color="auto" w:fill="FFFFFF"/>
           <w:tblCellMar>
             <w:top w:w="15" w:type="dxa"/>
             <w:left w:w="15" w:type="dxa"/>
@@ -20723,7 +26336,6 @@
             <w:insideH w:val="none" w:color="auto" w:sz="0" w:space="0"/>
             <w:insideV w:val="none" w:color="auto" w:sz="0" w:space="0"/>
           </w:tblBorders>
-          <w:shd w:val="clear" w:color="auto" w:fill="FFFFFF"/>
           <w:tblCellMar>
             <w:top w:w="15" w:type="dxa"/>
             <w:left w:w="15" w:type="dxa"/>
@@ -21409,7 +27021,6 @@
             <w:insideH w:val="none" w:color="auto" w:sz="0" w:space="0"/>
             <w:insideV w:val="none" w:color="auto" w:sz="0" w:space="0"/>
           </w:tblBorders>
-          <w:shd w:val="clear" w:color="auto" w:fill="FFFFFF"/>
           <w:tblCellMar>
             <w:top w:w="15" w:type="dxa"/>
             <w:left w:w="15" w:type="dxa"/>
@@ -21737,8 +27348,6 @@
               </w:rPr>
               <w:t>攻击位置生成减速区域</w:t>
             </w:r>
-            <w:bookmarkStart w:id="45" w:name="_GoBack"/>
-            <w:bookmarkEnd w:id="45"/>
           </w:p>
         </w:tc>
       </w:tr>
@@ -22276,7 +27885,7 @@
           <w:shd w:val="clear" w:fill="FFFFFF"/>
         </w:rPr>
       </w:pPr>
-      <w:bookmarkStart w:id="35" w:name="_Toc29543"/>
+      <w:bookmarkStart w:id="39" w:name="_Toc23096"/>
       <w:r>
         <w:rPr>
           <w:rFonts w:hint="default" w:ascii="Times New Roman" w:hAnsi="Times New Roman" w:eastAsia="宋体" w:cs="Times New Roman"/>
@@ -22291,7 +27900,7 @@
         </w:rPr>
         <w:t>7.验收清单</w:t>
       </w:r>
-      <w:bookmarkEnd w:id="35"/>
+      <w:bookmarkEnd w:id="39"/>
     </w:p>
     <w:p>
       <w:pPr>
@@ -22327,7 +27936,7 @@
           <w:shd w:val="clear" w:fill="FFFFFF"/>
         </w:rPr>
       </w:pPr>
-      <w:bookmarkStart w:id="36" w:name="_Toc2842"/>
+      <w:bookmarkStart w:id="40" w:name="_Toc10831"/>
       <w:r>
         <w:rPr>
           <w:rFonts w:hint="default" w:ascii="Times New Roman" w:hAnsi="Times New Roman" w:eastAsia="宋体" w:cs="Times New Roman"/>
@@ -22371,7 +27980,7 @@
         </w:rPr>
         <w:t>功能验证</w:t>
       </w:r>
-      <w:bookmarkEnd w:id="36"/>
+      <w:bookmarkEnd w:id="40"/>
     </w:p>
     <w:tbl>
       <w:tblPr>
@@ -22775,7 +28384,6 @@
             <w:insideH w:val="none" w:color="auto" w:sz="0" w:space="0"/>
             <w:insideV w:val="none" w:color="auto" w:sz="0" w:space="0"/>
           </w:tblBorders>
-          <w:shd w:val="clear" w:color="auto" w:fill="FFFFFF"/>
           <w:tblCellMar>
             <w:top w:w="15" w:type="dxa"/>
             <w:left w:w="15" w:type="dxa"/>
@@ -23137,7 +28745,6 @@
             <w:insideH w:val="none" w:color="auto" w:sz="0" w:space="0"/>
             <w:insideV w:val="none" w:color="auto" w:sz="0" w:space="0"/>
           </w:tblBorders>
-          <w:shd w:val="clear" w:color="auto" w:fill="FFFFFF"/>
           <w:tblCellMar>
             <w:top w:w="15" w:type="dxa"/>
             <w:left w:w="15" w:type="dxa"/>
@@ -24223,7 +29830,6 @@
             <w:insideH w:val="none" w:color="auto" w:sz="0" w:space="0"/>
             <w:insideV w:val="none" w:color="auto" w:sz="0" w:space="0"/>
           </w:tblBorders>
-          <w:shd w:val="clear" w:color="auto" w:fill="FFFFFF"/>
           <w:tblCellMar>
             <w:top w:w="15" w:type="dxa"/>
             <w:left w:w="15" w:type="dxa"/>
@@ -25005,7 +30611,7 @@
           <w:szCs w:val="28"/>
         </w:rPr>
       </w:pPr>
-      <w:bookmarkStart w:id="37" w:name="_Toc26143"/>
+      <w:bookmarkStart w:id="41" w:name="_Toc19700"/>
       <w:r>
         <w:rPr>
           <w:rFonts w:hint="default" w:ascii="Times New Roman" w:hAnsi="Times New Roman" w:eastAsia="宋体" w:cs="Times New Roman"/>
@@ -25049,7 +30655,7 @@
         </w:rPr>
         <w:t>技术验证点</w:t>
       </w:r>
-      <w:bookmarkEnd w:id="37"/>
+      <w:bookmarkEnd w:id="41"/>
     </w:p>
     <w:tbl>
       <w:tblPr>
@@ -25452,6 +31058,7 @@
             <w:insideH w:val="none" w:color="auto" w:sz="0" w:space="0"/>
             <w:insideV w:val="none" w:color="auto" w:sz="0" w:space="0"/>
           </w:tblBorders>
+          <w:shd w:val="clear" w:color="auto" w:fill="FFFFFF"/>
           <w:tblCellMar>
             <w:top w:w="15" w:type="dxa"/>
             <w:left w:w="15" w:type="dxa"/>
@@ -25812,6 +31419,7 @@
             <w:insideH w:val="none" w:color="auto" w:sz="0" w:space="0"/>
             <w:insideV w:val="none" w:color="auto" w:sz="0" w:space="0"/>
           </w:tblBorders>
+          <w:shd w:val="clear" w:color="auto" w:fill="FFFFFF"/>
           <w:tblCellMar>
             <w:top w:w="15" w:type="dxa"/>
             <w:left w:w="15" w:type="dxa"/>
@@ -26423,7 +32031,7 @@
           <w:shd w:val="clear" w:fill="FFFFFF"/>
         </w:rPr>
       </w:pPr>
-      <w:bookmarkStart w:id="38" w:name="_Toc14246"/>
+      <w:bookmarkStart w:id="42" w:name="_Toc14202"/>
       <w:r>
         <w:rPr>
           <w:rFonts w:hint="default" w:ascii="Times New Roman" w:hAnsi="Times New Roman" w:eastAsia="宋体" w:cs="Times New Roman"/>
@@ -26438,7 +32046,7 @@
         </w:rPr>
         <w:t>8.附录</w:t>
       </w:r>
-      <w:bookmarkEnd w:id="38"/>
+      <w:bookmarkEnd w:id="42"/>
     </w:p>
     <w:p>
       <w:pPr>
@@ -26473,7 +32081,7 @@
           <w:szCs w:val="28"/>
         </w:rPr>
       </w:pPr>
-      <w:bookmarkStart w:id="39" w:name="_Toc124"/>
+      <w:bookmarkStart w:id="43" w:name="_Toc7930"/>
       <w:r>
         <w:rPr>
           <w:rFonts w:hint="default" w:ascii="Times New Roman" w:hAnsi="Times New Roman" w:eastAsia="宋体" w:cs="Times New Roman"/>
@@ -26517,7 +32125,7 @@
         </w:rPr>
         <w:t>术语表</w:t>
       </w:r>
-      <w:bookmarkEnd w:id="39"/>
+      <w:bookmarkEnd w:id="43"/>
     </w:p>
     <w:tbl>
       <w:tblPr>
@@ -26555,7 +32163,6 @@
             <w:insideH w:val="none" w:color="auto" w:sz="0" w:space="0"/>
             <w:insideV w:val="none" w:color="auto" w:sz="0" w:space="0"/>
           </w:tblBorders>
-          <w:shd w:val="clear" w:color="auto" w:fill="FFFFFF"/>
           <w:tblCellMar>
             <w:top w:w="15" w:type="dxa"/>
             <w:left w:w="15" w:type="dxa"/>
@@ -26828,6 +32435,7 @@
             <w:insideH w:val="none" w:color="auto" w:sz="0" w:space="0"/>
             <w:insideV w:val="none" w:color="auto" w:sz="0" w:space="0"/>
           </w:tblBorders>
+          <w:shd w:val="clear" w:color="auto" w:fill="FFFFFF"/>
           <w:tblCellMar>
             <w:top w:w="15" w:type="dxa"/>
             <w:left w:w="15" w:type="dxa"/>
@@ -27097,6 +32705,7 @@
             <w:insideH w:val="none" w:color="auto" w:sz="0" w:space="0"/>
             <w:insideV w:val="none" w:color="auto" w:sz="0" w:space="0"/>
           </w:tblBorders>
+          <w:shd w:val="clear" w:color="auto" w:fill="FFFFFF"/>
           <w:tblCellMar>
             <w:top w:w="15" w:type="dxa"/>
             <w:left w:w="15" w:type="dxa"/>
@@ -27217,274 +32826,6 @@
                 <w:lang w:val="en-US" w:eastAsia="zh-CN" w:bidi="ar"/>
               </w:rPr>
               <w:t>本位在生命周期关键节点广播的信号（Cast/Spawn/Travel/Hit/Finish）</w:t>
-            </w:r>
-          </w:p>
-        </w:tc>
-      </w:tr>
-      <w:tr>
-        <w:tblPrEx>
-          <w:tblBorders>
-            <w:top w:val="none" w:color="auto" w:sz="0" w:space="0"/>
-            <w:left w:val="none" w:color="auto" w:sz="0" w:space="0"/>
-            <w:bottom w:val="none" w:color="auto" w:sz="0" w:space="0"/>
-            <w:right w:val="none" w:color="auto" w:sz="0" w:space="0"/>
-            <w:insideH w:val="none" w:color="auto" w:sz="0" w:space="0"/>
-            <w:insideV w:val="none" w:color="auto" w:sz="0" w:space="0"/>
-          </w:tblBorders>
-          <w:tblCellMar>
-            <w:top w:w="15" w:type="dxa"/>
-            <w:left w:w="15" w:type="dxa"/>
-            <w:bottom w:w="15" w:type="dxa"/>
-            <w:right w:w="15" w:type="dxa"/>
-          </w:tblCellMar>
-        </w:tblPrEx>
-        <w:tc>
-          <w:tcPr>
-            <w:tcW w:w="790" w:type="pct"/>
-            <w:tcBorders>
-              <w:top w:val="single" w:color="auto" w:sz="4" w:space="0"/>
-              <w:left w:val="single" w:color="auto" w:sz="4" w:space="0"/>
-              <w:bottom w:val="single" w:color="auto" w:sz="4" w:space="0"/>
-              <w:right w:val="single" w:color="auto" w:sz="4" w:space="0"/>
-            </w:tcBorders>
-            <w:shd w:val="clear" w:color="auto" w:fill="auto"/>
-            <w:tcMar>
-              <w:top w:w="100" w:type="dxa"/>
-              <w:left w:w="0" w:type="dxa"/>
-              <w:bottom w:w="100" w:type="dxa"/>
-              <w:right w:w="160" w:type="dxa"/>
-            </w:tcMar>
-            <w:vAlign w:val="center"/>
-          </w:tcPr>
-          <w:p>
-            <w:pPr>
-              <w:keepNext w:val="0"/>
-              <w:keepLines w:val="0"/>
-              <w:widowControl/>
-              <w:suppressLineNumbers w:val="0"/>
-              <w:spacing w:line="250" w:lineRule="atLeast"/>
-              <w:jc w:val="center"/>
-              <w:rPr>
-                <w:rFonts w:hint="default" w:ascii="Times New Roman" w:hAnsi="Times New Roman" w:eastAsia="宋体" w:cs="Times New Roman"/>
-                <w:b w:val="0"/>
-                <w:bCs w:val="0"/>
-                <w:i w:val="0"/>
-                <w:iCs w:val="0"/>
-                <w:caps w:val="0"/>
-                <w:color w:val="0F1115"/>
-                <w:spacing w:val="0"/>
-                <w:kern w:val="0"/>
-                <w:sz w:val="18"/>
-                <w:szCs w:val="18"/>
-                <w:lang w:val="en-US" w:eastAsia="zh-CN" w:bidi="ar"/>
-              </w:rPr>
-            </w:pPr>
-            <w:r>
-              <w:rPr>
-                <w:rFonts w:hint="default" w:ascii="Times New Roman" w:hAnsi="Times New Roman" w:eastAsia="宋体" w:cs="Times New Roman"/>
-                <w:i w:val="0"/>
-                <w:iCs w:val="0"/>
-                <w:caps w:val="0"/>
-                <w:color w:val="0F1115"/>
-                <w:spacing w:val="0"/>
-                <w:kern w:val="0"/>
-                <w:sz w:val="18"/>
-                <w:szCs w:val="18"/>
-                <w:lang w:val="en-US" w:eastAsia="zh-CN" w:bidi="ar"/>
-              </w:rPr>
-              <w:t>功能槽</w:t>
-            </w:r>
-          </w:p>
-        </w:tc>
-        <w:tc>
-          <w:tcPr>
-            <w:tcW w:w="4209" w:type="pct"/>
-            <w:tcBorders>
-              <w:top w:val="single" w:color="auto" w:sz="4" w:space="0"/>
-              <w:left w:val="single" w:color="auto" w:sz="4" w:space="0"/>
-              <w:bottom w:val="single" w:color="auto" w:sz="4" w:space="0"/>
-              <w:right w:val="single" w:color="auto" w:sz="4" w:space="0"/>
-            </w:tcBorders>
-            <w:shd w:val="clear" w:color="auto" w:fill="auto"/>
-            <w:tcMar>
-              <w:top w:w="100" w:type="dxa"/>
-              <w:left w:w="160" w:type="dxa"/>
-              <w:bottom w:w="100" w:type="dxa"/>
-              <w:right w:w="0" w:type="dxa"/>
-            </w:tcMar>
-            <w:vAlign w:val="center"/>
-          </w:tcPr>
-          <w:p>
-            <w:pPr>
-              <w:keepNext w:val="0"/>
-              <w:keepLines w:val="0"/>
-              <w:widowControl/>
-              <w:suppressLineNumbers w:val="0"/>
-              <w:spacing w:line="250" w:lineRule="atLeast"/>
-              <w:jc w:val="center"/>
-              <w:rPr>
-                <w:rFonts w:hint="default" w:ascii="Times New Roman" w:hAnsi="Times New Roman" w:eastAsia="宋体" w:cs="Times New Roman"/>
-                <w:b w:val="0"/>
-                <w:bCs w:val="0"/>
-                <w:i w:val="0"/>
-                <w:iCs w:val="0"/>
-                <w:caps w:val="0"/>
-                <w:color w:val="0F1115"/>
-                <w:spacing w:val="0"/>
-                <w:kern w:val="0"/>
-                <w:sz w:val="18"/>
-                <w:szCs w:val="18"/>
-                <w:lang w:val="en-US" w:eastAsia="zh-CN" w:bidi="ar"/>
-              </w:rPr>
-            </w:pPr>
-            <w:r>
-              <w:rPr>
-                <w:rFonts w:hint="default" w:ascii="Times New Roman" w:hAnsi="Times New Roman" w:eastAsia="宋体" w:cs="Times New Roman"/>
-                <w:i w:val="0"/>
-                <w:iCs w:val="0"/>
-                <w:caps w:val="0"/>
-                <w:color w:val="0F1115"/>
-                <w:spacing w:val="0"/>
-                <w:kern w:val="0"/>
-                <w:sz w:val="18"/>
-                <w:szCs w:val="18"/>
-                <w:lang w:val="en-US" w:eastAsia="zh-CN" w:bidi="ar"/>
-              </w:rPr>
-              <w:t>角色身上的三个技能槽位（普攻槽/技能槽/位移槽），决定本位执行哪一套逻辑</w:t>
-            </w:r>
-          </w:p>
-        </w:tc>
-      </w:tr>
-      <w:tr>
-        <w:tblPrEx>
-          <w:tblBorders>
-            <w:top w:val="none" w:color="auto" w:sz="0" w:space="0"/>
-            <w:left w:val="none" w:color="auto" w:sz="0" w:space="0"/>
-            <w:bottom w:val="none" w:color="auto" w:sz="0" w:space="0"/>
-            <w:right w:val="none" w:color="auto" w:sz="0" w:space="0"/>
-            <w:insideH w:val="none" w:color="auto" w:sz="0" w:space="0"/>
-            <w:insideV w:val="none" w:color="auto" w:sz="0" w:space="0"/>
-          </w:tblBorders>
-          <w:tblCellMar>
-            <w:top w:w="15" w:type="dxa"/>
-            <w:left w:w="15" w:type="dxa"/>
-            <w:bottom w:w="15" w:type="dxa"/>
-            <w:right w:w="15" w:type="dxa"/>
-          </w:tblCellMar>
-        </w:tblPrEx>
-        <w:tc>
-          <w:tcPr>
-            <w:tcW w:w="790" w:type="pct"/>
-            <w:tcBorders>
-              <w:top w:val="single" w:color="auto" w:sz="4" w:space="0"/>
-              <w:left w:val="single" w:color="auto" w:sz="4" w:space="0"/>
-              <w:bottom w:val="single" w:color="auto" w:sz="4" w:space="0"/>
-              <w:right w:val="single" w:color="auto" w:sz="4" w:space="0"/>
-            </w:tcBorders>
-            <w:shd w:val="clear" w:color="auto" w:fill="auto"/>
-            <w:tcMar>
-              <w:top w:w="100" w:type="dxa"/>
-              <w:left w:w="0" w:type="dxa"/>
-              <w:bottom w:w="100" w:type="dxa"/>
-              <w:right w:w="160" w:type="dxa"/>
-            </w:tcMar>
-            <w:vAlign w:val="center"/>
-          </w:tcPr>
-          <w:p>
-            <w:pPr>
-              <w:keepNext w:val="0"/>
-              <w:keepLines w:val="0"/>
-              <w:widowControl/>
-              <w:suppressLineNumbers w:val="0"/>
-              <w:spacing w:line="250" w:lineRule="atLeast"/>
-              <w:jc w:val="center"/>
-              <w:rPr>
-                <w:rFonts w:hint="default" w:ascii="Times New Roman" w:hAnsi="Times New Roman" w:eastAsia="宋体" w:cs="Times New Roman"/>
-                <w:b w:val="0"/>
-                <w:bCs w:val="0"/>
-                <w:i w:val="0"/>
-                <w:iCs w:val="0"/>
-                <w:caps w:val="0"/>
-                <w:color w:val="0F1115"/>
-                <w:spacing w:val="0"/>
-                <w:kern w:val="0"/>
-                <w:sz w:val="18"/>
-                <w:szCs w:val="18"/>
-                <w:lang w:val="en-US" w:eastAsia="zh-CN" w:bidi="ar"/>
-              </w:rPr>
-            </w:pPr>
-            <w:r>
-              <w:rPr>
-                <w:rFonts w:hint="default" w:ascii="Times New Roman" w:hAnsi="Times New Roman" w:eastAsia="宋体" w:cs="Times New Roman"/>
-                <w:i w:val="0"/>
-                <w:iCs w:val="0"/>
-                <w:caps w:val="0"/>
-                <w:color w:val="0F1115"/>
-                <w:spacing w:val="0"/>
-                <w:kern w:val="0"/>
-                <w:sz w:val="18"/>
-                <w:szCs w:val="18"/>
-                <w:lang w:val="en-US" w:eastAsia="zh-CN" w:bidi="ar"/>
-              </w:rPr>
-              <w:t>位置</w:t>
-            </w:r>
-          </w:p>
-        </w:tc>
-        <w:tc>
-          <w:tcPr>
-            <w:tcW w:w="4209" w:type="pct"/>
-            <w:tcBorders>
-              <w:top w:val="single" w:color="auto" w:sz="4" w:space="0"/>
-              <w:left w:val="single" w:color="auto" w:sz="4" w:space="0"/>
-              <w:bottom w:val="single" w:color="auto" w:sz="4" w:space="0"/>
-              <w:right w:val="single" w:color="auto" w:sz="4" w:space="0"/>
-            </w:tcBorders>
-            <w:shd w:val="clear" w:color="auto" w:fill="auto"/>
-            <w:tcMar>
-              <w:top w:w="100" w:type="dxa"/>
-              <w:left w:w="160" w:type="dxa"/>
-              <w:bottom w:w="100" w:type="dxa"/>
-              <w:right w:w="0" w:type="dxa"/>
-            </w:tcMar>
-            <w:vAlign w:val="center"/>
-          </w:tcPr>
-          <w:p>
-            <w:pPr>
-              <w:keepNext w:val="0"/>
-              <w:keepLines w:val="0"/>
-              <w:widowControl/>
-              <w:suppressLineNumbers w:val="0"/>
-              <w:spacing w:line="250" w:lineRule="atLeast"/>
-              <w:jc w:val="center"/>
-              <w:rPr>
-                <w:rFonts w:hint="default" w:ascii="Times New Roman" w:hAnsi="Times New Roman" w:eastAsia="宋体" w:cs="Times New Roman"/>
-                <w:b w:val="0"/>
-                <w:bCs w:val="0"/>
-                <w:i w:val="0"/>
-                <w:iCs w:val="0"/>
-                <w:caps w:val="0"/>
-                <w:color w:val="0F1115"/>
-                <w:spacing w:val="0"/>
-                <w:kern w:val="0"/>
-                <w:sz w:val="18"/>
-                <w:szCs w:val="18"/>
-                <w:lang w:val="en-US" w:eastAsia="zh-CN" w:bidi="ar"/>
-              </w:rPr>
-            </w:pPr>
-            <w:r>
-              <w:rPr>
-                <w:rFonts w:hint="default" w:ascii="Times New Roman" w:hAnsi="Times New Roman" w:eastAsia="宋体" w:cs="Times New Roman"/>
-                <w:i w:val="0"/>
-                <w:iCs w:val="0"/>
-                <w:caps w:val="0"/>
-                <w:color w:val="0F1115"/>
-                <w:spacing w:val="0"/>
-                <w:kern w:val="0"/>
-                <w:sz w:val="18"/>
-                <w:szCs w:val="18"/>
-                <w:lang w:val="en-US" w:eastAsia="zh-CN" w:bidi="ar"/>
-              </w:rPr>
-              <w:t>每个功能槽中的两个位置（槽位一/槽位二），决定刻印表现本位还是变位</w:t>
             </w:r>
           </w:p>
         </w:tc>
@@ -27561,7 +32902,7 @@
                 <w:szCs w:val="18"/>
                 <w:lang w:val="en-US" w:eastAsia="zh-CN" w:bidi="ar"/>
               </w:rPr>
-              <w:t>库容</w:t>
+              <w:t>功能槽</w:t>
             </w:r>
           </w:p>
         </w:tc>
@@ -27619,7 +32960,7 @@
                 <w:szCs w:val="18"/>
                 <w:lang w:val="en-US" w:eastAsia="zh-CN" w:bidi="ar"/>
               </w:rPr>
-              <w:t>玩家可携带的刻印数量上限，固定8格</w:t>
+              <w:t>角色身上的三个技能槽位（普攻槽/技能槽/位移槽），决定本位执行哪一套逻辑</w:t>
             </w:r>
           </w:p>
         </w:tc>
@@ -27696,6 +33037,274 @@
                 <w:szCs w:val="18"/>
                 <w:lang w:val="en-US" w:eastAsia="zh-CN" w:bidi="ar"/>
               </w:rPr>
+              <w:t>位置</w:t>
+            </w:r>
+          </w:p>
+        </w:tc>
+        <w:tc>
+          <w:tcPr>
+            <w:tcW w:w="4209" w:type="pct"/>
+            <w:tcBorders>
+              <w:top w:val="single" w:color="auto" w:sz="4" w:space="0"/>
+              <w:left w:val="single" w:color="auto" w:sz="4" w:space="0"/>
+              <w:bottom w:val="single" w:color="auto" w:sz="4" w:space="0"/>
+              <w:right w:val="single" w:color="auto" w:sz="4" w:space="0"/>
+            </w:tcBorders>
+            <w:shd w:val="clear" w:color="auto" w:fill="auto"/>
+            <w:tcMar>
+              <w:top w:w="100" w:type="dxa"/>
+              <w:left w:w="160" w:type="dxa"/>
+              <w:bottom w:w="100" w:type="dxa"/>
+              <w:right w:w="0" w:type="dxa"/>
+            </w:tcMar>
+            <w:vAlign w:val="center"/>
+          </w:tcPr>
+          <w:p>
+            <w:pPr>
+              <w:keepNext w:val="0"/>
+              <w:keepLines w:val="0"/>
+              <w:widowControl/>
+              <w:suppressLineNumbers w:val="0"/>
+              <w:spacing w:line="250" w:lineRule="atLeast"/>
+              <w:jc w:val="center"/>
+              <w:rPr>
+                <w:rFonts w:hint="default" w:ascii="Times New Roman" w:hAnsi="Times New Roman" w:eastAsia="宋体" w:cs="Times New Roman"/>
+                <w:b w:val="0"/>
+                <w:bCs w:val="0"/>
+                <w:i w:val="0"/>
+                <w:iCs w:val="0"/>
+                <w:caps w:val="0"/>
+                <w:color w:val="0F1115"/>
+                <w:spacing w:val="0"/>
+                <w:kern w:val="0"/>
+                <w:sz w:val="18"/>
+                <w:szCs w:val="18"/>
+                <w:lang w:val="en-US" w:eastAsia="zh-CN" w:bidi="ar"/>
+              </w:rPr>
+            </w:pPr>
+            <w:r>
+              <w:rPr>
+                <w:rFonts w:hint="default" w:ascii="Times New Roman" w:hAnsi="Times New Roman" w:eastAsia="宋体" w:cs="Times New Roman"/>
+                <w:i w:val="0"/>
+                <w:iCs w:val="0"/>
+                <w:caps w:val="0"/>
+                <w:color w:val="0F1115"/>
+                <w:spacing w:val="0"/>
+                <w:kern w:val="0"/>
+                <w:sz w:val="18"/>
+                <w:szCs w:val="18"/>
+                <w:lang w:val="en-US" w:eastAsia="zh-CN" w:bidi="ar"/>
+              </w:rPr>
+              <w:t>每个功能槽中的两个位置（槽位一/槽位二），决定刻印表现本位还是变位</w:t>
+            </w:r>
+          </w:p>
+        </w:tc>
+      </w:tr>
+      <w:tr>
+        <w:tblPrEx>
+          <w:tblBorders>
+            <w:top w:val="none" w:color="auto" w:sz="0" w:space="0"/>
+            <w:left w:val="none" w:color="auto" w:sz="0" w:space="0"/>
+            <w:bottom w:val="none" w:color="auto" w:sz="0" w:space="0"/>
+            <w:right w:val="none" w:color="auto" w:sz="0" w:space="0"/>
+            <w:insideH w:val="none" w:color="auto" w:sz="0" w:space="0"/>
+            <w:insideV w:val="none" w:color="auto" w:sz="0" w:space="0"/>
+          </w:tblBorders>
+          <w:tblCellMar>
+            <w:top w:w="15" w:type="dxa"/>
+            <w:left w:w="15" w:type="dxa"/>
+            <w:bottom w:w="15" w:type="dxa"/>
+            <w:right w:w="15" w:type="dxa"/>
+          </w:tblCellMar>
+        </w:tblPrEx>
+        <w:tc>
+          <w:tcPr>
+            <w:tcW w:w="790" w:type="pct"/>
+            <w:tcBorders>
+              <w:top w:val="single" w:color="auto" w:sz="4" w:space="0"/>
+              <w:left w:val="single" w:color="auto" w:sz="4" w:space="0"/>
+              <w:bottom w:val="single" w:color="auto" w:sz="4" w:space="0"/>
+              <w:right w:val="single" w:color="auto" w:sz="4" w:space="0"/>
+            </w:tcBorders>
+            <w:shd w:val="clear" w:color="auto" w:fill="auto"/>
+            <w:tcMar>
+              <w:top w:w="100" w:type="dxa"/>
+              <w:left w:w="0" w:type="dxa"/>
+              <w:bottom w:w="100" w:type="dxa"/>
+              <w:right w:w="160" w:type="dxa"/>
+            </w:tcMar>
+            <w:vAlign w:val="center"/>
+          </w:tcPr>
+          <w:p>
+            <w:pPr>
+              <w:keepNext w:val="0"/>
+              <w:keepLines w:val="0"/>
+              <w:widowControl/>
+              <w:suppressLineNumbers w:val="0"/>
+              <w:spacing w:line="250" w:lineRule="atLeast"/>
+              <w:jc w:val="center"/>
+              <w:rPr>
+                <w:rFonts w:hint="default" w:ascii="Times New Roman" w:hAnsi="Times New Roman" w:eastAsia="宋体" w:cs="Times New Roman"/>
+                <w:b w:val="0"/>
+                <w:bCs w:val="0"/>
+                <w:i w:val="0"/>
+                <w:iCs w:val="0"/>
+                <w:caps w:val="0"/>
+                <w:color w:val="0F1115"/>
+                <w:spacing w:val="0"/>
+                <w:kern w:val="0"/>
+                <w:sz w:val="18"/>
+                <w:szCs w:val="18"/>
+                <w:lang w:val="en-US" w:eastAsia="zh-CN" w:bidi="ar"/>
+              </w:rPr>
+            </w:pPr>
+            <w:r>
+              <w:rPr>
+                <w:rFonts w:hint="default" w:ascii="Times New Roman" w:hAnsi="Times New Roman" w:eastAsia="宋体" w:cs="Times New Roman"/>
+                <w:i w:val="0"/>
+                <w:iCs w:val="0"/>
+                <w:caps w:val="0"/>
+                <w:color w:val="0F1115"/>
+                <w:spacing w:val="0"/>
+                <w:kern w:val="0"/>
+                <w:sz w:val="18"/>
+                <w:szCs w:val="18"/>
+                <w:lang w:val="en-US" w:eastAsia="zh-CN" w:bidi="ar"/>
+              </w:rPr>
+              <w:t>库容</w:t>
+            </w:r>
+          </w:p>
+        </w:tc>
+        <w:tc>
+          <w:tcPr>
+            <w:tcW w:w="4209" w:type="pct"/>
+            <w:tcBorders>
+              <w:top w:val="single" w:color="auto" w:sz="4" w:space="0"/>
+              <w:left w:val="single" w:color="auto" w:sz="4" w:space="0"/>
+              <w:bottom w:val="single" w:color="auto" w:sz="4" w:space="0"/>
+              <w:right w:val="single" w:color="auto" w:sz="4" w:space="0"/>
+            </w:tcBorders>
+            <w:shd w:val="clear" w:color="auto" w:fill="auto"/>
+            <w:tcMar>
+              <w:top w:w="100" w:type="dxa"/>
+              <w:left w:w="160" w:type="dxa"/>
+              <w:bottom w:w="100" w:type="dxa"/>
+              <w:right w:w="0" w:type="dxa"/>
+            </w:tcMar>
+            <w:vAlign w:val="center"/>
+          </w:tcPr>
+          <w:p>
+            <w:pPr>
+              <w:keepNext w:val="0"/>
+              <w:keepLines w:val="0"/>
+              <w:widowControl/>
+              <w:suppressLineNumbers w:val="0"/>
+              <w:spacing w:line="250" w:lineRule="atLeast"/>
+              <w:jc w:val="center"/>
+              <w:rPr>
+                <w:rFonts w:hint="default" w:ascii="Times New Roman" w:hAnsi="Times New Roman" w:eastAsia="宋体" w:cs="Times New Roman"/>
+                <w:b w:val="0"/>
+                <w:bCs w:val="0"/>
+                <w:i w:val="0"/>
+                <w:iCs w:val="0"/>
+                <w:caps w:val="0"/>
+                <w:color w:val="0F1115"/>
+                <w:spacing w:val="0"/>
+                <w:kern w:val="0"/>
+                <w:sz w:val="18"/>
+                <w:szCs w:val="18"/>
+                <w:lang w:val="en-US" w:eastAsia="zh-CN" w:bidi="ar"/>
+              </w:rPr>
+            </w:pPr>
+            <w:r>
+              <w:rPr>
+                <w:rFonts w:hint="default" w:ascii="Times New Roman" w:hAnsi="Times New Roman" w:eastAsia="宋体" w:cs="Times New Roman"/>
+                <w:i w:val="0"/>
+                <w:iCs w:val="0"/>
+                <w:caps w:val="0"/>
+                <w:color w:val="0F1115"/>
+                <w:spacing w:val="0"/>
+                <w:kern w:val="0"/>
+                <w:sz w:val="18"/>
+                <w:szCs w:val="18"/>
+                <w:lang w:val="en-US" w:eastAsia="zh-CN" w:bidi="ar"/>
+              </w:rPr>
+              <w:t>玩家可携带的刻印数量上限，固定8格</w:t>
+            </w:r>
+          </w:p>
+        </w:tc>
+      </w:tr>
+      <w:tr>
+        <w:tblPrEx>
+          <w:tblBorders>
+            <w:top w:val="none" w:color="auto" w:sz="0" w:space="0"/>
+            <w:left w:val="none" w:color="auto" w:sz="0" w:space="0"/>
+            <w:bottom w:val="none" w:color="auto" w:sz="0" w:space="0"/>
+            <w:right w:val="none" w:color="auto" w:sz="0" w:space="0"/>
+            <w:insideH w:val="none" w:color="auto" w:sz="0" w:space="0"/>
+            <w:insideV w:val="none" w:color="auto" w:sz="0" w:space="0"/>
+          </w:tblBorders>
+          <w:tblCellMar>
+            <w:top w:w="15" w:type="dxa"/>
+            <w:left w:w="15" w:type="dxa"/>
+            <w:bottom w:w="15" w:type="dxa"/>
+            <w:right w:w="15" w:type="dxa"/>
+          </w:tblCellMar>
+        </w:tblPrEx>
+        <w:tc>
+          <w:tcPr>
+            <w:tcW w:w="790" w:type="pct"/>
+            <w:tcBorders>
+              <w:top w:val="single" w:color="auto" w:sz="4" w:space="0"/>
+              <w:left w:val="single" w:color="auto" w:sz="4" w:space="0"/>
+              <w:bottom w:val="single" w:color="auto" w:sz="4" w:space="0"/>
+              <w:right w:val="single" w:color="auto" w:sz="4" w:space="0"/>
+            </w:tcBorders>
+            <w:shd w:val="clear" w:color="auto" w:fill="auto"/>
+            <w:tcMar>
+              <w:top w:w="100" w:type="dxa"/>
+              <w:left w:w="0" w:type="dxa"/>
+              <w:bottom w:w="100" w:type="dxa"/>
+              <w:right w:w="160" w:type="dxa"/>
+            </w:tcMar>
+            <w:vAlign w:val="center"/>
+          </w:tcPr>
+          <w:p>
+            <w:pPr>
+              <w:keepNext w:val="0"/>
+              <w:keepLines w:val="0"/>
+              <w:widowControl/>
+              <w:suppressLineNumbers w:val="0"/>
+              <w:spacing w:line="250" w:lineRule="atLeast"/>
+              <w:jc w:val="center"/>
+              <w:rPr>
+                <w:rFonts w:hint="default" w:ascii="Times New Roman" w:hAnsi="Times New Roman" w:eastAsia="宋体" w:cs="Times New Roman"/>
+                <w:b w:val="0"/>
+                <w:bCs w:val="0"/>
+                <w:i w:val="0"/>
+                <w:iCs w:val="0"/>
+                <w:caps w:val="0"/>
+                <w:color w:val="0F1115"/>
+                <w:spacing w:val="0"/>
+                <w:kern w:val="0"/>
+                <w:sz w:val="18"/>
+                <w:szCs w:val="18"/>
+                <w:lang w:val="en-US" w:eastAsia="zh-CN" w:bidi="ar"/>
+              </w:rPr>
+            </w:pPr>
+            <w:r>
+              <w:rPr>
+                <w:rFonts w:hint="default" w:ascii="Times New Roman" w:hAnsi="Times New Roman" w:eastAsia="宋体" w:cs="Times New Roman"/>
+                <w:i w:val="0"/>
+                <w:iCs w:val="0"/>
+                <w:caps w:val="0"/>
+                <w:color w:val="0F1115"/>
+                <w:spacing w:val="0"/>
+                <w:kern w:val="0"/>
+                <w:sz w:val="18"/>
+                <w:szCs w:val="18"/>
+                <w:lang w:val="en-US" w:eastAsia="zh-CN" w:bidi="ar"/>
+              </w:rPr>
               <w:t>灵感值</w:t>
             </w:r>
           </w:p>
@@ -27903,7 +33512,6 @@
             <w:insideH w:val="none" w:color="auto" w:sz="0" w:space="0"/>
             <w:insideV w:val="none" w:color="auto" w:sz="0" w:space="0"/>
           </w:tblBorders>
-          <w:shd w:val="clear" w:color="auto" w:fill="FFFFFF"/>
           <w:tblCellMar>
             <w:top w:w="15" w:type="dxa"/>
             <w:left w:w="15" w:type="dxa"/>
@@ -28172,7 +33780,6 @@
             <w:insideH w:val="none" w:color="auto" w:sz="0" w:space="0"/>
             <w:insideV w:val="none" w:color="auto" w:sz="0" w:space="0"/>
           </w:tblBorders>
-          <w:shd w:val="clear" w:color="auto" w:fill="FFFFFF"/>
           <w:tblCellMar>
             <w:top w:w="15" w:type="dxa"/>
             <w:left w:w="15" w:type="dxa"/>
@@ -28297,6 +33904,136 @@
           </w:p>
         </w:tc>
       </w:tr>
+      <w:tr>
+        <w:tblPrEx>
+          <w:tblBorders>
+            <w:top w:val="none" w:color="auto" w:sz="0" w:space="0"/>
+            <w:left w:val="none" w:color="auto" w:sz="0" w:space="0"/>
+            <w:bottom w:val="none" w:color="auto" w:sz="0" w:space="0"/>
+            <w:right w:val="none" w:color="auto" w:sz="0" w:space="0"/>
+            <w:insideH w:val="none" w:color="auto" w:sz="0" w:space="0"/>
+            <w:insideV w:val="none" w:color="auto" w:sz="0" w:space="0"/>
+          </w:tblBorders>
+          <w:tblCellMar>
+            <w:top w:w="15" w:type="dxa"/>
+            <w:left w:w="15" w:type="dxa"/>
+            <w:bottom w:w="15" w:type="dxa"/>
+            <w:right w:w="15" w:type="dxa"/>
+          </w:tblCellMar>
+        </w:tblPrEx>
+        <w:tc>
+          <w:tcPr>
+            <w:tcW w:w="790" w:type="pct"/>
+            <w:tcBorders>
+              <w:top w:val="single" w:color="auto" w:sz="4" w:space="0"/>
+              <w:left w:val="single" w:color="auto" w:sz="4" w:space="0"/>
+              <w:bottom w:val="single" w:color="auto" w:sz="4" w:space="0"/>
+              <w:right w:val="single" w:color="auto" w:sz="4" w:space="0"/>
+            </w:tcBorders>
+            <w:shd w:val="clear" w:color="auto" w:fill="auto"/>
+            <w:tcMar>
+              <w:top w:w="100" w:type="dxa"/>
+              <w:left w:w="0" w:type="dxa"/>
+              <w:bottom w:w="100" w:type="dxa"/>
+              <w:right w:w="160" w:type="dxa"/>
+            </w:tcMar>
+            <w:vAlign w:val="center"/>
+          </w:tcPr>
+          <w:p>
+            <w:pPr>
+              <w:keepNext w:val="0"/>
+              <w:keepLines w:val="0"/>
+              <w:widowControl/>
+              <w:suppressLineNumbers w:val="0"/>
+              <w:spacing w:line="250" w:lineRule="atLeast"/>
+              <w:jc w:val="center"/>
+              <w:rPr>
+                <w:rFonts w:hint="default" w:ascii="Times New Roman" w:hAnsi="Times New Roman" w:eastAsia="宋体" w:cs="Times New Roman"/>
+                <w:i w:val="0"/>
+                <w:iCs w:val="0"/>
+                <w:caps w:val="0"/>
+                <w:color w:val="0F1115"/>
+                <w:spacing w:val="0"/>
+                <w:kern w:val="0"/>
+                <w:sz w:val="18"/>
+                <w:szCs w:val="18"/>
+                <w:lang w:val="en-US" w:eastAsia="zh-CN" w:bidi="ar"/>
+              </w:rPr>
+            </w:pPr>
+            <w:r>
+              <w:rPr>
+                <w:rFonts w:hint="default" w:ascii="Times New Roman" w:hAnsi="Times New Roman" w:eastAsia="宋体" w:cs="Times New Roman"/>
+                <w:i w:val="0"/>
+                <w:iCs w:val="0"/>
+                <w:caps w:val="0"/>
+                <w:color w:val="0F1115"/>
+                <w:spacing w:val="0"/>
+                <w:kern w:val="0"/>
+                <w:sz w:val="18"/>
+                <w:szCs w:val="18"/>
+                <w:lang w:val="en-US" w:eastAsia="zh-CN" w:bidi="ar"/>
+              </w:rPr>
+              <w:t>体型</w:t>
+            </w:r>
+          </w:p>
+        </w:tc>
+        <w:tc>
+          <w:tcPr>
+            <w:tcW w:w="4209" w:type="pct"/>
+            <w:tcBorders>
+              <w:top w:val="single" w:color="auto" w:sz="4" w:space="0"/>
+              <w:left w:val="single" w:color="auto" w:sz="4" w:space="0"/>
+              <w:bottom w:val="single" w:color="auto" w:sz="4" w:space="0"/>
+              <w:right w:val="single" w:color="auto" w:sz="4" w:space="0"/>
+            </w:tcBorders>
+            <w:shd w:val="clear" w:color="auto" w:fill="auto"/>
+            <w:tcMar>
+              <w:top w:w="100" w:type="dxa"/>
+              <w:left w:w="160" w:type="dxa"/>
+              <w:bottom w:w="100" w:type="dxa"/>
+              <w:right w:w="0" w:type="dxa"/>
+            </w:tcMar>
+            <w:vAlign w:val="center"/>
+          </w:tcPr>
+          <w:p>
+            <w:pPr>
+              <w:keepNext w:val="0"/>
+              <w:keepLines w:val="0"/>
+              <w:widowControl/>
+              <w:suppressLineNumbers w:val="0"/>
+              <w:spacing w:line="250" w:lineRule="atLeast"/>
+              <w:jc w:val="center"/>
+              <w:rPr>
+                <w:rFonts w:hint="default" w:ascii="Times New Roman" w:hAnsi="Times New Roman" w:eastAsia="宋体" w:cs="Times New Roman"/>
+                <w:i w:val="0"/>
+                <w:iCs w:val="0"/>
+                <w:caps w:val="0"/>
+                <w:color w:val="0F1115"/>
+                <w:spacing w:val="0"/>
+                <w:kern w:val="0"/>
+                <w:sz w:val="18"/>
+                <w:szCs w:val="18"/>
+                <w:lang w:val="en-US" w:eastAsia="zh-CN" w:bidi="ar"/>
+              </w:rPr>
+            </w:pPr>
+            <w:r>
+              <w:rPr>
+                <w:rFonts w:hint="default" w:ascii="Times New Roman" w:hAnsi="Times New Roman" w:eastAsia="宋体" w:cs="Times New Roman"/>
+                <w:i w:val="0"/>
+                <w:iCs w:val="0"/>
+                <w:caps w:val="0"/>
+                <w:color w:val="0F1115"/>
+                <w:spacing w:val="0"/>
+                <w:kern w:val="0"/>
+                <w:sz w:val="18"/>
+                <w:szCs w:val="18"/>
+                <w:lang w:val="en-US" w:eastAsia="zh-CN" w:bidi="ar"/>
+              </w:rPr>
+              <w:t>决定敌人的功能槽数量和生命倍率，小型→中型→大型→巨型递增</w:t>
+            </w:r>
+          </w:p>
+        </w:tc>
+      </w:tr>
     </w:tbl>
     <w:p>
       <w:pPr>
@@ -28360,7 +34097,7 @@
           <w:szCs w:val="28"/>
         </w:rPr>
       </w:pPr>
-      <w:bookmarkStart w:id="40" w:name="_Toc32300"/>
+      <w:bookmarkStart w:id="44" w:name="_Toc22518"/>
       <w:r>
         <w:rPr>
           <w:rFonts w:hint="default" w:ascii="Times New Roman" w:hAnsi="Times New Roman" w:eastAsia="宋体" w:cs="Times New Roman"/>
@@ -28419,7 +34156,7 @@
         </w:rPr>
         <w:t>设计决策记录</w:t>
       </w:r>
-      <w:bookmarkEnd w:id="40"/>
+      <w:bookmarkEnd w:id="44"/>
     </w:p>
     <w:p>
       <w:pPr>
@@ -28455,7 +34192,7 @@
           <w:lang w:val="en-US"/>
         </w:rPr>
       </w:pPr>
-      <w:bookmarkStart w:id="41" w:name="_Toc2865"/>
+      <w:bookmarkStart w:id="45" w:name="_Toc28798"/>
       <w:r>
         <w:rPr>
           <w:rFonts w:hint="eastAsia" w:ascii="Times New Roman" w:hAnsi="Times New Roman" w:cs="Times New Roman"/>
@@ -28559,7 +34296,7 @@
         </w:rPr>
         <w:t>刻印设计</w:t>
       </w:r>
-      <w:bookmarkEnd w:id="41"/>
+      <w:bookmarkEnd w:id="45"/>
     </w:p>
     <w:p>
       <w:pPr>
@@ -28675,7 +34412,7 @@
           <w:lang w:val="en-US" w:eastAsia="zh-CN"/>
         </w:rPr>
       </w:pPr>
-      <w:bookmarkStart w:id="42" w:name="_Toc26068"/>
+      <w:bookmarkStart w:id="46" w:name="_Toc26271"/>
       <w:r>
         <w:rPr>
           <w:rFonts w:hint="eastAsia" w:ascii="Times New Roman" w:hAnsi="Times New Roman" w:cs="Times New Roman"/>
@@ -28764,7 +34501,7 @@
         </w:rPr>
         <w:t>. 刻印基类使用UObject而非AActor</w:t>
       </w:r>
-      <w:bookmarkEnd w:id="42"/>
+      <w:bookmarkEnd w:id="46"/>
     </w:p>
     <w:p>
       <w:pPr>
@@ -28883,7 +34620,7 @@
           <w:lang w:val="en-US" w:eastAsia="zh-CN"/>
         </w:rPr>
       </w:pPr>
-      <w:bookmarkStart w:id="43" w:name="_Toc21761"/>
+      <w:bookmarkStart w:id="47" w:name="_Toc26238"/>
       <w:r>
         <w:rPr>
           <w:rFonts w:hint="eastAsia" w:ascii="Times New Roman" w:hAnsi="Times New Roman" w:cs="Times New Roman"/>
@@ -28972,7 +34709,7 @@
         </w:rPr>
         <w:t>. 工具组件改为UObject组件</w:t>
       </w:r>
-      <w:bookmarkEnd w:id="43"/>
+      <w:bookmarkEnd w:id="47"/>
     </w:p>
     <w:p>
       <w:pPr>
@@ -29089,7 +34826,7 @@
           <w:lang w:val="en-US"/>
         </w:rPr>
       </w:pPr>
-      <w:bookmarkStart w:id="44" w:name="_Toc15785"/>
+      <w:bookmarkStart w:id="48" w:name="_Toc7112"/>
       <w:r>
         <w:rPr>
           <w:rFonts w:hint="default" w:ascii="Times New Roman" w:hAnsi="Times New Roman" w:eastAsia="宋体" w:cs="Times New Roman"/>
@@ -29104,7 +34841,7 @@
         </w:rPr>
         <w:t>8.2.4. 功能槽Ability作为执行壳</w:t>
       </w:r>
-      <w:bookmarkEnd w:id="44"/>
+      <w:bookmarkEnd w:id="48"/>
     </w:p>
     <w:p>
       <w:pPr>

--- a/GDD.docx
+++ b/GDD.docx
@@ -1126,8 +1126,8 @@
             <w:jc w:val="center"/>
             <w:textAlignment w:val="auto"/>
           </w:pPr>
-          <w:bookmarkStart w:id="49" w:name="_GoBack"/>
-          <w:bookmarkEnd w:id="49"/>
+          <w:bookmarkStart w:id="50" w:name="_GoBack"/>
+          <w:bookmarkEnd w:id="50"/>
           <w:r>
             <w:rPr>
               <w:rFonts w:ascii="宋体" w:hAnsi="宋体" w:eastAsia="宋体"/>
@@ -1156,7 +1156,7 @@
             <w:fldChar w:fldCharType="begin"/>
           </w:r>
           <w:r>
-            <w:instrText xml:space="preserve"> HYPERLINK \l _Toc28734 </w:instrText>
+            <w:instrText xml:space="preserve"> HYPERLINK \l _Toc8194 </w:instrText>
           </w:r>
           <w:r>
             <w:fldChar w:fldCharType="separate"/>
@@ -1176,7 +1176,7 @@
             <w:fldChar w:fldCharType="begin"/>
           </w:r>
           <w:r>
-            <w:instrText xml:space="preserve"> PAGEREF _Toc28734 \h </w:instrText>
+            <w:instrText xml:space="preserve"> PAGEREF _Toc8194 \h </w:instrText>
           </w:r>
           <w:r>
             <w:fldChar w:fldCharType="separate"/>
@@ -1202,7 +1202,7 @@
             <w:fldChar w:fldCharType="begin"/>
           </w:r>
           <w:r>
-            <w:instrText xml:space="preserve"> HYPERLINK \l _Toc32522 </w:instrText>
+            <w:instrText xml:space="preserve"> HYPERLINK \l _Toc25150 </w:instrText>
           </w:r>
           <w:r>
             <w:fldChar w:fldCharType="separate"/>
@@ -1239,7 +1239,7 @@
             <w:fldChar w:fldCharType="begin"/>
           </w:r>
           <w:r>
-            <w:instrText xml:space="preserve"> PAGEREF _Toc32522 \h </w:instrText>
+            <w:instrText xml:space="preserve"> PAGEREF _Toc25150 \h </w:instrText>
           </w:r>
           <w:r>
             <w:fldChar w:fldCharType="separate"/>
@@ -1265,7 +1265,7 @@
             <w:fldChar w:fldCharType="begin"/>
           </w:r>
           <w:r>
-            <w:instrText xml:space="preserve"> HYPERLINK \l _Toc30990 </w:instrText>
+            <w:instrText xml:space="preserve"> HYPERLINK \l _Toc26034 </w:instrText>
           </w:r>
           <w:r>
             <w:fldChar w:fldCharType="separate"/>
@@ -1302,7 +1302,7 @@
             <w:fldChar w:fldCharType="begin"/>
           </w:r>
           <w:r>
-            <w:instrText xml:space="preserve"> PAGEREF _Toc30990 \h </w:instrText>
+            <w:instrText xml:space="preserve"> PAGEREF _Toc26034 \h </w:instrText>
           </w:r>
           <w:r>
             <w:fldChar w:fldCharType="separate"/>
@@ -1328,7 +1328,7 @@
             <w:fldChar w:fldCharType="begin"/>
           </w:r>
           <w:r>
-            <w:instrText xml:space="preserve"> HYPERLINK \l _Toc10294 </w:instrText>
+            <w:instrText xml:space="preserve"> HYPERLINK \l _Toc22095 </w:instrText>
           </w:r>
           <w:r>
             <w:fldChar w:fldCharType="separate"/>
@@ -1365,7 +1365,7 @@
             <w:fldChar w:fldCharType="begin"/>
           </w:r>
           <w:r>
-            <w:instrText xml:space="preserve"> PAGEREF _Toc10294 \h </w:instrText>
+            <w:instrText xml:space="preserve"> PAGEREF _Toc22095 \h </w:instrText>
           </w:r>
           <w:r>
             <w:fldChar w:fldCharType="separate"/>
@@ -1391,7 +1391,7 @@
             <w:fldChar w:fldCharType="begin"/>
           </w:r>
           <w:r>
-            <w:instrText xml:space="preserve"> HYPERLINK \l _Toc20947 </w:instrText>
+            <w:instrText xml:space="preserve"> HYPERLINK \l _Toc18237 </w:instrText>
           </w:r>
           <w:r>
             <w:fldChar w:fldCharType="separate"/>
@@ -1420,7 +1420,7 @@
             <w:fldChar w:fldCharType="begin"/>
           </w:r>
           <w:r>
-            <w:instrText xml:space="preserve"> PAGEREF _Toc20947 \h </w:instrText>
+            <w:instrText xml:space="preserve"> PAGEREF _Toc18237 \h </w:instrText>
           </w:r>
           <w:r>
             <w:fldChar w:fldCharType="separate"/>
@@ -1446,7 +1446,7 @@
             <w:fldChar w:fldCharType="begin"/>
           </w:r>
           <w:r>
-            <w:instrText xml:space="preserve"> HYPERLINK \l _Toc17328 </w:instrText>
+            <w:instrText xml:space="preserve"> HYPERLINK \l _Toc20756 </w:instrText>
           </w:r>
           <w:r>
             <w:fldChar w:fldCharType="separate"/>
@@ -1475,7 +1475,7 @@
             <w:fldChar w:fldCharType="begin"/>
           </w:r>
           <w:r>
-            <w:instrText xml:space="preserve"> PAGEREF _Toc17328 \h </w:instrText>
+            <w:instrText xml:space="preserve"> PAGEREF _Toc20756 \h </w:instrText>
           </w:r>
           <w:r>
             <w:fldChar w:fldCharType="separate"/>
@@ -1501,7 +1501,7 @@
             <w:fldChar w:fldCharType="begin"/>
           </w:r>
           <w:r>
-            <w:instrText xml:space="preserve"> HYPERLINK \l _Toc9774 </w:instrText>
+            <w:instrText xml:space="preserve"> HYPERLINK \l _Toc28378 </w:instrText>
           </w:r>
           <w:r>
             <w:fldChar w:fldCharType="separate"/>
@@ -1522,7 +1522,7 @@
             <w:fldChar w:fldCharType="begin"/>
           </w:r>
           <w:r>
-            <w:instrText xml:space="preserve"> PAGEREF _Toc9774 \h </w:instrText>
+            <w:instrText xml:space="preserve"> PAGEREF _Toc28378 \h </w:instrText>
           </w:r>
           <w:r>
             <w:fldChar w:fldCharType="separate"/>
@@ -1548,7 +1548,7 @@
             <w:fldChar w:fldCharType="begin"/>
           </w:r>
           <w:r>
-            <w:instrText xml:space="preserve"> HYPERLINK \l _Toc2530 </w:instrText>
+            <w:instrText xml:space="preserve"> HYPERLINK \l _Toc12318 </w:instrText>
           </w:r>
           <w:r>
             <w:fldChar w:fldCharType="separate"/>
@@ -1594,7 +1594,7 @@
             <w:fldChar w:fldCharType="begin"/>
           </w:r>
           <w:r>
-            <w:instrText xml:space="preserve"> PAGEREF _Toc2530 \h </w:instrText>
+            <w:instrText xml:space="preserve"> PAGEREF _Toc12318 \h </w:instrText>
           </w:r>
           <w:r>
             <w:fldChar w:fldCharType="separate"/>
@@ -1620,7 +1620,7 @@
             <w:fldChar w:fldCharType="begin"/>
           </w:r>
           <w:r>
-            <w:instrText xml:space="preserve"> HYPERLINK \l _Toc25324 </w:instrText>
+            <w:instrText xml:space="preserve"> HYPERLINK \l _Toc30523 </w:instrText>
           </w:r>
           <w:r>
             <w:fldChar w:fldCharType="separate"/>
@@ -1666,7 +1666,7 @@
             <w:fldChar w:fldCharType="begin"/>
           </w:r>
           <w:r>
-            <w:instrText xml:space="preserve"> PAGEREF _Toc25324 \h </w:instrText>
+            <w:instrText xml:space="preserve"> PAGEREF _Toc30523 \h </w:instrText>
           </w:r>
           <w:r>
             <w:fldChar w:fldCharType="separate"/>
@@ -1692,7 +1692,7 @@
             <w:fldChar w:fldCharType="begin"/>
           </w:r>
           <w:r>
-            <w:instrText xml:space="preserve"> HYPERLINK \l _Toc6731 </w:instrText>
+            <w:instrText xml:space="preserve"> HYPERLINK \l _Toc12564 </w:instrText>
           </w:r>
           <w:r>
             <w:fldChar w:fldCharType="separate"/>
@@ -1738,7 +1738,7 @@
             <w:fldChar w:fldCharType="begin"/>
           </w:r>
           <w:r>
-            <w:instrText xml:space="preserve"> PAGEREF _Toc6731 \h </w:instrText>
+            <w:instrText xml:space="preserve"> PAGEREF _Toc12564 \h </w:instrText>
           </w:r>
           <w:r>
             <w:fldChar w:fldCharType="separate"/>
@@ -1764,7 +1764,7 @@
             <w:fldChar w:fldCharType="begin"/>
           </w:r>
           <w:r>
-            <w:instrText xml:space="preserve"> HYPERLINK \l _Toc32749 </w:instrText>
+            <w:instrText xml:space="preserve"> HYPERLINK \l _Toc1582 </w:instrText>
           </w:r>
           <w:r>
             <w:fldChar w:fldCharType="separate"/>
@@ -1810,7 +1810,7 @@
             <w:fldChar w:fldCharType="begin"/>
           </w:r>
           <w:r>
-            <w:instrText xml:space="preserve"> PAGEREF _Toc32749 \h </w:instrText>
+            <w:instrText xml:space="preserve"> PAGEREF _Toc1582 \h </w:instrText>
           </w:r>
           <w:r>
             <w:fldChar w:fldCharType="separate"/>
@@ -1836,7 +1836,7 @@
             <w:fldChar w:fldCharType="begin"/>
           </w:r>
           <w:r>
-            <w:instrText xml:space="preserve"> HYPERLINK \l _Toc29241 </w:instrText>
+            <w:instrText xml:space="preserve"> HYPERLINK \l _Toc11871 </w:instrText>
           </w:r>
           <w:r>
             <w:fldChar w:fldCharType="separate"/>
@@ -1882,7 +1882,7 @@
             <w:fldChar w:fldCharType="begin"/>
           </w:r>
           <w:r>
-            <w:instrText xml:space="preserve"> PAGEREF _Toc29241 \h </w:instrText>
+            <w:instrText xml:space="preserve"> PAGEREF _Toc11871 \h </w:instrText>
           </w:r>
           <w:r>
             <w:fldChar w:fldCharType="separate"/>
@@ -1908,7 +1908,7 @@
             <w:fldChar w:fldCharType="begin"/>
           </w:r>
           <w:r>
-            <w:instrText xml:space="preserve"> HYPERLINK \l _Toc7787 </w:instrText>
+            <w:instrText xml:space="preserve"> HYPERLINK \l _Toc28923 </w:instrText>
           </w:r>
           <w:r>
             <w:fldChar w:fldCharType="separate"/>
@@ -1932,7 +1932,7 @@
             <w:fldChar w:fldCharType="begin"/>
           </w:r>
           <w:r>
-            <w:instrText xml:space="preserve"> PAGEREF _Toc7787 \h </w:instrText>
+            <w:instrText xml:space="preserve"> PAGEREF _Toc28923 \h </w:instrText>
           </w:r>
           <w:r>
             <w:fldChar w:fldCharType="separate"/>
@@ -1958,7 +1958,7 @@
             <w:fldChar w:fldCharType="begin"/>
           </w:r>
           <w:r>
-            <w:instrText xml:space="preserve"> HYPERLINK \l _Toc2692 </w:instrText>
+            <w:instrText xml:space="preserve"> HYPERLINK \l _Toc8845 </w:instrText>
           </w:r>
           <w:r>
             <w:fldChar w:fldCharType="separate"/>
@@ -1982,7 +1982,7 @@
             <w:fldChar w:fldCharType="begin"/>
           </w:r>
           <w:r>
-            <w:instrText xml:space="preserve"> PAGEREF _Toc2692 \h </w:instrText>
+            <w:instrText xml:space="preserve"> PAGEREF _Toc8845 \h </w:instrText>
           </w:r>
           <w:r>
             <w:fldChar w:fldCharType="separate"/>
@@ -2008,7 +2008,7 @@
             <w:fldChar w:fldCharType="begin"/>
           </w:r>
           <w:r>
-            <w:instrText xml:space="preserve"> HYPERLINK \l _Toc18012 </w:instrText>
+            <w:instrText xml:space="preserve"> HYPERLINK \l _Toc24790 </w:instrText>
           </w:r>
           <w:r>
             <w:fldChar w:fldCharType="separate"/>
@@ -2032,7 +2032,7 @@
             <w:fldChar w:fldCharType="begin"/>
           </w:r>
           <w:r>
-            <w:instrText xml:space="preserve"> PAGEREF _Toc18012 \h </w:instrText>
+            <w:instrText xml:space="preserve"> PAGEREF _Toc24790 \h </w:instrText>
           </w:r>
           <w:r>
             <w:fldChar w:fldCharType="separate"/>
@@ -2058,7 +2058,7 @@
             <w:fldChar w:fldCharType="begin"/>
           </w:r>
           <w:r>
-            <w:instrText xml:space="preserve"> HYPERLINK \l _Toc23513 </w:instrText>
+            <w:instrText xml:space="preserve"> HYPERLINK \l _Toc12145 </w:instrText>
           </w:r>
           <w:r>
             <w:fldChar w:fldCharType="separate"/>
@@ -2082,7 +2082,7 @@
             <w:fldChar w:fldCharType="begin"/>
           </w:r>
           <w:r>
-            <w:instrText xml:space="preserve"> PAGEREF _Toc23513 \h </w:instrText>
+            <w:instrText xml:space="preserve"> PAGEREF _Toc12145 \h </w:instrText>
           </w:r>
           <w:r>
             <w:fldChar w:fldCharType="separate"/>
@@ -2108,7 +2108,7 @@
             <w:fldChar w:fldCharType="begin"/>
           </w:r>
           <w:r>
-            <w:instrText xml:space="preserve"> HYPERLINK \l _Toc9220 </w:instrText>
+            <w:instrText xml:space="preserve"> HYPERLINK \l _Toc24557 </w:instrText>
           </w:r>
           <w:r>
             <w:fldChar w:fldCharType="separate"/>
@@ -2154,7 +2154,7 @@
             <w:fldChar w:fldCharType="begin"/>
           </w:r>
           <w:r>
-            <w:instrText xml:space="preserve"> PAGEREF _Toc9220 \h </w:instrText>
+            <w:instrText xml:space="preserve"> PAGEREF _Toc24557 \h </w:instrText>
           </w:r>
           <w:r>
             <w:fldChar w:fldCharType="separate"/>
@@ -2180,7 +2180,7 @@
             <w:fldChar w:fldCharType="begin"/>
           </w:r>
           <w:r>
-            <w:instrText xml:space="preserve"> HYPERLINK \l _Toc18064 </w:instrText>
+            <w:instrText xml:space="preserve"> HYPERLINK \l _Toc3970 </w:instrText>
           </w:r>
           <w:r>
             <w:fldChar w:fldCharType="separate"/>
@@ -2203,7 +2203,7 @@
             <w:fldChar w:fldCharType="begin"/>
           </w:r>
           <w:r>
-            <w:instrText xml:space="preserve"> PAGEREF _Toc18064 \h </w:instrText>
+            <w:instrText xml:space="preserve"> PAGEREF _Toc3970 \h </w:instrText>
           </w:r>
           <w:r>
             <w:fldChar w:fldCharType="separate"/>
@@ -2229,7 +2229,7 @@
             <w:fldChar w:fldCharType="begin"/>
           </w:r>
           <w:r>
-            <w:instrText xml:space="preserve"> HYPERLINK \l _Toc28400 </w:instrText>
+            <w:instrText xml:space="preserve"> HYPERLINK \l _Toc15318 </w:instrText>
           </w:r>
           <w:r>
             <w:fldChar w:fldCharType="separate"/>
@@ -2275,7 +2275,7 @@
             <w:fldChar w:fldCharType="begin"/>
           </w:r>
           <w:r>
-            <w:instrText xml:space="preserve"> PAGEREF _Toc28400 \h </w:instrText>
+            <w:instrText xml:space="preserve"> PAGEREF _Toc15318 \h </w:instrText>
           </w:r>
           <w:r>
             <w:fldChar w:fldCharType="separate"/>
@@ -2301,7 +2301,7 @@
             <w:fldChar w:fldCharType="begin"/>
           </w:r>
           <w:r>
-            <w:instrText xml:space="preserve"> HYPERLINK \l _Toc563 </w:instrText>
+            <w:instrText xml:space="preserve"> HYPERLINK \l _Toc19219 </w:instrText>
           </w:r>
           <w:r>
             <w:fldChar w:fldCharType="separate"/>
@@ -2347,7 +2347,7 @@
             <w:fldChar w:fldCharType="begin"/>
           </w:r>
           <w:r>
-            <w:instrText xml:space="preserve"> PAGEREF _Toc563 \h </w:instrText>
+            <w:instrText xml:space="preserve"> PAGEREF _Toc19219 \h </w:instrText>
           </w:r>
           <w:r>
             <w:fldChar w:fldCharType="separate"/>
@@ -2373,7 +2373,7 @@
             <w:fldChar w:fldCharType="begin"/>
           </w:r>
           <w:r>
-            <w:instrText xml:space="preserve"> HYPERLINK \l _Toc11762 </w:instrText>
+            <w:instrText xml:space="preserve"> HYPERLINK \l _Toc20578 </w:instrText>
           </w:r>
           <w:r>
             <w:fldChar w:fldCharType="separate"/>
@@ -2419,7 +2419,7 @@
             <w:fldChar w:fldCharType="begin"/>
           </w:r>
           <w:r>
-            <w:instrText xml:space="preserve"> PAGEREF _Toc11762 \h </w:instrText>
+            <w:instrText xml:space="preserve"> PAGEREF _Toc20578 \h </w:instrText>
           </w:r>
           <w:r>
             <w:fldChar w:fldCharType="separate"/>
@@ -2445,7 +2445,7 @@
             <w:fldChar w:fldCharType="begin"/>
           </w:r>
           <w:r>
-            <w:instrText xml:space="preserve"> HYPERLINK \l _Toc6672 </w:instrText>
+            <w:instrText xml:space="preserve"> HYPERLINK \l _Toc6224 </w:instrText>
           </w:r>
           <w:r>
             <w:fldChar w:fldCharType="separate"/>
@@ -2491,7 +2491,7 @@
             <w:fldChar w:fldCharType="begin"/>
           </w:r>
           <w:r>
-            <w:instrText xml:space="preserve"> PAGEREF _Toc6672 \h </w:instrText>
+            <w:instrText xml:space="preserve"> PAGEREF _Toc6224 \h </w:instrText>
           </w:r>
           <w:r>
             <w:fldChar w:fldCharType="separate"/>
@@ -2517,7 +2517,7 @@
             <w:fldChar w:fldCharType="begin"/>
           </w:r>
           <w:r>
-            <w:instrText xml:space="preserve"> HYPERLINK \l _Toc26582 </w:instrText>
+            <w:instrText xml:space="preserve"> HYPERLINK \l _Toc9767 </w:instrText>
           </w:r>
           <w:r>
             <w:fldChar w:fldCharType="separate"/>
@@ -2540,7 +2540,7 @@
             <w:fldChar w:fldCharType="begin"/>
           </w:r>
           <w:r>
-            <w:instrText xml:space="preserve"> PAGEREF _Toc26582 \h </w:instrText>
+            <w:instrText xml:space="preserve"> PAGEREF _Toc9767 \h </w:instrText>
           </w:r>
           <w:r>
             <w:fldChar w:fldCharType="separate"/>
@@ -2566,7 +2566,7 @@
             <w:fldChar w:fldCharType="begin"/>
           </w:r>
           <w:r>
-            <w:instrText xml:space="preserve"> HYPERLINK \l _Toc26514 </w:instrText>
+            <w:instrText xml:space="preserve"> HYPERLINK \l _Toc17450 </w:instrText>
           </w:r>
           <w:r>
             <w:fldChar w:fldCharType="separate"/>
@@ -2612,7 +2612,7 @@
             <w:fldChar w:fldCharType="begin"/>
           </w:r>
           <w:r>
-            <w:instrText xml:space="preserve"> PAGEREF _Toc26514 \h </w:instrText>
+            <w:instrText xml:space="preserve"> PAGEREF _Toc17450 \h </w:instrText>
           </w:r>
           <w:r>
             <w:fldChar w:fldCharType="separate"/>
@@ -2638,7 +2638,7 @@
             <w:fldChar w:fldCharType="begin"/>
           </w:r>
           <w:r>
-            <w:instrText xml:space="preserve"> HYPERLINK \l _Toc3816 </w:instrText>
+            <w:instrText xml:space="preserve"> HYPERLINK \l _Toc27200 </w:instrText>
           </w:r>
           <w:r>
             <w:fldChar w:fldCharType="separate"/>
@@ -2684,7 +2684,7 @@
             <w:fldChar w:fldCharType="begin"/>
           </w:r>
           <w:r>
-            <w:instrText xml:space="preserve"> PAGEREF _Toc3816 \h </w:instrText>
+            <w:instrText xml:space="preserve"> PAGEREF _Toc27200 \h </w:instrText>
           </w:r>
           <w:r>
             <w:fldChar w:fldCharType="separate"/>
@@ -2710,7 +2710,7 @@
             <w:fldChar w:fldCharType="begin"/>
           </w:r>
           <w:r>
-            <w:instrText xml:space="preserve"> HYPERLINK \l _Toc16438 </w:instrText>
+            <w:instrText xml:space="preserve"> HYPERLINK \l _Toc13202 </w:instrText>
           </w:r>
           <w:r>
             <w:fldChar w:fldCharType="separate"/>
@@ -2756,7 +2756,7 @@
             <w:fldChar w:fldCharType="begin"/>
           </w:r>
           <w:r>
-            <w:instrText xml:space="preserve"> PAGEREF _Toc16438 \h </w:instrText>
+            <w:instrText xml:space="preserve"> PAGEREF _Toc13202 \h </w:instrText>
           </w:r>
           <w:r>
             <w:fldChar w:fldCharType="separate"/>
@@ -2782,7 +2782,7 @@
             <w:fldChar w:fldCharType="begin"/>
           </w:r>
           <w:r>
-            <w:instrText xml:space="preserve"> HYPERLINK \l _Toc9606 </w:instrText>
+            <w:instrText xml:space="preserve"> HYPERLINK \l _Toc12556 </w:instrText>
           </w:r>
           <w:r>
             <w:fldChar w:fldCharType="separate"/>
@@ -2805,7 +2805,7 @@
             <w:fldChar w:fldCharType="begin"/>
           </w:r>
           <w:r>
-            <w:instrText xml:space="preserve"> PAGEREF _Toc9606 \h </w:instrText>
+            <w:instrText xml:space="preserve"> PAGEREF _Toc12556 \h </w:instrText>
           </w:r>
           <w:r>
             <w:fldChar w:fldCharType="separate"/>
@@ -2831,7 +2831,7 @@
             <w:fldChar w:fldCharType="begin"/>
           </w:r>
           <w:r>
-            <w:instrText xml:space="preserve"> HYPERLINK \l _Toc31833 </w:instrText>
+            <w:instrText xml:space="preserve"> HYPERLINK \l _Toc18366 </w:instrText>
           </w:r>
           <w:r>
             <w:fldChar w:fldCharType="separate"/>
@@ -2877,7 +2877,7 @@
             <w:fldChar w:fldCharType="begin"/>
           </w:r>
           <w:r>
-            <w:instrText xml:space="preserve"> PAGEREF _Toc31833 \h </w:instrText>
+            <w:instrText xml:space="preserve"> PAGEREF _Toc18366 \h </w:instrText>
           </w:r>
           <w:r>
             <w:fldChar w:fldCharType="separate"/>
@@ -2903,7 +2903,7 @@
             <w:fldChar w:fldCharType="begin"/>
           </w:r>
           <w:r>
-            <w:instrText xml:space="preserve"> HYPERLINK \l _Toc19531 </w:instrText>
+            <w:instrText xml:space="preserve"> HYPERLINK \l _Toc17402 </w:instrText>
           </w:r>
           <w:r>
             <w:fldChar w:fldCharType="separate"/>
@@ -2949,7 +2949,7 @@
             <w:fldChar w:fldCharType="begin"/>
           </w:r>
           <w:r>
-            <w:instrText xml:space="preserve"> PAGEREF _Toc19531 \h </w:instrText>
+            <w:instrText xml:space="preserve"> PAGEREF _Toc17402 \h </w:instrText>
           </w:r>
           <w:r>
             <w:fldChar w:fldCharType="separate"/>
@@ -2975,7 +2975,7 @@
             <w:fldChar w:fldCharType="begin"/>
           </w:r>
           <w:r>
-            <w:instrText xml:space="preserve"> HYPERLINK \l _Toc25898 </w:instrText>
+            <w:instrText xml:space="preserve"> HYPERLINK \l _Toc1346 </w:instrText>
           </w:r>
           <w:r>
             <w:fldChar w:fldCharType="separate"/>
@@ -3021,7 +3021,7 @@
             <w:fldChar w:fldCharType="begin"/>
           </w:r>
           <w:r>
-            <w:instrText xml:space="preserve"> PAGEREF _Toc25898 \h </w:instrText>
+            <w:instrText xml:space="preserve"> PAGEREF _Toc1346 \h </w:instrText>
           </w:r>
           <w:r>
             <w:fldChar w:fldCharType="separate"/>
@@ -3047,7 +3047,7 @@
             <w:fldChar w:fldCharType="begin"/>
           </w:r>
           <w:r>
-            <w:instrText xml:space="preserve"> HYPERLINK \l _Toc11931 </w:instrText>
+            <w:instrText xml:space="preserve"> HYPERLINK \l _Toc31395 </w:instrText>
           </w:r>
           <w:r>
             <w:fldChar w:fldCharType="separate"/>
@@ -3116,7 +3116,7 @@
             <w:fldChar w:fldCharType="begin"/>
           </w:r>
           <w:r>
-            <w:instrText xml:space="preserve"> PAGEREF _Toc11931 \h </w:instrText>
+            <w:instrText xml:space="preserve"> PAGEREF _Toc31395 \h </w:instrText>
           </w:r>
           <w:r>
             <w:fldChar w:fldCharType="separate"/>
@@ -3142,7 +3142,7 @@
             <w:fldChar w:fldCharType="begin"/>
           </w:r>
           <w:r>
-            <w:instrText xml:space="preserve"> HYPERLINK \l _Toc19339 </w:instrText>
+            <w:instrText xml:space="preserve"> HYPERLINK \l _Toc7493 </w:instrText>
           </w:r>
           <w:r>
             <w:fldChar w:fldCharType="separate"/>
@@ -3200,7 +3200,7 @@
             <w:fldChar w:fldCharType="begin"/>
           </w:r>
           <w:r>
-            <w:instrText xml:space="preserve"> PAGEREF _Toc19339 \h </w:instrText>
+            <w:instrText xml:space="preserve"> PAGEREF _Toc7493 \h </w:instrText>
           </w:r>
           <w:r>
             <w:fldChar w:fldCharType="separate"/>
@@ -3226,7 +3226,7 @@
             <w:fldChar w:fldCharType="begin"/>
           </w:r>
           <w:r>
-            <w:instrText xml:space="preserve"> HYPERLINK \l _Toc10398 </w:instrText>
+            <w:instrText xml:space="preserve"> HYPERLINK \l _Toc25023 </w:instrText>
           </w:r>
           <w:r>
             <w:fldChar w:fldCharType="separate"/>
@@ -3272,7 +3272,7 @@
             <w:fldChar w:fldCharType="begin"/>
           </w:r>
           <w:r>
-            <w:instrText xml:space="preserve"> PAGEREF _Toc10398 \h </w:instrText>
+            <w:instrText xml:space="preserve"> PAGEREF _Toc25023 \h </w:instrText>
           </w:r>
           <w:r>
             <w:fldChar w:fldCharType="separate"/>
@@ -3298,7 +3298,7 @@
             <w:fldChar w:fldCharType="begin"/>
           </w:r>
           <w:r>
-            <w:instrText xml:space="preserve"> HYPERLINK \l _Toc22188 </w:instrText>
+            <w:instrText xml:space="preserve"> HYPERLINK \l _Toc12577 </w:instrText>
           </w:r>
           <w:r>
             <w:fldChar w:fldCharType="separate"/>
@@ -3349,7 +3349,7 @@
             <w:fldChar w:fldCharType="begin"/>
           </w:r>
           <w:r>
-            <w:instrText xml:space="preserve"> PAGEREF _Toc22188 \h </w:instrText>
+            <w:instrText xml:space="preserve"> PAGEREF _Toc12577 \h </w:instrText>
           </w:r>
           <w:r>
             <w:fldChar w:fldCharType="separate"/>
@@ -3375,7 +3375,7 @@
             <w:fldChar w:fldCharType="begin"/>
           </w:r>
           <w:r>
-            <w:instrText xml:space="preserve"> HYPERLINK \l _Toc6626 </w:instrText>
+            <w:instrText xml:space="preserve"> HYPERLINK \l _Toc18106 </w:instrText>
           </w:r>
           <w:r>
             <w:fldChar w:fldCharType="separate"/>
@@ -3433,7 +3433,7 @@
             <w:fldChar w:fldCharType="begin"/>
           </w:r>
           <w:r>
-            <w:instrText xml:space="preserve"> PAGEREF _Toc6626 \h </w:instrText>
+            <w:instrText xml:space="preserve"> PAGEREF _Toc18106 \h </w:instrText>
           </w:r>
           <w:r>
             <w:fldChar w:fldCharType="separate"/>
@@ -3459,7 +3459,7 @@
             <w:fldChar w:fldCharType="begin"/>
           </w:r>
           <w:r>
-            <w:instrText xml:space="preserve"> HYPERLINK \l _Toc20625 </w:instrText>
+            <w:instrText xml:space="preserve"> HYPERLINK \l _Toc11300 </w:instrText>
           </w:r>
           <w:r>
             <w:fldChar w:fldCharType="separate"/>
@@ -3517,7 +3517,7 @@
             <w:fldChar w:fldCharType="begin"/>
           </w:r>
           <w:r>
-            <w:instrText xml:space="preserve"> PAGEREF _Toc20625 \h </w:instrText>
+            <w:instrText xml:space="preserve"> PAGEREF _Toc11300 \h </w:instrText>
           </w:r>
           <w:r>
             <w:fldChar w:fldCharType="separate"/>
@@ -3543,7 +3543,7 @@
             <w:fldChar w:fldCharType="begin"/>
           </w:r>
           <w:r>
-            <w:instrText xml:space="preserve"> HYPERLINK \l _Toc12862 </w:instrText>
+            <w:instrText xml:space="preserve"> HYPERLINK \l _Toc13554 </w:instrText>
           </w:r>
           <w:r>
             <w:fldChar w:fldCharType="separate"/>
@@ -3566,7 +3566,7 @@
             <w:fldChar w:fldCharType="begin"/>
           </w:r>
           <w:r>
-            <w:instrText xml:space="preserve"> PAGEREF _Toc12862 \h </w:instrText>
+            <w:instrText xml:space="preserve"> PAGEREF _Toc13554 \h </w:instrText>
           </w:r>
           <w:r>
             <w:fldChar w:fldCharType="separate"/>
@@ -3592,7 +3592,7 @@
             <w:fldChar w:fldCharType="begin"/>
           </w:r>
           <w:r>
-            <w:instrText xml:space="preserve"> HYPERLINK \l _Toc10234 </w:instrText>
+            <w:instrText xml:space="preserve"> HYPERLINK \l _Toc11352 </w:instrText>
           </w:r>
           <w:r>
             <w:fldChar w:fldCharType="separate"/>
@@ -3638,7 +3638,7 @@
             <w:fldChar w:fldCharType="begin"/>
           </w:r>
           <w:r>
-            <w:instrText xml:space="preserve"> PAGEREF _Toc10234 \h </w:instrText>
+            <w:instrText xml:space="preserve"> PAGEREF _Toc11352 \h </w:instrText>
           </w:r>
           <w:r>
             <w:fldChar w:fldCharType="separate"/>
@@ -3664,7 +3664,7 @@
             <w:fldChar w:fldCharType="begin"/>
           </w:r>
           <w:r>
-            <w:instrText xml:space="preserve"> HYPERLINK \l _Toc12977 </w:instrText>
+            <w:instrText xml:space="preserve"> HYPERLINK \l _Toc6629 </w:instrText>
           </w:r>
           <w:r>
             <w:fldChar w:fldCharType="separate"/>
@@ -3710,7 +3710,7 @@
             <w:fldChar w:fldCharType="begin"/>
           </w:r>
           <w:r>
-            <w:instrText xml:space="preserve"> PAGEREF _Toc12977 \h </w:instrText>
+            <w:instrText xml:space="preserve"> PAGEREF _Toc6629 \h </w:instrText>
           </w:r>
           <w:r>
             <w:fldChar w:fldCharType="separate"/>
@@ -3736,7 +3736,7 @@
             <w:fldChar w:fldCharType="begin"/>
           </w:r>
           <w:r>
-            <w:instrText xml:space="preserve"> HYPERLINK \l _Toc23096 </w:instrText>
+            <w:instrText xml:space="preserve"> HYPERLINK \l _Toc31347 </w:instrText>
           </w:r>
           <w:r>
             <w:fldChar w:fldCharType="separate"/>
@@ -3759,7 +3759,7 @@
             <w:fldChar w:fldCharType="begin"/>
           </w:r>
           <w:r>
-            <w:instrText xml:space="preserve"> PAGEREF _Toc23096 \h </w:instrText>
+            <w:instrText xml:space="preserve"> PAGEREF _Toc31347 \h </w:instrText>
           </w:r>
           <w:r>
             <w:fldChar w:fldCharType="separate"/>
@@ -3785,7 +3785,7 @@
             <w:fldChar w:fldCharType="begin"/>
           </w:r>
           <w:r>
-            <w:instrText xml:space="preserve"> HYPERLINK \l _Toc10831 </w:instrText>
+            <w:instrText xml:space="preserve"> HYPERLINK \l _Toc12251 </w:instrText>
           </w:r>
           <w:r>
             <w:fldChar w:fldCharType="separate"/>
@@ -3831,7 +3831,7 @@
             <w:fldChar w:fldCharType="begin"/>
           </w:r>
           <w:r>
-            <w:instrText xml:space="preserve"> PAGEREF _Toc10831 \h </w:instrText>
+            <w:instrText xml:space="preserve"> PAGEREF _Toc12251 \h </w:instrText>
           </w:r>
           <w:r>
             <w:fldChar w:fldCharType="separate"/>
@@ -3857,7 +3857,7 @@
             <w:fldChar w:fldCharType="begin"/>
           </w:r>
           <w:r>
-            <w:instrText xml:space="preserve"> HYPERLINK \l _Toc19700 </w:instrText>
+            <w:instrText xml:space="preserve"> HYPERLINK \l _Toc21087 </w:instrText>
           </w:r>
           <w:r>
             <w:fldChar w:fldCharType="separate"/>
@@ -3903,7 +3903,7 @@
             <w:fldChar w:fldCharType="begin"/>
           </w:r>
           <w:r>
-            <w:instrText xml:space="preserve"> PAGEREF _Toc19700 \h </w:instrText>
+            <w:instrText xml:space="preserve"> PAGEREF _Toc21087 \h </w:instrText>
           </w:r>
           <w:r>
             <w:fldChar w:fldCharType="separate"/>
@@ -3929,7 +3929,7 @@
             <w:fldChar w:fldCharType="begin"/>
           </w:r>
           <w:r>
-            <w:instrText xml:space="preserve"> HYPERLINK \l _Toc14202 </w:instrText>
+            <w:instrText xml:space="preserve"> HYPERLINK \l _Toc2765 </w:instrText>
           </w:r>
           <w:r>
             <w:fldChar w:fldCharType="separate"/>
@@ -3952,7 +3952,7 @@
             <w:fldChar w:fldCharType="begin"/>
           </w:r>
           <w:r>
-            <w:instrText xml:space="preserve"> PAGEREF _Toc14202 \h </w:instrText>
+            <w:instrText xml:space="preserve"> PAGEREF _Toc2765 \h </w:instrText>
           </w:r>
           <w:r>
             <w:fldChar w:fldCharType="separate"/>
@@ -3978,7 +3978,7 @@
             <w:fldChar w:fldCharType="begin"/>
           </w:r>
           <w:r>
-            <w:instrText xml:space="preserve"> HYPERLINK \l _Toc7930 </w:instrText>
+            <w:instrText xml:space="preserve"> HYPERLINK \l _Toc2304 </w:instrText>
           </w:r>
           <w:r>
             <w:fldChar w:fldCharType="separate"/>
@@ -4024,7 +4024,7 @@
             <w:fldChar w:fldCharType="begin"/>
           </w:r>
           <w:r>
-            <w:instrText xml:space="preserve"> PAGEREF _Toc7930 \h </w:instrText>
+            <w:instrText xml:space="preserve"> PAGEREF _Toc2304 \h </w:instrText>
           </w:r>
           <w:r>
             <w:fldChar w:fldCharType="separate"/>
@@ -4050,7 +4050,7 @@
             <w:fldChar w:fldCharType="begin"/>
           </w:r>
           <w:r>
-            <w:instrText xml:space="preserve"> HYPERLINK \l _Toc22518 </w:instrText>
+            <w:instrText xml:space="preserve"> HYPERLINK \l _Toc16796 </w:instrText>
           </w:r>
           <w:r>
             <w:fldChar w:fldCharType="separate"/>
@@ -4108,7 +4108,7 @@
             <w:fldChar w:fldCharType="begin"/>
           </w:r>
           <w:r>
-            <w:instrText xml:space="preserve"> PAGEREF _Toc22518 \h </w:instrText>
+            <w:instrText xml:space="preserve"> PAGEREF _Toc16796 \h </w:instrText>
           </w:r>
           <w:r>
             <w:fldChar w:fldCharType="separate"/>
@@ -4134,7 +4134,7 @@
             <w:fldChar w:fldCharType="begin"/>
           </w:r>
           <w:r>
-            <w:instrText xml:space="preserve"> HYPERLINK \l _Toc28798 </w:instrText>
+            <w:instrText xml:space="preserve"> HYPERLINK \l _Toc16670 </w:instrText>
           </w:r>
           <w:r>
             <w:fldChar w:fldCharType="separate"/>
@@ -4207,7 +4207,7 @@
               <w:shd w:val="clear" w:fill="FFFFFF"/>
               <w:lang w:val="en-US" w:eastAsia="zh-CN"/>
             </w:rPr>
-            <w:t xml:space="preserve">. </w:t>
+            <w:t>.</w:t>
           </w:r>
           <w:r>
             <w:rPr>
@@ -4228,7 +4228,7 @@
             <w:fldChar w:fldCharType="begin"/>
           </w:r>
           <w:r>
-            <w:instrText xml:space="preserve"> PAGEREF _Toc28798 \h </w:instrText>
+            <w:instrText xml:space="preserve"> PAGEREF _Toc16670 \h </w:instrText>
           </w:r>
           <w:r>
             <w:fldChar w:fldCharType="separate"/>
@@ -4254,7 +4254,7 @@
             <w:fldChar w:fldCharType="begin"/>
           </w:r>
           <w:r>
-            <w:instrText xml:space="preserve"> HYPERLINK \l _Toc26271 </w:instrText>
+            <w:instrText xml:space="preserve"> HYPERLINK \l _Toc15819 </w:instrText>
           </w:r>
           <w:r>
             <w:fldChar w:fldCharType="separate"/>
@@ -4327,7 +4327,7 @@
               <w:shd w:val="clear" w:fill="FFFFFF"/>
               <w:lang w:val="en-US" w:eastAsia="zh-CN"/>
             </w:rPr>
-            <w:t>. 刻印基类使用UObject而非AActor</w:t>
+            <w:t>.刻印基类使用UObject而非AActor</w:t>
           </w:r>
           <w:r>
             <w:tab/>
@@ -4336,7 +4336,7 @@
             <w:fldChar w:fldCharType="begin"/>
           </w:r>
           <w:r>
-            <w:instrText xml:space="preserve"> PAGEREF _Toc26271 \h </w:instrText>
+            <w:instrText xml:space="preserve"> PAGEREF _Toc15819 \h </w:instrText>
           </w:r>
           <w:r>
             <w:fldChar w:fldCharType="separate"/>
@@ -4362,7 +4362,7 @@
             <w:fldChar w:fldCharType="begin"/>
           </w:r>
           <w:r>
-            <w:instrText xml:space="preserve"> HYPERLINK \l _Toc26238 </w:instrText>
+            <w:instrText xml:space="preserve"> HYPERLINK \l _Toc12439 </w:instrText>
           </w:r>
           <w:r>
             <w:fldChar w:fldCharType="separate"/>
@@ -4435,7 +4435,7 @@
               <w:shd w:val="clear" w:fill="FFFFFF"/>
               <w:lang w:val="en-US" w:eastAsia="zh-CN"/>
             </w:rPr>
-            <w:t>. 工具组件改为UObject组件</w:t>
+            <w:t>.工具组件改为UObject组件</w:t>
           </w:r>
           <w:r>
             <w:tab/>
@@ -4444,7 +4444,7 @@
             <w:fldChar w:fldCharType="begin"/>
           </w:r>
           <w:r>
-            <w:instrText xml:space="preserve"> PAGEREF _Toc26238 \h </w:instrText>
+            <w:instrText xml:space="preserve"> PAGEREF _Toc12439 \h </w:instrText>
           </w:r>
           <w:r>
             <w:fldChar w:fldCharType="separate"/>
@@ -4470,7 +4470,7 @@
             <w:fldChar w:fldCharType="begin"/>
           </w:r>
           <w:r>
-            <w:instrText xml:space="preserve"> HYPERLINK \l _Toc7112 </w:instrText>
+            <w:instrText xml:space="preserve"> HYPERLINK \l _Toc20070 </w:instrText>
           </w:r>
           <w:r>
             <w:fldChar w:fldCharType="separate"/>
@@ -4484,7 +4484,7 @@
               <w:szCs w:val="24"/>
               <w:lang w:val="en-US"/>
             </w:rPr>
-            <w:t>8.2.4. 功能槽Ability作为执行壳</w:t>
+            <w:t>8.2.4.功能槽Ability作为执行壳</w:t>
           </w:r>
           <w:r>
             <w:tab/>
@@ -4493,13 +4493,62 @@
             <w:fldChar w:fldCharType="begin"/>
           </w:r>
           <w:r>
-            <w:instrText xml:space="preserve"> PAGEREF _Toc7112 \h </w:instrText>
+            <w:instrText xml:space="preserve"> PAGEREF _Toc20070 \h </w:instrText>
           </w:r>
           <w:r>
             <w:fldChar w:fldCharType="separate"/>
           </w:r>
           <w:r>
             <w:t>12</w:t>
+          </w:r>
+          <w:r>
+            <w:fldChar w:fldCharType="end"/>
+          </w:r>
+          <w:r>
+            <w:fldChar w:fldCharType="end"/>
+          </w:r>
+        </w:p>
+        <w:p>
+          <w:pPr>
+            <w:pStyle w:val="6"/>
+            <w:tabs>
+              <w:tab w:val="right" w:leader="dot" w:pos="8306"/>
+            </w:tabs>
+          </w:pPr>
+          <w:r>
+            <w:fldChar w:fldCharType="begin"/>
+          </w:r>
+          <w:r>
+            <w:instrText xml:space="preserve"> HYPERLINK \l _Toc16466 </w:instrText>
+          </w:r>
+          <w:r>
+            <w:fldChar w:fldCharType="separate"/>
+          </w:r>
+          <w:r>
+            <w:rPr>
+              <w:rFonts w:hint="default" w:ascii="Times New Roman" w:hAnsi="Times New Roman" w:eastAsia="宋体" w:cs="Times New Roman"/>
+              <w:bCs/>
+              <w:caps w:val="0"/>
+              <w:spacing w:val="0"/>
+              <w:szCs w:val="24"/>
+              <w:lang w:val="en-US"/>
+            </w:rPr>
+            <w:t>8.2.5.AbilityTask C++中转方案</w:t>
+          </w:r>
+          <w:r>
+            <w:tab/>
+          </w:r>
+          <w:r>
+            <w:fldChar w:fldCharType="begin"/>
+          </w:r>
+          <w:r>
+            <w:instrText xml:space="preserve"> PAGEREF _Toc16466 \h </w:instrText>
+          </w:r>
+          <w:r>
+            <w:fldChar w:fldCharType="separate"/>
+          </w:r>
+          <w:r>
+            <w:t>13</w:t>
           </w:r>
           <w:r>
             <w:fldChar w:fldCharType="end"/>
@@ -4681,7 +4730,7 @@
           <w:szCs w:val="30"/>
         </w:rPr>
       </w:pPr>
-      <w:bookmarkStart w:id="0" w:name="_Toc28734"/>
+      <w:bookmarkStart w:id="0" w:name="_Toc8194"/>
       <w:r>
         <w:rPr>
           <w:rFonts w:hint="default" w:ascii="Times New Roman" w:hAnsi="Times New Roman" w:eastAsia="宋体" w:cs="Times New Roman"/>
@@ -4720,7 +4769,7 @@
           <w:szCs w:val="28"/>
         </w:rPr>
       </w:pPr>
-      <w:bookmarkStart w:id="1" w:name="_Toc32522"/>
+      <w:bookmarkStart w:id="1" w:name="_Toc25150"/>
       <w:r>
         <w:rPr>
           <w:rFonts w:hint="default" w:ascii="Times New Roman" w:hAnsi="Times New Roman" w:eastAsia="宋体" w:cs="Times New Roman"/>
@@ -4838,7 +4887,7 @@
           <w:szCs w:val="28"/>
         </w:rPr>
       </w:pPr>
-      <w:bookmarkStart w:id="2" w:name="_Toc30990"/>
+      <w:bookmarkStart w:id="2" w:name="_Toc26034"/>
       <w:r>
         <w:rPr>
           <w:rFonts w:hint="default" w:ascii="Times New Roman" w:hAnsi="Times New Roman" w:eastAsia="宋体" w:cs="Times New Roman"/>
@@ -4962,7 +5011,7 @@
           <w:szCs w:val="28"/>
         </w:rPr>
       </w:pPr>
-      <w:bookmarkStart w:id="3" w:name="_Toc10294"/>
+      <w:bookmarkStart w:id="3" w:name="_Toc22095"/>
       <w:r>
         <w:rPr>
           <w:rFonts w:hint="default" w:ascii="Times New Roman" w:hAnsi="Times New Roman" w:eastAsia="宋体" w:cs="Times New Roman"/>
@@ -5250,6 +5299,7 @@
             <w:insideH w:val="single" w:color="000000" w:sz="4" w:space="0"/>
             <w:insideV w:val="single" w:color="000000" w:sz="4" w:space="0"/>
           </w:tblBorders>
+          <w:shd w:val="clear" w:color="auto" w:fill="FFFFFF"/>
           <w:tblCellMar>
             <w:top w:w="15" w:type="dxa"/>
             <w:left w:w="15" w:type="dxa"/>
@@ -5891,6 +5941,7 @@
             <w:insideH w:val="single" w:color="000000" w:sz="4" w:space="0"/>
             <w:insideV w:val="single" w:color="000000" w:sz="4" w:space="0"/>
           </w:tblBorders>
+          <w:shd w:val="clear" w:color="auto" w:fill="FFFFFF"/>
           <w:tblCellMar>
             <w:top w:w="15" w:type="dxa"/>
             <w:left w:w="15" w:type="dxa"/>
@@ -6104,6 +6155,7 @@
             <w:insideH w:val="single" w:color="000000" w:sz="4" w:space="0"/>
             <w:insideV w:val="single" w:color="000000" w:sz="4" w:space="0"/>
           </w:tblBorders>
+          <w:shd w:val="clear" w:color="auto" w:fill="FFFFFF"/>
           <w:tblCellMar>
             <w:top w:w="15" w:type="dxa"/>
             <w:left w:w="15" w:type="dxa"/>
@@ -6838,7 +6890,7 @@
           <w:szCs w:val="30"/>
         </w:rPr>
       </w:pPr>
-      <w:bookmarkStart w:id="4" w:name="_Toc20947"/>
+      <w:bookmarkStart w:id="4" w:name="_Toc18237"/>
       <w:r>
         <w:rPr>
           <w:rFonts w:hint="default" w:ascii="Times New Roman" w:hAnsi="Times New Roman" w:eastAsia="宋体" w:cs="Times New Roman"/>
@@ -6893,7 +6945,7 @@
           <w:szCs w:val="28"/>
         </w:rPr>
       </w:pPr>
-      <w:bookmarkStart w:id="5" w:name="_Toc17328"/>
+      <w:bookmarkStart w:id="5" w:name="_Toc20756"/>
       <w:r>
         <w:rPr>
           <w:rFonts w:hint="default" w:ascii="Times New Roman" w:hAnsi="Times New Roman" w:eastAsia="宋体" w:cs="Times New Roman"/>
@@ -7017,7 +7069,7 @@
           <w:lang w:val="en-US" w:eastAsia="zh-CN"/>
         </w:rPr>
       </w:pPr>
-      <w:bookmarkStart w:id="6" w:name="_Toc9774"/>
+      <w:bookmarkStart w:id="6" w:name="_Toc28378"/>
       <w:r>
         <w:rPr>
           <w:rFonts w:hint="default" w:ascii="Times New Roman" w:hAnsi="Times New Roman" w:eastAsia="宋体" w:cs="Times New Roman"/>
@@ -7064,7 +7116,7 @@
           <w:szCs w:val="24"/>
         </w:rPr>
       </w:pPr>
-      <w:bookmarkStart w:id="7" w:name="_Toc2530"/>
+      <w:bookmarkStart w:id="7" w:name="_Toc12318"/>
       <w:r>
         <w:rPr>
           <w:rFonts w:hint="default" w:ascii="Times New Roman" w:hAnsi="Times New Roman" w:eastAsia="宋体" w:cs="Times New Roman"/>
@@ -7322,7 +7374,7 @@
           <w:shd w:val="clear" w:fill="FFFFFF"/>
         </w:rPr>
       </w:pPr>
-      <w:bookmarkStart w:id="8" w:name="_Toc25324"/>
+      <w:bookmarkStart w:id="8" w:name="_Toc30523"/>
       <w:r>
         <w:rPr>
           <w:rFonts w:hint="default" w:ascii="Times New Roman" w:hAnsi="Times New Roman" w:eastAsia="宋体" w:cs="Times New Roman"/>
@@ -7554,7 +7606,7 @@
           <w:shd w:val="clear" w:fill="FFFFFF"/>
         </w:rPr>
       </w:pPr>
-      <w:bookmarkStart w:id="9" w:name="_Toc6731"/>
+      <w:bookmarkStart w:id="9" w:name="_Toc12564"/>
       <w:r>
         <w:rPr>
           <w:rFonts w:hint="default" w:ascii="Times New Roman" w:hAnsi="Times New Roman" w:eastAsia="宋体" w:cs="Times New Roman"/>
@@ -7715,7 +7767,7 @@
           <w:szCs w:val="24"/>
         </w:rPr>
       </w:pPr>
-      <w:bookmarkStart w:id="10" w:name="_Toc32749"/>
+      <w:bookmarkStart w:id="10" w:name="_Toc1582"/>
       <w:r>
         <w:rPr>
           <w:rFonts w:hint="default" w:ascii="Times New Roman" w:hAnsi="Times New Roman" w:eastAsia="宋体" w:cs="Times New Roman"/>
@@ -8049,7 +8101,7 @@
           <w:szCs w:val="28"/>
         </w:rPr>
       </w:pPr>
-      <w:bookmarkStart w:id="11" w:name="_Toc29241"/>
+      <w:bookmarkStart w:id="11" w:name="_Toc11871"/>
       <w:r>
         <w:rPr>
           <w:rFonts w:hint="default" w:ascii="Times New Roman" w:hAnsi="Times New Roman" w:eastAsia="宋体" w:cs="Times New Roman"/>
@@ -8216,7 +8268,7 @@
           <w:lang w:val="en-US" w:eastAsia="zh-CN" w:bidi="ar"/>
         </w:rPr>
       </w:pPr>
-      <w:bookmarkStart w:id="12" w:name="_Toc7787"/>
+      <w:bookmarkStart w:id="12" w:name="_Toc28923"/>
       <w:r>
         <w:rPr>
           <w:rFonts w:hint="default" w:ascii="Times New Roman" w:hAnsi="Times New Roman" w:eastAsia="宋体" w:cs="Times New Roman"/>
@@ -8297,7 +8349,9 @@
         </w:tblBorders>
         <w:tblLayout w:type="autofit"/>
         <w:tblCellMar>
+          <w:top w:w="0" w:type="dxa"/>
           <w:left w:w="108" w:type="dxa"/>
+          <w:bottom w:w="0" w:type="dxa"/>
           <w:right w:w="108" w:type="dxa"/>
         </w:tblCellMar>
       </w:tblPr>
@@ -8318,7 +8372,9 @@
             <w:insideV w:val="single" w:color="auto" w:sz="4" w:space="0"/>
           </w:tblBorders>
           <w:tblCellMar>
+            <w:top w:w="0" w:type="dxa"/>
             <w:left w:w="108" w:type="dxa"/>
+            <w:bottom w:w="0" w:type="dxa"/>
             <w:right w:w="108" w:type="dxa"/>
           </w:tblCellMar>
         </w:tblPrEx>
@@ -8562,7 +8618,9 @@
             <w:insideV w:val="single" w:color="auto" w:sz="4" w:space="0"/>
           </w:tblBorders>
           <w:tblCellMar>
+            <w:top w:w="0" w:type="dxa"/>
             <w:left w:w="108" w:type="dxa"/>
+            <w:bottom w:w="0" w:type="dxa"/>
             <w:right w:w="108" w:type="dxa"/>
           </w:tblCellMar>
         </w:tblPrEx>
@@ -8806,7 +8864,9 @@
             <w:insideV w:val="single" w:color="auto" w:sz="4" w:space="0"/>
           </w:tblBorders>
           <w:tblCellMar>
+            <w:top w:w="0" w:type="dxa"/>
             <w:left w:w="108" w:type="dxa"/>
+            <w:bottom w:w="0" w:type="dxa"/>
             <w:right w:w="108" w:type="dxa"/>
           </w:tblCellMar>
         </w:tblPrEx>
@@ -9050,7 +9110,9 @@
             <w:insideV w:val="single" w:color="auto" w:sz="4" w:space="0"/>
           </w:tblBorders>
           <w:tblCellMar>
+            <w:top w:w="0" w:type="dxa"/>
             <w:left w:w="108" w:type="dxa"/>
+            <w:bottom w:w="0" w:type="dxa"/>
             <w:right w:w="108" w:type="dxa"/>
           </w:tblCellMar>
         </w:tblPrEx>
@@ -9294,7 +9356,9 @@
             <w:insideV w:val="single" w:color="auto" w:sz="4" w:space="0"/>
           </w:tblBorders>
           <w:tblCellMar>
+            <w:top w:w="0" w:type="dxa"/>
             <w:left w:w="108" w:type="dxa"/>
+            <w:bottom w:w="0" w:type="dxa"/>
             <w:right w:w="108" w:type="dxa"/>
           </w:tblCellMar>
         </w:tblPrEx>
@@ -9639,7 +9703,9 @@
         </w:tblBorders>
         <w:tblLayout w:type="autofit"/>
         <w:tblCellMar>
+          <w:top w:w="0" w:type="dxa"/>
           <w:left w:w="108" w:type="dxa"/>
+          <w:bottom w:w="0" w:type="dxa"/>
           <w:right w:w="108" w:type="dxa"/>
         </w:tblCellMar>
       </w:tblPr>
@@ -9784,7 +9850,9 @@
             <w:insideV w:val="single" w:color="auto" w:sz="4" w:space="0"/>
           </w:tblBorders>
           <w:tblCellMar>
+            <w:top w:w="0" w:type="dxa"/>
             <w:left w:w="108" w:type="dxa"/>
+            <w:bottom w:w="0" w:type="dxa"/>
             <w:right w:w="108" w:type="dxa"/>
           </w:tblCellMar>
         </w:tblPrEx>
@@ -9914,7 +9982,9 @@
             <w:insideV w:val="single" w:color="auto" w:sz="4" w:space="0"/>
           </w:tblBorders>
           <w:tblCellMar>
+            <w:top w:w="0" w:type="dxa"/>
             <w:left w:w="108" w:type="dxa"/>
+            <w:bottom w:w="0" w:type="dxa"/>
             <w:right w:w="108" w:type="dxa"/>
           </w:tblCellMar>
         </w:tblPrEx>
@@ -10044,7 +10114,9 @@
             <w:insideV w:val="single" w:color="auto" w:sz="4" w:space="0"/>
           </w:tblBorders>
           <w:tblCellMar>
+            <w:top w:w="0" w:type="dxa"/>
             <w:left w:w="108" w:type="dxa"/>
+            <w:bottom w:w="0" w:type="dxa"/>
             <w:right w:w="108" w:type="dxa"/>
           </w:tblCellMar>
         </w:tblPrEx>
@@ -10174,7 +10246,9 @@
             <w:insideV w:val="single" w:color="auto" w:sz="4" w:space="0"/>
           </w:tblBorders>
           <w:tblCellMar>
+            <w:top w:w="0" w:type="dxa"/>
             <w:left w:w="108" w:type="dxa"/>
+            <w:bottom w:w="0" w:type="dxa"/>
             <w:right w:w="108" w:type="dxa"/>
           </w:tblCellMar>
         </w:tblPrEx>
@@ -10304,7 +10378,9 @@
             <w:insideV w:val="single" w:color="auto" w:sz="4" w:space="0"/>
           </w:tblBorders>
           <w:tblCellMar>
+            <w:top w:w="0" w:type="dxa"/>
             <w:left w:w="108" w:type="dxa"/>
+            <w:bottom w:w="0" w:type="dxa"/>
             <w:right w:w="108" w:type="dxa"/>
           </w:tblCellMar>
         </w:tblPrEx>
@@ -10587,7 +10663,7 @@
           <w:lang w:val="en-US" w:eastAsia="zh-CN" w:bidi="ar"/>
         </w:rPr>
       </w:pPr>
-      <w:bookmarkStart w:id="13" w:name="_Toc2692"/>
+      <w:bookmarkStart w:id="13" w:name="_Toc8845"/>
       <w:r>
         <w:rPr>
           <w:rFonts w:hint="default" w:ascii="Times New Roman" w:hAnsi="Times New Roman" w:eastAsia="宋体" w:cs="Times New Roman"/>
@@ -11239,7 +11315,9 @@
         </w:tblBorders>
         <w:tblLayout w:type="autofit"/>
         <w:tblCellMar>
+          <w:top w:w="0" w:type="dxa"/>
           <w:left w:w="108" w:type="dxa"/>
+          <w:bottom w:w="0" w:type="dxa"/>
           <w:right w:w="108" w:type="dxa"/>
         </w:tblCellMar>
       </w:tblPr>
@@ -11249,6 +11327,1156 @@
         <w:gridCol w:w="2744"/>
         <w:gridCol w:w="2131"/>
       </w:tblGrid>
+      <w:tr>
+        <w:tblPrEx>
+          <w:tblBorders>
+            <w:top w:val="single" w:color="auto" w:sz="4" w:space="0"/>
+            <w:left w:val="single" w:color="auto" w:sz="4" w:space="0"/>
+            <w:bottom w:val="single" w:color="auto" w:sz="4" w:space="0"/>
+            <w:right w:val="single" w:color="auto" w:sz="4" w:space="0"/>
+            <w:insideH w:val="single" w:color="auto" w:sz="4" w:space="0"/>
+            <w:insideV w:val="single" w:color="auto" w:sz="4" w:space="0"/>
+          </w:tblBorders>
+          <w:tblCellMar>
+            <w:top w:w="0" w:type="dxa"/>
+            <w:left w:w="108" w:type="dxa"/>
+            <w:bottom w:w="0" w:type="dxa"/>
+            <w:right w:w="108" w:type="dxa"/>
+          </w:tblCellMar>
+        </w:tblPrEx>
+        <w:tc>
+          <w:tcPr>
+            <w:tcW w:w="2130" w:type="dxa"/>
+          </w:tcPr>
+          <w:p>
+            <w:pPr>
+              <w:keepNext w:val="0"/>
+              <w:keepLines w:val="0"/>
+              <w:pageBreakBefore w:val="0"/>
+              <w:widowControl/>
+              <w:suppressLineNumbers w:val="0"/>
+              <w:kinsoku/>
+              <w:wordWrap w:val="0"/>
+              <w:overflowPunct/>
+              <w:topLinePunct w:val="0"/>
+              <w:autoSpaceDE/>
+              <w:autoSpaceDN/>
+              <w:bidi w:val="0"/>
+              <w:adjustRightInd/>
+              <w:snapToGrid/>
+              <w:spacing w:line="250" w:lineRule="atLeast"/>
+              <w:jc w:val="center"/>
+              <w:textAlignment w:val="auto"/>
+              <w:rPr>
+                <w:rFonts w:hint="default" w:ascii="Times New Roman" w:hAnsi="Times New Roman" w:eastAsia="宋体" w:cs="Times New Roman"/>
+                <w:i w:val="0"/>
+                <w:iCs w:val="0"/>
+                <w:caps w:val="0"/>
+                <w:color w:val="0F1115"/>
+                <w:spacing w:val="0"/>
+                <w:kern w:val="0"/>
+                <w:sz w:val="18"/>
+                <w:szCs w:val="18"/>
+                <w:lang w:val="en-US" w:eastAsia="zh-CN" w:bidi="ar"/>
+              </w:rPr>
+            </w:pPr>
+            <w:r>
+              <w:rPr>
+                <w:rFonts w:hint="default" w:ascii="Times New Roman" w:hAnsi="Times New Roman" w:eastAsia="宋体" w:cs="Times New Roman"/>
+                <w:i w:val="0"/>
+                <w:iCs w:val="0"/>
+                <w:caps w:val="0"/>
+                <w:color w:val="0F1115"/>
+                <w:spacing w:val="0"/>
+                <w:kern w:val="0"/>
+                <w:sz w:val="18"/>
+                <w:szCs w:val="18"/>
+                <w:lang w:val="en-US" w:eastAsia="zh-CN" w:bidi="ar"/>
+              </w:rPr>
+              <w:t>标签</w:t>
+            </w:r>
+          </w:p>
+        </w:tc>
+        <w:tc>
+          <w:tcPr>
+            <w:tcW w:w="1517" w:type="dxa"/>
+          </w:tcPr>
+          <w:p>
+            <w:pPr>
+              <w:keepNext w:val="0"/>
+              <w:keepLines w:val="0"/>
+              <w:pageBreakBefore w:val="0"/>
+              <w:widowControl/>
+              <w:suppressLineNumbers w:val="0"/>
+              <w:kinsoku/>
+              <w:wordWrap w:val="0"/>
+              <w:overflowPunct/>
+              <w:topLinePunct w:val="0"/>
+              <w:autoSpaceDE/>
+              <w:autoSpaceDN/>
+              <w:bidi w:val="0"/>
+              <w:adjustRightInd/>
+              <w:snapToGrid/>
+              <w:spacing w:line="250" w:lineRule="atLeast"/>
+              <w:jc w:val="center"/>
+              <w:textAlignment w:val="auto"/>
+              <w:rPr>
+                <w:rFonts w:hint="default" w:ascii="Times New Roman" w:hAnsi="Times New Roman" w:eastAsia="宋体" w:cs="Times New Roman"/>
+                <w:i w:val="0"/>
+                <w:iCs w:val="0"/>
+                <w:caps w:val="0"/>
+                <w:color w:val="0F1115"/>
+                <w:spacing w:val="0"/>
+                <w:kern w:val="0"/>
+                <w:sz w:val="18"/>
+                <w:szCs w:val="18"/>
+                <w:lang w:val="en-US" w:eastAsia="zh-CN" w:bidi="ar"/>
+              </w:rPr>
+            </w:pPr>
+            <w:r>
+              <w:rPr>
+                <w:rFonts w:hint="default" w:ascii="Times New Roman" w:hAnsi="Times New Roman" w:eastAsia="宋体" w:cs="Times New Roman"/>
+                <w:i w:val="0"/>
+                <w:iCs w:val="0"/>
+                <w:caps w:val="0"/>
+                <w:color w:val="0F1115"/>
+                <w:spacing w:val="0"/>
+                <w:kern w:val="0"/>
+                <w:sz w:val="18"/>
+                <w:szCs w:val="18"/>
+                <w:lang w:val="en-US" w:eastAsia="zh-CN" w:bidi="ar"/>
+              </w:rPr>
+              <w:t>含义</w:t>
+            </w:r>
+          </w:p>
+        </w:tc>
+        <w:tc>
+          <w:tcPr>
+            <w:tcW w:w="2744" w:type="dxa"/>
+          </w:tcPr>
+          <w:p>
+            <w:pPr>
+              <w:keepNext w:val="0"/>
+              <w:keepLines w:val="0"/>
+              <w:pageBreakBefore w:val="0"/>
+              <w:widowControl/>
+              <w:suppressLineNumbers w:val="0"/>
+              <w:kinsoku/>
+              <w:wordWrap w:val="0"/>
+              <w:overflowPunct/>
+              <w:topLinePunct w:val="0"/>
+              <w:autoSpaceDE/>
+              <w:autoSpaceDN/>
+              <w:bidi w:val="0"/>
+              <w:adjustRightInd/>
+              <w:snapToGrid/>
+              <w:spacing w:line="250" w:lineRule="atLeast"/>
+              <w:jc w:val="center"/>
+              <w:textAlignment w:val="auto"/>
+              <w:rPr>
+                <w:rFonts w:hint="default" w:ascii="Times New Roman" w:hAnsi="Times New Roman" w:eastAsia="宋体" w:cs="Times New Roman"/>
+                <w:i w:val="0"/>
+                <w:iCs w:val="0"/>
+                <w:caps w:val="0"/>
+                <w:color w:val="0F1115"/>
+                <w:spacing w:val="0"/>
+                <w:kern w:val="0"/>
+                <w:sz w:val="18"/>
+                <w:szCs w:val="18"/>
+                <w:lang w:val="en-US" w:eastAsia="zh-CN" w:bidi="ar"/>
+              </w:rPr>
+            </w:pPr>
+            <w:r>
+              <w:rPr>
+                <w:rFonts w:hint="default" w:ascii="Times New Roman" w:hAnsi="Times New Roman" w:eastAsia="宋体" w:cs="Times New Roman"/>
+                <w:i w:val="0"/>
+                <w:iCs w:val="0"/>
+                <w:caps w:val="0"/>
+                <w:color w:val="0F1115"/>
+                <w:spacing w:val="0"/>
+                <w:kern w:val="0"/>
+                <w:sz w:val="18"/>
+                <w:szCs w:val="18"/>
+                <w:lang w:val="en-US" w:eastAsia="zh-CN" w:bidi="ar"/>
+              </w:rPr>
+              <w:t>影响阈值</w:t>
+            </w:r>
+          </w:p>
+        </w:tc>
+        <w:tc>
+          <w:tcPr>
+            <w:tcW w:w="2131" w:type="dxa"/>
+          </w:tcPr>
+          <w:p>
+            <w:pPr>
+              <w:keepNext w:val="0"/>
+              <w:keepLines w:val="0"/>
+              <w:pageBreakBefore w:val="0"/>
+              <w:widowControl/>
+              <w:suppressLineNumbers w:val="0"/>
+              <w:kinsoku/>
+              <w:wordWrap w:val="0"/>
+              <w:overflowPunct/>
+              <w:topLinePunct w:val="0"/>
+              <w:autoSpaceDE/>
+              <w:autoSpaceDN/>
+              <w:bidi w:val="0"/>
+              <w:adjustRightInd/>
+              <w:snapToGrid/>
+              <w:spacing w:line="250" w:lineRule="atLeast"/>
+              <w:jc w:val="center"/>
+              <w:textAlignment w:val="auto"/>
+              <w:rPr>
+                <w:rFonts w:hint="default" w:ascii="Times New Roman" w:hAnsi="Times New Roman" w:eastAsia="宋体" w:cs="Times New Roman"/>
+                <w:i w:val="0"/>
+                <w:iCs w:val="0"/>
+                <w:caps w:val="0"/>
+                <w:color w:val="0F1115"/>
+                <w:spacing w:val="0"/>
+                <w:kern w:val="0"/>
+                <w:sz w:val="18"/>
+                <w:szCs w:val="18"/>
+                <w:lang w:val="en-US" w:eastAsia="zh-CN" w:bidi="ar"/>
+              </w:rPr>
+            </w:pPr>
+            <w:r>
+              <w:rPr>
+                <w:rFonts w:hint="default" w:ascii="Times New Roman" w:hAnsi="Times New Roman" w:eastAsia="宋体" w:cs="Times New Roman"/>
+                <w:i w:val="0"/>
+                <w:iCs w:val="0"/>
+                <w:caps w:val="0"/>
+                <w:color w:val="0F1115"/>
+                <w:spacing w:val="0"/>
+                <w:kern w:val="0"/>
+                <w:sz w:val="18"/>
+                <w:szCs w:val="18"/>
+                <w:lang w:val="en-US" w:eastAsia="zh-CN" w:bidi="ar"/>
+              </w:rPr>
+              <w:t>适用槽位</w:t>
+            </w:r>
+          </w:p>
+        </w:tc>
+      </w:tr>
+      <w:tr>
+        <w:tblPrEx>
+          <w:tblBorders>
+            <w:top w:val="single" w:color="auto" w:sz="4" w:space="0"/>
+            <w:left w:val="single" w:color="auto" w:sz="4" w:space="0"/>
+            <w:bottom w:val="single" w:color="auto" w:sz="4" w:space="0"/>
+            <w:right w:val="single" w:color="auto" w:sz="4" w:space="0"/>
+            <w:insideH w:val="single" w:color="auto" w:sz="4" w:space="0"/>
+            <w:insideV w:val="single" w:color="auto" w:sz="4" w:space="0"/>
+          </w:tblBorders>
+          <w:tblCellMar>
+            <w:top w:w="0" w:type="dxa"/>
+            <w:left w:w="108" w:type="dxa"/>
+            <w:bottom w:w="0" w:type="dxa"/>
+            <w:right w:w="108" w:type="dxa"/>
+          </w:tblCellMar>
+        </w:tblPrEx>
+        <w:tc>
+          <w:tcPr>
+            <w:tcW w:w="2130" w:type="dxa"/>
+          </w:tcPr>
+          <w:p>
+            <w:pPr>
+              <w:keepNext w:val="0"/>
+              <w:keepLines w:val="0"/>
+              <w:pageBreakBefore w:val="0"/>
+              <w:widowControl/>
+              <w:suppressLineNumbers w:val="0"/>
+              <w:kinsoku/>
+              <w:wordWrap w:val="0"/>
+              <w:overflowPunct/>
+              <w:topLinePunct w:val="0"/>
+              <w:autoSpaceDE/>
+              <w:autoSpaceDN/>
+              <w:bidi w:val="0"/>
+              <w:adjustRightInd/>
+              <w:snapToGrid/>
+              <w:spacing w:line="250" w:lineRule="atLeast"/>
+              <w:jc w:val="center"/>
+              <w:textAlignment w:val="auto"/>
+              <w:rPr>
+                <w:rFonts w:hint="default" w:ascii="Times New Roman" w:hAnsi="Times New Roman" w:eastAsia="宋体" w:cs="Times New Roman"/>
+                <w:i w:val="0"/>
+                <w:iCs w:val="0"/>
+                <w:caps w:val="0"/>
+                <w:color w:val="0F1115"/>
+                <w:spacing w:val="0"/>
+                <w:kern w:val="0"/>
+                <w:sz w:val="18"/>
+                <w:szCs w:val="18"/>
+                <w:lang w:val="en-US" w:eastAsia="zh-CN" w:bidi="ar"/>
+              </w:rPr>
+            </w:pPr>
+            <w:r>
+              <w:rPr>
+                <w:rFonts w:hint="default" w:ascii="Times New Roman" w:hAnsi="Times New Roman" w:eastAsia="宋体" w:cs="Times New Roman"/>
+                <w:i w:val="0"/>
+                <w:iCs w:val="0"/>
+                <w:caps w:val="0"/>
+                <w:color w:val="0F1115"/>
+                <w:spacing w:val="0"/>
+                <w:kern w:val="0"/>
+                <w:sz w:val="18"/>
+                <w:szCs w:val="18"/>
+                <w:lang w:val="en-US" w:eastAsia="zh-CN" w:bidi="ar"/>
+              </w:rPr>
+              <w:t>Melee</w:t>
+            </w:r>
+          </w:p>
+        </w:tc>
+        <w:tc>
+          <w:tcPr>
+            <w:tcW w:w="1517" w:type="dxa"/>
+          </w:tcPr>
+          <w:p>
+            <w:pPr>
+              <w:keepNext w:val="0"/>
+              <w:keepLines w:val="0"/>
+              <w:pageBreakBefore w:val="0"/>
+              <w:widowControl/>
+              <w:suppressLineNumbers w:val="0"/>
+              <w:kinsoku/>
+              <w:wordWrap w:val="0"/>
+              <w:overflowPunct/>
+              <w:topLinePunct w:val="0"/>
+              <w:autoSpaceDE/>
+              <w:autoSpaceDN/>
+              <w:bidi w:val="0"/>
+              <w:adjustRightInd/>
+              <w:snapToGrid/>
+              <w:spacing w:line="250" w:lineRule="atLeast"/>
+              <w:jc w:val="center"/>
+              <w:textAlignment w:val="auto"/>
+              <w:rPr>
+                <w:rFonts w:hint="default" w:ascii="Times New Roman" w:hAnsi="Times New Roman" w:eastAsia="宋体" w:cs="Times New Roman"/>
+                <w:i w:val="0"/>
+                <w:iCs w:val="0"/>
+                <w:caps w:val="0"/>
+                <w:color w:val="0F1115"/>
+                <w:spacing w:val="0"/>
+                <w:kern w:val="0"/>
+                <w:sz w:val="18"/>
+                <w:szCs w:val="18"/>
+                <w:lang w:val="en-US" w:eastAsia="zh-CN" w:bidi="ar"/>
+              </w:rPr>
+            </w:pPr>
+            <w:r>
+              <w:rPr>
+                <w:rFonts w:hint="default" w:ascii="Times New Roman" w:hAnsi="Times New Roman" w:eastAsia="宋体" w:cs="Times New Roman"/>
+                <w:i w:val="0"/>
+                <w:iCs w:val="0"/>
+                <w:caps w:val="0"/>
+                <w:color w:val="0F1115"/>
+                <w:spacing w:val="0"/>
+                <w:kern w:val="0"/>
+                <w:sz w:val="18"/>
+                <w:szCs w:val="18"/>
+                <w:lang w:val="en-US" w:eastAsia="zh-CN" w:bidi="ar"/>
+              </w:rPr>
+              <w:t>近战攻击</w:t>
+            </w:r>
+          </w:p>
+        </w:tc>
+        <w:tc>
+          <w:tcPr>
+            <w:tcW w:w="2744" w:type="dxa"/>
+          </w:tcPr>
+          <w:p>
+            <w:pPr>
+              <w:keepNext w:val="0"/>
+              <w:keepLines w:val="0"/>
+              <w:pageBreakBefore w:val="0"/>
+              <w:widowControl/>
+              <w:suppressLineNumbers w:val="0"/>
+              <w:kinsoku/>
+              <w:wordWrap w:val="0"/>
+              <w:overflowPunct/>
+              <w:topLinePunct w:val="0"/>
+              <w:autoSpaceDE/>
+              <w:autoSpaceDN/>
+              <w:bidi w:val="0"/>
+              <w:adjustRightInd/>
+              <w:snapToGrid/>
+              <w:spacing w:line="250" w:lineRule="atLeast"/>
+              <w:jc w:val="center"/>
+              <w:textAlignment w:val="auto"/>
+              <w:rPr>
+                <w:rFonts w:hint="default" w:ascii="Times New Roman" w:hAnsi="Times New Roman" w:eastAsia="宋体" w:cs="Times New Roman"/>
+                <w:i w:val="0"/>
+                <w:iCs w:val="0"/>
+                <w:caps w:val="0"/>
+                <w:color w:val="0F1115"/>
+                <w:spacing w:val="0"/>
+                <w:kern w:val="0"/>
+                <w:sz w:val="18"/>
+                <w:szCs w:val="18"/>
+                <w:lang w:val="en-US" w:eastAsia="zh-CN" w:bidi="ar"/>
+              </w:rPr>
+            </w:pPr>
+            <w:r>
+              <w:rPr>
+                <w:rFonts w:hint="default" w:ascii="Times New Roman" w:hAnsi="Times New Roman" w:eastAsia="宋体" w:cs="Times New Roman"/>
+                <w:i w:val="0"/>
+                <w:iCs w:val="0"/>
+                <w:caps w:val="0"/>
+                <w:color w:val="0F1115"/>
+                <w:spacing w:val="0"/>
+                <w:kern w:val="0"/>
+                <w:sz w:val="18"/>
+                <w:szCs w:val="18"/>
+                <w:lang w:val="en-US" w:eastAsia="zh-CN" w:bidi="ar"/>
+              </w:rPr>
+              <w:t>距离 &lt; 200</w:t>
+            </w:r>
+          </w:p>
+        </w:tc>
+        <w:tc>
+          <w:tcPr>
+            <w:tcW w:w="2131" w:type="dxa"/>
+          </w:tcPr>
+          <w:p>
+            <w:pPr>
+              <w:keepNext w:val="0"/>
+              <w:keepLines w:val="0"/>
+              <w:pageBreakBefore w:val="0"/>
+              <w:widowControl/>
+              <w:suppressLineNumbers w:val="0"/>
+              <w:kinsoku/>
+              <w:wordWrap w:val="0"/>
+              <w:overflowPunct/>
+              <w:topLinePunct w:val="0"/>
+              <w:autoSpaceDE/>
+              <w:autoSpaceDN/>
+              <w:bidi w:val="0"/>
+              <w:adjustRightInd/>
+              <w:snapToGrid/>
+              <w:spacing w:line="250" w:lineRule="atLeast"/>
+              <w:jc w:val="center"/>
+              <w:textAlignment w:val="auto"/>
+              <w:rPr>
+                <w:rFonts w:hint="default" w:ascii="Times New Roman" w:hAnsi="Times New Roman" w:eastAsia="宋体" w:cs="Times New Roman"/>
+                <w:i w:val="0"/>
+                <w:iCs w:val="0"/>
+                <w:caps w:val="0"/>
+                <w:color w:val="0F1115"/>
+                <w:spacing w:val="0"/>
+                <w:kern w:val="0"/>
+                <w:sz w:val="18"/>
+                <w:szCs w:val="18"/>
+                <w:lang w:val="en-US" w:eastAsia="zh-CN" w:bidi="ar"/>
+              </w:rPr>
+            </w:pPr>
+            <w:r>
+              <w:rPr>
+                <w:rFonts w:hint="default" w:ascii="Times New Roman" w:hAnsi="Times New Roman" w:eastAsia="宋体" w:cs="Times New Roman"/>
+                <w:i w:val="0"/>
+                <w:iCs w:val="0"/>
+                <w:caps w:val="0"/>
+                <w:color w:val="0F1115"/>
+                <w:spacing w:val="0"/>
+                <w:kern w:val="0"/>
+                <w:sz w:val="18"/>
+                <w:szCs w:val="18"/>
+                <w:lang w:val="en-US" w:eastAsia="zh-CN" w:bidi="ar"/>
+              </w:rPr>
+              <w:t>普攻/技能</w:t>
+            </w:r>
+          </w:p>
+        </w:tc>
+      </w:tr>
+      <w:tr>
+        <w:tblPrEx>
+          <w:tblBorders>
+            <w:top w:val="single" w:color="auto" w:sz="4" w:space="0"/>
+            <w:left w:val="single" w:color="auto" w:sz="4" w:space="0"/>
+            <w:bottom w:val="single" w:color="auto" w:sz="4" w:space="0"/>
+            <w:right w:val="single" w:color="auto" w:sz="4" w:space="0"/>
+            <w:insideH w:val="single" w:color="auto" w:sz="4" w:space="0"/>
+            <w:insideV w:val="single" w:color="auto" w:sz="4" w:space="0"/>
+          </w:tblBorders>
+          <w:tblCellMar>
+            <w:top w:w="0" w:type="dxa"/>
+            <w:left w:w="108" w:type="dxa"/>
+            <w:bottom w:w="0" w:type="dxa"/>
+            <w:right w:w="108" w:type="dxa"/>
+          </w:tblCellMar>
+        </w:tblPrEx>
+        <w:tc>
+          <w:tcPr>
+            <w:tcW w:w="2130" w:type="dxa"/>
+          </w:tcPr>
+          <w:p>
+            <w:pPr>
+              <w:keepNext w:val="0"/>
+              <w:keepLines w:val="0"/>
+              <w:pageBreakBefore w:val="0"/>
+              <w:widowControl/>
+              <w:suppressLineNumbers w:val="0"/>
+              <w:kinsoku/>
+              <w:wordWrap w:val="0"/>
+              <w:overflowPunct/>
+              <w:topLinePunct w:val="0"/>
+              <w:autoSpaceDE/>
+              <w:autoSpaceDN/>
+              <w:bidi w:val="0"/>
+              <w:adjustRightInd/>
+              <w:snapToGrid/>
+              <w:spacing w:line="250" w:lineRule="atLeast"/>
+              <w:jc w:val="center"/>
+              <w:textAlignment w:val="auto"/>
+              <w:rPr>
+                <w:rFonts w:hint="default" w:ascii="Times New Roman" w:hAnsi="Times New Roman" w:eastAsia="宋体" w:cs="Times New Roman"/>
+                <w:i w:val="0"/>
+                <w:iCs w:val="0"/>
+                <w:caps w:val="0"/>
+                <w:color w:val="0F1115"/>
+                <w:spacing w:val="0"/>
+                <w:kern w:val="0"/>
+                <w:sz w:val="18"/>
+                <w:szCs w:val="18"/>
+                <w:lang w:val="en-US" w:eastAsia="zh-CN" w:bidi="ar"/>
+              </w:rPr>
+            </w:pPr>
+            <w:r>
+              <w:rPr>
+                <w:rFonts w:hint="default" w:ascii="Times New Roman" w:hAnsi="Times New Roman" w:eastAsia="宋体" w:cs="Times New Roman"/>
+                <w:i w:val="0"/>
+                <w:iCs w:val="0"/>
+                <w:caps w:val="0"/>
+                <w:color w:val="0F1115"/>
+                <w:spacing w:val="0"/>
+                <w:kern w:val="0"/>
+                <w:sz w:val="18"/>
+                <w:szCs w:val="18"/>
+                <w:lang w:val="en-US" w:eastAsia="zh-CN" w:bidi="ar"/>
+              </w:rPr>
+              <w:t>Ranged</w:t>
+            </w:r>
+          </w:p>
+        </w:tc>
+        <w:tc>
+          <w:tcPr>
+            <w:tcW w:w="1517" w:type="dxa"/>
+          </w:tcPr>
+          <w:p>
+            <w:pPr>
+              <w:keepNext w:val="0"/>
+              <w:keepLines w:val="0"/>
+              <w:pageBreakBefore w:val="0"/>
+              <w:widowControl/>
+              <w:suppressLineNumbers w:val="0"/>
+              <w:kinsoku/>
+              <w:wordWrap w:val="0"/>
+              <w:overflowPunct/>
+              <w:topLinePunct w:val="0"/>
+              <w:autoSpaceDE/>
+              <w:autoSpaceDN/>
+              <w:bidi w:val="0"/>
+              <w:adjustRightInd/>
+              <w:snapToGrid/>
+              <w:spacing w:line="250" w:lineRule="atLeast"/>
+              <w:jc w:val="center"/>
+              <w:textAlignment w:val="auto"/>
+              <w:rPr>
+                <w:rFonts w:hint="default" w:ascii="Times New Roman" w:hAnsi="Times New Roman" w:eastAsia="宋体" w:cs="Times New Roman"/>
+                <w:i w:val="0"/>
+                <w:iCs w:val="0"/>
+                <w:caps w:val="0"/>
+                <w:color w:val="0F1115"/>
+                <w:spacing w:val="0"/>
+                <w:kern w:val="0"/>
+                <w:sz w:val="18"/>
+                <w:szCs w:val="18"/>
+                <w:lang w:val="en-US" w:eastAsia="zh-CN" w:bidi="ar"/>
+              </w:rPr>
+            </w:pPr>
+            <w:r>
+              <w:rPr>
+                <w:rFonts w:hint="default" w:ascii="Times New Roman" w:hAnsi="Times New Roman" w:eastAsia="宋体" w:cs="Times New Roman"/>
+                <w:i w:val="0"/>
+                <w:iCs w:val="0"/>
+                <w:caps w:val="0"/>
+                <w:color w:val="0F1115"/>
+                <w:spacing w:val="0"/>
+                <w:kern w:val="0"/>
+                <w:sz w:val="18"/>
+                <w:szCs w:val="18"/>
+                <w:lang w:val="en-US" w:eastAsia="zh-CN" w:bidi="ar"/>
+              </w:rPr>
+              <w:t>远程攻击</w:t>
+            </w:r>
+          </w:p>
+        </w:tc>
+        <w:tc>
+          <w:tcPr>
+            <w:tcW w:w="2744" w:type="dxa"/>
+          </w:tcPr>
+          <w:p>
+            <w:pPr>
+              <w:keepNext w:val="0"/>
+              <w:keepLines w:val="0"/>
+              <w:pageBreakBefore w:val="0"/>
+              <w:widowControl/>
+              <w:suppressLineNumbers w:val="0"/>
+              <w:kinsoku/>
+              <w:wordWrap w:val="0"/>
+              <w:overflowPunct/>
+              <w:topLinePunct w:val="0"/>
+              <w:autoSpaceDE/>
+              <w:autoSpaceDN/>
+              <w:bidi w:val="0"/>
+              <w:adjustRightInd/>
+              <w:snapToGrid/>
+              <w:spacing w:line="250" w:lineRule="atLeast"/>
+              <w:jc w:val="center"/>
+              <w:textAlignment w:val="auto"/>
+              <w:rPr>
+                <w:rFonts w:hint="default" w:ascii="Times New Roman" w:hAnsi="Times New Roman" w:eastAsia="宋体" w:cs="Times New Roman"/>
+                <w:i w:val="0"/>
+                <w:iCs w:val="0"/>
+                <w:caps w:val="0"/>
+                <w:color w:val="0F1115"/>
+                <w:spacing w:val="0"/>
+                <w:kern w:val="0"/>
+                <w:sz w:val="18"/>
+                <w:szCs w:val="18"/>
+                <w:lang w:val="en-US" w:eastAsia="zh-CN" w:bidi="ar"/>
+              </w:rPr>
+            </w:pPr>
+            <w:r>
+              <w:rPr>
+                <w:rFonts w:hint="default" w:ascii="Times New Roman" w:hAnsi="Times New Roman" w:eastAsia="宋体" w:cs="Times New Roman"/>
+                <w:i w:val="0"/>
+                <w:iCs w:val="0"/>
+                <w:caps w:val="0"/>
+                <w:color w:val="0F1115"/>
+                <w:spacing w:val="0"/>
+                <w:kern w:val="0"/>
+                <w:sz w:val="18"/>
+                <w:szCs w:val="18"/>
+                <w:lang w:val="en-US" w:eastAsia="zh-CN" w:bidi="ar"/>
+              </w:rPr>
+              <w:t>保持 600~1000</w:t>
+            </w:r>
+          </w:p>
+        </w:tc>
+        <w:tc>
+          <w:tcPr>
+            <w:tcW w:w="2131" w:type="dxa"/>
+          </w:tcPr>
+          <w:p>
+            <w:pPr>
+              <w:keepNext w:val="0"/>
+              <w:keepLines w:val="0"/>
+              <w:pageBreakBefore w:val="0"/>
+              <w:widowControl/>
+              <w:suppressLineNumbers w:val="0"/>
+              <w:kinsoku/>
+              <w:wordWrap w:val="0"/>
+              <w:overflowPunct/>
+              <w:topLinePunct w:val="0"/>
+              <w:autoSpaceDE/>
+              <w:autoSpaceDN/>
+              <w:bidi w:val="0"/>
+              <w:adjustRightInd/>
+              <w:snapToGrid/>
+              <w:spacing w:line="250" w:lineRule="atLeast"/>
+              <w:jc w:val="center"/>
+              <w:textAlignment w:val="auto"/>
+              <w:rPr>
+                <w:rFonts w:hint="default" w:ascii="Times New Roman" w:hAnsi="Times New Roman" w:eastAsia="宋体" w:cs="Times New Roman"/>
+                <w:i w:val="0"/>
+                <w:iCs w:val="0"/>
+                <w:caps w:val="0"/>
+                <w:color w:val="0F1115"/>
+                <w:spacing w:val="0"/>
+                <w:kern w:val="0"/>
+                <w:sz w:val="18"/>
+                <w:szCs w:val="18"/>
+                <w:lang w:val="en-US" w:eastAsia="zh-CN" w:bidi="ar"/>
+              </w:rPr>
+            </w:pPr>
+            <w:r>
+              <w:rPr>
+                <w:rFonts w:hint="default" w:ascii="Times New Roman" w:hAnsi="Times New Roman" w:eastAsia="宋体" w:cs="Times New Roman"/>
+                <w:i w:val="0"/>
+                <w:iCs w:val="0"/>
+                <w:caps w:val="0"/>
+                <w:color w:val="0F1115"/>
+                <w:spacing w:val="0"/>
+                <w:kern w:val="0"/>
+                <w:sz w:val="18"/>
+                <w:szCs w:val="18"/>
+                <w:lang w:val="en-US" w:eastAsia="zh-CN" w:bidi="ar"/>
+              </w:rPr>
+              <w:t>普攻/技能</w:t>
+            </w:r>
+          </w:p>
+        </w:tc>
+      </w:tr>
+      <w:tr>
+        <w:tblPrEx>
+          <w:tblBorders>
+            <w:top w:val="single" w:color="auto" w:sz="4" w:space="0"/>
+            <w:left w:val="single" w:color="auto" w:sz="4" w:space="0"/>
+            <w:bottom w:val="single" w:color="auto" w:sz="4" w:space="0"/>
+            <w:right w:val="single" w:color="auto" w:sz="4" w:space="0"/>
+            <w:insideH w:val="single" w:color="auto" w:sz="4" w:space="0"/>
+            <w:insideV w:val="single" w:color="auto" w:sz="4" w:space="0"/>
+          </w:tblBorders>
+          <w:tblCellMar>
+            <w:top w:w="0" w:type="dxa"/>
+            <w:left w:w="108" w:type="dxa"/>
+            <w:bottom w:w="0" w:type="dxa"/>
+            <w:right w:w="108" w:type="dxa"/>
+          </w:tblCellMar>
+        </w:tblPrEx>
+        <w:tc>
+          <w:tcPr>
+            <w:tcW w:w="2130" w:type="dxa"/>
+          </w:tcPr>
+          <w:p>
+            <w:pPr>
+              <w:keepNext w:val="0"/>
+              <w:keepLines w:val="0"/>
+              <w:pageBreakBefore w:val="0"/>
+              <w:widowControl/>
+              <w:suppressLineNumbers w:val="0"/>
+              <w:kinsoku/>
+              <w:wordWrap w:val="0"/>
+              <w:overflowPunct/>
+              <w:topLinePunct w:val="0"/>
+              <w:autoSpaceDE/>
+              <w:autoSpaceDN/>
+              <w:bidi w:val="0"/>
+              <w:adjustRightInd/>
+              <w:snapToGrid/>
+              <w:spacing w:line="250" w:lineRule="atLeast"/>
+              <w:jc w:val="center"/>
+              <w:textAlignment w:val="auto"/>
+              <w:rPr>
+                <w:rFonts w:hint="default" w:ascii="Times New Roman" w:hAnsi="Times New Roman" w:eastAsia="宋体" w:cs="Times New Roman"/>
+                <w:i w:val="0"/>
+                <w:iCs w:val="0"/>
+                <w:caps w:val="0"/>
+                <w:color w:val="0F1115"/>
+                <w:spacing w:val="0"/>
+                <w:kern w:val="0"/>
+                <w:sz w:val="18"/>
+                <w:szCs w:val="18"/>
+                <w:lang w:val="en-US" w:eastAsia="zh-CN" w:bidi="ar"/>
+              </w:rPr>
+            </w:pPr>
+            <w:r>
+              <w:rPr>
+                <w:rFonts w:hint="default" w:ascii="Times New Roman" w:hAnsi="Times New Roman" w:eastAsia="宋体" w:cs="Times New Roman"/>
+                <w:i w:val="0"/>
+                <w:iCs w:val="0"/>
+                <w:caps w:val="0"/>
+                <w:color w:val="0F1115"/>
+                <w:spacing w:val="0"/>
+                <w:kern w:val="0"/>
+                <w:sz w:val="18"/>
+                <w:szCs w:val="18"/>
+                <w:lang w:val="en-US" w:eastAsia="zh-CN" w:bidi="ar"/>
+              </w:rPr>
+              <w:t>AOE</w:t>
+            </w:r>
+          </w:p>
+        </w:tc>
+        <w:tc>
+          <w:tcPr>
+            <w:tcW w:w="1517" w:type="dxa"/>
+          </w:tcPr>
+          <w:p>
+            <w:pPr>
+              <w:keepNext w:val="0"/>
+              <w:keepLines w:val="0"/>
+              <w:pageBreakBefore w:val="0"/>
+              <w:widowControl/>
+              <w:suppressLineNumbers w:val="0"/>
+              <w:kinsoku/>
+              <w:wordWrap w:val="0"/>
+              <w:overflowPunct/>
+              <w:topLinePunct w:val="0"/>
+              <w:autoSpaceDE/>
+              <w:autoSpaceDN/>
+              <w:bidi w:val="0"/>
+              <w:adjustRightInd/>
+              <w:snapToGrid/>
+              <w:spacing w:line="250" w:lineRule="atLeast"/>
+              <w:jc w:val="center"/>
+              <w:textAlignment w:val="auto"/>
+              <w:rPr>
+                <w:rFonts w:hint="default" w:ascii="Times New Roman" w:hAnsi="Times New Roman" w:eastAsia="宋体" w:cs="Times New Roman"/>
+                <w:i w:val="0"/>
+                <w:iCs w:val="0"/>
+                <w:caps w:val="0"/>
+                <w:color w:val="0F1115"/>
+                <w:spacing w:val="0"/>
+                <w:kern w:val="0"/>
+                <w:sz w:val="18"/>
+                <w:szCs w:val="18"/>
+                <w:lang w:val="en-US" w:eastAsia="zh-CN" w:bidi="ar"/>
+              </w:rPr>
+            </w:pPr>
+            <w:r>
+              <w:rPr>
+                <w:rFonts w:hint="default" w:ascii="Times New Roman" w:hAnsi="Times New Roman" w:eastAsia="宋体" w:cs="Times New Roman"/>
+                <w:i w:val="0"/>
+                <w:iCs w:val="0"/>
+                <w:caps w:val="0"/>
+                <w:color w:val="0F1115"/>
+                <w:spacing w:val="0"/>
+                <w:kern w:val="0"/>
+                <w:sz w:val="18"/>
+                <w:szCs w:val="18"/>
+                <w:lang w:val="en-US" w:eastAsia="zh-CN" w:bidi="ar"/>
+              </w:rPr>
+              <w:t>范围技能</w:t>
+            </w:r>
+          </w:p>
+        </w:tc>
+        <w:tc>
+          <w:tcPr>
+            <w:tcW w:w="2744" w:type="dxa"/>
+          </w:tcPr>
+          <w:p>
+            <w:pPr>
+              <w:keepNext w:val="0"/>
+              <w:keepLines w:val="0"/>
+              <w:pageBreakBefore w:val="0"/>
+              <w:widowControl/>
+              <w:suppressLineNumbers w:val="0"/>
+              <w:kinsoku/>
+              <w:wordWrap w:val="0"/>
+              <w:overflowPunct/>
+              <w:topLinePunct w:val="0"/>
+              <w:autoSpaceDE/>
+              <w:autoSpaceDN/>
+              <w:bidi w:val="0"/>
+              <w:adjustRightInd/>
+              <w:snapToGrid/>
+              <w:spacing w:line="250" w:lineRule="atLeast"/>
+              <w:jc w:val="center"/>
+              <w:textAlignment w:val="auto"/>
+              <w:rPr>
+                <w:rFonts w:hint="default" w:ascii="Times New Roman" w:hAnsi="Times New Roman" w:eastAsia="宋体" w:cs="Times New Roman"/>
+                <w:i w:val="0"/>
+                <w:iCs w:val="0"/>
+                <w:caps w:val="0"/>
+                <w:color w:val="0F1115"/>
+                <w:spacing w:val="0"/>
+                <w:kern w:val="0"/>
+                <w:sz w:val="18"/>
+                <w:szCs w:val="18"/>
+                <w:lang w:val="en-US" w:eastAsia="zh-CN" w:bidi="ar"/>
+              </w:rPr>
+            </w:pPr>
+            <w:r>
+              <w:rPr>
+                <w:rFonts w:hint="default" w:ascii="Times New Roman" w:hAnsi="Times New Roman" w:eastAsia="宋体" w:cs="Times New Roman"/>
+                <w:i w:val="0"/>
+                <w:iCs w:val="0"/>
+                <w:caps w:val="0"/>
+                <w:color w:val="0F1115"/>
+                <w:spacing w:val="0"/>
+                <w:kern w:val="0"/>
+                <w:sz w:val="18"/>
+                <w:szCs w:val="18"/>
+                <w:lang w:val="en-US" w:eastAsia="zh-CN" w:bidi="ar"/>
+              </w:rPr>
+              <w:t>移动到玩家位置释放</w:t>
+            </w:r>
+          </w:p>
+        </w:tc>
+        <w:tc>
+          <w:tcPr>
+            <w:tcW w:w="2131" w:type="dxa"/>
+          </w:tcPr>
+          <w:p>
+            <w:pPr>
+              <w:keepNext w:val="0"/>
+              <w:keepLines w:val="0"/>
+              <w:pageBreakBefore w:val="0"/>
+              <w:widowControl/>
+              <w:suppressLineNumbers w:val="0"/>
+              <w:kinsoku/>
+              <w:wordWrap w:val="0"/>
+              <w:overflowPunct/>
+              <w:topLinePunct w:val="0"/>
+              <w:autoSpaceDE/>
+              <w:autoSpaceDN/>
+              <w:bidi w:val="0"/>
+              <w:adjustRightInd/>
+              <w:snapToGrid/>
+              <w:spacing w:line="250" w:lineRule="atLeast"/>
+              <w:jc w:val="center"/>
+              <w:textAlignment w:val="auto"/>
+              <w:rPr>
+                <w:rFonts w:hint="default" w:ascii="Times New Roman" w:hAnsi="Times New Roman" w:eastAsia="宋体" w:cs="Times New Roman"/>
+                <w:i w:val="0"/>
+                <w:iCs w:val="0"/>
+                <w:caps w:val="0"/>
+                <w:color w:val="0F1115"/>
+                <w:spacing w:val="0"/>
+                <w:kern w:val="0"/>
+                <w:sz w:val="18"/>
+                <w:szCs w:val="18"/>
+                <w:lang w:val="en-US" w:eastAsia="zh-CN" w:bidi="ar"/>
+              </w:rPr>
+            </w:pPr>
+            <w:r>
+              <w:rPr>
+                <w:rFonts w:hint="default" w:ascii="Times New Roman" w:hAnsi="Times New Roman" w:eastAsia="宋体" w:cs="Times New Roman"/>
+                <w:i w:val="0"/>
+                <w:iCs w:val="0"/>
+                <w:caps w:val="0"/>
+                <w:color w:val="0F1115"/>
+                <w:spacing w:val="0"/>
+                <w:kern w:val="0"/>
+                <w:sz w:val="18"/>
+                <w:szCs w:val="18"/>
+                <w:lang w:val="en-US" w:eastAsia="zh-CN" w:bidi="ar"/>
+              </w:rPr>
+              <w:t>技能</w:t>
+            </w:r>
+          </w:p>
+        </w:tc>
+      </w:tr>
+      <w:tr>
+        <w:tblPrEx>
+          <w:tblBorders>
+            <w:top w:val="single" w:color="auto" w:sz="4" w:space="0"/>
+            <w:left w:val="single" w:color="auto" w:sz="4" w:space="0"/>
+            <w:bottom w:val="single" w:color="auto" w:sz="4" w:space="0"/>
+            <w:right w:val="single" w:color="auto" w:sz="4" w:space="0"/>
+            <w:insideH w:val="single" w:color="auto" w:sz="4" w:space="0"/>
+            <w:insideV w:val="single" w:color="auto" w:sz="4" w:space="0"/>
+          </w:tblBorders>
+          <w:tblCellMar>
+            <w:top w:w="0" w:type="dxa"/>
+            <w:left w:w="108" w:type="dxa"/>
+            <w:bottom w:w="0" w:type="dxa"/>
+            <w:right w:w="108" w:type="dxa"/>
+          </w:tblCellMar>
+        </w:tblPrEx>
+        <w:tc>
+          <w:tcPr>
+            <w:tcW w:w="2130" w:type="dxa"/>
+          </w:tcPr>
+          <w:p>
+            <w:pPr>
+              <w:keepNext w:val="0"/>
+              <w:keepLines w:val="0"/>
+              <w:pageBreakBefore w:val="0"/>
+              <w:widowControl/>
+              <w:suppressLineNumbers w:val="0"/>
+              <w:kinsoku/>
+              <w:wordWrap w:val="0"/>
+              <w:overflowPunct/>
+              <w:topLinePunct w:val="0"/>
+              <w:autoSpaceDE/>
+              <w:autoSpaceDN/>
+              <w:bidi w:val="0"/>
+              <w:adjustRightInd/>
+              <w:snapToGrid/>
+              <w:spacing w:line="250" w:lineRule="atLeast"/>
+              <w:jc w:val="center"/>
+              <w:textAlignment w:val="auto"/>
+              <w:rPr>
+                <w:rFonts w:hint="default" w:ascii="Times New Roman" w:hAnsi="Times New Roman" w:eastAsia="宋体" w:cs="Times New Roman"/>
+                <w:i w:val="0"/>
+                <w:iCs w:val="0"/>
+                <w:caps w:val="0"/>
+                <w:color w:val="0F1115"/>
+                <w:spacing w:val="0"/>
+                <w:kern w:val="0"/>
+                <w:sz w:val="18"/>
+                <w:szCs w:val="18"/>
+                <w:lang w:val="en-US" w:eastAsia="zh-CN" w:bidi="ar"/>
+              </w:rPr>
+            </w:pPr>
+            <w:r>
+              <w:rPr>
+                <w:rFonts w:hint="default" w:ascii="Times New Roman" w:hAnsi="Times New Roman" w:eastAsia="宋体" w:cs="Times New Roman"/>
+                <w:i w:val="0"/>
+                <w:iCs w:val="0"/>
+                <w:caps w:val="0"/>
+                <w:color w:val="0F1115"/>
+                <w:spacing w:val="0"/>
+                <w:kern w:val="0"/>
+                <w:sz w:val="18"/>
+                <w:szCs w:val="18"/>
+                <w:lang w:val="en-US" w:eastAsia="zh-CN" w:bidi="ar"/>
+              </w:rPr>
+              <w:t>Dash</w:t>
+            </w:r>
+          </w:p>
+        </w:tc>
+        <w:tc>
+          <w:tcPr>
+            <w:tcW w:w="1517" w:type="dxa"/>
+          </w:tcPr>
+          <w:p>
+            <w:pPr>
+              <w:keepNext w:val="0"/>
+              <w:keepLines w:val="0"/>
+              <w:pageBreakBefore w:val="0"/>
+              <w:widowControl/>
+              <w:suppressLineNumbers w:val="0"/>
+              <w:kinsoku/>
+              <w:wordWrap w:val="0"/>
+              <w:overflowPunct/>
+              <w:topLinePunct w:val="0"/>
+              <w:autoSpaceDE/>
+              <w:autoSpaceDN/>
+              <w:bidi w:val="0"/>
+              <w:adjustRightInd/>
+              <w:snapToGrid/>
+              <w:spacing w:line="250" w:lineRule="atLeast"/>
+              <w:jc w:val="center"/>
+              <w:textAlignment w:val="auto"/>
+              <w:rPr>
+                <w:rFonts w:hint="default" w:ascii="Times New Roman" w:hAnsi="Times New Roman" w:eastAsia="宋体" w:cs="Times New Roman"/>
+                <w:i w:val="0"/>
+                <w:iCs w:val="0"/>
+                <w:caps w:val="0"/>
+                <w:color w:val="0F1115"/>
+                <w:spacing w:val="0"/>
+                <w:kern w:val="0"/>
+                <w:sz w:val="18"/>
+                <w:szCs w:val="18"/>
+                <w:lang w:val="en-US" w:eastAsia="zh-CN" w:bidi="ar"/>
+              </w:rPr>
+            </w:pPr>
+            <w:r>
+              <w:rPr>
+                <w:rFonts w:hint="default" w:ascii="Times New Roman" w:hAnsi="Times New Roman" w:eastAsia="宋体" w:cs="Times New Roman"/>
+                <w:i w:val="0"/>
+                <w:iCs w:val="0"/>
+                <w:caps w:val="0"/>
+                <w:color w:val="0F1115"/>
+                <w:spacing w:val="0"/>
+                <w:kern w:val="0"/>
+                <w:sz w:val="18"/>
+                <w:szCs w:val="18"/>
+                <w:lang w:val="en-US" w:eastAsia="zh-CN" w:bidi="ar"/>
+              </w:rPr>
+              <w:t>突进</w:t>
+            </w:r>
+          </w:p>
+        </w:tc>
+        <w:tc>
+          <w:tcPr>
+            <w:tcW w:w="2744" w:type="dxa"/>
+          </w:tcPr>
+          <w:p>
+            <w:pPr>
+              <w:keepNext w:val="0"/>
+              <w:keepLines w:val="0"/>
+              <w:pageBreakBefore w:val="0"/>
+              <w:widowControl/>
+              <w:suppressLineNumbers w:val="0"/>
+              <w:kinsoku/>
+              <w:wordWrap w:val="0"/>
+              <w:overflowPunct/>
+              <w:topLinePunct w:val="0"/>
+              <w:autoSpaceDE/>
+              <w:autoSpaceDN/>
+              <w:bidi w:val="0"/>
+              <w:adjustRightInd/>
+              <w:snapToGrid/>
+              <w:spacing w:line="250" w:lineRule="atLeast"/>
+              <w:jc w:val="center"/>
+              <w:textAlignment w:val="auto"/>
+              <w:rPr>
+                <w:rFonts w:hint="default" w:ascii="Times New Roman" w:hAnsi="Times New Roman" w:eastAsia="宋体" w:cs="Times New Roman"/>
+                <w:i w:val="0"/>
+                <w:iCs w:val="0"/>
+                <w:caps w:val="0"/>
+                <w:color w:val="0F1115"/>
+                <w:spacing w:val="0"/>
+                <w:kern w:val="0"/>
+                <w:sz w:val="18"/>
+                <w:szCs w:val="18"/>
+                <w:lang w:val="en-US" w:eastAsia="zh-CN" w:bidi="ar"/>
+              </w:rPr>
+            </w:pPr>
+            <w:r>
+              <w:rPr>
+                <w:rFonts w:hint="default" w:ascii="Times New Roman" w:hAnsi="Times New Roman" w:eastAsia="宋体" w:cs="Times New Roman"/>
+                <w:i w:val="0"/>
+                <w:iCs w:val="0"/>
+                <w:caps w:val="0"/>
+                <w:color w:val="0F1115"/>
+                <w:spacing w:val="0"/>
+                <w:kern w:val="0"/>
+                <w:sz w:val="18"/>
+                <w:szCs w:val="18"/>
+                <w:lang w:val="en-US" w:eastAsia="zh-CN" w:bidi="ar"/>
+              </w:rPr>
+              <w:t>向玩家突进 400~600</w:t>
+            </w:r>
+          </w:p>
+        </w:tc>
+        <w:tc>
+          <w:tcPr>
+            <w:tcW w:w="2131" w:type="dxa"/>
+          </w:tcPr>
+          <w:p>
+            <w:pPr>
+              <w:keepNext w:val="0"/>
+              <w:keepLines w:val="0"/>
+              <w:pageBreakBefore w:val="0"/>
+              <w:widowControl/>
+              <w:suppressLineNumbers w:val="0"/>
+              <w:kinsoku/>
+              <w:wordWrap w:val="0"/>
+              <w:overflowPunct/>
+              <w:topLinePunct w:val="0"/>
+              <w:autoSpaceDE/>
+              <w:autoSpaceDN/>
+              <w:bidi w:val="0"/>
+              <w:adjustRightInd/>
+              <w:snapToGrid/>
+              <w:spacing w:line="250" w:lineRule="atLeast"/>
+              <w:jc w:val="center"/>
+              <w:textAlignment w:val="auto"/>
+              <w:rPr>
+                <w:rFonts w:hint="default" w:ascii="Times New Roman" w:hAnsi="Times New Roman" w:eastAsia="宋体" w:cs="Times New Roman"/>
+                <w:i w:val="0"/>
+                <w:iCs w:val="0"/>
+                <w:caps w:val="0"/>
+                <w:color w:val="0F1115"/>
+                <w:spacing w:val="0"/>
+                <w:kern w:val="0"/>
+                <w:sz w:val="18"/>
+                <w:szCs w:val="18"/>
+                <w:lang w:val="en-US" w:eastAsia="zh-CN" w:bidi="ar"/>
+              </w:rPr>
+            </w:pPr>
+            <w:r>
+              <w:rPr>
+                <w:rFonts w:hint="default" w:ascii="Times New Roman" w:hAnsi="Times New Roman" w:eastAsia="宋体" w:cs="Times New Roman"/>
+                <w:i w:val="0"/>
+                <w:iCs w:val="0"/>
+                <w:caps w:val="0"/>
+                <w:color w:val="0F1115"/>
+                <w:spacing w:val="0"/>
+                <w:kern w:val="0"/>
+                <w:sz w:val="18"/>
+                <w:szCs w:val="18"/>
+                <w:lang w:val="en-US" w:eastAsia="zh-CN" w:bidi="ar"/>
+              </w:rPr>
+              <w:t>位移</w:t>
+            </w:r>
+          </w:p>
+        </w:tc>
+      </w:tr>
       <w:tr>
         <w:tblPrEx>
           <w:tblBorders>
@@ -11309,1146 +12537,6 @@
                 <w:szCs w:val="18"/>
                 <w:lang w:val="en-US" w:eastAsia="zh-CN" w:bidi="ar"/>
               </w:rPr>
-              <w:t>标签</w:t>
-            </w:r>
-          </w:p>
-        </w:tc>
-        <w:tc>
-          <w:tcPr>
-            <w:tcW w:w="1517" w:type="dxa"/>
-          </w:tcPr>
-          <w:p>
-            <w:pPr>
-              <w:keepNext w:val="0"/>
-              <w:keepLines w:val="0"/>
-              <w:pageBreakBefore w:val="0"/>
-              <w:widowControl/>
-              <w:suppressLineNumbers w:val="0"/>
-              <w:kinsoku/>
-              <w:wordWrap w:val="0"/>
-              <w:overflowPunct/>
-              <w:topLinePunct w:val="0"/>
-              <w:autoSpaceDE/>
-              <w:autoSpaceDN/>
-              <w:bidi w:val="0"/>
-              <w:adjustRightInd/>
-              <w:snapToGrid/>
-              <w:spacing w:line="250" w:lineRule="atLeast"/>
-              <w:jc w:val="center"/>
-              <w:textAlignment w:val="auto"/>
-              <w:rPr>
-                <w:rFonts w:hint="default" w:ascii="Times New Roman" w:hAnsi="Times New Roman" w:eastAsia="宋体" w:cs="Times New Roman"/>
-                <w:i w:val="0"/>
-                <w:iCs w:val="0"/>
-                <w:caps w:val="0"/>
-                <w:color w:val="0F1115"/>
-                <w:spacing w:val="0"/>
-                <w:kern w:val="0"/>
-                <w:sz w:val="18"/>
-                <w:szCs w:val="18"/>
-                <w:lang w:val="en-US" w:eastAsia="zh-CN" w:bidi="ar"/>
-              </w:rPr>
-            </w:pPr>
-            <w:r>
-              <w:rPr>
-                <w:rFonts w:hint="default" w:ascii="Times New Roman" w:hAnsi="Times New Roman" w:eastAsia="宋体" w:cs="Times New Roman"/>
-                <w:i w:val="0"/>
-                <w:iCs w:val="0"/>
-                <w:caps w:val="0"/>
-                <w:color w:val="0F1115"/>
-                <w:spacing w:val="0"/>
-                <w:kern w:val="0"/>
-                <w:sz w:val="18"/>
-                <w:szCs w:val="18"/>
-                <w:lang w:val="en-US" w:eastAsia="zh-CN" w:bidi="ar"/>
-              </w:rPr>
-              <w:t>含义</w:t>
-            </w:r>
-          </w:p>
-        </w:tc>
-        <w:tc>
-          <w:tcPr>
-            <w:tcW w:w="2744" w:type="dxa"/>
-          </w:tcPr>
-          <w:p>
-            <w:pPr>
-              <w:keepNext w:val="0"/>
-              <w:keepLines w:val="0"/>
-              <w:pageBreakBefore w:val="0"/>
-              <w:widowControl/>
-              <w:suppressLineNumbers w:val="0"/>
-              <w:kinsoku/>
-              <w:wordWrap w:val="0"/>
-              <w:overflowPunct/>
-              <w:topLinePunct w:val="0"/>
-              <w:autoSpaceDE/>
-              <w:autoSpaceDN/>
-              <w:bidi w:val="0"/>
-              <w:adjustRightInd/>
-              <w:snapToGrid/>
-              <w:spacing w:line="250" w:lineRule="atLeast"/>
-              <w:jc w:val="center"/>
-              <w:textAlignment w:val="auto"/>
-              <w:rPr>
-                <w:rFonts w:hint="default" w:ascii="Times New Roman" w:hAnsi="Times New Roman" w:eastAsia="宋体" w:cs="Times New Roman"/>
-                <w:i w:val="0"/>
-                <w:iCs w:val="0"/>
-                <w:caps w:val="0"/>
-                <w:color w:val="0F1115"/>
-                <w:spacing w:val="0"/>
-                <w:kern w:val="0"/>
-                <w:sz w:val="18"/>
-                <w:szCs w:val="18"/>
-                <w:lang w:val="en-US" w:eastAsia="zh-CN" w:bidi="ar"/>
-              </w:rPr>
-            </w:pPr>
-            <w:r>
-              <w:rPr>
-                <w:rFonts w:hint="default" w:ascii="Times New Roman" w:hAnsi="Times New Roman" w:eastAsia="宋体" w:cs="Times New Roman"/>
-                <w:i w:val="0"/>
-                <w:iCs w:val="0"/>
-                <w:caps w:val="0"/>
-                <w:color w:val="0F1115"/>
-                <w:spacing w:val="0"/>
-                <w:kern w:val="0"/>
-                <w:sz w:val="18"/>
-                <w:szCs w:val="18"/>
-                <w:lang w:val="en-US" w:eastAsia="zh-CN" w:bidi="ar"/>
-              </w:rPr>
-              <w:t>影响阈值</w:t>
-            </w:r>
-          </w:p>
-        </w:tc>
-        <w:tc>
-          <w:tcPr>
-            <w:tcW w:w="2131" w:type="dxa"/>
-          </w:tcPr>
-          <w:p>
-            <w:pPr>
-              <w:keepNext w:val="0"/>
-              <w:keepLines w:val="0"/>
-              <w:pageBreakBefore w:val="0"/>
-              <w:widowControl/>
-              <w:suppressLineNumbers w:val="0"/>
-              <w:kinsoku/>
-              <w:wordWrap w:val="0"/>
-              <w:overflowPunct/>
-              <w:topLinePunct w:val="0"/>
-              <w:autoSpaceDE/>
-              <w:autoSpaceDN/>
-              <w:bidi w:val="0"/>
-              <w:adjustRightInd/>
-              <w:snapToGrid/>
-              <w:spacing w:line="250" w:lineRule="atLeast"/>
-              <w:jc w:val="center"/>
-              <w:textAlignment w:val="auto"/>
-              <w:rPr>
-                <w:rFonts w:hint="default" w:ascii="Times New Roman" w:hAnsi="Times New Roman" w:eastAsia="宋体" w:cs="Times New Roman"/>
-                <w:i w:val="0"/>
-                <w:iCs w:val="0"/>
-                <w:caps w:val="0"/>
-                <w:color w:val="0F1115"/>
-                <w:spacing w:val="0"/>
-                <w:kern w:val="0"/>
-                <w:sz w:val="18"/>
-                <w:szCs w:val="18"/>
-                <w:lang w:val="en-US" w:eastAsia="zh-CN" w:bidi="ar"/>
-              </w:rPr>
-            </w:pPr>
-            <w:r>
-              <w:rPr>
-                <w:rFonts w:hint="default" w:ascii="Times New Roman" w:hAnsi="Times New Roman" w:eastAsia="宋体" w:cs="Times New Roman"/>
-                <w:i w:val="0"/>
-                <w:iCs w:val="0"/>
-                <w:caps w:val="0"/>
-                <w:color w:val="0F1115"/>
-                <w:spacing w:val="0"/>
-                <w:kern w:val="0"/>
-                <w:sz w:val="18"/>
-                <w:szCs w:val="18"/>
-                <w:lang w:val="en-US" w:eastAsia="zh-CN" w:bidi="ar"/>
-              </w:rPr>
-              <w:t>适用槽位</w:t>
-            </w:r>
-          </w:p>
-        </w:tc>
-      </w:tr>
-      <w:tr>
-        <w:tblPrEx>
-          <w:tblBorders>
-            <w:top w:val="single" w:color="auto" w:sz="4" w:space="0"/>
-            <w:left w:val="single" w:color="auto" w:sz="4" w:space="0"/>
-            <w:bottom w:val="single" w:color="auto" w:sz="4" w:space="0"/>
-            <w:right w:val="single" w:color="auto" w:sz="4" w:space="0"/>
-            <w:insideH w:val="single" w:color="auto" w:sz="4" w:space="0"/>
-            <w:insideV w:val="single" w:color="auto" w:sz="4" w:space="0"/>
-          </w:tblBorders>
-          <w:tblCellMar>
-            <w:left w:w="108" w:type="dxa"/>
-            <w:right w:w="108" w:type="dxa"/>
-          </w:tblCellMar>
-        </w:tblPrEx>
-        <w:tc>
-          <w:tcPr>
-            <w:tcW w:w="2130" w:type="dxa"/>
-          </w:tcPr>
-          <w:p>
-            <w:pPr>
-              <w:keepNext w:val="0"/>
-              <w:keepLines w:val="0"/>
-              <w:pageBreakBefore w:val="0"/>
-              <w:widowControl/>
-              <w:suppressLineNumbers w:val="0"/>
-              <w:kinsoku/>
-              <w:wordWrap w:val="0"/>
-              <w:overflowPunct/>
-              <w:topLinePunct w:val="0"/>
-              <w:autoSpaceDE/>
-              <w:autoSpaceDN/>
-              <w:bidi w:val="0"/>
-              <w:adjustRightInd/>
-              <w:snapToGrid/>
-              <w:spacing w:line="250" w:lineRule="atLeast"/>
-              <w:jc w:val="center"/>
-              <w:textAlignment w:val="auto"/>
-              <w:rPr>
-                <w:rFonts w:hint="default" w:ascii="Times New Roman" w:hAnsi="Times New Roman" w:eastAsia="宋体" w:cs="Times New Roman"/>
-                <w:i w:val="0"/>
-                <w:iCs w:val="0"/>
-                <w:caps w:val="0"/>
-                <w:color w:val="0F1115"/>
-                <w:spacing w:val="0"/>
-                <w:kern w:val="0"/>
-                <w:sz w:val="18"/>
-                <w:szCs w:val="18"/>
-                <w:lang w:val="en-US" w:eastAsia="zh-CN" w:bidi="ar"/>
-              </w:rPr>
-            </w:pPr>
-            <w:r>
-              <w:rPr>
-                <w:rFonts w:hint="default" w:ascii="Times New Roman" w:hAnsi="Times New Roman" w:eastAsia="宋体" w:cs="Times New Roman"/>
-                <w:i w:val="0"/>
-                <w:iCs w:val="0"/>
-                <w:caps w:val="0"/>
-                <w:color w:val="0F1115"/>
-                <w:spacing w:val="0"/>
-                <w:kern w:val="0"/>
-                <w:sz w:val="18"/>
-                <w:szCs w:val="18"/>
-                <w:lang w:val="en-US" w:eastAsia="zh-CN" w:bidi="ar"/>
-              </w:rPr>
-              <w:t>Melee</w:t>
-            </w:r>
-          </w:p>
-        </w:tc>
-        <w:tc>
-          <w:tcPr>
-            <w:tcW w:w="1517" w:type="dxa"/>
-          </w:tcPr>
-          <w:p>
-            <w:pPr>
-              <w:keepNext w:val="0"/>
-              <w:keepLines w:val="0"/>
-              <w:pageBreakBefore w:val="0"/>
-              <w:widowControl/>
-              <w:suppressLineNumbers w:val="0"/>
-              <w:kinsoku/>
-              <w:wordWrap w:val="0"/>
-              <w:overflowPunct/>
-              <w:topLinePunct w:val="0"/>
-              <w:autoSpaceDE/>
-              <w:autoSpaceDN/>
-              <w:bidi w:val="0"/>
-              <w:adjustRightInd/>
-              <w:snapToGrid/>
-              <w:spacing w:line="250" w:lineRule="atLeast"/>
-              <w:jc w:val="center"/>
-              <w:textAlignment w:val="auto"/>
-              <w:rPr>
-                <w:rFonts w:hint="default" w:ascii="Times New Roman" w:hAnsi="Times New Roman" w:eastAsia="宋体" w:cs="Times New Roman"/>
-                <w:i w:val="0"/>
-                <w:iCs w:val="0"/>
-                <w:caps w:val="0"/>
-                <w:color w:val="0F1115"/>
-                <w:spacing w:val="0"/>
-                <w:kern w:val="0"/>
-                <w:sz w:val="18"/>
-                <w:szCs w:val="18"/>
-                <w:lang w:val="en-US" w:eastAsia="zh-CN" w:bidi="ar"/>
-              </w:rPr>
-            </w:pPr>
-            <w:r>
-              <w:rPr>
-                <w:rFonts w:hint="default" w:ascii="Times New Roman" w:hAnsi="Times New Roman" w:eastAsia="宋体" w:cs="Times New Roman"/>
-                <w:i w:val="0"/>
-                <w:iCs w:val="0"/>
-                <w:caps w:val="0"/>
-                <w:color w:val="0F1115"/>
-                <w:spacing w:val="0"/>
-                <w:kern w:val="0"/>
-                <w:sz w:val="18"/>
-                <w:szCs w:val="18"/>
-                <w:lang w:val="en-US" w:eastAsia="zh-CN" w:bidi="ar"/>
-              </w:rPr>
-              <w:t>近战攻击</w:t>
-            </w:r>
-          </w:p>
-        </w:tc>
-        <w:tc>
-          <w:tcPr>
-            <w:tcW w:w="2744" w:type="dxa"/>
-          </w:tcPr>
-          <w:p>
-            <w:pPr>
-              <w:keepNext w:val="0"/>
-              <w:keepLines w:val="0"/>
-              <w:pageBreakBefore w:val="0"/>
-              <w:widowControl/>
-              <w:suppressLineNumbers w:val="0"/>
-              <w:kinsoku/>
-              <w:wordWrap w:val="0"/>
-              <w:overflowPunct/>
-              <w:topLinePunct w:val="0"/>
-              <w:autoSpaceDE/>
-              <w:autoSpaceDN/>
-              <w:bidi w:val="0"/>
-              <w:adjustRightInd/>
-              <w:snapToGrid/>
-              <w:spacing w:line="250" w:lineRule="atLeast"/>
-              <w:jc w:val="center"/>
-              <w:textAlignment w:val="auto"/>
-              <w:rPr>
-                <w:rFonts w:hint="default" w:ascii="Times New Roman" w:hAnsi="Times New Roman" w:eastAsia="宋体" w:cs="Times New Roman"/>
-                <w:i w:val="0"/>
-                <w:iCs w:val="0"/>
-                <w:caps w:val="0"/>
-                <w:color w:val="0F1115"/>
-                <w:spacing w:val="0"/>
-                <w:kern w:val="0"/>
-                <w:sz w:val="18"/>
-                <w:szCs w:val="18"/>
-                <w:lang w:val="en-US" w:eastAsia="zh-CN" w:bidi="ar"/>
-              </w:rPr>
-            </w:pPr>
-            <w:r>
-              <w:rPr>
-                <w:rFonts w:hint="default" w:ascii="Times New Roman" w:hAnsi="Times New Roman" w:eastAsia="宋体" w:cs="Times New Roman"/>
-                <w:i w:val="0"/>
-                <w:iCs w:val="0"/>
-                <w:caps w:val="0"/>
-                <w:color w:val="0F1115"/>
-                <w:spacing w:val="0"/>
-                <w:kern w:val="0"/>
-                <w:sz w:val="18"/>
-                <w:szCs w:val="18"/>
-                <w:lang w:val="en-US" w:eastAsia="zh-CN" w:bidi="ar"/>
-              </w:rPr>
-              <w:t>距离 &lt; 200</w:t>
-            </w:r>
-          </w:p>
-        </w:tc>
-        <w:tc>
-          <w:tcPr>
-            <w:tcW w:w="2131" w:type="dxa"/>
-          </w:tcPr>
-          <w:p>
-            <w:pPr>
-              <w:keepNext w:val="0"/>
-              <w:keepLines w:val="0"/>
-              <w:pageBreakBefore w:val="0"/>
-              <w:widowControl/>
-              <w:suppressLineNumbers w:val="0"/>
-              <w:kinsoku/>
-              <w:wordWrap w:val="0"/>
-              <w:overflowPunct/>
-              <w:topLinePunct w:val="0"/>
-              <w:autoSpaceDE/>
-              <w:autoSpaceDN/>
-              <w:bidi w:val="0"/>
-              <w:adjustRightInd/>
-              <w:snapToGrid/>
-              <w:spacing w:line="250" w:lineRule="atLeast"/>
-              <w:jc w:val="center"/>
-              <w:textAlignment w:val="auto"/>
-              <w:rPr>
-                <w:rFonts w:hint="default" w:ascii="Times New Roman" w:hAnsi="Times New Roman" w:eastAsia="宋体" w:cs="Times New Roman"/>
-                <w:i w:val="0"/>
-                <w:iCs w:val="0"/>
-                <w:caps w:val="0"/>
-                <w:color w:val="0F1115"/>
-                <w:spacing w:val="0"/>
-                <w:kern w:val="0"/>
-                <w:sz w:val="18"/>
-                <w:szCs w:val="18"/>
-                <w:lang w:val="en-US" w:eastAsia="zh-CN" w:bidi="ar"/>
-              </w:rPr>
-            </w:pPr>
-            <w:r>
-              <w:rPr>
-                <w:rFonts w:hint="default" w:ascii="Times New Roman" w:hAnsi="Times New Roman" w:eastAsia="宋体" w:cs="Times New Roman"/>
-                <w:i w:val="0"/>
-                <w:iCs w:val="0"/>
-                <w:caps w:val="0"/>
-                <w:color w:val="0F1115"/>
-                <w:spacing w:val="0"/>
-                <w:kern w:val="0"/>
-                <w:sz w:val="18"/>
-                <w:szCs w:val="18"/>
-                <w:lang w:val="en-US" w:eastAsia="zh-CN" w:bidi="ar"/>
-              </w:rPr>
-              <w:t>普攻/技能</w:t>
-            </w:r>
-          </w:p>
-        </w:tc>
-      </w:tr>
-      <w:tr>
-        <w:tblPrEx>
-          <w:tblBorders>
-            <w:top w:val="single" w:color="auto" w:sz="4" w:space="0"/>
-            <w:left w:val="single" w:color="auto" w:sz="4" w:space="0"/>
-            <w:bottom w:val="single" w:color="auto" w:sz="4" w:space="0"/>
-            <w:right w:val="single" w:color="auto" w:sz="4" w:space="0"/>
-            <w:insideH w:val="single" w:color="auto" w:sz="4" w:space="0"/>
-            <w:insideV w:val="single" w:color="auto" w:sz="4" w:space="0"/>
-          </w:tblBorders>
-          <w:tblCellMar>
-            <w:left w:w="108" w:type="dxa"/>
-            <w:right w:w="108" w:type="dxa"/>
-          </w:tblCellMar>
-        </w:tblPrEx>
-        <w:tc>
-          <w:tcPr>
-            <w:tcW w:w="2130" w:type="dxa"/>
-          </w:tcPr>
-          <w:p>
-            <w:pPr>
-              <w:keepNext w:val="0"/>
-              <w:keepLines w:val="0"/>
-              <w:pageBreakBefore w:val="0"/>
-              <w:widowControl/>
-              <w:suppressLineNumbers w:val="0"/>
-              <w:kinsoku/>
-              <w:wordWrap w:val="0"/>
-              <w:overflowPunct/>
-              <w:topLinePunct w:val="0"/>
-              <w:autoSpaceDE/>
-              <w:autoSpaceDN/>
-              <w:bidi w:val="0"/>
-              <w:adjustRightInd/>
-              <w:snapToGrid/>
-              <w:spacing w:line="250" w:lineRule="atLeast"/>
-              <w:jc w:val="center"/>
-              <w:textAlignment w:val="auto"/>
-              <w:rPr>
-                <w:rFonts w:hint="default" w:ascii="Times New Roman" w:hAnsi="Times New Roman" w:eastAsia="宋体" w:cs="Times New Roman"/>
-                <w:i w:val="0"/>
-                <w:iCs w:val="0"/>
-                <w:caps w:val="0"/>
-                <w:color w:val="0F1115"/>
-                <w:spacing w:val="0"/>
-                <w:kern w:val="0"/>
-                <w:sz w:val="18"/>
-                <w:szCs w:val="18"/>
-                <w:lang w:val="en-US" w:eastAsia="zh-CN" w:bidi="ar"/>
-              </w:rPr>
-            </w:pPr>
-            <w:r>
-              <w:rPr>
-                <w:rFonts w:hint="default" w:ascii="Times New Roman" w:hAnsi="Times New Roman" w:eastAsia="宋体" w:cs="Times New Roman"/>
-                <w:i w:val="0"/>
-                <w:iCs w:val="0"/>
-                <w:caps w:val="0"/>
-                <w:color w:val="0F1115"/>
-                <w:spacing w:val="0"/>
-                <w:kern w:val="0"/>
-                <w:sz w:val="18"/>
-                <w:szCs w:val="18"/>
-                <w:lang w:val="en-US" w:eastAsia="zh-CN" w:bidi="ar"/>
-              </w:rPr>
-              <w:t>Ranged</w:t>
-            </w:r>
-          </w:p>
-        </w:tc>
-        <w:tc>
-          <w:tcPr>
-            <w:tcW w:w="1517" w:type="dxa"/>
-          </w:tcPr>
-          <w:p>
-            <w:pPr>
-              <w:keepNext w:val="0"/>
-              <w:keepLines w:val="0"/>
-              <w:pageBreakBefore w:val="0"/>
-              <w:widowControl/>
-              <w:suppressLineNumbers w:val="0"/>
-              <w:kinsoku/>
-              <w:wordWrap w:val="0"/>
-              <w:overflowPunct/>
-              <w:topLinePunct w:val="0"/>
-              <w:autoSpaceDE/>
-              <w:autoSpaceDN/>
-              <w:bidi w:val="0"/>
-              <w:adjustRightInd/>
-              <w:snapToGrid/>
-              <w:spacing w:line="250" w:lineRule="atLeast"/>
-              <w:jc w:val="center"/>
-              <w:textAlignment w:val="auto"/>
-              <w:rPr>
-                <w:rFonts w:hint="default" w:ascii="Times New Roman" w:hAnsi="Times New Roman" w:eastAsia="宋体" w:cs="Times New Roman"/>
-                <w:i w:val="0"/>
-                <w:iCs w:val="0"/>
-                <w:caps w:val="0"/>
-                <w:color w:val="0F1115"/>
-                <w:spacing w:val="0"/>
-                <w:kern w:val="0"/>
-                <w:sz w:val="18"/>
-                <w:szCs w:val="18"/>
-                <w:lang w:val="en-US" w:eastAsia="zh-CN" w:bidi="ar"/>
-              </w:rPr>
-            </w:pPr>
-            <w:r>
-              <w:rPr>
-                <w:rFonts w:hint="default" w:ascii="Times New Roman" w:hAnsi="Times New Roman" w:eastAsia="宋体" w:cs="Times New Roman"/>
-                <w:i w:val="0"/>
-                <w:iCs w:val="0"/>
-                <w:caps w:val="0"/>
-                <w:color w:val="0F1115"/>
-                <w:spacing w:val="0"/>
-                <w:kern w:val="0"/>
-                <w:sz w:val="18"/>
-                <w:szCs w:val="18"/>
-                <w:lang w:val="en-US" w:eastAsia="zh-CN" w:bidi="ar"/>
-              </w:rPr>
-              <w:t>远程攻击</w:t>
-            </w:r>
-          </w:p>
-        </w:tc>
-        <w:tc>
-          <w:tcPr>
-            <w:tcW w:w="2744" w:type="dxa"/>
-          </w:tcPr>
-          <w:p>
-            <w:pPr>
-              <w:keepNext w:val="0"/>
-              <w:keepLines w:val="0"/>
-              <w:pageBreakBefore w:val="0"/>
-              <w:widowControl/>
-              <w:suppressLineNumbers w:val="0"/>
-              <w:kinsoku/>
-              <w:wordWrap w:val="0"/>
-              <w:overflowPunct/>
-              <w:topLinePunct w:val="0"/>
-              <w:autoSpaceDE/>
-              <w:autoSpaceDN/>
-              <w:bidi w:val="0"/>
-              <w:adjustRightInd/>
-              <w:snapToGrid/>
-              <w:spacing w:line="250" w:lineRule="atLeast"/>
-              <w:jc w:val="center"/>
-              <w:textAlignment w:val="auto"/>
-              <w:rPr>
-                <w:rFonts w:hint="default" w:ascii="Times New Roman" w:hAnsi="Times New Roman" w:eastAsia="宋体" w:cs="Times New Roman"/>
-                <w:i w:val="0"/>
-                <w:iCs w:val="0"/>
-                <w:caps w:val="0"/>
-                <w:color w:val="0F1115"/>
-                <w:spacing w:val="0"/>
-                <w:kern w:val="0"/>
-                <w:sz w:val="18"/>
-                <w:szCs w:val="18"/>
-                <w:lang w:val="en-US" w:eastAsia="zh-CN" w:bidi="ar"/>
-              </w:rPr>
-            </w:pPr>
-            <w:r>
-              <w:rPr>
-                <w:rFonts w:hint="default" w:ascii="Times New Roman" w:hAnsi="Times New Roman" w:eastAsia="宋体" w:cs="Times New Roman"/>
-                <w:i w:val="0"/>
-                <w:iCs w:val="0"/>
-                <w:caps w:val="0"/>
-                <w:color w:val="0F1115"/>
-                <w:spacing w:val="0"/>
-                <w:kern w:val="0"/>
-                <w:sz w:val="18"/>
-                <w:szCs w:val="18"/>
-                <w:lang w:val="en-US" w:eastAsia="zh-CN" w:bidi="ar"/>
-              </w:rPr>
-              <w:t>保持 600~1000</w:t>
-            </w:r>
-          </w:p>
-        </w:tc>
-        <w:tc>
-          <w:tcPr>
-            <w:tcW w:w="2131" w:type="dxa"/>
-          </w:tcPr>
-          <w:p>
-            <w:pPr>
-              <w:keepNext w:val="0"/>
-              <w:keepLines w:val="0"/>
-              <w:pageBreakBefore w:val="0"/>
-              <w:widowControl/>
-              <w:suppressLineNumbers w:val="0"/>
-              <w:kinsoku/>
-              <w:wordWrap w:val="0"/>
-              <w:overflowPunct/>
-              <w:topLinePunct w:val="0"/>
-              <w:autoSpaceDE/>
-              <w:autoSpaceDN/>
-              <w:bidi w:val="0"/>
-              <w:adjustRightInd/>
-              <w:snapToGrid/>
-              <w:spacing w:line="250" w:lineRule="atLeast"/>
-              <w:jc w:val="center"/>
-              <w:textAlignment w:val="auto"/>
-              <w:rPr>
-                <w:rFonts w:hint="default" w:ascii="Times New Roman" w:hAnsi="Times New Roman" w:eastAsia="宋体" w:cs="Times New Roman"/>
-                <w:i w:val="0"/>
-                <w:iCs w:val="0"/>
-                <w:caps w:val="0"/>
-                <w:color w:val="0F1115"/>
-                <w:spacing w:val="0"/>
-                <w:kern w:val="0"/>
-                <w:sz w:val="18"/>
-                <w:szCs w:val="18"/>
-                <w:lang w:val="en-US" w:eastAsia="zh-CN" w:bidi="ar"/>
-              </w:rPr>
-            </w:pPr>
-            <w:r>
-              <w:rPr>
-                <w:rFonts w:hint="default" w:ascii="Times New Roman" w:hAnsi="Times New Roman" w:eastAsia="宋体" w:cs="Times New Roman"/>
-                <w:i w:val="0"/>
-                <w:iCs w:val="0"/>
-                <w:caps w:val="0"/>
-                <w:color w:val="0F1115"/>
-                <w:spacing w:val="0"/>
-                <w:kern w:val="0"/>
-                <w:sz w:val="18"/>
-                <w:szCs w:val="18"/>
-                <w:lang w:val="en-US" w:eastAsia="zh-CN" w:bidi="ar"/>
-              </w:rPr>
-              <w:t>普攻/技能</w:t>
-            </w:r>
-          </w:p>
-        </w:tc>
-      </w:tr>
-      <w:tr>
-        <w:tblPrEx>
-          <w:tblBorders>
-            <w:top w:val="single" w:color="auto" w:sz="4" w:space="0"/>
-            <w:left w:val="single" w:color="auto" w:sz="4" w:space="0"/>
-            <w:bottom w:val="single" w:color="auto" w:sz="4" w:space="0"/>
-            <w:right w:val="single" w:color="auto" w:sz="4" w:space="0"/>
-            <w:insideH w:val="single" w:color="auto" w:sz="4" w:space="0"/>
-            <w:insideV w:val="single" w:color="auto" w:sz="4" w:space="0"/>
-          </w:tblBorders>
-          <w:tblCellMar>
-            <w:left w:w="108" w:type="dxa"/>
-            <w:right w:w="108" w:type="dxa"/>
-          </w:tblCellMar>
-        </w:tblPrEx>
-        <w:tc>
-          <w:tcPr>
-            <w:tcW w:w="2130" w:type="dxa"/>
-          </w:tcPr>
-          <w:p>
-            <w:pPr>
-              <w:keepNext w:val="0"/>
-              <w:keepLines w:val="0"/>
-              <w:pageBreakBefore w:val="0"/>
-              <w:widowControl/>
-              <w:suppressLineNumbers w:val="0"/>
-              <w:kinsoku/>
-              <w:wordWrap w:val="0"/>
-              <w:overflowPunct/>
-              <w:topLinePunct w:val="0"/>
-              <w:autoSpaceDE/>
-              <w:autoSpaceDN/>
-              <w:bidi w:val="0"/>
-              <w:adjustRightInd/>
-              <w:snapToGrid/>
-              <w:spacing w:line="250" w:lineRule="atLeast"/>
-              <w:jc w:val="center"/>
-              <w:textAlignment w:val="auto"/>
-              <w:rPr>
-                <w:rFonts w:hint="default" w:ascii="Times New Roman" w:hAnsi="Times New Roman" w:eastAsia="宋体" w:cs="Times New Roman"/>
-                <w:i w:val="0"/>
-                <w:iCs w:val="0"/>
-                <w:caps w:val="0"/>
-                <w:color w:val="0F1115"/>
-                <w:spacing w:val="0"/>
-                <w:kern w:val="0"/>
-                <w:sz w:val="18"/>
-                <w:szCs w:val="18"/>
-                <w:lang w:val="en-US" w:eastAsia="zh-CN" w:bidi="ar"/>
-              </w:rPr>
-            </w:pPr>
-            <w:r>
-              <w:rPr>
-                <w:rFonts w:hint="default" w:ascii="Times New Roman" w:hAnsi="Times New Roman" w:eastAsia="宋体" w:cs="Times New Roman"/>
-                <w:i w:val="0"/>
-                <w:iCs w:val="0"/>
-                <w:caps w:val="0"/>
-                <w:color w:val="0F1115"/>
-                <w:spacing w:val="0"/>
-                <w:kern w:val="0"/>
-                <w:sz w:val="18"/>
-                <w:szCs w:val="18"/>
-                <w:lang w:val="en-US" w:eastAsia="zh-CN" w:bidi="ar"/>
-              </w:rPr>
-              <w:t>AOE</w:t>
-            </w:r>
-          </w:p>
-        </w:tc>
-        <w:tc>
-          <w:tcPr>
-            <w:tcW w:w="1517" w:type="dxa"/>
-          </w:tcPr>
-          <w:p>
-            <w:pPr>
-              <w:keepNext w:val="0"/>
-              <w:keepLines w:val="0"/>
-              <w:pageBreakBefore w:val="0"/>
-              <w:widowControl/>
-              <w:suppressLineNumbers w:val="0"/>
-              <w:kinsoku/>
-              <w:wordWrap w:val="0"/>
-              <w:overflowPunct/>
-              <w:topLinePunct w:val="0"/>
-              <w:autoSpaceDE/>
-              <w:autoSpaceDN/>
-              <w:bidi w:val="0"/>
-              <w:adjustRightInd/>
-              <w:snapToGrid/>
-              <w:spacing w:line="250" w:lineRule="atLeast"/>
-              <w:jc w:val="center"/>
-              <w:textAlignment w:val="auto"/>
-              <w:rPr>
-                <w:rFonts w:hint="default" w:ascii="Times New Roman" w:hAnsi="Times New Roman" w:eastAsia="宋体" w:cs="Times New Roman"/>
-                <w:i w:val="0"/>
-                <w:iCs w:val="0"/>
-                <w:caps w:val="0"/>
-                <w:color w:val="0F1115"/>
-                <w:spacing w:val="0"/>
-                <w:kern w:val="0"/>
-                <w:sz w:val="18"/>
-                <w:szCs w:val="18"/>
-                <w:lang w:val="en-US" w:eastAsia="zh-CN" w:bidi="ar"/>
-              </w:rPr>
-            </w:pPr>
-            <w:r>
-              <w:rPr>
-                <w:rFonts w:hint="default" w:ascii="Times New Roman" w:hAnsi="Times New Roman" w:eastAsia="宋体" w:cs="Times New Roman"/>
-                <w:i w:val="0"/>
-                <w:iCs w:val="0"/>
-                <w:caps w:val="0"/>
-                <w:color w:val="0F1115"/>
-                <w:spacing w:val="0"/>
-                <w:kern w:val="0"/>
-                <w:sz w:val="18"/>
-                <w:szCs w:val="18"/>
-                <w:lang w:val="en-US" w:eastAsia="zh-CN" w:bidi="ar"/>
-              </w:rPr>
-              <w:t>范围技能</w:t>
-            </w:r>
-          </w:p>
-        </w:tc>
-        <w:tc>
-          <w:tcPr>
-            <w:tcW w:w="2744" w:type="dxa"/>
-          </w:tcPr>
-          <w:p>
-            <w:pPr>
-              <w:keepNext w:val="0"/>
-              <w:keepLines w:val="0"/>
-              <w:pageBreakBefore w:val="0"/>
-              <w:widowControl/>
-              <w:suppressLineNumbers w:val="0"/>
-              <w:kinsoku/>
-              <w:wordWrap w:val="0"/>
-              <w:overflowPunct/>
-              <w:topLinePunct w:val="0"/>
-              <w:autoSpaceDE/>
-              <w:autoSpaceDN/>
-              <w:bidi w:val="0"/>
-              <w:adjustRightInd/>
-              <w:snapToGrid/>
-              <w:spacing w:line="250" w:lineRule="atLeast"/>
-              <w:jc w:val="center"/>
-              <w:textAlignment w:val="auto"/>
-              <w:rPr>
-                <w:rFonts w:hint="default" w:ascii="Times New Roman" w:hAnsi="Times New Roman" w:eastAsia="宋体" w:cs="Times New Roman"/>
-                <w:i w:val="0"/>
-                <w:iCs w:val="0"/>
-                <w:caps w:val="0"/>
-                <w:color w:val="0F1115"/>
-                <w:spacing w:val="0"/>
-                <w:kern w:val="0"/>
-                <w:sz w:val="18"/>
-                <w:szCs w:val="18"/>
-                <w:lang w:val="en-US" w:eastAsia="zh-CN" w:bidi="ar"/>
-              </w:rPr>
-            </w:pPr>
-            <w:r>
-              <w:rPr>
-                <w:rFonts w:hint="default" w:ascii="Times New Roman" w:hAnsi="Times New Roman" w:eastAsia="宋体" w:cs="Times New Roman"/>
-                <w:i w:val="0"/>
-                <w:iCs w:val="0"/>
-                <w:caps w:val="0"/>
-                <w:color w:val="0F1115"/>
-                <w:spacing w:val="0"/>
-                <w:kern w:val="0"/>
-                <w:sz w:val="18"/>
-                <w:szCs w:val="18"/>
-                <w:lang w:val="en-US" w:eastAsia="zh-CN" w:bidi="ar"/>
-              </w:rPr>
-              <w:t>移动到玩家位置释放</w:t>
-            </w:r>
-          </w:p>
-        </w:tc>
-        <w:tc>
-          <w:tcPr>
-            <w:tcW w:w="2131" w:type="dxa"/>
-          </w:tcPr>
-          <w:p>
-            <w:pPr>
-              <w:keepNext w:val="0"/>
-              <w:keepLines w:val="0"/>
-              <w:pageBreakBefore w:val="0"/>
-              <w:widowControl/>
-              <w:suppressLineNumbers w:val="0"/>
-              <w:kinsoku/>
-              <w:wordWrap w:val="0"/>
-              <w:overflowPunct/>
-              <w:topLinePunct w:val="0"/>
-              <w:autoSpaceDE/>
-              <w:autoSpaceDN/>
-              <w:bidi w:val="0"/>
-              <w:adjustRightInd/>
-              <w:snapToGrid/>
-              <w:spacing w:line="250" w:lineRule="atLeast"/>
-              <w:jc w:val="center"/>
-              <w:textAlignment w:val="auto"/>
-              <w:rPr>
-                <w:rFonts w:hint="default" w:ascii="Times New Roman" w:hAnsi="Times New Roman" w:eastAsia="宋体" w:cs="Times New Roman"/>
-                <w:i w:val="0"/>
-                <w:iCs w:val="0"/>
-                <w:caps w:val="0"/>
-                <w:color w:val="0F1115"/>
-                <w:spacing w:val="0"/>
-                <w:kern w:val="0"/>
-                <w:sz w:val="18"/>
-                <w:szCs w:val="18"/>
-                <w:lang w:val="en-US" w:eastAsia="zh-CN" w:bidi="ar"/>
-              </w:rPr>
-            </w:pPr>
-            <w:r>
-              <w:rPr>
-                <w:rFonts w:hint="default" w:ascii="Times New Roman" w:hAnsi="Times New Roman" w:eastAsia="宋体" w:cs="Times New Roman"/>
-                <w:i w:val="0"/>
-                <w:iCs w:val="0"/>
-                <w:caps w:val="0"/>
-                <w:color w:val="0F1115"/>
-                <w:spacing w:val="0"/>
-                <w:kern w:val="0"/>
-                <w:sz w:val="18"/>
-                <w:szCs w:val="18"/>
-                <w:lang w:val="en-US" w:eastAsia="zh-CN" w:bidi="ar"/>
-              </w:rPr>
-              <w:t>技能</w:t>
-            </w:r>
-          </w:p>
-        </w:tc>
-      </w:tr>
-      <w:tr>
-        <w:tblPrEx>
-          <w:tblBorders>
-            <w:top w:val="single" w:color="auto" w:sz="4" w:space="0"/>
-            <w:left w:val="single" w:color="auto" w:sz="4" w:space="0"/>
-            <w:bottom w:val="single" w:color="auto" w:sz="4" w:space="0"/>
-            <w:right w:val="single" w:color="auto" w:sz="4" w:space="0"/>
-            <w:insideH w:val="single" w:color="auto" w:sz="4" w:space="0"/>
-            <w:insideV w:val="single" w:color="auto" w:sz="4" w:space="0"/>
-          </w:tblBorders>
-          <w:tblCellMar>
-            <w:left w:w="108" w:type="dxa"/>
-            <w:right w:w="108" w:type="dxa"/>
-          </w:tblCellMar>
-        </w:tblPrEx>
-        <w:tc>
-          <w:tcPr>
-            <w:tcW w:w="2130" w:type="dxa"/>
-          </w:tcPr>
-          <w:p>
-            <w:pPr>
-              <w:keepNext w:val="0"/>
-              <w:keepLines w:val="0"/>
-              <w:pageBreakBefore w:val="0"/>
-              <w:widowControl/>
-              <w:suppressLineNumbers w:val="0"/>
-              <w:kinsoku/>
-              <w:wordWrap w:val="0"/>
-              <w:overflowPunct/>
-              <w:topLinePunct w:val="0"/>
-              <w:autoSpaceDE/>
-              <w:autoSpaceDN/>
-              <w:bidi w:val="0"/>
-              <w:adjustRightInd/>
-              <w:snapToGrid/>
-              <w:spacing w:line="250" w:lineRule="atLeast"/>
-              <w:jc w:val="center"/>
-              <w:textAlignment w:val="auto"/>
-              <w:rPr>
-                <w:rFonts w:hint="default" w:ascii="Times New Roman" w:hAnsi="Times New Roman" w:eastAsia="宋体" w:cs="Times New Roman"/>
-                <w:i w:val="0"/>
-                <w:iCs w:val="0"/>
-                <w:caps w:val="0"/>
-                <w:color w:val="0F1115"/>
-                <w:spacing w:val="0"/>
-                <w:kern w:val="0"/>
-                <w:sz w:val="18"/>
-                <w:szCs w:val="18"/>
-                <w:lang w:val="en-US" w:eastAsia="zh-CN" w:bidi="ar"/>
-              </w:rPr>
-            </w:pPr>
-            <w:r>
-              <w:rPr>
-                <w:rFonts w:hint="default" w:ascii="Times New Roman" w:hAnsi="Times New Roman" w:eastAsia="宋体" w:cs="Times New Roman"/>
-                <w:i w:val="0"/>
-                <w:iCs w:val="0"/>
-                <w:caps w:val="0"/>
-                <w:color w:val="0F1115"/>
-                <w:spacing w:val="0"/>
-                <w:kern w:val="0"/>
-                <w:sz w:val="18"/>
-                <w:szCs w:val="18"/>
-                <w:lang w:val="en-US" w:eastAsia="zh-CN" w:bidi="ar"/>
-              </w:rPr>
-              <w:t>Dash</w:t>
-            </w:r>
-          </w:p>
-        </w:tc>
-        <w:tc>
-          <w:tcPr>
-            <w:tcW w:w="1517" w:type="dxa"/>
-          </w:tcPr>
-          <w:p>
-            <w:pPr>
-              <w:keepNext w:val="0"/>
-              <w:keepLines w:val="0"/>
-              <w:pageBreakBefore w:val="0"/>
-              <w:widowControl/>
-              <w:suppressLineNumbers w:val="0"/>
-              <w:kinsoku/>
-              <w:wordWrap w:val="0"/>
-              <w:overflowPunct/>
-              <w:topLinePunct w:val="0"/>
-              <w:autoSpaceDE/>
-              <w:autoSpaceDN/>
-              <w:bidi w:val="0"/>
-              <w:adjustRightInd/>
-              <w:snapToGrid/>
-              <w:spacing w:line="250" w:lineRule="atLeast"/>
-              <w:jc w:val="center"/>
-              <w:textAlignment w:val="auto"/>
-              <w:rPr>
-                <w:rFonts w:hint="default" w:ascii="Times New Roman" w:hAnsi="Times New Roman" w:eastAsia="宋体" w:cs="Times New Roman"/>
-                <w:i w:val="0"/>
-                <w:iCs w:val="0"/>
-                <w:caps w:val="0"/>
-                <w:color w:val="0F1115"/>
-                <w:spacing w:val="0"/>
-                <w:kern w:val="0"/>
-                <w:sz w:val="18"/>
-                <w:szCs w:val="18"/>
-                <w:lang w:val="en-US" w:eastAsia="zh-CN" w:bidi="ar"/>
-              </w:rPr>
-            </w:pPr>
-            <w:r>
-              <w:rPr>
-                <w:rFonts w:hint="default" w:ascii="Times New Roman" w:hAnsi="Times New Roman" w:eastAsia="宋体" w:cs="Times New Roman"/>
-                <w:i w:val="0"/>
-                <w:iCs w:val="0"/>
-                <w:caps w:val="0"/>
-                <w:color w:val="0F1115"/>
-                <w:spacing w:val="0"/>
-                <w:kern w:val="0"/>
-                <w:sz w:val="18"/>
-                <w:szCs w:val="18"/>
-                <w:lang w:val="en-US" w:eastAsia="zh-CN" w:bidi="ar"/>
-              </w:rPr>
-              <w:t>突进</w:t>
-            </w:r>
-          </w:p>
-        </w:tc>
-        <w:tc>
-          <w:tcPr>
-            <w:tcW w:w="2744" w:type="dxa"/>
-          </w:tcPr>
-          <w:p>
-            <w:pPr>
-              <w:keepNext w:val="0"/>
-              <w:keepLines w:val="0"/>
-              <w:pageBreakBefore w:val="0"/>
-              <w:widowControl/>
-              <w:suppressLineNumbers w:val="0"/>
-              <w:kinsoku/>
-              <w:wordWrap w:val="0"/>
-              <w:overflowPunct/>
-              <w:topLinePunct w:val="0"/>
-              <w:autoSpaceDE/>
-              <w:autoSpaceDN/>
-              <w:bidi w:val="0"/>
-              <w:adjustRightInd/>
-              <w:snapToGrid/>
-              <w:spacing w:line="250" w:lineRule="atLeast"/>
-              <w:jc w:val="center"/>
-              <w:textAlignment w:val="auto"/>
-              <w:rPr>
-                <w:rFonts w:hint="default" w:ascii="Times New Roman" w:hAnsi="Times New Roman" w:eastAsia="宋体" w:cs="Times New Roman"/>
-                <w:i w:val="0"/>
-                <w:iCs w:val="0"/>
-                <w:caps w:val="0"/>
-                <w:color w:val="0F1115"/>
-                <w:spacing w:val="0"/>
-                <w:kern w:val="0"/>
-                <w:sz w:val="18"/>
-                <w:szCs w:val="18"/>
-                <w:lang w:val="en-US" w:eastAsia="zh-CN" w:bidi="ar"/>
-              </w:rPr>
-            </w:pPr>
-            <w:r>
-              <w:rPr>
-                <w:rFonts w:hint="default" w:ascii="Times New Roman" w:hAnsi="Times New Roman" w:eastAsia="宋体" w:cs="Times New Roman"/>
-                <w:i w:val="0"/>
-                <w:iCs w:val="0"/>
-                <w:caps w:val="0"/>
-                <w:color w:val="0F1115"/>
-                <w:spacing w:val="0"/>
-                <w:kern w:val="0"/>
-                <w:sz w:val="18"/>
-                <w:szCs w:val="18"/>
-                <w:lang w:val="en-US" w:eastAsia="zh-CN" w:bidi="ar"/>
-              </w:rPr>
-              <w:t>向玩家突进 400~600</w:t>
-            </w:r>
-          </w:p>
-        </w:tc>
-        <w:tc>
-          <w:tcPr>
-            <w:tcW w:w="2131" w:type="dxa"/>
-          </w:tcPr>
-          <w:p>
-            <w:pPr>
-              <w:keepNext w:val="0"/>
-              <w:keepLines w:val="0"/>
-              <w:pageBreakBefore w:val="0"/>
-              <w:widowControl/>
-              <w:suppressLineNumbers w:val="0"/>
-              <w:kinsoku/>
-              <w:wordWrap w:val="0"/>
-              <w:overflowPunct/>
-              <w:topLinePunct w:val="0"/>
-              <w:autoSpaceDE/>
-              <w:autoSpaceDN/>
-              <w:bidi w:val="0"/>
-              <w:adjustRightInd/>
-              <w:snapToGrid/>
-              <w:spacing w:line="250" w:lineRule="atLeast"/>
-              <w:jc w:val="center"/>
-              <w:textAlignment w:val="auto"/>
-              <w:rPr>
-                <w:rFonts w:hint="default" w:ascii="Times New Roman" w:hAnsi="Times New Roman" w:eastAsia="宋体" w:cs="Times New Roman"/>
-                <w:i w:val="0"/>
-                <w:iCs w:val="0"/>
-                <w:caps w:val="0"/>
-                <w:color w:val="0F1115"/>
-                <w:spacing w:val="0"/>
-                <w:kern w:val="0"/>
-                <w:sz w:val="18"/>
-                <w:szCs w:val="18"/>
-                <w:lang w:val="en-US" w:eastAsia="zh-CN" w:bidi="ar"/>
-              </w:rPr>
-            </w:pPr>
-            <w:r>
-              <w:rPr>
-                <w:rFonts w:hint="default" w:ascii="Times New Roman" w:hAnsi="Times New Roman" w:eastAsia="宋体" w:cs="Times New Roman"/>
-                <w:i w:val="0"/>
-                <w:iCs w:val="0"/>
-                <w:caps w:val="0"/>
-                <w:color w:val="0F1115"/>
-                <w:spacing w:val="0"/>
-                <w:kern w:val="0"/>
-                <w:sz w:val="18"/>
-                <w:szCs w:val="18"/>
-                <w:lang w:val="en-US" w:eastAsia="zh-CN" w:bidi="ar"/>
-              </w:rPr>
-              <w:t>位移</w:t>
-            </w:r>
-          </w:p>
-        </w:tc>
-      </w:tr>
-      <w:tr>
-        <w:tblPrEx>
-          <w:tblBorders>
-            <w:top w:val="single" w:color="auto" w:sz="4" w:space="0"/>
-            <w:left w:val="single" w:color="auto" w:sz="4" w:space="0"/>
-            <w:bottom w:val="single" w:color="auto" w:sz="4" w:space="0"/>
-            <w:right w:val="single" w:color="auto" w:sz="4" w:space="0"/>
-            <w:insideH w:val="single" w:color="auto" w:sz="4" w:space="0"/>
-            <w:insideV w:val="single" w:color="auto" w:sz="4" w:space="0"/>
-          </w:tblBorders>
-          <w:tblCellMar>
-            <w:left w:w="108" w:type="dxa"/>
-            <w:right w:w="108" w:type="dxa"/>
-          </w:tblCellMar>
-        </w:tblPrEx>
-        <w:tc>
-          <w:tcPr>
-            <w:tcW w:w="2130" w:type="dxa"/>
-          </w:tcPr>
-          <w:p>
-            <w:pPr>
-              <w:keepNext w:val="0"/>
-              <w:keepLines w:val="0"/>
-              <w:pageBreakBefore w:val="0"/>
-              <w:widowControl/>
-              <w:suppressLineNumbers w:val="0"/>
-              <w:kinsoku/>
-              <w:wordWrap w:val="0"/>
-              <w:overflowPunct/>
-              <w:topLinePunct w:val="0"/>
-              <w:autoSpaceDE/>
-              <w:autoSpaceDN/>
-              <w:bidi w:val="0"/>
-              <w:adjustRightInd/>
-              <w:snapToGrid/>
-              <w:spacing w:line="250" w:lineRule="atLeast"/>
-              <w:jc w:val="center"/>
-              <w:textAlignment w:val="auto"/>
-              <w:rPr>
-                <w:rFonts w:hint="default" w:ascii="Times New Roman" w:hAnsi="Times New Roman" w:eastAsia="宋体" w:cs="Times New Roman"/>
-                <w:i w:val="0"/>
-                <w:iCs w:val="0"/>
-                <w:caps w:val="0"/>
-                <w:color w:val="0F1115"/>
-                <w:spacing w:val="0"/>
-                <w:kern w:val="0"/>
-                <w:sz w:val="18"/>
-                <w:szCs w:val="18"/>
-                <w:lang w:val="en-US" w:eastAsia="zh-CN" w:bidi="ar"/>
-              </w:rPr>
-            </w:pPr>
-            <w:r>
-              <w:rPr>
-                <w:rFonts w:hint="default" w:ascii="Times New Roman" w:hAnsi="Times New Roman" w:eastAsia="宋体" w:cs="Times New Roman"/>
-                <w:i w:val="0"/>
-                <w:iCs w:val="0"/>
-                <w:caps w:val="0"/>
-                <w:color w:val="0F1115"/>
-                <w:spacing w:val="0"/>
-                <w:kern w:val="0"/>
-                <w:sz w:val="18"/>
-                <w:szCs w:val="18"/>
-                <w:lang w:val="en-US" w:eastAsia="zh-CN" w:bidi="ar"/>
-              </w:rPr>
               <w:t>Escape</w:t>
             </w:r>
           </w:p>
@@ -12624,7 +12712,9 @@
             <w:insideV w:val="single" w:color="auto" w:sz="4" w:space="0"/>
           </w:tblBorders>
           <w:tblCellMar>
+            <w:top w:w="0" w:type="dxa"/>
             <w:left w:w="108" w:type="dxa"/>
+            <w:bottom w:w="0" w:type="dxa"/>
             <w:right w:w="108" w:type="dxa"/>
           </w:tblCellMar>
         </w:tblPrEx>
@@ -12852,7 +12942,9 @@
             <w:insideV w:val="single" w:color="auto" w:sz="4" w:space="0"/>
           </w:tblBorders>
           <w:tblCellMar>
+            <w:top w:w="0" w:type="dxa"/>
             <w:left w:w="108" w:type="dxa"/>
+            <w:bottom w:w="0" w:type="dxa"/>
             <w:right w:w="108" w:type="dxa"/>
           </w:tblCellMar>
         </w:tblPrEx>
@@ -13275,7 +13367,7 @@
           <w:lang w:val="en-US" w:eastAsia="zh-CN" w:bidi="ar"/>
         </w:rPr>
       </w:pPr>
-      <w:bookmarkStart w:id="14" w:name="_Toc18012"/>
+      <w:bookmarkStart w:id="14" w:name="_Toc24790"/>
       <w:r>
         <w:rPr>
           <w:rFonts w:hint="default" w:ascii="Times New Roman" w:hAnsi="Times New Roman" w:eastAsia="宋体" w:cs="Times New Roman"/>
@@ -13460,7 +13552,7 @@
           <w:lang w:val="en-US" w:eastAsia="zh-CN" w:bidi="ar"/>
         </w:rPr>
       </w:pPr>
-      <w:bookmarkStart w:id="15" w:name="_Toc23513"/>
+      <w:bookmarkStart w:id="15" w:name="_Toc12145"/>
       <w:r>
         <w:rPr>
           <w:rFonts w:hint="default" w:ascii="Times New Roman" w:hAnsi="Times New Roman" w:eastAsia="宋体" w:cs="Times New Roman"/>
@@ -13597,7 +13689,7 @@
           <w:szCs w:val="28"/>
         </w:rPr>
       </w:pPr>
-      <w:bookmarkStart w:id="16" w:name="_Toc9220"/>
+      <w:bookmarkStart w:id="16" w:name="_Toc24557"/>
       <w:r>
         <w:rPr>
           <w:rFonts w:hint="default" w:ascii="Times New Roman" w:hAnsi="Times New Roman" w:eastAsia="宋体" w:cs="Times New Roman"/>
@@ -13764,7 +13856,7 @@
           <w:szCs w:val="30"/>
         </w:rPr>
       </w:pPr>
-      <w:bookmarkStart w:id="17" w:name="_Toc18064"/>
+      <w:bookmarkStart w:id="17" w:name="_Toc3970"/>
       <w:r>
         <w:rPr>
           <w:rFonts w:hint="default" w:ascii="Times New Roman" w:hAnsi="Times New Roman" w:eastAsia="宋体" w:cs="Times New Roman"/>
@@ -13814,7 +13906,7 @@
           <w:szCs w:val="28"/>
         </w:rPr>
       </w:pPr>
-      <w:bookmarkStart w:id="18" w:name="_Toc28400"/>
+      <w:bookmarkStart w:id="18" w:name="_Toc15318"/>
       <w:r>
         <w:rPr>
           <w:rFonts w:hint="default" w:ascii="Times New Roman" w:hAnsi="Times New Roman" w:eastAsia="宋体" w:cs="Times New Roman"/>
@@ -14500,7 +14592,6 @@
             <w:insideH w:val="none" w:color="auto" w:sz="0" w:space="0"/>
             <w:insideV w:val="none" w:color="auto" w:sz="0" w:space="0"/>
           </w:tblBorders>
-          <w:shd w:val="clear" w:color="auto" w:fill="FFFFFF"/>
           <w:tblCellMar>
             <w:top w:w="15" w:type="dxa"/>
             <w:left w:w="15" w:type="dxa"/>
@@ -14714,7 +14805,6 @@
             <w:insideH w:val="none" w:color="auto" w:sz="0" w:space="0"/>
             <w:insideV w:val="none" w:color="auto" w:sz="0" w:space="0"/>
           </w:tblBorders>
-          <w:shd w:val="clear" w:color="auto" w:fill="FFFFFF"/>
           <w:tblCellMar>
             <w:top w:w="15" w:type="dxa"/>
             <w:left w:w="15" w:type="dxa"/>
@@ -14928,7 +15018,6 @@
             <w:insideH w:val="none" w:color="auto" w:sz="0" w:space="0"/>
             <w:insideV w:val="none" w:color="auto" w:sz="0" w:space="0"/>
           </w:tblBorders>
-          <w:shd w:val="clear" w:color="auto" w:fill="FFFFFF"/>
           <w:tblCellMar>
             <w:top w:w="15" w:type="dxa"/>
             <w:left w:w="15" w:type="dxa"/>
@@ -15623,7 +15712,7 @@
           <w:szCs w:val="28"/>
         </w:rPr>
       </w:pPr>
-      <w:bookmarkStart w:id="19" w:name="_Toc563"/>
+      <w:bookmarkStart w:id="19" w:name="_Toc19219"/>
       <w:r>
         <w:rPr>
           <w:rFonts w:hint="default" w:ascii="Times New Roman" w:hAnsi="Times New Roman" w:eastAsia="宋体" w:cs="Times New Roman"/>
@@ -15843,7 +15932,7 @@
           <w:shd w:val="clear" w:fill="FFFFFF"/>
         </w:rPr>
       </w:pPr>
-      <w:bookmarkStart w:id="20" w:name="_Toc11762"/>
+      <w:bookmarkStart w:id="20" w:name="_Toc20578"/>
       <w:r>
         <w:rPr>
           <w:rFonts w:hint="default" w:ascii="Times New Roman" w:hAnsi="Times New Roman" w:eastAsia="宋体" w:cs="Times New Roman"/>
@@ -16213,7 +16302,6 @@
             <w:insideH w:val="none" w:color="auto" w:sz="0" w:space="0"/>
             <w:insideV w:val="none" w:color="auto" w:sz="0" w:space="0"/>
           </w:tblBorders>
-          <w:shd w:val="clear" w:color="auto" w:fill="FFFFFF"/>
           <w:tblCellMar>
             <w:top w:w="15" w:type="dxa"/>
             <w:left w:w="15" w:type="dxa"/>
@@ -16427,7 +16515,6 @@
             <w:insideH w:val="none" w:color="auto" w:sz="0" w:space="0"/>
             <w:insideV w:val="none" w:color="auto" w:sz="0" w:space="0"/>
           </w:tblBorders>
-          <w:shd w:val="clear" w:color="auto" w:fill="FFFFFF"/>
           <w:tblCellMar>
             <w:top w:w="15" w:type="dxa"/>
             <w:left w:w="15" w:type="dxa"/>
@@ -16855,7 +16942,6 @@
             <w:insideH w:val="none" w:color="auto" w:sz="0" w:space="0"/>
             <w:insideV w:val="none" w:color="auto" w:sz="0" w:space="0"/>
           </w:tblBorders>
-          <w:shd w:val="clear" w:color="auto" w:fill="FFFFFF"/>
           <w:tblCellMar>
             <w:top w:w="15" w:type="dxa"/>
             <w:left w:w="15" w:type="dxa"/>
@@ -17153,7 +17239,7 @@
           <w:shd w:val="clear" w:fill="FFFFFF"/>
         </w:rPr>
       </w:pPr>
-      <w:bookmarkStart w:id="21" w:name="_Toc6672"/>
+      <w:bookmarkStart w:id="21" w:name="_Toc6224"/>
       <w:r>
         <w:rPr>
           <w:rFonts w:hint="default" w:ascii="Times New Roman" w:hAnsi="Times New Roman" w:eastAsia="宋体" w:cs="Times New Roman"/>
@@ -17320,7 +17406,7 @@
           <w:szCs w:val="30"/>
         </w:rPr>
       </w:pPr>
-      <w:bookmarkStart w:id="22" w:name="_Toc26582"/>
+      <w:bookmarkStart w:id="22" w:name="_Toc9767"/>
       <w:r>
         <w:rPr>
           <w:rFonts w:hint="default" w:ascii="Times New Roman" w:hAnsi="Times New Roman" w:eastAsia="宋体" w:cs="Times New Roman"/>
@@ -17370,7 +17456,7 @@
           <w:szCs w:val="28"/>
         </w:rPr>
       </w:pPr>
-      <w:bookmarkStart w:id="23" w:name="_Toc26514"/>
+      <w:bookmarkStart w:id="23" w:name="_Toc17450"/>
       <w:r>
         <w:rPr>
           <w:rFonts w:hint="default" w:ascii="Times New Roman" w:hAnsi="Times New Roman" w:eastAsia="宋体" w:cs="Times New Roman"/>
@@ -17531,7 +17617,7 @@
           <w:szCs w:val="28"/>
         </w:rPr>
       </w:pPr>
-      <w:bookmarkStart w:id="24" w:name="_Toc3816"/>
+      <w:bookmarkStart w:id="24" w:name="_Toc27200"/>
       <w:r>
         <w:rPr>
           <w:rFonts w:hint="default" w:ascii="Times New Roman" w:hAnsi="Times New Roman" w:eastAsia="宋体" w:cs="Times New Roman"/>
@@ -17740,7 +17826,7 @@
           <w:szCs w:val="28"/>
         </w:rPr>
       </w:pPr>
-      <w:bookmarkStart w:id="25" w:name="_Toc16438"/>
+      <w:bookmarkStart w:id="25" w:name="_Toc13202"/>
       <w:r>
         <w:rPr>
           <w:rFonts w:hint="default" w:ascii="Times New Roman" w:hAnsi="Times New Roman" w:eastAsia="宋体" w:cs="Times New Roman"/>
@@ -17935,7 +18021,7 @@
           <w:szCs w:val="24"/>
         </w:rPr>
       </w:pPr>
-      <w:bookmarkStart w:id="26" w:name="_Toc9606"/>
+      <w:bookmarkStart w:id="26" w:name="_Toc12556"/>
       <w:r>
         <w:rPr>
           <w:rFonts w:hint="default" w:ascii="Times New Roman" w:hAnsi="Times New Roman" w:eastAsia="宋体" w:cs="Times New Roman"/>
@@ -17985,7 +18071,7 @@
           <w:szCs w:val="28"/>
         </w:rPr>
       </w:pPr>
-      <w:bookmarkStart w:id="27" w:name="_Toc31833"/>
+      <w:bookmarkStart w:id="27" w:name="_Toc18366"/>
       <w:r>
         <w:rPr>
           <w:rFonts w:hint="default" w:ascii="Times New Roman" w:hAnsi="Times New Roman" w:eastAsia="宋体" w:cs="Times New Roman"/>
@@ -19837,7 +19923,7 @@
           <w:szCs w:val="28"/>
         </w:rPr>
       </w:pPr>
-      <w:bookmarkStart w:id="28" w:name="_Toc19531"/>
+      <w:bookmarkStart w:id="28" w:name="_Toc17402"/>
       <w:r>
         <w:rPr>
           <w:rFonts w:hint="default" w:ascii="Times New Roman" w:hAnsi="Times New Roman" w:eastAsia="宋体" w:cs="Times New Roman"/>
@@ -19920,7 +20006,6 @@
             <w:insideH w:val="none" w:color="auto" w:sz="0" w:space="0"/>
             <w:insideV w:val="none" w:color="auto" w:sz="0" w:space="0"/>
           </w:tblBorders>
-          <w:shd w:val="clear" w:color="auto" w:fill="FFFFFF"/>
           <w:tblCellMar>
             <w:top w:w="15" w:type="dxa"/>
             <w:left w:w="15" w:type="dxa"/>
@@ -20300,7 +20385,6 @@
             <w:insideH w:val="none" w:color="auto" w:sz="0" w:space="0"/>
             <w:insideV w:val="none" w:color="auto" w:sz="0" w:space="0"/>
           </w:tblBorders>
-          <w:shd w:val="clear" w:color="auto" w:fill="FFFFFF"/>
           <w:tblCellMar>
             <w:top w:w="15" w:type="dxa"/>
             <w:left w:w="15" w:type="dxa"/>
@@ -20900,7 +20984,6 @@
             <w:insideH w:val="none" w:color="auto" w:sz="0" w:space="0"/>
             <w:insideV w:val="none" w:color="auto" w:sz="0" w:space="0"/>
           </w:tblBorders>
-          <w:shd w:val="clear" w:color="auto" w:fill="FFFFFF"/>
           <w:tblCellMar>
             <w:top w:w="15" w:type="dxa"/>
             <w:left w:w="15" w:type="dxa"/>
@@ -21067,6 +21150,366 @@
                 <w:lang w:val="en-US" w:eastAsia="zh-CN" w:bidi="ar"/>
               </w:rPr>
               <w:t>敌人参数配置、视觉表现</w:t>
+            </w:r>
+          </w:p>
+        </w:tc>
+      </w:tr>
+      <w:tr>
+        <w:tblPrEx>
+          <w:tblBorders>
+            <w:top w:val="none" w:color="auto" w:sz="0" w:space="0"/>
+            <w:left w:val="none" w:color="auto" w:sz="0" w:space="0"/>
+            <w:bottom w:val="none" w:color="auto" w:sz="0" w:space="0"/>
+            <w:right w:val="none" w:color="auto" w:sz="0" w:space="0"/>
+            <w:insideH w:val="none" w:color="auto" w:sz="0" w:space="0"/>
+            <w:insideV w:val="none" w:color="auto" w:sz="0" w:space="0"/>
+          </w:tblBorders>
+          <w:tblCellMar>
+            <w:top w:w="15" w:type="dxa"/>
+            <w:left w:w="15" w:type="dxa"/>
+            <w:bottom w:w="15" w:type="dxa"/>
+            <w:right w:w="15" w:type="dxa"/>
+          </w:tblCellMar>
+        </w:tblPrEx>
+        <w:tc>
+          <w:tcPr>
+            <w:tcW w:w="655" w:type="pct"/>
+            <w:tcBorders>
+              <w:top w:val="single" w:color="auto" w:sz="4" w:space="0"/>
+              <w:left w:val="single" w:color="auto" w:sz="4" w:space="0"/>
+              <w:bottom w:val="single" w:color="auto" w:sz="4" w:space="0"/>
+              <w:right w:val="single" w:color="auto" w:sz="4" w:space="0"/>
+            </w:tcBorders>
+            <w:shd w:val="clear" w:color="auto" w:fill="auto"/>
+            <w:tcMar>
+              <w:top w:w="100" w:type="dxa"/>
+              <w:left w:w="0" w:type="dxa"/>
+              <w:bottom w:w="100" w:type="dxa"/>
+              <w:right w:w="160" w:type="dxa"/>
+            </w:tcMar>
+            <w:vAlign w:val="center"/>
+          </w:tcPr>
+          <w:p>
+            <w:pPr>
+              <w:keepNext w:val="0"/>
+              <w:keepLines w:val="0"/>
+              <w:widowControl/>
+              <w:suppressLineNumbers w:val="0"/>
+              <w:spacing w:line="250" w:lineRule="atLeast"/>
+              <w:jc w:val="center"/>
+              <w:rPr>
+                <w:rFonts w:hint="default" w:ascii="Times New Roman" w:hAnsi="Times New Roman" w:eastAsia="宋体" w:cs="Times New Roman"/>
+                <w:i w:val="0"/>
+                <w:iCs w:val="0"/>
+                <w:caps w:val="0"/>
+                <w:color w:val="0F1115"/>
+                <w:spacing w:val="0"/>
+                <w:sz w:val="18"/>
+                <w:szCs w:val="18"/>
+              </w:rPr>
+            </w:pPr>
+            <w:r>
+              <w:rPr>
+                <w:rFonts w:hint="default" w:ascii="Times New Roman" w:hAnsi="Times New Roman" w:eastAsia="宋体" w:cs="Times New Roman"/>
+                <w:i w:val="0"/>
+                <w:iCs w:val="0"/>
+                <w:caps w:val="0"/>
+                <w:color w:val="0F1115"/>
+                <w:spacing w:val="0"/>
+                <w:kern w:val="0"/>
+                <w:sz w:val="18"/>
+                <w:szCs w:val="18"/>
+                <w:lang w:val="en-US" w:eastAsia="zh-CN" w:bidi="ar"/>
+              </w:rPr>
+              <w:t>环境系统</w:t>
+            </w:r>
+          </w:p>
+        </w:tc>
+        <w:tc>
+          <w:tcPr>
+            <w:tcW w:w="2036" w:type="pct"/>
+            <w:tcBorders>
+              <w:top w:val="single" w:color="auto" w:sz="4" w:space="0"/>
+              <w:left w:val="single" w:color="auto" w:sz="4" w:space="0"/>
+              <w:bottom w:val="single" w:color="auto" w:sz="4" w:space="0"/>
+              <w:right w:val="single" w:color="auto" w:sz="4" w:space="0"/>
+            </w:tcBorders>
+            <w:shd w:val="clear" w:color="auto" w:fill="auto"/>
+            <w:tcMar>
+              <w:top w:w="100" w:type="dxa"/>
+              <w:left w:w="160" w:type="dxa"/>
+              <w:bottom w:w="100" w:type="dxa"/>
+              <w:right w:w="160" w:type="dxa"/>
+            </w:tcMar>
+            <w:vAlign w:val="center"/>
+          </w:tcPr>
+          <w:p>
+            <w:pPr>
+              <w:keepNext w:val="0"/>
+              <w:keepLines w:val="0"/>
+              <w:widowControl/>
+              <w:suppressLineNumbers w:val="0"/>
+              <w:spacing w:line="250" w:lineRule="atLeast"/>
+              <w:jc w:val="center"/>
+              <w:rPr>
+                <w:rFonts w:hint="default" w:ascii="Times New Roman" w:hAnsi="Times New Roman" w:eastAsia="宋体" w:cs="Times New Roman"/>
+                <w:i w:val="0"/>
+                <w:iCs w:val="0"/>
+                <w:caps w:val="0"/>
+                <w:color w:val="0F1115"/>
+                <w:spacing w:val="0"/>
+                <w:sz w:val="18"/>
+                <w:szCs w:val="18"/>
+              </w:rPr>
+            </w:pPr>
+            <w:r>
+              <w:rPr>
+                <w:rFonts w:hint="default" w:ascii="Times New Roman" w:hAnsi="Times New Roman" w:eastAsia="宋体" w:cs="Times New Roman"/>
+                <w:i w:val="0"/>
+                <w:iCs w:val="0"/>
+                <w:caps w:val="0"/>
+                <w:color w:val="0F1115"/>
+                <w:spacing w:val="0"/>
+                <w:kern w:val="0"/>
+                <w:sz w:val="18"/>
+                <w:szCs w:val="18"/>
+                <w:lang w:val="en-US" w:eastAsia="zh-CN" w:bidi="ar"/>
+              </w:rPr>
+              <w:t>环境异象管理器</w:t>
+            </w:r>
+          </w:p>
+        </w:tc>
+        <w:tc>
+          <w:tcPr>
+            <w:tcW w:w="2308" w:type="pct"/>
+            <w:tcBorders>
+              <w:top w:val="single" w:color="auto" w:sz="4" w:space="0"/>
+              <w:left w:val="single" w:color="auto" w:sz="4" w:space="0"/>
+              <w:bottom w:val="single" w:color="auto" w:sz="4" w:space="0"/>
+              <w:right w:val="single" w:color="auto" w:sz="4" w:space="0"/>
+            </w:tcBorders>
+            <w:shd w:val="clear" w:color="auto" w:fill="auto"/>
+            <w:tcMar>
+              <w:top w:w="100" w:type="dxa"/>
+              <w:left w:w="160" w:type="dxa"/>
+              <w:bottom w:w="100" w:type="dxa"/>
+              <w:right w:w="0" w:type="dxa"/>
+            </w:tcMar>
+            <w:vAlign w:val="center"/>
+          </w:tcPr>
+          <w:p>
+            <w:pPr>
+              <w:keepNext w:val="0"/>
+              <w:keepLines w:val="0"/>
+              <w:widowControl/>
+              <w:suppressLineNumbers w:val="0"/>
+              <w:spacing w:line="250" w:lineRule="atLeast"/>
+              <w:jc w:val="center"/>
+              <w:rPr>
+                <w:rFonts w:hint="default" w:ascii="Times New Roman" w:hAnsi="Times New Roman" w:eastAsia="宋体" w:cs="Times New Roman"/>
+                <w:i w:val="0"/>
+                <w:iCs w:val="0"/>
+                <w:caps w:val="0"/>
+                <w:color w:val="0F1115"/>
+                <w:spacing w:val="0"/>
+                <w:sz w:val="18"/>
+                <w:szCs w:val="18"/>
+              </w:rPr>
+            </w:pPr>
+            <w:r>
+              <w:rPr>
+                <w:rFonts w:hint="default" w:ascii="Times New Roman" w:hAnsi="Times New Roman" w:eastAsia="宋体" w:cs="Times New Roman"/>
+                <w:i w:val="0"/>
+                <w:iCs w:val="0"/>
+                <w:caps w:val="0"/>
+                <w:color w:val="0F1115"/>
+                <w:spacing w:val="0"/>
+                <w:kern w:val="0"/>
+                <w:sz w:val="18"/>
+                <w:szCs w:val="18"/>
+                <w:lang w:val="en-US" w:eastAsia="zh-CN" w:bidi="ar"/>
+              </w:rPr>
+              <w:t>具体异象逻辑</w:t>
+            </w:r>
+          </w:p>
+        </w:tc>
+      </w:tr>
+      <w:tr>
+        <w:tblPrEx>
+          <w:tblBorders>
+            <w:top w:val="none" w:color="auto" w:sz="0" w:space="0"/>
+            <w:left w:val="none" w:color="auto" w:sz="0" w:space="0"/>
+            <w:bottom w:val="none" w:color="auto" w:sz="0" w:space="0"/>
+            <w:right w:val="none" w:color="auto" w:sz="0" w:space="0"/>
+            <w:insideH w:val="none" w:color="auto" w:sz="0" w:space="0"/>
+            <w:insideV w:val="none" w:color="auto" w:sz="0" w:space="0"/>
+          </w:tblBorders>
+          <w:tblCellMar>
+            <w:top w:w="15" w:type="dxa"/>
+            <w:left w:w="15" w:type="dxa"/>
+            <w:bottom w:w="15" w:type="dxa"/>
+            <w:right w:w="15" w:type="dxa"/>
+          </w:tblCellMar>
+        </w:tblPrEx>
+        <w:tc>
+          <w:tcPr>
+            <w:tcW w:w="655" w:type="pct"/>
+            <w:tcBorders>
+              <w:top w:val="single" w:color="auto" w:sz="4" w:space="0"/>
+              <w:left w:val="single" w:color="auto" w:sz="4" w:space="0"/>
+              <w:bottom w:val="single" w:color="auto" w:sz="4" w:space="0"/>
+              <w:right w:val="single" w:color="auto" w:sz="4" w:space="0"/>
+            </w:tcBorders>
+            <w:shd w:val="clear" w:color="auto" w:fill="auto"/>
+            <w:tcMar>
+              <w:top w:w="100" w:type="dxa"/>
+              <w:left w:w="0" w:type="dxa"/>
+              <w:bottom w:w="100" w:type="dxa"/>
+              <w:right w:w="160" w:type="dxa"/>
+            </w:tcMar>
+            <w:vAlign w:val="center"/>
+          </w:tcPr>
+          <w:p>
+            <w:pPr>
+              <w:keepNext w:val="0"/>
+              <w:keepLines w:val="0"/>
+              <w:widowControl/>
+              <w:suppressLineNumbers w:val="0"/>
+              <w:spacing w:line="250" w:lineRule="atLeast"/>
+              <w:jc w:val="center"/>
+              <w:rPr>
+                <w:rFonts w:hint="default" w:ascii="Times New Roman" w:hAnsi="Times New Roman" w:eastAsia="宋体" w:cs="Times New Roman"/>
+                <w:i w:val="0"/>
+                <w:iCs w:val="0"/>
+                <w:caps w:val="0"/>
+                <w:color w:val="0F1115"/>
+                <w:spacing w:val="0"/>
+                <w:sz w:val="18"/>
+                <w:szCs w:val="18"/>
+              </w:rPr>
+            </w:pPr>
+            <w:r>
+              <w:rPr>
+                <w:rFonts w:hint="default" w:ascii="Times New Roman" w:hAnsi="Times New Roman" w:eastAsia="宋体" w:cs="Times New Roman"/>
+                <w:i w:val="0"/>
+                <w:iCs w:val="0"/>
+                <w:caps w:val="0"/>
+                <w:color w:val="0F1115"/>
+                <w:spacing w:val="0"/>
+                <w:kern w:val="0"/>
+                <w:sz w:val="18"/>
+                <w:szCs w:val="18"/>
+                <w:lang w:val="en-US" w:eastAsia="zh-CN" w:bidi="ar"/>
+              </w:rPr>
+              <w:t>UI系统</w:t>
+            </w:r>
+          </w:p>
+        </w:tc>
+        <w:tc>
+          <w:tcPr>
+            <w:tcW w:w="2036" w:type="pct"/>
+            <w:tcBorders>
+              <w:top w:val="single" w:color="auto" w:sz="4" w:space="0"/>
+              <w:left w:val="single" w:color="auto" w:sz="4" w:space="0"/>
+              <w:bottom w:val="single" w:color="auto" w:sz="4" w:space="0"/>
+              <w:right w:val="single" w:color="auto" w:sz="4" w:space="0"/>
+            </w:tcBorders>
+            <w:shd w:val="clear" w:color="auto" w:fill="auto"/>
+            <w:tcMar>
+              <w:top w:w="100" w:type="dxa"/>
+              <w:left w:w="160" w:type="dxa"/>
+              <w:bottom w:w="100" w:type="dxa"/>
+              <w:right w:w="160" w:type="dxa"/>
+            </w:tcMar>
+            <w:vAlign w:val="center"/>
+          </w:tcPr>
+          <w:p>
+            <w:pPr>
+              <w:keepNext w:val="0"/>
+              <w:keepLines w:val="0"/>
+              <w:widowControl/>
+              <w:suppressLineNumbers w:val="0"/>
+              <w:spacing w:line="250" w:lineRule="atLeast"/>
+              <w:jc w:val="center"/>
+              <w:rPr>
+                <w:rFonts w:hint="default" w:ascii="Times New Roman" w:hAnsi="Times New Roman" w:eastAsia="宋体" w:cs="Times New Roman"/>
+                <w:i w:val="0"/>
+                <w:iCs w:val="0"/>
+                <w:caps w:val="0"/>
+                <w:color w:val="0F1115"/>
+                <w:spacing w:val="0"/>
+                <w:sz w:val="18"/>
+                <w:szCs w:val="18"/>
+              </w:rPr>
+            </w:pPr>
+            <w:r>
+              <w:rPr>
+                <w:rFonts w:hint="default" w:ascii="Times New Roman" w:hAnsi="Times New Roman" w:eastAsia="宋体" w:cs="Times New Roman"/>
+                <w:i w:val="0"/>
+                <w:iCs w:val="0"/>
+                <w:caps w:val="0"/>
+                <w:color w:val="0F1115"/>
+                <w:spacing w:val="0"/>
+                <w:kern w:val="0"/>
+                <w:sz w:val="18"/>
+                <w:szCs w:val="18"/>
+                <w:lang w:val="en-US" w:eastAsia="zh-CN" w:bidi="ar"/>
+              </w:rPr>
+              <w:t>数据绑定</w:t>
+            </w:r>
+          </w:p>
+        </w:tc>
+        <w:tc>
+          <w:tcPr>
+            <w:tcW w:w="2308" w:type="pct"/>
+            <w:tcBorders>
+              <w:top w:val="single" w:color="auto" w:sz="4" w:space="0"/>
+              <w:left w:val="single" w:color="auto" w:sz="4" w:space="0"/>
+              <w:bottom w:val="single" w:color="auto" w:sz="4" w:space="0"/>
+              <w:right w:val="single" w:color="auto" w:sz="4" w:space="0"/>
+            </w:tcBorders>
+            <w:shd w:val="clear" w:color="auto" w:fill="auto"/>
+            <w:tcMar>
+              <w:top w:w="100" w:type="dxa"/>
+              <w:left w:w="160" w:type="dxa"/>
+              <w:bottom w:w="100" w:type="dxa"/>
+              <w:right w:w="0" w:type="dxa"/>
+            </w:tcMar>
+            <w:vAlign w:val="center"/>
+          </w:tcPr>
+          <w:p>
+            <w:pPr>
+              <w:keepNext w:val="0"/>
+              <w:keepLines w:val="0"/>
+              <w:widowControl/>
+              <w:suppressLineNumbers w:val="0"/>
+              <w:spacing w:line="250" w:lineRule="atLeast"/>
+              <w:jc w:val="center"/>
+              <w:rPr>
+                <w:rFonts w:hint="default" w:ascii="Times New Roman" w:hAnsi="Times New Roman" w:eastAsia="宋体" w:cs="Times New Roman"/>
+                <w:i w:val="0"/>
+                <w:iCs w:val="0"/>
+                <w:caps w:val="0"/>
+                <w:color w:val="0F1115"/>
+                <w:spacing w:val="0"/>
+                <w:sz w:val="18"/>
+                <w:szCs w:val="18"/>
+              </w:rPr>
+            </w:pPr>
+            <w:r>
+              <w:rPr>
+                <w:rFonts w:hint="default" w:ascii="Times New Roman" w:hAnsi="Times New Roman" w:eastAsia="宋体" w:cs="Times New Roman"/>
+                <w:i w:val="0"/>
+                <w:iCs w:val="0"/>
+                <w:caps w:val="0"/>
+                <w:color w:val="0F1115"/>
+                <w:spacing w:val="0"/>
+                <w:kern w:val="0"/>
+                <w:sz w:val="18"/>
+                <w:szCs w:val="18"/>
+                <w:lang w:val="en-US" w:eastAsia="zh-CN" w:bidi="ar"/>
+              </w:rPr>
+              <w:t>布局、样式、动画</w:t>
             </w:r>
           </w:p>
         </w:tc>
@@ -21139,367 +21582,6 @@
                 <w:szCs w:val="18"/>
                 <w:lang w:val="en-US" w:eastAsia="zh-CN" w:bidi="ar"/>
               </w:rPr>
-              <w:t>环境系统</w:t>
-            </w:r>
-          </w:p>
-        </w:tc>
-        <w:tc>
-          <w:tcPr>
-            <w:tcW w:w="2036" w:type="pct"/>
-            <w:tcBorders>
-              <w:top w:val="single" w:color="auto" w:sz="4" w:space="0"/>
-              <w:left w:val="single" w:color="auto" w:sz="4" w:space="0"/>
-              <w:bottom w:val="single" w:color="auto" w:sz="4" w:space="0"/>
-              <w:right w:val="single" w:color="auto" w:sz="4" w:space="0"/>
-            </w:tcBorders>
-            <w:shd w:val="clear" w:color="auto" w:fill="auto"/>
-            <w:tcMar>
-              <w:top w:w="100" w:type="dxa"/>
-              <w:left w:w="160" w:type="dxa"/>
-              <w:bottom w:w="100" w:type="dxa"/>
-              <w:right w:w="160" w:type="dxa"/>
-            </w:tcMar>
-            <w:vAlign w:val="center"/>
-          </w:tcPr>
-          <w:p>
-            <w:pPr>
-              <w:keepNext w:val="0"/>
-              <w:keepLines w:val="0"/>
-              <w:widowControl/>
-              <w:suppressLineNumbers w:val="0"/>
-              <w:spacing w:line="250" w:lineRule="atLeast"/>
-              <w:jc w:val="center"/>
-              <w:rPr>
-                <w:rFonts w:hint="default" w:ascii="Times New Roman" w:hAnsi="Times New Roman" w:eastAsia="宋体" w:cs="Times New Roman"/>
-                <w:i w:val="0"/>
-                <w:iCs w:val="0"/>
-                <w:caps w:val="0"/>
-                <w:color w:val="0F1115"/>
-                <w:spacing w:val="0"/>
-                <w:sz w:val="18"/>
-                <w:szCs w:val="18"/>
-              </w:rPr>
-            </w:pPr>
-            <w:r>
-              <w:rPr>
-                <w:rFonts w:hint="default" w:ascii="Times New Roman" w:hAnsi="Times New Roman" w:eastAsia="宋体" w:cs="Times New Roman"/>
-                <w:i w:val="0"/>
-                <w:iCs w:val="0"/>
-                <w:caps w:val="0"/>
-                <w:color w:val="0F1115"/>
-                <w:spacing w:val="0"/>
-                <w:kern w:val="0"/>
-                <w:sz w:val="18"/>
-                <w:szCs w:val="18"/>
-                <w:lang w:val="en-US" w:eastAsia="zh-CN" w:bidi="ar"/>
-              </w:rPr>
-              <w:t>环境异象管理器</w:t>
-            </w:r>
-          </w:p>
-        </w:tc>
-        <w:tc>
-          <w:tcPr>
-            <w:tcW w:w="2308" w:type="pct"/>
-            <w:tcBorders>
-              <w:top w:val="single" w:color="auto" w:sz="4" w:space="0"/>
-              <w:left w:val="single" w:color="auto" w:sz="4" w:space="0"/>
-              <w:bottom w:val="single" w:color="auto" w:sz="4" w:space="0"/>
-              <w:right w:val="single" w:color="auto" w:sz="4" w:space="0"/>
-            </w:tcBorders>
-            <w:shd w:val="clear" w:color="auto" w:fill="auto"/>
-            <w:tcMar>
-              <w:top w:w="100" w:type="dxa"/>
-              <w:left w:w="160" w:type="dxa"/>
-              <w:bottom w:w="100" w:type="dxa"/>
-              <w:right w:w="0" w:type="dxa"/>
-            </w:tcMar>
-            <w:vAlign w:val="center"/>
-          </w:tcPr>
-          <w:p>
-            <w:pPr>
-              <w:keepNext w:val="0"/>
-              <w:keepLines w:val="0"/>
-              <w:widowControl/>
-              <w:suppressLineNumbers w:val="0"/>
-              <w:spacing w:line="250" w:lineRule="atLeast"/>
-              <w:jc w:val="center"/>
-              <w:rPr>
-                <w:rFonts w:hint="default" w:ascii="Times New Roman" w:hAnsi="Times New Roman" w:eastAsia="宋体" w:cs="Times New Roman"/>
-                <w:i w:val="0"/>
-                <w:iCs w:val="0"/>
-                <w:caps w:val="0"/>
-                <w:color w:val="0F1115"/>
-                <w:spacing w:val="0"/>
-                <w:sz w:val="18"/>
-                <w:szCs w:val="18"/>
-              </w:rPr>
-            </w:pPr>
-            <w:r>
-              <w:rPr>
-                <w:rFonts w:hint="default" w:ascii="Times New Roman" w:hAnsi="Times New Roman" w:eastAsia="宋体" w:cs="Times New Roman"/>
-                <w:i w:val="0"/>
-                <w:iCs w:val="0"/>
-                <w:caps w:val="0"/>
-                <w:color w:val="0F1115"/>
-                <w:spacing w:val="0"/>
-                <w:kern w:val="0"/>
-                <w:sz w:val="18"/>
-                <w:szCs w:val="18"/>
-                <w:lang w:val="en-US" w:eastAsia="zh-CN" w:bidi="ar"/>
-              </w:rPr>
-              <w:t>具体异象逻辑</w:t>
-            </w:r>
-          </w:p>
-        </w:tc>
-      </w:tr>
-      <w:tr>
-        <w:tblPrEx>
-          <w:tblBorders>
-            <w:top w:val="none" w:color="auto" w:sz="0" w:space="0"/>
-            <w:left w:val="none" w:color="auto" w:sz="0" w:space="0"/>
-            <w:bottom w:val="none" w:color="auto" w:sz="0" w:space="0"/>
-            <w:right w:val="none" w:color="auto" w:sz="0" w:space="0"/>
-            <w:insideH w:val="none" w:color="auto" w:sz="0" w:space="0"/>
-            <w:insideV w:val="none" w:color="auto" w:sz="0" w:space="0"/>
-          </w:tblBorders>
-          <w:shd w:val="clear" w:color="auto" w:fill="FFFFFF"/>
-          <w:tblCellMar>
-            <w:top w:w="15" w:type="dxa"/>
-            <w:left w:w="15" w:type="dxa"/>
-            <w:bottom w:w="15" w:type="dxa"/>
-            <w:right w:w="15" w:type="dxa"/>
-          </w:tblCellMar>
-        </w:tblPrEx>
-        <w:tc>
-          <w:tcPr>
-            <w:tcW w:w="655" w:type="pct"/>
-            <w:tcBorders>
-              <w:top w:val="single" w:color="auto" w:sz="4" w:space="0"/>
-              <w:left w:val="single" w:color="auto" w:sz="4" w:space="0"/>
-              <w:bottom w:val="single" w:color="auto" w:sz="4" w:space="0"/>
-              <w:right w:val="single" w:color="auto" w:sz="4" w:space="0"/>
-            </w:tcBorders>
-            <w:shd w:val="clear" w:color="auto" w:fill="auto"/>
-            <w:tcMar>
-              <w:top w:w="100" w:type="dxa"/>
-              <w:left w:w="0" w:type="dxa"/>
-              <w:bottom w:w="100" w:type="dxa"/>
-              <w:right w:w="160" w:type="dxa"/>
-            </w:tcMar>
-            <w:vAlign w:val="center"/>
-          </w:tcPr>
-          <w:p>
-            <w:pPr>
-              <w:keepNext w:val="0"/>
-              <w:keepLines w:val="0"/>
-              <w:widowControl/>
-              <w:suppressLineNumbers w:val="0"/>
-              <w:spacing w:line="250" w:lineRule="atLeast"/>
-              <w:jc w:val="center"/>
-              <w:rPr>
-                <w:rFonts w:hint="default" w:ascii="Times New Roman" w:hAnsi="Times New Roman" w:eastAsia="宋体" w:cs="Times New Roman"/>
-                <w:i w:val="0"/>
-                <w:iCs w:val="0"/>
-                <w:caps w:val="0"/>
-                <w:color w:val="0F1115"/>
-                <w:spacing w:val="0"/>
-                <w:sz w:val="18"/>
-                <w:szCs w:val="18"/>
-              </w:rPr>
-            </w:pPr>
-            <w:r>
-              <w:rPr>
-                <w:rFonts w:hint="default" w:ascii="Times New Roman" w:hAnsi="Times New Roman" w:eastAsia="宋体" w:cs="Times New Roman"/>
-                <w:i w:val="0"/>
-                <w:iCs w:val="0"/>
-                <w:caps w:val="0"/>
-                <w:color w:val="0F1115"/>
-                <w:spacing w:val="0"/>
-                <w:kern w:val="0"/>
-                <w:sz w:val="18"/>
-                <w:szCs w:val="18"/>
-                <w:lang w:val="en-US" w:eastAsia="zh-CN" w:bidi="ar"/>
-              </w:rPr>
-              <w:t>UI系统</w:t>
-            </w:r>
-          </w:p>
-        </w:tc>
-        <w:tc>
-          <w:tcPr>
-            <w:tcW w:w="2036" w:type="pct"/>
-            <w:tcBorders>
-              <w:top w:val="single" w:color="auto" w:sz="4" w:space="0"/>
-              <w:left w:val="single" w:color="auto" w:sz="4" w:space="0"/>
-              <w:bottom w:val="single" w:color="auto" w:sz="4" w:space="0"/>
-              <w:right w:val="single" w:color="auto" w:sz="4" w:space="0"/>
-            </w:tcBorders>
-            <w:shd w:val="clear" w:color="auto" w:fill="auto"/>
-            <w:tcMar>
-              <w:top w:w="100" w:type="dxa"/>
-              <w:left w:w="160" w:type="dxa"/>
-              <w:bottom w:w="100" w:type="dxa"/>
-              <w:right w:w="160" w:type="dxa"/>
-            </w:tcMar>
-            <w:vAlign w:val="center"/>
-          </w:tcPr>
-          <w:p>
-            <w:pPr>
-              <w:keepNext w:val="0"/>
-              <w:keepLines w:val="0"/>
-              <w:widowControl/>
-              <w:suppressLineNumbers w:val="0"/>
-              <w:spacing w:line="250" w:lineRule="atLeast"/>
-              <w:jc w:val="center"/>
-              <w:rPr>
-                <w:rFonts w:hint="default" w:ascii="Times New Roman" w:hAnsi="Times New Roman" w:eastAsia="宋体" w:cs="Times New Roman"/>
-                <w:i w:val="0"/>
-                <w:iCs w:val="0"/>
-                <w:caps w:val="0"/>
-                <w:color w:val="0F1115"/>
-                <w:spacing w:val="0"/>
-                <w:sz w:val="18"/>
-                <w:szCs w:val="18"/>
-              </w:rPr>
-            </w:pPr>
-            <w:r>
-              <w:rPr>
-                <w:rFonts w:hint="default" w:ascii="Times New Roman" w:hAnsi="Times New Roman" w:eastAsia="宋体" w:cs="Times New Roman"/>
-                <w:i w:val="0"/>
-                <w:iCs w:val="0"/>
-                <w:caps w:val="0"/>
-                <w:color w:val="0F1115"/>
-                <w:spacing w:val="0"/>
-                <w:kern w:val="0"/>
-                <w:sz w:val="18"/>
-                <w:szCs w:val="18"/>
-                <w:lang w:val="en-US" w:eastAsia="zh-CN" w:bidi="ar"/>
-              </w:rPr>
-              <w:t>数据绑定</w:t>
-            </w:r>
-          </w:p>
-        </w:tc>
-        <w:tc>
-          <w:tcPr>
-            <w:tcW w:w="2308" w:type="pct"/>
-            <w:tcBorders>
-              <w:top w:val="single" w:color="auto" w:sz="4" w:space="0"/>
-              <w:left w:val="single" w:color="auto" w:sz="4" w:space="0"/>
-              <w:bottom w:val="single" w:color="auto" w:sz="4" w:space="0"/>
-              <w:right w:val="single" w:color="auto" w:sz="4" w:space="0"/>
-            </w:tcBorders>
-            <w:shd w:val="clear" w:color="auto" w:fill="auto"/>
-            <w:tcMar>
-              <w:top w:w="100" w:type="dxa"/>
-              <w:left w:w="160" w:type="dxa"/>
-              <w:bottom w:w="100" w:type="dxa"/>
-              <w:right w:w="0" w:type="dxa"/>
-            </w:tcMar>
-            <w:vAlign w:val="center"/>
-          </w:tcPr>
-          <w:p>
-            <w:pPr>
-              <w:keepNext w:val="0"/>
-              <w:keepLines w:val="0"/>
-              <w:widowControl/>
-              <w:suppressLineNumbers w:val="0"/>
-              <w:spacing w:line="250" w:lineRule="atLeast"/>
-              <w:jc w:val="center"/>
-              <w:rPr>
-                <w:rFonts w:hint="default" w:ascii="Times New Roman" w:hAnsi="Times New Roman" w:eastAsia="宋体" w:cs="Times New Roman"/>
-                <w:i w:val="0"/>
-                <w:iCs w:val="0"/>
-                <w:caps w:val="0"/>
-                <w:color w:val="0F1115"/>
-                <w:spacing w:val="0"/>
-                <w:sz w:val="18"/>
-                <w:szCs w:val="18"/>
-              </w:rPr>
-            </w:pPr>
-            <w:r>
-              <w:rPr>
-                <w:rFonts w:hint="default" w:ascii="Times New Roman" w:hAnsi="Times New Roman" w:eastAsia="宋体" w:cs="Times New Roman"/>
-                <w:i w:val="0"/>
-                <w:iCs w:val="0"/>
-                <w:caps w:val="0"/>
-                <w:color w:val="0F1115"/>
-                <w:spacing w:val="0"/>
-                <w:kern w:val="0"/>
-                <w:sz w:val="18"/>
-                <w:szCs w:val="18"/>
-                <w:lang w:val="en-US" w:eastAsia="zh-CN" w:bidi="ar"/>
-              </w:rPr>
-              <w:t>布局、样式、动画</w:t>
-            </w:r>
-          </w:p>
-        </w:tc>
-      </w:tr>
-      <w:tr>
-        <w:tblPrEx>
-          <w:tblBorders>
-            <w:top w:val="none" w:color="auto" w:sz="0" w:space="0"/>
-            <w:left w:val="none" w:color="auto" w:sz="0" w:space="0"/>
-            <w:bottom w:val="none" w:color="auto" w:sz="0" w:space="0"/>
-            <w:right w:val="none" w:color="auto" w:sz="0" w:space="0"/>
-            <w:insideH w:val="none" w:color="auto" w:sz="0" w:space="0"/>
-            <w:insideV w:val="none" w:color="auto" w:sz="0" w:space="0"/>
-          </w:tblBorders>
-          <w:tblCellMar>
-            <w:top w:w="15" w:type="dxa"/>
-            <w:left w:w="15" w:type="dxa"/>
-            <w:bottom w:w="15" w:type="dxa"/>
-            <w:right w:w="15" w:type="dxa"/>
-          </w:tblCellMar>
-        </w:tblPrEx>
-        <w:tc>
-          <w:tcPr>
-            <w:tcW w:w="655" w:type="pct"/>
-            <w:tcBorders>
-              <w:top w:val="single" w:color="auto" w:sz="4" w:space="0"/>
-              <w:left w:val="single" w:color="auto" w:sz="4" w:space="0"/>
-              <w:bottom w:val="single" w:color="auto" w:sz="4" w:space="0"/>
-              <w:right w:val="single" w:color="auto" w:sz="4" w:space="0"/>
-            </w:tcBorders>
-            <w:shd w:val="clear" w:color="auto" w:fill="auto"/>
-            <w:tcMar>
-              <w:top w:w="100" w:type="dxa"/>
-              <w:left w:w="0" w:type="dxa"/>
-              <w:bottom w:w="100" w:type="dxa"/>
-              <w:right w:w="160" w:type="dxa"/>
-            </w:tcMar>
-            <w:vAlign w:val="center"/>
-          </w:tcPr>
-          <w:p>
-            <w:pPr>
-              <w:keepNext w:val="0"/>
-              <w:keepLines w:val="0"/>
-              <w:widowControl/>
-              <w:suppressLineNumbers w:val="0"/>
-              <w:spacing w:line="250" w:lineRule="atLeast"/>
-              <w:jc w:val="center"/>
-              <w:rPr>
-                <w:rFonts w:hint="default" w:ascii="Times New Roman" w:hAnsi="Times New Roman" w:eastAsia="宋体" w:cs="Times New Roman"/>
-                <w:i w:val="0"/>
-                <w:iCs w:val="0"/>
-                <w:caps w:val="0"/>
-                <w:color w:val="0F1115"/>
-                <w:spacing w:val="0"/>
-                <w:sz w:val="18"/>
-                <w:szCs w:val="18"/>
-              </w:rPr>
-            </w:pPr>
-            <w:r>
-              <w:rPr>
-                <w:rFonts w:hint="default" w:ascii="Times New Roman" w:hAnsi="Times New Roman" w:eastAsia="宋体" w:cs="Times New Roman"/>
-                <w:i w:val="0"/>
-                <w:iCs w:val="0"/>
-                <w:caps w:val="0"/>
-                <w:color w:val="0F1115"/>
-                <w:spacing w:val="0"/>
-                <w:kern w:val="0"/>
-                <w:sz w:val="18"/>
-                <w:szCs w:val="18"/>
-                <w:lang w:val="en-US" w:eastAsia="zh-CN" w:bidi="ar"/>
-              </w:rPr>
               <w:t>存档系统</w:t>
             </w:r>
           </w:p>
@@ -21681,7 +21763,7 @@
           <w:szCs w:val="28"/>
         </w:rPr>
       </w:pPr>
-      <w:bookmarkStart w:id="29" w:name="_Toc25898"/>
+      <w:bookmarkStart w:id="29" w:name="_Toc1346"/>
       <w:r>
         <w:rPr>
           <w:rFonts w:hint="default" w:ascii="Times New Roman" w:hAnsi="Times New Roman" w:eastAsia="宋体" w:cs="Times New Roman"/>
@@ -21761,7 +21843,7 @@
           <w:shd w:val="clear" w:fill="FFFFFF"/>
         </w:rPr>
       </w:pPr>
-      <w:bookmarkStart w:id="30" w:name="_Toc11931"/>
+      <w:bookmarkStart w:id="30" w:name="_Toc31395"/>
       <w:r>
         <w:rPr>
           <w:rFonts w:hint="default" w:ascii="Times New Roman" w:hAnsi="Times New Roman" w:eastAsia="宋体" w:cs="Times New Roman"/>
@@ -21942,7 +22024,7 @@
           <w:szCs w:val="24"/>
         </w:rPr>
       </w:pPr>
-      <w:bookmarkStart w:id="31" w:name="_Toc19339"/>
+      <w:bookmarkStart w:id="31" w:name="_Toc7493"/>
       <w:r>
         <w:rPr>
           <w:rFonts w:hint="default" w:ascii="Times New Roman" w:hAnsi="Times New Roman" w:eastAsia="宋体" w:cs="Times New Roman"/>
@@ -22109,7 +22191,7 @@
           <w:szCs w:val="24"/>
         </w:rPr>
       </w:pPr>
-      <w:bookmarkStart w:id="32" w:name="_Toc10398"/>
+      <w:bookmarkStart w:id="32" w:name="_Toc25023"/>
       <w:r>
         <w:rPr>
           <w:rFonts w:hint="default" w:ascii="Times New Roman" w:hAnsi="Times New Roman" w:eastAsia="宋体" w:cs="Times New Roman"/>
@@ -22252,7 +22334,7 @@
           <w:lang w:val="en-US" w:eastAsia="zh-CN" w:bidi="ar"/>
         </w:rPr>
       </w:pPr>
-      <w:bookmarkStart w:id="33" w:name="_Toc22188"/>
+      <w:bookmarkStart w:id="33" w:name="_Toc12577"/>
       <w:r>
         <w:rPr>
           <w:rFonts w:hint="default" w:ascii="Times New Roman" w:hAnsi="Times New Roman" w:eastAsia="宋体" w:cs="Times New Roman"/>
@@ -22413,7 +22495,7 @@
           <w:szCs w:val="28"/>
         </w:rPr>
       </w:pPr>
-      <w:bookmarkStart w:id="34" w:name="_Toc6626"/>
+      <w:bookmarkStart w:id="34" w:name="_Toc18106"/>
       <w:r>
         <w:rPr>
           <w:rFonts w:hint="default" w:ascii="Times New Roman" w:hAnsi="Times New Roman" w:eastAsia="宋体" w:cs="Times New Roman"/>
@@ -22577,7 +22659,7 @@
           <w:shd w:val="clear" w:fill="FFFFFF"/>
         </w:rPr>
       </w:pPr>
-      <w:bookmarkStart w:id="35" w:name="_Toc20625"/>
+      <w:bookmarkStart w:id="35" w:name="_Toc11300"/>
       <w:r>
         <w:rPr>
           <w:rFonts w:hint="default" w:ascii="Times New Roman" w:hAnsi="Times New Roman" w:eastAsia="宋体" w:cs="Times New Roman"/>
@@ -22773,7 +22855,7 @@
           <w:szCs w:val="30"/>
         </w:rPr>
       </w:pPr>
-      <w:bookmarkStart w:id="36" w:name="_Toc12862"/>
+      <w:bookmarkStart w:id="36" w:name="_Toc13554"/>
       <w:r>
         <w:rPr>
           <w:rFonts w:hint="default" w:ascii="Times New Roman" w:hAnsi="Times New Roman" w:eastAsia="宋体" w:cs="Times New Roman"/>
@@ -22824,7 +22906,7 @@
           <w:shd w:val="clear" w:fill="FFFFFF"/>
         </w:rPr>
       </w:pPr>
-      <w:bookmarkStart w:id="37" w:name="_Toc10234"/>
+      <w:bookmarkStart w:id="37" w:name="_Toc11352"/>
       <w:r>
         <w:rPr>
           <w:rFonts w:hint="default" w:ascii="Times New Roman" w:hAnsi="Times New Roman" w:eastAsia="宋体" w:cs="Times New Roman"/>
@@ -23162,7 +23244,6 @@
             <w:insideH w:val="none" w:color="auto" w:sz="0" w:space="0"/>
             <w:insideV w:val="none" w:color="auto" w:sz="0" w:space="0"/>
           </w:tblBorders>
-          <w:shd w:val="clear" w:color="auto" w:fill="FFFFFF"/>
           <w:tblCellMar>
             <w:top w:w="15" w:type="dxa"/>
             <w:left w:w="15" w:type="dxa"/>
@@ -23913,7 +23994,6 @@
             <w:insideH w:val="none" w:color="auto" w:sz="0" w:space="0"/>
             <w:insideV w:val="none" w:color="auto" w:sz="0" w:space="0"/>
           </w:tblBorders>
-          <w:shd w:val="clear" w:color="auto" w:fill="FFFFFF"/>
           <w:tblCellMar>
             <w:top w:w="15" w:type="dxa"/>
             <w:left w:w="15" w:type="dxa"/>
@@ -24472,7 +24552,7 @@
           <w:szCs w:val="28"/>
         </w:rPr>
       </w:pPr>
-      <w:bookmarkStart w:id="38" w:name="_Toc12977"/>
+      <w:bookmarkStart w:id="38" w:name="_Toc6629"/>
       <w:r>
         <w:rPr>
           <w:rFonts w:hint="default" w:ascii="Times New Roman" w:hAnsi="Times New Roman" w:eastAsia="宋体" w:cs="Times New Roman"/>
@@ -26678,7 +26758,6 @@
             <w:insideH w:val="none" w:color="auto" w:sz="0" w:space="0"/>
             <w:insideV w:val="none" w:color="auto" w:sz="0" w:space="0"/>
           </w:tblBorders>
-          <w:shd w:val="clear" w:color="auto" w:fill="FFFFFF"/>
           <w:tblCellMar>
             <w:top w:w="15" w:type="dxa"/>
             <w:left w:w="15" w:type="dxa"/>
@@ -27361,7 +27440,6 @@
             <w:insideH w:val="none" w:color="auto" w:sz="0" w:space="0"/>
             <w:insideV w:val="none" w:color="auto" w:sz="0" w:space="0"/>
           </w:tblBorders>
-          <w:shd w:val="clear" w:color="auto" w:fill="FFFFFF"/>
           <w:tblCellMar>
             <w:top w:w="15" w:type="dxa"/>
             <w:left w:w="15" w:type="dxa"/>
@@ -27885,7 +27963,7 @@
           <w:shd w:val="clear" w:fill="FFFFFF"/>
         </w:rPr>
       </w:pPr>
-      <w:bookmarkStart w:id="39" w:name="_Toc23096"/>
+      <w:bookmarkStart w:id="39" w:name="_Toc31347"/>
       <w:r>
         <w:rPr>
           <w:rFonts w:hint="default" w:ascii="Times New Roman" w:hAnsi="Times New Roman" w:eastAsia="宋体" w:cs="Times New Roman"/>
@@ -27936,7 +28014,7 @@
           <w:shd w:val="clear" w:fill="FFFFFF"/>
         </w:rPr>
       </w:pPr>
-      <w:bookmarkStart w:id="40" w:name="_Toc10831"/>
+      <w:bookmarkStart w:id="40" w:name="_Toc12251"/>
       <w:r>
         <w:rPr>
           <w:rFonts w:hint="default" w:ascii="Times New Roman" w:hAnsi="Times New Roman" w:eastAsia="宋体" w:cs="Times New Roman"/>
@@ -28019,7 +28097,6 @@
             <w:insideH w:val="none" w:color="auto" w:sz="0" w:space="0"/>
             <w:insideV w:val="none" w:color="auto" w:sz="0" w:space="0"/>
           </w:tblBorders>
-          <w:shd w:val="clear" w:color="auto" w:fill="FFFFFF"/>
           <w:tblCellMar>
             <w:top w:w="15" w:type="dxa"/>
             <w:left w:w="15" w:type="dxa"/>
@@ -28203,7 +28280,6 @@
             <w:insideH w:val="none" w:color="auto" w:sz="0" w:space="0"/>
             <w:insideV w:val="none" w:color="auto" w:sz="0" w:space="0"/>
           </w:tblBorders>
-          <w:shd w:val="clear" w:color="auto" w:fill="FFFFFF"/>
           <w:tblCellMar>
             <w:top w:w="15" w:type="dxa"/>
             <w:left w:w="15" w:type="dxa"/>
@@ -28564,13 +28640,6 @@
             <w:insideH w:val="none" w:color="auto" w:sz="0" w:space="0"/>
             <w:insideV w:val="none" w:color="auto" w:sz="0" w:space="0"/>
           </w:tblBorders>
-          <w:shd w:val="clear" w:color="auto" w:fill="FFFFFF"/>
-          <w:tblCellMar>
-            <w:top w:w="15" w:type="dxa"/>
-            <w:left w:w="15" w:type="dxa"/>
-            <w:bottom w:w="15" w:type="dxa"/>
-            <w:right w:w="15" w:type="dxa"/>
-          </w:tblCellMar>
         </w:tblPrEx>
         <w:tc>
           <w:tcPr>
@@ -28925,7 +28994,6 @@
             <w:insideH w:val="none" w:color="auto" w:sz="0" w:space="0"/>
             <w:insideV w:val="none" w:color="auto" w:sz="0" w:space="0"/>
           </w:tblBorders>
-          <w:shd w:val="clear" w:color="auto" w:fill="FFFFFF"/>
           <w:tblCellMar>
             <w:top w:w="15" w:type="dxa"/>
             <w:left w:w="15" w:type="dxa"/>
@@ -29106,7 +29174,6 @@
             <w:insideH w:val="none" w:color="auto" w:sz="0" w:space="0"/>
             <w:insideV w:val="none" w:color="auto" w:sz="0" w:space="0"/>
           </w:tblBorders>
-          <w:shd w:val="clear" w:color="auto" w:fill="FFFFFF"/>
           <w:tblCellMar>
             <w:top w:w="15" w:type="dxa"/>
             <w:left w:w="15" w:type="dxa"/>
@@ -29287,7 +29354,6 @@
             <w:insideH w:val="none" w:color="auto" w:sz="0" w:space="0"/>
             <w:insideV w:val="none" w:color="auto" w:sz="0" w:space="0"/>
           </w:tblBorders>
-          <w:shd w:val="clear" w:color="auto" w:fill="FFFFFF"/>
           <w:tblCellMar>
             <w:top w:w="15" w:type="dxa"/>
             <w:left w:w="15" w:type="dxa"/>
@@ -29649,7 +29715,6 @@
             <w:insideH w:val="none" w:color="auto" w:sz="0" w:space="0"/>
             <w:insideV w:val="none" w:color="auto" w:sz="0" w:space="0"/>
           </w:tblBorders>
-          <w:shd w:val="clear" w:color="auto" w:fill="FFFFFF"/>
           <w:tblCellMar>
             <w:top w:w="15" w:type="dxa"/>
             <w:left w:w="15" w:type="dxa"/>
@@ -30010,7 +30075,6 @@
             <w:insideH w:val="none" w:color="auto" w:sz="0" w:space="0"/>
             <w:insideV w:val="none" w:color="auto" w:sz="0" w:space="0"/>
           </w:tblBorders>
-          <w:shd w:val="clear" w:color="auto" w:fill="FFFFFF"/>
           <w:tblCellMar>
             <w:top w:w="15" w:type="dxa"/>
             <w:left w:w="15" w:type="dxa"/>
@@ -30191,7 +30255,6 @@
             <w:insideH w:val="none" w:color="auto" w:sz="0" w:space="0"/>
             <w:insideV w:val="none" w:color="auto" w:sz="0" w:space="0"/>
           </w:tblBorders>
-          <w:shd w:val="clear" w:color="auto" w:fill="FFFFFF"/>
           <w:tblCellMar>
             <w:top w:w="15" w:type="dxa"/>
             <w:left w:w="15" w:type="dxa"/>
@@ -30372,7 +30435,6 @@
             <w:insideH w:val="none" w:color="auto" w:sz="0" w:space="0"/>
             <w:insideV w:val="none" w:color="auto" w:sz="0" w:space="0"/>
           </w:tblBorders>
-          <w:shd w:val="clear" w:color="auto" w:fill="FFFFFF"/>
           <w:tblCellMar>
             <w:top w:w="15" w:type="dxa"/>
             <w:left w:w="15" w:type="dxa"/>
@@ -30611,7 +30673,7 @@
           <w:szCs w:val="28"/>
         </w:rPr>
       </w:pPr>
-      <w:bookmarkStart w:id="41" w:name="_Toc19700"/>
+      <w:bookmarkStart w:id="41" w:name="_Toc21087"/>
       <w:r>
         <w:rPr>
           <w:rFonts w:hint="default" w:ascii="Times New Roman" w:hAnsi="Times New Roman" w:eastAsia="宋体" w:cs="Times New Roman"/>
@@ -30694,7 +30756,6 @@
             <w:insideH w:val="none" w:color="auto" w:sz="0" w:space="0"/>
             <w:insideV w:val="none" w:color="auto" w:sz="0" w:space="0"/>
           </w:tblBorders>
-          <w:shd w:val="clear" w:color="auto" w:fill="FFFFFF"/>
           <w:tblCellMar>
             <w:top w:w="15" w:type="dxa"/>
             <w:left w:w="15" w:type="dxa"/>
@@ -31058,7 +31119,6 @@
             <w:insideH w:val="none" w:color="auto" w:sz="0" w:space="0"/>
             <w:insideV w:val="none" w:color="auto" w:sz="0" w:space="0"/>
           </w:tblBorders>
-          <w:shd w:val="clear" w:color="auto" w:fill="FFFFFF"/>
           <w:tblCellMar>
             <w:top w:w="15" w:type="dxa"/>
             <w:left w:w="15" w:type="dxa"/>
@@ -31419,7 +31479,6 @@
             <w:insideH w:val="none" w:color="auto" w:sz="0" w:space="0"/>
             <w:insideV w:val="none" w:color="auto" w:sz="0" w:space="0"/>
           </w:tblBorders>
-          <w:shd w:val="clear" w:color="auto" w:fill="FFFFFF"/>
           <w:tblCellMar>
             <w:top w:w="15" w:type="dxa"/>
             <w:left w:w="15" w:type="dxa"/>
@@ -32031,7 +32090,7 @@
           <w:shd w:val="clear" w:fill="FFFFFF"/>
         </w:rPr>
       </w:pPr>
-      <w:bookmarkStart w:id="42" w:name="_Toc14202"/>
+      <w:bookmarkStart w:id="42" w:name="_Toc2765"/>
       <w:r>
         <w:rPr>
           <w:rFonts w:hint="default" w:ascii="Times New Roman" w:hAnsi="Times New Roman" w:eastAsia="宋体" w:cs="Times New Roman"/>
@@ -32081,7 +32140,7 @@
           <w:szCs w:val="28"/>
         </w:rPr>
       </w:pPr>
-      <w:bookmarkStart w:id="43" w:name="_Toc7930"/>
+      <w:bookmarkStart w:id="43" w:name="_Toc2304"/>
       <w:r>
         <w:rPr>
           <w:rFonts w:hint="default" w:ascii="Times New Roman" w:hAnsi="Times New Roman" w:eastAsia="宋体" w:cs="Times New Roman"/>
@@ -32163,6 +32222,7 @@
             <w:insideH w:val="none" w:color="auto" w:sz="0" w:space="0"/>
             <w:insideV w:val="none" w:color="auto" w:sz="0" w:space="0"/>
           </w:tblBorders>
+          <w:shd w:val="clear" w:color="auto" w:fill="FFFFFF"/>
           <w:tblCellMar>
             <w:top w:w="15" w:type="dxa"/>
             <w:left w:w="15" w:type="dxa"/>
@@ -32286,6 +32346,1212 @@
                 <w:lang w:val="en-US" w:eastAsia="zh-CN" w:bidi="ar"/>
               </w:rPr>
               <w:t>定义</w:t>
+            </w:r>
+          </w:p>
+        </w:tc>
+      </w:tr>
+      <w:tr>
+        <w:tblPrEx>
+          <w:tblBorders>
+            <w:top w:val="none" w:color="auto" w:sz="0" w:space="0"/>
+            <w:left w:val="none" w:color="auto" w:sz="0" w:space="0"/>
+            <w:bottom w:val="none" w:color="auto" w:sz="0" w:space="0"/>
+            <w:right w:val="none" w:color="auto" w:sz="0" w:space="0"/>
+            <w:insideH w:val="none" w:color="auto" w:sz="0" w:space="0"/>
+            <w:insideV w:val="none" w:color="auto" w:sz="0" w:space="0"/>
+          </w:tblBorders>
+          <w:tblCellMar>
+            <w:top w:w="15" w:type="dxa"/>
+            <w:left w:w="15" w:type="dxa"/>
+            <w:bottom w:w="15" w:type="dxa"/>
+            <w:right w:w="15" w:type="dxa"/>
+          </w:tblCellMar>
+        </w:tblPrEx>
+        <w:tc>
+          <w:tcPr>
+            <w:tcW w:w="790" w:type="pct"/>
+            <w:tcBorders>
+              <w:top w:val="single" w:color="auto" w:sz="4" w:space="0"/>
+              <w:left w:val="single" w:color="auto" w:sz="4" w:space="0"/>
+              <w:bottom w:val="single" w:color="auto" w:sz="4" w:space="0"/>
+              <w:right w:val="single" w:color="auto" w:sz="4" w:space="0"/>
+            </w:tcBorders>
+            <w:shd w:val="clear" w:color="auto" w:fill="auto"/>
+            <w:tcMar>
+              <w:top w:w="100" w:type="dxa"/>
+              <w:left w:w="0" w:type="dxa"/>
+              <w:bottom w:w="100" w:type="dxa"/>
+              <w:right w:w="160" w:type="dxa"/>
+            </w:tcMar>
+            <w:vAlign w:val="center"/>
+          </w:tcPr>
+          <w:p>
+            <w:pPr>
+              <w:keepNext w:val="0"/>
+              <w:keepLines w:val="0"/>
+              <w:widowControl/>
+              <w:suppressLineNumbers w:val="0"/>
+              <w:spacing w:line="250" w:lineRule="atLeast"/>
+              <w:jc w:val="center"/>
+              <w:rPr>
+                <w:rFonts w:hint="default" w:ascii="Times New Roman" w:hAnsi="Times New Roman" w:eastAsia="宋体" w:cs="Times New Roman"/>
+                <w:b w:val="0"/>
+                <w:bCs w:val="0"/>
+                <w:i w:val="0"/>
+                <w:iCs w:val="0"/>
+                <w:caps w:val="0"/>
+                <w:color w:val="0F1115"/>
+                <w:spacing w:val="0"/>
+                <w:kern w:val="0"/>
+                <w:sz w:val="18"/>
+                <w:szCs w:val="18"/>
+                <w:lang w:val="en-US" w:eastAsia="zh-CN" w:bidi="ar"/>
+              </w:rPr>
+            </w:pPr>
+            <w:r>
+              <w:rPr>
+                <w:rFonts w:hint="default" w:ascii="Times New Roman" w:hAnsi="Times New Roman" w:eastAsia="宋体" w:cs="Times New Roman"/>
+                <w:i w:val="0"/>
+                <w:iCs w:val="0"/>
+                <w:caps w:val="0"/>
+                <w:color w:val="0F1115"/>
+                <w:spacing w:val="0"/>
+                <w:kern w:val="0"/>
+                <w:sz w:val="18"/>
+                <w:szCs w:val="18"/>
+                <w:lang w:val="en-US" w:eastAsia="zh-CN" w:bidi="ar"/>
+              </w:rPr>
+              <w:t>刻印</w:t>
+            </w:r>
+          </w:p>
+        </w:tc>
+        <w:tc>
+          <w:tcPr>
+            <w:tcW w:w="4209" w:type="pct"/>
+            <w:tcBorders>
+              <w:top w:val="single" w:color="auto" w:sz="4" w:space="0"/>
+              <w:left w:val="single" w:color="auto" w:sz="4" w:space="0"/>
+              <w:bottom w:val="single" w:color="auto" w:sz="4" w:space="0"/>
+              <w:right w:val="single" w:color="auto" w:sz="4" w:space="0"/>
+            </w:tcBorders>
+            <w:shd w:val="clear" w:color="auto" w:fill="auto"/>
+            <w:tcMar>
+              <w:top w:w="100" w:type="dxa"/>
+              <w:left w:w="160" w:type="dxa"/>
+              <w:bottom w:w="100" w:type="dxa"/>
+              <w:right w:w="0" w:type="dxa"/>
+            </w:tcMar>
+            <w:vAlign w:val="center"/>
+          </w:tcPr>
+          <w:p>
+            <w:pPr>
+              <w:keepNext w:val="0"/>
+              <w:keepLines w:val="0"/>
+              <w:widowControl/>
+              <w:suppressLineNumbers w:val="0"/>
+              <w:spacing w:line="250" w:lineRule="atLeast"/>
+              <w:jc w:val="center"/>
+              <w:rPr>
+                <w:rFonts w:hint="default" w:ascii="Times New Roman" w:hAnsi="Times New Roman" w:eastAsia="宋体" w:cs="Times New Roman"/>
+                <w:b w:val="0"/>
+                <w:bCs w:val="0"/>
+                <w:i w:val="0"/>
+                <w:iCs w:val="0"/>
+                <w:caps w:val="0"/>
+                <w:color w:val="0F1115"/>
+                <w:spacing w:val="0"/>
+                <w:kern w:val="0"/>
+                <w:sz w:val="18"/>
+                <w:szCs w:val="18"/>
+                <w:lang w:val="en-US" w:eastAsia="zh-CN" w:bidi="ar"/>
+              </w:rPr>
+            </w:pPr>
+            <w:r>
+              <w:rPr>
+                <w:rFonts w:hint="default" w:ascii="Times New Roman" w:hAnsi="Times New Roman" w:eastAsia="宋体" w:cs="Times New Roman"/>
+                <w:i w:val="0"/>
+                <w:iCs w:val="0"/>
+                <w:caps w:val="0"/>
+                <w:color w:val="0F1115"/>
+                <w:spacing w:val="0"/>
+                <w:kern w:val="0"/>
+                <w:sz w:val="18"/>
+                <w:szCs w:val="18"/>
+                <w:lang w:val="en-US" w:eastAsia="zh-CN" w:bidi="ar"/>
+              </w:rPr>
+              <w:t>游戏中的基础构筑单元，一个独立的蓝图类，同时包含本位和变位逻辑</w:t>
+            </w:r>
+          </w:p>
+        </w:tc>
+      </w:tr>
+      <w:tr>
+        <w:tblPrEx>
+          <w:tblBorders>
+            <w:top w:val="none" w:color="auto" w:sz="0" w:space="0"/>
+            <w:left w:val="none" w:color="auto" w:sz="0" w:space="0"/>
+            <w:bottom w:val="none" w:color="auto" w:sz="0" w:space="0"/>
+            <w:right w:val="none" w:color="auto" w:sz="0" w:space="0"/>
+            <w:insideH w:val="none" w:color="auto" w:sz="0" w:space="0"/>
+            <w:insideV w:val="none" w:color="auto" w:sz="0" w:space="0"/>
+          </w:tblBorders>
+          <w:tblCellMar>
+            <w:top w:w="15" w:type="dxa"/>
+            <w:left w:w="15" w:type="dxa"/>
+            <w:bottom w:w="15" w:type="dxa"/>
+            <w:right w:w="15" w:type="dxa"/>
+          </w:tblCellMar>
+        </w:tblPrEx>
+        <w:tc>
+          <w:tcPr>
+            <w:tcW w:w="790" w:type="pct"/>
+            <w:tcBorders>
+              <w:top w:val="single" w:color="auto" w:sz="4" w:space="0"/>
+              <w:left w:val="single" w:color="auto" w:sz="4" w:space="0"/>
+              <w:bottom w:val="single" w:color="auto" w:sz="4" w:space="0"/>
+              <w:right w:val="single" w:color="auto" w:sz="4" w:space="0"/>
+            </w:tcBorders>
+            <w:shd w:val="clear" w:color="auto" w:fill="auto"/>
+            <w:tcMar>
+              <w:top w:w="100" w:type="dxa"/>
+              <w:left w:w="0" w:type="dxa"/>
+              <w:bottom w:w="100" w:type="dxa"/>
+              <w:right w:w="160" w:type="dxa"/>
+            </w:tcMar>
+            <w:vAlign w:val="center"/>
+          </w:tcPr>
+          <w:p>
+            <w:pPr>
+              <w:keepNext w:val="0"/>
+              <w:keepLines w:val="0"/>
+              <w:widowControl/>
+              <w:suppressLineNumbers w:val="0"/>
+              <w:spacing w:line="250" w:lineRule="atLeast"/>
+              <w:jc w:val="center"/>
+              <w:rPr>
+                <w:rFonts w:hint="default" w:ascii="Times New Roman" w:hAnsi="Times New Roman" w:eastAsia="宋体" w:cs="Times New Roman"/>
+                <w:b w:val="0"/>
+                <w:bCs w:val="0"/>
+                <w:i w:val="0"/>
+                <w:iCs w:val="0"/>
+                <w:caps w:val="0"/>
+                <w:color w:val="0F1115"/>
+                <w:spacing w:val="0"/>
+                <w:kern w:val="0"/>
+                <w:sz w:val="18"/>
+                <w:szCs w:val="18"/>
+                <w:lang w:val="en-US" w:eastAsia="zh-CN" w:bidi="ar"/>
+              </w:rPr>
+            </w:pPr>
+            <w:r>
+              <w:rPr>
+                <w:rFonts w:hint="default" w:ascii="Times New Roman" w:hAnsi="Times New Roman" w:eastAsia="宋体" w:cs="Times New Roman"/>
+                <w:i w:val="0"/>
+                <w:iCs w:val="0"/>
+                <w:caps w:val="0"/>
+                <w:color w:val="0F1115"/>
+                <w:spacing w:val="0"/>
+                <w:kern w:val="0"/>
+                <w:sz w:val="18"/>
+                <w:szCs w:val="18"/>
+                <w:lang w:val="en-US" w:eastAsia="zh-CN" w:bidi="ar"/>
+              </w:rPr>
+              <w:t>本位</w:t>
+            </w:r>
+          </w:p>
+        </w:tc>
+        <w:tc>
+          <w:tcPr>
+            <w:tcW w:w="4209" w:type="pct"/>
+            <w:tcBorders>
+              <w:top w:val="single" w:color="auto" w:sz="4" w:space="0"/>
+              <w:left w:val="single" w:color="auto" w:sz="4" w:space="0"/>
+              <w:bottom w:val="single" w:color="auto" w:sz="4" w:space="0"/>
+              <w:right w:val="single" w:color="auto" w:sz="4" w:space="0"/>
+            </w:tcBorders>
+            <w:shd w:val="clear" w:color="auto" w:fill="auto"/>
+            <w:tcMar>
+              <w:top w:w="100" w:type="dxa"/>
+              <w:left w:w="160" w:type="dxa"/>
+              <w:bottom w:w="100" w:type="dxa"/>
+              <w:right w:w="0" w:type="dxa"/>
+            </w:tcMar>
+            <w:vAlign w:val="center"/>
+          </w:tcPr>
+          <w:p>
+            <w:pPr>
+              <w:keepNext w:val="0"/>
+              <w:keepLines w:val="0"/>
+              <w:widowControl/>
+              <w:suppressLineNumbers w:val="0"/>
+              <w:spacing w:line="250" w:lineRule="atLeast"/>
+              <w:jc w:val="center"/>
+              <w:rPr>
+                <w:rFonts w:hint="default" w:ascii="Times New Roman" w:hAnsi="Times New Roman" w:eastAsia="宋体" w:cs="Times New Roman"/>
+                <w:b w:val="0"/>
+                <w:bCs w:val="0"/>
+                <w:i w:val="0"/>
+                <w:iCs w:val="0"/>
+                <w:caps w:val="0"/>
+                <w:color w:val="0F1115"/>
+                <w:spacing w:val="0"/>
+                <w:kern w:val="0"/>
+                <w:sz w:val="18"/>
+                <w:szCs w:val="18"/>
+                <w:lang w:val="en-US" w:eastAsia="zh-CN" w:bidi="ar"/>
+              </w:rPr>
+            </w:pPr>
+            <w:r>
+              <w:rPr>
+                <w:rFonts w:hint="default" w:ascii="Times New Roman" w:hAnsi="Times New Roman" w:eastAsia="宋体" w:cs="Times New Roman"/>
+                <w:i w:val="0"/>
+                <w:iCs w:val="0"/>
+                <w:caps w:val="0"/>
+                <w:color w:val="0F1115"/>
+                <w:spacing w:val="0"/>
+                <w:kern w:val="0"/>
+                <w:sz w:val="18"/>
+                <w:szCs w:val="18"/>
+                <w:lang w:val="en-US" w:eastAsia="zh-CN" w:bidi="ar"/>
+              </w:rPr>
+              <w:t>刻印在槽位一时的表现，定义技能“做什么”，在关键节点发出事件。每枚刻印为三个功能槽各设计一套本位逻辑</w:t>
+            </w:r>
+          </w:p>
+        </w:tc>
+      </w:tr>
+      <w:tr>
+        <w:tblPrEx>
+          <w:tblBorders>
+            <w:top w:val="none" w:color="auto" w:sz="0" w:space="0"/>
+            <w:left w:val="none" w:color="auto" w:sz="0" w:space="0"/>
+            <w:bottom w:val="none" w:color="auto" w:sz="0" w:space="0"/>
+            <w:right w:val="none" w:color="auto" w:sz="0" w:space="0"/>
+            <w:insideH w:val="none" w:color="auto" w:sz="0" w:space="0"/>
+            <w:insideV w:val="none" w:color="auto" w:sz="0" w:space="0"/>
+          </w:tblBorders>
+          <w:tblCellMar>
+            <w:top w:w="15" w:type="dxa"/>
+            <w:left w:w="15" w:type="dxa"/>
+            <w:bottom w:w="15" w:type="dxa"/>
+            <w:right w:w="15" w:type="dxa"/>
+          </w:tblCellMar>
+        </w:tblPrEx>
+        <w:tc>
+          <w:tcPr>
+            <w:tcW w:w="790" w:type="pct"/>
+            <w:tcBorders>
+              <w:top w:val="single" w:color="auto" w:sz="4" w:space="0"/>
+              <w:left w:val="single" w:color="auto" w:sz="4" w:space="0"/>
+              <w:bottom w:val="single" w:color="auto" w:sz="4" w:space="0"/>
+              <w:right w:val="single" w:color="auto" w:sz="4" w:space="0"/>
+            </w:tcBorders>
+            <w:shd w:val="clear" w:color="auto" w:fill="auto"/>
+            <w:tcMar>
+              <w:top w:w="100" w:type="dxa"/>
+              <w:left w:w="0" w:type="dxa"/>
+              <w:bottom w:w="100" w:type="dxa"/>
+              <w:right w:w="160" w:type="dxa"/>
+            </w:tcMar>
+            <w:vAlign w:val="center"/>
+          </w:tcPr>
+          <w:p>
+            <w:pPr>
+              <w:keepNext w:val="0"/>
+              <w:keepLines w:val="0"/>
+              <w:widowControl/>
+              <w:suppressLineNumbers w:val="0"/>
+              <w:spacing w:line="250" w:lineRule="atLeast"/>
+              <w:jc w:val="center"/>
+              <w:rPr>
+                <w:rFonts w:hint="default" w:ascii="Times New Roman" w:hAnsi="Times New Roman" w:eastAsia="宋体" w:cs="Times New Roman"/>
+                <w:b w:val="0"/>
+                <w:bCs w:val="0"/>
+                <w:i w:val="0"/>
+                <w:iCs w:val="0"/>
+                <w:caps w:val="0"/>
+                <w:color w:val="0F1115"/>
+                <w:spacing w:val="0"/>
+                <w:kern w:val="0"/>
+                <w:sz w:val="18"/>
+                <w:szCs w:val="18"/>
+                <w:lang w:val="en-US" w:eastAsia="zh-CN" w:bidi="ar"/>
+              </w:rPr>
+            </w:pPr>
+            <w:r>
+              <w:rPr>
+                <w:rFonts w:hint="default" w:ascii="Times New Roman" w:hAnsi="Times New Roman" w:eastAsia="宋体" w:cs="Times New Roman"/>
+                <w:i w:val="0"/>
+                <w:iCs w:val="0"/>
+                <w:caps w:val="0"/>
+                <w:color w:val="0F1115"/>
+                <w:spacing w:val="0"/>
+                <w:kern w:val="0"/>
+                <w:sz w:val="18"/>
+                <w:szCs w:val="18"/>
+                <w:lang w:val="en-US" w:eastAsia="zh-CN" w:bidi="ar"/>
+              </w:rPr>
+              <w:t>变位</w:t>
+            </w:r>
+          </w:p>
+        </w:tc>
+        <w:tc>
+          <w:tcPr>
+            <w:tcW w:w="4209" w:type="pct"/>
+            <w:tcBorders>
+              <w:top w:val="single" w:color="auto" w:sz="4" w:space="0"/>
+              <w:left w:val="single" w:color="auto" w:sz="4" w:space="0"/>
+              <w:bottom w:val="single" w:color="auto" w:sz="4" w:space="0"/>
+              <w:right w:val="single" w:color="auto" w:sz="4" w:space="0"/>
+            </w:tcBorders>
+            <w:shd w:val="clear" w:color="auto" w:fill="auto"/>
+            <w:tcMar>
+              <w:top w:w="100" w:type="dxa"/>
+              <w:left w:w="160" w:type="dxa"/>
+              <w:bottom w:w="100" w:type="dxa"/>
+              <w:right w:w="0" w:type="dxa"/>
+            </w:tcMar>
+            <w:vAlign w:val="center"/>
+          </w:tcPr>
+          <w:p>
+            <w:pPr>
+              <w:keepNext w:val="0"/>
+              <w:keepLines w:val="0"/>
+              <w:widowControl/>
+              <w:suppressLineNumbers w:val="0"/>
+              <w:spacing w:line="250" w:lineRule="atLeast"/>
+              <w:jc w:val="center"/>
+              <w:rPr>
+                <w:rFonts w:hint="default" w:ascii="Times New Roman" w:hAnsi="Times New Roman" w:eastAsia="宋体" w:cs="Times New Roman"/>
+                <w:b w:val="0"/>
+                <w:bCs w:val="0"/>
+                <w:i w:val="0"/>
+                <w:iCs w:val="0"/>
+                <w:caps w:val="0"/>
+                <w:color w:val="0F1115"/>
+                <w:spacing w:val="0"/>
+                <w:kern w:val="0"/>
+                <w:sz w:val="18"/>
+                <w:szCs w:val="18"/>
+                <w:lang w:val="en-US" w:eastAsia="zh-CN" w:bidi="ar"/>
+              </w:rPr>
+            </w:pPr>
+            <w:r>
+              <w:rPr>
+                <w:rFonts w:hint="default" w:ascii="Times New Roman" w:hAnsi="Times New Roman" w:eastAsia="宋体" w:cs="Times New Roman"/>
+                <w:i w:val="0"/>
+                <w:iCs w:val="0"/>
+                <w:caps w:val="0"/>
+                <w:color w:val="0F1115"/>
+                <w:spacing w:val="0"/>
+                <w:kern w:val="0"/>
+                <w:sz w:val="18"/>
+                <w:szCs w:val="18"/>
+                <w:lang w:val="en-US" w:eastAsia="zh-CN" w:bidi="ar"/>
+              </w:rPr>
+              <w:t>刻印在槽位二时的表现，监听本位事件，执行响应逻辑。每枚刻印只做一套变位，通用于三个功能槽</w:t>
+            </w:r>
+          </w:p>
+        </w:tc>
+      </w:tr>
+      <w:tr>
+        <w:tblPrEx>
+          <w:tblBorders>
+            <w:top w:val="none" w:color="auto" w:sz="0" w:space="0"/>
+            <w:left w:val="none" w:color="auto" w:sz="0" w:space="0"/>
+            <w:bottom w:val="none" w:color="auto" w:sz="0" w:space="0"/>
+            <w:right w:val="none" w:color="auto" w:sz="0" w:space="0"/>
+            <w:insideH w:val="none" w:color="auto" w:sz="0" w:space="0"/>
+            <w:insideV w:val="none" w:color="auto" w:sz="0" w:space="0"/>
+          </w:tblBorders>
+          <w:tblCellMar>
+            <w:top w:w="15" w:type="dxa"/>
+            <w:left w:w="15" w:type="dxa"/>
+            <w:bottom w:w="15" w:type="dxa"/>
+            <w:right w:w="15" w:type="dxa"/>
+          </w:tblCellMar>
+        </w:tblPrEx>
+        <w:tc>
+          <w:tcPr>
+            <w:tcW w:w="790" w:type="pct"/>
+            <w:tcBorders>
+              <w:top w:val="single" w:color="auto" w:sz="4" w:space="0"/>
+              <w:left w:val="single" w:color="auto" w:sz="4" w:space="0"/>
+              <w:bottom w:val="single" w:color="auto" w:sz="4" w:space="0"/>
+              <w:right w:val="single" w:color="auto" w:sz="4" w:space="0"/>
+            </w:tcBorders>
+            <w:shd w:val="clear" w:color="auto" w:fill="auto"/>
+            <w:tcMar>
+              <w:top w:w="100" w:type="dxa"/>
+              <w:left w:w="0" w:type="dxa"/>
+              <w:bottom w:w="100" w:type="dxa"/>
+              <w:right w:w="160" w:type="dxa"/>
+            </w:tcMar>
+            <w:vAlign w:val="center"/>
+          </w:tcPr>
+          <w:p>
+            <w:pPr>
+              <w:keepNext w:val="0"/>
+              <w:keepLines w:val="0"/>
+              <w:widowControl/>
+              <w:suppressLineNumbers w:val="0"/>
+              <w:spacing w:line="250" w:lineRule="atLeast"/>
+              <w:jc w:val="center"/>
+              <w:rPr>
+                <w:rFonts w:hint="default" w:ascii="Times New Roman" w:hAnsi="Times New Roman" w:eastAsia="宋体" w:cs="Times New Roman"/>
+                <w:b w:val="0"/>
+                <w:bCs w:val="0"/>
+                <w:i w:val="0"/>
+                <w:iCs w:val="0"/>
+                <w:caps w:val="0"/>
+                <w:color w:val="0F1115"/>
+                <w:spacing w:val="0"/>
+                <w:kern w:val="0"/>
+                <w:sz w:val="18"/>
+                <w:szCs w:val="18"/>
+                <w:lang w:val="en-US" w:eastAsia="zh-CN" w:bidi="ar"/>
+              </w:rPr>
+            </w:pPr>
+            <w:r>
+              <w:rPr>
+                <w:rFonts w:hint="default" w:ascii="Times New Roman" w:hAnsi="Times New Roman" w:eastAsia="宋体" w:cs="Times New Roman"/>
+                <w:i w:val="0"/>
+                <w:iCs w:val="0"/>
+                <w:caps w:val="0"/>
+                <w:color w:val="0F1115"/>
+                <w:spacing w:val="0"/>
+                <w:kern w:val="0"/>
+                <w:sz w:val="18"/>
+                <w:szCs w:val="18"/>
+                <w:lang w:val="en-US" w:eastAsia="zh-CN" w:bidi="ar"/>
+              </w:rPr>
+              <w:t>事件</w:t>
+            </w:r>
+          </w:p>
+        </w:tc>
+        <w:tc>
+          <w:tcPr>
+            <w:tcW w:w="4209" w:type="pct"/>
+            <w:tcBorders>
+              <w:top w:val="single" w:color="auto" w:sz="4" w:space="0"/>
+              <w:left w:val="single" w:color="auto" w:sz="4" w:space="0"/>
+              <w:bottom w:val="single" w:color="auto" w:sz="4" w:space="0"/>
+              <w:right w:val="single" w:color="auto" w:sz="4" w:space="0"/>
+            </w:tcBorders>
+            <w:shd w:val="clear" w:color="auto" w:fill="auto"/>
+            <w:tcMar>
+              <w:top w:w="100" w:type="dxa"/>
+              <w:left w:w="160" w:type="dxa"/>
+              <w:bottom w:w="100" w:type="dxa"/>
+              <w:right w:w="0" w:type="dxa"/>
+            </w:tcMar>
+            <w:vAlign w:val="center"/>
+          </w:tcPr>
+          <w:p>
+            <w:pPr>
+              <w:keepNext w:val="0"/>
+              <w:keepLines w:val="0"/>
+              <w:widowControl/>
+              <w:suppressLineNumbers w:val="0"/>
+              <w:spacing w:line="250" w:lineRule="atLeast"/>
+              <w:jc w:val="center"/>
+              <w:rPr>
+                <w:rFonts w:hint="default" w:ascii="Times New Roman" w:hAnsi="Times New Roman" w:eastAsia="宋体" w:cs="Times New Roman"/>
+                <w:b w:val="0"/>
+                <w:bCs w:val="0"/>
+                <w:i w:val="0"/>
+                <w:iCs w:val="0"/>
+                <w:caps w:val="0"/>
+                <w:color w:val="0F1115"/>
+                <w:spacing w:val="0"/>
+                <w:kern w:val="0"/>
+                <w:sz w:val="18"/>
+                <w:szCs w:val="18"/>
+                <w:lang w:val="en-US" w:eastAsia="zh-CN" w:bidi="ar"/>
+              </w:rPr>
+            </w:pPr>
+            <w:r>
+              <w:rPr>
+                <w:rFonts w:hint="default" w:ascii="Times New Roman" w:hAnsi="Times New Roman" w:eastAsia="宋体" w:cs="Times New Roman"/>
+                <w:i w:val="0"/>
+                <w:iCs w:val="0"/>
+                <w:caps w:val="0"/>
+                <w:color w:val="0F1115"/>
+                <w:spacing w:val="0"/>
+                <w:kern w:val="0"/>
+                <w:sz w:val="18"/>
+                <w:szCs w:val="18"/>
+                <w:lang w:val="en-US" w:eastAsia="zh-CN" w:bidi="ar"/>
+              </w:rPr>
+              <w:t>本位在生命周期关键节点广播的信号（Cast/Spawn/Travel/Hit/Finish）</w:t>
+            </w:r>
+          </w:p>
+        </w:tc>
+      </w:tr>
+      <w:tr>
+        <w:tblPrEx>
+          <w:tblBorders>
+            <w:top w:val="none" w:color="auto" w:sz="0" w:space="0"/>
+            <w:left w:val="none" w:color="auto" w:sz="0" w:space="0"/>
+            <w:bottom w:val="none" w:color="auto" w:sz="0" w:space="0"/>
+            <w:right w:val="none" w:color="auto" w:sz="0" w:space="0"/>
+            <w:insideH w:val="none" w:color="auto" w:sz="0" w:space="0"/>
+            <w:insideV w:val="none" w:color="auto" w:sz="0" w:space="0"/>
+          </w:tblBorders>
+          <w:tblCellMar>
+            <w:top w:w="15" w:type="dxa"/>
+            <w:left w:w="15" w:type="dxa"/>
+            <w:bottom w:w="15" w:type="dxa"/>
+            <w:right w:w="15" w:type="dxa"/>
+          </w:tblCellMar>
+        </w:tblPrEx>
+        <w:tc>
+          <w:tcPr>
+            <w:tcW w:w="790" w:type="pct"/>
+            <w:tcBorders>
+              <w:top w:val="single" w:color="auto" w:sz="4" w:space="0"/>
+              <w:left w:val="single" w:color="auto" w:sz="4" w:space="0"/>
+              <w:bottom w:val="single" w:color="auto" w:sz="4" w:space="0"/>
+              <w:right w:val="single" w:color="auto" w:sz="4" w:space="0"/>
+            </w:tcBorders>
+            <w:shd w:val="clear" w:color="auto" w:fill="auto"/>
+            <w:tcMar>
+              <w:top w:w="100" w:type="dxa"/>
+              <w:left w:w="0" w:type="dxa"/>
+              <w:bottom w:w="100" w:type="dxa"/>
+              <w:right w:w="160" w:type="dxa"/>
+            </w:tcMar>
+            <w:vAlign w:val="center"/>
+          </w:tcPr>
+          <w:p>
+            <w:pPr>
+              <w:keepNext w:val="0"/>
+              <w:keepLines w:val="0"/>
+              <w:widowControl/>
+              <w:suppressLineNumbers w:val="0"/>
+              <w:spacing w:line="250" w:lineRule="atLeast"/>
+              <w:jc w:val="center"/>
+              <w:rPr>
+                <w:rFonts w:hint="default" w:ascii="Times New Roman" w:hAnsi="Times New Roman" w:eastAsia="宋体" w:cs="Times New Roman"/>
+                <w:b w:val="0"/>
+                <w:bCs w:val="0"/>
+                <w:i w:val="0"/>
+                <w:iCs w:val="0"/>
+                <w:caps w:val="0"/>
+                <w:color w:val="0F1115"/>
+                <w:spacing w:val="0"/>
+                <w:kern w:val="0"/>
+                <w:sz w:val="18"/>
+                <w:szCs w:val="18"/>
+                <w:lang w:val="en-US" w:eastAsia="zh-CN" w:bidi="ar"/>
+              </w:rPr>
+            </w:pPr>
+            <w:r>
+              <w:rPr>
+                <w:rFonts w:hint="default" w:ascii="Times New Roman" w:hAnsi="Times New Roman" w:eastAsia="宋体" w:cs="Times New Roman"/>
+                <w:i w:val="0"/>
+                <w:iCs w:val="0"/>
+                <w:caps w:val="0"/>
+                <w:color w:val="0F1115"/>
+                <w:spacing w:val="0"/>
+                <w:kern w:val="0"/>
+                <w:sz w:val="18"/>
+                <w:szCs w:val="18"/>
+                <w:lang w:val="en-US" w:eastAsia="zh-CN" w:bidi="ar"/>
+              </w:rPr>
+              <w:t>功能槽</w:t>
+            </w:r>
+          </w:p>
+        </w:tc>
+        <w:tc>
+          <w:tcPr>
+            <w:tcW w:w="4209" w:type="pct"/>
+            <w:tcBorders>
+              <w:top w:val="single" w:color="auto" w:sz="4" w:space="0"/>
+              <w:left w:val="single" w:color="auto" w:sz="4" w:space="0"/>
+              <w:bottom w:val="single" w:color="auto" w:sz="4" w:space="0"/>
+              <w:right w:val="single" w:color="auto" w:sz="4" w:space="0"/>
+            </w:tcBorders>
+            <w:shd w:val="clear" w:color="auto" w:fill="auto"/>
+            <w:tcMar>
+              <w:top w:w="100" w:type="dxa"/>
+              <w:left w:w="160" w:type="dxa"/>
+              <w:bottom w:w="100" w:type="dxa"/>
+              <w:right w:w="0" w:type="dxa"/>
+            </w:tcMar>
+            <w:vAlign w:val="center"/>
+          </w:tcPr>
+          <w:p>
+            <w:pPr>
+              <w:keepNext w:val="0"/>
+              <w:keepLines w:val="0"/>
+              <w:widowControl/>
+              <w:suppressLineNumbers w:val="0"/>
+              <w:spacing w:line="250" w:lineRule="atLeast"/>
+              <w:jc w:val="center"/>
+              <w:rPr>
+                <w:rFonts w:hint="default" w:ascii="Times New Roman" w:hAnsi="Times New Roman" w:eastAsia="宋体" w:cs="Times New Roman"/>
+                <w:b w:val="0"/>
+                <w:bCs w:val="0"/>
+                <w:i w:val="0"/>
+                <w:iCs w:val="0"/>
+                <w:caps w:val="0"/>
+                <w:color w:val="0F1115"/>
+                <w:spacing w:val="0"/>
+                <w:kern w:val="0"/>
+                <w:sz w:val="18"/>
+                <w:szCs w:val="18"/>
+                <w:lang w:val="en-US" w:eastAsia="zh-CN" w:bidi="ar"/>
+              </w:rPr>
+            </w:pPr>
+            <w:r>
+              <w:rPr>
+                <w:rFonts w:hint="default" w:ascii="Times New Roman" w:hAnsi="Times New Roman" w:eastAsia="宋体" w:cs="Times New Roman"/>
+                <w:i w:val="0"/>
+                <w:iCs w:val="0"/>
+                <w:caps w:val="0"/>
+                <w:color w:val="0F1115"/>
+                <w:spacing w:val="0"/>
+                <w:kern w:val="0"/>
+                <w:sz w:val="18"/>
+                <w:szCs w:val="18"/>
+                <w:lang w:val="en-US" w:eastAsia="zh-CN" w:bidi="ar"/>
+              </w:rPr>
+              <w:t>角色身上的三个技能槽位（普攻槽/技能槽/位移槽），决定本位执行哪一套逻辑</w:t>
+            </w:r>
+          </w:p>
+        </w:tc>
+      </w:tr>
+      <w:tr>
+        <w:tblPrEx>
+          <w:tblBorders>
+            <w:top w:val="none" w:color="auto" w:sz="0" w:space="0"/>
+            <w:left w:val="none" w:color="auto" w:sz="0" w:space="0"/>
+            <w:bottom w:val="none" w:color="auto" w:sz="0" w:space="0"/>
+            <w:right w:val="none" w:color="auto" w:sz="0" w:space="0"/>
+            <w:insideH w:val="none" w:color="auto" w:sz="0" w:space="0"/>
+            <w:insideV w:val="none" w:color="auto" w:sz="0" w:space="0"/>
+          </w:tblBorders>
+          <w:tblCellMar>
+            <w:top w:w="15" w:type="dxa"/>
+            <w:left w:w="15" w:type="dxa"/>
+            <w:bottom w:w="15" w:type="dxa"/>
+            <w:right w:w="15" w:type="dxa"/>
+          </w:tblCellMar>
+        </w:tblPrEx>
+        <w:tc>
+          <w:tcPr>
+            <w:tcW w:w="790" w:type="pct"/>
+            <w:tcBorders>
+              <w:top w:val="single" w:color="auto" w:sz="4" w:space="0"/>
+              <w:left w:val="single" w:color="auto" w:sz="4" w:space="0"/>
+              <w:bottom w:val="single" w:color="auto" w:sz="4" w:space="0"/>
+              <w:right w:val="single" w:color="auto" w:sz="4" w:space="0"/>
+            </w:tcBorders>
+            <w:shd w:val="clear" w:color="auto" w:fill="auto"/>
+            <w:tcMar>
+              <w:top w:w="100" w:type="dxa"/>
+              <w:left w:w="0" w:type="dxa"/>
+              <w:bottom w:w="100" w:type="dxa"/>
+              <w:right w:w="160" w:type="dxa"/>
+            </w:tcMar>
+            <w:vAlign w:val="center"/>
+          </w:tcPr>
+          <w:p>
+            <w:pPr>
+              <w:keepNext w:val="0"/>
+              <w:keepLines w:val="0"/>
+              <w:widowControl/>
+              <w:suppressLineNumbers w:val="0"/>
+              <w:spacing w:line="250" w:lineRule="atLeast"/>
+              <w:jc w:val="center"/>
+              <w:rPr>
+                <w:rFonts w:hint="default" w:ascii="Times New Roman" w:hAnsi="Times New Roman" w:eastAsia="宋体" w:cs="Times New Roman"/>
+                <w:b w:val="0"/>
+                <w:bCs w:val="0"/>
+                <w:i w:val="0"/>
+                <w:iCs w:val="0"/>
+                <w:caps w:val="0"/>
+                <w:color w:val="0F1115"/>
+                <w:spacing w:val="0"/>
+                <w:kern w:val="0"/>
+                <w:sz w:val="18"/>
+                <w:szCs w:val="18"/>
+                <w:lang w:val="en-US" w:eastAsia="zh-CN" w:bidi="ar"/>
+              </w:rPr>
+            </w:pPr>
+            <w:r>
+              <w:rPr>
+                <w:rFonts w:hint="default" w:ascii="Times New Roman" w:hAnsi="Times New Roman" w:eastAsia="宋体" w:cs="Times New Roman"/>
+                <w:i w:val="0"/>
+                <w:iCs w:val="0"/>
+                <w:caps w:val="0"/>
+                <w:color w:val="0F1115"/>
+                <w:spacing w:val="0"/>
+                <w:kern w:val="0"/>
+                <w:sz w:val="18"/>
+                <w:szCs w:val="18"/>
+                <w:lang w:val="en-US" w:eastAsia="zh-CN" w:bidi="ar"/>
+              </w:rPr>
+              <w:t>位置</w:t>
+            </w:r>
+          </w:p>
+        </w:tc>
+        <w:tc>
+          <w:tcPr>
+            <w:tcW w:w="4209" w:type="pct"/>
+            <w:tcBorders>
+              <w:top w:val="single" w:color="auto" w:sz="4" w:space="0"/>
+              <w:left w:val="single" w:color="auto" w:sz="4" w:space="0"/>
+              <w:bottom w:val="single" w:color="auto" w:sz="4" w:space="0"/>
+              <w:right w:val="single" w:color="auto" w:sz="4" w:space="0"/>
+            </w:tcBorders>
+            <w:shd w:val="clear" w:color="auto" w:fill="auto"/>
+            <w:tcMar>
+              <w:top w:w="100" w:type="dxa"/>
+              <w:left w:w="160" w:type="dxa"/>
+              <w:bottom w:w="100" w:type="dxa"/>
+              <w:right w:w="0" w:type="dxa"/>
+            </w:tcMar>
+            <w:vAlign w:val="center"/>
+          </w:tcPr>
+          <w:p>
+            <w:pPr>
+              <w:keepNext w:val="0"/>
+              <w:keepLines w:val="0"/>
+              <w:widowControl/>
+              <w:suppressLineNumbers w:val="0"/>
+              <w:spacing w:line="250" w:lineRule="atLeast"/>
+              <w:jc w:val="center"/>
+              <w:rPr>
+                <w:rFonts w:hint="default" w:ascii="Times New Roman" w:hAnsi="Times New Roman" w:eastAsia="宋体" w:cs="Times New Roman"/>
+                <w:b w:val="0"/>
+                <w:bCs w:val="0"/>
+                <w:i w:val="0"/>
+                <w:iCs w:val="0"/>
+                <w:caps w:val="0"/>
+                <w:color w:val="0F1115"/>
+                <w:spacing w:val="0"/>
+                <w:kern w:val="0"/>
+                <w:sz w:val="18"/>
+                <w:szCs w:val="18"/>
+                <w:lang w:val="en-US" w:eastAsia="zh-CN" w:bidi="ar"/>
+              </w:rPr>
+            </w:pPr>
+            <w:r>
+              <w:rPr>
+                <w:rFonts w:hint="default" w:ascii="Times New Roman" w:hAnsi="Times New Roman" w:eastAsia="宋体" w:cs="Times New Roman"/>
+                <w:i w:val="0"/>
+                <w:iCs w:val="0"/>
+                <w:caps w:val="0"/>
+                <w:color w:val="0F1115"/>
+                <w:spacing w:val="0"/>
+                <w:kern w:val="0"/>
+                <w:sz w:val="18"/>
+                <w:szCs w:val="18"/>
+                <w:lang w:val="en-US" w:eastAsia="zh-CN" w:bidi="ar"/>
+              </w:rPr>
+              <w:t>每个功能槽中的两个位置（槽位一/槽位二），决定刻印表现本位还是变位</w:t>
+            </w:r>
+          </w:p>
+        </w:tc>
+      </w:tr>
+      <w:tr>
+        <w:tblPrEx>
+          <w:tblBorders>
+            <w:top w:val="none" w:color="auto" w:sz="0" w:space="0"/>
+            <w:left w:val="none" w:color="auto" w:sz="0" w:space="0"/>
+            <w:bottom w:val="none" w:color="auto" w:sz="0" w:space="0"/>
+            <w:right w:val="none" w:color="auto" w:sz="0" w:space="0"/>
+            <w:insideH w:val="none" w:color="auto" w:sz="0" w:space="0"/>
+            <w:insideV w:val="none" w:color="auto" w:sz="0" w:space="0"/>
+          </w:tblBorders>
+          <w:tblCellMar>
+            <w:top w:w="15" w:type="dxa"/>
+            <w:left w:w="15" w:type="dxa"/>
+            <w:bottom w:w="15" w:type="dxa"/>
+            <w:right w:w="15" w:type="dxa"/>
+          </w:tblCellMar>
+        </w:tblPrEx>
+        <w:tc>
+          <w:tcPr>
+            <w:tcW w:w="790" w:type="pct"/>
+            <w:tcBorders>
+              <w:top w:val="single" w:color="auto" w:sz="4" w:space="0"/>
+              <w:left w:val="single" w:color="auto" w:sz="4" w:space="0"/>
+              <w:bottom w:val="single" w:color="auto" w:sz="4" w:space="0"/>
+              <w:right w:val="single" w:color="auto" w:sz="4" w:space="0"/>
+            </w:tcBorders>
+            <w:shd w:val="clear" w:color="auto" w:fill="auto"/>
+            <w:tcMar>
+              <w:top w:w="100" w:type="dxa"/>
+              <w:left w:w="0" w:type="dxa"/>
+              <w:bottom w:w="100" w:type="dxa"/>
+              <w:right w:w="160" w:type="dxa"/>
+            </w:tcMar>
+            <w:vAlign w:val="center"/>
+          </w:tcPr>
+          <w:p>
+            <w:pPr>
+              <w:keepNext w:val="0"/>
+              <w:keepLines w:val="0"/>
+              <w:widowControl/>
+              <w:suppressLineNumbers w:val="0"/>
+              <w:spacing w:line="250" w:lineRule="atLeast"/>
+              <w:jc w:val="center"/>
+              <w:rPr>
+                <w:rFonts w:hint="default" w:ascii="Times New Roman" w:hAnsi="Times New Roman" w:eastAsia="宋体" w:cs="Times New Roman"/>
+                <w:b w:val="0"/>
+                <w:bCs w:val="0"/>
+                <w:i w:val="0"/>
+                <w:iCs w:val="0"/>
+                <w:caps w:val="0"/>
+                <w:color w:val="0F1115"/>
+                <w:spacing w:val="0"/>
+                <w:kern w:val="0"/>
+                <w:sz w:val="18"/>
+                <w:szCs w:val="18"/>
+                <w:lang w:val="en-US" w:eastAsia="zh-CN" w:bidi="ar"/>
+              </w:rPr>
+            </w:pPr>
+            <w:r>
+              <w:rPr>
+                <w:rFonts w:hint="default" w:ascii="Times New Roman" w:hAnsi="Times New Roman" w:eastAsia="宋体" w:cs="Times New Roman"/>
+                <w:i w:val="0"/>
+                <w:iCs w:val="0"/>
+                <w:caps w:val="0"/>
+                <w:color w:val="0F1115"/>
+                <w:spacing w:val="0"/>
+                <w:kern w:val="0"/>
+                <w:sz w:val="18"/>
+                <w:szCs w:val="18"/>
+                <w:lang w:val="en-US" w:eastAsia="zh-CN" w:bidi="ar"/>
+              </w:rPr>
+              <w:t>库容</w:t>
+            </w:r>
+          </w:p>
+        </w:tc>
+        <w:tc>
+          <w:tcPr>
+            <w:tcW w:w="4209" w:type="pct"/>
+            <w:tcBorders>
+              <w:top w:val="single" w:color="auto" w:sz="4" w:space="0"/>
+              <w:left w:val="single" w:color="auto" w:sz="4" w:space="0"/>
+              <w:bottom w:val="single" w:color="auto" w:sz="4" w:space="0"/>
+              <w:right w:val="single" w:color="auto" w:sz="4" w:space="0"/>
+            </w:tcBorders>
+            <w:shd w:val="clear" w:color="auto" w:fill="auto"/>
+            <w:tcMar>
+              <w:top w:w="100" w:type="dxa"/>
+              <w:left w:w="160" w:type="dxa"/>
+              <w:bottom w:w="100" w:type="dxa"/>
+              <w:right w:w="0" w:type="dxa"/>
+            </w:tcMar>
+            <w:vAlign w:val="center"/>
+          </w:tcPr>
+          <w:p>
+            <w:pPr>
+              <w:keepNext w:val="0"/>
+              <w:keepLines w:val="0"/>
+              <w:widowControl/>
+              <w:suppressLineNumbers w:val="0"/>
+              <w:spacing w:line="250" w:lineRule="atLeast"/>
+              <w:jc w:val="center"/>
+              <w:rPr>
+                <w:rFonts w:hint="default" w:ascii="Times New Roman" w:hAnsi="Times New Roman" w:eastAsia="宋体" w:cs="Times New Roman"/>
+                <w:b w:val="0"/>
+                <w:bCs w:val="0"/>
+                <w:i w:val="0"/>
+                <w:iCs w:val="0"/>
+                <w:caps w:val="0"/>
+                <w:color w:val="0F1115"/>
+                <w:spacing w:val="0"/>
+                <w:kern w:val="0"/>
+                <w:sz w:val="18"/>
+                <w:szCs w:val="18"/>
+                <w:lang w:val="en-US" w:eastAsia="zh-CN" w:bidi="ar"/>
+              </w:rPr>
+            </w:pPr>
+            <w:r>
+              <w:rPr>
+                <w:rFonts w:hint="default" w:ascii="Times New Roman" w:hAnsi="Times New Roman" w:eastAsia="宋体" w:cs="Times New Roman"/>
+                <w:i w:val="0"/>
+                <w:iCs w:val="0"/>
+                <w:caps w:val="0"/>
+                <w:color w:val="0F1115"/>
+                <w:spacing w:val="0"/>
+                <w:kern w:val="0"/>
+                <w:sz w:val="18"/>
+                <w:szCs w:val="18"/>
+                <w:lang w:val="en-US" w:eastAsia="zh-CN" w:bidi="ar"/>
+              </w:rPr>
+              <w:t>玩家可携带的刻印数量上限，固定8格</w:t>
+            </w:r>
+          </w:p>
+        </w:tc>
+      </w:tr>
+      <w:tr>
+        <w:tblPrEx>
+          <w:tblBorders>
+            <w:top w:val="none" w:color="auto" w:sz="0" w:space="0"/>
+            <w:left w:val="none" w:color="auto" w:sz="0" w:space="0"/>
+            <w:bottom w:val="none" w:color="auto" w:sz="0" w:space="0"/>
+            <w:right w:val="none" w:color="auto" w:sz="0" w:space="0"/>
+            <w:insideH w:val="none" w:color="auto" w:sz="0" w:space="0"/>
+            <w:insideV w:val="none" w:color="auto" w:sz="0" w:space="0"/>
+          </w:tblBorders>
+          <w:tblCellMar>
+            <w:top w:w="15" w:type="dxa"/>
+            <w:left w:w="15" w:type="dxa"/>
+            <w:bottom w:w="15" w:type="dxa"/>
+            <w:right w:w="15" w:type="dxa"/>
+          </w:tblCellMar>
+        </w:tblPrEx>
+        <w:tc>
+          <w:tcPr>
+            <w:tcW w:w="790" w:type="pct"/>
+            <w:tcBorders>
+              <w:top w:val="single" w:color="auto" w:sz="4" w:space="0"/>
+              <w:left w:val="single" w:color="auto" w:sz="4" w:space="0"/>
+              <w:bottom w:val="single" w:color="auto" w:sz="4" w:space="0"/>
+              <w:right w:val="single" w:color="auto" w:sz="4" w:space="0"/>
+            </w:tcBorders>
+            <w:shd w:val="clear" w:color="auto" w:fill="auto"/>
+            <w:tcMar>
+              <w:top w:w="100" w:type="dxa"/>
+              <w:left w:w="0" w:type="dxa"/>
+              <w:bottom w:w="100" w:type="dxa"/>
+              <w:right w:w="160" w:type="dxa"/>
+            </w:tcMar>
+            <w:vAlign w:val="center"/>
+          </w:tcPr>
+          <w:p>
+            <w:pPr>
+              <w:keepNext w:val="0"/>
+              <w:keepLines w:val="0"/>
+              <w:widowControl/>
+              <w:suppressLineNumbers w:val="0"/>
+              <w:spacing w:line="250" w:lineRule="atLeast"/>
+              <w:jc w:val="center"/>
+              <w:rPr>
+                <w:rFonts w:hint="default" w:ascii="Times New Roman" w:hAnsi="Times New Roman" w:eastAsia="宋体" w:cs="Times New Roman"/>
+                <w:b w:val="0"/>
+                <w:bCs w:val="0"/>
+                <w:i w:val="0"/>
+                <w:iCs w:val="0"/>
+                <w:caps w:val="0"/>
+                <w:color w:val="0F1115"/>
+                <w:spacing w:val="0"/>
+                <w:kern w:val="0"/>
+                <w:sz w:val="18"/>
+                <w:szCs w:val="18"/>
+                <w:lang w:val="en-US" w:eastAsia="zh-CN" w:bidi="ar"/>
+              </w:rPr>
+            </w:pPr>
+            <w:r>
+              <w:rPr>
+                <w:rFonts w:hint="default" w:ascii="Times New Roman" w:hAnsi="Times New Roman" w:eastAsia="宋体" w:cs="Times New Roman"/>
+                <w:i w:val="0"/>
+                <w:iCs w:val="0"/>
+                <w:caps w:val="0"/>
+                <w:color w:val="0F1115"/>
+                <w:spacing w:val="0"/>
+                <w:kern w:val="0"/>
+                <w:sz w:val="18"/>
+                <w:szCs w:val="18"/>
+                <w:lang w:val="en-US" w:eastAsia="zh-CN" w:bidi="ar"/>
+              </w:rPr>
+              <w:t>灵感值</w:t>
+            </w:r>
+          </w:p>
+        </w:tc>
+        <w:tc>
+          <w:tcPr>
+            <w:tcW w:w="4209" w:type="pct"/>
+            <w:tcBorders>
+              <w:top w:val="single" w:color="auto" w:sz="4" w:space="0"/>
+              <w:left w:val="single" w:color="auto" w:sz="4" w:space="0"/>
+              <w:bottom w:val="single" w:color="auto" w:sz="4" w:space="0"/>
+              <w:right w:val="single" w:color="auto" w:sz="4" w:space="0"/>
+            </w:tcBorders>
+            <w:shd w:val="clear" w:color="auto" w:fill="auto"/>
+            <w:tcMar>
+              <w:top w:w="100" w:type="dxa"/>
+              <w:left w:w="160" w:type="dxa"/>
+              <w:bottom w:w="100" w:type="dxa"/>
+              <w:right w:w="0" w:type="dxa"/>
+            </w:tcMar>
+            <w:vAlign w:val="center"/>
+          </w:tcPr>
+          <w:p>
+            <w:pPr>
+              <w:keepNext w:val="0"/>
+              <w:keepLines w:val="0"/>
+              <w:widowControl/>
+              <w:suppressLineNumbers w:val="0"/>
+              <w:spacing w:line="250" w:lineRule="atLeast"/>
+              <w:jc w:val="center"/>
+              <w:rPr>
+                <w:rFonts w:hint="default" w:ascii="Times New Roman" w:hAnsi="Times New Roman" w:eastAsia="宋体" w:cs="Times New Roman"/>
+                <w:b w:val="0"/>
+                <w:bCs w:val="0"/>
+                <w:i w:val="0"/>
+                <w:iCs w:val="0"/>
+                <w:caps w:val="0"/>
+                <w:color w:val="0F1115"/>
+                <w:spacing w:val="0"/>
+                <w:kern w:val="0"/>
+                <w:sz w:val="18"/>
+                <w:szCs w:val="18"/>
+                <w:lang w:val="en-US" w:eastAsia="zh-CN" w:bidi="ar"/>
+              </w:rPr>
+            </w:pPr>
+            <w:r>
+              <w:rPr>
+                <w:rFonts w:hint="default" w:ascii="Times New Roman" w:hAnsi="Times New Roman" w:eastAsia="宋体" w:cs="Times New Roman"/>
+                <w:i w:val="0"/>
+                <w:iCs w:val="0"/>
+                <w:caps w:val="0"/>
+                <w:color w:val="0F1115"/>
+                <w:spacing w:val="0"/>
+                <w:kern w:val="0"/>
+                <w:sz w:val="18"/>
+                <w:szCs w:val="18"/>
+                <w:lang w:val="en-US" w:eastAsia="zh-CN" w:bidi="ar"/>
+              </w:rPr>
+              <w:t>击杀敌人积累的资源，满值触发顿悟</w:t>
+            </w:r>
+          </w:p>
+        </w:tc>
+      </w:tr>
+      <w:tr>
+        <w:tblPrEx>
+          <w:tblBorders>
+            <w:top w:val="none" w:color="auto" w:sz="0" w:space="0"/>
+            <w:left w:val="none" w:color="auto" w:sz="0" w:space="0"/>
+            <w:bottom w:val="none" w:color="auto" w:sz="0" w:space="0"/>
+            <w:right w:val="none" w:color="auto" w:sz="0" w:space="0"/>
+            <w:insideH w:val="none" w:color="auto" w:sz="0" w:space="0"/>
+            <w:insideV w:val="none" w:color="auto" w:sz="0" w:space="0"/>
+          </w:tblBorders>
+          <w:tblCellMar>
+            <w:top w:w="15" w:type="dxa"/>
+            <w:left w:w="15" w:type="dxa"/>
+            <w:bottom w:w="15" w:type="dxa"/>
+            <w:right w:w="15" w:type="dxa"/>
+          </w:tblCellMar>
+        </w:tblPrEx>
+        <w:tc>
+          <w:tcPr>
+            <w:tcW w:w="790" w:type="pct"/>
+            <w:tcBorders>
+              <w:top w:val="single" w:color="auto" w:sz="4" w:space="0"/>
+              <w:left w:val="single" w:color="auto" w:sz="4" w:space="0"/>
+              <w:bottom w:val="single" w:color="auto" w:sz="4" w:space="0"/>
+              <w:right w:val="single" w:color="auto" w:sz="4" w:space="0"/>
+            </w:tcBorders>
+            <w:shd w:val="clear" w:color="auto" w:fill="auto"/>
+            <w:tcMar>
+              <w:top w:w="100" w:type="dxa"/>
+              <w:left w:w="0" w:type="dxa"/>
+              <w:bottom w:w="100" w:type="dxa"/>
+              <w:right w:w="160" w:type="dxa"/>
+            </w:tcMar>
+            <w:vAlign w:val="center"/>
+          </w:tcPr>
+          <w:p>
+            <w:pPr>
+              <w:keepNext w:val="0"/>
+              <w:keepLines w:val="0"/>
+              <w:widowControl/>
+              <w:suppressLineNumbers w:val="0"/>
+              <w:spacing w:line="250" w:lineRule="atLeast"/>
+              <w:jc w:val="center"/>
+              <w:rPr>
+                <w:rFonts w:hint="default" w:ascii="Times New Roman" w:hAnsi="Times New Roman" w:eastAsia="宋体" w:cs="Times New Roman"/>
+                <w:b w:val="0"/>
+                <w:bCs w:val="0"/>
+                <w:i w:val="0"/>
+                <w:iCs w:val="0"/>
+                <w:caps w:val="0"/>
+                <w:color w:val="0F1115"/>
+                <w:spacing w:val="0"/>
+                <w:kern w:val="0"/>
+                <w:sz w:val="18"/>
+                <w:szCs w:val="18"/>
+                <w:lang w:val="en-US" w:eastAsia="zh-CN" w:bidi="ar"/>
+              </w:rPr>
+            </w:pPr>
+            <w:r>
+              <w:rPr>
+                <w:rFonts w:hint="default" w:ascii="Times New Roman" w:hAnsi="Times New Roman" w:eastAsia="宋体" w:cs="Times New Roman"/>
+                <w:i w:val="0"/>
+                <w:iCs w:val="0"/>
+                <w:caps w:val="0"/>
+                <w:color w:val="0F1115"/>
+                <w:spacing w:val="0"/>
+                <w:kern w:val="0"/>
+                <w:sz w:val="18"/>
+                <w:szCs w:val="18"/>
+                <w:lang w:val="en-US" w:eastAsia="zh-CN" w:bidi="ar"/>
+              </w:rPr>
+              <w:t>顿悟</w:t>
+            </w:r>
+          </w:p>
+        </w:tc>
+        <w:tc>
+          <w:tcPr>
+            <w:tcW w:w="4209" w:type="pct"/>
+            <w:tcBorders>
+              <w:top w:val="single" w:color="auto" w:sz="4" w:space="0"/>
+              <w:left w:val="single" w:color="auto" w:sz="4" w:space="0"/>
+              <w:bottom w:val="single" w:color="auto" w:sz="4" w:space="0"/>
+              <w:right w:val="single" w:color="auto" w:sz="4" w:space="0"/>
+            </w:tcBorders>
+            <w:shd w:val="clear" w:color="auto" w:fill="auto"/>
+            <w:tcMar>
+              <w:top w:w="100" w:type="dxa"/>
+              <w:left w:w="160" w:type="dxa"/>
+              <w:bottom w:w="100" w:type="dxa"/>
+              <w:right w:w="0" w:type="dxa"/>
+            </w:tcMar>
+            <w:vAlign w:val="center"/>
+          </w:tcPr>
+          <w:p>
+            <w:pPr>
+              <w:keepNext w:val="0"/>
+              <w:keepLines w:val="0"/>
+              <w:widowControl/>
+              <w:suppressLineNumbers w:val="0"/>
+              <w:spacing w:line="250" w:lineRule="atLeast"/>
+              <w:jc w:val="center"/>
+              <w:rPr>
+                <w:rFonts w:hint="default" w:ascii="Times New Roman" w:hAnsi="Times New Roman" w:eastAsia="宋体" w:cs="Times New Roman"/>
+                <w:b w:val="0"/>
+                <w:bCs w:val="0"/>
+                <w:i w:val="0"/>
+                <w:iCs w:val="0"/>
+                <w:caps w:val="0"/>
+                <w:color w:val="0F1115"/>
+                <w:spacing w:val="0"/>
+                <w:kern w:val="0"/>
+                <w:sz w:val="18"/>
+                <w:szCs w:val="18"/>
+                <w:lang w:val="en-US" w:eastAsia="zh-CN" w:bidi="ar"/>
+              </w:rPr>
+            </w:pPr>
+            <w:r>
+              <w:rPr>
+                <w:rFonts w:hint="default" w:ascii="Times New Roman" w:hAnsi="Times New Roman" w:eastAsia="宋体" w:cs="Times New Roman"/>
+                <w:i w:val="0"/>
+                <w:iCs w:val="0"/>
+                <w:caps w:val="0"/>
+                <w:color w:val="0F1115"/>
+                <w:spacing w:val="0"/>
+                <w:kern w:val="0"/>
+                <w:sz w:val="18"/>
+                <w:szCs w:val="18"/>
+                <w:lang w:val="en-US" w:eastAsia="zh-CN" w:bidi="ar"/>
+              </w:rPr>
+              <w:t>可进行融合或升级的特殊状态</w:t>
             </w:r>
           </w:p>
         </w:tc>
@@ -32362,7 +33628,7 @@
                 <w:szCs w:val="18"/>
                 <w:lang w:val="en-US" w:eastAsia="zh-CN" w:bidi="ar"/>
               </w:rPr>
-              <w:t>刻印</w:t>
+              <w:t>融合</w:t>
             </w:r>
           </w:p>
         </w:tc>
@@ -32420,7 +33686,7 @@
                 <w:szCs w:val="18"/>
                 <w:lang w:val="en-US" w:eastAsia="zh-CN" w:bidi="ar"/>
               </w:rPr>
-              <w:t>游戏中的基础构筑单元，一个独立的蓝图类，同时包含本位和变位逻辑</w:t>
+              <w:t>将两枚刻印合并为一枚，压缩库容</w:t>
             </w:r>
           </w:p>
         </w:tc>
@@ -32497,1216 +33763,6 @@
                 <w:szCs w:val="18"/>
                 <w:lang w:val="en-US" w:eastAsia="zh-CN" w:bidi="ar"/>
               </w:rPr>
-              <w:t>本位</w:t>
-            </w:r>
-          </w:p>
-        </w:tc>
-        <w:tc>
-          <w:tcPr>
-            <w:tcW w:w="4209" w:type="pct"/>
-            <w:tcBorders>
-              <w:top w:val="single" w:color="auto" w:sz="4" w:space="0"/>
-              <w:left w:val="single" w:color="auto" w:sz="4" w:space="0"/>
-              <w:bottom w:val="single" w:color="auto" w:sz="4" w:space="0"/>
-              <w:right w:val="single" w:color="auto" w:sz="4" w:space="0"/>
-            </w:tcBorders>
-            <w:shd w:val="clear" w:color="auto" w:fill="auto"/>
-            <w:tcMar>
-              <w:top w:w="100" w:type="dxa"/>
-              <w:left w:w="160" w:type="dxa"/>
-              <w:bottom w:w="100" w:type="dxa"/>
-              <w:right w:w="0" w:type="dxa"/>
-            </w:tcMar>
-            <w:vAlign w:val="center"/>
-          </w:tcPr>
-          <w:p>
-            <w:pPr>
-              <w:keepNext w:val="0"/>
-              <w:keepLines w:val="0"/>
-              <w:widowControl/>
-              <w:suppressLineNumbers w:val="0"/>
-              <w:spacing w:line="250" w:lineRule="atLeast"/>
-              <w:jc w:val="center"/>
-              <w:rPr>
-                <w:rFonts w:hint="default" w:ascii="Times New Roman" w:hAnsi="Times New Roman" w:eastAsia="宋体" w:cs="Times New Roman"/>
-                <w:b w:val="0"/>
-                <w:bCs w:val="0"/>
-                <w:i w:val="0"/>
-                <w:iCs w:val="0"/>
-                <w:caps w:val="0"/>
-                <w:color w:val="0F1115"/>
-                <w:spacing w:val="0"/>
-                <w:kern w:val="0"/>
-                <w:sz w:val="18"/>
-                <w:szCs w:val="18"/>
-                <w:lang w:val="en-US" w:eastAsia="zh-CN" w:bidi="ar"/>
-              </w:rPr>
-            </w:pPr>
-            <w:r>
-              <w:rPr>
-                <w:rFonts w:hint="default" w:ascii="Times New Roman" w:hAnsi="Times New Roman" w:eastAsia="宋体" w:cs="Times New Roman"/>
-                <w:i w:val="0"/>
-                <w:iCs w:val="0"/>
-                <w:caps w:val="0"/>
-                <w:color w:val="0F1115"/>
-                <w:spacing w:val="0"/>
-                <w:kern w:val="0"/>
-                <w:sz w:val="18"/>
-                <w:szCs w:val="18"/>
-                <w:lang w:val="en-US" w:eastAsia="zh-CN" w:bidi="ar"/>
-              </w:rPr>
-              <w:t>刻印在槽位一时的表现，定义技能“做什么”，在关键节点发出事件。每枚刻印为三个功能槽各设计一套本位逻辑</w:t>
-            </w:r>
-          </w:p>
-        </w:tc>
-      </w:tr>
-      <w:tr>
-        <w:tblPrEx>
-          <w:tblBorders>
-            <w:top w:val="none" w:color="auto" w:sz="0" w:space="0"/>
-            <w:left w:val="none" w:color="auto" w:sz="0" w:space="0"/>
-            <w:bottom w:val="none" w:color="auto" w:sz="0" w:space="0"/>
-            <w:right w:val="none" w:color="auto" w:sz="0" w:space="0"/>
-            <w:insideH w:val="none" w:color="auto" w:sz="0" w:space="0"/>
-            <w:insideV w:val="none" w:color="auto" w:sz="0" w:space="0"/>
-          </w:tblBorders>
-          <w:shd w:val="clear" w:color="auto" w:fill="FFFFFF"/>
-          <w:tblCellMar>
-            <w:top w:w="15" w:type="dxa"/>
-            <w:left w:w="15" w:type="dxa"/>
-            <w:bottom w:w="15" w:type="dxa"/>
-            <w:right w:w="15" w:type="dxa"/>
-          </w:tblCellMar>
-        </w:tblPrEx>
-        <w:tc>
-          <w:tcPr>
-            <w:tcW w:w="790" w:type="pct"/>
-            <w:tcBorders>
-              <w:top w:val="single" w:color="auto" w:sz="4" w:space="0"/>
-              <w:left w:val="single" w:color="auto" w:sz="4" w:space="0"/>
-              <w:bottom w:val="single" w:color="auto" w:sz="4" w:space="0"/>
-              <w:right w:val="single" w:color="auto" w:sz="4" w:space="0"/>
-            </w:tcBorders>
-            <w:shd w:val="clear" w:color="auto" w:fill="auto"/>
-            <w:tcMar>
-              <w:top w:w="100" w:type="dxa"/>
-              <w:left w:w="0" w:type="dxa"/>
-              <w:bottom w:w="100" w:type="dxa"/>
-              <w:right w:w="160" w:type="dxa"/>
-            </w:tcMar>
-            <w:vAlign w:val="center"/>
-          </w:tcPr>
-          <w:p>
-            <w:pPr>
-              <w:keepNext w:val="0"/>
-              <w:keepLines w:val="0"/>
-              <w:widowControl/>
-              <w:suppressLineNumbers w:val="0"/>
-              <w:spacing w:line="250" w:lineRule="atLeast"/>
-              <w:jc w:val="center"/>
-              <w:rPr>
-                <w:rFonts w:hint="default" w:ascii="Times New Roman" w:hAnsi="Times New Roman" w:eastAsia="宋体" w:cs="Times New Roman"/>
-                <w:b w:val="0"/>
-                <w:bCs w:val="0"/>
-                <w:i w:val="0"/>
-                <w:iCs w:val="0"/>
-                <w:caps w:val="0"/>
-                <w:color w:val="0F1115"/>
-                <w:spacing w:val="0"/>
-                <w:kern w:val="0"/>
-                <w:sz w:val="18"/>
-                <w:szCs w:val="18"/>
-                <w:lang w:val="en-US" w:eastAsia="zh-CN" w:bidi="ar"/>
-              </w:rPr>
-            </w:pPr>
-            <w:r>
-              <w:rPr>
-                <w:rFonts w:hint="default" w:ascii="Times New Roman" w:hAnsi="Times New Roman" w:eastAsia="宋体" w:cs="Times New Roman"/>
-                <w:i w:val="0"/>
-                <w:iCs w:val="0"/>
-                <w:caps w:val="0"/>
-                <w:color w:val="0F1115"/>
-                <w:spacing w:val="0"/>
-                <w:kern w:val="0"/>
-                <w:sz w:val="18"/>
-                <w:szCs w:val="18"/>
-                <w:lang w:val="en-US" w:eastAsia="zh-CN" w:bidi="ar"/>
-              </w:rPr>
-              <w:t>变位</w:t>
-            </w:r>
-          </w:p>
-        </w:tc>
-        <w:tc>
-          <w:tcPr>
-            <w:tcW w:w="4209" w:type="pct"/>
-            <w:tcBorders>
-              <w:top w:val="single" w:color="auto" w:sz="4" w:space="0"/>
-              <w:left w:val="single" w:color="auto" w:sz="4" w:space="0"/>
-              <w:bottom w:val="single" w:color="auto" w:sz="4" w:space="0"/>
-              <w:right w:val="single" w:color="auto" w:sz="4" w:space="0"/>
-            </w:tcBorders>
-            <w:shd w:val="clear" w:color="auto" w:fill="auto"/>
-            <w:tcMar>
-              <w:top w:w="100" w:type="dxa"/>
-              <w:left w:w="160" w:type="dxa"/>
-              <w:bottom w:w="100" w:type="dxa"/>
-              <w:right w:w="0" w:type="dxa"/>
-            </w:tcMar>
-            <w:vAlign w:val="center"/>
-          </w:tcPr>
-          <w:p>
-            <w:pPr>
-              <w:keepNext w:val="0"/>
-              <w:keepLines w:val="0"/>
-              <w:widowControl/>
-              <w:suppressLineNumbers w:val="0"/>
-              <w:spacing w:line="250" w:lineRule="atLeast"/>
-              <w:jc w:val="center"/>
-              <w:rPr>
-                <w:rFonts w:hint="default" w:ascii="Times New Roman" w:hAnsi="Times New Roman" w:eastAsia="宋体" w:cs="Times New Roman"/>
-                <w:b w:val="0"/>
-                <w:bCs w:val="0"/>
-                <w:i w:val="0"/>
-                <w:iCs w:val="0"/>
-                <w:caps w:val="0"/>
-                <w:color w:val="0F1115"/>
-                <w:spacing w:val="0"/>
-                <w:kern w:val="0"/>
-                <w:sz w:val="18"/>
-                <w:szCs w:val="18"/>
-                <w:lang w:val="en-US" w:eastAsia="zh-CN" w:bidi="ar"/>
-              </w:rPr>
-            </w:pPr>
-            <w:r>
-              <w:rPr>
-                <w:rFonts w:hint="default" w:ascii="Times New Roman" w:hAnsi="Times New Roman" w:eastAsia="宋体" w:cs="Times New Roman"/>
-                <w:i w:val="0"/>
-                <w:iCs w:val="0"/>
-                <w:caps w:val="0"/>
-                <w:color w:val="0F1115"/>
-                <w:spacing w:val="0"/>
-                <w:kern w:val="0"/>
-                <w:sz w:val="18"/>
-                <w:szCs w:val="18"/>
-                <w:lang w:val="en-US" w:eastAsia="zh-CN" w:bidi="ar"/>
-              </w:rPr>
-              <w:t>刻印在槽位二时的表现，监听本位事件，执行响应逻辑。每枚刻印只做一套变位，通用于三个功能槽</w:t>
-            </w:r>
-          </w:p>
-        </w:tc>
-      </w:tr>
-      <w:tr>
-        <w:tblPrEx>
-          <w:tblBorders>
-            <w:top w:val="none" w:color="auto" w:sz="0" w:space="0"/>
-            <w:left w:val="none" w:color="auto" w:sz="0" w:space="0"/>
-            <w:bottom w:val="none" w:color="auto" w:sz="0" w:space="0"/>
-            <w:right w:val="none" w:color="auto" w:sz="0" w:space="0"/>
-            <w:insideH w:val="none" w:color="auto" w:sz="0" w:space="0"/>
-            <w:insideV w:val="none" w:color="auto" w:sz="0" w:space="0"/>
-          </w:tblBorders>
-          <w:shd w:val="clear" w:color="auto" w:fill="FFFFFF"/>
-          <w:tblCellMar>
-            <w:top w:w="15" w:type="dxa"/>
-            <w:left w:w="15" w:type="dxa"/>
-            <w:bottom w:w="15" w:type="dxa"/>
-            <w:right w:w="15" w:type="dxa"/>
-          </w:tblCellMar>
-        </w:tblPrEx>
-        <w:tc>
-          <w:tcPr>
-            <w:tcW w:w="790" w:type="pct"/>
-            <w:tcBorders>
-              <w:top w:val="single" w:color="auto" w:sz="4" w:space="0"/>
-              <w:left w:val="single" w:color="auto" w:sz="4" w:space="0"/>
-              <w:bottom w:val="single" w:color="auto" w:sz="4" w:space="0"/>
-              <w:right w:val="single" w:color="auto" w:sz="4" w:space="0"/>
-            </w:tcBorders>
-            <w:shd w:val="clear" w:color="auto" w:fill="auto"/>
-            <w:tcMar>
-              <w:top w:w="100" w:type="dxa"/>
-              <w:left w:w="0" w:type="dxa"/>
-              <w:bottom w:w="100" w:type="dxa"/>
-              <w:right w:w="160" w:type="dxa"/>
-            </w:tcMar>
-            <w:vAlign w:val="center"/>
-          </w:tcPr>
-          <w:p>
-            <w:pPr>
-              <w:keepNext w:val="0"/>
-              <w:keepLines w:val="0"/>
-              <w:widowControl/>
-              <w:suppressLineNumbers w:val="0"/>
-              <w:spacing w:line="250" w:lineRule="atLeast"/>
-              <w:jc w:val="center"/>
-              <w:rPr>
-                <w:rFonts w:hint="default" w:ascii="Times New Roman" w:hAnsi="Times New Roman" w:eastAsia="宋体" w:cs="Times New Roman"/>
-                <w:b w:val="0"/>
-                <w:bCs w:val="0"/>
-                <w:i w:val="0"/>
-                <w:iCs w:val="0"/>
-                <w:caps w:val="0"/>
-                <w:color w:val="0F1115"/>
-                <w:spacing w:val="0"/>
-                <w:kern w:val="0"/>
-                <w:sz w:val="18"/>
-                <w:szCs w:val="18"/>
-                <w:lang w:val="en-US" w:eastAsia="zh-CN" w:bidi="ar"/>
-              </w:rPr>
-            </w:pPr>
-            <w:r>
-              <w:rPr>
-                <w:rFonts w:hint="default" w:ascii="Times New Roman" w:hAnsi="Times New Roman" w:eastAsia="宋体" w:cs="Times New Roman"/>
-                <w:i w:val="0"/>
-                <w:iCs w:val="0"/>
-                <w:caps w:val="0"/>
-                <w:color w:val="0F1115"/>
-                <w:spacing w:val="0"/>
-                <w:kern w:val="0"/>
-                <w:sz w:val="18"/>
-                <w:szCs w:val="18"/>
-                <w:lang w:val="en-US" w:eastAsia="zh-CN" w:bidi="ar"/>
-              </w:rPr>
-              <w:t>事件</w:t>
-            </w:r>
-          </w:p>
-        </w:tc>
-        <w:tc>
-          <w:tcPr>
-            <w:tcW w:w="4209" w:type="pct"/>
-            <w:tcBorders>
-              <w:top w:val="single" w:color="auto" w:sz="4" w:space="0"/>
-              <w:left w:val="single" w:color="auto" w:sz="4" w:space="0"/>
-              <w:bottom w:val="single" w:color="auto" w:sz="4" w:space="0"/>
-              <w:right w:val="single" w:color="auto" w:sz="4" w:space="0"/>
-            </w:tcBorders>
-            <w:shd w:val="clear" w:color="auto" w:fill="auto"/>
-            <w:tcMar>
-              <w:top w:w="100" w:type="dxa"/>
-              <w:left w:w="160" w:type="dxa"/>
-              <w:bottom w:w="100" w:type="dxa"/>
-              <w:right w:w="0" w:type="dxa"/>
-            </w:tcMar>
-            <w:vAlign w:val="center"/>
-          </w:tcPr>
-          <w:p>
-            <w:pPr>
-              <w:keepNext w:val="0"/>
-              <w:keepLines w:val="0"/>
-              <w:widowControl/>
-              <w:suppressLineNumbers w:val="0"/>
-              <w:spacing w:line="250" w:lineRule="atLeast"/>
-              <w:jc w:val="center"/>
-              <w:rPr>
-                <w:rFonts w:hint="default" w:ascii="Times New Roman" w:hAnsi="Times New Roman" w:eastAsia="宋体" w:cs="Times New Roman"/>
-                <w:b w:val="0"/>
-                <w:bCs w:val="0"/>
-                <w:i w:val="0"/>
-                <w:iCs w:val="0"/>
-                <w:caps w:val="0"/>
-                <w:color w:val="0F1115"/>
-                <w:spacing w:val="0"/>
-                <w:kern w:val="0"/>
-                <w:sz w:val="18"/>
-                <w:szCs w:val="18"/>
-                <w:lang w:val="en-US" w:eastAsia="zh-CN" w:bidi="ar"/>
-              </w:rPr>
-            </w:pPr>
-            <w:r>
-              <w:rPr>
-                <w:rFonts w:hint="default" w:ascii="Times New Roman" w:hAnsi="Times New Roman" w:eastAsia="宋体" w:cs="Times New Roman"/>
-                <w:i w:val="0"/>
-                <w:iCs w:val="0"/>
-                <w:caps w:val="0"/>
-                <w:color w:val="0F1115"/>
-                <w:spacing w:val="0"/>
-                <w:kern w:val="0"/>
-                <w:sz w:val="18"/>
-                <w:szCs w:val="18"/>
-                <w:lang w:val="en-US" w:eastAsia="zh-CN" w:bidi="ar"/>
-              </w:rPr>
-              <w:t>本位在生命周期关键节点广播的信号（Cast/Spawn/Travel/Hit/Finish）</w:t>
-            </w:r>
-          </w:p>
-        </w:tc>
-      </w:tr>
-      <w:tr>
-        <w:tblPrEx>
-          <w:tblBorders>
-            <w:top w:val="none" w:color="auto" w:sz="0" w:space="0"/>
-            <w:left w:val="none" w:color="auto" w:sz="0" w:space="0"/>
-            <w:bottom w:val="none" w:color="auto" w:sz="0" w:space="0"/>
-            <w:right w:val="none" w:color="auto" w:sz="0" w:space="0"/>
-            <w:insideH w:val="none" w:color="auto" w:sz="0" w:space="0"/>
-            <w:insideV w:val="none" w:color="auto" w:sz="0" w:space="0"/>
-          </w:tblBorders>
-          <w:shd w:val="clear" w:color="auto" w:fill="FFFFFF"/>
-          <w:tblCellMar>
-            <w:top w:w="15" w:type="dxa"/>
-            <w:left w:w="15" w:type="dxa"/>
-            <w:bottom w:w="15" w:type="dxa"/>
-            <w:right w:w="15" w:type="dxa"/>
-          </w:tblCellMar>
-        </w:tblPrEx>
-        <w:tc>
-          <w:tcPr>
-            <w:tcW w:w="790" w:type="pct"/>
-            <w:tcBorders>
-              <w:top w:val="single" w:color="auto" w:sz="4" w:space="0"/>
-              <w:left w:val="single" w:color="auto" w:sz="4" w:space="0"/>
-              <w:bottom w:val="single" w:color="auto" w:sz="4" w:space="0"/>
-              <w:right w:val="single" w:color="auto" w:sz="4" w:space="0"/>
-            </w:tcBorders>
-            <w:shd w:val="clear" w:color="auto" w:fill="auto"/>
-            <w:tcMar>
-              <w:top w:w="100" w:type="dxa"/>
-              <w:left w:w="0" w:type="dxa"/>
-              <w:bottom w:w="100" w:type="dxa"/>
-              <w:right w:w="160" w:type="dxa"/>
-            </w:tcMar>
-            <w:vAlign w:val="center"/>
-          </w:tcPr>
-          <w:p>
-            <w:pPr>
-              <w:keepNext w:val="0"/>
-              <w:keepLines w:val="0"/>
-              <w:widowControl/>
-              <w:suppressLineNumbers w:val="0"/>
-              <w:spacing w:line="250" w:lineRule="atLeast"/>
-              <w:jc w:val="center"/>
-              <w:rPr>
-                <w:rFonts w:hint="default" w:ascii="Times New Roman" w:hAnsi="Times New Roman" w:eastAsia="宋体" w:cs="Times New Roman"/>
-                <w:b w:val="0"/>
-                <w:bCs w:val="0"/>
-                <w:i w:val="0"/>
-                <w:iCs w:val="0"/>
-                <w:caps w:val="0"/>
-                <w:color w:val="0F1115"/>
-                <w:spacing w:val="0"/>
-                <w:kern w:val="0"/>
-                <w:sz w:val="18"/>
-                <w:szCs w:val="18"/>
-                <w:lang w:val="en-US" w:eastAsia="zh-CN" w:bidi="ar"/>
-              </w:rPr>
-            </w:pPr>
-            <w:r>
-              <w:rPr>
-                <w:rFonts w:hint="default" w:ascii="Times New Roman" w:hAnsi="Times New Roman" w:eastAsia="宋体" w:cs="Times New Roman"/>
-                <w:i w:val="0"/>
-                <w:iCs w:val="0"/>
-                <w:caps w:val="0"/>
-                <w:color w:val="0F1115"/>
-                <w:spacing w:val="0"/>
-                <w:kern w:val="0"/>
-                <w:sz w:val="18"/>
-                <w:szCs w:val="18"/>
-                <w:lang w:val="en-US" w:eastAsia="zh-CN" w:bidi="ar"/>
-              </w:rPr>
-              <w:t>功能槽</w:t>
-            </w:r>
-          </w:p>
-        </w:tc>
-        <w:tc>
-          <w:tcPr>
-            <w:tcW w:w="4209" w:type="pct"/>
-            <w:tcBorders>
-              <w:top w:val="single" w:color="auto" w:sz="4" w:space="0"/>
-              <w:left w:val="single" w:color="auto" w:sz="4" w:space="0"/>
-              <w:bottom w:val="single" w:color="auto" w:sz="4" w:space="0"/>
-              <w:right w:val="single" w:color="auto" w:sz="4" w:space="0"/>
-            </w:tcBorders>
-            <w:shd w:val="clear" w:color="auto" w:fill="auto"/>
-            <w:tcMar>
-              <w:top w:w="100" w:type="dxa"/>
-              <w:left w:w="160" w:type="dxa"/>
-              <w:bottom w:w="100" w:type="dxa"/>
-              <w:right w:w="0" w:type="dxa"/>
-            </w:tcMar>
-            <w:vAlign w:val="center"/>
-          </w:tcPr>
-          <w:p>
-            <w:pPr>
-              <w:keepNext w:val="0"/>
-              <w:keepLines w:val="0"/>
-              <w:widowControl/>
-              <w:suppressLineNumbers w:val="0"/>
-              <w:spacing w:line="250" w:lineRule="atLeast"/>
-              <w:jc w:val="center"/>
-              <w:rPr>
-                <w:rFonts w:hint="default" w:ascii="Times New Roman" w:hAnsi="Times New Roman" w:eastAsia="宋体" w:cs="Times New Roman"/>
-                <w:b w:val="0"/>
-                <w:bCs w:val="0"/>
-                <w:i w:val="0"/>
-                <w:iCs w:val="0"/>
-                <w:caps w:val="0"/>
-                <w:color w:val="0F1115"/>
-                <w:spacing w:val="0"/>
-                <w:kern w:val="0"/>
-                <w:sz w:val="18"/>
-                <w:szCs w:val="18"/>
-                <w:lang w:val="en-US" w:eastAsia="zh-CN" w:bidi="ar"/>
-              </w:rPr>
-            </w:pPr>
-            <w:r>
-              <w:rPr>
-                <w:rFonts w:hint="default" w:ascii="Times New Roman" w:hAnsi="Times New Roman" w:eastAsia="宋体" w:cs="Times New Roman"/>
-                <w:i w:val="0"/>
-                <w:iCs w:val="0"/>
-                <w:caps w:val="0"/>
-                <w:color w:val="0F1115"/>
-                <w:spacing w:val="0"/>
-                <w:kern w:val="0"/>
-                <w:sz w:val="18"/>
-                <w:szCs w:val="18"/>
-                <w:lang w:val="en-US" w:eastAsia="zh-CN" w:bidi="ar"/>
-              </w:rPr>
-              <w:t>角色身上的三个技能槽位（普攻槽/技能槽/位移槽），决定本位执行哪一套逻辑</w:t>
-            </w:r>
-          </w:p>
-        </w:tc>
-      </w:tr>
-      <w:tr>
-        <w:tblPrEx>
-          <w:tblBorders>
-            <w:top w:val="none" w:color="auto" w:sz="0" w:space="0"/>
-            <w:left w:val="none" w:color="auto" w:sz="0" w:space="0"/>
-            <w:bottom w:val="none" w:color="auto" w:sz="0" w:space="0"/>
-            <w:right w:val="none" w:color="auto" w:sz="0" w:space="0"/>
-            <w:insideH w:val="none" w:color="auto" w:sz="0" w:space="0"/>
-            <w:insideV w:val="none" w:color="auto" w:sz="0" w:space="0"/>
-          </w:tblBorders>
-          <w:shd w:val="clear" w:color="auto" w:fill="FFFFFF"/>
-          <w:tblCellMar>
-            <w:top w:w="15" w:type="dxa"/>
-            <w:left w:w="15" w:type="dxa"/>
-            <w:bottom w:w="15" w:type="dxa"/>
-            <w:right w:w="15" w:type="dxa"/>
-          </w:tblCellMar>
-        </w:tblPrEx>
-        <w:tc>
-          <w:tcPr>
-            <w:tcW w:w="790" w:type="pct"/>
-            <w:tcBorders>
-              <w:top w:val="single" w:color="auto" w:sz="4" w:space="0"/>
-              <w:left w:val="single" w:color="auto" w:sz="4" w:space="0"/>
-              <w:bottom w:val="single" w:color="auto" w:sz="4" w:space="0"/>
-              <w:right w:val="single" w:color="auto" w:sz="4" w:space="0"/>
-            </w:tcBorders>
-            <w:shd w:val="clear" w:color="auto" w:fill="auto"/>
-            <w:tcMar>
-              <w:top w:w="100" w:type="dxa"/>
-              <w:left w:w="0" w:type="dxa"/>
-              <w:bottom w:w="100" w:type="dxa"/>
-              <w:right w:w="160" w:type="dxa"/>
-            </w:tcMar>
-            <w:vAlign w:val="center"/>
-          </w:tcPr>
-          <w:p>
-            <w:pPr>
-              <w:keepNext w:val="0"/>
-              <w:keepLines w:val="0"/>
-              <w:widowControl/>
-              <w:suppressLineNumbers w:val="0"/>
-              <w:spacing w:line="250" w:lineRule="atLeast"/>
-              <w:jc w:val="center"/>
-              <w:rPr>
-                <w:rFonts w:hint="default" w:ascii="Times New Roman" w:hAnsi="Times New Roman" w:eastAsia="宋体" w:cs="Times New Roman"/>
-                <w:b w:val="0"/>
-                <w:bCs w:val="0"/>
-                <w:i w:val="0"/>
-                <w:iCs w:val="0"/>
-                <w:caps w:val="0"/>
-                <w:color w:val="0F1115"/>
-                <w:spacing w:val="0"/>
-                <w:kern w:val="0"/>
-                <w:sz w:val="18"/>
-                <w:szCs w:val="18"/>
-                <w:lang w:val="en-US" w:eastAsia="zh-CN" w:bidi="ar"/>
-              </w:rPr>
-            </w:pPr>
-            <w:r>
-              <w:rPr>
-                <w:rFonts w:hint="default" w:ascii="Times New Roman" w:hAnsi="Times New Roman" w:eastAsia="宋体" w:cs="Times New Roman"/>
-                <w:i w:val="0"/>
-                <w:iCs w:val="0"/>
-                <w:caps w:val="0"/>
-                <w:color w:val="0F1115"/>
-                <w:spacing w:val="0"/>
-                <w:kern w:val="0"/>
-                <w:sz w:val="18"/>
-                <w:szCs w:val="18"/>
-                <w:lang w:val="en-US" w:eastAsia="zh-CN" w:bidi="ar"/>
-              </w:rPr>
-              <w:t>位置</w:t>
-            </w:r>
-          </w:p>
-        </w:tc>
-        <w:tc>
-          <w:tcPr>
-            <w:tcW w:w="4209" w:type="pct"/>
-            <w:tcBorders>
-              <w:top w:val="single" w:color="auto" w:sz="4" w:space="0"/>
-              <w:left w:val="single" w:color="auto" w:sz="4" w:space="0"/>
-              <w:bottom w:val="single" w:color="auto" w:sz="4" w:space="0"/>
-              <w:right w:val="single" w:color="auto" w:sz="4" w:space="0"/>
-            </w:tcBorders>
-            <w:shd w:val="clear" w:color="auto" w:fill="auto"/>
-            <w:tcMar>
-              <w:top w:w="100" w:type="dxa"/>
-              <w:left w:w="160" w:type="dxa"/>
-              <w:bottom w:w="100" w:type="dxa"/>
-              <w:right w:w="0" w:type="dxa"/>
-            </w:tcMar>
-            <w:vAlign w:val="center"/>
-          </w:tcPr>
-          <w:p>
-            <w:pPr>
-              <w:keepNext w:val="0"/>
-              <w:keepLines w:val="0"/>
-              <w:widowControl/>
-              <w:suppressLineNumbers w:val="0"/>
-              <w:spacing w:line="250" w:lineRule="atLeast"/>
-              <w:jc w:val="center"/>
-              <w:rPr>
-                <w:rFonts w:hint="default" w:ascii="Times New Roman" w:hAnsi="Times New Roman" w:eastAsia="宋体" w:cs="Times New Roman"/>
-                <w:b w:val="0"/>
-                <w:bCs w:val="0"/>
-                <w:i w:val="0"/>
-                <w:iCs w:val="0"/>
-                <w:caps w:val="0"/>
-                <w:color w:val="0F1115"/>
-                <w:spacing w:val="0"/>
-                <w:kern w:val="0"/>
-                <w:sz w:val="18"/>
-                <w:szCs w:val="18"/>
-                <w:lang w:val="en-US" w:eastAsia="zh-CN" w:bidi="ar"/>
-              </w:rPr>
-            </w:pPr>
-            <w:r>
-              <w:rPr>
-                <w:rFonts w:hint="default" w:ascii="Times New Roman" w:hAnsi="Times New Roman" w:eastAsia="宋体" w:cs="Times New Roman"/>
-                <w:i w:val="0"/>
-                <w:iCs w:val="0"/>
-                <w:caps w:val="0"/>
-                <w:color w:val="0F1115"/>
-                <w:spacing w:val="0"/>
-                <w:kern w:val="0"/>
-                <w:sz w:val="18"/>
-                <w:szCs w:val="18"/>
-                <w:lang w:val="en-US" w:eastAsia="zh-CN" w:bidi="ar"/>
-              </w:rPr>
-              <w:t>每个功能槽中的两个位置（槽位一/槽位二），决定刻印表现本位还是变位</w:t>
-            </w:r>
-          </w:p>
-        </w:tc>
-      </w:tr>
-      <w:tr>
-        <w:tblPrEx>
-          <w:tblBorders>
-            <w:top w:val="none" w:color="auto" w:sz="0" w:space="0"/>
-            <w:left w:val="none" w:color="auto" w:sz="0" w:space="0"/>
-            <w:bottom w:val="none" w:color="auto" w:sz="0" w:space="0"/>
-            <w:right w:val="none" w:color="auto" w:sz="0" w:space="0"/>
-            <w:insideH w:val="none" w:color="auto" w:sz="0" w:space="0"/>
-            <w:insideV w:val="none" w:color="auto" w:sz="0" w:space="0"/>
-          </w:tblBorders>
-          <w:tblCellMar>
-            <w:top w:w="15" w:type="dxa"/>
-            <w:left w:w="15" w:type="dxa"/>
-            <w:bottom w:w="15" w:type="dxa"/>
-            <w:right w:w="15" w:type="dxa"/>
-          </w:tblCellMar>
-        </w:tblPrEx>
-        <w:tc>
-          <w:tcPr>
-            <w:tcW w:w="790" w:type="pct"/>
-            <w:tcBorders>
-              <w:top w:val="single" w:color="auto" w:sz="4" w:space="0"/>
-              <w:left w:val="single" w:color="auto" w:sz="4" w:space="0"/>
-              <w:bottom w:val="single" w:color="auto" w:sz="4" w:space="0"/>
-              <w:right w:val="single" w:color="auto" w:sz="4" w:space="0"/>
-            </w:tcBorders>
-            <w:shd w:val="clear" w:color="auto" w:fill="auto"/>
-            <w:tcMar>
-              <w:top w:w="100" w:type="dxa"/>
-              <w:left w:w="0" w:type="dxa"/>
-              <w:bottom w:w="100" w:type="dxa"/>
-              <w:right w:w="160" w:type="dxa"/>
-            </w:tcMar>
-            <w:vAlign w:val="center"/>
-          </w:tcPr>
-          <w:p>
-            <w:pPr>
-              <w:keepNext w:val="0"/>
-              <w:keepLines w:val="0"/>
-              <w:widowControl/>
-              <w:suppressLineNumbers w:val="0"/>
-              <w:spacing w:line="250" w:lineRule="atLeast"/>
-              <w:jc w:val="center"/>
-              <w:rPr>
-                <w:rFonts w:hint="default" w:ascii="Times New Roman" w:hAnsi="Times New Roman" w:eastAsia="宋体" w:cs="Times New Roman"/>
-                <w:b w:val="0"/>
-                <w:bCs w:val="0"/>
-                <w:i w:val="0"/>
-                <w:iCs w:val="0"/>
-                <w:caps w:val="0"/>
-                <w:color w:val="0F1115"/>
-                <w:spacing w:val="0"/>
-                <w:kern w:val="0"/>
-                <w:sz w:val="18"/>
-                <w:szCs w:val="18"/>
-                <w:lang w:val="en-US" w:eastAsia="zh-CN" w:bidi="ar"/>
-              </w:rPr>
-            </w:pPr>
-            <w:r>
-              <w:rPr>
-                <w:rFonts w:hint="default" w:ascii="Times New Roman" w:hAnsi="Times New Roman" w:eastAsia="宋体" w:cs="Times New Roman"/>
-                <w:i w:val="0"/>
-                <w:iCs w:val="0"/>
-                <w:caps w:val="0"/>
-                <w:color w:val="0F1115"/>
-                <w:spacing w:val="0"/>
-                <w:kern w:val="0"/>
-                <w:sz w:val="18"/>
-                <w:szCs w:val="18"/>
-                <w:lang w:val="en-US" w:eastAsia="zh-CN" w:bidi="ar"/>
-              </w:rPr>
-              <w:t>库容</w:t>
-            </w:r>
-          </w:p>
-        </w:tc>
-        <w:tc>
-          <w:tcPr>
-            <w:tcW w:w="4209" w:type="pct"/>
-            <w:tcBorders>
-              <w:top w:val="single" w:color="auto" w:sz="4" w:space="0"/>
-              <w:left w:val="single" w:color="auto" w:sz="4" w:space="0"/>
-              <w:bottom w:val="single" w:color="auto" w:sz="4" w:space="0"/>
-              <w:right w:val="single" w:color="auto" w:sz="4" w:space="0"/>
-            </w:tcBorders>
-            <w:shd w:val="clear" w:color="auto" w:fill="auto"/>
-            <w:tcMar>
-              <w:top w:w="100" w:type="dxa"/>
-              <w:left w:w="160" w:type="dxa"/>
-              <w:bottom w:w="100" w:type="dxa"/>
-              <w:right w:w="0" w:type="dxa"/>
-            </w:tcMar>
-            <w:vAlign w:val="center"/>
-          </w:tcPr>
-          <w:p>
-            <w:pPr>
-              <w:keepNext w:val="0"/>
-              <w:keepLines w:val="0"/>
-              <w:widowControl/>
-              <w:suppressLineNumbers w:val="0"/>
-              <w:spacing w:line="250" w:lineRule="atLeast"/>
-              <w:jc w:val="center"/>
-              <w:rPr>
-                <w:rFonts w:hint="default" w:ascii="Times New Roman" w:hAnsi="Times New Roman" w:eastAsia="宋体" w:cs="Times New Roman"/>
-                <w:b w:val="0"/>
-                <w:bCs w:val="0"/>
-                <w:i w:val="0"/>
-                <w:iCs w:val="0"/>
-                <w:caps w:val="0"/>
-                <w:color w:val="0F1115"/>
-                <w:spacing w:val="0"/>
-                <w:kern w:val="0"/>
-                <w:sz w:val="18"/>
-                <w:szCs w:val="18"/>
-                <w:lang w:val="en-US" w:eastAsia="zh-CN" w:bidi="ar"/>
-              </w:rPr>
-            </w:pPr>
-            <w:r>
-              <w:rPr>
-                <w:rFonts w:hint="default" w:ascii="Times New Roman" w:hAnsi="Times New Roman" w:eastAsia="宋体" w:cs="Times New Roman"/>
-                <w:i w:val="0"/>
-                <w:iCs w:val="0"/>
-                <w:caps w:val="0"/>
-                <w:color w:val="0F1115"/>
-                <w:spacing w:val="0"/>
-                <w:kern w:val="0"/>
-                <w:sz w:val="18"/>
-                <w:szCs w:val="18"/>
-                <w:lang w:val="en-US" w:eastAsia="zh-CN" w:bidi="ar"/>
-              </w:rPr>
-              <w:t>玩家可携带的刻印数量上限，固定8格</w:t>
-            </w:r>
-          </w:p>
-        </w:tc>
-      </w:tr>
-      <w:tr>
-        <w:tblPrEx>
-          <w:tblBorders>
-            <w:top w:val="none" w:color="auto" w:sz="0" w:space="0"/>
-            <w:left w:val="none" w:color="auto" w:sz="0" w:space="0"/>
-            <w:bottom w:val="none" w:color="auto" w:sz="0" w:space="0"/>
-            <w:right w:val="none" w:color="auto" w:sz="0" w:space="0"/>
-            <w:insideH w:val="none" w:color="auto" w:sz="0" w:space="0"/>
-            <w:insideV w:val="none" w:color="auto" w:sz="0" w:space="0"/>
-          </w:tblBorders>
-          <w:tblCellMar>
-            <w:top w:w="15" w:type="dxa"/>
-            <w:left w:w="15" w:type="dxa"/>
-            <w:bottom w:w="15" w:type="dxa"/>
-            <w:right w:w="15" w:type="dxa"/>
-          </w:tblCellMar>
-        </w:tblPrEx>
-        <w:tc>
-          <w:tcPr>
-            <w:tcW w:w="790" w:type="pct"/>
-            <w:tcBorders>
-              <w:top w:val="single" w:color="auto" w:sz="4" w:space="0"/>
-              <w:left w:val="single" w:color="auto" w:sz="4" w:space="0"/>
-              <w:bottom w:val="single" w:color="auto" w:sz="4" w:space="0"/>
-              <w:right w:val="single" w:color="auto" w:sz="4" w:space="0"/>
-            </w:tcBorders>
-            <w:shd w:val="clear" w:color="auto" w:fill="auto"/>
-            <w:tcMar>
-              <w:top w:w="100" w:type="dxa"/>
-              <w:left w:w="0" w:type="dxa"/>
-              <w:bottom w:w="100" w:type="dxa"/>
-              <w:right w:w="160" w:type="dxa"/>
-            </w:tcMar>
-            <w:vAlign w:val="center"/>
-          </w:tcPr>
-          <w:p>
-            <w:pPr>
-              <w:keepNext w:val="0"/>
-              <w:keepLines w:val="0"/>
-              <w:widowControl/>
-              <w:suppressLineNumbers w:val="0"/>
-              <w:spacing w:line="250" w:lineRule="atLeast"/>
-              <w:jc w:val="center"/>
-              <w:rPr>
-                <w:rFonts w:hint="default" w:ascii="Times New Roman" w:hAnsi="Times New Roman" w:eastAsia="宋体" w:cs="Times New Roman"/>
-                <w:b w:val="0"/>
-                <w:bCs w:val="0"/>
-                <w:i w:val="0"/>
-                <w:iCs w:val="0"/>
-                <w:caps w:val="0"/>
-                <w:color w:val="0F1115"/>
-                <w:spacing w:val="0"/>
-                <w:kern w:val="0"/>
-                <w:sz w:val="18"/>
-                <w:szCs w:val="18"/>
-                <w:lang w:val="en-US" w:eastAsia="zh-CN" w:bidi="ar"/>
-              </w:rPr>
-            </w:pPr>
-            <w:r>
-              <w:rPr>
-                <w:rFonts w:hint="default" w:ascii="Times New Roman" w:hAnsi="Times New Roman" w:eastAsia="宋体" w:cs="Times New Roman"/>
-                <w:i w:val="0"/>
-                <w:iCs w:val="0"/>
-                <w:caps w:val="0"/>
-                <w:color w:val="0F1115"/>
-                <w:spacing w:val="0"/>
-                <w:kern w:val="0"/>
-                <w:sz w:val="18"/>
-                <w:szCs w:val="18"/>
-                <w:lang w:val="en-US" w:eastAsia="zh-CN" w:bidi="ar"/>
-              </w:rPr>
-              <w:t>灵感值</w:t>
-            </w:r>
-          </w:p>
-        </w:tc>
-        <w:tc>
-          <w:tcPr>
-            <w:tcW w:w="4209" w:type="pct"/>
-            <w:tcBorders>
-              <w:top w:val="single" w:color="auto" w:sz="4" w:space="0"/>
-              <w:left w:val="single" w:color="auto" w:sz="4" w:space="0"/>
-              <w:bottom w:val="single" w:color="auto" w:sz="4" w:space="0"/>
-              <w:right w:val="single" w:color="auto" w:sz="4" w:space="0"/>
-            </w:tcBorders>
-            <w:shd w:val="clear" w:color="auto" w:fill="auto"/>
-            <w:tcMar>
-              <w:top w:w="100" w:type="dxa"/>
-              <w:left w:w="160" w:type="dxa"/>
-              <w:bottom w:w="100" w:type="dxa"/>
-              <w:right w:w="0" w:type="dxa"/>
-            </w:tcMar>
-            <w:vAlign w:val="center"/>
-          </w:tcPr>
-          <w:p>
-            <w:pPr>
-              <w:keepNext w:val="0"/>
-              <w:keepLines w:val="0"/>
-              <w:widowControl/>
-              <w:suppressLineNumbers w:val="0"/>
-              <w:spacing w:line="250" w:lineRule="atLeast"/>
-              <w:jc w:val="center"/>
-              <w:rPr>
-                <w:rFonts w:hint="default" w:ascii="Times New Roman" w:hAnsi="Times New Roman" w:eastAsia="宋体" w:cs="Times New Roman"/>
-                <w:b w:val="0"/>
-                <w:bCs w:val="0"/>
-                <w:i w:val="0"/>
-                <w:iCs w:val="0"/>
-                <w:caps w:val="0"/>
-                <w:color w:val="0F1115"/>
-                <w:spacing w:val="0"/>
-                <w:kern w:val="0"/>
-                <w:sz w:val="18"/>
-                <w:szCs w:val="18"/>
-                <w:lang w:val="en-US" w:eastAsia="zh-CN" w:bidi="ar"/>
-              </w:rPr>
-            </w:pPr>
-            <w:r>
-              <w:rPr>
-                <w:rFonts w:hint="default" w:ascii="Times New Roman" w:hAnsi="Times New Roman" w:eastAsia="宋体" w:cs="Times New Roman"/>
-                <w:i w:val="0"/>
-                <w:iCs w:val="0"/>
-                <w:caps w:val="0"/>
-                <w:color w:val="0F1115"/>
-                <w:spacing w:val="0"/>
-                <w:kern w:val="0"/>
-                <w:sz w:val="18"/>
-                <w:szCs w:val="18"/>
-                <w:lang w:val="en-US" w:eastAsia="zh-CN" w:bidi="ar"/>
-              </w:rPr>
-              <w:t>击杀敌人积累的资源，满值触发顿悟</w:t>
-            </w:r>
-          </w:p>
-        </w:tc>
-      </w:tr>
-      <w:tr>
-        <w:tblPrEx>
-          <w:tblBorders>
-            <w:top w:val="none" w:color="auto" w:sz="0" w:space="0"/>
-            <w:left w:val="none" w:color="auto" w:sz="0" w:space="0"/>
-            <w:bottom w:val="none" w:color="auto" w:sz="0" w:space="0"/>
-            <w:right w:val="none" w:color="auto" w:sz="0" w:space="0"/>
-            <w:insideH w:val="none" w:color="auto" w:sz="0" w:space="0"/>
-            <w:insideV w:val="none" w:color="auto" w:sz="0" w:space="0"/>
-          </w:tblBorders>
-          <w:tblCellMar>
-            <w:top w:w="15" w:type="dxa"/>
-            <w:left w:w="15" w:type="dxa"/>
-            <w:bottom w:w="15" w:type="dxa"/>
-            <w:right w:w="15" w:type="dxa"/>
-          </w:tblCellMar>
-        </w:tblPrEx>
-        <w:tc>
-          <w:tcPr>
-            <w:tcW w:w="790" w:type="pct"/>
-            <w:tcBorders>
-              <w:top w:val="single" w:color="auto" w:sz="4" w:space="0"/>
-              <w:left w:val="single" w:color="auto" w:sz="4" w:space="0"/>
-              <w:bottom w:val="single" w:color="auto" w:sz="4" w:space="0"/>
-              <w:right w:val="single" w:color="auto" w:sz="4" w:space="0"/>
-            </w:tcBorders>
-            <w:shd w:val="clear" w:color="auto" w:fill="auto"/>
-            <w:tcMar>
-              <w:top w:w="100" w:type="dxa"/>
-              <w:left w:w="0" w:type="dxa"/>
-              <w:bottom w:w="100" w:type="dxa"/>
-              <w:right w:w="160" w:type="dxa"/>
-            </w:tcMar>
-            <w:vAlign w:val="center"/>
-          </w:tcPr>
-          <w:p>
-            <w:pPr>
-              <w:keepNext w:val="0"/>
-              <w:keepLines w:val="0"/>
-              <w:widowControl/>
-              <w:suppressLineNumbers w:val="0"/>
-              <w:spacing w:line="250" w:lineRule="atLeast"/>
-              <w:jc w:val="center"/>
-              <w:rPr>
-                <w:rFonts w:hint="default" w:ascii="Times New Roman" w:hAnsi="Times New Roman" w:eastAsia="宋体" w:cs="Times New Roman"/>
-                <w:b w:val="0"/>
-                <w:bCs w:val="0"/>
-                <w:i w:val="0"/>
-                <w:iCs w:val="0"/>
-                <w:caps w:val="0"/>
-                <w:color w:val="0F1115"/>
-                <w:spacing w:val="0"/>
-                <w:kern w:val="0"/>
-                <w:sz w:val="18"/>
-                <w:szCs w:val="18"/>
-                <w:lang w:val="en-US" w:eastAsia="zh-CN" w:bidi="ar"/>
-              </w:rPr>
-            </w:pPr>
-            <w:r>
-              <w:rPr>
-                <w:rFonts w:hint="default" w:ascii="Times New Roman" w:hAnsi="Times New Roman" w:eastAsia="宋体" w:cs="Times New Roman"/>
-                <w:i w:val="0"/>
-                <w:iCs w:val="0"/>
-                <w:caps w:val="0"/>
-                <w:color w:val="0F1115"/>
-                <w:spacing w:val="0"/>
-                <w:kern w:val="0"/>
-                <w:sz w:val="18"/>
-                <w:szCs w:val="18"/>
-                <w:lang w:val="en-US" w:eastAsia="zh-CN" w:bidi="ar"/>
-              </w:rPr>
-              <w:t>顿悟</w:t>
-            </w:r>
-          </w:p>
-        </w:tc>
-        <w:tc>
-          <w:tcPr>
-            <w:tcW w:w="4209" w:type="pct"/>
-            <w:tcBorders>
-              <w:top w:val="single" w:color="auto" w:sz="4" w:space="0"/>
-              <w:left w:val="single" w:color="auto" w:sz="4" w:space="0"/>
-              <w:bottom w:val="single" w:color="auto" w:sz="4" w:space="0"/>
-              <w:right w:val="single" w:color="auto" w:sz="4" w:space="0"/>
-            </w:tcBorders>
-            <w:shd w:val="clear" w:color="auto" w:fill="auto"/>
-            <w:tcMar>
-              <w:top w:w="100" w:type="dxa"/>
-              <w:left w:w="160" w:type="dxa"/>
-              <w:bottom w:w="100" w:type="dxa"/>
-              <w:right w:w="0" w:type="dxa"/>
-            </w:tcMar>
-            <w:vAlign w:val="center"/>
-          </w:tcPr>
-          <w:p>
-            <w:pPr>
-              <w:keepNext w:val="0"/>
-              <w:keepLines w:val="0"/>
-              <w:widowControl/>
-              <w:suppressLineNumbers w:val="0"/>
-              <w:spacing w:line="250" w:lineRule="atLeast"/>
-              <w:jc w:val="center"/>
-              <w:rPr>
-                <w:rFonts w:hint="default" w:ascii="Times New Roman" w:hAnsi="Times New Roman" w:eastAsia="宋体" w:cs="Times New Roman"/>
-                <w:b w:val="0"/>
-                <w:bCs w:val="0"/>
-                <w:i w:val="0"/>
-                <w:iCs w:val="0"/>
-                <w:caps w:val="0"/>
-                <w:color w:val="0F1115"/>
-                <w:spacing w:val="0"/>
-                <w:kern w:val="0"/>
-                <w:sz w:val="18"/>
-                <w:szCs w:val="18"/>
-                <w:lang w:val="en-US" w:eastAsia="zh-CN" w:bidi="ar"/>
-              </w:rPr>
-            </w:pPr>
-            <w:r>
-              <w:rPr>
-                <w:rFonts w:hint="default" w:ascii="Times New Roman" w:hAnsi="Times New Roman" w:eastAsia="宋体" w:cs="Times New Roman"/>
-                <w:i w:val="0"/>
-                <w:iCs w:val="0"/>
-                <w:caps w:val="0"/>
-                <w:color w:val="0F1115"/>
-                <w:spacing w:val="0"/>
-                <w:kern w:val="0"/>
-                <w:sz w:val="18"/>
-                <w:szCs w:val="18"/>
-                <w:lang w:val="en-US" w:eastAsia="zh-CN" w:bidi="ar"/>
-              </w:rPr>
-              <w:t>可进行融合或升级的特殊状态</w:t>
-            </w:r>
-          </w:p>
-        </w:tc>
-      </w:tr>
-      <w:tr>
-        <w:tblPrEx>
-          <w:tblBorders>
-            <w:top w:val="none" w:color="auto" w:sz="0" w:space="0"/>
-            <w:left w:val="none" w:color="auto" w:sz="0" w:space="0"/>
-            <w:bottom w:val="none" w:color="auto" w:sz="0" w:space="0"/>
-            <w:right w:val="none" w:color="auto" w:sz="0" w:space="0"/>
-            <w:insideH w:val="none" w:color="auto" w:sz="0" w:space="0"/>
-            <w:insideV w:val="none" w:color="auto" w:sz="0" w:space="0"/>
-          </w:tblBorders>
-          <w:tblCellMar>
-            <w:top w:w="15" w:type="dxa"/>
-            <w:left w:w="15" w:type="dxa"/>
-            <w:bottom w:w="15" w:type="dxa"/>
-            <w:right w:w="15" w:type="dxa"/>
-          </w:tblCellMar>
-        </w:tblPrEx>
-        <w:tc>
-          <w:tcPr>
-            <w:tcW w:w="790" w:type="pct"/>
-            <w:tcBorders>
-              <w:top w:val="single" w:color="auto" w:sz="4" w:space="0"/>
-              <w:left w:val="single" w:color="auto" w:sz="4" w:space="0"/>
-              <w:bottom w:val="single" w:color="auto" w:sz="4" w:space="0"/>
-              <w:right w:val="single" w:color="auto" w:sz="4" w:space="0"/>
-            </w:tcBorders>
-            <w:shd w:val="clear" w:color="auto" w:fill="auto"/>
-            <w:tcMar>
-              <w:top w:w="100" w:type="dxa"/>
-              <w:left w:w="0" w:type="dxa"/>
-              <w:bottom w:w="100" w:type="dxa"/>
-              <w:right w:w="160" w:type="dxa"/>
-            </w:tcMar>
-            <w:vAlign w:val="center"/>
-          </w:tcPr>
-          <w:p>
-            <w:pPr>
-              <w:keepNext w:val="0"/>
-              <w:keepLines w:val="0"/>
-              <w:widowControl/>
-              <w:suppressLineNumbers w:val="0"/>
-              <w:spacing w:line="250" w:lineRule="atLeast"/>
-              <w:jc w:val="center"/>
-              <w:rPr>
-                <w:rFonts w:hint="default" w:ascii="Times New Roman" w:hAnsi="Times New Roman" w:eastAsia="宋体" w:cs="Times New Roman"/>
-                <w:b w:val="0"/>
-                <w:bCs w:val="0"/>
-                <w:i w:val="0"/>
-                <w:iCs w:val="0"/>
-                <w:caps w:val="0"/>
-                <w:color w:val="0F1115"/>
-                <w:spacing w:val="0"/>
-                <w:kern w:val="0"/>
-                <w:sz w:val="18"/>
-                <w:szCs w:val="18"/>
-                <w:lang w:val="en-US" w:eastAsia="zh-CN" w:bidi="ar"/>
-              </w:rPr>
-            </w:pPr>
-            <w:r>
-              <w:rPr>
-                <w:rFonts w:hint="default" w:ascii="Times New Roman" w:hAnsi="Times New Roman" w:eastAsia="宋体" w:cs="Times New Roman"/>
-                <w:i w:val="0"/>
-                <w:iCs w:val="0"/>
-                <w:caps w:val="0"/>
-                <w:color w:val="0F1115"/>
-                <w:spacing w:val="0"/>
-                <w:kern w:val="0"/>
-                <w:sz w:val="18"/>
-                <w:szCs w:val="18"/>
-                <w:lang w:val="en-US" w:eastAsia="zh-CN" w:bidi="ar"/>
-              </w:rPr>
-              <w:t>融合</w:t>
-            </w:r>
-          </w:p>
-        </w:tc>
-        <w:tc>
-          <w:tcPr>
-            <w:tcW w:w="4209" w:type="pct"/>
-            <w:tcBorders>
-              <w:top w:val="single" w:color="auto" w:sz="4" w:space="0"/>
-              <w:left w:val="single" w:color="auto" w:sz="4" w:space="0"/>
-              <w:bottom w:val="single" w:color="auto" w:sz="4" w:space="0"/>
-              <w:right w:val="single" w:color="auto" w:sz="4" w:space="0"/>
-            </w:tcBorders>
-            <w:shd w:val="clear" w:color="auto" w:fill="auto"/>
-            <w:tcMar>
-              <w:top w:w="100" w:type="dxa"/>
-              <w:left w:w="160" w:type="dxa"/>
-              <w:bottom w:w="100" w:type="dxa"/>
-              <w:right w:w="0" w:type="dxa"/>
-            </w:tcMar>
-            <w:vAlign w:val="center"/>
-          </w:tcPr>
-          <w:p>
-            <w:pPr>
-              <w:keepNext w:val="0"/>
-              <w:keepLines w:val="0"/>
-              <w:widowControl/>
-              <w:suppressLineNumbers w:val="0"/>
-              <w:spacing w:line="250" w:lineRule="atLeast"/>
-              <w:jc w:val="center"/>
-              <w:rPr>
-                <w:rFonts w:hint="default" w:ascii="Times New Roman" w:hAnsi="Times New Roman" w:eastAsia="宋体" w:cs="Times New Roman"/>
-                <w:b w:val="0"/>
-                <w:bCs w:val="0"/>
-                <w:i w:val="0"/>
-                <w:iCs w:val="0"/>
-                <w:caps w:val="0"/>
-                <w:color w:val="0F1115"/>
-                <w:spacing w:val="0"/>
-                <w:kern w:val="0"/>
-                <w:sz w:val="18"/>
-                <w:szCs w:val="18"/>
-                <w:lang w:val="en-US" w:eastAsia="zh-CN" w:bidi="ar"/>
-              </w:rPr>
-            </w:pPr>
-            <w:r>
-              <w:rPr>
-                <w:rFonts w:hint="default" w:ascii="Times New Roman" w:hAnsi="Times New Roman" w:eastAsia="宋体" w:cs="Times New Roman"/>
-                <w:i w:val="0"/>
-                <w:iCs w:val="0"/>
-                <w:caps w:val="0"/>
-                <w:color w:val="0F1115"/>
-                <w:spacing w:val="0"/>
-                <w:kern w:val="0"/>
-                <w:sz w:val="18"/>
-                <w:szCs w:val="18"/>
-                <w:lang w:val="en-US" w:eastAsia="zh-CN" w:bidi="ar"/>
-              </w:rPr>
-              <w:t>将两枚刻印合并为一枚，压缩库容</w:t>
-            </w:r>
-          </w:p>
-        </w:tc>
-      </w:tr>
-      <w:tr>
-        <w:tblPrEx>
-          <w:tblBorders>
-            <w:top w:val="none" w:color="auto" w:sz="0" w:space="0"/>
-            <w:left w:val="none" w:color="auto" w:sz="0" w:space="0"/>
-            <w:bottom w:val="none" w:color="auto" w:sz="0" w:space="0"/>
-            <w:right w:val="none" w:color="auto" w:sz="0" w:space="0"/>
-            <w:insideH w:val="none" w:color="auto" w:sz="0" w:space="0"/>
-            <w:insideV w:val="none" w:color="auto" w:sz="0" w:space="0"/>
-          </w:tblBorders>
-          <w:tblCellMar>
-            <w:top w:w="15" w:type="dxa"/>
-            <w:left w:w="15" w:type="dxa"/>
-            <w:bottom w:w="15" w:type="dxa"/>
-            <w:right w:w="15" w:type="dxa"/>
-          </w:tblCellMar>
-        </w:tblPrEx>
-        <w:tc>
-          <w:tcPr>
-            <w:tcW w:w="790" w:type="pct"/>
-            <w:tcBorders>
-              <w:top w:val="single" w:color="auto" w:sz="4" w:space="0"/>
-              <w:left w:val="single" w:color="auto" w:sz="4" w:space="0"/>
-              <w:bottom w:val="single" w:color="auto" w:sz="4" w:space="0"/>
-              <w:right w:val="single" w:color="auto" w:sz="4" w:space="0"/>
-            </w:tcBorders>
-            <w:shd w:val="clear" w:color="auto" w:fill="auto"/>
-            <w:tcMar>
-              <w:top w:w="100" w:type="dxa"/>
-              <w:left w:w="0" w:type="dxa"/>
-              <w:bottom w:w="100" w:type="dxa"/>
-              <w:right w:w="160" w:type="dxa"/>
-            </w:tcMar>
-            <w:vAlign w:val="center"/>
-          </w:tcPr>
-          <w:p>
-            <w:pPr>
-              <w:keepNext w:val="0"/>
-              <w:keepLines w:val="0"/>
-              <w:widowControl/>
-              <w:suppressLineNumbers w:val="0"/>
-              <w:spacing w:line="250" w:lineRule="atLeast"/>
-              <w:jc w:val="center"/>
-              <w:rPr>
-                <w:rFonts w:hint="default" w:ascii="Times New Roman" w:hAnsi="Times New Roman" w:eastAsia="宋体" w:cs="Times New Roman"/>
-                <w:b w:val="0"/>
-                <w:bCs w:val="0"/>
-                <w:i w:val="0"/>
-                <w:iCs w:val="0"/>
-                <w:caps w:val="0"/>
-                <w:color w:val="0F1115"/>
-                <w:spacing w:val="0"/>
-                <w:kern w:val="0"/>
-                <w:sz w:val="18"/>
-                <w:szCs w:val="18"/>
-                <w:lang w:val="en-US" w:eastAsia="zh-CN" w:bidi="ar"/>
-              </w:rPr>
-            </w:pPr>
-            <w:r>
-              <w:rPr>
-                <w:rFonts w:hint="default" w:ascii="Times New Roman" w:hAnsi="Times New Roman" w:eastAsia="宋体" w:cs="Times New Roman"/>
-                <w:i w:val="0"/>
-                <w:iCs w:val="0"/>
-                <w:caps w:val="0"/>
-                <w:color w:val="0F1115"/>
-                <w:spacing w:val="0"/>
-                <w:kern w:val="0"/>
-                <w:sz w:val="18"/>
-                <w:szCs w:val="18"/>
-                <w:lang w:val="en-US" w:eastAsia="zh-CN" w:bidi="ar"/>
-              </w:rPr>
               <w:t>信息素</w:t>
             </w:r>
           </w:p>
@@ -34097,7 +34153,7 @@
           <w:szCs w:val="28"/>
         </w:rPr>
       </w:pPr>
-      <w:bookmarkStart w:id="44" w:name="_Toc22518"/>
+      <w:bookmarkStart w:id="44" w:name="_Toc16796"/>
       <w:r>
         <w:rPr>
           <w:rFonts w:hint="default" w:ascii="Times New Roman" w:hAnsi="Times New Roman" w:eastAsia="宋体" w:cs="Times New Roman"/>
@@ -34192,7 +34248,7 @@
           <w:lang w:val="en-US"/>
         </w:rPr>
       </w:pPr>
-      <w:bookmarkStart w:id="45" w:name="_Toc28798"/>
+      <w:bookmarkStart w:id="45" w:name="_Toc16670"/>
       <w:r>
         <w:rPr>
           <w:rFonts w:hint="eastAsia" w:ascii="Times New Roman" w:hAnsi="Times New Roman" w:cs="Times New Roman"/>
@@ -34279,7 +34335,7 @@
           <w:shd w:val="clear" w:fill="FFFFFF"/>
           <w:lang w:val="en-US" w:eastAsia="zh-CN"/>
         </w:rPr>
-        <w:t xml:space="preserve">. </w:t>
+        <w:t>.</w:t>
       </w:r>
       <w:r>
         <w:rPr>
@@ -34412,7 +34468,7 @@
           <w:lang w:val="en-US" w:eastAsia="zh-CN"/>
         </w:rPr>
       </w:pPr>
-      <w:bookmarkStart w:id="46" w:name="_Toc26271"/>
+      <w:bookmarkStart w:id="46" w:name="_Toc15819"/>
       <w:r>
         <w:rPr>
           <w:rFonts w:hint="eastAsia" w:ascii="Times New Roman" w:hAnsi="Times New Roman" w:cs="Times New Roman"/>
@@ -34499,7 +34555,7 @@
           <w:shd w:val="clear" w:fill="FFFFFF"/>
           <w:lang w:val="en-US" w:eastAsia="zh-CN"/>
         </w:rPr>
-        <w:t>. 刻印基类使用UObject而非AActor</w:t>
+        <w:t>.刻印基类使用UObject而非AActor</w:t>
       </w:r>
       <w:bookmarkEnd w:id="46"/>
     </w:p>
@@ -34620,7 +34676,7 @@
           <w:lang w:val="en-US" w:eastAsia="zh-CN"/>
         </w:rPr>
       </w:pPr>
-      <w:bookmarkStart w:id="47" w:name="_Toc26238"/>
+      <w:bookmarkStart w:id="47" w:name="_Toc12439"/>
       <w:r>
         <w:rPr>
           <w:rFonts w:hint="eastAsia" w:ascii="Times New Roman" w:hAnsi="Times New Roman" w:cs="Times New Roman"/>
@@ -34707,7 +34763,7 @@
           <w:shd w:val="clear" w:fill="FFFFFF"/>
           <w:lang w:val="en-US" w:eastAsia="zh-CN"/>
         </w:rPr>
-        <w:t>. 工具组件改为UObject组件</w:t>
+        <w:t>.工具组件改为UObject组件</w:t>
       </w:r>
       <w:bookmarkEnd w:id="47"/>
     </w:p>
@@ -34826,7 +34882,7 @@
           <w:lang w:val="en-US"/>
         </w:rPr>
       </w:pPr>
-      <w:bookmarkStart w:id="48" w:name="_Toc7112"/>
+      <w:bookmarkStart w:id="48" w:name="_Toc20070"/>
       <w:r>
         <w:rPr>
           <w:rFonts w:hint="default" w:ascii="Times New Roman" w:hAnsi="Times New Roman" w:eastAsia="宋体" w:cs="Times New Roman"/>
@@ -34839,7 +34895,7 @@
           <w:szCs w:val="24"/>
           <w:lang w:val="en-US"/>
         </w:rPr>
-        <w:t>8.2.4. 功能槽Ability作为执行壳</w:t>
+        <w:t>8.2.4.功能槽Ability作为执行壳</w:t>
       </w:r>
       <w:bookmarkEnd w:id="48"/>
     </w:p>
@@ -34887,6 +34943,135 @@
           <w:szCs w:val="24"/>
         </w:rPr>
         <w:t>刻印继承UObject而非GameplayAbility，游戏仅提供Attack、Skill、Move三个功能槽Ability作为GAS激活入口。刻印本质是"物品"（可拾取、拖拽、融合、升级、存档），UObject比Ability更适合作为物品载体，且50+刻印若每个都创建一个Ability类将产生大量冗余资产。功能槽Ability为薄壳，激活时调用InventoryComponent-&gt;ExecuteSlot(SlotType, this)将自身引用传递给本位刻印，本位刻印通过AbilityRef调用GAS原生函数，能力与Ability方案完全一致。刻印不持有AbilityRef，仅作为函数参数传递，通过IsValid()检测生命周期，无需手动绑定解绑。本位刻印广播事件时不携带AbilityRef，变位通过InventoryComponent获取本位刻印引用进行交互，保持事件系统的纯净性。工具组件封装通用功能，由本位刻印调用（传入AbilityRef），变位通过修改本位状态间接影响执行。</w:t>
+      </w:r>
+    </w:p>
+    <w:p>
+      <w:pPr>
+        <w:keepNext w:val="0"/>
+        <w:keepLines w:val="0"/>
+        <w:pageBreakBefore w:val="0"/>
+        <w:widowControl/>
+        <w:suppressLineNumbers w:val="0"/>
+        <w:shd w:val="clear" w:fill="FFFFFF"/>
+        <w:kinsoku/>
+        <w:wordWrap w:val="0"/>
+        <w:overflowPunct/>
+        <w:topLinePunct w:val="0"/>
+        <w:autoSpaceDE/>
+        <w:autoSpaceDN/>
+        <w:bidi w:val="0"/>
+        <w:adjustRightInd/>
+        <w:snapToGrid/>
+        <w:spacing w:before="0" w:beforeAutospacing="0" w:after="0" w:afterAutospacing="0" w:line="240" w:lineRule="auto"/>
+        <w:ind w:left="0" w:right="0" w:firstLine="420" w:firstLineChars="0"/>
+        <w:textAlignment w:val="auto"/>
+        <w:outlineLvl w:val="9"/>
+        <w:rPr>
+          <w:rFonts w:hint="default" w:ascii="Times New Roman" w:hAnsi="Times New Roman" w:eastAsia="宋体" w:cs="Times New Roman"/>
+          <w:b w:val="0"/>
+          <w:bCs w:val="0"/>
+          <w:caps w:val="0"/>
+          <w:color w:val="0F1115"/>
+          <w:spacing w:val="0"/>
+          <w:sz w:val="24"/>
+          <w:szCs w:val="24"/>
+        </w:rPr>
+      </w:pPr>
+    </w:p>
+    <w:p>
+      <w:pPr>
+        <w:keepNext w:val="0"/>
+        <w:keepLines w:val="0"/>
+        <w:pageBreakBefore w:val="0"/>
+        <w:widowControl/>
+        <w:suppressLineNumbers w:val="0"/>
+        <w:shd w:val="clear" w:fill="FFFFFF"/>
+        <w:kinsoku/>
+        <w:wordWrap w:val="0"/>
+        <w:overflowPunct/>
+        <w:topLinePunct w:val="0"/>
+        <w:autoSpaceDE/>
+        <w:autoSpaceDN/>
+        <w:bidi w:val="0"/>
+        <w:adjustRightInd/>
+        <w:snapToGrid/>
+        <w:spacing w:before="0" w:beforeAutospacing="0" w:after="0" w:afterAutospacing="0" w:line="240" w:lineRule="auto"/>
+        <w:ind w:right="0"/>
+        <w:textAlignment w:val="auto"/>
+        <w:outlineLvl w:val="2"/>
+        <w:rPr>
+          <w:rFonts w:hint="default" w:ascii="Times New Roman" w:hAnsi="Times New Roman" w:eastAsia="宋体" w:cs="Times New Roman"/>
+          <w:b/>
+          <w:bCs/>
+          <w:caps w:val="0"/>
+          <w:color w:val="0F1115"/>
+          <w:spacing w:val="0"/>
+          <w:sz w:val="24"/>
+          <w:szCs w:val="24"/>
+          <w:lang w:val="en-US"/>
+        </w:rPr>
+      </w:pPr>
+      <w:bookmarkStart w:id="49" w:name="_Toc16466"/>
+      <w:r>
+        <w:rPr>
+          <w:rFonts w:hint="default" w:ascii="Times New Roman" w:hAnsi="Times New Roman" w:eastAsia="宋体" w:cs="Times New Roman"/>
+          <w:b/>
+          <w:bCs/>
+          <w:caps w:val="0"/>
+          <w:color w:val="0F1115"/>
+          <w:spacing w:val="0"/>
+          <w:sz w:val="24"/>
+          <w:szCs w:val="24"/>
+          <w:lang w:val="en-US"/>
+        </w:rPr>
+        <w:t>8.2.5.AbilityTask C++中转方案</w:t>
+      </w:r>
+      <w:bookmarkEnd w:id="49"/>
+    </w:p>
+    <w:p>
+      <w:pPr>
+        <w:keepNext w:val="0"/>
+        <w:keepLines w:val="0"/>
+        <w:pageBreakBefore w:val="0"/>
+        <w:widowControl/>
+        <w:suppressLineNumbers w:val="0"/>
+        <w:shd w:val="clear" w:fill="FFFFFF"/>
+        <w:kinsoku/>
+        <w:wordWrap w:val="0"/>
+        <w:overflowPunct/>
+        <w:topLinePunct w:val="0"/>
+        <w:autoSpaceDE/>
+        <w:autoSpaceDN/>
+        <w:bidi w:val="0"/>
+        <w:adjustRightInd/>
+        <w:snapToGrid/>
+        <w:spacing w:before="0" w:beforeAutospacing="0" w:after="0" w:afterAutospacing="0" w:line="240" w:lineRule="auto"/>
+        <w:ind w:left="0" w:right="0" w:firstLine="420" w:firstLineChars="0"/>
+        <w:textAlignment w:val="auto"/>
+        <w:outlineLvl w:val="9"/>
+        <w:rPr>
+          <w:rFonts w:hint="default" w:ascii="Times New Roman" w:hAnsi="Times New Roman" w:eastAsia="宋体" w:cs="Times New Roman"/>
+          <w:b w:val="0"/>
+          <w:bCs w:val="0"/>
+          <w:caps w:val="0"/>
+          <w:color w:val="0F1115"/>
+          <w:spacing w:val="0"/>
+          <w:sz w:val="24"/>
+          <w:szCs w:val="24"/>
+        </w:rPr>
+      </w:pPr>
+      <w:r>
+        <w:rPr>
+          <w:rFonts w:hint="default" w:ascii="Times New Roman" w:hAnsi="Times New Roman" w:eastAsia="宋体" w:cs="Times New Roman"/>
+          <w:b w:val="0"/>
+          <w:bCs w:val="0"/>
+          <w:caps w:val="0"/>
+          <w:color w:val="0F1115"/>
+          <w:spacing w:val="0"/>
+          <w:sz w:val="24"/>
+          <w:szCs w:val="24"/>
+        </w:rPr>
+        <w:t>刻印基类为UObject子类，而AbilityTask的蓝图节点被BlueprintInternalUseOnly元数据限制，只能在UGameplayAbility内部使用，UObject无法直接调用。因此需要在UGlyphBase基类中提供C++级别的中转函数（CreatePlayMontageAndWaitTask、CreateWaitGameplayEventTask等），内部调用GAS原生工厂函数并显式调用ReadyForActivation()激活Task，将Task指针返回给刻印蓝图使用。此举以极小封装成本（每个Task约5行代码）解决了UObject与GAS异步任务之间的调用鸿沟，后续新增AbilityTask只需按相同模式扩展，刻印蓝图可像原生Ability一样绑定Task回调，不破坏刻印的UObject属性（存档、库容、融合能力）。</w:t>
       </w:r>
     </w:p>
     <w:p>

--- a/GDD.docx
+++ b/GDD.docx
@@ -1126,8 +1126,6 @@
             <w:jc w:val="center"/>
             <w:textAlignment w:val="auto"/>
           </w:pPr>
-          <w:bookmarkStart w:id="50" w:name="_GoBack"/>
-          <w:bookmarkEnd w:id="50"/>
           <w:r>
             <w:rPr>
               <w:rFonts w:ascii="宋体" w:hAnsi="宋体" w:eastAsia="宋体"/>
@@ -1156,7 +1154,7 @@
             <w:fldChar w:fldCharType="begin"/>
           </w:r>
           <w:r>
-            <w:instrText xml:space="preserve"> HYPERLINK \l _Toc8194 </w:instrText>
+            <w:instrText xml:space="preserve"> HYPERLINK \l _Toc8529 </w:instrText>
           </w:r>
           <w:r>
             <w:fldChar w:fldCharType="separate"/>
@@ -1176,7 +1174,7 @@
             <w:fldChar w:fldCharType="begin"/>
           </w:r>
           <w:r>
-            <w:instrText xml:space="preserve"> PAGEREF _Toc8194 \h </w:instrText>
+            <w:instrText xml:space="preserve"> PAGEREF _Toc8529 \h </w:instrText>
           </w:r>
           <w:r>
             <w:fldChar w:fldCharType="separate"/>
@@ -1202,7 +1200,7 @@
             <w:fldChar w:fldCharType="begin"/>
           </w:r>
           <w:r>
-            <w:instrText xml:space="preserve"> HYPERLINK \l _Toc25150 </w:instrText>
+            <w:instrText xml:space="preserve"> HYPERLINK \l _Toc6707 </w:instrText>
           </w:r>
           <w:r>
             <w:fldChar w:fldCharType="separate"/>
@@ -1239,7 +1237,7 @@
             <w:fldChar w:fldCharType="begin"/>
           </w:r>
           <w:r>
-            <w:instrText xml:space="preserve"> PAGEREF _Toc25150 \h </w:instrText>
+            <w:instrText xml:space="preserve"> PAGEREF _Toc6707 \h </w:instrText>
           </w:r>
           <w:r>
             <w:fldChar w:fldCharType="separate"/>
@@ -1265,7 +1263,7 @@
             <w:fldChar w:fldCharType="begin"/>
           </w:r>
           <w:r>
-            <w:instrText xml:space="preserve"> HYPERLINK \l _Toc26034 </w:instrText>
+            <w:instrText xml:space="preserve"> HYPERLINK \l _Toc17343 </w:instrText>
           </w:r>
           <w:r>
             <w:fldChar w:fldCharType="separate"/>
@@ -1302,7 +1300,7 @@
             <w:fldChar w:fldCharType="begin"/>
           </w:r>
           <w:r>
-            <w:instrText xml:space="preserve"> PAGEREF _Toc26034 \h </w:instrText>
+            <w:instrText xml:space="preserve"> PAGEREF _Toc17343 \h </w:instrText>
           </w:r>
           <w:r>
             <w:fldChar w:fldCharType="separate"/>
@@ -1328,7 +1326,7 @@
             <w:fldChar w:fldCharType="begin"/>
           </w:r>
           <w:r>
-            <w:instrText xml:space="preserve"> HYPERLINK \l _Toc22095 </w:instrText>
+            <w:instrText xml:space="preserve"> HYPERLINK \l _Toc15795 </w:instrText>
           </w:r>
           <w:r>
             <w:fldChar w:fldCharType="separate"/>
@@ -1365,7 +1363,7 @@
             <w:fldChar w:fldCharType="begin"/>
           </w:r>
           <w:r>
-            <w:instrText xml:space="preserve"> PAGEREF _Toc22095 \h </w:instrText>
+            <w:instrText xml:space="preserve"> PAGEREF _Toc15795 \h </w:instrText>
           </w:r>
           <w:r>
             <w:fldChar w:fldCharType="separate"/>
@@ -1391,7 +1389,7 @@
             <w:fldChar w:fldCharType="begin"/>
           </w:r>
           <w:r>
-            <w:instrText xml:space="preserve"> HYPERLINK \l _Toc18237 </w:instrText>
+            <w:instrText xml:space="preserve"> HYPERLINK \l _Toc4738 </w:instrText>
           </w:r>
           <w:r>
             <w:fldChar w:fldCharType="separate"/>
@@ -1420,7 +1418,7 @@
             <w:fldChar w:fldCharType="begin"/>
           </w:r>
           <w:r>
-            <w:instrText xml:space="preserve"> PAGEREF _Toc18237 \h </w:instrText>
+            <w:instrText xml:space="preserve"> PAGEREF _Toc4738 \h </w:instrText>
           </w:r>
           <w:r>
             <w:fldChar w:fldCharType="separate"/>
@@ -1446,7 +1444,7 @@
             <w:fldChar w:fldCharType="begin"/>
           </w:r>
           <w:r>
-            <w:instrText xml:space="preserve"> HYPERLINK \l _Toc20756 </w:instrText>
+            <w:instrText xml:space="preserve"> HYPERLINK \l _Toc6338 </w:instrText>
           </w:r>
           <w:r>
             <w:fldChar w:fldCharType="separate"/>
@@ -1475,7 +1473,7 @@
             <w:fldChar w:fldCharType="begin"/>
           </w:r>
           <w:r>
-            <w:instrText xml:space="preserve"> PAGEREF _Toc20756 \h </w:instrText>
+            <w:instrText xml:space="preserve"> PAGEREF _Toc6338 \h </w:instrText>
           </w:r>
           <w:r>
             <w:fldChar w:fldCharType="separate"/>
@@ -1501,7 +1499,7 @@
             <w:fldChar w:fldCharType="begin"/>
           </w:r>
           <w:r>
-            <w:instrText xml:space="preserve"> HYPERLINK \l _Toc28378 </w:instrText>
+            <w:instrText xml:space="preserve"> HYPERLINK \l _Toc20970 </w:instrText>
           </w:r>
           <w:r>
             <w:fldChar w:fldCharType="separate"/>
@@ -1522,7 +1520,7 @@
             <w:fldChar w:fldCharType="begin"/>
           </w:r>
           <w:r>
-            <w:instrText xml:space="preserve"> PAGEREF _Toc28378 \h </w:instrText>
+            <w:instrText xml:space="preserve"> PAGEREF _Toc20970 \h </w:instrText>
           </w:r>
           <w:r>
             <w:fldChar w:fldCharType="separate"/>
@@ -1548,7 +1546,7 @@
             <w:fldChar w:fldCharType="begin"/>
           </w:r>
           <w:r>
-            <w:instrText xml:space="preserve"> HYPERLINK \l _Toc12318 </w:instrText>
+            <w:instrText xml:space="preserve"> HYPERLINK \l _Toc29931 </w:instrText>
           </w:r>
           <w:r>
             <w:fldChar w:fldCharType="separate"/>
@@ -1594,7 +1592,7 @@
             <w:fldChar w:fldCharType="begin"/>
           </w:r>
           <w:r>
-            <w:instrText xml:space="preserve"> PAGEREF _Toc12318 \h </w:instrText>
+            <w:instrText xml:space="preserve"> PAGEREF _Toc29931 \h </w:instrText>
           </w:r>
           <w:r>
             <w:fldChar w:fldCharType="separate"/>
@@ -1620,7 +1618,7 @@
             <w:fldChar w:fldCharType="begin"/>
           </w:r>
           <w:r>
-            <w:instrText xml:space="preserve"> HYPERLINK \l _Toc30523 </w:instrText>
+            <w:instrText xml:space="preserve"> HYPERLINK \l _Toc18917 </w:instrText>
           </w:r>
           <w:r>
             <w:fldChar w:fldCharType="separate"/>
@@ -1666,7 +1664,7 @@
             <w:fldChar w:fldCharType="begin"/>
           </w:r>
           <w:r>
-            <w:instrText xml:space="preserve"> PAGEREF _Toc30523 \h </w:instrText>
+            <w:instrText xml:space="preserve"> PAGEREF _Toc18917 \h </w:instrText>
           </w:r>
           <w:r>
             <w:fldChar w:fldCharType="separate"/>
@@ -1692,7 +1690,7 @@
             <w:fldChar w:fldCharType="begin"/>
           </w:r>
           <w:r>
-            <w:instrText xml:space="preserve"> HYPERLINK \l _Toc12564 </w:instrText>
+            <w:instrText xml:space="preserve"> HYPERLINK \l _Toc21681 </w:instrText>
           </w:r>
           <w:r>
             <w:fldChar w:fldCharType="separate"/>
@@ -1738,13 +1736,13 @@
             <w:fldChar w:fldCharType="begin"/>
           </w:r>
           <w:r>
-            <w:instrText xml:space="preserve"> PAGEREF _Toc12564 \h </w:instrText>
+            <w:instrText xml:space="preserve"> PAGEREF _Toc21681 \h </w:instrText>
           </w:r>
           <w:r>
             <w:fldChar w:fldCharType="separate"/>
           </w:r>
           <w:r>
-            <w:t>2</w:t>
+            <w:t>3</w:t>
           </w:r>
           <w:r>
             <w:fldChar w:fldCharType="end"/>
@@ -1764,7 +1762,7 @@
             <w:fldChar w:fldCharType="begin"/>
           </w:r>
           <w:r>
-            <w:instrText xml:space="preserve"> HYPERLINK \l _Toc1582 </w:instrText>
+            <w:instrText xml:space="preserve"> HYPERLINK \l _Toc3093 </w:instrText>
           </w:r>
           <w:r>
             <w:fldChar w:fldCharType="separate"/>
@@ -1810,13 +1808,13 @@
             <w:fldChar w:fldCharType="begin"/>
           </w:r>
           <w:r>
-            <w:instrText xml:space="preserve"> PAGEREF _Toc1582 \h </w:instrText>
+            <w:instrText xml:space="preserve"> PAGEREF _Toc3093 \h </w:instrText>
           </w:r>
           <w:r>
             <w:fldChar w:fldCharType="separate"/>
           </w:r>
           <w:r>
-            <w:t>2</w:t>
+            <w:t>3</w:t>
           </w:r>
           <w:r>
             <w:fldChar w:fldCharType="end"/>
@@ -1836,7 +1834,7 @@
             <w:fldChar w:fldCharType="begin"/>
           </w:r>
           <w:r>
-            <w:instrText xml:space="preserve"> HYPERLINK \l _Toc11871 </w:instrText>
+            <w:instrText xml:space="preserve"> HYPERLINK \l _Toc16323 </w:instrText>
           </w:r>
           <w:r>
             <w:fldChar w:fldCharType="separate"/>
@@ -1882,7 +1880,7 @@
             <w:fldChar w:fldCharType="begin"/>
           </w:r>
           <w:r>
-            <w:instrText xml:space="preserve"> PAGEREF _Toc11871 \h </w:instrText>
+            <w:instrText xml:space="preserve"> PAGEREF _Toc16323 \h </w:instrText>
           </w:r>
           <w:r>
             <w:fldChar w:fldCharType="separate"/>
@@ -1908,7 +1906,7 @@
             <w:fldChar w:fldCharType="begin"/>
           </w:r>
           <w:r>
-            <w:instrText xml:space="preserve"> HYPERLINK \l _Toc28923 </w:instrText>
+            <w:instrText xml:space="preserve"> HYPERLINK \l _Toc13204 </w:instrText>
           </w:r>
           <w:r>
             <w:fldChar w:fldCharType="separate"/>
@@ -1932,7 +1930,7 @@
             <w:fldChar w:fldCharType="begin"/>
           </w:r>
           <w:r>
-            <w:instrText xml:space="preserve"> PAGEREF _Toc28923 \h </w:instrText>
+            <w:instrText xml:space="preserve"> PAGEREF _Toc13204 \h </w:instrText>
           </w:r>
           <w:r>
             <w:fldChar w:fldCharType="separate"/>
@@ -1958,7 +1956,7 @@
             <w:fldChar w:fldCharType="begin"/>
           </w:r>
           <w:r>
-            <w:instrText xml:space="preserve"> HYPERLINK \l _Toc8845 </w:instrText>
+            <w:instrText xml:space="preserve"> HYPERLINK \l _Toc5698 </w:instrText>
           </w:r>
           <w:r>
             <w:fldChar w:fldCharType="separate"/>
@@ -1982,7 +1980,7 @@
             <w:fldChar w:fldCharType="begin"/>
           </w:r>
           <w:r>
-            <w:instrText xml:space="preserve"> PAGEREF _Toc8845 \h </w:instrText>
+            <w:instrText xml:space="preserve"> PAGEREF _Toc5698 \h </w:instrText>
           </w:r>
           <w:r>
             <w:fldChar w:fldCharType="separate"/>
@@ -2008,7 +2006,7 @@
             <w:fldChar w:fldCharType="begin"/>
           </w:r>
           <w:r>
-            <w:instrText xml:space="preserve"> HYPERLINK \l _Toc24790 </w:instrText>
+            <w:instrText xml:space="preserve"> HYPERLINK \l _Toc13256 </w:instrText>
           </w:r>
           <w:r>
             <w:fldChar w:fldCharType="separate"/>
@@ -2032,7 +2030,7 @@
             <w:fldChar w:fldCharType="begin"/>
           </w:r>
           <w:r>
-            <w:instrText xml:space="preserve"> PAGEREF _Toc24790 \h </w:instrText>
+            <w:instrText xml:space="preserve"> PAGEREF _Toc13256 \h </w:instrText>
           </w:r>
           <w:r>
             <w:fldChar w:fldCharType="separate"/>
@@ -2058,7 +2056,7 @@
             <w:fldChar w:fldCharType="begin"/>
           </w:r>
           <w:r>
-            <w:instrText xml:space="preserve"> HYPERLINK \l _Toc12145 </w:instrText>
+            <w:instrText xml:space="preserve"> HYPERLINK \l _Toc19120 </w:instrText>
           </w:r>
           <w:r>
             <w:fldChar w:fldCharType="separate"/>
@@ -2082,7 +2080,7 @@
             <w:fldChar w:fldCharType="begin"/>
           </w:r>
           <w:r>
-            <w:instrText xml:space="preserve"> PAGEREF _Toc12145 \h </w:instrText>
+            <w:instrText xml:space="preserve"> PAGEREF _Toc19120 \h </w:instrText>
           </w:r>
           <w:r>
             <w:fldChar w:fldCharType="separate"/>
@@ -2108,7 +2106,7 @@
             <w:fldChar w:fldCharType="begin"/>
           </w:r>
           <w:r>
-            <w:instrText xml:space="preserve"> HYPERLINK \l _Toc24557 </w:instrText>
+            <w:instrText xml:space="preserve"> HYPERLINK \l _Toc14079 </w:instrText>
           </w:r>
           <w:r>
             <w:fldChar w:fldCharType="separate"/>
@@ -2154,7 +2152,7 @@
             <w:fldChar w:fldCharType="begin"/>
           </w:r>
           <w:r>
-            <w:instrText xml:space="preserve"> PAGEREF _Toc24557 \h </w:instrText>
+            <w:instrText xml:space="preserve"> PAGEREF _Toc14079 \h </w:instrText>
           </w:r>
           <w:r>
             <w:fldChar w:fldCharType="separate"/>
@@ -2180,7 +2178,7 @@
             <w:fldChar w:fldCharType="begin"/>
           </w:r>
           <w:r>
-            <w:instrText xml:space="preserve"> HYPERLINK \l _Toc3970 </w:instrText>
+            <w:instrText xml:space="preserve"> HYPERLINK \l _Toc8372 </w:instrText>
           </w:r>
           <w:r>
             <w:fldChar w:fldCharType="separate"/>
@@ -2203,7 +2201,7 @@
             <w:fldChar w:fldCharType="begin"/>
           </w:r>
           <w:r>
-            <w:instrText xml:space="preserve"> PAGEREF _Toc3970 \h </w:instrText>
+            <w:instrText xml:space="preserve"> PAGEREF _Toc8372 \h </w:instrText>
           </w:r>
           <w:r>
             <w:fldChar w:fldCharType="separate"/>
@@ -2229,7 +2227,7 @@
             <w:fldChar w:fldCharType="begin"/>
           </w:r>
           <w:r>
-            <w:instrText xml:space="preserve"> HYPERLINK \l _Toc15318 </w:instrText>
+            <w:instrText xml:space="preserve"> HYPERLINK \l _Toc21150 </w:instrText>
           </w:r>
           <w:r>
             <w:fldChar w:fldCharType="separate"/>
@@ -2275,13 +2273,13 @@
             <w:fldChar w:fldCharType="begin"/>
           </w:r>
           <w:r>
-            <w:instrText xml:space="preserve"> PAGEREF _Toc15318 \h </w:instrText>
+            <w:instrText xml:space="preserve"> PAGEREF _Toc21150 \h </w:instrText>
           </w:r>
           <w:r>
             <w:fldChar w:fldCharType="separate"/>
           </w:r>
           <w:r>
-            <w:t>4</w:t>
+            <w:t>5</w:t>
           </w:r>
           <w:r>
             <w:fldChar w:fldCharType="end"/>
@@ -2301,7 +2299,7 @@
             <w:fldChar w:fldCharType="begin"/>
           </w:r>
           <w:r>
-            <w:instrText xml:space="preserve"> HYPERLINK \l _Toc19219 </w:instrText>
+            <w:instrText xml:space="preserve"> HYPERLINK \l _Toc16113 </w:instrText>
           </w:r>
           <w:r>
             <w:fldChar w:fldCharType="separate"/>
@@ -2347,7 +2345,7 @@
             <w:fldChar w:fldCharType="begin"/>
           </w:r>
           <w:r>
-            <w:instrText xml:space="preserve"> PAGEREF _Toc19219 \h </w:instrText>
+            <w:instrText xml:space="preserve"> PAGEREF _Toc16113 \h </w:instrText>
           </w:r>
           <w:r>
             <w:fldChar w:fldCharType="separate"/>
@@ -2373,7 +2371,7 @@
             <w:fldChar w:fldCharType="begin"/>
           </w:r>
           <w:r>
-            <w:instrText xml:space="preserve"> HYPERLINK \l _Toc20578 </w:instrText>
+            <w:instrText xml:space="preserve"> HYPERLINK \l _Toc17970 </w:instrText>
           </w:r>
           <w:r>
             <w:fldChar w:fldCharType="separate"/>
@@ -2419,13 +2417,13 @@
             <w:fldChar w:fldCharType="begin"/>
           </w:r>
           <w:r>
-            <w:instrText xml:space="preserve"> PAGEREF _Toc20578 \h </w:instrText>
+            <w:instrText xml:space="preserve"> PAGEREF _Toc17970 \h </w:instrText>
           </w:r>
           <w:r>
             <w:fldChar w:fldCharType="separate"/>
           </w:r>
           <w:r>
-            <w:t>5</w:t>
+            <w:t>6</w:t>
           </w:r>
           <w:r>
             <w:fldChar w:fldCharType="end"/>
@@ -2445,7 +2443,7 @@
             <w:fldChar w:fldCharType="begin"/>
           </w:r>
           <w:r>
-            <w:instrText xml:space="preserve"> HYPERLINK \l _Toc6224 </w:instrText>
+            <w:instrText xml:space="preserve"> HYPERLINK \l _Toc5231 </w:instrText>
           </w:r>
           <w:r>
             <w:fldChar w:fldCharType="separate"/>
@@ -2491,7 +2489,7 @@
             <w:fldChar w:fldCharType="begin"/>
           </w:r>
           <w:r>
-            <w:instrText xml:space="preserve"> PAGEREF _Toc6224 \h </w:instrText>
+            <w:instrText xml:space="preserve"> PAGEREF _Toc5231 \h </w:instrText>
           </w:r>
           <w:r>
             <w:fldChar w:fldCharType="separate"/>
@@ -2517,7 +2515,7 @@
             <w:fldChar w:fldCharType="begin"/>
           </w:r>
           <w:r>
-            <w:instrText xml:space="preserve"> HYPERLINK \l _Toc9767 </w:instrText>
+            <w:instrText xml:space="preserve"> HYPERLINK \l _Toc25510 </w:instrText>
           </w:r>
           <w:r>
             <w:fldChar w:fldCharType="separate"/>
@@ -2540,7 +2538,7 @@
             <w:fldChar w:fldCharType="begin"/>
           </w:r>
           <w:r>
-            <w:instrText xml:space="preserve"> PAGEREF _Toc9767 \h </w:instrText>
+            <w:instrText xml:space="preserve"> PAGEREF _Toc25510 \h </w:instrText>
           </w:r>
           <w:r>
             <w:fldChar w:fldCharType="separate"/>
@@ -2566,7 +2564,7 @@
             <w:fldChar w:fldCharType="begin"/>
           </w:r>
           <w:r>
-            <w:instrText xml:space="preserve"> HYPERLINK \l _Toc17450 </w:instrText>
+            <w:instrText xml:space="preserve"> HYPERLINK \l _Toc22121 </w:instrText>
           </w:r>
           <w:r>
             <w:fldChar w:fldCharType="separate"/>
@@ -2612,7 +2610,7 @@
             <w:fldChar w:fldCharType="begin"/>
           </w:r>
           <w:r>
-            <w:instrText xml:space="preserve"> PAGEREF _Toc17450 \h </w:instrText>
+            <w:instrText xml:space="preserve"> PAGEREF _Toc22121 \h </w:instrText>
           </w:r>
           <w:r>
             <w:fldChar w:fldCharType="separate"/>
@@ -2638,7 +2636,7 @@
             <w:fldChar w:fldCharType="begin"/>
           </w:r>
           <w:r>
-            <w:instrText xml:space="preserve"> HYPERLINK \l _Toc27200 </w:instrText>
+            <w:instrText xml:space="preserve"> HYPERLINK \l _Toc29275 </w:instrText>
           </w:r>
           <w:r>
             <w:fldChar w:fldCharType="separate"/>
@@ -2684,13 +2682,13 @@
             <w:fldChar w:fldCharType="begin"/>
           </w:r>
           <w:r>
-            <w:instrText xml:space="preserve"> PAGEREF _Toc27200 \h </w:instrText>
+            <w:instrText xml:space="preserve"> PAGEREF _Toc29275 \h </w:instrText>
           </w:r>
           <w:r>
             <w:fldChar w:fldCharType="separate"/>
           </w:r>
           <w:r>
-            <w:t>6</w:t>
+            <w:t>7</w:t>
           </w:r>
           <w:r>
             <w:fldChar w:fldCharType="end"/>
@@ -2710,7 +2708,7 @@
             <w:fldChar w:fldCharType="begin"/>
           </w:r>
           <w:r>
-            <w:instrText xml:space="preserve"> HYPERLINK \l _Toc13202 </w:instrText>
+            <w:instrText xml:space="preserve"> HYPERLINK \l _Toc16771 </w:instrText>
           </w:r>
           <w:r>
             <w:fldChar w:fldCharType="separate"/>
@@ -2756,7 +2754,7 @@
             <w:fldChar w:fldCharType="begin"/>
           </w:r>
           <w:r>
-            <w:instrText xml:space="preserve"> PAGEREF _Toc13202 \h </w:instrText>
+            <w:instrText xml:space="preserve"> PAGEREF _Toc16771 \h </w:instrText>
           </w:r>
           <w:r>
             <w:fldChar w:fldCharType="separate"/>
@@ -2782,7 +2780,7 @@
             <w:fldChar w:fldCharType="begin"/>
           </w:r>
           <w:r>
-            <w:instrText xml:space="preserve"> HYPERLINK \l _Toc12556 </w:instrText>
+            <w:instrText xml:space="preserve"> HYPERLINK \l _Toc11272 </w:instrText>
           </w:r>
           <w:r>
             <w:fldChar w:fldCharType="separate"/>
@@ -2805,7 +2803,7 @@
             <w:fldChar w:fldCharType="begin"/>
           </w:r>
           <w:r>
-            <w:instrText xml:space="preserve"> PAGEREF _Toc12556 \h </w:instrText>
+            <w:instrText xml:space="preserve"> PAGEREF _Toc11272 \h </w:instrText>
           </w:r>
           <w:r>
             <w:fldChar w:fldCharType="separate"/>
@@ -2831,7 +2829,7 @@
             <w:fldChar w:fldCharType="begin"/>
           </w:r>
           <w:r>
-            <w:instrText xml:space="preserve"> HYPERLINK \l _Toc18366 </w:instrText>
+            <w:instrText xml:space="preserve"> HYPERLINK \l _Toc25006 </w:instrText>
           </w:r>
           <w:r>
             <w:fldChar w:fldCharType="separate"/>
@@ -2877,7 +2875,7 @@
             <w:fldChar w:fldCharType="begin"/>
           </w:r>
           <w:r>
-            <w:instrText xml:space="preserve"> PAGEREF _Toc18366 \h </w:instrText>
+            <w:instrText xml:space="preserve"> PAGEREF _Toc25006 \h </w:instrText>
           </w:r>
           <w:r>
             <w:fldChar w:fldCharType="separate"/>
@@ -2903,7 +2901,7 @@
             <w:fldChar w:fldCharType="begin"/>
           </w:r>
           <w:r>
-            <w:instrText xml:space="preserve"> HYPERLINK \l _Toc17402 </w:instrText>
+            <w:instrText xml:space="preserve"> HYPERLINK \l _Toc10630 </w:instrText>
           </w:r>
           <w:r>
             <w:fldChar w:fldCharType="separate"/>
@@ -2949,7 +2947,7 @@
             <w:fldChar w:fldCharType="begin"/>
           </w:r>
           <w:r>
-            <w:instrText xml:space="preserve"> PAGEREF _Toc17402 \h </w:instrText>
+            <w:instrText xml:space="preserve"> PAGEREF _Toc10630 \h </w:instrText>
           </w:r>
           <w:r>
             <w:fldChar w:fldCharType="separate"/>
@@ -2975,7 +2973,7 @@
             <w:fldChar w:fldCharType="begin"/>
           </w:r>
           <w:r>
-            <w:instrText xml:space="preserve"> HYPERLINK \l _Toc1346 </w:instrText>
+            <w:instrText xml:space="preserve"> HYPERLINK \l _Toc32336 </w:instrText>
           </w:r>
           <w:r>
             <w:fldChar w:fldCharType="separate"/>
@@ -3021,13 +3019,13 @@
             <w:fldChar w:fldCharType="begin"/>
           </w:r>
           <w:r>
-            <w:instrText xml:space="preserve"> PAGEREF _Toc1346 \h </w:instrText>
+            <w:instrText xml:space="preserve"> PAGEREF _Toc32336 \h </w:instrText>
           </w:r>
           <w:r>
             <w:fldChar w:fldCharType="separate"/>
           </w:r>
           <w:r>
-            <w:t>8</w:t>
+            <w:t>9</w:t>
           </w:r>
           <w:r>
             <w:fldChar w:fldCharType="end"/>
@@ -3047,7 +3045,7 @@
             <w:fldChar w:fldCharType="begin"/>
           </w:r>
           <w:r>
-            <w:instrText xml:space="preserve"> HYPERLINK \l _Toc31395 </w:instrText>
+            <w:instrText xml:space="preserve"> HYPERLINK \l _Toc1772 </w:instrText>
           </w:r>
           <w:r>
             <w:fldChar w:fldCharType="separate"/>
@@ -3116,13 +3114,13 @@
             <w:fldChar w:fldCharType="begin"/>
           </w:r>
           <w:r>
-            <w:instrText xml:space="preserve"> PAGEREF _Toc31395 \h </w:instrText>
+            <w:instrText xml:space="preserve"> PAGEREF _Toc1772 \h </w:instrText>
           </w:r>
           <w:r>
             <w:fldChar w:fldCharType="separate"/>
           </w:r>
           <w:r>
-            <w:t>8</w:t>
+            <w:t>9</w:t>
           </w:r>
           <w:r>
             <w:fldChar w:fldCharType="end"/>
@@ -3142,7 +3140,7 @@
             <w:fldChar w:fldCharType="begin"/>
           </w:r>
           <w:r>
-            <w:instrText xml:space="preserve"> HYPERLINK \l _Toc7493 </w:instrText>
+            <w:instrText xml:space="preserve"> HYPERLINK \l _Toc29790 </w:instrText>
           </w:r>
           <w:r>
             <w:fldChar w:fldCharType="separate"/>
@@ -3200,7 +3198,7 @@
             <w:fldChar w:fldCharType="begin"/>
           </w:r>
           <w:r>
-            <w:instrText xml:space="preserve"> PAGEREF _Toc7493 \h </w:instrText>
+            <w:instrText xml:space="preserve"> PAGEREF _Toc29790 \h </w:instrText>
           </w:r>
           <w:r>
             <w:fldChar w:fldCharType="separate"/>
@@ -3226,7 +3224,7 @@
             <w:fldChar w:fldCharType="begin"/>
           </w:r>
           <w:r>
-            <w:instrText xml:space="preserve"> HYPERLINK \l _Toc25023 </w:instrText>
+            <w:instrText xml:space="preserve"> HYPERLINK \l _Toc428 </w:instrText>
           </w:r>
           <w:r>
             <w:fldChar w:fldCharType="separate"/>
@@ -3272,7 +3270,7 @@
             <w:fldChar w:fldCharType="begin"/>
           </w:r>
           <w:r>
-            <w:instrText xml:space="preserve"> PAGEREF _Toc25023 \h </w:instrText>
+            <w:instrText xml:space="preserve"> PAGEREF _Toc428 \h </w:instrText>
           </w:r>
           <w:r>
             <w:fldChar w:fldCharType="separate"/>
@@ -3298,7 +3296,7 @@
             <w:fldChar w:fldCharType="begin"/>
           </w:r>
           <w:r>
-            <w:instrText xml:space="preserve"> HYPERLINK \l _Toc12577 </w:instrText>
+            <w:instrText xml:space="preserve"> HYPERLINK \l _Toc22150 </w:instrText>
           </w:r>
           <w:r>
             <w:fldChar w:fldCharType="separate"/>
@@ -3349,7 +3347,7 @@
             <w:fldChar w:fldCharType="begin"/>
           </w:r>
           <w:r>
-            <w:instrText xml:space="preserve"> PAGEREF _Toc12577 \h </w:instrText>
+            <w:instrText xml:space="preserve"> PAGEREF _Toc22150 \h </w:instrText>
           </w:r>
           <w:r>
             <w:fldChar w:fldCharType="separate"/>
@@ -3375,7 +3373,7 @@
             <w:fldChar w:fldCharType="begin"/>
           </w:r>
           <w:r>
-            <w:instrText xml:space="preserve"> HYPERLINK \l _Toc18106 </w:instrText>
+            <w:instrText xml:space="preserve"> HYPERLINK \l _Toc10391 </w:instrText>
           </w:r>
           <w:r>
             <w:fldChar w:fldCharType="separate"/>
@@ -3433,7 +3431,7 @@
             <w:fldChar w:fldCharType="begin"/>
           </w:r>
           <w:r>
-            <w:instrText xml:space="preserve"> PAGEREF _Toc18106 \h </w:instrText>
+            <w:instrText xml:space="preserve"> PAGEREF _Toc10391 \h </w:instrText>
           </w:r>
           <w:r>
             <w:fldChar w:fldCharType="separate"/>
@@ -3459,7 +3457,7 @@
             <w:fldChar w:fldCharType="begin"/>
           </w:r>
           <w:r>
-            <w:instrText xml:space="preserve"> HYPERLINK \l _Toc11300 </w:instrText>
+            <w:instrText xml:space="preserve"> HYPERLINK \l _Toc11186 </w:instrText>
           </w:r>
           <w:r>
             <w:fldChar w:fldCharType="separate"/>
@@ -3517,7 +3515,7 @@
             <w:fldChar w:fldCharType="begin"/>
           </w:r>
           <w:r>
-            <w:instrText xml:space="preserve"> PAGEREF _Toc11300 \h </w:instrText>
+            <w:instrText xml:space="preserve"> PAGEREF _Toc11186 \h </w:instrText>
           </w:r>
           <w:r>
             <w:fldChar w:fldCharType="separate"/>
@@ -3543,7 +3541,7 @@
             <w:fldChar w:fldCharType="begin"/>
           </w:r>
           <w:r>
-            <w:instrText xml:space="preserve"> HYPERLINK \l _Toc13554 </w:instrText>
+            <w:instrText xml:space="preserve"> HYPERLINK \l _Toc13548 </w:instrText>
           </w:r>
           <w:r>
             <w:fldChar w:fldCharType="separate"/>
@@ -3566,13 +3564,13 @@
             <w:fldChar w:fldCharType="begin"/>
           </w:r>
           <w:r>
-            <w:instrText xml:space="preserve"> PAGEREF _Toc13554 \h </w:instrText>
+            <w:instrText xml:space="preserve"> PAGEREF _Toc13548 \h </w:instrText>
           </w:r>
           <w:r>
             <w:fldChar w:fldCharType="separate"/>
           </w:r>
           <w:r>
-            <w:t>9</w:t>
+            <w:t>10</w:t>
           </w:r>
           <w:r>
             <w:fldChar w:fldCharType="end"/>
@@ -3592,7 +3590,7 @@
             <w:fldChar w:fldCharType="begin"/>
           </w:r>
           <w:r>
-            <w:instrText xml:space="preserve"> HYPERLINK \l _Toc11352 </w:instrText>
+            <w:instrText xml:space="preserve"> HYPERLINK \l _Toc9809 </w:instrText>
           </w:r>
           <w:r>
             <w:fldChar w:fldCharType="separate"/>
@@ -3638,13 +3636,13 @@
             <w:fldChar w:fldCharType="begin"/>
           </w:r>
           <w:r>
-            <w:instrText xml:space="preserve"> PAGEREF _Toc11352 \h </w:instrText>
+            <w:instrText xml:space="preserve"> PAGEREF _Toc9809 \h </w:instrText>
           </w:r>
           <w:r>
             <w:fldChar w:fldCharType="separate"/>
           </w:r>
           <w:r>
-            <w:t>9</w:t>
+            <w:t>10</w:t>
           </w:r>
           <w:r>
             <w:fldChar w:fldCharType="end"/>
@@ -3664,7 +3662,7 @@
             <w:fldChar w:fldCharType="begin"/>
           </w:r>
           <w:r>
-            <w:instrText xml:space="preserve"> HYPERLINK \l _Toc6629 </w:instrText>
+            <w:instrText xml:space="preserve"> HYPERLINK \l _Toc7383 </w:instrText>
           </w:r>
           <w:r>
             <w:fldChar w:fldCharType="separate"/>
@@ -3710,7 +3708,7 @@
             <w:fldChar w:fldCharType="begin"/>
           </w:r>
           <w:r>
-            <w:instrText xml:space="preserve"> PAGEREF _Toc6629 \h </w:instrText>
+            <w:instrText xml:space="preserve"> PAGEREF _Toc7383 \h </w:instrText>
           </w:r>
           <w:r>
             <w:fldChar w:fldCharType="separate"/>
@@ -3736,7 +3734,7 @@
             <w:fldChar w:fldCharType="begin"/>
           </w:r>
           <w:r>
-            <w:instrText xml:space="preserve"> HYPERLINK \l _Toc31347 </w:instrText>
+            <w:instrText xml:space="preserve"> HYPERLINK \l _Toc17237 </w:instrText>
           </w:r>
           <w:r>
             <w:fldChar w:fldCharType="separate"/>
@@ -3759,13 +3757,13 @@
             <w:fldChar w:fldCharType="begin"/>
           </w:r>
           <w:r>
-            <w:instrText xml:space="preserve"> PAGEREF _Toc31347 \h </w:instrText>
+            <w:instrText xml:space="preserve"> PAGEREF _Toc17237 \h </w:instrText>
           </w:r>
           <w:r>
             <w:fldChar w:fldCharType="separate"/>
           </w:r>
           <w:r>
-            <w:t>10</w:t>
+            <w:t>11</w:t>
           </w:r>
           <w:r>
             <w:fldChar w:fldCharType="end"/>
@@ -3785,7 +3783,7 @@
             <w:fldChar w:fldCharType="begin"/>
           </w:r>
           <w:r>
-            <w:instrText xml:space="preserve"> HYPERLINK \l _Toc12251 </w:instrText>
+            <w:instrText xml:space="preserve"> HYPERLINK \l _Toc13080 </w:instrText>
           </w:r>
           <w:r>
             <w:fldChar w:fldCharType="separate"/>
@@ -3831,13 +3829,13 @@
             <w:fldChar w:fldCharType="begin"/>
           </w:r>
           <w:r>
-            <w:instrText xml:space="preserve"> PAGEREF _Toc12251 \h </w:instrText>
+            <w:instrText xml:space="preserve"> PAGEREF _Toc13080 \h </w:instrText>
           </w:r>
           <w:r>
             <w:fldChar w:fldCharType="separate"/>
           </w:r>
           <w:r>
-            <w:t>10</w:t>
+            <w:t>11</w:t>
           </w:r>
           <w:r>
             <w:fldChar w:fldCharType="end"/>
@@ -3857,7 +3855,7 @@
             <w:fldChar w:fldCharType="begin"/>
           </w:r>
           <w:r>
-            <w:instrText xml:space="preserve"> HYPERLINK \l _Toc21087 </w:instrText>
+            <w:instrText xml:space="preserve"> HYPERLINK \l _Toc30157 </w:instrText>
           </w:r>
           <w:r>
             <w:fldChar w:fldCharType="separate"/>
@@ -3903,7 +3901,7 @@
             <w:fldChar w:fldCharType="begin"/>
           </w:r>
           <w:r>
-            <w:instrText xml:space="preserve"> PAGEREF _Toc21087 \h </w:instrText>
+            <w:instrText xml:space="preserve"> PAGEREF _Toc30157 \h </w:instrText>
           </w:r>
           <w:r>
             <w:fldChar w:fldCharType="separate"/>
@@ -3929,7 +3927,7 @@
             <w:fldChar w:fldCharType="begin"/>
           </w:r>
           <w:r>
-            <w:instrText xml:space="preserve"> HYPERLINK \l _Toc2765 </w:instrText>
+            <w:instrText xml:space="preserve"> HYPERLINK \l _Toc1186 </w:instrText>
           </w:r>
           <w:r>
             <w:fldChar w:fldCharType="separate"/>
@@ -3952,13 +3950,13 @@
             <w:fldChar w:fldCharType="begin"/>
           </w:r>
           <w:r>
-            <w:instrText xml:space="preserve"> PAGEREF _Toc2765 \h </w:instrText>
+            <w:instrText xml:space="preserve"> PAGEREF _Toc1186 \h </w:instrText>
           </w:r>
           <w:r>
             <w:fldChar w:fldCharType="separate"/>
           </w:r>
           <w:r>
-            <w:t>11</w:t>
+            <w:t>12</w:t>
           </w:r>
           <w:r>
             <w:fldChar w:fldCharType="end"/>
@@ -3978,7 +3976,7 @@
             <w:fldChar w:fldCharType="begin"/>
           </w:r>
           <w:r>
-            <w:instrText xml:space="preserve"> HYPERLINK \l _Toc2304 </w:instrText>
+            <w:instrText xml:space="preserve"> HYPERLINK \l _Toc27766 </w:instrText>
           </w:r>
           <w:r>
             <w:fldChar w:fldCharType="separate"/>
@@ -4024,13 +4022,13 @@
             <w:fldChar w:fldCharType="begin"/>
           </w:r>
           <w:r>
-            <w:instrText xml:space="preserve"> PAGEREF _Toc2304 \h </w:instrText>
+            <w:instrText xml:space="preserve"> PAGEREF _Toc27766 \h </w:instrText>
           </w:r>
           <w:r>
             <w:fldChar w:fldCharType="separate"/>
           </w:r>
           <w:r>
-            <w:t>11</w:t>
+            <w:t>12</w:t>
           </w:r>
           <w:r>
             <w:fldChar w:fldCharType="end"/>
@@ -4050,7 +4048,7 @@
             <w:fldChar w:fldCharType="begin"/>
           </w:r>
           <w:r>
-            <w:instrText xml:space="preserve"> HYPERLINK \l _Toc16796 </w:instrText>
+            <w:instrText xml:space="preserve"> HYPERLINK \l _Toc27763 </w:instrText>
           </w:r>
           <w:r>
             <w:fldChar w:fldCharType="separate"/>
@@ -4108,7 +4106,7 @@
             <w:fldChar w:fldCharType="begin"/>
           </w:r>
           <w:r>
-            <w:instrText xml:space="preserve"> PAGEREF _Toc16796 \h </w:instrText>
+            <w:instrText xml:space="preserve"> PAGEREF _Toc27763 \h </w:instrText>
           </w:r>
           <w:r>
             <w:fldChar w:fldCharType="separate"/>
@@ -4134,7 +4132,7 @@
             <w:fldChar w:fldCharType="begin"/>
           </w:r>
           <w:r>
-            <w:instrText xml:space="preserve"> HYPERLINK \l _Toc16670 </w:instrText>
+            <w:instrText xml:space="preserve"> HYPERLINK \l _Toc10432 </w:instrText>
           </w:r>
           <w:r>
             <w:fldChar w:fldCharType="separate"/>
@@ -4228,7 +4226,7 @@
             <w:fldChar w:fldCharType="begin"/>
           </w:r>
           <w:r>
-            <w:instrText xml:space="preserve"> PAGEREF _Toc16670 \h </w:instrText>
+            <w:instrText xml:space="preserve"> PAGEREF _Toc10432 \h </w:instrText>
           </w:r>
           <w:r>
             <w:fldChar w:fldCharType="separate"/>
@@ -4254,7 +4252,7 @@
             <w:fldChar w:fldCharType="begin"/>
           </w:r>
           <w:r>
-            <w:instrText xml:space="preserve"> HYPERLINK \l _Toc15819 </w:instrText>
+            <w:instrText xml:space="preserve"> HYPERLINK \l _Toc22266 </w:instrText>
           </w:r>
           <w:r>
             <w:fldChar w:fldCharType="separate"/>
@@ -4336,7 +4334,7 @@
             <w:fldChar w:fldCharType="begin"/>
           </w:r>
           <w:r>
-            <w:instrText xml:space="preserve"> PAGEREF _Toc15819 \h </w:instrText>
+            <w:instrText xml:space="preserve"> PAGEREF _Toc22266 \h </w:instrText>
           </w:r>
           <w:r>
             <w:fldChar w:fldCharType="separate"/>
@@ -4362,7 +4360,7 @@
             <w:fldChar w:fldCharType="begin"/>
           </w:r>
           <w:r>
-            <w:instrText xml:space="preserve"> HYPERLINK \l _Toc12439 </w:instrText>
+            <w:instrText xml:space="preserve"> HYPERLINK \l _Toc6940 </w:instrText>
           </w:r>
           <w:r>
             <w:fldChar w:fldCharType="separate"/>
@@ -4444,13 +4442,13 @@
             <w:fldChar w:fldCharType="begin"/>
           </w:r>
           <w:r>
-            <w:instrText xml:space="preserve"> PAGEREF _Toc12439 \h </w:instrText>
+            <w:instrText xml:space="preserve"> PAGEREF _Toc6940 \h </w:instrText>
           </w:r>
           <w:r>
             <w:fldChar w:fldCharType="separate"/>
           </w:r>
           <w:r>
-            <w:t>12</w:t>
+            <w:t>13</w:t>
           </w:r>
           <w:r>
             <w:fldChar w:fldCharType="end"/>
@@ -4470,7 +4468,7 @@
             <w:fldChar w:fldCharType="begin"/>
           </w:r>
           <w:r>
-            <w:instrText xml:space="preserve"> HYPERLINK \l _Toc20070 </w:instrText>
+            <w:instrText xml:space="preserve"> HYPERLINK \l _Toc14777 </w:instrText>
           </w:r>
           <w:r>
             <w:fldChar w:fldCharType="separate"/>
@@ -4493,13 +4491,13 @@
             <w:fldChar w:fldCharType="begin"/>
           </w:r>
           <w:r>
-            <w:instrText xml:space="preserve"> PAGEREF _Toc20070 \h </w:instrText>
+            <w:instrText xml:space="preserve"> PAGEREF _Toc14777 \h </w:instrText>
           </w:r>
           <w:r>
             <w:fldChar w:fldCharType="separate"/>
           </w:r>
           <w:r>
-            <w:t>12</w:t>
+            <w:t>13</w:t>
           </w:r>
           <w:r>
             <w:fldChar w:fldCharType="end"/>
@@ -4519,7 +4517,7 @@
             <w:fldChar w:fldCharType="begin"/>
           </w:r>
           <w:r>
-            <w:instrText xml:space="preserve"> HYPERLINK \l _Toc16466 </w:instrText>
+            <w:instrText xml:space="preserve"> HYPERLINK \l _Toc22152 </w:instrText>
           </w:r>
           <w:r>
             <w:fldChar w:fldCharType="separate"/>
@@ -4542,7 +4540,56 @@
             <w:fldChar w:fldCharType="begin"/>
           </w:r>
           <w:r>
-            <w:instrText xml:space="preserve"> PAGEREF _Toc16466 \h </w:instrText>
+            <w:instrText xml:space="preserve"> PAGEREF _Toc22152 \h </w:instrText>
+          </w:r>
+          <w:r>
+            <w:fldChar w:fldCharType="separate"/>
+          </w:r>
+          <w:r>
+            <w:t>13</w:t>
+          </w:r>
+          <w:r>
+            <w:fldChar w:fldCharType="end"/>
+          </w:r>
+          <w:r>
+            <w:fldChar w:fldCharType="end"/>
+          </w:r>
+        </w:p>
+        <w:p>
+          <w:pPr>
+            <w:pStyle w:val="6"/>
+            <w:tabs>
+              <w:tab w:val="right" w:leader="dot" w:pos="8306"/>
+            </w:tabs>
+          </w:pPr>
+          <w:r>
+            <w:fldChar w:fldCharType="begin"/>
+          </w:r>
+          <w:r>
+            <w:instrText xml:space="preserve"> HYPERLINK \l _Toc10515 </w:instrText>
+          </w:r>
+          <w:r>
+            <w:fldChar w:fldCharType="separate"/>
+          </w:r>
+          <w:r>
+            <w:rPr>
+              <w:rFonts w:hint="default" w:ascii="Times New Roman" w:hAnsi="Times New Roman" w:eastAsia="宋体" w:cs="Times New Roman"/>
+              <w:bCs/>
+              <w:caps w:val="0"/>
+              <w:spacing w:val="0"/>
+              <w:szCs w:val="24"/>
+              <w:lang w:val="en-US"/>
+            </w:rPr>
+            <w:t>8.2.6.变位影响本位的三层优先级设计</w:t>
+          </w:r>
+          <w:r>
+            <w:tab/>
+          </w:r>
+          <w:r>
+            <w:fldChar w:fldCharType="begin"/>
+          </w:r>
+          <w:r>
+            <w:instrText xml:space="preserve"> PAGEREF _Toc10515 \h </w:instrText>
           </w:r>
           <w:r>
             <w:fldChar w:fldCharType="separate"/>
@@ -4730,7 +4777,7 @@
           <w:szCs w:val="30"/>
         </w:rPr>
       </w:pPr>
-      <w:bookmarkStart w:id="0" w:name="_Toc8194"/>
+      <w:bookmarkStart w:id="0" w:name="_Toc8529"/>
       <w:r>
         <w:rPr>
           <w:rFonts w:hint="default" w:ascii="Times New Roman" w:hAnsi="Times New Roman" w:eastAsia="宋体" w:cs="Times New Roman"/>
@@ -4769,7 +4816,7 @@
           <w:szCs w:val="28"/>
         </w:rPr>
       </w:pPr>
-      <w:bookmarkStart w:id="1" w:name="_Toc25150"/>
+      <w:bookmarkStart w:id="1" w:name="_Toc6707"/>
       <w:r>
         <w:rPr>
           <w:rFonts w:hint="default" w:ascii="Times New Roman" w:hAnsi="Times New Roman" w:eastAsia="宋体" w:cs="Times New Roman"/>
@@ -4887,7 +4934,7 @@
           <w:szCs w:val="28"/>
         </w:rPr>
       </w:pPr>
-      <w:bookmarkStart w:id="2" w:name="_Toc26034"/>
+      <w:bookmarkStart w:id="2" w:name="_Toc17343"/>
       <w:r>
         <w:rPr>
           <w:rFonts w:hint="default" w:ascii="Times New Roman" w:hAnsi="Times New Roman" w:eastAsia="宋体" w:cs="Times New Roman"/>
@@ -5011,7 +5058,7 @@
           <w:szCs w:val="28"/>
         </w:rPr>
       </w:pPr>
-      <w:bookmarkStart w:id="3" w:name="_Toc22095"/>
+      <w:bookmarkStart w:id="3" w:name="_Toc15795"/>
       <w:r>
         <w:rPr>
           <w:rFonts w:hint="default" w:ascii="Times New Roman" w:hAnsi="Times New Roman" w:eastAsia="宋体" w:cs="Times New Roman"/>
@@ -5083,12 +5130,6 @@
             <w:insideV w:val="single" w:color="000000" w:sz="4" w:space="0"/>
           </w:tblBorders>
           <w:shd w:val="clear" w:color="auto" w:fill="FFFFFF"/>
-          <w:tblCellMar>
-            <w:top w:w="15" w:type="dxa"/>
-            <w:left w:w="15" w:type="dxa"/>
-            <w:bottom w:w="15" w:type="dxa"/>
-            <w:right w:w="15" w:type="dxa"/>
-          </w:tblCellMar>
         </w:tblPrEx>
         <w:trPr>
           <w:tblHeader/>
@@ -5299,7 +5340,6 @@
             <w:insideH w:val="single" w:color="000000" w:sz="4" w:space="0"/>
             <w:insideV w:val="single" w:color="000000" w:sz="4" w:space="0"/>
           </w:tblBorders>
-          <w:shd w:val="clear" w:color="auto" w:fill="FFFFFF"/>
           <w:tblCellMar>
             <w:top w:w="15" w:type="dxa"/>
             <w:left w:w="15" w:type="dxa"/>
@@ -5727,7 +5767,6 @@
             <w:insideH w:val="single" w:color="000000" w:sz="4" w:space="0"/>
             <w:insideV w:val="single" w:color="000000" w:sz="4" w:space="0"/>
           </w:tblBorders>
-          <w:shd w:val="clear" w:color="auto" w:fill="FFFFFF"/>
           <w:tblCellMar>
             <w:top w:w="15" w:type="dxa"/>
             <w:left w:w="15" w:type="dxa"/>
@@ -5941,7 +5980,6 @@
             <w:insideH w:val="single" w:color="000000" w:sz="4" w:space="0"/>
             <w:insideV w:val="single" w:color="000000" w:sz="4" w:space="0"/>
           </w:tblBorders>
-          <w:shd w:val="clear" w:color="auto" w:fill="FFFFFF"/>
           <w:tblCellMar>
             <w:top w:w="15" w:type="dxa"/>
             <w:left w:w="15" w:type="dxa"/>
@@ -6155,7 +6193,6 @@
             <w:insideH w:val="single" w:color="000000" w:sz="4" w:space="0"/>
             <w:insideV w:val="single" w:color="000000" w:sz="4" w:space="0"/>
           </w:tblBorders>
-          <w:shd w:val="clear" w:color="auto" w:fill="FFFFFF"/>
           <w:tblCellMar>
             <w:top w:w="15" w:type="dxa"/>
             <w:left w:w="15" w:type="dxa"/>
@@ -6369,7 +6406,6 @@
             <w:insideH w:val="single" w:color="000000" w:sz="4" w:space="0"/>
             <w:insideV w:val="single" w:color="000000" w:sz="4" w:space="0"/>
           </w:tblBorders>
-          <w:shd w:val="clear" w:color="auto" w:fill="FFFFFF"/>
           <w:tblCellMar>
             <w:top w:w="15" w:type="dxa"/>
             <w:left w:w="15" w:type="dxa"/>
@@ -6890,7 +6926,7 @@
           <w:szCs w:val="30"/>
         </w:rPr>
       </w:pPr>
-      <w:bookmarkStart w:id="4" w:name="_Toc18237"/>
+      <w:bookmarkStart w:id="4" w:name="_Toc4738"/>
       <w:r>
         <w:rPr>
           <w:rFonts w:hint="default" w:ascii="Times New Roman" w:hAnsi="Times New Roman" w:eastAsia="宋体" w:cs="Times New Roman"/>
@@ -6945,7 +6981,7 @@
           <w:szCs w:val="28"/>
         </w:rPr>
       </w:pPr>
-      <w:bookmarkStart w:id="5" w:name="_Toc20756"/>
+      <w:bookmarkStart w:id="5" w:name="_Toc6338"/>
       <w:r>
         <w:rPr>
           <w:rFonts w:hint="default" w:ascii="Times New Roman" w:hAnsi="Times New Roman" w:eastAsia="宋体" w:cs="Times New Roman"/>
@@ -7069,7 +7105,7 @@
           <w:lang w:val="en-US" w:eastAsia="zh-CN"/>
         </w:rPr>
       </w:pPr>
-      <w:bookmarkStart w:id="6" w:name="_Toc28378"/>
+      <w:bookmarkStart w:id="6" w:name="_Toc20970"/>
       <w:r>
         <w:rPr>
           <w:rFonts w:hint="default" w:ascii="Times New Roman" w:hAnsi="Times New Roman" w:eastAsia="宋体" w:cs="Times New Roman"/>
@@ -7116,7 +7152,7 @@
           <w:szCs w:val="24"/>
         </w:rPr>
       </w:pPr>
-      <w:bookmarkStart w:id="7" w:name="_Toc12318"/>
+      <w:bookmarkStart w:id="7" w:name="_Toc29931"/>
       <w:r>
         <w:rPr>
           <w:rFonts w:hint="default" w:ascii="Times New Roman" w:hAnsi="Times New Roman" w:eastAsia="宋体" w:cs="Times New Roman"/>
@@ -7207,7 +7243,199 @@
           <w:szCs w:val="24"/>
           <w:shd w:val="clear" w:fill="FFFFFF"/>
         </w:rPr>
-        <w:t>刻印是构筑的基础单元。每枚刻印是一个独立的蓝图类，同时包含本位和变位两套行为逻辑。本位（Base）是技能的核心行为骨架，界定“做什么”，在关键生命周期节点发出事件。每枚刻印为三个功能槽（普攻/技能/位移）各设计一套本位逻辑，分别对应不同的释放方式和数值强度。变位（Variant）是技能的修饰行为模块，接收本位发出的事件，检测触发条件后执行响应逻辑。变位逻辑只做一套，通用于三个功能槽，通过在事件响应中判断当前功能槽类型来区分处理。</w:t>
+        <w:t>刻印是构筑的基础单元。每枚刻印是一个独立的蓝图类，同时包含本位和变位两套行为逻辑。本位（Base）是技能的核心行为骨架，界定“做什么”，在关键生命周期节点发出事件。每枚刻印为三个功能槽（普攻/技能/位移）各设计一套本位逻辑，分别对应不同的释放方式和数值强度。变位（Variant）是技能的修饰行为模块，接收本位发出的事件，检测触发条件后执行响应逻辑。变位对本位的影响遵循三层优先级：</w:t>
+      </w:r>
+    </w:p>
+    <w:p>
+      <w:pPr>
+        <w:pStyle w:val="12"/>
+        <w:keepNext w:val="0"/>
+        <w:keepLines w:val="0"/>
+        <w:pageBreakBefore w:val="0"/>
+        <w:widowControl/>
+        <w:suppressLineNumbers w:val="0"/>
+        <w:shd w:val="clear" w:fill="FFFFFF"/>
+        <w:kinsoku/>
+        <w:wordWrap w:val="0"/>
+        <w:overflowPunct/>
+        <w:topLinePunct w:val="0"/>
+        <w:autoSpaceDE/>
+        <w:autoSpaceDN/>
+        <w:bidi w:val="0"/>
+        <w:adjustRightInd/>
+        <w:snapToGrid/>
+        <w:spacing w:beforeAutospacing="0" w:afterAutospacing="0" w:line="240" w:lineRule="auto"/>
+        <w:ind w:left="0" w:right="0" w:firstLine="420" w:firstLineChars="0"/>
+        <w:textAlignment w:val="auto"/>
+        <w:rPr>
+          <w:rFonts w:hint="default" w:ascii="Times New Roman" w:hAnsi="Times New Roman" w:eastAsia="宋体" w:cs="Times New Roman"/>
+          <w:i w:val="0"/>
+          <w:iCs w:val="0"/>
+          <w:caps w:val="0"/>
+          <w:color w:val="0F1115"/>
+          <w:spacing w:val="0"/>
+          <w:sz w:val="24"/>
+          <w:szCs w:val="24"/>
+          <w:shd w:val="clear" w:fill="FFFFFF"/>
+        </w:rPr>
+      </w:pPr>
+      <w:r>
+        <w:rPr>
+          <w:rFonts w:hint="default" w:ascii="Times New Roman" w:hAnsi="Times New Roman" w:eastAsia="宋体" w:cs="Times New Roman"/>
+          <w:i w:val="0"/>
+          <w:iCs w:val="0"/>
+          <w:caps w:val="0"/>
+          <w:color w:val="0F1115"/>
+          <w:spacing w:val="0"/>
+          <w:sz w:val="24"/>
+          <w:szCs w:val="24"/>
+          <w:shd w:val="clear" w:fill="FFFFFF"/>
+        </w:rPr>
+        <w:t>第一优先（数据修改）：变位通过修改 FBaseEventContext 中的数据字段（如伤害倍率、投射物数量、速度倍率等）影响本位的执行结果。这是最常用、最干净的方式，本位完全不知道变位的存在，只读取 Context 中的数据。</w:t>
+      </w:r>
+    </w:p>
+    <w:p>
+      <w:pPr>
+        <w:pStyle w:val="12"/>
+        <w:keepNext w:val="0"/>
+        <w:keepLines w:val="0"/>
+        <w:pageBreakBefore w:val="0"/>
+        <w:widowControl/>
+        <w:suppressLineNumbers w:val="0"/>
+        <w:shd w:val="clear" w:fill="FFFFFF"/>
+        <w:kinsoku/>
+        <w:wordWrap w:val="0"/>
+        <w:overflowPunct/>
+        <w:topLinePunct w:val="0"/>
+        <w:autoSpaceDE/>
+        <w:autoSpaceDN/>
+        <w:bidi w:val="0"/>
+        <w:adjustRightInd/>
+        <w:snapToGrid/>
+        <w:spacing w:beforeAutospacing="0" w:afterAutospacing="0" w:line="240" w:lineRule="auto"/>
+        <w:ind w:left="0" w:right="0" w:firstLine="420" w:firstLineChars="0"/>
+        <w:textAlignment w:val="auto"/>
+        <w:rPr>
+          <w:rFonts w:hint="default" w:ascii="Times New Roman" w:hAnsi="Times New Roman" w:eastAsia="宋体" w:cs="Times New Roman"/>
+          <w:i w:val="0"/>
+          <w:iCs w:val="0"/>
+          <w:caps w:val="0"/>
+          <w:color w:val="0F1115"/>
+          <w:spacing w:val="0"/>
+          <w:sz w:val="24"/>
+          <w:szCs w:val="24"/>
+          <w:shd w:val="clear" w:fill="FFFFFF"/>
+        </w:rPr>
+      </w:pPr>
+      <w:r>
+        <w:rPr>
+          <w:rFonts w:hint="default" w:ascii="Times New Roman" w:hAnsi="Times New Roman" w:eastAsia="宋体" w:cs="Times New Roman"/>
+          <w:i w:val="0"/>
+          <w:iCs w:val="0"/>
+          <w:caps w:val="0"/>
+          <w:color w:val="0F1115"/>
+          <w:spacing w:val="0"/>
+          <w:sz w:val="24"/>
+          <w:szCs w:val="24"/>
+          <w:shd w:val="clear" w:fill="FFFFFF"/>
+        </w:rPr>
+        <w:t>第二优先（事件挂载增量逻辑）：变位通过监听本位广播的事件（OnCast、OnHit、OnFinish 等），在事件响应中执行额外的逻辑（如命中后追加 DOT、触发爆炸等），不修改本位本身的执行流程。</w:t>
+      </w:r>
+    </w:p>
+    <w:p>
+      <w:pPr>
+        <w:pStyle w:val="12"/>
+        <w:keepNext w:val="0"/>
+        <w:keepLines w:val="0"/>
+        <w:pageBreakBefore w:val="0"/>
+        <w:widowControl/>
+        <w:suppressLineNumbers w:val="0"/>
+        <w:shd w:val="clear" w:fill="FFFFFF"/>
+        <w:kinsoku/>
+        <w:wordWrap w:val="0"/>
+        <w:overflowPunct/>
+        <w:topLinePunct w:val="0"/>
+        <w:autoSpaceDE/>
+        <w:autoSpaceDN/>
+        <w:bidi w:val="0"/>
+        <w:adjustRightInd/>
+        <w:snapToGrid/>
+        <w:spacing w:beforeAutospacing="0" w:afterAutospacing="0" w:line="240" w:lineRule="auto"/>
+        <w:ind w:left="0" w:right="0" w:firstLine="420" w:firstLineChars="0"/>
+        <w:textAlignment w:val="auto"/>
+        <w:rPr>
+          <w:rFonts w:hint="default" w:ascii="Times New Roman" w:hAnsi="Times New Roman" w:eastAsia="宋体" w:cs="Times New Roman"/>
+          <w:i w:val="0"/>
+          <w:iCs w:val="0"/>
+          <w:caps w:val="0"/>
+          <w:color w:val="0F1115"/>
+          <w:spacing w:val="0"/>
+          <w:sz w:val="24"/>
+          <w:szCs w:val="24"/>
+          <w:shd w:val="clear" w:fill="FFFFFF"/>
+        </w:rPr>
+      </w:pPr>
+      <w:r>
+        <w:rPr>
+          <w:rFonts w:hint="default" w:ascii="Times New Roman" w:hAnsi="Times New Roman" w:eastAsia="宋体" w:cs="Times New Roman"/>
+          <w:i w:val="0"/>
+          <w:iCs w:val="0"/>
+          <w:caps w:val="0"/>
+          <w:color w:val="0F1115"/>
+          <w:spacing w:val="0"/>
+          <w:sz w:val="24"/>
+          <w:szCs w:val="24"/>
+          <w:shd w:val="clear" w:fill="FFFFFF"/>
+        </w:rPr>
+        <w:t>第三优先（管理层覆盖）：在极少数需要完全改变本位行为的情况下，由 UGlyphInventoryComponent 在 ExecuteSlot 中判断是否由变位接管执行。此方式为最后手段，当前阶段暂不实现，待后续有足够真实需求时再引入。</w:t>
+      </w:r>
+    </w:p>
+    <w:p>
+      <w:pPr>
+        <w:pStyle w:val="12"/>
+        <w:keepNext w:val="0"/>
+        <w:keepLines w:val="0"/>
+        <w:pageBreakBefore w:val="0"/>
+        <w:widowControl/>
+        <w:suppressLineNumbers w:val="0"/>
+        <w:shd w:val="clear" w:fill="FFFFFF"/>
+        <w:kinsoku/>
+        <w:wordWrap w:val="0"/>
+        <w:overflowPunct/>
+        <w:topLinePunct w:val="0"/>
+        <w:autoSpaceDE/>
+        <w:autoSpaceDN/>
+        <w:bidi w:val="0"/>
+        <w:adjustRightInd/>
+        <w:snapToGrid/>
+        <w:spacing w:beforeAutospacing="0" w:afterAutospacing="0" w:line="240" w:lineRule="auto"/>
+        <w:ind w:left="0" w:right="0" w:firstLine="420" w:firstLineChars="0"/>
+        <w:textAlignment w:val="auto"/>
+        <w:rPr>
+          <w:rFonts w:hint="default" w:ascii="Times New Roman" w:hAnsi="Times New Roman" w:eastAsia="宋体" w:cs="Times New Roman"/>
+          <w:i w:val="0"/>
+          <w:iCs w:val="0"/>
+          <w:caps w:val="0"/>
+          <w:color w:val="0F1115"/>
+          <w:spacing w:val="0"/>
+          <w:sz w:val="24"/>
+          <w:szCs w:val="24"/>
+          <w:shd w:val="clear" w:fill="FFFFFF"/>
+        </w:rPr>
+      </w:pPr>
+      <w:r>
+        <w:rPr>
+          <w:rFonts w:hint="default" w:ascii="Times New Roman" w:hAnsi="Times New Roman" w:eastAsia="宋体" w:cs="Times New Roman"/>
+          <w:i w:val="0"/>
+          <w:iCs w:val="0"/>
+          <w:caps w:val="0"/>
+          <w:color w:val="0F1115"/>
+          <w:spacing w:val="0"/>
+          <w:sz w:val="24"/>
+          <w:szCs w:val="24"/>
+          <w:shd w:val="clear" w:fill="FFFFFF"/>
+        </w:rPr>
+        <w:t>变位逻辑只做一套，通用于三个功能槽，通过在事件响应中判断当前功能槽类型来区分处理。</w:t>
       </w:r>
     </w:p>
     <w:p>
@@ -7374,7 +7602,7 @@
           <w:shd w:val="clear" w:fill="FFFFFF"/>
         </w:rPr>
       </w:pPr>
-      <w:bookmarkStart w:id="8" w:name="_Toc30523"/>
+      <w:bookmarkStart w:id="8" w:name="_Toc18917"/>
       <w:r>
         <w:rPr>
           <w:rFonts w:hint="default" w:ascii="Times New Roman" w:hAnsi="Times New Roman" w:eastAsia="宋体" w:cs="Times New Roman"/>
@@ -7606,7 +7834,7 @@
           <w:shd w:val="clear" w:fill="FFFFFF"/>
         </w:rPr>
       </w:pPr>
-      <w:bookmarkStart w:id="9" w:name="_Toc12564"/>
+      <w:bookmarkStart w:id="9" w:name="_Toc21681"/>
       <w:r>
         <w:rPr>
           <w:rFonts w:hint="default" w:ascii="Times New Roman" w:hAnsi="Times New Roman" w:eastAsia="宋体" w:cs="Times New Roman"/>
@@ -7733,6 +7961,54 @@
           <w:shd w:val="clear" w:fill="FFFFFF"/>
         </w:rPr>
       </w:pPr>
+      <w:r>
+        <w:rPr>
+          <w:rFonts w:hint="default" w:ascii="Times New Roman" w:hAnsi="Times New Roman" w:eastAsia="宋体" w:cs="Times New Roman"/>
+          <w:b w:val="0"/>
+          <w:bCs w:val="0"/>
+          <w:caps w:val="0"/>
+          <w:color w:val="0F1115"/>
+          <w:spacing w:val="0"/>
+          <w:sz w:val="24"/>
+          <w:szCs w:val="24"/>
+          <w:shd w:val="clear" w:fill="FFFFFF"/>
+        </w:rPr>
+        <w:t>同一时刻，库容中只能存在同一刻印类（如 BP_Glyph_Fire）的一个实例。重复获取时，不创建新实例，直接触发该刻印的等级晋升（上限三级）。此约束适用于所有获取途径。</w:t>
+      </w:r>
+    </w:p>
+    <w:p>
+      <w:pPr>
+        <w:keepNext w:val="0"/>
+        <w:keepLines w:val="0"/>
+        <w:pageBreakBefore w:val="0"/>
+        <w:widowControl/>
+        <w:suppressLineNumbers w:val="0"/>
+        <w:shd w:val="clear" w:fill="FFFFFF"/>
+        <w:kinsoku/>
+        <w:wordWrap w:val="0"/>
+        <w:overflowPunct/>
+        <w:topLinePunct w:val="0"/>
+        <w:autoSpaceDE/>
+        <w:autoSpaceDN/>
+        <w:bidi w:val="0"/>
+        <w:adjustRightInd/>
+        <w:snapToGrid/>
+        <w:spacing w:before="0" w:beforeAutospacing="0" w:after="0" w:afterAutospacing="0" w:line="240" w:lineRule="auto"/>
+        <w:ind w:left="0" w:right="0" w:firstLine="420" w:firstLineChars="0"/>
+        <w:textAlignment w:val="auto"/>
+        <w:outlineLvl w:val="9"/>
+        <w:rPr>
+          <w:rFonts w:hint="default" w:ascii="Times New Roman" w:hAnsi="Times New Roman" w:eastAsia="宋体" w:cs="Times New Roman"/>
+          <w:b w:val="0"/>
+          <w:bCs w:val="0"/>
+          <w:caps w:val="0"/>
+          <w:color w:val="0F1115"/>
+          <w:spacing w:val="0"/>
+          <w:sz w:val="24"/>
+          <w:szCs w:val="24"/>
+          <w:shd w:val="clear" w:fill="FFFFFF"/>
+        </w:rPr>
+      </w:pPr>
     </w:p>
     <w:p>
       <w:pPr>
@@ -7767,7 +8043,7 @@
           <w:szCs w:val="24"/>
         </w:rPr>
       </w:pPr>
-      <w:bookmarkStart w:id="10" w:name="_Toc1582"/>
+      <w:bookmarkStart w:id="10" w:name="_Toc3093"/>
       <w:r>
         <w:rPr>
           <w:rFonts w:hint="default" w:ascii="Times New Roman" w:hAnsi="Times New Roman" w:eastAsia="宋体" w:cs="Times New Roman"/>
@@ -8101,7 +8377,7 @@
           <w:szCs w:val="28"/>
         </w:rPr>
       </w:pPr>
-      <w:bookmarkStart w:id="11" w:name="_Toc11871"/>
+      <w:bookmarkStart w:id="11" w:name="_Toc16323"/>
       <w:r>
         <w:rPr>
           <w:rFonts w:hint="default" w:ascii="Times New Roman" w:hAnsi="Times New Roman" w:eastAsia="宋体" w:cs="Times New Roman"/>
@@ -8268,7 +8544,7 @@
           <w:lang w:val="en-US" w:eastAsia="zh-CN" w:bidi="ar"/>
         </w:rPr>
       </w:pPr>
-      <w:bookmarkStart w:id="12" w:name="_Toc28923"/>
+      <w:bookmarkStart w:id="12" w:name="_Toc13204"/>
       <w:r>
         <w:rPr>
           <w:rFonts w:hint="default" w:ascii="Times New Roman" w:hAnsi="Times New Roman" w:eastAsia="宋体" w:cs="Times New Roman"/>
@@ -9723,6 +9999,12 @@
             <w:insideH w:val="single" w:color="auto" w:sz="4" w:space="0"/>
             <w:insideV w:val="single" w:color="auto" w:sz="4" w:space="0"/>
           </w:tblBorders>
+          <w:tblCellMar>
+            <w:top w:w="0" w:type="dxa"/>
+            <w:left w:w="108" w:type="dxa"/>
+            <w:bottom w:w="0" w:type="dxa"/>
+            <w:right w:w="108" w:type="dxa"/>
+          </w:tblCellMar>
         </w:tblPrEx>
         <w:tc>
           <w:tcPr>
@@ -10663,7 +10945,7 @@
           <w:lang w:val="en-US" w:eastAsia="zh-CN" w:bidi="ar"/>
         </w:rPr>
       </w:pPr>
-      <w:bookmarkStart w:id="13" w:name="_Toc8845"/>
+      <w:bookmarkStart w:id="13" w:name="_Toc5698"/>
       <w:r>
         <w:rPr>
           <w:rFonts w:hint="default" w:ascii="Times New Roman" w:hAnsi="Times New Roman" w:eastAsia="宋体" w:cs="Times New Roman"/>
@@ -12487,6 +12769,12 @@
             <w:insideH w:val="single" w:color="auto" w:sz="4" w:space="0"/>
             <w:insideV w:val="single" w:color="auto" w:sz="4" w:space="0"/>
           </w:tblBorders>
+          <w:tblCellMar>
+            <w:top w:w="0" w:type="dxa"/>
+            <w:left w:w="108" w:type="dxa"/>
+            <w:bottom w:w="0" w:type="dxa"/>
+            <w:right w:w="108" w:type="dxa"/>
+          </w:tblCellMar>
         </w:tblPrEx>
         <w:tc>
           <w:tcPr>
@@ -13367,7 +13655,7 @@
           <w:lang w:val="en-US" w:eastAsia="zh-CN" w:bidi="ar"/>
         </w:rPr>
       </w:pPr>
-      <w:bookmarkStart w:id="14" w:name="_Toc24790"/>
+      <w:bookmarkStart w:id="14" w:name="_Toc13256"/>
       <w:r>
         <w:rPr>
           <w:rFonts w:hint="default" w:ascii="Times New Roman" w:hAnsi="Times New Roman" w:eastAsia="宋体" w:cs="Times New Roman"/>
@@ -13552,7 +13840,7 @@
           <w:lang w:val="en-US" w:eastAsia="zh-CN" w:bidi="ar"/>
         </w:rPr>
       </w:pPr>
-      <w:bookmarkStart w:id="15" w:name="_Toc12145"/>
+      <w:bookmarkStart w:id="15" w:name="_Toc19120"/>
       <w:r>
         <w:rPr>
           <w:rFonts w:hint="default" w:ascii="Times New Roman" w:hAnsi="Times New Roman" w:eastAsia="宋体" w:cs="Times New Roman"/>
@@ -13689,7 +13977,7 @@
           <w:szCs w:val="28"/>
         </w:rPr>
       </w:pPr>
-      <w:bookmarkStart w:id="16" w:name="_Toc24557"/>
+      <w:bookmarkStart w:id="16" w:name="_Toc14079"/>
       <w:r>
         <w:rPr>
           <w:rFonts w:hint="default" w:ascii="Times New Roman" w:hAnsi="Times New Roman" w:eastAsia="宋体" w:cs="Times New Roman"/>
@@ -13856,7 +14144,7 @@
           <w:szCs w:val="30"/>
         </w:rPr>
       </w:pPr>
-      <w:bookmarkStart w:id="17" w:name="_Toc3970"/>
+      <w:bookmarkStart w:id="17" w:name="_Toc8372"/>
       <w:r>
         <w:rPr>
           <w:rFonts w:hint="default" w:ascii="Times New Roman" w:hAnsi="Times New Roman" w:eastAsia="宋体" w:cs="Times New Roman"/>
@@ -13906,7 +14194,7 @@
           <w:szCs w:val="28"/>
         </w:rPr>
       </w:pPr>
-      <w:bookmarkStart w:id="18" w:name="_Toc15318"/>
+      <w:bookmarkStart w:id="18" w:name="_Toc21150"/>
       <w:r>
         <w:rPr>
           <w:rFonts w:hint="default" w:ascii="Times New Roman" w:hAnsi="Times New Roman" w:eastAsia="宋体" w:cs="Times New Roman"/>
@@ -14592,6 +14880,7 @@
             <w:insideH w:val="none" w:color="auto" w:sz="0" w:space="0"/>
             <w:insideV w:val="none" w:color="auto" w:sz="0" w:space="0"/>
           </w:tblBorders>
+          <w:shd w:val="clear" w:color="auto" w:fill="FFFFFF"/>
           <w:tblCellMar>
             <w:top w:w="15" w:type="dxa"/>
             <w:left w:w="15" w:type="dxa"/>
@@ -14805,6 +15094,7 @@
             <w:insideH w:val="none" w:color="auto" w:sz="0" w:space="0"/>
             <w:insideV w:val="none" w:color="auto" w:sz="0" w:space="0"/>
           </w:tblBorders>
+          <w:shd w:val="clear" w:color="auto" w:fill="FFFFFF"/>
           <w:tblCellMar>
             <w:top w:w="15" w:type="dxa"/>
             <w:left w:w="15" w:type="dxa"/>
@@ -15484,7 +15774,7 @@
           <w:szCs w:val="24"/>
           <w:shd w:val="clear" w:fill="FFFFFF"/>
         </w:rPr>
-        <w:t>每个本位事件内部执行三件事：执行本位行为、调用工具组件函数、广播事件给变位。</w:t>
+        <w:t>每个本位事件内部执行三件事：执行本位行为、调用工具组件函数、广播事件给变位。本位不持有任何变位的引用，也不为变位预留任何逻辑分支。本位只读取 FBaseEventContext 中的数据，不知道数据是被谁修改的。这保证了“本位不知道变位存在”的设计原则。</w:t>
       </w:r>
     </w:p>
     <w:p>
@@ -15712,7 +16002,7 @@
           <w:szCs w:val="28"/>
         </w:rPr>
       </w:pPr>
-      <w:bookmarkStart w:id="19" w:name="_Toc19219"/>
+      <w:bookmarkStart w:id="19" w:name="_Toc16113"/>
       <w:r>
         <w:rPr>
           <w:rFonts w:hint="default" w:ascii="Times New Roman" w:hAnsi="Times New Roman" w:eastAsia="宋体" w:cs="Times New Roman"/>
@@ -15859,7 +16149,7 @@
           <w:szCs w:val="24"/>
           <w:shd w:val="clear" w:fill="FFFFFF"/>
         </w:rPr>
-        <w:t>事件流：功能槽 Ability 被激活后调用 InventoryComponent 的 ExecuteSlot(SlotType, AbilityRef)，InventoryComponent 获取对应槽位的本位刻印并调用其执行函数，传入 AbilityRef。本位刻印通过 AbilityRef 调用 GAS 功能完成核心行为，然后调用 Broadcast 广播事件。变位刻印在 OnEventReceived 中接收事件，通过 InventoryComponent 获取本位刻印引用进行交互（修改本位状态、获取数据等），执行响应逻辑。功能槽类型通过 CurrentSlotType 字段传递给变位。</w:t>
+        <w:t>事件流：功能槽 Ability 被激活后调用 InventoryComponent 的 ExecuteSlot(SlotType, AbilityRef)，InventoryComponent 获取对应槽位的本位刻印并调用其执行函数，传入 AbilityRef。本位刻印通过 AbilityRef 调用 GAS 功能完成核心行为，然后调用 Broadcast 广播事件。变位刻印在 OnEventReceived 中接收事件，通过修改 FBaseEventContext 中的数据来影响本位的执行结果（第一优先），或执行额外的增量逻辑（第二优先）。变位不直接调用本位的内部函数，所有交互通过 Context 和事件广播完成。功能槽类型通过 CurrentSlotType 字段传递给变位。</w:t>
       </w:r>
     </w:p>
     <w:p>
@@ -15932,7 +16222,7 @@
           <w:shd w:val="clear" w:fill="FFFFFF"/>
         </w:rPr>
       </w:pPr>
-      <w:bookmarkStart w:id="20" w:name="_Toc20578"/>
+      <w:bookmarkStart w:id="20" w:name="_Toc17970"/>
       <w:r>
         <w:rPr>
           <w:rFonts w:hint="default" w:ascii="Times New Roman" w:hAnsi="Times New Roman" w:eastAsia="宋体" w:cs="Times New Roman"/>
@@ -16302,6 +16592,7 @@
             <w:insideH w:val="none" w:color="auto" w:sz="0" w:space="0"/>
             <w:insideV w:val="none" w:color="auto" w:sz="0" w:space="0"/>
           </w:tblBorders>
+          <w:shd w:val="clear" w:color="auto" w:fill="FFFFFF"/>
           <w:tblCellMar>
             <w:top w:w="15" w:type="dxa"/>
             <w:left w:w="15" w:type="dxa"/>
@@ -16515,6 +16806,7 @@
             <w:insideH w:val="none" w:color="auto" w:sz="0" w:space="0"/>
             <w:insideV w:val="none" w:color="auto" w:sz="0" w:space="0"/>
           </w:tblBorders>
+          <w:shd w:val="clear" w:color="auto" w:fill="FFFFFF"/>
           <w:tblCellMar>
             <w:top w:w="15" w:type="dxa"/>
             <w:left w:w="15" w:type="dxa"/>
@@ -16942,6 +17234,7 @@
             <w:insideH w:val="none" w:color="auto" w:sz="0" w:space="0"/>
             <w:insideV w:val="none" w:color="auto" w:sz="0" w:space="0"/>
           </w:tblBorders>
+          <w:shd w:val="clear" w:color="auto" w:fill="FFFFFF"/>
           <w:tblCellMar>
             <w:top w:w="15" w:type="dxa"/>
             <w:left w:w="15" w:type="dxa"/>
@@ -17195,6 +17488,43 @@
         <w:bidi w:val="0"/>
         <w:adjustRightInd/>
         <w:snapToGrid/>
+        <w:ind w:firstLine="420" w:firstLineChars="0"/>
+        <w:textAlignment w:val="auto"/>
+        <w:rPr>
+          <w:rFonts w:hint="default" w:ascii="Times New Roman" w:hAnsi="Times New Roman" w:eastAsia="宋体" w:cs="Times New Roman"/>
+          <w:b w:val="0"/>
+          <w:bCs w:val="0"/>
+          <w:sz w:val="24"/>
+          <w:szCs w:val="24"/>
+        </w:rPr>
+      </w:pPr>
+      <w:r>
+        <w:rPr>
+          <w:rFonts w:hint="default" w:ascii="Times New Roman" w:hAnsi="Times New Roman" w:eastAsia="宋体" w:cs="Times New Roman"/>
+          <w:b w:val="0"/>
+          <w:bCs w:val="0"/>
+          <w:sz w:val="24"/>
+          <w:szCs w:val="24"/>
+        </w:rPr>
+        <w:t>投射物（ABaseProjectile）持有源刻印的引用（SourceGlyph），不持有 AbilityRef。命中时通过 SourceGlyph 调用伤害函数，由刻印负责伤害计算和信息素记录。投射物的 Owner 设为角色，用于引擎层的所有权追溯。</w:t>
+      </w:r>
+      <w:bookmarkStart w:id="51" w:name="_GoBack"/>
+      <w:bookmarkEnd w:id="51"/>
+    </w:p>
+    <w:p>
+      <w:pPr>
+        <w:keepNext w:val="0"/>
+        <w:keepLines w:val="0"/>
+        <w:pageBreakBefore w:val="0"/>
+        <w:kinsoku/>
+        <w:wordWrap w:val="0"/>
+        <w:overflowPunct/>
+        <w:topLinePunct w:val="0"/>
+        <w:autoSpaceDE/>
+        <w:autoSpaceDN/>
+        <w:bidi w:val="0"/>
+        <w:adjustRightInd/>
+        <w:snapToGrid/>
         <w:textAlignment w:val="auto"/>
         <w:rPr>
           <w:rFonts w:hint="default"/>
@@ -17239,7 +17569,7 @@
           <w:shd w:val="clear" w:fill="FFFFFF"/>
         </w:rPr>
       </w:pPr>
-      <w:bookmarkStart w:id="21" w:name="_Toc6224"/>
+      <w:bookmarkStart w:id="21" w:name="_Toc5231"/>
       <w:r>
         <w:rPr>
           <w:rFonts w:hint="default" w:ascii="Times New Roman" w:hAnsi="Times New Roman" w:eastAsia="宋体" w:cs="Times New Roman"/>
@@ -17406,7 +17736,7 @@
           <w:szCs w:val="30"/>
         </w:rPr>
       </w:pPr>
-      <w:bookmarkStart w:id="22" w:name="_Toc9767"/>
+      <w:bookmarkStart w:id="22" w:name="_Toc25510"/>
       <w:r>
         <w:rPr>
           <w:rFonts w:hint="default" w:ascii="Times New Roman" w:hAnsi="Times New Roman" w:eastAsia="宋体" w:cs="Times New Roman"/>
@@ -17456,7 +17786,7 @@
           <w:szCs w:val="28"/>
         </w:rPr>
       </w:pPr>
-      <w:bookmarkStart w:id="23" w:name="_Toc17450"/>
+      <w:bookmarkStart w:id="23" w:name="_Toc22121"/>
       <w:r>
         <w:rPr>
           <w:rFonts w:hint="default" w:ascii="Times New Roman" w:hAnsi="Times New Roman" w:eastAsia="宋体" w:cs="Times New Roman"/>
@@ -17617,7 +17947,7 @@
           <w:szCs w:val="28"/>
         </w:rPr>
       </w:pPr>
-      <w:bookmarkStart w:id="24" w:name="_Toc27200"/>
+      <w:bookmarkStart w:id="24" w:name="_Toc29275"/>
       <w:r>
         <w:rPr>
           <w:rFonts w:hint="default" w:ascii="Times New Roman" w:hAnsi="Times New Roman" w:eastAsia="宋体" w:cs="Times New Roman"/>
@@ -17826,7 +18156,7 @@
           <w:szCs w:val="28"/>
         </w:rPr>
       </w:pPr>
-      <w:bookmarkStart w:id="25" w:name="_Toc13202"/>
+      <w:bookmarkStart w:id="25" w:name="_Toc16771"/>
       <w:r>
         <w:rPr>
           <w:rFonts w:hint="default" w:ascii="Times New Roman" w:hAnsi="Times New Roman" w:eastAsia="宋体" w:cs="Times New Roman"/>
@@ -18021,7 +18351,7 @@
           <w:szCs w:val="24"/>
         </w:rPr>
       </w:pPr>
-      <w:bookmarkStart w:id="26" w:name="_Toc12556"/>
+      <w:bookmarkStart w:id="26" w:name="_Toc11272"/>
       <w:r>
         <w:rPr>
           <w:rFonts w:hint="default" w:ascii="Times New Roman" w:hAnsi="Times New Roman" w:eastAsia="宋体" w:cs="Times New Roman"/>
@@ -18071,7 +18401,7 @@
           <w:szCs w:val="28"/>
         </w:rPr>
       </w:pPr>
-      <w:bookmarkStart w:id="27" w:name="_Toc18366"/>
+      <w:bookmarkStart w:id="27" w:name="_Toc25006"/>
       <w:r>
         <w:rPr>
           <w:rFonts w:hint="default" w:ascii="Times New Roman" w:hAnsi="Times New Roman" w:eastAsia="宋体" w:cs="Times New Roman"/>
@@ -19923,7 +20253,7 @@
           <w:szCs w:val="28"/>
         </w:rPr>
       </w:pPr>
-      <w:bookmarkStart w:id="28" w:name="_Toc17402"/>
+      <w:bookmarkStart w:id="28" w:name="_Toc10630"/>
       <w:r>
         <w:rPr>
           <w:rFonts w:hint="default" w:ascii="Times New Roman" w:hAnsi="Times New Roman" w:eastAsia="宋体" w:cs="Times New Roman"/>
@@ -20006,6 +20336,7 @@
             <w:insideH w:val="none" w:color="auto" w:sz="0" w:space="0"/>
             <w:insideV w:val="none" w:color="auto" w:sz="0" w:space="0"/>
           </w:tblBorders>
+          <w:shd w:val="clear" w:color="auto" w:fill="FFFFFF"/>
           <w:tblCellMar>
             <w:top w:w="15" w:type="dxa"/>
             <w:left w:w="15" w:type="dxa"/>
@@ -21164,6 +21495,7 @@
             <w:insideH w:val="none" w:color="auto" w:sz="0" w:space="0"/>
             <w:insideV w:val="none" w:color="auto" w:sz="0" w:space="0"/>
           </w:tblBorders>
+          <w:shd w:val="clear" w:color="auto" w:fill="FFFFFF"/>
           <w:tblCellMar>
             <w:top w:w="15" w:type="dxa"/>
             <w:left w:w="15" w:type="dxa"/>
@@ -21524,7 +21856,6 @@
             <w:insideH w:val="none" w:color="auto" w:sz="0" w:space="0"/>
             <w:insideV w:val="none" w:color="auto" w:sz="0" w:space="0"/>
           </w:tblBorders>
-          <w:shd w:val="clear" w:color="auto" w:fill="FFFFFF"/>
           <w:tblCellMar>
             <w:top w:w="15" w:type="dxa"/>
             <w:left w:w="15" w:type="dxa"/>
@@ -21763,7 +22094,7 @@
           <w:szCs w:val="28"/>
         </w:rPr>
       </w:pPr>
-      <w:bookmarkStart w:id="29" w:name="_Toc1346"/>
+      <w:bookmarkStart w:id="29" w:name="_Toc32336"/>
       <w:r>
         <w:rPr>
           <w:rFonts w:hint="default" w:ascii="Times New Roman" w:hAnsi="Times New Roman" w:eastAsia="宋体" w:cs="Times New Roman"/>
@@ -21843,7 +22174,7 @@
           <w:shd w:val="clear" w:fill="FFFFFF"/>
         </w:rPr>
       </w:pPr>
-      <w:bookmarkStart w:id="30" w:name="_Toc31395"/>
+      <w:bookmarkStart w:id="30" w:name="_Toc1772"/>
       <w:r>
         <w:rPr>
           <w:rFonts w:hint="default" w:ascii="Times New Roman" w:hAnsi="Times New Roman" w:eastAsia="宋体" w:cs="Times New Roman"/>
@@ -22024,7 +22355,7 @@
           <w:szCs w:val="24"/>
         </w:rPr>
       </w:pPr>
-      <w:bookmarkStart w:id="31" w:name="_Toc7493"/>
+      <w:bookmarkStart w:id="31" w:name="_Toc29790"/>
       <w:r>
         <w:rPr>
           <w:rFonts w:hint="default" w:ascii="Times New Roman" w:hAnsi="Times New Roman" w:eastAsia="宋体" w:cs="Times New Roman"/>
@@ -22131,7 +22462,56 @@
           <w:sz w:val="24"/>
           <w:szCs w:val="24"/>
         </w:rPr>
-        <w:t>ID、DisplayName、MaxLevel、CurrentLevel）。本位事件 OnCast、OnSpawn、OnTravel、OnHit、OnFinish 为 BlueprintNativeEvent。变位事件接收 OnEventReceived 为 BlueprintNativeEvent。事件广播系统提供 BroadcastEvent 函数。基类持有 DamageComp、StatusComp、VFXComp、AudioComp 四个工具组件的引用指针，由构造函数使用 NewObject 创建并赋值。</w:t>
+        <w:t>ID、DisplayName、MaxLevel、CurrentLevel）。本位事件 OnCast、OnSpawn、OnTravel、OnHit、OnFinish 为 BlueprintNativeEvent。变位事件接收 OnEventReceived 为 BlueprintNativeEvent。事件广播系统提供 BroadcastEvent 函数</w:t>
+      </w:r>
+      <w:r>
+        <w:rPr>
+          <w:rFonts w:hint="eastAsia" w:ascii="Times New Roman" w:hAnsi="Times New Roman" w:eastAsia="宋体" w:cs="Times New Roman"/>
+          <w:sz w:val="24"/>
+          <w:szCs w:val="24"/>
+          <w:lang w:eastAsia="zh-CN"/>
+        </w:rPr>
+        <w:t>，通过修改 Context 数据或执行增量逻辑来影响本位</w:t>
+      </w:r>
+      <w:r>
+        <w:rPr>
+          <w:rFonts w:hint="default" w:ascii="Times New Roman" w:hAnsi="Times New Roman" w:eastAsia="宋体" w:cs="Times New Roman"/>
+          <w:sz w:val="24"/>
+          <w:szCs w:val="24"/>
+        </w:rPr>
+        <w:t>。</w:t>
+      </w:r>
+    </w:p>
+    <w:p>
+      <w:pPr>
+        <w:keepNext w:val="0"/>
+        <w:keepLines w:val="0"/>
+        <w:pageBreakBefore w:val="0"/>
+        <w:kinsoku/>
+        <w:wordWrap w:val="0"/>
+        <w:overflowPunct/>
+        <w:topLinePunct w:val="0"/>
+        <w:autoSpaceDE/>
+        <w:autoSpaceDN/>
+        <w:bidi w:val="0"/>
+        <w:adjustRightInd/>
+        <w:snapToGrid/>
+        <w:spacing w:line="240" w:lineRule="auto"/>
+        <w:ind w:firstLine="420" w:firstLineChars="0"/>
+        <w:textAlignment w:val="auto"/>
+        <w:rPr>
+          <w:rFonts w:hint="default" w:ascii="Times New Roman" w:hAnsi="Times New Roman" w:eastAsia="宋体" w:cs="Times New Roman"/>
+          <w:sz w:val="24"/>
+          <w:szCs w:val="24"/>
+        </w:rPr>
+      </w:pPr>
+      <w:r>
+        <w:rPr>
+          <w:rFonts w:hint="default" w:ascii="Times New Roman" w:hAnsi="Times New Roman" w:eastAsia="宋体" w:cs="Times New Roman"/>
+          <w:sz w:val="24"/>
+          <w:szCs w:val="24"/>
+        </w:rPr>
+        <w:t>FBaseEventContext 包含本位执行所需的所有可变参数（伤害倍率、投射物数量、速度倍率、范围倍率、投射物类覆盖等），变位通过修改这些数据点来影响本位行为，无需修改本位代码。基类持有 DamageComp、StatusComp、VFXComp、AudioComp 四个工具组件的引用指针，由构造函数使用 NewObject 创建并赋值。</w:t>
       </w:r>
     </w:p>
     <w:p>
@@ -22191,7 +22571,7 @@
           <w:szCs w:val="24"/>
         </w:rPr>
       </w:pPr>
-      <w:bookmarkStart w:id="32" w:name="_Toc25023"/>
+      <w:bookmarkStart w:id="32" w:name="_Toc428"/>
       <w:r>
         <w:rPr>
           <w:rFonts w:hint="default" w:ascii="Times New Roman" w:hAnsi="Times New Roman" w:eastAsia="宋体" w:cs="Times New Roman"/>
@@ -22334,7 +22714,7 @@
           <w:lang w:val="en-US" w:eastAsia="zh-CN" w:bidi="ar"/>
         </w:rPr>
       </w:pPr>
-      <w:bookmarkStart w:id="33" w:name="_Toc12577"/>
+      <w:bookmarkStart w:id="33" w:name="_Toc22150"/>
       <w:r>
         <w:rPr>
           <w:rFonts w:hint="default" w:ascii="Times New Roman" w:hAnsi="Times New Roman" w:eastAsia="宋体" w:cs="Times New Roman"/>
@@ -22495,7 +22875,7 @@
           <w:szCs w:val="28"/>
         </w:rPr>
       </w:pPr>
-      <w:bookmarkStart w:id="34" w:name="_Toc18106"/>
+      <w:bookmarkStart w:id="34" w:name="_Toc10391"/>
       <w:r>
         <w:rPr>
           <w:rFonts w:hint="default" w:ascii="Times New Roman" w:hAnsi="Times New Roman" w:eastAsia="宋体" w:cs="Times New Roman"/>
@@ -22659,7 +23039,7 @@
           <w:shd w:val="clear" w:fill="FFFFFF"/>
         </w:rPr>
       </w:pPr>
-      <w:bookmarkStart w:id="35" w:name="_Toc11300"/>
+      <w:bookmarkStart w:id="35" w:name="_Toc11186"/>
       <w:r>
         <w:rPr>
           <w:rFonts w:hint="default" w:ascii="Times New Roman" w:hAnsi="Times New Roman" w:eastAsia="宋体" w:cs="Times New Roman"/>
@@ -22855,7 +23235,7 @@
           <w:szCs w:val="30"/>
         </w:rPr>
       </w:pPr>
-      <w:bookmarkStart w:id="36" w:name="_Toc13554"/>
+      <w:bookmarkStart w:id="36" w:name="_Toc13548"/>
       <w:r>
         <w:rPr>
           <w:rFonts w:hint="default" w:ascii="Times New Roman" w:hAnsi="Times New Roman" w:eastAsia="宋体" w:cs="Times New Roman"/>
@@ -22906,7 +23286,7 @@
           <w:shd w:val="clear" w:fill="FFFFFF"/>
         </w:rPr>
       </w:pPr>
-      <w:bookmarkStart w:id="37" w:name="_Toc11352"/>
+      <w:bookmarkStart w:id="37" w:name="_Toc9809"/>
       <w:r>
         <w:rPr>
           <w:rFonts w:hint="default" w:ascii="Times New Roman" w:hAnsi="Times New Roman" w:eastAsia="宋体" w:cs="Times New Roman"/>
@@ -23244,6 +23624,7 @@
             <w:insideH w:val="none" w:color="auto" w:sz="0" w:space="0"/>
             <w:insideV w:val="none" w:color="auto" w:sz="0" w:space="0"/>
           </w:tblBorders>
+          <w:shd w:val="clear" w:color="auto" w:fill="FFFFFF"/>
           <w:tblCellMar>
             <w:top w:w="15" w:type="dxa"/>
             <w:left w:w="15" w:type="dxa"/>
@@ -23744,6 +24125,7 @@
             <w:insideH w:val="none" w:color="auto" w:sz="0" w:space="0"/>
             <w:insideV w:val="none" w:color="auto" w:sz="0" w:space="0"/>
           </w:tblBorders>
+          <w:shd w:val="clear" w:color="auto" w:fill="FFFFFF"/>
           <w:tblCellMar>
             <w:top w:w="15" w:type="dxa"/>
             <w:left w:w="15" w:type="dxa"/>
@@ -24552,7 +24934,7 @@
           <w:szCs w:val="28"/>
         </w:rPr>
       </w:pPr>
-      <w:bookmarkStart w:id="38" w:name="_Toc6629"/>
+      <w:bookmarkStart w:id="38" w:name="_Toc7383"/>
       <w:r>
         <w:rPr>
           <w:rFonts w:hint="default" w:ascii="Times New Roman" w:hAnsi="Times New Roman" w:eastAsia="宋体" w:cs="Times New Roman"/>
@@ -25049,6 +25431,7 @@
             <w:insideH w:val="none" w:color="auto" w:sz="0" w:space="0"/>
             <w:insideV w:val="none" w:color="auto" w:sz="0" w:space="0"/>
           </w:tblBorders>
+          <w:shd w:val="clear" w:color="auto" w:fill="FFFFFF"/>
           <w:tblCellMar>
             <w:top w:w="15" w:type="dxa"/>
             <w:left w:w="15" w:type="dxa"/>
@@ -25377,6 +25760,688 @@
                 <w:lang w:val="en-US" w:eastAsia="zh-CN"/>
               </w:rPr>
               <w:t>命中目标挂上对应属性持续伤害</w:t>
+            </w:r>
+          </w:p>
+        </w:tc>
+      </w:tr>
+      <w:tr>
+        <w:tblPrEx>
+          <w:tblBorders>
+            <w:top w:val="none" w:color="auto" w:sz="0" w:space="0"/>
+            <w:left w:val="none" w:color="auto" w:sz="0" w:space="0"/>
+            <w:bottom w:val="none" w:color="auto" w:sz="0" w:space="0"/>
+            <w:right w:val="none" w:color="auto" w:sz="0" w:space="0"/>
+            <w:insideH w:val="none" w:color="auto" w:sz="0" w:space="0"/>
+            <w:insideV w:val="none" w:color="auto" w:sz="0" w:space="0"/>
+          </w:tblBorders>
+          <w:tblCellMar>
+            <w:top w:w="15" w:type="dxa"/>
+            <w:left w:w="15" w:type="dxa"/>
+            <w:bottom w:w="15" w:type="dxa"/>
+            <w:right w:w="15" w:type="dxa"/>
+          </w:tblCellMar>
+        </w:tblPrEx>
+        <w:tc>
+          <w:tcPr>
+            <w:tcW w:w="354" w:type="pct"/>
+            <w:tcBorders>
+              <w:top w:val="single" w:color="auto" w:sz="4" w:space="0"/>
+              <w:left w:val="single" w:color="auto" w:sz="4" w:space="0"/>
+              <w:bottom w:val="single" w:color="auto" w:sz="4" w:space="0"/>
+              <w:right w:val="single" w:color="auto" w:sz="4" w:space="0"/>
+            </w:tcBorders>
+            <w:shd w:val="clear" w:color="auto" w:fill="auto"/>
+            <w:tcMar>
+              <w:top w:w="100" w:type="dxa"/>
+              <w:left w:w="0" w:type="dxa"/>
+              <w:bottom w:w="100" w:type="dxa"/>
+              <w:right w:w="160" w:type="dxa"/>
+            </w:tcMar>
+            <w:vAlign w:val="center"/>
+          </w:tcPr>
+          <w:p>
+            <w:pPr>
+              <w:keepNext w:val="0"/>
+              <w:keepLines w:val="0"/>
+              <w:widowControl/>
+              <w:suppressLineNumbers w:val="0"/>
+              <w:spacing w:line="250" w:lineRule="atLeast"/>
+              <w:jc w:val="left"/>
+              <w:rPr>
+                <w:rFonts w:hint="default" w:ascii="Times New Roman" w:hAnsi="Times New Roman" w:eastAsia="宋体" w:cs="Times New Roman"/>
+                <w:i w:val="0"/>
+                <w:iCs w:val="0"/>
+                <w:caps w:val="0"/>
+                <w:color w:val="0F1115"/>
+                <w:spacing w:val="0"/>
+                <w:sz w:val="18"/>
+                <w:szCs w:val="18"/>
+              </w:rPr>
+            </w:pPr>
+            <w:r>
+              <w:rPr>
+                <w:rFonts w:hint="default" w:ascii="Times New Roman" w:hAnsi="Times New Roman" w:eastAsia="宋体" w:cs="Times New Roman"/>
+                <w:i w:val="0"/>
+                <w:iCs w:val="0"/>
+                <w:caps w:val="0"/>
+                <w:color w:val="0F1115"/>
+                <w:spacing w:val="0"/>
+                <w:kern w:val="0"/>
+                <w:sz w:val="18"/>
+                <w:szCs w:val="18"/>
+                <w:lang w:val="en-US" w:eastAsia="zh-CN" w:bidi="ar"/>
+              </w:rPr>
+              <w:t>火</w:t>
+            </w:r>
+          </w:p>
+        </w:tc>
+        <w:tc>
+          <w:tcPr>
+            <w:tcW w:w="552" w:type="pct"/>
+            <w:tcBorders>
+              <w:top w:val="single" w:color="auto" w:sz="4" w:space="0"/>
+              <w:left w:val="single" w:color="auto" w:sz="4" w:space="0"/>
+              <w:bottom w:val="single" w:color="auto" w:sz="4" w:space="0"/>
+              <w:right w:val="single" w:color="auto" w:sz="4" w:space="0"/>
+            </w:tcBorders>
+            <w:shd w:val="clear" w:color="auto" w:fill="auto"/>
+            <w:tcMar>
+              <w:top w:w="100" w:type="dxa"/>
+              <w:left w:w="160" w:type="dxa"/>
+              <w:bottom w:w="100" w:type="dxa"/>
+              <w:right w:w="160" w:type="dxa"/>
+            </w:tcMar>
+            <w:vAlign w:val="center"/>
+          </w:tcPr>
+          <w:p>
+            <w:pPr>
+              <w:keepNext w:val="0"/>
+              <w:keepLines w:val="0"/>
+              <w:widowControl/>
+              <w:suppressLineNumbers w:val="0"/>
+              <w:spacing w:line="250" w:lineRule="atLeast"/>
+              <w:jc w:val="left"/>
+              <w:rPr>
+                <w:rFonts w:hint="default" w:ascii="Times New Roman" w:hAnsi="Times New Roman" w:eastAsia="宋体" w:cs="Times New Roman"/>
+                <w:i w:val="0"/>
+                <w:iCs w:val="0"/>
+                <w:caps w:val="0"/>
+                <w:color w:val="0F1115"/>
+                <w:spacing w:val="0"/>
+                <w:sz w:val="18"/>
+                <w:szCs w:val="18"/>
+              </w:rPr>
+            </w:pPr>
+            <w:r>
+              <w:rPr>
+                <w:rFonts w:hint="default" w:ascii="Times New Roman" w:hAnsi="Times New Roman" w:eastAsia="宋体" w:cs="Times New Roman"/>
+                <w:i w:val="0"/>
+                <w:iCs w:val="0"/>
+                <w:caps w:val="0"/>
+                <w:color w:val="0F1115"/>
+                <w:spacing w:val="0"/>
+                <w:sz w:val="18"/>
+                <w:szCs w:val="18"/>
+              </w:rPr>
+              <w:t>燃屑</w:t>
+            </w:r>
+          </w:p>
+        </w:tc>
+        <w:tc>
+          <w:tcPr>
+            <w:tcW w:w="653" w:type="pct"/>
+            <w:tcBorders>
+              <w:top w:val="single" w:color="auto" w:sz="4" w:space="0"/>
+              <w:left w:val="single" w:color="auto" w:sz="4" w:space="0"/>
+              <w:bottom w:val="single" w:color="auto" w:sz="4" w:space="0"/>
+              <w:right w:val="single" w:color="auto" w:sz="4" w:space="0"/>
+            </w:tcBorders>
+            <w:shd w:val="clear" w:color="auto" w:fill="auto"/>
+            <w:tcMar>
+              <w:top w:w="100" w:type="dxa"/>
+              <w:left w:w="160" w:type="dxa"/>
+              <w:bottom w:w="100" w:type="dxa"/>
+              <w:right w:w="0" w:type="dxa"/>
+            </w:tcMar>
+            <w:vAlign w:val="center"/>
+          </w:tcPr>
+          <w:p>
+            <w:pPr>
+              <w:keepNext w:val="0"/>
+              <w:keepLines w:val="0"/>
+              <w:widowControl/>
+              <w:suppressLineNumbers w:val="0"/>
+              <w:spacing w:line="250" w:lineRule="atLeast"/>
+              <w:jc w:val="left"/>
+              <w:rPr>
+                <w:rFonts w:hint="eastAsia" w:ascii="Times New Roman" w:hAnsi="Times New Roman" w:eastAsia="宋体" w:cs="Times New Roman"/>
+                <w:i w:val="0"/>
+                <w:iCs w:val="0"/>
+                <w:caps w:val="0"/>
+                <w:color w:val="0F1115"/>
+                <w:spacing w:val="0"/>
+                <w:sz w:val="18"/>
+                <w:szCs w:val="18"/>
+                <w:lang w:val="en-US" w:eastAsia="zh-CN"/>
+              </w:rPr>
+            </w:pPr>
+            <w:r>
+              <w:rPr>
+                <w:rFonts w:hint="eastAsia" w:ascii="Times New Roman" w:hAnsi="Times New Roman" w:eastAsia="宋体" w:cs="Times New Roman"/>
+                <w:i w:val="0"/>
+                <w:iCs w:val="0"/>
+                <w:caps w:val="0"/>
+                <w:color w:val="0F1115"/>
+                <w:spacing w:val="0"/>
+                <w:sz w:val="18"/>
+                <w:szCs w:val="18"/>
+                <w:lang w:val="en-US" w:eastAsia="zh-CN"/>
+              </w:rPr>
+              <w:t>拳击</w:t>
+            </w:r>
+          </w:p>
+        </w:tc>
+        <w:tc>
+          <w:tcPr>
+            <w:tcW w:w="1070" w:type="pct"/>
+            <w:tcBorders>
+              <w:top w:val="single" w:color="auto" w:sz="4" w:space="0"/>
+              <w:left w:val="single" w:color="auto" w:sz="4" w:space="0"/>
+              <w:bottom w:val="single" w:color="auto" w:sz="4" w:space="0"/>
+              <w:right w:val="single" w:color="auto" w:sz="4" w:space="0"/>
+            </w:tcBorders>
+            <w:shd w:val="clear" w:color="auto" w:fill="auto"/>
+            <w:tcMar>
+              <w:top w:w="100" w:type="dxa"/>
+              <w:left w:w="160" w:type="dxa"/>
+              <w:bottom w:w="100" w:type="dxa"/>
+              <w:right w:w="0" w:type="dxa"/>
+            </w:tcMar>
+            <w:vAlign w:val="center"/>
+          </w:tcPr>
+          <w:p>
+            <w:pPr>
+              <w:keepNext w:val="0"/>
+              <w:keepLines w:val="0"/>
+              <w:widowControl/>
+              <w:suppressLineNumbers w:val="0"/>
+              <w:spacing w:line="250" w:lineRule="atLeast"/>
+              <w:jc w:val="left"/>
+              <w:rPr>
+                <w:rFonts w:hint="default" w:ascii="Times New Roman" w:hAnsi="Times New Roman" w:eastAsia="宋体" w:cs="Times New Roman"/>
+                <w:i w:val="0"/>
+                <w:iCs w:val="0"/>
+                <w:caps w:val="0"/>
+                <w:color w:val="0F1115"/>
+                <w:spacing w:val="0"/>
+                <w:sz w:val="18"/>
+                <w:szCs w:val="18"/>
+                <w:lang w:val="en-US" w:eastAsia="zh-CN"/>
+              </w:rPr>
+            </w:pPr>
+            <w:r>
+              <w:rPr>
+                <w:rFonts w:hint="eastAsia" w:ascii="Times New Roman" w:hAnsi="Times New Roman" w:eastAsia="宋体" w:cs="Times New Roman"/>
+                <w:i w:val="0"/>
+                <w:iCs w:val="0"/>
+                <w:caps w:val="0"/>
+                <w:color w:val="0F1115"/>
+                <w:spacing w:val="0"/>
+                <w:sz w:val="18"/>
+                <w:szCs w:val="18"/>
+                <w:lang w:val="en-US" w:eastAsia="zh-CN"/>
+              </w:rPr>
+              <w:t>周围生成爆炸粉尘</w:t>
+            </w:r>
+          </w:p>
+        </w:tc>
+        <w:tc>
+          <w:tcPr>
+            <w:tcW w:w="663" w:type="pct"/>
+            <w:tcBorders>
+              <w:top w:val="single" w:color="auto" w:sz="4" w:space="0"/>
+              <w:left w:val="single" w:color="auto" w:sz="4" w:space="0"/>
+              <w:bottom w:val="single" w:color="auto" w:sz="4" w:space="0"/>
+              <w:right w:val="single" w:color="auto" w:sz="4" w:space="0"/>
+            </w:tcBorders>
+            <w:shd w:val="clear" w:color="auto" w:fill="auto"/>
+            <w:tcMar>
+              <w:top w:w="100" w:type="dxa"/>
+              <w:left w:w="160" w:type="dxa"/>
+              <w:bottom w:w="100" w:type="dxa"/>
+              <w:right w:w="0" w:type="dxa"/>
+            </w:tcMar>
+            <w:vAlign w:val="center"/>
+          </w:tcPr>
+          <w:p>
+            <w:pPr>
+              <w:keepNext w:val="0"/>
+              <w:keepLines w:val="0"/>
+              <w:widowControl/>
+              <w:suppressLineNumbers w:val="0"/>
+              <w:spacing w:line="250" w:lineRule="atLeast"/>
+              <w:jc w:val="left"/>
+              <w:rPr>
+                <w:rFonts w:hint="eastAsia" w:ascii="Times New Roman" w:hAnsi="Times New Roman" w:eastAsia="宋体" w:cs="Times New Roman"/>
+                <w:i w:val="0"/>
+                <w:iCs w:val="0"/>
+                <w:caps w:val="0"/>
+                <w:color w:val="0F1115"/>
+                <w:spacing w:val="0"/>
+                <w:sz w:val="18"/>
+                <w:szCs w:val="18"/>
+                <w:lang w:val="en-US" w:eastAsia="zh-CN"/>
+              </w:rPr>
+            </w:pPr>
+            <w:r>
+              <w:rPr>
+                <w:rFonts w:hint="eastAsia" w:ascii="Times New Roman" w:hAnsi="Times New Roman" w:eastAsia="宋体" w:cs="Times New Roman"/>
+                <w:i w:val="0"/>
+                <w:iCs w:val="0"/>
+                <w:caps w:val="0"/>
+                <w:color w:val="0F1115"/>
+                <w:spacing w:val="0"/>
+                <w:sz w:val="18"/>
+                <w:szCs w:val="18"/>
+                <w:lang w:val="en-US" w:eastAsia="zh-CN"/>
+              </w:rPr>
+              <w:t>翻滚</w:t>
+            </w:r>
+          </w:p>
+        </w:tc>
+        <w:tc>
+          <w:tcPr>
+            <w:tcW w:w="1705" w:type="pct"/>
+            <w:tcBorders>
+              <w:top w:val="single" w:color="auto" w:sz="4" w:space="0"/>
+              <w:left w:val="single" w:color="auto" w:sz="4" w:space="0"/>
+              <w:bottom w:val="single" w:color="auto" w:sz="4" w:space="0"/>
+              <w:right w:val="single" w:color="auto" w:sz="4" w:space="0"/>
+            </w:tcBorders>
+            <w:shd w:val="clear" w:color="auto" w:fill="auto"/>
+            <w:tcMar>
+              <w:top w:w="100" w:type="dxa"/>
+              <w:left w:w="160" w:type="dxa"/>
+              <w:bottom w:w="100" w:type="dxa"/>
+              <w:right w:w="0" w:type="dxa"/>
+            </w:tcMar>
+            <w:vAlign w:val="center"/>
+          </w:tcPr>
+          <w:p>
+            <w:pPr>
+              <w:keepNext w:val="0"/>
+              <w:keepLines w:val="0"/>
+              <w:widowControl/>
+              <w:suppressLineNumbers w:val="0"/>
+              <w:spacing w:line="250" w:lineRule="atLeast"/>
+              <w:jc w:val="left"/>
+              <w:rPr>
+                <w:rFonts w:hint="default" w:ascii="Times New Roman" w:hAnsi="Times New Roman" w:eastAsia="宋体" w:cs="Times New Roman"/>
+                <w:i w:val="0"/>
+                <w:iCs w:val="0"/>
+                <w:caps w:val="0"/>
+                <w:color w:val="0F1115"/>
+                <w:spacing w:val="0"/>
+                <w:sz w:val="18"/>
+                <w:szCs w:val="18"/>
+                <w:lang w:val="en-US" w:eastAsia="zh-CN"/>
+              </w:rPr>
+            </w:pPr>
+            <w:r>
+              <w:rPr>
+                <w:rFonts w:hint="eastAsia" w:ascii="Times New Roman" w:hAnsi="Times New Roman" w:eastAsia="宋体" w:cs="Times New Roman"/>
+                <w:i w:val="0"/>
+                <w:iCs w:val="0"/>
+                <w:caps w:val="0"/>
+                <w:color w:val="0F1115"/>
+                <w:spacing w:val="0"/>
+                <w:sz w:val="18"/>
+                <w:szCs w:val="18"/>
+                <w:lang w:val="en-US" w:eastAsia="zh-CN"/>
+              </w:rPr>
+              <w:t>攻击或位移的轨迹生成爆炸粉尘</w:t>
+            </w:r>
+          </w:p>
+        </w:tc>
+      </w:tr>
+      <w:tr>
+        <w:tblPrEx>
+          <w:tblBorders>
+            <w:top w:val="none" w:color="auto" w:sz="0" w:space="0"/>
+            <w:left w:val="none" w:color="auto" w:sz="0" w:space="0"/>
+            <w:bottom w:val="none" w:color="auto" w:sz="0" w:space="0"/>
+            <w:right w:val="none" w:color="auto" w:sz="0" w:space="0"/>
+            <w:insideH w:val="none" w:color="auto" w:sz="0" w:space="0"/>
+            <w:insideV w:val="none" w:color="auto" w:sz="0" w:space="0"/>
+          </w:tblBorders>
+          <w:tblCellMar>
+            <w:top w:w="15" w:type="dxa"/>
+            <w:left w:w="15" w:type="dxa"/>
+            <w:bottom w:w="15" w:type="dxa"/>
+            <w:right w:w="15" w:type="dxa"/>
+          </w:tblCellMar>
+        </w:tblPrEx>
+        <w:tc>
+          <w:tcPr>
+            <w:tcW w:w="354" w:type="pct"/>
+            <w:tcBorders>
+              <w:top w:val="single" w:color="auto" w:sz="4" w:space="0"/>
+              <w:left w:val="single" w:color="auto" w:sz="4" w:space="0"/>
+              <w:bottom w:val="single" w:color="auto" w:sz="4" w:space="0"/>
+              <w:right w:val="single" w:color="auto" w:sz="4" w:space="0"/>
+            </w:tcBorders>
+            <w:shd w:val="clear" w:color="auto" w:fill="auto"/>
+            <w:tcMar>
+              <w:top w:w="100" w:type="dxa"/>
+              <w:left w:w="0" w:type="dxa"/>
+              <w:bottom w:w="100" w:type="dxa"/>
+              <w:right w:w="160" w:type="dxa"/>
+            </w:tcMar>
+            <w:vAlign w:val="center"/>
+          </w:tcPr>
+          <w:p>
+            <w:pPr>
+              <w:keepNext w:val="0"/>
+              <w:keepLines w:val="0"/>
+              <w:widowControl/>
+              <w:suppressLineNumbers w:val="0"/>
+              <w:spacing w:line="250" w:lineRule="atLeast"/>
+              <w:jc w:val="left"/>
+              <w:rPr>
+                <w:rFonts w:hint="default" w:ascii="Times New Roman" w:hAnsi="Times New Roman" w:eastAsia="宋体" w:cs="Times New Roman"/>
+                <w:i w:val="0"/>
+                <w:iCs w:val="0"/>
+                <w:caps w:val="0"/>
+                <w:color w:val="0F1115"/>
+                <w:spacing w:val="0"/>
+                <w:sz w:val="18"/>
+                <w:szCs w:val="18"/>
+              </w:rPr>
+            </w:pPr>
+            <w:r>
+              <w:rPr>
+                <w:rFonts w:hint="default" w:ascii="Times New Roman" w:hAnsi="Times New Roman" w:eastAsia="宋体" w:cs="Times New Roman"/>
+                <w:i w:val="0"/>
+                <w:iCs w:val="0"/>
+                <w:caps w:val="0"/>
+                <w:color w:val="0F1115"/>
+                <w:spacing w:val="0"/>
+                <w:kern w:val="0"/>
+                <w:sz w:val="18"/>
+                <w:szCs w:val="18"/>
+                <w:lang w:val="en-US" w:eastAsia="zh-CN" w:bidi="ar"/>
+              </w:rPr>
+              <w:t>水</w:t>
+            </w:r>
+          </w:p>
+        </w:tc>
+        <w:tc>
+          <w:tcPr>
+            <w:tcW w:w="552" w:type="pct"/>
+            <w:tcBorders>
+              <w:top w:val="single" w:color="auto" w:sz="4" w:space="0"/>
+              <w:left w:val="single" w:color="auto" w:sz="4" w:space="0"/>
+              <w:bottom w:val="single" w:color="auto" w:sz="4" w:space="0"/>
+              <w:right w:val="single" w:color="auto" w:sz="4" w:space="0"/>
+            </w:tcBorders>
+            <w:shd w:val="clear" w:color="auto" w:fill="auto"/>
+            <w:tcMar>
+              <w:top w:w="100" w:type="dxa"/>
+              <w:left w:w="160" w:type="dxa"/>
+              <w:bottom w:w="100" w:type="dxa"/>
+              <w:right w:w="160" w:type="dxa"/>
+            </w:tcMar>
+            <w:vAlign w:val="center"/>
+          </w:tcPr>
+          <w:p>
+            <w:pPr>
+              <w:keepNext w:val="0"/>
+              <w:keepLines w:val="0"/>
+              <w:widowControl/>
+              <w:suppressLineNumbers w:val="0"/>
+              <w:spacing w:line="250" w:lineRule="atLeast"/>
+              <w:jc w:val="left"/>
+              <w:rPr>
+                <w:rFonts w:hint="default" w:ascii="Times New Roman" w:hAnsi="Times New Roman" w:eastAsia="宋体" w:cs="Times New Roman"/>
+                <w:i w:val="0"/>
+                <w:iCs w:val="0"/>
+                <w:caps w:val="0"/>
+                <w:color w:val="0F1115"/>
+                <w:spacing w:val="0"/>
+                <w:sz w:val="18"/>
+                <w:szCs w:val="18"/>
+              </w:rPr>
+            </w:pPr>
+            <w:r>
+              <w:rPr>
+                <w:rFonts w:hint="default" w:ascii="Times New Roman" w:hAnsi="Times New Roman" w:eastAsia="宋体" w:cs="Times New Roman"/>
+                <w:i w:val="0"/>
+                <w:iCs w:val="0"/>
+                <w:caps w:val="0"/>
+                <w:color w:val="0F1115"/>
+                <w:spacing w:val="0"/>
+                <w:kern w:val="0"/>
+                <w:sz w:val="18"/>
+                <w:szCs w:val="18"/>
+                <w:lang w:val="en-US" w:eastAsia="zh-CN" w:bidi="ar"/>
+              </w:rPr>
+              <w:t>露珠</w:t>
+            </w:r>
+          </w:p>
+        </w:tc>
+        <w:tc>
+          <w:tcPr>
+            <w:tcW w:w="653" w:type="pct"/>
+            <w:tcBorders>
+              <w:top w:val="single" w:color="auto" w:sz="4" w:space="0"/>
+              <w:left w:val="single" w:color="auto" w:sz="4" w:space="0"/>
+              <w:bottom w:val="single" w:color="auto" w:sz="4" w:space="0"/>
+              <w:right w:val="single" w:color="auto" w:sz="4" w:space="0"/>
+            </w:tcBorders>
+            <w:shd w:val="clear" w:color="auto" w:fill="auto"/>
+            <w:tcMar>
+              <w:top w:w="100" w:type="dxa"/>
+              <w:left w:w="160" w:type="dxa"/>
+              <w:bottom w:w="100" w:type="dxa"/>
+              <w:right w:w="0" w:type="dxa"/>
+            </w:tcMar>
+            <w:vAlign w:val="center"/>
+          </w:tcPr>
+          <w:p>
+            <w:pPr>
+              <w:keepNext w:val="0"/>
+              <w:keepLines w:val="0"/>
+              <w:widowControl/>
+              <w:suppressLineNumbers w:val="0"/>
+              <w:spacing w:line="250" w:lineRule="atLeast"/>
+              <w:jc w:val="left"/>
+              <w:rPr>
+                <w:rFonts w:hint="eastAsia" w:ascii="Times New Roman" w:hAnsi="Times New Roman" w:eastAsia="宋体" w:cs="Times New Roman"/>
+                <w:i w:val="0"/>
+                <w:iCs w:val="0"/>
+                <w:caps w:val="0"/>
+                <w:color w:val="0F1115"/>
+                <w:spacing w:val="0"/>
+                <w:sz w:val="18"/>
+                <w:szCs w:val="18"/>
+                <w:lang w:val="en-US" w:eastAsia="zh-CN"/>
+              </w:rPr>
+            </w:pPr>
+            <w:r>
+              <w:rPr>
+                <w:rFonts w:hint="eastAsia" w:ascii="Times New Roman" w:hAnsi="Times New Roman" w:eastAsia="宋体" w:cs="Times New Roman"/>
+                <w:i w:val="0"/>
+                <w:iCs w:val="0"/>
+                <w:caps w:val="0"/>
+                <w:color w:val="0F1115"/>
+                <w:spacing w:val="0"/>
+                <w:sz w:val="18"/>
+                <w:szCs w:val="18"/>
+                <w:lang w:val="en-US" w:eastAsia="zh-CN"/>
+              </w:rPr>
+              <w:t>法球</w:t>
+            </w:r>
+          </w:p>
+        </w:tc>
+        <w:tc>
+          <w:tcPr>
+            <w:tcW w:w="1070" w:type="pct"/>
+            <w:tcBorders>
+              <w:top w:val="single" w:color="auto" w:sz="4" w:space="0"/>
+              <w:left w:val="single" w:color="auto" w:sz="4" w:space="0"/>
+              <w:bottom w:val="single" w:color="auto" w:sz="4" w:space="0"/>
+              <w:right w:val="single" w:color="auto" w:sz="4" w:space="0"/>
+            </w:tcBorders>
+            <w:shd w:val="clear" w:color="auto" w:fill="auto"/>
+            <w:tcMar>
+              <w:top w:w="100" w:type="dxa"/>
+              <w:left w:w="160" w:type="dxa"/>
+              <w:bottom w:w="100" w:type="dxa"/>
+              <w:right w:w="0" w:type="dxa"/>
+            </w:tcMar>
+            <w:vAlign w:val="center"/>
+          </w:tcPr>
+          <w:p>
+            <w:pPr>
+              <w:keepNext w:val="0"/>
+              <w:keepLines w:val="0"/>
+              <w:widowControl/>
+              <w:suppressLineNumbers w:val="0"/>
+              <w:spacing w:line="250" w:lineRule="atLeast"/>
+              <w:jc w:val="left"/>
+              <w:rPr>
+                <w:rFonts w:hint="default" w:ascii="Times New Roman" w:hAnsi="Times New Roman" w:eastAsia="宋体" w:cs="Times New Roman"/>
+                <w:i w:val="0"/>
+                <w:iCs w:val="0"/>
+                <w:caps w:val="0"/>
+                <w:color w:val="0F1115"/>
+                <w:spacing w:val="0"/>
+                <w:sz w:val="18"/>
+                <w:szCs w:val="18"/>
+                <w:lang w:val="en-US" w:eastAsia="zh-CN"/>
+              </w:rPr>
+            </w:pPr>
+            <w:r>
+              <w:rPr>
+                <w:rFonts w:hint="eastAsia" w:ascii="Times New Roman" w:hAnsi="Times New Roman" w:eastAsia="宋体" w:cs="Times New Roman"/>
+                <w:i w:val="0"/>
+                <w:iCs w:val="0"/>
+                <w:caps w:val="0"/>
+                <w:color w:val="0F1115"/>
+                <w:spacing w:val="0"/>
+                <w:sz w:val="18"/>
+                <w:szCs w:val="18"/>
+                <w:lang w:val="en-US" w:eastAsia="zh-CN"/>
+              </w:rPr>
+              <w:t>生成法球环绕</w:t>
+            </w:r>
+          </w:p>
+        </w:tc>
+        <w:tc>
+          <w:tcPr>
+            <w:tcW w:w="663" w:type="pct"/>
+            <w:tcBorders>
+              <w:top w:val="single" w:color="auto" w:sz="4" w:space="0"/>
+              <w:left w:val="single" w:color="auto" w:sz="4" w:space="0"/>
+              <w:bottom w:val="single" w:color="auto" w:sz="4" w:space="0"/>
+              <w:right w:val="single" w:color="auto" w:sz="4" w:space="0"/>
+            </w:tcBorders>
+            <w:shd w:val="clear" w:color="auto" w:fill="auto"/>
+            <w:tcMar>
+              <w:top w:w="100" w:type="dxa"/>
+              <w:left w:w="160" w:type="dxa"/>
+              <w:bottom w:w="100" w:type="dxa"/>
+              <w:right w:w="0" w:type="dxa"/>
+            </w:tcMar>
+            <w:vAlign w:val="center"/>
+          </w:tcPr>
+          <w:p>
+            <w:pPr>
+              <w:keepNext w:val="0"/>
+              <w:keepLines w:val="0"/>
+              <w:widowControl/>
+              <w:suppressLineNumbers w:val="0"/>
+              <w:spacing w:line="250" w:lineRule="atLeast"/>
+              <w:jc w:val="left"/>
+              <w:rPr>
+                <w:rFonts w:hint="default" w:ascii="Times New Roman" w:hAnsi="Times New Roman" w:eastAsia="宋体" w:cs="Times New Roman"/>
+                <w:i w:val="0"/>
+                <w:iCs w:val="0"/>
+                <w:caps w:val="0"/>
+                <w:color w:val="0F1115"/>
+                <w:spacing w:val="0"/>
+                <w:sz w:val="18"/>
+                <w:szCs w:val="18"/>
+                <w:lang w:val="en-US" w:eastAsia="zh-CN"/>
+              </w:rPr>
+            </w:pPr>
+            <w:r>
+              <w:rPr>
+                <w:rFonts w:hint="eastAsia" w:ascii="Times New Roman" w:hAnsi="Times New Roman" w:eastAsia="宋体" w:cs="Times New Roman"/>
+                <w:i w:val="0"/>
+                <w:iCs w:val="0"/>
+                <w:caps w:val="0"/>
+                <w:color w:val="0F1115"/>
+                <w:spacing w:val="0"/>
+                <w:sz w:val="18"/>
+                <w:szCs w:val="18"/>
+                <w:lang w:val="en-US" w:eastAsia="zh-CN"/>
+              </w:rPr>
+              <w:t>隐身</w:t>
+            </w:r>
+          </w:p>
+        </w:tc>
+        <w:tc>
+          <w:tcPr>
+            <w:tcW w:w="1705" w:type="pct"/>
+            <w:tcBorders>
+              <w:top w:val="single" w:color="auto" w:sz="4" w:space="0"/>
+              <w:left w:val="single" w:color="auto" w:sz="4" w:space="0"/>
+              <w:bottom w:val="single" w:color="auto" w:sz="4" w:space="0"/>
+              <w:right w:val="single" w:color="auto" w:sz="4" w:space="0"/>
+            </w:tcBorders>
+            <w:shd w:val="clear" w:color="auto" w:fill="auto"/>
+            <w:tcMar>
+              <w:top w:w="100" w:type="dxa"/>
+              <w:left w:w="160" w:type="dxa"/>
+              <w:bottom w:w="100" w:type="dxa"/>
+              <w:right w:w="0" w:type="dxa"/>
+            </w:tcMar>
+            <w:vAlign w:val="center"/>
+          </w:tcPr>
+          <w:p>
+            <w:pPr>
+              <w:keepNext w:val="0"/>
+              <w:keepLines w:val="0"/>
+              <w:widowControl/>
+              <w:suppressLineNumbers w:val="0"/>
+              <w:spacing w:line="250" w:lineRule="atLeast"/>
+              <w:jc w:val="left"/>
+              <w:rPr>
+                <w:rFonts w:hint="default" w:ascii="Times New Roman" w:hAnsi="Times New Roman" w:eastAsia="宋体" w:cs="Times New Roman"/>
+                <w:i w:val="0"/>
+                <w:iCs w:val="0"/>
+                <w:caps w:val="0"/>
+                <w:color w:val="0F1115"/>
+                <w:spacing w:val="0"/>
+                <w:sz w:val="18"/>
+                <w:szCs w:val="18"/>
+                <w:lang w:val="en-US" w:eastAsia="zh-CN"/>
+              </w:rPr>
+            </w:pPr>
+            <w:r>
+              <w:rPr>
+                <w:rFonts w:hint="eastAsia" w:ascii="Times New Roman" w:hAnsi="Times New Roman" w:eastAsia="宋体" w:cs="Times New Roman"/>
+                <w:i w:val="0"/>
+                <w:iCs w:val="0"/>
+                <w:caps w:val="0"/>
+                <w:color w:val="0F1115"/>
+                <w:spacing w:val="0"/>
+                <w:sz w:val="18"/>
+                <w:szCs w:val="18"/>
+                <w:lang w:val="en-US" w:eastAsia="zh-CN"/>
+              </w:rPr>
+              <w:t>生成前可以蓄力，释放强力版</w:t>
             </w:r>
           </w:p>
         </w:tc>
@@ -25449,688 +26514,6 @@
                 <w:szCs w:val="18"/>
                 <w:lang w:val="en-US" w:eastAsia="zh-CN" w:bidi="ar"/>
               </w:rPr>
-              <w:t>火</w:t>
-            </w:r>
-          </w:p>
-        </w:tc>
-        <w:tc>
-          <w:tcPr>
-            <w:tcW w:w="552" w:type="pct"/>
-            <w:tcBorders>
-              <w:top w:val="single" w:color="auto" w:sz="4" w:space="0"/>
-              <w:left w:val="single" w:color="auto" w:sz="4" w:space="0"/>
-              <w:bottom w:val="single" w:color="auto" w:sz="4" w:space="0"/>
-              <w:right w:val="single" w:color="auto" w:sz="4" w:space="0"/>
-            </w:tcBorders>
-            <w:shd w:val="clear" w:color="auto" w:fill="auto"/>
-            <w:tcMar>
-              <w:top w:w="100" w:type="dxa"/>
-              <w:left w:w="160" w:type="dxa"/>
-              <w:bottom w:w="100" w:type="dxa"/>
-              <w:right w:w="160" w:type="dxa"/>
-            </w:tcMar>
-            <w:vAlign w:val="center"/>
-          </w:tcPr>
-          <w:p>
-            <w:pPr>
-              <w:keepNext w:val="0"/>
-              <w:keepLines w:val="0"/>
-              <w:widowControl/>
-              <w:suppressLineNumbers w:val="0"/>
-              <w:spacing w:line="250" w:lineRule="atLeast"/>
-              <w:jc w:val="left"/>
-              <w:rPr>
-                <w:rFonts w:hint="default" w:ascii="Times New Roman" w:hAnsi="Times New Roman" w:eastAsia="宋体" w:cs="Times New Roman"/>
-                <w:i w:val="0"/>
-                <w:iCs w:val="0"/>
-                <w:caps w:val="0"/>
-                <w:color w:val="0F1115"/>
-                <w:spacing w:val="0"/>
-                <w:sz w:val="18"/>
-                <w:szCs w:val="18"/>
-              </w:rPr>
-            </w:pPr>
-            <w:r>
-              <w:rPr>
-                <w:rFonts w:hint="default" w:ascii="Times New Roman" w:hAnsi="Times New Roman" w:eastAsia="宋体" w:cs="Times New Roman"/>
-                <w:i w:val="0"/>
-                <w:iCs w:val="0"/>
-                <w:caps w:val="0"/>
-                <w:color w:val="0F1115"/>
-                <w:spacing w:val="0"/>
-                <w:sz w:val="18"/>
-                <w:szCs w:val="18"/>
-              </w:rPr>
-              <w:t>燃屑</w:t>
-            </w:r>
-          </w:p>
-        </w:tc>
-        <w:tc>
-          <w:tcPr>
-            <w:tcW w:w="653" w:type="pct"/>
-            <w:tcBorders>
-              <w:top w:val="single" w:color="auto" w:sz="4" w:space="0"/>
-              <w:left w:val="single" w:color="auto" w:sz="4" w:space="0"/>
-              <w:bottom w:val="single" w:color="auto" w:sz="4" w:space="0"/>
-              <w:right w:val="single" w:color="auto" w:sz="4" w:space="0"/>
-            </w:tcBorders>
-            <w:shd w:val="clear" w:color="auto" w:fill="auto"/>
-            <w:tcMar>
-              <w:top w:w="100" w:type="dxa"/>
-              <w:left w:w="160" w:type="dxa"/>
-              <w:bottom w:w="100" w:type="dxa"/>
-              <w:right w:w="0" w:type="dxa"/>
-            </w:tcMar>
-            <w:vAlign w:val="center"/>
-          </w:tcPr>
-          <w:p>
-            <w:pPr>
-              <w:keepNext w:val="0"/>
-              <w:keepLines w:val="0"/>
-              <w:widowControl/>
-              <w:suppressLineNumbers w:val="0"/>
-              <w:spacing w:line="250" w:lineRule="atLeast"/>
-              <w:jc w:val="left"/>
-              <w:rPr>
-                <w:rFonts w:hint="eastAsia" w:ascii="Times New Roman" w:hAnsi="Times New Roman" w:eastAsia="宋体" w:cs="Times New Roman"/>
-                <w:i w:val="0"/>
-                <w:iCs w:val="0"/>
-                <w:caps w:val="0"/>
-                <w:color w:val="0F1115"/>
-                <w:spacing w:val="0"/>
-                <w:sz w:val="18"/>
-                <w:szCs w:val="18"/>
-                <w:lang w:val="en-US" w:eastAsia="zh-CN"/>
-              </w:rPr>
-            </w:pPr>
-            <w:r>
-              <w:rPr>
-                <w:rFonts w:hint="eastAsia" w:ascii="Times New Roman" w:hAnsi="Times New Roman" w:eastAsia="宋体" w:cs="Times New Roman"/>
-                <w:i w:val="0"/>
-                <w:iCs w:val="0"/>
-                <w:caps w:val="0"/>
-                <w:color w:val="0F1115"/>
-                <w:spacing w:val="0"/>
-                <w:sz w:val="18"/>
-                <w:szCs w:val="18"/>
-                <w:lang w:val="en-US" w:eastAsia="zh-CN"/>
-              </w:rPr>
-              <w:t>拳击</w:t>
-            </w:r>
-          </w:p>
-        </w:tc>
-        <w:tc>
-          <w:tcPr>
-            <w:tcW w:w="1070" w:type="pct"/>
-            <w:tcBorders>
-              <w:top w:val="single" w:color="auto" w:sz="4" w:space="0"/>
-              <w:left w:val="single" w:color="auto" w:sz="4" w:space="0"/>
-              <w:bottom w:val="single" w:color="auto" w:sz="4" w:space="0"/>
-              <w:right w:val="single" w:color="auto" w:sz="4" w:space="0"/>
-            </w:tcBorders>
-            <w:shd w:val="clear" w:color="auto" w:fill="auto"/>
-            <w:tcMar>
-              <w:top w:w="100" w:type="dxa"/>
-              <w:left w:w="160" w:type="dxa"/>
-              <w:bottom w:w="100" w:type="dxa"/>
-              <w:right w:w="0" w:type="dxa"/>
-            </w:tcMar>
-            <w:vAlign w:val="center"/>
-          </w:tcPr>
-          <w:p>
-            <w:pPr>
-              <w:keepNext w:val="0"/>
-              <w:keepLines w:val="0"/>
-              <w:widowControl/>
-              <w:suppressLineNumbers w:val="0"/>
-              <w:spacing w:line="250" w:lineRule="atLeast"/>
-              <w:jc w:val="left"/>
-              <w:rPr>
-                <w:rFonts w:hint="default" w:ascii="Times New Roman" w:hAnsi="Times New Roman" w:eastAsia="宋体" w:cs="Times New Roman"/>
-                <w:i w:val="0"/>
-                <w:iCs w:val="0"/>
-                <w:caps w:val="0"/>
-                <w:color w:val="0F1115"/>
-                <w:spacing w:val="0"/>
-                <w:sz w:val="18"/>
-                <w:szCs w:val="18"/>
-                <w:lang w:val="en-US" w:eastAsia="zh-CN"/>
-              </w:rPr>
-            </w:pPr>
-            <w:r>
-              <w:rPr>
-                <w:rFonts w:hint="eastAsia" w:ascii="Times New Roman" w:hAnsi="Times New Roman" w:eastAsia="宋体" w:cs="Times New Roman"/>
-                <w:i w:val="0"/>
-                <w:iCs w:val="0"/>
-                <w:caps w:val="0"/>
-                <w:color w:val="0F1115"/>
-                <w:spacing w:val="0"/>
-                <w:sz w:val="18"/>
-                <w:szCs w:val="18"/>
-                <w:lang w:val="en-US" w:eastAsia="zh-CN"/>
-              </w:rPr>
-              <w:t>周围生成爆炸粉尘</w:t>
-            </w:r>
-          </w:p>
-        </w:tc>
-        <w:tc>
-          <w:tcPr>
-            <w:tcW w:w="663" w:type="pct"/>
-            <w:tcBorders>
-              <w:top w:val="single" w:color="auto" w:sz="4" w:space="0"/>
-              <w:left w:val="single" w:color="auto" w:sz="4" w:space="0"/>
-              <w:bottom w:val="single" w:color="auto" w:sz="4" w:space="0"/>
-              <w:right w:val="single" w:color="auto" w:sz="4" w:space="0"/>
-            </w:tcBorders>
-            <w:shd w:val="clear" w:color="auto" w:fill="auto"/>
-            <w:tcMar>
-              <w:top w:w="100" w:type="dxa"/>
-              <w:left w:w="160" w:type="dxa"/>
-              <w:bottom w:w="100" w:type="dxa"/>
-              <w:right w:w="0" w:type="dxa"/>
-            </w:tcMar>
-            <w:vAlign w:val="center"/>
-          </w:tcPr>
-          <w:p>
-            <w:pPr>
-              <w:keepNext w:val="0"/>
-              <w:keepLines w:val="0"/>
-              <w:widowControl/>
-              <w:suppressLineNumbers w:val="0"/>
-              <w:spacing w:line="250" w:lineRule="atLeast"/>
-              <w:jc w:val="left"/>
-              <w:rPr>
-                <w:rFonts w:hint="eastAsia" w:ascii="Times New Roman" w:hAnsi="Times New Roman" w:eastAsia="宋体" w:cs="Times New Roman"/>
-                <w:i w:val="0"/>
-                <w:iCs w:val="0"/>
-                <w:caps w:val="0"/>
-                <w:color w:val="0F1115"/>
-                <w:spacing w:val="0"/>
-                <w:sz w:val="18"/>
-                <w:szCs w:val="18"/>
-                <w:lang w:val="en-US" w:eastAsia="zh-CN"/>
-              </w:rPr>
-            </w:pPr>
-            <w:r>
-              <w:rPr>
-                <w:rFonts w:hint="eastAsia" w:ascii="Times New Roman" w:hAnsi="Times New Roman" w:eastAsia="宋体" w:cs="Times New Roman"/>
-                <w:i w:val="0"/>
-                <w:iCs w:val="0"/>
-                <w:caps w:val="0"/>
-                <w:color w:val="0F1115"/>
-                <w:spacing w:val="0"/>
-                <w:sz w:val="18"/>
-                <w:szCs w:val="18"/>
-                <w:lang w:val="en-US" w:eastAsia="zh-CN"/>
-              </w:rPr>
-              <w:t>翻滚</w:t>
-            </w:r>
-          </w:p>
-        </w:tc>
-        <w:tc>
-          <w:tcPr>
-            <w:tcW w:w="1705" w:type="pct"/>
-            <w:tcBorders>
-              <w:top w:val="single" w:color="auto" w:sz="4" w:space="0"/>
-              <w:left w:val="single" w:color="auto" w:sz="4" w:space="0"/>
-              <w:bottom w:val="single" w:color="auto" w:sz="4" w:space="0"/>
-              <w:right w:val="single" w:color="auto" w:sz="4" w:space="0"/>
-            </w:tcBorders>
-            <w:shd w:val="clear" w:color="auto" w:fill="auto"/>
-            <w:tcMar>
-              <w:top w:w="100" w:type="dxa"/>
-              <w:left w:w="160" w:type="dxa"/>
-              <w:bottom w:w="100" w:type="dxa"/>
-              <w:right w:w="0" w:type="dxa"/>
-            </w:tcMar>
-            <w:vAlign w:val="center"/>
-          </w:tcPr>
-          <w:p>
-            <w:pPr>
-              <w:keepNext w:val="0"/>
-              <w:keepLines w:val="0"/>
-              <w:widowControl/>
-              <w:suppressLineNumbers w:val="0"/>
-              <w:spacing w:line="250" w:lineRule="atLeast"/>
-              <w:jc w:val="left"/>
-              <w:rPr>
-                <w:rFonts w:hint="default" w:ascii="Times New Roman" w:hAnsi="Times New Roman" w:eastAsia="宋体" w:cs="Times New Roman"/>
-                <w:i w:val="0"/>
-                <w:iCs w:val="0"/>
-                <w:caps w:val="0"/>
-                <w:color w:val="0F1115"/>
-                <w:spacing w:val="0"/>
-                <w:sz w:val="18"/>
-                <w:szCs w:val="18"/>
-                <w:lang w:val="en-US" w:eastAsia="zh-CN"/>
-              </w:rPr>
-            </w:pPr>
-            <w:r>
-              <w:rPr>
-                <w:rFonts w:hint="eastAsia" w:ascii="Times New Roman" w:hAnsi="Times New Roman" w:eastAsia="宋体" w:cs="Times New Roman"/>
-                <w:i w:val="0"/>
-                <w:iCs w:val="0"/>
-                <w:caps w:val="0"/>
-                <w:color w:val="0F1115"/>
-                <w:spacing w:val="0"/>
-                <w:sz w:val="18"/>
-                <w:szCs w:val="18"/>
-                <w:lang w:val="en-US" w:eastAsia="zh-CN"/>
-              </w:rPr>
-              <w:t>攻击或位移的轨迹生成爆炸粉尘</w:t>
-            </w:r>
-          </w:p>
-        </w:tc>
-      </w:tr>
-      <w:tr>
-        <w:tblPrEx>
-          <w:tblBorders>
-            <w:top w:val="none" w:color="auto" w:sz="0" w:space="0"/>
-            <w:left w:val="none" w:color="auto" w:sz="0" w:space="0"/>
-            <w:bottom w:val="none" w:color="auto" w:sz="0" w:space="0"/>
-            <w:right w:val="none" w:color="auto" w:sz="0" w:space="0"/>
-            <w:insideH w:val="none" w:color="auto" w:sz="0" w:space="0"/>
-            <w:insideV w:val="none" w:color="auto" w:sz="0" w:space="0"/>
-          </w:tblBorders>
-          <w:tblCellMar>
-            <w:top w:w="15" w:type="dxa"/>
-            <w:left w:w="15" w:type="dxa"/>
-            <w:bottom w:w="15" w:type="dxa"/>
-            <w:right w:w="15" w:type="dxa"/>
-          </w:tblCellMar>
-        </w:tblPrEx>
-        <w:tc>
-          <w:tcPr>
-            <w:tcW w:w="354" w:type="pct"/>
-            <w:tcBorders>
-              <w:top w:val="single" w:color="auto" w:sz="4" w:space="0"/>
-              <w:left w:val="single" w:color="auto" w:sz="4" w:space="0"/>
-              <w:bottom w:val="single" w:color="auto" w:sz="4" w:space="0"/>
-              <w:right w:val="single" w:color="auto" w:sz="4" w:space="0"/>
-            </w:tcBorders>
-            <w:shd w:val="clear" w:color="auto" w:fill="auto"/>
-            <w:tcMar>
-              <w:top w:w="100" w:type="dxa"/>
-              <w:left w:w="0" w:type="dxa"/>
-              <w:bottom w:w="100" w:type="dxa"/>
-              <w:right w:w="160" w:type="dxa"/>
-            </w:tcMar>
-            <w:vAlign w:val="center"/>
-          </w:tcPr>
-          <w:p>
-            <w:pPr>
-              <w:keepNext w:val="0"/>
-              <w:keepLines w:val="0"/>
-              <w:widowControl/>
-              <w:suppressLineNumbers w:val="0"/>
-              <w:spacing w:line="250" w:lineRule="atLeast"/>
-              <w:jc w:val="left"/>
-              <w:rPr>
-                <w:rFonts w:hint="default" w:ascii="Times New Roman" w:hAnsi="Times New Roman" w:eastAsia="宋体" w:cs="Times New Roman"/>
-                <w:i w:val="0"/>
-                <w:iCs w:val="0"/>
-                <w:caps w:val="0"/>
-                <w:color w:val="0F1115"/>
-                <w:spacing w:val="0"/>
-                <w:sz w:val="18"/>
-                <w:szCs w:val="18"/>
-              </w:rPr>
-            </w:pPr>
-            <w:r>
-              <w:rPr>
-                <w:rFonts w:hint="default" w:ascii="Times New Roman" w:hAnsi="Times New Roman" w:eastAsia="宋体" w:cs="Times New Roman"/>
-                <w:i w:val="0"/>
-                <w:iCs w:val="0"/>
-                <w:caps w:val="0"/>
-                <w:color w:val="0F1115"/>
-                <w:spacing w:val="0"/>
-                <w:kern w:val="0"/>
-                <w:sz w:val="18"/>
-                <w:szCs w:val="18"/>
-                <w:lang w:val="en-US" w:eastAsia="zh-CN" w:bidi="ar"/>
-              </w:rPr>
-              <w:t>水</w:t>
-            </w:r>
-          </w:p>
-        </w:tc>
-        <w:tc>
-          <w:tcPr>
-            <w:tcW w:w="552" w:type="pct"/>
-            <w:tcBorders>
-              <w:top w:val="single" w:color="auto" w:sz="4" w:space="0"/>
-              <w:left w:val="single" w:color="auto" w:sz="4" w:space="0"/>
-              <w:bottom w:val="single" w:color="auto" w:sz="4" w:space="0"/>
-              <w:right w:val="single" w:color="auto" w:sz="4" w:space="0"/>
-            </w:tcBorders>
-            <w:shd w:val="clear" w:color="auto" w:fill="auto"/>
-            <w:tcMar>
-              <w:top w:w="100" w:type="dxa"/>
-              <w:left w:w="160" w:type="dxa"/>
-              <w:bottom w:w="100" w:type="dxa"/>
-              <w:right w:w="160" w:type="dxa"/>
-            </w:tcMar>
-            <w:vAlign w:val="center"/>
-          </w:tcPr>
-          <w:p>
-            <w:pPr>
-              <w:keepNext w:val="0"/>
-              <w:keepLines w:val="0"/>
-              <w:widowControl/>
-              <w:suppressLineNumbers w:val="0"/>
-              <w:spacing w:line="250" w:lineRule="atLeast"/>
-              <w:jc w:val="left"/>
-              <w:rPr>
-                <w:rFonts w:hint="default" w:ascii="Times New Roman" w:hAnsi="Times New Roman" w:eastAsia="宋体" w:cs="Times New Roman"/>
-                <w:i w:val="0"/>
-                <w:iCs w:val="0"/>
-                <w:caps w:val="0"/>
-                <w:color w:val="0F1115"/>
-                <w:spacing w:val="0"/>
-                <w:sz w:val="18"/>
-                <w:szCs w:val="18"/>
-              </w:rPr>
-            </w:pPr>
-            <w:r>
-              <w:rPr>
-                <w:rFonts w:hint="default" w:ascii="Times New Roman" w:hAnsi="Times New Roman" w:eastAsia="宋体" w:cs="Times New Roman"/>
-                <w:i w:val="0"/>
-                <w:iCs w:val="0"/>
-                <w:caps w:val="0"/>
-                <w:color w:val="0F1115"/>
-                <w:spacing w:val="0"/>
-                <w:kern w:val="0"/>
-                <w:sz w:val="18"/>
-                <w:szCs w:val="18"/>
-                <w:lang w:val="en-US" w:eastAsia="zh-CN" w:bidi="ar"/>
-              </w:rPr>
-              <w:t>露珠</w:t>
-            </w:r>
-          </w:p>
-        </w:tc>
-        <w:tc>
-          <w:tcPr>
-            <w:tcW w:w="653" w:type="pct"/>
-            <w:tcBorders>
-              <w:top w:val="single" w:color="auto" w:sz="4" w:space="0"/>
-              <w:left w:val="single" w:color="auto" w:sz="4" w:space="0"/>
-              <w:bottom w:val="single" w:color="auto" w:sz="4" w:space="0"/>
-              <w:right w:val="single" w:color="auto" w:sz="4" w:space="0"/>
-            </w:tcBorders>
-            <w:shd w:val="clear" w:color="auto" w:fill="auto"/>
-            <w:tcMar>
-              <w:top w:w="100" w:type="dxa"/>
-              <w:left w:w="160" w:type="dxa"/>
-              <w:bottom w:w="100" w:type="dxa"/>
-              <w:right w:w="0" w:type="dxa"/>
-            </w:tcMar>
-            <w:vAlign w:val="center"/>
-          </w:tcPr>
-          <w:p>
-            <w:pPr>
-              <w:keepNext w:val="0"/>
-              <w:keepLines w:val="0"/>
-              <w:widowControl/>
-              <w:suppressLineNumbers w:val="0"/>
-              <w:spacing w:line="250" w:lineRule="atLeast"/>
-              <w:jc w:val="left"/>
-              <w:rPr>
-                <w:rFonts w:hint="eastAsia" w:ascii="Times New Roman" w:hAnsi="Times New Roman" w:eastAsia="宋体" w:cs="Times New Roman"/>
-                <w:i w:val="0"/>
-                <w:iCs w:val="0"/>
-                <w:caps w:val="0"/>
-                <w:color w:val="0F1115"/>
-                <w:spacing w:val="0"/>
-                <w:sz w:val="18"/>
-                <w:szCs w:val="18"/>
-                <w:lang w:val="en-US" w:eastAsia="zh-CN"/>
-              </w:rPr>
-            </w:pPr>
-            <w:r>
-              <w:rPr>
-                <w:rFonts w:hint="eastAsia" w:ascii="Times New Roman" w:hAnsi="Times New Roman" w:eastAsia="宋体" w:cs="Times New Roman"/>
-                <w:i w:val="0"/>
-                <w:iCs w:val="0"/>
-                <w:caps w:val="0"/>
-                <w:color w:val="0F1115"/>
-                <w:spacing w:val="0"/>
-                <w:sz w:val="18"/>
-                <w:szCs w:val="18"/>
-                <w:lang w:val="en-US" w:eastAsia="zh-CN"/>
-              </w:rPr>
-              <w:t>法球</w:t>
-            </w:r>
-          </w:p>
-        </w:tc>
-        <w:tc>
-          <w:tcPr>
-            <w:tcW w:w="1070" w:type="pct"/>
-            <w:tcBorders>
-              <w:top w:val="single" w:color="auto" w:sz="4" w:space="0"/>
-              <w:left w:val="single" w:color="auto" w:sz="4" w:space="0"/>
-              <w:bottom w:val="single" w:color="auto" w:sz="4" w:space="0"/>
-              <w:right w:val="single" w:color="auto" w:sz="4" w:space="0"/>
-            </w:tcBorders>
-            <w:shd w:val="clear" w:color="auto" w:fill="auto"/>
-            <w:tcMar>
-              <w:top w:w="100" w:type="dxa"/>
-              <w:left w:w="160" w:type="dxa"/>
-              <w:bottom w:w="100" w:type="dxa"/>
-              <w:right w:w="0" w:type="dxa"/>
-            </w:tcMar>
-            <w:vAlign w:val="center"/>
-          </w:tcPr>
-          <w:p>
-            <w:pPr>
-              <w:keepNext w:val="0"/>
-              <w:keepLines w:val="0"/>
-              <w:widowControl/>
-              <w:suppressLineNumbers w:val="0"/>
-              <w:spacing w:line="250" w:lineRule="atLeast"/>
-              <w:jc w:val="left"/>
-              <w:rPr>
-                <w:rFonts w:hint="default" w:ascii="Times New Roman" w:hAnsi="Times New Roman" w:eastAsia="宋体" w:cs="Times New Roman"/>
-                <w:i w:val="0"/>
-                <w:iCs w:val="0"/>
-                <w:caps w:val="0"/>
-                <w:color w:val="0F1115"/>
-                <w:spacing w:val="0"/>
-                <w:sz w:val="18"/>
-                <w:szCs w:val="18"/>
-                <w:lang w:val="en-US" w:eastAsia="zh-CN"/>
-              </w:rPr>
-            </w:pPr>
-            <w:r>
-              <w:rPr>
-                <w:rFonts w:hint="eastAsia" w:ascii="Times New Roman" w:hAnsi="Times New Roman" w:eastAsia="宋体" w:cs="Times New Roman"/>
-                <w:i w:val="0"/>
-                <w:iCs w:val="0"/>
-                <w:caps w:val="0"/>
-                <w:color w:val="0F1115"/>
-                <w:spacing w:val="0"/>
-                <w:sz w:val="18"/>
-                <w:szCs w:val="18"/>
-                <w:lang w:val="en-US" w:eastAsia="zh-CN"/>
-              </w:rPr>
-              <w:t>生成法球环绕</w:t>
-            </w:r>
-          </w:p>
-        </w:tc>
-        <w:tc>
-          <w:tcPr>
-            <w:tcW w:w="663" w:type="pct"/>
-            <w:tcBorders>
-              <w:top w:val="single" w:color="auto" w:sz="4" w:space="0"/>
-              <w:left w:val="single" w:color="auto" w:sz="4" w:space="0"/>
-              <w:bottom w:val="single" w:color="auto" w:sz="4" w:space="0"/>
-              <w:right w:val="single" w:color="auto" w:sz="4" w:space="0"/>
-            </w:tcBorders>
-            <w:shd w:val="clear" w:color="auto" w:fill="auto"/>
-            <w:tcMar>
-              <w:top w:w="100" w:type="dxa"/>
-              <w:left w:w="160" w:type="dxa"/>
-              <w:bottom w:w="100" w:type="dxa"/>
-              <w:right w:w="0" w:type="dxa"/>
-            </w:tcMar>
-            <w:vAlign w:val="center"/>
-          </w:tcPr>
-          <w:p>
-            <w:pPr>
-              <w:keepNext w:val="0"/>
-              <w:keepLines w:val="0"/>
-              <w:widowControl/>
-              <w:suppressLineNumbers w:val="0"/>
-              <w:spacing w:line="250" w:lineRule="atLeast"/>
-              <w:jc w:val="left"/>
-              <w:rPr>
-                <w:rFonts w:hint="default" w:ascii="Times New Roman" w:hAnsi="Times New Roman" w:eastAsia="宋体" w:cs="Times New Roman"/>
-                <w:i w:val="0"/>
-                <w:iCs w:val="0"/>
-                <w:caps w:val="0"/>
-                <w:color w:val="0F1115"/>
-                <w:spacing w:val="0"/>
-                <w:sz w:val="18"/>
-                <w:szCs w:val="18"/>
-                <w:lang w:val="en-US" w:eastAsia="zh-CN"/>
-              </w:rPr>
-            </w:pPr>
-            <w:r>
-              <w:rPr>
-                <w:rFonts w:hint="eastAsia" w:ascii="Times New Roman" w:hAnsi="Times New Roman" w:eastAsia="宋体" w:cs="Times New Roman"/>
-                <w:i w:val="0"/>
-                <w:iCs w:val="0"/>
-                <w:caps w:val="0"/>
-                <w:color w:val="0F1115"/>
-                <w:spacing w:val="0"/>
-                <w:sz w:val="18"/>
-                <w:szCs w:val="18"/>
-                <w:lang w:val="en-US" w:eastAsia="zh-CN"/>
-              </w:rPr>
-              <w:t>隐身</w:t>
-            </w:r>
-          </w:p>
-        </w:tc>
-        <w:tc>
-          <w:tcPr>
-            <w:tcW w:w="1705" w:type="pct"/>
-            <w:tcBorders>
-              <w:top w:val="single" w:color="auto" w:sz="4" w:space="0"/>
-              <w:left w:val="single" w:color="auto" w:sz="4" w:space="0"/>
-              <w:bottom w:val="single" w:color="auto" w:sz="4" w:space="0"/>
-              <w:right w:val="single" w:color="auto" w:sz="4" w:space="0"/>
-            </w:tcBorders>
-            <w:shd w:val="clear" w:color="auto" w:fill="auto"/>
-            <w:tcMar>
-              <w:top w:w="100" w:type="dxa"/>
-              <w:left w:w="160" w:type="dxa"/>
-              <w:bottom w:w="100" w:type="dxa"/>
-              <w:right w:w="0" w:type="dxa"/>
-            </w:tcMar>
-            <w:vAlign w:val="center"/>
-          </w:tcPr>
-          <w:p>
-            <w:pPr>
-              <w:keepNext w:val="0"/>
-              <w:keepLines w:val="0"/>
-              <w:widowControl/>
-              <w:suppressLineNumbers w:val="0"/>
-              <w:spacing w:line="250" w:lineRule="atLeast"/>
-              <w:jc w:val="left"/>
-              <w:rPr>
-                <w:rFonts w:hint="default" w:ascii="Times New Roman" w:hAnsi="Times New Roman" w:eastAsia="宋体" w:cs="Times New Roman"/>
-                <w:i w:val="0"/>
-                <w:iCs w:val="0"/>
-                <w:caps w:val="0"/>
-                <w:color w:val="0F1115"/>
-                <w:spacing w:val="0"/>
-                <w:sz w:val="18"/>
-                <w:szCs w:val="18"/>
-                <w:lang w:val="en-US" w:eastAsia="zh-CN"/>
-              </w:rPr>
-            </w:pPr>
-            <w:r>
-              <w:rPr>
-                <w:rFonts w:hint="eastAsia" w:ascii="Times New Roman" w:hAnsi="Times New Roman" w:eastAsia="宋体" w:cs="Times New Roman"/>
-                <w:i w:val="0"/>
-                <w:iCs w:val="0"/>
-                <w:caps w:val="0"/>
-                <w:color w:val="0F1115"/>
-                <w:spacing w:val="0"/>
-                <w:sz w:val="18"/>
-                <w:szCs w:val="18"/>
-                <w:lang w:val="en-US" w:eastAsia="zh-CN"/>
-              </w:rPr>
-              <w:t>生成前可以蓄力，释放强力版</w:t>
-            </w:r>
-          </w:p>
-        </w:tc>
-      </w:tr>
-      <w:tr>
-        <w:tblPrEx>
-          <w:tblBorders>
-            <w:top w:val="none" w:color="auto" w:sz="0" w:space="0"/>
-            <w:left w:val="none" w:color="auto" w:sz="0" w:space="0"/>
-            <w:bottom w:val="none" w:color="auto" w:sz="0" w:space="0"/>
-            <w:right w:val="none" w:color="auto" w:sz="0" w:space="0"/>
-            <w:insideH w:val="none" w:color="auto" w:sz="0" w:space="0"/>
-            <w:insideV w:val="none" w:color="auto" w:sz="0" w:space="0"/>
-          </w:tblBorders>
-          <w:tblCellMar>
-            <w:top w:w="15" w:type="dxa"/>
-            <w:left w:w="15" w:type="dxa"/>
-            <w:bottom w:w="15" w:type="dxa"/>
-            <w:right w:w="15" w:type="dxa"/>
-          </w:tblCellMar>
-        </w:tblPrEx>
-        <w:tc>
-          <w:tcPr>
-            <w:tcW w:w="354" w:type="pct"/>
-            <w:tcBorders>
-              <w:top w:val="single" w:color="auto" w:sz="4" w:space="0"/>
-              <w:left w:val="single" w:color="auto" w:sz="4" w:space="0"/>
-              <w:bottom w:val="single" w:color="auto" w:sz="4" w:space="0"/>
-              <w:right w:val="single" w:color="auto" w:sz="4" w:space="0"/>
-            </w:tcBorders>
-            <w:shd w:val="clear" w:color="auto" w:fill="auto"/>
-            <w:tcMar>
-              <w:top w:w="100" w:type="dxa"/>
-              <w:left w:w="0" w:type="dxa"/>
-              <w:bottom w:w="100" w:type="dxa"/>
-              <w:right w:w="160" w:type="dxa"/>
-            </w:tcMar>
-            <w:vAlign w:val="center"/>
-          </w:tcPr>
-          <w:p>
-            <w:pPr>
-              <w:keepNext w:val="0"/>
-              <w:keepLines w:val="0"/>
-              <w:widowControl/>
-              <w:suppressLineNumbers w:val="0"/>
-              <w:spacing w:line="250" w:lineRule="atLeast"/>
-              <w:jc w:val="left"/>
-              <w:rPr>
-                <w:rFonts w:hint="default" w:ascii="Times New Roman" w:hAnsi="Times New Roman" w:eastAsia="宋体" w:cs="Times New Roman"/>
-                <w:i w:val="0"/>
-                <w:iCs w:val="0"/>
-                <w:caps w:val="0"/>
-                <w:color w:val="0F1115"/>
-                <w:spacing w:val="0"/>
-                <w:sz w:val="18"/>
-                <w:szCs w:val="18"/>
-              </w:rPr>
-            </w:pPr>
-            <w:r>
-              <w:rPr>
-                <w:rFonts w:hint="default" w:ascii="Times New Roman" w:hAnsi="Times New Roman" w:eastAsia="宋体" w:cs="Times New Roman"/>
-                <w:i w:val="0"/>
-                <w:iCs w:val="0"/>
-                <w:caps w:val="0"/>
-                <w:color w:val="0F1115"/>
-                <w:spacing w:val="0"/>
-                <w:kern w:val="0"/>
-                <w:sz w:val="18"/>
-                <w:szCs w:val="18"/>
-                <w:lang w:val="en-US" w:eastAsia="zh-CN" w:bidi="ar"/>
-              </w:rPr>
               <w:t>水</w:t>
             </w:r>
           </w:p>
@@ -27963,7 +28346,7 @@
           <w:shd w:val="clear" w:fill="FFFFFF"/>
         </w:rPr>
       </w:pPr>
-      <w:bookmarkStart w:id="39" w:name="_Toc31347"/>
+      <w:bookmarkStart w:id="39" w:name="_Toc17237"/>
       <w:r>
         <w:rPr>
           <w:rFonts w:hint="default" w:ascii="Times New Roman" w:hAnsi="Times New Roman" w:eastAsia="宋体" w:cs="Times New Roman"/>
@@ -28014,7 +28397,7 @@
           <w:shd w:val="clear" w:fill="FFFFFF"/>
         </w:rPr>
       </w:pPr>
-      <w:bookmarkStart w:id="40" w:name="_Toc12251"/>
+      <w:bookmarkStart w:id="40" w:name="_Toc13080"/>
       <w:r>
         <w:rPr>
           <w:rFonts w:hint="default" w:ascii="Times New Roman" w:hAnsi="Times New Roman" w:eastAsia="宋体" w:cs="Times New Roman"/>
@@ -28097,6 +28480,7 @@
             <w:insideH w:val="none" w:color="auto" w:sz="0" w:space="0"/>
             <w:insideV w:val="none" w:color="auto" w:sz="0" w:space="0"/>
           </w:tblBorders>
+          <w:shd w:val="clear" w:color="auto" w:fill="FFFFFF"/>
           <w:tblCellMar>
             <w:top w:w="15" w:type="dxa"/>
             <w:left w:w="15" w:type="dxa"/>
@@ -28280,6 +28664,7 @@
             <w:insideH w:val="none" w:color="auto" w:sz="0" w:space="0"/>
             <w:insideV w:val="none" w:color="auto" w:sz="0" w:space="0"/>
           </w:tblBorders>
+          <w:shd w:val="clear" w:color="auto" w:fill="FFFFFF"/>
           <w:tblCellMar>
             <w:top w:w="15" w:type="dxa"/>
             <w:left w:w="15" w:type="dxa"/>
@@ -28460,6 +28845,7 @@
             <w:insideH w:val="none" w:color="auto" w:sz="0" w:space="0"/>
             <w:insideV w:val="none" w:color="auto" w:sz="0" w:space="0"/>
           </w:tblBorders>
+          <w:shd w:val="clear" w:color="auto" w:fill="FFFFFF"/>
           <w:tblCellMar>
             <w:top w:w="15" w:type="dxa"/>
             <w:left w:w="15" w:type="dxa"/>
@@ -28640,180 +29026,7 @@
             <w:insideH w:val="none" w:color="auto" w:sz="0" w:space="0"/>
             <w:insideV w:val="none" w:color="auto" w:sz="0" w:space="0"/>
           </w:tblBorders>
-        </w:tblPrEx>
-        <w:tc>
-          <w:tcPr>
-            <w:tcW w:w="447" w:type="pct"/>
-            <w:tcBorders>
-              <w:top w:val="single" w:color="auto" w:sz="4" w:space="0"/>
-              <w:left w:val="single" w:color="auto" w:sz="4" w:space="0"/>
-              <w:bottom w:val="single" w:color="auto" w:sz="4" w:space="0"/>
-              <w:right w:val="single" w:color="auto" w:sz="4" w:space="0"/>
-            </w:tcBorders>
-            <w:shd w:val="clear" w:color="auto" w:fill="auto"/>
-            <w:tcMar>
-              <w:top w:w="100" w:type="dxa"/>
-              <w:left w:w="0" w:type="dxa"/>
-              <w:bottom w:w="100" w:type="dxa"/>
-              <w:right w:w="160" w:type="dxa"/>
-            </w:tcMar>
-            <w:vAlign w:val="center"/>
-          </w:tcPr>
-          <w:p>
-            <w:pPr>
-              <w:keepNext w:val="0"/>
-              <w:keepLines w:val="0"/>
-              <w:widowControl/>
-              <w:suppressLineNumbers w:val="0"/>
-              <w:spacing w:line="250" w:lineRule="atLeast"/>
-              <w:jc w:val="center"/>
-              <w:rPr>
-                <w:rFonts w:hint="default" w:ascii="Times New Roman" w:hAnsi="Times New Roman" w:eastAsia="宋体" w:cs="Times New Roman"/>
-                <w:i w:val="0"/>
-                <w:iCs w:val="0"/>
-                <w:caps w:val="0"/>
-                <w:color w:val="0F1115"/>
-                <w:spacing w:val="0"/>
-                <w:sz w:val="18"/>
-                <w:szCs w:val="18"/>
-              </w:rPr>
-            </w:pPr>
-            <w:r>
-              <w:rPr>
-                <w:rFonts w:hint="default" w:ascii="Times New Roman" w:hAnsi="Times New Roman" w:eastAsia="宋体" w:cs="Times New Roman"/>
-                <w:i w:val="0"/>
-                <w:iCs w:val="0"/>
-                <w:caps w:val="0"/>
-                <w:color w:val="0F1115"/>
-                <w:spacing w:val="0"/>
-                <w:kern w:val="0"/>
-                <w:sz w:val="18"/>
-                <w:szCs w:val="18"/>
-                <w:lang w:val="en-US" w:eastAsia="zh-CN" w:bidi="ar"/>
-              </w:rPr>
-              <w:t>F-03</w:t>
-            </w:r>
-          </w:p>
-        </w:tc>
-        <w:tc>
-          <w:tcPr>
-            <w:tcW w:w="1040" w:type="pct"/>
-            <w:tcBorders>
-              <w:top w:val="single" w:color="auto" w:sz="4" w:space="0"/>
-              <w:left w:val="single" w:color="auto" w:sz="4" w:space="0"/>
-              <w:bottom w:val="single" w:color="auto" w:sz="4" w:space="0"/>
-              <w:right w:val="single" w:color="auto" w:sz="4" w:space="0"/>
-            </w:tcBorders>
-            <w:shd w:val="clear" w:color="auto" w:fill="auto"/>
-            <w:tcMar>
-              <w:top w:w="100" w:type="dxa"/>
-              <w:left w:w="160" w:type="dxa"/>
-              <w:bottom w:w="100" w:type="dxa"/>
-              <w:right w:w="160" w:type="dxa"/>
-            </w:tcMar>
-            <w:vAlign w:val="center"/>
-          </w:tcPr>
-          <w:p>
-            <w:pPr>
-              <w:keepNext w:val="0"/>
-              <w:keepLines w:val="0"/>
-              <w:widowControl/>
-              <w:suppressLineNumbers w:val="0"/>
-              <w:spacing w:line="250" w:lineRule="atLeast"/>
-              <w:jc w:val="center"/>
-              <w:rPr>
-                <w:rFonts w:hint="default" w:ascii="Times New Roman" w:hAnsi="Times New Roman" w:eastAsia="宋体" w:cs="Times New Roman"/>
-                <w:i w:val="0"/>
-                <w:iCs w:val="0"/>
-                <w:caps w:val="0"/>
-                <w:color w:val="0F1115"/>
-                <w:spacing w:val="0"/>
-                <w:sz w:val="18"/>
-                <w:szCs w:val="18"/>
-              </w:rPr>
-            </w:pPr>
-            <w:r>
-              <w:rPr>
-                <w:rFonts w:hint="default" w:ascii="Times New Roman" w:hAnsi="Times New Roman" w:eastAsia="宋体" w:cs="Times New Roman"/>
-                <w:i w:val="0"/>
-                <w:iCs w:val="0"/>
-                <w:caps w:val="0"/>
-                <w:color w:val="0F1115"/>
-                <w:spacing w:val="0"/>
-                <w:kern w:val="0"/>
-                <w:sz w:val="18"/>
-                <w:szCs w:val="18"/>
-                <w:lang w:val="en-US" w:eastAsia="zh-CN" w:bidi="ar"/>
-              </w:rPr>
-              <w:t>事件通信</w:t>
-            </w:r>
-          </w:p>
-        </w:tc>
-        <w:tc>
-          <w:tcPr>
-            <w:tcW w:w="3512" w:type="pct"/>
-            <w:tcBorders>
-              <w:top w:val="single" w:color="auto" w:sz="4" w:space="0"/>
-              <w:left w:val="single" w:color="auto" w:sz="4" w:space="0"/>
-              <w:bottom w:val="single" w:color="auto" w:sz="4" w:space="0"/>
-              <w:right w:val="single" w:color="auto" w:sz="4" w:space="0"/>
-            </w:tcBorders>
-            <w:shd w:val="clear" w:color="auto" w:fill="auto"/>
-            <w:tcMar>
-              <w:top w:w="100" w:type="dxa"/>
-              <w:left w:w="160" w:type="dxa"/>
-              <w:bottom w:w="100" w:type="dxa"/>
-              <w:right w:w="0" w:type="dxa"/>
-            </w:tcMar>
-            <w:vAlign w:val="center"/>
-          </w:tcPr>
-          <w:p>
-            <w:pPr>
-              <w:keepNext w:val="0"/>
-              <w:keepLines w:val="0"/>
-              <w:widowControl/>
-              <w:suppressLineNumbers w:val="0"/>
-              <w:spacing w:line="250" w:lineRule="atLeast"/>
-              <w:jc w:val="center"/>
-              <w:rPr>
-                <w:rFonts w:hint="default" w:ascii="Times New Roman" w:hAnsi="Times New Roman" w:eastAsia="宋体" w:cs="Times New Roman"/>
-                <w:i w:val="0"/>
-                <w:iCs w:val="0"/>
-                <w:caps w:val="0"/>
-                <w:color w:val="0F1115"/>
-                <w:spacing w:val="0"/>
-                <w:sz w:val="18"/>
-                <w:szCs w:val="18"/>
-              </w:rPr>
-            </w:pPr>
-            <w:r>
-              <w:rPr>
-                <w:rFonts w:hint="default" w:ascii="Times New Roman" w:hAnsi="Times New Roman" w:eastAsia="宋体" w:cs="Times New Roman"/>
-                <w:i w:val="0"/>
-                <w:iCs w:val="0"/>
-                <w:caps w:val="0"/>
-                <w:color w:val="0F1115"/>
-                <w:spacing w:val="0"/>
-                <w:kern w:val="0"/>
-                <w:sz w:val="18"/>
-                <w:szCs w:val="18"/>
-                <w:lang w:val="en-US" w:eastAsia="zh-CN" w:bidi="ar"/>
-              </w:rPr>
-              <w:t>本位事件正确触发变位响应</w:t>
-            </w:r>
-          </w:p>
-        </w:tc>
-      </w:tr>
-      <w:tr>
-        <w:tblPrEx>
-          <w:tblBorders>
-            <w:top w:val="none" w:color="auto" w:sz="0" w:space="0"/>
-            <w:left w:val="none" w:color="auto" w:sz="0" w:space="0"/>
-            <w:bottom w:val="none" w:color="auto" w:sz="0" w:space="0"/>
-            <w:right w:val="none" w:color="auto" w:sz="0" w:space="0"/>
-            <w:insideH w:val="none" w:color="auto" w:sz="0" w:space="0"/>
-            <w:insideV w:val="none" w:color="auto" w:sz="0" w:space="0"/>
-          </w:tblBorders>
+          <w:shd w:val="clear" w:color="auto" w:fill="FFFFFF"/>
           <w:tblCellMar>
             <w:top w:w="15" w:type="dxa"/>
             <w:left w:w="15" w:type="dxa"/>
@@ -28871,7 +29084,7 @@
                 <w:szCs w:val="18"/>
                 <w:lang w:val="en-US" w:eastAsia="zh-CN" w:bidi="ar"/>
               </w:rPr>
-              <w:t>F-04</w:t>
+              <w:t>F-03</w:t>
             </w:r>
           </w:p>
         </w:tc>
@@ -28925,7 +29138,7 @@
                 <w:szCs w:val="18"/>
                 <w:lang w:val="en-US" w:eastAsia="zh-CN" w:bidi="ar"/>
               </w:rPr>
-              <w:t>战斗基础</w:t>
+              <w:t>事件通信</w:t>
             </w:r>
           </w:p>
         </w:tc>
@@ -28979,7 +29192,7 @@
                 <w:szCs w:val="18"/>
                 <w:lang w:val="en-US" w:eastAsia="zh-CN" w:bidi="ar"/>
               </w:rPr>
-              <w:t>角色可移动、攻击、使用技能，敌人可被击杀</w:t>
+              <w:t>本位事件正确触发变位响应</w:t>
             </w:r>
           </w:p>
         </w:tc>
@@ -28994,6 +29207,7 @@
             <w:insideH w:val="none" w:color="auto" w:sz="0" w:space="0"/>
             <w:insideV w:val="none" w:color="auto" w:sz="0" w:space="0"/>
           </w:tblBorders>
+          <w:shd w:val="clear" w:color="auto" w:fill="FFFFFF"/>
           <w:tblCellMar>
             <w:top w:w="15" w:type="dxa"/>
             <w:left w:w="15" w:type="dxa"/>
@@ -29051,7 +29265,7 @@
                 <w:szCs w:val="18"/>
                 <w:lang w:val="en-US" w:eastAsia="zh-CN" w:bidi="ar"/>
               </w:rPr>
-              <w:t>F-05</w:t>
+              <w:t>F-04</w:t>
             </w:r>
           </w:p>
         </w:tc>
@@ -29105,7 +29319,7 @@
                 <w:szCs w:val="18"/>
                 <w:lang w:val="en-US" w:eastAsia="zh-CN" w:bidi="ar"/>
               </w:rPr>
-              <w:t>库容管理</w:t>
+              <w:t>战斗基础</w:t>
             </w:r>
           </w:p>
         </w:tc>
@@ -29159,7 +29373,7 @@
                 <w:szCs w:val="18"/>
                 <w:lang w:val="en-US" w:eastAsia="zh-CN" w:bidi="ar"/>
               </w:rPr>
-              <w:t>八格库容正常显示，库满时获取新刻印弹出舍弃选择</w:t>
+              <w:t>角色可移动、攻击、使用技能，敌人可被击杀</w:t>
             </w:r>
           </w:p>
         </w:tc>
@@ -29174,6 +29388,7 @@
             <w:insideH w:val="none" w:color="auto" w:sz="0" w:space="0"/>
             <w:insideV w:val="none" w:color="auto" w:sz="0" w:space="0"/>
           </w:tblBorders>
+          <w:shd w:val="clear" w:color="auto" w:fill="FFFFFF"/>
           <w:tblCellMar>
             <w:top w:w="15" w:type="dxa"/>
             <w:left w:w="15" w:type="dxa"/>
@@ -29231,6 +29446,187 @@
                 <w:szCs w:val="18"/>
                 <w:lang w:val="en-US" w:eastAsia="zh-CN" w:bidi="ar"/>
               </w:rPr>
+              <w:t>F-05</w:t>
+            </w:r>
+          </w:p>
+        </w:tc>
+        <w:tc>
+          <w:tcPr>
+            <w:tcW w:w="1040" w:type="pct"/>
+            <w:tcBorders>
+              <w:top w:val="single" w:color="auto" w:sz="4" w:space="0"/>
+              <w:left w:val="single" w:color="auto" w:sz="4" w:space="0"/>
+              <w:bottom w:val="single" w:color="auto" w:sz="4" w:space="0"/>
+              <w:right w:val="single" w:color="auto" w:sz="4" w:space="0"/>
+            </w:tcBorders>
+            <w:shd w:val="clear" w:color="auto" w:fill="auto"/>
+            <w:tcMar>
+              <w:top w:w="100" w:type="dxa"/>
+              <w:left w:w="160" w:type="dxa"/>
+              <w:bottom w:w="100" w:type="dxa"/>
+              <w:right w:w="160" w:type="dxa"/>
+            </w:tcMar>
+            <w:vAlign w:val="center"/>
+          </w:tcPr>
+          <w:p>
+            <w:pPr>
+              <w:keepNext w:val="0"/>
+              <w:keepLines w:val="0"/>
+              <w:widowControl/>
+              <w:suppressLineNumbers w:val="0"/>
+              <w:spacing w:line="250" w:lineRule="atLeast"/>
+              <w:jc w:val="center"/>
+              <w:rPr>
+                <w:rFonts w:hint="default" w:ascii="Times New Roman" w:hAnsi="Times New Roman" w:eastAsia="宋体" w:cs="Times New Roman"/>
+                <w:i w:val="0"/>
+                <w:iCs w:val="0"/>
+                <w:caps w:val="0"/>
+                <w:color w:val="0F1115"/>
+                <w:spacing w:val="0"/>
+                <w:sz w:val="18"/>
+                <w:szCs w:val="18"/>
+              </w:rPr>
+            </w:pPr>
+            <w:r>
+              <w:rPr>
+                <w:rFonts w:hint="default" w:ascii="Times New Roman" w:hAnsi="Times New Roman" w:eastAsia="宋体" w:cs="Times New Roman"/>
+                <w:i w:val="0"/>
+                <w:iCs w:val="0"/>
+                <w:caps w:val="0"/>
+                <w:color w:val="0F1115"/>
+                <w:spacing w:val="0"/>
+                <w:kern w:val="0"/>
+                <w:sz w:val="18"/>
+                <w:szCs w:val="18"/>
+                <w:lang w:val="en-US" w:eastAsia="zh-CN" w:bidi="ar"/>
+              </w:rPr>
+              <w:t>库容管理</w:t>
+            </w:r>
+          </w:p>
+        </w:tc>
+        <w:tc>
+          <w:tcPr>
+            <w:tcW w:w="3512" w:type="pct"/>
+            <w:tcBorders>
+              <w:top w:val="single" w:color="auto" w:sz="4" w:space="0"/>
+              <w:left w:val="single" w:color="auto" w:sz="4" w:space="0"/>
+              <w:bottom w:val="single" w:color="auto" w:sz="4" w:space="0"/>
+              <w:right w:val="single" w:color="auto" w:sz="4" w:space="0"/>
+            </w:tcBorders>
+            <w:shd w:val="clear" w:color="auto" w:fill="auto"/>
+            <w:tcMar>
+              <w:top w:w="100" w:type="dxa"/>
+              <w:left w:w="160" w:type="dxa"/>
+              <w:bottom w:w="100" w:type="dxa"/>
+              <w:right w:w="0" w:type="dxa"/>
+            </w:tcMar>
+            <w:vAlign w:val="center"/>
+          </w:tcPr>
+          <w:p>
+            <w:pPr>
+              <w:keepNext w:val="0"/>
+              <w:keepLines w:val="0"/>
+              <w:widowControl/>
+              <w:suppressLineNumbers w:val="0"/>
+              <w:spacing w:line="250" w:lineRule="atLeast"/>
+              <w:jc w:val="center"/>
+              <w:rPr>
+                <w:rFonts w:hint="default" w:ascii="Times New Roman" w:hAnsi="Times New Roman" w:eastAsia="宋体" w:cs="Times New Roman"/>
+                <w:i w:val="0"/>
+                <w:iCs w:val="0"/>
+                <w:caps w:val="0"/>
+                <w:color w:val="0F1115"/>
+                <w:spacing w:val="0"/>
+                <w:sz w:val="18"/>
+                <w:szCs w:val="18"/>
+              </w:rPr>
+            </w:pPr>
+            <w:r>
+              <w:rPr>
+                <w:rFonts w:hint="default" w:ascii="Times New Roman" w:hAnsi="Times New Roman" w:eastAsia="宋体" w:cs="Times New Roman"/>
+                <w:i w:val="0"/>
+                <w:iCs w:val="0"/>
+                <w:caps w:val="0"/>
+                <w:color w:val="0F1115"/>
+                <w:spacing w:val="0"/>
+                <w:kern w:val="0"/>
+                <w:sz w:val="18"/>
+                <w:szCs w:val="18"/>
+                <w:lang w:val="en-US" w:eastAsia="zh-CN" w:bidi="ar"/>
+              </w:rPr>
+              <w:t>八格库容正常显示，库满时获取新刻印弹出舍弃选择</w:t>
+            </w:r>
+          </w:p>
+        </w:tc>
+      </w:tr>
+      <w:tr>
+        <w:tblPrEx>
+          <w:tblBorders>
+            <w:top w:val="none" w:color="auto" w:sz="0" w:space="0"/>
+            <w:left w:val="none" w:color="auto" w:sz="0" w:space="0"/>
+            <w:bottom w:val="none" w:color="auto" w:sz="0" w:space="0"/>
+            <w:right w:val="none" w:color="auto" w:sz="0" w:space="0"/>
+            <w:insideH w:val="none" w:color="auto" w:sz="0" w:space="0"/>
+            <w:insideV w:val="none" w:color="auto" w:sz="0" w:space="0"/>
+          </w:tblBorders>
+          <w:shd w:val="clear" w:color="auto" w:fill="FFFFFF"/>
+          <w:tblCellMar>
+            <w:top w:w="15" w:type="dxa"/>
+            <w:left w:w="15" w:type="dxa"/>
+            <w:bottom w:w="15" w:type="dxa"/>
+            <w:right w:w="15" w:type="dxa"/>
+          </w:tblCellMar>
+        </w:tblPrEx>
+        <w:tc>
+          <w:tcPr>
+            <w:tcW w:w="447" w:type="pct"/>
+            <w:tcBorders>
+              <w:top w:val="single" w:color="auto" w:sz="4" w:space="0"/>
+              <w:left w:val="single" w:color="auto" w:sz="4" w:space="0"/>
+              <w:bottom w:val="single" w:color="auto" w:sz="4" w:space="0"/>
+              <w:right w:val="single" w:color="auto" w:sz="4" w:space="0"/>
+            </w:tcBorders>
+            <w:shd w:val="clear" w:color="auto" w:fill="auto"/>
+            <w:tcMar>
+              <w:top w:w="100" w:type="dxa"/>
+              <w:left w:w="0" w:type="dxa"/>
+              <w:bottom w:w="100" w:type="dxa"/>
+              <w:right w:w="160" w:type="dxa"/>
+            </w:tcMar>
+            <w:vAlign w:val="center"/>
+          </w:tcPr>
+          <w:p>
+            <w:pPr>
+              <w:keepNext w:val="0"/>
+              <w:keepLines w:val="0"/>
+              <w:widowControl/>
+              <w:suppressLineNumbers w:val="0"/>
+              <w:spacing w:line="250" w:lineRule="atLeast"/>
+              <w:jc w:val="center"/>
+              <w:rPr>
+                <w:rFonts w:hint="default" w:ascii="Times New Roman" w:hAnsi="Times New Roman" w:eastAsia="宋体" w:cs="Times New Roman"/>
+                <w:i w:val="0"/>
+                <w:iCs w:val="0"/>
+                <w:caps w:val="0"/>
+                <w:color w:val="0F1115"/>
+                <w:spacing w:val="0"/>
+                <w:sz w:val="18"/>
+                <w:szCs w:val="18"/>
+              </w:rPr>
+            </w:pPr>
+            <w:r>
+              <w:rPr>
+                <w:rFonts w:hint="default" w:ascii="Times New Roman" w:hAnsi="Times New Roman" w:eastAsia="宋体" w:cs="Times New Roman"/>
+                <w:i w:val="0"/>
+                <w:iCs w:val="0"/>
+                <w:caps w:val="0"/>
+                <w:color w:val="0F1115"/>
+                <w:spacing w:val="0"/>
+                <w:kern w:val="0"/>
+                <w:sz w:val="18"/>
+                <w:szCs w:val="18"/>
+                <w:lang w:val="en-US" w:eastAsia="zh-CN" w:bidi="ar"/>
+              </w:rPr>
               <w:t>F-06</w:t>
             </w:r>
           </w:p>
@@ -29354,6 +29750,7 @@
             <w:insideH w:val="none" w:color="auto" w:sz="0" w:space="0"/>
             <w:insideV w:val="none" w:color="auto" w:sz="0" w:space="0"/>
           </w:tblBorders>
+          <w:shd w:val="clear" w:color="auto" w:fill="FFFFFF"/>
           <w:tblCellMar>
             <w:top w:w="15" w:type="dxa"/>
             <w:left w:w="15" w:type="dxa"/>
@@ -29715,6 +30112,7 @@
             <w:insideH w:val="none" w:color="auto" w:sz="0" w:space="0"/>
             <w:insideV w:val="none" w:color="auto" w:sz="0" w:space="0"/>
           </w:tblBorders>
+          <w:shd w:val="clear" w:color="auto" w:fill="FFFFFF"/>
           <w:tblCellMar>
             <w:top w:w="15" w:type="dxa"/>
             <w:left w:w="15" w:type="dxa"/>
@@ -29895,6 +30293,7 @@
             <w:insideH w:val="none" w:color="auto" w:sz="0" w:space="0"/>
             <w:insideV w:val="none" w:color="auto" w:sz="0" w:space="0"/>
           </w:tblBorders>
+          <w:shd w:val="clear" w:color="auto" w:fill="FFFFFF"/>
           <w:tblCellMar>
             <w:top w:w="15" w:type="dxa"/>
             <w:left w:w="15" w:type="dxa"/>
@@ -30075,6 +30474,7 @@
             <w:insideH w:val="none" w:color="auto" w:sz="0" w:space="0"/>
             <w:insideV w:val="none" w:color="auto" w:sz="0" w:space="0"/>
           </w:tblBorders>
+          <w:shd w:val="clear" w:color="auto" w:fill="FFFFFF"/>
           <w:tblCellMar>
             <w:top w:w="15" w:type="dxa"/>
             <w:left w:w="15" w:type="dxa"/>
@@ -30255,6 +30655,7 @@
             <w:insideH w:val="none" w:color="auto" w:sz="0" w:space="0"/>
             <w:insideV w:val="none" w:color="auto" w:sz="0" w:space="0"/>
           </w:tblBorders>
+          <w:shd w:val="clear" w:color="auto" w:fill="FFFFFF"/>
           <w:tblCellMar>
             <w:top w:w="15" w:type="dxa"/>
             <w:left w:w="15" w:type="dxa"/>
@@ -30435,6 +30836,7 @@
             <w:insideH w:val="none" w:color="auto" w:sz="0" w:space="0"/>
             <w:insideV w:val="none" w:color="auto" w:sz="0" w:space="0"/>
           </w:tblBorders>
+          <w:shd w:val="clear" w:color="auto" w:fill="FFFFFF"/>
           <w:tblCellMar>
             <w:top w:w="15" w:type="dxa"/>
             <w:left w:w="15" w:type="dxa"/>
@@ -30673,7 +31075,7 @@
           <w:szCs w:val="28"/>
         </w:rPr>
       </w:pPr>
-      <w:bookmarkStart w:id="41" w:name="_Toc21087"/>
+      <w:bookmarkStart w:id="41" w:name="_Toc30157"/>
       <w:r>
         <w:rPr>
           <w:rFonts w:hint="default" w:ascii="Times New Roman" w:hAnsi="Times New Roman" w:eastAsia="宋体" w:cs="Times New Roman"/>
@@ -31659,6 +32061,7 @@
             <w:insideH w:val="none" w:color="auto" w:sz="0" w:space="0"/>
             <w:insideV w:val="none" w:color="auto" w:sz="0" w:space="0"/>
           </w:tblBorders>
+          <w:shd w:val="clear" w:color="auto" w:fill="FFFFFF"/>
           <w:tblCellMar>
             <w:top w:w="15" w:type="dxa"/>
             <w:left w:w="15" w:type="dxa"/>
@@ -32090,7 +32493,7 @@
           <w:shd w:val="clear" w:fill="FFFFFF"/>
         </w:rPr>
       </w:pPr>
-      <w:bookmarkStart w:id="42" w:name="_Toc2765"/>
+      <w:bookmarkStart w:id="42" w:name="_Toc1186"/>
       <w:r>
         <w:rPr>
           <w:rFonts w:hint="default" w:ascii="Times New Roman" w:hAnsi="Times New Roman" w:eastAsia="宋体" w:cs="Times New Roman"/>
@@ -32140,7 +32543,7 @@
           <w:szCs w:val="28"/>
         </w:rPr>
       </w:pPr>
-      <w:bookmarkStart w:id="43" w:name="_Toc2304"/>
+      <w:bookmarkStart w:id="43" w:name="_Toc27766"/>
       <w:r>
         <w:rPr>
           <w:rFonts w:hint="default" w:ascii="Times New Roman" w:hAnsi="Times New Roman" w:eastAsia="宋体" w:cs="Times New Roman"/>
@@ -32360,6 +32763,7 @@
             <w:insideH w:val="none" w:color="auto" w:sz="0" w:space="0"/>
             <w:insideV w:val="none" w:color="auto" w:sz="0" w:space="0"/>
           </w:tblBorders>
+          <w:shd w:val="clear" w:color="auto" w:fill="FFFFFF"/>
           <w:tblCellMar>
             <w:top w:w="15" w:type="dxa"/>
             <w:left w:w="15" w:type="dxa"/>
@@ -32494,6 +32898,7 @@
             <w:insideH w:val="none" w:color="auto" w:sz="0" w:space="0"/>
             <w:insideV w:val="none" w:color="auto" w:sz="0" w:space="0"/>
           </w:tblBorders>
+          <w:shd w:val="clear" w:color="auto" w:fill="FFFFFF"/>
           <w:tblCellMar>
             <w:top w:w="15" w:type="dxa"/>
             <w:left w:w="15" w:type="dxa"/>
@@ -32762,6 +33167,7 @@
             <w:insideH w:val="none" w:color="auto" w:sz="0" w:space="0"/>
             <w:insideV w:val="none" w:color="auto" w:sz="0" w:space="0"/>
           </w:tblBorders>
+          <w:shd w:val="clear" w:color="auto" w:fill="FFFFFF"/>
           <w:tblCellMar>
             <w:top w:w="15" w:type="dxa"/>
             <w:left w:w="15" w:type="dxa"/>
@@ -32896,6 +33302,7 @@
             <w:insideH w:val="none" w:color="auto" w:sz="0" w:space="0"/>
             <w:insideV w:val="none" w:color="auto" w:sz="0" w:space="0"/>
           </w:tblBorders>
+          <w:shd w:val="clear" w:color="auto" w:fill="FFFFFF"/>
           <w:tblCellMar>
             <w:top w:w="15" w:type="dxa"/>
             <w:left w:w="15" w:type="dxa"/>
@@ -33566,7 +33973,6 @@
             <w:insideH w:val="none" w:color="auto" w:sz="0" w:space="0"/>
             <w:insideV w:val="none" w:color="auto" w:sz="0" w:space="0"/>
           </w:tblBorders>
-          <w:shd w:val="clear" w:color="auto" w:fill="FFFFFF"/>
           <w:tblCellMar>
             <w:top w:w="15" w:type="dxa"/>
             <w:left w:w="15" w:type="dxa"/>
@@ -33687,6 +34093,274 @@
                 <w:lang w:val="en-US" w:eastAsia="zh-CN" w:bidi="ar"/>
               </w:rPr>
               <w:t>将两枚刻印合并为一枚，压缩库容</w:t>
+            </w:r>
+          </w:p>
+        </w:tc>
+      </w:tr>
+      <w:tr>
+        <w:tblPrEx>
+          <w:tblBorders>
+            <w:top w:val="none" w:color="auto" w:sz="0" w:space="0"/>
+            <w:left w:val="none" w:color="auto" w:sz="0" w:space="0"/>
+            <w:bottom w:val="none" w:color="auto" w:sz="0" w:space="0"/>
+            <w:right w:val="none" w:color="auto" w:sz="0" w:space="0"/>
+            <w:insideH w:val="none" w:color="auto" w:sz="0" w:space="0"/>
+            <w:insideV w:val="none" w:color="auto" w:sz="0" w:space="0"/>
+          </w:tblBorders>
+          <w:tblCellMar>
+            <w:top w:w="15" w:type="dxa"/>
+            <w:left w:w="15" w:type="dxa"/>
+            <w:bottom w:w="15" w:type="dxa"/>
+            <w:right w:w="15" w:type="dxa"/>
+          </w:tblCellMar>
+        </w:tblPrEx>
+        <w:tc>
+          <w:tcPr>
+            <w:tcW w:w="790" w:type="pct"/>
+            <w:tcBorders>
+              <w:top w:val="single" w:color="auto" w:sz="4" w:space="0"/>
+              <w:left w:val="single" w:color="auto" w:sz="4" w:space="0"/>
+              <w:bottom w:val="single" w:color="auto" w:sz="4" w:space="0"/>
+              <w:right w:val="single" w:color="auto" w:sz="4" w:space="0"/>
+            </w:tcBorders>
+            <w:shd w:val="clear" w:color="auto" w:fill="auto"/>
+            <w:tcMar>
+              <w:top w:w="100" w:type="dxa"/>
+              <w:left w:w="0" w:type="dxa"/>
+              <w:bottom w:w="100" w:type="dxa"/>
+              <w:right w:w="160" w:type="dxa"/>
+            </w:tcMar>
+            <w:vAlign w:val="center"/>
+          </w:tcPr>
+          <w:p>
+            <w:pPr>
+              <w:keepNext w:val="0"/>
+              <w:keepLines w:val="0"/>
+              <w:widowControl/>
+              <w:suppressLineNumbers w:val="0"/>
+              <w:spacing w:line="250" w:lineRule="atLeast"/>
+              <w:jc w:val="center"/>
+              <w:rPr>
+                <w:rFonts w:hint="default" w:ascii="Times New Roman" w:hAnsi="Times New Roman" w:eastAsia="宋体" w:cs="Times New Roman"/>
+                <w:b w:val="0"/>
+                <w:bCs w:val="0"/>
+                <w:i w:val="0"/>
+                <w:iCs w:val="0"/>
+                <w:caps w:val="0"/>
+                <w:color w:val="0F1115"/>
+                <w:spacing w:val="0"/>
+                <w:kern w:val="0"/>
+                <w:sz w:val="18"/>
+                <w:szCs w:val="18"/>
+                <w:lang w:val="en-US" w:eastAsia="zh-CN" w:bidi="ar"/>
+              </w:rPr>
+            </w:pPr>
+            <w:r>
+              <w:rPr>
+                <w:rFonts w:hint="default" w:ascii="Times New Roman" w:hAnsi="Times New Roman" w:eastAsia="宋体" w:cs="Times New Roman"/>
+                <w:i w:val="0"/>
+                <w:iCs w:val="0"/>
+                <w:caps w:val="0"/>
+                <w:color w:val="0F1115"/>
+                <w:spacing w:val="0"/>
+                <w:kern w:val="0"/>
+                <w:sz w:val="18"/>
+                <w:szCs w:val="18"/>
+                <w:lang w:val="en-US" w:eastAsia="zh-CN" w:bidi="ar"/>
+              </w:rPr>
+              <w:t>信息素</w:t>
+            </w:r>
+          </w:p>
+        </w:tc>
+        <w:tc>
+          <w:tcPr>
+            <w:tcW w:w="4209" w:type="pct"/>
+            <w:tcBorders>
+              <w:top w:val="single" w:color="auto" w:sz="4" w:space="0"/>
+              <w:left w:val="single" w:color="auto" w:sz="4" w:space="0"/>
+              <w:bottom w:val="single" w:color="auto" w:sz="4" w:space="0"/>
+              <w:right w:val="single" w:color="auto" w:sz="4" w:space="0"/>
+            </w:tcBorders>
+            <w:shd w:val="clear" w:color="auto" w:fill="auto"/>
+            <w:tcMar>
+              <w:top w:w="100" w:type="dxa"/>
+              <w:left w:w="160" w:type="dxa"/>
+              <w:bottom w:w="100" w:type="dxa"/>
+              <w:right w:w="0" w:type="dxa"/>
+            </w:tcMar>
+            <w:vAlign w:val="center"/>
+          </w:tcPr>
+          <w:p>
+            <w:pPr>
+              <w:keepNext w:val="0"/>
+              <w:keepLines w:val="0"/>
+              <w:widowControl/>
+              <w:suppressLineNumbers w:val="0"/>
+              <w:spacing w:line="250" w:lineRule="atLeast"/>
+              <w:jc w:val="center"/>
+              <w:rPr>
+                <w:rFonts w:hint="default" w:ascii="Times New Roman" w:hAnsi="Times New Roman" w:eastAsia="宋体" w:cs="Times New Roman"/>
+                <w:b w:val="0"/>
+                <w:bCs w:val="0"/>
+                <w:i w:val="0"/>
+                <w:iCs w:val="0"/>
+                <w:caps w:val="0"/>
+                <w:color w:val="0F1115"/>
+                <w:spacing w:val="0"/>
+                <w:kern w:val="0"/>
+                <w:sz w:val="18"/>
+                <w:szCs w:val="18"/>
+                <w:lang w:val="en-US" w:eastAsia="zh-CN" w:bidi="ar"/>
+              </w:rPr>
+            </w:pPr>
+            <w:r>
+              <w:rPr>
+                <w:rFonts w:hint="default" w:ascii="Times New Roman" w:hAnsi="Times New Roman" w:eastAsia="宋体" w:cs="Times New Roman"/>
+                <w:i w:val="0"/>
+                <w:iCs w:val="0"/>
+                <w:caps w:val="0"/>
+                <w:color w:val="0F1115"/>
+                <w:spacing w:val="0"/>
+                <w:kern w:val="0"/>
+                <w:sz w:val="18"/>
+                <w:szCs w:val="18"/>
+                <w:lang w:val="en-US" w:eastAsia="zh-CN" w:bidi="ar"/>
+              </w:rPr>
+              <w:t>敌人死亡时留下，引导后续敌人配置</w:t>
+            </w:r>
+          </w:p>
+        </w:tc>
+      </w:tr>
+      <w:tr>
+        <w:tblPrEx>
+          <w:tblBorders>
+            <w:top w:val="none" w:color="auto" w:sz="0" w:space="0"/>
+            <w:left w:val="none" w:color="auto" w:sz="0" w:space="0"/>
+            <w:bottom w:val="none" w:color="auto" w:sz="0" w:space="0"/>
+            <w:right w:val="none" w:color="auto" w:sz="0" w:space="0"/>
+            <w:insideH w:val="none" w:color="auto" w:sz="0" w:space="0"/>
+            <w:insideV w:val="none" w:color="auto" w:sz="0" w:space="0"/>
+          </w:tblBorders>
+          <w:tblCellMar>
+            <w:top w:w="15" w:type="dxa"/>
+            <w:left w:w="15" w:type="dxa"/>
+            <w:bottom w:w="15" w:type="dxa"/>
+            <w:right w:w="15" w:type="dxa"/>
+          </w:tblCellMar>
+        </w:tblPrEx>
+        <w:tc>
+          <w:tcPr>
+            <w:tcW w:w="790" w:type="pct"/>
+            <w:tcBorders>
+              <w:top w:val="single" w:color="auto" w:sz="4" w:space="0"/>
+              <w:left w:val="single" w:color="auto" w:sz="4" w:space="0"/>
+              <w:bottom w:val="single" w:color="auto" w:sz="4" w:space="0"/>
+              <w:right w:val="single" w:color="auto" w:sz="4" w:space="0"/>
+            </w:tcBorders>
+            <w:shd w:val="clear" w:color="auto" w:fill="auto"/>
+            <w:tcMar>
+              <w:top w:w="100" w:type="dxa"/>
+              <w:left w:w="0" w:type="dxa"/>
+              <w:bottom w:w="100" w:type="dxa"/>
+              <w:right w:w="160" w:type="dxa"/>
+            </w:tcMar>
+            <w:vAlign w:val="center"/>
+          </w:tcPr>
+          <w:p>
+            <w:pPr>
+              <w:keepNext w:val="0"/>
+              <w:keepLines w:val="0"/>
+              <w:widowControl/>
+              <w:suppressLineNumbers w:val="0"/>
+              <w:spacing w:line="250" w:lineRule="atLeast"/>
+              <w:jc w:val="center"/>
+              <w:rPr>
+                <w:rFonts w:hint="default" w:ascii="Times New Roman" w:hAnsi="Times New Roman" w:eastAsia="宋体" w:cs="Times New Roman"/>
+                <w:b w:val="0"/>
+                <w:bCs w:val="0"/>
+                <w:i w:val="0"/>
+                <w:iCs w:val="0"/>
+                <w:caps w:val="0"/>
+                <w:color w:val="0F1115"/>
+                <w:spacing w:val="0"/>
+                <w:kern w:val="0"/>
+                <w:sz w:val="18"/>
+                <w:szCs w:val="18"/>
+                <w:lang w:val="en-US" w:eastAsia="zh-CN" w:bidi="ar"/>
+              </w:rPr>
+            </w:pPr>
+            <w:r>
+              <w:rPr>
+                <w:rFonts w:hint="default" w:ascii="Times New Roman" w:hAnsi="Times New Roman" w:eastAsia="宋体" w:cs="Times New Roman"/>
+                <w:i w:val="0"/>
+                <w:iCs w:val="0"/>
+                <w:caps w:val="0"/>
+                <w:color w:val="0F1115"/>
+                <w:spacing w:val="0"/>
+                <w:kern w:val="0"/>
+                <w:sz w:val="18"/>
+                <w:szCs w:val="18"/>
+                <w:lang w:val="en-US" w:eastAsia="zh-CN" w:bidi="ar"/>
+              </w:rPr>
+              <w:t>残响</w:t>
+            </w:r>
+          </w:p>
+        </w:tc>
+        <w:tc>
+          <w:tcPr>
+            <w:tcW w:w="4209" w:type="pct"/>
+            <w:tcBorders>
+              <w:top w:val="single" w:color="auto" w:sz="4" w:space="0"/>
+              <w:left w:val="single" w:color="auto" w:sz="4" w:space="0"/>
+              <w:bottom w:val="single" w:color="auto" w:sz="4" w:space="0"/>
+              <w:right w:val="single" w:color="auto" w:sz="4" w:space="0"/>
+            </w:tcBorders>
+            <w:shd w:val="clear" w:color="auto" w:fill="auto"/>
+            <w:tcMar>
+              <w:top w:w="100" w:type="dxa"/>
+              <w:left w:w="160" w:type="dxa"/>
+              <w:bottom w:w="100" w:type="dxa"/>
+              <w:right w:w="0" w:type="dxa"/>
+            </w:tcMar>
+            <w:vAlign w:val="center"/>
+          </w:tcPr>
+          <w:p>
+            <w:pPr>
+              <w:keepNext w:val="0"/>
+              <w:keepLines w:val="0"/>
+              <w:widowControl/>
+              <w:suppressLineNumbers w:val="0"/>
+              <w:spacing w:line="250" w:lineRule="atLeast"/>
+              <w:jc w:val="center"/>
+              <w:rPr>
+                <w:rFonts w:hint="default" w:ascii="Times New Roman" w:hAnsi="Times New Roman" w:eastAsia="宋体" w:cs="Times New Roman"/>
+                <w:b w:val="0"/>
+                <w:bCs w:val="0"/>
+                <w:i w:val="0"/>
+                <w:iCs w:val="0"/>
+                <w:caps w:val="0"/>
+                <w:color w:val="0F1115"/>
+                <w:spacing w:val="0"/>
+                <w:kern w:val="0"/>
+                <w:sz w:val="18"/>
+                <w:szCs w:val="18"/>
+                <w:lang w:val="en-US" w:eastAsia="zh-CN" w:bidi="ar"/>
+              </w:rPr>
+            </w:pPr>
+            <w:r>
+              <w:rPr>
+                <w:rFonts w:hint="default" w:ascii="Times New Roman" w:hAnsi="Times New Roman" w:eastAsia="宋体" w:cs="Times New Roman"/>
+                <w:i w:val="0"/>
+                <w:iCs w:val="0"/>
+                <w:caps w:val="0"/>
+                <w:color w:val="0F1115"/>
+                <w:spacing w:val="0"/>
+                <w:kern w:val="0"/>
+                <w:sz w:val="18"/>
+                <w:szCs w:val="18"/>
+                <w:lang w:val="en-US" w:eastAsia="zh-CN" w:bidi="ar"/>
+              </w:rPr>
+              <w:t>舍弃刻印后录入图鉴，用于跨局解锁</w:t>
             </w:r>
           </w:p>
         </w:tc>
@@ -33737,274 +34411,6 @@
               <w:jc w:val="center"/>
               <w:rPr>
                 <w:rFonts w:hint="default" w:ascii="Times New Roman" w:hAnsi="Times New Roman" w:eastAsia="宋体" w:cs="Times New Roman"/>
-                <w:b w:val="0"/>
-                <w:bCs w:val="0"/>
-                <w:i w:val="0"/>
-                <w:iCs w:val="0"/>
-                <w:caps w:val="0"/>
-                <w:color w:val="0F1115"/>
-                <w:spacing w:val="0"/>
-                <w:kern w:val="0"/>
-                <w:sz w:val="18"/>
-                <w:szCs w:val="18"/>
-                <w:lang w:val="en-US" w:eastAsia="zh-CN" w:bidi="ar"/>
-              </w:rPr>
-            </w:pPr>
-            <w:r>
-              <w:rPr>
-                <w:rFonts w:hint="default" w:ascii="Times New Roman" w:hAnsi="Times New Roman" w:eastAsia="宋体" w:cs="Times New Roman"/>
-                <w:i w:val="0"/>
-                <w:iCs w:val="0"/>
-                <w:caps w:val="0"/>
-                <w:color w:val="0F1115"/>
-                <w:spacing w:val="0"/>
-                <w:kern w:val="0"/>
-                <w:sz w:val="18"/>
-                <w:szCs w:val="18"/>
-                <w:lang w:val="en-US" w:eastAsia="zh-CN" w:bidi="ar"/>
-              </w:rPr>
-              <w:t>信息素</w:t>
-            </w:r>
-          </w:p>
-        </w:tc>
-        <w:tc>
-          <w:tcPr>
-            <w:tcW w:w="4209" w:type="pct"/>
-            <w:tcBorders>
-              <w:top w:val="single" w:color="auto" w:sz="4" w:space="0"/>
-              <w:left w:val="single" w:color="auto" w:sz="4" w:space="0"/>
-              <w:bottom w:val="single" w:color="auto" w:sz="4" w:space="0"/>
-              <w:right w:val="single" w:color="auto" w:sz="4" w:space="0"/>
-            </w:tcBorders>
-            <w:shd w:val="clear" w:color="auto" w:fill="auto"/>
-            <w:tcMar>
-              <w:top w:w="100" w:type="dxa"/>
-              <w:left w:w="160" w:type="dxa"/>
-              <w:bottom w:w="100" w:type="dxa"/>
-              <w:right w:w="0" w:type="dxa"/>
-            </w:tcMar>
-            <w:vAlign w:val="center"/>
-          </w:tcPr>
-          <w:p>
-            <w:pPr>
-              <w:keepNext w:val="0"/>
-              <w:keepLines w:val="0"/>
-              <w:widowControl/>
-              <w:suppressLineNumbers w:val="0"/>
-              <w:spacing w:line="250" w:lineRule="atLeast"/>
-              <w:jc w:val="center"/>
-              <w:rPr>
-                <w:rFonts w:hint="default" w:ascii="Times New Roman" w:hAnsi="Times New Roman" w:eastAsia="宋体" w:cs="Times New Roman"/>
-                <w:b w:val="0"/>
-                <w:bCs w:val="0"/>
-                <w:i w:val="0"/>
-                <w:iCs w:val="0"/>
-                <w:caps w:val="0"/>
-                <w:color w:val="0F1115"/>
-                <w:spacing w:val="0"/>
-                <w:kern w:val="0"/>
-                <w:sz w:val="18"/>
-                <w:szCs w:val="18"/>
-                <w:lang w:val="en-US" w:eastAsia="zh-CN" w:bidi="ar"/>
-              </w:rPr>
-            </w:pPr>
-            <w:r>
-              <w:rPr>
-                <w:rFonts w:hint="default" w:ascii="Times New Roman" w:hAnsi="Times New Roman" w:eastAsia="宋体" w:cs="Times New Roman"/>
-                <w:i w:val="0"/>
-                <w:iCs w:val="0"/>
-                <w:caps w:val="0"/>
-                <w:color w:val="0F1115"/>
-                <w:spacing w:val="0"/>
-                <w:kern w:val="0"/>
-                <w:sz w:val="18"/>
-                <w:szCs w:val="18"/>
-                <w:lang w:val="en-US" w:eastAsia="zh-CN" w:bidi="ar"/>
-              </w:rPr>
-              <w:t>敌人死亡时留下，引导后续敌人配置</w:t>
-            </w:r>
-          </w:p>
-        </w:tc>
-      </w:tr>
-      <w:tr>
-        <w:tblPrEx>
-          <w:tblBorders>
-            <w:top w:val="none" w:color="auto" w:sz="0" w:space="0"/>
-            <w:left w:val="none" w:color="auto" w:sz="0" w:space="0"/>
-            <w:bottom w:val="none" w:color="auto" w:sz="0" w:space="0"/>
-            <w:right w:val="none" w:color="auto" w:sz="0" w:space="0"/>
-            <w:insideH w:val="none" w:color="auto" w:sz="0" w:space="0"/>
-            <w:insideV w:val="none" w:color="auto" w:sz="0" w:space="0"/>
-          </w:tblBorders>
-          <w:tblCellMar>
-            <w:top w:w="15" w:type="dxa"/>
-            <w:left w:w="15" w:type="dxa"/>
-            <w:bottom w:w="15" w:type="dxa"/>
-            <w:right w:w="15" w:type="dxa"/>
-          </w:tblCellMar>
-        </w:tblPrEx>
-        <w:tc>
-          <w:tcPr>
-            <w:tcW w:w="790" w:type="pct"/>
-            <w:tcBorders>
-              <w:top w:val="single" w:color="auto" w:sz="4" w:space="0"/>
-              <w:left w:val="single" w:color="auto" w:sz="4" w:space="0"/>
-              <w:bottom w:val="single" w:color="auto" w:sz="4" w:space="0"/>
-              <w:right w:val="single" w:color="auto" w:sz="4" w:space="0"/>
-            </w:tcBorders>
-            <w:shd w:val="clear" w:color="auto" w:fill="auto"/>
-            <w:tcMar>
-              <w:top w:w="100" w:type="dxa"/>
-              <w:left w:w="0" w:type="dxa"/>
-              <w:bottom w:w="100" w:type="dxa"/>
-              <w:right w:w="160" w:type="dxa"/>
-            </w:tcMar>
-            <w:vAlign w:val="center"/>
-          </w:tcPr>
-          <w:p>
-            <w:pPr>
-              <w:keepNext w:val="0"/>
-              <w:keepLines w:val="0"/>
-              <w:widowControl/>
-              <w:suppressLineNumbers w:val="0"/>
-              <w:spacing w:line="250" w:lineRule="atLeast"/>
-              <w:jc w:val="center"/>
-              <w:rPr>
-                <w:rFonts w:hint="default" w:ascii="Times New Roman" w:hAnsi="Times New Roman" w:eastAsia="宋体" w:cs="Times New Roman"/>
-                <w:b w:val="0"/>
-                <w:bCs w:val="0"/>
-                <w:i w:val="0"/>
-                <w:iCs w:val="0"/>
-                <w:caps w:val="0"/>
-                <w:color w:val="0F1115"/>
-                <w:spacing w:val="0"/>
-                <w:kern w:val="0"/>
-                <w:sz w:val="18"/>
-                <w:szCs w:val="18"/>
-                <w:lang w:val="en-US" w:eastAsia="zh-CN" w:bidi="ar"/>
-              </w:rPr>
-            </w:pPr>
-            <w:r>
-              <w:rPr>
-                <w:rFonts w:hint="default" w:ascii="Times New Roman" w:hAnsi="Times New Roman" w:eastAsia="宋体" w:cs="Times New Roman"/>
-                <w:i w:val="0"/>
-                <w:iCs w:val="0"/>
-                <w:caps w:val="0"/>
-                <w:color w:val="0F1115"/>
-                <w:spacing w:val="0"/>
-                <w:kern w:val="0"/>
-                <w:sz w:val="18"/>
-                <w:szCs w:val="18"/>
-                <w:lang w:val="en-US" w:eastAsia="zh-CN" w:bidi="ar"/>
-              </w:rPr>
-              <w:t>残响</w:t>
-            </w:r>
-          </w:p>
-        </w:tc>
-        <w:tc>
-          <w:tcPr>
-            <w:tcW w:w="4209" w:type="pct"/>
-            <w:tcBorders>
-              <w:top w:val="single" w:color="auto" w:sz="4" w:space="0"/>
-              <w:left w:val="single" w:color="auto" w:sz="4" w:space="0"/>
-              <w:bottom w:val="single" w:color="auto" w:sz="4" w:space="0"/>
-              <w:right w:val="single" w:color="auto" w:sz="4" w:space="0"/>
-            </w:tcBorders>
-            <w:shd w:val="clear" w:color="auto" w:fill="auto"/>
-            <w:tcMar>
-              <w:top w:w="100" w:type="dxa"/>
-              <w:left w:w="160" w:type="dxa"/>
-              <w:bottom w:w="100" w:type="dxa"/>
-              <w:right w:w="0" w:type="dxa"/>
-            </w:tcMar>
-            <w:vAlign w:val="center"/>
-          </w:tcPr>
-          <w:p>
-            <w:pPr>
-              <w:keepNext w:val="0"/>
-              <w:keepLines w:val="0"/>
-              <w:widowControl/>
-              <w:suppressLineNumbers w:val="0"/>
-              <w:spacing w:line="250" w:lineRule="atLeast"/>
-              <w:jc w:val="center"/>
-              <w:rPr>
-                <w:rFonts w:hint="default" w:ascii="Times New Roman" w:hAnsi="Times New Roman" w:eastAsia="宋体" w:cs="Times New Roman"/>
-                <w:b w:val="0"/>
-                <w:bCs w:val="0"/>
-                <w:i w:val="0"/>
-                <w:iCs w:val="0"/>
-                <w:caps w:val="0"/>
-                <w:color w:val="0F1115"/>
-                <w:spacing w:val="0"/>
-                <w:kern w:val="0"/>
-                <w:sz w:val="18"/>
-                <w:szCs w:val="18"/>
-                <w:lang w:val="en-US" w:eastAsia="zh-CN" w:bidi="ar"/>
-              </w:rPr>
-            </w:pPr>
-            <w:r>
-              <w:rPr>
-                <w:rFonts w:hint="default" w:ascii="Times New Roman" w:hAnsi="Times New Roman" w:eastAsia="宋体" w:cs="Times New Roman"/>
-                <w:i w:val="0"/>
-                <w:iCs w:val="0"/>
-                <w:caps w:val="0"/>
-                <w:color w:val="0F1115"/>
-                <w:spacing w:val="0"/>
-                <w:kern w:val="0"/>
-                <w:sz w:val="18"/>
-                <w:szCs w:val="18"/>
-                <w:lang w:val="en-US" w:eastAsia="zh-CN" w:bidi="ar"/>
-              </w:rPr>
-              <w:t>舍弃刻印后录入图鉴，用于跨局解锁</w:t>
-            </w:r>
-          </w:p>
-        </w:tc>
-      </w:tr>
-      <w:tr>
-        <w:tblPrEx>
-          <w:tblBorders>
-            <w:top w:val="none" w:color="auto" w:sz="0" w:space="0"/>
-            <w:left w:val="none" w:color="auto" w:sz="0" w:space="0"/>
-            <w:bottom w:val="none" w:color="auto" w:sz="0" w:space="0"/>
-            <w:right w:val="none" w:color="auto" w:sz="0" w:space="0"/>
-            <w:insideH w:val="none" w:color="auto" w:sz="0" w:space="0"/>
-            <w:insideV w:val="none" w:color="auto" w:sz="0" w:space="0"/>
-          </w:tblBorders>
-          <w:tblCellMar>
-            <w:top w:w="15" w:type="dxa"/>
-            <w:left w:w="15" w:type="dxa"/>
-            <w:bottom w:w="15" w:type="dxa"/>
-            <w:right w:w="15" w:type="dxa"/>
-          </w:tblCellMar>
-        </w:tblPrEx>
-        <w:tc>
-          <w:tcPr>
-            <w:tcW w:w="790" w:type="pct"/>
-            <w:tcBorders>
-              <w:top w:val="single" w:color="auto" w:sz="4" w:space="0"/>
-              <w:left w:val="single" w:color="auto" w:sz="4" w:space="0"/>
-              <w:bottom w:val="single" w:color="auto" w:sz="4" w:space="0"/>
-              <w:right w:val="single" w:color="auto" w:sz="4" w:space="0"/>
-            </w:tcBorders>
-            <w:shd w:val="clear" w:color="auto" w:fill="auto"/>
-            <w:tcMar>
-              <w:top w:w="100" w:type="dxa"/>
-              <w:left w:w="0" w:type="dxa"/>
-              <w:bottom w:w="100" w:type="dxa"/>
-              <w:right w:w="160" w:type="dxa"/>
-            </w:tcMar>
-            <w:vAlign w:val="center"/>
-          </w:tcPr>
-          <w:p>
-            <w:pPr>
-              <w:keepNext w:val="0"/>
-              <w:keepLines w:val="0"/>
-              <w:widowControl/>
-              <w:suppressLineNumbers w:val="0"/>
-              <w:spacing w:line="250" w:lineRule="atLeast"/>
-              <w:jc w:val="center"/>
-              <w:rPr>
-                <w:rFonts w:hint="default" w:ascii="Times New Roman" w:hAnsi="Times New Roman" w:eastAsia="宋体" w:cs="Times New Roman"/>
                 <w:i w:val="0"/>
                 <w:iCs w:val="0"/>
                 <w:caps w:val="0"/>
@@ -34153,7 +34559,7 @@
           <w:szCs w:val="28"/>
         </w:rPr>
       </w:pPr>
-      <w:bookmarkStart w:id="44" w:name="_Toc16796"/>
+      <w:bookmarkStart w:id="44" w:name="_Toc27763"/>
       <w:r>
         <w:rPr>
           <w:rFonts w:hint="default" w:ascii="Times New Roman" w:hAnsi="Times New Roman" w:eastAsia="宋体" w:cs="Times New Roman"/>
@@ -34248,7 +34654,7 @@
           <w:lang w:val="en-US"/>
         </w:rPr>
       </w:pPr>
-      <w:bookmarkStart w:id="45" w:name="_Toc16670"/>
+      <w:bookmarkStart w:id="45" w:name="_Toc10432"/>
       <w:r>
         <w:rPr>
           <w:rFonts w:hint="eastAsia" w:ascii="Times New Roman" w:hAnsi="Times New Roman" w:cs="Times New Roman"/>
@@ -34468,7 +34874,7 @@
           <w:lang w:val="en-US" w:eastAsia="zh-CN"/>
         </w:rPr>
       </w:pPr>
-      <w:bookmarkStart w:id="46" w:name="_Toc15819"/>
+      <w:bookmarkStart w:id="46" w:name="_Toc22266"/>
       <w:r>
         <w:rPr>
           <w:rFonts w:hint="eastAsia" w:ascii="Times New Roman" w:hAnsi="Times New Roman" w:cs="Times New Roman"/>
@@ -34676,7 +35082,7 @@
           <w:lang w:val="en-US" w:eastAsia="zh-CN"/>
         </w:rPr>
       </w:pPr>
-      <w:bookmarkStart w:id="47" w:name="_Toc12439"/>
+      <w:bookmarkStart w:id="47" w:name="_Toc6940"/>
       <w:r>
         <w:rPr>
           <w:rFonts w:hint="eastAsia" w:ascii="Times New Roman" w:hAnsi="Times New Roman" w:cs="Times New Roman"/>
@@ -34882,7 +35288,7 @@
           <w:lang w:val="en-US"/>
         </w:rPr>
       </w:pPr>
-      <w:bookmarkStart w:id="48" w:name="_Toc20070"/>
+      <w:bookmarkStart w:id="48" w:name="_Toc14777"/>
       <w:r>
         <w:rPr>
           <w:rFonts w:hint="default" w:ascii="Times New Roman" w:hAnsi="Times New Roman" w:eastAsia="宋体" w:cs="Times New Roman"/>
@@ -35011,7 +35417,7 @@
           <w:lang w:val="en-US"/>
         </w:rPr>
       </w:pPr>
-      <w:bookmarkStart w:id="49" w:name="_Toc16466"/>
+      <w:bookmarkStart w:id="49" w:name="_Toc22152"/>
       <w:r>
         <w:rPr>
           <w:rFonts w:hint="default" w:ascii="Times New Roman" w:hAnsi="Times New Roman" w:eastAsia="宋体" w:cs="Times New Roman"/>
@@ -35102,6 +35508,95 @@
           <w:szCs w:val="24"/>
         </w:rPr>
       </w:pPr>
+    </w:p>
+    <w:p>
+      <w:pPr>
+        <w:keepNext w:val="0"/>
+        <w:keepLines w:val="0"/>
+        <w:pageBreakBefore w:val="0"/>
+        <w:widowControl/>
+        <w:suppressLineNumbers w:val="0"/>
+        <w:shd w:val="clear" w:fill="FFFFFF"/>
+        <w:kinsoku/>
+        <w:wordWrap w:val="0"/>
+        <w:overflowPunct/>
+        <w:topLinePunct w:val="0"/>
+        <w:autoSpaceDE/>
+        <w:autoSpaceDN/>
+        <w:bidi w:val="0"/>
+        <w:adjustRightInd/>
+        <w:snapToGrid/>
+        <w:spacing w:before="0" w:beforeAutospacing="0" w:after="0" w:afterAutospacing="0" w:line="240" w:lineRule="auto"/>
+        <w:ind w:right="0"/>
+        <w:textAlignment w:val="auto"/>
+        <w:outlineLvl w:val="2"/>
+        <w:rPr>
+          <w:rFonts w:hint="default" w:ascii="Times New Roman" w:hAnsi="Times New Roman" w:eastAsia="宋体" w:cs="Times New Roman"/>
+          <w:b/>
+          <w:bCs/>
+          <w:caps w:val="0"/>
+          <w:color w:val="0F1115"/>
+          <w:spacing w:val="0"/>
+          <w:sz w:val="24"/>
+          <w:szCs w:val="24"/>
+          <w:lang w:val="en-US"/>
+        </w:rPr>
+      </w:pPr>
+      <w:bookmarkStart w:id="50" w:name="_Toc10515"/>
+      <w:r>
+        <w:rPr>
+          <w:rFonts w:hint="default" w:ascii="Times New Roman" w:hAnsi="Times New Roman" w:eastAsia="宋体" w:cs="Times New Roman"/>
+          <w:b/>
+          <w:bCs/>
+          <w:caps w:val="0"/>
+          <w:color w:val="0F1115"/>
+          <w:spacing w:val="0"/>
+          <w:sz w:val="24"/>
+          <w:szCs w:val="24"/>
+          <w:lang w:val="en-US"/>
+        </w:rPr>
+        <w:t>8.2.6.变位影响本位的三层优先级设计</w:t>
+      </w:r>
+      <w:bookmarkEnd w:id="50"/>
+    </w:p>
+    <w:p>
+      <w:pPr>
+        <w:keepNext w:val="0"/>
+        <w:keepLines w:val="0"/>
+        <w:pageBreakBefore w:val="0"/>
+        <w:widowControl w:val="0"/>
+        <w:numPr>
+          <w:ilvl w:val="0"/>
+          <w:numId w:val="0"/>
+        </w:numPr>
+        <w:kinsoku/>
+        <w:wordWrap w:val="0"/>
+        <w:overflowPunct/>
+        <w:topLinePunct w:val="0"/>
+        <w:autoSpaceDE/>
+        <w:autoSpaceDN/>
+        <w:bidi w:val="0"/>
+        <w:adjustRightInd/>
+        <w:snapToGrid/>
+        <w:spacing w:line="240" w:lineRule="auto"/>
+        <w:ind w:leftChars="0" w:firstLine="420" w:firstLineChars="0"/>
+        <w:textAlignment w:val="auto"/>
+        <w:rPr>
+          <w:rFonts w:hint="eastAsia" w:ascii="Times New Roman" w:hAnsi="Times New Roman" w:eastAsia="宋体" w:cs="Times New Roman"/>
+          <w:sz w:val="24"/>
+          <w:szCs w:val="24"/>
+          <w:lang w:val="en-US" w:eastAsia="zh-CN"/>
+        </w:rPr>
+      </w:pPr>
+      <w:r>
+        <w:rPr>
+          <w:rFonts w:hint="eastAsia" w:ascii="Times New Roman" w:hAnsi="Times New Roman" w:eastAsia="宋体" w:cs="Times New Roman"/>
+          <w:sz w:val="24"/>
+          <w:szCs w:val="24"/>
+          <w:lang w:val="en-US" w:eastAsia="zh-CN"/>
+        </w:rPr>
+        <w:t>变位对本位的影响遵循三层优先级设计。第一优先为数据修改，变位通过修改 FBaseEventContext 中的数值字段（如伤害倍率、投射物数量、速度倍率、投射物类覆盖等）影响本位的执行结果，覆盖约 80% 的变位需求，本位只读取 Context 数据，完全不知道变位的存在。第二优先为事件挂载增量逻辑，变位通过监听本位广播的事件（OnCast、OnHit、OnFinish 等），在 OnEventReceived 中执行额外逻辑（如命中后挂 DOT、触发爆炸、播放特效等），覆盖约 15% 的变位需求。第三优先为管理层覆盖，在极少数需要完全改变本位行为的情况下（约 5%），由 UGlyphInventoryComponent 在 ExecuteSlot 中判断是否由变位接管执行。设计原则是：本位不持有变位引用且不预留逻辑分支；变位通过修改数据或响应事件来影响本位，不直接调用本位内部函数；管理层负责路由决策但不参与业务逻辑；第三优先当前阶段暂不实现，待后续有真实需求时再根据实际案例引入合适的结构（阶段划分或链式结构）。</w:t>
+      </w:r>
     </w:p>
     <w:sectPr>
       <w:footerReference r:id="rId3" w:type="default"/>

--- a/GDD.docx
+++ b/GDD.docx
@@ -1126,6 +1126,8 @@
             <w:jc w:val="center"/>
             <w:textAlignment w:val="auto"/>
           </w:pPr>
+          <w:bookmarkStart w:id="53" w:name="_GoBack"/>
+          <w:bookmarkEnd w:id="53"/>
           <w:r>
             <w:rPr>
               <w:rFonts w:ascii="宋体" w:hAnsi="宋体" w:eastAsia="宋体"/>
@@ -1154,7 +1156,7 @@
             <w:fldChar w:fldCharType="begin"/>
           </w:r>
           <w:r>
-            <w:instrText xml:space="preserve"> HYPERLINK \l _Toc8529 </w:instrText>
+            <w:instrText xml:space="preserve"> HYPERLINK \l _Toc10381 </w:instrText>
           </w:r>
           <w:r>
             <w:fldChar w:fldCharType="separate"/>
@@ -1174,7 +1176,7 @@
             <w:fldChar w:fldCharType="begin"/>
           </w:r>
           <w:r>
-            <w:instrText xml:space="preserve"> PAGEREF _Toc8529 \h </w:instrText>
+            <w:instrText xml:space="preserve"> PAGEREF _Toc10381 \h </w:instrText>
           </w:r>
           <w:r>
             <w:fldChar w:fldCharType="separate"/>
@@ -1200,7 +1202,7 @@
             <w:fldChar w:fldCharType="begin"/>
           </w:r>
           <w:r>
-            <w:instrText xml:space="preserve"> HYPERLINK \l _Toc6707 </w:instrText>
+            <w:instrText xml:space="preserve"> HYPERLINK \l _Toc2339 </w:instrText>
           </w:r>
           <w:r>
             <w:fldChar w:fldCharType="separate"/>
@@ -1237,7 +1239,7 @@
             <w:fldChar w:fldCharType="begin"/>
           </w:r>
           <w:r>
-            <w:instrText xml:space="preserve"> PAGEREF _Toc6707 \h </w:instrText>
+            <w:instrText xml:space="preserve"> PAGEREF _Toc2339 \h </w:instrText>
           </w:r>
           <w:r>
             <w:fldChar w:fldCharType="separate"/>
@@ -1263,7 +1265,7 @@
             <w:fldChar w:fldCharType="begin"/>
           </w:r>
           <w:r>
-            <w:instrText xml:space="preserve"> HYPERLINK \l _Toc17343 </w:instrText>
+            <w:instrText xml:space="preserve"> HYPERLINK \l _Toc24978 </w:instrText>
           </w:r>
           <w:r>
             <w:fldChar w:fldCharType="separate"/>
@@ -1300,7 +1302,7 @@
             <w:fldChar w:fldCharType="begin"/>
           </w:r>
           <w:r>
-            <w:instrText xml:space="preserve"> PAGEREF _Toc17343 \h </w:instrText>
+            <w:instrText xml:space="preserve"> PAGEREF _Toc24978 \h </w:instrText>
           </w:r>
           <w:r>
             <w:fldChar w:fldCharType="separate"/>
@@ -1326,7 +1328,7 @@
             <w:fldChar w:fldCharType="begin"/>
           </w:r>
           <w:r>
-            <w:instrText xml:space="preserve"> HYPERLINK \l _Toc15795 </w:instrText>
+            <w:instrText xml:space="preserve"> HYPERLINK \l _Toc31398 </w:instrText>
           </w:r>
           <w:r>
             <w:fldChar w:fldCharType="separate"/>
@@ -1363,7 +1365,7 @@
             <w:fldChar w:fldCharType="begin"/>
           </w:r>
           <w:r>
-            <w:instrText xml:space="preserve"> PAGEREF _Toc15795 \h </w:instrText>
+            <w:instrText xml:space="preserve"> PAGEREF _Toc31398 \h </w:instrText>
           </w:r>
           <w:r>
             <w:fldChar w:fldCharType="separate"/>
@@ -1389,7 +1391,7 @@
             <w:fldChar w:fldCharType="begin"/>
           </w:r>
           <w:r>
-            <w:instrText xml:space="preserve"> HYPERLINK \l _Toc4738 </w:instrText>
+            <w:instrText xml:space="preserve"> HYPERLINK \l _Toc21877 </w:instrText>
           </w:r>
           <w:r>
             <w:fldChar w:fldCharType="separate"/>
@@ -1418,7 +1420,7 @@
             <w:fldChar w:fldCharType="begin"/>
           </w:r>
           <w:r>
-            <w:instrText xml:space="preserve"> PAGEREF _Toc4738 \h </w:instrText>
+            <w:instrText xml:space="preserve"> PAGEREF _Toc21877 \h </w:instrText>
           </w:r>
           <w:r>
             <w:fldChar w:fldCharType="separate"/>
@@ -1444,7 +1446,7 @@
             <w:fldChar w:fldCharType="begin"/>
           </w:r>
           <w:r>
-            <w:instrText xml:space="preserve"> HYPERLINK \l _Toc6338 </w:instrText>
+            <w:instrText xml:space="preserve"> HYPERLINK \l _Toc27477 </w:instrText>
           </w:r>
           <w:r>
             <w:fldChar w:fldCharType="separate"/>
@@ -1473,7 +1475,7 @@
             <w:fldChar w:fldCharType="begin"/>
           </w:r>
           <w:r>
-            <w:instrText xml:space="preserve"> PAGEREF _Toc6338 \h </w:instrText>
+            <w:instrText xml:space="preserve"> PAGEREF _Toc27477 \h </w:instrText>
           </w:r>
           <w:r>
             <w:fldChar w:fldCharType="separate"/>
@@ -1499,7 +1501,7 @@
             <w:fldChar w:fldCharType="begin"/>
           </w:r>
           <w:r>
-            <w:instrText xml:space="preserve"> HYPERLINK \l _Toc20970 </w:instrText>
+            <w:instrText xml:space="preserve"> HYPERLINK \l _Toc11645 </w:instrText>
           </w:r>
           <w:r>
             <w:fldChar w:fldCharType="separate"/>
@@ -1520,7 +1522,7 @@
             <w:fldChar w:fldCharType="begin"/>
           </w:r>
           <w:r>
-            <w:instrText xml:space="preserve"> PAGEREF _Toc20970 \h </w:instrText>
+            <w:instrText xml:space="preserve"> PAGEREF _Toc11645 \h </w:instrText>
           </w:r>
           <w:r>
             <w:fldChar w:fldCharType="separate"/>
@@ -1546,7 +1548,7 @@
             <w:fldChar w:fldCharType="begin"/>
           </w:r>
           <w:r>
-            <w:instrText xml:space="preserve"> HYPERLINK \l _Toc29931 </w:instrText>
+            <w:instrText xml:space="preserve"> HYPERLINK \l _Toc14242 </w:instrText>
           </w:r>
           <w:r>
             <w:fldChar w:fldCharType="separate"/>
@@ -1592,7 +1594,7 @@
             <w:fldChar w:fldCharType="begin"/>
           </w:r>
           <w:r>
-            <w:instrText xml:space="preserve"> PAGEREF _Toc29931 \h </w:instrText>
+            <w:instrText xml:space="preserve"> PAGEREF _Toc14242 \h </w:instrText>
           </w:r>
           <w:r>
             <w:fldChar w:fldCharType="separate"/>
@@ -1618,7 +1620,7 @@
             <w:fldChar w:fldCharType="begin"/>
           </w:r>
           <w:r>
-            <w:instrText xml:space="preserve"> HYPERLINK \l _Toc18917 </w:instrText>
+            <w:instrText xml:space="preserve"> HYPERLINK \l _Toc21387 </w:instrText>
           </w:r>
           <w:r>
             <w:fldChar w:fldCharType="separate"/>
@@ -1664,7 +1666,7 @@
             <w:fldChar w:fldCharType="begin"/>
           </w:r>
           <w:r>
-            <w:instrText xml:space="preserve"> PAGEREF _Toc18917 \h </w:instrText>
+            <w:instrText xml:space="preserve"> PAGEREF _Toc21387 \h </w:instrText>
           </w:r>
           <w:r>
             <w:fldChar w:fldCharType="separate"/>
@@ -1690,7 +1692,7 @@
             <w:fldChar w:fldCharType="begin"/>
           </w:r>
           <w:r>
-            <w:instrText xml:space="preserve"> HYPERLINK \l _Toc21681 </w:instrText>
+            <w:instrText xml:space="preserve"> HYPERLINK \l _Toc3128 </w:instrText>
           </w:r>
           <w:r>
             <w:fldChar w:fldCharType="separate"/>
@@ -1736,7 +1738,7 @@
             <w:fldChar w:fldCharType="begin"/>
           </w:r>
           <w:r>
-            <w:instrText xml:space="preserve"> PAGEREF _Toc21681 \h </w:instrText>
+            <w:instrText xml:space="preserve"> PAGEREF _Toc3128 \h </w:instrText>
           </w:r>
           <w:r>
             <w:fldChar w:fldCharType="separate"/>
@@ -1762,7 +1764,7 @@
             <w:fldChar w:fldCharType="begin"/>
           </w:r>
           <w:r>
-            <w:instrText xml:space="preserve"> HYPERLINK \l _Toc3093 </w:instrText>
+            <w:instrText xml:space="preserve"> HYPERLINK \l _Toc19113 </w:instrText>
           </w:r>
           <w:r>
             <w:fldChar w:fldCharType="separate"/>
@@ -1808,7 +1810,7 @@
             <w:fldChar w:fldCharType="begin"/>
           </w:r>
           <w:r>
-            <w:instrText xml:space="preserve"> PAGEREF _Toc3093 \h </w:instrText>
+            <w:instrText xml:space="preserve"> PAGEREF _Toc19113 \h </w:instrText>
           </w:r>
           <w:r>
             <w:fldChar w:fldCharType="separate"/>
@@ -1834,7 +1836,7 @@
             <w:fldChar w:fldCharType="begin"/>
           </w:r>
           <w:r>
-            <w:instrText xml:space="preserve"> HYPERLINK \l _Toc16323 </w:instrText>
+            <w:instrText xml:space="preserve"> HYPERLINK \l _Toc27868 </w:instrText>
           </w:r>
           <w:r>
             <w:fldChar w:fldCharType="separate"/>
@@ -1880,7 +1882,7 @@
             <w:fldChar w:fldCharType="begin"/>
           </w:r>
           <w:r>
-            <w:instrText xml:space="preserve"> PAGEREF _Toc16323 \h </w:instrText>
+            <w:instrText xml:space="preserve"> PAGEREF _Toc27868 \h </w:instrText>
           </w:r>
           <w:r>
             <w:fldChar w:fldCharType="separate"/>
@@ -1906,7 +1908,7 @@
             <w:fldChar w:fldCharType="begin"/>
           </w:r>
           <w:r>
-            <w:instrText xml:space="preserve"> HYPERLINK \l _Toc13204 </w:instrText>
+            <w:instrText xml:space="preserve"> HYPERLINK \l _Toc26851 </w:instrText>
           </w:r>
           <w:r>
             <w:fldChar w:fldCharType="separate"/>
@@ -1930,7 +1932,7 @@
             <w:fldChar w:fldCharType="begin"/>
           </w:r>
           <w:r>
-            <w:instrText xml:space="preserve"> PAGEREF _Toc13204 \h </w:instrText>
+            <w:instrText xml:space="preserve"> PAGEREF _Toc26851 \h </w:instrText>
           </w:r>
           <w:r>
             <w:fldChar w:fldCharType="separate"/>
@@ -1956,7 +1958,7 @@
             <w:fldChar w:fldCharType="begin"/>
           </w:r>
           <w:r>
-            <w:instrText xml:space="preserve"> HYPERLINK \l _Toc5698 </w:instrText>
+            <w:instrText xml:space="preserve"> HYPERLINK \l _Toc7002 </w:instrText>
           </w:r>
           <w:r>
             <w:fldChar w:fldCharType="separate"/>
@@ -1980,13 +1982,13 @@
             <w:fldChar w:fldCharType="begin"/>
           </w:r>
           <w:r>
-            <w:instrText xml:space="preserve"> PAGEREF _Toc5698 \h </w:instrText>
+            <w:instrText xml:space="preserve"> PAGEREF _Toc7002 \h </w:instrText>
           </w:r>
           <w:r>
             <w:fldChar w:fldCharType="separate"/>
           </w:r>
           <w:r>
-            <w:t>3</w:t>
+            <w:t>4</w:t>
           </w:r>
           <w:r>
             <w:fldChar w:fldCharType="end"/>
@@ -2006,7 +2008,7 @@
             <w:fldChar w:fldCharType="begin"/>
           </w:r>
           <w:r>
-            <w:instrText xml:space="preserve"> HYPERLINK \l _Toc13256 </w:instrText>
+            <w:instrText xml:space="preserve"> HYPERLINK \l _Toc25853 </w:instrText>
           </w:r>
           <w:r>
             <w:fldChar w:fldCharType="separate"/>
@@ -2030,7 +2032,7 @@
             <w:fldChar w:fldCharType="begin"/>
           </w:r>
           <w:r>
-            <w:instrText xml:space="preserve"> PAGEREF _Toc13256 \h </w:instrText>
+            <w:instrText xml:space="preserve"> PAGEREF _Toc25853 \h </w:instrText>
           </w:r>
           <w:r>
             <w:fldChar w:fldCharType="separate"/>
@@ -2056,7 +2058,7 @@
             <w:fldChar w:fldCharType="begin"/>
           </w:r>
           <w:r>
-            <w:instrText xml:space="preserve"> HYPERLINK \l _Toc19120 </w:instrText>
+            <w:instrText xml:space="preserve"> HYPERLINK \l _Toc9964 </w:instrText>
           </w:r>
           <w:r>
             <w:fldChar w:fldCharType="separate"/>
@@ -2080,7 +2082,7 @@
             <w:fldChar w:fldCharType="begin"/>
           </w:r>
           <w:r>
-            <w:instrText xml:space="preserve"> PAGEREF _Toc19120 \h </w:instrText>
+            <w:instrText xml:space="preserve"> PAGEREF _Toc9964 \h </w:instrText>
           </w:r>
           <w:r>
             <w:fldChar w:fldCharType="separate"/>
@@ -2106,7 +2108,7 @@
             <w:fldChar w:fldCharType="begin"/>
           </w:r>
           <w:r>
-            <w:instrText xml:space="preserve"> HYPERLINK \l _Toc14079 </w:instrText>
+            <w:instrText xml:space="preserve"> HYPERLINK \l _Toc32454 </w:instrText>
           </w:r>
           <w:r>
             <w:fldChar w:fldCharType="separate"/>
@@ -2152,7 +2154,7 @@
             <w:fldChar w:fldCharType="begin"/>
           </w:r>
           <w:r>
-            <w:instrText xml:space="preserve"> PAGEREF _Toc14079 \h </w:instrText>
+            <w:instrText xml:space="preserve"> PAGEREF _Toc32454 \h </w:instrText>
           </w:r>
           <w:r>
             <w:fldChar w:fldCharType="separate"/>
@@ -2178,7 +2180,7 @@
             <w:fldChar w:fldCharType="begin"/>
           </w:r>
           <w:r>
-            <w:instrText xml:space="preserve"> HYPERLINK \l _Toc8372 </w:instrText>
+            <w:instrText xml:space="preserve"> HYPERLINK \l _Toc28599 </w:instrText>
           </w:r>
           <w:r>
             <w:fldChar w:fldCharType="separate"/>
@@ -2201,13 +2203,13 @@
             <w:fldChar w:fldCharType="begin"/>
           </w:r>
           <w:r>
-            <w:instrText xml:space="preserve"> PAGEREF _Toc8372 \h </w:instrText>
+            <w:instrText xml:space="preserve"> PAGEREF _Toc28599 \h </w:instrText>
           </w:r>
           <w:r>
             <w:fldChar w:fldCharType="separate"/>
           </w:r>
           <w:r>
-            <w:t>4</w:t>
+            <w:t>5</w:t>
           </w:r>
           <w:r>
             <w:fldChar w:fldCharType="end"/>
@@ -2227,7 +2229,7 @@
             <w:fldChar w:fldCharType="begin"/>
           </w:r>
           <w:r>
-            <w:instrText xml:space="preserve"> HYPERLINK \l _Toc21150 </w:instrText>
+            <w:instrText xml:space="preserve"> HYPERLINK \l _Toc32533 </w:instrText>
           </w:r>
           <w:r>
             <w:fldChar w:fldCharType="separate"/>
@@ -2273,7 +2275,7 @@
             <w:fldChar w:fldCharType="begin"/>
           </w:r>
           <w:r>
-            <w:instrText xml:space="preserve"> PAGEREF _Toc21150 \h </w:instrText>
+            <w:instrText xml:space="preserve"> PAGEREF _Toc32533 \h </w:instrText>
           </w:r>
           <w:r>
             <w:fldChar w:fldCharType="separate"/>
@@ -2299,7 +2301,7 @@
             <w:fldChar w:fldCharType="begin"/>
           </w:r>
           <w:r>
-            <w:instrText xml:space="preserve"> HYPERLINK \l _Toc16113 </w:instrText>
+            <w:instrText xml:space="preserve"> HYPERLINK \l _Toc1876 </w:instrText>
           </w:r>
           <w:r>
             <w:fldChar w:fldCharType="separate"/>
@@ -2329,6 +2331,18 @@
           </w:r>
           <w:r>
             <w:rPr>
+              <w:rFonts w:hint="eastAsia" w:ascii="Times New Roman" w:hAnsi="Times New Roman" w:cs="Times New Roman"/>
+              <w:bCs/>
+              <w:caps w:val="0"/>
+              <w:spacing w:val="0"/>
+              <w:szCs w:val="28"/>
+              <w:shd w:val="clear" w:fill="FFFFFF"/>
+              <w:lang w:val="en-US" w:eastAsia="zh-CN"/>
+            </w:rPr>
+            <w:t>蓄力</w:t>
+          </w:r>
+          <w:r>
+            <w:rPr>
               <w:rFonts w:hint="default" w:ascii="Times New Roman" w:hAnsi="Times New Roman" w:eastAsia="宋体" w:cs="Times New Roman"/>
               <w:bCs/>
               <w:caps w:val="0"/>
@@ -2336,7 +2350,7 @@
               <w:szCs w:val="28"/>
               <w:shd w:val="clear" w:fill="FFFFFF"/>
             </w:rPr>
-            <w:t>事件系统</w:t>
+            <w:t>系统</w:t>
           </w:r>
           <w:r>
             <w:tab/>
@@ -2345,7 +2359,7 @@
             <w:fldChar w:fldCharType="begin"/>
           </w:r>
           <w:r>
-            <w:instrText xml:space="preserve"> PAGEREF _Toc16113 \h </w:instrText>
+            <w:instrText xml:space="preserve"> PAGEREF _Toc1876 \h </w:instrText>
           </w:r>
           <w:r>
             <w:fldChar w:fldCharType="separate"/>
@@ -2371,7 +2385,7 @@
             <w:fldChar w:fldCharType="begin"/>
           </w:r>
           <w:r>
-            <w:instrText xml:space="preserve"> HYPERLINK \l _Toc17970 </w:instrText>
+            <w:instrText xml:space="preserve"> HYPERLINK \l _Toc29885 </w:instrText>
           </w:r>
           <w:r>
             <w:fldChar w:fldCharType="separate"/>
@@ -2385,7 +2399,19 @@
               <w:szCs w:val="28"/>
               <w:shd w:val="clear" w:fill="FFFFFF"/>
             </w:rPr>
-            <w:t>3.3</w:t>
+            <w:t>3.</w:t>
+          </w:r>
+          <w:r>
+            <w:rPr>
+              <w:rFonts w:hint="eastAsia" w:ascii="Times New Roman" w:hAnsi="Times New Roman" w:cs="Times New Roman"/>
+              <w:bCs/>
+              <w:caps w:val="0"/>
+              <w:spacing w:val="0"/>
+              <w:szCs w:val="28"/>
+              <w:shd w:val="clear" w:fill="FFFFFF"/>
+              <w:lang w:val="en-US" w:eastAsia="zh-CN"/>
+            </w:rPr>
+            <w:t>3</w:t>
           </w:r>
           <w:r>
             <w:rPr>
@@ -2408,7 +2434,7 @@
               <w:szCs w:val="28"/>
               <w:shd w:val="clear" w:fill="FFFFFF"/>
             </w:rPr>
-            <w:t>工具组件</w:t>
+            <w:t>事件系统</w:t>
           </w:r>
           <w:r>
             <w:tab/>
@@ -2417,7 +2443,7 @@
             <w:fldChar w:fldCharType="begin"/>
           </w:r>
           <w:r>
-            <w:instrText xml:space="preserve"> PAGEREF _Toc17970 \h </w:instrText>
+            <w:instrText xml:space="preserve"> PAGEREF _Toc29885 \h </w:instrText>
           </w:r>
           <w:r>
             <w:fldChar w:fldCharType="separate"/>
@@ -2443,7 +2469,7 @@
             <w:fldChar w:fldCharType="begin"/>
           </w:r>
           <w:r>
-            <w:instrText xml:space="preserve"> HYPERLINK \l _Toc5231 </w:instrText>
+            <w:instrText xml:space="preserve"> HYPERLINK \l _Toc24192 </w:instrText>
           </w:r>
           <w:r>
             <w:fldChar w:fldCharType="separate"/>
@@ -2457,7 +2483,19 @@
               <w:szCs w:val="28"/>
               <w:shd w:val="clear" w:fill="FFFFFF"/>
             </w:rPr>
-            <w:t>3.4</w:t>
+            <w:t>3.</w:t>
+          </w:r>
+          <w:r>
+            <w:rPr>
+              <w:rFonts w:hint="eastAsia" w:ascii="Times New Roman" w:hAnsi="Times New Roman" w:cs="Times New Roman"/>
+              <w:bCs/>
+              <w:caps w:val="0"/>
+              <w:spacing w:val="0"/>
+              <w:szCs w:val="28"/>
+              <w:shd w:val="clear" w:fill="FFFFFF"/>
+              <w:lang w:val="en-US" w:eastAsia="zh-CN"/>
+            </w:rPr>
+            <w:t>4</w:t>
           </w:r>
           <w:r>
             <w:rPr>
@@ -2480,7 +2518,7 @@
               <w:szCs w:val="28"/>
               <w:shd w:val="clear" w:fill="FFFFFF"/>
             </w:rPr>
-            <w:t>刻印制作流程</w:t>
+            <w:t>工具组件</w:t>
           </w:r>
           <w:r>
             <w:tab/>
@@ -2489,56 +2527,7 @@
             <w:fldChar w:fldCharType="begin"/>
           </w:r>
           <w:r>
-            <w:instrText xml:space="preserve"> PAGEREF _Toc5231 \h </w:instrText>
-          </w:r>
-          <w:r>
-            <w:fldChar w:fldCharType="separate"/>
-          </w:r>
-          <w:r>
-            <w:t>6</w:t>
-          </w:r>
-          <w:r>
-            <w:fldChar w:fldCharType="end"/>
-          </w:r>
-          <w:r>
-            <w:fldChar w:fldCharType="end"/>
-          </w:r>
-        </w:p>
-        <w:p>
-          <w:pPr>
-            <w:pStyle w:val="9"/>
-            <w:tabs>
-              <w:tab w:val="right" w:leader="dot" w:pos="8306"/>
-            </w:tabs>
-          </w:pPr>
-          <w:r>
-            <w:fldChar w:fldCharType="begin"/>
-          </w:r>
-          <w:r>
-            <w:instrText xml:space="preserve"> HYPERLINK \l _Toc25510 </w:instrText>
-          </w:r>
-          <w:r>
-            <w:fldChar w:fldCharType="separate"/>
-          </w:r>
-          <w:r>
-            <w:rPr>
-              <w:rFonts w:hint="default" w:ascii="Times New Roman" w:hAnsi="Times New Roman" w:eastAsia="宋体" w:cs="Times New Roman"/>
-              <w:bCs/>
-              <w:caps w:val="0"/>
-              <w:spacing w:val="0"/>
-              <w:szCs w:val="30"/>
-              <w:shd w:val="clear" w:fill="FFFFFF"/>
-            </w:rPr>
-            <w:t>4.环境与表现系统</w:t>
-          </w:r>
-          <w:r>
-            <w:tab/>
-          </w:r>
-          <w:r>
-            <w:fldChar w:fldCharType="begin"/>
-          </w:r>
-          <w:r>
-            <w:instrText xml:space="preserve"> PAGEREF _Toc25510 \h </w:instrText>
+            <w:instrText xml:space="preserve"> PAGEREF _Toc24192 \h </w:instrText>
           </w:r>
           <w:r>
             <w:fldChar w:fldCharType="separate"/>
@@ -2564,7 +2553,7 @@
             <w:fldChar w:fldCharType="begin"/>
           </w:r>
           <w:r>
-            <w:instrText xml:space="preserve"> HYPERLINK \l _Toc22121 </w:instrText>
+            <w:instrText xml:space="preserve"> HYPERLINK \l _Toc32240 </w:instrText>
           </w:r>
           <w:r>
             <w:fldChar w:fldCharType="separate"/>
@@ -2578,7 +2567,19 @@
               <w:szCs w:val="28"/>
               <w:shd w:val="clear" w:fill="FFFFFF"/>
             </w:rPr>
-            <w:t>4.1</w:t>
+            <w:t>3.</w:t>
+          </w:r>
+          <w:r>
+            <w:rPr>
+              <w:rFonts w:hint="eastAsia" w:ascii="Times New Roman" w:hAnsi="Times New Roman" w:cs="Times New Roman"/>
+              <w:bCs/>
+              <w:caps w:val="0"/>
+              <w:spacing w:val="0"/>
+              <w:szCs w:val="28"/>
+              <w:shd w:val="clear" w:fill="FFFFFF"/>
+              <w:lang w:val="en-US" w:eastAsia="zh-CN"/>
+            </w:rPr>
+            <w:t>5</w:t>
           </w:r>
           <w:r>
             <w:rPr>
@@ -2601,7 +2602,7 @@
               <w:szCs w:val="28"/>
               <w:shd w:val="clear" w:fill="FFFFFF"/>
             </w:rPr>
-            <w:t>场景结构</w:t>
+            <w:t>刻印制作流程</w:t>
           </w:r>
           <w:r>
             <w:tab/>
@@ -2610,13 +2611,62 @@
             <w:fldChar w:fldCharType="begin"/>
           </w:r>
           <w:r>
-            <w:instrText xml:space="preserve"> PAGEREF _Toc22121 \h </w:instrText>
+            <w:instrText xml:space="preserve"> PAGEREF _Toc32240 \h </w:instrText>
           </w:r>
           <w:r>
             <w:fldChar w:fldCharType="separate"/>
           </w:r>
           <w:r>
-            <w:t>6</w:t>
+            <w:t>7</w:t>
+          </w:r>
+          <w:r>
+            <w:fldChar w:fldCharType="end"/>
+          </w:r>
+          <w:r>
+            <w:fldChar w:fldCharType="end"/>
+          </w:r>
+        </w:p>
+        <w:p>
+          <w:pPr>
+            <w:pStyle w:val="9"/>
+            <w:tabs>
+              <w:tab w:val="right" w:leader="dot" w:pos="8306"/>
+            </w:tabs>
+          </w:pPr>
+          <w:r>
+            <w:fldChar w:fldCharType="begin"/>
+          </w:r>
+          <w:r>
+            <w:instrText xml:space="preserve"> HYPERLINK \l _Toc29028 </w:instrText>
+          </w:r>
+          <w:r>
+            <w:fldChar w:fldCharType="separate"/>
+          </w:r>
+          <w:r>
+            <w:rPr>
+              <w:rFonts w:hint="default" w:ascii="Times New Roman" w:hAnsi="Times New Roman" w:eastAsia="宋体" w:cs="Times New Roman"/>
+              <w:bCs/>
+              <w:caps w:val="0"/>
+              <w:spacing w:val="0"/>
+              <w:szCs w:val="30"/>
+              <w:shd w:val="clear" w:fill="FFFFFF"/>
+            </w:rPr>
+            <w:t>4.环境与表现系统</w:t>
+          </w:r>
+          <w:r>
+            <w:tab/>
+          </w:r>
+          <w:r>
+            <w:fldChar w:fldCharType="begin"/>
+          </w:r>
+          <w:r>
+            <w:instrText xml:space="preserve"> PAGEREF _Toc29028 \h </w:instrText>
+          </w:r>
+          <w:r>
+            <w:fldChar w:fldCharType="separate"/>
+          </w:r>
+          <w:r>
+            <w:t>7</w:t>
           </w:r>
           <w:r>
             <w:fldChar w:fldCharType="end"/>
@@ -2636,7 +2686,7 @@
             <w:fldChar w:fldCharType="begin"/>
           </w:r>
           <w:r>
-            <w:instrText xml:space="preserve"> HYPERLINK \l _Toc29275 </w:instrText>
+            <w:instrText xml:space="preserve"> HYPERLINK \l _Toc10732 </w:instrText>
           </w:r>
           <w:r>
             <w:fldChar w:fldCharType="separate"/>
@@ -2650,7 +2700,7 @@
               <w:szCs w:val="28"/>
               <w:shd w:val="clear" w:fill="FFFFFF"/>
             </w:rPr>
-            <w:t>4.2</w:t>
+            <w:t>4.1</w:t>
           </w:r>
           <w:r>
             <w:rPr>
@@ -2673,7 +2723,7 @@
               <w:szCs w:val="28"/>
               <w:shd w:val="clear" w:fill="FFFFFF"/>
             </w:rPr>
-            <w:t>环境异化系统</w:t>
+            <w:t>场景结构</w:t>
           </w:r>
           <w:r>
             <w:tab/>
@@ -2682,7 +2732,7 @@
             <w:fldChar w:fldCharType="begin"/>
           </w:r>
           <w:r>
-            <w:instrText xml:space="preserve"> PAGEREF _Toc29275 \h </w:instrText>
+            <w:instrText xml:space="preserve"> PAGEREF _Toc10732 \h </w:instrText>
           </w:r>
           <w:r>
             <w:fldChar w:fldCharType="separate"/>
@@ -2708,7 +2758,7 @@
             <w:fldChar w:fldCharType="begin"/>
           </w:r>
           <w:r>
-            <w:instrText xml:space="preserve"> HYPERLINK \l _Toc16771 </w:instrText>
+            <w:instrText xml:space="preserve"> HYPERLINK \l _Toc28443 </w:instrText>
           </w:r>
           <w:r>
             <w:fldChar w:fldCharType="separate"/>
@@ -2722,7 +2772,7 @@
               <w:szCs w:val="28"/>
               <w:shd w:val="clear" w:fill="FFFFFF"/>
             </w:rPr>
-            <w:t>4.3</w:t>
+            <w:t>4.2</w:t>
           </w:r>
           <w:r>
             <w:rPr>
@@ -2745,7 +2795,7 @@
               <w:szCs w:val="28"/>
               <w:shd w:val="clear" w:fill="FFFFFF"/>
             </w:rPr>
-            <w:t>视觉反馈规范</w:t>
+            <w:t>环境异化系统</w:t>
           </w:r>
           <w:r>
             <w:tab/>
@@ -2754,56 +2804,7 @@
             <w:fldChar w:fldCharType="begin"/>
           </w:r>
           <w:r>
-            <w:instrText xml:space="preserve"> PAGEREF _Toc16771 \h </w:instrText>
-          </w:r>
-          <w:r>
-            <w:fldChar w:fldCharType="separate"/>
-          </w:r>
-          <w:r>
-            <w:t>7</w:t>
-          </w:r>
-          <w:r>
-            <w:fldChar w:fldCharType="end"/>
-          </w:r>
-          <w:r>
-            <w:fldChar w:fldCharType="end"/>
-          </w:r>
-        </w:p>
-        <w:p>
-          <w:pPr>
-            <w:pStyle w:val="9"/>
-            <w:tabs>
-              <w:tab w:val="right" w:leader="dot" w:pos="8306"/>
-            </w:tabs>
-          </w:pPr>
-          <w:r>
-            <w:fldChar w:fldCharType="begin"/>
-          </w:r>
-          <w:r>
-            <w:instrText xml:space="preserve"> HYPERLINK \l _Toc11272 </w:instrText>
-          </w:r>
-          <w:r>
-            <w:fldChar w:fldCharType="separate"/>
-          </w:r>
-          <w:r>
-            <w:rPr>
-              <w:rFonts w:hint="default" w:ascii="Times New Roman" w:hAnsi="Times New Roman" w:eastAsia="宋体" w:cs="Times New Roman"/>
-              <w:bCs/>
-              <w:caps w:val="0"/>
-              <w:spacing w:val="0"/>
-              <w:szCs w:val="30"/>
-              <w:shd w:val="clear" w:fill="FFFFFF"/>
-            </w:rPr>
-            <w:t>5.技术架构</w:t>
-          </w:r>
-          <w:r>
-            <w:tab/>
-          </w:r>
-          <w:r>
-            <w:fldChar w:fldCharType="begin"/>
-          </w:r>
-          <w:r>
-            <w:instrText xml:space="preserve"> PAGEREF _Toc11272 \h </w:instrText>
+            <w:instrText xml:space="preserve"> PAGEREF _Toc28443 \h </w:instrText>
           </w:r>
           <w:r>
             <w:fldChar w:fldCharType="separate"/>
@@ -2829,7 +2830,7 @@
             <w:fldChar w:fldCharType="begin"/>
           </w:r>
           <w:r>
-            <w:instrText xml:space="preserve"> HYPERLINK \l _Toc25006 </w:instrText>
+            <w:instrText xml:space="preserve"> HYPERLINK \l _Toc7401 </w:instrText>
           </w:r>
           <w:r>
             <w:fldChar w:fldCharType="separate"/>
@@ -2843,7 +2844,7 @@
               <w:szCs w:val="28"/>
               <w:shd w:val="clear" w:fill="FFFFFF"/>
             </w:rPr>
-            <w:t>5.1</w:t>
+            <w:t>4.3</w:t>
           </w:r>
           <w:r>
             <w:rPr>
@@ -2866,7 +2867,7 @@
               <w:szCs w:val="28"/>
               <w:shd w:val="clear" w:fill="FFFFFF"/>
             </w:rPr>
-            <w:t>项目结构</w:t>
+            <w:t>视觉反馈规范</w:t>
           </w:r>
           <w:r>
             <w:tab/>
@@ -2875,13 +2876,62 @@
             <w:fldChar w:fldCharType="begin"/>
           </w:r>
           <w:r>
-            <w:instrText xml:space="preserve"> PAGEREF _Toc25006 \h </w:instrText>
+            <w:instrText xml:space="preserve"> PAGEREF _Toc7401 \h </w:instrText>
           </w:r>
           <w:r>
             <w:fldChar w:fldCharType="separate"/>
           </w:r>
           <w:r>
             <w:t>7</w:t>
+          </w:r>
+          <w:r>
+            <w:fldChar w:fldCharType="end"/>
+          </w:r>
+          <w:r>
+            <w:fldChar w:fldCharType="end"/>
+          </w:r>
+        </w:p>
+        <w:p>
+          <w:pPr>
+            <w:pStyle w:val="9"/>
+            <w:tabs>
+              <w:tab w:val="right" w:leader="dot" w:pos="8306"/>
+            </w:tabs>
+          </w:pPr>
+          <w:r>
+            <w:fldChar w:fldCharType="begin"/>
+          </w:r>
+          <w:r>
+            <w:instrText xml:space="preserve"> HYPERLINK \l _Toc32347 </w:instrText>
+          </w:r>
+          <w:r>
+            <w:fldChar w:fldCharType="separate"/>
+          </w:r>
+          <w:r>
+            <w:rPr>
+              <w:rFonts w:hint="default" w:ascii="Times New Roman" w:hAnsi="Times New Roman" w:eastAsia="宋体" w:cs="Times New Roman"/>
+              <w:bCs/>
+              <w:caps w:val="0"/>
+              <w:spacing w:val="0"/>
+              <w:szCs w:val="30"/>
+              <w:shd w:val="clear" w:fill="FFFFFF"/>
+            </w:rPr>
+            <w:t>5.技术架构</w:t>
+          </w:r>
+          <w:r>
+            <w:tab/>
+          </w:r>
+          <w:r>
+            <w:fldChar w:fldCharType="begin"/>
+          </w:r>
+          <w:r>
+            <w:instrText xml:space="preserve"> PAGEREF _Toc32347 \h </w:instrText>
+          </w:r>
+          <w:r>
+            <w:fldChar w:fldCharType="separate"/>
+          </w:r>
+          <w:r>
+            <w:t>8</w:t>
           </w:r>
           <w:r>
             <w:fldChar w:fldCharType="end"/>
@@ -2901,7 +2951,7 @@
             <w:fldChar w:fldCharType="begin"/>
           </w:r>
           <w:r>
-            <w:instrText xml:space="preserve"> HYPERLINK \l _Toc10630 </w:instrText>
+            <w:instrText xml:space="preserve"> HYPERLINK \l _Toc12449 </w:instrText>
           </w:r>
           <w:r>
             <w:fldChar w:fldCharType="separate"/>
@@ -2915,7 +2965,7 @@
               <w:szCs w:val="28"/>
               <w:shd w:val="clear" w:fill="FFFFFF"/>
             </w:rPr>
-            <w:t>5.2</w:t>
+            <w:t>5.1</w:t>
           </w:r>
           <w:r>
             <w:rPr>
@@ -2938,7 +2988,7 @@
               <w:szCs w:val="28"/>
               <w:shd w:val="clear" w:fill="FFFFFF"/>
             </w:rPr>
-            <w:t>C++/蓝图分工</w:t>
+            <w:t>项目结构</w:t>
           </w:r>
           <w:r>
             <w:tab/>
@@ -2947,7 +2997,7 @@
             <w:fldChar w:fldCharType="begin"/>
           </w:r>
           <w:r>
-            <w:instrText xml:space="preserve"> PAGEREF _Toc10630 \h </w:instrText>
+            <w:instrText xml:space="preserve"> PAGEREF _Toc12449 \h </w:instrText>
           </w:r>
           <w:r>
             <w:fldChar w:fldCharType="separate"/>
@@ -2973,7 +3023,7 @@
             <w:fldChar w:fldCharType="begin"/>
           </w:r>
           <w:r>
-            <w:instrText xml:space="preserve"> HYPERLINK \l _Toc32336 </w:instrText>
+            <w:instrText xml:space="preserve"> HYPERLINK \l _Toc4203 </w:instrText>
           </w:r>
           <w:r>
             <w:fldChar w:fldCharType="separate"/>
@@ -2987,7 +3037,7 @@
               <w:szCs w:val="28"/>
               <w:shd w:val="clear" w:fill="FFFFFF"/>
             </w:rPr>
-            <w:t>5.3</w:t>
+            <w:t>5.2</w:t>
           </w:r>
           <w:r>
             <w:rPr>
@@ -3010,6 +3060,78 @@
               <w:szCs w:val="28"/>
               <w:shd w:val="clear" w:fill="FFFFFF"/>
             </w:rPr>
+            <w:t>C++/蓝图分工</w:t>
+          </w:r>
+          <w:r>
+            <w:tab/>
+          </w:r>
+          <w:r>
+            <w:fldChar w:fldCharType="begin"/>
+          </w:r>
+          <w:r>
+            <w:instrText xml:space="preserve"> PAGEREF _Toc4203 \h </w:instrText>
+          </w:r>
+          <w:r>
+            <w:fldChar w:fldCharType="separate"/>
+          </w:r>
+          <w:r>
+            <w:t>9</w:t>
+          </w:r>
+          <w:r>
+            <w:fldChar w:fldCharType="end"/>
+          </w:r>
+          <w:r>
+            <w:fldChar w:fldCharType="end"/>
+          </w:r>
+        </w:p>
+        <w:p>
+          <w:pPr>
+            <w:pStyle w:val="10"/>
+            <w:tabs>
+              <w:tab w:val="right" w:leader="dot" w:pos="8306"/>
+            </w:tabs>
+          </w:pPr>
+          <w:r>
+            <w:fldChar w:fldCharType="begin"/>
+          </w:r>
+          <w:r>
+            <w:instrText xml:space="preserve"> HYPERLINK \l _Toc24041 </w:instrText>
+          </w:r>
+          <w:r>
+            <w:fldChar w:fldCharType="separate"/>
+          </w:r>
+          <w:r>
+            <w:rPr>
+              <w:rFonts w:hint="default" w:ascii="Times New Roman" w:hAnsi="Times New Roman" w:eastAsia="宋体" w:cs="Times New Roman"/>
+              <w:bCs/>
+              <w:caps w:val="0"/>
+              <w:spacing w:val="0"/>
+              <w:szCs w:val="28"/>
+              <w:shd w:val="clear" w:fill="FFFFFF"/>
+            </w:rPr>
+            <w:t>5.3</w:t>
+          </w:r>
+          <w:r>
+            <w:rPr>
+              <w:rFonts w:hint="default" w:ascii="Times New Roman" w:hAnsi="Times New Roman" w:eastAsia="宋体" w:cs="Times New Roman"/>
+              <w:bCs/>
+              <w:caps w:val="0"/>
+              <w:spacing w:val="0"/>
+              <w:szCs w:val="28"/>
+              <w:shd w:val="clear" w:fill="FFFFFF"/>
+              <w:lang w:val="en-US" w:eastAsia="zh-CN"/>
+            </w:rPr>
+            <w:t>.</w:t>
+          </w:r>
+          <w:r>
+            <w:rPr>
+              <w:rFonts w:hint="default" w:ascii="Times New Roman" w:hAnsi="Times New Roman" w:eastAsia="宋体" w:cs="Times New Roman"/>
+              <w:bCs/>
+              <w:caps w:val="0"/>
+              <w:spacing w:val="0"/>
+              <w:szCs w:val="28"/>
+              <w:shd w:val="clear" w:fill="FFFFFF"/>
+            </w:rPr>
             <w:t>核心类设计</w:t>
           </w:r>
           <w:r>
@@ -3019,7 +3141,7 @@
             <w:fldChar w:fldCharType="begin"/>
           </w:r>
           <w:r>
-            <w:instrText xml:space="preserve"> PAGEREF _Toc32336 \h </w:instrText>
+            <w:instrText xml:space="preserve"> PAGEREF _Toc24041 \h </w:instrText>
           </w:r>
           <w:r>
             <w:fldChar w:fldCharType="separate"/>
@@ -3045,7 +3167,7 @@
             <w:fldChar w:fldCharType="begin"/>
           </w:r>
           <w:r>
-            <w:instrText xml:space="preserve"> HYPERLINK \l _Toc1772 </w:instrText>
+            <w:instrText xml:space="preserve"> HYPERLINK \l _Toc31951 </w:instrText>
           </w:r>
           <w:r>
             <w:fldChar w:fldCharType="separate"/>
@@ -3114,7 +3236,7 @@
             <w:fldChar w:fldCharType="begin"/>
           </w:r>
           <w:r>
-            <w:instrText xml:space="preserve"> PAGEREF _Toc1772 \h </w:instrText>
+            <w:instrText xml:space="preserve"> PAGEREF _Toc31951 \h </w:instrText>
           </w:r>
           <w:r>
             <w:fldChar w:fldCharType="separate"/>
@@ -3140,7 +3262,7 @@
             <w:fldChar w:fldCharType="begin"/>
           </w:r>
           <w:r>
-            <w:instrText xml:space="preserve"> HYPERLINK \l _Toc29790 </w:instrText>
+            <w:instrText xml:space="preserve"> HYPERLINK \l _Toc24621 </w:instrText>
           </w:r>
           <w:r>
             <w:fldChar w:fldCharType="separate"/>
@@ -3198,7 +3320,7 @@
             <w:fldChar w:fldCharType="begin"/>
           </w:r>
           <w:r>
-            <w:instrText xml:space="preserve"> PAGEREF _Toc29790 \h </w:instrText>
+            <w:instrText xml:space="preserve"> PAGEREF _Toc24621 \h </w:instrText>
           </w:r>
           <w:r>
             <w:fldChar w:fldCharType="separate"/>
@@ -3224,7 +3346,7 @@
             <w:fldChar w:fldCharType="begin"/>
           </w:r>
           <w:r>
-            <w:instrText xml:space="preserve"> HYPERLINK \l _Toc428 </w:instrText>
+            <w:instrText xml:space="preserve"> HYPERLINK \l _Toc13137 </w:instrText>
           </w:r>
           <w:r>
             <w:fldChar w:fldCharType="separate"/>
@@ -3270,13 +3392,13 @@
             <w:fldChar w:fldCharType="begin"/>
           </w:r>
           <w:r>
-            <w:instrText xml:space="preserve"> PAGEREF _Toc428 \h </w:instrText>
+            <w:instrText xml:space="preserve"> PAGEREF _Toc13137 \h </w:instrText>
           </w:r>
           <w:r>
             <w:fldChar w:fldCharType="separate"/>
           </w:r>
           <w:r>
-            <w:t>9</w:t>
+            <w:t>10</w:t>
           </w:r>
           <w:r>
             <w:fldChar w:fldCharType="end"/>
@@ -3296,7 +3418,7 @@
             <w:fldChar w:fldCharType="begin"/>
           </w:r>
           <w:r>
-            <w:instrText xml:space="preserve"> HYPERLINK \l _Toc22150 </w:instrText>
+            <w:instrText xml:space="preserve"> HYPERLINK \l _Toc18906 </w:instrText>
           </w:r>
           <w:r>
             <w:fldChar w:fldCharType="separate"/>
@@ -3347,13 +3469,13 @@
             <w:fldChar w:fldCharType="begin"/>
           </w:r>
           <w:r>
-            <w:instrText xml:space="preserve"> PAGEREF _Toc22150 \h </w:instrText>
+            <w:instrText xml:space="preserve"> PAGEREF _Toc18906 \h </w:instrText>
           </w:r>
           <w:r>
             <w:fldChar w:fldCharType="separate"/>
           </w:r>
           <w:r>
-            <w:t>9</w:t>
+            <w:t>10</w:t>
           </w:r>
           <w:r>
             <w:fldChar w:fldCharType="end"/>
@@ -3373,7 +3495,7 @@
             <w:fldChar w:fldCharType="begin"/>
           </w:r>
           <w:r>
-            <w:instrText xml:space="preserve"> HYPERLINK \l _Toc10391 </w:instrText>
+            <w:instrText xml:space="preserve"> HYPERLINK \l _Toc32591 </w:instrText>
           </w:r>
           <w:r>
             <w:fldChar w:fldCharType="separate"/>
@@ -3431,13 +3553,13 @@
             <w:fldChar w:fldCharType="begin"/>
           </w:r>
           <w:r>
-            <w:instrText xml:space="preserve"> PAGEREF _Toc10391 \h </w:instrText>
+            <w:instrText xml:space="preserve"> PAGEREF _Toc32591 \h </w:instrText>
           </w:r>
           <w:r>
             <w:fldChar w:fldCharType="separate"/>
           </w:r>
           <w:r>
-            <w:t>9</w:t>
+            <w:t>10</w:t>
           </w:r>
           <w:r>
             <w:fldChar w:fldCharType="end"/>
@@ -3457,7 +3579,7 @@
             <w:fldChar w:fldCharType="begin"/>
           </w:r>
           <w:r>
-            <w:instrText xml:space="preserve"> HYPERLINK \l _Toc11186 </w:instrText>
+            <w:instrText xml:space="preserve"> HYPERLINK \l _Toc14579 </w:instrText>
           </w:r>
           <w:r>
             <w:fldChar w:fldCharType="separate"/>
@@ -3515,13 +3637,13 @@
             <w:fldChar w:fldCharType="begin"/>
           </w:r>
           <w:r>
-            <w:instrText xml:space="preserve"> PAGEREF _Toc11186 \h </w:instrText>
+            <w:instrText xml:space="preserve"> PAGEREF _Toc14579 \h </w:instrText>
           </w:r>
           <w:r>
             <w:fldChar w:fldCharType="separate"/>
           </w:r>
           <w:r>
-            <w:t>9</w:t>
+            <w:t>10</w:t>
           </w:r>
           <w:r>
             <w:fldChar w:fldCharType="end"/>
@@ -3541,7 +3663,7 @@
             <w:fldChar w:fldCharType="begin"/>
           </w:r>
           <w:r>
-            <w:instrText xml:space="preserve"> HYPERLINK \l _Toc13548 </w:instrText>
+            <w:instrText xml:space="preserve"> HYPERLINK \l _Toc28275 </w:instrText>
           </w:r>
           <w:r>
             <w:fldChar w:fldCharType="separate"/>
@@ -3564,7 +3686,7 @@
             <w:fldChar w:fldCharType="begin"/>
           </w:r>
           <w:r>
-            <w:instrText xml:space="preserve"> PAGEREF _Toc13548 \h </w:instrText>
+            <w:instrText xml:space="preserve"> PAGEREF _Toc28275 \h </w:instrText>
           </w:r>
           <w:r>
             <w:fldChar w:fldCharType="separate"/>
@@ -3590,7 +3712,7 @@
             <w:fldChar w:fldCharType="begin"/>
           </w:r>
           <w:r>
-            <w:instrText xml:space="preserve"> HYPERLINK \l _Toc9809 </w:instrText>
+            <w:instrText xml:space="preserve"> HYPERLINK \l _Toc5471 </w:instrText>
           </w:r>
           <w:r>
             <w:fldChar w:fldCharType="separate"/>
@@ -3636,7 +3758,7 @@
             <w:fldChar w:fldCharType="begin"/>
           </w:r>
           <w:r>
-            <w:instrText xml:space="preserve"> PAGEREF _Toc9809 \h </w:instrText>
+            <w:instrText xml:space="preserve"> PAGEREF _Toc5471 \h </w:instrText>
           </w:r>
           <w:r>
             <w:fldChar w:fldCharType="separate"/>
@@ -3662,7 +3784,7 @@
             <w:fldChar w:fldCharType="begin"/>
           </w:r>
           <w:r>
-            <w:instrText xml:space="preserve"> HYPERLINK \l _Toc7383 </w:instrText>
+            <w:instrText xml:space="preserve"> HYPERLINK \l _Toc15942 </w:instrText>
           </w:r>
           <w:r>
             <w:fldChar w:fldCharType="separate"/>
@@ -3708,13 +3830,13 @@
             <w:fldChar w:fldCharType="begin"/>
           </w:r>
           <w:r>
-            <w:instrText xml:space="preserve"> PAGEREF _Toc7383 \h </w:instrText>
+            <w:instrText xml:space="preserve"> PAGEREF _Toc15942 \h </w:instrText>
           </w:r>
           <w:r>
             <w:fldChar w:fldCharType="separate"/>
           </w:r>
           <w:r>
-            <w:t>10</w:t>
+            <w:t>11</w:t>
           </w:r>
           <w:r>
             <w:fldChar w:fldCharType="end"/>
@@ -3734,7 +3856,7 @@
             <w:fldChar w:fldCharType="begin"/>
           </w:r>
           <w:r>
-            <w:instrText xml:space="preserve"> HYPERLINK \l _Toc17237 </w:instrText>
+            <w:instrText xml:space="preserve"> HYPERLINK \l _Toc20158 </w:instrText>
           </w:r>
           <w:r>
             <w:fldChar w:fldCharType="separate"/>
@@ -3757,7 +3879,7 @@
             <w:fldChar w:fldCharType="begin"/>
           </w:r>
           <w:r>
-            <w:instrText xml:space="preserve"> PAGEREF _Toc17237 \h </w:instrText>
+            <w:instrText xml:space="preserve"> PAGEREF _Toc20158 \h </w:instrText>
           </w:r>
           <w:r>
             <w:fldChar w:fldCharType="separate"/>
@@ -3783,7 +3905,7 @@
             <w:fldChar w:fldCharType="begin"/>
           </w:r>
           <w:r>
-            <w:instrText xml:space="preserve"> HYPERLINK \l _Toc13080 </w:instrText>
+            <w:instrText xml:space="preserve"> HYPERLINK \l _Toc3900 </w:instrText>
           </w:r>
           <w:r>
             <w:fldChar w:fldCharType="separate"/>
@@ -3829,7 +3951,7 @@
             <w:fldChar w:fldCharType="begin"/>
           </w:r>
           <w:r>
-            <w:instrText xml:space="preserve"> PAGEREF _Toc13080 \h </w:instrText>
+            <w:instrText xml:space="preserve"> PAGEREF _Toc3900 \h </w:instrText>
           </w:r>
           <w:r>
             <w:fldChar w:fldCharType="separate"/>
@@ -3855,7 +3977,7 @@
             <w:fldChar w:fldCharType="begin"/>
           </w:r>
           <w:r>
-            <w:instrText xml:space="preserve"> HYPERLINK \l _Toc30157 </w:instrText>
+            <w:instrText xml:space="preserve"> HYPERLINK \l _Toc32194 </w:instrText>
           </w:r>
           <w:r>
             <w:fldChar w:fldCharType="separate"/>
@@ -3901,13 +4023,13 @@
             <w:fldChar w:fldCharType="begin"/>
           </w:r>
           <w:r>
-            <w:instrText xml:space="preserve"> PAGEREF _Toc30157 \h </w:instrText>
+            <w:instrText xml:space="preserve"> PAGEREF _Toc32194 \h </w:instrText>
           </w:r>
           <w:r>
             <w:fldChar w:fldCharType="separate"/>
           </w:r>
           <w:r>
-            <w:t>11</w:t>
+            <w:t>12</w:t>
           </w:r>
           <w:r>
             <w:fldChar w:fldCharType="end"/>
@@ -3927,7 +4049,7 @@
             <w:fldChar w:fldCharType="begin"/>
           </w:r>
           <w:r>
-            <w:instrText xml:space="preserve"> HYPERLINK \l _Toc1186 </w:instrText>
+            <w:instrText xml:space="preserve"> HYPERLINK \l _Toc20770 </w:instrText>
           </w:r>
           <w:r>
             <w:fldChar w:fldCharType="separate"/>
@@ -3950,7 +4072,7 @@
             <w:fldChar w:fldCharType="begin"/>
           </w:r>
           <w:r>
-            <w:instrText xml:space="preserve"> PAGEREF _Toc1186 \h </w:instrText>
+            <w:instrText xml:space="preserve"> PAGEREF _Toc20770 \h </w:instrText>
           </w:r>
           <w:r>
             <w:fldChar w:fldCharType="separate"/>
@@ -3976,7 +4098,7 @@
             <w:fldChar w:fldCharType="begin"/>
           </w:r>
           <w:r>
-            <w:instrText xml:space="preserve"> HYPERLINK \l _Toc27766 </w:instrText>
+            <w:instrText xml:space="preserve"> HYPERLINK \l _Toc11608 </w:instrText>
           </w:r>
           <w:r>
             <w:fldChar w:fldCharType="separate"/>
@@ -4022,7 +4144,7 @@
             <w:fldChar w:fldCharType="begin"/>
           </w:r>
           <w:r>
-            <w:instrText xml:space="preserve"> PAGEREF _Toc27766 \h </w:instrText>
+            <w:instrText xml:space="preserve"> PAGEREF _Toc11608 \h </w:instrText>
           </w:r>
           <w:r>
             <w:fldChar w:fldCharType="separate"/>
@@ -4048,7 +4170,7 @@
             <w:fldChar w:fldCharType="begin"/>
           </w:r>
           <w:r>
-            <w:instrText xml:space="preserve"> HYPERLINK \l _Toc27763 </w:instrText>
+            <w:instrText xml:space="preserve"> HYPERLINK \l _Toc15396 </w:instrText>
           </w:r>
           <w:r>
             <w:fldChar w:fldCharType="separate"/>
@@ -4106,13 +4228,13 @@
             <w:fldChar w:fldCharType="begin"/>
           </w:r>
           <w:r>
-            <w:instrText xml:space="preserve"> PAGEREF _Toc27763 \h </w:instrText>
+            <w:instrText xml:space="preserve"> PAGEREF _Toc15396 \h </w:instrText>
           </w:r>
           <w:r>
             <w:fldChar w:fldCharType="separate"/>
           </w:r>
           <w:r>
-            <w:t>12</w:t>
+            <w:t>13</w:t>
           </w:r>
           <w:r>
             <w:fldChar w:fldCharType="end"/>
@@ -4132,7 +4254,7 @@
             <w:fldChar w:fldCharType="begin"/>
           </w:r>
           <w:r>
-            <w:instrText xml:space="preserve"> HYPERLINK \l _Toc10432 </w:instrText>
+            <w:instrText xml:space="preserve"> HYPERLINK \l _Toc29230 </w:instrText>
           </w:r>
           <w:r>
             <w:fldChar w:fldCharType="separate"/>
@@ -4226,13 +4348,13 @@
             <w:fldChar w:fldCharType="begin"/>
           </w:r>
           <w:r>
-            <w:instrText xml:space="preserve"> PAGEREF _Toc10432 \h </w:instrText>
+            <w:instrText xml:space="preserve"> PAGEREF _Toc29230 \h </w:instrText>
           </w:r>
           <w:r>
             <w:fldChar w:fldCharType="separate"/>
           </w:r>
           <w:r>
-            <w:t>12</w:t>
+            <w:t>13</w:t>
           </w:r>
           <w:r>
             <w:fldChar w:fldCharType="end"/>
@@ -4252,7 +4374,7 @@
             <w:fldChar w:fldCharType="begin"/>
           </w:r>
           <w:r>
-            <w:instrText xml:space="preserve"> HYPERLINK \l _Toc22266 </w:instrText>
+            <w:instrText xml:space="preserve"> HYPERLINK \l _Toc694 </w:instrText>
           </w:r>
           <w:r>
             <w:fldChar w:fldCharType="separate"/>
@@ -4334,13 +4456,13 @@
             <w:fldChar w:fldCharType="begin"/>
           </w:r>
           <w:r>
-            <w:instrText xml:space="preserve"> PAGEREF _Toc22266 \h </w:instrText>
+            <w:instrText xml:space="preserve"> PAGEREF _Toc694 \h </w:instrText>
           </w:r>
           <w:r>
             <w:fldChar w:fldCharType="separate"/>
           </w:r>
           <w:r>
-            <w:t>12</w:t>
+            <w:t>13</w:t>
           </w:r>
           <w:r>
             <w:fldChar w:fldCharType="end"/>
@@ -4360,7 +4482,7 @@
             <w:fldChar w:fldCharType="begin"/>
           </w:r>
           <w:r>
-            <w:instrText xml:space="preserve"> HYPERLINK \l _Toc6940 </w:instrText>
+            <w:instrText xml:space="preserve"> HYPERLINK \l _Toc27480 </w:instrText>
           </w:r>
           <w:r>
             <w:fldChar w:fldCharType="separate"/>
@@ -4442,7 +4564,7 @@
             <w:fldChar w:fldCharType="begin"/>
           </w:r>
           <w:r>
-            <w:instrText xml:space="preserve"> PAGEREF _Toc6940 \h </w:instrText>
+            <w:instrText xml:space="preserve"> PAGEREF _Toc27480 \h </w:instrText>
           </w:r>
           <w:r>
             <w:fldChar w:fldCharType="separate"/>
@@ -4468,7 +4590,7 @@
             <w:fldChar w:fldCharType="begin"/>
           </w:r>
           <w:r>
-            <w:instrText xml:space="preserve"> HYPERLINK \l _Toc14777 </w:instrText>
+            <w:instrText xml:space="preserve"> HYPERLINK \l _Toc3121 </w:instrText>
           </w:r>
           <w:r>
             <w:fldChar w:fldCharType="separate"/>
@@ -4491,13 +4613,13 @@
             <w:fldChar w:fldCharType="begin"/>
           </w:r>
           <w:r>
-            <w:instrText xml:space="preserve"> PAGEREF _Toc14777 \h </w:instrText>
+            <w:instrText xml:space="preserve"> PAGEREF _Toc3121 \h </w:instrText>
           </w:r>
           <w:r>
             <w:fldChar w:fldCharType="separate"/>
           </w:r>
           <w:r>
-            <w:t>13</w:t>
+            <w:t>14</w:t>
           </w:r>
           <w:r>
             <w:fldChar w:fldCharType="end"/>
@@ -4517,7 +4639,7 @@
             <w:fldChar w:fldCharType="begin"/>
           </w:r>
           <w:r>
-            <w:instrText xml:space="preserve"> HYPERLINK \l _Toc22152 </w:instrText>
+            <w:instrText xml:space="preserve"> HYPERLINK \l _Toc23838 </w:instrText>
           </w:r>
           <w:r>
             <w:fldChar w:fldCharType="separate"/>
@@ -4540,13 +4662,13 @@
             <w:fldChar w:fldCharType="begin"/>
           </w:r>
           <w:r>
-            <w:instrText xml:space="preserve"> PAGEREF _Toc22152 \h </w:instrText>
+            <w:instrText xml:space="preserve"> PAGEREF _Toc23838 \h </w:instrText>
           </w:r>
           <w:r>
             <w:fldChar w:fldCharType="separate"/>
           </w:r>
           <w:r>
-            <w:t>13</w:t>
+            <w:t>14</w:t>
           </w:r>
           <w:r>
             <w:fldChar w:fldCharType="end"/>
@@ -4566,7 +4688,7 @@
             <w:fldChar w:fldCharType="begin"/>
           </w:r>
           <w:r>
-            <w:instrText xml:space="preserve"> HYPERLINK \l _Toc10515 </w:instrText>
+            <w:instrText xml:space="preserve"> HYPERLINK \l _Toc17629 </w:instrText>
           </w:r>
           <w:r>
             <w:fldChar w:fldCharType="separate"/>
@@ -4589,13 +4711,84 @@
             <w:fldChar w:fldCharType="begin"/>
           </w:r>
           <w:r>
-            <w:instrText xml:space="preserve"> PAGEREF _Toc10515 \h </w:instrText>
+            <w:instrText xml:space="preserve"> PAGEREF _Toc17629 \h </w:instrText>
           </w:r>
           <w:r>
             <w:fldChar w:fldCharType="separate"/>
           </w:r>
           <w:r>
-            <w:t>13</w:t>
+            <w:t>14</w:t>
+          </w:r>
+          <w:r>
+            <w:fldChar w:fldCharType="end"/>
+          </w:r>
+          <w:r>
+            <w:fldChar w:fldCharType="end"/>
+          </w:r>
+        </w:p>
+        <w:p>
+          <w:pPr>
+            <w:pStyle w:val="6"/>
+            <w:tabs>
+              <w:tab w:val="right" w:leader="dot" w:pos="8306"/>
+            </w:tabs>
+          </w:pPr>
+          <w:r>
+            <w:fldChar w:fldCharType="begin"/>
+          </w:r>
+          <w:r>
+            <w:instrText xml:space="preserve"> HYPERLINK \l _Toc24379 </w:instrText>
+          </w:r>
+          <w:r>
+            <w:fldChar w:fldCharType="separate"/>
+          </w:r>
+          <w:r>
+            <w:rPr>
+              <w:rFonts w:hint="default" w:ascii="Times New Roman" w:hAnsi="Times New Roman" w:eastAsia="宋体" w:cs="Times New Roman"/>
+              <w:bCs/>
+              <w:caps w:val="0"/>
+              <w:spacing w:val="0"/>
+              <w:szCs w:val="24"/>
+              <w:lang w:val="en-US"/>
+            </w:rPr>
+            <w:t>8.2.</w:t>
+          </w:r>
+          <w:r>
+            <w:rPr>
+              <w:rFonts w:hint="eastAsia" w:ascii="Times New Roman" w:hAnsi="Times New Roman" w:eastAsia="宋体" w:cs="Times New Roman"/>
+              <w:bCs/>
+              <w:caps w:val="0"/>
+              <w:spacing w:val="0"/>
+              <w:szCs w:val="24"/>
+              <w:lang w:val="en-US" w:eastAsia="zh-CN"/>
+            </w:rPr>
+            <w:t>7</w:t>
+          </w:r>
+          <w:r>
+            <w:rPr>
+              <w:rFonts w:hint="default" w:ascii="Times New Roman" w:hAnsi="Times New Roman" w:eastAsia="宋体" w:cs="Times New Roman"/>
+              <w:bCs/>
+              <w:caps w:val="0"/>
+              <w:spacing w:val="0"/>
+              <w:szCs w:val="24"/>
+              <w:lang w:val="en-US"/>
+            </w:rPr>
+            <w:t>.蓄力系统设计</w:t>
+          </w:r>
+          <w:r>
+            <w:tab/>
+          </w:r>
+          <w:r>
+            <w:fldChar w:fldCharType="begin"/>
+          </w:r>
+          <w:r>
+            <w:instrText xml:space="preserve"> PAGEREF _Toc24379 \h </w:instrText>
+          </w:r>
+          <w:r>
+            <w:fldChar w:fldCharType="separate"/>
+          </w:r>
+          <w:r>
+            <w:t>14</w:t>
           </w:r>
           <w:r>
             <w:fldChar w:fldCharType="end"/>
@@ -4777,7 +4970,7 @@
           <w:szCs w:val="30"/>
         </w:rPr>
       </w:pPr>
-      <w:bookmarkStart w:id="0" w:name="_Toc8529"/>
+      <w:bookmarkStart w:id="0" w:name="_Toc10381"/>
       <w:r>
         <w:rPr>
           <w:rFonts w:hint="default" w:ascii="Times New Roman" w:hAnsi="Times New Roman" w:eastAsia="宋体" w:cs="Times New Roman"/>
@@ -4816,7 +5009,7 @@
           <w:szCs w:val="28"/>
         </w:rPr>
       </w:pPr>
-      <w:bookmarkStart w:id="1" w:name="_Toc6707"/>
+      <w:bookmarkStart w:id="1" w:name="_Toc2339"/>
       <w:r>
         <w:rPr>
           <w:rFonts w:hint="default" w:ascii="Times New Roman" w:hAnsi="Times New Roman" w:eastAsia="宋体" w:cs="Times New Roman"/>
@@ -4934,7 +5127,7 @@
           <w:szCs w:val="28"/>
         </w:rPr>
       </w:pPr>
-      <w:bookmarkStart w:id="2" w:name="_Toc17343"/>
+      <w:bookmarkStart w:id="2" w:name="_Toc24978"/>
       <w:r>
         <w:rPr>
           <w:rFonts w:hint="default" w:ascii="Times New Roman" w:hAnsi="Times New Roman" w:eastAsia="宋体" w:cs="Times New Roman"/>
@@ -5058,7 +5251,7 @@
           <w:szCs w:val="28"/>
         </w:rPr>
       </w:pPr>
-      <w:bookmarkStart w:id="3" w:name="_Toc15795"/>
+      <w:bookmarkStart w:id="3" w:name="_Toc31398"/>
       <w:r>
         <w:rPr>
           <w:rFonts w:hint="default" w:ascii="Times New Roman" w:hAnsi="Times New Roman" w:eastAsia="宋体" w:cs="Times New Roman"/>
@@ -5130,6 +5323,12 @@
             <w:insideV w:val="single" w:color="000000" w:sz="4" w:space="0"/>
           </w:tblBorders>
           <w:shd w:val="clear" w:color="auto" w:fill="FFFFFF"/>
+          <w:tblCellMar>
+            <w:top w:w="15" w:type="dxa"/>
+            <w:left w:w="15" w:type="dxa"/>
+            <w:bottom w:w="15" w:type="dxa"/>
+            <w:right w:w="15" w:type="dxa"/>
+          </w:tblCellMar>
         </w:tblPrEx>
         <w:trPr>
           <w:tblHeader/>
@@ -5767,6 +5966,7 @@
             <w:insideH w:val="single" w:color="000000" w:sz="4" w:space="0"/>
             <w:insideV w:val="single" w:color="000000" w:sz="4" w:space="0"/>
           </w:tblBorders>
+          <w:shd w:val="clear" w:color="auto" w:fill="FFFFFF"/>
           <w:tblCellMar>
             <w:top w:w="15" w:type="dxa"/>
             <w:left w:w="15" w:type="dxa"/>
@@ -5980,6 +6180,7 @@
             <w:insideH w:val="single" w:color="000000" w:sz="4" w:space="0"/>
             <w:insideV w:val="single" w:color="000000" w:sz="4" w:space="0"/>
           </w:tblBorders>
+          <w:shd w:val="clear" w:color="auto" w:fill="FFFFFF"/>
           <w:tblCellMar>
             <w:top w:w="15" w:type="dxa"/>
             <w:left w:w="15" w:type="dxa"/>
@@ -6193,6 +6394,7 @@
             <w:insideH w:val="single" w:color="000000" w:sz="4" w:space="0"/>
             <w:insideV w:val="single" w:color="000000" w:sz="4" w:space="0"/>
           </w:tblBorders>
+          <w:shd w:val="clear" w:color="auto" w:fill="FFFFFF"/>
           <w:tblCellMar>
             <w:top w:w="15" w:type="dxa"/>
             <w:left w:w="15" w:type="dxa"/>
@@ -6406,6 +6608,7 @@
             <w:insideH w:val="single" w:color="000000" w:sz="4" w:space="0"/>
             <w:insideV w:val="single" w:color="000000" w:sz="4" w:space="0"/>
           </w:tblBorders>
+          <w:shd w:val="clear" w:color="auto" w:fill="FFFFFF"/>
           <w:tblCellMar>
             <w:top w:w="15" w:type="dxa"/>
             <w:left w:w="15" w:type="dxa"/>
@@ -6926,7 +7129,7 @@
           <w:szCs w:val="30"/>
         </w:rPr>
       </w:pPr>
-      <w:bookmarkStart w:id="4" w:name="_Toc4738"/>
+      <w:bookmarkStart w:id="4" w:name="_Toc21877"/>
       <w:r>
         <w:rPr>
           <w:rFonts w:hint="default" w:ascii="Times New Roman" w:hAnsi="Times New Roman" w:eastAsia="宋体" w:cs="Times New Roman"/>
@@ -6981,7 +7184,7 @@
           <w:szCs w:val="28"/>
         </w:rPr>
       </w:pPr>
-      <w:bookmarkStart w:id="5" w:name="_Toc6338"/>
+      <w:bookmarkStart w:id="5" w:name="_Toc27477"/>
       <w:r>
         <w:rPr>
           <w:rFonts w:hint="default" w:ascii="Times New Roman" w:hAnsi="Times New Roman" w:eastAsia="宋体" w:cs="Times New Roman"/>
@@ -7105,7 +7308,7 @@
           <w:lang w:val="en-US" w:eastAsia="zh-CN"/>
         </w:rPr>
       </w:pPr>
-      <w:bookmarkStart w:id="6" w:name="_Toc20970"/>
+      <w:bookmarkStart w:id="6" w:name="_Toc11645"/>
       <w:r>
         <w:rPr>
           <w:rFonts w:hint="default" w:ascii="Times New Roman" w:hAnsi="Times New Roman" w:eastAsia="宋体" w:cs="Times New Roman"/>
@@ -7152,7 +7355,7 @@
           <w:szCs w:val="24"/>
         </w:rPr>
       </w:pPr>
-      <w:bookmarkStart w:id="7" w:name="_Toc29931"/>
+      <w:bookmarkStart w:id="7" w:name="_Toc14242"/>
       <w:r>
         <w:rPr>
           <w:rFonts w:hint="default" w:ascii="Times New Roman" w:hAnsi="Times New Roman" w:eastAsia="宋体" w:cs="Times New Roman"/>
@@ -7602,7 +7805,7 @@
           <w:shd w:val="clear" w:fill="FFFFFF"/>
         </w:rPr>
       </w:pPr>
-      <w:bookmarkStart w:id="8" w:name="_Toc18917"/>
+      <w:bookmarkStart w:id="8" w:name="_Toc21387"/>
       <w:r>
         <w:rPr>
           <w:rFonts w:hint="default" w:ascii="Times New Roman" w:hAnsi="Times New Roman" w:eastAsia="宋体" w:cs="Times New Roman"/>
@@ -7834,7 +8037,7 @@
           <w:shd w:val="clear" w:fill="FFFFFF"/>
         </w:rPr>
       </w:pPr>
-      <w:bookmarkStart w:id="9" w:name="_Toc21681"/>
+      <w:bookmarkStart w:id="9" w:name="_Toc3128"/>
       <w:r>
         <w:rPr>
           <w:rFonts w:hint="default" w:ascii="Times New Roman" w:hAnsi="Times New Roman" w:eastAsia="宋体" w:cs="Times New Roman"/>
@@ -8043,7 +8246,7 @@
           <w:szCs w:val="24"/>
         </w:rPr>
       </w:pPr>
-      <w:bookmarkStart w:id="10" w:name="_Toc3093"/>
+      <w:bookmarkStart w:id="10" w:name="_Toc19113"/>
       <w:r>
         <w:rPr>
           <w:rFonts w:hint="default" w:ascii="Times New Roman" w:hAnsi="Times New Roman" w:eastAsia="宋体" w:cs="Times New Roman"/>
@@ -8377,7 +8580,7 @@
           <w:szCs w:val="28"/>
         </w:rPr>
       </w:pPr>
-      <w:bookmarkStart w:id="11" w:name="_Toc16323"/>
+      <w:bookmarkStart w:id="11" w:name="_Toc27868"/>
       <w:r>
         <w:rPr>
           <w:rFonts w:hint="default" w:ascii="Times New Roman" w:hAnsi="Times New Roman" w:eastAsia="宋体" w:cs="Times New Roman"/>
@@ -8544,7 +8747,7 @@
           <w:lang w:val="en-US" w:eastAsia="zh-CN" w:bidi="ar"/>
         </w:rPr>
       </w:pPr>
-      <w:bookmarkStart w:id="12" w:name="_Toc13204"/>
+      <w:bookmarkStart w:id="12" w:name="_Toc26851"/>
       <w:r>
         <w:rPr>
           <w:rFonts w:hint="default" w:ascii="Times New Roman" w:hAnsi="Times New Roman" w:eastAsia="宋体" w:cs="Times New Roman"/>
@@ -10945,7 +11148,7 @@
           <w:lang w:val="en-US" w:eastAsia="zh-CN" w:bidi="ar"/>
         </w:rPr>
       </w:pPr>
-      <w:bookmarkStart w:id="13" w:name="_Toc5698"/>
+      <w:bookmarkStart w:id="13" w:name="_Toc7002"/>
       <w:r>
         <w:rPr>
           <w:rFonts w:hint="default" w:ascii="Times New Roman" w:hAnsi="Times New Roman" w:eastAsia="宋体" w:cs="Times New Roman"/>
@@ -13655,7 +13858,7 @@
           <w:lang w:val="en-US" w:eastAsia="zh-CN" w:bidi="ar"/>
         </w:rPr>
       </w:pPr>
-      <w:bookmarkStart w:id="14" w:name="_Toc13256"/>
+      <w:bookmarkStart w:id="14" w:name="_Toc25853"/>
       <w:r>
         <w:rPr>
           <w:rFonts w:hint="default" w:ascii="Times New Roman" w:hAnsi="Times New Roman" w:eastAsia="宋体" w:cs="Times New Roman"/>
@@ -13840,7 +14043,7 @@
           <w:lang w:val="en-US" w:eastAsia="zh-CN" w:bidi="ar"/>
         </w:rPr>
       </w:pPr>
-      <w:bookmarkStart w:id="15" w:name="_Toc19120"/>
+      <w:bookmarkStart w:id="15" w:name="_Toc9964"/>
       <w:r>
         <w:rPr>
           <w:rFonts w:hint="default" w:ascii="Times New Roman" w:hAnsi="Times New Roman" w:eastAsia="宋体" w:cs="Times New Roman"/>
@@ -13977,7 +14180,7 @@
           <w:szCs w:val="28"/>
         </w:rPr>
       </w:pPr>
-      <w:bookmarkStart w:id="16" w:name="_Toc14079"/>
+      <w:bookmarkStart w:id="16" w:name="_Toc32454"/>
       <w:r>
         <w:rPr>
           <w:rFonts w:hint="default" w:ascii="Times New Roman" w:hAnsi="Times New Roman" w:eastAsia="宋体" w:cs="Times New Roman"/>
@@ -14144,7 +14347,7 @@
           <w:szCs w:val="30"/>
         </w:rPr>
       </w:pPr>
-      <w:bookmarkStart w:id="17" w:name="_Toc8372"/>
+      <w:bookmarkStart w:id="17" w:name="_Toc28599"/>
       <w:r>
         <w:rPr>
           <w:rFonts w:hint="default" w:ascii="Times New Roman" w:hAnsi="Times New Roman" w:eastAsia="宋体" w:cs="Times New Roman"/>
@@ -14194,7 +14397,7 @@
           <w:szCs w:val="28"/>
         </w:rPr>
       </w:pPr>
-      <w:bookmarkStart w:id="18" w:name="_Toc21150"/>
+      <w:bookmarkStart w:id="18" w:name="_Toc32533"/>
       <w:r>
         <w:rPr>
           <w:rFonts w:hint="default" w:ascii="Times New Roman" w:hAnsi="Times New Roman" w:eastAsia="宋体" w:cs="Times New Roman"/>
@@ -14362,7 +14565,65 @@
           <w:szCs w:val="24"/>
           <w:shd w:val="clear" w:fill="FFFFFF"/>
         </w:rPr>
-        <w:t>刻印本身无物理实体，不继承 AActor。所有刻印实例由 UStampInventoryComponent 持有和管理，通过 NewObject&lt;UStampBase&gt;() 创建。</w:t>
+        <w:t>刻印本身无物理实体，不继承 AActor。所有刻印实例由 U</w:t>
+      </w:r>
+      <w:r>
+        <w:rPr>
+          <w:rFonts w:hint="eastAsia" w:ascii="Times New Roman" w:hAnsi="Times New Roman" w:eastAsia="宋体" w:cs="Times New Roman"/>
+          <w:i w:val="0"/>
+          <w:iCs w:val="0"/>
+          <w:caps w:val="0"/>
+          <w:color w:val="0F1115"/>
+          <w:spacing w:val="0"/>
+          <w:sz w:val="24"/>
+          <w:szCs w:val="24"/>
+          <w:shd w:val="clear" w:fill="FFFFFF"/>
+          <w:lang w:val="en-US" w:eastAsia="zh-CN"/>
+        </w:rPr>
+        <w:t>Glyph</w:t>
+      </w:r>
+      <w:r>
+        <w:rPr>
+          <w:rFonts w:hint="default" w:ascii="Times New Roman" w:hAnsi="Times New Roman" w:eastAsia="宋体" w:cs="Times New Roman"/>
+          <w:i w:val="0"/>
+          <w:iCs w:val="0"/>
+          <w:caps w:val="0"/>
+          <w:color w:val="0F1115"/>
+          <w:spacing w:val="0"/>
+          <w:sz w:val="24"/>
+          <w:szCs w:val="24"/>
+          <w:shd w:val="clear" w:fill="FFFFFF"/>
+        </w:rPr>
+        <w:t>InventoryComponent 持有和管理，通过 NewObject&lt;</w:t>
+      </w:r>
+      <w:r>
+        <w:rPr>
+          <w:rFonts w:hint="eastAsia" w:ascii="Times New Roman" w:hAnsi="Times New Roman" w:eastAsia="宋体" w:cs="Times New Roman"/>
+          <w:i w:val="0"/>
+          <w:iCs w:val="0"/>
+          <w:caps w:val="0"/>
+          <w:color w:val="0F1115"/>
+          <w:spacing w:val="0"/>
+          <w:sz w:val="24"/>
+          <w:szCs w:val="24"/>
+          <w:shd w:val="clear" w:fill="FFFFFF"/>
+          <w:lang w:val="en-US" w:eastAsia="zh-CN"/>
+        </w:rPr>
+        <w:t>UC_Glyph</w:t>
+      </w:r>
+      <w:r>
+        <w:rPr>
+          <w:rFonts w:hint="default" w:ascii="Times New Roman" w:hAnsi="Times New Roman" w:eastAsia="宋体" w:cs="Times New Roman"/>
+          <w:i w:val="0"/>
+          <w:iCs w:val="0"/>
+          <w:caps w:val="0"/>
+          <w:color w:val="0F1115"/>
+          <w:spacing w:val="0"/>
+          <w:sz w:val="24"/>
+          <w:szCs w:val="24"/>
+          <w:shd w:val="clear" w:fill="FFFFFF"/>
+        </w:rPr>
+        <w:t>Base&gt;() 创建。</w:t>
       </w:r>
     </w:p>
     <w:p>
@@ -15094,7 +15355,6 @@
             <w:insideH w:val="none" w:color="auto" w:sz="0" w:space="0"/>
             <w:insideV w:val="none" w:color="auto" w:sz="0" w:space="0"/>
           </w:tblBorders>
-          <w:shd w:val="clear" w:color="auto" w:fill="FFFFFF"/>
           <w:tblCellMar>
             <w:top w:w="15" w:type="dxa"/>
             <w:left w:w="15" w:type="dxa"/>
@@ -16002,7 +16262,7 @@
           <w:szCs w:val="28"/>
         </w:rPr>
       </w:pPr>
-      <w:bookmarkStart w:id="19" w:name="_Toc16113"/>
+      <w:bookmarkStart w:id="19" w:name="_Toc1876"/>
       <w:r>
         <w:rPr>
           <w:rFonts w:hint="default" w:ascii="Times New Roman" w:hAnsi="Times New Roman" w:eastAsia="宋体" w:cs="Times New Roman"/>
@@ -16034,7 +16294,7 @@
       </w:r>
       <w:r>
         <w:rPr>
-          <w:rFonts w:hint="default" w:ascii="Times New Roman" w:hAnsi="Times New Roman" w:eastAsia="宋体" w:cs="Times New Roman"/>
+          <w:rFonts w:hint="eastAsia" w:ascii="Times New Roman" w:hAnsi="Times New Roman" w:cs="Times New Roman"/>
           <w:b/>
           <w:bCs/>
           <w:caps w:val="0"/>
@@ -16043,8 +16303,23 @@
           <w:sz w:val="28"/>
           <w:szCs w:val="28"/>
           <w:shd w:val="clear" w:fill="FFFFFF"/>
-        </w:rPr>
-        <w:t>事件系统</w:t>
+          <w:lang w:val="en-US" w:eastAsia="zh-CN"/>
+        </w:rPr>
+        <w:t>蓄力</w:t>
+      </w:r>
+      <w:r>
+        <w:rPr>
+          <w:rFonts w:hint="default" w:ascii="Times New Roman" w:hAnsi="Times New Roman" w:eastAsia="宋体" w:cs="Times New Roman"/>
+          <w:b/>
+          <w:bCs/>
+          <w:caps w:val="0"/>
+          <w:color w:val="0F1115"/>
+          <w:spacing w:val="0"/>
+          <w:sz w:val="28"/>
+          <w:szCs w:val="28"/>
+          <w:shd w:val="clear" w:fill="FFFFFF"/>
+        </w:rPr>
+        <w:t>系统</w:t>
       </w:r>
       <w:bookmarkEnd w:id="19"/>
     </w:p>
@@ -16097,6 +16372,240 @@
           <w:szCs w:val="24"/>
           <w:shd w:val="clear" w:fill="FFFFFF"/>
         </w:rPr>
+        <w:t>蓄力作为刻印的可选行为，由 UGlyphInventoryComponent统一调度，与 GAS 的 AbilityTask 解耦。刻印的 FBaseGlyphContext 中包含TArray&lt;float&gt; ChargeTime 数组，定义每段蓄力的持续时间。ActivateSlotGlyph 在功能槽 Ability 被激活时由 InventoryComponent 调用，是蓄力流程的统一入口。当ChargeTime为空数组时，刻印不蓄力，直接激活；当数组非空时，ActivateSlotGlyph启动蓄力流程，TickComponent以绝对时间差逐段推进 ChargeIndex，在每段达到时通过UGlyphBase::OnChargeLevelReached 通知刻印。蓄力中断或完成时调用SettleCharge 根据实际蓄力总时长修改 Context，然后执行ActivateGlyph。</w:t>
+      </w:r>
+    </w:p>
+    <w:p>
+      <w:pPr>
+        <w:pStyle w:val="12"/>
+        <w:keepNext w:val="0"/>
+        <w:keepLines w:val="0"/>
+        <w:pageBreakBefore w:val="0"/>
+        <w:widowControl/>
+        <w:suppressLineNumbers w:val="0"/>
+        <w:shd w:val="clear" w:fill="FFFFFF"/>
+        <w:kinsoku/>
+        <w:wordWrap w:val="0"/>
+        <w:overflowPunct/>
+        <w:topLinePunct w:val="0"/>
+        <w:autoSpaceDE/>
+        <w:autoSpaceDN/>
+        <w:bidi w:val="0"/>
+        <w:adjustRightInd/>
+        <w:snapToGrid/>
+        <w:spacing w:beforeAutospacing="0" w:afterAutospacing="0" w:line="240" w:lineRule="auto"/>
+        <w:ind w:left="0" w:right="0" w:firstLine="420" w:firstLineChars="0"/>
+        <w:textAlignment w:val="auto"/>
+        <w:rPr>
+          <w:rFonts w:hint="default" w:ascii="Times New Roman" w:hAnsi="Times New Roman" w:eastAsia="宋体" w:cs="Times New Roman"/>
+          <w:b w:val="0"/>
+          <w:bCs w:val="0"/>
+          <w:i w:val="0"/>
+          <w:iCs w:val="0"/>
+          <w:caps w:val="0"/>
+          <w:color w:val="0F1115"/>
+          <w:spacing w:val="0"/>
+          <w:sz w:val="24"/>
+          <w:szCs w:val="24"/>
+          <w:shd w:val="clear" w:fill="FFFFFF"/>
+        </w:rPr>
+      </w:pPr>
+      <w:r>
+        <w:rPr>
+          <w:rFonts w:hint="default" w:ascii="Times New Roman" w:hAnsi="Times New Roman" w:eastAsia="宋体" w:cs="Times New Roman"/>
+          <w:b w:val="0"/>
+          <w:bCs w:val="0"/>
+          <w:i w:val="0"/>
+          <w:iCs w:val="0"/>
+          <w:caps w:val="0"/>
+          <w:color w:val="0F1115"/>
+          <w:spacing w:val="0"/>
+          <w:sz w:val="24"/>
+          <w:szCs w:val="24"/>
+          <w:shd w:val="clear" w:fill="FFFFFF"/>
+        </w:rPr>
+        <w:t>蓄力动画通过蒙太奇数组（与ChargeTime一一对应）驱动，由 InventoryComponent 通过 ASC::PlayMontage 播放；蒙太奇中的 UAnimNotify_SendGameplayEvent 发送 GAS 事件，刻印在 PreActivate 中通过 CreateWaitGameplayEventTask（详见 8.2.5 AbilityTask C++ 中转方案）监听并响应蓄力期间的效果。蓄力系统不依赖GAS 的 AbilityTask 生命周期，蓄力状态由 InventoryComponent独立管理，Ability 取消时蓄力状态不受影响。</w:t>
+      </w:r>
+    </w:p>
+    <w:p>
+      <w:pPr>
+        <w:pStyle w:val="12"/>
+        <w:keepNext w:val="0"/>
+        <w:keepLines w:val="0"/>
+        <w:pageBreakBefore w:val="0"/>
+        <w:widowControl/>
+        <w:suppressLineNumbers w:val="0"/>
+        <w:shd w:val="clear" w:fill="FFFFFF"/>
+        <w:kinsoku/>
+        <w:wordWrap w:val="0"/>
+        <w:overflowPunct/>
+        <w:topLinePunct w:val="0"/>
+        <w:autoSpaceDE/>
+        <w:autoSpaceDN/>
+        <w:bidi w:val="0"/>
+        <w:adjustRightInd/>
+        <w:snapToGrid/>
+        <w:spacing w:beforeAutospacing="0" w:afterAutospacing="0" w:line="240" w:lineRule="auto"/>
+        <w:ind w:right="0"/>
+        <w:textAlignment w:val="auto"/>
+        <w:rPr>
+          <w:rFonts w:hint="default" w:ascii="Times New Roman" w:hAnsi="Times New Roman" w:eastAsia="宋体" w:cs="Times New Roman"/>
+          <w:b w:val="0"/>
+          <w:bCs w:val="0"/>
+          <w:i w:val="0"/>
+          <w:iCs w:val="0"/>
+          <w:caps w:val="0"/>
+          <w:color w:val="0F1115"/>
+          <w:spacing w:val="0"/>
+          <w:sz w:val="24"/>
+          <w:szCs w:val="24"/>
+          <w:shd w:val="clear" w:fill="FFFFFF"/>
+        </w:rPr>
+      </w:pPr>
+    </w:p>
+    <w:p>
+      <w:pPr>
+        <w:pStyle w:val="3"/>
+        <w:keepNext w:val="0"/>
+        <w:keepLines w:val="0"/>
+        <w:pageBreakBefore w:val="0"/>
+        <w:widowControl/>
+        <w:suppressLineNumbers w:val="0"/>
+        <w:shd w:val="clear" w:fill="FFFFFF"/>
+        <w:kinsoku/>
+        <w:wordWrap w:val="0"/>
+        <w:overflowPunct/>
+        <w:topLinePunct w:val="0"/>
+        <w:autoSpaceDE/>
+        <w:autoSpaceDN/>
+        <w:bidi w:val="0"/>
+        <w:adjustRightInd/>
+        <w:snapToGrid/>
+        <w:spacing w:before="0" w:beforeAutospacing="0" w:after="0" w:afterAutospacing="0" w:line="240" w:lineRule="auto"/>
+        <w:ind w:left="0" w:right="0" w:firstLine="0"/>
+        <w:textAlignment w:val="auto"/>
+        <w:outlineLvl w:val="1"/>
+        <w:rPr>
+          <w:rFonts w:hint="default" w:ascii="Times New Roman" w:hAnsi="Times New Roman" w:eastAsia="宋体" w:cs="Times New Roman"/>
+          <w:b/>
+          <w:bCs/>
+          <w:caps w:val="0"/>
+          <w:color w:val="0F1115"/>
+          <w:spacing w:val="0"/>
+          <w:sz w:val="28"/>
+          <w:szCs w:val="28"/>
+        </w:rPr>
+      </w:pPr>
+      <w:bookmarkStart w:id="20" w:name="_Toc29885"/>
+      <w:r>
+        <w:rPr>
+          <w:rFonts w:hint="default" w:ascii="Times New Roman" w:hAnsi="Times New Roman" w:eastAsia="宋体" w:cs="Times New Roman"/>
+          <w:b/>
+          <w:bCs/>
+          <w:caps w:val="0"/>
+          <w:color w:val="0F1115"/>
+          <w:spacing w:val="0"/>
+          <w:sz w:val="28"/>
+          <w:szCs w:val="28"/>
+          <w:shd w:val="clear" w:fill="FFFFFF"/>
+        </w:rPr>
+        <w:t>3.</w:t>
+      </w:r>
+      <w:r>
+        <w:rPr>
+          <w:rFonts w:hint="eastAsia" w:ascii="Times New Roman" w:hAnsi="Times New Roman" w:cs="Times New Roman"/>
+          <w:b/>
+          <w:bCs/>
+          <w:caps w:val="0"/>
+          <w:color w:val="0F1115"/>
+          <w:spacing w:val="0"/>
+          <w:sz w:val="28"/>
+          <w:szCs w:val="28"/>
+          <w:shd w:val="clear" w:fill="FFFFFF"/>
+          <w:lang w:val="en-US" w:eastAsia="zh-CN"/>
+        </w:rPr>
+        <w:t>3</w:t>
+      </w:r>
+      <w:r>
+        <w:rPr>
+          <w:rFonts w:hint="default" w:ascii="Times New Roman" w:hAnsi="Times New Roman" w:eastAsia="宋体" w:cs="Times New Roman"/>
+          <w:b/>
+          <w:bCs/>
+          <w:caps w:val="0"/>
+          <w:color w:val="0F1115"/>
+          <w:spacing w:val="0"/>
+          <w:sz w:val="28"/>
+          <w:szCs w:val="28"/>
+          <w:shd w:val="clear" w:fill="FFFFFF"/>
+          <w:lang w:val="en-US" w:eastAsia="zh-CN"/>
+        </w:rPr>
+        <w:t>.</w:t>
+      </w:r>
+      <w:r>
+        <w:rPr>
+          <w:rFonts w:hint="default" w:ascii="Times New Roman" w:hAnsi="Times New Roman" w:eastAsia="宋体" w:cs="Times New Roman"/>
+          <w:b/>
+          <w:bCs/>
+          <w:caps w:val="0"/>
+          <w:color w:val="0F1115"/>
+          <w:spacing w:val="0"/>
+          <w:sz w:val="28"/>
+          <w:szCs w:val="28"/>
+          <w:shd w:val="clear" w:fill="FFFFFF"/>
+        </w:rPr>
+        <w:t>事件系统</w:t>
+      </w:r>
+      <w:bookmarkEnd w:id="20"/>
+    </w:p>
+    <w:p>
+      <w:pPr>
+        <w:pStyle w:val="12"/>
+        <w:keepNext w:val="0"/>
+        <w:keepLines w:val="0"/>
+        <w:pageBreakBefore w:val="0"/>
+        <w:widowControl/>
+        <w:suppressLineNumbers w:val="0"/>
+        <w:shd w:val="clear" w:fill="FFFFFF"/>
+        <w:kinsoku/>
+        <w:wordWrap w:val="0"/>
+        <w:overflowPunct/>
+        <w:topLinePunct w:val="0"/>
+        <w:autoSpaceDE/>
+        <w:autoSpaceDN/>
+        <w:bidi w:val="0"/>
+        <w:adjustRightInd/>
+        <w:snapToGrid/>
+        <w:spacing w:beforeAutospacing="0" w:afterAutospacing="0" w:line="240" w:lineRule="auto"/>
+        <w:ind w:left="0" w:right="0" w:firstLine="420" w:firstLineChars="0"/>
+        <w:textAlignment w:val="auto"/>
+        <w:rPr>
+          <w:rFonts w:hint="default" w:ascii="Times New Roman" w:hAnsi="Times New Roman" w:eastAsia="宋体" w:cs="Times New Roman"/>
+          <w:b w:val="0"/>
+          <w:bCs w:val="0"/>
+          <w:i w:val="0"/>
+          <w:iCs w:val="0"/>
+          <w:caps w:val="0"/>
+          <w:color w:val="0F1115"/>
+          <w:spacing w:val="0"/>
+          <w:sz w:val="24"/>
+          <w:szCs w:val="24"/>
+          <w:shd w:val="clear" w:fill="FFFFFF"/>
+        </w:rPr>
+      </w:pPr>
+      <w:r>
+        <w:rPr>
+          <w:rFonts w:hint="default" w:ascii="Times New Roman" w:hAnsi="Times New Roman" w:eastAsia="宋体" w:cs="Times New Roman"/>
+          <w:b w:val="0"/>
+          <w:bCs w:val="0"/>
+          <w:i w:val="0"/>
+          <w:iCs w:val="0"/>
+          <w:caps w:val="0"/>
+          <w:color w:val="0F1115"/>
+          <w:spacing w:val="0"/>
+          <w:sz w:val="24"/>
+          <w:szCs w:val="24"/>
+          <w:shd w:val="clear" w:fill="FFFFFF"/>
+        </w:rPr>
         <w:t>事件类型共有五种：Cast（技能释放）、Spawn（生成实体）、Travel（持续过程）、Hit（命中目标）、Finish（技能结束）。事件上下文包含触发者、命中目标、事件位置、事件方向、当前伤害值（可修改）、扩展浮点参数映射、扩展对象参数映射。</w:t>
       </w:r>
     </w:p>
@@ -16222,7 +16731,7 @@
           <w:shd w:val="clear" w:fill="FFFFFF"/>
         </w:rPr>
       </w:pPr>
-      <w:bookmarkStart w:id="20" w:name="_Toc17970"/>
+      <w:bookmarkStart w:id="21" w:name="_Toc24192"/>
       <w:r>
         <w:rPr>
           <w:rFonts w:hint="default" w:ascii="Times New Roman" w:hAnsi="Times New Roman" w:eastAsia="宋体" w:cs="Times New Roman"/>
@@ -16235,11 +16744,11 @@
           <w:szCs w:val="28"/>
           <w:shd w:val="clear" w:fill="FFFFFF"/>
         </w:rPr>
-        <w:t>3.3</w:t>
+        <w:t>3.</w:t>
       </w:r>
       <w:r>
         <w:rPr>
-          <w:rFonts w:hint="default" w:ascii="Times New Roman" w:hAnsi="Times New Roman" w:eastAsia="宋体" w:cs="Times New Roman"/>
+          <w:rFonts w:hint="eastAsia" w:ascii="Times New Roman" w:hAnsi="Times New Roman" w:cs="Times New Roman"/>
           <w:b/>
           <w:bCs/>
           <w:caps w:val="0"/>
@@ -16250,7 +16759,7 @@
           <w:shd w:val="clear" w:fill="FFFFFF"/>
           <w:lang w:val="en-US" w:eastAsia="zh-CN"/>
         </w:rPr>
-        <w:t>.</w:t>
+        <w:t>4</w:t>
       </w:r>
       <w:r>
         <w:rPr>
@@ -16263,10 +16772,25 @@
           <w:sz w:val="28"/>
           <w:szCs w:val="28"/>
           <w:shd w:val="clear" w:fill="FFFFFF"/>
+          <w:lang w:val="en-US" w:eastAsia="zh-CN"/>
+        </w:rPr>
+        <w:t>.</w:t>
+      </w:r>
+      <w:r>
+        <w:rPr>
+          <w:rFonts w:hint="default" w:ascii="Times New Roman" w:hAnsi="Times New Roman" w:eastAsia="宋体" w:cs="Times New Roman"/>
+          <w:b/>
+          <w:bCs/>
+          <w:caps w:val="0"/>
+          <w:color w:val="0F1115"/>
+          <w:spacing w:val="0"/>
+          <w:sz w:val="28"/>
+          <w:szCs w:val="28"/>
+          <w:shd w:val="clear" w:fill="FFFFFF"/>
         </w:rPr>
         <w:t>工具组件</w:t>
       </w:r>
-      <w:bookmarkEnd w:id="20"/>
+      <w:bookmarkEnd w:id="21"/>
     </w:p>
     <w:p>
       <w:pPr>
@@ -16806,7 +17330,6 @@
             <w:insideH w:val="none" w:color="auto" w:sz="0" w:space="0"/>
             <w:insideV w:val="none" w:color="auto" w:sz="0" w:space="0"/>
           </w:tblBorders>
-          <w:shd w:val="clear" w:color="auto" w:fill="FFFFFF"/>
           <w:tblCellMar>
             <w:top w:w="15" w:type="dxa"/>
             <w:left w:w="15" w:type="dxa"/>
@@ -17508,8 +18031,6 @@
         </w:rPr>
         <w:t>投射物（ABaseProjectile）持有源刻印的引用（SourceGlyph），不持有 AbilityRef。命中时通过 SourceGlyph 调用伤害函数，由刻印负责伤害计算和信息素记录。投射物的 Owner 设为角色，用于引擎层的所有权追溯。</w:t>
       </w:r>
-      <w:bookmarkStart w:id="51" w:name="_GoBack"/>
-      <w:bookmarkEnd w:id="51"/>
     </w:p>
     <w:p>
       <w:pPr>
@@ -17569,7 +18090,7 @@
           <w:shd w:val="clear" w:fill="FFFFFF"/>
         </w:rPr>
       </w:pPr>
-      <w:bookmarkStart w:id="21" w:name="_Toc5231"/>
+      <w:bookmarkStart w:id="22" w:name="_Toc32240"/>
       <w:r>
         <w:rPr>
           <w:rFonts w:hint="default" w:ascii="Times New Roman" w:hAnsi="Times New Roman" w:eastAsia="宋体" w:cs="Times New Roman"/>
@@ -17582,11 +18103,11 @@
           <w:szCs w:val="28"/>
           <w:shd w:val="clear" w:fill="FFFFFF"/>
         </w:rPr>
-        <w:t>3.4</w:t>
+        <w:t>3.</w:t>
       </w:r>
       <w:r>
         <w:rPr>
-          <w:rFonts w:hint="default" w:ascii="Times New Roman" w:hAnsi="Times New Roman" w:eastAsia="宋体" w:cs="Times New Roman"/>
+          <w:rFonts w:hint="eastAsia" w:ascii="Times New Roman" w:hAnsi="Times New Roman" w:cs="Times New Roman"/>
           <w:b/>
           <w:bCs/>
           <w:caps w:val="0"/>
@@ -17597,7 +18118,7 @@
           <w:shd w:val="clear" w:fill="FFFFFF"/>
           <w:lang w:val="en-US" w:eastAsia="zh-CN"/>
         </w:rPr>
-        <w:t>.</w:t>
+        <w:t>5</w:t>
       </w:r>
       <w:r>
         <w:rPr>
@@ -17610,10 +18131,25 @@
           <w:sz w:val="28"/>
           <w:szCs w:val="28"/>
           <w:shd w:val="clear" w:fill="FFFFFF"/>
+          <w:lang w:val="en-US" w:eastAsia="zh-CN"/>
+        </w:rPr>
+        <w:t>.</w:t>
+      </w:r>
+      <w:r>
+        <w:rPr>
+          <w:rFonts w:hint="default" w:ascii="Times New Roman" w:hAnsi="Times New Roman" w:eastAsia="宋体" w:cs="Times New Roman"/>
+          <w:b/>
+          <w:bCs/>
+          <w:caps w:val="0"/>
+          <w:color w:val="0F1115"/>
+          <w:spacing w:val="0"/>
+          <w:sz w:val="28"/>
+          <w:szCs w:val="28"/>
+          <w:shd w:val="clear" w:fill="FFFFFF"/>
         </w:rPr>
         <w:t>刻印制作流程</w:t>
       </w:r>
-      <w:bookmarkEnd w:id="21"/>
+      <w:bookmarkEnd w:id="22"/>
     </w:p>
     <w:p>
       <w:pPr>
@@ -17736,7 +18272,7 @@
           <w:szCs w:val="30"/>
         </w:rPr>
       </w:pPr>
-      <w:bookmarkStart w:id="22" w:name="_Toc25510"/>
+      <w:bookmarkStart w:id="23" w:name="_Toc29028"/>
       <w:r>
         <w:rPr>
           <w:rFonts w:hint="default" w:ascii="Times New Roman" w:hAnsi="Times New Roman" w:eastAsia="宋体" w:cs="Times New Roman"/>
@@ -17751,7 +18287,7 @@
         </w:rPr>
         <w:t>4.环境与表现系统</w:t>
       </w:r>
-      <w:bookmarkEnd w:id="22"/>
+      <w:bookmarkEnd w:id="23"/>
     </w:p>
     <w:p>
       <w:pPr>
@@ -17786,7 +18322,7 @@
           <w:szCs w:val="28"/>
         </w:rPr>
       </w:pPr>
-      <w:bookmarkStart w:id="23" w:name="_Toc22121"/>
+      <w:bookmarkStart w:id="24" w:name="_Toc10732"/>
       <w:r>
         <w:rPr>
           <w:rFonts w:hint="default" w:ascii="Times New Roman" w:hAnsi="Times New Roman" w:eastAsia="宋体" w:cs="Times New Roman"/>
@@ -17830,7 +18366,7 @@
         </w:rPr>
         <w:t>场景结构</w:t>
       </w:r>
-      <w:bookmarkEnd w:id="23"/>
+      <w:bookmarkEnd w:id="24"/>
     </w:p>
     <w:p>
       <w:pPr>
@@ -17947,7 +18483,7 @@
           <w:szCs w:val="28"/>
         </w:rPr>
       </w:pPr>
-      <w:bookmarkStart w:id="24" w:name="_Toc29275"/>
+      <w:bookmarkStart w:id="25" w:name="_Toc28443"/>
       <w:r>
         <w:rPr>
           <w:rFonts w:hint="default" w:ascii="Times New Roman" w:hAnsi="Times New Roman" w:eastAsia="宋体" w:cs="Times New Roman"/>
@@ -17991,7 +18527,7 @@
         </w:rPr>
         <w:t>环境异化系统</w:t>
       </w:r>
-      <w:bookmarkEnd w:id="24"/>
+      <w:bookmarkEnd w:id="25"/>
     </w:p>
     <w:p>
       <w:pPr>
@@ -18156,7 +18692,7 @@
           <w:szCs w:val="28"/>
         </w:rPr>
       </w:pPr>
-      <w:bookmarkStart w:id="25" w:name="_Toc16771"/>
+      <w:bookmarkStart w:id="26" w:name="_Toc7401"/>
       <w:r>
         <w:rPr>
           <w:rFonts w:hint="default" w:ascii="Times New Roman" w:hAnsi="Times New Roman" w:eastAsia="宋体" w:cs="Times New Roman"/>
@@ -18200,7 +18736,7 @@
         </w:rPr>
         <w:t>视觉反馈规范</w:t>
       </w:r>
-      <w:bookmarkEnd w:id="25"/>
+      <w:bookmarkEnd w:id="26"/>
     </w:p>
     <w:p>
       <w:pPr>
@@ -18351,7 +18887,7 @@
           <w:szCs w:val="24"/>
         </w:rPr>
       </w:pPr>
-      <w:bookmarkStart w:id="26" w:name="_Toc11272"/>
+      <w:bookmarkStart w:id="27" w:name="_Toc32347"/>
       <w:r>
         <w:rPr>
           <w:rFonts w:hint="default" w:ascii="Times New Roman" w:hAnsi="Times New Roman" w:eastAsia="宋体" w:cs="Times New Roman"/>
@@ -18366,7 +18902,7 @@
         </w:rPr>
         <w:t>5.技术架构</w:t>
       </w:r>
-      <w:bookmarkEnd w:id="26"/>
+      <w:bookmarkEnd w:id="27"/>
     </w:p>
     <w:p>
       <w:pPr>
@@ -18401,7 +18937,7 @@
           <w:szCs w:val="28"/>
         </w:rPr>
       </w:pPr>
-      <w:bookmarkStart w:id="27" w:name="_Toc25006"/>
+      <w:bookmarkStart w:id="28" w:name="_Toc12449"/>
       <w:r>
         <w:rPr>
           <w:rFonts w:hint="default" w:ascii="Times New Roman" w:hAnsi="Times New Roman" w:eastAsia="宋体" w:cs="Times New Roman"/>
@@ -18445,7 +18981,7 @@
         </w:rPr>
         <w:t>项目结构</w:t>
       </w:r>
-      <w:bookmarkEnd w:id="27"/>
+      <w:bookmarkEnd w:id="28"/>
     </w:p>
     <w:p>
       <w:pPr>
@@ -20253,7 +20789,7 @@
           <w:szCs w:val="28"/>
         </w:rPr>
       </w:pPr>
-      <w:bookmarkStart w:id="28" w:name="_Toc10630"/>
+      <w:bookmarkStart w:id="29" w:name="_Toc4203"/>
       <w:r>
         <w:rPr>
           <w:rFonts w:hint="default" w:ascii="Times New Roman" w:hAnsi="Times New Roman" w:eastAsia="宋体" w:cs="Times New Roman"/>
@@ -20297,7 +20833,7 @@
         </w:rPr>
         <w:t>C++/蓝图分工</w:t>
       </w:r>
-      <w:bookmarkEnd w:id="28"/>
+      <w:bookmarkEnd w:id="29"/>
     </w:p>
     <w:tbl>
       <w:tblPr>
@@ -20520,6 +21056,7 @@
             <w:insideH w:val="none" w:color="auto" w:sz="0" w:space="0"/>
             <w:insideV w:val="none" w:color="auto" w:sz="0" w:space="0"/>
           </w:tblBorders>
+          <w:shd w:val="clear" w:color="auto" w:fill="FFFFFF"/>
           <w:tblCellMar>
             <w:top w:w="15" w:type="dxa"/>
             <w:left w:w="15" w:type="dxa"/>
@@ -20716,6 +21253,7 @@
             <w:insideH w:val="none" w:color="auto" w:sz="0" w:space="0"/>
             <w:insideV w:val="none" w:color="auto" w:sz="0" w:space="0"/>
           </w:tblBorders>
+          <w:shd w:val="clear" w:color="auto" w:fill="FFFFFF"/>
           <w:tblCellMar>
             <w:top w:w="15" w:type="dxa"/>
             <w:left w:w="15" w:type="dxa"/>
@@ -21134,7 +21672,6 @@
             <w:insideH w:val="none" w:color="auto" w:sz="0" w:space="0"/>
             <w:insideV w:val="none" w:color="auto" w:sz="0" w:space="0"/>
           </w:tblBorders>
-          <w:shd w:val="clear" w:color="auto" w:fill="FFFFFF"/>
           <w:tblCellMar>
             <w:top w:w="15" w:type="dxa"/>
             <w:left w:w="15" w:type="dxa"/>
@@ -22094,7 +22631,7 @@
           <w:szCs w:val="28"/>
         </w:rPr>
       </w:pPr>
-      <w:bookmarkStart w:id="29" w:name="_Toc32336"/>
+      <w:bookmarkStart w:id="30" w:name="_Toc24041"/>
       <w:r>
         <w:rPr>
           <w:rFonts w:hint="default" w:ascii="Times New Roman" w:hAnsi="Times New Roman" w:eastAsia="宋体" w:cs="Times New Roman"/>
@@ -22138,7 +22675,7 @@
         </w:rPr>
         <w:t>核心类设计</w:t>
       </w:r>
-      <w:bookmarkEnd w:id="29"/>
+      <w:bookmarkEnd w:id="30"/>
     </w:p>
     <w:p>
       <w:pPr>
@@ -22174,7 +22711,7 @@
           <w:shd w:val="clear" w:fill="FFFFFF"/>
         </w:rPr>
       </w:pPr>
-      <w:bookmarkStart w:id="30" w:name="_Toc1772"/>
+      <w:bookmarkStart w:id="31" w:name="_Toc31951"/>
       <w:r>
         <w:rPr>
           <w:rFonts w:hint="default" w:ascii="Times New Roman" w:hAnsi="Times New Roman" w:eastAsia="宋体" w:cs="Times New Roman"/>
@@ -22247,7 +22784,7 @@
         </w:rPr>
         <w:t>InventoryComponent（库容管理）</w:t>
       </w:r>
-      <w:bookmarkEnd w:id="30"/>
+      <w:bookmarkEnd w:id="31"/>
     </w:p>
     <w:p>
       <w:pPr>
@@ -22295,7 +22832,73 @@
           <w:sz w:val="24"/>
           <w:szCs w:val="24"/>
         </w:rPr>
-        <w:t>销毁。销毁时机包括：刻印被舍弃、刻印被融合消耗、角色死亡时清空所有刻印UGlyphInventoryComponent的BeginDestroy中需遍历数组并销毁所有持有的刻印，防止内存泄漏。UGlyphInventoryComponent 挂载在 AGlyphCharacter 上，作为角色的子组件。角色和敌人复用同一套 InventoryComponent 逻辑，通过配置不同的初始刻印池来区分。提供 ExecuteSlot(EGlyphSlotType SlotType, UGameplayAbility* AbilityRef) 函数，供功能槽 Ability 调用，执行对应槽位的刻印逻辑。该函数获取刻印，将 AbilityRef 传递给它执行，并触发变位刻印的响应。</w:t>
+        <w:t xml:space="preserve">销毁。销毁时机包括：刻印被舍弃、刻印被融合消耗、角色死亡时清空所有刻印UGlyphInventoryComponent的BeginDestroy中需遍历数组并销毁所有持有的刻印，防止内存泄漏。UGlyphInventoryComponent 挂载在 AGlyphCharacter 上，作为角色的子组件。角色和敌人复用同一套 InventoryComponent 逻辑，通过配置不同的初始刻印池来区分。提供 </w:t>
+      </w:r>
+      <w:r>
+        <w:rPr>
+          <w:rFonts w:hint="eastAsia" w:ascii="Times New Roman" w:hAnsi="Times New Roman" w:eastAsia="宋体" w:cs="Times New Roman"/>
+          <w:sz w:val="24"/>
+          <w:szCs w:val="24"/>
+          <w:lang w:val="en-US" w:eastAsia="zh-CN"/>
+        </w:rPr>
+        <w:t>Activate</w:t>
+      </w:r>
+      <w:r>
+        <w:rPr>
+          <w:rFonts w:hint="default" w:ascii="Times New Roman" w:hAnsi="Times New Roman" w:eastAsia="宋体" w:cs="Times New Roman"/>
+          <w:sz w:val="24"/>
+          <w:szCs w:val="24"/>
+        </w:rPr>
+        <w:t>Slot</w:t>
+      </w:r>
+      <w:r>
+        <w:rPr>
+          <w:rFonts w:hint="eastAsia" w:ascii="Times New Roman" w:hAnsi="Times New Roman" w:eastAsia="宋体" w:cs="Times New Roman"/>
+          <w:sz w:val="24"/>
+          <w:szCs w:val="24"/>
+          <w:lang w:val="en-US" w:eastAsia="zh-CN"/>
+        </w:rPr>
+        <w:t>Glyph</w:t>
+      </w:r>
+      <w:r>
+        <w:rPr>
+          <w:rFonts w:hint="default" w:ascii="Times New Roman" w:hAnsi="Times New Roman" w:eastAsia="宋体" w:cs="Times New Roman"/>
+          <w:sz w:val="24"/>
+          <w:szCs w:val="24"/>
+        </w:rPr>
+        <w:t>(EGlyphSlotType SlotType, UGameplayAbility* AbilityRef) 函数，供功能槽 Ability 调用，执行对应槽位的刻印逻辑。该函数获取刻印，将 AbilityRef 传递给它执行，并触发变位刻印的响应。</w:t>
+      </w:r>
+    </w:p>
+    <w:p>
+      <w:pPr>
+        <w:keepNext w:val="0"/>
+        <w:keepLines w:val="0"/>
+        <w:pageBreakBefore w:val="0"/>
+        <w:kinsoku/>
+        <w:wordWrap w:val="0"/>
+        <w:overflowPunct/>
+        <w:topLinePunct w:val="0"/>
+        <w:autoSpaceDE/>
+        <w:autoSpaceDN/>
+        <w:bidi w:val="0"/>
+        <w:adjustRightInd/>
+        <w:snapToGrid/>
+        <w:spacing w:line="240" w:lineRule="auto"/>
+        <w:ind w:firstLine="420" w:firstLineChars="0"/>
+        <w:textAlignment w:val="auto"/>
+        <w:rPr>
+          <w:rFonts w:hint="default" w:ascii="Times New Roman" w:hAnsi="Times New Roman" w:eastAsia="宋体" w:cs="Times New Roman"/>
+          <w:sz w:val="24"/>
+          <w:szCs w:val="24"/>
+        </w:rPr>
+      </w:pPr>
+      <w:r>
+        <w:rPr>
+          <w:rFonts w:hint="default" w:ascii="Times New Roman" w:hAnsi="Times New Roman" w:eastAsia="宋体" w:cs="Times New Roman"/>
+          <w:sz w:val="24"/>
+          <w:szCs w:val="24"/>
+        </w:rPr>
+        <w:t>蓄力状态管理：InventoryComponent 负责蓄力的完整状态管理，包括RunningAbility（当前执行的能力）、RunningGlyph（当前蓄力的刻印）、RunningContext（蓄力中的上下文数据）、ChargeIndex（当前蓄力段索引，-1表示未蓄力）、ChargeStartTime（蓄力开始的世界时间）、IndexChangeTime（当前段开始的世界时间）。TickComponent 中以绝对时间差驱动蓄力推进，不依赖DeltaTime 累加以避免帧率波动影响。蓄力完成或中断时调用SettleCharge 修改 Context，然后执行 ActivateGlyph。</w:t>
       </w:r>
     </w:p>
     <w:p>
@@ -22355,7 +22958,7 @@
           <w:szCs w:val="24"/>
         </w:rPr>
       </w:pPr>
-      <w:bookmarkStart w:id="31" w:name="_Toc29790"/>
+      <w:bookmarkStart w:id="32" w:name="_Toc24621"/>
       <w:r>
         <w:rPr>
           <w:rFonts w:hint="default" w:ascii="Times New Roman" w:hAnsi="Times New Roman" w:eastAsia="宋体" w:cs="Times New Roman"/>
@@ -22414,7 +23017,7 @@
         </w:rPr>
         <w:t>Base（刻印基类）</w:t>
       </w:r>
-      <w:bookmarkEnd w:id="31"/>
+      <w:bookmarkEnd w:id="32"/>
     </w:p>
     <w:p>
       <w:pPr>
@@ -22500,9 +23103,10 @@
         <w:ind w:firstLine="420" w:firstLineChars="0"/>
         <w:textAlignment w:val="auto"/>
         <w:rPr>
-          <w:rFonts w:hint="default" w:ascii="Times New Roman" w:hAnsi="Times New Roman" w:eastAsia="宋体" w:cs="Times New Roman"/>
+          <w:rFonts w:hint="eastAsia" w:ascii="Times New Roman" w:hAnsi="Times New Roman" w:eastAsia="宋体" w:cs="Times New Roman"/>
           <w:sz w:val="24"/>
           <w:szCs w:val="24"/>
+          <w:lang w:val="en-US" w:eastAsia="zh-CN"/>
         </w:rPr>
       </w:pPr>
       <w:r>
@@ -22511,7 +23115,50 @@
           <w:sz w:val="24"/>
           <w:szCs w:val="24"/>
         </w:rPr>
-        <w:t>FBaseEventContext 包含本位执行所需的所有可变参数（伤害倍率、投射物数量、速度倍率、范围倍率、投射物类覆盖等），变位通过修改这些数据点来影响本位行为，无需修改本位代码。基类持有 DamageComp、StatusComp、VFXComp、AudioComp 四个工具组件的引用指针，由构造函数使用 NewObject 创建并赋值。</w:t>
+        <w:t>FBaseEventContext 包含本位执行所需的所有可变参数（伤害倍率、投射物数量、速度倍率、范围倍率、投射物类覆盖等），变位通过修改这些数据点来影响本位行为，无需修改本位代码。</w:t>
+      </w:r>
+      <w:r>
+        <w:rPr>
+          <w:rFonts w:hint="eastAsia" w:ascii="Times New Roman" w:hAnsi="Times New Roman" w:eastAsia="宋体" w:cs="Times New Roman"/>
+          <w:sz w:val="24"/>
+          <w:szCs w:val="24"/>
+          <w:lang w:val="en-US" w:eastAsia="zh-CN"/>
+        </w:rPr>
+        <w:t>FBaseGlyphContext包含本位的所有配置项，在GlyphInventoryComponent中进行调整修改，以供本位逻辑执行时使用。</w:t>
+      </w:r>
+    </w:p>
+    <w:p>
+      <w:pPr>
+        <w:keepNext w:val="0"/>
+        <w:keepLines w:val="0"/>
+        <w:pageBreakBefore w:val="0"/>
+        <w:kinsoku/>
+        <w:wordWrap w:val="0"/>
+        <w:overflowPunct/>
+        <w:topLinePunct w:val="0"/>
+        <w:autoSpaceDE/>
+        <w:autoSpaceDN/>
+        <w:bidi w:val="0"/>
+        <w:adjustRightInd/>
+        <w:snapToGrid/>
+        <w:spacing w:line="240" w:lineRule="auto"/>
+        <w:ind w:firstLine="420" w:firstLineChars="0"/>
+        <w:textAlignment w:val="auto"/>
+        <w:rPr>
+          <w:rFonts w:hint="default" w:ascii="Times New Roman" w:hAnsi="Times New Roman" w:eastAsia="宋体" w:cs="Times New Roman"/>
+          <w:sz w:val="24"/>
+          <w:szCs w:val="24"/>
+          <w:lang w:val="en-US" w:eastAsia="zh-CN"/>
+        </w:rPr>
+      </w:pPr>
+      <w:r>
+        <w:rPr>
+          <w:rFonts w:hint="default" w:ascii="Times New Roman" w:hAnsi="Times New Roman" w:eastAsia="宋体" w:cs="Times New Roman"/>
+          <w:sz w:val="24"/>
+          <w:szCs w:val="24"/>
+          <w:lang w:val="en-US" w:eastAsia="zh-CN"/>
+        </w:rPr>
+        <w:t>基类提供 PreActivate() 作为 BlueprintImplementableEvent，在刻印激活前调用，供刻印在蓝图中创建 WaitGameplayEvent Task 以监听蓄力蒙太奇事件。此外提供 PreProcessContext，在激活本位前修改本位的 FBaseGlyphContext。</w:t>
       </w:r>
     </w:p>
     <w:p>
@@ -22571,7 +23218,7 @@
           <w:szCs w:val="24"/>
         </w:rPr>
       </w:pPr>
-      <w:bookmarkStart w:id="32" w:name="_Toc428"/>
+      <w:bookmarkStart w:id="33" w:name="_Toc13137"/>
       <w:r>
         <w:rPr>
           <w:rFonts w:hint="default" w:ascii="Times New Roman" w:hAnsi="Times New Roman" w:eastAsia="宋体" w:cs="Times New Roman"/>
@@ -22615,7 +23262,7 @@
         </w:rPr>
         <w:t>CPheromonePoint（信息素点）</w:t>
       </w:r>
-      <w:bookmarkEnd w:id="32"/>
+      <w:bookmarkEnd w:id="33"/>
     </w:p>
     <w:p>
       <w:pPr>
@@ -22714,7 +23361,7 @@
           <w:lang w:val="en-US" w:eastAsia="zh-CN" w:bidi="ar"/>
         </w:rPr>
       </w:pPr>
-      <w:bookmarkStart w:id="33" w:name="_Toc22150"/>
+      <w:bookmarkStart w:id="34" w:name="_Toc18906"/>
       <w:r>
         <w:rPr>
           <w:rFonts w:hint="default" w:ascii="Times New Roman" w:hAnsi="Times New Roman" w:eastAsia="宋体" w:cs="Times New Roman"/>
@@ -22763,7 +23410,7 @@
         </w:rPr>
         <w:t>.工具组件接口</w:t>
       </w:r>
-      <w:bookmarkEnd w:id="33"/>
+      <w:bookmarkEnd w:id="34"/>
     </w:p>
     <w:p>
       <w:pPr>
@@ -22875,7 +23522,7 @@
           <w:szCs w:val="28"/>
         </w:rPr>
       </w:pPr>
-      <w:bookmarkStart w:id="34" w:name="_Toc10391"/>
+      <w:bookmarkStart w:id="35" w:name="_Toc32591"/>
       <w:r>
         <w:rPr>
           <w:rFonts w:hint="default" w:ascii="Times New Roman" w:hAnsi="Times New Roman" w:eastAsia="宋体" w:cs="Times New Roman"/>
@@ -22934,7 +23581,7 @@
         </w:rPr>
         <w:t>数据驱动配置</w:t>
       </w:r>
-      <w:bookmarkEnd w:id="34"/>
+      <w:bookmarkEnd w:id="35"/>
     </w:p>
     <w:p>
       <w:pPr>
@@ -23039,7 +23686,7 @@
           <w:shd w:val="clear" w:fill="FFFFFF"/>
         </w:rPr>
       </w:pPr>
-      <w:bookmarkStart w:id="35" w:name="_Toc11186"/>
+      <w:bookmarkStart w:id="36" w:name="_Toc14579"/>
       <w:r>
         <w:rPr>
           <w:rFonts w:hint="default" w:ascii="Times New Roman" w:hAnsi="Times New Roman" w:eastAsia="宋体" w:cs="Times New Roman"/>
@@ -23098,7 +23745,7 @@
         </w:rPr>
         <w:t>UI架构</w:t>
       </w:r>
-      <w:bookmarkEnd w:id="35"/>
+      <w:bookmarkEnd w:id="36"/>
     </w:p>
     <w:p>
       <w:pPr>
@@ -23235,7 +23882,7 @@
           <w:szCs w:val="30"/>
         </w:rPr>
       </w:pPr>
-      <w:bookmarkStart w:id="36" w:name="_Toc13548"/>
+      <w:bookmarkStart w:id="37" w:name="_Toc28275"/>
       <w:r>
         <w:rPr>
           <w:rFonts w:hint="default" w:ascii="Times New Roman" w:hAnsi="Times New Roman" w:eastAsia="宋体" w:cs="Times New Roman"/>
@@ -23250,7 +23897,7 @@
         </w:rPr>
         <w:t>6.开发计划</w:t>
       </w:r>
-      <w:bookmarkEnd w:id="36"/>
+      <w:bookmarkEnd w:id="37"/>
     </w:p>
     <w:p>
       <w:pPr>
@@ -23286,7 +23933,7 @@
           <w:shd w:val="clear" w:fill="FFFFFF"/>
         </w:rPr>
       </w:pPr>
-      <w:bookmarkStart w:id="37" w:name="_Toc9809"/>
+      <w:bookmarkStart w:id="38" w:name="_Toc5471"/>
       <w:r>
         <w:rPr>
           <w:rFonts w:hint="default" w:ascii="Times New Roman" w:hAnsi="Times New Roman" w:eastAsia="宋体" w:cs="Times New Roman"/>
@@ -23330,7 +23977,7 @@
         </w:rPr>
         <w:t>开发阶段划分</w:t>
       </w:r>
-      <w:bookmarkEnd w:id="37"/>
+      <w:bookmarkEnd w:id="38"/>
     </w:p>
     <w:tbl>
       <w:tblPr>
@@ -23875,6 +24522,7 @@
             <w:insideH w:val="none" w:color="auto" w:sz="0" w:space="0"/>
             <w:insideV w:val="none" w:color="auto" w:sz="0" w:space="0"/>
           </w:tblBorders>
+          <w:shd w:val="clear" w:color="auto" w:fill="FFFFFF"/>
           <w:tblCellMar>
             <w:top w:w="15" w:type="dxa"/>
             <w:left w:w="15" w:type="dxa"/>
@@ -24376,6 +25024,7 @@
             <w:insideH w:val="none" w:color="auto" w:sz="0" w:space="0"/>
             <w:insideV w:val="none" w:color="auto" w:sz="0" w:space="0"/>
           </w:tblBorders>
+          <w:shd w:val="clear" w:color="auto" w:fill="FFFFFF"/>
           <w:tblCellMar>
             <w:top w:w="15" w:type="dxa"/>
             <w:left w:w="15" w:type="dxa"/>
@@ -24626,6 +25275,7 @@
             <w:insideH w:val="none" w:color="auto" w:sz="0" w:space="0"/>
             <w:insideV w:val="none" w:color="auto" w:sz="0" w:space="0"/>
           </w:tblBorders>
+          <w:shd w:val="clear" w:color="auto" w:fill="FFFFFF"/>
           <w:tblCellMar>
             <w:top w:w="15" w:type="dxa"/>
             <w:left w:w="15" w:type="dxa"/>
@@ -24934,7 +25584,7 @@
           <w:szCs w:val="28"/>
         </w:rPr>
       </w:pPr>
-      <w:bookmarkStart w:id="38" w:name="_Toc7383"/>
+      <w:bookmarkStart w:id="39" w:name="_Toc15942"/>
       <w:r>
         <w:rPr>
           <w:rFonts w:hint="default" w:ascii="Times New Roman" w:hAnsi="Times New Roman" w:eastAsia="宋体" w:cs="Times New Roman"/>
@@ -24978,7 +25628,7 @@
         </w:rPr>
         <w:t>MVP刻印清单（阶段一）</w:t>
       </w:r>
-      <w:bookmarkEnd w:id="38"/>
+      <w:bookmarkEnd w:id="39"/>
     </w:p>
     <w:p>
       <w:pPr>
@@ -25431,7 +26081,6 @@
             <w:insideH w:val="none" w:color="auto" w:sz="0" w:space="0"/>
             <w:insideV w:val="none" w:color="auto" w:sz="0" w:space="0"/>
           </w:tblBorders>
-          <w:shd w:val="clear" w:color="auto" w:fill="FFFFFF"/>
           <w:tblCellMar>
             <w:top w:w="15" w:type="dxa"/>
             <w:left w:w="15" w:type="dxa"/>
@@ -25774,6 +26423,7 @@
             <w:insideH w:val="none" w:color="auto" w:sz="0" w:space="0"/>
             <w:insideV w:val="none" w:color="auto" w:sz="0" w:space="0"/>
           </w:tblBorders>
+          <w:shd w:val="clear" w:color="auto" w:fill="FFFFFF"/>
           <w:tblCellMar>
             <w:top w:w="15" w:type="dxa"/>
             <w:left w:w="15" w:type="dxa"/>
@@ -26456,7 +27106,6 @@
             <w:insideH w:val="none" w:color="auto" w:sz="0" w:space="0"/>
             <w:insideV w:val="none" w:color="auto" w:sz="0" w:space="0"/>
           </w:tblBorders>
-          <w:shd w:val="clear" w:color="auto" w:fill="FFFFFF"/>
           <w:tblCellMar>
             <w:top w:w="15" w:type="dxa"/>
             <w:left w:w="15" w:type="dxa"/>
@@ -28346,7 +28995,7 @@
           <w:shd w:val="clear" w:fill="FFFFFF"/>
         </w:rPr>
       </w:pPr>
-      <w:bookmarkStart w:id="39" w:name="_Toc17237"/>
+      <w:bookmarkStart w:id="40" w:name="_Toc20158"/>
       <w:r>
         <w:rPr>
           <w:rFonts w:hint="default" w:ascii="Times New Roman" w:hAnsi="Times New Roman" w:eastAsia="宋体" w:cs="Times New Roman"/>
@@ -28361,7 +29010,7 @@
         </w:rPr>
         <w:t>7.验收清单</w:t>
       </w:r>
-      <w:bookmarkEnd w:id="39"/>
+      <w:bookmarkEnd w:id="40"/>
     </w:p>
     <w:p>
       <w:pPr>
@@ -28397,7 +29046,7 @@
           <w:shd w:val="clear" w:fill="FFFFFF"/>
         </w:rPr>
       </w:pPr>
-      <w:bookmarkStart w:id="40" w:name="_Toc13080"/>
+      <w:bookmarkStart w:id="41" w:name="_Toc3900"/>
       <w:r>
         <w:rPr>
           <w:rFonts w:hint="default" w:ascii="Times New Roman" w:hAnsi="Times New Roman" w:eastAsia="宋体" w:cs="Times New Roman"/>
@@ -28441,7 +29090,7 @@
         </w:rPr>
         <w:t>功能验证</w:t>
       </w:r>
-      <w:bookmarkEnd w:id="40"/>
+      <w:bookmarkEnd w:id="41"/>
     </w:p>
     <w:tbl>
       <w:tblPr>
@@ -28845,7 +29494,6 @@
             <w:insideH w:val="none" w:color="auto" w:sz="0" w:space="0"/>
             <w:insideV w:val="none" w:color="auto" w:sz="0" w:space="0"/>
           </w:tblBorders>
-          <w:shd w:val="clear" w:color="auto" w:fill="FFFFFF"/>
           <w:tblCellMar>
             <w:top w:w="15" w:type="dxa"/>
             <w:left w:w="15" w:type="dxa"/>
@@ -29569,7 +30217,6 @@
             <w:insideH w:val="none" w:color="auto" w:sz="0" w:space="0"/>
             <w:insideV w:val="none" w:color="auto" w:sz="0" w:space="0"/>
           </w:tblBorders>
-          <w:shd w:val="clear" w:color="auto" w:fill="FFFFFF"/>
           <w:tblCellMar>
             <w:top w:w="15" w:type="dxa"/>
             <w:left w:w="15" w:type="dxa"/>
@@ -29750,7 +30397,6 @@
             <w:insideH w:val="none" w:color="auto" w:sz="0" w:space="0"/>
             <w:insideV w:val="none" w:color="auto" w:sz="0" w:space="0"/>
           </w:tblBorders>
-          <w:shd w:val="clear" w:color="auto" w:fill="FFFFFF"/>
           <w:tblCellMar>
             <w:top w:w="15" w:type="dxa"/>
             <w:left w:w="15" w:type="dxa"/>
@@ -30112,7 +30758,6 @@
             <w:insideH w:val="none" w:color="auto" w:sz="0" w:space="0"/>
             <w:insideV w:val="none" w:color="auto" w:sz="0" w:space="0"/>
           </w:tblBorders>
-          <w:shd w:val="clear" w:color="auto" w:fill="FFFFFF"/>
           <w:tblCellMar>
             <w:top w:w="15" w:type="dxa"/>
             <w:left w:w="15" w:type="dxa"/>
@@ -30293,7 +30938,6 @@
             <w:insideH w:val="none" w:color="auto" w:sz="0" w:space="0"/>
             <w:insideV w:val="none" w:color="auto" w:sz="0" w:space="0"/>
           </w:tblBorders>
-          <w:shd w:val="clear" w:color="auto" w:fill="FFFFFF"/>
           <w:tblCellMar>
             <w:top w:w="15" w:type="dxa"/>
             <w:left w:w="15" w:type="dxa"/>
@@ -30655,7 +31299,6 @@
             <w:insideH w:val="none" w:color="auto" w:sz="0" w:space="0"/>
             <w:insideV w:val="none" w:color="auto" w:sz="0" w:space="0"/>
           </w:tblBorders>
-          <w:shd w:val="clear" w:color="auto" w:fill="FFFFFF"/>
           <w:tblCellMar>
             <w:top w:w="15" w:type="dxa"/>
             <w:left w:w="15" w:type="dxa"/>
@@ -30836,7 +31479,6 @@
             <w:insideH w:val="none" w:color="auto" w:sz="0" w:space="0"/>
             <w:insideV w:val="none" w:color="auto" w:sz="0" w:space="0"/>
           </w:tblBorders>
-          <w:shd w:val="clear" w:color="auto" w:fill="FFFFFF"/>
           <w:tblCellMar>
             <w:top w:w="15" w:type="dxa"/>
             <w:left w:w="15" w:type="dxa"/>
@@ -31075,7 +31717,7 @@
           <w:szCs w:val="28"/>
         </w:rPr>
       </w:pPr>
-      <w:bookmarkStart w:id="41" w:name="_Toc30157"/>
+      <w:bookmarkStart w:id="42" w:name="_Toc32194"/>
       <w:r>
         <w:rPr>
           <w:rFonts w:hint="default" w:ascii="Times New Roman" w:hAnsi="Times New Roman" w:eastAsia="宋体" w:cs="Times New Roman"/>
@@ -31119,7 +31761,7 @@
         </w:rPr>
         <w:t>技术验证点</w:t>
       </w:r>
-      <w:bookmarkEnd w:id="41"/>
+      <w:bookmarkEnd w:id="42"/>
     </w:p>
     <w:tbl>
       <w:tblPr>
@@ -31158,6 +31800,7 @@
             <w:insideH w:val="none" w:color="auto" w:sz="0" w:space="0"/>
             <w:insideV w:val="none" w:color="auto" w:sz="0" w:space="0"/>
           </w:tblBorders>
+          <w:shd w:val="clear" w:color="auto" w:fill="FFFFFF"/>
           <w:tblCellMar>
             <w:top w:w="15" w:type="dxa"/>
             <w:left w:w="15" w:type="dxa"/>
@@ -31341,6 +31984,7 @@
             <w:insideH w:val="none" w:color="auto" w:sz="0" w:space="0"/>
             <w:insideV w:val="none" w:color="auto" w:sz="0" w:space="0"/>
           </w:tblBorders>
+          <w:shd w:val="clear" w:color="auto" w:fill="FFFFFF"/>
           <w:tblCellMar>
             <w:top w:w="15" w:type="dxa"/>
             <w:left w:w="15" w:type="dxa"/>
@@ -31521,6 +32165,7 @@
             <w:insideH w:val="none" w:color="auto" w:sz="0" w:space="0"/>
             <w:insideV w:val="none" w:color="auto" w:sz="0" w:space="0"/>
           </w:tblBorders>
+          <w:shd w:val="clear" w:color="auto" w:fill="FFFFFF"/>
           <w:tblCellMar>
             <w:top w:w="15" w:type="dxa"/>
             <w:left w:w="15" w:type="dxa"/>
@@ -31701,6 +32346,7 @@
             <w:insideH w:val="none" w:color="auto" w:sz="0" w:space="0"/>
             <w:insideV w:val="none" w:color="auto" w:sz="0" w:space="0"/>
           </w:tblBorders>
+          <w:shd w:val="clear" w:color="auto" w:fill="FFFFFF"/>
           <w:tblCellMar>
             <w:top w:w="15" w:type="dxa"/>
             <w:left w:w="15" w:type="dxa"/>
@@ -31881,6 +32527,7 @@
             <w:insideH w:val="none" w:color="auto" w:sz="0" w:space="0"/>
             <w:insideV w:val="none" w:color="auto" w:sz="0" w:space="0"/>
           </w:tblBorders>
+          <w:shd w:val="clear" w:color="auto" w:fill="FFFFFF"/>
           <w:tblCellMar>
             <w:top w:w="15" w:type="dxa"/>
             <w:left w:w="15" w:type="dxa"/>
@@ -32242,6 +32889,7 @@
             <w:insideH w:val="none" w:color="auto" w:sz="0" w:space="0"/>
             <w:insideV w:val="none" w:color="auto" w:sz="0" w:space="0"/>
           </w:tblBorders>
+          <w:shd w:val="clear" w:color="auto" w:fill="FFFFFF"/>
           <w:tblCellMar>
             <w:top w:w="15" w:type="dxa"/>
             <w:left w:w="15" w:type="dxa"/>
@@ -32493,7 +33141,7 @@
           <w:shd w:val="clear" w:fill="FFFFFF"/>
         </w:rPr>
       </w:pPr>
-      <w:bookmarkStart w:id="42" w:name="_Toc1186"/>
+      <w:bookmarkStart w:id="43" w:name="_Toc20770"/>
       <w:r>
         <w:rPr>
           <w:rFonts w:hint="default" w:ascii="Times New Roman" w:hAnsi="Times New Roman" w:eastAsia="宋体" w:cs="Times New Roman"/>
@@ -32508,7 +33156,7 @@
         </w:rPr>
         <w:t>8.附录</w:t>
       </w:r>
-      <w:bookmarkEnd w:id="42"/>
+      <w:bookmarkEnd w:id="43"/>
     </w:p>
     <w:p>
       <w:pPr>
@@ -32543,7 +33191,7 @@
           <w:szCs w:val="28"/>
         </w:rPr>
       </w:pPr>
-      <w:bookmarkStart w:id="43" w:name="_Toc27766"/>
+      <w:bookmarkStart w:id="44" w:name="_Toc11608"/>
       <w:r>
         <w:rPr>
           <w:rFonts w:hint="default" w:ascii="Times New Roman" w:hAnsi="Times New Roman" w:eastAsia="宋体" w:cs="Times New Roman"/>
@@ -32587,7 +33235,7 @@
         </w:rPr>
         <w:t>术语表</w:t>
       </w:r>
-      <w:bookmarkEnd w:id="43"/>
+      <w:bookmarkEnd w:id="44"/>
     </w:p>
     <w:tbl>
       <w:tblPr>
@@ -32898,7 +33546,6 @@
             <w:insideH w:val="none" w:color="auto" w:sz="0" w:space="0"/>
             <w:insideV w:val="none" w:color="auto" w:sz="0" w:space="0"/>
           </w:tblBorders>
-          <w:shd w:val="clear" w:color="auto" w:fill="FFFFFF"/>
           <w:tblCellMar>
             <w:top w:w="15" w:type="dxa"/>
             <w:left w:w="15" w:type="dxa"/>
@@ -33033,6 +33680,7 @@
             <w:insideH w:val="none" w:color="auto" w:sz="0" w:space="0"/>
             <w:insideV w:val="none" w:color="auto" w:sz="0" w:space="0"/>
           </w:tblBorders>
+          <w:shd w:val="clear" w:color="auto" w:fill="FFFFFF"/>
           <w:tblCellMar>
             <w:top w:w="15" w:type="dxa"/>
             <w:left w:w="15" w:type="dxa"/>
@@ -33302,7 +33950,6 @@
             <w:insideH w:val="none" w:color="auto" w:sz="0" w:space="0"/>
             <w:insideV w:val="none" w:color="auto" w:sz="0" w:space="0"/>
           </w:tblBorders>
-          <w:shd w:val="clear" w:color="auto" w:fill="FFFFFF"/>
           <w:tblCellMar>
             <w:top w:w="15" w:type="dxa"/>
             <w:left w:w="15" w:type="dxa"/>
@@ -33705,6 +34352,7 @@
             <w:insideH w:val="none" w:color="auto" w:sz="0" w:space="0"/>
             <w:insideV w:val="none" w:color="auto" w:sz="0" w:space="0"/>
           </w:tblBorders>
+          <w:shd w:val="clear" w:color="auto" w:fill="FFFFFF"/>
           <w:tblCellMar>
             <w:top w:w="15" w:type="dxa"/>
             <w:left w:w="15" w:type="dxa"/>
@@ -33825,542 +34473,6 @@
                 <w:lang w:val="en-US" w:eastAsia="zh-CN" w:bidi="ar"/>
               </w:rPr>
               <w:t>击杀敌人积累的资源，满值触发顿悟</w:t>
-            </w:r>
-          </w:p>
-        </w:tc>
-      </w:tr>
-      <w:tr>
-        <w:tblPrEx>
-          <w:tblBorders>
-            <w:top w:val="none" w:color="auto" w:sz="0" w:space="0"/>
-            <w:left w:val="none" w:color="auto" w:sz="0" w:space="0"/>
-            <w:bottom w:val="none" w:color="auto" w:sz="0" w:space="0"/>
-            <w:right w:val="none" w:color="auto" w:sz="0" w:space="0"/>
-            <w:insideH w:val="none" w:color="auto" w:sz="0" w:space="0"/>
-            <w:insideV w:val="none" w:color="auto" w:sz="0" w:space="0"/>
-          </w:tblBorders>
-          <w:tblCellMar>
-            <w:top w:w="15" w:type="dxa"/>
-            <w:left w:w="15" w:type="dxa"/>
-            <w:bottom w:w="15" w:type="dxa"/>
-            <w:right w:w="15" w:type="dxa"/>
-          </w:tblCellMar>
-        </w:tblPrEx>
-        <w:tc>
-          <w:tcPr>
-            <w:tcW w:w="790" w:type="pct"/>
-            <w:tcBorders>
-              <w:top w:val="single" w:color="auto" w:sz="4" w:space="0"/>
-              <w:left w:val="single" w:color="auto" w:sz="4" w:space="0"/>
-              <w:bottom w:val="single" w:color="auto" w:sz="4" w:space="0"/>
-              <w:right w:val="single" w:color="auto" w:sz="4" w:space="0"/>
-            </w:tcBorders>
-            <w:shd w:val="clear" w:color="auto" w:fill="auto"/>
-            <w:tcMar>
-              <w:top w:w="100" w:type="dxa"/>
-              <w:left w:w="0" w:type="dxa"/>
-              <w:bottom w:w="100" w:type="dxa"/>
-              <w:right w:w="160" w:type="dxa"/>
-            </w:tcMar>
-            <w:vAlign w:val="center"/>
-          </w:tcPr>
-          <w:p>
-            <w:pPr>
-              <w:keepNext w:val="0"/>
-              <w:keepLines w:val="0"/>
-              <w:widowControl/>
-              <w:suppressLineNumbers w:val="0"/>
-              <w:spacing w:line="250" w:lineRule="atLeast"/>
-              <w:jc w:val="center"/>
-              <w:rPr>
-                <w:rFonts w:hint="default" w:ascii="Times New Roman" w:hAnsi="Times New Roman" w:eastAsia="宋体" w:cs="Times New Roman"/>
-                <w:b w:val="0"/>
-                <w:bCs w:val="0"/>
-                <w:i w:val="0"/>
-                <w:iCs w:val="0"/>
-                <w:caps w:val="0"/>
-                <w:color w:val="0F1115"/>
-                <w:spacing w:val="0"/>
-                <w:kern w:val="0"/>
-                <w:sz w:val="18"/>
-                <w:szCs w:val="18"/>
-                <w:lang w:val="en-US" w:eastAsia="zh-CN" w:bidi="ar"/>
-              </w:rPr>
-            </w:pPr>
-            <w:r>
-              <w:rPr>
-                <w:rFonts w:hint="default" w:ascii="Times New Roman" w:hAnsi="Times New Roman" w:eastAsia="宋体" w:cs="Times New Roman"/>
-                <w:i w:val="0"/>
-                <w:iCs w:val="0"/>
-                <w:caps w:val="0"/>
-                <w:color w:val="0F1115"/>
-                <w:spacing w:val="0"/>
-                <w:kern w:val="0"/>
-                <w:sz w:val="18"/>
-                <w:szCs w:val="18"/>
-                <w:lang w:val="en-US" w:eastAsia="zh-CN" w:bidi="ar"/>
-              </w:rPr>
-              <w:t>顿悟</w:t>
-            </w:r>
-          </w:p>
-        </w:tc>
-        <w:tc>
-          <w:tcPr>
-            <w:tcW w:w="4209" w:type="pct"/>
-            <w:tcBorders>
-              <w:top w:val="single" w:color="auto" w:sz="4" w:space="0"/>
-              <w:left w:val="single" w:color="auto" w:sz="4" w:space="0"/>
-              <w:bottom w:val="single" w:color="auto" w:sz="4" w:space="0"/>
-              <w:right w:val="single" w:color="auto" w:sz="4" w:space="0"/>
-            </w:tcBorders>
-            <w:shd w:val="clear" w:color="auto" w:fill="auto"/>
-            <w:tcMar>
-              <w:top w:w="100" w:type="dxa"/>
-              <w:left w:w="160" w:type="dxa"/>
-              <w:bottom w:w="100" w:type="dxa"/>
-              <w:right w:w="0" w:type="dxa"/>
-            </w:tcMar>
-            <w:vAlign w:val="center"/>
-          </w:tcPr>
-          <w:p>
-            <w:pPr>
-              <w:keepNext w:val="0"/>
-              <w:keepLines w:val="0"/>
-              <w:widowControl/>
-              <w:suppressLineNumbers w:val="0"/>
-              <w:spacing w:line="250" w:lineRule="atLeast"/>
-              <w:jc w:val="center"/>
-              <w:rPr>
-                <w:rFonts w:hint="default" w:ascii="Times New Roman" w:hAnsi="Times New Roman" w:eastAsia="宋体" w:cs="Times New Roman"/>
-                <w:b w:val="0"/>
-                <w:bCs w:val="0"/>
-                <w:i w:val="0"/>
-                <w:iCs w:val="0"/>
-                <w:caps w:val="0"/>
-                <w:color w:val="0F1115"/>
-                <w:spacing w:val="0"/>
-                <w:kern w:val="0"/>
-                <w:sz w:val="18"/>
-                <w:szCs w:val="18"/>
-                <w:lang w:val="en-US" w:eastAsia="zh-CN" w:bidi="ar"/>
-              </w:rPr>
-            </w:pPr>
-            <w:r>
-              <w:rPr>
-                <w:rFonts w:hint="default" w:ascii="Times New Roman" w:hAnsi="Times New Roman" w:eastAsia="宋体" w:cs="Times New Roman"/>
-                <w:i w:val="0"/>
-                <w:iCs w:val="0"/>
-                <w:caps w:val="0"/>
-                <w:color w:val="0F1115"/>
-                <w:spacing w:val="0"/>
-                <w:kern w:val="0"/>
-                <w:sz w:val="18"/>
-                <w:szCs w:val="18"/>
-                <w:lang w:val="en-US" w:eastAsia="zh-CN" w:bidi="ar"/>
-              </w:rPr>
-              <w:t>可进行融合或升级的特殊状态</w:t>
-            </w:r>
-          </w:p>
-        </w:tc>
-      </w:tr>
-      <w:tr>
-        <w:tblPrEx>
-          <w:tblBorders>
-            <w:top w:val="none" w:color="auto" w:sz="0" w:space="0"/>
-            <w:left w:val="none" w:color="auto" w:sz="0" w:space="0"/>
-            <w:bottom w:val="none" w:color="auto" w:sz="0" w:space="0"/>
-            <w:right w:val="none" w:color="auto" w:sz="0" w:space="0"/>
-            <w:insideH w:val="none" w:color="auto" w:sz="0" w:space="0"/>
-            <w:insideV w:val="none" w:color="auto" w:sz="0" w:space="0"/>
-          </w:tblBorders>
-          <w:tblCellMar>
-            <w:top w:w="15" w:type="dxa"/>
-            <w:left w:w="15" w:type="dxa"/>
-            <w:bottom w:w="15" w:type="dxa"/>
-            <w:right w:w="15" w:type="dxa"/>
-          </w:tblCellMar>
-        </w:tblPrEx>
-        <w:tc>
-          <w:tcPr>
-            <w:tcW w:w="790" w:type="pct"/>
-            <w:tcBorders>
-              <w:top w:val="single" w:color="auto" w:sz="4" w:space="0"/>
-              <w:left w:val="single" w:color="auto" w:sz="4" w:space="0"/>
-              <w:bottom w:val="single" w:color="auto" w:sz="4" w:space="0"/>
-              <w:right w:val="single" w:color="auto" w:sz="4" w:space="0"/>
-            </w:tcBorders>
-            <w:shd w:val="clear" w:color="auto" w:fill="auto"/>
-            <w:tcMar>
-              <w:top w:w="100" w:type="dxa"/>
-              <w:left w:w="0" w:type="dxa"/>
-              <w:bottom w:w="100" w:type="dxa"/>
-              <w:right w:w="160" w:type="dxa"/>
-            </w:tcMar>
-            <w:vAlign w:val="center"/>
-          </w:tcPr>
-          <w:p>
-            <w:pPr>
-              <w:keepNext w:val="0"/>
-              <w:keepLines w:val="0"/>
-              <w:widowControl/>
-              <w:suppressLineNumbers w:val="0"/>
-              <w:spacing w:line="250" w:lineRule="atLeast"/>
-              <w:jc w:val="center"/>
-              <w:rPr>
-                <w:rFonts w:hint="default" w:ascii="Times New Roman" w:hAnsi="Times New Roman" w:eastAsia="宋体" w:cs="Times New Roman"/>
-                <w:b w:val="0"/>
-                <w:bCs w:val="0"/>
-                <w:i w:val="0"/>
-                <w:iCs w:val="0"/>
-                <w:caps w:val="0"/>
-                <w:color w:val="0F1115"/>
-                <w:spacing w:val="0"/>
-                <w:kern w:val="0"/>
-                <w:sz w:val="18"/>
-                <w:szCs w:val="18"/>
-                <w:lang w:val="en-US" w:eastAsia="zh-CN" w:bidi="ar"/>
-              </w:rPr>
-            </w:pPr>
-            <w:r>
-              <w:rPr>
-                <w:rFonts w:hint="default" w:ascii="Times New Roman" w:hAnsi="Times New Roman" w:eastAsia="宋体" w:cs="Times New Roman"/>
-                <w:i w:val="0"/>
-                <w:iCs w:val="0"/>
-                <w:caps w:val="0"/>
-                <w:color w:val="0F1115"/>
-                <w:spacing w:val="0"/>
-                <w:kern w:val="0"/>
-                <w:sz w:val="18"/>
-                <w:szCs w:val="18"/>
-                <w:lang w:val="en-US" w:eastAsia="zh-CN" w:bidi="ar"/>
-              </w:rPr>
-              <w:t>融合</w:t>
-            </w:r>
-          </w:p>
-        </w:tc>
-        <w:tc>
-          <w:tcPr>
-            <w:tcW w:w="4209" w:type="pct"/>
-            <w:tcBorders>
-              <w:top w:val="single" w:color="auto" w:sz="4" w:space="0"/>
-              <w:left w:val="single" w:color="auto" w:sz="4" w:space="0"/>
-              <w:bottom w:val="single" w:color="auto" w:sz="4" w:space="0"/>
-              <w:right w:val="single" w:color="auto" w:sz="4" w:space="0"/>
-            </w:tcBorders>
-            <w:shd w:val="clear" w:color="auto" w:fill="auto"/>
-            <w:tcMar>
-              <w:top w:w="100" w:type="dxa"/>
-              <w:left w:w="160" w:type="dxa"/>
-              <w:bottom w:w="100" w:type="dxa"/>
-              <w:right w:w="0" w:type="dxa"/>
-            </w:tcMar>
-            <w:vAlign w:val="center"/>
-          </w:tcPr>
-          <w:p>
-            <w:pPr>
-              <w:keepNext w:val="0"/>
-              <w:keepLines w:val="0"/>
-              <w:widowControl/>
-              <w:suppressLineNumbers w:val="0"/>
-              <w:spacing w:line="250" w:lineRule="atLeast"/>
-              <w:jc w:val="center"/>
-              <w:rPr>
-                <w:rFonts w:hint="default" w:ascii="Times New Roman" w:hAnsi="Times New Roman" w:eastAsia="宋体" w:cs="Times New Roman"/>
-                <w:b w:val="0"/>
-                <w:bCs w:val="0"/>
-                <w:i w:val="0"/>
-                <w:iCs w:val="0"/>
-                <w:caps w:val="0"/>
-                <w:color w:val="0F1115"/>
-                <w:spacing w:val="0"/>
-                <w:kern w:val="0"/>
-                <w:sz w:val="18"/>
-                <w:szCs w:val="18"/>
-                <w:lang w:val="en-US" w:eastAsia="zh-CN" w:bidi="ar"/>
-              </w:rPr>
-            </w:pPr>
-            <w:r>
-              <w:rPr>
-                <w:rFonts w:hint="default" w:ascii="Times New Roman" w:hAnsi="Times New Roman" w:eastAsia="宋体" w:cs="Times New Roman"/>
-                <w:i w:val="0"/>
-                <w:iCs w:val="0"/>
-                <w:caps w:val="0"/>
-                <w:color w:val="0F1115"/>
-                <w:spacing w:val="0"/>
-                <w:kern w:val="0"/>
-                <w:sz w:val="18"/>
-                <w:szCs w:val="18"/>
-                <w:lang w:val="en-US" w:eastAsia="zh-CN" w:bidi="ar"/>
-              </w:rPr>
-              <w:t>将两枚刻印合并为一枚，压缩库容</w:t>
-            </w:r>
-          </w:p>
-        </w:tc>
-      </w:tr>
-      <w:tr>
-        <w:tblPrEx>
-          <w:tblBorders>
-            <w:top w:val="none" w:color="auto" w:sz="0" w:space="0"/>
-            <w:left w:val="none" w:color="auto" w:sz="0" w:space="0"/>
-            <w:bottom w:val="none" w:color="auto" w:sz="0" w:space="0"/>
-            <w:right w:val="none" w:color="auto" w:sz="0" w:space="0"/>
-            <w:insideH w:val="none" w:color="auto" w:sz="0" w:space="0"/>
-            <w:insideV w:val="none" w:color="auto" w:sz="0" w:space="0"/>
-          </w:tblBorders>
-          <w:tblCellMar>
-            <w:top w:w="15" w:type="dxa"/>
-            <w:left w:w="15" w:type="dxa"/>
-            <w:bottom w:w="15" w:type="dxa"/>
-            <w:right w:w="15" w:type="dxa"/>
-          </w:tblCellMar>
-        </w:tblPrEx>
-        <w:tc>
-          <w:tcPr>
-            <w:tcW w:w="790" w:type="pct"/>
-            <w:tcBorders>
-              <w:top w:val="single" w:color="auto" w:sz="4" w:space="0"/>
-              <w:left w:val="single" w:color="auto" w:sz="4" w:space="0"/>
-              <w:bottom w:val="single" w:color="auto" w:sz="4" w:space="0"/>
-              <w:right w:val="single" w:color="auto" w:sz="4" w:space="0"/>
-            </w:tcBorders>
-            <w:shd w:val="clear" w:color="auto" w:fill="auto"/>
-            <w:tcMar>
-              <w:top w:w="100" w:type="dxa"/>
-              <w:left w:w="0" w:type="dxa"/>
-              <w:bottom w:w="100" w:type="dxa"/>
-              <w:right w:w="160" w:type="dxa"/>
-            </w:tcMar>
-            <w:vAlign w:val="center"/>
-          </w:tcPr>
-          <w:p>
-            <w:pPr>
-              <w:keepNext w:val="0"/>
-              <w:keepLines w:val="0"/>
-              <w:widowControl/>
-              <w:suppressLineNumbers w:val="0"/>
-              <w:spacing w:line="250" w:lineRule="atLeast"/>
-              <w:jc w:val="center"/>
-              <w:rPr>
-                <w:rFonts w:hint="default" w:ascii="Times New Roman" w:hAnsi="Times New Roman" w:eastAsia="宋体" w:cs="Times New Roman"/>
-                <w:b w:val="0"/>
-                <w:bCs w:val="0"/>
-                <w:i w:val="0"/>
-                <w:iCs w:val="0"/>
-                <w:caps w:val="0"/>
-                <w:color w:val="0F1115"/>
-                <w:spacing w:val="0"/>
-                <w:kern w:val="0"/>
-                <w:sz w:val="18"/>
-                <w:szCs w:val="18"/>
-                <w:lang w:val="en-US" w:eastAsia="zh-CN" w:bidi="ar"/>
-              </w:rPr>
-            </w:pPr>
-            <w:r>
-              <w:rPr>
-                <w:rFonts w:hint="default" w:ascii="Times New Roman" w:hAnsi="Times New Roman" w:eastAsia="宋体" w:cs="Times New Roman"/>
-                <w:i w:val="0"/>
-                <w:iCs w:val="0"/>
-                <w:caps w:val="0"/>
-                <w:color w:val="0F1115"/>
-                <w:spacing w:val="0"/>
-                <w:kern w:val="0"/>
-                <w:sz w:val="18"/>
-                <w:szCs w:val="18"/>
-                <w:lang w:val="en-US" w:eastAsia="zh-CN" w:bidi="ar"/>
-              </w:rPr>
-              <w:t>信息素</w:t>
-            </w:r>
-          </w:p>
-        </w:tc>
-        <w:tc>
-          <w:tcPr>
-            <w:tcW w:w="4209" w:type="pct"/>
-            <w:tcBorders>
-              <w:top w:val="single" w:color="auto" w:sz="4" w:space="0"/>
-              <w:left w:val="single" w:color="auto" w:sz="4" w:space="0"/>
-              <w:bottom w:val="single" w:color="auto" w:sz="4" w:space="0"/>
-              <w:right w:val="single" w:color="auto" w:sz="4" w:space="0"/>
-            </w:tcBorders>
-            <w:shd w:val="clear" w:color="auto" w:fill="auto"/>
-            <w:tcMar>
-              <w:top w:w="100" w:type="dxa"/>
-              <w:left w:w="160" w:type="dxa"/>
-              <w:bottom w:w="100" w:type="dxa"/>
-              <w:right w:w="0" w:type="dxa"/>
-            </w:tcMar>
-            <w:vAlign w:val="center"/>
-          </w:tcPr>
-          <w:p>
-            <w:pPr>
-              <w:keepNext w:val="0"/>
-              <w:keepLines w:val="0"/>
-              <w:widowControl/>
-              <w:suppressLineNumbers w:val="0"/>
-              <w:spacing w:line="250" w:lineRule="atLeast"/>
-              <w:jc w:val="center"/>
-              <w:rPr>
-                <w:rFonts w:hint="default" w:ascii="Times New Roman" w:hAnsi="Times New Roman" w:eastAsia="宋体" w:cs="Times New Roman"/>
-                <w:b w:val="0"/>
-                <w:bCs w:val="0"/>
-                <w:i w:val="0"/>
-                <w:iCs w:val="0"/>
-                <w:caps w:val="0"/>
-                <w:color w:val="0F1115"/>
-                <w:spacing w:val="0"/>
-                <w:kern w:val="0"/>
-                <w:sz w:val="18"/>
-                <w:szCs w:val="18"/>
-                <w:lang w:val="en-US" w:eastAsia="zh-CN" w:bidi="ar"/>
-              </w:rPr>
-            </w:pPr>
-            <w:r>
-              <w:rPr>
-                <w:rFonts w:hint="default" w:ascii="Times New Roman" w:hAnsi="Times New Roman" w:eastAsia="宋体" w:cs="Times New Roman"/>
-                <w:i w:val="0"/>
-                <w:iCs w:val="0"/>
-                <w:caps w:val="0"/>
-                <w:color w:val="0F1115"/>
-                <w:spacing w:val="0"/>
-                <w:kern w:val="0"/>
-                <w:sz w:val="18"/>
-                <w:szCs w:val="18"/>
-                <w:lang w:val="en-US" w:eastAsia="zh-CN" w:bidi="ar"/>
-              </w:rPr>
-              <w:t>敌人死亡时留下，引导后续敌人配置</w:t>
-            </w:r>
-          </w:p>
-        </w:tc>
-      </w:tr>
-      <w:tr>
-        <w:tblPrEx>
-          <w:tblBorders>
-            <w:top w:val="none" w:color="auto" w:sz="0" w:space="0"/>
-            <w:left w:val="none" w:color="auto" w:sz="0" w:space="0"/>
-            <w:bottom w:val="none" w:color="auto" w:sz="0" w:space="0"/>
-            <w:right w:val="none" w:color="auto" w:sz="0" w:space="0"/>
-            <w:insideH w:val="none" w:color="auto" w:sz="0" w:space="0"/>
-            <w:insideV w:val="none" w:color="auto" w:sz="0" w:space="0"/>
-          </w:tblBorders>
-          <w:tblCellMar>
-            <w:top w:w="15" w:type="dxa"/>
-            <w:left w:w="15" w:type="dxa"/>
-            <w:bottom w:w="15" w:type="dxa"/>
-            <w:right w:w="15" w:type="dxa"/>
-          </w:tblCellMar>
-        </w:tblPrEx>
-        <w:tc>
-          <w:tcPr>
-            <w:tcW w:w="790" w:type="pct"/>
-            <w:tcBorders>
-              <w:top w:val="single" w:color="auto" w:sz="4" w:space="0"/>
-              <w:left w:val="single" w:color="auto" w:sz="4" w:space="0"/>
-              <w:bottom w:val="single" w:color="auto" w:sz="4" w:space="0"/>
-              <w:right w:val="single" w:color="auto" w:sz="4" w:space="0"/>
-            </w:tcBorders>
-            <w:shd w:val="clear" w:color="auto" w:fill="auto"/>
-            <w:tcMar>
-              <w:top w:w="100" w:type="dxa"/>
-              <w:left w:w="0" w:type="dxa"/>
-              <w:bottom w:w="100" w:type="dxa"/>
-              <w:right w:w="160" w:type="dxa"/>
-            </w:tcMar>
-            <w:vAlign w:val="center"/>
-          </w:tcPr>
-          <w:p>
-            <w:pPr>
-              <w:keepNext w:val="0"/>
-              <w:keepLines w:val="0"/>
-              <w:widowControl/>
-              <w:suppressLineNumbers w:val="0"/>
-              <w:spacing w:line="250" w:lineRule="atLeast"/>
-              <w:jc w:val="center"/>
-              <w:rPr>
-                <w:rFonts w:hint="default" w:ascii="Times New Roman" w:hAnsi="Times New Roman" w:eastAsia="宋体" w:cs="Times New Roman"/>
-                <w:b w:val="0"/>
-                <w:bCs w:val="0"/>
-                <w:i w:val="0"/>
-                <w:iCs w:val="0"/>
-                <w:caps w:val="0"/>
-                <w:color w:val="0F1115"/>
-                <w:spacing w:val="0"/>
-                <w:kern w:val="0"/>
-                <w:sz w:val="18"/>
-                <w:szCs w:val="18"/>
-                <w:lang w:val="en-US" w:eastAsia="zh-CN" w:bidi="ar"/>
-              </w:rPr>
-            </w:pPr>
-            <w:r>
-              <w:rPr>
-                <w:rFonts w:hint="default" w:ascii="Times New Roman" w:hAnsi="Times New Roman" w:eastAsia="宋体" w:cs="Times New Roman"/>
-                <w:i w:val="0"/>
-                <w:iCs w:val="0"/>
-                <w:caps w:val="0"/>
-                <w:color w:val="0F1115"/>
-                <w:spacing w:val="0"/>
-                <w:kern w:val="0"/>
-                <w:sz w:val="18"/>
-                <w:szCs w:val="18"/>
-                <w:lang w:val="en-US" w:eastAsia="zh-CN" w:bidi="ar"/>
-              </w:rPr>
-              <w:t>残响</w:t>
-            </w:r>
-          </w:p>
-        </w:tc>
-        <w:tc>
-          <w:tcPr>
-            <w:tcW w:w="4209" w:type="pct"/>
-            <w:tcBorders>
-              <w:top w:val="single" w:color="auto" w:sz="4" w:space="0"/>
-              <w:left w:val="single" w:color="auto" w:sz="4" w:space="0"/>
-              <w:bottom w:val="single" w:color="auto" w:sz="4" w:space="0"/>
-              <w:right w:val="single" w:color="auto" w:sz="4" w:space="0"/>
-            </w:tcBorders>
-            <w:shd w:val="clear" w:color="auto" w:fill="auto"/>
-            <w:tcMar>
-              <w:top w:w="100" w:type="dxa"/>
-              <w:left w:w="160" w:type="dxa"/>
-              <w:bottom w:w="100" w:type="dxa"/>
-              <w:right w:w="0" w:type="dxa"/>
-            </w:tcMar>
-            <w:vAlign w:val="center"/>
-          </w:tcPr>
-          <w:p>
-            <w:pPr>
-              <w:keepNext w:val="0"/>
-              <w:keepLines w:val="0"/>
-              <w:widowControl/>
-              <w:suppressLineNumbers w:val="0"/>
-              <w:spacing w:line="250" w:lineRule="atLeast"/>
-              <w:jc w:val="center"/>
-              <w:rPr>
-                <w:rFonts w:hint="default" w:ascii="Times New Roman" w:hAnsi="Times New Roman" w:eastAsia="宋体" w:cs="Times New Roman"/>
-                <w:b w:val="0"/>
-                <w:bCs w:val="0"/>
-                <w:i w:val="0"/>
-                <w:iCs w:val="0"/>
-                <w:caps w:val="0"/>
-                <w:color w:val="0F1115"/>
-                <w:spacing w:val="0"/>
-                <w:kern w:val="0"/>
-                <w:sz w:val="18"/>
-                <w:szCs w:val="18"/>
-                <w:lang w:val="en-US" w:eastAsia="zh-CN" w:bidi="ar"/>
-              </w:rPr>
-            </w:pPr>
-            <w:r>
-              <w:rPr>
-                <w:rFonts w:hint="default" w:ascii="Times New Roman" w:hAnsi="Times New Roman" w:eastAsia="宋体" w:cs="Times New Roman"/>
-                <w:i w:val="0"/>
-                <w:iCs w:val="0"/>
-                <w:caps w:val="0"/>
-                <w:color w:val="0F1115"/>
-                <w:spacing w:val="0"/>
-                <w:kern w:val="0"/>
-                <w:sz w:val="18"/>
-                <w:szCs w:val="18"/>
-                <w:lang w:val="en-US" w:eastAsia="zh-CN" w:bidi="ar"/>
-              </w:rPr>
-              <w:t>舍弃刻印后录入图鉴，用于跨局解锁</w:t>
             </w:r>
           </w:p>
         </w:tc>
@@ -34411,6 +34523,545 @@
               <w:jc w:val="center"/>
               <w:rPr>
                 <w:rFonts w:hint="default" w:ascii="Times New Roman" w:hAnsi="Times New Roman" w:eastAsia="宋体" w:cs="Times New Roman"/>
+                <w:b w:val="0"/>
+                <w:bCs w:val="0"/>
+                <w:i w:val="0"/>
+                <w:iCs w:val="0"/>
+                <w:caps w:val="0"/>
+                <w:color w:val="0F1115"/>
+                <w:spacing w:val="0"/>
+                <w:kern w:val="0"/>
+                <w:sz w:val="18"/>
+                <w:szCs w:val="18"/>
+                <w:lang w:val="en-US" w:eastAsia="zh-CN" w:bidi="ar"/>
+              </w:rPr>
+            </w:pPr>
+            <w:r>
+              <w:rPr>
+                <w:rFonts w:hint="default" w:ascii="Times New Roman" w:hAnsi="Times New Roman" w:eastAsia="宋体" w:cs="Times New Roman"/>
+                <w:i w:val="0"/>
+                <w:iCs w:val="0"/>
+                <w:caps w:val="0"/>
+                <w:color w:val="0F1115"/>
+                <w:spacing w:val="0"/>
+                <w:kern w:val="0"/>
+                <w:sz w:val="18"/>
+                <w:szCs w:val="18"/>
+                <w:lang w:val="en-US" w:eastAsia="zh-CN" w:bidi="ar"/>
+              </w:rPr>
+              <w:t>顿悟</w:t>
+            </w:r>
+          </w:p>
+        </w:tc>
+        <w:tc>
+          <w:tcPr>
+            <w:tcW w:w="4209" w:type="pct"/>
+            <w:tcBorders>
+              <w:top w:val="single" w:color="auto" w:sz="4" w:space="0"/>
+              <w:left w:val="single" w:color="auto" w:sz="4" w:space="0"/>
+              <w:bottom w:val="single" w:color="auto" w:sz="4" w:space="0"/>
+              <w:right w:val="single" w:color="auto" w:sz="4" w:space="0"/>
+            </w:tcBorders>
+            <w:shd w:val="clear" w:color="auto" w:fill="auto"/>
+            <w:tcMar>
+              <w:top w:w="100" w:type="dxa"/>
+              <w:left w:w="160" w:type="dxa"/>
+              <w:bottom w:w="100" w:type="dxa"/>
+              <w:right w:w="0" w:type="dxa"/>
+            </w:tcMar>
+            <w:vAlign w:val="center"/>
+          </w:tcPr>
+          <w:p>
+            <w:pPr>
+              <w:keepNext w:val="0"/>
+              <w:keepLines w:val="0"/>
+              <w:widowControl/>
+              <w:suppressLineNumbers w:val="0"/>
+              <w:spacing w:line="250" w:lineRule="atLeast"/>
+              <w:jc w:val="center"/>
+              <w:rPr>
+                <w:rFonts w:hint="default" w:ascii="Times New Roman" w:hAnsi="Times New Roman" w:eastAsia="宋体" w:cs="Times New Roman"/>
+                <w:b w:val="0"/>
+                <w:bCs w:val="0"/>
+                <w:i w:val="0"/>
+                <w:iCs w:val="0"/>
+                <w:caps w:val="0"/>
+                <w:color w:val="0F1115"/>
+                <w:spacing w:val="0"/>
+                <w:kern w:val="0"/>
+                <w:sz w:val="18"/>
+                <w:szCs w:val="18"/>
+                <w:lang w:val="en-US" w:eastAsia="zh-CN" w:bidi="ar"/>
+              </w:rPr>
+            </w:pPr>
+            <w:r>
+              <w:rPr>
+                <w:rFonts w:hint="default" w:ascii="Times New Roman" w:hAnsi="Times New Roman" w:eastAsia="宋体" w:cs="Times New Roman"/>
+                <w:i w:val="0"/>
+                <w:iCs w:val="0"/>
+                <w:caps w:val="0"/>
+                <w:color w:val="0F1115"/>
+                <w:spacing w:val="0"/>
+                <w:kern w:val="0"/>
+                <w:sz w:val="18"/>
+                <w:szCs w:val="18"/>
+                <w:lang w:val="en-US" w:eastAsia="zh-CN" w:bidi="ar"/>
+              </w:rPr>
+              <w:t>可进行融合或升级的特殊状态</w:t>
+            </w:r>
+          </w:p>
+        </w:tc>
+      </w:tr>
+      <w:tr>
+        <w:tblPrEx>
+          <w:tblBorders>
+            <w:top w:val="none" w:color="auto" w:sz="0" w:space="0"/>
+            <w:left w:val="none" w:color="auto" w:sz="0" w:space="0"/>
+            <w:bottom w:val="none" w:color="auto" w:sz="0" w:space="0"/>
+            <w:right w:val="none" w:color="auto" w:sz="0" w:space="0"/>
+            <w:insideH w:val="none" w:color="auto" w:sz="0" w:space="0"/>
+            <w:insideV w:val="none" w:color="auto" w:sz="0" w:space="0"/>
+          </w:tblBorders>
+          <w:shd w:val="clear" w:color="auto" w:fill="FFFFFF"/>
+          <w:tblCellMar>
+            <w:top w:w="15" w:type="dxa"/>
+            <w:left w:w="15" w:type="dxa"/>
+            <w:bottom w:w="15" w:type="dxa"/>
+            <w:right w:w="15" w:type="dxa"/>
+          </w:tblCellMar>
+        </w:tblPrEx>
+        <w:tc>
+          <w:tcPr>
+            <w:tcW w:w="790" w:type="pct"/>
+            <w:tcBorders>
+              <w:top w:val="single" w:color="auto" w:sz="4" w:space="0"/>
+              <w:left w:val="single" w:color="auto" w:sz="4" w:space="0"/>
+              <w:bottom w:val="single" w:color="auto" w:sz="4" w:space="0"/>
+              <w:right w:val="single" w:color="auto" w:sz="4" w:space="0"/>
+            </w:tcBorders>
+            <w:shd w:val="clear" w:color="auto" w:fill="auto"/>
+            <w:tcMar>
+              <w:top w:w="100" w:type="dxa"/>
+              <w:left w:w="0" w:type="dxa"/>
+              <w:bottom w:w="100" w:type="dxa"/>
+              <w:right w:w="160" w:type="dxa"/>
+            </w:tcMar>
+            <w:vAlign w:val="center"/>
+          </w:tcPr>
+          <w:p>
+            <w:pPr>
+              <w:keepNext w:val="0"/>
+              <w:keepLines w:val="0"/>
+              <w:widowControl/>
+              <w:suppressLineNumbers w:val="0"/>
+              <w:spacing w:line="250" w:lineRule="atLeast"/>
+              <w:jc w:val="center"/>
+              <w:rPr>
+                <w:rFonts w:hint="default" w:ascii="Times New Roman" w:hAnsi="Times New Roman" w:eastAsia="宋体" w:cs="Times New Roman"/>
+                <w:b w:val="0"/>
+                <w:bCs w:val="0"/>
+                <w:i w:val="0"/>
+                <w:iCs w:val="0"/>
+                <w:caps w:val="0"/>
+                <w:color w:val="0F1115"/>
+                <w:spacing w:val="0"/>
+                <w:kern w:val="0"/>
+                <w:sz w:val="18"/>
+                <w:szCs w:val="18"/>
+                <w:lang w:val="en-US" w:eastAsia="zh-CN" w:bidi="ar"/>
+              </w:rPr>
+            </w:pPr>
+            <w:r>
+              <w:rPr>
+                <w:rFonts w:hint="default" w:ascii="Times New Roman" w:hAnsi="Times New Roman" w:eastAsia="宋体" w:cs="Times New Roman"/>
+                <w:i w:val="0"/>
+                <w:iCs w:val="0"/>
+                <w:caps w:val="0"/>
+                <w:color w:val="0F1115"/>
+                <w:spacing w:val="0"/>
+                <w:kern w:val="0"/>
+                <w:sz w:val="18"/>
+                <w:szCs w:val="18"/>
+                <w:lang w:val="en-US" w:eastAsia="zh-CN" w:bidi="ar"/>
+              </w:rPr>
+              <w:t>融合</w:t>
+            </w:r>
+          </w:p>
+        </w:tc>
+        <w:tc>
+          <w:tcPr>
+            <w:tcW w:w="4209" w:type="pct"/>
+            <w:tcBorders>
+              <w:top w:val="single" w:color="auto" w:sz="4" w:space="0"/>
+              <w:left w:val="single" w:color="auto" w:sz="4" w:space="0"/>
+              <w:bottom w:val="single" w:color="auto" w:sz="4" w:space="0"/>
+              <w:right w:val="single" w:color="auto" w:sz="4" w:space="0"/>
+            </w:tcBorders>
+            <w:shd w:val="clear" w:color="auto" w:fill="auto"/>
+            <w:tcMar>
+              <w:top w:w="100" w:type="dxa"/>
+              <w:left w:w="160" w:type="dxa"/>
+              <w:bottom w:w="100" w:type="dxa"/>
+              <w:right w:w="0" w:type="dxa"/>
+            </w:tcMar>
+            <w:vAlign w:val="center"/>
+          </w:tcPr>
+          <w:p>
+            <w:pPr>
+              <w:keepNext w:val="0"/>
+              <w:keepLines w:val="0"/>
+              <w:widowControl/>
+              <w:suppressLineNumbers w:val="0"/>
+              <w:spacing w:line="250" w:lineRule="atLeast"/>
+              <w:jc w:val="center"/>
+              <w:rPr>
+                <w:rFonts w:hint="default" w:ascii="Times New Roman" w:hAnsi="Times New Roman" w:eastAsia="宋体" w:cs="Times New Roman"/>
+                <w:b w:val="0"/>
+                <w:bCs w:val="0"/>
+                <w:i w:val="0"/>
+                <w:iCs w:val="0"/>
+                <w:caps w:val="0"/>
+                <w:color w:val="0F1115"/>
+                <w:spacing w:val="0"/>
+                <w:kern w:val="0"/>
+                <w:sz w:val="18"/>
+                <w:szCs w:val="18"/>
+                <w:lang w:val="en-US" w:eastAsia="zh-CN" w:bidi="ar"/>
+              </w:rPr>
+            </w:pPr>
+            <w:r>
+              <w:rPr>
+                <w:rFonts w:hint="default" w:ascii="Times New Roman" w:hAnsi="Times New Roman" w:eastAsia="宋体" w:cs="Times New Roman"/>
+                <w:i w:val="0"/>
+                <w:iCs w:val="0"/>
+                <w:caps w:val="0"/>
+                <w:color w:val="0F1115"/>
+                <w:spacing w:val="0"/>
+                <w:kern w:val="0"/>
+                <w:sz w:val="18"/>
+                <w:szCs w:val="18"/>
+                <w:lang w:val="en-US" w:eastAsia="zh-CN" w:bidi="ar"/>
+              </w:rPr>
+              <w:t>将两枚刻印合并为一枚，压缩库容</w:t>
+            </w:r>
+          </w:p>
+        </w:tc>
+      </w:tr>
+      <w:tr>
+        <w:tblPrEx>
+          <w:tblBorders>
+            <w:top w:val="none" w:color="auto" w:sz="0" w:space="0"/>
+            <w:left w:val="none" w:color="auto" w:sz="0" w:space="0"/>
+            <w:bottom w:val="none" w:color="auto" w:sz="0" w:space="0"/>
+            <w:right w:val="none" w:color="auto" w:sz="0" w:space="0"/>
+            <w:insideH w:val="none" w:color="auto" w:sz="0" w:space="0"/>
+            <w:insideV w:val="none" w:color="auto" w:sz="0" w:space="0"/>
+          </w:tblBorders>
+          <w:shd w:val="clear" w:color="auto" w:fill="FFFFFF"/>
+          <w:tblCellMar>
+            <w:top w:w="15" w:type="dxa"/>
+            <w:left w:w="15" w:type="dxa"/>
+            <w:bottom w:w="15" w:type="dxa"/>
+            <w:right w:w="15" w:type="dxa"/>
+          </w:tblCellMar>
+        </w:tblPrEx>
+        <w:tc>
+          <w:tcPr>
+            <w:tcW w:w="790" w:type="pct"/>
+            <w:tcBorders>
+              <w:top w:val="single" w:color="auto" w:sz="4" w:space="0"/>
+              <w:left w:val="single" w:color="auto" w:sz="4" w:space="0"/>
+              <w:bottom w:val="single" w:color="auto" w:sz="4" w:space="0"/>
+              <w:right w:val="single" w:color="auto" w:sz="4" w:space="0"/>
+            </w:tcBorders>
+            <w:shd w:val="clear" w:color="auto" w:fill="auto"/>
+            <w:tcMar>
+              <w:top w:w="100" w:type="dxa"/>
+              <w:left w:w="0" w:type="dxa"/>
+              <w:bottom w:w="100" w:type="dxa"/>
+              <w:right w:w="160" w:type="dxa"/>
+            </w:tcMar>
+            <w:vAlign w:val="center"/>
+          </w:tcPr>
+          <w:p>
+            <w:pPr>
+              <w:keepNext w:val="0"/>
+              <w:keepLines w:val="0"/>
+              <w:widowControl/>
+              <w:suppressLineNumbers w:val="0"/>
+              <w:spacing w:line="250" w:lineRule="atLeast"/>
+              <w:jc w:val="center"/>
+              <w:rPr>
+                <w:rFonts w:hint="default" w:ascii="Times New Roman" w:hAnsi="Times New Roman" w:eastAsia="宋体" w:cs="Times New Roman"/>
+                <w:b w:val="0"/>
+                <w:bCs w:val="0"/>
+                <w:i w:val="0"/>
+                <w:iCs w:val="0"/>
+                <w:caps w:val="0"/>
+                <w:color w:val="0F1115"/>
+                <w:spacing w:val="0"/>
+                <w:kern w:val="0"/>
+                <w:sz w:val="18"/>
+                <w:szCs w:val="18"/>
+                <w:lang w:val="en-US" w:eastAsia="zh-CN" w:bidi="ar"/>
+              </w:rPr>
+            </w:pPr>
+            <w:r>
+              <w:rPr>
+                <w:rFonts w:hint="default" w:ascii="Times New Roman" w:hAnsi="Times New Roman" w:eastAsia="宋体" w:cs="Times New Roman"/>
+                <w:i w:val="0"/>
+                <w:iCs w:val="0"/>
+                <w:caps w:val="0"/>
+                <w:color w:val="0F1115"/>
+                <w:spacing w:val="0"/>
+                <w:kern w:val="0"/>
+                <w:sz w:val="18"/>
+                <w:szCs w:val="18"/>
+                <w:lang w:val="en-US" w:eastAsia="zh-CN" w:bidi="ar"/>
+              </w:rPr>
+              <w:t>信息素</w:t>
+            </w:r>
+          </w:p>
+        </w:tc>
+        <w:tc>
+          <w:tcPr>
+            <w:tcW w:w="4209" w:type="pct"/>
+            <w:tcBorders>
+              <w:top w:val="single" w:color="auto" w:sz="4" w:space="0"/>
+              <w:left w:val="single" w:color="auto" w:sz="4" w:space="0"/>
+              <w:bottom w:val="single" w:color="auto" w:sz="4" w:space="0"/>
+              <w:right w:val="single" w:color="auto" w:sz="4" w:space="0"/>
+            </w:tcBorders>
+            <w:shd w:val="clear" w:color="auto" w:fill="auto"/>
+            <w:tcMar>
+              <w:top w:w="100" w:type="dxa"/>
+              <w:left w:w="160" w:type="dxa"/>
+              <w:bottom w:w="100" w:type="dxa"/>
+              <w:right w:w="0" w:type="dxa"/>
+            </w:tcMar>
+            <w:vAlign w:val="center"/>
+          </w:tcPr>
+          <w:p>
+            <w:pPr>
+              <w:keepNext w:val="0"/>
+              <w:keepLines w:val="0"/>
+              <w:widowControl/>
+              <w:suppressLineNumbers w:val="0"/>
+              <w:spacing w:line="250" w:lineRule="atLeast"/>
+              <w:jc w:val="center"/>
+              <w:rPr>
+                <w:rFonts w:hint="default" w:ascii="Times New Roman" w:hAnsi="Times New Roman" w:eastAsia="宋体" w:cs="Times New Roman"/>
+                <w:b w:val="0"/>
+                <w:bCs w:val="0"/>
+                <w:i w:val="0"/>
+                <w:iCs w:val="0"/>
+                <w:caps w:val="0"/>
+                <w:color w:val="0F1115"/>
+                <w:spacing w:val="0"/>
+                <w:kern w:val="0"/>
+                <w:sz w:val="18"/>
+                <w:szCs w:val="18"/>
+                <w:lang w:val="en-US" w:eastAsia="zh-CN" w:bidi="ar"/>
+              </w:rPr>
+            </w:pPr>
+            <w:r>
+              <w:rPr>
+                <w:rFonts w:hint="default" w:ascii="Times New Roman" w:hAnsi="Times New Roman" w:eastAsia="宋体" w:cs="Times New Roman"/>
+                <w:i w:val="0"/>
+                <w:iCs w:val="0"/>
+                <w:caps w:val="0"/>
+                <w:color w:val="0F1115"/>
+                <w:spacing w:val="0"/>
+                <w:kern w:val="0"/>
+                <w:sz w:val="18"/>
+                <w:szCs w:val="18"/>
+                <w:lang w:val="en-US" w:eastAsia="zh-CN" w:bidi="ar"/>
+              </w:rPr>
+              <w:t>敌人死亡时留下，引导后续敌人配置</w:t>
+            </w:r>
+          </w:p>
+        </w:tc>
+      </w:tr>
+      <w:tr>
+        <w:tblPrEx>
+          <w:tblBorders>
+            <w:top w:val="none" w:color="auto" w:sz="0" w:space="0"/>
+            <w:left w:val="none" w:color="auto" w:sz="0" w:space="0"/>
+            <w:bottom w:val="none" w:color="auto" w:sz="0" w:space="0"/>
+            <w:right w:val="none" w:color="auto" w:sz="0" w:space="0"/>
+            <w:insideH w:val="none" w:color="auto" w:sz="0" w:space="0"/>
+            <w:insideV w:val="none" w:color="auto" w:sz="0" w:space="0"/>
+          </w:tblBorders>
+          <w:shd w:val="clear" w:color="auto" w:fill="FFFFFF"/>
+          <w:tblCellMar>
+            <w:top w:w="15" w:type="dxa"/>
+            <w:left w:w="15" w:type="dxa"/>
+            <w:bottom w:w="15" w:type="dxa"/>
+            <w:right w:w="15" w:type="dxa"/>
+          </w:tblCellMar>
+        </w:tblPrEx>
+        <w:tc>
+          <w:tcPr>
+            <w:tcW w:w="790" w:type="pct"/>
+            <w:tcBorders>
+              <w:top w:val="single" w:color="auto" w:sz="4" w:space="0"/>
+              <w:left w:val="single" w:color="auto" w:sz="4" w:space="0"/>
+              <w:bottom w:val="single" w:color="auto" w:sz="4" w:space="0"/>
+              <w:right w:val="single" w:color="auto" w:sz="4" w:space="0"/>
+            </w:tcBorders>
+            <w:shd w:val="clear" w:color="auto" w:fill="auto"/>
+            <w:tcMar>
+              <w:top w:w="100" w:type="dxa"/>
+              <w:left w:w="0" w:type="dxa"/>
+              <w:bottom w:w="100" w:type="dxa"/>
+              <w:right w:w="160" w:type="dxa"/>
+            </w:tcMar>
+            <w:vAlign w:val="center"/>
+          </w:tcPr>
+          <w:p>
+            <w:pPr>
+              <w:keepNext w:val="0"/>
+              <w:keepLines w:val="0"/>
+              <w:widowControl/>
+              <w:suppressLineNumbers w:val="0"/>
+              <w:spacing w:line="250" w:lineRule="atLeast"/>
+              <w:jc w:val="center"/>
+              <w:rPr>
+                <w:rFonts w:hint="default" w:ascii="Times New Roman" w:hAnsi="Times New Roman" w:eastAsia="宋体" w:cs="Times New Roman"/>
+                <w:b w:val="0"/>
+                <w:bCs w:val="0"/>
+                <w:i w:val="0"/>
+                <w:iCs w:val="0"/>
+                <w:caps w:val="0"/>
+                <w:color w:val="0F1115"/>
+                <w:spacing w:val="0"/>
+                <w:kern w:val="0"/>
+                <w:sz w:val="18"/>
+                <w:szCs w:val="18"/>
+                <w:lang w:val="en-US" w:eastAsia="zh-CN" w:bidi="ar"/>
+              </w:rPr>
+            </w:pPr>
+            <w:r>
+              <w:rPr>
+                <w:rFonts w:hint="default" w:ascii="Times New Roman" w:hAnsi="Times New Roman" w:eastAsia="宋体" w:cs="Times New Roman"/>
+                <w:i w:val="0"/>
+                <w:iCs w:val="0"/>
+                <w:caps w:val="0"/>
+                <w:color w:val="0F1115"/>
+                <w:spacing w:val="0"/>
+                <w:kern w:val="0"/>
+                <w:sz w:val="18"/>
+                <w:szCs w:val="18"/>
+                <w:lang w:val="en-US" w:eastAsia="zh-CN" w:bidi="ar"/>
+              </w:rPr>
+              <w:t>残响</w:t>
+            </w:r>
+          </w:p>
+        </w:tc>
+        <w:tc>
+          <w:tcPr>
+            <w:tcW w:w="4209" w:type="pct"/>
+            <w:tcBorders>
+              <w:top w:val="single" w:color="auto" w:sz="4" w:space="0"/>
+              <w:left w:val="single" w:color="auto" w:sz="4" w:space="0"/>
+              <w:bottom w:val="single" w:color="auto" w:sz="4" w:space="0"/>
+              <w:right w:val="single" w:color="auto" w:sz="4" w:space="0"/>
+            </w:tcBorders>
+            <w:shd w:val="clear" w:color="auto" w:fill="auto"/>
+            <w:tcMar>
+              <w:top w:w="100" w:type="dxa"/>
+              <w:left w:w="160" w:type="dxa"/>
+              <w:bottom w:w="100" w:type="dxa"/>
+              <w:right w:w="0" w:type="dxa"/>
+            </w:tcMar>
+            <w:vAlign w:val="center"/>
+          </w:tcPr>
+          <w:p>
+            <w:pPr>
+              <w:keepNext w:val="0"/>
+              <w:keepLines w:val="0"/>
+              <w:widowControl/>
+              <w:suppressLineNumbers w:val="0"/>
+              <w:spacing w:line="250" w:lineRule="atLeast"/>
+              <w:jc w:val="center"/>
+              <w:rPr>
+                <w:rFonts w:hint="default" w:ascii="Times New Roman" w:hAnsi="Times New Roman" w:eastAsia="宋体" w:cs="Times New Roman"/>
+                <w:b w:val="0"/>
+                <w:bCs w:val="0"/>
+                <w:i w:val="0"/>
+                <w:iCs w:val="0"/>
+                <w:caps w:val="0"/>
+                <w:color w:val="0F1115"/>
+                <w:spacing w:val="0"/>
+                <w:kern w:val="0"/>
+                <w:sz w:val="18"/>
+                <w:szCs w:val="18"/>
+                <w:lang w:val="en-US" w:eastAsia="zh-CN" w:bidi="ar"/>
+              </w:rPr>
+            </w:pPr>
+            <w:r>
+              <w:rPr>
+                <w:rFonts w:hint="default" w:ascii="Times New Roman" w:hAnsi="Times New Roman" w:eastAsia="宋体" w:cs="Times New Roman"/>
+                <w:i w:val="0"/>
+                <w:iCs w:val="0"/>
+                <w:caps w:val="0"/>
+                <w:color w:val="0F1115"/>
+                <w:spacing w:val="0"/>
+                <w:kern w:val="0"/>
+                <w:sz w:val="18"/>
+                <w:szCs w:val="18"/>
+                <w:lang w:val="en-US" w:eastAsia="zh-CN" w:bidi="ar"/>
+              </w:rPr>
+              <w:t>舍弃刻印后录入图鉴，用于跨局解锁</w:t>
+            </w:r>
+          </w:p>
+        </w:tc>
+      </w:tr>
+      <w:tr>
+        <w:tblPrEx>
+          <w:tblBorders>
+            <w:top w:val="none" w:color="auto" w:sz="0" w:space="0"/>
+            <w:left w:val="none" w:color="auto" w:sz="0" w:space="0"/>
+            <w:bottom w:val="none" w:color="auto" w:sz="0" w:space="0"/>
+            <w:right w:val="none" w:color="auto" w:sz="0" w:space="0"/>
+            <w:insideH w:val="none" w:color="auto" w:sz="0" w:space="0"/>
+            <w:insideV w:val="none" w:color="auto" w:sz="0" w:space="0"/>
+          </w:tblBorders>
+          <w:tblCellMar>
+            <w:top w:w="15" w:type="dxa"/>
+            <w:left w:w="15" w:type="dxa"/>
+            <w:bottom w:w="15" w:type="dxa"/>
+            <w:right w:w="15" w:type="dxa"/>
+          </w:tblCellMar>
+        </w:tblPrEx>
+        <w:tc>
+          <w:tcPr>
+            <w:tcW w:w="790" w:type="pct"/>
+            <w:tcBorders>
+              <w:top w:val="single" w:color="auto" w:sz="4" w:space="0"/>
+              <w:left w:val="single" w:color="auto" w:sz="4" w:space="0"/>
+              <w:bottom w:val="single" w:color="auto" w:sz="4" w:space="0"/>
+              <w:right w:val="single" w:color="auto" w:sz="4" w:space="0"/>
+            </w:tcBorders>
+            <w:shd w:val="clear" w:color="auto" w:fill="auto"/>
+            <w:tcMar>
+              <w:top w:w="100" w:type="dxa"/>
+              <w:left w:w="0" w:type="dxa"/>
+              <w:bottom w:w="100" w:type="dxa"/>
+              <w:right w:w="160" w:type="dxa"/>
+            </w:tcMar>
+            <w:vAlign w:val="center"/>
+          </w:tcPr>
+          <w:p>
+            <w:pPr>
+              <w:keepNext w:val="0"/>
+              <w:keepLines w:val="0"/>
+              <w:widowControl/>
+              <w:suppressLineNumbers w:val="0"/>
+              <w:spacing w:line="250" w:lineRule="atLeast"/>
+              <w:jc w:val="center"/>
+              <w:rPr>
+                <w:rFonts w:hint="default" w:ascii="Times New Roman" w:hAnsi="Times New Roman" w:eastAsia="宋体" w:cs="Times New Roman"/>
                 <w:i w:val="0"/>
                 <w:iCs w:val="0"/>
                 <w:caps w:val="0"/>
@@ -34559,7 +35210,7 @@
           <w:szCs w:val="28"/>
         </w:rPr>
       </w:pPr>
-      <w:bookmarkStart w:id="44" w:name="_Toc27763"/>
+      <w:bookmarkStart w:id="45" w:name="_Toc15396"/>
       <w:r>
         <w:rPr>
           <w:rFonts w:hint="default" w:ascii="Times New Roman" w:hAnsi="Times New Roman" w:eastAsia="宋体" w:cs="Times New Roman"/>
@@ -34618,7 +35269,7 @@
         </w:rPr>
         <w:t>设计决策记录</w:t>
       </w:r>
-      <w:bookmarkEnd w:id="44"/>
+      <w:bookmarkEnd w:id="45"/>
     </w:p>
     <w:p>
       <w:pPr>
@@ -34654,7 +35305,7 @@
           <w:lang w:val="en-US"/>
         </w:rPr>
       </w:pPr>
-      <w:bookmarkStart w:id="45" w:name="_Toc10432"/>
+      <w:bookmarkStart w:id="46" w:name="_Toc29230"/>
       <w:r>
         <w:rPr>
           <w:rFonts w:hint="eastAsia" w:ascii="Times New Roman" w:hAnsi="Times New Roman" w:cs="Times New Roman"/>
@@ -34758,7 +35409,7 @@
         </w:rPr>
         <w:t>刻印设计</w:t>
       </w:r>
-      <w:bookmarkEnd w:id="45"/>
+      <w:bookmarkEnd w:id="46"/>
     </w:p>
     <w:p>
       <w:pPr>
@@ -34874,7 +35525,7 @@
           <w:lang w:val="en-US" w:eastAsia="zh-CN"/>
         </w:rPr>
       </w:pPr>
-      <w:bookmarkStart w:id="46" w:name="_Toc22266"/>
+      <w:bookmarkStart w:id="47" w:name="_Toc694"/>
       <w:r>
         <w:rPr>
           <w:rFonts w:hint="eastAsia" w:ascii="Times New Roman" w:hAnsi="Times New Roman" w:cs="Times New Roman"/>
@@ -34963,7 +35614,7 @@
         </w:rPr>
         <w:t>.刻印基类使用UObject而非AActor</w:t>
       </w:r>
-      <w:bookmarkEnd w:id="46"/>
+      <w:bookmarkEnd w:id="47"/>
     </w:p>
     <w:p>
       <w:pPr>
@@ -35082,7 +35733,7 @@
           <w:lang w:val="en-US" w:eastAsia="zh-CN"/>
         </w:rPr>
       </w:pPr>
-      <w:bookmarkStart w:id="47" w:name="_Toc6940"/>
+      <w:bookmarkStart w:id="48" w:name="_Toc27480"/>
       <w:r>
         <w:rPr>
           <w:rFonts w:hint="eastAsia" w:ascii="Times New Roman" w:hAnsi="Times New Roman" w:cs="Times New Roman"/>
@@ -35171,7 +35822,7 @@
         </w:rPr>
         <w:t>.工具组件改为UObject组件</w:t>
       </w:r>
-      <w:bookmarkEnd w:id="47"/>
+      <w:bookmarkEnd w:id="48"/>
     </w:p>
     <w:p>
       <w:pPr>
@@ -35288,7 +35939,7 @@
           <w:lang w:val="en-US"/>
         </w:rPr>
       </w:pPr>
-      <w:bookmarkStart w:id="48" w:name="_Toc14777"/>
+      <w:bookmarkStart w:id="49" w:name="_Toc3121"/>
       <w:r>
         <w:rPr>
           <w:rFonts w:hint="default" w:ascii="Times New Roman" w:hAnsi="Times New Roman" w:eastAsia="宋体" w:cs="Times New Roman"/>
@@ -35303,7 +35954,7 @@
         </w:rPr>
         <w:t>8.2.4.功能槽Ability作为执行壳</w:t>
       </w:r>
-      <w:bookmarkEnd w:id="48"/>
+      <w:bookmarkEnd w:id="49"/>
     </w:p>
     <w:p>
       <w:pPr>
@@ -35417,7 +36068,7 @@
           <w:lang w:val="en-US"/>
         </w:rPr>
       </w:pPr>
-      <w:bookmarkStart w:id="49" w:name="_Toc22152"/>
+      <w:bookmarkStart w:id="50" w:name="_Toc23838"/>
       <w:r>
         <w:rPr>
           <w:rFonts w:hint="default" w:ascii="Times New Roman" w:hAnsi="Times New Roman" w:eastAsia="宋体" w:cs="Times New Roman"/>
@@ -35432,7 +36083,7 @@
         </w:rPr>
         <w:t>8.2.5.AbilityTask C++中转方案</w:t>
       </w:r>
-      <w:bookmarkEnd w:id="49"/>
+      <w:bookmarkEnd w:id="50"/>
     </w:p>
     <w:p>
       <w:pPr>
@@ -35542,7 +36193,7 @@
           <w:lang w:val="en-US"/>
         </w:rPr>
       </w:pPr>
-      <w:bookmarkStart w:id="50" w:name="_Toc10515"/>
+      <w:bookmarkStart w:id="51" w:name="_Toc17629"/>
       <w:r>
         <w:rPr>
           <w:rFonts w:hint="default" w:ascii="Times New Roman" w:hAnsi="Times New Roman" w:eastAsia="宋体" w:cs="Times New Roman"/>
@@ -35557,7 +36208,7 @@
         </w:rPr>
         <w:t>8.2.6.变位影响本位的三层优先级设计</w:t>
       </w:r>
-      <w:bookmarkEnd w:id="50"/>
+      <w:bookmarkEnd w:id="51"/>
     </w:p>
     <w:p>
       <w:pPr>
@@ -35597,6 +36248,184 @@
         </w:rPr>
         <w:t>变位对本位的影响遵循三层优先级设计。第一优先为数据修改，变位通过修改 FBaseEventContext 中的数值字段（如伤害倍率、投射物数量、速度倍率、投射物类覆盖等）影响本位的执行结果，覆盖约 80% 的变位需求，本位只读取 Context 数据，完全不知道变位的存在。第二优先为事件挂载增量逻辑，变位通过监听本位广播的事件（OnCast、OnHit、OnFinish 等），在 OnEventReceived 中执行额外逻辑（如命中后挂 DOT、触发爆炸、播放特效等），覆盖约 15% 的变位需求。第三优先为管理层覆盖，在极少数需要完全改变本位行为的情况下（约 5%），由 UGlyphInventoryComponent 在 ExecuteSlot 中判断是否由变位接管执行。设计原则是：本位不持有变位引用且不预留逻辑分支；变位通过修改数据或响应事件来影响本位，不直接调用本位内部函数；管理层负责路由决策但不参与业务逻辑；第三优先当前阶段暂不实现，待后续有真实需求时再根据实际案例引入合适的结构（阶段划分或链式结构）。</w:t>
       </w:r>
+    </w:p>
+    <w:p>
+      <w:pPr>
+        <w:keepNext w:val="0"/>
+        <w:keepLines w:val="0"/>
+        <w:pageBreakBefore w:val="0"/>
+        <w:widowControl w:val="0"/>
+        <w:numPr>
+          <w:ilvl w:val="0"/>
+          <w:numId w:val="0"/>
+        </w:numPr>
+        <w:kinsoku/>
+        <w:wordWrap w:val="0"/>
+        <w:overflowPunct/>
+        <w:topLinePunct w:val="0"/>
+        <w:autoSpaceDE/>
+        <w:autoSpaceDN/>
+        <w:bidi w:val="0"/>
+        <w:adjustRightInd/>
+        <w:snapToGrid/>
+        <w:spacing w:line="240" w:lineRule="auto"/>
+        <w:ind w:leftChars="0" w:firstLine="420" w:firstLineChars="0"/>
+        <w:textAlignment w:val="auto"/>
+        <w:rPr>
+          <w:rFonts w:hint="eastAsia" w:ascii="Times New Roman" w:hAnsi="Times New Roman" w:eastAsia="宋体" w:cs="Times New Roman"/>
+          <w:sz w:val="24"/>
+          <w:szCs w:val="24"/>
+          <w:lang w:val="en-US" w:eastAsia="zh-CN"/>
+        </w:rPr>
+      </w:pPr>
+    </w:p>
+    <w:p>
+      <w:pPr>
+        <w:keepNext w:val="0"/>
+        <w:keepLines w:val="0"/>
+        <w:pageBreakBefore w:val="0"/>
+        <w:widowControl w:val="0"/>
+        <w:numPr>
+          <w:ilvl w:val="0"/>
+          <w:numId w:val="0"/>
+        </w:numPr>
+        <w:kinsoku/>
+        <w:wordWrap w:val="0"/>
+        <w:overflowPunct/>
+        <w:topLinePunct w:val="0"/>
+        <w:autoSpaceDE/>
+        <w:autoSpaceDN/>
+        <w:bidi w:val="0"/>
+        <w:adjustRightInd/>
+        <w:snapToGrid/>
+        <w:spacing w:line="240" w:lineRule="auto"/>
+        <w:textAlignment w:val="auto"/>
+        <w:outlineLvl w:val="2"/>
+        <w:rPr>
+          <w:rFonts w:hint="default" w:ascii="Times New Roman" w:hAnsi="Times New Roman" w:eastAsia="宋体" w:cs="Times New Roman"/>
+          <w:b/>
+          <w:bCs/>
+          <w:caps w:val="0"/>
+          <w:color w:val="0F1115"/>
+          <w:spacing w:val="0"/>
+          <w:sz w:val="24"/>
+          <w:szCs w:val="24"/>
+          <w:lang w:val="en-US"/>
+        </w:rPr>
+      </w:pPr>
+      <w:bookmarkStart w:id="52" w:name="_Toc24379"/>
+      <w:r>
+        <w:rPr>
+          <w:rFonts w:hint="default" w:ascii="Times New Roman" w:hAnsi="Times New Roman" w:eastAsia="宋体" w:cs="Times New Roman"/>
+          <w:b/>
+          <w:bCs/>
+          <w:caps w:val="0"/>
+          <w:color w:val="0F1115"/>
+          <w:spacing w:val="0"/>
+          <w:sz w:val="24"/>
+          <w:szCs w:val="24"/>
+          <w:lang w:val="en-US"/>
+        </w:rPr>
+        <w:t>8.2.</w:t>
+      </w:r>
+      <w:r>
+        <w:rPr>
+          <w:rFonts w:hint="eastAsia" w:ascii="Times New Roman" w:hAnsi="Times New Roman" w:eastAsia="宋体" w:cs="Times New Roman"/>
+          <w:b/>
+          <w:bCs/>
+          <w:caps w:val="0"/>
+          <w:color w:val="0F1115"/>
+          <w:spacing w:val="0"/>
+          <w:sz w:val="24"/>
+          <w:szCs w:val="24"/>
+          <w:lang w:val="en-US" w:eastAsia="zh-CN"/>
+        </w:rPr>
+        <w:t>7</w:t>
+      </w:r>
+      <w:r>
+        <w:rPr>
+          <w:rFonts w:hint="default" w:ascii="Times New Roman" w:hAnsi="Times New Roman" w:eastAsia="宋体" w:cs="Times New Roman"/>
+          <w:b/>
+          <w:bCs/>
+          <w:caps w:val="0"/>
+          <w:color w:val="0F1115"/>
+          <w:spacing w:val="0"/>
+          <w:sz w:val="24"/>
+          <w:szCs w:val="24"/>
+          <w:lang w:val="en-US"/>
+        </w:rPr>
+        <w:t>.蓄力系统设计</w:t>
+      </w:r>
+      <w:bookmarkEnd w:id="52"/>
+    </w:p>
+    <w:p>
+      <w:pPr>
+        <w:keepNext w:val="0"/>
+        <w:keepLines w:val="0"/>
+        <w:pageBreakBefore w:val="0"/>
+        <w:widowControl w:val="0"/>
+        <w:numPr>
+          <w:ilvl w:val="0"/>
+          <w:numId w:val="0"/>
+        </w:numPr>
+        <w:kinsoku/>
+        <w:wordWrap w:val="0"/>
+        <w:overflowPunct/>
+        <w:topLinePunct w:val="0"/>
+        <w:autoSpaceDE/>
+        <w:autoSpaceDN/>
+        <w:bidi w:val="0"/>
+        <w:adjustRightInd/>
+        <w:snapToGrid/>
+        <w:spacing w:line="240" w:lineRule="auto"/>
+        <w:ind w:leftChars="0" w:firstLine="420" w:firstLineChars="0"/>
+        <w:textAlignment w:val="auto"/>
+        <w:rPr>
+          <w:rFonts w:hint="eastAsia" w:ascii="Times New Roman" w:hAnsi="Times New Roman" w:eastAsia="宋体" w:cs="Times New Roman"/>
+          <w:sz w:val="24"/>
+          <w:szCs w:val="24"/>
+          <w:lang w:val="en-US" w:eastAsia="zh-CN"/>
+        </w:rPr>
+      </w:pPr>
+      <w:r>
+        <w:rPr>
+          <w:rFonts w:hint="eastAsia" w:ascii="Times New Roman" w:hAnsi="Times New Roman" w:eastAsia="宋体" w:cs="Times New Roman"/>
+          <w:sz w:val="24"/>
+          <w:szCs w:val="24"/>
+          <w:lang w:val="en-US" w:eastAsia="zh-CN"/>
+        </w:rPr>
+        <w:t>蓄力系统的设计遵循与刻印系统一致的"数据驱动+事件驱动"原则，核心决策在于不依赖 GAS 的 AbilityTask，而是将蓄力状态交由 UGlyphInventoryComponent 统一调度。理由是刻印本质是 UObject 物品而非 Ability，若为蓄力单独引入 AbilityTask 机制，则每枚刻印的蓄力逻辑将散落在各自 Ability 中，既破坏刻印作为独立单元的封装性，也与"功能槽 Ability 仅作为执行壳"的架构相悖。统一调度确保任意刻印无需额外实现即可获得蓄力能力，符合"刻印作为独立单元"的设计语义。</w:t>
+      </w:r>
+    </w:p>
+    <w:p>
+      <w:pPr>
+        <w:keepNext w:val="0"/>
+        <w:keepLines w:val="0"/>
+        <w:pageBreakBefore w:val="0"/>
+        <w:widowControl w:val="0"/>
+        <w:numPr>
+          <w:ilvl w:val="0"/>
+          <w:numId w:val="0"/>
+        </w:numPr>
+        <w:kinsoku/>
+        <w:wordWrap w:val="0"/>
+        <w:overflowPunct/>
+        <w:topLinePunct w:val="0"/>
+        <w:autoSpaceDE/>
+        <w:autoSpaceDN/>
+        <w:bidi w:val="0"/>
+        <w:adjustRightInd/>
+        <w:snapToGrid/>
+        <w:spacing w:line="240" w:lineRule="auto"/>
+        <w:ind w:leftChars="0" w:firstLine="420" w:firstLineChars="0"/>
+        <w:textAlignment w:val="auto"/>
+        <w:rPr>
+          <w:rFonts w:hint="eastAsia" w:ascii="Times New Roman" w:hAnsi="Times New Roman" w:eastAsia="宋体" w:cs="Times New Roman"/>
+          <w:sz w:val="24"/>
+          <w:szCs w:val="24"/>
+          <w:lang w:val="en-US" w:eastAsia="zh-CN"/>
+        </w:rPr>
+      </w:pPr>
     </w:p>
     <w:sectPr>
       <w:footerReference r:id="rId3" w:type="default"/>

--- a/GDD.docx
+++ b/GDD.docx
@@ -1,6 +1,6 @@
 
 <file path=word/document.xml><?xml version="1.0" encoding="utf-8"?>
-<w:document xmlns:wpc="http://schemas.microsoft.com/office/word/2010/wordprocessingCanvas" xmlns:mc="http://schemas.openxmlformats.org/markup-compatibility/2006" xmlns:o="urn:schemas-microsoft-com:office:office" xmlns:r="http://schemas.openxmlformats.org/officeDocument/2006/relationships" xmlns:m="http://schemas.openxmlformats.org/officeDocument/2006/math" xmlns:v="urn:schemas-microsoft-com:vml" xmlns:wp14="http://schemas.microsoft.com/office/word/2010/wordprocessingDrawing" xmlns:wp="http://schemas.openxmlformats.org/drawingml/2006/wordprocessingDrawing" xmlns:w="http://schemas.openxmlformats.org/wordprocessingml/2006/main" xmlns:w14="http://schemas.microsoft.com/office/word/2010/wordml" xmlns:w10="urn:schemas-microsoft-com:office:word" xmlns:w15="http://schemas.microsoft.com/office/word/2012/wordml" xmlns:wpg="http://schemas.microsoft.com/office/word/2010/wordprocessingGroup" xmlns:wpi="http://schemas.microsoft.com/office/word/2010/wordprocessingInk" xmlns:wne="http://schemas.microsoft.com/office/word/2006/wordml" xmlns:wps="http://schemas.microsoft.com/office/word/2010/wordprocessingShape" xmlns:wpsCustomData="http://www.wps.cn/officeDocument/2013/wpsCustomData" mc:Ignorable="w14 w15 wp14">
+<w:document xmlns:wpc="http://schemas.microsoft.com/office/word/2010/wordprocessingCanvas" xmlns:cx="http://schemas.microsoft.com/office/drawing/2014/chartex" xmlns:cx1="http://schemas.microsoft.com/office/drawing/2015/9/8/chartex" xmlns:cx2="http://schemas.microsoft.com/office/drawing/2015/10/21/chartex" xmlns:cx3="http://schemas.microsoft.com/office/drawing/2016/5/9/chartex" xmlns:cx4="http://schemas.microsoft.com/office/drawing/2016/5/10/chartex" xmlns:cx5="http://schemas.microsoft.com/office/drawing/2016/5/11/chartex" xmlns:cx6="http://schemas.microsoft.com/office/drawing/2016/5/12/chartex" xmlns:cx7="http://schemas.microsoft.com/office/drawing/2016/5/13/chartex" xmlns:cx8="http://schemas.microsoft.com/office/drawing/2016/5/14/chartex" xmlns:mc="http://schemas.openxmlformats.org/markup-compatibility/2006" xmlns:o="urn:schemas-microsoft-com:office:office" xmlns:r="http://schemas.openxmlformats.org/officeDocument/2006/relationships" xmlns:m="http://schemas.openxmlformats.org/officeDocument/2006/math" xmlns:v="urn:schemas-microsoft-com:vml" xmlns:wp14="http://schemas.microsoft.com/office/word/2010/wordprocessingDrawing" xmlns:wp="http://schemas.openxmlformats.org/drawingml/2006/wordprocessingDrawing" xmlns:w="http://schemas.openxmlformats.org/wordprocessingml/2006/main" xmlns:w14="http://schemas.microsoft.com/office/word/2010/wordml" xmlns:w10="urn:schemas-microsoft-com:office:word" xmlns:w15="http://schemas.microsoft.com/office/word/2012/wordml" xmlns:wpg="http://schemas.microsoft.com/office/word/2010/wordprocessingGroup" xmlns:wpi="http://schemas.microsoft.com/office/word/2010/wordprocessingInk" xmlns:wne="http://schemas.microsoft.com/office/word/2006/wordml" xmlns:wps="http://schemas.microsoft.com/office/word/2010/wordprocessingShape" xmlns:wpsCustomData="http://www.wps.cn/officeDocument/2013/wpsCustomData" mc:Ignorable="w14 w15 wp14">
   <w:body>
     <w:p>
       <w:pPr>
@@ -1126,8 +1126,8 @@
             <w:jc w:val="center"/>
             <w:textAlignment w:val="auto"/>
           </w:pPr>
-          <w:bookmarkStart w:id="53" w:name="_GoBack"/>
-          <w:bookmarkEnd w:id="53"/>
+          <w:bookmarkStart w:id="56" w:name="_GoBack"/>
+          <w:bookmarkEnd w:id="56"/>
           <w:r>
             <w:rPr>
               <w:rFonts w:ascii="宋体" w:hAnsi="宋体" w:eastAsia="宋体"/>
@@ -1156,7 +1156,7 @@
             <w:fldChar w:fldCharType="begin"/>
           </w:r>
           <w:r>
-            <w:instrText xml:space="preserve"> HYPERLINK \l _Toc10381 </w:instrText>
+            <w:instrText xml:space="preserve"> HYPERLINK \l _Toc22989 </w:instrText>
           </w:r>
           <w:r>
             <w:fldChar w:fldCharType="separate"/>
@@ -1176,7 +1176,7 @@
             <w:fldChar w:fldCharType="begin"/>
           </w:r>
           <w:r>
-            <w:instrText xml:space="preserve"> PAGEREF _Toc10381 \h </w:instrText>
+            <w:instrText xml:space="preserve"> PAGEREF _Toc22989 \h </w:instrText>
           </w:r>
           <w:r>
             <w:fldChar w:fldCharType="separate"/>
@@ -1202,7 +1202,7 @@
             <w:fldChar w:fldCharType="begin"/>
           </w:r>
           <w:r>
-            <w:instrText xml:space="preserve"> HYPERLINK \l _Toc2339 </w:instrText>
+            <w:instrText xml:space="preserve"> HYPERLINK \l _Toc29118 </w:instrText>
           </w:r>
           <w:r>
             <w:fldChar w:fldCharType="separate"/>
@@ -1239,7 +1239,7 @@
             <w:fldChar w:fldCharType="begin"/>
           </w:r>
           <w:r>
-            <w:instrText xml:space="preserve"> PAGEREF _Toc2339 \h </w:instrText>
+            <w:instrText xml:space="preserve"> PAGEREF _Toc29118 \h </w:instrText>
           </w:r>
           <w:r>
             <w:fldChar w:fldCharType="separate"/>
@@ -1265,7 +1265,7 @@
             <w:fldChar w:fldCharType="begin"/>
           </w:r>
           <w:r>
-            <w:instrText xml:space="preserve"> HYPERLINK \l _Toc24978 </w:instrText>
+            <w:instrText xml:space="preserve"> HYPERLINK \l _Toc28226 </w:instrText>
           </w:r>
           <w:r>
             <w:fldChar w:fldCharType="separate"/>
@@ -1302,7 +1302,7 @@
             <w:fldChar w:fldCharType="begin"/>
           </w:r>
           <w:r>
-            <w:instrText xml:space="preserve"> PAGEREF _Toc24978 \h </w:instrText>
+            <w:instrText xml:space="preserve"> PAGEREF _Toc28226 \h </w:instrText>
           </w:r>
           <w:r>
             <w:fldChar w:fldCharType="separate"/>
@@ -1328,7 +1328,7 @@
             <w:fldChar w:fldCharType="begin"/>
           </w:r>
           <w:r>
-            <w:instrText xml:space="preserve"> HYPERLINK \l _Toc31398 </w:instrText>
+            <w:instrText xml:space="preserve"> HYPERLINK \l _Toc3675 </w:instrText>
           </w:r>
           <w:r>
             <w:fldChar w:fldCharType="separate"/>
@@ -1365,7 +1365,7 @@
             <w:fldChar w:fldCharType="begin"/>
           </w:r>
           <w:r>
-            <w:instrText xml:space="preserve"> PAGEREF _Toc31398 \h </w:instrText>
+            <w:instrText xml:space="preserve"> PAGEREF _Toc3675 \h </w:instrText>
           </w:r>
           <w:r>
             <w:fldChar w:fldCharType="separate"/>
@@ -1391,7 +1391,7 @@
             <w:fldChar w:fldCharType="begin"/>
           </w:r>
           <w:r>
-            <w:instrText xml:space="preserve"> HYPERLINK \l _Toc21877 </w:instrText>
+            <w:instrText xml:space="preserve"> HYPERLINK \l _Toc1298 </w:instrText>
           </w:r>
           <w:r>
             <w:fldChar w:fldCharType="separate"/>
@@ -1420,7 +1420,7 @@
             <w:fldChar w:fldCharType="begin"/>
           </w:r>
           <w:r>
-            <w:instrText xml:space="preserve"> PAGEREF _Toc21877 \h </w:instrText>
+            <w:instrText xml:space="preserve"> PAGEREF _Toc1298 \h </w:instrText>
           </w:r>
           <w:r>
             <w:fldChar w:fldCharType="separate"/>
@@ -1446,7 +1446,7 @@
             <w:fldChar w:fldCharType="begin"/>
           </w:r>
           <w:r>
-            <w:instrText xml:space="preserve"> HYPERLINK \l _Toc27477 </w:instrText>
+            <w:instrText xml:space="preserve"> HYPERLINK \l _Toc5147 </w:instrText>
           </w:r>
           <w:r>
             <w:fldChar w:fldCharType="separate"/>
@@ -1475,7 +1475,7 @@
             <w:fldChar w:fldCharType="begin"/>
           </w:r>
           <w:r>
-            <w:instrText xml:space="preserve"> PAGEREF _Toc27477 \h </w:instrText>
+            <w:instrText xml:space="preserve"> PAGEREF _Toc5147 \h </w:instrText>
           </w:r>
           <w:r>
             <w:fldChar w:fldCharType="separate"/>
@@ -1501,7 +1501,7 @@
             <w:fldChar w:fldCharType="begin"/>
           </w:r>
           <w:r>
-            <w:instrText xml:space="preserve"> HYPERLINK \l _Toc11645 </w:instrText>
+            <w:instrText xml:space="preserve"> HYPERLINK \l _Toc25827 </w:instrText>
           </w:r>
           <w:r>
             <w:fldChar w:fldCharType="separate"/>
@@ -1522,7 +1522,7 @@
             <w:fldChar w:fldCharType="begin"/>
           </w:r>
           <w:r>
-            <w:instrText xml:space="preserve"> PAGEREF _Toc11645 \h </w:instrText>
+            <w:instrText xml:space="preserve"> PAGEREF _Toc25827 \h </w:instrText>
           </w:r>
           <w:r>
             <w:fldChar w:fldCharType="separate"/>
@@ -1548,7 +1548,7 @@
             <w:fldChar w:fldCharType="begin"/>
           </w:r>
           <w:r>
-            <w:instrText xml:space="preserve"> HYPERLINK \l _Toc14242 </w:instrText>
+            <w:instrText xml:space="preserve"> HYPERLINK \l _Toc12947 </w:instrText>
           </w:r>
           <w:r>
             <w:fldChar w:fldCharType="separate"/>
@@ -1594,7 +1594,7 @@
             <w:fldChar w:fldCharType="begin"/>
           </w:r>
           <w:r>
-            <w:instrText xml:space="preserve"> PAGEREF _Toc14242 \h </w:instrText>
+            <w:instrText xml:space="preserve"> PAGEREF _Toc12947 \h </w:instrText>
           </w:r>
           <w:r>
             <w:fldChar w:fldCharType="separate"/>
@@ -1620,7 +1620,7 @@
             <w:fldChar w:fldCharType="begin"/>
           </w:r>
           <w:r>
-            <w:instrText xml:space="preserve"> HYPERLINK \l _Toc21387 </w:instrText>
+            <w:instrText xml:space="preserve"> HYPERLINK \l _Toc7259 </w:instrText>
           </w:r>
           <w:r>
             <w:fldChar w:fldCharType="separate"/>
@@ -1666,7 +1666,7 @@
             <w:fldChar w:fldCharType="begin"/>
           </w:r>
           <w:r>
-            <w:instrText xml:space="preserve"> PAGEREF _Toc21387 \h </w:instrText>
+            <w:instrText xml:space="preserve"> PAGEREF _Toc7259 \h </w:instrText>
           </w:r>
           <w:r>
             <w:fldChar w:fldCharType="separate"/>
@@ -1692,7 +1692,7 @@
             <w:fldChar w:fldCharType="begin"/>
           </w:r>
           <w:r>
-            <w:instrText xml:space="preserve"> HYPERLINK \l _Toc3128 </w:instrText>
+            <w:instrText xml:space="preserve"> HYPERLINK \l _Toc28074 </w:instrText>
           </w:r>
           <w:r>
             <w:fldChar w:fldCharType="separate"/>
@@ -1738,7 +1738,7 @@
             <w:fldChar w:fldCharType="begin"/>
           </w:r>
           <w:r>
-            <w:instrText xml:space="preserve"> PAGEREF _Toc3128 \h </w:instrText>
+            <w:instrText xml:space="preserve"> PAGEREF _Toc28074 \h </w:instrText>
           </w:r>
           <w:r>
             <w:fldChar w:fldCharType="separate"/>
@@ -1764,7 +1764,7 @@
             <w:fldChar w:fldCharType="begin"/>
           </w:r>
           <w:r>
-            <w:instrText xml:space="preserve"> HYPERLINK \l _Toc19113 </w:instrText>
+            <w:instrText xml:space="preserve"> HYPERLINK \l _Toc30775 </w:instrText>
           </w:r>
           <w:r>
             <w:fldChar w:fldCharType="separate"/>
@@ -1810,7 +1810,7 @@
             <w:fldChar w:fldCharType="begin"/>
           </w:r>
           <w:r>
-            <w:instrText xml:space="preserve"> PAGEREF _Toc19113 \h </w:instrText>
+            <w:instrText xml:space="preserve"> PAGEREF _Toc30775 \h </w:instrText>
           </w:r>
           <w:r>
             <w:fldChar w:fldCharType="separate"/>
@@ -1836,7 +1836,7 @@
             <w:fldChar w:fldCharType="begin"/>
           </w:r>
           <w:r>
-            <w:instrText xml:space="preserve"> HYPERLINK \l _Toc27868 </w:instrText>
+            <w:instrText xml:space="preserve"> HYPERLINK \l _Toc7639 </w:instrText>
           </w:r>
           <w:r>
             <w:fldChar w:fldCharType="separate"/>
@@ -1882,7 +1882,7 @@
             <w:fldChar w:fldCharType="begin"/>
           </w:r>
           <w:r>
-            <w:instrText xml:space="preserve"> PAGEREF _Toc27868 \h </w:instrText>
+            <w:instrText xml:space="preserve"> PAGEREF _Toc7639 \h </w:instrText>
           </w:r>
           <w:r>
             <w:fldChar w:fldCharType="separate"/>
@@ -1908,7 +1908,7 @@
             <w:fldChar w:fldCharType="begin"/>
           </w:r>
           <w:r>
-            <w:instrText xml:space="preserve"> HYPERLINK \l _Toc26851 </w:instrText>
+            <w:instrText xml:space="preserve"> HYPERLINK \l _Toc23314 </w:instrText>
           </w:r>
           <w:r>
             <w:fldChar w:fldCharType="separate"/>
@@ -1932,7 +1932,7 @@
             <w:fldChar w:fldCharType="begin"/>
           </w:r>
           <w:r>
-            <w:instrText xml:space="preserve"> PAGEREF _Toc26851 \h </w:instrText>
+            <w:instrText xml:space="preserve"> PAGEREF _Toc23314 \h </w:instrText>
           </w:r>
           <w:r>
             <w:fldChar w:fldCharType="separate"/>
@@ -1958,7 +1958,7 @@
             <w:fldChar w:fldCharType="begin"/>
           </w:r>
           <w:r>
-            <w:instrText xml:space="preserve"> HYPERLINK \l _Toc7002 </w:instrText>
+            <w:instrText xml:space="preserve"> HYPERLINK \l _Toc24382 </w:instrText>
           </w:r>
           <w:r>
             <w:fldChar w:fldCharType="separate"/>
@@ -1982,7 +1982,7 @@
             <w:fldChar w:fldCharType="begin"/>
           </w:r>
           <w:r>
-            <w:instrText xml:space="preserve"> PAGEREF _Toc7002 \h </w:instrText>
+            <w:instrText xml:space="preserve"> PAGEREF _Toc24382 \h </w:instrText>
           </w:r>
           <w:r>
             <w:fldChar w:fldCharType="separate"/>
@@ -2008,7 +2008,7 @@
             <w:fldChar w:fldCharType="begin"/>
           </w:r>
           <w:r>
-            <w:instrText xml:space="preserve"> HYPERLINK \l _Toc25853 </w:instrText>
+            <w:instrText xml:space="preserve"> HYPERLINK \l _Toc3219 </w:instrText>
           </w:r>
           <w:r>
             <w:fldChar w:fldCharType="separate"/>
@@ -2032,7 +2032,7 @@
             <w:fldChar w:fldCharType="begin"/>
           </w:r>
           <w:r>
-            <w:instrText xml:space="preserve"> PAGEREF _Toc25853 \h </w:instrText>
+            <w:instrText xml:space="preserve"> PAGEREF _Toc3219 \h </w:instrText>
           </w:r>
           <w:r>
             <w:fldChar w:fldCharType="separate"/>
@@ -2058,7 +2058,7 @@
             <w:fldChar w:fldCharType="begin"/>
           </w:r>
           <w:r>
-            <w:instrText xml:space="preserve"> HYPERLINK \l _Toc9964 </w:instrText>
+            <w:instrText xml:space="preserve"> HYPERLINK \l _Toc20150 </w:instrText>
           </w:r>
           <w:r>
             <w:fldChar w:fldCharType="separate"/>
@@ -2082,7 +2082,7 @@
             <w:fldChar w:fldCharType="begin"/>
           </w:r>
           <w:r>
-            <w:instrText xml:space="preserve"> PAGEREF _Toc9964 \h </w:instrText>
+            <w:instrText xml:space="preserve"> PAGEREF _Toc20150 \h </w:instrText>
           </w:r>
           <w:r>
             <w:fldChar w:fldCharType="separate"/>
@@ -2108,7 +2108,7 @@
             <w:fldChar w:fldCharType="begin"/>
           </w:r>
           <w:r>
-            <w:instrText xml:space="preserve"> HYPERLINK \l _Toc32454 </w:instrText>
+            <w:instrText xml:space="preserve"> HYPERLINK \l _Toc728 </w:instrText>
           </w:r>
           <w:r>
             <w:fldChar w:fldCharType="separate"/>
@@ -2154,7 +2154,7 @@
             <w:fldChar w:fldCharType="begin"/>
           </w:r>
           <w:r>
-            <w:instrText xml:space="preserve"> PAGEREF _Toc32454 \h </w:instrText>
+            <w:instrText xml:space="preserve"> PAGEREF _Toc728 \h </w:instrText>
           </w:r>
           <w:r>
             <w:fldChar w:fldCharType="separate"/>
@@ -2180,7 +2180,7 @@
             <w:fldChar w:fldCharType="begin"/>
           </w:r>
           <w:r>
-            <w:instrText xml:space="preserve"> HYPERLINK \l _Toc28599 </w:instrText>
+            <w:instrText xml:space="preserve"> HYPERLINK \l _Toc11264 </w:instrText>
           </w:r>
           <w:r>
             <w:fldChar w:fldCharType="separate"/>
@@ -2203,7 +2203,7 @@
             <w:fldChar w:fldCharType="begin"/>
           </w:r>
           <w:r>
-            <w:instrText xml:space="preserve"> PAGEREF _Toc28599 \h </w:instrText>
+            <w:instrText xml:space="preserve"> PAGEREF _Toc11264 \h </w:instrText>
           </w:r>
           <w:r>
             <w:fldChar w:fldCharType="separate"/>
@@ -2229,7 +2229,7 @@
             <w:fldChar w:fldCharType="begin"/>
           </w:r>
           <w:r>
-            <w:instrText xml:space="preserve"> HYPERLINK \l _Toc32533 </w:instrText>
+            <w:instrText xml:space="preserve"> HYPERLINK \l _Toc81 </w:instrText>
           </w:r>
           <w:r>
             <w:fldChar w:fldCharType="separate"/>
@@ -2275,7 +2275,7 @@
             <w:fldChar w:fldCharType="begin"/>
           </w:r>
           <w:r>
-            <w:instrText xml:space="preserve"> PAGEREF _Toc32533 \h </w:instrText>
+            <w:instrText xml:space="preserve"> PAGEREF _Toc81 \h </w:instrText>
           </w:r>
           <w:r>
             <w:fldChar w:fldCharType="separate"/>
@@ -2301,7 +2301,7 @@
             <w:fldChar w:fldCharType="begin"/>
           </w:r>
           <w:r>
-            <w:instrText xml:space="preserve"> HYPERLINK \l _Toc1876 </w:instrText>
+            <w:instrText xml:space="preserve"> HYPERLINK \l _Toc29366 </w:instrText>
           </w:r>
           <w:r>
             <w:fldChar w:fldCharType="separate"/>
@@ -2359,7 +2359,7 @@
             <w:fldChar w:fldCharType="begin"/>
           </w:r>
           <w:r>
-            <w:instrText xml:space="preserve"> PAGEREF _Toc1876 \h </w:instrText>
+            <w:instrText xml:space="preserve"> PAGEREF _Toc29366 \h </w:instrText>
           </w:r>
           <w:r>
             <w:fldChar w:fldCharType="separate"/>
@@ -2385,7 +2385,7 @@
             <w:fldChar w:fldCharType="begin"/>
           </w:r>
           <w:r>
-            <w:instrText xml:space="preserve"> HYPERLINK \l _Toc29885 </w:instrText>
+            <w:instrText xml:space="preserve"> HYPERLINK \l _Toc29038 </w:instrText>
           </w:r>
           <w:r>
             <w:fldChar w:fldCharType="separate"/>
@@ -2443,7 +2443,7 @@
             <w:fldChar w:fldCharType="begin"/>
           </w:r>
           <w:r>
-            <w:instrText xml:space="preserve"> PAGEREF _Toc29885 \h </w:instrText>
+            <w:instrText xml:space="preserve"> PAGEREF _Toc29038 \h </w:instrText>
           </w:r>
           <w:r>
             <w:fldChar w:fldCharType="separate"/>
@@ -2469,7 +2469,7 @@
             <w:fldChar w:fldCharType="begin"/>
           </w:r>
           <w:r>
-            <w:instrText xml:space="preserve"> HYPERLINK \l _Toc24192 </w:instrText>
+            <w:instrText xml:space="preserve"> HYPERLINK \l _Toc18366 </w:instrText>
           </w:r>
           <w:r>
             <w:fldChar w:fldCharType="separate"/>
@@ -2527,7 +2527,7 @@
             <w:fldChar w:fldCharType="begin"/>
           </w:r>
           <w:r>
-            <w:instrText xml:space="preserve"> PAGEREF _Toc24192 \h </w:instrText>
+            <w:instrText xml:space="preserve"> PAGEREF _Toc18366 \h </w:instrText>
           </w:r>
           <w:r>
             <w:fldChar w:fldCharType="separate"/>
@@ -2553,7 +2553,7 @@
             <w:fldChar w:fldCharType="begin"/>
           </w:r>
           <w:r>
-            <w:instrText xml:space="preserve"> HYPERLINK \l _Toc32240 </w:instrText>
+            <w:instrText xml:space="preserve"> HYPERLINK \l _Toc4304 </w:instrText>
           </w:r>
           <w:r>
             <w:fldChar w:fldCharType="separate"/>
@@ -2611,7 +2611,7 @@
             <w:fldChar w:fldCharType="begin"/>
           </w:r>
           <w:r>
-            <w:instrText xml:space="preserve"> PAGEREF _Toc32240 \h </w:instrText>
+            <w:instrText xml:space="preserve"> PAGEREF _Toc4304 \h </w:instrText>
           </w:r>
           <w:r>
             <w:fldChar w:fldCharType="separate"/>
@@ -2637,7 +2637,7 @@
             <w:fldChar w:fldCharType="begin"/>
           </w:r>
           <w:r>
-            <w:instrText xml:space="preserve"> HYPERLINK \l _Toc29028 </w:instrText>
+            <w:instrText xml:space="preserve"> HYPERLINK \l _Toc18245 </w:instrText>
           </w:r>
           <w:r>
             <w:fldChar w:fldCharType="separate"/>
@@ -2660,7 +2660,7 @@
             <w:fldChar w:fldCharType="begin"/>
           </w:r>
           <w:r>
-            <w:instrText xml:space="preserve"> PAGEREF _Toc29028 \h </w:instrText>
+            <w:instrText xml:space="preserve"> PAGEREF _Toc18245 \h </w:instrText>
           </w:r>
           <w:r>
             <w:fldChar w:fldCharType="separate"/>
@@ -2686,7 +2686,7 @@
             <w:fldChar w:fldCharType="begin"/>
           </w:r>
           <w:r>
-            <w:instrText xml:space="preserve"> HYPERLINK \l _Toc10732 </w:instrText>
+            <w:instrText xml:space="preserve"> HYPERLINK \l _Toc19926 </w:instrText>
           </w:r>
           <w:r>
             <w:fldChar w:fldCharType="separate"/>
@@ -2732,7 +2732,7 @@
             <w:fldChar w:fldCharType="begin"/>
           </w:r>
           <w:r>
-            <w:instrText xml:space="preserve"> PAGEREF _Toc10732 \h </w:instrText>
+            <w:instrText xml:space="preserve"> PAGEREF _Toc19926 \h </w:instrText>
           </w:r>
           <w:r>
             <w:fldChar w:fldCharType="separate"/>
@@ -2758,7 +2758,7 @@
             <w:fldChar w:fldCharType="begin"/>
           </w:r>
           <w:r>
-            <w:instrText xml:space="preserve"> HYPERLINK \l _Toc28443 </w:instrText>
+            <w:instrText xml:space="preserve"> HYPERLINK \l _Toc24454 </w:instrText>
           </w:r>
           <w:r>
             <w:fldChar w:fldCharType="separate"/>
@@ -2804,7 +2804,7 @@
             <w:fldChar w:fldCharType="begin"/>
           </w:r>
           <w:r>
-            <w:instrText xml:space="preserve"> PAGEREF _Toc28443 \h </w:instrText>
+            <w:instrText xml:space="preserve"> PAGEREF _Toc24454 \h </w:instrText>
           </w:r>
           <w:r>
             <w:fldChar w:fldCharType="separate"/>
@@ -2830,7 +2830,7 @@
             <w:fldChar w:fldCharType="begin"/>
           </w:r>
           <w:r>
-            <w:instrText xml:space="preserve"> HYPERLINK \l _Toc7401 </w:instrText>
+            <w:instrText xml:space="preserve"> HYPERLINK \l _Toc4285 </w:instrText>
           </w:r>
           <w:r>
             <w:fldChar w:fldCharType="separate"/>
@@ -2876,7 +2876,7 @@
             <w:fldChar w:fldCharType="begin"/>
           </w:r>
           <w:r>
-            <w:instrText xml:space="preserve"> PAGEREF _Toc7401 \h </w:instrText>
+            <w:instrText xml:space="preserve"> PAGEREF _Toc4285 \h </w:instrText>
           </w:r>
           <w:r>
             <w:fldChar w:fldCharType="separate"/>
@@ -2902,7 +2902,7 @@
             <w:fldChar w:fldCharType="begin"/>
           </w:r>
           <w:r>
-            <w:instrText xml:space="preserve"> HYPERLINK \l _Toc32347 </w:instrText>
+            <w:instrText xml:space="preserve"> HYPERLINK \l _Toc1778 </w:instrText>
           </w:r>
           <w:r>
             <w:fldChar w:fldCharType="separate"/>
@@ -2925,7 +2925,7 @@
             <w:fldChar w:fldCharType="begin"/>
           </w:r>
           <w:r>
-            <w:instrText xml:space="preserve"> PAGEREF _Toc32347 \h </w:instrText>
+            <w:instrText xml:space="preserve"> PAGEREF _Toc1778 \h </w:instrText>
           </w:r>
           <w:r>
             <w:fldChar w:fldCharType="separate"/>
@@ -2951,7 +2951,7 @@
             <w:fldChar w:fldCharType="begin"/>
           </w:r>
           <w:r>
-            <w:instrText xml:space="preserve"> HYPERLINK \l _Toc12449 </w:instrText>
+            <w:instrText xml:space="preserve"> HYPERLINK \l _Toc4277 </w:instrText>
           </w:r>
           <w:r>
             <w:fldChar w:fldCharType="separate"/>
@@ -2997,7 +2997,7 @@
             <w:fldChar w:fldCharType="begin"/>
           </w:r>
           <w:r>
-            <w:instrText xml:space="preserve"> PAGEREF _Toc12449 \h </w:instrText>
+            <w:instrText xml:space="preserve"> PAGEREF _Toc4277 \h </w:instrText>
           </w:r>
           <w:r>
             <w:fldChar w:fldCharType="separate"/>
@@ -3023,7 +3023,7 @@
             <w:fldChar w:fldCharType="begin"/>
           </w:r>
           <w:r>
-            <w:instrText xml:space="preserve"> HYPERLINK \l _Toc4203 </w:instrText>
+            <w:instrText xml:space="preserve"> HYPERLINK \l _Toc20596 </w:instrText>
           </w:r>
           <w:r>
             <w:fldChar w:fldCharType="separate"/>
@@ -3069,7 +3069,7 @@
             <w:fldChar w:fldCharType="begin"/>
           </w:r>
           <w:r>
-            <w:instrText xml:space="preserve"> PAGEREF _Toc4203 \h </w:instrText>
+            <w:instrText xml:space="preserve"> PAGEREF _Toc20596 \h </w:instrText>
           </w:r>
           <w:r>
             <w:fldChar w:fldCharType="separate"/>
@@ -3095,7 +3095,7 @@
             <w:fldChar w:fldCharType="begin"/>
           </w:r>
           <w:r>
-            <w:instrText xml:space="preserve"> HYPERLINK \l _Toc24041 </w:instrText>
+            <w:instrText xml:space="preserve"> HYPERLINK \l _Toc21393 </w:instrText>
           </w:r>
           <w:r>
             <w:fldChar w:fldCharType="separate"/>
@@ -3141,7 +3141,7 @@
             <w:fldChar w:fldCharType="begin"/>
           </w:r>
           <w:r>
-            <w:instrText xml:space="preserve"> PAGEREF _Toc24041 \h </w:instrText>
+            <w:instrText xml:space="preserve"> PAGEREF _Toc21393 \h </w:instrText>
           </w:r>
           <w:r>
             <w:fldChar w:fldCharType="separate"/>
@@ -3167,7 +3167,7 @@
             <w:fldChar w:fldCharType="begin"/>
           </w:r>
           <w:r>
-            <w:instrText xml:space="preserve"> HYPERLINK \l _Toc31951 </w:instrText>
+            <w:instrText xml:space="preserve"> HYPERLINK \l _Toc14045 </w:instrText>
           </w:r>
           <w:r>
             <w:fldChar w:fldCharType="separate"/>
@@ -3236,7 +3236,7 @@
             <w:fldChar w:fldCharType="begin"/>
           </w:r>
           <w:r>
-            <w:instrText xml:space="preserve"> PAGEREF _Toc31951 \h </w:instrText>
+            <w:instrText xml:space="preserve"> PAGEREF _Toc14045 \h </w:instrText>
           </w:r>
           <w:r>
             <w:fldChar w:fldCharType="separate"/>
@@ -3262,7 +3262,7 @@
             <w:fldChar w:fldCharType="begin"/>
           </w:r>
           <w:r>
-            <w:instrText xml:space="preserve"> HYPERLINK \l _Toc24621 </w:instrText>
+            <w:instrText xml:space="preserve"> HYPERLINK \l _Toc27644 </w:instrText>
           </w:r>
           <w:r>
             <w:fldChar w:fldCharType="separate"/>
@@ -3320,7 +3320,7 @@
             <w:fldChar w:fldCharType="begin"/>
           </w:r>
           <w:r>
-            <w:instrText xml:space="preserve"> PAGEREF _Toc24621 \h </w:instrText>
+            <w:instrText xml:space="preserve"> PAGEREF _Toc27644 \h </w:instrText>
           </w:r>
           <w:r>
             <w:fldChar w:fldCharType="separate"/>
@@ -3346,7 +3346,7 @@
             <w:fldChar w:fldCharType="begin"/>
           </w:r>
           <w:r>
-            <w:instrText xml:space="preserve"> HYPERLINK \l _Toc13137 </w:instrText>
+            <w:instrText xml:space="preserve"> HYPERLINK \l _Toc200 </w:instrText>
           </w:r>
           <w:r>
             <w:fldChar w:fldCharType="separate"/>
@@ -3392,7 +3392,7 @@
             <w:fldChar w:fldCharType="begin"/>
           </w:r>
           <w:r>
-            <w:instrText xml:space="preserve"> PAGEREF _Toc13137 \h </w:instrText>
+            <w:instrText xml:space="preserve"> PAGEREF _Toc200 \h </w:instrText>
           </w:r>
           <w:r>
             <w:fldChar w:fldCharType="separate"/>
@@ -3418,7 +3418,7 @@
             <w:fldChar w:fldCharType="begin"/>
           </w:r>
           <w:r>
-            <w:instrText xml:space="preserve"> HYPERLINK \l _Toc18906 </w:instrText>
+            <w:instrText xml:space="preserve"> HYPERLINK \l _Toc29275 </w:instrText>
           </w:r>
           <w:r>
             <w:fldChar w:fldCharType="separate"/>
@@ -3469,7 +3469,7 @@
             <w:fldChar w:fldCharType="begin"/>
           </w:r>
           <w:r>
-            <w:instrText xml:space="preserve"> PAGEREF _Toc18906 \h </w:instrText>
+            <w:instrText xml:space="preserve"> PAGEREF _Toc29275 \h </w:instrText>
           </w:r>
           <w:r>
             <w:fldChar w:fldCharType="separate"/>
@@ -3495,7 +3495,7 @@
             <w:fldChar w:fldCharType="begin"/>
           </w:r>
           <w:r>
-            <w:instrText xml:space="preserve"> HYPERLINK \l _Toc32591 </w:instrText>
+            <w:instrText xml:space="preserve"> HYPERLINK \l _Toc26732 </w:instrText>
           </w:r>
           <w:r>
             <w:fldChar w:fldCharType="separate"/>
@@ -3553,7 +3553,7 @@
             <w:fldChar w:fldCharType="begin"/>
           </w:r>
           <w:r>
-            <w:instrText xml:space="preserve"> PAGEREF _Toc32591 \h </w:instrText>
+            <w:instrText xml:space="preserve"> PAGEREF _Toc26732 \h </w:instrText>
           </w:r>
           <w:r>
             <w:fldChar w:fldCharType="separate"/>
@@ -3579,7 +3579,7 @@
             <w:fldChar w:fldCharType="begin"/>
           </w:r>
           <w:r>
-            <w:instrText xml:space="preserve"> HYPERLINK \l _Toc14579 </w:instrText>
+            <w:instrText xml:space="preserve"> HYPERLINK \l _Toc21959 </w:instrText>
           </w:r>
           <w:r>
             <w:fldChar w:fldCharType="separate"/>
@@ -3637,7 +3637,7 @@
             <w:fldChar w:fldCharType="begin"/>
           </w:r>
           <w:r>
-            <w:instrText xml:space="preserve"> PAGEREF _Toc14579 \h </w:instrText>
+            <w:instrText xml:space="preserve"> PAGEREF _Toc21959 \h </w:instrText>
           </w:r>
           <w:r>
             <w:fldChar w:fldCharType="separate"/>
@@ -3663,7 +3663,7 @@
             <w:fldChar w:fldCharType="begin"/>
           </w:r>
           <w:r>
-            <w:instrText xml:space="preserve"> HYPERLINK \l _Toc28275 </w:instrText>
+            <w:instrText xml:space="preserve"> HYPERLINK \l _Toc20283 </w:instrText>
           </w:r>
           <w:r>
             <w:fldChar w:fldCharType="separate"/>
@@ -3686,7 +3686,7 @@
             <w:fldChar w:fldCharType="begin"/>
           </w:r>
           <w:r>
-            <w:instrText xml:space="preserve"> PAGEREF _Toc28275 \h </w:instrText>
+            <w:instrText xml:space="preserve"> PAGEREF _Toc20283 \h </w:instrText>
           </w:r>
           <w:r>
             <w:fldChar w:fldCharType="separate"/>
@@ -3712,7 +3712,7 @@
             <w:fldChar w:fldCharType="begin"/>
           </w:r>
           <w:r>
-            <w:instrText xml:space="preserve"> HYPERLINK \l _Toc5471 </w:instrText>
+            <w:instrText xml:space="preserve"> HYPERLINK \l _Toc19904 </w:instrText>
           </w:r>
           <w:r>
             <w:fldChar w:fldCharType="separate"/>
@@ -3758,7 +3758,7 @@
             <w:fldChar w:fldCharType="begin"/>
           </w:r>
           <w:r>
-            <w:instrText xml:space="preserve"> PAGEREF _Toc5471 \h </w:instrText>
+            <w:instrText xml:space="preserve"> PAGEREF _Toc19904 \h </w:instrText>
           </w:r>
           <w:r>
             <w:fldChar w:fldCharType="separate"/>
@@ -3784,7 +3784,7 @@
             <w:fldChar w:fldCharType="begin"/>
           </w:r>
           <w:r>
-            <w:instrText xml:space="preserve"> HYPERLINK \l _Toc15942 </w:instrText>
+            <w:instrText xml:space="preserve"> HYPERLINK \l _Toc17216 </w:instrText>
           </w:r>
           <w:r>
             <w:fldChar w:fldCharType="separate"/>
@@ -3830,7 +3830,7 @@
             <w:fldChar w:fldCharType="begin"/>
           </w:r>
           <w:r>
-            <w:instrText xml:space="preserve"> PAGEREF _Toc15942 \h </w:instrText>
+            <w:instrText xml:space="preserve"> PAGEREF _Toc17216 \h </w:instrText>
           </w:r>
           <w:r>
             <w:fldChar w:fldCharType="separate"/>
@@ -3856,7 +3856,7 @@
             <w:fldChar w:fldCharType="begin"/>
           </w:r>
           <w:r>
-            <w:instrText xml:space="preserve"> HYPERLINK \l _Toc20158 </w:instrText>
+            <w:instrText xml:space="preserve"> HYPERLINK \l _Toc14982 </w:instrText>
           </w:r>
           <w:r>
             <w:fldChar w:fldCharType="separate"/>
@@ -3879,7 +3879,7 @@
             <w:fldChar w:fldCharType="begin"/>
           </w:r>
           <w:r>
-            <w:instrText xml:space="preserve"> PAGEREF _Toc20158 \h </w:instrText>
+            <w:instrText xml:space="preserve"> PAGEREF _Toc14982 \h </w:instrText>
           </w:r>
           <w:r>
             <w:fldChar w:fldCharType="separate"/>
@@ -3905,7 +3905,7 @@
             <w:fldChar w:fldCharType="begin"/>
           </w:r>
           <w:r>
-            <w:instrText xml:space="preserve"> HYPERLINK \l _Toc3900 </w:instrText>
+            <w:instrText xml:space="preserve"> HYPERLINK \l _Toc3220 </w:instrText>
           </w:r>
           <w:r>
             <w:fldChar w:fldCharType="separate"/>
@@ -3951,7 +3951,7 @@
             <w:fldChar w:fldCharType="begin"/>
           </w:r>
           <w:r>
-            <w:instrText xml:space="preserve"> PAGEREF _Toc3900 \h </w:instrText>
+            <w:instrText xml:space="preserve"> PAGEREF _Toc3220 \h </w:instrText>
           </w:r>
           <w:r>
             <w:fldChar w:fldCharType="separate"/>
@@ -3977,7 +3977,7 @@
             <w:fldChar w:fldCharType="begin"/>
           </w:r>
           <w:r>
-            <w:instrText xml:space="preserve"> HYPERLINK \l _Toc32194 </w:instrText>
+            <w:instrText xml:space="preserve"> HYPERLINK \l _Toc28992 </w:instrText>
           </w:r>
           <w:r>
             <w:fldChar w:fldCharType="separate"/>
@@ -4023,7 +4023,7 @@
             <w:fldChar w:fldCharType="begin"/>
           </w:r>
           <w:r>
-            <w:instrText xml:space="preserve"> PAGEREF _Toc32194 \h </w:instrText>
+            <w:instrText xml:space="preserve"> PAGEREF _Toc28992 \h </w:instrText>
           </w:r>
           <w:r>
             <w:fldChar w:fldCharType="separate"/>
@@ -4049,7 +4049,7 @@
             <w:fldChar w:fldCharType="begin"/>
           </w:r>
           <w:r>
-            <w:instrText xml:space="preserve"> HYPERLINK \l _Toc20770 </w:instrText>
+            <w:instrText xml:space="preserve"> HYPERLINK \l _Toc27496 </w:instrText>
           </w:r>
           <w:r>
             <w:fldChar w:fldCharType="separate"/>
@@ -4072,7 +4072,7 @@
             <w:fldChar w:fldCharType="begin"/>
           </w:r>
           <w:r>
-            <w:instrText xml:space="preserve"> PAGEREF _Toc20770 \h </w:instrText>
+            <w:instrText xml:space="preserve"> PAGEREF _Toc27496 \h </w:instrText>
           </w:r>
           <w:r>
             <w:fldChar w:fldCharType="separate"/>
@@ -4098,7 +4098,7 @@
             <w:fldChar w:fldCharType="begin"/>
           </w:r>
           <w:r>
-            <w:instrText xml:space="preserve"> HYPERLINK \l _Toc11608 </w:instrText>
+            <w:instrText xml:space="preserve"> HYPERLINK \l _Toc6746 </w:instrText>
           </w:r>
           <w:r>
             <w:fldChar w:fldCharType="separate"/>
@@ -4144,7 +4144,7 @@
             <w:fldChar w:fldCharType="begin"/>
           </w:r>
           <w:r>
-            <w:instrText xml:space="preserve"> PAGEREF _Toc11608 \h </w:instrText>
+            <w:instrText xml:space="preserve"> PAGEREF _Toc6746 \h </w:instrText>
           </w:r>
           <w:r>
             <w:fldChar w:fldCharType="separate"/>
@@ -4170,7 +4170,7 @@
             <w:fldChar w:fldCharType="begin"/>
           </w:r>
           <w:r>
-            <w:instrText xml:space="preserve"> HYPERLINK \l _Toc15396 </w:instrText>
+            <w:instrText xml:space="preserve"> HYPERLINK \l _Toc13174 </w:instrText>
           </w:r>
           <w:r>
             <w:fldChar w:fldCharType="separate"/>
@@ -4228,7 +4228,7 @@
             <w:fldChar w:fldCharType="begin"/>
           </w:r>
           <w:r>
-            <w:instrText xml:space="preserve"> PAGEREF _Toc15396 \h </w:instrText>
+            <w:instrText xml:space="preserve"> PAGEREF _Toc13174 \h </w:instrText>
           </w:r>
           <w:r>
             <w:fldChar w:fldCharType="separate"/>
@@ -4254,7 +4254,7 @@
             <w:fldChar w:fldCharType="begin"/>
           </w:r>
           <w:r>
-            <w:instrText xml:space="preserve"> HYPERLINK \l _Toc29230 </w:instrText>
+            <w:instrText xml:space="preserve"> HYPERLINK \l _Toc15291 </w:instrText>
           </w:r>
           <w:r>
             <w:fldChar w:fldCharType="separate"/>
@@ -4348,7 +4348,7 @@
             <w:fldChar w:fldCharType="begin"/>
           </w:r>
           <w:r>
-            <w:instrText xml:space="preserve"> PAGEREF _Toc29230 \h </w:instrText>
+            <w:instrText xml:space="preserve"> PAGEREF _Toc15291 \h </w:instrText>
           </w:r>
           <w:r>
             <w:fldChar w:fldCharType="separate"/>
@@ -4374,7 +4374,7 @@
             <w:fldChar w:fldCharType="begin"/>
           </w:r>
           <w:r>
-            <w:instrText xml:space="preserve"> HYPERLINK \l _Toc694 </w:instrText>
+            <w:instrText xml:space="preserve"> HYPERLINK \l _Toc6100 </w:instrText>
           </w:r>
           <w:r>
             <w:fldChar w:fldCharType="separate"/>
@@ -4456,7 +4456,7 @@
             <w:fldChar w:fldCharType="begin"/>
           </w:r>
           <w:r>
-            <w:instrText xml:space="preserve"> PAGEREF _Toc694 \h </w:instrText>
+            <w:instrText xml:space="preserve"> PAGEREF _Toc6100 \h </w:instrText>
           </w:r>
           <w:r>
             <w:fldChar w:fldCharType="separate"/>
@@ -4482,7 +4482,7 @@
             <w:fldChar w:fldCharType="begin"/>
           </w:r>
           <w:r>
-            <w:instrText xml:space="preserve"> HYPERLINK \l _Toc27480 </w:instrText>
+            <w:instrText xml:space="preserve"> HYPERLINK \l _Toc5570 </w:instrText>
           </w:r>
           <w:r>
             <w:fldChar w:fldCharType="separate"/>
@@ -4564,7 +4564,7 @@
             <w:fldChar w:fldCharType="begin"/>
           </w:r>
           <w:r>
-            <w:instrText xml:space="preserve"> PAGEREF _Toc27480 \h </w:instrText>
+            <w:instrText xml:space="preserve"> PAGEREF _Toc5570 \h </w:instrText>
           </w:r>
           <w:r>
             <w:fldChar w:fldCharType="separate"/>
@@ -4590,7 +4590,7 @@
             <w:fldChar w:fldCharType="begin"/>
           </w:r>
           <w:r>
-            <w:instrText xml:space="preserve"> HYPERLINK \l _Toc3121 </w:instrText>
+            <w:instrText xml:space="preserve"> HYPERLINK \l _Toc21116 </w:instrText>
           </w:r>
           <w:r>
             <w:fldChar w:fldCharType="separate"/>
@@ -4613,7 +4613,7 @@
             <w:fldChar w:fldCharType="begin"/>
           </w:r>
           <w:r>
-            <w:instrText xml:space="preserve"> PAGEREF _Toc3121 \h </w:instrText>
+            <w:instrText xml:space="preserve"> PAGEREF _Toc21116 \h </w:instrText>
           </w:r>
           <w:r>
             <w:fldChar w:fldCharType="separate"/>
@@ -4639,7 +4639,7 @@
             <w:fldChar w:fldCharType="begin"/>
           </w:r>
           <w:r>
-            <w:instrText xml:space="preserve"> HYPERLINK \l _Toc23838 </w:instrText>
+            <w:instrText xml:space="preserve"> HYPERLINK \l _Toc28979 </w:instrText>
           </w:r>
           <w:r>
             <w:fldChar w:fldCharType="separate"/>
@@ -4662,7 +4662,7 @@
             <w:fldChar w:fldCharType="begin"/>
           </w:r>
           <w:r>
-            <w:instrText xml:space="preserve"> PAGEREF _Toc23838 \h </w:instrText>
+            <w:instrText xml:space="preserve"> PAGEREF _Toc28979 \h </w:instrText>
           </w:r>
           <w:r>
             <w:fldChar w:fldCharType="separate"/>
@@ -4688,7 +4688,7 @@
             <w:fldChar w:fldCharType="begin"/>
           </w:r>
           <w:r>
-            <w:instrText xml:space="preserve"> HYPERLINK \l _Toc17629 </w:instrText>
+            <w:instrText xml:space="preserve"> HYPERLINK \l _Toc27916 </w:instrText>
           </w:r>
           <w:r>
             <w:fldChar w:fldCharType="separate"/>
@@ -4711,7 +4711,7 @@
             <w:fldChar w:fldCharType="begin"/>
           </w:r>
           <w:r>
-            <w:instrText xml:space="preserve"> PAGEREF _Toc17629 \h </w:instrText>
+            <w:instrText xml:space="preserve"> PAGEREF _Toc27916 \h </w:instrText>
           </w:r>
           <w:r>
             <w:fldChar w:fldCharType="separate"/>
@@ -4737,7 +4737,7 @@
             <w:fldChar w:fldCharType="begin"/>
           </w:r>
           <w:r>
-            <w:instrText xml:space="preserve"> HYPERLINK \l _Toc24379 </w:instrText>
+            <w:instrText xml:space="preserve"> HYPERLINK \l _Toc11638 </w:instrText>
           </w:r>
           <w:r>
             <w:fldChar w:fldCharType="separate"/>
@@ -4782,13 +4782,337 @@
             <w:fldChar w:fldCharType="begin"/>
           </w:r>
           <w:r>
-            <w:instrText xml:space="preserve"> PAGEREF _Toc24379 \h </w:instrText>
+            <w:instrText xml:space="preserve"> PAGEREF _Toc11638 \h </w:instrText>
           </w:r>
           <w:r>
             <w:fldChar w:fldCharType="separate"/>
           </w:r>
           <w:r>
             <w:t>14</w:t>
+          </w:r>
+          <w:r>
+            <w:fldChar w:fldCharType="end"/>
+          </w:r>
+          <w:r>
+            <w:fldChar w:fldCharType="end"/>
+          </w:r>
+        </w:p>
+        <w:p>
+          <w:pPr>
+            <w:pStyle w:val="10"/>
+            <w:tabs>
+              <w:tab w:val="right" w:leader="dot" w:pos="8306"/>
+            </w:tabs>
+          </w:pPr>
+          <w:r>
+            <w:fldChar w:fldCharType="begin"/>
+          </w:r>
+          <w:r>
+            <w:instrText xml:space="preserve"> HYPERLINK \l _Toc23688 </w:instrText>
+          </w:r>
+          <w:r>
+            <w:fldChar w:fldCharType="separate"/>
+          </w:r>
+          <w:r>
+            <w:rPr>
+              <w:rFonts w:hint="default" w:ascii="Times New Roman" w:hAnsi="Times New Roman" w:eastAsia="宋体" w:cs="Times New Roman"/>
+              <w:bCs/>
+              <w:caps w:val="0"/>
+              <w:spacing w:val="0"/>
+              <w:szCs w:val="28"/>
+              <w:shd w:val="clear" w:fill="FFFFFF"/>
+            </w:rPr>
+            <w:t>8.</w:t>
+          </w:r>
+          <w:r>
+            <w:rPr>
+              <w:rFonts w:hint="eastAsia" w:ascii="Times New Roman" w:hAnsi="Times New Roman" w:cs="Times New Roman"/>
+              <w:bCs/>
+              <w:caps w:val="0"/>
+              <w:spacing w:val="0"/>
+              <w:szCs w:val="28"/>
+              <w:shd w:val="clear" w:fill="FFFFFF"/>
+              <w:lang w:val="en-US" w:eastAsia="zh-CN"/>
+            </w:rPr>
+            <w:t>3</w:t>
+          </w:r>
+          <w:r>
+            <w:rPr>
+              <w:rFonts w:hint="default" w:ascii="Times New Roman" w:hAnsi="Times New Roman" w:eastAsia="宋体" w:cs="Times New Roman"/>
+              <w:bCs/>
+              <w:caps w:val="0"/>
+              <w:spacing w:val="0"/>
+              <w:szCs w:val="28"/>
+              <w:shd w:val="clear" w:fill="FFFFFF"/>
+              <w:lang w:val="en-US" w:eastAsia="zh-CN"/>
+            </w:rPr>
+            <w:t>.</w:t>
+          </w:r>
+          <w:r>
+            <w:rPr>
+              <w:rFonts w:hint="default" w:ascii="Times New Roman" w:hAnsi="Times New Roman" w:eastAsia="宋体" w:cs="Times New Roman"/>
+              <w:bCs/>
+              <w:caps w:val="0"/>
+              <w:spacing w:val="0"/>
+              <w:szCs w:val="28"/>
+              <w:shd w:val="clear" w:fill="FFFFFF"/>
+            </w:rPr>
+            <w:t>问题修复</w:t>
+          </w:r>
+          <w:r>
+            <w:rPr>
+              <w:rFonts w:hint="eastAsia" w:ascii="Times New Roman" w:hAnsi="Times New Roman" w:cs="Times New Roman"/>
+              <w:bCs/>
+              <w:caps w:val="0"/>
+              <w:spacing w:val="0"/>
+              <w:szCs w:val="28"/>
+              <w:shd w:val="clear" w:fill="FFFFFF"/>
+              <w:lang w:val="en-US" w:eastAsia="zh-CN"/>
+            </w:rPr>
+            <w:t>记录</w:t>
+          </w:r>
+          <w:r>
+            <w:tab/>
+          </w:r>
+          <w:r>
+            <w:fldChar w:fldCharType="begin"/>
+          </w:r>
+          <w:r>
+            <w:instrText xml:space="preserve"> PAGEREF _Toc23688 \h </w:instrText>
+          </w:r>
+          <w:r>
+            <w:fldChar w:fldCharType="separate"/>
+          </w:r>
+          <w:r>
+            <w:t>15</w:t>
+          </w:r>
+          <w:r>
+            <w:fldChar w:fldCharType="end"/>
+          </w:r>
+          <w:r>
+            <w:fldChar w:fldCharType="end"/>
+          </w:r>
+        </w:p>
+        <w:p>
+          <w:pPr>
+            <w:pStyle w:val="6"/>
+            <w:tabs>
+              <w:tab w:val="right" w:leader="dot" w:pos="8306"/>
+            </w:tabs>
+          </w:pPr>
+          <w:r>
+            <w:fldChar w:fldCharType="begin"/>
+          </w:r>
+          <w:r>
+            <w:instrText xml:space="preserve"> HYPERLINK \l _Toc6611 </w:instrText>
+          </w:r>
+          <w:r>
+            <w:fldChar w:fldCharType="separate"/>
+          </w:r>
+          <w:r>
+            <w:rPr>
+              <w:rFonts w:hint="eastAsia" w:ascii="Times New Roman" w:hAnsi="Times New Roman" w:cs="Times New Roman"/>
+              <w:bCs/>
+              <w:caps w:val="0"/>
+              <w:spacing w:val="0"/>
+              <w:szCs w:val="24"/>
+              <w:shd w:val="clear" w:fill="FFFFFF"/>
+              <w:lang w:val="en-US" w:eastAsia="zh-CN"/>
+            </w:rPr>
+            <w:t>8</w:t>
+          </w:r>
+          <w:r>
+            <w:rPr>
+              <w:rFonts w:hint="default" w:ascii="Times New Roman" w:hAnsi="Times New Roman" w:eastAsia="宋体" w:cs="Times New Roman"/>
+              <w:bCs/>
+              <w:caps w:val="0"/>
+              <w:spacing w:val="0"/>
+              <w:szCs w:val="24"/>
+              <w:shd w:val="clear" w:fill="FFFFFF"/>
+            </w:rPr>
+            <w:t>.</w:t>
+          </w:r>
+          <w:r>
+            <w:rPr>
+              <w:rFonts w:hint="eastAsia" w:ascii="Times New Roman" w:hAnsi="Times New Roman" w:cs="Times New Roman"/>
+              <w:bCs/>
+              <w:caps w:val="0"/>
+              <w:spacing w:val="0"/>
+              <w:szCs w:val="24"/>
+              <w:shd w:val="clear" w:fill="FFFFFF"/>
+              <w:lang w:val="en-US" w:eastAsia="zh-CN"/>
+            </w:rPr>
+            <w:t>3</w:t>
+          </w:r>
+          <w:r>
+            <w:rPr>
+              <w:rFonts w:hint="default" w:ascii="Times New Roman" w:hAnsi="Times New Roman" w:eastAsia="宋体" w:cs="Times New Roman"/>
+              <w:bCs/>
+              <w:caps w:val="0"/>
+              <w:spacing w:val="0"/>
+              <w:szCs w:val="24"/>
+              <w:shd w:val="clear" w:fill="FFFFFF"/>
+            </w:rPr>
+            <w:t>.</w:t>
+          </w:r>
+          <w:r>
+            <w:rPr>
+              <w:rFonts w:hint="eastAsia" w:ascii="Times New Roman" w:hAnsi="Times New Roman" w:cs="Times New Roman"/>
+              <w:bCs/>
+              <w:caps w:val="0"/>
+              <w:spacing w:val="0"/>
+              <w:szCs w:val="24"/>
+              <w:shd w:val="clear" w:fill="FFFFFF"/>
+              <w:lang w:val="en-US" w:eastAsia="zh-CN"/>
+            </w:rPr>
+            <w:t>1</w:t>
+          </w:r>
+          <w:r>
+            <w:rPr>
+              <w:rFonts w:hint="default" w:ascii="Times New Roman" w:hAnsi="Times New Roman" w:eastAsia="宋体" w:cs="Times New Roman"/>
+              <w:bCs/>
+              <w:caps w:val="0"/>
+              <w:spacing w:val="0"/>
+              <w:szCs w:val="24"/>
+              <w:shd w:val="clear" w:fill="FFFFFF"/>
+              <w:lang w:val="en-US" w:eastAsia="zh-CN"/>
+            </w:rPr>
+            <w:t>.</w:t>
+          </w:r>
+          <w:r>
+            <w:rPr>
+              <w:rFonts w:hint="eastAsia" w:ascii="Times New Roman" w:hAnsi="Times New Roman" w:cs="Times New Roman"/>
+              <w:bCs/>
+              <w:caps w:val="0"/>
+              <w:spacing w:val="0"/>
+              <w:szCs w:val="24"/>
+              <w:shd w:val="clear" w:fill="FFFFFF"/>
+              <w:lang w:val="en-US" w:eastAsia="zh-CN"/>
+            </w:rPr>
+            <w:t>AbilityTask 激活与清理问题</w:t>
+          </w:r>
+          <w:r>
+            <w:tab/>
+          </w:r>
+          <w:r>
+            <w:fldChar w:fldCharType="begin"/>
+          </w:r>
+          <w:r>
+            <w:instrText xml:space="preserve"> PAGEREF _Toc6611 \h </w:instrText>
+          </w:r>
+          <w:r>
+            <w:fldChar w:fldCharType="separate"/>
+          </w:r>
+          <w:r>
+            <w:t>15</w:t>
+          </w:r>
+          <w:r>
+            <w:fldChar w:fldCharType="end"/>
+          </w:r>
+          <w:r>
+            <w:fldChar w:fldCharType="end"/>
+          </w:r>
+        </w:p>
+        <w:p>
+          <w:pPr>
+            <w:pStyle w:val="6"/>
+            <w:tabs>
+              <w:tab w:val="right" w:leader="dot" w:pos="8306"/>
+            </w:tabs>
+          </w:pPr>
+          <w:r>
+            <w:fldChar w:fldCharType="begin"/>
+          </w:r>
+          <w:r>
+            <w:instrText xml:space="preserve"> HYPERLINK \l _Toc28706 </w:instrText>
+          </w:r>
+          <w:r>
+            <w:fldChar w:fldCharType="separate"/>
+          </w:r>
+          <w:r>
+            <w:rPr>
+              <w:rFonts w:hint="eastAsia" w:ascii="Times New Roman" w:hAnsi="Times New Roman" w:cs="Times New Roman"/>
+              <w:bCs/>
+              <w:caps w:val="0"/>
+              <w:spacing w:val="0"/>
+              <w:szCs w:val="24"/>
+              <w:shd w:val="clear" w:fill="FFFFFF"/>
+              <w:lang w:val="en-US" w:eastAsia="zh-CN"/>
+            </w:rPr>
+            <w:t>8</w:t>
+          </w:r>
+          <w:r>
+            <w:rPr>
+              <w:rFonts w:hint="default" w:ascii="Times New Roman" w:hAnsi="Times New Roman" w:eastAsia="宋体" w:cs="Times New Roman"/>
+              <w:bCs/>
+              <w:caps w:val="0"/>
+              <w:spacing w:val="0"/>
+              <w:szCs w:val="24"/>
+              <w:shd w:val="clear" w:fill="FFFFFF"/>
+            </w:rPr>
+            <w:t>.</w:t>
+          </w:r>
+          <w:r>
+            <w:rPr>
+              <w:rFonts w:hint="eastAsia" w:ascii="Times New Roman" w:hAnsi="Times New Roman" w:cs="Times New Roman"/>
+              <w:bCs/>
+              <w:caps w:val="0"/>
+              <w:spacing w:val="0"/>
+              <w:szCs w:val="24"/>
+              <w:shd w:val="clear" w:fill="FFFFFF"/>
+              <w:lang w:val="en-US" w:eastAsia="zh-CN"/>
+            </w:rPr>
+            <w:t>3</w:t>
+          </w:r>
+          <w:r>
+            <w:rPr>
+              <w:rFonts w:hint="default" w:ascii="Times New Roman" w:hAnsi="Times New Roman" w:eastAsia="宋体" w:cs="Times New Roman"/>
+              <w:bCs/>
+              <w:caps w:val="0"/>
+              <w:spacing w:val="0"/>
+              <w:szCs w:val="24"/>
+              <w:shd w:val="clear" w:fill="FFFFFF"/>
+            </w:rPr>
+            <w:t>.</w:t>
+          </w:r>
+          <w:r>
+            <w:rPr>
+              <w:rFonts w:hint="eastAsia" w:ascii="Times New Roman" w:hAnsi="Times New Roman" w:cs="Times New Roman"/>
+              <w:bCs/>
+              <w:caps w:val="0"/>
+              <w:spacing w:val="0"/>
+              <w:szCs w:val="24"/>
+              <w:shd w:val="clear" w:fill="FFFFFF"/>
+              <w:lang w:val="en-US" w:eastAsia="zh-CN"/>
+            </w:rPr>
+            <w:t>2</w:t>
+          </w:r>
+          <w:r>
+            <w:rPr>
+              <w:rFonts w:hint="default" w:ascii="Times New Roman" w:hAnsi="Times New Roman" w:eastAsia="宋体" w:cs="Times New Roman"/>
+              <w:bCs/>
+              <w:caps w:val="0"/>
+              <w:spacing w:val="0"/>
+              <w:szCs w:val="24"/>
+              <w:shd w:val="clear" w:fill="FFFFFF"/>
+              <w:lang w:val="en-US" w:eastAsia="zh-CN"/>
+            </w:rPr>
+            <w:t>.第一次播放蓄力蒙太奇无动画</w:t>
+          </w:r>
+          <w:r>
+            <w:tab/>
+          </w:r>
+          <w:r>
+            <w:fldChar w:fldCharType="begin"/>
+          </w:r>
+          <w:r>
+            <w:instrText xml:space="preserve"> PAGEREF _Toc28706 \h </w:instrText>
+          </w:r>
+          <w:r>
+            <w:fldChar w:fldCharType="separate"/>
+          </w:r>
+          <w:r>
+            <w:t>15</w:t>
           </w:r>
           <w:r>
             <w:fldChar w:fldCharType="end"/>
@@ -4970,7 +5294,7 @@
           <w:szCs w:val="30"/>
         </w:rPr>
       </w:pPr>
-      <w:bookmarkStart w:id="0" w:name="_Toc10381"/>
+      <w:bookmarkStart w:id="0" w:name="_Toc22989"/>
       <w:r>
         <w:rPr>
           <w:rFonts w:hint="default" w:ascii="Times New Roman" w:hAnsi="Times New Roman" w:eastAsia="宋体" w:cs="Times New Roman"/>
@@ -5009,7 +5333,7 @@
           <w:szCs w:val="28"/>
         </w:rPr>
       </w:pPr>
-      <w:bookmarkStart w:id="1" w:name="_Toc2339"/>
+      <w:bookmarkStart w:id="1" w:name="_Toc29118"/>
       <w:r>
         <w:rPr>
           <w:rFonts w:hint="default" w:ascii="Times New Roman" w:hAnsi="Times New Roman" w:eastAsia="宋体" w:cs="Times New Roman"/>
@@ -5127,7 +5451,7 @@
           <w:szCs w:val="28"/>
         </w:rPr>
       </w:pPr>
-      <w:bookmarkStart w:id="2" w:name="_Toc24978"/>
+      <w:bookmarkStart w:id="2" w:name="_Toc28226"/>
       <w:r>
         <w:rPr>
           <w:rFonts w:hint="default" w:ascii="Times New Roman" w:hAnsi="Times New Roman" w:eastAsia="宋体" w:cs="Times New Roman"/>
@@ -5251,7 +5575,7 @@
           <w:szCs w:val="28"/>
         </w:rPr>
       </w:pPr>
-      <w:bookmarkStart w:id="3" w:name="_Toc31398"/>
+      <w:bookmarkStart w:id="3" w:name="_Toc3675"/>
       <w:r>
         <w:rPr>
           <w:rFonts w:hint="default" w:ascii="Times New Roman" w:hAnsi="Times New Roman" w:eastAsia="宋体" w:cs="Times New Roman"/>
@@ -5323,12 +5647,6 @@
             <w:insideV w:val="single" w:color="000000" w:sz="4" w:space="0"/>
           </w:tblBorders>
           <w:shd w:val="clear" w:color="auto" w:fill="FFFFFF"/>
-          <w:tblCellMar>
-            <w:top w:w="15" w:type="dxa"/>
-            <w:left w:w="15" w:type="dxa"/>
-            <w:bottom w:w="15" w:type="dxa"/>
-            <w:right w:w="15" w:type="dxa"/>
-          </w:tblCellMar>
         </w:tblPrEx>
         <w:trPr>
           <w:tblHeader/>
@@ -5539,6 +5857,7 @@
             <w:insideH w:val="single" w:color="000000" w:sz="4" w:space="0"/>
             <w:insideV w:val="single" w:color="000000" w:sz="4" w:space="0"/>
           </w:tblBorders>
+          <w:shd w:val="clear" w:color="auto" w:fill="FFFFFF"/>
           <w:tblCellMar>
             <w:top w:w="15" w:type="dxa"/>
             <w:left w:w="15" w:type="dxa"/>
@@ -7129,7 +7448,7 @@
           <w:szCs w:val="30"/>
         </w:rPr>
       </w:pPr>
-      <w:bookmarkStart w:id="4" w:name="_Toc21877"/>
+      <w:bookmarkStart w:id="4" w:name="_Toc1298"/>
       <w:r>
         <w:rPr>
           <w:rFonts w:hint="default" w:ascii="Times New Roman" w:hAnsi="Times New Roman" w:eastAsia="宋体" w:cs="Times New Roman"/>
@@ -7184,7 +7503,7 @@
           <w:szCs w:val="28"/>
         </w:rPr>
       </w:pPr>
-      <w:bookmarkStart w:id="5" w:name="_Toc27477"/>
+      <w:bookmarkStart w:id="5" w:name="_Toc5147"/>
       <w:r>
         <w:rPr>
           <w:rFonts w:hint="default" w:ascii="Times New Roman" w:hAnsi="Times New Roman" w:eastAsia="宋体" w:cs="Times New Roman"/>
@@ -7308,7 +7627,7 @@
           <w:lang w:val="en-US" w:eastAsia="zh-CN"/>
         </w:rPr>
       </w:pPr>
-      <w:bookmarkStart w:id="6" w:name="_Toc11645"/>
+      <w:bookmarkStart w:id="6" w:name="_Toc25827"/>
       <w:r>
         <w:rPr>
           <w:rFonts w:hint="default" w:ascii="Times New Roman" w:hAnsi="Times New Roman" w:eastAsia="宋体" w:cs="Times New Roman"/>
@@ -7355,7 +7674,7 @@
           <w:szCs w:val="24"/>
         </w:rPr>
       </w:pPr>
-      <w:bookmarkStart w:id="7" w:name="_Toc14242"/>
+      <w:bookmarkStart w:id="7" w:name="_Toc12947"/>
       <w:r>
         <w:rPr>
           <w:rFonts w:hint="default" w:ascii="Times New Roman" w:hAnsi="Times New Roman" w:eastAsia="宋体" w:cs="Times New Roman"/>
@@ -7805,7 +8124,7 @@
           <w:shd w:val="clear" w:fill="FFFFFF"/>
         </w:rPr>
       </w:pPr>
-      <w:bookmarkStart w:id="8" w:name="_Toc21387"/>
+      <w:bookmarkStart w:id="8" w:name="_Toc7259"/>
       <w:r>
         <w:rPr>
           <w:rFonts w:hint="default" w:ascii="Times New Roman" w:hAnsi="Times New Roman" w:eastAsia="宋体" w:cs="Times New Roman"/>
@@ -8037,7 +8356,7 @@
           <w:shd w:val="clear" w:fill="FFFFFF"/>
         </w:rPr>
       </w:pPr>
-      <w:bookmarkStart w:id="9" w:name="_Toc3128"/>
+      <w:bookmarkStart w:id="9" w:name="_Toc28074"/>
       <w:r>
         <w:rPr>
           <w:rFonts w:hint="default" w:ascii="Times New Roman" w:hAnsi="Times New Roman" w:eastAsia="宋体" w:cs="Times New Roman"/>
@@ -8246,7 +8565,7 @@
           <w:szCs w:val="24"/>
         </w:rPr>
       </w:pPr>
-      <w:bookmarkStart w:id="10" w:name="_Toc19113"/>
+      <w:bookmarkStart w:id="10" w:name="_Toc30775"/>
       <w:r>
         <w:rPr>
           <w:rFonts w:hint="default" w:ascii="Times New Roman" w:hAnsi="Times New Roman" w:eastAsia="宋体" w:cs="Times New Roman"/>
@@ -8580,7 +8899,7 @@
           <w:szCs w:val="28"/>
         </w:rPr>
       </w:pPr>
-      <w:bookmarkStart w:id="11" w:name="_Toc27868"/>
+      <w:bookmarkStart w:id="11" w:name="_Toc7639"/>
       <w:r>
         <w:rPr>
           <w:rFonts w:hint="default" w:ascii="Times New Roman" w:hAnsi="Times New Roman" w:eastAsia="宋体" w:cs="Times New Roman"/>
@@ -8747,7 +9066,7 @@
           <w:lang w:val="en-US" w:eastAsia="zh-CN" w:bidi="ar"/>
         </w:rPr>
       </w:pPr>
-      <w:bookmarkStart w:id="12" w:name="_Toc26851"/>
+      <w:bookmarkStart w:id="12" w:name="_Toc23314"/>
       <w:r>
         <w:rPr>
           <w:rFonts w:hint="default" w:ascii="Times New Roman" w:hAnsi="Times New Roman" w:eastAsia="宋体" w:cs="Times New Roman"/>
@@ -11148,7 +11467,7 @@
           <w:lang w:val="en-US" w:eastAsia="zh-CN" w:bidi="ar"/>
         </w:rPr>
       </w:pPr>
-      <w:bookmarkStart w:id="13" w:name="_Toc7002"/>
+      <w:bookmarkStart w:id="13" w:name="_Toc24382"/>
       <w:r>
         <w:rPr>
           <w:rFonts w:hint="default" w:ascii="Times New Roman" w:hAnsi="Times New Roman" w:eastAsia="宋体" w:cs="Times New Roman"/>
@@ -13858,7 +14177,7 @@
           <w:lang w:val="en-US" w:eastAsia="zh-CN" w:bidi="ar"/>
         </w:rPr>
       </w:pPr>
-      <w:bookmarkStart w:id="14" w:name="_Toc25853"/>
+      <w:bookmarkStart w:id="14" w:name="_Toc3219"/>
       <w:r>
         <w:rPr>
           <w:rFonts w:hint="default" w:ascii="Times New Roman" w:hAnsi="Times New Roman" w:eastAsia="宋体" w:cs="Times New Roman"/>
@@ -14043,7 +14362,7 @@
           <w:lang w:val="en-US" w:eastAsia="zh-CN" w:bidi="ar"/>
         </w:rPr>
       </w:pPr>
-      <w:bookmarkStart w:id="15" w:name="_Toc9964"/>
+      <w:bookmarkStart w:id="15" w:name="_Toc20150"/>
       <w:r>
         <w:rPr>
           <w:rFonts w:hint="default" w:ascii="Times New Roman" w:hAnsi="Times New Roman" w:eastAsia="宋体" w:cs="Times New Roman"/>
@@ -14180,7 +14499,7 @@
           <w:szCs w:val="28"/>
         </w:rPr>
       </w:pPr>
-      <w:bookmarkStart w:id="16" w:name="_Toc32454"/>
+      <w:bookmarkStart w:id="16" w:name="_Toc728"/>
       <w:r>
         <w:rPr>
           <w:rFonts w:hint="default" w:ascii="Times New Roman" w:hAnsi="Times New Roman" w:eastAsia="宋体" w:cs="Times New Roman"/>
@@ -14347,7 +14666,7 @@
           <w:szCs w:val="30"/>
         </w:rPr>
       </w:pPr>
-      <w:bookmarkStart w:id="17" w:name="_Toc28599"/>
+      <w:bookmarkStart w:id="17" w:name="_Toc11264"/>
       <w:r>
         <w:rPr>
           <w:rFonts w:hint="default" w:ascii="Times New Roman" w:hAnsi="Times New Roman" w:eastAsia="宋体" w:cs="Times New Roman"/>
@@ -14397,7 +14716,7 @@
           <w:szCs w:val="28"/>
         </w:rPr>
       </w:pPr>
-      <w:bookmarkStart w:id="18" w:name="_Toc32533"/>
+      <w:bookmarkStart w:id="18" w:name="_Toc81"/>
       <w:r>
         <w:rPr>
           <w:rFonts w:hint="default" w:ascii="Times New Roman" w:hAnsi="Times New Roman" w:eastAsia="宋体" w:cs="Times New Roman"/>
@@ -14928,6 +15247,7 @@
             <w:insideH w:val="none" w:color="auto" w:sz="0" w:space="0"/>
             <w:insideV w:val="none" w:color="auto" w:sz="0" w:space="0"/>
           </w:tblBorders>
+          <w:shd w:val="clear" w:color="auto" w:fill="FFFFFF"/>
           <w:tblCellMar>
             <w:top w:w="15" w:type="dxa"/>
             <w:left w:w="15" w:type="dxa"/>
@@ -15355,6 +15675,7 @@
             <w:insideH w:val="none" w:color="auto" w:sz="0" w:space="0"/>
             <w:insideV w:val="none" w:color="auto" w:sz="0" w:space="0"/>
           </w:tblBorders>
+          <w:shd w:val="clear" w:color="auto" w:fill="FFFFFF"/>
           <w:tblCellMar>
             <w:top w:w="15" w:type="dxa"/>
             <w:left w:w="15" w:type="dxa"/>
@@ -15568,6 +15889,7 @@
             <w:insideH w:val="none" w:color="auto" w:sz="0" w:space="0"/>
             <w:insideV w:val="none" w:color="auto" w:sz="0" w:space="0"/>
           </w:tblBorders>
+          <w:shd w:val="clear" w:color="auto" w:fill="FFFFFF"/>
           <w:tblCellMar>
             <w:top w:w="15" w:type="dxa"/>
             <w:left w:w="15" w:type="dxa"/>
@@ -15781,6 +16103,7 @@
             <w:insideH w:val="none" w:color="auto" w:sz="0" w:space="0"/>
             <w:insideV w:val="none" w:color="auto" w:sz="0" w:space="0"/>
           </w:tblBorders>
+          <w:shd w:val="clear" w:color="auto" w:fill="FFFFFF"/>
           <w:tblCellMar>
             <w:top w:w="15" w:type="dxa"/>
             <w:left w:w="15" w:type="dxa"/>
@@ -16262,7 +16585,7 @@
           <w:szCs w:val="28"/>
         </w:rPr>
       </w:pPr>
-      <w:bookmarkStart w:id="19" w:name="_Toc1876"/>
+      <w:bookmarkStart w:id="19" w:name="_Toc29366"/>
       <w:r>
         <w:rPr>
           <w:rFonts w:hint="default" w:ascii="Times New Roman" w:hAnsi="Times New Roman" w:eastAsia="宋体" w:cs="Times New Roman"/>
@@ -16496,7 +16819,7 @@
           <w:szCs w:val="28"/>
         </w:rPr>
       </w:pPr>
-      <w:bookmarkStart w:id="20" w:name="_Toc29885"/>
+      <w:bookmarkStart w:id="20" w:name="_Toc29038"/>
       <w:r>
         <w:rPr>
           <w:rFonts w:hint="default" w:ascii="Times New Roman" w:hAnsi="Times New Roman" w:eastAsia="宋体" w:cs="Times New Roman"/>
@@ -16731,7 +17054,7 @@
           <w:shd w:val="clear" w:fill="FFFFFF"/>
         </w:rPr>
       </w:pPr>
-      <w:bookmarkStart w:id="21" w:name="_Toc24192"/>
+      <w:bookmarkStart w:id="21" w:name="_Toc18366"/>
       <w:r>
         <w:rPr>
           <w:rFonts w:hint="default" w:ascii="Times New Roman" w:hAnsi="Times New Roman" w:eastAsia="宋体" w:cs="Times New Roman"/>
@@ -17330,6 +17653,7 @@
             <w:insideH w:val="none" w:color="auto" w:sz="0" w:space="0"/>
             <w:insideV w:val="none" w:color="auto" w:sz="0" w:space="0"/>
           </w:tblBorders>
+          <w:shd w:val="clear" w:color="auto" w:fill="FFFFFF"/>
           <w:tblCellMar>
             <w:top w:w="15" w:type="dxa"/>
             <w:left w:w="15" w:type="dxa"/>
@@ -18090,7 +18414,7 @@
           <w:shd w:val="clear" w:fill="FFFFFF"/>
         </w:rPr>
       </w:pPr>
-      <w:bookmarkStart w:id="22" w:name="_Toc32240"/>
+      <w:bookmarkStart w:id="22" w:name="_Toc4304"/>
       <w:r>
         <w:rPr>
           <w:rFonts w:hint="default" w:ascii="Times New Roman" w:hAnsi="Times New Roman" w:eastAsia="宋体" w:cs="Times New Roman"/>
@@ -18272,7 +18596,7 @@
           <w:szCs w:val="30"/>
         </w:rPr>
       </w:pPr>
-      <w:bookmarkStart w:id="23" w:name="_Toc29028"/>
+      <w:bookmarkStart w:id="23" w:name="_Toc18245"/>
       <w:r>
         <w:rPr>
           <w:rFonts w:hint="default" w:ascii="Times New Roman" w:hAnsi="Times New Roman" w:eastAsia="宋体" w:cs="Times New Roman"/>
@@ -18322,7 +18646,7 @@
           <w:szCs w:val="28"/>
         </w:rPr>
       </w:pPr>
-      <w:bookmarkStart w:id="24" w:name="_Toc10732"/>
+      <w:bookmarkStart w:id="24" w:name="_Toc19926"/>
       <w:r>
         <w:rPr>
           <w:rFonts w:hint="default" w:ascii="Times New Roman" w:hAnsi="Times New Roman" w:eastAsia="宋体" w:cs="Times New Roman"/>
@@ -18483,7 +18807,7 @@
           <w:szCs w:val="28"/>
         </w:rPr>
       </w:pPr>
-      <w:bookmarkStart w:id="25" w:name="_Toc28443"/>
+      <w:bookmarkStart w:id="25" w:name="_Toc24454"/>
       <w:r>
         <w:rPr>
           <w:rFonts w:hint="default" w:ascii="Times New Roman" w:hAnsi="Times New Roman" w:eastAsia="宋体" w:cs="Times New Roman"/>
@@ -18692,7 +19016,7 @@
           <w:szCs w:val="28"/>
         </w:rPr>
       </w:pPr>
-      <w:bookmarkStart w:id="26" w:name="_Toc7401"/>
+      <w:bookmarkStart w:id="26" w:name="_Toc4285"/>
       <w:r>
         <w:rPr>
           <w:rFonts w:hint="default" w:ascii="Times New Roman" w:hAnsi="Times New Roman" w:eastAsia="宋体" w:cs="Times New Roman"/>
@@ -18887,7 +19211,7 @@
           <w:szCs w:val="24"/>
         </w:rPr>
       </w:pPr>
-      <w:bookmarkStart w:id="27" w:name="_Toc32347"/>
+      <w:bookmarkStart w:id="27" w:name="_Toc1778"/>
       <w:r>
         <w:rPr>
           <w:rFonts w:hint="default" w:ascii="Times New Roman" w:hAnsi="Times New Roman" w:eastAsia="宋体" w:cs="Times New Roman"/>
@@ -18937,7 +19261,7 @@
           <w:szCs w:val="28"/>
         </w:rPr>
       </w:pPr>
-      <w:bookmarkStart w:id="28" w:name="_Toc12449"/>
+      <w:bookmarkStart w:id="28" w:name="_Toc4277"/>
       <w:r>
         <w:rPr>
           <w:rFonts w:hint="default" w:ascii="Times New Roman" w:hAnsi="Times New Roman" w:eastAsia="宋体" w:cs="Times New Roman"/>
@@ -20789,7 +21113,7 @@
           <w:szCs w:val="28"/>
         </w:rPr>
       </w:pPr>
-      <w:bookmarkStart w:id="29" w:name="_Toc4203"/>
+      <w:bookmarkStart w:id="29" w:name="_Toc20596"/>
       <w:r>
         <w:rPr>
           <w:rFonts w:hint="default" w:ascii="Times New Roman" w:hAnsi="Times New Roman" w:eastAsia="宋体" w:cs="Times New Roman"/>
@@ -21462,6 +21786,7 @@
             <w:insideH w:val="none" w:color="auto" w:sz="0" w:space="0"/>
             <w:insideV w:val="none" w:color="auto" w:sz="0" w:space="0"/>
           </w:tblBorders>
+          <w:shd w:val="clear" w:color="auto" w:fill="FFFFFF"/>
           <w:tblCellMar>
             <w:top w:w="15" w:type="dxa"/>
             <w:left w:w="15" w:type="dxa"/>
@@ -21852,6 +22177,7 @@
             <w:insideH w:val="none" w:color="auto" w:sz="0" w:space="0"/>
             <w:insideV w:val="none" w:color="auto" w:sz="0" w:space="0"/>
           </w:tblBorders>
+          <w:shd w:val="clear" w:color="auto" w:fill="FFFFFF"/>
           <w:tblCellMar>
             <w:top w:w="15" w:type="dxa"/>
             <w:left w:w="15" w:type="dxa"/>
@@ -22213,6 +22539,7 @@
             <w:insideH w:val="none" w:color="auto" w:sz="0" w:space="0"/>
             <w:insideV w:val="none" w:color="auto" w:sz="0" w:space="0"/>
           </w:tblBorders>
+          <w:shd w:val="clear" w:color="auto" w:fill="FFFFFF"/>
           <w:tblCellMar>
             <w:top w:w="15" w:type="dxa"/>
             <w:left w:w="15" w:type="dxa"/>
@@ -22393,6 +22720,7 @@
             <w:insideH w:val="none" w:color="auto" w:sz="0" w:space="0"/>
             <w:insideV w:val="none" w:color="auto" w:sz="0" w:space="0"/>
           </w:tblBorders>
+          <w:shd w:val="clear" w:color="auto" w:fill="FFFFFF"/>
           <w:tblCellMar>
             <w:top w:w="15" w:type="dxa"/>
             <w:left w:w="15" w:type="dxa"/>
@@ -22631,7 +22959,7 @@
           <w:szCs w:val="28"/>
         </w:rPr>
       </w:pPr>
-      <w:bookmarkStart w:id="30" w:name="_Toc24041"/>
+      <w:bookmarkStart w:id="30" w:name="_Toc21393"/>
       <w:r>
         <w:rPr>
           <w:rFonts w:hint="default" w:ascii="Times New Roman" w:hAnsi="Times New Roman" w:eastAsia="宋体" w:cs="Times New Roman"/>
@@ -22711,7 +23039,7 @@
           <w:shd w:val="clear" w:fill="FFFFFF"/>
         </w:rPr>
       </w:pPr>
-      <w:bookmarkStart w:id="31" w:name="_Toc31951"/>
+      <w:bookmarkStart w:id="31" w:name="_Toc14045"/>
       <w:r>
         <w:rPr>
           <w:rFonts w:hint="default" w:ascii="Times New Roman" w:hAnsi="Times New Roman" w:eastAsia="宋体" w:cs="Times New Roman"/>
@@ -22958,7 +23286,7 @@
           <w:szCs w:val="24"/>
         </w:rPr>
       </w:pPr>
-      <w:bookmarkStart w:id="32" w:name="_Toc24621"/>
+      <w:bookmarkStart w:id="32" w:name="_Toc27644"/>
       <w:r>
         <w:rPr>
           <w:rFonts w:hint="default" w:ascii="Times New Roman" w:hAnsi="Times New Roman" w:eastAsia="宋体" w:cs="Times New Roman"/>
@@ -23218,7 +23546,7 @@
           <w:szCs w:val="24"/>
         </w:rPr>
       </w:pPr>
-      <w:bookmarkStart w:id="33" w:name="_Toc13137"/>
+      <w:bookmarkStart w:id="33" w:name="_Toc200"/>
       <w:r>
         <w:rPr>
           <w:rFonts w:hint="default" w:ascii="Times New Roman" w:hAnsi="Times New Roman" w:eastAsia="宋体" w:cs="Times New Roman"/>
@@ -23361,7 +23689,7 @@
           <w:lang w:val="en-US" w:eastAsia="zh-CN" w:bidi="ar"/>
         </w:rPr>
       </w:pPr>
-      <w:bookmarkStart w:id="34" w:name="_Toc18906"/>
+      <w:bookmarkStart w:id="34" w:name="_Toc29275"/>
       <w:r>
         <w:rPr>
           <w:rFonts w:hint="default" w:ascii="Times New Roman" w:hAnsi="Times New Roman" w:eastAsia="宋体" w:cs="Times New Roman"/>
@@ -23522,7 +23850,7 @@
           <w:szCs w:val="28"/>
         </w:rPr>
       </w:pPr>
-      <w:bookmarkStart w:id="35" w:name="_Toc32591"/>
+      <w:bookmarkStart w:id="35" w:name="_Toc26732"/>
       <w:r>
         <w:rPr>
           <w:rFonts w:hint="default" w:ascii="Times New Roman" w:hAnsi="Times New Roman" w:eastAsia="宋体" w:cs="Times New Roman"/>
@@ -23686,7 +24014,7 @@
           <w:shd w:val="clear" w:fill="FFFFFF"/>
         </w:rPr>
       </w:pPr>
-      <w:bookmarkStart w:id="36" w:name="_Toc14579"/>
+      <w:bookmarkStart w:id="36" w:name="_Toc21959"/>
       <w:r>
         <w:rPr>
           <w:rFonts w:hint="default" w:ascii="Times New Roman" w:hAnsi="Times New Roman" w:eastAsia="宋体" w:cs="Times New Roman"/>
@@ -23882,7 +24210,7 @@
           <w:szCs w:val="30"/>
         </w:rPr>
       </w:pPr>
-      <w:bookmarkStart w:id="37" w:name="_Toc28275"/>
+      <w:bookmarkStart w:id="37" w:name="_Toc20283"/>
       <w:r>
         <w:rPr>
           <w:rFonts w:hint="default" w:ascii="Times New Roman" w:hAnsi="Times New Roman" w:eastAsia="宋体" w:cs="Times New Roman"/>
@@ -23933,7 +24261,7 @@
           <w:shd w:val="clear" w:fill="FFFFFF"/>
         </w:rPr>
       </w:pPr>
-      <w:bookmarkStart w:id="38" w:name="_Toc5471"/>
+      <w:bookmarkStart w:id="38" w:name="_Toc19904"/>
       <w:r>
         <w:rPr>
           <w:rFonts w:hint="default" w:ascii="Times New Roman" w:hAnsi="Times New Roman" w:eastAsia="宋体" w:cs="Times New Roman"/>
@@ -24017,7 +24345,6 @@
             <w:insideH w:val="none" w:color="auto" w:sz="0" w:space="0"/>
             <w:insideV w:val="none" w:color="auto" w:sz="0" w:space="0"/>
           </w:tblBorders>
-          <w:shd w:val="clear" w:color="auto" w:fill="FFFFFF"/>
           <w:tblCellMar>
             <w:top w:w="15" w:type="dxa"/>
             <w:left w:w="15" w:type="dxa"/>
@@ -25275,7 +25602,6 @@
             <w:insideH w:val="none" w:color="auto" w:sz="0" w:space="0"/>
             <w:insideV w:val="none" w:color="auto" w:sz="0" w:space="0"/>
           </w:tblBorders>
-          <w:shd w:val="clear" w:color="auto" w:fill="FFFFFF"/>
           <w:tblCellMar>
             <w:top w:w="15" w:type="dxa"/>
             <w:left w:w="15" w:type="dxa"/>
@@ -25584,7 +25910,7 @@
           <w:szCs w:val="28"/>
         </w:rPr>
       </w:pPr>
-      <w:bookmarkStart w:id="39" w:name="_Toc15942"/>
+      <w:bookmarkStart w:id="39" w:name="_Toc17216"/>
       <w:r>
         <w:rPr>
           <w:rFonts w:hint="default" w:ascii="Times New Roman" w:hAnsi="Times New Roman" w:eastAsia="宋体" w:cs="Times New Roman"/>
@@ -25698,7 +26024,7 @@
     <w:tbl>
       <w:tblPr>
         <w:tblStyle w:val="13"/>
-        <w:tblW w:w="4727" w:type="pct"/>
+        <w:tblW w:w="4729" w:type="pct"/>
         <w:tblInd w:w="0" w:type="dxa"/>
         <w:tblBorders>
           <w:top w:val="none" w:color="auto" w:sz="0" w:space="0"/>
@@ -25720,10 +26046,10 @@
       <w:tblGrid>
         <w:gridCol w:w="567"/>
         <w:gridCol w:w="885"/>
-        <w:gridCol w:w="1046"/>
-        <w:gridCol w:w="1715"/>
+        <w:gridCol w:w="1047"/>
+        <w:gridCol w:w="1716"/>
         <w:gridCol w:w="1063"/>
-        <w:gridCol w:w="2732"/>
+        <w:gridCol w:w="2734"/>
       </w:tblGrid>
       <w:tr>
         <w:tblPrEx>
@@ -25735,7 +26061,6 @@
             <w:insideH w:val="none" w:color="auto" w:sz="0" w:space="0"/>
             <w:insideV w:val="none" w:color="auto" w:sz="0" w:space="0"/>
           </w:tblBorders>
-          <w:shd w:val="clear" w:color="auto" w:fill="FFFFFF"/>
           <w:tblCellMar>
             <w:top w:w="15" w:type="dxa"/>
             <w:left w:w="15" w:type="dxa"/>
@@ -27091,7 +27416,7 @@
                 <w:szCs w:val="18"/>
                 <w:lang w:val="en-US" w:eastAsia="zh-CN"/>
               </w:rPr>
-              <w:t>生成前可以蓄力，释放强力版</w:t>
+              <w:t>附加一段蓄力，释放强力版</w:t>
             </w:r>
           </w:p>
         </w:tc>
@@ -27106,6 +27431,7 @@
             <w:insideH w:val="none" w:color="auto" w:sz="0" w:space="0"/>
             <w:insideV w:val="none" w:color="auto" w:sz="0" w:space="0"/>
           </w:tblBorders>
+          <w:shd w:val="clear" w:color="auto" w:fill="FFFFFF"/>
           <w:tblCellMar>
             <w:top w:w="15" w:type="dxa"/>
             <w:left w:w="15" w:type="dxa"/>
@@ -27448,6 +27774,7 @@
             <w:insideH w:val="none" w:color="auto" w:sz="0" w:space="0"/>
             <w:insideV w:val="none" w:color="auto" w:sz="0" w:space="0"/>
           </w:tblBorders>
+          <w:shd w:val="clear" w:color="auto" w:fill="FFFFFF"/>
           <w:tblCellMar>
             <w:top w:w="15" w:type="dxa"/>
             <w:left w:w="15" w:type="dxa"/>
@@ -27790,6 +28117,7 @@
             <w:insideH w:val="none" w:color="auto" w:sz="0" w:space="0"/>
             <w:insideV w:val="none" w:color="auto" w:sz="0" w:space="0"/>
           </w:tblBorders>
+          <w:shd w:val="clear" w:color="auto" w:fill="FFFFFF"/>
           <w:tblCellMar>
             <w:top w:w="15" w:type="dxa"/>
             <w:left w:w="15" w:type="dxa"/>
@@ -28009,7 +28337,7 @@
                 <w:szCs w:val="18"/>
                 <w:lang w:val="en-US" w:eastAsia="zh-CN"/>
               </w:rPr>
-              <w:t>连续三次时缓突刺</w:t>
+              <w:t>连续三次突刺</w:t>
             </w:r>
           </w:p>
         </w:tc>
@@ -28472,6 +28800,7 @@
             <w:insideH w:val="none" w:color="auto" w:sz="0" w:space="0"/>
             <w:insideV w:val="none" w:color="auto" w:sz="0" w:space="0"/>
           </w:tblBorders>
+          <w:shd w:val="clear" w:color="auto" w:fill="FFFFFF"/>
           <w:tblCellMar>
             <w:top w:w="15" w:type="dxa"/>
             <w:left w:w="15" w:type="dxa"/>
@@ -28995,7 +29324,7 @@
           <w:shd w:val="clear" w:fill="FFFFFF"/>
         </w:rPr>
       </w:pPr>
-      <w:bookmarkStart w:id="40" w:name="_Toc20158"/>
+      <w:bookmarkStart w:id="40" w:name="_Toc14982"/>
       <w:r>
         <w:rPr>
           <w:rFonts w:hint="default" w:ascii="Times New Roman" w:hAnsi="Times New Roman" w:eastAsia="宋体" w:cs="Times New Roman"/>
@@ -29046,7 +29375,7 @@
           <w:shd w:val="clear" w:fill="FFFFFF"/>
         </w:rPr>
       </w:pPr>
-      <w:bookmarkStart w:id="41" w:name="_Toc3900"/>
+      <w:bookmarkStart w:id="41" w:name="_Toc3220"/>
       <w:r>
         <w:rPr>
           <w:rFonts w:hint="default" w:ascii="Times New Roman" w:hAnsi="Times New Roman" w:eastAsia="宋体" w:cs="Times New Roman"/>
@@ -29494,6 +29823,7 @@
             <w:insideH w:val="none" w:color="auto" w:sz="0" w:space="0"/>
             <w:insideV w:val="none" w:color="auto" w:sz="0" w:space="0"/>
           </w:tblBorders>
+          <w:shd w:val="clear" w:color="auto" w:fill="FFFFFF"/>
           <w:tblCellMar>
             <w:top w:w="15" w:type="dxa"/>
             <w:left w:w="15" w:type="dxa"/>
@@ -29855,7 +30185,6 @@
             <w:insideH w:val="none" w:color="auto" w:sz="0" w:space="0"/>
             <w:insideV w:val="none" w:color="auto" w:sz="0" w:space="0"/>
           </w:tblBorders>
-          <w:shd w:val="clear" w:color="auto" w:fill="FFFFFF"/>
           <w:tblCellMar>
             <w:top w:w="15" w:type="dxa"/>
             <w:left w:w="15" w:type="dxa"/>
@@ -30217,6 +30546,7 @@
             <w:insideH w:val="none" w:color="auto" w:sz="0" w:space="0"/>
             <w:insideV w:val="none" w:color="auto" w:sz="0" w:space="0"/>
           </w:tblBorders>
+          <w:shd w:val="clear" w:color="auto" w:fill="FFFFFF"/>
           <w:tblCellMar>
             <w:top w:w="15" w:type="dxa"/>
             <w:left w:w="15" w:type="dxa"/>
@@ -30397,6 +30727,7 @@
             <w:insideH w:val="none" w:color="auto" w:sz="0" w:space="0"/>
             <w:insideV w:val="none" w:color="auto" w:sz="0" w:space="0"/>
           </w:tblBorders>
+          <w:shd w:val="clear" w:color="auto" w:fill="FFFFFF"/>
           <w:tblCellMar>
             <w:top w:w="15" w:type="dxa"/>
             <w:left w:w="15" w:type="dxa"/>
@@ -30758,6 +31089,7 @@
             <w:insideH w:val="none" w:color="auto" w:sz="0" w:space="0"/>
             <w:insideV w:val="none" w:color="auto" w:sz="0" w:space="0"/>
           </w:tblBorders>
+          <w:shd w:val="clear" w:color="auto" w:fill="FFFFFF"/>
           <w:tblCellMar>
             <w:top w:w="15" w:type="dxa"/>
             <w:left w:w="15" w:type="dxa"/>
@@ -30938,6 +31270,7 @@
             <w:insideH w:val="none" w:color="auto" w:sz="0" w:space="0"/>
             <w:insideV w:val="none" w:color="auto" w:sz="0" w:space="0"/>
           </w:tblBorders>
+          <w:shd w:val="clear" w:color="auto" w:fill="FFFFFF"/>
           <w:tblCellMar>
             <w:top w:w="15" w:type="dxa"/>
             <w:left w:w="15" w:type="dxa"/>
@@ -31299,6 +31632,7 @@
             <w:insideH w:val="none" w:color="auto" w:sz="0" w:space="0"/>
             <w:insideV w:val="none" w:color="auto" w:sz="0" w:space="0"/>
           </w:tblBorders>
+          <w:shd w:val="clear" w:color="auto" w:fill="FFFFFF"/>
           <w:tblCellMar>
             <w:top w:w="15" w:type="dxa"/>
             <w:left w:w="15" w:type="dxa"/>
@@ -31479,6 +31813,7 @@
             <w:insideH w:val="none" w:color="auto" w:sz="0" w:space="0"/>
             <w:insideV w:val="none" w:color="auto" w:sz="0" w:space="0"/>
           </w:tblBorders>
+          <w:shd w:val="clear" w:color="auto" w:fill="FFFFFF"/>
           <w:tblCellMar>
             <w:top w:w="15" w:type="dxa"/>
             <w:left w:w="15" w:type="dxa"/>
@@ -31717,7 +32052,7 @@
           <w:szCs w:val="28"/>
         </w:rPr>
       </w:pPr>
-      <w:bookmarkStart w:id="42" w:name="_Toc32194"/>
+      <w:bookmarkStart w:id="42" w:name="_Toc28992"/>
       <w:r>
         <w:rPr>
           <w:rFonts w:hint="default" w:ascii="Times New Roman" w:hAnsi="Times New Roman" w:eastAsia="宋体" w:cs="Times New Roman"/>
@@ -31800,7 +32135,6 @@
             <w:insideH w:val="none" w:color="auto" w:sz="0" w:space="0"/>
             <w:insideV w:val="none" w:color="auto" w:sz="0" w:space="0"/>
           </w:tblBorders>
-          <w:shd w:val="clear" w:color="auto" w:fill="FFFFFF"/>
           <w:tblCellMar>
             <w:top w:w="15" w:type="dxa"/>
             <w:left w:w="15" w:type="dxa"/>
@@ -31984,7 +32318,6 @@
             <w:insideH w:val="none" w:color="auto" w:sz="0" w:space="0"/>
             <w:insideV w:val="none" w:color="auto" w:sz="0" w:space="0"/>
           </w:tblBorders>
-          <w:shd w:val="clear" w:color="auto" w:fill="FFFFFF"/>
           <w:tblCellMar>
             <w:top w:w="15" w:type="dxa"/>
             <w:left w:w="15" w:type="dxa"/>
@@ -32165,7 +32498,6 @@
             <w:insideH w:val="none" w:color="auto" w:sz="0" w:space="0"/>
             <w:insideV w:val="none" w:color="auto" w:sz="0" w:space="0"/>
           </w:tblBorders>
-          <w:shd w:val="clear" w:color="auto" w:fill="FFFFFF"/>
           <w:tblCellMar>
             <w:top w:w="15" w:type="dxa"/>
             <w:left w:w="15" w:type="dxa"/>
@@ -32708,7 +33040,6 @@
             <w:insideH w:val="none" w:color="auto" w:sz="0" w:space="0"/>
             <w:insideV w:val="none" w:color="auto" w:sz="0" w:space="0"/>
           </w:tblBorders>
-          <w:shd w:val="clear" w:color="auto" w:fill="FFFFFF"/>
           <w:tblCellMar>
             <w:top w:w="15" w:type="dxa"/>
             <w:left w:w="15" w:type="dxa"/>
@@ -33141,7 +33472,7 @@
           <w:shd w:val="clear" w:fill="FFFFFF"/>
         </w:rPr>
       </w:pPr>
-      <w:bookmarkStart w:id="43" w:name="_Toc20770"/>
+      <w:bookmarkStart w:id="43" w:name="_Toc27496"/>
       <w:r>
         <w:rPr>
           <w:rFonts w:hint="default" w:ascii="Times New Roman" w:hAnsi="Times New Roman" w:eastAsia="宋体" w:cs="Times New Roman"/>
@@ -33191,7 +33522,7 @@
           <w:szCs w:val="28"/>
         </w:rPr>
       </w:pPr>
-      <w:bookmarkStart w:id="44" w:name="_Toc11608"/>
+      <w:bookmarkStart w:id="44" w:name="_Toc6746"/>
       <w:r>
         <w:rPr>
           <w:rFonts w:hint="default" w:ascii="Times New Roman" w:hAnsi="Times New Roman" w:eastAsia="宋体" w:cs="Times New Roman"/>
@@ -33546,6 +33877,7 @@
             <w:insideH w:val="none" w:color="auto" w:sz="0" w:space="0"/>
             <w:insideV w:val="none" w:color="auto" w:sz="0" w:space="0"/>
           </w:tblBorders>
+          <w:shd w:val="clear" w:color="auto" w:fill="FFFFFF"/>
           <w:tblCellMar>
             <w:top w:w="15" w:type="dxa"/>
             <w:left w:w="15" w:type="dxa"/>
@@ -33950,6 +34282,7 @@
             <w:insideH w:val="none" w:color="auto" w:sz="0" w:space="0"/>
             <w:insideV w:val="none" w:color="auto" w:sz="0" w:space="0"/>
           </w:tblBorders>
+          <w:shd w:val="clear" w:color="auto" w:fill="FFFFFF"/>
           <w:tblCellMar>
             <w:top w:w="15" w:type="dxa"/>
             <w:left w:w="15" w:type="dxa"/>
@@ -34084,6 +34417,7 @@
             <w:insideH w:val="none" w:color="auto" w:sz="0" w:space="0"/>
             <w:insideV w:val="none" w:color="auto" w:sz="0" w:space="0"/>
           </w:tblBorders>
+          <w:shd w:val="clear" w:color="auto" w:fill="FFFFFF"/>
           <w:tblCellMar>
             <w:top w:w="15" w:type="dxa"/>
             <w:left w:w="15" w:type="dxa"/>
@@ -34218,6 +34552,7 @@
             <w:insideH w:val="none" w:color="auto" w:sz="0" w:space="0"/>
             <w:insideV w:val="none" w:color="auto" w:sz="0" w:space="0"/>
           </w:tblBorders>
+          <w:shd w:val="clear" w:color="auto" w:fill="FFFFFF"/>
           <w:tblCellMar>
             <w:top w:w="15" w:type="dxa"/>
             <w:left w:w="15" w:type="dxa"/>
@@ -35027,6 +35362,7 @@
             <w:insideH w:val="none" w:color="auto" w:sz="0" w:space="0"/>
             <w:insideV w:val="none" w:color="auto" w:sz="0" w:space="0"/>
           </w:tblBorders>
+          <w:shd w:val="clear" w:color="auto" w:fill="FFFFFF"/>
           <w:tblCellMar>
             <w:top w:w="15" w:type="dxa"/>
             <w:left w:w="15" w:type="dxa"/>
@@ -35210,7 +35546,7 @@
           <w:szCs w:val="28"/>
         </w:rPr>
       </w:pPr>
-      <w:bookmarkStart w:id="45" w:name="_Toc15396"/>
+      <w:bookmarkStart w:id="45" w:name="_Toc13174"/>
       <w:r>
         <w:rPr>
           <w:rFonts w:hint="default" w:ascii="Times New Roman" w:hAnsi="Times New Roman" w:eastAsia="宋体" w:cs="Times New Roman"/>
@@ -35305,7 +35641,7 @@
           <w:lang w:val="en-US"/>
         </w:rPr>
       </w:pPr>
-      <w:bookmarkStart w:id="46" w:name="_Toc29230"/>
+      <w:bookmarkStart w:id="46" w:name="_Toc15291"/>
       <w:r>
         <w:rPr>
           <w:rFonts w:hint="eastAsia" w:ascii="Times New Roman" w:hAnsi="Times New Roman" w:cs="Times New Roman"/>
@@ -35525,7 +35861,7 @@
           <w:lang w:val="en-US" w:eastAsia="zh-CN"/>
         </w:rPr>
       </w:pPr>
-      <w:bookmarkStart w:id="47" w:name="_Toc694"/>
+      <w:bookmarkStart w:id="47" w:name="_Toc6100"/>
       <w:r>
         <w:rPr>
           <w:rFonts w:hint="eastAsia" w:ascii="Times New Roman" w:hAnsi="Times New Roman" w:cs="Times New Roman"/>
@@ -35733,7 +36069,7 @@
           <w:lang w:val="en-US" w:eastAsia="zh-CN"/>
         </w:rPr>
       </w:pPr>
-      <w:bookmarkStart w:id="48" w:name="_Toc27480"/>
+      <w:bookmarkStart w:id="48" w:name="_Toc5570"/>
       <w:r>
         <w:rPr>
           <w:rFonts w:hint="eastAsia" w:ascii="Times New Roman" w:hAnsi="Times New Roman" w:cs="Times New Roman"/>
@@ -35939,7 +36275,7 @@
           <w:lang w:val="en-US"/>
         </w:rPr>
       </w:pPr>
-      <w:bookmarkStart w:id="49" w:name="_Toc3121"/>
+      <w:bookmarkStart w:id="49" w:name="_Toc21116"/>
       <w:r>
         <w:rPr>
           <w:rFonts w:hint="default" w:ascii="Times New Roman" w:hAnsi="Times New Roman" w:eastAsia="宋体" w:cs="Times New Roman"/>
@@ -36068,7 +36404,7 @@
           <w:lang w:val="en-US"/>
         </w:rPr>
       </w:pPr>
-      <w:bookmarkStart w:id="50" w:name="_Toc23838"/>
+      <w:bookmarkStart w:id="50" w:name="_Toc28979"/>
       <w:r>
         <w:rPr>
           <w:rFonts w:hint="default" w:ascii="Times New Roman" w:hAnsi="Times New Roman" w:eastAsia="宋体" w:cs="Times New Roman"/>
@@ -36193,7 +36529,7 @@
           <w:lang w:val="en-US"/>
         </w:rPr>
       </w:pPr>
-      <w:bookmarkStart w:id="51" w:name="_Toc17629"/>
+      <w:bookmarkStart w:id="51" w:name="_Toc27916"/>
       <w:r>
         <w:rPr>
           <w:rFonts w:hint="default" w:ascii="Times New Roman" w:hAnsi="Times New Roman" w:eastAsia="宋体" w:cs="Times New Roman"/>
@@ -36313,7 +36649,7 @@
           <w:lang w:val="en-US"/>
         </w:rPr>
       </w:pPr>
-      <w:bookmarkStart w:id="52" w:name="_Toc24379"/>
+      <w:bookmarkStart w:id="52" w:name="_Toc11638"/>
       <w:r>
         <w:rPr>
           <w:rFonts w:hint="default" w:ascii="Times New Roman" w:hAnsi="Times New Roman" w:eastAsia="宋体" w:cs="Times New Roman"/>
@@ -36426,6 +36762,598 @@
           <w:lang w:val="en-US" w:eastAsia="zh-CN"/>
         </w:rPr>
       </w:pPr>
+    </w:p>
+    <w:p>
+      <w:pPr>
+        <w:pStyle w:val="3"/>
+        <w:keepNext w:val="0"/>
+        <w:keepLines w:val="0"/>
+        <w:pageBreakBefore w:val="0"/>
+        <w:widowControl/>
+        <w:suppressLineNumbers w:val="0"/>
+        <w:shd w:val="clear" w:fill="FFFFFF"/>
+        <w:kinsoku/>
+        <w:wordWrap w:val="0"/>
+        <w:overflowPunct/>
+        <w:topLinePunct w:val="0"/>
+        <w:autoSpaceDE/>
+        <w:autoSpaceDN/>
+        <w:bidi w:val="0"/>
+        <w:adjustRightInd/>
+        <w:snapToGrid/>
+        <w:spacing w:before="0" w:beforeAutospacing="0" w:after="0" w:afterAutospacing="0" w:line="240" w:lineRule="auto"/>
+        <w:ind w:left="0" w:right="0" w:firstLine="0"/>
+        <w:textAlignment w:val="auto"/>
+        <w:outlineLvl w:val="1"/>
+        <w:rPr>
+          <w:rFonts w:hint="eastAsia" w:ascii="Times New Roman" w:hAnsi="Times New Roman" w:eastAsia="宋体" w:cs="Times New Roman"/>
+          <w:b/>
+          <w:bCs/>
+          <w:caps w:val="0"/>
+          <w:color w:val="0F1115"/>
+          <w:spacing w:val="0"/>
+          <w:sz w:val="28"/>
+          <w:szCs w:val="28"/>
+          <w:lang w:val="en-US" w:eastAsia="zh-CN"/>
+        </w:rPr>
+      </w:pPr>
+      <w:bookmarkStart w:id="53" w:name="_Toc23688"/>
+      <w:r>
+        <w:rPr>
+          <w:rFonts w:hint="default" w:ascii="Times New Roman" w:hAnsi="Times New Roman" w:eastAsia="宋体" w:cs="Times New Roman"/>
+          <w:b/>
+          <w:bCs/>
+          <w:caps w:val="0"/>
+          <w:color w:val="0F1115"/>
+          <w:spacing w:val="0"/>
+          <w:sz w:val="28"/>
+          <w:szCs w:val="28"/>
+          <w:shd w:val="clear" w:fill="FFFFFF"/>
+        </w:rPr>
+        <w:t>8.</w:t>
+      </w:r>
+      <w:r>
+        <w:rPr>
+          <w:rFonts w:hint="eastAsia" w:ascii="Times New Roman" w:hAnsi="Times New Roman" w:cs="Times New Roman"/>
+          <w:b/>
+          <w:bCs/>
+          <w:caps w:val="0"/>
+          <w:color w:val="0F1115"/>
+          <w:spacing w:val="0"/>
+          <w:sz w:val="28"/>
+          <w:szCs w:val="28"/>
+          <w:shd w:val="clear" w:fill="FFFFFF"/>
+          <w:lang w:val="en-US" w:eastAsia="zh-CN"/>
+        </w:rPr>
+        <w:t>3</w:t>
+      </w:r>
+      <w:r>
+        <w:rPr>
+          <w:rFonts w:hint="default" w:ascii="Times New Roman" w:hAnsi="Times New Roman" w:eastAsia="宋体" w:cs="Times New Roman"/>
+          <w:b/>
+          <w:bCs/>
+          <w:caps w:val="0"/>
+          <w:color w:val="0F1115"/>
+          <w:spacing w:val="0"/>
+          <w:sz w:val="28"/>
+          <w:szCs w:val="28"/>
+          <w:shd w:val="clear" w:fill="FFFFFF"/>
+          <w:lang w:val="en-US" w:eastAsia="zh-CN"/>
+        </w:rPr>
+        <w:t>.</w:t>
+      </w:r>
+      <w:r>
+        <w:rPr>
+          <w:rFonts w:hint="default" w:ascii="Times New Roman" w:hAnsi="Times New Roman" w:eastAsia="宋体" w:cs="Times New Roman"/>
+          <w:b/>
+          <w:bCs/>
+          <w:caps w:val="0"/>
+          <w:color w:val="0F1115"/>
+          <w:spacing w:val="0"/>
+          <w:sz w:val="28"/>
+          <w:szCs w:val="28"/>
+          <w:shd w:val="clear" w:fill="FFFFFF"/>
+        </w:rPr>
+        <w:t>问题修复</w:t>
+      </w:r>
+      <w:r>
+        <w:rPr>
+          <w:rFonts w:hint="eastAsia" w:ascii="Times New Roman" w:hAnsi="Times New Roman" w:cs="Times New Roman"/>
+          <w:b/>
+          <w:bCs/>
+          <w:caps w:val="0"/>
+          <w:color w:val="0F1115"/>
+          <w:spacing w:val="0"/>
+          <w:sz w:val="28"/>
+          <w:szCs w:val="28"/>
+          <w:shd w:val="clear" w:fill="FFFFFF"/>
+          <w:lang w:val="en-US" w:eastAsia="zh-CN"/>
+        </w:rPr>
+        <w:t>记录</w:t>
+      </w:r>
+      <w:bookmarkEnd w:id="53"/>
+    </w:p>
+    <w:p>
+      <w:pPr>
+        <w:pStyle w:val="4"/>
+        <w:keepNext w:val="0"/>
+        <w:keepLines w:val="0"/>
+        <w:pageBreakBefore w:val="0"/>
+        <w:widowControl/>
+        <w:suppressLineNumbers w:val="0"/>
+        <w:shd w:val="clear" w:fill="FFFFFF"/>
+        <w:kinsoku/>
+        <w:wordWrap w:val="0"/>
+        <w:overflowPunct/>
+        <w:topLinePunct w:val="0"/>
+        <w:autoSpaceDE/>
+        <w:autoSpaceDN/>
+        <w:bidi w:val="0"/>
+        <w:adjustRightInd/>
+        <w:snapToGrid/>
+        <w:spacing w:before="0" w:beforeAutospacing="0" w:after="0" w:afterAutospacing="0" w:line="240" w:lineRule="auto"/>
+        <w:ind w:left="0" w:right="0" w:firstLine="0"/>
+        <w:textAlignment w:val="auto"/>
+        <w:outlineLvl w:val="2"/>
+        <w:rPr>
+          <w:rFonts w:hint="default" w:ascii="Times New Roman" w:hAnsi="Times New Roman" w:eastAsia="宋体" w:cs="Times New Roman"/>
+          <w:b w:val="0"/>
+          <w:bCs w:val="0"/>
+          <w:caps w:val="0"/>
+          <w:color w:val="0F1115"/>
+          <w:spacing w:val="0"/>
+          <w:sz w:val="24"/>
+          <w:szCs w:val="24"/>
+          <w:lang w:val="en-US"/>
+        </w:rPr>
+      </w:pPr>
+      <w:bookmarkStart w:id="54" w:name="_Toc6611"/>
+      <w:r>
+        <w:rPr>
+          <w:rFonts w:hint="eastAsia" w:ascii="Times New Roman" w:hAnsi="Times New Roman" w:cs="Times New Roman"/>
+          <w:b/>
+          <w:bCs/>
+          <w:caps w:val="0"/>
+          <w:color w:val="0F1115"/>
+          <w:spacing w:val="0"/>
+          <w:sz w:val="24"/>
+          <w:szCs w:val="24"/>
+          <w:shd w:val="clear" w:fill="FFFFFF"/>
+          <w:lang w:val="en-US" w:eastAsia="zh-CN"/>
+        </w:rPr>
+        <w:t>8</w:t>
+      </w:r>
+      <w:r>
+        <w:rPr>
+          <w:rFonts w:hint="default" w:ascii="Times New Roman" w:hAnsi="Times New Roman" w:eastAsia="宋体" w:cs="Times New Roman"/>
+          <w:b/>
+          <w:bCs/>
+          <w:caps w:val="0"/>
+          <w:color w:val="0F1115"/>
+          <w:spacing w:val="0"/>
+          <w:sz w:val="24"/>
+          <w:szCs w:val="24"/>
+          <w:shd w:val="clear" w:fill="FFFFFF"/>
+        </w:rPr>
+        <w:t>.</w:t>
+      </w:r>
+      <w:r>
+        <w:rPr>
+          <w:rFonts w:hint="eastAsia" w:ascii="Times New Roman" w:hAnsi="Times New Roman" w:cs="Times New Roman"/>
+          <w:b/>
+          <w:bCs/>
+          <w:caps w:val="0"/>
+          <w:color w:val="0F1115"/>
+          <w:spacing w:val="0"/>
+          <w:sz w:val="24"/>
+          <w:szCs w:val="24"/>
+          <w:shd w:val="clear" w:fill="FFFFFF"/>
+          <w:lang w:val="en-US" w:eastAsia="zh-CN"/>
+        </w:rPr>
+        <w:t>3</w:t>
+      </w:r>
+      <w:r>
+        <w:rPr>
+          <w:rFonts w:hint="default" w:ascii="Times New Roman" w:hAnsi="Times New Roman" w:eastAsia="宋体" w:cs="Times New Roman"/>
+          <w:b/>
+          <w:bCs/>
+          <w:caps w:val="0"/>
+          <w:color w:val="0F1115"/>
+          <w:spacing w:val="0"/>
+          <w:sz w:val="24"/>
+          <w:szCs w:val="24"/>
+          <w:shd w:val="clear" w:fill="FFFFFF"/>
+        </w:rPr>
+        <w:t>.</w:t>
+      </w:r>
+      <w:r>
+        <w:rPr>
+          <w:rFonts w:hint="eastAsia" w:ascii="Times New Roman" w:hAnsi="Times New Roman" w:cs="Times New Roman"/>
+          <w:b/>
+          <w:bCs/>
+          <w:caps w:val="0"/>
+          <w:color w:val="0F1115"/>
+          <w:spacing w:val="0"/>
+          <w:sz w:val="24"/>
+          <w:szCs w:val="24"/>
+          <w:shd w:val="clear" w:fill="FFFFFF"/>
+          <w:lang w:val="en-US" w:eastAsia="zh-CN"/>
+        </w:rPr>
+        <w:t>1</w:t>
+      </w:r>
+      <w:r>
+        <w:rPr>
+          <w:rFonts w:hint="default" w:ascii="Times New Roman" w:hAnsi="Times New Roman" w:eastAsia="宋体" w:cs="Times New Roman"/>
+          <w:b/>
+          <w:bCs/>
+          <w:caps w:val="0"/>
+          <w:color w:val="0F1115"/>
+          <w:spacing w:val="0"/>
+          <w:sz w:val="24"/>
+          <w:szCs w:val="24"/>
+          <w:shd w:val="clear" w:fill="FFFFFF"/>
+          <w:lang w:val="en-US" w:eastAsia="zh-CN"/>
+        </w:rPr>
+        <w:t>.</w:t>
+      </w:r>
+      <w:r>
+        <w:rPr>
+          <w:rFonts w:hint="eastAsia" w:ascii="Times New Roman" w:hAnsi="Times New Roman" w:cs="Times New Roman"/>
+          <w:b/>
+          <w:bCs/>
+          <w:caps w:val="0"/>
+          <w:color w:val="0F1115"/>
+          <w:spacing w:val="0"/>
+          <w:sz w:val="24"/>
+          <w:szCs w:val="24"/>
+          <w:shd w:val="clear" w:fill="FFFFFF"/>
+          <w:lang w:val="en-US" w:eastAsia="zh-CN"/>
+        </w:rPr>
+        <w:t>AbilityTask 激活与清理问题</w:t>
+      </w:r>
+      <w:bookmarkEnd w:id="54"/>
+    </w:p>
+    <w:p>
+      <w:pPr>
+        <w:keepNext w:val="0"/>
+        <w:keepLines w:val="0"/>
+        <w:pageBreakBefore w:val="0"/>
+        <w:widowControl/>
+        <w:suppressLineNumbers w:val="0"/>
+        <w:shd w:val="clear" w:fill="FFFFFF"/>
+        <w:kinsoku/>
+        <w:wordWrap w:val="0"/>
+        <w:overflowPunct/>
+        <w:topLinePunct w:val="0"/>
+        <w:autoSpaceDE/>
+        <w:autoSpaceDN/>
+        <w:bidi w:val="0"/>
+        <w:adjustRightInd/>
+        <w:snapToGrid/>
+        <w:spacing w:before="0" w:beforeAutospacing="0" w:after="0" w:afterAutospacing="0" w:line="240" w:lineRule="auto"/>
+        <w:ind w:left="0" w:right="0" w:firstLine="420" w:firstLineChars="0"/>
+        <w:textAlignment w:val="auto"/>
+        <w:outlineLvl w:val="9"/>
+        <w:rPr>
+          <w:rFonts w:hint="default" w:ascii="Times New Roman" w:hAnsi="Times New Roman" w:eastAsia="宋体" w:cs="Times New Roman"/>
+          <w:b w:val="0"/>
+          <w:bCs w:val="0"/>
+          <w:caps w:val="0"/>
+          <w:color w:val="0F1115"/>
+          <w:spacing w:val="0"/>
+          <w:sz w:val="24"/>
+          <w:szCs w:val="24"/>
+        </w:rPr>
+      </w:pPr>
+      <w:r>
+        <w:rPr>
+          <w:rFonts w:hint="default" w:ascii="Times New Roman" w:hAnsi="Times New Roman" w:eastAsia="宋体" w:cs="Times New Roman"/>
+          <w:b w:val="0"/>
+          <w:bCs w:val="0"/>
+          <w:caps w:val="0"/>
+          <w:color w:val="0F1115"/>
+          <w:spacing w:val="0"/>
+          <w:sz w:val="24"/>
+          <w:szCs w:val="24"/>
+        </w:rPr>
+        <w:t>在开发过程中，C++ 中创建的 AbilityTask 在技能结束后没有被正确清理，导致内存残留和意外回调触发。该问题主要由 AbilityTask 的激活方式引起，具体描述如下：</w:t>
+      </w:r>
+    </w:p>
+    <w:p>
+      <w:pPr>
+        <w:keepNext w:val="0"/>
+        <w:keepLines w:val="0"/>
+        <w:pageBreakBefore w:val="0"/>
+        <w:widowControl/>
+        <w:suppressLineNumbers w:val="0"/>
+        <w:shd w:val="clear" w:fill="FFFFFF"/>
+        <w:kinsoku/>
+        <w:wordWrap w:val="0"/>
+        <w:overflowPunct/>
+        <w:topLinePunct w:val="0"/>
+        <w:autoSpaceDE/>
+        <w:autoSpaceDN/>
+        <w:bidi w:val="0"/>
+        <w:adjustRightInd/>
+        <w:snapToGrid/>
+        <w:spacing w:before="0" w:beforeAutospacing="0" w:after="0" w:afterAutospacing="0" w:line="240" w:lineRule="auto"/>
+        <w:ind w:left="0" w:right="0" w:firstLine="420" w:firstLineChars="0"/>
+        <w:textAlignment w:val="auto"/>
+        <w:outlineLvl w:val="9"/>
+        <w:rPr>
+          <w:rFonts w:hint="default" w:ascii="Times New Roman" w:hAnsi="Times New Roman" w:eastAsia="宋体" w:cs="Times New Roman"/>
+          <w:b w:val="0"/>
+          <w:bCs w:val="0"/>
+          <w:caps w:val="0"/>
+          <w:color w:val="0F1115"/>
+          <w:spacing w:val="0"/>
+          <w:sz w:val="24"/>
+          <w:szCs w:val="24"/>
+        </w:rPr>
+      </w:pPr>
+      <w:r>
+        <w:rPr>
+          <w:rFonts w:hint="default" w:ascii="Times New Roman" w:hAnsi="Times New Roman" w:eastAsia="宋体" w:cs="Times New Roman"/>
+          <w:b w:val="0"/>
+          <w:bCs w:val="0"/>
+          <w:caps w:val="0"/>
+          <w:color w:val="0F1115"/>
+          <w:spacing w:val="0"/>
+          <w:sz w:val="24"/>
+          <w:szCs w:val="24"/>
+        </w:rPr>
+        <w:t>UGameplayAbility 通过 ActiveTasks 数组管理所有关联的 AbilityTask。当技能结束时，EndAbility 会遍历该数组并清理所有任务。AbilityTask 的正确激活流程分为两步：先将自身注册到 ActiveTasks 数组，再执行内部逻辑。在 C++ 中，ReadyForActivation() 函数封装了这一完整流程，而 Activate() 仅执行内部逻辑，不负责注册。开发初期，在 CreateWaitGameplayEventTask 和 CreatePlayMontageAndWaitTask 等工厂函数中直接调用了 Task-&gt;Activate()，而非 ReadyForActivation()。这导致创建的 AbilityTask 虽然内部逻辑正常运行，但未被添加到 ActiveTasks 数组中。当技能结束时，EndAbility 遍历 ActiveTasks 数组找不到该任务，跳过了清理步骤，造成任务残留。正确做法是统一使用 ReadyForActivation() 激活所有 AbilityTask。修正后的写法如下：创建 Task 后先判断有效性，再调用 ReadyForActivation()，将注册和激活合并为一步完成。修正后，EndAbility 能够正常清理所有任务，不再需要额外的 ManagedTasks 数组或手动清理逻辑。在开发的其他模块中，凡是涉及 C++ 创建 AbilityTask 的地方，统一遵循此规范。</w:t>
+      </w:r>
+    </w:p>
+    <w:p>
+      <w:pPr>
+        <w:keepNext w:val="0"/>
+        <w:keepLines w:val="0"/>
+        <w:pageBreakBefore w:val="0"/>
+        <w:widowControl/>
+        <w:suppressLineNumbers w:val="0"/>
+        <w:shd w:val="clear" w:fill="FFFFFF"/>
+        <w:kinsoku/>
+        <w:wordWrap w:val="0"/>
+        <w:overflowPunct/>
+        <w:topLinePunct w:val="0"/>
+        <w:autoSpaceDE/>
+        <w:autoSpaceDN/>
+        <w:bidi w:val="0"/>
+        <w:adjustRightInd/>
+        <w:snapToGrid/>
+        <w:spacing w:before="0" w:beforeAutospacing="0" w:after="0" w:afterAutospacing="0" w:line="240" w:lineRule="auto"/>
+        <w:ind w:left="0" w:right="0" w:firstLine="420" w:firstLineChars="0"/>
+        <w:textAlignment w:val="auto"/>
+        <w:outlineLvl w:val="9"/>
+        <w:rPr>
+          <w:rFonts w:hint="default" w:ascii="Times New Roman" w:hAnsi="Times New Roman" w:eastAsia="宋体" w:cs="Times New Roman"/>
+          <w:b w:val="0"/>
+          <w:bCs w:val="0"/>
+          <w:caps w:val="0"/>
+          <w:color w:val="0F1115"/>
+          <w:spacing w:val="0"/>
+          <w:sz w:val="24"/>
+          <w:szCs w:val="24"/>
+        </w:rPr>
+      </w:pPr>
+    </w:p>
+    <w:p>
+      <w:pPr>
+        <w:pStyle w:val="4"/>
+        <w:keepNext w:val="0"/>
+        <w:keepLines w:val="0"/>
+        <w:pageBreakBefore w:val="0"/>
+        <w:widowControl/>
+        <w:suppressLineNumbers w:val="0"/>
+        <w:shd w:val="clear" w:fill="FFFFFF"/>
+        <w:kinsoku/>
+        <w:wordWrap w:val="0"/>
+        <w:overflowPunct/>
+        <w:topLinePunct w:val="0"/>
+        <w:autoSpaceDE/>
+        <w:autoSpaceDN/>
+        <w:bidi w:val="0"/>
+        <w:adjustRightInd/>
+        <w:snapToGrid/>
+        <w:spacing w:before="0" w:beforeAutospacing="0" w:after="0" w:afterAutospacing="0" w:line="240" w:lineRule="auto"/>
+        <w:ind w:left="0" w:right="0" w:firstLine="0"/>
+        <w:textAlignment w:val="auto"/>
+        <w:outlineLvl w:val="2"/>
+        <w:rPr>
+          <w:rFonts w:hint="default" w:ascii="Times New Roman" w:hAnsi="Times New Roman" w:eastAsia="宋体" w:cs="Times New Roman"/>
+          <w:b/>
+          <w:bCs/>
+          <w:caps w:val="0"/>
+          <w:color w:val="0F1115"/>
+          <w:spacing w:val="0"/>
+          <w:sz w:val="24"/>
+          <w:szCs w:val="24"/>
+          <w:shd w:val="clear" w:fill="FFFFFF"/>
+          <w:lang w:val="en-US" w:eastAsia="zh-CN"/>
+        </w:rPr>
+      </w:pPr>
+      <w:bookmarkStart w:id="55" w:name="_Toc28706"/>
+      <w:r>
+        <w:rPr>
+          <w:rFonts w:hint="eastAsia" w:ascii="Times New Roman" w:hAnsi="Times New Roman" w:cs="Times New Roman"/>
+          <w:b/>
+          <w:bCs/>
+          <w:caps w:val="0"/>
+          <w:color w:val="0F1115"/>
+          <w:spacing w:val="0"/>
+          <w:sz w:val="24"/>
+          <w:szCs w:val="24"/>
+          <w:shd w:val="clear" w:fill="FFFFFF"/>
+          <w:lang w:val="en-US" w:eastAsia="zh-CN"/>
+        </w:rPr>
+        <w:t>8</w:t>
+      </w:r>
+      <w:r>
+        <w:rPr>
+          <w:rFonts w:hint="default" w:ascii="Times New Roman" w:hAnsi="Times New Roman" w:eastAsia="宋体" w:cs="Times New Roman"/>
+          <w:b/>
+          <w:bCs/>
+          <w:caps w:val="0"/>
+          <w:color w:val="0F1115"/>
+          <w:spacing w:val="0"/>
+          <w:sz w:val="24"/>
+          <w:szCs w:val="24"/>
+          <w:shd w:val="clear" w:fill="FFFFFF"/>
+        </w:rPr>
+        <w:t>.</w:t>
+      </w:r>
+      <w:r>
+        <w:rPr>
+          <w:rFonts w:hint="eastAsia" w:ascii="Times New Roman" w:hAnsi="Times New Roman" w:cs="Times New Roman"/>
+          <w:b/>
+          <w:bCs/>
+          <w:caps w:val="0"/>
+          <w:color w:val="0F1115"/>
+          <w:spacing w:val="0"/>
+          <w:sz w:val="24"/>
+          <w:szCs w:val="24"/>
+          <w:shd w:val="clear" w:fill="FFFFFF"/>
+          <w:lang w:val="en-US" w:eastAsia="zh-CN"/>
+        </w:rPr>
+        <w:t>3</w:t>
+      </w:r>
+      <w:r>
+        <w:rPr>
+          <w:rFonts w:hint="default" w:ascii="Times New Roman" w:hAnsi="Times New Roman" w:eastAsia="宋体" w:cs="Times New Roman"/>
+          <w:b/>
+          <w:bCs/>
+          <w:caps w:val="0"/>
+          <w:color w:val="0F1115"/>
+          <w:spacing w:val="0"/>
+          <w:sz w:val="24"/>
+          <w:szCs w:val="24"/>
+          <w:shd w:val="clear" w:fill="FFFFFF"/>
+        </w:rPr>
+        <w:t>.</w:t>
+      </w:r>
+      <w:r>
+        <w:rPr>
+          <w:rFonts w:hint="eastAsia" w:ascii="Times New Roman" w:hAnsi="Times New Roman" w:cs="Times New Roman"/>
+          <w:b/>
+          <w:bCs/>
+          <w:caps w:val="0"/>
+          <w:color w:val="0F1115"/>
+          <w:spacing w:val="0"/>
+          <w:sz w:val="24"/>
+          <w:szCs w:val="24"/>
+          <w:shd w:val="clear" w:fill="FFFFFF"/>
+          <w:lang w:val="en-US" w:eastAsia="zh-CN"/>
+        </w:rPr>
+        <w:t>2</w:t>
+      </w:r>
+      <w:r>
+        <w:rPr>
+          <w:rFonts w:hint="default" w:ascii="Times New Roman" w:hAnsi="Times New Roman" w:eastAsia="宋体" w:cs="Times New Roman"/>
+          <w:b/>
+          <w:bCs/>
+          <w:caps w:val="0"/>
+          <w:color w:val="0F1115"/>
+          <w:spacing w:val="0"/>
+          <w:sz w:val="24"/>
+          <w:szCs w:val="24"/>
+          <w:shd w:val="clear" w:fill="FFFFFF"/>
+          <w:lang w:val="en-US" w:eastAsia="zh-CN"/>
+        </w:rPr>
+        <w:t>.第一次播放蓄力蒙太奇无动画</w:t>
+      </w:r>
+      <w:bookmarkEnd w:id="55"/>
+    </w:p>
+    <w:p>
+      <w:pPr>
+        <w:keepNext w:val="0"/>
+        <w:keepLines w:val="0"/>
+        <w:pageBreakBefore w:val="0"/>
+        <w:widowControl/>
+        <w:suppressLineNumbers w:val="0"/>
+        <w:shd w:val="clear" w:fill="FFFFFF"/>
+        <w:kinsoku/>
+        <w:wordWrap w:val="0"/>
+        <w:overflowPunct/>
+        <w:topLinePunct w:val="0"/>
+        <w:autoSpaceDE/>
+        <w:autoSpaceDN/>
+        <w:bidi w:val="0"/>
+        <w:adjustRightInd/>
+        <w:snapToGrid/>
+        <w:spacing w:before="0" w:beforeAutospacing="0" w:after="0" w:afterAutospacing="0" w:line="240" w:lineRule="auto"/>
+        <w:ind w:left="0" w:right="0" w:firstLine="420" w:firstLineChars="0"/>
+        <w:textAlignment w:val="auto"/>
+        <w:outlineLvl w:val="9"/>
+        <w:rPr>
+          <w:rFonts w:hint="default" w:ascii="Times New Roman" w:hAnsi="Times New Roman" w:eastAsia="宋体" w:cs="Times New Roman"/>
+          <w:b w:val="0"/>
+          <w:bCs w:val="0"/>
+          <w:caps w:val="0"/>
+          <w:color w:val="0F1115"/>
+          <w:spacing w:val="0"/>
+          <w:sz w:val="24"/>
+          <w:szCs w:val="24"/>
+          <w:lang w:val="en-US"/>
+        </w:rPr>
+      </w:pPr>
+      <w:r>
+        <w:rPr>
+          <w:rFonts w:hint="default" w:ascii="Times New Roman" w:hAnsi="Times New Roman" w:eastAsia="宋体" w:cs="Times New Roman"/>
+          <w:b w:val="0"/>
+          <w:bCs w:val="0"/>
+          <w:caps w:val="0"/>
+          <w:color w:val="0F1115"/>
+          <w:spacing w:val="0"/>
+          <w:sz w:val="24"/>
+          <w:szCs w:val="24"/>
+          <w:lang w:val="en-US"/>
+        </w:rPr>
+        <w:t>在实现蓄力系统时，首次触发蓄力时角色无任何动画表现，蒙太奇未被播放，第二次及之后触发则正常播放。该问题仅在打包后的独立游戏中出现，开发环境中不易复现。</w:t>
+      </w:r>
+    </w:p>
+    <w:p>
+      <w:pPr>
+        <w:keepNext w:val="0"/>
+        <w:keepLines w:val="0"/>
+        <w:pageBreakBefore w:val="0"/>
+        <w:widowControl/>
+        <w:suppressLineNumbers w:val="0"/>
+        <w:shd w:val="clear" w:fill="FFFFFF"/>
+        <w:kinsoku/>
+        <w:wordWrap w:val="0"/>
+        <w:overflowPunct/>
+        <w:topLinePunct w:val="0"/>
+        <w:autoSpaceDE/>
+        <w:autoSpaceDN/>
+        <w:bidi w:val="0"/>
+        <w:adjustRightInd/>
+        <w:snapToGrid/>
+        <w:spacing w:before="0" w:beforeAutospacing="0" w:after="0" w:afterAutospacing="0" w:line="240" w:lineRule="auto"/>
+        <w:ind w:left="0" w:right="0" w:firstLine="420" w:firstLineChars="0"/>
+        <w:textAlignment w:val="auto"/>
+        <w:outlineLvl w:val="9"/>
+        <w:rPr>
+          <w:rFonts w:hint="eastAsia" w:ascii="Times New Roman" w:hAnsi="Times New Roman" w:eastAsia="宋体" w:cs="Times New Roman"/>
+          <w:sz w:val="24"/>
+          <w:szCs w:val="24"/>
+          <w:lang w:val="en-US" w:eastAsia="zh-CN"/>
+        </w:rPr>
+      </w:pPr>
+      <w:r>
+        <w:rPr>
+          <w:rFonts w:hint="default" w:ascii="Times New Roman" w:hAnsi="Times New Roman" w:eastAsia="宋体" w:cs="Times New Roman"/>
+          <w:b w:val="0"/>
+          <w:bCs w:val="0"/>
+          <w:caps w:val="0"/>
+          <w:color w:val="0F1115"/>
+          <w:spacing w:val="0"/>
+          <w:sz w:val="24"/>
+          <w:szCs w:val="24"/>
+          <w:lang w:val="en-US"/>
+        </w:rPr>
+        <w:t>问题根源在于 AbilityTask_PlayMontageAndWait 的内部行为。该任务通过 Montage_Play 播放蒙太奇，但任务的 Activate() 执行并非同步完成，中间存在帧间隔。首次调用时，蒙太奇资源可能尚未完全流送至内存，AbilityTask 激活过程中的异步注册机制与此冲突，导致 Montage_Play 被跳过或返回 0.0f。由于 AbilityTask 不会在失败后自动重试，第一次播放就此失败，动画不显示。后续调用时资源已在内存中，播放正常。解决方案是将蓄力蒙太奇的播放与 AbilityTask 解耦，不再通过 CreatePlayMontageAndWaitTask 播放蓄力动画。蓄力过程由 UGlyphInventoryComponent 独立管理，通过 AnimInstance-&gt;Montage_Play() 直接在动画实例上同步播放蒙太奇，不依赖 AbilityTask 的异步激活流程。UGlyphInventoryComponent 封装了 PlayChargeMontage 和 StopChargeMontage 函数，分别负责蓄力蒙太奇的播放和停止。这些函数获取角色身上的 UAnimInstance 引用，直接调用 Montage_Play 和 Montage_Stop，播放时机由 TickComponent 中以绝对时间差驱动的蓄力逻辑精确控制。此方式绕过了 AbilityTask 的异步注册机制，消除了首次播放时的资源加载时序问题，使蓄力动画能够在第一次触发时即正确播放并循环。</w:t>
+      </w:r>
     </w:p>
     <w:sectPr>
       <w:footerReference r:id="rId3" w:type="default"/>

--- a/GDD.docx
+++ b/GDD.docx
@@ -1126,6 +1126,8 @@
             <w:jc w:val="center"/>
             <w:textAlignment w:val="auto"/>
           </w:pPr>
+          <w:bookmarkStart w:id="65" w:name="_GoBack"/>
+          <w:bookmarkEnd w:id="65"/>
           <w:r>
             <w:rPr>
               <w:rFonts w:ascii="宋体" w:hAnsi="宋体" w:eastAsia="宋体"/>
@@ -1154,7 +1156,7 @@
             <w:fldChar w:fldCharType="begin"/>
           </w:r>
           <w:r>
-            <w:instrText xml:space="preserve"> HYPERLINK \l _Toc22158 </w:instrText>
+            <w:instrText xml:space="preserve"> HYPERLINK \l _Toc22620 </w:instrText>
           </w:r>
           <w:r>
             <w:fldChar w:fldCharType="separate"/>
@@ -1174,7 +1176,7 @@
             <w:fldChar w:fldCharType="begin"/>
           </w:r>
           <w:r>
-            <w:instrText xml:space="preserve"> PAGEREF _Toc22158 \h </w:instrText>
+            <w:instrText xml:space="preserve"> PAGEREF _Toc22620 \h </w:instrText>
           </w:r>
           <w:r>
             <w:fldChar w:fldCharType="separate"/>
@@ -1200,7 +1202,7 @@
             <w:fldChar w:fldCharType="begin"/>
           </w:r>
           <w:r>
-            <w:instrText xml:space="preserve"> HYPERLINK \l _Toc22902 </w:instrText>
+            <w:instrText xml:space="preserve"> HYPERLINK \l _Toc29046 </w:instrText>
           </w:r>
           <w:r>
             <w:fldChar w:fldCharType="separate"/>
@@ -1237,7 +1239,7 @@
             <w:fldChar w:fldCharType="begin"/>
           </w:r>
           <w:r>
-            <w:instrText xml:space="preserve"> PAGEREF _Toc22902 \h </w:instrText>
+            <w:instrText xml:space="preserve"> PAGEREF _Toc29046 \h </w:instrText>
           </w:r>
           <w:r>
             <w:fldChar w:fldCharType="separate"/>
@@ -1263,7 +1265,7 @@
             <w:fldChar w:fldCharType="begin"/>
           </w:r>
           <w:r>
-            <w:instrText xml:space="preserve"> HYPERLINK \l _Toc5382 </w:instrText>
+            <w:instrText xml:space="preserve"> HYPERLINK \l _Toc27416 </w:instrText>
           </w:r>
           <w:r>
             <w:fldChar w:fldCharType="separate"/>
@@ -1300,7 +1302,7 @@
             <w:fldChar w:fldCharType="begin"/>
           </w:r>
           <w:r>
-            <w:instrText xml:space="preserve"> PAGEREF _Toc5382 \h </w:instrText>
+            <w:instrText xml:space="preserve"> PAGEREF _Toc27416 \h </w:instrText>
           </w:r>
           <w:r>
             <w:fldChar w:fldCharType="separate"/>
@@ -1326,7 +1328,7 @@
             <w:fldChar w:fldCharType="begin"/>
           </w:r>
           <w:r>
-            <w:instrText xml:space="preserve"> HYPERLINK \l _Toc6319 </w:instrText>
+            <w:instrText xml:space="preserve"> HYPERLINK \l _Toc6478 </w:instrText>
           </w:r>
           <w:r>
             <w:fldChar w:fldCharType="separate"/>
@@ -1363,7 +1365,7 @@
             <w:fldChar w:fldCharType="begin"/>
           </w:r>
           <w:r>
-            <w:instrText xml:space="preserve"> PAGEREF _Toc6319 \h </w:instrText>
+            <w:instrText xml:space="preserve"> PAGEREF _Toc6478 \h </w:instrText>
           </w:r>
           <w:r>
             <w:fldChar w:fldCharType="separate"/>
@@ -1389,7 +1391,7 @@
             <w:fldChar w:fldCharType="begin"/>
           </w:r>
           <w:r>
-            <w:instrText xml:space="preserve"> HYPERLINK \l _Toc8469 </w:instrText>
+            <w:instrText xml:space="preserve"> HYPERLINK \l _Toc16267 </w:instrText>
           </w:r>
           <w:r>
             <w:fldChar w:fldCharType="separate"/>
@@ -1418,7 +1420,7 @@
             <w:fldChar w:fldCharType="begin"/>
           </w:r>
           <w:r>
-            <w:instrText xml:space="preserve"> PAGEREF _Toc8469 \h </w:instrText>
+            <w:instrText xml:space="preserve"> PAGEREF _Toc16267 \h </w:instrText>
           </w:r>
           <w:r>
             <w:fldChar w:fldCharType="separate"/>
@@ -1444,7 +1446,7 @@
             <w:fldChar w:fldCharType="begin"/>
           </w:r>
           <w:r>
-            <w:instrText xml:space="preserve"> HYPERLINK \l _Toc27253 </w:instrText>
+            <w:instrText xml:space="preserve"> HYPERLINK \l _Toc29605 </w:instrText>
           </w:r>
           <w:r>
             <w:fldChar w:fldCharType="separate"/>
@@ -1473,7 +1475,7 @@
             <w:fldChar w:fldCharType="begin"/>
           </w:r>
           <w:r>
-            <w:instrText xml:space="preserve"> PAGEREF _Toc27253 \h </w:instrText>
+            <w:instrText xml:space="preserve"> PAGEREF _Toc29605 \h </w:instrText>
           </w:r>
           <w:r>
             <w:fldChar w:fldCharType="separate"/>
@@ -1499,7 +1501,7 @@
             <w:fldChar w:fldCharType="begin"/>
           </w:r>
           <w:r>
-            <w:instrText xml:space="preserve"> HYPERLINK \l _Toc20622 </w:instrText>
+            <w:instrText xml:space="preserve"> HYPERLINK \l _Toc30357 </w:instrText>
           </w:r>
           <w:r>
             <w:fldChar w:fldCharType="separate"/>
@@ -1520,7 +1522,7 @@
             <w:fldChar w:fldCharType="begin"/>
           </w:r>
           <w:r>
-            <w:instrText xml:space="preserve"> PAGEREF _Toc20622 \h </w:instrText>
+            <w:instrText xml:space="preserve"> PAGEREF _Toc30357 \h </w:instrText>
           </w:r>
           <w:r>
             <w:fldChar w:fldCharType="separate"/>
@@ -1546,7 +1548,7 @@
             <w:fldChar w:fldCharType="begin"/>
           </w:r>
           <w:r>
-            <w:instrText xml:space="preserve"> HYPERLINK \l _Toc22980 </w:instrText>
+            <w:instrText xml:space="preserve"> HYPERLINK \l _Toc5374 </w:instrText>
           </w:r>
           <w:r>
             <w:fldChar w:fldCharType="separate"/>
@@ -1592,7 +1594,7 @@
             <w:fldChar w:fldCharType="begin"/>
           </w:r>
           <w:r>
-            <w:instrText xml:space="preserve"> PAGEREF _Toc22980 \h </w:instrText>
+            <w:instrText xml:space="preserve"> PAGEREF _Toc5374 \h </w:instrText>
           </w:r>
           <w:r>
             <w:fldChar w:fldCharType="separate"/>
@@ -1618,7 +1620,7 @@
             <w:fldChar w:fldCharType="begin"/>
           </w:r>
           <w:r>
-            <w:instrText xml:space="preserve"> HYPERLINK \l _Toc17681 </w:instrText>
+            <w:instrText xml:space="preserve"> HYPERLINK \l _Toc30020 </w:instrText>
           </w:r>
           <w:r>
             <w:fldChar w:fldCharType="separate"/>
@@ -1664,7 +1666,7 @@
             <w:fldChar w:fldCharType="begin"/>
           </w:r>
           <w:r>
-            <w:instrText xml:space="preserve"> PAGEREF _Toc17681 \h </w:instrText>
+            <w:instrText xml:space="preserve"> PAGEREF _Toc30020 \h </w:instrText>
           </w:r>
           <w:r>
             <w:fldChar w:fldCharType="separate"/>
@@ -1690,7 +1692,7 @@
             <w:fldChar w:fldCharType="begin"/>
           </w:r>
           <w:r>
-            <w:instrText xml:space="preserve"> HYPERLINK \l _Toc520 </w:instrText>
+            <w:instrText xml:space="preserve"> HYPERLINK \l _Toc20065 </w:instrText>
           </w:r>
           <w:r>
             <w:fldChar w:fldCharType="separate"/>
@@ -1736,7 +1738,7 @@
             <w:fldChar w:fldCharType="begin"/>
           </w:r>
           <w:r>
-            <w:instrText xml:space="preserve"> PAGEREF _Toc520 \h </w:instrText>
+            <w:instrText xml:space="preserve"> PAGEREF _Toc20065 \h </w:instrText>
           </w:r>
           <w:r>
             <w:fldChar w:fldCharType="separate"/>
@@ -1762,7 +1764,7 @@
             <w:fldChar w:fldCharType="begin"/>
           </w:r>
           <w:r>
-            <w:instrText xml:space="preserve"> HYPERLINK \l _Toc21375 </w:instrText>
+            <w:instrText xml:space="preserve"> HYPERLINK \l _Toc4077 </w:instrText>
           </w:r>
           <w:r>
             <w:fldChar w:fldCharType="separate"/>
@@ -1808,7 +1810,7 @@
             <w:fldChar w:fldCharType="begin"/>
           </w:r>
           <w:r>
-            <w:instrText xml:space="preserve"> PAGEREF _Toc21375 \h </w:instrText>
+            <w:instrText xml:space="preserve"> PAGEREF _Toc4077 \h </w:instrText>
           </w:r>
           <w:r>
             <w:fldChar w:fldCharType="separate"/>
@@ -1834,7 +1836,7 @@
             <w:fldChar w:fldCharType="begin"/>
           </w:r>
           <w:r>
-            <w:instrText xml:space="preserve"> HYPERLINK \l _Toc30521 </w:instrText>
+            <w:instrText xml:space="preserve"> HYPERLINK \l _Toc29839 </w:instrText>
           </w:r>
           <w:r>
             <w:fldChar w:fldCharType="separate"/>
@@ -1880,7 +1882,7 @@
             <w:fldChar w:fldCharType="begin"/>
           </w:r>
           <w:r>
-            <w:instrText xml:space="preserve"> PAGEREF _Toc30521 \h </w:instrText>
+            <w:instrText xml:space="preserve"> PAGEREF _Toc29839 \h </w:instrText>
           </w:r>
           <w:r>
             <w:fldChar w:fldCharType="separate"/>
@@ -1906,7 +1908,7 @@
             <w:fldChar w:fldCharType="begin"/>
           </w:r>
           <w:r>
-            <w:instrText xml:space="preserve"> HYPERLINK \l _Toc28698 </w:instrText>
+            <w:instrText xml:space="preserve"> HYPERLINK \l _Toc23303 </w:instrText>
           </w:r>
           <w:r>
             <w:fldChar w:fldCharType="separate"/>
@@ -1930,7 +1932,7 @@
             <w:fldChar w:fldCharType="begin"/>
           </w:r>
           <w:r>
-            <w:instrText xml:space="preserve"> PAGEREF _Toc28698 \h </w:instrText>
+            <w:instrText xml:space="preserve"> PAGEREF _Toc23303 \h </w:instrText>
           </w:r>
           <w:r>
             <w:fldChar w:fldCharType="separate"/>
@@ -1956,7 +1958,7 @@
             <w:fldChar w:fldCharType="begin"/>
           </w:r>
           <w:r>
-            <w:instrText xml:space="preserve"> HYPERLINK \l _Toc5114 </w:instrText>
+            <w:instrText xml:space="preserve"> HYPERLINK \l _Toc31225 </w:instrText>
           </w:r>
           <w:r>
             <w:fldChar w:fldCharType="separate"/>
@@ -1980,7 +1982,7 @@
             <w:fldChar w:fldCharType="begin"/>
           </w:r>
           <w:r>
-            <w:instrText xml:space="preserve"> PAGEREF _Toc5114 \h </w:instrText>
+            <w:instrText xml:space="preserve"> PAGEREF _Toc31225 \h </w:instrText>
           </w:r>
           <w:r>
             <w:fldChar w:fldCharType="separate"/>
@@ -2006,7 +2008,7 @@
             <w:fldChar w:fldCharType="begin"/>
           </w:r>
           <w:r>
-            <w:instrText xml:space="preserve"> HYPERLINK \l _Toc3263 </w:instrText>
+            <w:instrText xml:space="preserve"> HYPERLINK \l _Toc14280 </w:instrText>
           </w:r>
           <w:r>
             <w:fldChar w:fldCharType="separate"/>
@@ -2030,7 +2032,7 @@
             <w:fldChar w:fldCharType="begin"/>
           </w:r>
           <w:r>
-            <w:instrText xml:space="preserve"> PAGEREF _Toc3263 \h </w:instrText>
+            <w:instrText xml:space="preserve"> PAGEREF _Toc14280 \h </w:instrText>
           </w:r>
           <w:r>
             <w:fldChar w:fldCharType="separate"/>
@@ -2056,7 +2058,7 @@
             <w:fldChar w:fldCharType="begin"/>
           </w:r>
           <w:r>
-            <w:instrText xml:space="preserve"> HYPERLINK \l _Toc1389 </w:instrText>
+            <w:instrText xml:space="preserve"> HYPERLINK \l _Toc14679 </w:instrText>
           </w:r>
           <w:r>
             <w:fldChar w:fldCharType="separate"/>
@@ -2080,7 +2082,7 @@
             <w:fldChar w:fldCharType="begin"/>
           </w:r>
           <w:r>
-            <w:instrText xml:space="preserve"> PAGEREF _Toc1389 \h </w:instrText>
+            <w:instrText xml:space="preserve"> PAGEREF _Toc14679 \h </w:instrText>
           </w:r>
           <w:r>
             <w:fldChar w:fldCharType="separate"/>
@@ -2106,7 +2108,7 @@
             <w:fldChar w:fldCharType="begin"/>
           </w:r>
           <w:r>
-            <w:instrText xml:space="preserve"> HYPERLINK \l _Toc476 </w:instrText>
+            <w:instrText xml:space="preserve"> HYPERLINK \l _Toc8928 </w:instrText>
           </w:r>
           <w:r>
             <w:fldChar w:fldCharType="separate"/>
@@ -2152,7 +2154,7 @@
             <w:fldChar w:fldCharType="begin"/>
           </w:r>
           <w:r>
-            <w:instrText xml:space="preserve"> PAGEREF _Toc476 \h </w:instrText>
+            <w:instrText xml:space="preserve"> PAGEREF _Toc8928 \h </w:instrText>
           </w:r>
           <w:r>
             <w:fldChar w:fldCharType="separate"/>
@@ -2178,7 +2180,7 @@
             <w:fldChar w:fldCharType="begin"/>
           </w:r>
           <w:r>
-            <w:instrText xml:space="preserve"> HYPERLINK \l _Toc27350 </w:instrText>
+            <w:instrText xml:space="preserve"> HYPERLINK \l _Toc32276 </w:instrText>
           </w:r>
           <w:r>
             <w:fldChar w:fldCharType="separate"/>
@@ -2201,7 +2203,7 @@
             <w:fldChar w:fldCharType="begin"/>
           </w:r>
           <w:r>
-            <w:instrText xml:space="preserve"> PAGEREF _Toc27350 \h </w:instrText>
+            <w:instrText xml:space="preserve"> PAGEREF _Toc32276 \h </w:instrText>
           </w:r>
           <w:r>
             <w:fldChar w:fldCharType="separate"/>
@@ -2227,7 +2229,7 @@
             <w:fldChar w:fldCharType="begin"/>
           </w:r>
           <w:r>
-            <w:instrText xml:space="preserve"> HYPERLINK \l _Toc8197 </w:instrText>
+            <w:instrText xml:space="preserve"> HYPERLINK \l _Toc15806 </w:instrText>
           </w:r>
           <w:r>
             <w:fldChar w:fldCharType="separate"/>
@@ -2273,7 +2275,7 @@
             <w:fldChar w:fldCharType="begin"/>
           </w:r>
           <w:r>
-            <w:instrText xml:space="preserve"> PAGEREF _Toc8197 \h </w:instrText>
+            <w:instrText xml:space="preserve"> PAGEREF _Toc15806 \h </w:instrText>
           </w:r>
           <w:r>
             <w:fldChar w:fldCharType="separate"/>
@@ -2299,7 +2301,7 @@
             <w:fldChar w:fldCharType="begin"/>
           </w:r>
           <w:r>
-            <w:instrText xml:space="preserve"> HYPERLINK \l _Toc20303 </w:instrText>
+            <w:instrText xml:space="preserve"> HYPERLINK \l _Toc226 </w:instrText>
           </w:r>
           <w:r>
             <w:fldChar w:fldCharType="separate"/>
@@ -2357,7 +2359,7 @@
             <w:fldChar w:fldCharType="begin"/>
           </w:r>
           <w:r>
-            <w:instrText xml:space="preserve"> PAGEREF _Toc20303 \h </w:instrText>
+            <w:instrText xml:space="preserve"> PAGEREF _Toc226 \h </w:instrText>
           </w:r>
           <w:r>
             <w:fldChar w:fldCharType="separate"/>
@@ -2383,7 +2385,7 @@
             <w:fldChar w:fldCharType="begin"/>
           </w:r>
           <w:r>
-            <w:instrText xml:space="preserve"> HYPERLINK \l _Toc14176 </w:instrText>
+            <w:instrText xml:space="preserve"> HYPERLINK \l _Toc3902 </w:instrText>
           </w:r>
           <w:r>
             <w:fldChar w:fldCharType="separate"/>
@@ -2441,7 +2443,7 @@
             <w:fldChar w:fldCharType="begin"/>
           </w:r>
           <w:r>
-            <w:instrText xml:space="preserve"> PAGEREF _Toc14176 \h </w:instrText>
+            <w:instrText xml:space="preserve"> PAGEREF _Toc3902 \h </w:instrText>
           </w:r>
           <w:r>
             <w:fldChar w:fldCharType="separate"/>
@@ -2467,7 +2469,7 @@
             <w:fldChar w:fldCharType="begin"/>
           </w:r>
           <w:r>
-            <w:instrText xml:space="preserve"> HYPERLINK \l _Toc13843 </w:instrText>
+            <w:instrText xml:space="preserve"> HYPERLINK \l _Toc570 </w:instrText>
           </w:r>
           <w:r>
             <w:fldChar w:fldCharType="separate"/>
@@ -2537,7 +2539,7 @@
             <w:fldChar w:fldCharType="begin"/>
           </w:r>
           <w:r>
-            <w:instrText xml:space="preserve"> PAGEREF _Toc13843 \h </w:instrText>
+            <w:instrText xml:space="preserve"> PAGEREF _Toc570 \h </w:instrText>
           </w:r>
           <w:r>
             <w:fldChar w:fldCharType="separate"/>
@@ -2563,7 +2565,7 @@
             <w:fldChar w:fldCharType="begin"/>
           </w:r>
           <w:r>
-            <w:instrText xml:space="preserve"> HYPERLINK \l _Toc2876 </w:instrText>
+            <w:instrText xml:space="preserve"> HYPERLINK \l _Toc7878 </w:instrText>
           </w:r>
           <w:r>
             <w:fldChar w:fldCharType="separate"/>
@@ -2655,7 +2657,7 @@
             <w:fldChar w:fldCharType="begin"/>
           </w:r>
           <w:r>
-            <w:instrText xml:space="preserve"> PAGEREF _Toc2876 \h </w:instrText>
+            <w:instrText xml:space="preserve"> PAGEREF _Toc7878 \h </w:instrText>
           </w:r>
           <w:r>
             <w:fldChar w:fldCharType="separate"/>
@@ -2681,7 +2683,7 @@
             <w:fldChar w:fldCharType="begin"/>
           </w:r>
           <w:r>
-            <w:instrText xml:space="preserve"> HYPERLINK \l _Toc30251 </w:instrText>
+            <w:instrText xml:space="preserve"> HYPERLINK \l _Toc14741 </w:instrText>
           </w:r>
           <w:r>
             <w:fldChar w:fldCharType="separate"/>
@@ -2778,7 +2780,7 @@
             <w:fldChar w:fldCharType="begin"/>
           </w:r>
           <w:r>
-            <w:instrText xml:space="preserve"> PAGEREF _Toc30251 \h </w:instrText>
+            <w:instrText xml:space="preserve"> PAGEREF _Toc14741 \h </w:instrText>
           </w:r>
           <w:r>
             <w:fldChar w:fldCharType="separate"/>
@@ -2804,7 +2806,7 @@
             <w:fldChar w:fldCharType="begin"/>
           </w:r>
           <w:r>
-            <w:instrText xml:space="preserve"> HYPERLINK \l _Toc7053 </w:instrText>
+            <w:instrText xml:space="preserve"> HYPERLINK \l _Toc25859 </w:instrText>
           </w:r>
           <w:r>
             <w:fldChar w:fldCharType="separate"/>
@@ -2901,7 +2903,57 @@
             <w:fldChar w:fldCharType="begin"/>
           </w:r>
           <w:r>
-            <w:instrText xml:space="preserve"> PAGEREF _Toc7053 \h </w:instrText>
+            <w:instrText xml:space="preserve"> PAGEREF _Toc25859 \h </w:instrText>
+          </w:r>
+          <w:r>
+            <w:fldChar w:fldCharType="separate"/>
+          </w:r>
+          <w:r>
+            <w:t>7</w:t>
+          </w:r>
+          <w:r>
+            <w:fldChar w:fldCharType="end"/>
+          </w:r>
+          <w:r>
+            <w:fldChar w:fldCharType="end"/>
+          </w:r>
+        </w:p>
+        <w:p>
+          <w:pPr>
+            <w:pStyle w:val="6"/>
+            <w:tabs>
+              <w:tab w:val="right" w:leader="dot" w:pos="8306"/>
+            </w:tabs>
+          </w:pPr>
+          <w:r>
+            <w:fldChar w:fldCharType="begin"/>
+          </w:r>
+          <w:r>
+            <w:instrText xml:space="preserve"> HYPERLINK \l _Toc18327 </w:instrText>
+          </w:r>
+          <w:r>
+            <w:fldChar w:fldCharType="separate"/>
+          </w:r>
+          <w:r>
+            <w:rPr>
+              <w:rFonts w:hint="default" w:ascii="Times New Roman" w:hAnsi="Times New Roman" w:eastAsia="宋体" w:cs="Times New Roman"/>
+              <w:bCs/>
+              <w:caps w:val="0"/>
+              <w:spacing w:val="0"/>
+              <w:kern w:val="0"/>
+              <w:szCs w:val="24"/>
+              <w:lang w:val="en-US" w:eastAsia="zh-CN" w:bidi="ar"/>
+            </w:rPr>
+            <w:t>3.4.4. 伤害与效果应用函数</w:t>
+          </w:r>
+          <w:r>
+            <w:tab/>
+          </w:r>
+          <w:r>
+            <w:fldChar w:fldCharType="begin"/>
+          </w:r>
+          <w:r>
+            <w:instrText xml:space="preserve"> PAGEREF _Toc18327 \h </w:instrText>
           </w:r>
           <w:r>
             <w:fldChar w:fldCharType="separate"/>
@@ -2927,7 +2979,7 @@
             <w:fldChar w:fldCharType="begin"/>
           </w:r>
           <w:r>
-            <w:instrText xml:space="preserve"> HYPERLINK \l _Toc18568 </w:instrText>
+            <w:instrText xml:space="preserve"> HYPERLINK \l _Toc10225 </w:instrText>
           </w:r>
           <w:r>
             <w:fldChar w:fldCharType="separate"/>
@@ -2985,7 +3037,7 @@
             <w:fldChar w:fldCharType="begin"/>
           </w:r>
           <w:r>
-            <w:instrText xml:space="preserve"> PAGEREF _Toc18568 \h </w:instrText>
+            <w:instrText xml:space="preserve"> PAGEREF _Toc10225 \h </w:instrText>
           </w:r>
           <w:r>
             <w:fldChar w:fldCharType="separate"/>
@@ -3011,7 +3063,7 @@
             <w:fldChar w:fldCharType="begin"/>
           </w:r>
           <w:r>
-            <w:instrText xml:space="preserve"> HYPERLINK \l _Toc15144 </w:instrText>
+            <w:instrText xml:space="preserve"> HYPERLINK \l _Toc2705 </w:instrText>
           </w:r>
           <w:r>
             <w:fldChar w:fldCharType="separate"/>
@@ -3034,13 +3086,13 @@
             <w:fldChar w:fldCharType="begin"/>
           </w:r>
           <w:r>
-            <w:instrText xml:space="preserve"> PAGEREF _Toc15144 \h </w:instrText>
+            <w:instrText xml:space="preserve"> PAGEREF _Toc2705 \h </w:instrText>
           </w:r>
           <w:r>
             <w:fldChar w:fldCharType="separate"/>
           </w:r>
           <w:r>
-            <w:t>7</w:t>
+            <w:t>8</w:t>
           </w:r>
           <w:r>
             <w:fldChar w:fldCharType="end"/>
@@ -3060,7 +3112,7 @@
             <w:fldChar w:fldCharType="begin"/>
           </w:r>
           <w:r>
-            <w:instrText xml:space="preserve"> HYPERLINK \l _Toc17348 </w:instrText>
+            <w:instrText xml:space="preserve"> HYPERLINK \l _Toc17368 </w:instrText>
           </w:r>
           <w:r>
             <w:fldChar w:fldCharType="separate"/>
@@ -3106,13 +3158,13 @@
             <w:fldChar w:fldCharType="begin"/>
           </w:r>
           <w:r>
-            <w:instrText xml:space="preserve"> PAGEREF _Toc17348 \h </w:instrText>
+            <w:instrText xml:space="preserve"> PAGEREF _Toc17368 \h </w:instrText>
           </w:r>
           <w:r>
             <w:fldChar w:fldCharType="separate"/>
           </w:r>
           <w:r>
-            <w:t>7</w:t>
+            <w:t>8</w:t>
           </w:r>
           <w:r>
             <w:fldChar w:fldCharType="end"/>
@@ -3132,7 +3184,7 @@
             <w:fldChar w:fldCharType="begin"/>
           </w:r>
           <w:r>
-            <w:instrText xml:space="preserve"> HYPERLINK \l _Toc24814 </w:instrText>
+            <w:instrText xml:space="preserve"> HYPERLINK \l _Toc28668 </w:instrText>
           </w:r>
           <w:r>
             <w:fldChar w:fldCharType="separate"/>
@@ -3178,13 +3230,13 @@
             <w:fldChar w:fldCharType="begin"/>
           </w:r>
           <w:r>
-            <w:instrText xml:space="preserve"> PAGEREF _Toc24814 \h </w:instrText>
+            <w:instrText xml:space="preserve"> PAGEREF _Toc28668 \h </w:instrText>
           </w:r>
           <w:r>
             <w:fldChar w:fldCharType="separate"/>
           </w:r>
           <w:r>
-            <w:t>7</w:t>
+            <w:t>8</w:t>
           </w:r>
           <w:r>
             <w:fldChar w:fldCharType="end"/>
@@ -3204,7 +3256,7 @@
             <w:fldChar w:fldCharType="begin"/>
           </w:r>
           <w:r>
-            <w:instrText xml:space="preserve"> HYPERLINK \l _Toc6950 </w:instrText>
+            <w:instrText xml:space="preserve"> HYPERLINK \l _Toc12632 </w:instrText>
           </w:r>
           <w:r>
             <w:fldChar w:fldCharType="separate"/>
@@ -3250,7 +3302,7 @@
             <w:fldChar w:fldCharType="begin"/>
           </w:r>
           <w:r>
-            <w:instrText xml:space="preserve"> PAGEREF _Toc6950 \h </w:instrText>
+            <w:instrText xml:space="preserve"> PAGEREF _Toc12632 \h </w:instrText>
           </w:r>
           <w:r>
             <w:fldChar w:fldCharType="separate"/>
@@ -3276,7 +3328,7 @@
             <w:fldChar w:fldCharType="begin"/>
           </w:r>
           <w:r>
-            <w:instrText xml:space="preserve"> HYPERLINK \l _Toc21323 </w:instrText>
+            <w:instrText xml:space="preserve"> HYPERLINK \l _Toc29403 </w:instrText>
           </w:r>
           <w:r>
             <w:fldChar w:fldCharType="separate"/>
@@ -3299,7 +3351,7 @@
             <w:fldChar w:fldCharType="begin"/>
           </w:r>
           <w:r>
-            <w:instrText xml:space="preserve"> PAGEREF _Toc21323 \h </w:instrText>
+            <w:instrText xml:space="preserve"> PAGEREF _Toc29403 \h </w:instrText>
           </w:r>
           <w:r>
             <w:fldChar w:fldCharType="separate"/>
@@ -3325,7 +3377,7 @@
             <w:fldChar w:fldCharType="begin"/>
           </w:r>
           <w:r>
-            <w:instrText xml:space="preserve"> HYPERLINK \l _Toc25250 </w:instrText>
+            <w:instrText xml:space="preserve"> HYPERLINK \l _Toc22723 </w:instrText>
           </w:r>
           <w:r>
             <w:fldChar w:fldCharType="separate"/>
@@ -3371,7 +3423,7 @@
             <w:fldChar w:fldCharType="begin"/>
           </w:r>
           <w:r>
-            <w:instrText xml:space="preserve"> PAGEREF _Toc25250 \h </w:instrText>
+            <w:instrText xml:space="preserve"> PAGEREF _Toc22723 \h </w:instrText>
           </w:r>
           <w:r>
             <w:fldChar w:fldCharType="separate"/>
@@ -3397,7 +3449,7 @@
             <w:fldChar w:fldCharType="begin"/>
           </w:r>
           <w:r>
-            <w:instrText xml:space="preserve"> HYPERLINK \l _Toc2229 </w:instrText>
+            <w:instrText xml:space="preserve"> HYPERLINK \l _Toc13863 </w:instrText>
           </w:r>
           <w:r>
             <w:fldChar w:fldCharType="separate"/>
@@ -3443,7 +3495,7 @@
             <w:fldChar w:fldCharType="begin"/>
           </w:r>
           <w:r>
-            <w:instrText xml:space="preserve"> PAGEREF _Toc2229 \h </w:instrText>
+            <w:instrText xml:space="preserve"> PAGEREF _Toc13863 \h </w:instrText>
           </w:r>
           <w:r>
             <w:fldChar w:fldCharType="separate"/>
@@ -3469,7 +3521,7 @@
             <w:fldChar w:fldCharType="begin"/>
           </w:r>
           <w:r>
-            <w:instrText xml:space="preserve"> HYPERLINK \l _Toc26597 </w:instrText>
+            <w:instrText xml:space="preserve"> HYPERLINK \l _Toc1362 </w:instrText>
           </w:r>
           <w:r>
             <w:fldChar w:fldCharType="separate"/>
@@ -3515,13 +3567,13 @@
             <w:fldChar w:fldCharType="begin"/>
           </w:r>
           <w:r>
-            <w:instrText xml:space="preserve"> PAGEREF _Toc26597 \h </w:instrText>
+            <w:instrText xml:space="preserve"> PAGEREF _Toc1362 \h </w:instrText>
           </w:r>
           <w:r>
             <w:fldChar w:fldCharType="separate"/>
           </w:r>
           <w:r>
-            <w:t>8</w:t>
+            <w:t>9</w:t>
           </w:r>
           <w:r>
             <w:fldChar w:fldCharType="end"/>
@@ -3541,7 +3593,7 @@
             <w:fldChar w:fldCharType="begin"/>
           </w:r>
           <w:r>
-            <w:instrText xml:space="preserve"> HYPERLINK \l _Toc11530 </w:instrText>
+            <w:instrText xml:space="preserve"> HYPERLINK \l _Toc25529 </w:instrText>
           </w:r>
           <w:r>
             <w:fldChar w:fldCharType="separate"/>
@@ -3610,13 +3662,13 @@
             <w:fldChar w:fldCharType="begin"/>
           </w:r>
           <w:r>
-            <w:instrText xml:space="preserve"> PAGEREF _Toc11530 \h </w:instrText>
+            <w:instrText xml:space="preserve"> PAGEREF _Toc25529 \h </w:instrText>
           </w:r>
           <w:r>
             <w:fldChar w:fldCharType="separate"/>
           </w:r>
           <w:r>
-            <w:t>8</w:t>
+            <w:t>9</w:t>
           </w:r>
           <w:r>
             <w:fldChar w:fldCharType="end"/>
@@ -3636,7 +3688,7 @@
             <w:fldChar w:fldCharType="begin"/>
           </w:r>
           <w:r>
-            <w:instrText xml:space="preserve"> HYPERLINK \l _Toc28845 </w:instrText>
+            <w:instrText xml:space="preserve"> HYPERLINK \l _Toc7931 </w:instrText>
           </w:r>
           <w:r>
             <w:fldChar w:fldCharType="separate"/>
@@ -3694,7 +3746,7 @@
             <w:fldChar w:fldCharType="begin"/>
           </w:r>
           <w:r>
-            <w:instrText xml:space="preserve"> PAGEREF _Toc28845 \h </w:instrText>
+            <w:instrText xml:space="preserve"> PAGEREF _Toc7931 \h </w:instrText>
           </w:r>
           <w:r>
             <w:fldChar w:fldCharType="separate"/>
@@ -3720,7 +3772,7 @@
             <w:fldChar w:fldCharType="begin"/>
           </w:r>
           <w:r>
-            <w:instrText xml:space="preserve"> HYPERLINK \l _Toc31488 </w:instrText>
+            <w:instrText xml:space="preserve"> HYPERLINK \l _Toc31556 </w:instrText>
           </w:r>
           <w:r>
             <w:fldChar w:fldCharType="separate"/>
@@ -3767,13 +3819,64 @@
             <w:fldChar w:fldCharType="begin"/>
           </w:r>
           <w:r>
-            <w:instrText xml:space="preserve"> PAGEREF _Toc31488 \h </w:instrText>
+            <w:instrText xml:space="preserve"> PAGEREF _Toc31556 \h </w:instrText>
           </w:r>
           <w:r>
             <w:fldChar w:fldCharType="separate"/>
           </w:r>
           <w:r>
             <w:t>9</w:t>
+          </w:r>
+          <w:r>
+            <w:fldChar w:fldCharType="end"/>
+          </w:r>
+          <w:r>
+            <w:fldChar w:fldCharType="end"/>
+          </w:r>
+        </w:p>
+        <w:p>
+          <w:pPr>
+            <w:pStyle w:val="6"/>
+            <w:tabs>
+              <w:tab w:val="right" w:leader="dot" w:pos="8306"/>
+            </w:tabs>
+          </w:pPr>
+          <w:r>
+            <w:fldChar w:fldCharType="begin"/>
+          </w:r>
+          <w:r>
+            <w:instrText xml:space="preserve"> HYPERLINK \l _Toc18411 </w:instrText>
+          </w:r>
+          <w:r>
+            <w:fldChar w:fldCharType="separate"/>
+          </w:r>
+          <w:r>
+            <w:rPr>
+              <w:rFonts w:hint="default" w:ascii="Times New Roman" w:hAnsi="Times New Roman" w:eastAsia="宋体" w:cs="Times New Roman"/>
+              <w:bCs/>
+              <w:caps w:val="0"/>
+              <w:spacing w:val="0"/>
+              <w:kern w:val="0"/>
+              <w:szCs w:val="24"/>
+              <w:shd w:val="clear" w:fill="FFFFFF"/>
+              <w:lang w:val="en-US" w:eastAsia="zh-CN" w:bidi="ar"/>
+            </w:rPr>
+            <w:t>5.3.4.UAttributeSet（属性集）</w:t>
+          </w:r>
+          <w:r>
+            <w:tab/>
+          </w:r>
+          <w:r>
+            <w:fldChar w:fldCharType="begin"/>
+          </w:r>
+          <w:r>
+            <w:instrText xml:space="preserve"> PAGEREF _Toc18411 \h </w:instrText>
+          </w:r>
+          <w:r>
+            <w:fldChar w:fldCharType="separate"/>
+          </w:r>
+          <w:r>
+            <w:t>10</w:t>
           </w:r>
           <w:r>
             <w:fldChar w:fldCharType="end"/>
@@ -3793,7 +3896,7 @@
             <w:fldChar w:fldCharType="begin"/>
           </w:r>
           <w:r>
-            <w:instrText xml:space="preserve"> HYPERLINK \l _Toc28927 </w:instrText>
+            <w:instrText xml:space="preserve"> HYPERLINK \l _Toc23135 </w:instrText>
           </w:r>
           <w:r>
             <w:fldChar w:fldCharType="separate"/>
@@ -3851,13 +3954,13 @@
             <w:fldChar w:fldCharType="begin"/>
           </w:r>
           <w:r>
-            <w:instrText xml:space="preserve"> PAGEREF _Toc28927 \h </w:instrText>
+            <w:instrText xml:space="preserve"> PAGEREF _Toc23135 \h </w:instrText>
           </w:r>
           <w:r>
             <w:fldChar w:fldCharType="separate"/>
           </w:r>
           <w:r>
-            <w:t>9</w:t>
+            <w:t>10</w:t>
           </w:r>
           <w:r>
             <w:fldChar w:fldCharType="end"/>
@@ -3877,7 +3980,7 @@
             <w:fldChar w:fldCharType="begin"/>
           </w:r>
           <w:r>
-            <w:instrText xml:space="preserve"> HYPERLINK \l _Toc21004 </w:instrText>
+            <w:instrText xml:space="preserve"> HYPERLINK \l _Toc8955 </w:instrText>
           </w:r>
           <w:r>
             <w:fldChar w:fldCharType="separate"/>
@@ -3983,13 +4086,13 @@
             <w:fldChar w:fldCharType="begin"/>
           </w:r>
           <w:r>
-            <w:instrText xml:space="preserve"> PAGEREF _Toc21004 \h </w:instrText>
+            <w:instrText xml:space="preserve"> PAGEREF _Toc8955 \h </w:instrText>
           </w:r>
           <w:r>
             <w:fldChar w:fldCharType="separate"/>
           </w:r>
           <w:r>
-            <w:t>9</w:t>
+            <w:t>10</w:t>
           </w:r>
           <w:r>
             <w:fldChar w:fldCharType="end"/>
@@ -4009,7 +4112,7 @@
             <w:fldChar w:fldCharType="begin"/>
           </w:r>
           <w:r>
-            <w:instrText xml:space="preserve"> HYPERLINK \l _Toc8187 </w:instrText>
+            <w:instrText xml:space="preserve"> HYPERLINK \l _Toc19892 </w:instrText>
           </w:r>
           <w:r>
             <w:fldChar w:fldCharType="separate"/>
@@ -4115,13 +4218,13 @@
             <w:fldChar w:fldCharType="begin"/>
           </w:r>
           <w:r>
-            <w:instrText xml:space="preserve"> PAGEREF _Toc8187 \h </w:instrText>
+            <w:instrText xml:space="preserve"> PAGEREF _Toc19892 \h </w:instrText>
           </w:r>
           <w:r>
             <w:fldChar w:fldCharType="separate"/>
           </w:r>
           <w:r>
-            <w:t>10</w:t>
+            <w:t>11</w:t>
           </w:r>
           <w:r>
             <w:fldChar w:fldCharType="end"/>
@@ -4141,7 +4244,7 @@
             <w:fldChar w:fldCharType="begin"/>
           </w:r>
           <w:r>
-            <w:instrText xml:space="preserve"> HYPERLINK \l _Toc29788 </w:instrText>
+            <w:instrText xml:space="preserve"> HYPERLINK \l _Toc29330 </w:instrText>
           </w:r>
           <w:r>
             <w:fldChar w:fldCharType="separate"/>
@@ -4243,13 +4346,13 @@
             <w:fldChar w:fldCharType="begin"/>
           </w:r>
           <w:r>
-            <w:instrText xml:space="preserve"> PAGEREF _Toc29788 \h </w:instrText>
+            <w:instrText xml:space="preserve"> PAGEREF _Toc29330 \h </w:instrText>
           </w:r>
           <w:r>
             <w:fldChar w:fldCharType="separate"/>
           </w:r>
           <w:r>
-            <w:t>10</w:t>
+            <w:t>11</w:t>
           </w:r>
           <w:r>
             <w:fldChar w:fldCharType="end"/>
@@ -4269,7 +4372,7 @@
             <w:fldChar w:fldCharType="begin"/>
           </w:r>
           <w:r>
-            <w:instrText xml:space="preserve"> HYPERLINK \l _Toc18525 </w:instrText>
+            <w:instrText xml:space="preserve"> HYPERLINK \l _Toc15562 </w:instrText>
           </w:r>
           <w:r>
             <w:fldChar w:fldCharType="separate"/>
@@ -4371,13 +4474,13 @@
             <w:fldChar w:fldCharType="begin"/>
           </w:r>
           <w:r>
-            <w:instrText xml:space="preserve"> PAGEREF _Toc18525 \h </w:instrText>
+            <w:instrText xml:space="preserve"> PAGEREF _Toc15562 \h </w:instrText>
           </w:r>
           <w:r>
             <w:fldChar w:fldCharType="separate"/>
           </w:r>
           <w:r>
-            <w:t>10</w:t>
+            <w:t>11</w:t>
           </w:r>
           <w:r>
             <w:fldChar w:fldCharType="end"/>
@@ -4397,7 +4500,7 @@
             <w:fldChar w:fldCharType="begin"/>
           </w:r>
           <w:r>
-            <w:instrText xml:space="preserve"> HYPERLINK \l _Toc30179 </w:instrText>
+            <w:instrText xml:space="preserve"> HYPERLINK \l _Toc31701 </w:instrText>
           </w:r>
           <w:r>
             <w:fldChar w:fldCharType="separate"/>
@@ -4455,13 +4558,13 @@
             <w:fldChar w:fldCharType="begin"/>
           </w:r>
           <w:r>
-            <w:instrText xml:space="preserve"> PAGEREF _Toc30179 \h </w:instrText>
+            <w:instrText xml:space="preserve"> PAGEREF _Toc31701 \h </w:instrText>
           </w:r>
           <w:r>
             <w:fldChar w:fldCharType="separate"/>
           </w:r>
           <w:r>
-            <w:t>10</w:t>
+            <w:t>11</w:t>
           </w:r>
           <w:r>
             <w:fldChar w:fldCharType="end"/>
@@ -4481,7 +4584,7 @@
             <w:fldChar w:fldCharType="begin"/>
           </w:r>
           <w:r>
-            <w:instrText xml:space="preserve"> HYPERLINK \l _Toc23015 </w:instrText>
+            <w:instrText xml:space="preserve"> HYPERLINK \l _Toc19724 </w:instrText>
           </w:r>
           <w:r>
             <w:fldChar w:fldCharType="separate"/>
@@ -4504,7 +4607,7 @@
             <w:fldChar w:fldCharType="begin"/>
           </w:r>
           <w:r>
-            <w:instrText xml:space="preserve"> PAGEREF _Toc23015 \h </w:instrText>
+            <w:instrText xml:space="preserve"> PAGEREF _Toc19724 \h </w:instrText>
           </w:r>
           <w:r>
             <w:fldChar w:fldCharType="separate"/>
@@ -4530,7 +4633,7 @@
             <w:fldChar w:fldCharType="begin"/>
           </w:r>
           <w:r>
-            <w:instrText xml:space="preserve"> HYPERLINK \l _Toc27783 </w:instrText>
+            <w:instrText xml:space="preserve"> HYPERLINK \l _Toc14354 </w:instrText>
           </w:r>
           <w:r>
             <w:fldChar w:fldCharType="separate"/>
@@ -4576,7 +4679,7 @@
             <w:fldChar w:fldCharType="begin"/>
           </w:r>
           <w:r>
-            <w:instrText xml:space="preserve"> PAGEREF _Toc27783 \h </w:instrText>
+            <w:instrText xml:space="preserve"> PAGEREF _Toc14354 \h </w:instrText>
           </w:r>
           <w:r>
             <w:fldChar w:fldCharType="separate"/>
@@ -4602,7 +4705,7 @@
             <w:fldChar w:fldCharType="begin"/>
           </w:r>
           <w:r>
-            <w:instrText xml:space="preserve"> HYPERLINK \l _Toc11086 </w:instrText>
+            <w:instrText xml:space="preserve"> HYPERLINK \l _Toc32237 </w:instrText>
           </w:r>
           <w:r>
             <w:fldChar w:fldCharType="separate"/>
@@ -4648,13 +4751,13 @@
             <w:fldChar w:fldCharType="begin"/>
           </w:r>
           <w:r>
-            <w:instrText xml:space="preserve"> PAGEREF _Toc11086 \h </w:instrText>
+            <w:instrText xml:space="preserve"> PAGEREF _Toc32237 \h </w:instrText>
           </w:r>
           <w:r>
             <w:fldChar w:fldCharType="separate"/>
           </w:r>
           <w:r>
-            <w:t>11</w:t>
+            <w:t>12</w:t>
           </w:r>
           <w:r>
             <w:fldChar w:fldCharType="end"/>
@@ -4674,7 +4777,7 @@
             <w:fldChar w:fldCharType="begin"/>
           </w:r>
           <w:r>
-            <w:instrText xml:space="preserve"> HYPERLINK \l _Toc13038 </w:instrText>
+            <w:instrText xml:space="preserve"> HYPERLINK \l _Toc28361 </w:instrText>
           </w:r>
           <w:r>
             <w:fldChar w:fldCharType="separate"/>
@@ -4697,13 +4800,13 @@
             <w:fldChar w:fldCharType="begin"/>
           </w:r>
           <w:r>
-            <w:instrText xml:space="preserve"> PAGEREF _Toc13038 \h </w:instrText>
+            <w:instrText xml:space="preserve"> PAGEREF _Toc28361 \h </w:instrText>
           </w:r>
           <w:r>
             <w:fldChar w:fldCharType="separate"/>
           </w:r>
           <w:r>
-            <w:t>11</w:t>
+            <w:t>12</w:t>
           </w:r>
           <w:r>
             <w:fldChar w:fldCharType="end"/>
@@ -4723,7 +4826,7 @@
             <w:fldChar w:fldCharType="begin"/>
           </w:r>
           <w:r>
-            <w:instrText xml:space="preserve"> HYPERLINK \l _Toc6243 </w:instrText>
+            <w:instrText xml:space="preserve"> HYPERLINK \l _Toc3937 </w:instrText>
           </w:r>
           <w:r>
             <w:fldChar w:fldCharType="separate"/>
@@ -4769,13 +4872,13 @@
             <w:fldChar w:fldCharType="begin"/>
           </w:r>
           <w:r>
-            <w:instrText xml:space="preserve"> PAGEREF _Toc6243 \h </w:instrText>
+            <w:instrText xml:space="preserve"> PAGEREF _Toc3937 \h </w:instrText>
           </w:r>
           <w:r>
             <w:fldChar w:fldCharType="separate"/>
           </w:r>
           <w:r>
-            <w:t>11</w:t>
+            <w:t>12</w:t>
           </w:r>
           <w:r>
             <w:fldChar w:fldCharType="end"/>
@@ -4795,7 +4898,7 @@
             <w:fldChar w:fldCharType="begin"/>
           </w:r>
           <w:r>
-            <w:instrText xml:space="preserve"> HYPERLINK \l _Toc23163 </w:instrText>
+            <w:instrText xml:space="preserve"> HYPERLINK \l _Toc25796 </w:instrText>
           </w:r>
           <w:r>
             <w:fldChar w:fldCharType="separate"/>
@@ -4841,13 +4944,13 @@
             <w:fldChar w:fldCharType="begin"/>
           </w:r>
           <w:r>
-            <w:instrText xml:space="preserve"> PAGEREF _Toc23163 \h </w:instrText>
+            <w:instrText xml:space="preserve"> PAGEREF _Toc25796 \h </w:instrText>
           </w:r>
           <w:r>
             <w:fldChar w:fldCharType="separate"/>
           </w:r>
           <w:r>
-            <w:t>12</w:t>
+            <w:t>13</w:t>
           </w:r>
           <w:r>
             <w:fldChar w:fldCharType="end"/>
@@ -4867,7 +4970,7 @@
             <w:fldChar w:fldCharType="begin"/>
           </w:r>
           <w:r>
-            <w:instrText xml:space="preserve"> HYPERLINK \l _Toc18047 </w:instrText>
+            <w:instrText xml:space="preserve"> HYPERLINK \l _Toc19723 </w:instrText>
           </w:r>
           <w:r>
             <w:fldChar w:fldCharType="separate"/>
@@ -4890,13 +4993,13 @@
             <w:fldChar w:fldCharType="begin"/>
           </w:r>
           <w:r>
-            <w:instrText xml:space="preserve"> PAGEREF _Toc18047 \h </w:instrText>
+            <w:instrText xml:space="preserve"> PAGEREF _Toc19723 \h </w:instrText>
           </w:r>
           <w:r>
             <w:fldChar w:fldCharType="separate"/>
           </w:r>
           <w:r>
-            <w:t>12</w:t>
+            <w:t>13</w:t>
           </w:r>
           <w:r>
             <w:fldChar w:fldCharType="end"/>
@@ -4916,7 +5019,7 @@
             <w:fldChar w:fldCharType="begin"/>
           </w:r>
           <w:r>
-            <w:instrText xml:space="preserve"> HYPERLINK \l _Toc3709 </w:instrText>
+            <w:instrText xml:space="preserve"> HYPERLINK \l _Toc28950 </w:instrText>
           </w:r>
           <w:r>
             <w:fldChar w:fldCharType="separate"/>
@@ -4962,13 +5065,13 @@
             <w:fldChar w:fldCharType="begin"/>
           </w:r>
           <w:r>
-            <w:instrText xml:space="preserve"> PAGEREF _Toc3709 \h </w:instrText>
+            <w:instrText xml:space="preserve"> PAGEREF _Toc28950 \h </w:instrText>
           </w:r>
           <w:r>
             <w:fldChar w:fldCharType="separate"/>
           </w:r>
           <w:r>
-            <w:t>12</w:t>
+            <w:t>13</w:t>
           </w:r>
           <w:r>
             <w:fldChar w:fldCharType="end"/>
@@ -4988,7 +5091,7 @@
             <w:fldChar w:fldCharType="begin"/>
           </w:r>
           <w:r>
-            <w:instrText xml:space="preserve"> HYPERLINK \l _Toc27023 </w:instrText>
+            <w:instrText xml:space="preserve"> HYPERLINK \l _Toc27587 </w:instrText>
           </w:r>
           <w:r>
             <w:fldChar w:fldCharType="separate"/>
@@ -5046,13 +5149,13 @@
             <w:fldChar w:fldCharType="begin"/>
           </w:r>
           <w:r>
-            <w:instrText xml:space="preserve"> PAGEREF _Toc27023 \h </w:instrText>
+            <w:instrText xml:space="preserve"> PAGEREF _Toc27587 \h </w:instrText>
           </w:r>
           <w:r>
             <w:fldChar w:fldCharType="separate"/>
           </w:r>
           <w:r>
-            <w:t>13</w:t>
+            <w:t>14</w:t>
           </w:r>
           <w:r>
             <w:fldChar w:fldCharType="end"/>
@@ -5072,7 +5175,7 @@
             <w:fldChar w:fldCharType="begin"/>
           </w:r>
           <w:r>
-            <w:instrText xml:space="preserve"> HYPERLINK \l _Toc31143 </w:instrText>
+            <w:instrText xml:space="preserve"> HYPERLINK \l _Toc3842 </w:instrText>
           </w:r>
           <w:r>
             <w:fldChar w:fldCharType="separate"/>
@@ -5166,13 +5269,13 @@
             <w:fldChar w:fldCharType="begin"/>
           </w:r>
           <w:r>
-            <w:instrText xml:space="preserve"> PAGEREF _Toc31143 \h </w:instrText>
+            <w:instrText xml:space="preserve"> PAGEREF _Toc3842 \h </w:instrText>
           </w:r>
           <w:r>
             <w:fldChar w:fldCharType="separate"/>
           </w:r>
           <w:r>
-            <w:t>13</w:t>
+            <w:t>14</w:t>
           </w:r>
           <w:r>
             <w:fldChar w:fldCharType="end"/>
@@ -5192,7 +5295,7 @@
             <w:fldChar w:fldCharType="begin"/>
           </w:r>
           <w:r>
-            <w:instrText xml:space="preserve"> HYPERLINK \l _Toc30248 </w:instrText>
+            <w:instrText xml:space="preserve"> HYPERLINK \l _Toc21604 </w:instrText>
           </w:r>
           <w:r>
             <w:fldChar w:fldCharType="separate"/>
@@ -5274,13 +5377,13 @@
             <w:fldChar w:fldCharType="begin"/>
           </w:r>
           <w:r>
-            <w:instrText xml:space="preserve"> PAGEREF _Toc30248 \h </w:instrText>
+            <w:instrText xml:space="preserve"> PAGEREF _Toc21604 \h </w:instrText>
           </w:r>
           <w:r>
             <w:fldChar w:fldCharType="separate"/>
           </w:r>
           <w:r>
-            <w:t>13</w:t>
+            <w:t>14</w:t>
           </w:r>
           <w:r>
             <w:fldChar w:fldCharType="end"/>
@@ -5300,7 +5403,7 @@
             <w:fldChar w:fldCharType="begin"/>
           </w:r>
           <w:r>
-            <w:instrText xml:space="preserve"> HYPERLINK \l _Toc2103 </w:instrText>
+            <w:instrText xml:space="preserve"> HYPERLINK \l _Toc31760 </w:instrText>
           </w:r>
           <w:r>
             <w:fldChar w:fldCharType="separate"/>
@@ -5382,13 +5485,13 @@
             <w:fldChar w:fldCharType="begin"/>
           </w:r>
           <w:r>
-            <w:instrText xml:space="preserve"> PAGEREF _Toc2103 \h </w:instrText>
+            <w:instrText xml:space="preserve"> PAGEREF _Toc31760 \h </w:instrText>
           </w:r>
           <w:r>
             <w:fldChar w:fldCharType="separate"/>
           </w:r>
           <w:r>
-            <w:t>13</w:t>
+            <w:t>14</w:t>
           </w:r>
           <w:r>
             <w:fldChar w:fldCharType="end"/>
@@ -5408,7 +5511,7 @@
             <w:fldChar w:fldCharType="begin"/>
           </w:r>
           <w:r>
-            <w:instrText xml:space="preserve"> HYPERLINK \l _Toc20874 </w:instrText>
+            <w:instrText xml:space="preserve"> HYPERLINK \l _Toc19975 </w:instrText>
           </w:r>
           <w:r>
             <w:fldChar w:fldCharType="separate"/>
@@ -5431,7 +5534,7 @@
             <w:fldChar w:fldCharType="begin"/>
           </w:r>
           <w:r>
-            <w:instrText xml:space="preserve"> PAGEREF _Toc20874 \h </w:instrText>
+            <w:instrText xml:space="preserve"> PAGEREF _Toc19975 \h </w:instrText>
           </w:r>
           <w:r>
             <w:fldChar w:fldCharType="separate"/>
@@ -5457,7 +5560,7 @@
             <w:fldChar w:fldCharType="begin"/>
           </w:r>
           <w:r>
-            <w:instrText xml:space="preserve"> HYPERLINK \l _Toc29824 </w:instrText>
+            <w:instrText xml:space="preserve"> HYPERLINK \l _Toc11230 </w:instrText>
           </w:r>
           <w:r>
             <w:fldChar w:fldCharType="separate"/>
@@ -5480,13 +5583,13 @@
             <w:fldChar w:fldCharType="begin"/>
           </w:r>
           <w:r>
-            <w:instrText xml:space="preserve"> PAGEREF _Toc29824 \h </w:instrText>
+            <w:instrText xml:space="preserve"> PAGEREF _Toc11230 \h </w:instrText>
           </w:r>
           <w:r>
             <w:fldChar w:fldCharType="separate"/>
           </w:r>
           <w:r>
-            <w:t>14</w:t>
+            <w:t>15</w:t>
           </w:r>
           <w:r>
             <w:fldChar w:fldCharType="end"/>
@@ -5506,7 +5609,7 @@
             <w:fldChar w:fldCharType="begin"/>
           </w:r>
           <w:r>
-            <w:instrText xml:space="preserve"> HYPERLINK \l _Toc22147 </w:instrText>
+            <w:instrText xml:space="preserve"> HYPERLINK \l _Toc19219 </w:instrText>
           </w:r>
           <w:r>
             <w:fldChar w:fldCharType="separate"/>
@@ -5529,13 +5632,13 @@
             <w:fldChar w:fldCharType="begin"/>
           </w:r>
           <w:r>
-            <w:instrText xml:space="preserve"> PAGEREF _Toc22147 \h </w:instrText>
+            <w:instrText xml:space="preserve"> PAGEREF _Toc19219 \h </w:instrText>
           </w:r>
           <w:r>
             <w:fldChar w:fldCharType="separate"/>
           </w:r>
           <w:r>
-            <w:t>14</w:t>
+            <w:t>15</w:t>
           </w:r>
           <w:r>
             <w:fldChar w:fldCharType="end"/>
@@ -5555,7 +5658,7 @@
             <w:fldChar w:fldCharType="begin"/>
           </w:r>
           <w:r>
-            <w:instrText xml:space="preserve"> HYPERLINK \l _Toc14521 </w:instrText>
+            <w:instrText xml:space="preserve"> HYPERLINK \l _Toc26483 </w:instrText>
           </w:r>
           <w:r>
             <w:fldChar w:fldCharType="separate"/>
@@ -5600,7 +5703,56 @@
             <w:fldChar w:fldCharType="begin"/>
           </w:r>
           <w:r>
-            <w:instrText xml:space="preserve"> PAGEREF _Toc14521 \h </w:instrText>
+            <w:instrText xml:space="preserve"> PAGEREF _Toc26483 \h </w:instrText>
+          </w:r>
+          <w:r>
+            <w:fldChar w:fldCharType="separate"/>
+          </w:r>
+          <w:r>
+            <w:t>15</w:t>
+          </w:r>
+          <w:r>
+            <w:fldChar w:fldCharType="end"/>
+          </w:r>
+          <w:r>
+            <w:fldChar w:fldCharType="end"/>
+          </w:r>
+        </w:p>
+        <w:p>
+          <w:pPr>
+            <w:pStyle w:val="6"/>
+            <w:tabs>
+              <w:tab w:val="right" w:leader="dot" w:pos="8306"/>
+            </w:tabs>
+          </w:pPr>
+          <w:r>
+            <w:fldChar w:fldCharType="begin"/>
+          </w:r>
+          <w:r>
+            <w:instrText xml:space="preserve"> HYPERLINK \l _Toc30666 </w:instrText>
+          </w:r>
+          <w:r>
+            <w:fldChar w:fldCharType="separate"/>
+          </w:r>
+          <w:r>
+            <w:rPr>
+              <w:rFonts w:hint="eastAsia" w:ascii="Times New Roman" w:hAnsi="Times New Roman" w:eastAsia="宋体" w:cs="Times New Roman"/>
+              <w:bCs/>
+              <w:caps w:val="0"/>
+              <w:spacing w:val="0"/>
+              <w:szCs w:val="24"/>
+              <w:lang w:val="en-US" w:eastAsia="zh-CN"/>
+            </w:rPr>
+            <w:t>8.2.8.元属性伤害处理架构</w:t>
+          </w:r>
+          <w:r>
+            <w:tab/>
+          </w:r>
+          <w:r>
+            <w:fldChar w:fldCharType="begin"/>
+          </w:r>
+          <w:r>
+            <w:instrText xml:space="preserve"> PAGEREF _Toc30666 \h </w:instrText>
           </w:r>
           <w:r>
             <w:fldChar w:fldCharType="separate"/>
@@ -5626,7 +5778,7 @@
             <w:fldChar w:fldCharType="begin"/>
           </w:r>
           <w:r>
-            <w:instrText xml:space="preserve"> HYPERLINK \l _Toc32391 </w:instrText>
+            <w:instrText xml:space="preserve"> HYPERLINK \l _Toc23572 </w:instrText>
           </w:r>
           <w:r>
             <w:fldChar w:fldCharType="separate"/>
@@ -5696,13 +5848,13 @@
             <w:fldChar w:fldCharType="begin"/>
           </w:r>
           <w:r>
-            <w:instrText xml:space="preserve"> PAGEREF _Toc32391 \h </w:instrText>
+            <w:instrText xml:space="preserve"> PAGEREF _Toc23572 \h </w:instrText>
           </w:r>
           <w:r>
             <w:fldChar w:fldCharType="separate"/>
           </w:r>
           <w:r>
-            <w:t>15</w:t>
+            <w:t>16</w:t>
           </w:r>
           <w:r>
             <w:fldChar w:fldCharType="end"/>
@@ -5722,7 +5874,7 @@
             <w:fldChar w:fldCharType="begin"/>
           </w:r>
           <w:r>
-            <w:instrText xml:space="preserve"> HYPERLINK \l _Toc6200 </w:instrText>
+            <w:instrText xml:space="preserve"> HYPERLINK \l _Toc24119 </w:instrText>
           </w:r>
           <w:r>
             <w:fldChar w:fldCharType="separate"/>
@@ -5816,13 +5968,13 @@
             <w:fldChar w:fldCharType="begin"/>
           </w:r>
           <w:r>
-            <w:instrText xml:space="preserve"> PAGEREF _Toc6200 \h </w:instrText>
+            <w:instrText xml:space="preserve"> PAGEREF _Toc24119 \h </w:instrText>
           </w:r>
           <w:r>
             <w:fldChar w:fldCharType="separate"/>
           </w:r>
           <w:r>
-            <w:t>15</w:t>
+            <w:t>16</w:t>
           </w:r>
           <w:r>
             <w:fldChar w:fldCharType="end"/>
@@ -5842,7 +5994,7 @@
             <w:fldChar w:fldCharType="begin"/>
           </w:r>
           <w:r>
-            <w:instrText xml:space="preserve"> HYPERLINK \l _Toc14466 </w:instrText>
+            <w:instrText xml:space="preserve"> HYPERLINK \l _Toc15863 </w:instrText>
           </w:r>
           <w:r>
             <w:fldChar w:fldCharType="separate"/>
@@ -5924,13 +6076,13 @@
             <w:fldChar w:fldCharType="begin"/>
           </w:r>
           <w:r>
-            <w:instrText xml:space="preserve"> PAGEREF _Toc14466 \h </w:instrText>
+            <w:instrText xml:space="preserve"> PAGEREF _Toc15863 \h </w:instrText>
           </w:r>
           <w:r>
             <w:fldChar w:fldCharType="separate"/>
           </w:r>
           <w:r>
-            <w:t>15</w:t>
+            <w:t>16</w:t>
           </w:r>
           <w:r>
             <w:fldChar w:fldCharType="end"/>
@@ -6112,7 +6264,7 @@
           <w:szCs w:val="30"/>
         </w:rPr>
       </w:pPr>
-      <w:bookmarkStart w:id="0" w:name="_Toc22158"/>
+      <w:bookmarkStart w:id="0" w:name="_Toc22620"/>
       <w:r>
         <w:rPr>
           <w:rFonts w:hint="default" w:ascii="Times New Roman" w:hAnsi="Times New Roman" w:eastAsia="宋体" w:cs="Times New Roman"/>
@@ -6151,7 +6303,7 @@
           <w:szCs w:val="28"/>
         </w:rPr>
       </w:pPr>
-      <w:bookmarkStart w:id="1" w:name="_Toc22902"/>
+      <w:bookmarkStart w:id="1" w:name="_Toc29046"/>
       <w:r>
         <w:rPr>
           <w:rFonts w:hint="default" w:ascii="Times New Roman" w:hAnsi="Times New Roman" w:eastAsia="宋体" w:cs="Times New Roman"/>
@@ -6269,7 +6421,7 @@
           <w:szCs w:val="28"/>
         </w:rPr>
       </w:pPr>
-      <w:bookmarkStart w:id="2" w:name="_Toc5382"/>
+      <w:bookmarkStart w:id="2" w:name="_Toc27416"/>
       <w:r>
         <w:rPr>
           <w:rFonts w:hint="default" w:ascii="Times New Roman" w:hAnsi="Times New Roman" w:eastAsia="宋体" w:cs="Times New Roman"/>
@@ -6393,7 +6545,7 @@
           <w:szCs w:val="28"/>
         </w:rPr>
       </w:pPr>
-      <w:bookmarkStart w:id="3" w:name="_Toc6319"/>
+      <w:bookmarkStart w:id="3" w:name="_Toc6478"/>
       <w:r>
         <w:rPr>
           <w:rFonts w:hint="default" w:ascii="Times New Roman" w:hAnsi="Times New Roman" w:eastAsia="宋体" w:cs="Times New Roman"/>
@@ -7647,7 +7799,7 @@
           <w:szCs w:val="30"/>
         </w:rPr>
       </w:pPr>
-      <w:bookmarkStart w:id="4" w:name="_Toc8469"/>
+      <w:bookmarkStart w:id="4" w:name="_Toc16267"/>
       <w:r>
         <w:rPr>
           <w:rFonts w:hint="default" w:ascii="Times New Roman" w:hAnsi="Times New Roman" w:eastAsia="宋体" w:cs="Times New Roman"/>
@@ -7702,7 +7854,7 @@
           <w:szCs w:val="28"/>
         </w:rPr>
       </w:pPr>
-      <w:bookmarkStart w:id="5" w:name="_Toc27253"/>
+      <w:bookmarkStart w:id="5" w:name="_Toc29605"/>
       <w:r>
         <w:rPr>
           <w:rFonts w:hint="default" w:ascii="Times New Roman" w:hAnsi="Times New Roman" w:eastAsia="宋体" w:cs="Times New Roman"/>
@@ -7826,7 +7978,7 @@
           <w:lang w:val="en-US" w:eastAsia="zh-CN"/>
         </w:rPr>
       </w:pPr>
-      <w:bookmarkStart w:id="6" w:name="_Toc20622"/>
+      <w:bookmarkStart w:id="6" w:name="_Toc30357"/>
       <w:r>
         <w:rPr>
           <w:rFonts w:hint="default" w:ascii="Times New Roman" w:hAnsi="Times New Roman" w:eastAsia="宋体" w:cs="Times New Roman"/>
@@ -7873,7 +8025,7 @@
           <w:szCs w:val="24"/>
         </w:rPr>
       </w:pPr>
-      <w:bookmarkStart w:id="7" w:name="_Toc22980"/>
+      <w:bookmarkStart w:id="7" w:name="_Toc5374"/>
       <w:r>
         <w:rPr>
           <w:rFonts w:hint="default" w:ascii="Times New Roman" w:hAnsi="Times New Roman" w:eastAsia="宋体" w:cs="Times New Roman"/>
@@ -8352,7 +8504,7 @@
           <w:shd w:val="clear" w:fill="FFFFFF"/>
         </w:rPr>
       </w:pPr>
-      <w:bookmarkStart w:id="8" w:name="_Toc17681"/>
+      <w:bookmarkStart w:id="8" w:name="_Toc30020"/>
       <w:r>
         <w:rPr>
           <w:rFonts w:hint="default" w:ascii="Times New Roman" w:hAnsi="Times New Roman" w:eastAsia="宋体" w:cs="Times New Roman"/>
@@ -8584,7 +8736,7 @@
           <w:shd w:val="clear" w:fill="FFFFFF"/>
         </w:rPr>
       </w:pPr>
-      <w:bookmarkStart w:id="9" w:name="_Toc520"/>
+      <w:bookmarkStart w:id="9" w:name="_Toc20065"/>
       <w:r>
         <w:rPr>
           <w:rFonts w:hint="default" w:ascii="Times New Roman" w:hAnsi="Times New Roman" w:eastAsia="宋体" w:cs="Times New Roman"/>
@@ -8793,7 +8945,7 @@
           <w:szCs w:val="24"/>
         </w:rPr>
       </w:pPr>
-      <w:bookmarkStart w:id="10" w:name="_Toc21375"/>
+      <w:bookmarkStart w:id="10" w:name="_Toc4077"/>
       <w:r>
         <w:rPr>
           <w:rFonts w:hint="default" w:ascii="Times New Roman" w:hAnsi="Times New Roman" w:eastAsia="宋体" w:cs="Times New Roman"/>
@@ -9127,7 +9279,7 @@
           <w:szCs w:val="28"/>
         </w:rPr>
       </w:pPr>
-      <w:bookmarkStart w:id="11" w:name="_Toc30521"/>
+      <w:bookmarkStart w:id="11" w:name="_Toc29839"/>
       <w:r>
         <w:rPr>
           <w:rFonts w:hint="default" w:ascii="Times New Roman" w:hAnsi="Times New Roman" w:eastAsia="宋体" w:cs="Times New Roman"/>
@@ -9294,7 +9446,7 @@
           <w:lang w:val="en-US" w:eastAsia="zh-CN" w:bidi="ar"/>
         </w:rPr>
       </w:pPr>
-      <w:bookmarkStart w:id="12" w:name="_Toc28698"/>
+      <w:bookmarkStart w:id="12" w:name="_Toc23303"/>
       <w:r>
         <w:rPr>
           <w:rFonts w:hint="default" w:ascii="Times New Roman" w:hAnsi="Times New Roman" w:eastAsia="宋体" w:cs="Times New Roman"/>
@@ -10703,7 +10855,7 @@
           <w:lang w:val="en-US" w:eastAsia="zh-CN" w:bidi="ar"/>
         </w:rPr>
       </w:pPr>
-      <w:bookmarkStart w:id="13" w:name="_Toc5114"/>
+      <w:bookmarkStart w:id="13" w:name="_Toc31225"/>
       <w:r>
         <w:rPr>
           <w:rFonts w:hint="default" w:ascii="Times New Roman" w:hAnsi="Times New Roman" w:eastAsia="宋体" w:cs="Times New Roman"/>
@@ -11377,6 +11529,12 @@
             <w:insideH w:val="single" w:color="auto" w:sz="4" w:space="0"/>
             <w:insideV w:val="single" w:color="auto" w:sz="4" w:space="0"/>
           </w:tblBorders>
+          <w:tblCellMar>
+            <w:top w:w="0" w:type="dxa"/>
+            <w:left w:w="108" w:type="dxa"/>
+            <w:bottom w:w="0" w:type="dxa"/>
+            <w:right w:w="108" w:type="dxa"/>
+          </w:tblCellMar>
         </w:tblPrEx>
         <w:tc>
           <w:tcPr>
@@ -12546,7 +12704,7 @@
           <w:lang w:val="en-US" w:eastAsia="zh-CN" w:bidi="ar"/>
         </w:rPr>
       </w:pPr>
-      <w:bookmarkStart w:id="14" w:name="_Toc3263"/>
+      <w:bookmarkStart w:id="14" w:name="_Toc14280"/>
       <w:r>
         <w:rPr>
           <w:rFonts w:hint="default" w:ascii="Times New Roman" w:hAnsi="Times New Roman" w:eastAsia="宋体" w:cs="Times New Roman"/>
@@ -12731,7 +12889,7 @@
           <w:lang w:val="en-US" w:eastAsia="zh-CN" w:bidi="ar"/>
         </w:rPr>
       </w:pPr>
-      <w:bookmarkStart w:id="15" w:name="_Toc1389"/>
+      <w:bookmarkStart w:id="15" w:name="_Toc14679"/>
       <w:r>
         <w:rPr>
           <w:rFonts w:hint="default" w:ascii="Times New Roman" w:hAnsi="Times New Roman" w:eastAsia="宋体" w:cs="Times New Roman"/>
@@ -12868,7 +13026,7 @@
           <w:szCs w:val="28"/>
         </w:rPr>
       </w:pPr>
-      <w:bookmarkStart w:id="16" w:name="_Toc476"/>
+      <w:bookmarkStart w:id="16" w:name="_Toc8928"/>
       <w:r>
         <w:rPr>
           <w:rFonts w:hint="default" w:ascii="Times New Roman" w:hAnsi="Times New Roman" w:eastAsia="宋体" w:cs="Times New Roman"/>
@@ -13035,7 +13193,7 @@
           <w:szCs w:val="30"/>
         </w:rPr>
       </w:pPr>
-      <w:bookmarkStart w:id="17" w:name="_Toc27350"/>
+      <w:bookmarkStart w:id="17" w:name="_Toc32276"/>
       <w:r>
         <w:rPr>
           <w:rFonts w:hint="default" w:ascii="Times New Roman" w:hAnsi="Times New Roman" w:eastAsia="宋体" w:cs="Times New Roman"/>
@@ -13085,7 +13243,7 @@
           <w:szCs w:val="28"/>
         </w:rPr>
       </w:pPr>
-      <w:bookmarkStart w:id="18" w:name="_Toc8197"/>
+      <w:bookmarkStart w:id="18" w:name="_Toc15806"/>
       <w:r>
         <w:rPr>
           <w:rFonts w:hint="default" w:ascii="Times New Roman" w:hAnsi="Times New Roman" w:eastAsia="宋体" w:cs="Times New Roman"/>
@@ -14472,7 +14630,7 @@
           <w:szCs w:val="28"/>
         </w:rPr>
       </w:pPr>
-      <w:bookmarkStart w:id="19" w:name="_Toc20303"/>
+      <w:bookmarkStart w:id="19" w:name="_Toc226"/>
       <w:r>
         <w:rPr>
           <w:rFonts w:hint="default" w:ascii="Times New Roman" w:hAnsi="Times New Roman" w:eastAsia="宋体" w:cs="Times New Roman"/>
@@ -14731,7 +14889,7 @@
           <w:szCs w:val="28"/>
         </w:rPr>
       </w:pPr>
-      <w:bookmarkStart w:id="20" w:name="_Toc14176"/>
+      <w:bookmarkStart w:id="20" w:name="_Toc3902"/>
       <w:r>
         <w:rPr>
           <w:rFonts w:hint="default" w:ascii="Times New Roman" w:hAnsi="Times New Roman" w:eastAsia="宋体" w:cs="Times New Roman"/>
@@ -15000,7 +15158,7 @@
           <w:lang w:val="en-US" w:eastAsia="zh-CN"/>
         </w:rPr>
       </w:pPr>
-      <w:bookmarkStart w:id="21" w:name="_Toc13843"/>
+      <w:bookmarkStart w:id="21" w:name="_Toc570"/>
       <w:r>
         <w:rPr>
           <w:rFonts w:hint="default" w:ascii="Times New Roman" w:hAnsi="Times New Roman" w:eastAsia="宋体" w:cs="Times New Roman"/>
@@ -15140,7 +15298,7 @@
           <w:szCs w:val="24"/>
         </w:rPr>
       </w:pPr>
-      <w:bookmarkStart w:id="22" w:name="_Toc2876"/>
+      <w:bookmarkStart w:id="22" w:name="_Toc7878"/>
       <w:r>
         <w:rPr>
           <w:rFonts w:hint="eastAsia" w:ascii="Times New Roman" w:hAnsi="Times New Roman" w:eastAsia="宋体" w:cs="Times New Roman"/>
@@ -15784,7 +15942,7 @@
           <w:szCs w:val="24"/>
         </w:rPr>
       </w:pPr>
-      <w:bookmarkStart w:id="23" w:name="_Toc30251"/>
+      <w:bookmarkStart w:id="23" w:name="_Toc14741"/>
       <w:r>
         <w:rPr>
           <w:rFonts w:hint="eastAsia" w:ascii="Times New Roman" w:hAnsi="Times New Roman" w:eastAsia="宋体" w:cs="Times New Roman"/>
@@ -16284,7 +16442,7 @@
           <w:szCs w:val="24"/>
         </w:rPr>
       </w:pPr>
-      <w:bookmarkStart w:id="24" w:name="_Toc7053"/>
+      <w:bookmarkStart w:id="24" w:name="_Toc25859"/>
       <w:r>
         <w:rPr>
           <w:rFonts w:hint="eastAsia" w:ascii="Times New Roman" w:hAnsi="Times New Roman" w:eastAsia="宋体" w:cs="Times New Roman"/>
@@ -17025,6 +17183,8 @@
         <w:keepNext w:val="0"/>
         <w:keepLines w:val="0"/>
         <w:pageBreakBefore w:val="0"/>
+        <w:widowControl/>
+        <w:suppressLineNumbers w:val="0"/>
         <w:kinsoku/>
         <w:wordWrap w:val="0"/>
         <w:overflowPunct/>
@@ -17034,10 +17194,559 @@
         <w:bidi w:val="0"/>
         <w:adjustRightInd/>
         <w:snapToGrid/>
-        <w:ind w:firstLine="420" w:firstLineChars="0"/>
+        <w:spacing w:before="0" w:beforeAutospacing="0" w:after="0" w:afterAutospacing="0" w:line="240" w:lineRule="auto"/>
+        <w:ind w:left="0" w:leftChars="0" w:right="0" w:rightChars="0" w:firstLine="0" w:firstLineChars="0"/>
+        <w:jc w:val="left"/>
         <w:textAlignment w:val="auto"/>
-        <w:rPr>
-          <w:rFonts w:hint="default" w:ascii="Times New Roman" w:hAnsi="Times New Roman" w:eastAsia="宋体" w:cs="Times New Roman"/>
+        <w:outlineLvl w:val="9"/>
+        <w:rPr>
+          <w:rFonts w:hint="default" w:ascii="Times New Roman" w:hAnsi="Times New Roman" w:eastAsia="宋体" w:cs="Times New Roman"/>
+          <w:b/>
+          <w:bCs/>
+          <w:caps w:val="0"/>
+          <w:color w:val="0F1115"/>
+          <w:spacing w:val="0"/>
+          <w:kern w:val="0"/>
+          <w:sz w:val="24"/>
+          <w:szCs w:val="24"/>
+          <w:lang w:val="en-US" w:eastAsia="zh-CN" w:bidi="ar"/>
+        </w:rPr>
+      </w:pPr>
+    </w:p>
+    <w:p>
+      <w:pPr>
+        <w:keepNext w:val="0"/>
+        <w:keepLines w:val="0"/>
+        <w:pageBreakBefore w:val="0"/>
+        <w:widowControl/>
+        <w:suppressLineNumbers w:val="0"/>
+        <w:kinsoku/>
+        <w:wordWrap w:val="0"/>
+        <w:overflowPunct/>
+        <w:topLinePunct w:val="0"/>
+        <w:autoSpaceDE/>
+        <w:autoSpaceDN/>
+        <w:bidi w:val="0"/>
+        <w:adjustRightInd/>
+        <w:snapToGrid/>
+        <w:spacing w:before="0" w:beforeAutospacing="0" w:after="0" w:afterAutospacing="0" w:line="240" w:lineRule="auto"/>
+        <w:ind w:left="0" w:leftChars="0" w:right="0" w:rightChars="0" w:firstLine="0" w:firstLineChars="0"/>
+        <w:jc w:val="left"/>
+        <w:textAlignment w:val="auto"/>
+        <w:outlineLvl w:val="2"/>
+        <w:rPr>
+          <w:rFonts w:hint="default" w:ascii="Times New Roman" w:hAnsi="Times New Roman" w:eastAsia="宋体" w:cs="Times New Roman"/>
+          <w:b/>
+          <w:bCs/>
+          <w:caps w:val="0"/>
+          <w:color w:val="0F1115"/>
+          <w:spacing w:val="0"/>
+          <w:kern w:val="0"/>
+          <w:sz w:val="24"/>
+          <w:szCs w:val="24"/>
+          <w:lang w:val="en-US" w:eastAsia="zh-CN" w:bidi="ar"/>
+        </w:rPr>
+      </w:pPr>
+      <w:bookmarkStart w:id="25" w:name="_Toc18327"/>
+      <w:r>
+        <w:rPr>
+          <w:rFonts w:hint="default" w:ascii="Times New Roman" w:hAnsi="Times New Roman" w:eastAsia="宋体" w:cs="Times New Roman"/>
+          <w:b/>
+          <w:bCs/>
+          <w:caps w:val="0"/>
+          <w:color w:val="0F1115"/>
+          <w:spacing w:val="0"/>
+          <w:kern w:val="0"/>
+          <w:sz w:val="24"/>
+          <w:szCs w:val="24"/>
+          <w:lang w:val="en-US" w:eastAsia="zh-CN" w:bidi="ar"/>
+        </w:rPr>
+        <w:t>3.4.4. 伤害与效果应用函数</w:t>
+      </w:r>
+      <w:bookmarkEnd w:id="25"/>
+    </w:p>
+    <w:tbl>
+      <w:tblPr>
+        <w:tblStyle w:val="14"/>
+        <w:tblW w:w="0" w:type="auto"/>
+        <w:tblInd w:w="0" w:type="dxa"/>
+        <w:tblBorders>
+          <w:top w:val="single" w:color="auto" w:sz="4" w:space="0"/>
+          <w:left w:val="single" w:color="auto" w:sz="4" w:space="0"/>
+          <w:bottom w:val="single" w:color="auto" w:sz="4" w:space="0"/>
+          <w:right w:val="single" w:color="auto" w:sz="4" w:space="0"/>
+          <w:insideH w:val="single" w:color="auto" w:sz="4" w:space="0"/>
+          <w:insideV w:val="single" w:color="auto" w:sz="4" w:space="0"/>
+        </w:tblBorders>
+        <w:tblLayout w:type="autofit"/>
+        <w:tblCellMar>
+          <w:left w:w="108" w:type="dxa"/>
+          <w:right w:w="108" w:type="dxa"/>
+        </w:tblCellMar>
+      </w:tblPr>
+      <w:tblGrid>
+        <w:gridCol w:w="1192"/>
+        <w:gridCol w:w="1989"/>
+        <w:gridCol w:w="5341"/>
+      </w:tblGrid>
+      <w:tr>
+        <w:tblPrEx>
+          <w:tblBorders>
+            <w:top w:val="single" w:color="auto" w:sz="4" w:space="0"/>
+            <w:left w:val="single" w:color="auto" w:sz="4" w:space="0"/>
+            <w:bottom w:val="single" w:color="auto" w:sz="4" w:space="0"/>
+            <w:right w:val="single" w:color="auto" w:sz="4" w:space="0"/>
+            <w:insideH w:val="single" w:color="auto" w:sz="4" w:space="0"/>
+            <w:insideV w:val="single" w:color="auto" w:sz="4" w:space="0"/>
+          </w:tblBorders>
+          <w:tblCellMar>
+            <w:left w:w="108" w:type="dxa"/>
+            <w:right w:w="108" w:type="dxa"/>
+          </w:tblCellMar>
+        </w:tblPrEx>
+        <w:tc>
+          <w:tcPr>
+            <w:tcW w:w="1192" w:type="dxa"/>
+          </w:tcPr>
+          <w:p>
+            <w:pPr>
+              <w:pStyle w:val="12"/>
+              <w:keepNext w:val="0"/>
+              <w:keepLines w:val="0"/>
+              <w:pageBreakBefore w:val="0"/>
+              <w:widowControl/>
+              <w:suppressLineNumbers w:val="0"/>
+              <w:kinsoku/>
+              <w:wordWrap w:val="0"/>
+              <w:overflowPunct/>
+              <w:topLinePunct w:val="0"/>
+              <w:autoSpaceDE/>
+              <w:autoSpaceDN/>
+              <w:bidi w:val="0"/>
+              <w:adjustRightInd/>
+              <w:snapToGrid/>
+              <w:spacing w:beforeAutospacing="0" w:afterAutospacing="0" w:line="240" w:lineRule="auto"/>
+              <w:ind w:right="0"/>
+              <w:textAlignment w:val="auto"/>
+              <w:rPr>
+                <w:rFonts w:hint="default" w:ascii="Times New Roman" w:hAnsi="Times New Roman" w:eastAsia="宋体" w:cs="Times New Roman"/>
+                <w:sz w:val="21"/>
+                <w:szCs w:val="21"/>
+                <w:vertAlign w:val="baseline"/>
+                <w:lang w:val="en-US" w:eastAsia="zh-CN"/>
+              </w:rPr>
+            </w:pPr>
+            <w:r>
+              <w:rPr>
+                <w:rFonts w:hint="default" w:ascii="Times New Roman" w:hAnsi="Times New Roman" w:eastAsia="宋体" w:cs="Times New Roman"/>
+                <w:sz w:val="21"/>
+                <w:szCs w:val="21"/>
+                <w:vertAlign w:val="baseline"/>
+                <w:lang w:val="en-US" w:eastAsia="zh-CN"/>
+              </w:rPr>
+              <w:t>函数</w:t>
+            </w:r>
+          </w:p>
+        </w:tc>
+        <w:tc>
+          <w:tcPr>
+            <w:tcW w:w="1989" w:type="dxa"/>
+          </w:tcPr>
+          <w:p>
+            <w:pPr>
+              <w:pStyle w:val="12"/>
+              <w:keepNext w:val="0"/>
+              <w:keepLines w:val="0"/>
+              <w:pageBreakBefore w:val="0"/>
+              <w:widowControl/>
+              <w:suppressLineNumbers w:val="0"/>
+              <w:kinsoku/>
+              <w:wordWrap w:val="0"/>
+              <w:overflowPunct/>
+              <w:topLinePunct w:val="0"/>
+              <w:autoSpaceDE/>
+              <w:autoSpaceDN/>
+              <w:bidi w:val="0"/>
+              <w:adjustRightInd/>
+              <w:snapToGrid/>
+              <w:spacing w:beforeAutospacing="0" w:afterAutospacing="0" w:line="240" w:lineRule="auto"/>
+              <w:ind w:right="0"/>
+              <w:textAlignment w:val="auto"/>
+              <w:rPr>
+                <w:rFonts w:hint="eastAsia" w:ascii="Times New Roman" w:hAnsi="Times New Roman" w:eastAsia="宋体" w:cs="Times New Roman"/>
+                <w:sz w:val="21"/>
+                <w:szCs w:val="21"/>
+                <w:vertAlign w:val="baseline"/>
+                <w:lang w:val="en-US" w:eastAsia="zh-CN"/>
+              </w:rPr>
+            </w:pPr>
+            <w:r>
+              <w:rPr>
+                <w:rFonts w:hint="default" w:ascii="Times New Roman" w:hAnsi="Times New Roman" w:eastAsia="宋体" w:cs="Times New Roman"/>
+                <w:sz w:val="21"/>
+                <w:szCs w:val="21"/>
+                <w:vertAlign w:val="baseline"/>
+                <w:lang w:val="en-US" w:eastAsia="zh-CN"/>
+              </w:rPr>
+              <w:t>参数</w:t>
+            </w:r>
+          </w:p>
+        </w:tc>
+        <w:tc>
+          <w:tcPr>
+            <w:tcW w:w="5341" w:type="dxa"/>
+          </w:tcPr>
+          <w:p>
+            <w:pPr>
+              <w:pStyle w:val="12"/>
+              <w:keepNext w:val="0"/>
+              <w:keepLines w:val="0"/>
+              <w:pageBreakBefore w:val="0"/>
+              <w:widowControl/>
+              <w:suppressLineNumbers w:val="0"/>
+              <w:kinsoku/>
+              <w:wordWrap w:val="0"/>
+              <w:overflowPunct/>
+              <w:topLinePunct w:val="0"/>
+              <w:autoSpaceDE/>
+              <w:autoSpaceDN/>
+              <w:bidi w:val="0"/>
+              <w:adjustRightInd/>
+              <w:snapToGrid/>
+              <w:spacing w:beforeAutospacing="0" w:afterAutospacing="0" w:line="240" w:lineRule="auto"/>
+              <w:ind w:right="0"/>
+              <w:textAlignment w:val="auto"/>
+              <w:rPr>
+                <w:rFonts w:hint="default" w:ascii="Times New Roman" w:hAnsi="Times New Roman" w:eastAsia="宋体" w:cs="Times New Roman"/>
+                <w:sz w:val="21"/>
+                <w:szCs w:val="21"/>
+                <w:vertAlign w:val="baseline"/>
+                <w:lang w:val="en-US" w:eastAsia="zh-CN"/>
+              </w:rPr>
+            </w:pPr>
+            <w:r>
+              <w:rPr>
+                <w:rFonts w:hint="default" w:ascii="Times New Roman" w:hAnsi="Times New Roman" w:eastAsia="宋体" w:cs="Times New Roman"/>
+                <w:sz w:val="21"/>
+                <w:szCs w:val="21"/>
+                <w:vertAlign w:val="baseline"/>
+                <w:lang w:val="en-US" w:eastAsia="zh-CN"/>
+              </w:rPr>
+              <w:t>说明</w:t>
+            </w:r>
+          </w:p>
+        </w:tc>
+      </w:tr>
+      <w:tr>
+        <w:tblPrEx>
+          <w:tblBorders>
+            <w:top w:val="single" w:color="auto" w:sz="4" w:space="0"/>
+            <w:left w:val="single" w:color="auto" w:sz="4" w:space="0"/>
+            <w:bottom w:val="single" w:color="auto" w:sz="4" w:space="0"/>
+            <w:right w:val="single" w:color="auto" w:sz="4" w:space="0"/>
+            <w:insideH w:val="single" w:color="auto" w:sz="4" w:space="0"/>
+            <w:insideV w:val="single" w:color="auto" w:sz="4" w:space="0"/>
+          </w:tblBorders>
+        </w:tblPrEx>
+        <w:tc>
+          <w:tcPr>
+            <w:tcW w:w="1192" w:type="dxa"/>
+          </w:tcPr>
+          <w:p>
+            <w:pPr>
+              <w:pStyle w:val="12"/>
+              <w:keepNext w:val="0"/>
+              <w:keepLines w:val="0"/>
+              <w:pageBreakBefore w:val="0"/>
+              <w:widowControl/>
+              <w:suppressLineNumbers w:val="0"/>
+              <w:kinsoku/>
+              <w:wordWrap w:val="0"/>
+              <w:overflowPunct/>
+              <w:topLinePunct w:val="0"/>
+              <w:autoSpaceDE/>
+              <w:autoSpaceDN/>
+              <w:bidi w:val="0"/>
+              <w:adjustRightInd/>
+              <w:snapToGrid/>
+              <w:spacing w:beforeAutospacing="0" w:afterAutospacing="0" w:line="240" w:lineRule="auto"/>
+              <w:ind w:right="0"/>
+              <w:textAlignment w:val="auto"/>
+              <w:rPr>
+                <w:rFonts w:hint="default" w:ascii="Times New Roman" w:hAnsi="Times New Roman" w:eastAsia="宋体" w:cs="Times New Roman"/>
+                <w:sz w:val="21"/>
+                <w:szCs w:val="21"/>
+                <w:vertAlign w:val="baseline"/>
+                <w:lang w:val="en-US" w:eastAsia="zh-CN"/>
+              </w:rPr>
+            </w:pPr>
+            <w:r>
+              <w:rPr>
+                <w:rFonts w:hint="default" w:ascii="Times New Roman" w:hAnsi="Times New Roman" w:eastAsia="宋体" w:cs="Times New Roman"/>
+                <w:sz w:val="21"/>
+                <w:szCs w:val="21"/>
+                <w:vertAlign w:val="baseline"/>
+                <w:lang w:val="en-US" w:eastAsia="zh-CN"/>
+              </w:rPr>
+              <w:t>ApplyDamageToTarget</w:t>
+            </w:r>
+          </w:p>
+        </w:tc>
+        <w:tc>
+          <w:tcPr>
+            <w:tcW w:w="1989" w:type="dxa"/>
+          </w:tcPr>
+          <w:p>
+            <w:pPr>
+              <w:pStyle w:val="12"/>
+              <w:keepNext w:val="0"/>
+              <w:keepLines w:val="0"/>
+              <w:pageBreakBefore w:val="0"/>
+              <w:widowControl/>
+              <w:suppressLineNumbers w:val="0"/>
+              <w:kinsoku/>
+              <w:wordWrap w:val="0"/>
+              <w:overflowPunct/>
+              <w:topLinePunct w:val="0"/>
+              <w:autoSpaceDE/>
+              <w:autoSpaceDN/>
+              <w:bidi w:val="0"/>
+              <w:adjustRightInd/>
+              <w:snapToGrid/>
+              <w:spacing w:beforeAutospacing="0" w:afterAutospacing="0" w:line="240" w:lineRule="auto"/>
+              <w:ind w:right="0"/>
+              <w:textAlignment w:val="auto"/>
+              <w:rPr>
+                <w:rFonts w:hint="default" w:ascii="Times New Roman" w:hAnsi="Times New Roman" w:eastAsia="宋体" w:cs="Times New Roman"/>
+                <w:sz w:val="21"/>
+                <w:szCs w:val="21"/>
+                <w:vertAlign w:val="baseline"/>
+                <w:lang w:val="en-US" w:eastAsia="zh-CN"/>
+              </w:rPr>
+            </w:pPr>
+            <w:r>
+              <w:rPr>
+                <w:rFonts w:hint="default" w:ascii="Times New Roman" w:hAnsi="Times New Roman" w:eastAsia="宋体" w:cs="Times New Roman"/>
+                <w:sz w:val="21"/>
+                <w:szCs w:val="21"/>
+                <w:vertAlign w:val="baseline"/>
+                <w:lang w:val="en-US" w:eastAsia="zh-CN"/>
+              </w:rPr>
+              <w:t>Target：目标角色；Damage：原始伤害值；Attribute：伤害元素类型；DamageEffect：伤害GE类；OptionalParticleSystem：可选特效对象</w:t>
+            </w:r>
+          </w:p>
+        </w:tc>
+        <w:tc>
+          <w:tcPr>
+            <w:tcW w:w="5341" w:type="dxa"/>
+          </w:tcPr>
+          <w:p>
+            <w:pPr>
+              <w:pStyle w:val="12"/>
+              <w:keepNext w:val="0"/>
+              <w:keepLines w:val="0"/>
+              <w:pageBreakBefore w:val="0"/>
+              <w:widowControl/>
+              <w:suppressLineNumbers w:val="0"/>
+              <w:kinsoku/>
+              <w:wordWrap w:val="0"/>
+              <w:overflowPunct/>
+              <w:topLinePunct w:val="0"/>
+              <w:autoSpaceDE/>
+              <w:autoSpaceDN/>
+              <w:bidi w:val="0"/>
+              <w:adjustRightInd/>
+              <w:snapToGrid/>
+              <w:spacing w:beforeAutospacing="0" w:afterAutospacing="0" w:line="240" w:lineRule="auto"/>
+              <w:ind w:right="0"/>
+              <w:textAlignment w:val="auto"/>
+              <w:rPr>
+                <w:rFonts w:hint="default" w:ascii="Times New Roman" w:hAnsi="Times New Roman" w:eastAsia="宋体" w:cs="Times New Roman"/>
+                <w:sz w:val="21"/>
+                <w:szCs w:val="21"/>
+                <w:vertAlign w:val="baseline"/>
+                <w:lang w:val="en-US" w:eastAsia="zh-CN"/>
+              </w:rPr>
+            </w:pPr>
+            <w:r>
+              <w:rPr>
+                <w:rFonts w:hint="default" w:ascii="Times New Roman" w:hAnsi="Times New Roman" w:eastAsia="宋体" w:cs="Times New Roman"/>
+                <w:sz w:val="21"/>
+                <w:szCs w:val="21"/>
+                <w:vertAlign w:val="baseline"/>
+                <w:lang w:val="en-US" w:eastAsia="zh-CN"/>
+              </w:rPr>
+              <w:t>即时伤害的统一入口。校验目标后构建 FGameplayEffectContextHandle，通过 AddSourceObject 将当前刻印附加为伤害来源。创建 FGameplayEffectSpecHandle，使用 SetByCaller 传递原始伤害值，将元素类型枚举转为对应 CTags::Datas::Elements::* 标签添加到 DynamicAssetTags。应用GE后广播 CTags::Events::Hit 事件并触发 OnHit。仅传递原始数据和元素类型，不执行任何数值运算。返回原始伤害值。</w:t>
+            </w:r>
+          </w:p>
+        </w:tc>
+      </w:tr>
+      <w:tr>
+        <w:tblPrEx>
+          <w:tblBorders>
+            <w:top w:val="single" w:color="auto" w:sz="4" w:space="0"/>
+            <w:left w:val="single" w:color="auto" w:sz="4" w:space="0"/>
+            <w:bottom w:val="single" w:color="auto" w:sz="4" w:space="0"/>
+            <w:right w:val="single" w:color="auto" w:sz="4" w:space="0"/>
+            <w:insideH w:val="single" w:color="auto" w:sz="4" w:space="0"/>
+            <w:insideV w:val="single" w:color="auto" w:sz="4" w:space="0"/>
+          </w:tblBorders>
+          <w:tblCellMar>
+            <w:left w:w="108" w:type="dxa"/>
+            <w:right w:w="108" w:type="dxa"/>
+          </w:tblCellMar>
+        </w:tblPrEx>
+        <w:tc>
+          <w:tcPr>
+            <w:tcW w:w="1192" w:type="dxa"/>
+          </w:tcPr>
+          <w:p>
+            <w:pPr>
+              <w:pStyle w:val="12"/>
+              <w:keepNext w:val="0"/>
+              <w:keepLines w:val="0"/>
+              <w:pageBreakBefore w:val="0"/>
+              <w:widowControl/>
+              <w:suppressLineNumbers w:val="0"/>
+              <w:kinsoku/>
+              <w:wordWrap w:val="0"/>
+              <w:overflowPunct/>
+              <w:topLinePunct w:val="0"/>
+              <w:autoSpaceDE/>
+              <w:autoSpaceDN/>
+              <w:bidi w:val="0"/>
+              <w:adjustRightInd/>
+              <w:snapToGrid/>
+              <w:spacing w:beforeAutospacing="0" w:afterAutospacing="0" w:line="240" w:lineRule="auto"/>
+              <w:ind w:right="0"/>
+              <w:textAlignment w:val="auto"/>
+              <w:rPr>
+                <w:rFonts w:hint="default" w:ascii="Times New Roman" w:hAnsi="Times New Roman" w:eastAsia="宋体" w:cs="Times New Roman"/>
+                <w:sz w:val="21"/>
+                <w:szCs w:val="21"/>
+                <w:vertAlign w:val="baseline"/>
+                <w:lang w:val="en-US" w:eastAsia="zh-CN"/>
+              </w:rPr>
+            </w:pPr>
+            <w:r>
+              <w:rPr>
+                <w:rFonts w:hint="default" w:ascii="Times New Roman" w:hAnsi="Times New Roman" w:eastAsia="宋体" w:cs="Times New Roman"/>
+                <w:sz w:val="21"/>
+                <w:szCs w:val="21"/>
+                <w:vertAlign w:val="baseline"/>
+                <w:lang w:val="en-US" w:eastAsia="zh-CN"/>
+              </w:rPr>
+              <w:t>ApplyEffectToTarget</w:t>
+            </w:r>
+          </w:p>
+        </w:tc>
+        <w:tc>
+          <w:tcPr>
+            <w:tcW w:w="1989" w:type="dxa"/>
+          </w:tcPr>
+          <w:p>
+            <w:pPr>
+              <w:pStyle w:val="12"/>
+              <w:keepNext w:val="0"/>
+              <w:keepLines w:val="0"/>
+              <w:pageBreakBefore w:val="0"/>
+              <w:widowControl/>
+              <w:suppressLineNumbers w:val="0"/>
+              <w:kinsoku/>
+              <w:wordWrap w:val="0"/>
+              <w:overflowPunct/>
+              <w:topLinePunct w:val="0"/>
+              <w:autoSpaceDE/>
+              <w:autoSpaceDN/>
+              <w:bidi w:val="0"/>
+              <w:adjustRightInd/>
+              <w:snapToGrid/>
+              <w:spacing w:beforeAutospacing="0" w:afterAutospacing="0" w:line="240" w:lineRule="auto"/>
+              <w:ind w:right="0"/>
+              <w:textAlignment w:val="auto"/>
+              <w:rPr>
+                <w:rFonts w:hint="default" w:ascii="Times New Roman" w:hAnsi="Times New Roman" w:eastAsia="宋体" w:cs="Times New Roman"/>
+                <w:sz w:val="21"/>
+                <w:szCs w:val="21"/>
+                <w:vertAlign w:val="baseline"/>
+                <w:lang w:val="en-US" w:eastAsia="zh-CN"/>
+              </w:rPr>
+            </w:pPr>
+            <w:r>
+              <w:rPr>
+                <w:rFonts w:hint="default" w:ascii="Times New Roman" w:hAnsi="Times New Roman" w:eastAsia="宋体" w:cs="Times New Roman"/>
+                <w:sz w:val="21"/>
+                <w:szCs w:val="21"/>
+                <w:vertAlign w:val="baseline"/>
+                <w:lang w:val="en-US" w:eastAsia="zh-CN"/>
+              </w:rPr>
+              <w:t>Target：目标角色；Effect：GE类；Duration：持续时间（秒，0表示使用GE默认值）；Level：效果等级</w:t>
+            </w:r>
+          </w:p>
+        </w:tc>
+        <w:tc>
+          <w:tcPr>
+            <w:tcW w:w="5341" w:type="dxa"/>
+          </w:tcPr>
+          <w:p>
+            <w:pPr>
+              <w:pStyle w:val="12"/>
+              <w:keepNext w:val="0"/>
+              <w:keepLines w:val="0"/>
+              <w:pageBreakBefore w:val="0"/>
+              <w:widowControl/>
+              <w:suppressLineNumbers w:val="0"/>
+              <w:kinsoku/>
+              <w:wordWrap w:val="0"/>
+              <w:overflowPunct/>
+              <w:topLinePunct w:val="0"/>
+              <w:autoSpaceDE/>
+              <w:autoSpaceDN/>
+              <w:bidi w:val="0"/>
+              <w:adjustRightInd/>
+              <w:snapToGrid/>
+              <w:spacing w:beforeAutospacing="0" w:afterAutospacing="0" w:line="240" w:lineRule="auto"/>
+              <w:ind w:right="0"/>
+              <w:textAlignment w:val="auto"/>
+              <w:rPr>
+                <w:rFonts w:hint="default" w:ascii="Times New Roman" w:hAnsi="Times New Roman" w:eastAsia="宋体" w:cs="Times New Roman"/>
+                <w:sz w:val="21"/>
+                <w:szCs w:val="21"/>
+                <w:vertAlign w:val="baseline"/>
+                <w:lang w:val="en-US" w:eastAsia="zh-CN"/>
+              </w:rPr>
+            </w:pPr>
+            <w:r>
+              <w:rPr>
+                <w:rFonts w:hint="default" w:ascii="Times New Roman" w:hAnsi="Times New Roman" w:eastAsia="宋体" w:cs="Times New Roman"/>
+                <w:sz w:val="21"/>
+                <w:szCs w:val="21"/>
+                <w:vertAlign w:val="baseline"/>
+                <w:lang w:val="en-US" w:eastAsia="zh-CN"/>
+              </w:rPr>
+              <w:t>通用效果应用函数。通过 SetByCaller 传递持续时间，调用 ASC-&gt;ApplyGameplayEffectSpecToSelf 应用GE。等级参数 Level 传递给 MakeOutgoingSpec，用于GE内部 Scalable Float 的等级查表。元素类型由GE蓝图中的 Asset Tags 静态配置，因为DOT/Buff的属性是其固有特性而非运行时决定。</w:t>
+            </w:r>
+          </w:p>
+        </w:tc>
+      </w:tr>
+    </w:tbl>
+    <w:p>
+      <w:pPr>
+        <w:keepNext w:val="0"/>
+        <w:keepLines w:val="0"/>
+        <w:pageBreakBefore w:val="0"/>
+        <w:kinsoku/>
+        <w:wordWrap w:val="0"/>
+        <w:overflowPunct/>
+        <w:topLinePunct w:val="0"/>
+        <w:autoSpaceDE/>
+        <w:autoSpaceDN/>
+        <w:bidi w:val="0"/>
+        <w:adjustRightInd/>
+        <w:snapToGrid/>
+        <w:textAlignment w:val="auto"/>
+        <w:rPr>
+          <w:rFonts w:hint="default"/>
           <w:b w:val="0"/>
           <w:bCs w:val="0"/>
           <w:sz w:val="24"/>
@@ -17104,7 +17813,7 @@
           <w:shd w:val="clear" w:fill="FFFFFF"/>
         </w:rPr>
       </w:pPr>
-      <w:bookmarkStart w:id="25" w:name="_Toc18568"/>
+      <w:bookmarkStart w:id="26" w:name="_Toc10225"/>
       <w:r>
         <w:rPr>
           <w:rFonts w:hint="default" w:ascii="Times New Roman" w:hAnsi="Times New Roman" w:eastAsia="宋体" w:cs="Times New Roman"/>
@@ -17163,7 +17872,7 @@
         </w:rPr>
         <w:t>刻印制作流程</w:t>
       </w:r>
-      <w:bookmarkEnd w:id="25"/>
+      <w:bookmarkEnd w:id="26"/>
     </w:p>
     <w:p>
       <w:pPr>
@@ -17315,7 +18024,7 @@
           <w:szCs w:val="30"/>
         </w:rPr>
       </w:pPr>
-      <w:bookmarkStart w:id="26" w:name="_Toc15144"/>
+      <w:bookmarkStart w:id="27" w:name="_Toc2705"/>
       <w:r>
         <w:rPr>
           <w:rFonts w:hint="default" w:ascii="Times New Roman" w:hAnsi="Times New Roman" w:eastAsia="宋体" w:cs="Times New Roman"/>
@@ -17330,7 +18039,7 @@
         </w:rPr>
         <w:t>4.环境与表现系统</w:t>
       </w:r>
-      <w:bookmarkEnd w:id="26"/>
+      <w:bookmarkEnd w:id="27"/>
     </w:p>
     <w:p>
       <w:pPr>
@@ -17365,7 +18074,7 @@
           <w:szCs w:val="28"/>
         </w:rPr>
       </w:pPr>
-      <w:bookmarkStart w:id="27" w:name="_Toc17348"/>
+      <w:bookmarkStart w:id="28" w:name="_Toc17368"/>
       <w:r>
         <w:rPr>
           <w:rFonts w:hint="default" w:ascii="Times New Roman" w:hAnsi="Times New Roman" w:eastAsia="宋体" w:cs="Times New Roman"/>
@@ -17409,7 +18118,7 @@
         </w:rPr>
         <w:t>场景结构</w:t>
       </w:r>
-      <w:bookmarkEnd w:id="27"/>
+      <w:bookmarkEnd w:id="28"/>
     </w:p>
     <w:p>
       <w:pPr>
@@ -17526,7 +18235,7 @@
           <w:szCs w:val="28"/>
         </w:rPr>
       </w:pPr>
-      <w:bookmarkStart w:id="28" w:name="_Toc24814"/>
+      <w:bookmarkStart w:id="29" w:name="_Toc28668"/>
       <w:r>
         <w:rPr>
           <w:rFonts w:hint="default" w:ascii="Times New Roman" w:hAnsi="Times New Roman" w:eastAsia="宋体" w:cs="Times New Roman"/>
@@ -17570,7 +18279,7 @@
         </w:rPr>
         <w:t>环境异化系统</w:t>
       </w:r>
-      <w:bookmarkEnd w:id="28"/>
+      <w:bookmarkEnd w:id="29"/>
     </w:p>
     <w:p>
       <w:pPr>
@@ -17735,7 +18444,7 @@
           <w:szCs w:val="28"/>
         </w:rPr>
       </w:pPr>
-      <w:bookmarkStart w:id="29" w:name="_Toc6950"/>
+      <w:bookmarkStart w:id="30" w:name="_Toc12632"/>
       <w:r>
         <w:rPr>
           <w:rFonts w:hint="default" w:ascii="Times New Roman" w:hAnsi="Times New Roman" w:eastAsia="宋体" w:cs="Times New Roman"/>
@@ -17779,7 +18488,7 @@
         </w:rPr>
         <w:t>视觉反馈规范</w:t>
       </w:r>
-      <w:bookmarkEnd w:id="29"/>
+      <w:bookmarkEnd w:id="30"/>
     </w:p>
     <w:p>
       <w:pPr>
@@ -17930,7 +18639,7 @@
           <w:szCs w:val="24"/>
         </w:rPr>
       </w:pPr>
-      <w:bookmarkStart w:id="30" w:name="_Toc21323"/>
+      <w:bookmarkStart w:id="31" w:name="_Toc29403"/>
       <w:r>
         <w:rPr>
           <w:rFonts w:hint="default" w:ascii="Times New Roman" w:hAnsi="Times New Roman" w:eastAsia="宋体" w:cs="Times New Roman"/>
@@ -17945,7 +18654,7 @@
         </w:rPr>
         <w:t>5.技术架构</w:t>
       </w:r>
-      <w:bookmarkEnd w:id="30"/>
+      <w:bookmarkEnd w:id="31"/>
     </w:p>
     <w:p>
       <w:pPr>
@@ -17980,7 +18689,7 @@
           <w:szCs w:val="28"/>
         </w:rPr>
       </w:pPr>
-      <w:bookmarkStart w:id="31" w:name="_Toc25250"/>
+      <w:bookmarkStart w:id="32" w:name="_Toc22723"/>
       <w:r>
         <w:rPr>
           <w:rFonts w:hint="default" w:ascii="Times New Roman" w:hAnsi="Times New Roman" w:eastAsia="宋体" w:cs="Times New Roman"/>
@@ -18024,7 +18733,7 @@
         </w:rPr>
         <w:t>项目结构</w:t>
       </w:r>
-      <w:bookmarkEnd w:id="31"/>
+      <w:bookmarkEnd w:id="32"/>
     </w:p>
     <w:p>
       <w:pPr>
@@ -18162,7 +18871,7 @@
           <w:szCs w:val="28"/>
         </w:rPr>
       </w:pPr>
-      <w:bookmarkStart w:id="32" w:name="_Toc2229"/>
+      <w:bookmarkStart w:id="33" w:name="_Toc13863"/>
       <w:r>
         <w:rPr>
           <w:rFonts w:hint="default" w:ascii="Times New Roman" w:hAnsi="Times New Roman" w:eastAsia="宋体" w:cs="Times New Roman"/>
@@ -18206,7 +18915,7 @@
         </w:rPr>
         <w:t>C++/蓝图分工</w:t>
       </w:r>
-      <w:bookmarkEnd w:id="32"/>
+      <w:bookmarkEnd w:id="33"/>
     </w:p>
     <w:tbl>
       <w:tblPr>
@@ -19682,7 +20391,7 @@
           <w:szCs w:val="28"/>
         </w:rPr>
       </w:pPr>
-      <w:bookmarkStart w:id="33" w:name="_Toc26597"/>
+      <w:bookmarkStart w:id="34" w:name="_Toc1362"/>
       <w:r>
         <w:rPr>
           <w:rFonts w:hint="default" w:ascii="Times New Roman" w:hAnsi="Times New Roman" w:eastAsia="宋体" w:cs="Times New Roman"/>
@@ -19726,7 +20435,7 @@
         </w:rPr>
         <w:t>核心类设计</w:t>
       </w:r>
-      <w:bookmarkEnd w:id="33"/>
+      <w:bookmarkEnd w:id="34"/>
     </w:p>
     <w:p>
       <w:pPr>
@@ -19762,7 +20471,7 @@
           <w:shd w:val="clear" w:fill="FFFFFF"/>
         </w:rPr>
       </w:pPr>
-      <w:bookmarkStart w:id="34" w:name="_Toc11530"/>
+      <w:bookmarkStart w:id="35" w:name="_Toc25529"/>
       <w:r>
         <w:rPr>
           <w:rFonts w:hint="default" w:ascii="Times New Roman" w:hAnsi="Times New Roman" w:eastAsia="宋体" w:cs="Times New Roman"/>
@@ -19835,7 +20544,7 @@
         </w:rPr>
         <w:t>InventoryComponent（库容管理）</w:t>
       </w:r>
-      <w:bookmarkEnd w:id="34"/>
+      <w:bookmarkEnd w:id="35"/>
     </w:p>
     <w:p>
       <w:pPr>
@@ -20009,7 +20718,7 @@
           <w:szCs w:val="24"/>
         </w:rPr>
       </w:pPr>
-      <w:bookmarkStart w:id="35" w:name="_Toc28845"/>
+      <w:bookmarkStart w:id="36" w:name="_Toc7931"/>
       <w:r>
         <w:rPr>
           <w:rFonts w:hint="default" w:ascii="Times New Roman" w:hAnsi="Times New Roman" w:eastAsia="宋体" w:cs="Times New Roman"/>
@@ -20068,7 +20777,7 @@
         </w:rPr>
         <w:t>Base（刻印基类）</w:t>
       </w:r>
-      <w:bookmarkEnd w:id="35"/>
+      <w:bookmarkEnd w:id="36"/>
     </w:p>
     <w:p>
       <w:pPr>
@@ -20344,7 +21053,7 @@
           <w:szCs w:val="24"/>
         </w:rPr>
       </w:pPr>
-      <w:bookmarkStart w:id="36" w:name="_Toc31488"/>
+      <w:bookmarkStart w:id="37" w:name="_Toc31556"/>
       <w:r>
         <w:rPr>
           <w:rFonts w:hint="default" w:ascii="Times New Roman" w:hAnsi="Times New Roman" w:eastAsia="宋体" w:cs="Times New Roman"/>
@@ -20389,7 +21098,7 @@
         </w:rPr>
         <w:t>. UTravelEventComponent（持续事件转发组件）</w:t>
       </w:r>
-      <w:bookmarkEnd w:id="36"/>
+      <w:bookmarkEnd w:id="37"/>
     </w:p>
     <w:p>
       <w:pPr>
@@ -20488,7 +21197,968 @@
         <w:adjustRightInd/>
         <w:snapToGrid/>
         <w:spacing w:line="240" w:lineRule="auto"/>
+        <w:textAlignment w:val="auto"/>
+        <w:outlineLvl w:val="9"/>
+        <w:rPr>
+          <w:rFonts w:hint="default" w:ascii="Times New Roman" w:hAnsi="Times New Roman" w:eastAsia="宋体" w:cs="Times New Roman"/>
+          <w:b w:val="0"/>
+          <w:bCs w:val="0"/>
+          <w:caps w:val="0"/>
+          <w:color w:val="0F1115"/>
+          <w:spacing w:val="0"/>
+          <w:sz w:val="24"/>
+          <w:szCs w:val="24"/>
+          <w:shd w:val="clear" w:fill="FFFFFF"/>
+          <w:lang w:val="en-US" w:eastAsia="zh-CN"/>
+        </w:rPr>
+      </w:pPr>
+    </w:p>
+    <w:p>
+      <w:pPr>
+        <w:keepNext w:val="0"/>
+        <w:keepLines w:val="0"/>
+        <w:pageBreakBefore w:val="0"/>
+        <w:kinsoku/>
+        <w:wordWrap w:val="0"/>
+        <w:overflowPunct/>
+        <w:topLinePunct w:val="0"/>
+        <w:autoSpaceDE/>
+        <w:autoSpaceDN/>
+        <w:bidi w:val="0"/>
+        <w:adjustRightInd/>
+        <w:snapToGrid/>
+        <w:spacing w:line="240" w:lineRule="auto"/>
+        <w:textAlignment w:val="auto"/>
+        <w:outlineLvl w:val="2"/>
+        <w:rPr>
+          <w:rFonts w:hint="default" w:ascii="Times New Roman" w:hAnsi="Times New Roman" w:eastAsia="宋体" w:cs="Times New Roman"/>
+          <w:b/>
+          <w:bCs/>
+          <w:caps w:val="0"/>
+          <w:color w:val="0F1115"/>
+          <w:spacing w:val="0"/>
+          <w:kern w:val="0"/>
+          <w:sz w:val="24"/>
+          <w:szCs w:val="24"/>
+          <w:shd w:val="clear" w:fill="FFFFFF"/>
+          <w:lang w:val="en-US" w:eastAsia="zh-CN" w:bidi="ar"/>
+        </w:rPr>
+      </w:pPr>
+      <w:bookmarkStart w:id="38" w:name="_Toc18411"/>
+      <w:r>
+        <w:rPr>
+          <w:rFonts w:hint="default" w:ascii="Times New Roman" w:hAnsi="Times New Roman" w:eastAsia="宋体" w:cs="Times New Roman"/>
+          <w:b/>
+          <w:bCs/>
+          <w:caps w:val="0"/>
+          <w:color w:val="0F1115"/>
+          <w:spacing w:val="0"/>
+          <w:kern w:val="0"/>
+          <w:sz w:val="24"/>
+          <w:szCs w:val="24"/>
+          <w:shd w:val="clear" w:fill="FFFFFF"/>
+          <w:lang w:val="en-US" w:eastAsia="zh-CN" w:bidi="ar"/>
+        </w:rPr>
+        <w:t>5.3.4.UAttributeSet（属性集）</w:t>
+      </w:r>
+      <w:bookmarkEnd w:id="38"/>
+    </w:p>
+    <w:p>
+      <w:pPr>
+        <w:keepNext w:val="0"/>
+        <w:keepLines w:val="0"/>
+        <w:pageBreakBefore w:val="0"/>
+        <w:kinsoku/>
+        <w:wordWrap w:val="0"/>
+        <w:overflowPunct/>
+        <w:topLinePunct w:val="0"/>
+        <w:autoSpaceDE/>
+        <w:autoSpaceDN/>
+        <w:bidi w:val="0"/>
+        <w:adjustRightInd/>
+        <w:snapToGrid/>
+        <w:spacing w:line="240" w:lineRule="auto"/>
         <w:ind w:firstLine="420" w:firstLineChars="0"/>
+        <w:textAlignment w:val="auto"/>
+        <w:outlineLvl w:val="9"/>
+        <w:rPr>
+          <w:rFonts w:hint="default" w:ascii="Times New Roman" w:hAnsi="Times New Roman" w:eastAsia="宋体" w:cs="Times New Roman"/>
+          <w:b w:val="0"/>
+          <w:bCs w:val="0"/>
+          <w:caps w:val="0"/>
+          <w:color w:val="0F1115"/>
+          <w:spacing w:val="0"/>
+          <w:sz w:val="24"/>
+          <w:szCs w:val="24"/>
+          <w:shd w:val="clear" w:fill="FFFFFF"/>
+          <w:lang w:val="en-US" w:eastAsia="zh-CN"/>
+        </w:rPr>
+      </w:pPr>
+      <w:r>
+        <w:rPr>
+          <w:rFonts w:hint="default" w:ascii="Times New Roman" w:hAnsi="Times New Roman" w:eastAsia="宋体" w:cs="Times New Roman"/>
+          <w:b w:val="0"/>
+          <w:bCs w:val="0"/>
+          <w:caps w:val="0"/>
+          <w:color w:val="0F1115"/>
+          <w:spacing w:val="0"/>
+          <w:sz w:val="24"/>
+          <w:szCs w:val="24"/>
+          <w:shd w:val="clear" w:fill="FFFFFF"/>
+          <w:lang w:val="en-US" w:eastAsia="zh-CN"/>
+        </w:rPr>
+        <w:t>属性集承载角色的所有战斗属性，并作为伤害处理的统一出口。</w:t>
+      </w:r>
+    </w:p>
+    <w:tbl>
+      <w:tblPr>
+        <w:tblStyle w:val="14"/>
+        <w:tblW w:w="0" w:type="auto"/>
+        <w:tblInd w:w="0" w:type="dxa"/>
+        <w:tblBorders>
+          <w:top w:val="single" w:color="auto" w:sz="4" w:space="0"/>
+          <w:left w:val="single" w:color="auto" w:sz="4" w:space="0"/>
+          <w:bottom w:val="single" w:color="auto" w:sz="4" w:space="0"/>
+          <w:right w:val="single" w:color="auto" w:sz="4" w:space="0"/>
+          <w:insideH w:val="single" w:color="auto" w:sz="4" w:space="0"/>
+          <w:insideV w:val="single" w:color="auto" w:sz="4" w:space="0"/>
+        </w:tblBorders>
+        <w:tblLayout w:type="autofit"/>
+        <w:tblCellMar>
+          <w:left w:w="108" w:type="dxa"/>
+          <w:right w:w="108" w:type="dxa"/>
+        </w:tblCellMar>
+      </w:tblPr>
+      <w:tblGrid>
+        <w:gridCol w:w="3363"/>
+        <w:gridCol w:w="1314"/>
+        <w:gridCol w:w="3845"/>
+      </w:tblGrid>
+      <w:tr>
+        <w:tblPrEx>
+          <w:tblBorders>
+            <w:top w:val="single" w:color="auto" w:sz="4" w:space="0"/>
+            <w:left w:val="single" w:color="auto" w:sz="4" w:space="0"/>
+            <w:bottom w:val="single" w:color="auto" w:sz="4" w:space="0"/>
+            <w:right w:val="single" w:color="auto" w:sz="4" w:space="0"/>
+            <w:insideH w:val="single" w:color="auto" w:sz="4" w:space="0"/>
+            <w:insideV w:val="single" w:color="auto" w:sz="4" w:space="0"/>
+          </w:tblBorders>
+          <w:tblCellMar>
+            <w:left w:w="108" w:type="dxa"/>
+            <w:right w:w="108" w:type="dxa"/>
+          </w:tblCellMar>
+        </w:tblPrEx>
+        <w:tc>
+          <w:tcPr>
+            <w:tcW w:w="3363" w:type="dxa"/>
+          </w:tcPr>
+          <w:p>
+            <w:pPr>
+              <w:keepNext w:val="0"/>
+              <w:keepLines w:val="0"/>
+              <w:pageBreakBefore w:val="0"/>
+              <w:widowControl/>
+              <w:suppressLineNumbers w:val="0"/>
+              <w:kinsoku/>
+              <w:wordWrap w:val="0"/>
+              <w:overflowPunct/>
+              <w:topLinePunct w:val="0"/>
+              <w:autoSpaceDE/>
+              <w:autoSpaceDN/>
+              <w:bidi w:val="0"/>
+              <w:adjustRightInd/>
+              <w:snapToGrid/>
+              <w:spacing w:before="0" w:beforeAutospacing="0" w:after="0" w:afterAutospacing="0" w:line="240" w:lineRule="auto"/>
+              <w:ind w:right="0"/>
+              <w:textAlignment w:val="auto"/>
+              <w:outlineLvl w:val="9"/>
+              <w:rPr>
+                <w:rFonts w:hint="default" w:ascii="Times New Roman" w:hAnsi="Times New Roman" w:eastAsia="宋体" w:cs="Times New Roman"/>
+                <w:sz w:val="21"/>
+                <w:szCs w:val="21"/>
+                <w:vertAlign w:val="baseline"/>
+                <w:lang w:val="en-US" w:eastAsia="zh-CN"/>
+              </w:rPr>
+            </w:pPr>
+            <w:r>
+              <w:rPr>
+                <w:rFonts w:hint="default" w:ascii="Times New Roman" w:hAnsi="Times New Roman" w:eastAsia="宋体" w:cs="Times New Roman"/>
+                <w:sz w:val="21"/>
+                <w:szCs w:val="21"/>
+                <w:vertAlign w:val="baseline"/>
+                <w:lang w:val="en-US" w:eastAsia="zh-CN"/>
+              </w:rPr>
+              <w:t>属性</w:t>
+            </w:r>
+          </w:p>
+        </w:tc>
+        <w:tc>
+          <w:tcPr>
+            <w:tcW w:w="1314" w:type="dxa"/>
+          </w:tcPr>
+          <w:p>
+            <w:pPr>
+              <w:keepNext w:val="0"/>
+              <w:keepLines w:val="0"/>
+              <w:pageBreakBefore w:val="0"/>
+              <w:widowControl/>
+              <w:suppressLineNumbers w:val="0"/>
+              <w:kinsoku/>
+              <w:wordWrap w:val="0"/>
+              <w:overflowPunct/>
+              <w:topLinePunct w:val="0"/>
+              <w:autoSpaceDE/>
+              <w:autoSpaceDN/>
+              <w:bidi w:val="0"/>
+              <w:adjustRightInd/>
+              <w:snapToGrid/>
+              <w:spacing w:before="0" w:beforeAutospacing="0" w:after="0" w:afterAutospacing="0" w:line="240" w:lineRule="auto"/>
+              <w:ind w:right="0"/>
+              <w:textAlignment w:val="auto"/>
+              <w:outlineLvl w:val="9"/>
+              <w:rPr>
+                <w:rFonts w:hint="default" w:ascii="Times New Roman" w:hAnsi="Times New Roman" w:eastAsia="宋体" w:cs="Times New Roman"/>
+                <w:sz w:val="21"/>
+                <w:szCs w:val="21"/>
+                <w:vertAlign w:val="baseline"/>
+                <w:lang w:val="en-US" w:eastAsia="zh-CN"/>
+              </w:rPr>
+            </w:pPr>
+            <w:r>
+              <w:rPr>
+                <w:rFonts w:hint="default" w:ascii="Times New Roman" w:hAnsi="Times New Roman" w:eastAsia="宋体" w:cs="Times New Roman"/>
+                <w:sz w:val="21"/>
+                <w:szCs w:val="21"/>
+                <w:vertAlign w:val="baseline"/>
+                <w:lang w:val="en-US" w:eastAsia="zh-CN"/>
+              </w:rPr>
+              <w:t>类型</w:t>
+            </w:r>
+          </w:p>
+        </w:tc>
+        <w:tc>
+          <w:tcPr>
+            <w:tcW w:w="3845" w:type="dxa"/>
+          </w:tcPr>
+          <w:p>
+            <w:pPr>
+              <w:keepNext w:val="0"/>
+              <w:keepLines w:val="0"/>
+              <w:pageBreakBefore w:val="0"/>
+              <w:widowControl/>
+              <w:suppressLineNumbers w:val="0"/>
+              <w:kinsoku/>
+              <w:wordWrap w:val="0"/>
+              <w:overflowPunct/>
+              <w:topLinePunct w:val="0"/>
+              <w:autoSpaceDE/>
+              <w:autoSpaceDN/>
+              <w:bidi w:val="0"/>
+              <w:adjustRightInd/>
+              <w:snapToGrid/>
+              <w:spacing w:before="0" w:beforeAutospacing="0" w:after="0" w:afterAutospacing="0" w:line="240" w:lineRule="auto"/>
+              <w:ind w:right="0"/>
+              <w:textAlignment w:val="auto"/>
+              <w:outlineLvl w:val="9"/>
+              <w:rPr>
+                <w:rFonts w:hint="default" w:ascii="Times New Roman" w:hAnsi="Times New Roman" w:eastAsia="宋体" w:cs="Times New Roman"/>
+                <w:sz w:val="21"/>
+                <w:szCs w:val="21"/>
+                <w:vertAlign w:val="baseline"/>
+                <w:lang w:val="en-US" w:eastAsia="zh-CN"/>
+              </w:rPr>
+            </w:pPr>
+            <w:r>
+              <w:rPr>
+                <w:rFonts w:hint="default" w:ascii="Times New Roman" w:hAnsi="Times New Roman" w:eastAsia="宋体" w:cs="Times New Roman"/>
+                <w:sz w:val="21"/>
+                <w:szCs w:val="21"/>
+                <w:vertAlign w:val="baseline"/>
+                <w:lang w:val="en-US" w:eastAsia="zh-CN"/>
+              </w:rPr>
+              <w:t>说明</w:t>
+            </w:r>
+          </w:p>
+        </w:tc>
+      </w:tr>
+      <w:tr>
+        <w:tblPrEx>
+          <w:tblBorders>
+            <w:top w:val="single" w:color="auto" w:sz="4" w:space="0"/>
+            <w:left w:val="single" w:color="auto" w:sz="4" w:space="0"/>
+            <w:bottom w:val="single" w:color="auto" w:sz="4" w:space="0"/>
+            <w:right w:val="single" w:color="auto" w:sz="4" w:space="0"/>
+            <w:insideH w:val="single" w:color="auto" w:sz="4" w:space="0"/>
+            <w:insideV w:val="single" w:color="auto" w:sz="4" w:space="0"/>
+          </w:tblBorders>
+        </w:tblPrEx>
+        <w:tc>
+          <w:tcPr>
+            <w:tcW w:w="3363" w:type="dxa"/>
+          </w:tcPr>
+          <w:p>
+            <w:pPr>
+              <w:keepNext w:val="0"/>
+              <w:keepLines w:val="0"/>
+              <w:pageBreakBefore w:val="0"/>
+              <w:widowControl/>
+              <w:suppressLineNumbers w:val="0"/>
+              <w:kinsoku/>
+              <w:wordWrap w:val="0"/>
+              <w:overflowPunct/>
+              <w:topLinePunct w:val="0"/>
+              <w:autoSpaceDE/>
+              <w:autoSpaceDN/>
+              <w:bidi w:val="0"/>
+              <w:adjustRightInd/>
+              <w:snapToGrid/>
+              <w:spacing w:before="0" w:beforeAutospacing="0" w:after="0" w:afterAutospacing="0" w:line="240" w:lineRule="auto"/>
+              <w:ind w:right="0"/>
+              <w:textAlignment w:val="auto"/>
+              <w:outlineLvl w:val="9"/>
+              <w:rPr>
+                <w:rFonts w:hint="default" w:ascii="Times New Roman" w:hAnsi="Times New Roman" w:eastAsia="宋体" w:cs="Times New Roman"/>
+                <w:sz w:val="21"/>
+                <w:szCs w:val="21"/>
+                <w:vertAlign w:val="baseline"/>
+                <w:lang w:val="en-US" w:eastAsia="zh-CN"/>
+              </w:rPr>
+            </w:pPr>
+            <w:r>
+              <w:rPr>
+                <w:rFonts w:hint="default" w:ascii="Times New Roman" w:hAnsi="Times New Roman" w:eastAsia="宋体" w:cs="Times New Roman"/>
+                <w:sz w:val="21"/>
+                <w:szCs w:val="21"/>
+                <w:vertAlign w:val="baseline"/>
+                <w:lang w:val="en-US" w:eastAsia="zh-CN"/>
+              </w:rPr>
+              <w:t>Health</w:t>
+            </w:r>
+          </w:p>
+        </w:tc>
+        <w:tc>
+          <w:tcPr>
+            <w:tcW w:w="1314" w:type="dxa"/>
+          </w:tcPr>
+          <w:p>
+            <w:pPr>
+              <w:keepNext w:val="0"/>
+              <w:keepLines w:val="0"/>
+              <w:pageBreakBefore w:val="0"/>
+              <w:widowControl/>
+              <w:suppressLineNumbers w:val="0"/>
+              <w:kinsoku/>
+              <w:wordWrap w:val="0"/>
+              <w:overflowPunct/>
+              <w:topLinePunct w:val="0"/>
+              <w:autoSpaceDE/>
+              <w:autoSpaceDN/>
+              <w:bidi w:val="0"/>
+              <w:adjustRightInd/>
+              <w:snapToGrid/>
+              <w:spacing w:before="0" w:beforeAutospacing="0" w:after="0" w:afterAutospacing="0" w:line="240" w:lineRule="auto"/>
+              <w:ind w:right="0"/>
+              <w:textAlignment w:val="auto"/>
+              <w:outlineLvl w:val="9"/>
+              <w:rPr>
+                <w:rFonts w:hint="default" w:ascii="Times New Roman" w:hAnsi="Times New Roman" w:eastAsia="宋体" w:cs="Times New Roman"/>
+                <w:sz w:val="21"/>
+                <w:szCs w:val="21"/>
+                <w:vertAlign w:val="baseline"/>
+                <w:lang w:val="en-US" w:eastAsia="zh-CN"/>
+              </w:rPr>
+            </w:pPr>
+            <w:r>
+              <w:rPr>
+                <w:rFonts w:hint="default" w:ascii="Times New Roman" w:hAnsi="Times New Roman" w:eastAsia="宋体" w:cs="Times New Roman"/>
+                <w:sz w:val="21"/>
+                <w:szCs w:val="21"/>
+                <w:vertAlign w:val="baseline"/>
+                <w:lang w:val="en-US" w:eastAsia="zh-CN"/>
+              </w:rPr>
+              <w:t>常规属性</w:t>
+            </w:r>
+          </w:p>
+        </w:tc>
+        <w:tc>
+          <w:tcPr>
+            <w:tcW w:w="3845" w:type="dxa"/>
+          </w:tcPr>
+          <w:p>
+            <w:pPr>
+              <w:keepNext w:val="0"/>
+              <w:keepLines w:val="0"/>
+              <w:pageBreakBefore w:val="0"/>
+              <w:widowControl/>
+              <w:suppressLineNumbers w:val="0"/>
+              <w:kinsoku/>
+              <w:wordWrap w:val="0"/>
+              <w:overflowPunct/>
+              <w:topLinePunct w:val="0"/>
+              <w:autoSpaceDE/>
+              <w:autoSpaceDN/>
+              <w:bidi w:val="0"/>
+              <w:adjustRightInd/>
+              <w:snapToGrid/>
+              <w:spacing w:before="0" w:beforeAutospacing="0" w:after="0" w:afterAutospacing="0" w:line="240" w:lineRule="auto"/>
+              <w:ind w:right="0"/>
+              <w:textAlignment w:val="auto"/>
+              <w:outlineLvl w:val="9"/>
+              <w:rPr>
+                <w:rFonts w:hint="default" w:ascii="Times New Roman" w:hAnsi="Times New Roman" w:eastAsia="宋体" w:cs="Times New Roman"/>
+                <w:sz w:val="21"/>
+                <w:szCs w:val="21"/>
+                <w:vertAlign w:val="baseline"/>
+                <w:lang w:val="en-US" w:eastAsia="zh-CN"/>
+              </w:rPr>
+            </w:pPr>
+            <w:r>
+              <w:rPr>
+                <w:rFonts w:hint="default" w:ascii="Times New Roman" w:hAnsi="Times New Roman" w:eastAsia="宋体" w:cs="Times New Roman"/>
+                <w:sz w:val="21"/>
+                <w:szCs w:val="21"/>
+                <w:vertAlign w:val="baseline"/>
+                <w:lang w:val="en-US" w:eastAsia="zh-CN"/>
+              </w:rPr>
+              <w:t>当前生命值，Clamp 至 [0, MaxHealth]</w:t>
+            </w:r>
+          </w:p>
+        </w:tc>
+      </w:tr>
+      <w:tr>
+        <w:tblPrEx>
+          <w:tblBorders>
+            <w:top w:val="single" w:color="auto" w:sz="4" w:space="0"/>
+            <w:left w:val="single" w:color="auto" w:sz="4" w:space="0"/>
+            <w:bottom w:val="single" w:color="auto" w:sz="4" w:space="0"/>
+            <w:right w:val="single" w:color="auto" w:sz="4" w:space="0"/>
+            <w:insideH w:val="single" w:color="auto" w:sz="4" w:space="0"/>
+            <w:insideV w:val="single" w:color="auto" w:sz="4" w:space="0"/>
+          </w:tblBorders>
+          <w:tblCellMar>
+            <w:left w:w="108" w:type="dxa"/>
+            <w:right w:w="108" w:type="dxa"/>
+          </w:tblCellMar>
+        </w:tblPrEx>
+        <w:tc>
+          <w:tcPr>
+            <w:tcW w:w="3363" w:type="dxa"/>
+          </w:tcPr>
+          <w:p>
+            <w:pPr>
+              <w:keepNext w:val="0"/>
+              <w:keepLines w:val="0"/>
+              <w:pageBreakBefore w:val="0"/>
+              <w:widowControl/>
+              <w:suppressLineNumbers w:val="0"/>
+              <w:kinsoku/>
+              <w:wordWrap w:val="0"/>
+              <w:overflowPunct/>
+              <w:topLinePunct w:val="0"/>
+              <w:autoSpaceDE/>
+              <w:autoSpaceDN/>
+              <w:bidi w:val="0"/>
+              <w:adjustRightInd/>
+              <w:snapToGrid/>
+              <w:spacing w:before="0" w:beforeAutospacing="0" w:after="0" w:afterAutospacing="0" w:line="240" w:lineRule="auto"/>
+              <w:ind w:right="0"/>
+              <w:textAlignment w:val="auto"/>
+              <w:outlineLvl w:val="9"/>
+              <w:rPr>
+                <w:rFonts w:hint="default" w:ascii="Times New Roman" w:hAnsi="Times New Roman" w:eastAsia="宋体" w:cs="Times New Roman"/>
+                <w:sz w:val="21"/>
+                <w:szCs w:val="21"/>
+                <w:vertAlign w:val="baseline"/>
+                <w:lang w:val="en-US" w:eastAsia="zh-CN"/>
+              </w:rPr>
+            </w:pPr>
+            <w:r>
+              <w:rPr>
+                <w:rFonts w:hint="default" w:ascii="Times New Roman" w:hAnsi="Times New Roman" w:eastAsia="宋体" w:cs="Times New Roman"/>
+                <w:sz w:val="21"/>
+                <w:szCs w:val="21"/>
+                <w:vertAlign w:val="baseline"/>
+                <w:lang w:val="en-US" w:eastAsia="zh-CN"/>
+              </w:rPr>
+              <w:t>MaxHealth</w:t>
+            </w:r>
+          </w:p>
+        </w:tc>
+        <w:tc>
+          <w:tcPr>
+            <w:tcW w:w="1314" w:type="dxa"/>
+          </w:tcPr>
+          <w:p>
+            <w:pPr>
+              <w:keepNext w:val="0"/>
+              <w:keepLines w:val="0"/>
+              <w:pageBreakBefore w:val="0"/>
+              <w:widowControl/>
+              <w:suppressLineNumbers w:val="0"/>
+              <w:kinsoku/>
+              <w:wordWrap w:val="0"/>
+              <w:overflowPunct/>
+              <w:topLinePunct w:val="0"/>
+              <w:autoSpaceDE/>
+              <w:autoSpaceDN/>
+              <w:bidi w:val="0"/>
+              <w:adjustRightInd/>
+              <w:snapToGrid/>
+              <w:spacing w:before="0" w:beforeAutospacing="0" w:after="0" w:afterAutospacing="0" w:line="240" w:lineRule="auto"/>
+              <w:ind w:right="0"/>
+              <w:textAlignment w:val="auto"/>
+              <w:outlineLvl w:val="9"/>
+              <w:rPr>
+                <w:rFonts w:hint="default" w:ascii="Times New Roman" w:hAnsi="Times New Roman" w:eastAsia="宋体" w:cs="Times New Roman"/>
+                <w:sz w:val="21"/>
+                <w:szCs w:val="21"/>
+                <w:vertAlign w:val="baseline"/>
+                <w:lang w:val="en-US" w:eastAsia="zh-CN"/>
+              </w:rPr>
+            </w:pPr>
+            <w:r>
+              <w:rPr>
+                <w:rFonts w:hint="default" w:ascii="Times New Roman" w:hAnsi="Times New Roman" w:eastAsia="宋体" w:cs="Times New Roman"/>
+                <w:sz w:val="21"/>
+                <w:szCs w:val="21"/>
+                <w:vertAlign w:val="baseline"/>
+                <w:lang w:val="en-US" w:eastAsia="zh-CN"/>
+              </w:rPr>
+              <w:t>常规属性</w:t>
+            </w:r>
+          </w:p>
+        </w:tc>
+        <w:tc>
+          <w:tcPr>
+            <w:tcW w:w="3845" w:type="dxa"/>
+          </w:tcPr>
+          <w:p>
+            <w:pPr>
+              <w:keepNext w:val="0"/>
+              <w:keepLines w:val="0"/>
+              <w:pageBreakBefore w:val="0"/>
+              <w:widowControl/>
+              <w:suppressLineNumbers w:val="0"/>
+              <w:kinsoku/>
+              <w:wordWrap w:val="0"/>
+              <w:overflowPunct/>
+              <w:topLinePunct w:val="0"/>
+              <w:autoSpaceDE/>
+              <w:autoSpaceDN/>
+              <w:bidi w:val="0"/>
+              <w:adjustRightInd/>
+              <w:snapToGrid/>
+              <w:spacing w:before="0" w:beforeAutospacing="0" w:after="0" w:afterAutospacing="0" w:line="240" w:lineRule="auto"/>
+              <w:ind w:right="0"/>
+              <w:textAlignment w:val="auto"/>
+              <w:outlineLvl w:val="9"/>
+              <w:rPr>
+                <w:rFonts w:hint="default" w:ascii="Times New Roman" w:hAnsi="Times New Roman" w:eastAsia="宋体" w:cs="Times New Roman"/>
+                <w:sz w:val="21"/>
+                <w:szCs w:val="21"/>
+                <w:vertAlign w:val="baseline"/>
+                <w:lang w:val="en-US" w:eastAsia="zh-CN"/>
+              </w:rPr>
+            </w:pPr>
+            <w:r>
+              <w:rPr>
+                <w:rFonts w:hint="default" w:ascii="Times New Roman" w:hAnsi="Times New Roman" w:eastAsia="宋体" w:cs="Times New Roman"/>
+                <w:sz w:val="21"/>
+                <w:szCs w:val="21"/>
+                <w:vertAlign w:val="baseline"/>
+                <w:lang w:val="en-US" w:eastAsia="zh-CN"/>
+              </w:rPr>
+              <w:t>最大生命值</w:t>
+            </w:r>
+          </w:p>
+        </w:tc>
+      </w:tr>
+      <w:tr>
+        <w:tblPrEx>
+          <w:tblBorders>
+            <w:top w:val="single" w:color="auto" w:sz="4" w:space="0"/>
+            <w:left w:val="single" w:color="auto" w:sz="4" w:space="0"/>
+            <w:bottom w:val="single" w:color="auto" w:sz="4" w:space="0"/>
+            <w:right w:val="single" w:color="auto" w:sz="4" w:space="0"/>
+            <w:insideH w:val="single" w:color="auto" w:sz="4" w:space="0"/>
+            <w:insideV w:val="single" w:color="auto" w:sz="4" w:space="0"/>
+          </w:tblBorders>
+        </w:tblPrEx>
+        <w:tc>
+          <w:tcPr>
+            <w:tcW w:w="3363" w:type="dxa"/>
+          </w:tcPr>
+          <w:p>
+            <w:pPr>
+              <w:keepNext w:val="0"/>
+              <w:keepLines w:val="0"/>
+              <w:pageBreakBefore w:val="0"/>
+              <w:widowControl/>
+              <w:suppressLineNumbers w:val="0"/>
+              <w:kinsoku/>
+              <w:wordWrap w:val="0"/>
+              <w:overflowPunct/>
+              <w:topLinePunct w:val="0"/>
+              <w:autoSpaceDE/>
+              <w:autoSpaceDN/>
+              <w:bidi w:val="0"/>
+              <w:adjustRightInd/>
+              <w:snapToGrid/>
+              <w:spacing w:before="0" w:beforeAutospacing="0" w:after="0" w:afterAutospacing="0" w:line="240" w:lineRule="auto"/>
+              <w:ind w:right="0"/>
+              <w:textAlignment w:val="auto"/>
+              <w:outlineLvl w:val="9"/>
+              <w:rPr>
+                <w:rFonts w:hint="default" w:ascii="Times New Roman" w:hAnsi="Times New Roman" w:eastAsia="宋体" w:cs="Times New Roman"/>
+                <w:sz w:val="21"/>
+                <w:szCs w:val="21"/>
+                <w:vertAlign w:val="baseline"/>
+                <w:lang w:val="en-US" w:eastAsia="zh-CN"/>
+              </w:rPr>
+            </w:pPr>
+            <w:r>
+              <w:rPr>
+                <w:rFonts w:hint="default" w:ascii="Times New Roman" w:hAnsi="Times New Roman" w:eastAsia="宋体" w:cs="Times New Roman"/>
+                <w:sz w:val="21"/>
+                <w:szCs w:val="21"/>
+                <w:vertAlign w:val="baseline"/>
+                <w:lang w:val="en-US" w:eastAsia="zh-CN"/>
+              </w:rPr>
+              <w:t>FireResistance / WaterResistance / WindResistance / SoilResistance</w:t>
+            </w:r>
+          </w:p>
+        </w:tc>
+        <w:tc>
+          <w:tcPr>
+            <w:tcW w:w="1314" w:type="dxa"/>
+          </w:tcPr>
+          <w:p>
+            <w:pPr>
+              <w:keepNext w:val="0"/>
+              <w:keepLines w:val="0"/>
+              <w:pageBreakBefore w:val="0"/>
+              <w:widowControl/>
+              <w:suppressLineNumbers w:val="0"/>
+              <w:kinsoku/>
+              <w:wordWrap w:val="0"/>
+              <w:overflowPunct/>
+              <w:topLinePunct w:val="0"/>
+              <w:autoSpaceDE/>
+              <w:autoSpaceDN/>
+              <w:bidi w:val="0"/>
+              <w:adjustRightInd/>
+              <w:snapToGrid/>
+              <w:spacing w:before="0" w:beforeAutospacing="0" w:after="0" w:afterAutospacing="0" w:line="240" w:lineRule="auto"/>
+              <w:ind w:right="0"/>
+              <w:textAlignment w:val="auto"/>
+              <w:outlineLvl w:val="9"/>
+              <w:rPr>
+                <w:rFonts w:hint="default" w:ascii="Times New Roman" w:hAnsi="Times New Roman" w:eastAsia="宋体" w:cs="Times New Roman"/>
+                <w:sz w:val="21"/>
+                <w:szCs w:val="21"/>
+                <w:vertAlign w:val="baseline"/>
+                <w:lang w:val="en-US" w:eastAsia="zh-CN"/>
+              </w:rPr>
+            </w:pPr>
+            <w:r>
+              <w:rPr>
+                <w:rFonts w:hint="default" w:ascii="Times New Roman" w:hAnsi="Times New Roman" w:eastAsia="宋体" w:cs="Times New Roman"/>
+                <w:sz w:val="21"/>
+                <w:szCs w:val="21"/>
+                <w:vertAlign w:val="baseline"/>
+                <w:lang w:val="en-US" w:eastAsia="zh-CN"/>
+              </w:rPr>
+              <w:t>常规属性</w:t>
+            </w:r>
+          </w:p>
+        </w:tc>
+        <w:tc>
+          <w:tcPr>
+            <w:tcW w:w="3845" w:type="dxa"/>
+          </w:tcPr>
+          <w:p>
+            <w:pPr>
+              <w:keepNext w:val="0"/>
+              <w:keepLines w:val="0"/>
+              <w:pageBreakBefore w:val="0"/>
+              <w:widowControl/>
+              <w:suppressLineNumbers w:val="0"/>
+              <w:kinsoku/>
+              <w:wordWrap w:val="0"/>
+              <w:overflowPunct/>
+              <w:topLinePunct w:val="0"/>
+              <w:autoSpaceDE/>
+              <w:autoSpaceDN/>
+              <w:bidi w:val="0"/>
+              <w:adjustRightInd/>
+              <w:snapToGrid/>
+              <w:spacing w:before="0" w:beforeAutospacing="0" w:after="0" w:afterAutospacing="0" w:line="240" w:lineRule="auto"/>
+              <w:ind w:right="0"/>
+              <w:textAlignment w:val="auto"/>
+              <w:outlineLvl w:val="9"/>
+              <w:rPr>
+                <w:rFonts w:hint="default" w:ascii="Times New Roman" w:hAnsi="Times New Roman" w:eastAsia="宋体" w:cs="Times New Roman"/>
+                <w:sz w:val="21"/>
+                <w:szCs w:val="21"/>
+                <w:vertAlign w:val="baseline"/>
+                <w:lang w:val="en-US" w:eastAsia="zh-CN"/>
+              </w:rPr>
+            </w:pPr>
+            <w:r>
+              <w:rPr>
+                <w:rFonts w:hint="default" w:ascii="Times New Roman" w:hAnsi="Times New Roman" w:eastAsia="宋体" w:cs="Times New Roman"/>
+                <w:sz w:val="21"/>
+                <w:szCs w:val="21"/>
+                <w:vertAlign w:val="baseline"/>
+                <w:lang w:val="en-US" w:eastAsia="zh-CN"/>
+              </w:rPr>
+              <w:t>四种元素抗性，范围 [0, 1]</w:t>
+            </w:r>
+          </w:p>
+        </w:tc>
+      </w:tr>
+      <w:tr>
+        <w:tblPrEx>
+          <w:tblBorders>
+            <w:top w:val="single" w:color="auto" w:sz="4" w:space="0"/>
+            <w:left w:val="single" w:color="auto" w:sz="4" w:space="0"/>
+            <w:bottom w:val="single" w:color="auto" w:sz="4" w:space="0"/>
+            <w:right w:val="single" w:color="auto" w:sz="4" w:space="0"/>
+            <w:insideH w:val="single" w:color="auto" w:sz="4" w:space="0"/>
+            <w:insideV w:val="single" w:color="auto" w:sz="4" w:space="0"/>
+          </w:tblBorders>
+          <w:tblCellMar>
+            <w:left w:w="108" w:type="dxa"/>
+            <w:right w:w="108" w:type="dxa"/>
+          </w:tblCellMar>
+        </w:tblPrEx>
+        <w:tc>
+          <w:tcPr>
+            <w:tcW w:w="3363" w:type="dxa"/>
+          </w:tcPr>
+          <w:p>
+            <w:pPr>
+              <w:keepNext w:val="0"/>
+              <w:keepLines w:val="0"/>
+              <w:pageBreakBefore w:val="0"/>
+              <w:widowControl/>
+              <w:suppressLineNumbers w:val="0"/>
+              <w:kinsoku/>
+              <w:wordWrap w:val="0"/>
+              <w:overflowPunct/>
+              <w:topLinePunct w:val="0"/>
+              <w:autoSpaceDE/>
+              <w:autoSpaceDN/>
+              <w:bidi w:val="0"/>
+              <w:adjustRightInd/>
+              <w:snapToGrid/>
+              <w:spacing w:before="0" w:beforeAutospacing="0" w:after="0" w:afterAutospacing="0" w:line="240" w:lineRule="auto"/>
+              <w:ind w:right="0"/>
+              <w:textAlignment w:val="auto"/>
+              <w:outlineLvl w:val="9"/>
+              <w:rPr>
+                <w:rFonts w:hint="default" w:ascii="Times New Roman" w:hAnsi="Times New Roman" w:eastAsia="宋体" w:cs="Times New Roman"/>
+                <w:sz w:val="21"/>
+                <w:szCs w:val="21"/>
+                <w:vertAlign w:val="baseline"/>
+                <w:lang w:val="en-US" w:eastAsia="zh-CN"/>
+              </w:rPr>
+            </w:pPr>
+            <w:r>
+              <w:rPr>
+                <w:rFonts w:hint="default" w:ascii="Times New Roman" w:hAnsi="Times New Roman" w:eastAsia="宋体" w:cs="Times New Roman"/>
+                <w:sz w:val="21"/>
+                <w:szCs w:val="21"/>
+                <w:vertAlign w:val="baseline"/>
+                <w:lang w:val="en-US" w:eastAsia="zh-CN"/>
+              </w:rPr>
+              <w:t>IncomingDamage</w:t>
+            </w:r>
+          </w:p>
+        </w:tc>
+        <w:tc>
+          <w:tcPr>
+            <w:tcW w:w="1314" w:type="dxa"/>
+          </w:tcPr>
+          <w:p>
+            <w:pPr>
+              <w:keepNext w:val="0"/>
+              <w:keepLines w:val="0"/>
+              <w:pageBreakBefore w:val="0"/>
+              <w:widowControl/>
+              <w:suppressLineNumbers w:val="0"/>
+              <w:kinsoku/>
+              <w:wordWrap w:val="0"/>
+              <w:overflowPunct/>
+              <w:topLinePunct w:val="0"/>
+              <w:autoSpaceDE/>
+              <w:autoSpaceDN/>
+              <w:bidi w:val="0"/>
+              <w:adjustRightInd/>
+              <w:snapToGrid/>
+              <w:spacing w:before="0" w:beforeAutospacing="0" w:after="0" w:afterAutospacing="0" w:line="240" w:lineRule="auto"/>
+              <w:ind w:right="0"/>
+              <w:textAlignment w:val="auto"/>
+              <w:outlineLvl w:val="9"/>
+              <w:rPr>
+                <w:rFonts w:hint="default" w:ascii="Times New Roman" w:hAnsi="Times New Roman" w:eastAsia="宋体" w:cs="Times New Roman"/>
+                <w:sz w:val="21"/>
+                <w:szCs w:val="21"/>
+                <w:vertAlign w:val="baseline"/>
+                <w:lang w:val="en-US" w:eastAsia="zh-CN"/>
+              </w:rPr>
+            </w:pPr>
+            <w:r>
+              <w:rPr>
+                <w:rFonts w:hint="default" w:ascii="Times New Roman" w:hAnsi="Times New Roman" w:eastAsia="宋体" w:cs="Times New Roman"/>
+                <w:sz w:val="21"/>
+                <w:szCs w:val="21"/>
+                <w:vertAlign w:val="baseline"/>
+                <w:lang w:val="en-US" w:eastAsia="zh-CN"/>
+              </w:rPr>
+              <w:t>元属性</w:t>
+            </w:r>
+          </w:p>
+        </w:tc>
+        <w:tc>
+          <w:tcPr>
+            <w:tcW w:w="3845" w:type="dxa"/>
+          </w:tcPr>
+          <w:p>
+            <w:pPr>
+              <w:keepNext w:val="0"/>
+              <w:keepLines w:val="0"/>
+              <w:pageBreakBefore w:val="0"/>
+              <w:widowControl/>
+              <w:suppressLineNumbers w:val="0"/>
+              <w:kinsoku/>
+              <w:wordWrap w:val="0"/>
+              <w:overflowPunct/>
+              <w:topLinePunct w:val="0"/>
+              <w:autoSpaceDE/>
+              <w:autoSpaceDN/>
+              <w:bidi w:val="0"/>
+              <w:adjustRightInd/>
+              <w:snapToGrid/>
+              <w:spacing w:before="0" w:beforeAutospacing="0" w:after="0" w:afterAutospacing="0" w:line="240" w:lineRule="auto"/>
+              <w:ind w:right="0"/>
+              <w:textAlignment w:val="auto"/>
+              <w:outlineLvl w:val="9"/>
+              <w:rPr>
+                <w:rFonts w:hint="default" w:ascii="Times New Roman" w:hAnsi="Times New Roman" w:eastAsia="宋体" w:cs="Times New Roman"/>
+                <w:sz w:val="21"/>
+                <w:szCs w:val="21"/>
+                <w:vertAlign w:val="baseline"/>
+                <w:lang w:val="en-US" w:eastAsia="zh-CN"/>
+              </w:rPr>
+            </w:pPr>
+            <w:r>
+              <w:rPr>
+                <w:rFonts w:hint="default" w:ascii="Times New Roman" w:hAnsi="Times New Roman" w:eastAsia="宋体" w:cs="Times New Roman"/>
+                <w:sz w:val="21"/>
+                <w:szCs w:val="21"/>
+                <w:vertAlign w:val="baseline"/>
+                <w:lang w:val="en-US" w:eastAsia="zh-CN"/>
+              </w:rPr>
+              <w:t>伤害数值的临时容器</w:t>
+            </w:r>
+          </w:p>
+        </w:tc>
+      </w:tr>
+    </w:tbl>
+    <w:p>
+      <w:pPr>
+        <w:keepNext w:val="0"/>
+        <w:keepLines w:val="0"/>
+        <w:pageBreakBefore w:val="0"/>
+        <w:kinsoku/>
+        <w:wordWrap w:val="0"/>
+        <w:overflowPunct/>
+        <w:topLinePunct w:val="0"/>
+        <w:autoSpaceDE/>
+        <w:autoSpaceDN/>
+        <w:bidi w:val="0"/>
+        <w:adjustRightInd/>
+        <w:snapToGrid/>
+        <w:spacing w:line="240" w:lineRule="auto"/>
+        <w:ind w:firstLine="420" w:firstLineChars="0"/>
+        <w:textAlignment w:val="auto"/>
+        <w:outlineLvl w:val="9"/>
+        <w:rPr>
+          <w:rFonts w:hint="default" w:ascii="Times New Roman" w:hAnsi="Times New Roman" w:eastAsia="宋体" w:cs="Times New Roman"/>
+          <w:b w:val="0"/>
+          <w:bCs w:val="0"/>
+          <w:caps w:val="0"/>
+          <w:color w:val="0F1115"/>
+          <w:spacing w:val="0"/>
+          <w:sz w:val="24"/>
+          <w:szCs w:val="24"/>
+          <w:shd w:val="clear" w:fill="FFFFFF"/>
+          <w:lang w:val="en-US" w:eastAsia="zh-CN"/>
+        </w:rPr>
+      </w:pPr>
+      <w:r>
+        <w:rPr>
+          <w:rFonts w:hint="default" w:ascii="Times New Roman" w:hAnsi="Times New Roman" w:eastAsia="宋体" w:cs="Times New Roman"/>
+          <w:b w:val="0"/>
+          <w:bCs w:val="0"/>
+          <w:caps w:val="0"/>
+          <w:color w:val="0F1115"/>
+          <w:spacing w:val="0"/>
+          <w:sz w:val="24"/>
+          <w:szCs w:val="24"/>
+          <w:shd w:val="clear" w:fill="FFFFFF"/>
+          <w:lang w:val="en-US" w:eastAsia="zh-CN"/>
+        </w:rPr>
+        <w:t>伤害</w:t>
+      </w:r>
+      <w:r>
+        <w:rPr>
+          <w:rFonts w:hint="eastAsia" w:ascii="Times New Roman" w:hAnsi="Times New Roman" w:eastAsia="宋体" w:cs="Times New Roman"/>
+          <w:b w:val="0"/>
+          <w:bCs w:val="0"/>
+          <w:caps w:val="0"/>
+          <w:color w:val="0F1115"/>
+          <w:spacing w:val="0"/>
+          <w:sz w:val="24"/>
+          <w:szCs w:val="24"/>
+          <w:shd w:val="clear" w:fill="FFFFFF"/>
+          <w:lang w:val="en-US" w:eastAsia="zh-CN"/>
+        </w:rPr>
+        <w:t>处理</w:t>
+      </w:r>
+      <w:r>
+        <w:rPr>
+          <w:rFonts w:hint="default" w:ascii="Times New Roman" w:hAnsi="Times New Roman" w:eastAsia="宋体" w:cs="Times New Roman"/>
+          <w:b w:val="0"/>
+          <w:bCs w:val="0"/>
+          <w:caps w:val="0"/>
+          <w:color w:val="0F1115"/>
+          <w:spacing w:val="0"/>
+          <w:sz w:val="24"/>
+          <w:szCs w:val="24"/>
+          <w:shd w:val="clear" w:fill="FFFFFF"/>
+          <w:lang w:val="en-US" w:eastAsia="zh-CN"/>
+        </w:rPr>
+        <w:t>流程：ApplyDamageToTarget（即时伤害入口）与 DOT GE 周期触发（持续伤害入口）各自携带原始伤害值与元素类型汇聚到统一伤害 GE，该 GE 修改 IncomingDamage 元属性。PostGameplayEffectExecute 拦截该修改后读取值并清零，调用 CalculateFinalDamage：通过 GetAllAssetTags 提取元素类型，应用对应抗性，检测 Block（归零）与 DamageReduction（×0.6），得到最终伤害后应用到 Health，若生命归零则触发 CTags::Events::Death 事件。元素类型传递因来源而异：ApplyDamageToTarget 运行时通过 DynamicAssetTags 动态添加，DOT GE 由蓝图 Asset Tags 静态配置；GetAllAssetTags 合并两者统一读取，不区分来源。</w:t>
+      </w:r>
+    </w:p>
+    <w:p>
+      <w:pPr>
+        <w:keepNext w:val="0"/>
+        <w:keepLines w:val="0"/>
+        <w:pageBreakBefore w:val="0"/>
+        <w:kinsoku/>
+        <w:wordWrap w:val="0"/>
+        <w:overflowPunct/>
+        <w:topLinePunct w:val="0"/>
+        <w:autoSpaceDE/>
+        <w:autoSpaceDN/>
+        <w:bidi w:val="0"/>
+        <w:adjustRightInd/>
+        <w:snapToGrid/>
+        <w:spacing w:line="240" w:lineRule="auto"/>
         <w:textAlignment w:val="auto"/>
         <w:outlineLvl w:val="9"/>
         <w:rPr>
@@ -20538,7 +22208,7 @@
           <w:szCs w:val="28"/>
         </w:rPr>
       </w:pPr>
-      <w:bookmarkStart w:id="37" w:name="_Toc28927"/>
+      <w:bookmarkStart w:id="39" w:name="_Toc23135"/>
       <w:r>
         <w:rPr>
           <w:rFonts w:hint="default" w:ascii="Times New Roman" w:hAnsi="Times New Roman" w:eastAsia="宋体" w:cs="Times New Roman"/>
@@ -20597,7 +22267,7 @@
         </w:rPr>
         <w:t>数据驱动配置</w:t>
       </w:r>
-      <w:bookmarkEnd w:id="37"/>
+      <w:bookmarkEnd w:id="39"/>
     </w:p>
     <w:p>
       <w:pPr>
@@ -20669,7 +22339,7 @@
           <w:lang w:val="en-US" w:eastAsia="zh-CN"/>
         </w:rPr>
       </w:pPr>
-      <w:bookmarkStart w:id="38" w:name="_Toc21004"/>
+      <w:bookmarkStart w:id="40" w:name="_Toc8955"/>
       <w:r>
         <w:rPr>
           <w:rFonts w:hint="default" w:ascii="Times New Roman" w:hAnsi="Times New Roman" w:eastAsia="宋体" w:cs="Times New Roman"/>
@@ -20787,1249 +22457,7 @@
         </w:rPr>
         <w:t>Context</w:t>
       </w:r>
-      <w:bookmarkEnd w:id="38"/>
-    </w:p>
-    <w:tbl>
-      <w:tblPr>
-        <w:tblStyle w:val="14"/>
-        <w:tblW w:w="0" w:type="auto"/>
-        <w:tblInd w:w="0" w:type="dxa"/>
-        <w:tblBorders>
-          <w:top w:val="single" w:color="auto" w:sz="4" w:space="0"/>
-          <w:left w:val="single" w:color="auto" w:sz="4" w:space="0"/>
-          <w:bottom w:val="single" w:color="auto" w:sz="4" w:space="0"/>
-          <w:right w:val="single" w:color="auto" w:sz="4" w:space="0"/>
-          <w:insideH w:val="single" w:color="auto" w:sz="4" w:space="0"/>
-          <w:insideV w:val="single" w:color="auto" w:sz="4" w:space="0"/>
-        </w:tblBorders>
-        <w:tblLayout w:type="autofit"/>
-        <w:tblCellMar>
-          <w:top w:w="0" w:type="dxa"/>
-          <w:left w:w="108" w:type="dxa"/>
-          <w:bottom w:w="0" w:type="dxa"/>
-          <w:right w:w="108" w:type="dxa"/>
-        </w:tblCellMar>
-      </w:tblPr>
-      <w:tblGrid>
-        <w:gridCol w:w="4261"/>
-        <w:gridCol w:w="4261"/>
-      </w:tblGrid>
-      <w:tr>
-        <w:tblPrEx>
-          <w:tblBorders>
-            <w:top w:val="single" w:color="auto" w:sz="4" w:space="0"/>
-            <w:left w:val="single" w:color="auto" w:sz="4" w:space="0"/>
-            <w:bottom w:val="single" w:color="auto" w:sz="4" w:space="0"/>
-            <w:right w:val="single" w:color="auto" w:sz="4" w:space="0"/>
-            <w:insideH w:val="single" w:color="auto" w:sz="4" w:space="0"/>
-            <w:insideV w:val="single" w:color="auto" w:sz="4" w:space="0"/>
-          </w:tblBorders>
-        </w:tblPrEx>
-        <w:tc>
-          <w:tcPr>
-            <w:tcW w:w="4261" w:type="dxa"/>
-          </w:tcPr>
-          <w:p>
-            <w:pPr>
-              <w:rPr>
-                <w:rFonts w:hint="default" w:ascii="Times New Roman" w:hAnsi="Times New Roman" w:eastAsia="宋体" w:cs="Times New Roman"/>
-                <w:sz w:val="21"/>
-                <w:szCs w:val="21"/>
-                <w:vertAlign w:val="baseline"/>
-                <w:lang w:val="en-US" w:eastAsia="zh-CN"/>
-              </w:rPr>
-            </w:pPr>
-            <w:r>
-              <w:rPr>
-                <w:rFonts w:hint="default" w:ascii="Times New Roman" w:hAnsi="Times New Roman" w:eastAsia="宋体" w:cs="Times New Roman"/>
-                <w:sz w:val="21"/>
-                <w:szCs w:val="21"/>
-                <w:vertAlign w:val="baseline"/>
-                <w:lang w:val="en-US" w:eastAsia="zh-CN"/>
-              </w:rPr>
-              <w:t>float Damage = 0.f</w:t>
-            </w:r>
-          </w:p>
-        </w:tc>
-        <w:tc>
-          <w:tcPr>
-            <w:tcW w:w="4261" w:type="dxa"/>
-          </w:tcPr>
-          <w:p>
-            <w:pPr>
-              <w:rPr>
-                <w:rFonts w:hint="default" w:ascii="Times New Roman" w:hAnsi="Times New Roman" w:eastAsia="宋体" w:cs="Times New Roman"/>
-                <w:sz w:val="21"/>
-                <w:szCs w:val="21"/>
-                <w:vertAlign w:val="baseline"/>
-                <w:lang w:val="en-US" w:eastAsia="zh-CN"/>
-              </w:rPr>
-            </w:pPr>
-            <w:r>
-              <w:rPr>
-                <w:rFonts w:hint="default" w:ascii="Times New Roman" w:hAnsi="Times New Roman" w:eastAsia="宋体" w:cs="Times New Roman"/>
-                <w:sz w:val="21"/>
-                <w:szCs w:val="21"/>
-                <w:vertAlign w:val="baseline"/>
-                <w:lang w:val="en-US" w:eastAsia="zh-CN"/>
-              </w:rPr>
-              <w:t>基础伤害</w:t>
-            </w:r>
-          </w:p>
-        </w:tc>
-      </w:tr>
-      <w:tr>
-        <w:tblPrEx>
-          <w:tblBorders>
-            <w:top w:val="single" w:color="auto" w:sz="4" w:space="0"/>
-            <w:left w:val="single" w:color="auto" w:sz="4" w:space="0"/>
-            <w:bottom w:val="single" w:color="auto" w:sz="4" w:space="0"/>
-            <w:right w:val="single" w:color="auto" w:sz="4" w:space="0"/>
-            <w:insideH w:val="single" w:color="auto" w:sz="4" w:space="0"/>
-            <w:insideV w:val="single" w:color="auto" w:sz="4" w:space="0"/>
-          </w:tblBorders>
-          <w:tblCellMar>
-            <w:top w:w="0" w:type="dxa"/>
-            <w:left w:w="108" w:type="dxa"/>
-            <w:bottom w:w="0" w:type="dxa"/>
-            <w:right w:w="108" w:type="dxa"/>
-          </w:tblCellMar>
-        </w:tblPrEx>
-        <w:tc>
-          <w:tcPr>
-            <w:tcW w:w="4261" w:type="dxa"/>
-          </w:tcPr>
-          <w:p>
-            <w:pPr>
-              <w:rPr>
-                <w:rFonts w:hint="default" w:ascii="Times New Roman" w:hAnsi="Times New Roman" w:eastAsia="宋体" w:cs="Times New Roman"/>
-                <w:sz w:val="21"/>
-                <w:szCs w:val="21"/>
-                <w:vertAlign w:val="baseline"/>
-                <w:lang w:val="en-US" w:eastAsia="zh-CN"/>
-              </w:rPr>
-            </w:pPr>
-            <w:r>
-              <w:rPr>
-                <w:rFonts w:hint="default" w:ascii="Times New Roman" w:hAnsi="Times New Roman" w:eastAsia="宋体" w:cs="Times New Roman"/>
-                <w:sz w:val="21"/>
-                <w:szCs w:val="21"/>
-                <w:vertAlign w:val="baseline"/>
-                <w:lang w:val="en-US" w:eastAsia="zh-CN"/>
-              </w:rPr>
-              <w:t>EGlyphAttribute DamageAttribute = None</w:t>
-            </w:r>
-          </w:p>
-        </w:tc>
-        <w:tc>
-          <w:tcPr>
-            <w:tcW w:w="4261" w:type="dxa"/>
-          </w:tcPr>
-          <w:p>
-            <w:pPr>
-              <w:rPr>
-                <w:rFonts w:hint="default" w:ascii="Times New Roman" w:hAnsi="Times New Roman" w:eastAsia="宋体" w:cs="Times New Roman"/>
-                <w:sz w:val="21"/>
-                <w:szCs w:val="21"/>
-                <w:vertAlign w:val="baseline"/>
-                <w:lang w:val="en-US" w:eastAsia="zh-CN"/>
-              </w:rPr>
-            </w:pPr>
-            <w:r>
-              <w:rPr>
-                <w:rFonts w:hint="default" w:ascii="Times New Roman" w:hAnsi="Times New Roman" w:eastAsia="宋体" w:cs="Times New Roman"/>
-                <w:sz w:val="21"/>
-                <w:szCs w:val="21"/>
-                <w:vertAlign w:val="baseline"/>
-                <w:lang w:val="en-US" w:eastAsia="zh-CN"/>
-              </w:rPr>
-              <w:t>伤害属性（无、火、水、风、土）</w:t>
-            </w:r>
-          </w:p>
-        </w:tc>
-      </w:tr>
-      <w:tr>
-        <w:tblPrEx>
-          <w:tblBorders>
-            <w:top w:val="single" w:color="auto" w:sz="4" w:space="0"/>
-            <w:left w:val="single" w:color="auto" w:sz="4" w:space="0"/>
-            <w:bottom w:val="single" w:color="auto" w:sz="4" w:space="0"/>
-            <w:right w:val="single" w:color="auto" w:sz="4" w:space="0"/>
-            <w:insideH w:val="single" w:color="auto" w:sz="4" w:space="0"/>
-            <w:insideV w:val="single" w:color="auto" w:sz="4" w:space="0"/>
-          </w:tblBorders>
-          <w:tblCellMar>
-            <w:top w:w="0" w:type="dxa"/>
-            <w:left w:w="108" w:type="dxa"/>
-            <w:bottom w:w="0" w:type="dxa"/>
-            <w:right w:w="108" w:type="dxa"/>
-          </w:tblCellMar>
-        </w:tblPrEx>
-        <w:tc>
-          <w:tcPr>
-            <w:tcW w:w="4261" w:type="dxa"/>
-          </w:tcPr>
-          <w:p>
-            <w:pPr>
-              <w:rPr>
-                <w:rFonts w:hint="default" w:ascii="Times New Roman" w:hAnsi="Times New Roman" w:eastAsia="宋体" w:cs="Times New Roman"/>
-                <w:sz w:val="21"/>
-                <w:szCs w:val="21"/>
-                <w:vertAlign w:val="baseline"/>
-                <w:lang w:val="en-US" w:eastAsia="zh-CN"/>
-              </w:rPr>
-            </w:pPr>
-            <w:r>
-              <w:rPr>
-                <w:rFonts w:hint="default" w:ascii="Times New Roman" w:hAnsi="Times New Roman" w:eastAsia="宋体" w:cs="Times New Roman"/>
-                <w:sz w:val="21"/>
-                <w:szCs w:val="21"/>
-                <w:vertAlign w:val="baseline"/>
-                <w:lang w:val="en-US" w:eastAsia="zh-CN"/>
-              </w:rPr>
-              <w:t>FVector Size = (1.f,1.f,1.f)</w:t>
-            </w:r>
-          </w:p>
-        </w:tc>
-        <w:tc>
-          <w:tcPr>
-            <w:tcW w:w="4261" w:type="dxa"/>
-          </w:tcPr>
-          <w:p>
-            <w:pPr>
-              <w:rPr>
-                <w:rFonts w:hint="default" w:ascii="Times New Roman" w:hAnsi="Times New Roman" w:eastAsia="宋体" w:cs="Times New Roman"/>
-                <w:sz w:val="21"/>
-                <w:szCs w:val="21"/>
-                <w:vertAlign w:val="baseline"/>
-                <w:lang w:val="en-US" w:eastAsia="zh-CN"/>
-              </w:rPr>
-            </w:pPr>
-            <w:r>
-              <w:rPr>
-                <w:rFonts w:hint="default" w:ascii="Times New Roman" w:hAnsi="Times New Roman" w:eastAsia="宋体" w:cs="Times New Roman"/>
-                <w:sz w:val="21"/>
-                <w:szCs w:val="21"/>
-                <w:vertAlign w:val="baseline"/>
-                <w:lang w:val="en-US" w:eastAsia="zh-CN"/>
-              </w:rPr>
-              <w:t>尺寸</w:t>
-            </w:r>
-          </w:p>
-        </w:tc>
-      </w:tr>
-      <w:tr>
-        <w:tblPrEx>
-          <w:tblBorders>
-            <w:top w:val="single" w:color="auto" w:sz="4" w:space="0"/>
-            <w:left w:val="single" w:color="auto" w:sz="4" w:space="0"/>
-            <w:bottom w:val="single" w:color="auto" w:sz="4" w:space="0"/>
-            <w:right w:val="single" w:color="auto" w:sz="4" w:space="0"/>
-            <w:insideH w:val="single" w:color="auto" w:sz="4" w:space="0"/>
-            <w:insideV w:val="single" w:color="auto" w:sz="4" w:space="0"/>
-          </w:tblBorders>
-          <w:tblCellMar>
-            <w:top w:w="0" w:type="dxa"/>
-            <w:left w:w="108" w:type="dxa"/>
-            <w:bottom w:w="0" w:type="dxa"/>
-            <w:right w:w="108" w:type="dxa"/>
-          </w:tblCellMar>
-        </w:tblPrEx>
-        <w:tc>
-          <w:tcPr>
-            <w:tcW w:w="4261" w:type="dxa"/>
-          </w:tcPr>
-          <w:p>
-            <w:pPr>
-              <w:rPr>
-                <w:rFonts w:hint="default" w:ascii="Times New Roman" w:hAnsi="Times New Roman" w:eastAsia="宋体" w:cs="Times New Roman"/>
-                <w:sz w:val="21"/>
-                <w:szCs w:val="21"/>
-                <w:vertAlign w:val="baseline"/>
-                <w:lang w:val="en-US" w:eastAsia="zh-CN"/>
-              </w:rPr>
-            </w:pPr>
-            <w:r>
-              <w:rPr>
-                <w:rFonts w:hint="default" w:ascii="Times New Roman" w:hAnsi="Times New Roman" w:eastAsia="宋体" w:cs="Times New Roman"/>
-                <w:sz w:val="21"/>
-                <w:szCs w:val="21"/>
-                <w:vertAlign w:val="baseline"/>
-                <w:lang w:val="en-US" w:eastAsia="zh-CN"/>
-              </w:rPr>
-              <w:t>float ForwardOffset = 0.f</w:t>
-            </w:r>
-          </w:p>
-        </w:tc>
-        <w:tc>
-          <w:tcPr>
-            <w:tcW w:w="4261" w:type="dxa"/>
-          </w:tcPr>
-          <w:p>
-            <w:pPr>
-              <w:rPr>
-                <w:rFonts w:hint="default" w:ascii="Times New Roman" w:hAnsi="Times New Roman" w:eastAsia="宋体" w:cs="Times New Roman"/>
-                <w:sz w:val="21"/>
-                <w:szCs w:val="21"/>
-                <w:vertAlign w:val="baseline"/>
-                <w:lang w:val="en-US" w:eastAsia="zh-CN"/>
-              </w:rPr>
-            </w:pPr>
-            <w:r>
-              <w:rPr>
-                <w:rFonts w:hint="default" w:ascii="Times New Roman" w:hAnsi="Times New Roman" w:eastAsia="宋体" w:cs="Times New Roman"/>
-                <w:sz w:val="21"/>
-                <w:szCs w:val="21"/>
-                <w:vertAlign w:val="baseline"/>
-                <w:lang w:val="en-US" w:eastAsia="zh-CN"/>
-              </w:rPr>
-              <w:t>前方偏移</w:t>
-            </w:r>
-          </w:p>
-        </w:tc>
-      </w:tr>
-      <w:tr>
-        <w:tblPrEx>
-          <w:tblBorders>
-            <w:top w:val="single" w:color="auto" w:sz="4" w:space="0"/>
-            <w:left w:val="single" w:color="auto" w:sz="4" w:space="0"/>
-            <w:bottom w:val="single" w:color="auto" w:sz="4" w:space="0"/>
-            <w:right w:val="single" w:color="auto" w:sz="4" w:space="0"/>
-            <w:insideH w:val="single" w:color="auto" w:sz="4" w:space="0"/>
-            <w:insideV w:val="single" w:color="auto" w:sz="4" w:space="0"/>
-          </w:tblBorders>
-          <w:tblCellMar>
-            <w:top w:w="0" w:type="dxa"/>
-            <w:left w:w="108" w:type="dxa"/>
-            <w:bottom w:w="0" w:type="dxa"/>
-            <w:right w:w="108" w:type="dxa"/>
-          </w:tblCellMar>
-        </w:tblPrEx>
-        <w:tc>
-          <w:tcPr>
-            <w:tcW w:w="4261" w:type="dxa"/>
-          </w:tcPr>
-          <w:p>
-            <w:pPr>
-              <w:rPr>
-                <w:rFonts w:hint="default" w:ascii="Times New Roman" w:hAnsi="Times New Roman" w:eastAsia="宋体" w:cs="Times New Roman"/>
-                <w:sz w:val="21"/>
-                <w:szCs w:val="21"/>
-                <w:vertAlign w:val="baseline"/>
-                <w:lang w:val="en-US" w:eastAsia="zh-CN"/>
-              </w:rPr>
-            </w:pPr>
-            <w:r>
-              <w:rPr>
-                <w:rFonts w:hint="default" w:ascii="Times New Roman" w:hAnsi="Times New Roman" w:eastAsia="宋体" w:cs="Times New Roman"/>
-                <w:sz w:val="21"/>
-                <w:szCs w:val="21"/>
-                <w:vertAlign w:val="baseline"/>
-                <w:lang w:val="en-US" w:eastAsia="zh-CN"/>
-              </w:rPr>
-              <w:t>float ElevationOffset = 0.f</w:t>
-            </w:r>
-          </w:p>
-        </w:tc>
-        <w:tc>
-          <w:tcPr>
-            <w:tcW w:w="4261" w:type="dxa"/>
-          </w:tcPr>
-          <w:p>
-            <w:pPr>
-              <w:rPr>
-                <w:rFonts w:hint="default" w:ascii="Times New Roman" w:hAnsi="Times New Roman" w:eastAsia="宋体" w:cs="Times New Roman"/>
-                <w:sz w:val="21"/>
-                <w:szCs w:val="21"/>
-                <w:vertAlign w:val="baseline"/>
-                <w:lang w:val="en-US" w:eastAsia="zh-CN"/>
-              </w:rPr>
-            </w:pPr>
-            <w:r>
-              <w:rPr>
-                <w:rFonts w:hint="default" w:ascii="Times New Roman" w:hAnsi="Times New Roman" w:eastAsia="宋体" w:cs="Times New Roman"/>
-                <w:sz w:val="21"/>
-                <w:szCs w:val="21"/>
-                <w:vertAlign w:val="baseline"/>
-                <w:lang w:val="en-US" w:eastAsia="zh-CN"/>
-              </w:rPr>
-              <w:t>上方偏移</w:t>
-            </w:r>
-          </w:p>
-        </w:tc>
-      </w:tr>
-      <w:tr>
-        <w:tblPrEx>
-          <w:tblBorders>
-            <w:top w:val="single" w:color="auto" w:sz="4" w:space="0"/>
-            <w:left w:val="single" w:color="auto" w:sz="4" w:space="0"/>
-            <w:bottom w:val="single" w:color="auto" w:sz="4" w:space="0"/>
-            <w:right w:val="single" w:color="auto" w:sz="4" w:space="0"/>
-            <w:insideH w:val="single" w:color="auto" w:sz="4" w:space="0"/>
-            <w:insideV w:val="single" w:color="auto" w:sz="4" w:space="0"/>
-          </w:tblBorders>
-          <w:tblCellMar>
-            <w:top w:w="0" w:type="dxa"/>
-            <w:left w:w="108" w:type="dxa"/>
-            <w:bottom w:w="0" w:type="dxa"/>
-            <w:right w:w="108" w:type="dxa"/>
-          </w:tblCellMar>
-        </w:tblPrEx>
-        <w:tc>
-          <w:tcPr>
-            <w:tcW w:w="4261" w:type="dxa"/>
-          </w:tcPr>
-          <w:p>
-            <w:pPr>
-              <w:rPr>
-                <w:rFonts w:hint="default" w:ascii="Times New Roman" w:hAnsi="Times New Roman" w:eastAsia="宋体" w:cs="Times New Roman"/>
-                <w:sz w:val="21"/>
-                <w:szCs w:val="21"/>
-                <w:vertAlign w:val="baseline"/>
-                <w:lang w:val="en-US" w:eastAsia="zh-CN"/>
-              </w:rPr>
-            </w:pPr>
-            <w:r>
-              <w:rPr>
-                <w:rFonts w:hint="default" w:ascii="Times New Roman" w:hAnsi="Times New Roman" w:eastAsia="宋体" w:cs="Times New Roman"/>
-                <w:sz w:val="21"/>
-                <w:szCs w:val="21"/>
-                <w:vertAlign w:val="baseline"/>
-                <w:lang w:val="en-US" w:eastAsia="zh-CN"/>
-              </w:rPr>
-              <w:t>FRotator Rotation = (0.f,0.f,0.f)</w:t>
-            </w:r>
-          </w:p>
-        </w:tc>
-        <w:tc>
-          <w:tcPr>
-            <w:tcW w:w="4261" w:type="dxa"/>
-          </w:tcPr>
-          <w:p>
-            <w:pPr>
-              <w:rPr>
-                <w:rFonts w:hint="default" w:ascii="Times New Roman" w:hAnsi="Times New Roman" w:eastAsia="宋体" w:cs="Times New Roman"/>
-                <w:sz w:val="21"/>
-                <w:szCs w:val="21"/>
-                <w:vertAlign w:val="baseline"/>
-                <w:lang w:val="en-US" w:eastAsia="zh-CN"/>
-              </w:rPr>
-            </w:pPr>
-            <w:r>
-              <w:rPr>
-                <w:rFonts w:hint="default" w:ascii="Times New Roman" w:hAnsi="Times New Roman" w:eastAsia="宋体" w:cs="Times New Roman"/>
-                <w:sz w:val="21"/>
-                <w:szCs w:val="21"/>
-                <w:vertAlign w:val="baseline"/>
-                <w:lang w:val="en-US" w:eastAsia="zh-CN"/>
-              </w:rPr>
-              <w:t>旋转</w:t>
-            </w:r>
-          </w:p>
-        </w:tc>
-      </w:tr>
-      <w:tr>
-        <w:tblPrEx>
-          <w:tblBorders>
-            <w:top w:val="single" w:color="auto" w:sz="4" w:space="0"/>
-            <w:left w:val="single" w:color="auto" w:sz="4" w:space="0"/>
-            <w:bottom w:val="single" w:color="auto" w:sz="4" w:space="0"/>
-            <w:right w:val="single" w:color="auto" w:sz="4" w:space="0"/>
-            <w:insideH w:val="single" w:color="auto" w:sz="4" w:space="0"/>
-            <w:insideV w:val="single" w:color="auto" w:sz="4" w:space="0"/>
-          </w:tblBorders>
-          <w:tblCellMar>
-            <w:top w:w="0" w:type="dxa"/>
-            <w:left w:w="108" w:type="dxa"/>
-            <w:bottom w:w="0" w:type="dxa"/>
-            <w:right w:w="108" w:type="dxa"/>
-          </w:tblCellMar>
-        </w:tblPrEx>
-        <w:tc>
-          <w:tcPr>
-            <w:tcW w:w="4261" w:type="dxa"/>
-          </w:tcPr>
-          <w:p>
-            <w:pPr>
-              <w:rPr>
-                <w:rFonts w:hint="default" w:ascii="Times New Roman" w:hAnsi="Times New Roman" w:eastAsia="宋体" w:cs="Times New Roman"/>
-                <w:sz w:val="21"/>
-                <w:szCs w:val="21"/>
-                <w:vertAlign w:val="baseline"/>
-                <w:lang w:val="en-US" w:eastAsia="zh-CN"/>
-              </w:rPr>
-            </w:pPr>
-            <w:r>
-              <w:rPr>
-                <w:rFonts w:hint="default" w:ascii="Times New Roman" w:hAnsi="Times New Roman" w:eastAsia="宋体" w:cs="Times New Roman"/>
-                <w:sz w:val="21"/>
-                <w:szCs w:val="21"/>
-                <w:vertAlign w:val="baseline"/>
-                <w:lang w:val="en-US" w:eastAsia="zh-CN"/>
-              </w:rPr>
-              <w:t>bool bCanPenetrate</w:t>
-            </w:r>
-          </w:p>
-        </w:tc>
-        <w:tc>
-          <w:tcPr>
-            <w:tcW w:w="4261" w:type="dxa"/>
-          </w:tcPr>
-          <w:p>
-            <w:pPr>
-              <w:rPr>
-                <w:rFonts w:hint="default" w:ascii="Times New Roman" w:hAnsi="Times New Roman" w:eastAsia="宋体" w:cs="Times New Roman"/>
-                <w:sz w:val="21"/>
-                <w:szCs w:val="21"/>
-                <w:vertAlign w:val="baseline"/>
-                <w:lang w:val="en-US" w:eastAsia="zh-CN"/>
-              </w:rPr>
-            </w:pPr>
-            <w:r>
-              <w:rPr>
-                <w:rFonts w:hint="default" w:ascii="Times New Roman" w:hAnsi="Times New Roman" w:eastAsia="宋体" w:cs="Times New Roman"/>
-                <w:sz w:val="21"/>
-                <w:szCs w:val="21"/>
-                <w:vertAlign w:val="baseline"/>
-                <w:lang w:val="en-US" w:eastAsia="zh-CN"/>
-              </w:rPr>
-              <w:t>是否可穿透</w:t>
-            </w:r>
-          </w:p>
-        </w:tc>
-      </w:tr>
-      <w:tr>
-        <w:tblPrEx>
-          <w:tblBorders>
-            <w:top w:val="single" w:color="auto" w:sz="4" w:space="0"/>
-            <w:left w:val="single" w:color="auto" w:sz="4" w:space="0"/>
-            <w:bottom w:val="single" w:color="auto" w:sz="4" w:space="0"/>
-            <w:right w:val="single" w:color="auto" w:sz="4" w:space="0"/>
-            <w:insideH w:val="single" w:color="auto" w:sz="4" w:space="0"/>
-            <w:insideV w:val="single" w:color="auto" w:sz="4" w:space="0"/>
-          </w:tblBorders>
-          <w:tblCellMar>
-            <w:top w:w="0" w:type="dxa"/>
-            <w:left w:w="108" w:type="dxa"/>
-            <w:bottom w:w="0" w:type="dxa"/>
-            <w:right w:w="108" w:type="dxa"/>
-          </w:tblCellMar>
-        </w:tblPrEx>
-        <w:tc>
-          <w:tcPr>
-            <w:tcW w:w="4261" w:type="dxa"/>
-          </w:tcPr>
-          <w:p>
-            <w:pPr>
-              <w:rPr>
-                <w:rFonts w:hint="default" w:ascii="Times New Roman" w:hAnsi="Times New Roman" w:eastAsia="宋体" w:cs="Times New Roman"/>
-                <w:sz w:val="21"/>
-                <w:szCs w:val="21"/>
-                <w:vertAlign w:val="baseline"/>
-                <w:lang w:val="en-US" w:eastAsia="zh-CN"/>
-              </w:rPr>
-            </w:pPr>
-            <w:r>
-              <w:rPr>
-                <w:rFonts w:hint="default" w:ascii="Times New Roman" w:hAnsi="Times New Roman" w:eastAsia="宋体" w:cs="Times New Roman"/>
-                <w:sz w:val="21"/>
-                <w:szCs w:val="21"/>
-                <w:vertAlign w:val="baseline"/>
-                <w:lang w:val="en-US" w:eastAsia="zh-CN"/>
-              </w:rPr>
-              <w:t>bool bOverrideOrigin = false</w:t>
-            </w:r>
-          </w:p>
-        </w:tc>
-        <w:tc>
-          <w:tcPr>
-            <w:tcW w:w="4261" w:type="dxa"/>
-          </w:tcPr>
-          <w:p>
-            <w:pPr>
-              <w:rPr>
-                <w:rFonts w:hint="default" w:ascii="Times New Roman" w:hAnsi="Times New Roman" w:eastAsia="宋体" w:cs="Times New Roman"/>
-                <w:sz w:val="21"/>
-                <w:szCs w:val="21"/>
-                <w:vertAlign w:val="baseline"/>
-                <w:lang w:val="en-US" w:eastAsia="zh-CN"/>
-              </w:rPr>
-            </w:pPr>
-            <w:r>
-              <w:rPr>
-                <w:rFonts w:hint="default" w:ascii="Times New Roman" w:hAnsi="Times New Roman" w:eastAsia="宋体" w:cs="Times New Roman"/>
-                <w:sz w:val="21"/>
-                <w:szCs w:val="21"/>
-                <w:vertAlign w:val="baseline"/>
-                <w:lang w:val="en-US" w:eastAsia="zh-CN"/>
-              </w:rPr>
-              <w:t>是否重写原点</w:t>
-            </w:r>
-          </w:p>
-        </w:tc>
-      </w:tr>
-      <w:tr>
-        <w:tblPrEx>
-          <w:tblBorders>
-            <w:top w:val="single" w:color="auto" w:sz="4" w:space="0"/>
-            <w:left w:val="single" w:color="auto" w:sz="4" w:space="0"/>
-            <w:bottom w:val="single" w:color="auto" w:sz="4" w:space="0"/>
-            <w:right w:val="single" w:color="auto" w:sz="4" w:space="0"/>
-            <w:insideH w:val="single" w:color="auto" w:sz="4" w:space="0"/>
-            <w:insideV w:val="single" w:color="auto" w:sz="4" w:space="0"/>
-          </w:tblBorders>
-          <w:tblCellMar>
-            <w:top w:w="0" w:type="dxa"/>
-            <w:left w:w="108" w:type="dxa"/>
-            <w:bottom w:w="0" w:type="dxa"/>
-            <w:right w:w="108" w:type="dxa"/>
-          </w:tblCellMar>
-        </w:tblPrEx>
-        <w:tc>
-          <w:tcPr>
-            <w:tcW w:w="4261" w:type="dxa"/>
-          </w:tcPr>
-          <w:p>
-            <w:pPr>
-              <w:rPr>
-                <w:rFonts w:hint="default" w:ascii="Times New Roman" w:hAnsi="Times New Roman" w:eastAsia="宋体" w:cs="Times New Roman"/>
-                <w:sz w:val="21"/>
-                <w:szCs w:val="21"/>
-                <w:vertAlign w:val="baseline"/>
-                <w:lang w:val="en-US" w:eastAsia="zh-CN"/>
-              </w:rPr>
-            </w:pPr>
-            <w:r>
-              <w:rPr>
-                <w:rFonts w:hint="default" w:ascii="Times New Roman" w:hAnsi="Times New Roman" w:eastAsia="宋体" w:cs="Times New Roman"/>
-                <w:sz w:val="21"/>
-                <w:szCs w:val="21"/>
-                <w:vertAlign w:val="baseline"/>
-                <w:lang w:val="en-US" w:eastAsia="zh-CN"/>
-              </w:rPr>
-              <w:t>FVector Origin(0.f,0.f,0.f)</w:t>
-            </w:r>
-          </w:p>
-        </w:tc>
-        <w:tc>
-          <w:tcPr>
-            <w:tcW w:w="4261" w:type="dxa"/>
-          </w:tcPr>
-          <w:p>
-            <w:pPr>
-              <w:rPr>
-                <w:rFonts w:hint="default" w:ascii="Times New Roman" w:hAnsi="Times New Roman" w:eastAsia="宋体" w:cs="Times New Roman"/>
-                <w:sz w:val="21"/>
-                <w:szCs w:val="21"/>
-                <w:vertAlign w:val="baseline"/>
-                <w:lang w:val="en-US" w:eastAsia="zh-CN"/>
-              </w:rPr>
-            </w:pPr>
-            <w:r>
-              <w:rPr>
-                <w:rFonts w:hint="default" w:ascii="Times New Roman" w:hAnsi="Times New Roman" w:eastAsia="宋体" w:cs="Times New Roman"/>
-                <w:sz w:val="21"/>
-                <w:szCs w:val="21"/>
-                <w:vertAlign w:val="baseline"/>
-                <w:lang w:val="en-US" w:eastAsia="zh-CN"/>
-              </w:rPr>
-              <w:t>原点</w:t>
-            </w:r>
-          </w:p>
-        </w:tc>
-      </w:tr>
-      <w:tr>
-        <w:tblPrEx>
-          <w:tblBorders>
-            <w:top w:val="single" w:color="auto" w:sz="4" w:space="0"/>
-            <w:left w:val="single" w:color="auto" w:sz="4" w:space="0"/>
-            <w:bottom w:val="single" w:color="auto" w:sz="4" w:space="0"/>
-            <w:right w:val="single" w:color="auto" w:sz="4" w:space="0"/>
-            <w:insideH w:val="single" w:color="auto" w:sz="4" w:space="0"/>
-            <w:insideV w:val="single" w:color="auto" w:sz="4" w:space="0"/>
-          </w:tblBorders>
-          <w:tblCellMar>
-            <w:top w:w="0" w:type="dxa"/>
-            <w:left w:w="108" w:type="dxa"/>
-            <w:bottom w:w="0" w:type="dxa"/>
-            <w:right w:w="108" w:type="dxa"/>
-          </w:tblCellMar>
-        </w:tblPrEx>
-        <w:tc>
-          <w:tcPr>
-            <w:tcW w:w="4261" w:type="dxa"/>
-          </w:tcPr>
-          <w:p>
-            <w:pPr>
-              <w:rPr>
-                <w:rFonts w:hint="default" w:ascii="Times New Roman" w:hAnsi="Times New Roman" w:eastAsia="宋体" w:cs="Times New Roman"/>
-                <w:sz w:val="21"/>
-                <w:szCs w:val="21"/>
-                <w:vertAlign w:val="baseline"/>
-                <w:lang w:val="en-US" w:eastAsia="zh-CN"/>
-              </w:rPr>
-            </w:pPr>
-            <w:r>
-              <w:rPr>
-                <w:rFonts w:hint="default" w:ascii="Times New Roman" w:hAnsi="Times New Roman" w:eastAsia="宋体" w:cs="Times New Roman"/>
-                <w:sz w:val="21"/>
-                <w:szCs w:val="21"/>
-                <w:vertAlign w:val="baseline"/>
-                <w:lang w:val="en-US" w:eastAsia="zh-CN"/>
-              </w:rPr>
-              <w:t>ESpawnActorType = None</w:t>
-            </w:r>
-          </w:p>
-        </w:tc>
-        <w:tc>
-          <w:tcPr>
-            <w:tcW w:w="4261" w:type="dxa"/>
-          </w:tcPr>
-          <w:p>
-            <w:pPr>
-              <w:rPr>
-                <w:rFonts w:hint="default" w:ascii="Times New Roman" w:hAnsi="Times New Roman" w:eastAsia="宋体" w:cs="Times New Roman"/>
-                <w:sz w:val="21"/>
-                <w:szCs w:val="21"/>
-                <w:vertAlign w:val="baseline"/>
-                <w:lang w:val="en-US" w:eastAsia="zh-CN"/>
-              </w:rPr>
-            </w:pPr>
-            <w:r>
-              <w:rPr>
-                <w:rFonts w:hint="default" w:ascii="Times New Roman" w:hAnsi="Times New Roman" w:eastAsia="宋体" w:cs="Times New Roman"/>
-                <w:sz w:val="21"/>
-                <w:szCs w:val="21"/>
-                <w:vertAlign w:val="baseline"/>
-                <w:lang w:val="en-US" w:eastAsia="zh-CN"/>
-              </w:rPr>
-              <w:t>生成物类型(无、连射、散射、环绕)</w:t>
-            </w:r>
-          </w:p>
-        </w:tc>
-      </w:tr>
-      <w:tr>
-        <w:tblPrEx>
-          <w:tblBorders>
-            <w:top w:val="single" w:color="auto" w:sz="4" w:space="0"/>
-            <w:left w:val="single" w:color="auto" w:sz="4" w:space="0"/>
-            <w:bottom w:val="single" w:color="auto" w:sz="4" w:space="0"/>
-            <w:right w:val="single" w:color="auto" w:sz="4" w:space="0"/>
-            <w:insideH w:val="single" w:color="auto" w:sz="4" w:space="0"/>
-            <w:insideV w:val="single" w:color="auto" w:sz="4" w:space="0"/>
-          </w:tblBorders>
-          <w:tblCellMar>
-            <w:top w:w="0" w:type="dxa"/>
-            <w:left w:w="108" w:type="dxa"/>
-            <w:bottom w:w="0" w:type="dxa"/>
-            <w:right w:w="108" w:type="dxa"/>
-          </w:tblCellMar>
-        </w:tblPrEx>
-        <w:tc>
-          <w:tcPr>
-            <w:tcW w:w="4261" w:type="dxa"/>
-          </w:tcPr>
-          <w:p>
-            <w:pPr>
-              <w:rPr>
-                <w:rFonts w:hint="default" w:ascii="Times New Roman" w:hAnsi="Times New Roman" w:eastAsia="宋体" w:cs="Times New Roman"/>
-                <w:sz w:val="21"/>
-                <w:szCs w:val="21"/>
-                <w:vertAlign w:val="baseline"/>
-                <w:lang w:val="en-US" w:eastAsia="zh-CN"/>
-              </w:rPr>
-            </w:pPr>
-            <w:r>
-              <w:rPr>
-                <w:rFonts w:hint="default" w:ascii="Times New Roman" w:hAnsi="Times New Roman" w:eastAsia="宋体" w:cs="Times New Roman"/>
-                <w:sz w:val="21"/>
-                <w:szCs w:val="21"/>
-                <w:vertAlign w:val="baseline"/>
-                <w:lang w:val="en-US" w:eastAsia="zh-CN"/>
-              </w:rPr>
-              <w:t>int32 Number = 1</w:t>
-            </w:r>
-          </w:p>
-        </w:tc>
-        <w:tc>
-          <w:tcPr>
-            <w:tcW w:w="4261" w:type="dxa"/>
-          </w:tcPr>
-          <w:p>
-            <w:pPr>
-              <w:rPr>
-                <w:rFonts w:hint="default" w:ascii="Times New Roman" w:hAnsi="Times New Roman" w:eastAsia="宋体" w:cs="Times New Roman"/>
-                <w:sz w:val="21"/>
-                <w:szCs w:val="21"/>
-                <w:vertAlign w:val="baseline"/>
-                <w:lang w:val="en-US" w:eastAsia="zh-CN"/>
-              </w:rPr>
-            </w:pPr>
-            <w:r>
-              <w:rPr>
-                <w:rFonts w:hint="default" w:ascii="Times New Roman" w:hAnsi="Times New Roman" w:eastAsia="宋体" w:cs="Times New Roman"/>
-                <w:sz w:val="21"/>
-                <w:szCs w:val="21"/>
-                <w:vertAlign w:val="baseline"/>
-                <w:lang w:val="en-US" w:eastAsia="zh-CN"/>
-              </w:rPr>
-              <w:t>生成数量</w:t>
-            </w:r>
-          </w:p>
-        </w:tc>
-      </w:tr>
-      <w:tr>
-        <w:tblPrEx>
-          <w:tblBorders>
-            <w:top w:val="single" w:color="auto" w:sz="4" w:space="0"/>
-            <w:left w:val="single" w:color="auto" w:sz="4" w:space="0"/>
-            <w:bottom w:val="single" w:color="auto" w:sz="4" w:space="0"/>
-            <w:right w:val="single" w:color="auto" w:sz="4" w:space="0"/>
-            <w:insideH w:val="single" w:color="auto" w:sz="4" w:space="0"/>
-            <w:insideV w:val="single" w:color="auto" w:sz="4" w:space="0"/>
-          </w:tblBorders>
-          <w:tblCellMar>
-            <w:top w:w="0" w:type="dxa"/>
-            <w:left w:w="108" w:type="dxa"/>
-            <w:bottom w:w="0" w:type="dxa"/>
-            <w:right w:w="108" w:type="dxa"/>
-          </w:tblCellMar>
-        </w:tblPrEx>
-        <w:tc>
-          <w:tcPr>
-            <w:tcW w:w="4261" w:type="dxa"/>
-          </w:tcPr>
-          <w:p>
-            <w:pPr>
-              <w:rPr>
-                <w:rFonts w:hint="default" w:ascii="Times New Roman" w:hAnsi="Times New Roman" w:eastAsia="宋体" w:cs="Times New Roman"/>
-                <w:sz w:val="21"/>
-                <w:szCs w:val="21"/>
-                <w:vertAlign w:val="baseline"/>
-                <w:lang w:val="en-US" w:eastAsia="zh-CN"/>
-              </w:rPr>
-            </w:pPr>
-            <w:r>
-              <w:rPr>
-                <w:rFonts w:hint="default" w:ascii="Times New Roman" w:hAnsi="Times New Roman" w:eastAsia="宋体" w:cs="Times New Roman"/>
-                <w:sz w:val="21"/>
-                <w:szCs w:val="21"/>
-                <w:vertAlign w:val="baseline"/>
-                <w:lang w:val="en-US" w:eastAsia="zh-CN"/>
-              </w:rPr>
-              <w:t>Float ContinuousTime = 0.f</w:t>
-            </w:r>
-          </w:p>
-        </w:tc>
-        <w:tc>
-          <w:tcPr>
-            <w:tcW w:w="4261" w:type="dxa"/>
-          </w:tcPr>
-          <w:p>
-            <w:pPr>
-              <w:rPr>
-                <w:rFonts w:hint="default" w:ascii="Times New Roman" w:hAnsi="Times New Roman" w:eastAsia="宋体" w:cs="Times New Roman"/>
-                <w:sz w:val="21"/>
-                <w:szCs w:val="21"/>
-                <w:vertAlign w:val="baseline"/>
-                <w:lang w:val="en-US" w:eastAsia="zh-CN"/>
-              </w:rPr>
-            </w:pPr>
-            <w:r>
-              <w:rPr>
-                <w:rFonts w:hint="default" w:ascii="Times New Roman" w:hAnsi="Times New Roman" w:eastAsia="宋体" w:cs="Times New Roman"/>
-                <w:sz w:val="21"/>
-                <w:szCs w:val="21"/>
-                <w:vertAlign w:val="baseline"/>
-                <w:lang w:val="en-US" w:eastAsia="zh-CN"/>
-              </w:rPr>
-              <w:t>连射时长</w:t>
-            </w:r>
-          </w:p>
-        </w:tc>
-      </w:tr>
-      <w:tr>
-        <w:tblPrEx>
-          <w:tblBorders>
-            <w:top w:val="single" w:color="auto" w:sz="4" w:space="0"/>
-            <w:left w:val="single" w:color="auto" w:sz="4" w:space="0"/>
-            <w:bottom w:val="single" w:color="auto" w:sz="4" w:space="0"/>
-            <w:right w:val="single" w:color="auto" w:sz="4" w:space="0"/>
-            <w:insideH w:val="single" w:color="auto" w:sz="4" w:space="0"/>
-            <w:insideV w:val="single" w:color="auto" w:sz="4" w:space="0"/>
-          </w:tblBorders>
-          <w:tblCellMar>
-            <w:top w:w="0" w:type="dxa"/>
-            <w:left w:w="108" w:type="dxa"/>
-            <w:bottom w:w="0" w:type="dxa"/>
-            <w:right w:w="108" w:type="dxa"/>
-          </w:tblCellMar>
-        </w:tblPrEx>
-        <w:tc>
-          <w:tcPr>
-            <w:tcW w:w="4261" w:type="dxa"/>
-          </w:tcPr>
-          <w:p>
-            <w:pPr>
-              <w:rPr>
-                <w:rFonts w:hint="default" w:ascii="Times New Roman" w:hAnsi="Times New Roman" w:eastAsia="宋体" w:cs="Times New Roman"/>
-                <w:sz w:val="21"/>
-                <w:szCs w:val="21"/>
-                <w:vertAlign w:val="baseline"/>
-                <w:lang w:val="en-US" w:eastAsia="zh-CN"/>
-              </w:rPr>
-            </w:pPr>
-            <w:r>
-              <w:rPr>
-                <w:rFonts w:hint="default" w:ascii="Times New Roman" w:hAnsi="Times New Roman" w:eastAsia="宋体" w:cs="Times New Roman"/>
-                <w:sz w:val="21"/>
-                <w:szCs w:val="21"/>
-                <w:vertAlign w:val="baseline"/>
-                <w:lang w:val="en-US" w:eastAsia="zh-CN"/>
-              </w:rPr>
-              <w:t>Float ScatteringAngle = 0.f</w:t>
-            </w:r>
-          </w:p>
-        </w:tc>
-        <w:tc>
-          <w:tcPr>
-            <w:tcW w:w="4261" w:type="dxa"/>
-          </w:tcPr>
-          <w:p>
-            <w:pPr>
-              <w:rPr>
-                <w:rFonts w:hint="default" w:ascii="Times New Roman" w:hAnsi="Times New Roman" w:eastAsia="宋体" w:cs="Times New Roman"/>
-                <w:sz w:val="21"/>
-                <w:szCs w:val="21"/>
-                <w:vertAlign w:val="baseline"/>
-                <w:lang w:val="en-US" w:eastAsia="zh-CN"/>
-              </w:rPr>
-            </w:pPr>
-            <w:r>
-              <w:rPr>
-                <w:rFonts w:hint="default" w:ascii="Times New Roman" w:hAnsi="Times New Roman" w:eastAsia="宋体" w:cs="Times New Roman"/>
-                <w:sz w:val="21"/>
-                <w:szCs w:val="21"/>
-                <w:vertAlign w:val="baseline"/>
-                <w:lang w:val="en-US" w:eastAsia="zh-CN"/>
-              </w:rPr>
-              <w:t>散射角度</w:t>
-            </w:r>
-          </w:p>
-        </w:tc>
-      </w:tr>
-      <w:tr>
-        <w:tblPrEx>
-          <w:tblBorders>
-            <w:top w:val="single" w:color="auto" w:sz="4" w:space="0"/>
-            <w:left w:val="single" w:color="auto" w:sz="4" w:space="0"/>
-            <w:bottom w:val="single" w:color="auto" w:sz="4" w:space="0"/>
-            <w:right w:val="single" w:color="auto" w:sz="4" w:space="0"/>
-            <w:insideH w:val="single" w:color="auto" w:sz="4" w:space="0"/>
-            <w:insideV w:val="single" w:color="auto" w:sz="4" w:space="0"/>
-          </w:tblBorders>
-          <w:tblCellMar>
-            <w:top w:w="0" w:type="dxa"/>
-            <w:left w:w="108" w:type="dxa"/>
-            <w:bottom w:w="0" w:type="dxa"/>
-            <w:right w:w="108" w:type="dxa"/>
-          </w:tblCellMar>
-        </w:tblPrEx>
-        <w:tc>
-          <w:tcPr>
-            <w:tcW w:w="4261" w:type="dxa"/>
-          </w:tcPr>
-          <w:p>
-            <w:pPr>
-              <w:rPr>
-                <w:rFonts w:hint="default" w:ascii="Times New Roman" w:hAnsi="Times New Roman" w:eastAsia="宋体" w:cs="Times New Roman"/>
-                <w:sz w:val="21"/>
-                <w:szCs w:val="21"/>
-                <w:vertAlign w:val="baseline"/>
-                <w:lang w:val="en-US" w:eastAsia="zh-CN"/>
-              </w:rPr>
-            </w:pPr>
-            <w:r>
-              <w:rPr>
-                <w:rFonts w:hint="default" w:ascii="Times New Roman" w:hAnsi="Times New Roman" w:eastAsia="宋体" w:cs="Times New Roman"/>
-                <w:sz w:val="21"/>
-                <w:szCs w:val="21"/>
-                <w:vertAlign w:val="baseline"/>
-                <w:lang w:val="en-US" w:eastAsia="zh-CN"/>
-              </w:rPr>
-              <w:t>Float ObitDistance = 100.f</w:t>
-            </w:r>
-          </w:p>
-        </w:tc>
-        <w:tc>
-          <w:tcPr>
-            <w:tcW w:w="4261" w:type="dxa"/>
-          </w:tcPr>
-          <w:p>
-            <w:pPr>
-              <w:rPr>
-                <w:rFonts w:hint="default" w:ascii="Times New Roman" w:hAnsi="Times New Roman" w:eastAsia="宋体" w:cs="Times New Roman"/>
-                <w:sz w:val="21"/>
-                <w:szCs w:val="21"/>
-                <w:vertAlign w:val="baseline"/>
-                <w:lang w:val="en-US" w:eastAsia="zh-CN"/>
-              </w:rPr>
-            </w:pPr>
-            <w:r>
-              <w:rPr>
-                <w:rFonts w:hint="default" w:ascii="Times New Roman" w:hAnsi="Times New Roman" w:eastAsia="宋体" w:cs="Times New Roman"/>
-                <w:sz w:val="21"/>
-                <w:szCs w:val="21"/>
-                <w:vertAlign w:val="baseline"/>
-                <w:lang w:val="en-US" w:eastAsia="zh-CN"/>
-              </w:rPr>
-              <w:t>环绕距离</w:t>
-            </w:r>
-          </w:p>
-        </w:tc>
-      </w:tr>
-      <w:tr>
-        <w:tblPrEx>
-          <w:tblBorders>
-            <w:top w:val="single" w:color="auto" w:sz="4" w:space="0"/>
-            <w:left w:val="single" w:color="auto" w:sz="4" w:space="0"/>
-            <w:bottom w:val="single" w:color="auto" w:sz="4" w:space="0"/>
-            <w:right w:val="single" w:color="auto" w:sz="4" w:space="0"/>
-            <w:insideH w:val="single" w:color="auto" w:sz="4" w:space="0"/>
-            <w:insideV w:val="single" w:color="auto" w:sz="4" w:space="0"/>
-          </w:tblBorders>
-          <w:tblCellMar>
-            <w:top w:w="0" w:type="dxa"/>
-            <w:left w:w="108" w:type="dxa"/>
-            <w:bottom w:w="0" w:type="dxa"/>
-            <w:right w:w="108" w:type="dxa"/>
-          </w:tblCellMar>
-        </w:tblPrEx>
-        <w:tc>
-          <w:tcPr>
-            <w:tcW w:w="4261" w:type="dxa"/>
-          </w:tcPr>
-          <w:p>
-            <w:pPr>
-              <w:rPr>
-                <w:rFonts w:hint="default" w:ascii="Times New Roman" w:hAnsi="Times New Roman" w:eastAsia="宋体" w:cs="Times New Roman"/>
-                <w:sz w:val="21"/>
-                <w:szCs w:val="21"/>
-                <w:vertAlign w:val="baseline"/>
-                <w:lang w:val="en-US" w:eastAsia="zh-CN"/>
-              </w:rPr>
-            </w:pPr>
-            <w:r>
-              <w:rPr>
-                <w:rFonts w:hint="default" w:ascii="Times New Roman" w:hAnsi="Times New Roman" w:eastAsia="宋体" w:cs="Times New Roman"/>
-                <w:sz w:val="21"/>
-                <w:szCs w:val="21"/>
-                <w:vertAlign w:val="baseline"/>
-                <w:lang w:val="en-US" w:eastAsia="zh-CN"/>
-              </w:rPr>
-              <w:t>Float OrbitAngleSpeed = 0.f</w:t>
-            </w:r>
-          </w:p>
-        </w:tc>
-        <w:tc>
-          <w:tcPr>
-            <w:tcW w:w="4261" w:type="dxa"/>
-          </w:tcPr>
-          <w:p>
-            <w:pPr>
-              <w:rPr>
-                <w:rFonts w:hint="default" w:ascii="Times New Roman" w:hAnsi="Times New Roman" w:eastAsia="宋体" w:cs="Times New Roman"/>
-                <w:sz w:val="21"/>
-                <w:szCs w:val="21"/>
-                <w:vertAlign w:val="baseline"/>
-                <w:lang w:val="en-US" w:eastAsia="zh-CN"/>
-              </w:rPr>
-            </w:pPr>
-            <w:r>
-              <w:rPr>
-                <w:rFonts w:hint="default" w:ascii="Times New Roman" w:hAnsi="Times New Roman" w:eastAsia="宋体" w:cs="Times New Roman"/>
-                <w:sz w:val="21"/>
-                <w:szCs w:val="21"/>
-                <w:vertAlign w:val="baseline"/>
-                <w:lang w:val="en-US" w:eastAsia="zh-CN"/>
-              </w:rPr>
-              <w:t>环绕速度</w:t>
-            </w:r>
-          </w:p>
-        </w:tc>
-      </w:tr>
-    </w:tbl>
-    <w:p>
-      <w:pPr>
-        <w:keepNext w:val="0"/>
-        <w:keepLines w:val="0"/>
-        <w:pageBreakBefore w:val="0"/>
-        <w:kinsoku/>
-        <w:wordWrap w:val="0"/>
-        <w:overflowPunct/>
-        <w:topLinePunct w:val="0"/>
-        <w:autoSpaceDE/>
-        <w:autoSpaceDN/>
-        <w:bidi w:val="0"/>
-        <w:adjustRightInd/>
-        <w:snapToGrid/>
-        <w:spacing w:line="240" w:lineRule="auto"/>
-        <w:textAlignment w:val="auto"/>
-        <w:rPr>
-          <w:rFonts w:hint="default" w:ascii="Times New Roman" w:hAnsi="Times New Roman" w:eastAsia="宋体" w:cs="Times New Roman"/>
-          <w:b/>
-          <w:bCs/>
-          <w:sz w:val="24"/>
-          <w:szCs w:val="24"/>
-          <w:lang w:val="en-US" w:eastAsia="zh-CN"/>
-        </w:rPr>
-      </w:pPr>
-    </w:p>
-    <w:p>
-      <w:pPr>
-        <w:keepNext w:val="0"/>
-        <w:keepLines w:val="0"/>
-        <w:pageBreakBefore w:val="0"/>
-        <w:kinsoku/>
-        <w:wordWrap w:val="0"/>
-        <w:overflowPunct/>
-        <w:topLinePunct w:val="0"/>
-        <w:autoSpaceDE/>
-        <w:autoSpaceDN/>
-        <w:bidi w:val="0"/>
-        <w:adjustRightInd/>
-        <w:snapToGrid/>
-        <w:spacing w:line="240" w:lineRule="auto"/>
-        <w:textAlignment w:val="auto"/>
-        <w:outlineLvl w:val="2"/>
-        <w:rPr>
-          <w:rFonts w:hint="default" w:ascii="Times New Roman" w:hAnsi="Times New Roman" w:eastAsia="宋体" w:cs="Times New Roman"/>
-          <w:b/>
-          <w:bCs/>
-          <w:sz w:val="24"/>
-          <w:szCs w:val="24"/>
-          <w:lang w:val="en-US" w:eastAsia="zh-CN"/>
-        </w:rPr>
-      </w:pPr>
-      <w:bookmarkStart w:id="39" w:name="_Toc8187"/>
-      <w:r>
-        <w:rPr>
-          <w:rFonts w:hint="default" w:ascii="Times New Roman" w:hAnsi="Times New Roman" w:eastAsia="宋体" w:cs="Times New Roman"/>
-          <w:b/>
-          <w:bCs/>
-          <w:caps w:val="0"/>
-          <w:color w:val="0F1115"/>
-          <w:spacing w:val="0"/>
-          <w:sz w:val="24"/>
-          <w:szCs w:val="24"/>
-          <w:shd w:val="clear" w:fill="FFFFFF"/>
-        </w:rPr>
-        <w:t>5.</w:t>
-      </w:r>
-      <w:r>
-        <w:rPr>
-          <w:rFonts w:hint="eastAsia" w:ascii="Times New Roman" w:hAnsi="Times New Roman" w:eastAsia="宋体" w:cs="Times New Roman"/>
-          <w:b/>
-          <w:bCs/>
-          <w:caps w:val="0"/>
-          <w:color w:val="0F1115"/>
-          <w:spacing w:val="0"/>
-          <w:sz w:val="24"/>
-          <w:szCs w:val="24"/>
-          <w:shd w:val="clear" w:fill="FFFFFF"/>
-          <w:lang w:val="en-US" w:eastAsia="zh-CN"/>
-        </w:rPr>
-        <w:t>4</w:t>
-      </w:r>
-      <w:r>
-        <w:rPr>
-          <w:rFonts w:hint="default" w:ascii="Times New Roman" w:hAnsi="Times New Roman" w:eastAsia="宋体" w:cs="Times New Roman"/>
-          <w:b/>
-          <w:bCs/>
-          <w:caps w:val="0"/>
-          <w:color w:val="0F1115"/>
-          <w:spacing w:val="0"/>
-          <w:sz w:val="24"/>
-          <w:szCs w:val="24"/>
-          <w:shd w:val="clear" w:fill="FFFFFF"/>
-        </w:rPr>
-        <w:t>.</w:t>
-      </w:r>
-      <w:r>
-        <w:rPr>
-          <w:rFonts w:hint="eastAsia" w:ascii="Times New Roman" w:hAnsi="Times New Roman" w:eastAsia="宋体" w:cs="Times New Roman"/>
-          <w:b/>
-          <w:bCs/>
-          <w:caps w:val="0"/>
-          <w:color w:val="0F1115"/>
-          <w:spacing w:val="0"/>
-          <w:sz w:val="24"/>
-          <w:szCs w:val="24"/>
-          <w:shd w:val="clear" w:fill="FFFFFF"/>
-          <w:lang w:val="en-US" w:eastAsia="zh-CN"/>
-        </w:rPr>
-        <w:t>2</w:t>
-      </w:r>
-      <w:r>
-        <w:rPr>
-          <w:rFonts w:hint="default" w:ascii="Times New Roman" w:hAnsi="Times New Roman" w:eastAsia="宋体" w:cs="Times New Roman"/>
-          <w:b/>
-          <w:bCs/>
-          <w:caps w:val="0"/>
-          <w:color w:val="0F1115"/>
-          <w:spacing w:val="0"/>
-          <w:sz w:val="24"/>
-          <w:szCs w:val="24"/>
-          <w:shd w:val="clear" w:fill="FFFFFF"/>
-          <w:lang w:val="en-US" w:eastAsia="zh-CN"/>
-        </w:rPr>
-        <w:t>.</w:t>
-      </w:r>
-      <w:r>
-        <w:rPr>
-          <w:rFonts w:hint="eastAsia" w:ascii="Times New Roman" w:hAnsi="Times New Roman" w:cs="Times New Roman"/>
-          <w:b/>
-          <w:bCs/>
-          <w:sz w:val="24"/>
-          <w:szCs w:val="24"/>
-          <w:lang w:val="en-US" w:eastAsia="zh-CN"/>
-        </w:rPr>
-        <w:t>刻印蓄力上下文</w:t>
-      </w:r>
-      <w:r>
-        <w:rPr>
-          <w:rFonts w:hint="default" w:ascii="Times New Roman" w:hAnsi="Times New Roman" w:eastAsia="宋体" w:cs="Times New Roman"/>
-          <w:b/>
-          <w:bCs/>
-          <w:sz w:val="24"/>
-          <w:szCs w:val="24"/>
-          <w:lang w:val="en-US" w:eastAsia="zh-CN"/>
-        </w:rPr>
-        <w:t>FGlyph</w:t>
-      </w:r>
-      <w:r>
-        <w:rPr>
-          <w:rFonts w:hint="eastAsia" w:ascii="Times New Roman" w:hAnsi="Times New Roman" w:eastAsia="宋体" w:cs="Times New Roman"/>
-          <w:b/>
-          <w:bCs/>
-          <w:sz w:val="24"/>
-          <w:szCs w:val="24"/>
-          <w:lang w:val="en-US" w:eastAsia="zh-CN"/>
-        </w:rPr>
-        <w:t>Charge</w:t>
-      </w:r>
-      <w:r>
-        <w:rPr>
-          <w:rFonts w:hint="default" w:ascii="Times New Roman" w:hAnsi="Times New Roman" w:eastAsia="宋体" w:cs="Times New Roman"/>
-          <w:b/>
-          <w:bCs/>
-          <w:sz w:val="24"/>
-          <w:szCs w:val="24"/>
-          <w:lang w:val="en-US" w:eastAsia="zh-CN"/>
-        </w:rPr>
-        <w:t>Context</w:t>
-      </w:r>
-      <w:bookmarkEnd w:id="39"/>
+      <w:bookmarkEnd w:id="40"/>
     </w:p>
     <w:tbl>
       <w:tblPr>
@@ -22080,6 +22508,1254 @@
           <w:p>
             <w:pPr>
               <w:rPr>
+                <w:rFonts w:hint="default" w:ascii="Times New Roman" w:hAnsi="Times New Roman" w:eastAsia="宋体" w:cs="Times New Roman"/>
+                <w:sz w:val="21"/>
+                <w:szCs w:val="21"/>
+                <w:vertAlign w:val="baseline"/>
+                <w:lang w:val="en-US" w:eastAsia="zh-CN"/>
+              </w:rPr>
+            </w:pPr>
+            <w:r>
+              <w:rPr>
+                <w:rFonts w:hint="default" w:ascii="Times New Roman" w:hAnsi="Times New Roman" w:eastAsia="宋体" w:cs="Times New Roman"/>
+                <w:sz w:val="21"/>
+                <w:szCs w:val="21"/>
+                <w:vertAlign w:val="baseline"/>
+                <w:lang w:val="en-US" w:eastAsia="zh-CN"/>
+              </w:rPr>
+              <w:t>float Damage = 0.f</w:t>
+            </w:r>
+          </w:p>
+        </w:tc>
+        <w:tc>
+          <w:tcPr>
+            <w:tcW w:w="4261" w:type="dxa"/>
+          </w:tcPr>
+          <w:p>
+            <w:pPr>
+              <w:rPr>
+                <w:rFonts w:hint="default" w:ascii="Times New Roman" w:hAnsi="Times New Roman" w:eastAsia="宋体" w:cs="Times New Roman"/>
+                <w:sz w:val="21"/>
+                <w:szCs w:val="21"/>
+                <w:vertAlign w:val="baseline"/>
+                <w:lang w:val="en-US" w:eastAsia="zh-CN"/>
+              </w:rPr>
+            </w:pPr>
+            <w:r>
+              <w:rPr>
+                <w:rFonts w:hint="default" w:ascii="Times New Roman" w:hAnsi="Times New Roman" w:eastAsia="宋体" w:cs="Times New Roman"/>
+                <w:sz w:val="21"/>
+                <w:szCs w:val="21"/>
+                <w:vertAlign w:val="baseline"/>
+                <w:lang w:val="en-US" w:eastAsia="zh-CN"/>
+              </w:rPr>
+              <w:t>基础伤害</w:t>
+            </w:r>
+          </w:p>
+        </w:tc>
+      </w:tr>
+      <w:tr>
+        <w:tblPrEx>
+          <w:tblBorders>
+            <w:top w:val="single" w:color="auto" w:sz="4" w:space="0"/>
+            <w:left w:val="single" w:color="auto" w:sz="4" w:space="0"/>
+            <w:bottom w:val="single" w:color="auto" w:sz="4" w:space="0"/>
+            <w:right w:val="single" w:color="auto" w:sz="4" w:space="0"/>
+            <w:insideH w:val="single" w:color="auto" w:sz="4" w:space="0"/>
+            <w:insideV w:val="single" w:color="auto" w:sz="4" w:space="0"/>
+          </w:tblBorders>
+          <w:tblCellMar>
+            <w:top w:w="0" w:type="dxa"/>
+            <w:left w:w="108" w:type="dxa"/>
+            <w:bottom w:w="0" w:type="dxa"/>
+            <w:right w:w="108" w:type="dxa"/>
+          </w:tblCellMar>
+        </w:tblPrEx>
+        <w:tc>
+          <w:tcPr>
+            <w:tcW w:w="4261" w:type="dxa"/>
+          </w:tcPr>
+          <w:p>
+            <w:pPr>
+              <w:rPr>
+                <w:rFonts w:hint="default" w:ascii="Times New Roman" w:hAnsi="Times New Roman" w:eastAsia="宋体" w:cs="Times New Roman"/>
+                <w:sz w:val="21"/>
+                <w:szCs w:val="21"/>
+                <w:vertAlign w:val="baseline"/>
+                <w:lang w:val="en-US" w:eastAsia="zh-CN"/>
+              </w:rPr>
+            </w:pPr>
+            <w:r>
+              <w:rPr>
+                <w:rFonts w:hint="default" w:ascii="Times New Roman" w:hAnsi="Times New Roman" w:eastAsia="宋体" w:cs="Times New Roman"/>
+                <w:sz w:val="21"/>
+                <w:szCs w:val="21"/>
+                <w:vertAlign w:val="baseline"/>
+                <w:lang w:val="en-US" w:eastAsia="zh-CN"/>
+              </w:rPr>
+              <w:t>EGlyphAttribute DamageAttribute = None</w:t>
+            </w:r>
+          </w:p>
+        </w:tc>
+        <w:tc>
+          <w:tcPr>
+            <w:tcW w:w="4261" w:type="dxa"/>
+          </w:tcPr>
+          <w:p>
+            <w:pPr>
+              <w:rPr>
+                <w:rFonts w:hint="default" w:ascii="Times New Roman" w:hAnsi="Times New Roman" w:eastAsia="宋体" w:cs="Times New Roman"/>
+                <w:sz w:val="21"/>
+                <w:szCs w:val="21"/>
+                <w:vertAlign w:val="baseline"/>
+                <w:lang w:val="en-US" w:eastAsia="zh-CN"/>
+              </w:rPr>
+            </w:pPr>
+            <w:r>
+              <w:rPr>
+                <w:rFonts w:hint="default" w:ascii="Times New Roman" w:hAnsi="Times New Roman" w:eastAsia="宋体" w:cs="Times New Roman"/>
+                <w:sz w:val="21"/>
+                <w:szCs w:val="21"/>
+                <w:vertAlign w:val="baseline"/>
+                <w:lang w:val="en-US" w:eastAsia="zh-CN"/>
+              </w:rPr>
+              <w:t>伤害属性（无、火、水、风、土）</w:t>
+            </w:r>
+          </w:p>
+        </w:tc>
+      </w:tr>
+      <w:tr>
+        <w:tblPrEx>
+          <w:tblBorders>
+            <w:top w:val="single" w:color="auto" w:sz="4" w:space="0"/>
+            <w:left w:val="single" w:color="auto" w:sz="4" w:space="0"/>
+            <w:bottom w:val="single" w:color="auto" w:sz="4" w:space="0"/>
+            <w:right w:val="single" w:color="auto" w:sz="4" w:space="0"/>
+            <w:insideH w:val="single" w:color="auto" w:sz="4" w:space="0"/>
+            <w:insideV w:val="single" w:color="auto" w:sz="4" w:space="0"/>
+          </w:tblBorders>
+          <w:tblCellMar>
+            <w:top w:w="0" w:type="dxa"/>
+            <w:left w:w="108" w:type="dxa"/>
+            <w:bottom w:w="0" w:type="dxa"/>
+            <w:right w:w="108" w:type="dxa"/>
+          </w:tblCellMar>
+        </w:tblPrEx>
+        <w:tc>
+          <w:tcPr>
+            <w:tcW w:w="4261" w:type="dxa"/>
+          </w:tcPr>
+          <w:p>
+            <w:pPr>
+              <w:rPr>
+                <w:rFonts w:hint="default" w:ascii="Times New Roman" w:hAnsi="Times New Roman" w:eastAsia="宋体" w:cs="Times New Roman"/>
+                <w:sz w:val="21"/>
+                <w:szCs w:val="21"/>
+                <w:vertAlign w:val="baseline"/>
+                <w:lang w:val="en-US" w:eastAsia="zh-CN"/>
+              </w:rPr>
+            </w:pPr>
+            <w:r>
+              <w:rPr>
+                <w:rFonts w:hint="default" w:ascii="Times New Roman" w:hAnsi="Times New Roman" w:eastAsia="宋体" w:cs="Times New Roman"/>
+                <w:sz w:val="21"/>
+                <w:szCs w:val="21"/>
+                <w:vertAlign w:val="baseline"/>
+                <w:lang w:val="en-US" w:eastAsia="zh-CN"/>
+              </w:rPr>
+              <w:t>FVector Size = (1.f,1.f,1.f)</w:t>
+            </w:r>
+          </w:p>
+        </w:tc>
+        <w:tc>
+          <w:tcPr>
+            <w:tcW w:w="4261" w:type="dxa"/>
+          </w:tcPr>
+          <w:p>
+            <w:pPr>
+              <w:rPr>
+                <w:rFonts w:hint="default" w:ascii="Times New Roman" w:hAnsi="Times New Roman" w:eastAsia="宋体" w:cs="Times New Roman"/>
+                <w:sz w:val="21"/>
+                <w:szCs w:val="21"/>
+                <w:vertAlign w:val="baseline"/>
+                <w:lang w:val="en-US" w:eastAsia="zh-CN"/>
+              </w:rPr>
+            </w:pPr>
+            <w:r>
+              <w:rPr>
+                <w:rFonts w:hint="default" w:ascii="Times New Roman" w:hAnsi="Times New Roman" w:eastAsia="宋体" w:cs="Times New Roman"/>
+                <w:sz w:val="21"/>
+                <w:szCs w:val="21"/>
+                <w:vertAlign w:val="baseline"/>
+                <w:lang w:val="en-US" w:eastAsia="zh-CN"/>
+              </w:rPr>
+              <w:t>尺寸</w:t>
+            </w:r>
+          </w:p>
+        </w:tc>
+      </w:tr>
+      <w:tr>
+        <w:tblPrEx>
+          <w:tblBorders>
+            <w:top w:val="single" w:color="auto" w:sz="4" w:space="0"/>
+            <w:left w:val="single" w:color="auto" w:sz="4" w:space="0"/>
+            <w:bottom w:val="single" w:color="auto" w:sz="4" w:space="0"/>
+            <w:right w:val="single" w:color="auto" w:sz="4" w:space="0"/>
+            <w:insideH w:val="single" w:color="auto" w:sz="4" w:space="0"/>
+            <w:insideV w:val="single" w:color="auto" w:sz="4" w:space="0"/>
+          </w:tblBorders>
+          <w:tblCellMar>
+            <w:top w:w="0" w:type="dxa"/>
+            <w:left w:w="108" w:type="dxa"/>
+            <w:bottom w:w="0" w:type="dxa"/>
+            <w:right w:w="108" w:type="dxa"/>
+          </w:tblCellMar>
+        </w:tblPrEx>
+        <w:tc>
+          <w:tcPr>
+            <w:tcW w:w="4261" w:type="dxa"/>
+          </w:tcPr>
+          <w:p>
+            <w:pPr>
+              <w:rPr>
+                <w:rFonts w:hint="default" w:ascii="Times New Roman" w:hAnsi="Times New Roman" w:eastAsia="宋体" w:cs="Times New Roman"/>
+                <w:sz w:val="21"/>
+                <w:szCs w:val="21"/>
+                <w:vertAlign w:val="baseline"/>
+                <w:lang w:val="en-US" w:eastAsia="zh-CN"/>
+              </w:rPr>
+            </w:pPr>
+            <w:r>
+              <w:rPr>
+                <w:rFonts w:hint="default" w:ascii="Times New Roman" w:hAnsi="Times New Roman" w:eastAsia="宋体" w:cs="Times New Roman"/>
+                <w:sz w:val="21"/>
+                <w:szCs w:val="21"/>
+                <w:vertAlign w:val="baseline"/>
+                <w:lang w:val="en-US" w:eastAsia="zh-CN"/>
+              </w:rPr>
+              <w:t>float ForwardOffset = 0.f</w:t>
+            </w:r>
+          </w:p>
+        </w:tc>
+        <w:tc>
+          <w:tcPr>
+            <w:tcW w:w="4261" w:type="dxa"/>
+          </w:tcPr>
+          <w:p>
+            <w:pPr>
+              <w:rPr>
+                <w:rFonts w:hint="default" w:ascii="Times New Roman" w:hAnsi="Times New Roman" w:eastAsia="宋体" w:cs="Times New Roman"/>
+                <w:sz w:val="21"/>
+                <w:szCs w:val="21"/>
+                <w:vertAlign w:val="baseline"/>
+                <w:lang w:val="en-US" w:eastAsia="zh-CN"/>
+              </w:rPr>
+            </w:pPr>
+            <w:r>
+              <w:rPr>
+                <w:rFonts w:hint="default" w:ascii="Times New Roman" w:hAnsi="Times New Roman" w:eastAsia="宋体" w:cs="Times New Roman"/>
+                <w:sz w:val="21"/>
+                <w:szCs w:val="21"/>
+                <w:vertAlign w:val="baseline"/>
+                <w:lang w:val="en-US" w:eastAsia="zh-CN"/>
+              </w:rPr>
+              <w:t>前方偏移</w:t>
+            </w:r>
+          </w:p>
+        </w:tc>
+      </w:tr>
+      <w:tr>
+        <w:tblPrEx>
+          <w:tblBorders>
+            <w:top w:val="single" w:color="auto" w:sz="4" w:space="0"/>
+            <w:left w:val="single" w:color="auto" w:sz="4" w:space="0"/>
+            <w:bottom w:val="single" w:color="auto" w:sz="4" w:space="0"/>
+            <w:right w:val="single" w:color="auto" w:sz="4" w:space="0"/>
+            <w:insideH w:val="single" w:color="auto" w:sz="4" w:space="0"/>
+            <w:insideV w:val="single" w:color="auto" w:sz="4" w:space="0"/>
+          </w:tblBorders>
+          <w:tblCellMar>
+            <w:top w:w="0" w:type="dxa"/>
+            <w:left w:w="108" w:type="dxa"/>
+            <w:bottom w:w="0" w:type="dxa"/>
+            <w:right w:w="108" w:type="dxa"/>
+          </w:tblCellMar>
+        </w:tblPrEx>
+        <w:tc>
+          <w:tcPr>
+            <w:tcW w:w="4261" w:type="dxa"/>
+          </w:tcPr>
+          <w:p>
+            <w:pPr>
+              <w:rPr>
+                <w:rFonts w:hint="default" w:ascii="Times New Roman" w:hAnsi="Times New Roman" w:eastAsia="宋体" w:cs="Times New Roman"/>
+                <w:sz w:val="21"/>
+                <w:szCs w:val="21"/>
+                <w:vertAlign w:val="baseline"/>
+                <w:lang w:val="en-US" w:eastAsia="zh-CN"/>
+              </w:rPr>
+            </w:pPr>
+            <w:r>
+              <w:rPr>
+                <w:rFonts w:hint="default" w:ascii="Times New Roman" w:hAnsi="Times New Roman" w:eastAsia="宋体" w:cs="Times New Roman"/>
+                <w:sz w:val="21"/>
+                <w:szCs w:val="21"/>
+                <w:vertAlign w:val="baseline"/>
+                <w:lang w:val="en-US" w:eastAsia="zh-CN"/>
+              </w:rPr>
+              <w:t>float ElevationOffset = 0.f</w:t>
+            </w:r>
+          </w:p>
+        </w:tc>
+        <w:tc>
+          <w:tcPr>
+            <w:tcW w:w="4261" w:type="dxa"/>
+          </w:tcPr>
+          <w:p>
+            <w:pPr>
+              <w:rPr>
+                <w:rFonts w:hint="default" w:ascii="Times New Roman" w:hAnsi="Times New Roman" w:eastAsia="宋体" w:cs="Times New Roman"/>
+                <w:sz w:val="21"/>
+                <w:szCs w:val="21"/>
+                <w:vertAlign w:val="baseline"/>
+                <w:lang w:val="en-US" w:eastAsia="zh-CN"/>
+              </w:rPr>
+            </w:pPr>
+            <w:r>
+              <w:rPr>
+                <w:rFonts w:hint="default" w:ascii="Times New Roman" w:hAnsi="Times New Roman" w:eastAsia="宋体" w:cs="Times New Roman"/>
+                <w:sz w:val="21"/>
+                <w:szCs w:val="21"/>
+                <w:vertAlign w:val="baseline"/>
+                <w:lang w:val="en-US" w:eastAsia="zh-CN"/>
+              </w:rPr>
+              <w:t>上方偏移</w:t>
+            </w:r>
+          </w:p>
+        </w:tc>
+      </w:tr>
+      <w:tr>
+        <w:tblPrEx>
+          <w:tblBorders>
+            <w:top w:val="single" w:color="auto" w:sz="4" w:space="0"/>
+            <w:left w:val="single" w:color="auto" w:sz="4" w:space="0"/>
+            <w:bottom w:val="single" w:color="auto" w:sz="4" w:space="0"/>
+            <w:right w:val="single" w:color="auto" w:sz="4" w:space="0"/>
+            <w:insideH w:val="single" w:color="auto" w:sz="4" w:space="0"/>
+            <w:insideV w:val="single" w:color="auto" w:sz="4" w:space="0"/>
+          </w:tblBorders>
+          <w:tblCellMar>
+            <w:top w:w="0" w:type="dxa"/>
+            <w:left w:w="108" w:type="dxa"/>
+            <w:bottom w:w="0" w:type="dxa"/>
+            <w:right w:w="108" w:type="dxa"/>
+          </w:tblCellMar>
+        </w:tblPrEx>
+        <w:tc>
+          <w:tcPr>
+            <w:tcW w:w="4261" w:type="dxa"/>
+          </w:tcPr>
+          <w:p>
+            <w:pPr>
+              <w:rPr>
+                <w:rFonts w:hint="default" w:ascii="Times New Roman" w:hAnsi="Times New Roman" w:eastAsia="宋体" w:cs="Times New Roman"/>
+                <w:sz w:val="21"/>
+                <w:szCs w:val="21"/>
+                <w:vertAlign w:val="baseline"/>
+                <w:lang w:val="en-US" w:eastAsia="zh-CN"/>
+              </w:rPr>
+            </w:pPr>
+            <w:r>
+              <w:rPr>
+                <w:rFonts w:hint="default" w:ascii="Times New Roman" w:hAnsi="Times New Roman" w:eastAsia="宋体" w:cs="Times New Roman"/>
+                <w:sz w:val="21"/>
+                <w:szCs w:val="21"/>
+                <w:vertAlign w:val="baseline"/>
+                <w:lang w:val="en-US" w:eastAsia="zh-CN"/>
+              </w:rPr>
+              <w:t>FRotator Rotation = (0.f,0.f,0.f)</w:t>
+            </w:r>
+          </w:p>
+        </w:tc>
+        <w:tc>
+          <w:tcPr>
+            <w:tcW w:w="4261" w:type="dxa"/>
+          </w:tcPr>
+          <w:p>
+            <w:pPr>
+              <w:rPr>
+                <w:rFonts w:hint="default" w:ascii="Times New Roman" w:hAnsi="Times New Roman" w:eastAsia="宋体" w:cs="Times New Roman"/>
+                <w:sz w:val="21"/>
+                <w:szCs w:val="21"/>
+                <w:vertAlign w:val="baseline"/>
+                <w:lang w:val="en-US" w:eastAsia="zh-CN"/>
+              </w:rPr>
+            </w:pPr>
+            <w:r>
+              <w:rPr>
+                <w:rFonts w:hint="default" w:ascii="Times New Roman" w:hAnsi="Times New Roman" w:eastAsia="宋体" w:cs="Times New Roman"/>
+                <w:sz w:val="21"/>
+                <w:szCs w:val="21"/>
+                <w:vertAlign w:val="baseline"/>
+                <w:lang w:val="en-US" w:eastAsia="zh-CN"/>
+              </w:rPr>
+              <w:t>旋转</w:t>
+            </w:r>
+          </w:p>
+        </w:tc>
+      </w:tr>
+      <w:tr>
+        <w:tblPrEx>
+          <w:tblBorders>
+            <w:top w:val="single" w:color="auto" w:sz="4" w:space="0"/>
+            <w:left w:val="single" w:color="auto" w:sz="4" w:space="0"/>
+            <w:bottom w:val="single" w:color="auto" w:sz="4" w:space="0"/>
+            <w:right w:val="single" w:color="auto" w:sz="4" w:space="0"/>
+            <w:insideH w:val="single" w:color="auto" w:sz="4" w:space="0"/>
+            <w:insideV w:val="single" w:color="auto" w:sz="4" w:space="0"/>
+          </w:tblBorders>
+          <w:tblCellMar>
+            <w:top w:w="0" w:type="dxa"/>
+            <w:left w:w="108" w:type="dxa"/>
+            <w:bottom w:w="0" w:type="dxa"/>
+            <w:right w:w="108" w:type="dxa"/>
+          </w:tblCellMar>
+        </w:tblPrEx>
+        <w:tc>
+          <w:tcPr>
+            <w:tcW w:w="4261" w:type="dxa"/>
+          </w:tcPr>
+          <w:p>
+            <w:pPr>
+              <w:rPr>
+                <w:rFonts w:hint="default" w:ascii="Times New Roman" w:hAnsi="Times New Roman" w:eastAsia="宋体" w:cs="Times New Roman"/>
+                <w:sz w:val="21"/>
+                <w:szCs w:val="21"/>
+                <w:vertAlign w:val="baseline"/>
+                <w:lang w:val="en-US" w:eastAsia="zh-CN"/>
+              </w:rPr>
+            </w:pPr>
+            <w:r>
+              <w:rPr>
+                <w:rFonts w:hint="default" w:ascii="Times New Roman" w:hAnsi="Times New Roman" w:eastAsia="宋体" w:cs="Times New Roman"/>
+                <w:sz w:val="21"/>
+                <w:szCs w:val="21"/>
+                <w:vertAlign w:val="baseline"/>
+                <w:lang w:val="en-US" w:eastAsia="zh-CN"/>
+              </w:rPr>
+              <w:t>bool bCanPenetrate</w:t>
+            </w:r>
+          </w:p>
+        </w:tc>
+        <w:tc>
+          <w:tcPr>
+            <w:tcW w:w="4261" w:type="dxa"/>
+          </w:tcPr>
+          <w:p>
+            <w:pPr>
+              <w:rPr>
+                <w:rFonts w:hint="default" w:ascii="Times New Roman" w:hAnsi="Times New Roman" w:eastAsia="宋体" w:cs="Times New Roman"/>
+                <w:sz w:val="21"/>
+                <w:szCs w:val="21"/>
+                <w:vertAlign w:val="baseline"/>
+                <w:lang w:val="en-US" w:eastAsia="zh-CN"/>
+              </w:rPr>
+            </w:pPr>
+            <w:r>
+              <w:rPr>
+                <w:rFonts w:hint="default" w:ascii="Times New Roman" w:hAnsi="Times New Roman" w:eastAsia="宋体" w:cs="Times New Roman"/>
+                <w:sz w:val="21"/>
+                <w:szCs w:val="21"/>
+                <w:vertAlign w:val="baseline"/>
+                <w:lang w:val="en-US" w:eastAsia="zh-CN"/>
+              </w:rPr>
+              <w:t>是否可穿透</w:t>
+            </w:r>
+          </w:p>
+        </w:tc>
+      </w:tr>
+      <w:tr>
+        <w:tblPrEx>
+          <w:tblBorders>
+            <w:top w:val="single" w:color="auto" w:sz="4" w:space="0"/>
+            <w:left w:val="single" w:color="auto" w:sz="4" w:space="0"/>
+            <w:bottom w:val="single" w:color="auto" w:sz="4" w:space="0"/>
+            <w:right w:val="single" w:color="auto" w:sz="4" w:space="0"/>
+            <w:insideH w:val="single" w:color="auto" w:sz="4" w:space="0"/>
+            <w:insideV w:val="single" w:color="auto" w:sz="4" w:space="0"/>
+          </w:tblBorders>
+          <w:tblCellMar>
+            <w:top w:w="0" w:type="dxa"/>
+            <w:left w:w="108" w:type="dxa"/>
+            <w:bottom w:w="0" w:type="dxa"/>
+            <w:right w:w="108" w:type="dxa"/>
+          </w:tblCellMar>
+        </w:tblPrEx>
+        <w:tc>
+          <w:tcPr>
+            <w:tcW w:w="4261" w:type="dxa"/>
+          </w:tcPr>
+          <w:p>
+            <w:pPr>
+              <w:rPr>
+                <w:rFonts w:hint="default" w:ascii="Times New Roman" w:hAnsi="Times New Roman" w:eastAsia="宋体" w:cs="Times New Roman"/>
+                <w:sz w:val="21"/>
+                <w:szCs w:val="21"/>
+                <w:vertAlign w:val="baseline"/>
+                <w:lang w:val="en-US" w:eastAsia="zh-CN"/>
+              </w:rPr>
+            </w:pPr>
+            <w:r>
+              <w:rPr>
+                <w:rFonts w:hint="default" w:ascii="Times New Roman" w:hAnsi="Times New Roman" w:eastAsia="宋体" w:cs="Times New Roman"/>
+                <w:sz w:val="21"/>
+                <w:szCs w:val="21"/>
+                <w:vertAlign w:val="baseline"/>
+                <w:lang w:val="en-US" w:eastAsia="zh-CN"/>
+              </w:rPr>
+              <w:t>bool bOverrideOrigin = false</w:t>
+            </w:r>
+          </w:p>
+        </w:tc>
+        <w:tc>
+          <w:tcPr>
+            <w:tcW w:w="4261" w:type="dxa"/>
+          </w:tcPr>
+          <w:p>
+            <w:pPr>
+              <w:rPr>
+                <w:rFonts w:hint="default" w:ascii="Times New Roman" w:hAnsi="Times New Roman" w:eastAsia="宋体" w:cs="Times New Roman"/>
+                <w:sz w:val="21"/>
+                <w:szCs w:val="21"/>
+                <w:vertAlign w:val="baseline"/>
+                <w:lang w:val="en-US" w:eastAsia="zh-CN"/>
+              </w:rPr>
+            </w:pPr>
+            <w:r>
+              <w:rPr>
+                <w:rFonts w:hint="default" w:ascii="Times New Roman" w:hAnsi="Times New Roman" w:eastAsia="宋体" w:cs="Times New Roman"/>
+                <w:sz w:val="21"/>
+                <w:szCs w:val="21"/>
+                <w:vertAlign w:val="baseline"/>
+                <w:lang w:val="en-US" w:eastAsia="zh-CN"/>
+              </w:rPr>
+              <w:t>是否重写原点</w:t>
+            </w:r>
+          </w:p>
+        </w:tc>
+      </w:tr>
+      <w:tr>
+        <w:tblPrEx>
+          <w:tblBorders>
+            <w:top w:val="single" w:color="auto" w:sz="4" w:space="0"/>
+            <w:left w:val="single" w:color="auto" w:sz="4" w:space="0"/>
+            <w:bottom w:val="single" w:color="auto" w:sz="4" w:space="0"/>
+            <w:right w:val="single" w:color="auto" w:sz="4" w:space="0"/>
+            <w:insideH w:val="single" w:color="auto" w:sz="4" w:space="0"/>
+            <w:insideV w:val="single" w:color="auto" w:sz="4" w:space="0"/>
+          </w:tblBorders>
+          <w:tblCellMar>
+            <w:top w:w="0" w:type="dxa"/>
+            <w:left w:w="108" w:type="dxa"/>
+            <w:bottom w:w="0" w:type="dxa"/>
+            <w:right w:w="108" w:type="dxa"/>
+          </w:tblCellMar>
+        </w:tblPrEx>
+        <w:tc>
+          <w:tcPr>
+            <w:tcW w:w="4261" w:type="dxa"/>
+          </w:tcPr>
+          <w:p>
+            <w:pPr>
+              <w:rPr>
+                <w:rFonts w:hint="default" w:ascii="Times New Roman" w:hAnsi="Times New Roman" w:eastAsia="宋体" w:cs="Times New Roman"/>
+                <w:sz w:val="21"/>
+                <w:szCs w:val="21"/>
+                <w:vertAlign w:val="baseline"/>
+                <w:lang w:val="en-US" w:eastAsia="zh-CN"/>
+              </w:rPr>
+            </w:pPr>
+            <w:r>
+              <w:rPr>
+                <w:rFonts w:hint="default" w:ascii="Times New Roman" w:hAnsi="Times New Roman" w:eastAsia="宋体" w:cs="Times New Roman"/>
+                <w:sz w:val="21"/>
+                <w:szCs w:val="21"/>
+                <w:vertAlign w:val="baseline"/>
+                <w:lang w:val="en-US" w:eastAsia="zh-CN"/>
+              </w:rPr>
+              <w:t>FVector Origin(0.f,0.f,0.f)</w:t>
+            </w:r>
+          </w:p>
+        </w:tc>
+        <w:tc>
+          <w:tcPr>
+            <w:tcW w:w="4261" w:type="dxa"/>
+          </w:tcPr>
+          <w:p>
+            <w:pPr>
+              <w:rPr>
+                <w:rFonts w:hint="default" w:ascii="Times New Roman" w:hAnsi="Times New Roman" w:eastAsia="宋体" w:cs="Times New Roman"/>
+                <w:sz w:val="21"/>
+                <w:szCs w:val="21"/>
+                <w:vertAlign w:val="baseline"/>
+                <w:lang w:val="en-US" w:eastAsia="zh-CN"/>
+              </w:rPr>
+            </w:pPr>
+            <w:r>
+              <w:rPr>
+                <w:rFonts w:hint="default" w:ascii="Times New Roman" w:hAnsi="Times New Roman" w:eastAsia="宋体" w:cs="Times New Roman"/>
+                <w:sz w:val="21"/>
+                <w:szCs w:val="21"/>
+                <w:vertAlign w:val="baseline"/>
+                <w:lang w:val="en-US" w:eastAsia="zh-CN"/>
+              </w:rPr>
+              <w:t>原点</w:t>
+            </w:r>
+          </w:p>
+        </w:tc>
+      </w:tr>
+      <w:tr>
+        <w:tblPrEx>
+          <w:tblBorders>
+            <w:top w:val="single" w:color="auto" w:sz="4" w:space="0"/>
+            <w:left w:val="single" w:color="auto" w:sz="4" w:space="0"/>
+            <w:bottom w:val="single" w:color="auto" w:sz="4" w:space="0"/>
+            <w:right w:val="single" w:color="auto" w:sz="4" w:space="0"/>
+            <w:insideH w:val="single" w:color="auto" w:sz="4" w:space="0"/>
+            <w:insideV w:val="single" w:color="auto" w:sz="4" w:space="0"/>
+          </w:tblBorders>
+          <w:tblCellMar>
+            <w:top w:w="0" w:type="dxa"/>
+            <w:left w:w="108" w:type="dxa"/>
+            <w:bottom w:w="0" w:type="dxa"/>
+            <w:right w:w="108" w:type="dxa"/>
+          </w:tblCellMar>
+        </w:tblPrEx>
+        <w:tc>
+          <w:tcPr>
+            <w:tcW w:w="4261" w:type="dxa"/>
+          </w:tcPr>
+          <w:p>
+            <w:pPr>
+              <w:rPr>
+                <w:rFonts w:hint="default" w:ascii="Times New Roman" w:hAnsi="Times New Roman" w:eastAsia="宋体" w:cs="Times New Roman"/>
+                <w:sz w:val="21"/>
+                <w:szCs w:val="21"/>
+                <w:vertAlign w:val="baseline"/>
+                <w:lang w:val="en-US" w:eastAsia="zh-CN"/>
+              </w:rPr>
+            </w:pPr>
+            <w:r>
+              <w:rPr>
+                <w:rFonts w:hint="default" w:ascii="Times New Roman" w:hAnsi="Times New Roman" w:eastAsia="宋体" w:cs="Times New Roman"/>
+                <w:sz w:val="21"/>
+                <w:szCs w:val="21"/>
+                <w:vertAlign w:val="baseline"/>
+                <w:lang w:val="en-US" w:eastAsia="zh-CN"/>
+              </w:rPr>
+              <w:t>ESpawnActorType = None</w:t>
+            </w:r>
+          </w:p>
+        </w:tc>
+        <w:tc>
+          <w:tcPr>
+            <w:tcW w:w="4261" w:type="dxa"/>
+          </w:tcPr>
+          <w:p>
+            <w:pPr>
+              <w:rPr>
+                <w:rFonts w:hint="default" w:ascii="Times New Roman" w:hAnsi="Times New Roman" w:eastAsia="宋体" w:cs="Times New Roman"/>
+                <w:sz w:val="21"/>
+                <w:szCs w:val="21"/>
+                <w:vertAlign w:val="baseline"/>
+                <w:lang w:val="en-US" w:eastAsia="zh-CN"/>
+              </w:rPr>
+            </w:pPr>
+            <w:r>
+              <w:rPr>
+                <w:rFonts w:hint="default" w:ascii="Times New Roman" w:hAnsi="Times New Roman" w:eastAsia="宋体" w:cs="Times New Roman"/>
+                <w:sz w:val="21"/>
+                <w:szCs w:val="21"/>
+                <w:vertAlign w:val="baseline"/>
+                <w:lang w:val="en-US" w:eastAsia="zh-CN"/>
+              </w:rPr>
+              <w:t>生成物类型(无、连射、散射、环绕)</w:t>
+            </w:r>
+          </w:p>
+        </w:tc>
+      </w:tr>
+      <w:tr>
+        <w:tblPrEx>
+          <w:tblBorders>
+            <w:top w:val="single" w:color="auto" w:sz="4" w:space="0"/>
+            <w:left w:val="single" w:color="auto" w:sz="4" w:space="0"/>
+            <w:bottom w:val="single" w:color="auto" w:sz="4" w:space="0"/>
+            <w:right w:val="single" w:color="auto" w:sz="4" w:space="0"/>
+            <w:insideH w:val="single" w:color="auto" w:sz="4" w:space="0"/>
+            <w:insideV w:val="single" w:color="auto" w:sz="4" w:space="0"/>
+          </w:tblBorders>
+          <w:tblCellMar>
+            <w:top w:w="0" w:type="dxa"/>
+            <w:left w:w="108" w:type="dxa"/>
+            <w:bottom w:w="0" w:type="dxa"/>
+            <w:right w:w="108" w:type="dxa"/>
+          </w:tblCellMar>
+        </w:tblPrEx>
+        <w:tc>
+          <w:tcPr>
+            <w:tcW w:w="4261" w:type="dxa"/>
+          </w:tcPr>
+          <w:p>
+            <w:pPr>
+              <w:rPr>
+                <w:rFonts w:hint="default" w:ascii="Times New Roman" w:hAnsi="Times New Roman" w:eastAsia="宋体" w:cs="Times New Roman"/>
+                <w:sz w:val="21"/>
+                <w:szCs w:val="21"/>
+                <w:vertAlign w:val="baseline"/>
+                <w:lang w:val="en-US" w:eastAsia="zh-CN"/>
+              </w:rPr>
+            </w:pPr>
+            <w:r>
+              <w:rPr>
+                <w:rFonts w:hint="default" w:ascii="Times New Roman" w:hAnsi="Times New Roman" w:eastAsia="宋体" w:cs="Times New Roman"/>
+                <w:sz w:val="21"/>
+                <w:szCs w:val="21"/>
+                <w:vertAlign w:val="baseline"/>
+                <w:lang w:val="en-US" w:eastAsia="zh-CN"/>
+              </w:rPr>
+              <w:t>int32 Number = 1</w:t>
+            </w:r>
+          </w:p>
+        </w:tc>
+        <w:tc>
+          <w:tcPr>
+            <w:tcW w:w="4261" w:type="dxa"/>
+          </w:tcPr>
+          <w:p>
+            <w:pPr>
+              <w:rPr>
+                <w:rFonts w:hint="default" w:ascii="Times New Roman" w:hAnsi="Times New Roman" w:eastAsia="宋体" w:cs="Times New Roman"/>
+                <w:sz w:val="21"/>
+                <w:szCs w:val="21"/>
+                <w:vertAlign w:val="baseline"/>
+                <w:lang w:val="en-US" w:eastAsia="zh-CN"/>
+              </w:rPr>
+            </w:pPr>
+            <w:r>
+              <w:rPr>
+                <w:rFonts w:hint="default" w:ascii="Times New Roman" w:hAnsi="Times New Roman" w:eastAsia="宋体" w:cs="Times New Roman"/>
+                <w:sz w:val="21"/>
+                <w:szCs w:val="21"/>
+                <w:vertAlign w:val="baseline"/>
+                <w:lang w:val="en-US" w:eastAsia="zh-CN"/>
+              </w:rPr>
+              <w:t>生成数量</w:t>
+            </w:r>
+          </w:p>
+        </w:tc>
+      </w:tr>
+      <w:tr>
+        <w:tblPrEx>
+          <w:tblBorders>
+            <w:top w:val="single" w:color="auto" w:sz="4" w:space="0"/>
+            <w:left w:val="single" w:color="auto" w:sz="4" w:space="0"/>
+            <w:bottom w:val="single" w:color="auto" w:sz="4" w:space="0"/>
+            <w:right w:val="single" w:color="auto" w:sz="4" w:space="0"/>
+            <w:insideH w:val="single" w:color="auto" w:sz="4" w:space="0"/>
+            <w:insideV w:val="single" w:color="auto" w:sz="4" w:space="0"/>
+          </w:tblBorders>
+          <w:tblCellMar>
+            <w:top w:w="0" w:type="dxa"/>
+            <w:left w:w="108" w:type="dxa"/>
+            <w:bottom w:w="0" w:type="dxa"/>
+            <w:right w:w="108" w:type="dxa"/>
+          </w:tblCellMar>
+        </w:tblPrEx>
+        <w:tc>
+          <w:tcPr>
+            <w:tcW w:w="4261" w:type="dxa"/>
+          </w:tcPr>
+          <w:p>
+            <w:pPr>
+              <w:rPr>
+                <w:rFonts w:hint="default" w:ascii="Times New Roman" w:hAnsi="Times New Roman" w:eastAsia="宋体" w:cs="Times New Roman"/>
+                <w:sz w:val="21"/>
+                <w:szCs w:val="21"/>
+                <w:vertAlign w:val="baseline"/>
+                <w:lang w:val="en-US" w:eastAsia="zh-CN"/>
+              </w:rPr>
+            </w:pPr>
+            <w:r>
+              <w:rPr>
+                <w:rFonts w:hint="default" w:ascii="Times New Roman" w:hAnsi="Times New Roman" w:eastAsia="宋体" w:cs="Times New Roman"/>
+                <w:sz w:val="21"/>
+                <w:szCs w:val="21"/>
+                <w:vertAlign w:val="baseline"/>
+                <w:lang w:val="en-US" w:eastAsia="zh-CN"/>
+              </w:rPr>
+              <w:t>Float ContinuousTime = 0.f</w:t>
+            </w:r>
+          </w:p>
+        </w:tc>
+        <w:tc>
+          <w:tcPr>
+            <w:tcW w:w="4261" w:type="dxa"/>
+          </w:tcPr>
+          <w:p>
+            <w:pPr>
+              <w:rPr>
+                <w:rFonts w:hint="default" w:ascii="Times New Roman" w:hAnsi="Times New Roman" w:eastAsia="宋体" w:cs="Times New Roman"/>
+                <w:sz w:val="21"/>
+                <w:szCs w:val="21"/>
+                <w:vertAlign w:val="baseline"/>
+                <w:lang w:val="en-US" w:eastAsia="zh-CN"/>
+              </w:rPr>
+            </w:pPr>
+            <w:r>
+              <w:rPr>
+                <w:rFonts w:hint="default" w:ascii="Times New Roman" w:hAnsi="Times New Roman" w:eastAsia="宋体" w:cs="Times New Roman"/>
+                <w:sz w:val="21"/>
+                <w:szCs w:val="21"/>
+                <w:vertAlign w:val="baseline"/>
+                <w:lang w:val="en-US" w:eastAsia="zh-CN"/>
+              </w:rPr>
+              <w:t>连射时长</w:t>
+            </w:r>
+          </w:p>
+        </w:tc>
+      </w:tr>
+      <w:tr>
+        <w:tblPrEx>
+          <w:tblBorders>
+            <w:top w:val="single" w:color="auto" w:sz="4" w:space="0"/>
+            <w:left w:val="single" w:color="auto" w:sz="4" w:space="0"/>
+            <w:bottom w:val="single" w:color="auto" w:sz="4" w:space="0"/>
+            <w:right w:val="single" w:color="auto" w:sz="4" w:space="0"/>
+            <w:insideH w:val="single" w:color="auto" w:sz="4" w:space="0"/>
+            <w:insideV w:val="single" w:color="auto" w:sz="4" w:space="0"/>
+          </w:tblBorders>
+          <w:tblCellMar>
+            <w:top w:w="0" w:type="dxa"/>
+            <w:left w:w="108" w:type="dxa"/>
+            <w:bottom w:w="0" w:type="dxa"/>
+            <w:right w:w="108" w:type="dxa"/>
+          </w:tblCellMar>
+        </w:tblPrEx>
+        <w:tc>
+          <w:tcPr>
+            <w:tcW w:w="4261" w:type="dxa"/>
+          </w:tcPr>
+          <w:p>
+            <w:pPr>
+              <w:rPr>
+                <w:rFonts w:hint="default" w:ascii="Times New Roman" w:hAnsi="Times New Roman" w:eastAsia="宋体" w:cs="Times New Roman"/>
+                <w:sz w:val="21"/>
+                <w:szCs w:val="21"/>
+                <w:vertAlign w:val="baseline"/>
+                <w:lang w:val="en-US" w:eastAsia="zh-CN"/>
+              </w:rPr>
+            </w:pPr>
+            <w:r>
+              <w:rPr>
+                <w:rFonts w:hint="default" w:ascii="Times New Roman" w:hAnsi="Times New Roman" w:eastAsia="宋体" w:cs="Times New Roman"/>
+                <w:sz w:val="21"/>
+                <w:szCs w:val="21"/>
+                <w:vertAlign w:val="baseline"/>
+                <w:lang w:val="en-US" w:eastAsia="zh-CN"/>
+              </w:rPr>
+              <w:t>Float ScatteringAngle = 0.f</w:t>
+            </w:r>
+          </w:p>
+        </w:tc>
+        <w:tc>
+          <w:tcPr>
+            <w:tcW w:w="4261" w:type="dxa"/>
+          </w:tcPr>
+          <w:p>
+            <w:pPr>
+              <w:rPr>
+                <w:rFonts w:hint="default" w:ascii="Times New Roman" w:hAnsi="Times New Roman" w:eastAsia="宋体" w:cs="Times New Roman"/>
+                <w:sz w:val="21"/>
+                <w:szCs w:val="21"/>
+                <w:vertAlign w:val="baseline"/>
+                <w:lang w:val="en-US" w:eastAsia="zh-CN"/>
+              </w:rPr>
+            </w:pPr>
+            <w:r>
+              <w:rPr>
+                <w:rFonts w:hint="default" w:ascii="Times New Roman" w:hAnsi="Times New Roman" w:eastAsia="宋体" w:cs="Times New Roman"/>
+                <w:sz w:val="21"/>
+                <w:szCs w:val="21"/>
+                <w:vertAlign w:val="baseline"/>
+                <w:lang w:val="en-US" w:eastAsia="zh-CN"/>
+              </w:rPr>
+              <w:t>散射角度</w:t>
+            </w:r>
+          </w:p>
+        </w:tc>
+      </w:tr>
+      <w:tr>
+        <w:tblPrEx>
+          <w:tblBorders>
+            <w:top w:val="single" w:color="auto" w:sz="4" w:space="0"/>
+            <w:left w:val="single" w:color="auto" w:sz="4" w:space="0"/>
+            <w:bottom w:val="single" w:color="auto" w:sz="4" w:space="0"/>
+            <w:right w:val="single" w:color="auto" w:sz="4" w:space="0"/>
+            <w:insideH w:val="single" w:color="auto" w:sz="4" w:space="0"/>
+            <w:insideV w:val="single" w:color="auto" w:sz="4" w:space="0"/>
+          </w:tblBorders>
+          <w:tblCellMar>
+            <w:top w:w="0" w:type="dxa"/>
+            <w:left w:w="108" w:type="dxa"/>
+            <w:bottom w:w="0" w:type="dxa"/>
+            <w:right w:w="108" w:type="dxa"/>
+          </w:tblCellMar>
+        </w:tblPrEx>
+        <w:tc>
+          <w:tcPr>
+            <w:tcW w:w="4261" w:type="dxa"/>
+          </w:tcPr>
+          <w:p>
+            <w:pPr>
+              <w:rPr>
+                <w:rFonts w:hint="default" w:ascii="Times New Roman" w:hAnsi="Times New Roman" w:eastAsia="宋体" w:cs="Times New Roman"/>
+                <w:sz w:val="21"/>
+                <w:szCs w:val="21"/>
+                <w:vertAlign w:val="baseline"/>
+                <w:lang w:val="en-US" w:eastAsia="zh-CN"/>
+              </w:rPr>
+            </w:pPr>
+            <w:r>
+              <w:rPr>
+                <w:rFonts w:hint="default" w:ascii="Times New Roman" w:hAnsi="Times New Roman" w:eastAsia="宋体" w:cs="Times New Roman"/>
+                <w:sz w:val="21"/>
+                <w:szCs w:val="21"/>
+                <w:vertAlign w:val="baseline"/>
+                <w:lang w:val="en-US" w:eastAsia="zh-CN"/>
+              </w:rPr>
+              <w:t>Float ObitDistance = 100.f</w:t>
+            </w:r>
+          </w:p>
+        </w:tc>
+        <w:tc>
+          <w:tcPr>
+            <w:tcW w:w="4261" w:type="dxa"/>
+          </w:tcPr>
+          <w:p>
+            <w:pPr>
+              <w:rPr>
+                <w:rFonts w:hint="default" w:ascii="Times New Roman" w:hAnsi="Times New Roman" w:eastAsia="宋体" w:cs="Times New Roman"/>
+                <w:sz w:val="21"/>
+                <w:szCs w:val="21"/>
+                <w:vertAlign w:val="baseline"/>
+                <w:lang w:val="en-US" w:eastAsia="zh-CN"/>
+              </w:rPr>
+            </w:pPr>
+            <w:r>
+              <w:rPr>
+                <w:rFonts w:hint="default" w:ascii="Times New Roman" w:hAnsi="Times New Roman" w:eastAsia="宋体" w:cs="Times New Roman"/>
+                <w:sz w:val="21"/>
+                <w:szCs w:val="21"/>
+                <w:vertAlign w:val="baseline"/>
+                <w:lang w:val="en-US" w:eastAsia="zh-CN"/>
+              </w:rPr>
+              <w:t>环绕距离</w:t>
+            </w:r>
+          </w:p>
+        </w:tc>
+      </w:tr>
+      <w:tr>
+        <w:tblPrEx>
+          <w:tblBorders>
+            <w:top w:val="single" w:color="auto" w:sz="4" w:space="0"/>
+            <w:left w:val="single" w:color="auto" w:sz="4" w:space="0"/>
+            <w:bottom w:val="single" w:color="auto" w:sz="4" w:space="0"/>
+            <w:right w:val="single" w:color="auto" w:sz="4" w:space="0"/>
+            <w:insideH w:val="single" w:color="auto" w:sz="4" w:space="0"/>
+            <w:insideV w:val="single" w:color="auto" w:sz="4" w:space="0"/>
+          </w:tblBorders>
+          <w:tblCellMar>
+            <w:top w:w="0" w:type="dxa"/>
+            <w:left w:w="108" w:type="dxa"/>
+            <w:bottom w:w="0" w:type="dxa"/>
+            <w:right w:w="108" w:type="dxa"/>
+          </w:tblCellMar>
+        </w:tblPrEx>
+        <w:tc>
+          <w:tcPr>
+            <w:tcW w:w="4261" w:type="dxa"/>
+          </w:tcPr>
+          <w:p>
+            <w:pPr>
+              <w:rPr>
+                <w:rFonts w:hint="default" w:ascii="Times New Roman" w:hAnsi="Times New Roman" w:eastAsia="宋体" w:cs="Times New Roman"/>
+                <w:sz w:val="21"/>
+                <w:szCs w:val="21"/>
+                <w:vertAlign w:val="baseline"/>
+                <w:lang w:val="en-US" w:eastAsia="zh-CN"/>
+              </w:rPr>
+            </w:pPr>
+            <w:r>
+              <w:rPr>
+                <w:rFonts w:hint="default" w:ascii="Times New Roman" w:hAnsi="Times New Roman" w:eastAsia="宋体" w:cs="Times New Roman"/>
+                <w:sz w:val="21"/>
+                <w:szCs w:val="21"/>
+                <w:vertAlign w:val="baseline"/>
+                <w:lang w:val="en-US" w:eastAsia="zh-CN"/>
+              </w:rPr>
+              <w:t>Float OrbitAngleSpeed = 0.f</w:t>
+            </w:r>
+          </w:p>
+        </w:tc>
+        <w:tc>
+          <w:tcPr>
+            <w:tcW w:w="4261" w:type="dxa"/>
+          </w:tcPr>
+          <w:p>
+            <w:pPr>
+              <w:rPr>
+                <w:rFonts w:hint="default" w:ascii="Times New Roman" w:hAnsi="Times New Roman" w:eastAsia="宋体" w:cs="Times New Roman"/>
+                <w:sz w:val="21"/>
+                <w:szCs w:val="21"/>
+                <w:vertAlign w:val="baseline"/>
+                <w:lang w:val="en-US" w:eastAsia="zh-CN"/>
+              </w:rPr>
+            </w:pPr>
+            <w:r>
+              <w:rPr>
+                <w:rFonts w:hint="default" w:ascii="Times New Roman" w:hAnsi="Times New Roman" w:eastAsia="宋体" w:cs="Times New Roman"/>
+                <w:sz w:val="21"/>
+                <w:szCs w:val="21"/>
+                <w:vertAlign w:val="baseline"/>
+                <w:lang w:val="en-US" w:eastAsia="zh-CN"/>
+              </w:rPr>
+              <w:t>环绕速度</w:t>
+            </w:r>
+          </w:p>
+        </w:tc>
+      </w:tr>
+    </w:tbl>
+    <w:p>
+      <w:pPr>
+        <w:keepNext w:val="0"/>
+        <w:keepLines w:val="0"/>
+        <w:pageBreakBefore w:val="0"/>
+        <w:kinsoku/>
+        <w:wordWrap w:val="0"/>
+        <w:overflowPunct/>
+        <w:topLinePunct w:val="0"/>
+        <w:autoSpaceDE/>
+        <w:autoSpaceDN/>
+        <w:bidi w:val="0"/>
+        <w:adjustRightInd/>
+        <w:snapToGrid/>
+        <w:spacing w:line="240" w:lineRule="auto"/>
+        <w:textAlignment w:val="auto"/>
+        <w:rPr>
+          <w:rFonts w:hint="default" w:ascii="Times New Roman" w:hAnsi="Times New Roman" w:eastAsia="宋体" w:cs="Times New Roman"/>
+          <w:b/>
+          <w:bCs/>
+          <w:sz w:val="24"/>
+          <w:szCs w:val="24"/>
+          <w:lang w:val="en-US" w:eastAsia="zh-CN"/>
+        </w:rPr>
+      </w:pPr>
+    </w:p>
+    <w:p>
+      <w:pPr>
+        <w:keepNext w:val="0"/>
+        <w:keepLines w:val="0"/>
+        <w:pageBreakBefore w:val="0"/>
+        <w:kinsoku/>
+        <w:wordWrap w:val="0"/>
+        <w:overflowPunct/>
+        <w:topLinePunct w:val="0"/>
+        <w:autoSpaceDE/>
+        <w:autoSpaceDN/>
+        <w:bidi w:val="0"/>
+        <w:adjustRightInd/>
+        <w:snapToGrid/>
+        <w:spacing w:line="240" w:lineRule="auto"/>
+        <w:textAlignment w:val="auto"/>
+        <w:outlineLvl w:val="2"/>
+        <w:rPr>
+          <w:rFonts w:hint="default" w:ascii="Times New Roman" w:hAnsi="Times New Roman" w:eastAsia="宋体" w:cs="Times New Roman"/>
+          <w:b/>
+          <w:bCs/>
+          <w:sz w:val="24"/>
+          <w:szCs w:val="24"/>
+          <w:lang w:val="en-US" w:eastAsia="zh-CN"/>
+        </w:rPr>
+      </w:pPr>
+      <w:bookmarkStart w:id="41" w:name="_Toc19892"/>
+      <w:r>
+        <w:rPr>
+          <w:rFonts w:hint="default" w:ascii="Times New Roman" w:hAnsi="Times New Roman" w:eastAsia="宋体" w:cs="Times New Roman"/>
+          <w:b/>
+          <w:bCs/>
+          <w:caps w:val="0"/>
+          <w:color w:val="0F1115"/>
+          <w:spacing w:val="0"/>
+          <w:sz w:val="24"/>
+          <w:szCs w:val="24"/>
+          <w:shd w:val="clear" w:fill="FFFFFF"/>
+        </w:rPr>
+        <w:t>5.</w:t>
+      </w:r>
+      <w:r>
+        <w:rPr>
+          <w:rFonts w:hint="eastAsia" w:ascii="Times New Roman" w:hAnsi="Times New Roman" w:eastAsia="宋体" w:cs="Times New Roman"/>
+          <w:b/>
+          <w:bCs/>
+          <w:caps w:val="0"/>
+          <w:color w:val="0F1115"/>
+          <w:spacing w:val="0"/>
+          <w:sz w:val="24"/>
+          <w:szCs w:val="24"/>
+          <w:shd w:val="clear" w:fill="FFFFFF"/>
+          <w:lang w:val="en-US" w:eastAsia="zh-CN"/>
+        </w:rPr>
+        <w:t>4</w:t>
+      </w:r>
+      <w:r>
+        <w:rPr>
+          <w:rFonts w:hint="default" w:ascii="Times New Roman" w:hAnsi="Times New Roman" w:eastAsia="宋体" w:cs="Times New Roman"/>
+          <w:b/>
+          <w:bCs/>
+          <w:caps w:val="0"/>
+          <w:color w:val="0F1115"/>
+          <w:spacing w:val="0"/>
+          <w:sz w:val="24"/>
+          <w:szCs w:val="24"/>
+          <w:shd w:val="clear" w:fill="FFFFFF"/>
+        </w:rPr>
+        <w:t>.</w:t>
+      </w:r>
+      <w:r>
+        <w:rPr>
+          <w:rFonts w:hint="eastAsia" w:ascii="Times New Roman" w:hAnsi="Times New Roman" w:eastAsia="宋体" w:cs="Times New Roman"/>
+          <w:b/>
+          <w:bCs/>
+          <w:caps w:val="0"/>
+          <w:color w:val="0F1115"/>
+          <w:spacing w:val="0"/>
+          <w:sz w:val="24"/>
+          <w:szCs w:val="24"/>
+          <w:shd w:val="clear" w:fill="FFFFFF"/>
+          <w:lang w:val="en-US" w:eastAsia="zh-CN"/>
+        </w:rPr>
+        <w:t>2</w:t>
+      </w:r>
+      <w:r>
+        <w:rPr>
+          <w:rFonts w:hint="default" w:ascii="Times New Roman" w:hAnsi="Times New Roman" w:eastAsia="宋体" w:cs="Times New Roman"/>
+          <w:b/>
+          <w:bCs/>
+          <w:caps w:val="0"/>
+          <w:color w:val="0F1115"/>
+          <w:spacing w:val="0"/>
+          <w:sz w:val="24"/>
+          <w:szCs w:val="24"/>
+          <w:shd w:val="clear" w:fill="FFFFFF"/>
+          <w:lang w:val="en-US" w:eastAsia="zh-CN"/>
+        </w:rPr>
+        <w:t>.</w:t>
+      </w:r>
+      <w:r>
+        <w:rPr>
+          <w:rFonts w:hint="eastAsia" w:ascii="Times New Roman" w:hAnsi="Times New Roman" w:cs="Times New Roman"/>
+          <w:b/>
+          <w:bCs/>
+          <w:sz w:val="24"/>
+          <w:szCs w:val="24"/>
+          <w:lang w:val="en-US" w:eastAsia="zh-CN"/>
+        </w:rPr>
+        <w:t>刻印蓄力上下文</w:t>
+      </w:r>
+      <w:r>
+        <w:rPr>
+          <w:rFonts w:hint="default" w:ascii="Times New Roman" w:hAnsi="Times New Roman" w:eastAsia="宋体" w:cs="Times New Roman"/>
+          <w:b/>
+          <w:bCs/>
+          <w:sz w:val="24"/>
+          <w:szCs w:val="24"/>
+          <w:lang w:val="en-US" w:eastAsia="zh-CN"/>
+        </w:rPr>
+        <w:t>FGlyph</w:t>
+      </w:r>
+      <w:r>
+        <w:rPr>
+          <w:rFonts w:hint="eastAsia" w:ascii="Times New Roman" w:hAnsi="Times New Roman" w:eastAsia="宋体" w:cs="Times New Roman"/>
+          <w:b/>
+          <w:bCs/>
+          <w:sz w:val="24"/>
+          <w:szCs w:val="24"/>
+          <w:lang w:val="en-US" w:eastAsia="zh-CN"/>
+        </w:rPr>
+        <w:t>Charge</w:t>
+      </w:r>
+      <w:r>
+        <w:rPr>
+          <w:rFonts w:hint="default" w:ascii="Times New Roman" w:hAnsi="Times New Roman" w:eastAsia="宋体" w:cs="Times New Roman"/>
+          <w:b/>
+          <w:bCs/>
+          <w:sz w:val="24"/>
+          <w:szCs w:val="24"/>
+          <w:lang w:val="en-US" w:eastAsia="zh-CN"/>
+        </w:rPr>
+        <w:t>Context</w:t>
+      </w:r>
+      <w:bookmarkEnd w:id="41"/>
+    </w:p>
+    <w:tbl>
+      <w:tblPr>
+        <w:tblStyle w:val="14"/>
+        <w:tblW w:w="0" w:type="auto"/>
+        <w:tblInd w:w="0" w:type="dxa"/>
+        <w:tblBorders>
+          <w:top w:val="single" w:color="auto" w:sz="4" w:space="0"/>
+          <w:left w:val="single" w:color="auto" w:sz="4" w:space="0"/>
+          <w:bottom w:val="single" w:color="auto" w:sz="4" w:space="0"/>
+          <w:right w:val="single" w:color="auto" w:sz="4" w:space="0"/>
+          <w:insideH w:val="single" w:color="auto" w:sz="4" w:space="0"/>
+          <w:insideV w:val="single" w:color="auto" w:sz="4" w:space="0"/>
+        </w:tblBorders>
+        <w:tblLayout w:type="autofit"/>
+        <w:tblCellMar>
+          <w:top w:w="0" w:type="dxa"/>
+          <w:left w:w="108" w:type="dxa"/>
+          <w:bottom w:w="0" w:type="dxa"/>
+          <w:right w:w="108" w:type="dxa"/>
+        </w:tblCellMar>
+      </w:tblPr>
+      <w:tblGrid>
+        <w:gridCol w:w="4261"/>
+        <w:gridCol w:w="4261"/>
+      </w:tblGrid>
+      <w:tr>
+        <w:tblPrEx>
+          <w:tblBorders>
+            <w:top w:val="single" w:color="auto" w:sz="4" w:space="0"/>
+            <w:left w:val="single" w:color="auto" w:sz="4" w:space="0"/>
+            <w:bottom w:val="single" w:color="auto" w:sz="4" w:space="0"/>
+            <w:right w:val="single" w:color="auto" w:sz="4" w:space="0"/>
+            <w:insideH w:val="single" w:color="auto" w:sz="4" w:space="0"/>
+            <w:insideV w:val="single" w:color="auto" w:sz="4" w:space="0"/>
+          </w:tblBorders>
+          <w:tblCellMar>
+            <w:top w:w="0" w:type="dxa"/>
+            <w:left w:w="108" w:type="dxa"/>
+            <w:bottom w:w="0" w:type="dxa"/>
+            <w:right w:w="108" w:type="dxa"/>
+          </w:tblCellMar>
+        </w:tblPrEx>
+        <w:tc>
+          <w:tcPr>
+            <w:tcW w:w="4261" w:type="dxa"/>
+          </w:tcPr>
+          <w:p>
+            <w:pPr>
+              <w:rPr>
                 <w:rFonts w:hint="default" w:eastAsiaTheme="minorEastAsia"/>
                 <w:vertAlign w:val="baseline"/>
                 <w:lang w:val="en-US" w:eastAsia="zh-CN"/>
@@ -22674,7 +24350,7 @@
           <w:lang w:val="en-US" w:eastAsia="zh-CN"/>
         </w:rPr>
       </w:pPr>
-      <w:bookmarkStart w:id="40" w:name="_Toc29788"/>
+      <w:bookmarkStart w:id="42" w:name="_Toc29330"/>
       <w:r>
         <w:rPr>
           <w:rFonts w:hint="default" w:ascii="Times New Roman" w:hAnsi="Times New Roman" w:eastAsia="宋体" w:cs="Times New Roman"/>
@@ -22784,7 +24460,7 @@
         </w:rPr>
         <w:t>Context</w:t>
       </w:r>
-      <w:bookmarkEnd w:id="40"/>
+      <w:bookmarkEnd w:id="42"/>
     </w:p>
     <w:tbl>
       <w:tblPr>
@@ -23505,7 +25181,7 @@
           <w:lang w:val="en-US"/>
         </w:rPr>
       </w:pPr>
-      <w:bookmarkStart w:id="41" w:name="_Toc18525"/>
+      <w:bookmarkStart w:id="43" w:name="_Toc15562"/>
       <w:r>
         <w:rPr>
           <w:rFonts w:hint="default" w:ascii="Times New Roman" w:hAnsi="Times New Roman" w:eastAsia="宋体" w:cs="Times New Roman"/>
@@ -23615,7 +25291,7 @@
         </w:rPr>
         <w:t>Context</w:t>
       </w:r>
-      <w:bookmarkEnd w:id="41"/>
+      <w:bookmarkEnd w:id="43"/>
     </w:p>
     <w:tbl>
       <w:tblPr>
@@ -23899,8 +25575,6 @@
               </w:rPr>
               <w:t>碰撞目标</w:t>
             </w:r>
-            <w:bookmarkStart w:id="62" w:name="_GoBack"/>
-            <w:bookmarkEnd w:id="62"/>
           </w:p>
         </w:tc>
       </w:tr>
@@ -23992,7 +25666,7 @@
           <w:shd w:val="clear" w:fill="FFFFFF"/>
         </w:rPr>
       </w:pPr>
-      <w:bookmarkStart w:id="42" w:name="_Toc30179"/>
+      <w:bookmarkStart w:id="44" w:name="_Toc31701"/>
       <w:r>
         <w:rPr>
           <w:rFonts w:hint="default" w:ascii="Times New Roman" w:hAnsi="Times New Roman" w:eastAsia="宋体" w:cs="Times New Roman"/>
@@ -24051,7 +25725,7 @@
         </w:rPr>
         <w:t>UI架构</w:t>
       </w:r>
-      <w:bookmarkEnd w:id="42"/>
+      <w:bookmarkEnd w:id="44"/>
     </w:p>
     <w:p>
       <w:pPr>
@@ -24188,7 +25862,7 @@
           <w:szCs w:val="30"/>
         </w:rPr>
       </w:pPr>
-      <w:bookmarkStart w:id="43" w:name="_Toc23015"/>
+      <w:bookmarkStart w:id="45" w:name="_Toc19724"/>
       <w:r>
         <w:rPr>
           <w:rFonts w:hint="default" w:ascii="Times New Roman" w:hAnsi="Times New Roman" w:eastAsia="宋体" w:cs="Times New Roman"/>
@@ -24203,7 +25877,7 @@
         </w:rPr>
         <w:t>6.开发计划</w:t>
       </w:r>
-      <w:bookmarkEnd w:id="43"/>
+      <w:bookmarkEnd w:id="45"/>
     </w:p>
     <w:p>
       <w:pPr>
@@ -24239,7 +25913,7 @@
           <w:shd w:val="clear" w:fill="FFFFFF"/>
         </w:rPr>
       </w:pPr>
-      <w:bookmarkStart w:id="44" w:name="_Toc27783"/>
+      <w:bookmarkStart w:id="46" w:name="_Toc14354"/>
       <w:r>
         <w:rPr>
           <w:rFonts w:hint="default" w:ascii="Times New Roman" w:hAnsi="Times New Roman" w:eastAsia="宋体" w:cs="Times New Roman"/>
@@ -24283,7 +25957,7 @@
         </w:rPr>
         <w:t>开发阶段划分</w:t>
       </w:r>
-      <w:bookmarkEnd w:id="44"/>
+      <w:bookmarkEnd w:id="46"/>
     </w:p>
     <w:tbl>
       <w:tblPr>
@@ -25800,7 +27474,7 @@
           <w:szCs w:val="28"/>
         </w:rPr>
       </w:pPr>
-      <w:bookmarkStart w:id="45" w:name="_Toc11086"/>
+      <w:bookmarkStart w:id="47" w:name="_Toc32237"/>
       <w:r>
         <w:rPr>
           <w:rFonts w:hint="default" w:ascii="Times New Roman" w:hAnsi="Times New Roman" w:eastAsia="宋体" w:cs="Times New Roman"/>
@@ -25844,7 +27518,7 @@
         </w:rPr>
         <w:t>MVP刻印清单（阶段一）</w:t>
       </w:r>
-      <w:bookmarkEnd w:id="45"/>
+      <w:bookmarkEnd w:id="47"/>
     </w:p>
     <w:p>
       <w:pPr>
@@ -28935,7 +30609,7 @@
           <w:shd w:val="clear" w:fill="FFFFFF"/>
         </w:rPr>
       </w:pPr>
-      <w:bookmarkStart w:id="46" w:name="_Toc13038"/>
+      <w:bookmarkStart w:id="48" w:name="_Toc28361"/>
       <w:r>
         <w:rPr>
           <w:rFonts w:hint="default" w:ascii="Times New Roman" w:hAnsi="Times New Roman" w:eastAsia="宋体" w:cs="Times New Roman"/>
@@ -28950,7 +30624,7 @@
         </w:rPr>
         <w:t>7.验收清单</w:t>
       </w:r>
-      <w:bookmarkEnd w:id="46"/>
+      <w:bookmarkEnd w:id="48"/>
     </w:p>
     <w:p>
       <w:pPr>
@@ -28986,7 +30660,7 @@
           <w:shd w:val="clear" w:fill="FFFFFF"/>
         </w:rPr>
       </w:pPr>
-      <w:bookmarkStart w:id="47" w:name="_Toc6243"/>
+      <w:bookmarkStart w:id="49" w:name="_Toc3937"/>
       <w:r>
         <w:rPr>
           <w:rFonts w:hint="default" w:ascii="Times New Roman" w:hAnsi="Times New Roman" w:eastAsia="宋体" w:cs="Times New Roman"/>
@@ -29030,7 +30704,7 @@
         </w:rPr>
         <w:t>功能验证</w:t>
       </w:r>
-      <w:bookmarkEnd w:id="47"/>
+      <w:bookmarkEnd w:id="49"/>
     </w:p>
     <w:tbl>
       <w:tblPr>
@@ -29069,7 +30743,6 @@
             <w:insideH w:val="none" w:color="auto" w:sz="0" w:space="0"/>
             <w:insideV w:val="none" w:color="auto" w:sz="0" w:space="0"/>
           </w:tblBorders>
-          <w:shd w:val="clear" w:color="auto" w:fill="FFFFFF"/>
           <w:tblCellMar>
             <w:top w:w="15" w:type="dxa"/>
             <w:left w:w="15" w:type="dxa"/>
@@ -29335,144 +31008,6 @@
                 <w:lang w:val="en-US" w:eastAsia="zh-CN"/>
               </w:rPr>
               <w:t>刻印可拖拽至任意槽位任一位置，拖拽时有视觉反馈</w:t>
-            </w:r>
-          </w:p>
-        </w:tc>
-      </w:tr>
-      <w:tr>
-        <w:tblPrEx>
-          <w:tblBorders>
-            <w:top w:val="none" w:color="auto" w:sz="0" w:space="0"/>
-            <w:left w:val="none" w:color="auto" w:sz="0" w:space="0"/>
-            <w:bottom w:val="none" w:color="auto" w:sz="0" w:space="0"/>
-            <w:right w:val="none" w:color="auto" w:sz="0" w:space="0"/>
-            <w:insideH w:val="none" w:color="auto" w:sz="0" w:space="0"/>
-            <w:insideV w:val="none" w:color="auto" w:sz="0" w:space="0"/>
-          </w:tblBorders>
-          <w:tblCellMar>
-            <w:top w:w="15" w:type="dxa"/>
-            <w:left w:w="15" w:type="dxa"/>
-            <w:bottom w:w="15" w:type="dxa"/>
-            <w:right w:w="15" w:type="dxa"/>
-          </w:tblCellMar>
-        </w:tblPrEx>
-        <w:tc>
-          <w:tcPr>
-            <w:tcW w:w="447" w:type="pct"/>
-            <w:tcBorders>
-              <w:top w:val="single" w:color="auto" w:sz="4" w:space="0"/>
-              <w:left w:val="single" w:color="auto" w:sz="4" w:space="0"/>
-              <w:bottom w:val="single" w:color="auto" w:sz="4" w:space="0"/>
-              <w:right w:val="single" w:color="auto" w:sz="4" w:space="0"/>
-            </w:tcBorders>
-            <w:shd w:val="clear" w:color="auto" w:fill="auto"/>
-            <w:tcMar>
-              <w:top w:w="100" w:type="dxa"/>
-              <w:left w:w="0" w:type="dxa"/>
-              <w:bottom w:w="100" w:type="dxa"/>
-              <w:right w:w="160" w:type="dxa"/>
-            </w:tcMar>
-            <w:vAlign w:val="center"/>
-          </w:tcPr>
-          <w:p>
-            <w:pPr>
-              <w:rPr>
-                <w:rFonts w:hint="default" w:ascii="Times New Roman" w:hAnsi="Times New Roman" w:eastAsia="宋体" w:cs="Times New Roman"/>
-                <w:sz w:val="21"/>
-                <w:szCs w:val="21"/>
-                <w:vertAlign w:val="baseline"/>
-                <w:lang w:val="en-US" w:eastAsia="zh-CN"/>
-              </w:rPr>
-            </w:pPr>
-            <w:r>
-              <w:rPr>
-                <w:rFonts w:hint="default" w:ascii="Times New Roman" w:hAnsi="Times New Roman" w:eastAsia="宋体" w:cs="Times New Roman"/>
-                <w:sz w:val="21"/>
-                <w:szCs w:val="21"/>
-                <w:vertAlign w:val="baseline"/>
-                <w:lang w:val="en-US" w:eastAsia="zh-CN"/>
-              </w:rPr>
-              <w:t>F-02</w:t>
-            </w:r>
-          </w:p>
-        </w:tc>
-        <w:tc>
-          <w:tcPr>
-            <w:tcW w:w="1040" w:type="pct"/>
-            <w:tcBorders>
-              <w:top w:val="single" w:color="auto" w:sz="4" w:space="0"/>
-              <w:left w:val="single" w:color="auto" w:sz="4" w:space="0"/>
-              <w:bottom w:val="single" w:color="auto" w:sz="4" w:space="0"/>
-              <w:right w:val="single" w:color="auto" w:sz="4" w:space="0"/>
-            </w:tcBorders>
-            <w:shd w:val="clear" w:color="auto" w:fill="auto"/>
-            <w:tcMar>
-              <w:top w:w="100" w:type="dxa"/>
-              <w:left w:w="160" w:type="dxa"/>
-              <w:bottom w:w="100" w:type="dxa"/>
-              <w:right w:w="160" w:type="dxa"/>
-            </w:tcMar>
-            <w:vAlign w:val="center"/>
-          </w:tcPr>
-          <w:p>
-            <w:pPr>
-              <w:rPr>
-                <w:rFonts w:hint="default" w:ascii="Times New Roman" w:hAnsi="Times New Roman" w:eastAsia="宋体" w:cs="Times New Roman"/>
-                <w:sz w:val="21"/>
-                <w:szCs w:val="21"/>
-                <w:vertAlign w:val="baseline"/>
-                <w:lang w:val="en-US" w:eastAsia="zh-CN"/>
-              </w:rPr>
-            </w:pPr>
-            <w:r>
-              <w:rPr>
-                <w:rFonts w:hint="default" w:ascii="Times New Roman" w:hAnsi="Times New Roman" w:eastAsia="宋体" w:cs="Times New Roman"/>
-                <w:sz w:val="21"/>
-                <w:szCs w:val="21"/>
-                <w:vertAlign w:val="baseline"/>
-                <w:lang w:val="en-US" w:eastAsia="zh-CN"/>
-              </w:rPr>
-              <w:t>位格表现</w:t>
-            </w:r>
-          </w:p>
-        </w:tc>
-        <w:tc>
-          <w:tcPr>
-            <w:tcW w:w="3512" w:type="pct"/>
-            <w:tcBorders>
-              <w:top w:val="single" w:color="auto" w:sz="4" w:space="0"/>
-              <w:left w:val="single" w:color="auto" w:sz="4" w:space="0"/>
-              <w:bottom w:val="single" w:color="auto" w:sz="4" w:space="0"/>
-              <w:right w:val="single" w:color="auto" w:sz="4" w:space="0"/>
-            </w:tcBorders>
-            <w:shd w:val="clear" w:color="auto" w:fill="auto"/>
-            <w:tcMar>
-              <w:top w:w="100" w:type="dxa"/>
-              <w:left w:w="160" w:type="dxa"/>
-              <w:bottom w:w="100" w:type="dxa"/>
-              <w:right w:w="0" w:type="dxa"/>
-            </w:tcMar>
-            <w:vAlign w:val="center"/>
-          </w:tcPr>
-          <w:p>
-            <w:pPr>
-              <w:rPr>
-                <w:rFonts w:hint="default" w:ascii="Times New Roman" w:hAnsi="Times New Roman" w:eastAsia="宋体" w:cs="Times New Roman"/>
-                <w:sz w:val="21"/>
-                <w:szCs w:val="21"/>
-                <w:vertAlign w:val="baseline"/>
-                <w:lang w:val="en-US" w:eastAsia="zh-CN"/>
-              </w:rPr>
-            </w:pPr>
-            <w:r>
-              <w:rPr>
-                <w:rFonts w:hint="default" w:ascii="Times New Roman" w:hAnsi="Times New Roman" w:eastAsia="宋体" w:cs="Times New Roman"/>
-                <w:sz w:val="21"/>
-                <w:szCs w:val="21"/>
-                <w:vertAlign w:val="baseline"/>
-                <w:lang w:val="en-US" w:eastAsia="zh-CN"/>
-              </w:rPr>
-              <w:t>槽位一表现本位，槽位二表现变位</w:t>
             </w:r>
           </w:p>
         </w:tc>
@@ -29531,7 +31066,7 @@
                 <w:vertAlign w:val="baseline"/>
                 <w:lang w:val="en-US" w:eastAsia="zh-CN"/>
               </w:rPr>
-              <w:t>F-03</w:t>
+              <w:t>F-02</w:t>
             </w:r>
           </w:p>
         </w:tc>
@@ -29571,7 +31106,7 @@
                 <w:vertAlign w:val="baseline"/>
                 <w:lang w:val="en-US" w:eastAsia="zh-CN"/>
               </w:rPr>
-              <w:t>事件通信</w:t>
+              <w:t>位格表现</w:t>
             </w:r>
           </w:p>
         </w:tc>
@@ -29611,7 +31146,7 @@
                 <w:vertAlign w:val="baseline"/>
                 <w:lang w:val="en-US" w:eastAsia="zh-CN"/>
               </w:rPr>
-              <w:t>本位事件正确触发变位响应</w:t>
+              <w:t>槽位一表现本位，槽位二表现变位</w:t>
             </w:r>
           </w:p>
         </w:tc>
@@ -29670,7 +31205,7 @@
                 <w:vertAlign w:val="baseline"/>
                 <w:lang w:val="en-US" w:eastAsia="zh-CN"/>
               </w:rPr>
-              <w:t>F-04</w:t>
+              <w:t>F-03</w:t>
             </w:r>
           </w:p>
         </w:tc>
@@ -29710,7 +31245,7 @@
                 <w:vertAlign w:val="baseline"/>
                 <w:lang w:val="en-US" w:eastAsia="zh-CN"/>
               </w:rPr>
-              <w:t>战斗基础</w:t>
+              <w:t>事件通信</w:t>
             </w:r>
           </w:p>
         </w:tc>
@@ -29750,7 +31285,7 @@
                 <w:vertAlign w:val="baseline"/>
                 <w:lang w:val="en-US" w:eastAsia="zh-CN"/>
               </w:rPr>
-              <w:t>角色可移动、攻击、使用技能，敌人可被击杀</w:t>
+              <w:t>本位事件正确触发变位响应</w:t>
             </w:r>
           </w:p>
         </w:tc>
@@ -29808,7 +31343,7 @@
                 <w:vertAlign w:val="baseline"/>
                 <w:lang w:val="en-US" w:eastAsia="zh-CN"/>
               </w:rPr>
-              <w:t>F-05</w:t>
+              <w:t>F-04</w:t>
             </w:r>
           </w:p>
         </w:tc>
@@ -29848,7 +31383,7 @@
                 <w:vertAlign w:val="baseline"/>
                 <w:lang w:val="en-US" w:eastAsia="zh-CN"/>
               </w:rPr>
-              <w:t>库容管理</w:t>
+              <w:t>战斗基础</w:t>
             </w:r>
           </w:p>
         </w:tc>
@@ -29888,145 +31423,7 @@
                 <w:vertAlign w:val="baseline"/>
                 <w:lang w:val="en-US" w:eastAsia="zh-CN"/>
               </w:rPr>
-              <w:t>八格库容正常显示，库满时获取新刻印弹出舍弃选择</w:t>
-            </w:r>
-          </w:p>
-        </w:tc>
-      </w:tr>
-      <w:tr>
-        <w:tblPrEx>
-          <w:tblBorders>
-            <w:top w:val="none" w:color="auto" w:sz="0" w:space="0"/>
-            <w:left w:val="none" w:color="auto" w:sz="0" w:space="0"/>
-            <w:bottom w:val="none" w:color="auto" w:sz="0" w:space="0"/>
-            <w:right w:val="none" w:color="auto" w:sz="0" w:space="0"/>
-            <w:insideH w:val="none" w:color="auto" w:sz="0" w:space="0"/>
-            <w:insideV w:val="none" w:color="auto" w:sz="0" w:space="0"/>
-          </w:tblBorders>
-          <w:tblCellMar>
-            <w:top w:w="15" w:type="dxa"/>
-            <w:left w:w="15" w:type="dxa"/>
-            <w:bottom w:w="15" w:type="dxa"/>
-            <w:right w:w="15" w:type="dxa"/>
-          </w:tblCellMar>
-        </w:tblPrEx>
-        <w:tc>
-          <w:tcPr>
-            <w:tcW w:w="447" w:type="pct"/>
-            <w:tcBorders>
-              <w:top w:val="single" w:color="auto" w:sz="4" w:space="0"/>
-              <w:left w:val="single" w:color="auto" w:sz="4" w:space="0"/>
-              <w:bottom w:val="single" w:color="auto" w:sz="4" w:space="0"/>
-              <w:right w:val="single" w:color="auto" w:sz="4" w:space="0"/>
-            </w:tcBorders>
-            <w:shd w:val="clear" w:color="auto" w:fill="auto"/>
-            <w:tcMar>
-              <w:top w:w="100" w:type="dxa"/>
-              <w:left w:w="0" w:type="dxa"/>
-              <w:bottom w:w="100" w:type="dxa"/>
-              <w:right w:w="160" w:type="dxa"/>
-            </w:tcMar>
-            <w:vAlign w:val="center"/>
-          </w:tcPr>
-          <w:p>
-            <w:pPr>
-              <w:rPr>
-                <w:rFonts w:hint="default" w:ascii="Times New Roman" w:hAnsi="Times New Roman" w:eastAsia="宋体" w:cs="Times New Roman"/>
-                <w:sz w:val="21"/>
-                <w:szCs w:val="21"/>
-                <w:vertAlign w:val="baseline"/>
-                <w:lang w:val="en-US" w:eastAsia="zh-CN"/>
-              </w:rPr>
-            </w:pPr>
-            <w:r>
-              <w:rPr>
-                <w:rFonts w:hint="default" w:ascii="Times New Roman" w:hAnsi="Times New Roman" w:eastAsia="宋体" w:cs="Times New Roman"/>
-                <w:sz w:val="21"/>
-                <w:szCs w:val="21"/>
-                <w:vertAlign w:val="baseline"/>
-                <w:lang w:val="en-US" w:eastAsia="zh-CN"/>
-              </w:rPr>
-              <w:t>F-06</w:t>
-            </w:r>
-          </w:p>
-        </w:tc>
-        <w:tc>
-          <w:tcPr>
-            <w:tcW w:w="1040" w:type="pct"/>
-            <w:tcBorders>
-              <w:top w:val="single" w:color="auto" w:sz="4" w:space="0"/>
-              <w:left w:val="single" w:color="auto" w:sz="4" w:space="0"/>
-              <w:bottom w:val="single" w:color="auto" w:sz="4" w:space="0"/>
-              <w:right w:val="single" w:color="auto" w:sz="4" w:space="0"/>
-            </w:tcBorders>
-            <w:shd w:val="clear" w:color="auto" w:fill="auto"/>
-            <w:tcMar>
-              <w:top w:w="100" w:type="dxa"/>
-              <w:left w:w="160" w:type="dxa"/>
-              <w:bottom w:w="100" w:type="dxa"/>
-              <w:right w:w="160" w:type="dxa"/>
-            </w:tcMar>
-            <w:vAlign w:val="center"/>
-          </w:tcPr>
-          <w:p>
-            <w:pPr>
-              <w:rPr>
-                <w:rFonts w:hint="default" w:ascii="Times New Roman" w:hAnsi="Times New Roman" w:eastAsia="宋体" w:cs="Times New Roman"/>
-                <w:sz w:val="21"/>
-                <w:szCs w:val="21"/>
-                <w:vertAlign w:val="baseline"/>
-                <w:lang w:val="en-US" w:eastAsia="zh-CN"/>
-              </w:rPr>
-            </w:pPr>
-            <w:r>
-              <w:rPr>
-                <w:rFonts w:hint="default" w:ascii="Times New Roman" w:hAnsi="Times New Roman" w:eastAsia="宋体" w:cs="Times New Roman"/>
-                <w:sz w:val="21"/>
-                <w:szCs w:val="21"/>
-                <w:vertAlign w:val="baseline"/>
-                <w:lang w:val="en-US" w:eastAsia="zh-CN"/>
-              </w:rPr>
-              <w:t>刻印升级</w:t>
-            </w:r>
-          </w:p>
-        </w:tc>
-        <w:tc>
-          <w:tcPr>
-            <w:tcW w:w="3512" w:type="pct"/>
-            <w:tcBorders>
-              <w:top w:val="single" w:color="auto" w:sz="4" w:space="0"/>
-              <w:left w:val="single" w:color="auto" w:sz="4" w:space="0"/>
-              <w:bottom w:val="single" w:color="auto" w:sz="4" w:space="0"/>
-              <w:right w:val="single" w:color="auto" w:sz="4" w:space="0"/>
-            </w:tcBorders>
-            <w:shd w:val="clear" w:color="auto" w:fill="auto"/>
-            <w:tcMar>
-              <w:top w:w="100" w:type="dxa"/>
-              <w:left w:w="160" w:type="dxa"/>
-              <w:bottom w:w="100" w:type="dxa"/>
-              <w:right w:w="0" w:type="dxa"/>
-            </w:tcMar>
-            <w:vAlign w:val="center"/>
-          </w:tcPr>
-          <w:p>
-            <w:pPr>
-              <w:rPr>
-                <w:rFonts w:hint="default" w:ascii="Times New Roman" w:hAnsi="Times New Roman" w:eastAsia="宋体" w:cs="Times New Roman"/>
-                <w:sz w:val="21"/>
-                <w:szCs w:val="21"/>
-                <w:vertAlign w:val="baseline"/>
-                <w:lang w:val="en-US" w:eastAsia="zh-CN"/>
-              </w:rPr>
-            </w:pPr>
-            <w:r>
-              <w:rPr>
-                <w:rFonts w:hint="default" w:ascii="Times New Roman" w:hAnsi="Times New Roman" w:eastAsia="宋体" w:cs="Times New Roman"/>
-                <w:sz w:val="21"/>
-                <w:szCs w:val="21"/>
-                <w:vertAlign w:val="baseline"/>
-                <w:lang w:val="en-US" w:eastAsia="zh-CN"/>
-              </w:rPr>
-              <w:t>重复获取同一刻印等级提升，效能提升生效</w:t>
+              <w:t>角色可移动、攻击、使用技能，敌人可被击杀</w:t>
             </w:r>
           </w:p>
         </w:tc>
@@ -30085,7 +31482,7 @@
                 <w:vertAlign w:val="baseline"/>
                 <w:lang w:val="en-US" w:eastAsia="zh-CN"/>
               </w:rPr>
-              <w:t>F-07</w:t>
+              <w:t>F-05</w:t>
             </w:r>
           </w:p>
         </w:tc>
@@ -30125,7 +31522,7 @@
                 <w:vertAlign w:val="baseline"/>
                 <w:lang w:val="en-US" w:eastAsia="zh-CN"/>
               </w:rPr>
-              <w:t>信息素记录</w:t>
+              <w:t>库容管理</w:t>
             </w:r>
           </w:p>
         </w:tc>
@@ -30165,145 +31562,7 @@
                 <w:vertAlign w:val="baseline"/>
                 <w:lang w:val="en-US" w:eastAsia="zh-CN"/>
               </w:rPr>
-              <w:t>敌人死亡位置生成信息素点，记录击杀技能标签</w:t>
-            </w:r>
-          </w:p>
-        </w:tc>
-      </w:tr>
-      <w:tr>
-        <w:tblPrEx>
-          <w:tblBorders>
-            <w:top w:val="none" w:color="auto" w:sz="0" w:space="0"/>
-            <w:left w:val="none" w:color="auto" w:sz="0" w:space="0"/>
-            <w:bottom w:val="none" w:color="auto" w:sz="0" w:space="0"/>
-            <w:right w:val="none" w:color="auto" w:sz="0" w:space="0"/>
-            <w:insideH w:val="none" w:color="auto" w:sz="0" w:space="0"/>
-            <w:insideV w:val="none" w:color="auto" w:sz="0" w:space="0"/>
-          </w:tblBorders>
-          <w:tblCellMar>
-            <w:top w:w="15" w:type="dxa"/>
-            <w:left w:w="15" w:type="dxa"/>
-            <w:bottom w:w="15" w:type="dxa"/>
-            <w:right w:w="15" w:type="dxa"/>
-          </w:tblCellMar>
-        </w:tblPrEx>
-        <w:tc>
-          <w:tcPr>
-            <w:tcW w:w="447" w:type="pct"/>
-            <w:tcBorders>
-              <w:top w:val="single" w:color="auto" w:sz="4" w:space="0"/>
-              <w:left w:val="single" w:color="auto" w:sz="4" w:space="0"/>
-              <w:bottom w:val="single" w:color="auto" w:sz="4" w:space="0"/>
-              <w:right w:val="single" w:color="auto" w:sz="4" w:space="0"/>
-            </w:tcBorders>
-            <w:shd w:val="clear" w:color="auto" w:fill="auto"/>
-            <w:tcMar>
-              <w:top w:w="100" w:type="dxa"/>
-              <w:left w:w="0" w:type="dxa"/>
-              <w:bottom w:w="100" w:type="dxa"/>
-              <w:right w:w="160" w:type="dxa"/>
-            </w:tcMar>
-            <w:vAlign w:val="center"/>
-          </w:tcPr>
-          <w:p>
-            <w:pPr>
-              <w:rPr>
-                <w:rFonts w:hint="default" w:ascii="Times New Roman" w:hAnsi="Times New Roman" w:eastAsia="宋体" w:cs="Times New Roman"/>
-                <w:sz w:val="21"/>
-                <w:szCs w:val="21"/>
-                <w:vertAlign w:val="baseline"/>
-                <w:lang w:val="en-US" w:eastAsia="zh-CN"/>
-              </w:rPr>
-            </w:pPr>
-            <w:r>
-              <w:rPr>
-                <w:rFonts w:hint="default" w:ascii="Times New Roman" w:hAnsi="Times New Roman" w:eastAsia="宋体" w:cs="Times New Roman"/>
-                <w:sz w:val="21"/>
-                <w:szCs w:val="21"/>
-                <w:vertAlign w:val="baseline"/>
-                <w:lang w:val="en-US" w:eastAsia="zh-CN"/>
-              </w:rPr>
-              <w:t>F-08</w:t>
-            </w:r>
-          </w:p>
-        </w:tc>
-        <w:tc>
-          <w:tcPr>
-            <w:tcW w:w="1040" w:type="pct"/>
-            <w:tcBorders>
-              <w:top w:val="single" w:color="auto" w:sz="4" w:space="0"/>
-              <w:left w:val="single" w:color="auto" w:sz="4" w:space="0"/>
-              <w:bottom w:val="single" w:color="auto" w:sz="4" w:space="0"/>
-              <w:right w:val="single" w:color="auto" w:sz="4" w:space="0"/>
-            </w:tcBorders>
-            <w:shd w:val="clear" w:color="auto" w:fill="auto"/>
-            <w:tcMar>
-              <w:top w:w="100" w:type="dxa"/>
-              <w:left w:w="160" w:type="dxa"/>
-              <w:bottom w:w="100" w:type="dxa"/>
-              <w:right w:w="160" w:type="dxa"/>
-            </w:tcMar>
-            <w:vAlign w:val="center"/>
-          </w:tcPr>
-          <w:p>
-            <w:pPr>
-              <w:rPr>
-                <w:rFonts w:hint="default" w:ascii="Times New Roman" w:hAnsi="Times New Roman" w:eastAsia="宋体" w:cs="Times New Roman"/>
-                <w:sz w:val="21"/>
-                <w:szCs w:val="21"/>
-                <w:vertAlign w:val="baseline"/>
-                <w:lang w:val="en-US" w:eastAsia="zh-CN"/>
-              </w:rPr>
-            </w:pPr>
-            <w:r>
-              <w:rPr>
-                <w:rFonts w:hint="default" w:ascii="Times New Roman" w:hAnsi="Times New Roman" w:eastAsia="宋体" w:cs="Times New Roman"/>
-                <w:sz w:val="21"/>
-                <w:szCs w:val="21"/>
-                <w:vertAlign w:val="baseline"/>
-                <w:lang w:val="en-US" w:eastAsia="zh-CN"/>
-              </w:rPr>
-              <w:t>敌人自适应</w:t>
-            </w:r>
-          </w:p>
-        </w:tc>
-        <w:tc>
-          <w:tcPr>
-            <w:tcW w:w="3512" w:type="pct"/>
-            <w:tcBorders>
-              <w:top w:val="single" w:color="auto" w:sz="4" w:space="0"/>
-              <w:left w:val="single" w:color="auto" w:sz="4" w:space="0"/>
-              <w:bottom w:val="single" w:color="auto" w:sz="4" w:space="0"/>
-              <w:right w:val="single" w:color="auto" w:sz="4" w:space="0"/>
-            </w:tcBorders>
-            <w:shd w:val="clear" w:color="auto" w:fill="auto"/>
-            <w:tcMar>
-              <w:top w:w="100" w:type="dxa"/>
-              <w:left w:w="160" w:type="dxa"/>
-              <w:bottom w:w="100" w:type="dxa"/>
-              <w:right w:w="0" w:type="dxa"/>
-            </w:tcMar>
-            <w:vAlign w:val="center"/>
-          </w:tcPr>
-          <w:p>
-            <w:pPr>
-              <w:rPr>
-                <w:rFonts w:hint="default" w:ascii="Times New Roman" w:hAnsi="Times New Roman" w:eastAsia="宋体" w:cs="Times New Roman"/>
-                <w:sz w:val="21"/>
-                <w:szCs w:val="21"/>
-                <w:vertAlign w:val="baseline"/>
-                <w:lang w:val="en-US" w:eastAsia="zh-CN"/>
-              </w:rPr>
-            </w:pPr>
-            <w:r>
-              <w:rPr>
-                <w:rFonts w:hint="default" w:ascii="Times New Roman" w:hAnsi="Times New Roman" w:eastAsia="宋体" w:cs="Times New Roman"/>
-                <w:sz w:val="21"/>
-                <w:szCs w:val="21"/>
-                <w:vertAlign w:val="baseline"/>
-                <w:lang w:val="en-US" w:eastAsia="zh-CN"/>
-              </w:rPr>
-              <w:t>后续敌人配置向信息素标签倾斜</w:t>
+              <w:t>八格库容正常显示，库满时获取新刻印弹出舍弃选择</w:t>
             </w:r>
           </w:p>
         </w:tc>
@@ -30362,7 +31621,7 @@
                 <w:vertAlign w:val="baseline"/>
                 <w:lang w:val="en-US" w:eastAsia="zh-CN"/>
               </w:rPr>
-              <w:t>F-09</w:t>
+              <w:t>F-06</w:t>
             </w:r>
           </w:p>
         </w:tc>
@@ -30402,7 +31661,7 @@
                 <w:vertAlign w:val="baseline"/>
                 <w:lang w:val="en-US" w:eastAsia="zh-CN"/>
               </w:rPr>
-              <w:t>抗性叠加</w:t>
+              <w:t>刻印升级</w:t>
             </w:r>
           </w:p>
         </w:tc>
@@ -30442,7 +31701,283 @@
                 <w:vertAlign w:val="baseline"/>
                 <w:lang w:val="en-US" w:eastAsia="zh-CN"/>
               </w:rPr>
-              <w:t>同一位置反复击杀后敌人抗性增加，视觉纹路显示</w:t>
+              <w:t>重复获取同一刻印等级提升，效能提升生效</w:t>
+            </w:r>
+          </w:p>
+        </w:tc>
+      </w:tr>
+      <w:tr>
+        <w:tblPrEx>
+          <w:tblBorders>
+            <w:top w:val="none" w:color="auto" w:sz="0" w:space="0"/>
+            <w:left w:val="none" w:color="auto" w:sz="0" w:space="0"/>
+            <w:bottom w:val="none" w:color="auto" w:sz="0" w:space="0"/>
+            <w:right w:val="none" w:color="auto" w:sz="0" w:space="0"/>
+            <w:insideH w:val="none" w:color="auto" w:sz="0" w:space="0"/>
+            <w:insideV w:val="none" w:color="auto" w:sz="0" w:space="0"/>
+          </w:tblBorders>
+          <w:tblCellMar>
+            <w:top w:w="15" w:type="dxa"/>
+            <w:left w:w="15" w:type="dxa"/>
+            <w:bottom w:w="15" w:type="dxa"/>
+            <w:right w:w="15" w:type="dxa"/>
+          </w:tblCellMar>
+        </w:tblPrEx>
+        <w:tc>
+          <w:tcPr>
+            <w:tcW w:w="447" w:type="pct"/>
+            <w:tcBorders>
+              <w:top w:val="single" w:color="auto" w:sz="4" w:space="0"/>
+              <w:left w:val="single" w:color="auto" w:sz="4" w:space="0"/>
+              <w:bottom w:val="single" w:color="auto" w:sz="4" w:space="0"/>
+              <w:right w:val="single" w:color="auto" w:sz="4" w:space="0"/>
+            </w:tcBorders>
+            <w:shd w:val="clear" w:color="auto" w:fill="auto"/>
+            <w:tcMar>
+              <w:top w:w="100" w:type="dxa"/>
+              <w:left w:w="0" w:type="dxa"/>
+              <w:bottom w:w="100" w:type="dxa"/>
+              <w:right w:w="160" w:type="dxa"/>
+            </w:tcMar>
+            <w:vAlign w:val="center"/>
+          </w:tcPr>
+          <w:p>
+            <w:pPr>
+              <w:rPr>
+                <w:rFonts w:hint="default" w:ascii="Times New Roman" w:hAnsi="Times New Roman" w:eastAsia="宋体" w:cs="Times New Roman"/>
+                <w:sz w:val="21"/>
+                <w:szCs w:val="21"/>
+                <w:vertAlign w:val="baseline"/>
+                <w:lang w:val="en-US" w:eastAsia="zh-CN"/>
+              </w:rPr>
+            </w:pPr>
+            <w:r>
+              <w:rPr>
+                <w:rFonts w:hint="default" w:ascii="Times New Roman" w:hAnsi="Times New Roman" w:eastAsia="宋体" w:cs="Times New Roman"/>
+                <w:sz w:val="21"/>
+                <w:szCs w:val="21"/>
+                <w:vertAlign w:val="baseline"/>
+                <w:lang w:val="en-US" w:eastAsia="zh-CN"/>
+              </w:rPr>
+              <w:t>F-07</w:t>
+            </w:r>
+          </w:p>
+        </w:tc>
+        <w:tc>
+          <w:tcPr>
+            <w:tcW w:w="1040" w:type="pct"/>
+            <w:tcBorders>
+              <w:top w:val="single" w:color="auto" w:sz="4" w:space="0"/>
+              <w:left w:val="single" w:color="auto" w:sz="4" w:space="0"/>
+              <w:bottom w:val="single" w:color="auto" w:sz="4" w:space="0"/>
+              <w:right w:val="single" w:color="auto" w:sz="4" w:space="0"/>
+            </w:tcBorders>
+            <w:shd w:val="clear" w:color="auto" w:fill="auto"/>
+            <w:tcMar>
+              <w:top w:w="100" w:type="dxa"/>
+              <w:left w:w="160" w:type="dxa"/>
+              <w:bottom w:w="100" w:type="dxa"/>
+              <w:right w:w="160" w:type="dxa"/>
+            </w:tcMar>
+            <w:vAlign w:val="center"/>
+          </w:tcPr>
+          <w:p>
+            <w:pPr>
+              <w:rPr>
+                <w:rFonts w:hint="default" w:ascii="Times New Roman" w:hAnsi="Times New Roman" w:eastAsia="宋体" w:cs="Times New Roman"/>
+                <w:sz w:val="21"/>
+                <w:szCs w:val="21"/>
+                <w:vertAlign w:val="baseline"/>
+                <w:lang w:val="en-US" w:eastAsia="zh-CN"/>
+              </w:rPr>
+            </w:pPr>
+            <w:r>
+              <w:rPr>
+                <w:rFonts w:hint="default" w:ascii="Times New Roman" w:hAnsi="Times New Roman" w:eastAsia="宋体" w:cs="Times New Roman"/>
+                <w:sz w:val="21"/>
+                <w:szCs w:val="21"/>
+                <w:vertAlign w:val="baseline"/>
+                <w:lang w:val="en-US" w:eastAsia="zh-CN"/>
+              </w:rPr>
+              <w:t>信息素记录</w:t>
+            </w:r>
+          </w:p>
+        </w:tc>
+        <w:tc>
+          <w:tcPr>
+            <w:tcW w:w="3512" w:type="pct"/>
+            <w:tcBorders>
+              <w:top w:val="single" w:color="auto" w:sz="4" w:space="0"/>
+              <w:left w:val="single" w:color="auto" w:sz="4" w:space="0"/>
+              <w:bottom w:val="single" w:color="auto" w:sz="4" w:space="0"/>
+              <w:right w:val="single" w:color="auto" w:sz="4" w:space="0"/>
+            </w:tcBorders>
+            <w:shd w:val="clear" w:color="auto" w:fill="auto"/>
+            <w:tcMar>
+              <w:top w:w="100" w:type="dxa"/>
+              <w:left w:w="160" w:type="dxa"/>
+              <w:bottom w:w="100" w:type="dxa"/>
+              <w:right w:w="0" w:type="dxa"/>
+            </w:tcMar>
+            <w:vAlign w:val="center"/>
+          </w:tcPr>
+          <w:p>
+            <w:pPr>
+              <w:rPr>
+                <w:rFonts w:hint="default" w:ascii="Times New Roman" w:hAnsi="Times New Roman" w:eastAsia="宋体" w:cs="Times New Roman"/>
+                <w:sz w:val="21"/>
+                <w:szCs w:val="21"/>
+                <w:vertAlign w:val="baseline"/>
+                <w:lang w:val="en-US" w:eastAsia="zh-CN"/>
+              </w:rPr>
+            </w:pPr>
+            <w:r>
+              <w:rPr>
+                <w:rFonts w:hint="default" w:ascii="Times New Roman" w:hAnsi="Times New Roman" w:eastAsia="宋体" w:cs="Times New Roman"/>
+                <w:sz w:val="21"/>
+                <w:szCs w:val="21"/>
+                <w:vertAlign w:val="baseline"/>
+                <w:lang w:val="en-US" w:eastAsia="zh-CN"/>
+              </w:rPr>
+              <w:t>敌人死亡位置生成信息素点，记录击杀技能标签</w:t>
+            </w:r>
+          </w:p>
+        </w:tc>
+      </w:tr>
+      <w:tr>
+        <w:tblPrEx>
+          <w:tblBorders>
+            <w:top w:val="none" w:color="auto" w:sz="0" w:space="0"/>
+            <w:left w:val="none" w:color="auto" w:sz="0" w:space="0"/>
+            <w:bottom w:val="none" w:color="auto" w:sz="0" w:space="0"/>
+            <w:right w:val="none" w:color="auto" w:sz="0" w:space="0"/>
+            <w:insideH w:val="none" w:color="auto" w:sz="0" w:space="0"/>
+            <w:insideV w:val="none" w:color="auto" w:sz="0" w:space="0"/>
+          </w:tblBorders>
+          <w:tblCellMar>
+            <w:top w:w="15" w:type="dxa"/>
+            <w:left w:w="15" w:type="dxa"/>
+            <w:bottom w:w="15" w:type="dxa"/>
+            <w:right w:w="15" w:type="dxa"/>
+          </w:tblCellMar>
+        </w:tblPrEx>
+        <w:tc>
+          <w:tcPr>
+            <w:tcW w:w="447" w:type="pct"/>
+            <w:tcBorders>
+              <w:top w:val="single" w:color="auto" w:sz="4" w:space="0"/>
+              <w:left w:val="single" w:color="auto" w:sz="4" w:space="0"/>
+              <w:bottom w:val="single" w:color="auto" w:sz="4" w:space="0"/>
+              <w:right w:val="single" w:color="auto" w:sz="4" w:space="0"/>
+            </w:tcBorders>
+            <w:shd w:val="clear" w:color="auto" w:fill="auto"/>
+            <w:tcMar>
+              <w:top w:w="100" w:type="dxa"/>
+              <w:left w:w="0" w:type="dxa"/>
+              <w:bottom w:w="100" w:type="dxa"/>
+              <w:right w:w="160" w:type="dxa"/>
+            </w:tcMar>
+            <w:vAlign w:val="center"/>
+          </w:tcPr>
+          <w:p>
+            <w:pPr>
+              <w:rPr>
+                <w:rFonts w:hint="default" w:ascii="Times New Roman" w:hAnsi="Times New Roman" w:eastAsia="宋体" w:cs="Times New Roman"/>
+                <w:sz w:val="21"/>
+                <w:szCs w:val="21"/>
+                <w:vertAlign w:val="baseline"/>
+                <w:lang w:val="en-US" w:eastAsia="zh-CN"/>
+              </w:rPr>
+            </w:pPr>
+            <w:r>
+              <w:rPr>
+                <w:rFonts w:hint="default" w:ascii="Times New Roman" w:hAnsi="Times New Roman" w:eastAsia="宋体" w:cs="Times New Roman"/>
+                <w:sz w:val="21"/>
+                <w:szCs w:val="21"/>
+                <w:vertAlign w:val="baseline"/>
+                <w:lang w:val="en-US" w:eastAsia="zh-CN"/>
+              </w:rPr>
+              <w:t>F-08</w:t>
+            </w:r>
+          </w:p>
+        </w:tc>
+        <w:tc>
+          <w:tcPr>
+            <w:tcW w:w="1040" w:type="pct"/>
+            <w:tcBorders>
+              <w:top w:val="single" w:color="auto" w:sz="4" w:space="0"/>
+              <w:left w:val="single" w:color="auto" w:sz="4" w:space="0"/>
+              <w:bottom w:val="single" w:color="auto" w:sz="4" w:space="0"/>
+              <w:right w:val="single" w:color="auto" w:sz="4" w:space="0"/>
+            </w:tcBorders>
+            <w:shd w:val="clear" w:color="auto" w:fill="auto"/>
+            <w:tcMar>
+              <w:top w:w="100" w:type="dxa"/>
+              <w:left w:w="160" w:type="dxa"/>
+              <w:bottom w:w="100" w:type="dxa"/>
+              <w:right w:w="160" w:type="dxa"/>
+            </w:tcMar>
+            <w:vAlign w:val="center"/>
+          </w:tcPr>
+          <w:p>
+            <w:pPr>
+              <w:rPr>
+                <w:rFonts w:hint="default" w:ascii="Times New Roman" w:hAnsi="Times New Roman" w:eastAsia="宋体" w:cs="Times New Roman"/>
+                <w:sz w:val="21"/>
+                <w:szCs w:val="21"/>
+                <w:vertAlign w:val="baseline"/>
+                <w:lang w:val="en-US" w:eastAsia="zh-CN"/>
+              </w:rPr>
+            </w:pPr>
+            <w:r>
+              <w:rPr>
+                <w:rFonts w:hint="default" w:ascii="Times New Roman" w:hAnsi="Times New Roman" w:eastAsia="宋体" w:cs="Times New Roman"/>
+                <w:sz w:val="21"/>
+                <w:szCs w:val="21"/>
+                <w:vertAlign w:val="baseline"/>
+                <w:lang w:val="en-US" w:eastAsia="zh-CN"/>
+              </w:rPr>
+              <w:t>敌人自适应</w:t>
+            </w:r>
+          </w:p>
+        </w:tc>
+        <w:tc>
+          <w:tcPr>
+            <w:tcW w:w="3512" w:type="pct"/>
+            <w:tcBorders>
+              <w:top w:val="single" w:color="auto" w:sz="4" w:space="0"/>
+              <w:left w:val="single" w:color="auto" w:sz="4" w:space="0"/>
+              <w:bottom w:val="single" w:color="auto" w:sz="4" w:space="0"/>
+              <w:right w:val="single" w:color="auto" w:sz="4" w:space="0"/>
+            </w:tcBorders>
+            <w:shd w:val="clear" w:color="auto" w:fill="auto"/>
+            <w:tcMar>
+              <w:top w:w="100" w:type="dxa"/>
+              <w:left w:w="160" w:type="dxa"/>
+              <w:bottom w:w="100" w:type="dxa"/>
+              <w:right w:w="0" w:type="dxa"/>
+            </w:tcMar>
+            <w:vAlign w:val="center"/>
+          </w:tcPr>
+          <w:p>
+            <w:pPr>
+              <w:rPr>
+                <w:rFonts w:hint="default" w:ascii="Times New Roman" w:hAnsi="Times New Roman" w:eastAsia="宋体" w:cs="Times New Roman"/>
+                <w:sz w:val="21"/>
+                <w:szCs w:val="21"/>
+                <w:vertAlign w:val="baseline"/>
+                <w:lang w:val="en-US" w:eastAsia="zh-CN"/>
+              </w:rPr>
+            </w:pPr>
+            <w:r>
+              <w:rPr>
+                <w:rFonts w:hint="default" w:ascii="Times New Roman" w:hAnsi="Times New Roman" w:eastAsia="宋体" w:cs="Times New Roman"/>
+                <w:sz w:val="21"/>
+                <w:szCs w:val="21"/>
+                <w:vertAlign w:val="baseline"/>
+                <w:lang w:val="en-US" w:eastAsia="zh-CN"/>
+              </w:rPr>
+              <w:t>后续敌人配置向信息素标签倾斜</w:t>
             </w:r>
           </w:p>
         </w:tc>
@@ -30501,7 +32036,7 @@
                 <w:vertAlign w:val="baseline"/>
                 <w:lang w:val="en-US" w:eastAsia="zh-CN"/>
               </w:rPr>
-              <w:t>F-10</w:t>
+              <w:t>F-09</w:t>
             </w:r>
           </w:p>
         </w:tc>
@@ -30541,7 +32076,7 @@
                 <w:vertAlign w:val="baseline"/>
                 <w:lang w:val="en-US" w:eastAsia="zh-CN"/>
               </w:rPr>
-              <w:t>顿悟融合</w:t>
+              <w:t>抗性叠加</w:t>
             </w:r>
           </w:p>
         </w:tc>
@@ -30581,146 +32116,7 @@
                 <w:vertAlign w:val="baseline"/>
                 <w:lang w:val="en-US" w:eastAsia="zh-CN"/>
               </w:rPr>
-              <w:t>灵感值满后进入顿悟状态，融合与升级功能正常</w:t>
-            </w:r>
-          </w:p>
-        </w:tc>
-      </w:tr>
-      <w:tr>
-        <w:tblPrEx>
-          <w:tblBorders>
-            <w:top w:val="none" w:color="auto" w:sz="0" w:space="0"/>
-            <w:left w:val="none" w:color="auto" w:sz="0" w:space="0"/>
-            <w:bottom w:val="none" w:color="auto" w:sz="0" w:space="0"/>
-            <w:right w:val="none" w:color="auto" w:sz="0" w:space="0"/>
-            <w:insideH w:val="none" w:color="auto" w:sz="0" w:space="0"/>
-            <w:insideV w:val="none" w:color="auto" w:sz="0" w:space="0"/>
-          </w:tblBorders>
-          <w:shd w:val="clear" w:color="auto" w:fill="FFFFFF"/>
-          <w:tblCellMar>
-            <w:top w:w="15" w:type="dxa"/>
-            <w:left w:w="15" w:type="dxa"/>
-            <w:bottom w:w="15" w:type="dxa"/>
-            <w:right w:w="15" w:type="dxa"/>
-          </w:tblCellMar>
-        </w:tblPrEx>
-        <w:tc>
-          <w:tcPr>
-            <w:tcW w:w="447" w:type="pct"/>
-            <w:tcBorders>
-              <w:top w:val="single" w:color="auto" w:sz="4" w:space="0"/>
-              <w:left w:val="single" w:color="auto" w:sz="4" w:space="0"/>
-              <w:bottom w:val="single" w:color="auto" w:sz="4" w:space="0"/>
-              <w:right w:val="single" w:color="auto" w:sz="4" w:space="0"/>
-            </w:tcBorders>
-            <w:shd w:val="clear" w:color="auto" w:fill="auto"/>
-            <w:tcMar>
-              <w:top w:w="100" w:type="dxa"/>
-              <w:left w:w="0" w:type="dxa"/>
-              <w:bottom w:w="100" w:type="dxa"/>
-              <w:right w:w="160" w:type="dxa"/>
-            </w:tcMar>
-            <w:vAlign w:val="center"/>
-          </w:tcPr>
-          <w:p>
-            <w:pPr>
-              <w:rPr>
-                <w:rFonts w:hint="default" w:ascii="Times New Roman" w:hAnsi="Times New Roman" w:eastAsia="宋体" w:cs="Times New Roman"/>
-                <w:sz w:val="21"/>
-                <w:szCs w:val="21"/>
-                <w:vertAlign w:val="baseline"/>
-                <w:lang w:val="en-US" w:eastAsia="zh-CN"/>
-              </w:rPr>
-            </w:pPr>
-            <w:r>
-              <w:rPr>
-                <w:rFonts w:hint="default" w:ascii="Times New Roman" w:hAnsi="Times New Roman" w:eastAsia="宋体" w:cs="Times New Roman"/>
-                <w:sz w:val="21"/>
-                <w:szCs w:val="21"/>
-                <w:vertAlign w:val="baseline"/>
-                <w:lang w:val="en-US" w:eastAsia="zh-CN"/>
-              </w:rPr>
-              <w:t>F-11</w:t>
-            </w:r>
-          </w:p>
-        </w:tc>
-        <w:tc>
-          <w:tcPr>
-            <w:tcW w:w="1040" w:type="pct"/>
-            <w:tcBorders>
-              <w:top w:val="single" w:color="auto" w:sz="4" w:space="0"/>
-              <w:left w:val="single" w:color="auto" w:sz="4" w:space="0"/>
-              <w:bottom w:val="single" w:color="auto" w:sz="4" w:space="0"/>
-              <w:right w:val="single" w:color="auto" w:sz="4" w:space="0"/>
-            </w:tcBorders>
-            <w:shd w:val="clear" w:color="auto" w:fill="auto"/>
-            <w:tcMar>
-              <w:top w:w="100" w:type="dxa"/>
-              <w:left w:w="160" w:type="dxa"/>
-              <w:bottom w:w="100" w:type="dxa"/>
-              <w:right w:w="160" w:type="dxa"/>
-            </w:tcMar>
-            <w:vAlign w:val="center"/>
-          </w:tcPr>
-          <w:p>
-            <w:pPr>
-              <w:rPr>
-                <w:rFonts w:hint="default" w:ascii="Times New Roman" w:hAnsi="Times New Roman" w:eastAsia="宋体" w:cs="Times New Roman"/>
-                <w:sz w:val="21"/>
-                <w:szCs w:val="21"/>
-                <w:vertAlign w:val="baseline"/>
-                <w:lang w:val="en-US" w:eastAsia="zh-CN"/>
-              </w:rPr>
-            </w:pPr>
-            <w:r>
-              <w:rPr>
-                <w:rFonts w:hint="default" w:ascii="Times New Roman" w:hAnsi="Times New Roman" w:eastAsia="宋体" w:cs="Times New Roman"/>
-                <w:sz w:val="21"/>
-                <w:szCs w:val="21"/>
-                <w:vertAlign w:val="baseline"/>
-                <w:lang w:val="en-US" w:eastAsia="zh-CN"/>
-              </w:rPr>
-              <w:t>残响图鉴</w:t>
-            </w:r>
-          </w:p>
-        </w:tc>
-        <w:tc>
-          <w:tcPr>
-            <w:tcW w:w="3512" w:type="pct"/>
-            <w:tcBorders>
-              <w:top w:val="single" w:color="auto" w:sz="4" w:space="0"/>
-              <w:left w:val="single" w:color="auto" w:sz="4" w:space="0"/>
-              <w:bottom w:val="single" w:color="auto" w:sz="4" w:space="0"/>
-              <w:right w:val="single" w:color="auto" w:sz="4" w:space="0"/>
-            </w:tcBorders>
-            <w:shd w:val="clear" w:color="auto" w:fill="auto"/>
-            <w:tcMar>
-              <w:top w:w="100" w:type="dxa"/>
-              <w:left w:w="160" w:type="dxa"/>
-              <w:bottom w:w="100" w:type="dxa"/>
-              <w:right w:w="0" w:type="dxa"/>
-            </w:tcMar>
-            <w:vAlign w:val="center"/>
-          </w:tcPr>
-          <w:p>
-            <w:pPr>
-              <w:rPr>
-                <w:rFonts w:hint="default" w:ascii="Times New Roman" w:hAnsi="Times New Roman" w:eastAsia="宋体" w:cs="Times New Roman"/>
-                <w:sz w:val="21"/>
-                <w:szCs w:val="21"/>
-                <w:vertAlign w:val="baseline"/>
-                <w:lang w:val="en-US" w:eastAsia="zh-CN"/>
-              </w:rPr>
-            </w:pPr>
-            <w:r>
-              <w:rPr>
-                <w:rFonts w:hint="default" w:ascii="Times New Roman" w:hAnsi="Times New Roman" w:eastAsia="宋体" w:cs="Times New Roman"/>
-                <w:sz w:val="21"/>
-                <w:szCs w:val="21"/>
-                <w:vertAlign w:val="baseline"/>
-                <w:lang w:val="en-US" w:eastAsia="zh-CN"/>
-              </w:rPr>
-              <w:t>舍弃刻印录入残响图鉴，特定组合解锁初始池选项</w:t>
+              <w:t>同一位置反复击杀后敌人抗性增加，视觉纹路显示</w:t>
             </w:r>
           </w:p>
         </w:tc>
@@ -30778,7 +32174,7 @@
                 <w:vertAlign w:val="baseline"/>
                 <w:lang w:val="en-US" w:eastAsia="zh-CN"/>
               </w:rPr>
-              <w:t>F-12</w:t>
+              <w:t>F-10</w:t>
             </w:r>
           </w:p>
         </w:tc>
@@ -30818,7 +32214,7 @@
                 <w:vertAlign w:val="baseline"/>
                 <w:lang w:val="en-US" w:eastAsia="zh-CN"/>
               </w:rPr>
-              <w:t>环境异化</w:t>
+              <w:t>顿悟融合</w:t>
             </w:r>
           </w:p>
         </w:tc>
@@ -30858,7 +32254,7 @@
                 <w:vertAlign w:val="baseline"/>
                 <w:lang w:val="en-US" w:eastAsia="zh-CN"/>
               </w:rPr>
-              <w:t>每层环境变化，每五层触发异象</w:t>
+              <w:t>灵感值满后进入顿悟状态，融合与升级功能正常</w:t>
             </w:r>
           </w:p>
         </w:tc>
@@ -30873,7 +32269,282 @@
             <w:insideH w:val="none" w:color="auto" w:sz="0" w:space="0"/>
             <w:insideV w:val="none" w:color="auto" w:sz="0" w:space="0"/>
           </w:tblBorders>
-          <w:shd w:val="clear" w:color="auto" w:fill="FFFFFF"/>
+          <w:tblCellMar>
+            <w:top w:w="15" w:type="dxa"/>
+            <w:left w:w="15" w:type="dxa"/>
+            <w:bottom w:w="15" w:type="dxa"/>
+            <w:right w:w="15" w:type="dxa"/>
+          </w:tblCellMar>
+        </w:tblPrEx>
+        <w:tc>
+          <w:tcPr>
+            <w:tcW w:w="447" w:type="pct"/>
+            <w:tcBorders>
+              <w:top w:val="single" w:color="auto" w:sz="4" w:space="0"/>
+              <w:left w:val="single" w:color="auto" w:sz="4" w:space="0"/>
+              <w:bottom w:val="single" w:color="auto" w:sz="4" w:space="0"/>
+              <w:right w:val="single" w:color="auto" w:sz="4" w:space="0"/>
+            </w:tcBorders>
+            <w:shd w:val="clear" w:color="auto" w:fill="auto"/>
+            <w:tcMar>
+              <w:top w:w="100" w:type="dxa"/>
+              <w:left w:w="0" w:type="dxa"/>
+              <w:bottom w:w="100" w:type="dxa"/>
+              <w:right w:w="160" w:type="dxa"/>
+            </w:tcMar>
+            <w:vAlign w:val="center"/>
+          </w:tcPr>
+          <w:p>
+            <w:pPr>
+              <w:rPr>
+                <w:rFonts w:hint="default" w:ascii="Times New Roman" w:hAnsi="Times New Roman" w:eastAsia="宋体" w:cs="Times New Roman"/>
+                <w:sz w:val="21"/>
+                <w:szCs w:val="21"/>
+                <w:vertAlign w:val="baseline"/>
+                <w:lang w:val="en-US" w:eastAsia="zh-CN"/>
+              </w:rPr>
+            </w:pPr>
+            <w:r>
+              <w:rPr>
+                <w:rFonts w:hint="default" w:ascii="Times New Roman" w:hAnsi="Times New Roman" w:eastAsia="宋体" w:cs="Times New Roman"/>
+                <w:sz w:val="21"/>
+                <w:szCs w:val="21"/>
+                <w:vertAlign w:val="baseline"/>
+                <w:lang w:val="en-US" w:eastAsia="zh-CN"/>
+              </w:rPr>
+              <w:t>F-11</w:t>
+            </w:r>
+          </w:p>
+        </w:tc>
+        <w:tc>
+          <w:tcPr>
+            <w:tcW w:w="1040" w:type="pct"/>
+            <w:tcBorders>
+              <w:top w:val="single" w:color="auto" w:sz="4" w:space="0"/>
+              <w:left w:val="single" w:color="auto" w:sz="4" w:space="0"/>
+              <w:bottom w:val="single" w:color="auto" w:sz="4" w:space="0"/>
+              <w:right w:val="single" w:color="auto" w:sz="4" w:space="0"/>
+            </w:tcBorders>
+            <w:shd w:val="clear" w:color="auto" w:fill="auto"/>
+            <w:tcMar>
+              <w:top w:w="100" w:type="dxa"/>
+              <w:left w:w="160" w:type="dxa"/>
+              <w:bottom w:w="100" w:type="dxa"/>
+              <w:right w:w="160" w:type="dxa"/>
+            </w:tcMar>
+            <w:vAlign w:val="center"/>
+          </w:tcPr>
+          <w:p>
+            <w:pPr>
+              <w:rPr>
+                <w:rFonts w:hint="default" w:ascii="Times New Roman" w:hAnsi="Times New Roman" w:eastAsia="宋体" w:cs="Times New Roman"/>
+                <w:sz w:val="21"/>
+                <w:szCs w:val="21"/>
+                <w:vertAlign w:val="baseline"/>
+                <w:lang w:val="en-US" w:eastAsia="zh-CN"/>
+              </w:rPr>
+            </w:pPr>
+            <w:r>
+              <w:rPr>
+                <w:rFonts w:hint="default" w:ascii="Times New Roman" w:hAnsi="Times New Roman" w:eastAsia="宋体" w:cs="Times New Roman"/>
+                <w:sz w:val="21"/>
+                <w:szCs w:val="21"/>
+                <w:vertAlign w:val="baseline"/>
+                <w:lang w:val="en-US" w:eastAsia="zh-CN"/>
+              </w:rPr>
+              <w:t>残响图鉴</w:t>
+            </w:r>
+          </w:p>
+        </w:tc>
+        <w:tc>
+          <w:tcPr>
+            <w:tcW w:w="3512" w:type="pct"/>
+            <w:tcBorders>
+              <w:top w:val="single" w:color="auto" w:sz="4" w:space="0"/>
+              <w:left w:val="single" w:color="auto" w:sz="4" w:space="0"/>
+              <w:bottom w:val="single" w:color="auto" w:sz="4" w:space="0"/>
+              <w:right w:val="single" w:color="auto" w:sz="4" w:space="0"/>
+            </w:tcBorders>
+            <w:shd w:val="clear" w:color="auto" w:fill="auto"/>
+            <w:tcMar>
+              <w:top w:w="100" w:type="dxa"/>
+              <w:left w:w="160" w:type="dxa"/>
+              <w:bottom w:w="100" w:type="dxa"/>
+              <w:right w:w="0" w:type="dxa"/>
+            </w:tcMar>
+            <w:vAlign w:val="center"/>
+          </w:tcPr>
+          <w:p>
+            <w:pPr>
+              <w:rPr>
+                <w:rFonts w:hint="default" w:ascii="Times New Roman" w:hAnsi="Times New Roman" w:eastAsia="宋体" w:cs="Times New Roman"/>
+                <w:sz w:val="21"/>
+                <w:szCs w:val="21"/>
+                <w:vertAlign w:val="baseline"/>
+                <w:lang w:val="en-US" w:eastAsia="zh-CN"/>
+              </w:rPr>
+            </w:pPr>
+            <w:r>
+              <w:rPr>
+                <w:rFonts w:hint="default" w:ascii="Times New Roman" w:hAnsi="Times New Roman" w:eastAsia="宋体" w:cs="Times New Roman"/>
+                <w:sz w:val="21"/>
+                <w:szCs w:val="21"/>
+                <w:vertAlign w:val="baseline"/>
+                <w:lang w:val="en-US" w:eastAsia="zh-CN"/>
+              </w:rPr>
+              <w:t>舍弃刻印录入残响图鉴，特定组合解锁初始池选项</w:t>
+            </w:r>
+          </w:p>
+        </w:tc>
+      </w:tr>
+      <w:tr>
+        <w:tblPrEx>
+          <w:tblBorders>
+            <w:top w:val="none" w:color="auto" w:sz="0" w:space="0"/>
+            <w:left w:val="none" w:color="auto" w:sz="0" w:space="0"/>
+            <w:bottom w:val="none" w:color="auto" w:sz="0" w:space="0"/>
+            <w:right w:val="none" w:color="auto" w:sz="0" w:space="0"/>
+            <w:insideH w:val="none" w:color="auto" w:sz="0" w:space="0"/>
+            <w:insideV w:val="none" w:color="auto" w:sz="0" w:space="0"/>
+          </w:tblBorders>
+          <w:tblCellMar>
+            <w:top w:w="15" w:type="dxa"/>
+            <w:left w:w="15" w:type="dxa"/>
+            <w:bottom w:w="15" w:type="dxa"/>
+            <w:right w:w="15" w:type="dxa"/>
+          </w:tblCellMar>
+        </w:tblPrEx>
+        <w:tc>
+          <w:tcPr>
+            <w:tcW w:w="447" w:type="pct"/>
+            <w:tcBorders>
+              <w:top w:val="single" w:color="auto" w:sz="4" w:space="0"/>
+              <w:left w:val="single" w:color="auto" w:sz="4" w:space="0"/>
+              <w:bottom w:val="single" w:color="auto" w:sz="4" w:space="0"/>
+              <w:right w:val="single" w:color="auto" w:sz="4" w:space="0"/>
+            </w:tcBorders>
+            <w:shd w:val="clear" w:color="auto" w:fill="auto"/>
+            <w:tcMar>
+              <w:top w:w="100" w:type="dxa"/>
+              <w:left w:w="0" w:type="dxa"/>
+              <w:bottom w:w="100" w:type="dxa"/>
+              <w:right w:w="160" w:type="dxa"/>
+            </w:tcMar>
+            <w:vAlign w:val="center"/>
+          </w:tcPr>
+          <w:p>
+            <w:pPr>
+              <w:rPr>
+                <w:rFonts w:hint="default" w:ascii="Times New Roman" w:hAnsi="Times New Roman" w:eastAsia="宋体" w:cs="Times New Roman"/>
+                <w:sz w:val="21"/>
+                <w:szCs w:val="21"/>
+                <w:vertAlign w:val="baseline"/>
+                <w:lang w:val="en-US" w:eastAsia="zh-CN"/>
+              </w:rPr>
+            </w:pPr>
+            <w:r>
+              <w:rPr>
+                <w:rFonts w:hint="default" w:ascii="Times New Roman" w:hAnsi="Times New Roman" w:eastAsia="宋体" w:cs="Times New Roman"/>
+                <w:sz w:val="21"/>
+                <w:szCs w:val="21"/>
+                <w:vertAlign w:val="baseline"/>
+                <w:lang w:val="en-US" w:eastAsia="zh-CN"/>
+              </w:rPr>
+              <w:t>F-12</w:t>
+            </w:r>
+          </w:p>
+        </w:tc>
+        <w:tc>
+          <w:tcPr>
+            <w:tcW w:w="1040" w:type="pct"/>
+            <w:tcBorders>
+              <w:top w:val="single" w:color="auto" w:sz="4" w:space="0"/>
+              <w:left w:val="single" w:color="auto" w:sz="4" w:space="0"/>
+              <w:bottom w:val="single" w:color="auto" w:sz="4" w:space="0"/>
+              <w:right w:val="single" w:color="auto" w:sz="4" w:space="0"/>
+            </w:tcBorders>
+            <w:shd w:val="clear" w:color="auto" w:fill="auto"/>
+            <w:tcMar>
+              <w:top w:w="100" w:type="dxa"/>
+              <w:left w:w="160" w:type="dxa"/>
+              <w:bottom w:w="100" w:type="dxa"/>
+              <w:right w:w="160" w:type="dxa"/>
+            </w:tcMar>
+            <w:vAlign w:val="center"/>
+          </w:tcPr>
+          <w:p>
+            <w:pPr>
+              <w:rPr>
+                <w:rFonts w:hint="default" w:ascii="Times New Roman" w:hAnsi="Times New Roman" w:eastAsia="宋体" w:cs="Times New Roman"/>
+                <w:sz w:val="21"/>
+                <w:szCs w:val="21"/>
+                <w:vertAlign w:val="baseline"/>
+                <w:lang w:val="en-US" w:eastAsia="zh-CN"/>
+              </w:rPr>
+            </w:pPr>
+            <w:r>
+              <w:rPr>
+                <w:rFonts w:hint="default" w:ascii="Times New Roman" w:hAnsi="Times New Roman" w:eastAsia="宋体" w:cs="Times New Roman"/>
+                <w:sz w:val="21"/>
+                <w:szCs w:val="21"/>
+                <w:vertAlign w:val="baseline"/>
+                <w:lang w:val="en-US" w:eastAsia="zh-CN"/>
+              </w:rPr>
+              <w:t>环境异化</w:t>
+            </w:r>
+          </w:p>
+        </w:tc>
+        <w:tc>
+          <w:tcPr>
+            <w:tcW w:w="3512" w:type="pct"/>
+            <w:tcBorders>
+              <w:top w:val="single" w:color="auto" w:sz="4" w:space="0"/>
+              <w:left w:val="single" w:color="auto" w:sz="4" w:space="0"/>
+              <w:bottom w:val="single" w:color="auto" w:sz="4" w:space="0"/>
+              <w:right w:val="single" w:color="auto" w:sz="4" w:space="0"/>
+            </w:tcBorders>
+            <w:shd w:val="clear" w:color="auto" w:fill="auto"/>
+            <w:tcMar>
+              <w:top w:w="100" w:type="dxa"/>
+              <w:left w:w="160" w:type="dxa"/>
+              <w:bottom w:w="100" w:type="dxa"/>
+              <w:right w:w="0" w:type="dxa"/>
+            </w:tcMar>
+            <w:vAlign w:val="center"/>
+          </w:tcPr>
+          <w:p>
+            <w:pPr>
+              <w:rPr>
+                <w:rFonts w:hint="default" w:ascii="Times New Roman" w:hAnsi="Times New Roman" w:eastAsia="宋体" w:cs="Times New Roman"/>
+                <w:sz w:val="21"/>
+                <w:szCs w:val="21"/>
+                <w:vertAlign w:val="baseline"/>
+                <w:lang w:val="en-US" w:eastAsia="zh-CN"/>
+              </w:rPr>
+            </w:pPr>
+            <w:r>
+              <w:rPr>
+                <w:rFonts w:hint="default" w:ascii="Times New Roman" w:hAnsi="Times New Roman" w:eastAsia="宋体" w:cs="Times New Roman"/>
+                <w:sz w:val="21"/>
+                <w:szCs w:val="21"/>
+                <w:vertAlign w:val="baseline"/>
+                <w:lang w:val="en-US" w:eastAsia="zh-CN"/>
+              </w:rPr>
+              <w:t>每层环境变化，每五层触发异象</w:t>
+            </w:r>
+          </w:p>
+        </w:tc>
+      </w:tr>
+      <w:tr>
+        <w:tblPrEx>
+          <w:tblBorders>
+            <w:top w:val="none" w:color="auto" w:sz="0" w:space="0"/>
+            <w:left w:val="none" w:color="auto" w:sz="0" w:space="0"/>
+            <w:bottom w:val="none" w:color="auto" w:sz="0" w:space="0"/>
+            <w:right w:val="none" w:color="auto" w:sz="0" w:space="0"/>
+            <w:insideH w:val="none" w:color="auto" w:sz="0" w:space="0"/>
+            <w:insideV w:val="none" w:color="auto" w:sz="0" w:space="0"/>
+          </w:tblBorders>
           <w:tblCellMar>
             <w:top w:w="15" w:type="dxa"/>
             <w:left w:w="15" w:type="dxa"/>
@@ -31070,7 +32741,7 @@
           <w:szCs w:val="28"/>
         </w:rPr>
       </w:pPr>
-      <w:bookmarkStart w:id="48" w:name="_Toc23163"/>
+      <w:bookmarkStart w:id="50" w:name="_Toc25796"/>
       <w:r>
         <w:rPr>
           <w:rFonts w:hint="default" w:ascii="Times New Roman" w:hAnsi="Times New Roman" w:eastAsia="宋体" w:cs="Times New Roman"/>
@@ -31114,7 +32785,7 @@
         </w:rPr>
         <w:t>技术验证点</w:t>
       </w:r>
-      <w:bookmarkEnd w:id="48"/>
+      <w:bookmarkEnd w:id="50"/>
     </w:p>
     <w:tbl>
       <w:tblPr>
@@ -31153,7 +32824,6 @@
             <w:insideH w:val="none" w:color="auto" w:sz="0" w:space="0"/>
             <w:insideV w:val="none" w:color="auto" w:sz="0" w:space="0"/>
           </w:tblBorders>
-          <w:shd w:val="clear" w:color="auto" w:fill="FFFFFF"/>
           <w:tblCellMar>
             <w:top w:w="15" w:type="dxa"/>
             <w:left w:w="15" w:type="dxa"/>
@@ -31295,7 +32965,6 @@
             <w:insideH w:val="none" w:color="auto" w:sz="0" w:space="0"/>
             <w:insideV w:val="none" w:color="auto" w:sz="0" w:space="0"/>
           </w:tblBorders>
-          <w:shd w:val="clear" w:color="auto" w:fill="FFFFFF"/>
           <w:tblCellMar>
             <w:top w:w="15" w:type="dxa"/>
             <w:left w:w="15" w:type="dxa"/>
@@ -31434,7 +33103,6 @@
             <w:insideH w:val="none" w:color="auto" w:sz="0" w:space="0"/>
             <w:insideV w:val="none" w:color="auto" w:sz="0" w:space="0"/>
           </w:tblBorders>
-          <w:shd w:val="clear" w:color="auto" w:fill="FFFFFF"/>
           <w:tblCellMar>
             <w:top w:w="15" w:type="dxa"/>
             <w:left w:w="15" w:type="dxa"/>
@@ -31583,7 +33251,6 @@
             <w:insideH w:val="none" w:color="auto" w:sz="0" w:space="0"/>
             <w:insideV w:val="none" w:color="auto" w:sz="0" w:space="0"/>
           </w:tblBorders>
-          <w:shd w:val="clear" w:color="auto" w:fill="FFFFFF"/>
           <w:tblCellMar>
             <w:top w:w="15" w:type="dxa"/>
             <w:left w:w="15" w:type="dxa"/>
@@ -31722,7 +33389,6 @@
             <w:insideH w:val="none" w:color="auto" w:sz="0" w:space="0"/>
             <w:insideV w:val="none" w:color="auto" w:sz="0" w:space="0"/>
           </w:tblBorders>
-          <w:shd w:val="clear" w:color="auto" w:fill="FFFFFF"/>
           <w:tblCellMar>
             <w:top w:w="15" w:type="dxa"/>
             <w:left w:w="15" w:type="dxa"/>
@@ -31861,7 +33527,6 @@
             <w:insideH w:val="none" w:color="auto" w:sz="0" w:space="0"/>
             <w:insideV w:val="none" w:color="auto" w:sz="0" w:space="0"/>
           </w:tblBorders>
-          <w:shd w:val="clear" w:color="auto" w:fill="FFFFFF"/>
           <w:tblCellMar>
             <w:top w:w="15" w:type="dxa"/>
             <w:left w:w="15" w:type="dxa"/>
@@ -32210,7 +33875,7 @@
           <w:shd w:val="clear" w:fill="FFFFFF"/>
         </w:rPr>
       </w:pPr>
-      <w:bookmarkStart w:id="49" w:name="_Toc18047"/>
+      <w:bookmarkStart w:id="51" w:name="_Toc19723"/>
       <w:r>
         <w:rPr>
           <w:rFonts w:hint="default" w:ascii="Times New Roman" w:hAnsi="Times New Roman" w:eastAsia="宋体" w:cs="Times New Roman"/>
@@ -32225,7 +33890,7 @@
         </w:rPr>
         <w:t>8.附录</w:t>
       </w:r>
-      <w:bookmarkEnd w:id="49"/>
+      <w:bookmarkEnd w:id="51"/>
     </w:p>
     <w:p>
       <w:pPr>
@@ -32260,7 +33925,7 @@
           <w:szCs w:val="28"/>
         </w:rPr>
       </w:pPr>
-      <w:bookmarkStart w:id="50" w:name="_Toc3709"/>
+      <w:bookmarkStart w:id="52" w:name="_Toc28950"/>
       <w:r>
         <w:rPr>
           <w:rFonts w:hint="default" w:ascii="Times New Roman" w:hAnsi="Times New Roman" w:eastAsia="宋体" w:cs="Times New Roman"/>
@@ -32304,7 +33969,7 @@
         </w:rPr>
         <w:t>术语表</w:t>
       </w:r>
-      <w:bookmarkEnd w:id="50"/>
+      <w:bookmarkEnd w:id="52"/>
     </w:p>
     <w:tbl>
       <w:tblPr>
@@ -32444,7 +34109,6 @@
             <w:insideH w:val="none" w:color="auto" w:sz="0" w:space="0"/>
             <w:insideV w:val="none" w:color="auto" w:sz="0" w:space="0"/>
           </w:tblBorders>
-          <w:shd w:val="clear" w:color="auto" w:fill="FFFFFF"/>
           <w:tblCellMar>
             <w:top w:w="15" w:type="dxa"/>
             <w:left w:w="15" w:type="dxa"/>
@@ -32529,6 +34193,692 @@
                 <w:lang w:val="en-US" w:eastAsia="zh-CN"/>
               </w:rPr>
               <w:t>游戏中的基础构筑单元，一个独立的蓝图类，同时包含本位和变位逻辑</w:t>
+            </w:r>
+          </w:p>
+        </w:tc>
+      </w:tr>
+      <w:tr>
+        <w:tblPrEx>
+          <w:tblBorders>
+            <w:top w:val="none" w:color="auto" w:sz="0" w:space="0"/>
+            <w:left w:val="none" w:color="auto" w:sz="0" w:space="0"/>
+            <w:bottom w:val="none" w:color="auto" w:sz="0" w:space="0"/>
+            <w:right w:val="none" w:color="auto" w:sz="0" w:space="0"/>
+            <w:insideH w:val="none" w:color="auto" w:sz="0" w:space="0"/>
+            <w:insideV w:val="none" w:color="auto" w:sz="0" w:space="0"/>
+          </w:tblBorders>
+          <w:tblCellMar>
+            <w:top w:w="15" w:type="dxa"/>
+            <w:left w:w="15" w:type="dxa"/>
+            <w:bottom w:w="15" w:type="dxa"/>
+            <w:right w:w="15" w:type="dxa"/>
+          </w:tblCellMar>
+        </w:tblPrEx>
+        <w:tc>
+          <w:tcPr>
+            <w:tcW w:w="544" w:type="pct"/>
+            <w:tcBorders>
+              <w:top w:val="single" w:color="auto" w:sz="4" w:space="0"/>
+              <w:left w:val="single" w:color="auto" w:sz="4" w:space="0"/>
+              <w:bottom w:val="single" w:color="auto" w:sz="4" w:space="0"/>
+              <w:right w:val="single" w:color="auto" w:sz="4" w:space="0"/>
+            </w:tcBorders>
+            <w:shd w:val="clear" w:color="auto" w:fill="auto"/>
+            <w:tcMar>
+              <w:top w:w="100" w:type="dxa"/>
+              <w:left w:w="0" w:type="dxa"/>
+              <w:bottom w:w="100" w:type="dxa"/>
+              <w:right w:w="160" w:type="dxa"/>
+            </w:tcMar>
+            <w:vAlign w:val="center"/>
+          </w:tcPr>
+          <w:p>
+            <w:pPr>
+              <w:rPr>
+                <w:rFonts w:hint="default" w:ascii="Times New Roman" w:hAnsi="Times New Roman" w:eastAsia="宋体" w:cs="Times New Roman"/>
+                <w:sz w:val="21"/>
+                <w:szCs w:val="21"/>
+                <w:vertAlign w:val="baseline"/>
+                <w:lang w:val="en-US" w:eastAsia="zh-CN"/>
+              </w:rPr>
+            </w:pPr>
+            <w:r>
+              <w:rPr>
+                <w:rFonts w:hint="default" w:ascii="Times New Roman" w:hAnsi="Times New Roman" w:eastAsia="宋体" w:cs="Times New Roman"/>
+                <w:sz w:val="21"/>
+                <w:szCs w:val="21"/>
+                <w:vertAlign w:val="baseline"/>
+                <w:lang w:val="en-US" w:eastAsia="zh-CN"/>
+              </w:rPr>
+              <w:t>本位</w:t>
+            </w:r>
+          </w:p>
+        </w:tc>
+        <w:tc>
+          <w:tcPr>
+            <w:tcW w:w="4455" w:type="pct"/>
+            <w:tcBorders>
+              <w:top w:val="single" w:color="auto" w:sz="4" w:space="0"/>
+              <w:left w:val="single" w:color="auto" w:sz="4" w:space="0"/>
+              <w:bottom w:val="single" w:color="auto" w:sz="4" w:space="0"/>
+              <w:right w:val="single" w:color="auto" w:sz="4" w:space="0"/>
+            </w:tcBorders>
+            <w:shd w:val="clear" w:color="auto" w:fill="auto"/>
+            <w:tcMar>
+              <w:top w:w="100" w:type="dxa"/>
+              <w:left w:w="160" w:type="dxa"/>
+              <w:bottom w:w="100" w:type="dxa"/>
+              <w:right w:w="0" w:type="dxa"/>
+            </w:tcMar>
+            <w:vAlign w:val="center"/>
+          </w:tcPr>
+          <w:p>
+            <w:pPr>
+              <w:rPr>
+                <w:rFonts w:hint="default" w:ascii="Times New Roman" w:hAnsi="Times New Roman" w:eastAsia="宋体" w:cs="Times New Roman"/>
+                <w:sz w:val="21"/>
+                <w:szCs w:val="21"/>
+                <w:vertAlign w:val="baseline"/>
+                <w:lang w:val="en-US" w:eastAsia="zh-CN"/>
+              </w:rPr>
+            </w:pPr>
+            <w:r>
+              <w:rPr>
+                <w:rFonts w:hint="default" w:ascii="Times New Roman" w:hAnsi="Times New Roman" w:eastAsia="宋体" w:cs="Times New Roman"/>
+                <w:sz w:val="21"/>
+                <w:szCs w:val="21"/>
+                <w:vertAlign w:val="baseline"/>
+                <w:lang w:val="en-US" w:eastAsia="zh-CN"/>
+              </w:rPr>
+              <w:t>刻印在槽位一时的表现，定义技能“做什么”，在关键节点发出事件。每枚刻印为三个功能槽各设计一套本位逻辑</w:t>
+            </w:r>
+          </w:p>
+        </w:tc>
+      </w:tr>
+      <w:tr>
+        <w:tblPrEx>
+          <w:tblBorders>
+            <w:top w:val="none" w:color="auto" w:sz="0" w:space="0"/>
+            <w:left w:val="none" w:color="auto" w:sz="0" w:space="0"/>
+            <w:bottom w:val="none" w:color="auto" w:sz="0" w:space="0"/>
+            <w:right w:val="none" w:color="auto" w:sz="0" w:space="0"/>
+            <w:insideH w:val="none" w:color="auto" w:sz="0" w:space="0"/>
+            <w:insideV w:val="none" w:color="auto" w:sz="0" w:space="0"/>
+          </w:tblBorders>
+          <w:tblCellMar>
+            <w:top w:w="15" w:type="dxa"/>
+            <w:left w:w="15" w:type="dxa"/>
+            <w:bottom w:w="15" w:type="dxa"/>
+            <w:right w:w="15" w:type="dxa"/>
+          </w:tblCellMar>
+        </w:tblPrEx>
+        <w:tc>
+          <w:tcPr>
+            <w:tcW w:w="544" w:type="pct"/>
+            <w:tcBorders>
+              <w:top w:val="single" w:color="auto" w:sz="4" w:space="0"/>
+              <w:left w:val="single" w:color="auto" w:sz="4" w:space="0"/>
+              <w:bottom w:val="single" w:color="auto" w:sz="4" w:space="0"/>
+              <w:right w:val="single" w:color="auto" w:sz="4" w:space="0"/>
+            </w:tcBorders>
+            <w:shd w:val="clear" w:color="auto" w:fill="auto"/>
+            <w:tcMar>
+              <w:top w:w="100" w:type="dxa"/>
+              <w:left w:w="0" w:type="dxa"/>
+              <w:bottom w:w="100" w:type="dxa"/>
+              <w:right w:w="160" w:type="dxa"/>
+            </w:tcMar>
+            <w:vAlign w:val="center"/>
+          </w:tcPr>
+          <w:p>
+            <w:pPr>
+              <w:rPr>
+                <w:rFonts w:hint="default" w:ascii="Times New Roman" w:hAnsi="Times New Roman" w:eastAsia="宋体" w:cs="Times New Roman"/>
+                <w:sz w:val="21"/>
+                <w:szCs w:val="21"/>
+                <w:vertAlign w:val="baseline"/>
+                <w:lang w:val="en-US" w:eastAsia="zh-CN"/>
+              </w:rPr>
+            </w:pPr>
+            <w:r>
+              <w:rPr>
+                <w:rFonts w:hint="default" w:ascii="Times New Roman" w:hAnsi="Times New Roman" w:eastAsia="宋体" w:cs="Times New Roman"/>
+                <w:sz w:val="21"/>
+                <w:szCs w:val="21"/>
+                <w:vertAlign w:val="baseline"/>
+                <w:lang w:val="en-US" w:eastAsia="zh-CN"/>
+              </w:rPr>
+              <w:t>变位</w:t>
+            </w:r>
+          </w:p>
+        </w:tc>
+        <w:tc>
+          <w:tcPr>
+            <w:tcW w:w="4455" w:type="pct"/>
+            <w:tcBorders>
+              <w:top w:val="single" w:color="auto" w:sz="4" w:space="0"/>
+              <w:left w:val="single" w:color="auto" w:sz="4" w:space="0"/>
+              <w:bottom w:val="single" w:color="auto" w:sz="4" w:space="0"/>
+              <w:right w:val="single" w:color="auto" w:sz="4" w:space="0"/>
+            </w:tcBorders>
+            <w:shd w:val="clear" w:color="auto" w:fill="auto"/>
+            <w:tcMar>
+              <w:top w:w="100" w:type="dxa"/>
+              <w:left w:w="160" w:type="dxa"/>
+              <w:bottom w:w="100" w:type="dxa"/>
+              <w:right w:w="0" w:type="dxa"/>
+            </w:tcMar>
+            <w:vAlign w:val="center"/>
+          </w:tcPr>
+          <w:p>
+            <w:pPr>
+              <w:rPr>
+                <w:rFonts w:hint="default" w:ascii="Times New Roman" w:hAnsi="Times New Roman" w:eastAsia="宋体" w:cs="Times New Roman"/>
+                <w:sz w:val="21"/>
+                <w:szCs w:val="21"/>
+                <w:vertAlign w:val="baseline"/>
+                <w:lang w:val="en-US" w:eastAsia="zh-CN"/>
+              </w:rPr>
+            </w:pPr>
+            <w:r>
+              <w:rPr>
+                <w:rFonts w:hint="default" w:ascii="Times New Roman" w:hAnsi="Times New Roman" w:eastAsia="宋体" w:cs="Times New Roman"/>
+                <w:sz w:val="21"/>
+                <w:szCs w:val="21"/>
+                <w:vertAlign w:val="baseline"/>
+                <w:lang w:val="en-US" w:eastAsia="zh-CN"/>
+              </w:rPr>
+              <w:t>刻印在槽位二时的表现，监听本位事件，执行响应逻辑。每枚刻印只做一套变位，通用于三个功能槽</w:t>
+            </w:r>
+          </w:p>
+        </w:tc>
+      </w:tr>
+      <w:tr>
+        <w:tblPrEx>
+          <w:tblBorders>
+            <w:top w:val="none" w:color="auto" w:sz="0" w:space="0"/>
+            <w:left w:val="none" w:color="auto" w:sz="0" w:space="0"/>
+            <w:bottom w:val="none" w:color="auto" w:sz="0" w:space="0"/>
+            <w:right w:val="none" w:color="auto" w:sz="0" w:space="0"/>
+            <w:insideH w:val="none" w:color="auto" w:sz="0" w:space="0"/>
+            <w:insideV w:val="none" w:color="auto" w:sz="0" w:space="0"/>
+          </w:tblBorders>
+          <w:tblCellMar>
+            <w:top w:w="15" w:type="dxa"/>
+            <w:left w:w="15" w:type="dxa"/>
+            <w:bottom w:w="15" w:type="dxa"/>
+            <w:right w:w="15" w:type="dxa"/>
+          </w:tblCellMar>
+        </w:tblPrEx>
+        <w:tc>
+          <w:tcPr>
+            <w:tcW w:w="544" w:type="pct"/>
+            <w:tcBorders>
+              <w:top w:val="single" w:color="auto" w:sz="4" w:space="0"/>
+              <w:left w:val="single" w:color="auto" w:sz="4" w:space="0"/>
+              <w:bottom w:val="single" w:color="auto" w:sz="4" w:space="0"/>
+              <w:right w:val="single" w:color="auto" w:sz="4" w:space="0"/>
+            </w:tcBorders>
+            <w:shd w:val="clear" w:color="auto" w:fill="auto"/>
+            <w:tcMar>
+              <w:top w:w="100" w:type="dxa"/>
+              <w:left w:w="0" w:type="dxa"/>
+              <w:bottom w:w="100" w:type="dxa"/>
+              <w:right w:w="160" w:type="dxa"/>
+            </w:tcMar>
+            <w:vAlign w:val="center"/>
+          </w:tcPr>
+          <w:p>
